--- a/github/k/Survey1_ACM_CSUR_Supplementary_Material.docx
+++ b/github/k/Survey1_ACM_CSUR_Supplementary_Material.docx
@@ -14,7 +14,7 @@
           <w:b/>
           <w:sz w:val="26"/>
         </w:rPr>
-        <w:t>Online Supplementary Material for “Quantum Computing for Autonomous Robotics: A Systematic Survey of Methods, Evidence, and Deployment Constraints”</w:t>
+        <w:t>Online Supplementary Material for “Quantum Technologies for Autonomous Robotics: A Systematic Survey of Methods, Evidence, and Deployment Constraints”</w:t>
       </w:r>
     </w:p>
     <w:p>
@@ -9894,7 +9894,7 @@
           <w:i w:val="0"/>
           <w:sz w:val="17"/>
         </w:rPr>
-        <w:t>Quality-assessment rubric for robotics application studies (0 = not met, 1 = partly met, 2 = fully met; maximum 14).</w:t>
+        <w:t>Quality-assessment rubric for robotics application studies . Each criterion was judged as not met, partly met, or met; the judgments were not summed into a score, and the criteria a study does not meet are reported in the Limitation column of Table S1.</w:t>
       </w:r>
     </w:p>
     <w:tbl>

--- a/github/k/Survey1_ACM_CSUR_Supplementary_Material.docx
+++ b/github/k/Survey1_ACM_CSUR_Supplementary_Material.docx
@@ -9739,7 +9739,7 @@
                 <w:i w:val="0"/>
                 <w:sz w:val="15"/>
               </w:rPr>
-              <w:t xml:space="preserve">Acknowledgments </w:t>
+              <w:t>[FILL: funding statement, or “none”]</w:t>
             </w:r>
             <w:r>
               <w:rPr>
@@ -9748,7 +9748,6 @@
                 <w:sz w:val="15"/>
                 <w:highlight w:val="yellow"/>
               </w:rPr>
-              <w:t>[FILL: funding]</w:t>
             </w:r>
           </w:p>
         </w:tc>

--- a/github/k/Survey1_ACM_CSUR_Supplementary_Material.docx
+++ b/github/k/Survey1_ACM_CSUR_Supplementary_Material.docx
@@ -260,7 +260,33 @@
         <w:t xml:space="preserve"> </w:t>
       </w:r>
       <w:r>
-        <w:t xml:space="preserve">denotes a simulated robot environment.</w:t>
+        <w:t xml:space="preserve">denotes a simulated robot environment;</w:t>
+      </w:r>
+      <w:r>
+        <w:t xml:space="preserve"> </w:t>
+      </w:r>
+      <m:oMath>
+        <m:sSup>
+          <m:e>
+            <m:r>
+              <m:t>​</m:t>
+            </m:r>
+          </m:e>
+          <m:sup>
+            <m:r>
+              <m:rPr>
+                <m:sty m:val="p"/>
+              </m:rPr>
+              <m:t>†</m:t>
+            </m:r>
+          </m:sup>
+        </m:sSup>
+      </m:oMath>
+      <w:r>
+        <w:t xml:space="preserve"> </w:t>
+      </w:r>
+      <w:r>
+        <w:t xml:space="preserve">marks studies available only as preprints when they were graded.</w:t>
       </w:r>
     </w:p>
     <w:tbl>
@@ -269,7 +295,7 @@
         <w:tblW w:type="pct" w:w="5000"/>
         <w:tblLook w:firstRow="1" w:lastRow="0" w:firstColumn="0" w:lastColumn="0" w:noHBand="0" w:noVBand="0" w:val="0020"/>
         <w:jc w:val="start"/>
-        <w:tblCaption w:val="Table S1. Evidence table for the 72 primary studies. The evidence level (Table 2 of the main article) is given in parentheses after each study; “sim.” denotes a simulated robot environment."/>
+        <w:tblCaption w:val="Table S1. Evidence table for the 72 primary studies. The evidence level (Table 2 of the main article) is given in parentheses after each study; “sim.” denotes a simulated robot environment; ^\dagger marks studies available only as preprints when they were graded."/>
       </w:tblPr>
       <w:tblGrid>
         <w:gridCol w:w="950"/>
@@ -909,6 +935,23 @@
             <w:r>
               <w:fldChar w:fldCharType="end"/>
             </w:r>
+            <m:oMath>
+              <m:sSup>
+                <m:e>
+                  <m:r>
+                    <m:t>​</m:t>
+                  </m:r>
+                </m:e>
+                <m:sup>
+                  <m:r>
+                    <m:rPr>
+                      <m:sty m:val="p"/>
+                    </m:rPr>
+                    <m:t>†</m:t>
+                  </m:r>
+                </m:sup>
+              </m:sSup>
+            </m:oMath>
             <w:r>
               <w:t xml:space="preserve"> </w:t>
             </w:r>
@@ -2991,6 +3034,23 @@
             <w:r>
               <w:fldChar w:fldCharType="end"/>
             </w:r>
+            <m:oMath>
+              <m:sSup>
+                <m:e>
+                  <m:r>
+                    <m:t>​</m:t>
+                  </m:r>
+                </m:e>
+                <m:sup>
+                  <m:r>
+                    <m:rPr>
+                      <m:sty m:val="p"/>
+                    </m:rPr>
+                    <m:t>†</m:t>
+                  </m:r>
+                </m:sup>
+              </m:sSup>
+            </m:oMath>
             <w:r>
               <w:t xml:space="preserve"> </w:t>
             </w:r>
@@ -3603,6 +3663,23 @@
             <w:r>
               <w:fldChar w:fldCharType="end"/>
             </w:r>
+            <m:oMath>
+              <m:sSup>
+                <m:e>
+                  <m:r>
+                    <m:t>​</m:t>
+                  </m:r>
+                </m:e>
+                <m:sup>
+                  <m:r>
+                    <m:rPr>
+                      <m:sty m:val="p"/>
+                    </m:rPr>
+                    <m:t>†</m:t>
+                  </m:r>
+                </m:sup>
+              </m:sSup>
+            </m:oMath>
             <w:r>
               <w:t xml:space="preserve"> </w:t>
             </w:r>
@@ -3733,6 +3810,23 @@
             <w:r>
               <w:fldChar w:fldCharType="end"/>
             </w:r>
+            <m:oMath>
+              <m:sSup>
+                <m:e>
+                  <m:r>
+                    <m:t>​</m:t>
+                  </m:r>
+                </m:e>
+                <m:sup>
+                  <m:r>
+                    <m:rPr>
+                      <m:sty m:val="p"/>
+                    </m:rPr>
+                    <m:t>†</m:t>
+                  </m:r>
+                </m:sup>
+              </m:sSup>
+            </m:oMath>
             <w:r>
               <w:t xml:space="preserve"> </w:t>
             </w:r>
@@ -3835,6 +3929,23 @@
             <w:r>
               <w:fldChar w:fldCharType="end"/>
             </w:r>
+            <m:oMath>
+              <m:sSup>
+                <m:e>
+                  <m:r>
+                    <m:t>​</m:t>
+                  </m:r>
+                </m:e>
+                <m:sup>
+                  <m:r>
+                    <m:rPr>
+                      <m:sty m:val="p"/>
+                    </m:rPr>
+                    <m:t>†</m:t>
+                  </m:r>
+                </m:sup>
+              </m:sSup>
+            </m:oMath>
             <w:r>
               <w:t xml:space="preserve"> </w:t>
             </w:r>
@@ -4276,6 +4387,23 @@
             <w:r>
               <w:fldChar w:fldCharType="end"/>
             </w:r>
+            <m:oMath>
+              <m:sSup>
+                <m:e>
+                  <m:r>
+                    <m:t>​</m:t>
+                  </m:r>
+                </m:e>
+                <m:sup>
+                  <m:r>
+                    <m:rPr>
+                      <m:sty m:val="p"/>
+                    </m:rPr>
+                    <m:t>†</m:t>
+                  </m:r>
+                </m:sup>
+              </m:sSup>
+            </m:oMath>
             <w:r>
               <w:t xml:space="preserve"> </w:t>
             </w:r>
@@ -4378,6 +4506,23 @@
             <w:r>
               <w:fldChar w:fldCharType="end"/>
             </w:r>
+            <m:oMath>
+              <m:sSup>
+                <m:e>
+                  <m:r>
+                    <m:t>​</m:t>
+                  </m:r>
+                </m:e>
+                <m:sup>
+                  <m:r>
+                    <m:rPr>
+                      <m:sty m:val="p"/>
+                    </m:rPr>
+                    <m:t>†</m:t>
+                  </m:r>
+                </m:sup>
+              </m:sSup>
+            </m:oMath>
             <w:r>
               <w:t xml:space="preserve"> </w:t>
             </w:r>
@@ -5152,6 +5297,23 @@
             <w:r>
               <w:fldChar w:fldCharType="end"/>
             </w:r>
+            <m:oMath>
+              <m:sSup>
+                <m:e>
+                  <m:r>
+                    <m:t>​</m:t>
+                  </m:r>
+                </m:e>
+                <m:sup>
+                  <m:r>
+                    <m:rPr>
+                      <m:sty m:val="p"/>
+                    </m:rPr>
+                    <m:t>†</m:t>
+                  </m:r>
+                </m:sup>
+              </m:sSup>
+            </m:oMath>
             <w:r>
               <w:t xml:space="preserve"> </w:t>
             </w:r>
@@ -5356,6 +5518,23 @@
             <w:r>
               <w:fldChar w:fldCharType="end"/>
             </w:r>
+            <m:oMath>
+              <m:sSup>
+                <m:e>
+                  <m:r>
+                    <m:t>​</m:t>
+                  </m:r>
+                </m:e>
+                <m:sup>
+                  <m:r>
+                    <m:rPr>
+                      <m:sty m:val="p"/>
+                    </m:rPr>
+                    <m:t>†</m:t>
+                  </m:r>
+                </m:sup>
+              </m:sSup>
+            </m:oMath>
             <w:r>
               <w:t xml:space="preserve"> </w:t>
             </w:r>
@@ -5458,6 +5637,23 @@
             <w:r>
               <w:fldChar w:fldCharType="end"/>
             </w:r>
+            <m:oMath>
+              <m:sSup>
+                <m:e>
+                  <m:r>
+                    <m:t>​</m:t>
+                  </m:r>
+                </m:e>
+                <m:sup>
+                  <m:r>
+                    <m:rPr>
+                      <m:sty m:val="p"/>
+                    </m:rPr>
+                    <m:t>†</m:t>
+                  </m:r>
+                </m:sup>
+              </m:sSup>
+            </m:oMath>
             <w:r>
               <w:t xml:space="preserve"> </w:t>
             </w:r>
@@ -5560,6 +5756,23 @@
             <w:r>
               <w:fldChar w:fldCharType="end"/>
             </w:r>
+            <m:oMath>
+              <m:sSup>
+                <m:e>
+                  <m:r>
+                    <m:t>​</m:t>
+                  </m:r>
+                </m:e>
+                <m:sup>
+                  <m:r>
+                    <m:rPr>
+                      <m:sty m:val="p"/>
+                    </m:rPr>
+                    <m:t>†</m:t>
+                  </m:r>
+                </m:sup>
+              </m:sSup>
+            </m:oMath>
             <w:r>
               <w:t xml:space="preserve"> </w:t>
             </w:r>
@@ -6149,6 +6362,23 @@
             <w:r>
               <w:fldChar w:fldCharType="end"/>
             </w:r>
+            <m:oMath>
+              <m:sSup>
+                <m:e>
+                  <m:r>
+                    <m:t>​</m:t>
+                  </m:r>
+                </m:e>
+                <m:sup>
+                  <m:r>
+                    <m:rPr>
+                      <m:sty m:val="p"/>
+                    </m:rPr>
+                    <m:t>†</m:t>
+                  </m:r>
+                </m:sup>
+              </m:sSup>
+            </m:oMath>
             <w:r>
               <w:t xml:space="preserve"> </w:t>
             </w:r>
@@ -6353,6 +6583,23 @@
             <w:r>
               <w:fldChar w:fldCharType="end"/>
             </w:r>
+            <m:oMath>
+              <m:sSup>
+                <m:e>
+                  <m:r>
+                    <m:t>​</m:t>
+                  </m:r>
+                </m:e>
+                <m:sup>
+                  <m:r>
+                    <m:rPr>
+                      <m:sty m:val="p"/>
+                    </m:rPr>
+                    <m:t>†</m:t>
+                  </m:r>
+                </m:sup>
+              </m:sSup>
+            </m:oMath>
             <w:r>
               <w:t xml:space="preserve"> </w:t>
             </w:r>
@@ -6511,6 +6758,23 @@
             <w:r>
               <w:fldChar w:fldCharType="end"/>
             </w:r>
+            <m:oMath>
+              <m:sSup>
+                <m:e>
+                  <m:r>
+                    <m:t>​</m:t>
+                  </m:r>
+                </m:e>
+                <m:sup>
+                  <m:r>
+                    <m:rPr>
+                      <m:sty m:val="p"/>
+                    </m:rPr>
+                    <m:t>†</m:t>
+                  </m:r>
+                </m:sup>
+              </m:sSup>
+            </m:oMath>
             <w:r>
               <w:t xml:space="preserve"> </w:t>
             </w:r>
@@ -6828,6 +7092,23 @@
             <w:r>
               <w:fldChar w:fldCharType="end"/>
             </w:r>
+            <m:oMath>
+              <m:sSup>
+                <m:e>
+                  <m:r>
+                    <m:t>​</m:t>
+                  </m:r>
+                </m:e>
+                <m:sup>
+                  <m:r>
+                    <m:rPr>
+                      <m:sty m:val="p"/>
+                    </m:rPr>
+                    <m:t>†</m:t>
+                  </m:r>
+                </m:sup>
+              </m:sSup>
+            </m:oMath>
             <w:r>
               <w:t xml:space="preserve"> </w:t>
             </w:r>
@@ -7556,6 +7837,23 @@
             <w:r>
               <w:fldChar w:fldCharType="end"/>
             </w:r>
+            <m:oMath>
+              <m:sSup>
+                <m:e>
+                  <m:r>
+                    <m:t>​</m:t>
+                  </m:r>
+                </m:e>
+                <m:sup>
+                  <m:r>
+                    <m:rPr>
+                      <m:sty m:val="p"/>
+                    </m:rPr>
+                    <m:t>†</m:t>
+                  </m:r>
+                </m:sup>
+              </m:sSup>
+            </m:oMath>
             <w:r>
               <w:t xml:space="preserve"> </w:t>
             </w:r>
@@ -8495,7 +8793,7 @@
               <w:jc w:val="left"/>
             </w:pPr>
             <w:r>
-              <w:t xml:space="preserve">Primary studies: 72 (65 empirical or theoretical studies and 7 reviews). Foundational works cited for context: 94. Related quantum computer-vision studies discussed but not graded (Section 10.4 of the main article): 6. Total references: 172.</w:t>
+              <w:t xml:space="preserve">Primary studies: 72 (65 empirical or theoretical studies and 7 reviews). Foundational works cited for context: 104. Related quantum computer-vision studies discussed but not graded (Section 10.4 of the main article): 6. Total references: 182.</w:t>
             </w:r>
           </w:p>
         </w:tc>

--- a/github/k/Survey1_ACM_CSUR_Supplementary_Material.docx
+++ b/github/k/Survey1_ACM_CSUR_Supplementary_Material.docx
@@ -223,7 +223,7 @@
         <w:pStyle w:val="FirstParagraph"/>
       </w:pPr>
       <w:r>
-        <w:t xml:space="preserve">This supplement contains the evidence table for the 72 primary studies (Table S1), the PRISMA 2020 flow of records (Table S2) and checklist (Table S3), the quality-assessment rubric (Table S4), and the databases and search strings (Table S5). A machine-readable version of the evidence table, which also records where the quantum component of each study was executed, accompanies this supplement. Citations refer to the reference list of the main article.</w:t>
+        <w:t xml:space="preserve">This supplement contains the evidence table for the 72 primary studies (Table S1), the PRISMA 2020 flow of records (Table S2) and checklist (Table S3), the quality-assessment rubric (Table S4) and the per-study appraisal (Table S5), and the databases and search strings (Table S6). A machine-readable version of the evidence table, which also records where the quantum component of each study was executed, accompanies this supplement. Citations refer to the reference list of the main article.</w:t>
       </w:r>
     </w:p>
     <w:bookmarkStart w:id="20" w:name="tab:evidence"/>
@@ -8793,7 +8793,7 @@
               <w:jc w:val="left"/>
             </w:pPr>
             <w:r>
-              <w:t xml:space="preserve">Primary studies: 72 (65 empirical or theoretical studies and 7 reviews). Foundational works cited for context: 104. Related quantum computer-vision studies discussed but not graded (Section 10.4 of the main article): 6. Total references: 182.</w:t>
+              <w:t xml:space="preserve">Primary studies: 72 (65 empirical or theoretical studies and 7 reviews). Foundational works cited for context: 106. Related quantum computer-vision studies discussed but not graded (Section 10.4 of the main article): 6. Total references: 182.</w:t>
             </w:r>
           </w:p>
         </w:tc>
@@ -10447,7 +10447,7 @@
       </w:tr>
     </w:tbl>
     <w:bookmarkEnd w:id="26"/>
-    <w:bookmarkStart w:id="27" w:name="tab:search"/>
+    <w:bookmarkStart w:id="27" w:name="tab:appraisal"/>
     <w:p>
       <w:pPr>
         <w:pStyle w:val="TableCaption"/>
@@ -10458,6 +10458,6326 @@
           <w:b/>
         </w:rPr>
         <w:t xml:space="preserve">Table S5.</w:t>
+      </w:r>
+      <w:r>
+        <w:t xml:space="preserve"> </w:t>
+      </w:r>
+      <w:r>
+        <w:t xml:space="preserve">Quality appraisal of the 59 graded application studies (the six purely theoretical L1 studies and the seven reviews are not appraised) against the criteria of Table S4. M = met, P = partly met, N = not met. [Q4 and Q6 to be completed from the full texts].</w:t>
+      </w:r>
+    </w:p>
+    <w:tbl>
+      <w:tblPr>
+        <w:tblStyle w:val="Table"/>
+        <w:tblW w:type="pct" w:w="1500"/>
+        <w:tblLook w:firstRow="1" w:lastRow="0" w:firstColumn="0" w:lastColumn="0" w:noHBand="0" w:noVBand="0" w:val="0020"/>
+        <w:jc w:val="start"/>
+        <w:tblCaption w:val="Table S5. Quality appraisal of the 59 graded application studies (the six purely theoretical L1 studies and the seven reviews are not appraised) against the criteria of Table S4. M = met, P = partly met, N = not met. [Q4 and Q6 to be completed from the full texts]."/>
+      </w:tblPr>
+      <w:tblGrid>
+        <w:gridCol w:w="2376"/>
+        <w:gridCol w:w="0"/>
+        <w:gridCol w:w="0"/>
+        <w:gridCol w:w="0"/>
+        <w:gridCol w:w="0"/>
+        <w:gridCol w:w="0"/>
+        <w:gridCol w:w="0"/>
+        <w:gridCol w:w="0"/>
+      </w:tblGrid>
+      <w:tr>
+        <w:trPr>
+          <w:tblHeader w:val="true"/>
+        </w:trPr>
+        <w:tc>
+          <w:tcPr/>
+          <w:p>
+            <w:pPr>
+              <w:pStyle w:val="Compact"/>
+              <w:jc w:val="left"/>
+            </w:pPr>
+            <w:r>
+              <w:rPr>
+                <w:bCs/>
+                <w:b/>
+              </w:rPr>
+              <w:t xml:space="preserve">Study</w:t>
+            </w:r>
+          </w:p>
+        </w:tc>
+        <w:tc>
+          <w:tcPr/>
+          <w:p>
+            <w:pPr>
+              <w:pStyle w:val="Compact"/>
+              <w:jc w:val="left"/>
+            </w:pPr>
+            <w:r>
+              <w:rPr>
+                <w:bCs/>
+                <w:b/>
+              </w:rPr>
+              <w:t xml:space="preserve">Q1</w:t>
+            </w:r>
+          </w:p>
+        </w:tc>
+        <w:tc>
+          <w:tcPr/>
+          <w:p>
+            <w:pPr>
+              <w:pStyle w:val="Compact"/>
+              <w:jc w:val="left"/>
+            </w:pPr>
+            <w:r>
+              <w:rPr>
+                <w:bCs/>
+                <w:b/>
+              </w:rPr>
+              <w:t xml:space="preserve">Q2</w:t>
+            </w:r>
+          </w:p>
+        </w:tc>
+        <w:tc>
+          <w:tcPr/>
+          <w:p>
+            <w:pPr>
+              <w:pStyle w:val="Compact"/>
+              <w:jc w:val="left"/>
+            </w:pPr>
+            <w:r>
+              <w:rPr>
+                <w:bCs/>
+                <w:b/>
+              </w:rPr>
+              <w:t xml:space="preserve">Q3</w:t>
+            </w:r>
+          </w:p>
+        </w:tc>
+        <w:tc>
+          <w:tcPr/>
+          <w:p>
+            <w:pPr>
+              <w:pStyle w:val="Compact"/>
+              <w:jc w:val="left"/>
+            </w:pPr>
+            <w:r>
+              <w:rPr>
+                <w:bCs/>
+                <w:b/>
+              </w:rPr>
+              <w:t xml:space="preserve">Q4</w:t>
+            </w:r>
+          </w:p>
+        </w:tc>
+        <w:tc>
+          <w:tcPr/>
+          <w:p>
+            <w:pPr>
+              <w:pStyle w:val="Compact"/>
+              <w:jc w:val="left"/>
+            </w:pPr>
+            <w:r>
+              <w:rPr>
+                <w:bCs/>
+                <w:b/>
+              </w:rPr>
+              <w:t xml:space="preserve">Q5</w:t>
+            </w:r>
+          </w:p>
+        </w:tc>
+        <w:tc>
+          <w:tcPr/>
+          <w:p>
+            <w:pPr>
+              <w:pStyle w:val="Compact"/>
+              <w:jc w:val="left"/>
+            </w:pPr>
+            <w:r>
+              <w:rPr>
+                <w:bCs/>
+                <w:b/>
+              </w:rPr>
+              <w:t xml:space="preserve">Q6</w:t>
+            </w:r>
+          </w:p>
+        </w:tc>
+        <w:tc>
+          <w:tcPr/>
+          <w:p>
+            <w:pPr>
+              <w:pStyle w:val="Compact"/>
+              <w:jc w:val="left"/>
+            </w:pPr>
+            <w:r>
+              <w:rPr>
+                <w:bCs/>
+                <w:b/>
+              </w:rPr>
+              <w:t xml:space="preserve">Q7</w:t>
+            </w:r>
+          </w:p>
+        </w:tc>
+      </w:tr>
+      <w:tr>
+        <w:tc>
+          <w:tcPr/>
+          <w:p>
+            <w:pPr>
+              <w:pStyle w:val="Compact"/>
+              <w:jc w:val="left"/>
+            </w:pPr>
+            <w:r>
+              <w:rPr>
+                <w:bCs/>
+                <w:b/>
+              </w:rPr>
+              <w:t xml:space="preserve">Study</w:t>
+            </w:r>
+          </w:p>
+        </w:tc>
+        <w:tc>
+          <w:tcPr/>
+          <w:p>
+            <w:pPr>
+              <w:pStyle w:val="Compact"/>
+              <w:jc w:val="left"/>
+            </w:pPr>
+            <w:r>
+              <w:rPr>
+                <w:bCs/>
+                <w:b/>
+              </w:rPr>
+              <w:t xml:space="preserve">Q1</w:t>
+            </w:r>
+          </w:p>
+        </w:tc>
+        <w:tc>
+          <w:tcPr/>
+          <w:p>
+            <w:pPr>
+              <w:pStyle w:val="Compact"/>
+              <w:jc w:val="left"/>
+            </w:pPr>
+            <w:r>
+              <w:rPr>
+                <w:bCs/>
+                <w:b/>
+              </w:rPr>
+              <w:t xml:space="preserve">Q2</w:t>
+            </w:r>
+          </w:p>
+        </w:tc>
+        <w:tc>
+          <w:tcPr/>
+          <w:p>
+            <w:pPr>
+              <w:pStyle w:val="Compact"/>
+              <w:jc w:val="left"/>
+            </w:pPr>
+            <w:r>
+              <w:rPr>
+                <w:bCs/>
+                <w:b/>
+              </w:rPr>
+              <w:t xml:space="preserve">Q3</w:t>
+            </w:r>
+          </w:p>
+        </w:tc>
+        <w:tc>
+          <w:tcPr/>
+          <w:p>
+            <w:pPr>
+              <w:pStyle w:val="Compact"/>
+              <w:jc w:val="left"/>
+            </w:pPr>
+            <w:r>
+              <w:rPr>
+                <w:bCs/>
+                <w:b/>
+              </w:rPr>
+              <w:t xml:space="preserve">Q4</w:t>
+            </w:r>
+          </w:p>
+        </w:tc>
+        <w:tc>
+          <w:tcPr/>
+          <w:p>
+            <w:pPr>
+              <w:pStyle w:val="Compact"/>
+              <w:jc w:val="left"/>
+            </w:pPr>
+            <w:r>
+              <w:rPr>
+                <w:bCs/>
+                <w:b/>
+              </w:rPr>
+              <w:t xml:space="preserve">Q5</w:t>
+            </w:r>
+          </w:p>
+        </w:tc>
+        <w:tc>
+          <w:tcPr/>
+          <w:p>
+            <w:pPr>
+              <w:pStyle w:val="Compact"/>
+              <w:jc w:val="left"/>
+            </w:pPr>
+            <w:r>
+              <w:rPr>
+                <w:bCs/>
+                <w:b/>
+              </w:rPr>
+              <w:t xml:space="preserve">Q6</w:t>
+            </w:r>
+          </w:p>
+        </w:tc>
+        <w:tc>
+          <w:tcPr/>
+          <w:p>
+            <w:pPr>
+              <w:pStyle w:val="Compact"/>
+              <w:jc w:val="left"/>
+            </w:pPr>
+            <w:r>
+              <w:rPr>
+                <w:bCs/>
+                <w:b/>
+              </w:rPr>
+              <w:t xml:space="preserve">Q7</w:t>
+            </w:r>
+          </w:p>
+        </w:tc>
+      </w:tr>
+      <w:tr>
+        <w:tc>
+          <w:tcPr/>
+          <w:p>
+            <w:pPr>
+              <w:pStyle w:val="Compact"/>
+              <w:jc w:val="left"/>
+            </w:pPr>
+            <w:r>
+              <w:fldChar w:fldCharType="begin"/>
+            </w:r>
+            <w:r>
+              <w:instrText xml:space="preserve">ADDIN CSL_CITATION {"citationID":"MENDELEY_CITATION_73","citationItems":[{"id":"ITEM-73","isTemporary":false,"itemData":{"DOI":"10.1017/S0263574705002596","author":[{"family":"Dong","given":"Daoyi"},{"family":"Chen","given":"Chunlin"},{"family":"Zhang","given":"Chenbin"},{"family":"Chen","given":"Zonghai"}],"container-title":"Robotica","id":"Dong2006","issue":"4","issued":{"date-parts":[[2006]]},"page":"513-521","title":"Quantum robot: Structure, algorithms and applications","title-short":"Quantum robot","type":"article-journal","volume":"24"},"suppress-author":false}],"isEdited":false,"manualOverride":{"citeprocText":"Dong et al. (2006)","isManuallyOverridden":false,"manualOverrideText":""},"mendeley":{"formattedCitation":"Dong et al. (2006)","plainTextFormattedCitation":"Dong et al. (2006)","previouslyFormattedCitation":"Dong et al. (2006)"},"properties":{"noteIndex":0},"schema":"https://github.com/citation-style-language/schema/raw/master/csl-citation.json"}</w:instrText>
+            </w:r>
+            <w:r>
+              <w:fldChar w:fldCharType="separate"/>
+            </w:r>
+            <w:r>
+              <w:t xml:space="preserve">Dong et al. (2006)</w:t>
+            </w:r>
+            <w:r>
+              <w:fldChar w:fldCharType="end"/>
+            </w:r>
+          </w:p>
+        </w:tc>
+        <w:tc>
+          <w:tcPr/>
+          <w:p>
+            <w:pPr>
+              <w:pStyle w:val="Compact"/>
+              <w:jc w:val="left"/>
+            </w:pPr>
+            <w:r>
+              <w:t xml:space="preserve">P</w:t>
+            </w:r>
+          </w:p>
+        </w:tc>
+        <w:tc>
+          <w:tcPr/>
+          <w:p>
+            <w:pPr>
+              <w:pStyle w:val="Compact"/>
+              <w:jc w:val="left"/>
+            </w:pPr>
+            <w:r>
+              <w:t xml:space="preserve">N</w:t>
+            </w:r>
+          </w:p>
+        </w:tc>
+        <w:tc>
+          <w:tcPr/>
+          <w:p>
+            <w:pPr>
+              <w:pStyle w:val="Compact"/>
+              <w:jc w:val="left"/>
+            </w:pPr>
+            <w:r>
+              <w:t xml:space="preserve">P</w:t>
+            </w:r>
+          </w:p>
+        </w:tc>
+        <w:tc>
+          <w:tcPr/>
+          <w:p>
+            <w:pPr>
+              <w:pStyle w:val="Compact"/>
+            </w:pPr>
+          </w:p>
+        </w:tc>
+        <w:tc>
+          <w:tcPr/>
+          <w:p>
+            <w:pPr>
+              <w:pStyle w:val="Compact"/>
+              <w:jc w:val="left"/>
+            </w:pPr>
+            <w:r>
+              <w:t xml:space="preserve">P</w:t>
+            </w:r>
+          </w:p>
+        </w:tc>
+        <w:tc>
+          <w:tcPr/>
+          <w:p>
+            <w:pPr>
+              <w:pStyle w:val="Compact"/>
+            </w:pPr>
+          </w:p>
+        </w:tc>
+        <w:tc>
+          <w:tcPr/>
+          <w:p>
+            <w:pPr>
+              <w:pStyle w:val="Compact"/>
+              <w:jc w:val="left"/>
+            </w:pPr>
+            <w:r>
+              <w:t xml:space="preserve">P</w:t>
+            </w:r>
+          </w:p>
+        </w:tc>
+      </w:tr>
+      <w:tr>
+        <w:tc>
+          <w:tcPr/>
+          <w:p>
+            <w:pPr>
+              <w:pStyle w:val="Compact"/>
+              <w:jc w:val="left"/>
+            </w:pPr>
+            <w:r>
+              <w:fldChar w:fldCharType="begin"/>
+            </w:r>
+            <w:r>
+              <w:instrText xml:space="preserve">ADDIN CSL_CITATION {"citationID":"MENDELEY_CITATION_74","citationItems":[{"id":"ITEM-74","isTemporary":false,"itemData":{"DOI":"10.3389/fcomp.2019.00009","author":[{"family":"Ohzeki","given":"Masayuki"},{"family":"Miki","given":"Akira"},{"family":"Miyama","given":"Masamichi J."},{"family":"Terabe","given":"Masayoshi"}],"container-title":"Frontiers in Computer Science","id":"Ohzeki2019","issued":{"date-parts":[[2019]]},"page":"9","publisher":"Frontiers Media","title":"Control of automated guided vehicles without collision by quantum annealer and digital devices","type":"article-journal","volume":"1"},"suppress-author":false}],"isEdited":false,"manualOverride":{"citeprocText":"Ohzeki et al. (2019)","isManuallyOverridden":false,"manualOverrideText":""},"mendeley":{"formattedCitation":"Ohzeki et al. (2019)","plainTextFormattedCitation":"Ohzeki et al. (2019)","previouslyFormattedCitation":"Ohzeki et al. (2019)"},"properties":{"noteIndex":0},"schema":"https://github.com/citation-style-language/schema/raw/master/csl-citation.json"}</w:instrText>
+            </w:r>
+            <w:r>
+              <w:fldChar w:fldCharType="separate"/>
+            </w:r>
+            <w:r>
+              <w:t xml:space="preserve">Ohzeki et al. (2019)</w:t>
+            </w:r>
+            <w:r>
+              <w:fldChar w:fldCharType="end"/>
+            </w:r>
+          </w:p>
+        </w:tc>
+        <w:tc>
+          <w:tcPr/>
+          <w:p>
+            <w:pPr>
+              <w:pStyle w:val="Compact"/>
+              <w:jc w:val="left"/>
+            </w:pPr>
+            <w:r>
+              <w:t xml:space="preserve">M</w:t>
+            </w:r>
+          </w:p>
+        </w:tc>
+        <w:tc>
+          <w:tcPr/>
+          <w:p>
+            <w:pPr>
+              <w:pStyle w:val="Compact"/>
+              <w:jc w:val="left"/>
+            </w:pPr>
+            <w:r>
+              <w:t xml:space="preserve">M</w:t>
+            </w:r>
+          </w:p>
+        </w:tc>
+        <w:tc>
+          <w:tcPr/>
+          <w:p>
+            <w:pPr>
+              <w:pStyle w:val="Compact"/>
+              <w:jc w:val="left"/>
+            </w:pPr>
+            <w:r>
+              <w:t xml:space="preserve">P</w:t>
+            </w:r>
+          </w:p>
+        </w:tc>
+        <w:tc>
+          <w:tcPr/>
+          <w:p>
+            <w:pPr>
+              <w:pStyle w:val="Compact"/>
+            </w:pPr>
+          </w:p>
+        </w:tc>
+        <w:tc>
+          <w:tcPr/>
+          <w:p>
+            <w:pPr>
+              <w:pStyle w:val="Compact"/>
+              <w:jc w:val="left"/>
+            </w:pPr>
+            <w:r>
+              <w:t xml:space="preserve">M</w:t>
+            </w:r>
+          </w:p>
+        </w:tc>
+        <w:tc>
+          <w:tcPr/>
+          <w:p>
+            <w:pPr>
+              <w:pStyle w:val="Compact"/>
+            </w:pPr>
+          </w:p>
+        </w:tc>
+        <w:tc>
+          <w:tcPr/>
+          <w:p>
+            <w:pPr>
+              <w:pStyle w:val="Compact"/>
+              <w:jc w:val="left"/>
+            </w:pPr>
+            <w:r>
+              <w:t xml:space="preserve">M</w:t>
+            </w:r>
+          </w:p>
+        </w:tc>
+      </w:tr>
+      <w:tr>
+        <w:tc>
+          <w:tcPr/>
+          <w:p>
+            <w:pPr>
+              <w:pStyle w:val="Compact"/>
+              <w:jc w:val="left"/>
+            </w:pPr>
+            <w:r>
+              <w:fldChar w:fldCharType="begin"/>
+            </w:r>
+            <w:r>
+              <w:instrText xml:space="preserve">ADDIN CSL_CITATION {"citationID":"MENDELEY_CITATION_75","citationItems":[{"id":"ITEM-75","isTemporary":false,"itemData":{"DOI":"10.1038/s41598-025-28481-w","author":[{"family":"Quang","given":"Thinh Nguyen"},{"family":"Matsuyama","given":"Kosuke"},{"family":"Shimizu","given":"Keisuke"},{"family":"Sugano","given":"Hiroki"},{"family":"Kurimoto","given":"Eiji"},{"family":"Miki","given":"Masahiro"},{"family":"Suzuki","given":"Jumpei"},{"family":"Chen","given":"Ziyi"},{"family":"Waidyasooriya","given":"Hasitha Muthumala"},{"family":"Hariyama","given":"Masanori"},{"family":"Hitomi","given":"Masaru"},{"family":"Sawamura","given":"Kenta"},{"family":"Ohzeki","given":"Masayuki"}],"container-title":"Scientific Reports","id":"Quang2025","issued":{"date-parts":[[2025]]},"page":"44047","publisher":"Nature Publishing Group","title":"Quantum annealing-based route optimization for commercial AGV operating systems in large-scale logistics warehouses","type":"article-journal","volume":"15"},"suppress-author":false}],"isEdited":false,"manualOverride":{"citeprocText":"Quang et al. (2025)","isManuallyOverridden":false,"manualOverrideText":""},"mendeley":{"formattedCitation":"Quang et al. (2025)","plainTextFormattedCitation":"Quang et al. (2025)","previouslyFormattedCitation":"Quang et al. (2025)"},"properties":{"noteIndex":0},"schema":"https://github.com/citation-style-language/schema/raw/master/csl-citation.json"}</w:instrText>
+            </w:r>
+            <w:r>
+              <w:fldChar w:fldCharType="separate"/>
+            </w:r>
+            <w:r>
+              <w:t xml:space="preserve">Quang et al. (2025)</w:t>
+            </w:r>
+            <w:r>
+              <w:fldChar w:fldCharType="end"/>
+            </w:r>
+          </w:p>
+        </w:tc>
+        <w:tc>
+          <w:tcPr/>
+          <w:p>
+            <w:pPr>
+              <w:pStyle w:val="Compact"/>
+              <w:jc w:val="left"/>
+            </w:pPr>
+            <w:r>
+              <w:t xml:space="preserve">M</w:t>
+            </w:r>
+          </w:p>
+        </w:tc>
+        <w:tc>
+          <w:tcPr/>
+          <w:p>
+            <w:pPr>
+              <w:pStyle w:val="Compact"/>
+              <w:jc w:val="left"/>
+            </w:pPr>
+            <w:r>
+              <w:t xml:space="preserve">P</w:t>
+            </w:r>
+          </w:p>
+        </w:tc>
+        <w:tc>
+          <w:tcPr/>
+          <w:p>
+            <w:pPr>
+              <w:pStyle w:val="Compact"/>
+              <w:jc w:val="left"/>
+            </w:pPr>
+            <w:r>
+              <w:t xml:space="preserve">P</w:t>
+            </w:r>
+          </w:p>
+        </w:tc>
+        <w:tc>
+          <w:tcPr/>
+          <w:p>
+            <w:pPr>
+              <w:pStyle w:val="Compact"/>
+            </w:pPr>
+          </w:p>
+        </w:tc>
+        <w:tc>
+          <w:tcPr/>
+          <w:p>
+            <w:pPr>
+              <w:pStyle w:val="Compact"/>
+              <w:jc w:val="left"/>
+            </w:pPr>
+            <w:r>
+              <w:t xml:space="preserve">M</w:t>
+            </w:r>
+          </w:p>
+        </w:tc>
+        <w:tc>
+          <w:tcPr/>
+          <w:p>
+            <w:pPr>
+              <w:pStyle w:val="Compact"/>
+            </w:pPr>
+          </w:p>
+        </w:tc>
+        <w:tc>
+          <w:tcPr/>
+          <w:p>
+            <w:pPr>
+              <w:pStyle w:val="Compact"/>
+              <w:jc w:val="left"/>
+            </w:pPr>
+            <w:r>
+              <w:t xml:space="preserve">P</w:t>
+            </w:r>
+          </w:p>
+        </w:tc>
+      </w:tr>
+      <w:tr>
+        <w:tc>
+          <w:tcPr/>
+          <w:p>
+            <w:pPr>
+              <w:pStyle w:val="Compact"/>
+              <w:jc w:val="left"/>
+            </w:pPr>
+            <w:r>
+              <w:fldChar w:fldCharType="begin"/>
+            </w:r>
+            <w:r>
+              <w:instrText xml:space="preserve">ADDIN CSL_CITATION {"citationID":"MENDELEY_CITATION_76","citationItems":[{"id":"ITEM-76","isTemporary":false,"itemData":{"DOI":"10.1145/3293320.3293333","author":[{"family":"Clark","given":"James"},{"family":"West","given":"Tristan"},{"family":"Zammit","given":"Joseph Paul"},{"family":"Guo","given":"Xiaohu"},{"family":"Mason","given":"Luke"},{"family":"Russell","given":"Duncan"}],"container-title":"Proceedings of the international conference on high performance computing in asia-pacific region (HPC Asia 2019)","id":"Clark2019","issued":{"date-parts":[[2019]]},"page":"111-119","publisher":"ACM","publisher-place":"New York, NY, USA","title":"Towards real time multi-robot routing using quantum computing technologies","type":"paper-conference"},"suppress-author":false}],"isEdited":false,"manualOverride":{"citeprocText":"Clark et al. (2019)","isManuallyOverridden":false,"manualOverrideText":""},"mendeley":{"formattedCitation":"Clark et al. (2019)","plainTextFormattedCitation":"Clark et al. (2019)","previouslyFormattedCitation":"Clark et al. (2019)"},"properties":{"noteIndex":0},"schema":"https://github.com/citation-style-language/schema/raw/master/csl-citation.json"}</w:instrText>
+            </w:r>
+            <w:r>
+              <w:fldChar w:fldCharType="separate"/>
+            </w:r>
+            <w:r>
+              <w:t xml:space="preserve">Clark et al. (2019)</w:t>
+            </w:r>
+            <w:r>
+              <w:fldChar w:fldCharType="end"/>
+            </w:r>
+          </w:p>
+        </w:tc>
+        <w:tc>
+          <w:tcPr/>
+          <w:p>
+            <w:pPr>
+              <w:pStyle w:val="Compact"/>
+              <w:jc w:val="left"/>
+            </w:pPr>
+            <w:r>
+              <w:t xml:space="preserve">M</w:t>
+            </w:r>
+          </w:p>
+        </w:tc>
+        <w:tc>
+          <w:tcPr/>
+          <w:p>
+            <w:pPr>
+              <w:pStyle w:val="Compact"/>
+              <w:jc w:val="left"/>
+            </w:pPr>
+            <w:r>
+              <w:t xml:space="preserve">P</w:t>
+            </w:r>
+          </w:p>
+        </w:tc>
+        <w:tc>
+          <w:tcPr/>
+          <w:p>
+            <w:pPr>
+              <w:pStyle w:val="Compact"/>
+              <w:jc w:val="left"/>
+            </w:pPr>
+            <w:r>
+              <w:t xml:space="preserve">P</w:t>
+            </w:r>
+          </w:p>
+        </w:tc>
+        <w:tc>
+          <w:tcPr/>
+          <w:p>
+            <w:pPr>
+              <w:pStyle w:val="Compact"/>
+            </w:pPr>
+          </w:p>
+        </w:tc>
+        <w:tc>
+          <w:tcPr/>
+          <w:p>
+            <w:pPr>
+              <w:pStyle w:val="Compact"/>
+              <w:jc w:val="left"/>
+            </w:pPr>
+            <w:r>
+              <w:t xml:space="preserve">P</w:t>
+            </w:r>
+          </w:p>
+        </w:tc>
+        <w:tc>
+          <w:tcPr/>
+          <w:p>
+            <w:pPr>
+              <w:pStyle w:val="Compact"/>
+            </w:pPr>
+          </w:p>
+        </w:tc>
+        <w:tc>
+          <w:tcPr/>
+          <w:p>
+            <w:pPr>
+              <w:pStyle w:val="Compact"/>
+              <w:jc w:val="left"/>
+            </w:pPr>
+            <w:r>
+              <w:t xml:space="preserve">P</w:t>
+            </w:r>
+          </w:p>
+        </w:tc>
+      </w:tr>
+      <w:tr>
+        <w:tc>
+          <w:tcPr/>
+          <w:p>
+            <w:pPr>
+              <w:pStyle w:val="Compact"/>
+              <w:jc w:val="left"/>
+            </w:pPr>
+            <w:r>
+              <w:fldChar w:fldCharType="begin"/>
+            </w:r>
+            <w:r>
+              <w:instrText xml:space="preserve">ADDIN CSL_CITATION {"citationID":"MENDELEY_CITATION_77","citationItems":[{"id":"ITEM-77","isTemporary":false,"itemData":{"DOI":"10.1038/s41598-024-72101-y","author":[{"family":"Śmierzchalski","given":"Tomasz"},{"family":"Pawłowski","given":"Jakub"},{"family":"Przybysz","given":"Artur"},{"family":"Pawela","given":"Łukasz"},{"family":"Puchała","given":"Zbigniew"},{"family":"Koniorczyk","given":"Mátyás"},{"family":"Gardas","given":"Bartłomiej"},{"family":"Deffner","given":"Sebastian"},{"family":"Domino","given":"Krzysztof"}],"container-title":"Scientific Reports","id":"Smierzchalski2024","issued":{"date-parts":[[2024]]},"page":"21809","publisher":"Nature Publishing Group","title":"Hybrid quantum-classical computation for automatic guided vehicles scheduling","type":"article-journal","volume":"14"},"suppress-author":false}],"isEdited":false,"manualOverride":{"citeprocText":"Śmierzchalski et al. (2024)","isManuallyOverridden":false,"manualOverrideText":""},"mendeley":{"formattedCitation":"Śmierzchalski et al. (2024)","plainTextFormattedCitation":"Śmierzchalski et al. (2024)","previouslyFormattedCitation":"Śmierzchalski et al. (2024)"},"properties":{"noteIndex":0},"schema":"https://github.com/citation-style-language/schema/raw/master/csl-citation.json"}</w:instrText>
+            </w:r>
+            <w:r>
+              <w:fldChar w:fldCharType="separate"/>
+            </w:r>
+            <w:r>
+              <w:t xml:space="preserve">Śmierzchalski et al. (2024)</w:t>
+            </w:r>
+            <w:r>
+              <w:fldChar w:fldCharType="end"/>
+            </w:r>
+          </w:p>
+        </w:tc>
+        <w:tc>
+          <w:tcPr/>
+          <w:p>
+            <w:pPr>
+              <w:pStyle w:val="Compact"/>
+              <w:jc w:val="left"/>
+            </w:pPr>
+            <w:r>
+              <w:t xml:space="preserve">M</w:t>
+            </w:r>
+          </w:p>
+        </w:tc>
+        <w:tc>
+          <w:tcPr/>
+          <w:p>
+            <w:pPr>
+              <w:pStyle w:val="Compact"/>
+              <w:jc w:val="left"/>
+            </w:pPr>
+            <w:r>
+              <w:t xml:space="preserve">M</w:t>
+            </w:r>
+          </w:p>
+        </w:tc>
+        <w:tc>
+          <w:tcPr/>
+          <w:p>
+            <w:pPr>
+              <w:pStyle w:val="Compact"/>
+              <w:jc w:val="left"/>
+            </w:pPr>
+            <w:r>
+              <w:t xml:space="preserve">P</w:t>
+            </w:r>
+          </w:p>
+        </w:tc>
+        <w:tc>
+          <w:tcPr/>
+          <w:p>
+            <w:pPr>
+              <w:pStyle w:val="Compact"/>
+            </w:pPr>
+          </w:p>
+        </w:tc>
+        <w:tc>
+          <w:tcPr/>
+          <w:p>
+            <w:pPr>
+              <w:pStyle w:val="Compact"/>
+              <w:jc w:val="left"/>
+            </w:pPr>
+            <w:r>
+              <w:t xml:space="preserve">M</w:t>
+            </w:r>
+          </w:p>
+        </w:tc>
+        <w:tc>
+          <w:tcPr/>
+          <w:p>
+            <w:pPr>
+              <w:pStyle w:val="Compact"/>
+            </w:pPr>
+          </w:p>
+        </w:tc>
+        <w:tc>
+          <w:tcPr/>
+          <w:p>
+            <w:pPr>
+              <w:pStyle w:val="Compact"/>
+              <w:jc w:val="left"/>
+            </w:pPr>
+            <w:r>
+              <w:t xml:space="preserve">M</w:t>
+            </w:r>
+          </w:p>
+        </w:tc>
+      </w:tr>
+      <w:tr>
+        <w:tc>
+          <w:tcPr/>
+          <w:p>
+            <w:pPr>
+              <w:pStyle w:val="Compact"/>
+              <w:jc w:val="left"/>
+            </w:pPr>
+            <w:r>
+              <w:fldChar w:fldCharType="begin"/>
+            </w:r>
+            <w:r>
+              <w:instrText xml:space="preserve">ADDIN CSL_CITATION {"citationID":"MENDELEY_CITATION_78","citationItems":[{"id":"ITEM-78","isTemporary":false,"itemData":{"DOI":"10.1038/s41598-023-45668-1","author":[{"family":"Leib","given":"Dominik"},{"family":"Seidel","given":"Tobias"},{"family":"Jäger","given":"Sven"},{"family":"Heese","given":"Raoul"},{"family":"Jones","given":"Caitlin Isobel"},{"family":"Awasthi","given":"Abhishek"},{"family":"Niederle","given":"Astrid"},{"family":"Bortz","given":"Michael"}],"container-title":"Scientific Reports","id":"Leib2023","issued":{"date-parts":[[2023]]},"publisher":"Nature Publishing Group","title":"An optimization case study for solving a transport robot scheduling problem on quantum-hybrid and quantum-inspired hardware","type":"article-journal","volume":"13"},"suppress-author":false}],"isEdited":false,"manualOverride":{"citeprocText":"Leib et al. (2023)","isManuallyOverridden":false,"manualOverrideText":""},"mendeley":{"formattedCitation":"Leib et al. (2023)","plainTextFormattedCitation":"Leib et al. (2023)","previouslyFormattedCitation":"Leib et al. (2023)"},"properties":{"noteIndex":0},"schema":"https://github.com/citation-style-language/schema/raw/master/csl-citation.json"}</w:instrText>
+            </w:r>
+            <w:r>
+              <w:fldChar w:fldCharType="separate"/>
+            </w:r>
+            <w:r>
+              <w:t xml:space="preserve">Leib et al. (2023)</w:t>
+            </w:r>
+            <w:r>
+              <w:fldChar w:fldCharType="end"/>
+            </w:r>
+          </w:p>
+        </w:tc>
+        <w:tc>
+          <w:tcPr/>
+          <w:p>
+            <w:pPr>
+              <w:pStyle w:val="Compact"/>
+              <w:jc w:val="left"/>
+            </w:pPr>
+            <w:r>
+              <w:t xml:space="preserve">M</w:t>
+            </w:r>
+          </w:p>
+        </w:tc>
+        <w:tc>
+          <w:tcPr/>
+          <w:p>
+            <w:pPr>
+              <w:pStyle w:val="Compact"/>
+              <w:jc w:val="left"/>
+            </w:pPr>
+            <w:r>
+              <w:t xml:space="preserve">M</w:t>
+            </w:r>
+          </w:p>
+        </w:tc>
+        <w:tc>
+          <w:tcPr/>
+          <w:p>
+            <w:pPr>
+              <w:pStyle w:val="Compact"/>
+              <w:jc w:val="left"/>
+            </w:pPr>
+            <w:r>
+              <w:t xml:space="preserve">P</w:t>
+            </w:r>
+          </w:p>
+        </w:tc>
+        <w:tc>
+          <w:tcPr/>
+          <w:p>
+            <w:pPr>
+              <w:pStyle w:val="Compact"/>
+            </w:pPr>
+          </w:p>
+        </w:tc>
+        <w:tc>
+          <w:tcPr/>
+          <w:p>
+            <w:pPr>
+              <w:pStyle w:val="Compact"/>
+              <w:jc w:val="left"/>
+            </w:pPr>
+            <w:r>
+              <w:t xml:space="preserve">M</w:t>
+            </w:r>
+          </w:p>
+        </w:tc>
+        <w:tc>
+          <w:tcPr/>
+          <w:p>
+            <w:pPr>
+              <w:pStyle w:val="Compact"/>
+            </w:pPr>
+          </w:p>
+        </w:tc>
+        <w:tc>
+          <w:tcPr/>
+          <w:p>
+            <w:pPr>
+              <w:pStyle w:val="Compact"/>
+              <w:jc w:val="left"/>
+            </w:pPr>
+            <w:r>
+              <w:t xml:space="preserve">M</w:t>
+            </w:r>
+          </w:p>
+        </w:tc>
+      </w:tr>
+      <w:tr>
+        <w:tc>
+          <w:tcPr/>
+          <w:p>
+            <w:pPr>
+              <w:pStyle w:val="Compact"/>
+              <w:jc w:val="left"/>
+            </w:pPr>
+            <w:r>
+              <w:fldChar w:fldCharType="begin"/>
+            </w:r>
+            <w:r>
+              <w:instrText xml:space="preserve">ADDIN CSL_CITATION {"citationID":"MENDELEY_CITATION_79","citationItems":[{"id":"ITEM-79","isTemporary":false,"itemData":{"DOI":"10.3390/a14070194","author":[{"family":"Atchade-Adelomou","given":"Parfait"},{"family":"Alonso-Linaje","given":"Guillermo"},{"family":"Albo-Canals","given":"Jordi"},{"family":"Casado-Fauli","given":"Daniel"}],"container-title":"Algorithms","id":"AtchadeAdelomou2021","issue":"7","issued":{"date-parts":[[2021]]},"page":"194","publisher":"MDPI","title":"qRobot: A quantum computing approach in mobile robot order picking and batching problem solver optimization","title-short":"qRobot","type":"article-journal","volume":"14"},"suppress-author":false}],"isEdited":false,"manualOverride":{"citeprocText":"Atchade-Adelomou et al. (2021)","isManuallyOverridden":false,"manualOverrideText":""},"mendeley":{"formattedCitation":"Atchade-Adelomou et al. (2021)","plainTextFormattedCitation":"Atchade-Adelomou et al. (2021)","previouslyFormattedCitation":"Atchade-Adelomou et al. (2021)"},"properties":{"noteIndex":0},"schema":"https://github.com/citation-style-language/schema/raw/master/csl-citation.json"}</w:instrText>
+            </w:r>
+            <w:r>
+              <w:fldChar w:fldCharType="separate"/>
+            </w:r>
+            <w:r>
+              <w:t xml:space="preserve">Atchade-Adelomou et al. (2021)</w:t>
+            </w:r>
+            <w:r>
+              <w:fldChar w:fldCharType="end"/>
+            </w:r>
+          </w:p>
+        </w:tc>
+        <w:tc>
+          <w:tcPr/>
+          <w:p>
+            <w:pPr>
+              <w:pStyle w:val="Compact"/>
+              <w:jc w:val="left"/>
+            </w:pPr>
+            <w:r>
+              <w:t xml:space="preserve">M</w:t>
+            </w:r>
+          </w:p>
+        </w:tc>
+        <w:tc>
+          <w:tcPr/>
+          <w:p>
+            <w:pPr>
+              <w:pStyle w:val="Compact"/>
+              <w:jc w:val="left"/>
+            </w:pPr>
+            <w:r>
+              <w:t xml:space="preserve">N</w:t>
+            </w:r>
+          </w:p>
+        </w:tc>
+        <w:tc>
+          <w:tcPr/>
+          <w:p>
+            <w:pPr>
+              <w:pStyle w:val="Compact"/>
+              <w:jc w:val="left"/>
+            </w:pPr>
+            <w:r>
+              <w:t xml:space="preserve">P</w:t>
+            </w:r>
+          </w:p>
+        </w:tc>
+        <w:tc>
+          <w:tcPr/>
+          <w:p>
+            <w:pPr>
+              <w:pStyle w:val="Compact"/>
+            </w:pPr>
+          </w:p>
+        </w:tc>
+        <w:tc>
+          <w:tcPr/>
+          <w:p>
+            <w:pPr>
+              <w:pStyle w:val="Compact"/>
+              <w:jc w:val="left"/>
+            </w:pPr>
+            <w:r>
+              <w:t xml:space="preserve">P</w:t>
+            </w:r>
+          </w:p>
+        </w:tc>
+        <w:tc>
+          <w:tcPr/>
+          <w:p>
+            <w:pPr>
+              <w:pStyle w:val="Compact"/>
+            </w:pPr>
+          </w:p>
+        </w:tc>
+        <w:tc>
+          <w:tcPr/>
+          <w:p>
+            <w:pPr>
+              <w:pStyle w:val="Compact"/>
+              <w:jc w:val="left"/>
+            </w:pPr>
+            <w:r>
+              <w:t xml:space="preserve">P</w:t>
+            </w:r>
+          </w:p>
+        </w:tc>
+      </w:tr>
+      <w:tr>
+        <w:tc>
+          <w:tcPr/>
+          <w:p>
+            <w:pPr>
+              <w:pStyle w:val="Compact"/>
+              <w:jc w:val="left"/>
+            </w:pPr>
+            <w:r>
+              <w:fldChar w:fldCharType="begin"/>
+            </w:r>
+            <w:r>
+              <w:instrText xml:space="preserve">ADDIN CSL_CITATION {"citationID":"MENDELEY_CITATION_80","citationItems":[{"id":"ITEM-80","isTemporary":false,"itemData":{"DOI":"10.1515/auto-2023-0072","author":[{"family":"Windmann","given":"Stefan"}],"container-title":"at – Automatisierungstechnik","id":"Windmann2023","issued":{"date-parts":[[2023]]},"title":"Quantum computer-aided job scheduling for storage and retrieval systems","type":"article-journal"},"suppress-author":false}],"isEdited":false,"manualOverride":{"citeprocText":"Windmann (2023)","isManuallyOverridden":false,"manualOverrideText":""},"mendeley":{"formattedCitation":"Windmann (2023)","plainTextFormattedCitation":"Windmann (2023)","previouslyFormattedCitation":"Windmann (2023)"},"properties":{"noteIndex":0},"schema":"https://github.com/citation-style-language/schema/raw/master/csl-citation.json"}</w:instrText>
+            </w:r>
+            <w:r>
+              <w:fldChar w:fldCharType="separate"/>
+            </w:r>
+            <w:r>
+              <w:t xml:space="preserve">Windmann (2023)</w:t>
+            </w:r>
+            <w:r>
+              <w:fldChar w:fldCharType="end"/>
+            </w:r>
+          </w:p>
+        </w:tc>
+        <w:tc>
+          <w:tcPr/>
+          <w:p>
+            <w:pPr>
+              <w:pStyle w:val="Compact"/>
+              <w:jc w:val="left"/>
+            </w:pPr>
+            <w:r>
+              <w:t xml:space="preserve">M</w:t>
+            </w:r>
+          </w:p>
+        </w:tc>
+        <w:tc>
+          <w:tcPr/>
+          <w:p>
+            <w:pPr>
+              <w:pStyle w:val="Compact"/>
+              <w:jc w:val="left"/>
+            </w:pPr>
+            <w:r>
+              <w:t xml:space="preserve">N</w:t>
+            </w:r>
+          </w:p>
+        </w:tc>
+        <w:tc>
+          <w:tcPr/>
+          <w:p>
+            <w:pPr>
+              <w:pStyle w:val="Compact"/>
+              <w:jc w:val="left"/>
+            </w:pPr>
+            <w:r>
+              <w:t xml:space="preserve">P</w:t>
+            </w:r>
+          </w:p>
+        </w:tc>
+        <w:tc>
+          <w:tcPr/>
+          <w:p>
+            <w:pPr>
+              <w:pStyle w:val="Compact"/>
+            </w:pPr>
+          </w:p>
+        </w:tc>
+        <w:tc>
+          <w:tcPr/>
+          <w:p>
+            <w:pPr>
+              <w:pStyle w:val="Compact"/>
+              <w:jc w:val="left"/>
+            </w:pPr>
+            <w:r>
+              <w:t xml:space="preserve">M</w:t>
+            </w:r>
+          </w:p>
+        </w:tc>
+        <w:tc>
+          <w:tcPr/>
+          <w:p>
+            <w:pPr>
+              <w:pStyle w:val="Compact"/>
+            </w:pPr>
+          </w:p>
+        </w:tc>
+        <w:tc>
+          <w:tcPr/>
+          <w:p>
+            <w:pPr>
+              <w:pStyle w:val="Compact"/>
+              <w:jc w:val="left"/>
+            </w:pPr>
+            <w:r>
+              <w:t xml:space="preserve">P</w:t>
+            </w:r>
+          </w:p>
+        </w:tc>
+      </w:tr>
+      <w:tr>
+        <w:tc>
+          <w:tcPr/>
+          <w:p>
+            <w:pPr>
+              <w:pStyle w:val="Compact"/>
+              <w:jc w:val="left"/>
+            </w:pPr>
+            <w:r>
+              <w:fldChar w:fldCharType="begin"/>
+            </w:r>
+            <w:r>
+              <w:instrText xml:space="preserve">ADDIN CSL_CITATION {"citationID":"MENDELEY_CITATION_81","citationItems":[{"id":"ITEM-81","isTemporary":false,"itemData":{"DOI":"10.1103/PhysRevApplied.18.054045","author":[{"family":"Schuetz","given":"Martin J. A."},{"family":"Brubaker","given":"J. Kyle"},{"family":"Montagu","given":"Henry"},{"dropping-particle":"van","family":"Dijk","given":"Yannick"},{"family":"Klepsch","given":"Johannes"},{"family":"Ross","given":"Philipp"},{"family":"Luckow","given":"Andre"},{"family":"Resende","given":"Mauricio G. C."},{"family":"Katzgraber","given":"Helmut G."}],"container-title":"Physical Review Applied","id":"Schuetz2022","issue":"5","issued":{"date-parts":[[2022]]},"page":"054045","publisher":"American Physical Society","title":"Optimization of robot-trajectory planning with nature-inspired and hybrid quantum algorithms","type":"article-journal","volume":"18"},"suppress-author":false}],"isEdited":false,"manualOverride":{"citeprocText":"Schuetz et al. (2022)","isManuallyOverridden":false,"manualOverrideText":""},"mendeley":{"formattedCitation":"Schuetz et al. (2022)","plainTextFormattedCitation":"Schuetz et al. (2022)","previouslyFormattedCitation":"Schuetz et al. (2022)"},"properties":{"noteIndex":0},"schema":"https://github.com/citation-style-language/schema/raw/master/csl-citation.json"}</w:instrText>
+            </w:r>
+            <w:r>
+              <w:fldChar w:fldCharType="separate"/>
+            </w:r>
+            <w:r>
+              <w:t xml:space="preserve">Schuetz et al. (2022)</w:t>
+            </w:r>
+            <w:r>
+              <w:fldChar w:fldCharType="end"/>
+            </w:r>
+          </w:p>
+        </w:tc>
+        <w:tc>
+          <w:tcPr/>
+          <w:p>
+            <w:pPr>
+              <w:pStyle w:val="Compact"/>
+              <w:jc w:val="left"/>
+            </w:pPr>
+            <w:r>
+              <w:t xml:space="preserve">M</w:t>
+            </w:r>
+          </w:p>
+        </w:tc>
+        <w:tc>
+          <w:tcPr/>
+          <w:p>
+            <w:pPr>
+              <w:pStyle w:val="Compact"/>
+              <w:jc w:val="left"/>
+            </w:pPr>
+            <w:r>
+              <w:t xml:space="preserve">M</w:t>
+            </w:r>
+          </w:p>
+        </w:tc>
+        <w:tc>
+          <w:tcPr/>
+          <w:p>
+            <w:pPr>
+              <w:pStyle w:val="Compact"/>
+              <w:jc w:val="left"/>
+            </w:pPr>
+            <w:r>
+              <w:t xml:space="preserve">P</w:t>
+            </w:r>
+          </w:p>
+        </w:tc>
+        <w:tc>
+          <w:tcPr/>
+          <w:p>
+            <w:pPr>
+              <w:pStyle w:val="Compact"/>
+            </w:pPr>
+          </w:p>
+        </w:tc>
+        <w:tc>
+          <w:tcPr/>
+          <w:p>
+            <w:pPr>
+              <w:pStyle w:val="Compact"/>
+              <w:jc w:val="left"/>
+            </w:pPr>
+            <w:r>
+              <w:t xml:space="preserve">M</w:t>
+            </w:r>
+          </w:p>
+        </w:tc>
+        <w:tc>
+          <w:tcPr/>
+          <w:p>
+            <w:pPr>
+              <w:pStyle w:val="Compact"/>
+            </w:pPr>
+          </w:p>
+        </w:tc>
+        <w:tc>
+          <w:tcPr/>
+          <w:p>
+            <w:pPr>
+              <w:pStyle w:val="Compact"/>
+              <w:jc w:val="left"/>
+            </w:pPr>
+            <w:r>
+              <w:t xml:space="preserve">M</w:t>
+            </w:r>
+          </w:p>
+        </w:tc>
+      </w:tr>
+      <w:tr>
+        <w:tc>
+          <w:tcPr/>
+          <w:p>
+            <w:pPr>
+              <w:pStyle w:val="Compact"/>
+              <w:jc w:val="left"/>
+            </w:pPr>
+            <w:r>
+              <w:fldChar w:fldCharType="begin"/>
+            </w:r>
+            <w:r>
+              <w:instrText xml:space="preserve">ADDIN CSL_CITATION {"citationID":"MENDELEY_CITATION_82","citationItems":[{"id":"ITEM-82","isTemporary":false,"itemData":{"DOI":"10.1016/j.procir.2025.01.099","author":[{"family":"Willmann","given":"Moritz"},{"family":"Albus","given":"Marcel"},{"family":"Schnabel","given":"Jan"},{"family":"Roth","given":"Marco"}],"container-title":"Procedia CIRP","id":"Willmann2025","issued":{"date-parts":[[2025]]},"note":"58th CIRP Conference on Manufacturing Systems","page":"25-30","publisher":"Elsevier","title":"Application of quantum annealing for scalable robotic assembly line optimization: A case study","title-short":"Application of quantum annealing for scalable robotic assembly line optimization","type":"article-journal","volume":"134"},"suppress-author":false}],"isEdited":false,"manualOverride":{"citeprocText":"Willmann et al. (2025)","isManuallyOverridden":false,"manualOverrideText":""},"mendeley":{"formattedCitation":"Willmann et al. (2025)","plainTextFormattedCitation":"Willmann et al. (2025)","previouslyFormattedCitation":"Willmann et al. (2025)"},"properties":{"noteIndex":0},"schema":"https://github.com/citation-style-language/schema/raw/master/csl-citation.json"}</w:instrText>
+            </w:r>
+            <w:r>
+              <w:fldChar w:fldCharType="separate"/>
+            </w:r>
+            <w:r>
+              <w:t xml:space="preserve">Willmann et al. (2025)</w:t>
+            </w:r>
+            <w:r>
+              <w:fldChar w:fldCharType="end"/>
+            </w:r>
+          </w:p>
+        </w:tc>
+        <w:tc>
+          <w:tcPr/>
+          <w:p>
+            <w:pPr>
+              <w:pStyle w:val="Compact"/>
+              <w:jc w:val="left"/>
+            </w:pPr>
+            <w:r>
+              <w:t xml:space="preserve">M</w:t>
+            </w:r>
+          </w:p>
+        </w:tc>
+        <w:tc>
+          <w:tcPr/>
+          <w:p>
+            <w:pPr>
+              <w:pStyle w:val="Compact"/>
+              <w:jc w:val="left"/>
+            </w:pPr>
+            <w:r>
+              <w:t xml:space="preserve">M</w:t>
+            </w:r>
+          </w:p>
+        </w:tc>
+        <w:tc>
+          <w:tcPr/>
+          <w:p>
+            <w:pPr>
+              <w:pStyle w:val="Compact"/>
+              <w:jc w:val="left"/>
+            </w:pPr>
+            <w:r>
+              <w:t xml:space="preserve">P</w:t>
+            </w:r>
+          </w:p>
+        </w:tc>
+        <w:tc>
+          <w:tcPr/>
+          <w:p>
+            <w:pPr>
+              <w:pStyle w:val="Compact"/>
+            </w:pPr>
+          </w:p>
+        </w:tc>
+        <w:tc>
+          <w:tcPr/>
+          <w:p>
+            <w:pPr>
+              <w:pStyle w:val="Compact"/>
+              <w:jc w:val="left"/>
+            </w:pPr>
+            <w:r>
+              <w:t xml:space="preserve">M</w:t>
+            </w:r>
+          </w:p>
+        </w:tc>
+        <w:tc>
+          <w:tcPr/>
+          <w:p>
+            <w:pPr>
+              <w:pStyle w:val="Compact"/>
+            </w:pPr>
+          </w:p>
+        </w:tc>
+        <w:tc>
+          <w:tcPr/>
+          <w:p>
+            <w:pPr>
+              <w:pStyle w:val="Compact"/>
+              <w:jc w:val="left"/>
+            </w:pPr>
+            <w:r>
+              <w:t xml:space="preserve">M</w:t>
+            </w:r>
+          </w:p>
+        </w:tc>
+      </w:tr>
+      <w:tr>
+        <w:tc>
+          <w:tcPr/>
+          <w:p>
+            <w:pPr>
+              <w:pStyle w:val="Compact"/>
+              <w:jc w:val="left"/>
+            </w:pPr>
+            <w:r>
+              <w:fldChar w:fldCharType="begin"/>
+            </w:r>
+            <w:r>
+              <w:instrText xml:space="preserve">ADDIN CSL_CITATION {"citationID":"MENDELEY_CITATION_83","citationItems":[{"id":"ITEM-83","isTemporary":false,"itemData":{"DOI":"10.1109/QCE65121.2025.10359","author":[{"family":"Osaba","given":"Eneko"},{"family":"Garrote","given":"Estibaliz"},{"family":"Miranda-Rodriguez","given":"Pablo"},{"family":"Ciacco","given":"Alessia"},{"family":"Cabanes","given":"Itziar"},{"family":"Mancisidor","given":"Aitziber"}],"container-title":"2025 IEEE international conference on quantum computing and engineering (QCE)","id":"Osaba2025","issued":{"date-parts":[[2025]]},"page":"388-389","publisher":"IEEE","publisher-place":"Albuquerque, NM, USA","title":"Quantum-assisted automatic path-planning for robotic quality inspection in Industry 4.0","type":"paper-conference","volume":"2"},"suppress-author":false}],"isEdited":false,"manualOverride":{"citeprocText":"Osaba, Garrote, et al. (2025)","isManuallyOverridden":false,"manualOverrideText":""},"mendeley":{"formattedCitation":"Osaba, Garrote, et al. (2025)","plainTextFormattedCitation":"Osaba, Garrote, et al. (2025)","previouslyFormattedCitation":"Osaba, Garrote, et al. (2025)"},"properties":{"noteIndex":0},"schema":"https://github.com/citation-style-language/schema/raw/master/csl-citation.json"}</w:instrText>
+            </w:r>
+            <w:r>
+              <w:fldChar w:fldCharType="separate"/>
+            </w:r>
+            <w:r>
+              <w:t xml:space="preserve">Osaba, Garrote, et al. (2025)</w:t>
+            </w:r>
+            <w:r>
+              <w:fldChar w:fldCharType="end"/>
+            </w:r>
+          </w:p>
+        </w:tc>
+        <w:tc>
+          <w:tcPr/>
+          <w:p>
+            <w:pPr>
+              <w:pStyle w:val="Compact"/>
+              <w:jc w:val="left"/>
+            </w:pPr>
+            <w:r>
+              <w:t xml:space="preserve">M</w:t>
+            </w:r>
+          </w:p>
+        </w:tc>
+        <w:tc>
+          <w:tcPr/>
+          <w:p>
+            <w:pPr>
+              <w:pStyle w:val="Compact"/>
+              <w:jc w:val="left"/>
+            </w:pPr>
+            <w:r>
+              <w:t xml:space="preserve">M</w:t>
+            </w:r>
+          </w:p>
+        </w:tc>
+        <w:tc>
+          <w:tcPr/>
+          <w:p>
+            <w:pPr>
+              <w:pStyle w:val="Compact"/>
+              <w:jc w:val="left"/>
+            </w:pPr>
+            <w:r>
+              <w:t xml:space="preserve">P</w:t>
+            </w:r>
+          </w:p>
+        </w:tc>
+        <w:tc>
+          <w:tcPr/>
+          <w:p>
+            <w:pPr>
+              <w:pStyle w:val="Compact"/>
+            </w:pPr>
+          </w:p>
+        </w:tc>
+        <w:tc>
+          <w:tcPr/>
+          <w:p>
+            <w:pPr>
+              <w:pStyle w:val="Compact"/>
+              <w:jc w:val="left"/>
+            </w:pPr>
+            <w:r>
+              <w:t xml:space="preserve">P</w:t>
+            </w:r>
+          </w:p>
+        </w:tc>
+        <w:tc>
+          <w:tcPr/>
+          <w:p>
+            <w:pPr>
+              <w:pStyle w:val="Compact"/>
+            </w:pPr>
+          </w:p>
+        </w:tc>
+        <w:tc>
+          <w:tcPr/>
+          <w:p>
+            <w:pPr>
+              <w:pStyle w:val="Compact"/>
+              <w:jc w:val="left"/>
+            </w:pPr>
+            <w:r>
+              <w:t xml:space="preserve">P</w:t>
+            </w:r>
+          </w:p>
+        </w:tc>
+      </w:tr>
+      <w:tr>
+        <w:tc>
+          <w:tcPr/>
+          <w:p>
+            <w:pPr>
+              <w:pStyle w:val="Compact"/>
+              <w:jc w:val="left"/>
+            </w:pPr>
+            <w:r>
+              <w:fldChar w:fldCharType="begin"/>
+            </w:r>
+            <w:r>
+              <w:instrText xml:space="preserve">ADDIN CSL_CITATION {"citationID":"MENDELEY_CITATION_84","citationItems":[{"id":"ITEM-84","isTemporary":false,"itemData":{"DOI":"10.1038/s41598-025-12109-0","author":[{"family":"Otani","given":"Takuya"},{"family":"Takanishi","given":"Atsuo"},{"family":"Hara","given":"Nobuyuki"},{"family":"Takita","given":"Yutaka"},{"family":"Kimura","given":"Koichi"}],"container-title":"Scientific Reports","id":"Otani2025","issued":{"date-parts":[[2025]]},"page":"28508","publisher":"Nature Publishing Group","title":"Quantum computation for robot posture optimization","type":"article-journal","volume":"15"},"suppress-author":false}],"isEdited":false,"manualOverride":{"citeprocText":"Otani et al. (2025)","isManuallyOverridden":false,"manualOverrideText":""},"mendeley":{"formattedCitation":"Otani et al. (2025)","plainTextFormattedCitation":"Otani et al. (2025)","previouslyFormattedCitation":"Otani et al. (2025)"},"properties":{"noteIndex":0},"schema":"https://github.com/citation-style-language/schema/raw/master/csl-citation.json"}</w:instrText>
+            </w:r>
+            <w:r>
+              <w:fldChar w:fldCharType="separate"/>
+            </w:r>
+            <w:r>
+              <w:t xml:space="preserve">Otani et al. (2025)</w:t>
+            </w:r>
+            <w:r>
+              <w:fldChar w:fldCharType="end"/>
+            </w:r>
+          </w:p>
+        </w:tc>
+        <w:tc>
+          <w:tcPr/>
+          <w:p>
+            <w:pPr>
+              <w:pStyle w:val="Compact"/>
+              <w:jc w:val="left"/>
+            </w:pPr>
+            <w:r>
+              <w:t xml:space="preserve">M</w:t>
+            </w:r>
+          </w:p>
+        </w:tc>
+        <w:tc>
+          <w:tcPr/>
+          <w:p>
+            <w:pPr>
+              <w:pStyle w:val="Compact"/>
+              <w:jc w:val="left"/>
+            </w:pPr>
+            <w:r>
+              <w:t xml:space="preserve">N</w:t>
+            </w:r>
+          </w:p>
+        </w:tc>
+        <w:tc>
+          <w:tcPr/>
+          <w:p>
+            <w:pPr>
+              <w:pStyle w:val="Compact"/>
+              <w:jc w:val="left"/>
+            </w:pPr>
+            <w:r>
+              <w:t xml:space="preserve">P</w:t>
+            </w:r>
+          </w:p>
+        </w:tc>
+        <w:tc>
+          <w:tcPr/>
+          <w:p>
+            <w:pPr>
+              <w:pStyle w:val="Compact"/>
+            </w:pPr>
+          </w:p>
+        </w:tc>
+        <w:tc>
+          <w:tcPr/>
+          <w:p>
+            <w:pPr>
+              <w:pStyle w:val="Compact"/>
+              <w:jc w:val="left"/>
+            </w:pPr>
+            <w:r>
+              <w:t xml:space="preserve">P</w:t>
+            </w:r>
+          </w:p>
+        </w:tc>
+        <w:tc>
+          <w:tcPr/>
+          <w:p>
+            <w:pPr>
+              <w:pStyle w:val="Compact"/>
+            </w:pPr>
+          </w:p>
+        </w:tc>
+        <w:tc>
+          <w:tcPr/>
+          <w:p>
+            <w:pPr>
+              <w:pStyle w:val="Compact"/>
+              <w:jc w:val="left"/>
+            </w:pPr>
+            <w:r>
+              <w:t xml:space="preserve">P</w:t>
+            </w:r>
+          </w:p>
+        </w:tc>
+      </w:tr>
+      <w:tr>
+        <w:tc>
+          <w:tcPr/>
+          <w:p>
+            <w:pPr>
+              <w:pStyle w:val="Compact"/>
+              <w:jc w:val="left"/>
+            </w:pPr>
+            <w:r>
+              <w:fldChar w:fldCharType="begin"/>
+            </w:r>
+            <w:r>
+              <w:instrText xml:space="preserve">ADDIN CSL_CITATION {"citationID":"MENDELEY_CITATION_85","citationItems":[{"id":"ITEM-85","isTemporary":false,"itemData":{"DOI":"10.1038/s41598-025-34346-z","author":[{"family":"Salloum","given":"Hadi"},{"family":"Savin","given":"Sergei"},{"family":"Kholodov","given":"Yaroslav"},{"family":"Ryzhakov","given":"Gleb"},{"family":"Farina","given":"Mirko"},{"family":"Oseledets","given":"Ivan"}],"container-title":"Scientific Reports","id":"Salloum2026","issued":{"date-parts":[[2026]]},"page":"4244","publisher":"Nature Publishing Group","title":"Quantum annealing for inverse kinematics in robotics","type":"article-journal","volume":"16"},"suppress-author":false}],"isEdited":false,"manualOverride":{"citeprocText":"Salloum et al. (2026)","isManuallyOverridden":false,"manualOverrideText":""},"mendeley":{"formattedCitation":"Salloum et al. (2026)","plainTextFormattedCitation":"Salloum et al. (2026)","previouslyFormattedCitation":"Salloum et al. (2026)"},"properties":{"noteIndex":0},"schema":"https://github.com/citation-style-language/schema/raw/master/csl-citation.json"}</w:instrText>
+            </w:r>
+            <w:r>
+              <w:fldChar w:fldCharType="separate"/>
+            </w:r>
+            <w:r>
+              <w:t xml:space="preserve">Salloum et al. (2026)</w:t>
+            </w:r>
+            <w:r>
+              <w:fldChar w:fldCharType="end"/>
+            </w:r>
+          </w:p>
+        </w:tc>
+        <w:tc>
+          <w:tcPr/>
+          <w:p>
+            <w:pPr>
+              <w:pStyle w:val="Compact"/>
+              <w:jc w:val="left"/>
+            </w:pPr>
+            <w:r>
+              <w:t xml:space="preserve">M</w:t>
+            </w:r>
+          </w:p>
+        </w:tc>
+        <w:tc>
+          <w:tcPr/>
+          <w:p>
+            <w:pPr>
+              <w:pStyle w:val="Compact"/>
+              <w:jc w:val="left"/>
+            </w:pPr>
+            <w:r>
+              <w:t xml:space="preserve">P</w:t>
+            </w:r>
+          </w:p>
+        </w:tc>
+        <w:tc>
+          <w:tcPr/>
+          <w:p>
+            <w:pPr>
+              <w:pStyle w:val="Compact"/>
+              <w:jc w:val="left"/>
+            </w:pPr>
+            <w:r>
+              <w:t xml:space="preserve">P</w:t>
+            </w:r>
+          </w:p>
+        </w:tc>
+        <w:tc>
+          <w:tcPr/>
+          <w:p>
+            <w:pPr>
+              <w:pStyle w:val="Compact"/>
+            </w:pPr>
+          </w:p>
+        </w:tc>
+        <w:tc>
+          <w:tcPr/>
+          <w:p>
+            <w:pPr>
+              <w:pStyle w:val="Compact"/>
+              <w:jc w:val="left"/>
+            </w:pPr>
+            <w:r>
+              <w:t xml:space="preserve">M</w:t>
+            </w:r>
+          </w:p>
+        </w:tc>
+        <w:tc>
+          <w:tcPr/>
+          <w:p>
+            <w:pPr>
+              <w:pStyle w:val="Compact"/>
+            </w:pPr>
+          </w:p>
+        </w:tc>
+        <w:tc>
+          <w:tcPr/>
+          <w:p>
+            <w:pPr>
+              <w:pStyle w:val="Compact"/>
+              <w:jc w:val="left"/>
+            </w:pPr>
+            <w:r>
+              <w:t xml:space="preserve">M</w:t>
+            </w:r>
+          </w:p>
+        </w:tc>
+      </w:tr>
+      <w:tr>
+        <w:tc>
+          <w:tcPr/>
+          <w:p>
+            <w:pPr>
+              <w:pStyle w:val="Compact"/>
+              <w:jc w:val="left"/>
+            </w:pPr>
+            <w:r>
+              <w:fldChar w:fldCharType="begin"/>
+            </w:r>
+            <w:r>
+              <w:instrText xml:space="preserve">ADDIN CSL_CITATION {"citationID":"MENDELEY_CITATION_86","citationItems":[{"id":"ITEM-86","isTemporary":false,"itemData":{"DOI":"10.1109/ASE63991.2025.00306","author":[{"family":"Wang","given":"Xinyi"},{"family":"Arcaini","given":"Paolo"},{"family":"Ali","given":"Shaukat"},{"family":"Xu","given":"Qinghua"},{"family":"Peyrucain","given":"Thomas"}],"container-title":"Proceedings of the 40th IEEE/ACM international conference on automated software engineering (ASE)","id":"Wang2025","issued":{"date-parts":[[2025]]},"publisher":"IEEE","title":"Quantum machine learning-based test oracle for autonomous mobile robots","type":"paper-conference"},"suppress-author":false}],"isEdited":false,"manualOverride":{"citeprocText":"Xinyi Wang et al. (2025)","isManuallyOverridden":false,"manualOverrideText":""},"mendeley":{"formattedCitation":"Xinyi Wang et al. (2025)","plainTextFormattedCitation":"Xinyi Wang et al. (2025)","previouslyFormattedCitation":"Xinyi Wang et al. (2025)"},"properties":{"noteIndex":0},"schema":"https://github.com/citation-style-language/schema/raw/master/csl-citation.json"}</w:instrText>
+            </w:r>
+            <w:r>
+              <w:fldChar w:fldCharType="separate"/>
+            </w:r>
+            <w:r>
+              <w:t xml:space="preserve">Xinyi Wang et al. (2025)</w:t>
+            </w:r>
+            <w:r>
+              <w:fldChar w:fldCharType="end"/>
+            </w:r>
+          </w:p>
+        </w:tc>
+        <w:tc>
+          <w:tcPr/>
+          <w:p>
+            <w:pPr>
+              <w:pStyle w:val="Compact"/>
+              <w:jc w:val="left"/>
+            </w:pPr>
+            <w:r>
+              <w:t xml:space="preserve">M</w:t>
+            </w:r>
+          </w:p>
+        </w:tc>
+        <w:tc>
+          <w:tcPr/>
+          <w:p>
+            <w:pPr>
+              <w:pStyle w:val="Compact"/>
+              <w:jc w:val="left"/>
+            </w:pPr>
+            <w:r>
+              <w:t xml:space="preserve">P</w:t>
+            </w:r>
+          </w:p>
+        </w:tc>
+        <w:tc>
+          <w:tcPr/>
+          <w:p>
+            <w:pPr>
+              <w:pStyle w:val="Compact"/>
+              <w:jc w:val="left"/>
+            </w:pPr>
+            <w:r>
+              <w:t xml:space="preserve">P</w:t>
+            </w:r>
+          </w:p>
+        </w:tc>
+        <w:tc>
+          <w:tcPr/>
+          <w:p>
+            <w:pPr>
+              <w:pStyle w:val="Compact"/>
+            </w:pPr>
+          </w:p>
+        </w:tc>
+        <w:tc>
+          <w:tcPr/>
+          <w:p>
+            <w:pPr>
+              <w:pStyle w:val="Compact"/>
+              <w:jc w:val="left"/>
+            </w:pPr>
+            <w:r>
+              <w:t xml:space="preserve">P</w:t>
+            </w:r>
+          </w:p>
+        </w:tc>
+        <w:tc>
+          <w:tcPr/>
+          <w:p>
+            <w:pPr>
+              <w:pStyle w:val="Compact"/>
+            </w:pPr>
+          </w:p>
+        </w:tc>
+        <w:tc>
+          <w:tcPr/>
+          <w:p>
+            <w:pPr>
+              <w:pStyle w:val="Compact"/>
+              <w:jc w:val="left"/>
+            </w:pPr>
+            <w:r>
+              <w:t xml:space="preserve">P</w:t>
+            </w:r>
+          </w:p>
+        </w:tc>
+      </w:tr>
+      <w:tr>
+        <w:tc>
+          <w:tcPr/>
+          <w:p>
+            <w:pPr>
+              <w:pStyle w:val="Compact"/>
+              <w:jc w:val="left"/>
+            </w:pPr>
+            <w:r>
+              <w:fldChar w:fldCharType="begin"/>
+            </w:r>
+            <w:r>
+              <w:instrText xml:space="preserve">ADDIN CSL_CITATION {"citationID":"MENDELEY_CITATION_87","citationItems":[{"id":"ITEM-87","isTemporary":false,"itemData":{"author":[{"family":"Roh","given":"Emily Jimin"},{"family":"Baek","given":"Hankyul"},{"family":"Kim","given":"Donghyeon"},{"family":"Kim","given":"Joongheon"}],"container-title":"IEEE Transactions on Mobile Computing","id":"Roh2025","issue":"2","issued":{"date-parts":[[2025]]},"page":"1031-1042","title":"Fast quantum convolutional neural networks for low-complexity object detection in autonomous driving applications","type":"article-journal","volume":"24"},"suppress-author":false}],"isEdited":false,"manualOverride":{"citeprocText":"Roh et al. (2025)","isManuallyOverridden":false,"manualOverrideText":""},"mendeley":{"formattedCitation":"Roh et al. (2025)","plainTextFormattedCitation":"Roh et al. (2025)","previouslyFormattedCitation":"Roh et al. (2025)"},"properties":{"noteIndex":0},"schema":"https://github.com/citation-style-language/schema/raw/master/csl-citation.json"}</w:instrText>
+            </w:r>
+            <w:r>
+              <w:fldChar w:fldCharType="separate"/>
+            </w:r>
+            <w:r>
+              <w:t xml:space="preserve">Roh et al. (2025)</w:t>
+            </w:r>
+            <w:r>
+              <w:fldChar w:fldCharType="end"/>
+            </w:r>
+          </w:p>
+        </w:tc>
+        <w:tc>
+          <w:tcPr/>
+          <w:p>
+            <w:pPr>
+              <w:pStyle w:val="Compact"/>
+              <w:jc w:val="left"/>
+            </w:pPr>
+            <w:r>
+              <w:t xml:space="preserve">M</w:t>
+            </w:r>
+          </w:p>
+        </w:tc>
+        <w:tc>
+          <w:tcPr/>
+          <w:p>
+            <w:pPr>
+              <w:pStyle w:val="Compact"/>
+              <w:jc w:val="left"/>
+            </w:pPr>
+            <w:r>
+              <w:t xml:space="preserve">P</w:t>
+            </w:r>
+          </w:p>
+        </w:tc>
+        <w:tc>
+          <w:tcPr/>
+          <w:p>
+            <w:pPr>
+              <w:pStyle w:val="Compact"/>
+              <w:jc w:val="left"/>
+            </w:pPr>
+            <w:r>
+              <w:t xml:space="preserve">P</w:t>
+            </w:r>
+          </w:p>
+        </w:tc>
+        <w:tc>
+          <w:tcPr/>
+          <w:p>
+            <w:pPr>
+              <w:pStyle w:val="Compact"/>
+            </w:pPr>
+          </w:p>
+        </w:tc>
+        <w:tc>
+          <w:tcPr/>
+          <w:p>
+            <w:pPr>
+              <w:pStyle w:val="Compact"/>
+              <w:jc w:val="left"/>
+            </w:pPr>
+            <w:r>
+              <w:t xml:space="preserve">P</w:t>
+            </w:r>
+          </w:p>
+        </w:tc>
+        <w:tc>
+          <w:tcPr/>
+          <w:p>
+            <w:pPr>
+              <w:pStyle w:val="Compact"/>
+            </w:pPr>
+          </w:p>
+        </w:tc>
+        <w:tc>
+          <w:tcPr/>
+          <w:p>
+            <w:pPr>
+              <w:pStyle w:val="Compact"/>
+              <w:jc w:val="left"/>
+            </w:pPr>
+            <w:r>
+              <w:t xml:space="preserve">P</w:t>
+            </w:r>
+          </w:p>
+        </w:tc>
+      </w:tr>
+      <w:tr>
+        <w:tc>
+          <w:tcPr/>
+          <w:p>
+            <w:pPr>
+              <w:pStyle w:val="Compact"/>
+              <w:jc w:val="left"/>
+            </w:pPr>
+            <w:r>
+              <w:fldChar w:fldCharType="begin"/>
+            </w:r>
+            <w:r>
+              <w:instrText xml:space="preserve">ADDIN CSL_CITATION {"citationID":"MENDELEY_CITATION_88","citationItems":[{"id":"ITEM-88","isTemporary":false,"itemData":{"DOI":"10.2139/ssrn.3244327","author":[{"family":"Gonçalves","given":"Carlos Pedro"}],"id":"Goncalves2018","issued":{"date-parts":[[2018]]},"publisher":"SSRN preprint 3244327","title":"Quantum robotics, neural networks and the quantum force interpretation","type":""},"suppress-author":false}],"isEdited":false,"manualOverride":{"citeprocText":"Gonçalves (2018)","isManuallyOverridden":false,"manualOverrideText":""},"mendeley":{"formattedCitation":"Gonçalves (2018)","plainTextFormattedCitation":"Gonçalves (2018)","previouslyFormattedCitation":"Gonçalves (2018)"},"properties":{"noteIndex":0},"schema":"https://github.com/citation-style-language/schema/raw/master/csl-citation.json"}</w:instrText>
+            </w:r>
+            <w:r>
+              <w:fldChar w:fldCharType="separate"/>
+            </w:r>
+            <w:r>
+              <w:t xml:space="preserve">Gonçalves (2018)</w:t>
+            </w:r>
+            <w:r>
+              <w:fldChar w:fldCharType="end"/>
+            </w:r>
+          </w:p>
+        </w:tc>
+        <w:tc>
+          <w:tcPr/>
+          <w:p>
+            <w:pPr>
+              <w:pStyle w:val="Compact"/>
+              <w:jc w:val="left"/>
+            </w:pPr>
+            <w:r>
+              <w:t xml:space="preserve">P</w:t>
+            </w:r>
+          </w:p>
+        </w:tc>
+        <w:tc>
+          <w:tcPr/>
+          <w:p>
+            <w:pPr>
+              <w:pStyle w:val="Compact"/>
+              <w:jc w:val="left"/>
+            </w:pPr>
+            <w:r>
+              <w:t xml:space="preserve">N</w:t>
+            </w:r>
+          </w:p>
+        </w:tc>
+        <w:tc>
+          <w:tcPr/>
+          <w:p>
+            <w:pPr>
+              <w:pStyle w:val="Compact"/>
+              <w:jc w:val="left"/>
+            </w:pPr>
+            <w:r>
+              <w:t xml:space="preserve">N</w:t>
+            </w:r>
+          </w:p>
+        </w:tc>
+        <w:tc>
+          <w:tcPr/>
+          <w:p>
+            <w:pPr>
+              <w:pStyle w:val="Compact"/>
+            </w:pPr>
+          </w:p>
+        </w:tc>
+        <w:tc>
+          <w:tcPr/>
+          <w:p>
+            <w:pPr>
+              <w:pStyle w:val="Compact"/>
+              <w:jc w:val="left"/>
+            </w:pPr>
+            <w:r>
+              <w:t xml:space="preserve">P</w:t>
+            </w:r>
+          </w:p>
+        </w:tc>
+        <w:tc>
+          <w:tcPr/>
+          <w:p>
+            <w:pPr>
+              <w:pStyle w:val="Compact"/>
+            </w:pPr>
+          </w:p>
+        </w:tc>
+        <w:tc>
+          <w:tcPr/>
+          <w:p>
+            <w:pPr>
+              <w:pStyle w:val="Compact"/>
+              <w:jc w:val="left"/>
+            </w:pPr>
+            <w:r>
+              <w:t xml:space="preserve">P</w:t>
+            </w:r>
+          </w:p>
+        </w:tc>
+      </w:tr>
+      <w:tr>
+        <w:tc>
+          <w:tcPr/>
+          <w:p>
+            <w:pPr>
+              <w:pStyle w:val="Compact"/>
+              <w:jc w:val="left"/>
+            </w:pPr>
+            <w:r>
+              <w:fldChar w:fldCharType="begin"/>
+            </w:r>
+            <w:r>
+              <w:instrText xml:space="preserve">ADDIN CSL_CITATION {"citationID":"MENDELEY_CITATION_89","citationItems":[{"id":"ITEM-89","isTemporary":false,"itemData":{"DOI":"10.1109/TMECH.2010.2090896","author":[{"family":"Dong","given":"Daoyi"},{"family":"Chen","given":"Chunlin"},{"family":"Chu","given":"Jian"},{"family":"Tarn","given":"Tzyh-Jong"}],"container-title":"IEEE/ASME Transactions on Mechatronics","id":"Dong2012","issue":"1","issued":{"date-parts":[[2012]]},"page":"86-97","publisher":"IEEE","title":"Robust quantum-inspired reinforcement learning for robot navigation","type":"article-journal","volume":"17"},"suppress-author":false}],"isEdited":false,"manualOverride":{"citeprocText":"Dong et al. (2012)","isManuallyOverridden":false,"manualOverrideText":""},"mendeley":{"formattedCitation":"Dong et al. (2012)","plainTextFormattedCitation":"Dong et al. (2012)","previouslyFormattedCitation":"Dong et al. (2012)"},"properties":{"noteIndex":0},"schema":"https://github.com/citation-style-language/schema/raw/master/csl-citation.json"}</w:instrText>
+            </w:r>
+            <w:r>
+              <w:fldChar w:fldCharType="separate"/>
+            </w:r>
+            <w:r>
+              <w:t xml:space="preserve">Dong et al. (2012)</w:t>
+            </w:r>
+            <w:r>
+              <w:fldChar w:fldCharType="end"/>
+            </w:r>
+          </w:p>
+        </w:tc>
+        <w:tc>
+          <w:tcPr/>
+          <w:p>
+            <w:pPr>
+              <w:pStyle w:val="Compact"/>
+              <w:jc w:val="left"/>
+            </w:pPr>
+            <w:r>
+              <w:t xml:space="preserve">M</w:t>
+            </w:r>
+          </w:p>
+        </w:tc>
+        <w:tc>
+          <w:tcPr/>
+          <w:p>
+            <w:pPr>
+              <w:pStyle w:val="Compact"/>
+              <w:jc w:val="left"/>
+            </w:pPr>
+            <w:r>
+              <w:t xml:space="preserve">P</w:t>
+            </w:r>
+          </w:p>
+        </w:tc>
+        <w:tc>
+          <w:tcPr/>
+          <w:p>
+            <w:pPr>
+              <w:pStyle w:val="Compact"/>
+              <w:jc w:val="left"/>
+            </w:pPr>
+            <w:r>
+              <w:t xml:space="preserve">M</w:t>
+            </w:r>
+          </w:p>
+        </w:tc>
+        <w:tc>
+          <w:tcPr/>
+          <w:p>
+            <w:pPr>
+              <w:pStyle w:val="Compact"/>
+            </w:pPr>
+          </w:p>
+        </w:tc>
+        <w:tc>
+          <w:tcPr/>
+          <w:p>
+            <w:pPr>
+              <w:pStyle w:val="Compact"/>
+              <w:jc w:val="left"/>
+            </w:pPr>
+            <w:r>
+              <w:t xml:space="preserve">P</w:t>
+            </w:r>
+          </w:p>
+        </w:tc>
+        <w:tc>
+          <w:tcPr/>
+          <w:p>
+            <w:pPr>
+              <w:pStyle w:val="Compact"/>
+            </w:pPr>
+          </w:p>
+        </w:tc>
+        <w:tc>
+          <w:tcPr/>
+          <w:p>
+            <w:pPr>
+              <w:pStyle w:val="Compact"/>
+              <w:jc w:val="left"/>
+            </w:pPr>
+            <w:r>
+              <w:t xml:space="preserve">P</w:t>
+            </w:r>
+          </w:p>
+        </w:tc>
+      </w:tr>
+      <w:tr>
+        <w:tc>
+          <w:tcPr/>
+          <w:p>
+            <w:pPr>
+              <w:pStyle w:val="Compact"/>
+              <w:jc w:val="left"/>
+            </w:pPr>
+            <w:r>
+              <w:fldChar w:fldCharType="begin"/>
+            </w:r>
+            <w:r>
+              <w:instrText xml:space="preserve">ADDIN CSL_CITATION {"citationID":"MENDELEY_CITATION_90","citationItems":[{"id":"ITEM-90","isTemporary":false,"itemData":{"DOI":"10.1109/ACCESS.2024.3417808","author":[{"family":"Hohenfeld","given":"Hans"},{"family":"Heimann","given":"Dirk"},{"family":"Wiebe","given":"Felix"},{"family":"Kirchner","given":"Frank"}],"container-title":"IEEE Access","id":"Hohenfeld2024","issued":{"date-parts":[[2024]]},"page":"87217-87236","publisher":"IEEE","title":"Quantum deep reinforcement learning for robot navigation tasks","type":"article-journal","volume":"12"},"suppress-author":false}],"isEdited":false,"manualOverride":{"citeprocText":"Hohenfeld et al. (2024)","isManuallyOverridden":false,"manualOverrideText":""},"mendeley":{"formattedCitation":"Hohenfeld et al. (2024)","plainTextFormattedCitation":"Hohenfeld et al. (2024)","previouslyFormattedCitation":"Hohenfeld et al. (2024)"},"properties":{"noteIndex":0},"schema":"https://github.com/citation-style-language/schema/raw/master/csl-citation.json"}</w:instrText>
+            </w:r>
+            <w:r>
+              <w:fldChar w:fldCharType="separate"/>
+            </w:r>
+            <w:r>
+              <w:t xml:space="preserve">Hohenfeld et al. (2024)</w:t>
+            </w:r>
+            <w:r>
+              <w:fldChar w:fldCharType="end"/>
+            </w:r>
+          </w:p>
+        </w:tc>
+        <w:tc>
+          <w:tcPr/>
+          <w:p>
+            <w:pPr>
+              <w:pStyle w:val="Compact"/>
+              <w:jc w:val="left"/>
+            </w:pPr>
+            <w:r>
+              <w:t xml:space="preserve">M</w:t>
+            </w:r>
+          </w:p>
+        </w:tc>
+        <w:tc>
+          <w:tcPr/>
+          <w:p>
+            <w:pPr>
+              <w:pStyle w:val="Compact"/>
+              <w:jc w:val="left"/>
+            </w:pPr>
+            <w:r>
+              <w:t xml:space="preserve">M</w:t>
+            </w:r>
+          </w:p>
+        </w:tc>
+        <w:tc>
+          <w:tcPr/>
+          <w:p>
+            <w:pPr>
+              <w:pStyle w:val="Compact"/>
+              <w:jc w:val="left"/>
+            </w:pPr>
+            <w:r>
+              <w:t xml:space="preserve">P</w:t>
+            </w:r>
+          </w:p>
+        </w:tc>
+        <w:tc>
+          <w:tcPr/>
+          <w:p>
+            <w:pPr>
+              <w:pStyle w:val="Compact"/>
+            </w:pPr>
+          </w:p>
+        </w:tc>
+        <w:tc>
+          <w:tcPr/>
+          <w:p>
+            <w:pPr>
+              <w:pStyle w:val="Compact"/>
+              <w:jc w:val="left"/>
+            </w:pPr>
+            <w:r>
+              <w:t xml:space="preserve">P</w:t>
+            </w:r>
+          </w:p>
+        </w:tc>
+        <w:tc>
+          <w:tcPr/>
+          <w:p>
+            <w:pPr>
+              <w:pStyle w:val="Compact"/>
+            </w:pPr>
+          </w:p>
+        </w:tc>
+        <w:tc>
+          <w:tcPr/>
+          <w:p>
+            <w:pPr>
+              <w:pStyle w:val="Compact"/>
+              <w:jc w:val="left"/>
+            </w:pPr>
+            <w:r>
+              <w:t xml:space="preserve">M</w:t>
+            </w:r>
+          </w:p>
+        </w:tc>
+      </w:tr>
+      <w:tr>
+        <w:tc>
+          <w:tcPr/>
+          <w:p>
+            <w:pPr>
+              <w:pStyle w:val="Compact"/>
+              <w:jc w:val="left"/>
+            </w:pPr>
+            <w:r>
+              <w:fldChar w:fldCharType="begin"/>
+            </w:r>
+            <w:r>
+              <w:instrText xml:space="preserve">ADDIN CSL_CITATION {"citationID":"MENDELEY_CITATION_91","citationItems":[{"id":"ITEM-91","isTemporary":false,"itemData":{"DOI":"10.5220/0013371800003890","ISBN":"978-989-758-737-5","author":[{"family":"Drăgan","given":"Theodora-Augustina"},{"family":"Künzner","given":"Alexander"},{"family":"Wille","given":"Robert"},{"family":"Lorenz","given":"Jeanette Miriam"}],"container-title":"Proceedings of the 17th international conference on agents and artificial intelligence (ICAART 2025)","id":"Dragan2025","issued":{"date-parts":[[2025]]},"page":"807-814","publisher":"SciTePress","title":"Continuous quantum reinforcement learning for robot navigation","type":"paper-conference","volume":"1"},"suppress-author":false}],"isEdited":false,"manualOverride":{"citeprocText":"Drăgan et al. (2025)","isManuallyOverridden":false,"manualOverrideText":""},"mendeley":{"formattedCitation":"Drăgan et al. (2025)","plainTextFormattedCitation":"Drăgan et al. (2025)","previouslyFormattedCitation":"Drăgan et al. (2025)"},"properties":{"noteIndex":0},"schema":"https://github.com/citation-style-language/schema/raw/master/csl-citation.json"}</w:instrText>
+            </w:r>
+            <w:r>
+              <w:fldChar w:fldCharType="separate"/>
+            </w:r>
+            <w:r>
+              <w:t xml:space="preserve">Drăgan et al. (2025)</w:t>
+            </w:r>
+            <w:r>
+              <w:fldChar w:fldCharType="end"/>
+            </w:r>
+          </w:p>
+        </w:tc>
+        <w:tc>
+          <w:tcPr/>
+          <w:p>
+            <w:pPr>
+              <w:pStyle w:val="Compact"/>
+              <w:jc w:val="left"/>
+            </w:pPr>
+            <w:r>
+              <w:t xml:space="preserve">M</w:t>
+            </w:r>
+          </w:p>
+        </w:tc>
+        <w:tc>
+          <w:tcPr/>
+          <w:p>
+            <w:pPr>
+              <w:pStyle w:val="Compact"/>
+              <w:jc w:val="left"/>
+            </w:pPr>
+            <w:r>
+              <w:t xml:space="preserve">M</w:t>
+            </w:r>
+          </w:p>
+        </w:tc>
+        <w:tc>
+          <w:tcPr/>
+          <w:p>
+            <w:pPr>
+              <w:pStyle w:val="Compact"/>
+              <w:jc w:val="left"/>
+            </w:pPr>
+            <w:r>
+              <w:t xml:space="preserve">P</w:t>
+            </w:r>
+          </w:p>
+        </w:tc>
+        <w:tc>
+          <w:tcPr/>
+          <w:p>
+            <w:pPr>
+              <w:pStyle w:val="Compact"/>
+            </w:pPr>
+          </w:p>
+        </w:tc>
+        <w:tc>
+          <w:tcPr/>
+          <w:p>
+            <w:pPr>
+              <w:pStyle w:val="Compact"/>
+              <w:jc w:val="left"/>
+            </w:pPr>
+            <w:r>
+              <w:t xml:space="preserve">P</w:t>
+            </w:r>
+          </w:p>
+        </w:tc>
+        <w:tc>
+          <w:tcPr/>
+          <w:p>
+            <w:pPr>
+              <w:pStyle w:val="Compact"/>
+            </w:pPr>
+          </w:p>
+        </w:tc>
+        <w:tc>
+          <w:tcPr/>
+          <w:p>
+            <w:pPr>
+              <w:pStyle w:val="Compact"/>
+              <w:jc w:val="left"/>
+            </w:pPr>
+            <w:r>
+              <w:t xml:space="preserve">M</w:t>
+            </w:r>
+          </w:p>
+        </w:tc>
+      </w:tr>
+      <w:tr>
+        <w:tc>
+          <w:tcPr/>
+          <w:p>
+            <w:pPr>
+              <w:pStyle w:val="Compact"/>
+              <w:jc w:val="left"/>
+            </w:pPr>
+            <w:r>
+              <w:fldChar w:fldCharType="begin"/>
+            </w:r>
+            <w:r>
+              <w:instrText xml:space="preserve">ADDIN CSL_CITATION {"citationID":"MENDELEY_CITATION_92","citationItems":[{"id":"ITEM-92","isTemporary":false,"itemData":{"DOI":"10.1007/s42484-024-00226-4","author":[{"family":"Sinha","given":"Akash"},{"family":"Macaluso","given":"Antonio"},{"family":"Klusch","given":"Matthias"}],"container-title":"Quantum Machine Intelligence","id":"Sinha2023","issued":{"date-parts":[[2025]]},"page":"19","publisher":"Springer","title":"Nav-Q: Quantum deep reinforcement learning for collision-free navigation of self-driving cars","title-short":"Nav-Q","type":"article-journal","volume":"7"},"suppress-author":false}],"isEdited":false,"manualOverride":{"citeprocText":"Sinha, Macaluso, and Klusch (2025)","isManuallyOverridden":false,"manualOverrideText":""},"mendeley":{"formattedCitation":"Sinha, Macaluso, and Klusch (2025)","plainTextFormattedCitation":"Sinha, Macaluso, and Klusch (2025)","previouslyFormattedCitation":"Sinha, Macaluso, and Klusch (2025)"},"properties":{"noteIndex":0},"schema":"https://github.com/citation-style-language/schema/raw/master/csl-citation.json"}</w:instrText>
+            </w:r>
+            <w:r>
+              <w:fldChar w:fldCharType="separate"/>
+            </w:r>
+            <w:r>
+              <w:t xml:space="preserve">Sinha, Macaluso, and Klusch (2025)</w:t>
+            </w:r>
+            <w:r>
+              <w:fldChar w:fldCharType="end"/>
+            </w:r>
+          </w:p>
+        </w:tc>
+        <w:tc>
+          <w:tcPr/>
+          <w:p>
+            <w:pPr>
+              <w:pStyle w:val="Compact"/>
+              <w:jc w:val="left"/>
+            </w:pPr>
+            <w:r>
+              <w:t xml:space="preserve">M</w:t>
+            </w:r>
+          </w:p>
+        </w:tc>
+        <w:tc>
+          <w:tcPr/>
+          <w:p>
+            <w:pPr>
+              <w:pStyle w:val="Compact"/>
+              <w:jc w:val="left"/>
+            </w:pPr>
+            <w:r>
+              <w:t xml:space="preserve">P</w:t>
+            </w:r>
+          </w:p>
+        </w:tc>
+        <w:tc>
+          <w:tcPr/>
+          <w:p>
+            <w:pPr>
+              <w:pStyle w:val="Compact"/>
+              <w:jc w:val="left"/>
+            </w:pPr>
+            <w:r>
+              <w:t xml:space="preserve">P</w:t>
+            </w:r>
+          </w:p>
+        </w:tc>
+        <w:tc>
+          <w:tcPr/>
+          <w:p>
+            <w:pPr>
+              <w:pStyle w:val="Compact"/>
+            </w:pPr>
+          </w:p>
+        </w:tc>
+        <w:tc>
+          <w:tcPr/>
+          <w:p>
+            <w:pPr>
+              <w:pStyle w:val="Compact"/>
+              <w:jc w:val="left"/>
+            </w:pPr>
+            <w:r>
+              <w:t xml:space="preserve">P</w:t>
+            </w:r>
+          </w:p>
+        </w:tc>
+        <w:tc>
+          <w:tcPr/>
+          <w:p>
+            <w:pPr>
+              <w:pStyle w:val="Compact"/>
+            </w:pPr>
+          </w:p>
+        </w:tc>
+        <w:tc>
+          <w:tcPr/>
+          <w:p>
+            <w:pPr>
+              <w:pStyle w:val="Compact"/>
+              <w:jc w:val="left"/>
+            </w:pPr>
+            <w:r>
+              <w:t xml:space="preserve">P</w:t>
+            </w:r>
+          </w:p>
+        </w:tc>
+      </w:tr>
+      <w:tr>
+        <w:tc>
+          <w:tcPr/>
+          <w:p>
+            <w:pPr>
+              <w:pStyle w:val="Compact"/>
+              <w:jc w:val="left"/>
+            </w:pPr>
+            <w:r>
+              <w:fldChar w:fldCharType="begin"/>
+            </w:r>
+            <w:r>
+              <w:instrText xml:space="preserve">ADDIN CSL_CITATION {"citationID":"MENDELEY_CITATION_93","citationItems":[{"id":"ITEM-93","isTemporary":false,"itemData":{"URL":"https://arxiv.org/abs/2212.11681","author":[{"family":"Acuto","given":"Alberto"},{"family":"Barillà","given":"Paola"},{"family":"Bozzolo","given":"Ludovico"},{"family":"Conterno","given":"Matteo"},{"family":"Pavese","given":"Mattia"},{"family":"Policicchio","given":"Antonio"}],"id":"Acuto2022","issued":{"date-parts":[[2022]]},"title":"Variational quantum soft actor-critic for robotic arm control","type":""},"suppress-author":false}],"isEdited":false,"manualOverride":{"citeprocText":"Acuto et al. (2022)","isManuallyOverridden":false,"manualOverrideText":""},"mendeley":{"formattedCitation":"Acuto et al. (2022)","plainTextFormattedCitation":"Acuto et al. (2022)","previouslyFormattedCitation":"Acuto et al. (2022)"},"properties":{"noteIndex":0},"schema":"https://github.com/citation-style-language/schema/raw/master/csl-citation.json"}</w:instrText>
+            </w:r>
+            <w:r>
+              <w:fldChar w:fldCharType="separate"/>
+            </w:r>
+            <w:r>
+              <w:t xml:space="preserve">Acuto et al. (2022)</w:t>
+            </w:r>
+            <w:r>
+              <w:fldChar w:fldCharType="end"/>
+            </w:r>
+          </w:p>
+        </w:tc>
+        <w:tc>
+          <w:tcPr/>
+          <w:p>
+            <w:pPr>
+              <w:pStyle w:val="Compact"/>
+              <w:jc w:val="left"/>
+            </w:pPr>
+            <w:r>
+              <w:t xml:space="preserve">M</w:t>
+            </w:r>
+          </w:p>
+        </w:tc>
+        <w:tc>
+          <w:tcPr/>
+          <w:p>
+            <w:pPr>
+              <w:pStyle w:val="Compact"/>
+              <w:jc w:val="left"/>
+            </w:pPr>
+            <w:r>
+              <w:t xml:space="preserve">M</w:t>
+            </w:r>
+          </w:p>
+        </w:tc>
+        <w:tc>
+          <w:tcPr/>
+          <w:p>
+            <w:pPr>
+              <w:pStyle w:val="Compact"/>
+              <w:jc w:val="left"/>
+            </w:pPr>
+            <w:r>
+              <w:t xml:space="preserve">P</w:t>
+            </w:r>
+          </w:p>
+        </w:tc>
+        <w:tc>
+          <w:tcPr/>
+          <w:p>
+            <w:pPr>
+              <w:pStyle w:val="Compact"/>
+            </w:pPr>
+          </w:p>
+        </w:tc>
+        <w:tc>
+          <w:tcPr/>
+          <w:p>
+            <w:pPr>
+              <w:pStyle w:val="Compact"/>
+              <w:jc w:val="left"/>
+            </w:pPr>
+            <w:r>
+              <w:t xml:space="preserve">P</w:t>
+            </w:r>
+          </w:p>
+        </w:tc>
+        <w:tc>
+          <w:tcPr/>
+          <w:p>
+            <w:pPr>
+              <w:pStyle w:val="Compact"/>
+            </w:pPr>
+          </w:p>
+        </w:tc>
+        <w:tc>
+          <w:tcPr/>
+          <w:p>
+            <w:pPr>
+              <w:pStyle w:val="Compact"/>
+              <w:jc w:val="left"/>
+            </w:pPr>
+            <w:r>
+              <w:t xml:space="preserve">P</w:t>
+            </w:r>
+          </w:p>
+        </w:tc>
+      </w:tr>
+      <w:tr>
+        <w:tc>
+          <w:tcPr/>
+          <w:p>
+            <w:pPr>
+              <w:pStyle w:val="Compact"/>
+              <w:jc w:val="left"/>
+            </w:pPr>
+            <w:r>
+              <w:fldChar w:fldCharType="begin"/>
+            </w:r>
+            <w:r>
+              <w:instrText xml:space="preserve">ADDIN CSL_CITATION {"citationID":"MENDELEY_CITATION_94","citationItems":[{"id":"ITEM-94","isTemporary":false,"itemData":{"DOI":"10.48550/arXiv.2509.11388","URL":"https://arxiv.org/abs/2509.11388","author":[{"family":"Lokossou","given":"Romerik"},{"family":"Girma","given":"Birhanu Shimelis"},{"family":"Tonguz","given":"Ozan K."},{"family":"Biyabani","given":"Ahmed"}],"id":"Lokossou2025","issued":{"date-parts":[[2025]]},"title":"Quantum deep reinforcement learning for humanoid robot navigation task","type":""},"suppress-author":false}],"isEdited":false,"manualOverride":{"citeprocText":"Lokossou et al. (2025)","isManuallyOverridden":false,"manualOverrideText":""},"mendeley":{"formattedCitation":"Lokossou et al. (2025)","plainTextFormattedCitation":"Lokossou et al. (2025)","previouslyFormattedCitation":"Lokossou et al. (2025)"},"properties":{"noteIndex":0},"schema":"https://github.com/citation-style-language/schema/raw/master/csl-citation.json"}</w:instrText>
+            </w:r>
+            <w:r>
+              <w:fldChar w:fldCharType="separate"/>
+            </w:r>
+            <w:r>
+              <w:t xml:space="preserve">Lokossou et al. (2025)</w:t>
+            </w:r>
+            <w:r>
+              <w:fldChar w:fldCharType="end"/>
+            </w:r>
+          </w:p>
+        </w:tc>
+        <w:tc>
+          <w:tcPr/>
+          <w:p>
+            <w:pPr>
+              <w:pStyle w:val="Compact"/>
+              <w:jc w:val="left"/>
+            </w:pPr>
+            <w:r>
+              <w:t xml:space="preserve">M</w:t>
+            </w:r>
+          </w:p>
+        </w:tc>
+        <w:tc>
+          <w:tcPr/>
+          <w:p>
+            <w:pPr>
+              <w:pStyle w:val="Compact"/>
+              <w:jc w:val="left"/>
+            </w:pPr>
+            <w:r>
+              <w:t xml:space="preserve">P</w:t>
+            </w:r>
+          </w:p>
+        </w:tc>
+        <w:tc>
+          <w:tcPr/>
+          <w:p>
+            <w:pPr>
+              <w:pStyle w:val="Compact"/>
+              <w:jc w:val="left"/>
+            </w:pPr>
+            <w:r>
+              <w:t xml:space="preserve">P</w:t>
+            </w:r>
+          </w:p>
+        </w:tc>
+        <w:tc>
+          <w:tcPr/>
+          <w:p>
+            <w:pPr>
+              <w:pStyle w:val="Compact"/>
+            </w:pPr>
+          </w:p>
+        </w:tc>
+        <w:tc>
+          <w:tcPr/>
+          <w:p>
+            <w:pPr>
+              <w:pStyle w:val="Compact"/>
+              <w:jc w:val="left"/>
+            </w:pPr>
+            <w:r>
+              <w:t xml:space="preserve">P</w:t>
+            </w:r>
+          </w:p>
+        </w:tc>
+        <w:tc>
+          <w:tcPr/>
+          <w:p>
+            <w:pPr>
+              <w:pStyle w:val="Compact"/>
+            </w:pPr>
+          </w:p>
+        </w:tc>
+        <w:tc>
+          <w:tcPr/>
+          <w:p>
+            <w:pPr>
+              <w:pStyle w:val="Compact"/>
+              <w:jc w:val="left"/>
+            </w:pPr>
+            <w:r>
+              <w:t xml:space="preserve">P</w:t>
+            </w:r>
+          </w:p>
+        </w:tc>
+      </w:tr>
+      <w:tr>
+        <w:tc>
+          <w:tcPr/>
+          <w:p>
+            <w:pPr>
+              <w:pStyle w:val="Compact"/>
+              <w:jc w:val="left"/>
+            </w:pPr>
+            <w:r>
+              <w:fldChar w:fldCharType="begin"/>
+            </w:r>
+            <w:r>
+              <w:instrText xml:space="preserve">ADDIN CSL_CITATION {"citationID":"MENDELEY_CITATION_95","citationItems":[{"id":"ITEM-95","isTemporary":false,"itemData":{"URL":"https://arxiv.org/abs/2605.20801","author":[{"family":"Altrabulsi","given":"Mohamed Khair"},{"family":"Innan","given":"Nouhaila"},{"family":"Marchisio","given":"Alberto"},{"family":"Kashif","given":"Muhammad"},{"family":"Shafique","given":"Muhammad"}],"id":"Altrabulsi2026","issued":{"date-parts":[[2026]]},"title":"Q-SpiRL: Quantum spiking reinforcement learning for adaptive robot navigation","title-short":"Q-SpiRL","type":""},"suppress-author":false}],"isEdited":false,"manualOverride":{"citeprocText":"Altrabulsi et al. (2026)","isManuallyOverridden":false,"manualOverrideText":""},"mendeley":{"formattedCitation":"Altrabulsi et al. (2026)","plainTextFormattedCitation":"Altrabulsi et al. (2026)","previouslyFormattedCitation":"Altrabulsi et al. (2026)"},"properties":{"noteIndex":0},"schema":"https://github.com/citation-style-language/schema/raw/master/csl-citation.json"}</w:instrText>
+            </w:r>
+            <w:r>
+              <w:fldChar w:fldCharType="separate"/>
+            </w:r>
+            <w:r>
+              <w:t xml:space="preserve">Altrabulsi et al. (2026)</w:t>
+            </w:r>
+            <w:r>
+              <w:fldChar w:fldCharType="end"/>
+            </w:r>
+          </w:p>
+        </w:tc>
+        <w:tc>
+          <w:tcPr/>
+          <w:p>
+            <w:pPr>
+              <w:pStyle w:val="Compact"/>
+              <w:jc w:val="left"/>
+            </w:pPr>
+            <w:r>
+              <w:t xml:space="preserve">M</w:t>
+            </w:r>
+          </w:p>
+        </w:tc>
+        <w:tc>
+          <w:tcPr/>
+          <w:p>
+            <w:pPr>
+              <w:pStyle w:val="Compact"/>
+              <w:jc w:val="left"/>
+            </w:pPr>
+            <w:r>
+              <w:t xml:space="preserve">P</w:t>
+            </w:r>
+          </w:p>
+        </w:tc>
+        <w:tc>
+          <w:tcPr/>
+          <w:p>
+            <w:pPr>
+              <w:pStyle w:val="Compact"/>
+              <w:jc w:val="left"/>
+            </w:pPr>
+            <w:r>
+              <w:t xml:space="preserve">P</w:t>
+            </w:r>
+          </w:p>
+        </w:tc>
+        <w:tc>
+          <w:tcPr/>
+          <w:p>
+            <w:pPr>
+              <w:pStyle w:val="Compact"/>
+            </w:pPr>
+          </w:p>
+        </w:tc>
+        <w:tc>
+          <w:tcPr/>
+          <w:p>
+            <w:pPr>
+              <w:pStyle w:val="Compact"/>
+              <w:jc w:val="left"/>
+            </w:pPr>
+            <w:r>
+              <w:t xml:space="preserve">P</w:t>
+            </w:r>
+          </w:p>
+        </w:tc>
+        <w:tc>
+          <w:tcPr/>
+          <w:p>
+            <w:pPr>
+              <w:pStyle w:val="Compact"/>
+            </w:pPr>
+          </w:p>
+        </w:tc>
+        <w:tc>
+          <w:tcPr/>
+          <w:p>
+            <w:pPr>
+              <w:pStyle w:val="Compact"/>
+              <w:jc w:val="left"/>
+            </w:pPr>
+            <w:r>
+              <w:t xml:space="preserve">P</w:t>
+            </w:r>
+          </w:p>
+        </w:tc>
+      </w:tr>
+      <w:tr>
+        <w:tc>
+          <w:tcPr/>
+          <w:p>
+            <w:pPr>
+              <w:pStyle w:val="Compact"/>
+              <w:jc w:val="left"/>
+            </w:pPr>
+            <w:r>
+              <w:fldChar w:fldCharType="begin"/>
+            </w:r>
+            <w:r>
+              <w:instrText xml:space="preserve">ADDIN CSL_CITATION {"citationID":"MENDELEY_CITATION_96","citationItems":[{"id":"ITEM-96","isTemporary":false,"itemData":{"DOI":"10.1007/s42044-025-00306-z","author":[{"family":"Taghavi","given":"Mazyar"},{"family":"Farnoosh","given":"Rahman"}],"container-title":"Iran Journal of Computer Science","id":"Taghavi2025","issue":"4","issued":{"date-parts":[[2025]]},"page":"2139-2155","publisher":"Springer","title":"Quantum computing and neuromorphic computing for safe, reliable, and explainable multi-agent reinforcement learning: Optimal control in autonomous robotics","title-short":"Quantum computing and neuromorphic computing for safe, reliable, and explainable multi-agent reinforcement learning","type":"article-journal","volume":"8"},"suppress-author":false}],"isEdited":false,"manualOverride":{"citeprocText":"Taghavi and Farnoosh (2025)","isManuallyOverridden":false,"manualOverrideText":""},"mendeley":{"formattedCitation":"Taghavi and Farnoosh (2025)","plainTextFormattedCitation":"Taghavi and Farnoosh (2025)","previouslyFormattedCitation":"Taghavi and Farnoosh (2025)"},"properties":{"noteIndex":0},"schema":"https://github.com/citation-style-language/schema/raw/master/csl-citation.json"}</w:instrText>
+            </w:r>
+            <w:r>
+              <w:fldChar w:fldCharType="separate"/>
+            </w:r>
+            <w:r>
+              <w:t xml:space="preserve">Taghavi and Farnoosh (2025)</w:t>
+            </w:r>
+            <w:r>
+              <w:fldChar w:fldCharType="end"/>
+            </w:r>
+          </w:p>
+        </w:tc>
+        <w:tc>
+          <w:tcPr/>
+          <w:p>
+            <w:pPr>
+              <w:pStyle w:val="Compact"/>
+              <w:jc w:val="left"/>
+            </w:pPr>
+            <w:r>
+              <w:t xml:space="preserve">P</w:t>
+            </w:r>
+          </w:p>
+        </w:tc>
+        <w:tc>
+          <w:tcPr/>
+          <w:p>
+            <w:pPr>
+              <w:pStyle w:val="Compact"/>
+              <w:jc w:val="left"/>
+            </w:pPr>
+            <w:r>
+              <w:t xml:space="preserve">P</w:t>
+            </w:r>
+          </w:p>
+        </w:tc>
+        <w:tc>
+          <w:tcPr/>
+          <w:p>
+            <w:pPr>
+              <w:pStyle w:val="Compact"/>
+              <w:jc w:val="left"/>
+            </w:pPr>
+            <w:r>
+              <w:t xml:space="preserve">P</w:t>
+            </w:r>
+          </w:p>
+        </w:tc>
+        <w:tc>
+          <w:tcPr/>
+          <w:p>
+            <w:pPr>
+              <w:pStyle w:val="Compact"/>
+            </w:pPr>
+          </w:p>
+        </w:tc>
+        <w:tc>
+          <w:tcPr/>
+          <w:p>
+            <w:pPr>
+              <w:pStyle w:val="Compact"/>
+              <w:jc w:val="left"/>
+            </w:pPr>
+            <w:r>
+              <w:t xml:space="preserve">P</w:t>
+            </w:r>
+          </w:p>
+        </w:tc>
+        <w:tc>
+          <w:tcPr/>
+          <w:p>
+            <w:pPr>
+              <w:pStyle w:val="Compact"/>
+            </w:pPr>
+          </w:p>
+        </w:tc>
+        <w:tc>
+          <w:tcPr/>
+          <w:p>
+            <w:pPr>
+              <w:pStyle w:val="Compact"/>
+              <w:jc w:val="left"/>
+            </w:pPr>
+            <w:r>
+              <w:t xml:space="preserve">P</w:t>
+            </w:r>
+          </w:p>
+        </w:tc>
+      </w:tr>
+      <w:tr>
+        <w:tc>
+          <w:tcPr/>
+          <w:p>
+            <w:pPr>
+              <w:pStyle w:val="Compact"/>
+              <w:jc w:val="left"/>
+            </w:pPr>
+            <w:r>
+              <w:fldChar w:fldCharType="begin"/>
+            </w:r>
+            <w:r>
+              <w:instrText xml:space="preserve">ADDIN CSL_CITATION {"citationID":"MENDELEY_CITATION_97","citationItems":[{"id":"ITEM-97","isTemporary":false,"itemData":{"author":[{"family":"Park","given":"Chanyoung"},{"family":"Yun","given":"Won Joon"},{"family":"Kim","given":"Jae Pyoung"},{"family":"Rodrigues","given":"Tiago Koketsu"},{"family":"Park","given":"Soohyun"},{"family":"Jung","given":"Soyi"},{"family":"Kim","given":"Joongheon"}],"container-title":"IEEE Internet of Things Journal","id":"Park2023","issue":"22","issued":{"date-parts":[[2023]]},"page":"20033-20048","title":"Quantum multi-agent actor-critic networks for cooperative mobile access in multi-UAV systems","type":"article-journal","volume":"10"},"suppress-author":false}],"isEdited":false,"manualOverride":{"citeprocText":"C. Park et al. (2023)","isManuallyOverridden":false,"manualOverrideText":""},"mendeley":{"formattedCitation":"C. Park et al. (2023)","plainTextFormattedCitation":"C. Park et al. (2023)","previouslyFormattedCitation":"C. Park et al. (2023)"},"properties":{"noteIndex":0},"schema":"https://github.com/citation-style-language/schema/raw/master/csl-citation.json"}</w:instrText>
+            </w:r>
+            <w:r>
+              <w:fldChar w:fldCharType="separate"/>
+            </w:r>
+            <w:r>
+              <w:t xml:space="preserve">C. Park et al. (2023)</w:t>
+            </w:r>
+            <w:r>
+              <w:fldChar w:fldCharType="end"/>
+            </w:r>
+          </w:p>
+        </w:tc>
+        <w:tc>
+          <w:tcPr/>
+          <w:p>
+            <w:pPr>
+              <w:pStyle w:val="Compact"/>
+              <w:jc w:val="left"/>
+            </w:pPr>
+            <w:r>
+              <w:t xml:space="preserve">M</w:t>
+            </w:r>
+          </w:p>
+        </w:tc>
+        <w:tc>
+          <w:tcPr/>
+          <w:p>
+            <w:pPr>
+              <w:pStyle w:val="Compact"/>
+              <w:jc w:val="left"/>
+            </w:pPr>
+            <w:r>
+              <w:t xml:space="preserve">P</w:t>
+            </w:r>
+          </w:p>
+        </w:tc>
+        <w:tc>
+          <w:tcPr/>
+          <w:p>
+            <w:pPr>
+              <w:pStyle w:val="Compact"/>
+              <w:jc w:val="left"/>
+            </w:pPr>
+            <w:r>
+              <w:t xml:space="preserve">P</w:t>
+            </w:r>
+          </w:p>
+        </w:tc>
+        <w:tc>
+          <w:tcPr/>
+          <w:p>
+            <w:pPr>
+              <w:pStyle w:val="Compact"/>
+            </w:pPr>
+          </w:p>
+        </w:tc>
+        <w:tc>
+          <w:tcPr/>
+          <w:p>
+            <w:pPr>
+              <w:pStyle w:val="Compact"/>
+              <w:jc w:val="left"/>
+            </w:pPr>
+            <w:r>
+              <w:t xml:space="preserve">P</w:t>
+            </w:r>
+          </w:p>
+        </w:tc>
+        <w:tc>
+          <w:tcPr/>
+          <w:p>
+            <w:pPr>
+              <w:pStyle w:val="Compact"/>
+            </w:pPr>
+          </w:p>
+        </w:tc>
+        <w:tc>
+          <w:tcPr/>
+          <w:p>
+            <w:pPr>
+              <w:pStyle w:val="Compact"/>
+              <w:jc w:val="left"/>
+            </w:pPr>
+            <w:r>
+              <w:t xml:space="preserve">P</w:t>
+            </w:r>
+          </w:p>
+        </w:tc>
+      </w:tr>
+      <w:tr>
+        <w:tc>
+          <w:tcPr/>
+          <w:p>
+            <w:pPr>
+              <w:pStyle w:val="Compact"/>
+              <w:jc w:val="left"/>
+            </w:pPr>
+            <w:r>
+              <w:fldChar w:fldCharType="begin"/>
+            </w:r>
+            <w:r>
+              <w:instrText xml:space="preserve">ADDIN CSL_CITATION {"citationID":"MENDELEY_CITATION_98","citationItems":[{"id":"ITEM-98","isTemporary":false,"itemData":{"author":[{"family":"Park","given":"Soohyun"},{"family":"Kim","given":"Jae Pyoung"},{"family":"Park","given":"Chanyoung"},{"family":"Jung","given":"Soyi"},{"family":"Kim","given":"Joongheon"}],"container-title":"IEEE Communications Magazine","id":"Park2024","issue":"6","issued":{"date-parts":[[2024]]},"page":"106-112","title":"Quantum multi-agent reinforcement learning for autonomous mobility cooperation","type":"article-journal","volume":"62"},"suppress-author":false}],"isEdited":false,"manualOverride":{"citeprocText":"S. Park et al. (2024)","isManuallyOverridden":false,"manualOverrideText":""},"mendeley":{"formattedCitation":"S. Park et al. (2024)","plainTextFormattedCitation":"S. Park et al. (2024)","previouslyFormattedCitation":"S. Park et al. (2024)"},"properties":{"noteIndex":0},"schema":"https://github.com/citation-style-language/schema/raw/master/csl-citation.json"}</w:instrText>
+            </w:r>
+            <w:r>
+              <w:fldChar w:fldCharType="separate"/>
+            </w:r>
+            <w:r>
+              <w:t xml:space="preserve">S. Park et al. (2024)</w:t>
+            </w:r>
+            <w:r>
+              <w:fldChar w:fldCharType="end"/>
+            </w:r>
+          </w:p>
+        </w:tc>
+        <w:tc>
+          <w:tcPr/>
+          <w:p>
+            <w:pPr>
+              <w:pStyle w:val="Compact"/>
+              <w:jc w:val="left"/>
+            </w:pPr>
+            <w:r>
+              <w:t xml:space="preserve">P</w:t>
+            </w:r>
+          </w:p>
+        </w:tc>
+        <w:tc>
+          <w:tcPr/>
+          <w:p>
+            <w:pPr>
+              <w:pStyle w:val="Compact"/>
+              <w:jc w:val="left"/>
+            </w:pPr>
+            <w:r>
+              <w:t xml:space="preserve">P</w:t>
+            </w:r>
+          </w:p>
+        </w:tc>
+        <w:tc>
+          <w:tcPr/>
+          <w:p>
+            <w:pPr>
+              <w:pStyle w:val="Compact"/>
+              <w:jc w:val="left"/>
+            </w:pPr>
+            <w:r>
+              <w:t xml:space="preserve">P</w:t>
+            </w:r>
+          </w:p>
+        </w:tc>
+        <w:tc>
+          <w:tcPr/>
+          <w:p>
+            <w:pPr>
+              <w:pStyle w:val="Compact"/>
+            </w:pPr>
+          </w:p>
+        </w:tc>
+        <w:tc>
+          <w:tcPr/>
+          <w:p>
+            <w:pPr>
+              <w:pStyle w:val="Compact"/>
+              <w:jc w:val="left"/>
+            </w:pPr>
+            <w:r>
+              <w:t xml:space="preserve">P</w:t>
+            </w:r>
+          </w:p>
+        </w:tc>
+        <w:tc>
+          <w:tcPr/>
+          <w:p>
+            <w:pPr>
+              <w:pStyle w:val="Compact"/>
+            </w:pPr>
+          </w:p>
+        </w:tc>
+        <w:tc>
+          <w:tcPr/>
+          <w:p>
+            <w:pPr>
+              <w:pStyle w:val="Compact"/>
+              <w:jc w:val="left"/>
+            </w:pPr>
+            <w:r>
+              <w:t xml:space="preserve">P</w:t>
+            </w:r>
+          </w:p>
+        </w:tc>
+      </w:tr>
+      <w:tr>
+        <w:tc>
+          <w:tcPr/>
+          <w:p>
+            <w:pPr>
+              <w:pStyle w:val="Compact"/>
+              <w:jc w:val="left"/>
+            </w:pPr>
+            <w:r>
+              <w:fldChar w:fldCharType="begin"/>
+            </w:r>
+            <w:r>
+              <w:instrText xml:space="preserve">ADDIN CSL_CITATION {"citationID":"MENDELEY_CITATION_99","citationItems":[{"id":"ITEM-99","isTemporary":false,"itemData":{"URL":"https://arxiv.org/abs/2508.01690","author":[{"family":"Sun","given":"Yize"},{"family":"Hagog","given":"Mohamad"},{"family":"Weber","given":"Marc"},{"family":"Hein","given":"Daniel"},{"family":"Udluft","given":"Steffen"},{"family":"Tresp","given":"Volker"},{"family":"Ma","given":"Yunpu"}],"id":"Sun2025","issued":{"date-parts":[[2025]]},"note":"QML@QCE 2025 workshop","title":"First experience with real-time control using simulated VQC-based quantum policies","type":""},"suppress-author":false}],"isEdited":false,"manualOverride":{"citeprocText":"Sun et al. (2025)","isManuallyOverridden":false,"manualOverrideText":""},"mendeley":{"formattedCitation":"Sun et al. (2025)","plainTextFormattedCitation":"Sun et al. (2025)","previouslyFormattedCitation":"Sun et al. (2025)"},"properties":{"noteIndex":0},"schema":"https://github.com/citation-style-language/schema/raw/master/csl-citation.json"}</w:instrText>
+            </w:r>
+            <w:r>
+              <w:fldChar w:fldCharType="separate"/>
+            </w:r>
+            <w:r>
+              <w:t xml:space="preserve">Sun et al. (2025)</w:t>
+            </w:r>
+            <w:r>
+              <w:fldChar w:fldCharType="end"/>
+            </w:r>
+          </w:p>
+        </w:tc>
+        <w:tc>
+          <w:tcPr/>
+          <w:p>
+            <w:pPr>
+              <w:pStyle w:val="Compact"/>
+              <w:jc w:val="left"/>
+            </w:pPr>
+            <w:r>
+              <w:t xml:space="preserve">M</w:t>
+            </w:r>
+          </w:p>
+        </w:tc>
+        <w:tc>
+          <w:tcPr/>
+          <w:p>
+            <w:pPr>
+              <w:pStyle w:val="Compact"/>
+              <w:jc w:val="left"/>
+            </w:pPr>
+            <w:r>
+              <w:t xml:space="preserve">N</w:t>
+            </w:r>
+          </w:p>
+        </w:tc>
+        <w:tc>
+          <w:tcPr/>
+          <w:p>
+            <w:pPr>
+              <w:pStyle w:val="Compact"/>
+              <w:jc w:val="left"/>
+            </w:pPr>
+            <w:r>
+              <w:t xml:space="preserve">M</w:t>
+            </w:r>
+          </w:p>
+        </w:tc>
+        <w:tc>
+          <w:tcPr/>
+          <w:p>
+            <w:pPr>
+              <w:pStyle w:val="Compact"/>
+            </w:pPr>
+          </w:p>
+        </w:tc>
+        <w:tc>
+          <w:tcPr/>
+          <w:p>
+            <w:pPr>
+              <w:pStyle w:val="Compact"/>
+              <w:jc w:val="left"/>
+            </w:pPr>
+            <w:r>
+              <w:t xml:space="preserve">M</w:t>
+            </w:r>
+          </w:p>
+        </w:tc>
+        <w:tc>
+          <w:tcPr/>
+          <w:p>
+            <w:pPr>
+              <w:pStyle w:val="Compact"/>
+            </w:pPr>
+          </w:p>
+        </w:tc>
+        <w:tc>
+          <w:tcPr/>
+          <w:p>
+            <w:pPr>
+              <w:pStyle w:val="Compact"/>
+              <w:jc w:val="left"/>
+            </w:pPr>
+            <w:r>
+              <w:t xml:space="preserve">M</w:t>
+            </w:r>
+          </w:p>
+        </w:tc>
+      </w:tr>
+      <w:tr>
+        <w:tc>
+          <w:tcPr/>
+          <w:p>
+            <w:pPr>
+              <w:pStyle w:val="Compact"/>
+              <w:jc w:val="left"/>
+            </w:pPr>
+            <w:r>
+              <w:fldChar w:fldCharType="begin"/>
+            </w:r>
+            <w:r>
+              <w:instrText xml:space="preserve">ADDIN CSL_CITATION {"citationID":"MENDELEY_CITATION_100","citationItems":[{"id":"ITEM-100","isTemporary":false,"itemData":{"URL":"https://arxiv.org/abs/2605.01716","author":[{"family":"Ngo","given":"Nguyen Truong Thu"},{"family":"Mehtola","given":"Väinö"},{"family":"Lenssen","given":"Jérome"},{"family":"Wang","given":"Peiyong"},{"family":"Cosco","given":"Francesco"},{"family":"Lu","given":"Tien-Fu"},{"family":"Quach","given":"James Q."}],"id":"Ngo2026","issued":{"date-parts":[[2026]]},"title":"Towards real-time control of a CartPole system on a quantum computer","type":""},"suppress-author":false}],"isEdited":false,"manualOverride":{"citeprocText":"Ngo et al. (2026)","isManuallyOverridden":false,"manualOverrideText":""},"mendeley":{"formattedCitation":"Ngo et al. (2026)","plainTextFormattedCitation":"Ngo et al. (2026)","previouslyFormattedCitation":"Ngo et al. (2026)"},"properties":{"noteIndex":0},"schema":"https://github.com/citation-style-language/schema/raw/master/csl-citation.json"}</w:instrText>
+            </w:r>
+            <w:r>
+              <w:fldChar w:fldCharType="separate"/>
+            </w:r>
+            <w:r>
+              <w:t xml:space="preserve">Ngo et al. (2026)</w:t>
+            </w:r>
+            <w:r>
+              <w:fldChar w:fldCharType="end"/>
+            </w:r>
+          </w:p>
+        </w:tc>
+        <w:tc>
+          <w:tcPr/>
+          <w:p>
+            <w:pPr>
+              <w:pStyle w:val="Compact"/>
+              <w:jc w:val="left"/>
+            </w:pPr>
+            <w:r>
+              <w:t xml:space="preserve">M</w:t>
+            </w:r>
+          </w:p>
+        </w:tc>
+        <w:tc>
+          <w:tcPr/>
+          <w:p>
+            <w:pPr>
+              <w:pStyle w:val="Compact"/>
+              <w:jc w:val="left"/>
+            </w:pPr>
+            <w:r>
+              <w:t xml:space="preserve">N</w:t>
+            </w:r>
+          </w:p>
+        </w:tc>
+        <w:tc>
+          <w:tcPr/>
+          <w:p>
+            <w:pPr>
+              <w:pStyle w:val="Compact"/>
+              <w:jc w:val="left"/>
+            </w:pPr>
+            <w:r>
+              <w:t xml:space="preserve">P</w:t>
+            </w:r>
+          </w:p>
+        </w:tc>
+        <w:tc>
+          <w:tcPr/>
+          <w:p>
+            <w:pPr>
+              <w:pStyle w:val="Compact"/>
+            </w:pPr>
+          </w:p>
+        </w:tc>
+        <w:tc>
+          <w:tcPr/>
+          <w:p>
+            <w:pPr>
+              <w:pStyle w:val="Compact"/>
+              <w:jc w:val="left"/>
+            </w:pPr>
+            <w:r>
+              <w:t xml:space="preserve">M</w:t>
+            </w:r>
+          </w:p>
+        </w:tc>
+        <w:tc>
+          <w:tcPr/>
+          <w:p>
+            <w:pPr>
+              <w:pStyle w:val="Compact"/>
+            </w:pPr>
+          </w:p>
+        </w:tc>
+        <w:tc>
+          <w:tcPr/>
+          <w:p>
+            <w:pPr>
+              <w:pStyle w:val="Compact"/>
+              <w:jc w:val="left"/>
+            </w:pPr>
+            <w:r>
+              <w:t xml:space="preserve">M</w:t>
+            </w:r>
+          </w:p>
+        </w:tc>
+      </w:tr>
+      <w:tr>
+        <w:tc>
+          <w:tcPr/>
+          <w:p>
+            <w:pPr>
+              <w:pStyle w:val="Compact"/>
+              <w:jc w:val="left"/>
+            </w:pPr>
+            <w:r>
+              <w:fldChar w:fldCharType="begin"/>
+            </w:r>
+            <w:r>
+              <w:instrText xml:space="preserve">ADDIN CSL_CITATION {"citationID":"MENDELEY_CITATION_101","citationItems":[{"id":"ITEM-101","isTemporary":false,"itemData":{"DOI":"10.3390/math10142475","author":[{"family":"Chella","given":"Antonio"},{"family":"Gaglio","given":"Salvatore"},{"family":"Pilato","given":"Giovanni"},{"family":"Vella","given":"Filippo"},{"family":"Zammuto","given":"Salvatore"}],"container-title":"Mathematics","id":"Chella2022","issue":"14","issued":{"date-parts":[[2022]]},"page":"2475","publisher":"MDPI","title":"A quantum planner for robot motion","type":"article-journal","volume":"10"},"suppress-author":false}],"isEdited":false,"manualOverride":{"citeprocText":"Chella et al. (2022)","isManuallyOverridden":false,"manualOverrideText":""},"mendeley":{"formattedCitation":"Chella et al. (2022)","plainTextFormattedCitation":"Chella et al. (2022)","previouslyFormattedCitation":"Chella et al. (2022)"},"properties":{"noteIndex":0},"schema":"https://github.com/citation-style-language/schema/raw/master/csl-citation.json"}</w:instrText>
+            </w:r>
+            <w:r>
+              <w:fldChar w:fldCharType="separate"/>
+            </w:r>
+            <w:r>
+              <w:t xml:space="preserve">Chella et al. (2022)</w:t>
+            </w:r>
+            <w:r>
+              <w:fldChar w:fldCharType="end"/>
+            </w:r>
+          </w:p>
+        </w:tc>
+        <w:tc>
+          <w:tcPr/>
+          <w:p>
+            <w:pPr>
+              <w:pStyle w:val="Compact"/>
+              <w:jc w:val="left"/>
+            </w:pPr>
+            <w:r>
+              <w:t xml:space="preserve">M</w:t>
+            </w:r>
+          </w:p>
+        </w:tc>
+        <w:tc>
+          <w:tcPr/>
+          <w:p>
+            <w:pPr>
+              <w:pStyle w:val="Compact"/>
+              <w:jc w:val="left"/>
+            </w:pPr>
+            <w:r>
+              <w:t xml:space="preserve">N</w:t>
+            </w:r>
+          </w:p>
+        </w:tc>
+        <w:tc>
+          <w:tcPr/>
+          <w:p>
+            <w:pPr>
+              <w:pStyle w:val="Compact"/>
+              <w:jc w:val="left"/>
+            </w:pPr>
+            <w:r>
+              <w:t xml:space="preserve">P</w:t>
+            </w:r>
+          </w:p>
+        </w:tc>
+        <w:tc>
+          <w:tcPr/>
+          <w:p>
+            <w:pPr>
+              <w:pStyle w:val="Compact"/>
+            </w:pPr>
+          </w:p>
+        </w:tc>
+        <w:tc>
+          <w:tcPr/>
+          <w:p>
+            <w:pPr>
+              <w:pStyle w:val="Compact"/>
+              <w:jc w:val="left"/>
+            </w:pPr>
+            <w:r>
+              <w:t xml:space="preserve">P</w:t>
+            </w:r>
+          </w:p>
+        </w:tc>
+        <w:tc>
+          <w:tcPr/>
+          <w:p>
+            <w:pPr>
+              <w:pStyle w:val="Compact"/>
+            </w:pPr>
+          </w:p>
+        </w:tc>
+        <w:tc>
+          <w:tcPr/>
+          <w:p>
+            <w:pPr>
+              <w:pStyle w:val="Compact"/>
+              <w:jc w:val="left"/>
+            </w:pPr>
+            <w:r>
+              <w:t xml:space="preserve">P</w:t>
+            </w:r>
+          </w:p>
+        </w:tc>
+      </w:tr>
+      <w:tr>
+        <w:tc>
+          <w:tcPr/>
+          <w:p>
+            <w:pPr>
+              <w:pStyle w:val="Compact"/>
+              <w:jc w:val="left"/>
+            </w:pPr>
+            <w:r>
+              <w:fldChar w:fldCharType="begin"/>
+            </w:r>
+            <w:r>
+              <w:instrText xml:space="preserve">ADDIN CSL_CITATION {"citationID":"MENDELEY_CITATION_102","citationItems":[{"id":"ITEM-102","isTemporary":false,"itemData":{"DOI":"10.1016/j.robot.2023.104362","author":[{"family":"Chella","given":"Antonio"},{"family":"Gaglio","given":"Salvatore"},{"family":"Mannone","given":"Maria"},{"family":"Pilato","given":"Giovanni"},{"family":"Seidita","given":"Valeria"},{"family":"Vella","given":"Filippo"},{"family":"Zammuto","given":"Salvatore"}],"container-title":"Robotics and Autonomous Systems","id":"Chella2023","issued":{"date-parts":[[2023]]},"page":"104362","publisher":"Elsevier","title":"Quantum planning for swarm robotics","type":"article-journal","volume":"161"},"suppress-author":false}],"isEdited":false,"manualOverride":{"citeprocText":"Chella et al. (2023)","isManuallyOverridden":false,"manualOverrideText":""},"mendeley":{"formattedCitation":"Chella et al. (2023)","plainTextFormattedCitation":"Chella et al. (2023)","previouslyFormattedCitation":"Chella et al. (2023)"},"properties":{"noteIndex":0},"schema":"https://github.com/citation-style-language/schema/raw/master/csl-citation.json"}</w:instrText>
+            </w:r>
+            <w:r>
+              <w:fldChar w:fldCharType="separate"/>
+            </w:r>
+            <w:r>
+              <w:t xml:space="preserve">Chella et al. (2023)</w:t>
+            </w:r>
+            <w:r>
+              <w:fldChar w:fldCharType="end"/>
+            </w:r>
+          </w:p>
+        </w:tc>
+        <w:tc>
+          <w:tcPr/>
+          <w:p>
+            <w:pPr>
+              <w:pStyle w:val="Compact"/>
+              <w:jc w:val="left"/>
+            </w:pPr>
+            <w:r>
+              <w:t xml:space="preserve">M</w:t>
+            </w:r>
+          </w:p>
+        </w:tc>
+        <w:tc>
+          <w:tcPr/>
+          <w:p>
+            <w:pPr>
+              <w:pStyle w:val="Compact"/>
+              <w:jc w:val="left"/>
+            </w:pPr>
+            <w:r>
+              <w:t xml:space="preserve">P</w:t>
+            </w:r>
+          </w:p>
+        </w:tc>
+        <w:tc>
+          <w:tcPr/>
+          <w:p>
+            <w:pPr>
+              <w:pStyle w:val="Compact"/>
+              <w:jc w:val="left"/>
+            </w:pPr>
+            <w:r>
+              <w:t xml:space="preserve">P</w:t>
+            </w:r>
+          </w:p>
+        </w:tc>
+        <w:tc>
+          <w:tcPr/>
+          <w:p>
+            <w:pPr>
+              <w:pStyle w:val="Compact"/>
+            </w:pPr>
+          </w:p>
+        </w:tc>
+        <w:tc>
+          <w:tcPr/>
+          <w:p>
+            <w:pPr>
+              <w:pStyle w:val="Compact"/>
+              <w:jc w:val="left"/>
+            </w:pPr>
+            <w:r>
+              <w:t xml:space="preserve">P</w:t>
+            </w:r>
+          </w:p>
+        </w:tc>
+        <w:tc>
+          <w:tcPr/>
+          <w:p>
+            <w:pPr>
+              <w:pStyle w:val="Compact"/>
+            </w:pPr>
+          </w:p>
+        </w:tc>
+        <w:tc>
+          <w:tcPr/>
+          <w:p>
+            <w:pPr>
+              <w:pStyle w:val="Compact"/>
+              <w:jc w:val="left"/>
+            </w:pPr>
+            <w:r>
+              <w:t xml:space="preserve">P</w:t>
+            </w:r>
+          </w:p>
+        </w:tc>
+      </w:tr>
+      <w:tr>
+        <w:tc>
+          <w:tcPr/>
+          <w:p>
+            <w:pPr>
+              <w:pStyle w:val="Compact"/>
+              <w:jc w:val="left"/>
+            </w:pPr>
+            <w:r>
+              <w:fldChar w:fldCharType="begin"/>
+            </w:r>
+            <w:r>
+              <w:instrText xml:space="preserve">ADDIN CSL_CITATION {"citationID":"MENDELEY_CITATION_103","citationItems":[{"id":"ITEM-103","isTemporary":false,"itemData":{"DOI":"10.1109/ACCESS.2023.3307316","author":[{"family":"Lathrop","given":"Paul"},{"family":"Boardman","given":"Beth"},{"family":"Martínez","given":"Sonia"}],"container-title":"IEEE Access","id":"Lathrop2023","issued":{"date-parts":[[2023]]},"page":"89506-89519","title":"Quantum search approaches to sampling-based motion planning","type":"article-journal","volume":"11"},"suppress-author":false}],"isEdited":false,"manualOverride":{"citeprocText":"Lathrop, Boardman, and Martínez (2023)","isManuallyOverridden":false,"manualOverrideText":""},"mendeley":{"formattedCitation":"Lathrop, Boardman, and Martínez (2023)","plainTextFormattedCitation":"Lathrop, Boardman, and Martínez (2023)","previouslyFormattedCitation":"Lathrop, Boardman, and Martínez (2023)"},"properties":{"noteIndex":0},"schema":"https://github.com/citation-style-language/schema/raw/master/csl-citation.json"}</w:instrText>
+            </w:r>
+            <w:r>
+              <w:fldChar w:fldCharType="separate"/>
+            </w:r>
+            <w:r>
+              <w:t xml:space="preserve">Lathrop, Boardman, and Martínez (2023)</w:t>
+            </w:r>
+            <w:r>
+              <w:fldChar w:fldCharType="end"/>
+            </w:r>
+          </w:p>
+        </w:tc>
+        <w:tc>
+          <w:tcPr/>
+          <w:p>
+            <w:pPr>
+              <w:pStyle w:val="Compact"/>
+              <w:jc w:val="left"/>
+            </w:pPr>
+            <w:r>
+              <w:t xml:space="preserve">M</w:t>
+            </w:r>
+          </w:p>
+        </w:tc>
+        <w:tc>
+          <w:tcPr/>
+          <w:p>
+            <w:pPr>
+              <w:pStyle w:val="Compact"/>
+              <w:jc w:val="left"/>
+            </w:pPr>
+            <w:r>
+              <w:t xml:space="preserve">P</w:t>
+            </w:r>
+          </w:p>
+        </w:tc>
+        <w:tc>
+          <w:tcPr/>
+          <w:p>
+            <w:pPr>
+              <w:pStyle w:val="Compact"/>
+              <w:jc w:val="left"/>
+            </w:pPr>
+            <w:r>
+              <w:t xml:space="preserve">P</w:t>
+            </w:r>
+          </w:p>
+        </w:tc>
+        <w:tc>
+          <w:tcPr/>
+          <w:p>
+            <w:pPr>
+              <w:pStyle w:val="Compact"/>
+            </w:pPr>
+          </w:p>
+        </w:tc>
+        <w:tc>
+          <w:tcPr/>
+          <w:p>
+            <w:pPr>
+              <w:pStyle w:val="Compact"/>
+              <w:jc w:val="left"/>
+            </w:pPr>
+            <w:r>
+              <w:t xml:space="preserve">P</w:t>
+            </w:r>
+          </w:p>
+        </w:tc>
+        <w:tc>
+          <w:tcPr/>
+          <w:p>
+            <w:pPr>
+              <w:pStyle w:val="Compact"/>
+            </w:pPr>
+          </w:p>
+        </w:tc>
+        <w:tc>
+          <w:tcPr/>
+          <w:p>
+            <w:pPr>
+              <w:pStyle w:val="Compact"/>
+              <w:jc w:val="left"/>
+            </w:pPr>
+            <w:r>
+              <w:t xml:space="preserve">P</w:t>
+            </w:r>
+          </w:p>
+        </w:tc>
+      </w:tr>
+      <w:tr>
+        <w:tc>
+          <w:tcPr/>
+          <w:p>
+            <w:pPr>
+              <w:pStyle w:val="Compact"/>
+              <w:jc w:val="left"/>
+            </w:pPr>
+            <w:r>
+              <w:fldChar w:fldCharType="begin"/>
+            </w:r>
+            <w:r>
+              <w:instrText xml:space="preserve">ADDIN CSL_CITATION {"citationID":"MENDELEY_CITATION_104","citationItems":[{"id":"ITEM-104","isTemporary":false,"itemData":{"author":[{"family":"Nigatu","given":"Hassen"},{"family":"Shi","given":"Gaokun"},{"family":"Li","given":"Jituo"},{"family":"Wang","given":"Jin"},{"family":"Lu","given":"Guodong"},{"family":"Li","given":"Howard"}],"container-title":"IEEE Robotics and Automation Letters","id":"Nigatu2025","issued":{"date-parts":[[2025]]},"note":"Accepted October 2025; preprint arXiv:2509.07216","title":"Quantum machine learning and Grover’s algorithm for quantum optimization of robotic manipulators","type":"article-journal"},"suppress-author":false}],"isEdited":false,"manualOverride":{"citeprocText":"Nigatu et al. (2025)","isManuallyOverridden":false,"manualOverrideText":""},"mendeley":{"formattedCitation":"Nigatu et al. (2025)","plainTextFormattedCitation":"Nigatu et al. (2025)","previouslyFormattedCitation":"Nigatu et al. (2025)"},"properties":{"noteIndex":0},"schema":"https://github.com/citation-style-language/schema/raw/master/csl-citation.json"}</w:instrText>
+            </w:r>
+            <w:r>
+              <w:fldChar w:fldCharType="separate"/>
+            </w:r>
+            <w:r>
+              <w:t xml:space="preserve">Nigatu et al. (2025)</w:t>
+            </w:r>
+            <w:r>
+              <w:fldChar w:fldCharType="end"/>
+            </w:r>
+          </w:p>
+        </w:tc>
+        <w:tc>
+          <w:tcPr/>
+          <w:p>
+            <w:pPr>
+              <w:pStyle w:val="Compact"/>
+              <w:jc w:val="left"/>
+            </w:pPr>
+            <w:r>
+              <w:t xml:space="preserve">M</w:t>
+            </w:r>
+          </w:p>
+        </w:tc>
+        <w:tc>
+          <w:tcPr/>
+          <w:p>
+            <w:pPr>
+              <w:pStyle w:val="Compact"/>
+              <w:jc w:val="left"/>
+            </w:pPr>
+            <w:r>
+              <w:t xml:space="preserve">P</w:t>
+            </w:r>
+          </w:p>
+        </w:tc>
+        <w:tc>
+          <w:tcPr/>
+          <w:p>
+            <w:pPr>
+              <w:pStyle w:val="Compact"/>
+              <w:jc w:val="left"/>
+            </w:pPr>
+            <w:r>
+              <w:t xml:space="preserve">P</w:t>
+            </w:r>
+          </w:p>
+        </w:tc>
+        <w:tc>
+          <w:tcPr/>
+          <w:p>
+            <w:pPr>
+              <w:pStyle w:val="Compact"/>
+            </w:pPr>
+          </w:p>
+        </w:tc>
+        <w:tc>
+          <w:tcPr/>
+          <w:p>
+            <w:pPr>
+              <w:pStyle w:val="Compact"/>
+              <w:jc w:val="left"/>
+            </w:pPr>
+            <w:r>
+              <w:t xml:space="preserve">P</w:t>
+            </w:r>
+          </w:p>
+        </w:tc>
+        <w:tc>
+          <w:tcPr/>
+          <w:p>
+            <w:pPr>
+              <w:pStyle w:val="Compact"/>
+            </w:pPr>
+          </w:p>
+        </w:tc>
+        <w:tc>
+          <w:tcPr/>
+          <w:p>
+            <w:pPr>
+              <w:pStyle w:val="Compact"/>
+              <w:jc w:val="left"/>
+            </w:pPr>
+            <w:r>
+              <w:t xml:space="preserve">P</w:t>
+            </w:r>
+          </w:p>
+        </w:tc>
+      </w:tr>
+      <w:tr>
+        <w:tc>
+          <w:tcPr/>
+          <w:p>
+            <w:pPr>
+              <w:pStyle w:val="Compact"/>
+              <w:jc w:val="left"/>
+            </w:pPr>
+            <w:r>
+              <w:fldChar w:fldCharType="begin"/>
+            </w:r>
+            <w:r>
+              <w:instrText xml:space="preserve">ADDIN CSL_CITATION {"citationID":"MENDELEY_CITATION_105","citationItems":[{"id":"ITEM-105","isTemporary":false,"itemData":{"DOI":"10.1109/TCE.2024.3423416","author":[{"family":"Sarkar","given":"Mayukh"},{"family":"Pradhan","given":"Jitesh"},{"family":"Singh","given":"Anil Kumar"},{"family":"Nenavath","given":"Hathiram"}],"container-title":"IEEE Transactions on Consumer Electronics","id":"Sarkar2024","issue":"3","issued":{"date-parts":[[2024]]},"page":"5597-5606","publisher":"IEEE","title":"A novel hybrid quantum architecture for path planning in quantum-enabled autonomous mobile robots","type":"article-journal","volume":"70"},"suppress-author":false}],"isEdited":false,"manualOverride":{"citeprocText":"Sarkar et al. (2024)","isManuallyOverridden":false,"manualOverrideText":""},"mendeley":{"formattedCitation":"Sarkar et al. (2024)","plainTextFormattedCitation":"Sarkar et al. (2024)","previouslyFormattedCitation":"Sarkar et al. (2024)"},"properties":{"noteIndex":0},"schema":"https://github.com/citation-style-language/schema/raw/master/csl-citation.json"}</w:instrText>
+            </w:r>
+            <w:r>
+              <w:fldChar w:fldCharType="separate"/>
+            </w:r>
+            <w:r>
+              <w:t xml:space="preserve">Sarkar et al. (2024)</w:t>
+            </w:r>
+            <w:r>
+              <w:fldChar w:fldCharType="end"/>
+            </w:r>
+          </w:p>
+        </w:tc>
+        <w:tc>
+          <w:tcPr/>
+          <w:p>
+            <w:pPr>
+              <w:pStyle w:val="Compact"/>
+              <w:jc w:val="left"/>
+            </w:pPr>
+            <w:r>
+              <w:t xml:space="preserve">M</w:t>
+            </w:r>
+          </w:p>
+        </w:tc>
+        <w:tc>
+          <w:tcPr/>
+          <w:p>
+            <w:pPr>
+              <w:pStyle w:val="Compact"/>
+              <w:jc w:val="left"/>
+            </w:pPr>
+            <w:r>
+              <w:t xml:space="preserve">M</w:t>
+            </w:r>
+          </w:p>
+        </w:tc>
+        <w:tc>
+          <w:tcPr/>
+          <w:p>
+            <w:pPr>
+              <w:pStyle w:val="Compact"/>
+              <w:jc w:val="left"/>
+            </w:pPr>
+            <w:r>
+              <w:t xml:space="preserve">P</w:t>
+            </w:r>
+          </w:p>
+        </w:tc>
+        <w:tc>
+          <w:tcPr/>
+          <w:p>
+            <w:pPr>
+              <w:pStyle w:val="Compact"/>
+            </w:pPr>
+          </w:p>
+        </w:tc>
+        <w:tc>
+          <w:tcPr/>
+          <w:p>
+            <w:pPr>
+              <w:pStyle w:val="Compact"/>
+              <w:jc w:val="left"/>
+            </w:pPr>
+            <w:r>
+              <w:t xml:space="preserve">P</w:t>
+            </w:r>
+          </w:p>
+        </w:tc>
+        <w:tc>
+          <w:tcPr/>
+          <w:p>
+            <w:pPr>
+              <w:pStyle w:val="Compact"/>
+            </w:pPr>
+          </w:p>
+        </w:tc>
+        <w:tc>
+          <w:tcPr/>
+          <w:p>
+            <w:pPr>
+              <w:pStyle w:val="Compact"/>
+              <w:jc w:val="left"/>
+            </w:pPr>
+            <w:r>
+              <w:t xml:space="preserve">P</w:t>
+            </w:r>
+          </w:p>
+        </w:tc>
+      </w:tr>
+      <w:tr>
+        <w:tc>
+          <w:tcPr/>
+          <w:p>
+            <w:pPr>
+              <w:pStyle w:val="Compact"/>
+              <w:jc w:val="left"/>
+            </w:pPr>
+            <w:r>
+              <w:fldChar w:fldCharType="begin"/>
+            </w:r>
+            <w:r>
+              <w:instrText xml:space="preserve">ADDIN CSL_CITATION {"citationID":"MENDELEY_CITATION_106","citationItems":[{"id":"ITEM-106","isTemporary":false,"itemData":{"URL":"https://proceedings.mlr.press/v267/gerlach25a.html","author":[{"family":"Gerlach","given":"Thore"},{"family":"Lee","given":"Loong Kuan"},{"family":"Barbaresco","given":"Frederic"},{"family":"Piatkowski","given":"Nico"}],"collection-title":"Proceedings of machine learning research","container-title":"Proceedings of the 42nd international conference on machine learning","editor":[{"family":"Singh","given":"Aarti"},{"family":"Fazel","given":"Maryam"},{"family":"Hsu","given":"Daniel"},{"family":"Lacoste-Julien","given":"Simon"},{"family":"Berkenkamp","given":"Felix"},{"family":"Maharaj","given":"Tegan"},{"family":"Wagstaff","given":"Kiri"},{"family":"Zhu","given":"Jerry"}],"id":"Gerlach2025","issued":{"date-parts":[[2025]]},"page":"19161-19171","publisher":"PMLR","title":"Hybrid quantum-classical multi-agent pathfinding","type":"paper-conference","volume":"267"},"suppress-author":false}],"isEdited":false,"manualOverride":{"citeprocText":"Gerlach et al. (2025)","isManuallyOverridden":false,"manualOverrideText":""},"mendeley":{"formattedCitation":"Gerlach et al. (2025)","plainTextFormattedCitation":"Gerlach et al. (2025)","previouslyFormattedCitation":"Gerlach et al. (2025)"},"properties":{"noteIndex":0},"schema":"https://github.com/citation-style-language/schema/raw/master/csl-citation.json"}</w:instrText>
+            </w:r>
+            <w:r>
+              <w:fldChar w:fldCharType="separate"/>
+            </w:r>
+            <w:r>
+              <w:t xml:space="preserve">Gerlach et al. (2025)</w:t>
+            </w:r>
+            <w:r>
+              <w:fldChar w:fldCharType="end"/>
+            </w:r>
+          </w:p>
+        </w:tc>
+        <w:tc>
+          <w:tcPr/>
+          <w:p>
+            <w:pPr>
+              <w:pStyle w:val="Compact"/>
+              <w:jc w:val="left"/>
+            </w:pPr>
+            <w:r>
+              <w:t xml:space="preserve">M</w:t>
+            </w:r>
+          </w:p>
+        </w:tc>
+        <w:tc>
+          <w:tcPr/>
+          <w:p>
+            <w:pPr>
+              <w:pStyle w:val="Compact"/>
+              <w:jc w:val="left"/>
+            </w:pPr>
+            <w:r>
+              <w:t xml:space="preserve">M</w:t>
+            </w:r>
+          </w:p>
+        </w:tc>
+        <w:tc>
+          <w:tcPr/>
+          <w:p>
+            <w:pPr>
+              <w:pStyle w:val="Compact"/>
+              <w:jc w:val="left"/>
+            </w:pPr>
+            <w:r>
+              <w:t xml:space="preserve">P</w:t>
+            </w:r>
+          </w:p>
+        </w:tc>
+        <w:tc>
+          <w:tcPr/>
+          <w:p>
+            <w:pPr>
+              <w:pStyle w:val="Compact"/>
+            </w:pPr>
+          </w:p>
+        </w:tc>
+        <w:tc>
+          <w:tcPr/>
+          <w:p>
+            <w:pPr>
+              <w:pStyle w:val="Compact"/>
+              <w:jc w:val="left"/>
+            </w:pPr>
+            <w:r>
+              <w:t xml:space="preserve">M</w:t>
+            </w:r>
+          </w:p>
+        </w:tc>
+        <w:tc>
+          <w:tcPr/>
+          <w:p>
+            <w:pPr>
+              <w:pStyle w:val="Compact"/>
+            </w:pPr>
+          </w:p>
+        </w:tc>
+        <w:tc>
+          <w:tcPr/>
+          <w:p>
+            <w:pPr>
+              <w:pStyle w:val="Compact"/>
+              <w:jc w:val="left"/>
+            </w:pPr>
+            <w:r>
+              <w:t xml:space="preserve">M</w:t>
+            </w:r>
+          </w:p>
+        </w:tc>
+      </w:tr>
+      <w:tr>
+        <w:tc>
+          <w:tcPr/>
+          <w:p>
+            <w:pPr>
+              <w:pStyle w:val="Compact"/>
+              <w:jc w:val="left"/>
+            </w:pPr>
+            <w:r>
+              <w:fldChar w:fldCharType="begin"/>
+            </w:r>
+            <w:r>
+              <w:instrText xml:space="preserve">ADDIN CSL_CITATION {"citationID":"MENDELEY_CITATION_107","citationItems":[{"id":"ITEM-107","isTemporary":false,"itemData":{"URL":"https://arxiv.org/abs/2508.21361","author":[{"family":"Innan","given":"Nouhaila"},{"family":"Kashif","given":"Muhammad"},{"family":"Marchisio","given":"Alberto"},{"family":"Gan","given":"Yung-Sze"},{"family":"Barbaresco","given":"Frederic"},{"family":"Shafique","given":"Muhammad"}],"id":"Innan2025","issued":{"date-parts":[[2025]]},"title":"QUAV: Quantum-assisted path planning and optimization for UAV navigation with obstacle avoidance","title-short":"QUAV","type":""},"suppress-author":false}],"isEdited":false,"manualOverride":{"citeprocText":"Innan et al. (2025)","isManuallyOverridden":false,"manualOverrideText":""},"mendeley":{"formattedCitation":"Innan et al. (2025)","plainTextFormattedCitation":"Innan et al. (2025)","previouslyFormattedCitation":"Innan et al. (2025)"},"properties":{"noteIndex":0},"schema":"https://github.com/citation-style-language/schema/raw/master/csl-citation.json"}</w:instrText>
+            </w:r>
+            <w:r>
+              <w:fldChar w:fldCharType="separate"/>
+            </w:r>
+            <w:r>
+              <w:t xml:space="preserve">Innan et al. (2025)</w:t>
+            </w:r>
+            <w:r>
+              <w:fldChar w:fldCharType="end"/>
+            </w:r>
+          </w:p>
+        </w:tc>
+        <w:tc>
+          <w:tcPr/>
+          <w:p>
+            <w:pPr>
+              <w:pStyle w:val="Compact"/>
+              <w:jc w:val="left"/>
+            </w:pPr>
+            <w:r>
+              <w:t xml:space="preserve">M</w:t>
+            </w:r>
+          </w:p>
+        </w:tc>
+        <w:tc>
+          <w:tcPr/>
+          <w:p>
+            <w:pPr>
+              <w:pStyle w:val="Compact"/>
+              <w:jc w:val="left"/>
+            </w:pPr>
+            <w:r>
+              <w:t xml:space="preserve">N</w:t>
+            </w:r>
+          </w:p>
+        </w:tc>
+        <w:tc>
+          <w:tcPr/>
+          <w:p>
+            <w:pPr>
+              <w:pStyle w:val="Compact"/>
+              <w:jc w:val="left"/>
+            </w:pPr>
+            <w:r>
+              <w:t xml:space="preserve">P</w:t>
+            </w:r>
+          </w:p>
+        </w:tc>
+        <w:tc>
+          <w:tcPr/>
+          <w:p>
+            <w:pPr>
+              <w:pStyle w:val="Compact"/>
+            </w:pPr>
+          </w:p>
+        </w:tc>
+        <w:tc>
+          <w:tcPr/>
+          <w:p>
+            <w:pPr>
+              <w:pStyle w:val="Compact"/>
+              <w:jc w:val="left"/>
+            </w:pPr>
+            <w:r>
+              <w:t xml:space="preserve">P</w:t>
+            </w:r>
+          </w:p>
+        </w:tc>
+        <w:tc>
+          <w:tcPr/>
+          <w:p>
+            <w:pPr>
+              <w:pStyle w:val="Compact"/>
+            </w:pPr>
+          </w:p>
+        </w:tc>
+        <w:tc>
+          <w:tcPr/>
+          <w:p>
+            <w:pPr>
+              <w:pStyle w:val="Compact"/>
+              <w:jc w:val="left"/>
+            </w:pPr>
+            <w:r>
+              <w:t xml:space="preserve">P</w:t>
+            </w:r>
+          </w:p>
+        </w:tc>
+      </w:tr>
+      <w:tr>
+        <w:tc>
+          <w:tcPr/>
+          <w:p>
+            <w:pPr>
+              <w:pStyle w:val="Compact"/>
+              <w:jc w:val="left"/>
+            </w:pPr>
+            <w:r>
+              <w:fldChar w:fldCharType="begin"/>
+            </w:r>
+            <w:r>
+              <w:instrText xml:space="preserve">ADDIN CSL_CITATION {"citationID":"MENDELEY_CITATION_108","citationItems":[{"id":"ITEM-108","isTemporary":false,"itemData":{"URL":"https://arxiv.org/abs/2501.18432","author":[{"family":"Osaba","given":"Eneko"},{"family":"Miranda-Rodriguez","given":"Pablo"},{"family":"Oikonomakis","given":"Andreas"},{"family":"Petrič","given":"Matic"},{"family":"Ruiz","given":"Alejandra"},{"family":"Bock","given":"Sebastian"},{"family":"Kourtis","given":"Michail-Alexandros"}],"container-title":"2025 IEEE congress on evolutionary computation (CEC)","id":"OsabaDrone2025","issued":{"date-parts":[[2025]]},"publisher":"IEEE","title":"Solving drone routing problems with quantum computing: A hybrid approach combining quantum annealing and gate-based paradigms","title-short":"Solving drone routing problems with quantum computing","type":"paper-conference"},"suppress-author":false}],"isEdited":false,"manualOverride":{"citeprocText":"Osaba, Miranda-Rodriguez, et al. (2025)","isManuallyOverridden":false,"manualOverrideText":""},"mendeley":{"formattedCitation":"Osaba, Miranda-Rodriguez, et al. (2025)","plainTextFormattedCitation":"Osaba, Miranda-Rodriguez, et al. (2025)","previouslyFormattedCitation":"Osaba, Miranda-Rodriguez, et al. (2025)"},"properties":{"noteIndex":0},"schema":"https://github.com/citation-style-language/schema/raw/master/csl-citation.json"}</w:instrText>
+            </w:r>
+            <w:r>
+              <w:fldChar w:fldCharType="separate"/>
+            </w:r>
+            <w:r>
+              <w:t xml:space="preserve">Osaba, Miranda-Rodriguez, et al. (2025)</w:t>
+            </w:r>
+            <w:r>
+              <w:fldChar w:fldCharType="end"/>
+            </w:r>
+          </w:p>
+        </w:tc>
+        <w:tc>
+          <w:tcPr/>
+          <w:p>
+            <w:pPr>
+              <w:pStyle w:val="Compact"/>
+              <w:jc w:val="left"/>
+            </w:pPr>
+            <w:r>
+              <w:t xml:space="preserve">M</w:t>
+            </w:r>
+          </w:p>
+        </w:tc>
+        <w:tc>
+          <w:tcPr/>
+          <w:p>
+            <w:pPr>
+              <w:pStyle w:val="Compact"/>
+              <w:jc w:val="left"/>
+            </w:pPr>
+            <w:r>
+              <w:t xml:space="preserve">N</w:t>
+            </w:r>
+          </w:p>
+        </w:tc>
+        <w:tc>
+          <w:tcPr/>
+          <w:p>
+            <w:pPr>
+              <w:pStyle w:val="Compact"/>
+              <w:jc w:val="left"/>
+            </w:pPr>
+            <w:r>
+              <w:t xml:space="preserve">P</w:t>
+            </w:r>
+          </w:p>
+        </w:tc>
+        <w:tc>
+          <w:tcPr/>
+          <w:p>
+            <w:pPr>
+              <w:pStyle w:val="Compact"/>
+            </w:pPr>
+          </w:p>
+        </w:tc>
+        <w:tc>
+          <w:tcPr/>
+          <w:p>
+            <w:pPr>
+              <w:pStyle w:val="Compact"/>
+              <w:jc w:val="left"/>
+            </w:pPr>
+            <w:r>
+              <w:t xml:space="preserve">P</w:t>
+            </w:r>
+          </w:p>
+        </w:tc>
+        <w:tc>
+          <w:tcPr/>
+          <w:p>
+            <w:pPr>
+              <w:pStyle w:val="Compact"/>
+            </w:pPr>
+          </w:p>
+        </w:tc>
+        <w:tc>
+          <w:tcPr/>
+          <w:p>
+            <w:pPr>
+              <w:pStyle w:val="Compact"/>
+              <w:jc w:val="left"/>
+            </w:pPr>
+            <w:r>
+              <w:t xml:space="preserve">P</w:t>
+            </w:r>
+          </w:p>
+        </w:tc>
+      </w:tr>
+      <w:tr>
+        <w:tc>
+          <w:tcPr/>
+          <w:p>
+            <w:pPr>
+              <w:pStyle w:val="Compact"/>
+              <w:jc w:val="left"/>
+            </w:pPr>
+            <w:r>
+              <w:fldChar w:fldCharType="begin"/>
+            </w:r>
+            <w:r>
+              <w:instrText xml:space="preserve">ADDIN CSL_CITATION {"citationID":"MENDELEY_CITATION_109","citationItems":[{"id":"ITEM-109","isTemporary":false,"itemData":{"URL":"https://arxiv.org/abs/2606.14252","author":[{"family":"Bang","given":"Junyeop"},{"family":"Lee","given":"Byongho"},{"family":"An","given":"Dohyun"},{"family":"Kim","given":"Hwangnam"}],"id":"Bang2026","issued":{"date-parts":[[2026]]},"title":"Optimality-preserving decomposition for scalable QAOA in natural-language-guided multi-drone assignment","type":""},"suppress-author":false}],"isEdited":false,"manualOverride":{"citeprocText":"Bang et al. (2026)","isManuallyOverridden":false,"manualOverrideText":""},"mendeley":{"formattedCitation":"Bang et al. (2026)","plainTextFormattedCitation":"Bang et al. (2026)","previouslyFormattedCitation":"Bang et al. (2026)"},"properties":{"noteIndex":0},"schema":"https://github.com/citation-style-language/schema/raw/master/csl-citation.json"}</w:instrText>
+            </w:r>
+            <w:r>
+              <w:fldChar w:fldCharType="separate"/>
+            </w:r>
+            <w:r>
+              <w:t xml:space="preserve">Bang et al. (2026)</w:t>
+            </w:r>
+            <w:r>
+              <w:fldChar w:fldCharType="end"/>
+            </w:r>
+          </w:p>
+        </w:tc>
+        <w:tc>
+          <w:tcPr/>
+          <w:p>
+            <w:pPr>
+              <w:pStyle w:val="Compact"/>
+              <w:jc w:val="left"/>
+            </w:pPr>
+            <w:r>
+              <w:t xml:space="preserve">M</w:t>
+            </w:r>
+          </w:p>
+        </w:tc>
+        <w:tc>
+          <w:tcPr/>
+          <w:p>
+            <w:pPr>
+              <w:pStyle w:val="Compact"/>
+              <w:jc w:val="left"/>
+            </w:pPr>
+            <w:r>
+              <w:t xml:space="preserve">N</w:t>
+            </w:r>
+          </w:p>
+        </w:tc>
+        <w:tc>
+          <w:tcPr/>
+          <w:p>
+            <w:pPr>
+              <w:pStyle w:val="Compact"/>
+              <w:jc w:val="left"/>
+            </w:pPr>
+            <w:r>
+              <w:t xml:space="preserve">P</w:t>
+            </w:r>
+          </w:p>
+        </w:tc>
+        <w:tc>
+          <w:tcPr/>
+          <w:p>
+            <w:pPr>
+              <w:pStyle w:val="Compact"/>
+            </w:pPr>
+          </w:p>
+        </w:tc>
+        <w:tc>
+          <w:tcPr/>
+          <w:p>
+            <w:pPr>
+              <w:pStyle w:val="Compact"/>
+              <w:jc w:val="left"/>
+            </w:pPr>
+            <w:r>
+              <w:t xml:space="preserve">P</w:t>
+            </w:r>
+          </w:p>
+        </w:tc>
+        <w:tc>
+          <w:tcPr/>
+          <w:p>
+            <w:pPr>
+              <w:pStyle w:val="Compact"/>
+            </w:pPr>
+          </w:p>
+        </w:tc>
+        <w:tc>
+          <w:tcPr/>
+          <w:p>
+            <w:pPr>
+              <w:pStyle w:val="Compact"/>
+              <w:jc w:val="left"/>
+            </w:pPr>
+            <w:r>
+              <w:t xml:space="preserve">P</w:t>
+            </w:r>
+          </w:p>
+        </w:tc>
+      </w:tr>
+      <w:tr>
+        <w:tc>
+          <w:tcPr/>
+          <w:p>
+            <w:pPr>
+              <w:pStyle w:val="Compact"/>
+              <w:jc w:val="left"/>
+            </w:pPr>
+            <w:r>
+              <w:fldChar w:fldCharType="begin"/>
+            </w:r>
+            <w:r>
+              <w:instrText xml:space="preserve">ADDIN CSL_CITATION {"citationID":"MENDELEY_CITATION_110","citationItems":[{"id":"ITEM-110","isTemporary":false,"itemData":{"URL":"https://arxiv.org/abs/2407.08767","author":[{"family":"Rao","given":"Poojith U."},{"family":"Speelman","given":"Florian"},{"family":"Sodhi","given":"Balwinder"},{"family":"Kinge","given":"Sachin"}],"id":"Rao2024","issued":{"date-parts":[[2024]]},"title":"A quantum computing approach for multi-robot coverage path planning","type":""},"suppress-author":false}],"isEdited":false,"manualOverride":{"citeprocText":"Rao et al. (2024)","isManuallyOverridden":false,"manualOverrideText":""},"mendeley":{"formattedCitation":"Rao et al. (2024)","plainTextFormattedCitation":"Rao et al. (2024)","previouslyFormattedCitation":"Rao et al. (2024)"},"properties":{"noteIndex":0},"schema":"https://github.com/citation-style-language/schema/raw/master/csl-citation.json"}</w:instrText>
+            </w:r>
+            <w:r>
+              <w:fldChar w:fldCharType="separate"/>
+            </w:r>
+            <w:r>
+              <w:t xml:space="preserve">Rao et al. (2024)</w:t>
+            </w:r>
+            <w:r>
+              <w:fldChar w:fldCharType="end"/>
+            </w:r>
+          </w:p>
+        </w:tc>
+        <w:tc>
+          <w:tcPr/>
+          <w:p>
+            <w:pPr>
+              <w:pStyle w:val="Compact"/>
+              <w:jc w:val="left"/>
+            </w:pPr>
+            <w:r>
+              <w:t xml:space="preserve">M</w:t>
+            </w:r>
+          </w:p>
+        </w:tc>
+        <w:tc>
+          <w:tcPr/>
+          <w:p>
+            <w:pPr>
+              <w:pStyle w:val="Compact"/>
+              <w:jc w:val="left"/>
+            </w:pPr>
+            <w:r>
+              <w:t xml:space="preserve">P</w:t>
+            </w:r>
+          </w:p>
+        </w:tc>
+        <w:tc>
+          <w:tcPr/>
+          <w:p>
+            <w:pPr>
+              <w:pStyle w:val="Compact"/>
+              <w:jc w:val="left"/>
+            </w:pPr>
+            <w:r>
+              <w:t xml:space="preserve">P</w:t>
+            </w:r>
+          </w:p>
+        </w:tc>
+        <w:tc>
+          <w:tcPr/>
+          <w:p>
+            <w:pPr>
+              <w:pStyle w:val="Compact"/>
+            </w:pPr>
+          </w:p>
+        </w:tc>
+        <w:tc>
+          <w:tcPr/>
+          <w:p>
+            <w:pPr>
+              <w:pStyle w:val="Compact"/>
+              <w:jc w:val="left"/>
+            </w:pPr>
+            <w:r>
+              <w:t xml:space="preserve">P</w:t>
+            </w:r>
+          </w:p>
+        </w:tc>
+        <w:tc>
+          <w:tcPr/>
+          <w:p>
+            <w:pPr>
+              <w:pStyle w:val="Compact"/>
+            </w:pPr>
+          </w:p>
+        </w:tc>
+        <w:tc>
+          <w:tcPr/>
+          <w:p>
+            <w:pPr>
+              <w:pStyle w:val="Compact"/>
+              <w:jc w:val="left"/>
+            </w:pPr>
+            <w:r>
+              <w:t xml:space="preserve">P</w:t>
+            </w:r>
+          </w:p>
+        </w:tc>
+      </w:tr>
+      <w:tr>
+        <w:tc>
+          <w:tcPr/>
+          <w:p>
+            <w:pPr>
+              <w:pStyle w:val="Compact"/>
+              <w:jc w:val="left"/>
+            </w:pPr>
+            <w:r>
+              <w:fldChar w:fldCharType="begin"/>
+            </w:r>
+            <w:r>
+              <w:instrText xml:space="preserve">ADDIN CSL_CITATION {"citationID":"MENDELEY_CITATION_111","citationItems":[{"id":"ITEM-111","isTemporary":false,"itemData":{"URL":"https://arxiv.org/abs/2602.14799","author":[{"family":"González Villasmil","given":"Javier"}],"id":"GonzalezVillasmil2026","issued":{"date-parts":[[2026]]},"title":"Scalable multi-robot path planning via quadratic unconstrained binary optimization","type":""},"suppress-author":false}],"isEdited":false,"manualOverride":{"citeprocText":"González Villasmil (2026)","isManuallyOverridden":false,"manualOverrideText":""},"mendeley":{"formattedCitation":"González Villasmil (2026)","plainTextFormattedCitation":"González Villasmil (2026)","previouslyFormattedCitation":"González Villasmil (2026)"},"properties":{"noteIndex":0},"schema":"https://github.com/citation-style-language/schema/raw/master/csl-citation.json"}</w:instrText>
+            </w:r>
+            <w:r>
+              <w:fldChar w:fldCharType="separate"/>
+            </w:r>
+            <w:r>
+              <w:t xml:space="preserve">González Villasmil (2026)</w:t>
+            </w:r>
+            <w:r>
+              <w:fldChar w:fldCharType="end"/>
+            </w:r>
+          </w:p>
+        </w:tc>
+        <w:tc>
+          <w:tcPr/>
+          <w:p>
+            <w:pPr>
+              <w:pStyle w:val="Compact"/>
+              <w:jc w:val="left"/>
+            </w:pPr>
+            <w:r>
+              <w:t xml:space="preserve">M</w:t>
+            </w:r>
+          </w:p>
+        </w:tc>
+        <w:tc>
+          <w:tcPr/>
+          <w:p>
+            <w:pPr>
+              <w:pStyle w:val="Compact"/>
+              <w:jc w:val="left"/>
+            </w:pPr>
+            <w:r>
+              <w:t xml:space="preserve">P</w:t>
+            </w:r>
+          </w:p>
+        </w:tc>
+        <w:tc>
+          <w:tcPr/>
+          <w:p>
+            <w:pPr>
+              <w:pStyle w:val="Compact"/>
+              <w:jc w:val="left"/>
+            </w:pPr>
+            <w:r>
+              <w:t xml:space="preserve">P</w:t>
+            </w:r>
+          </w:p>
+        </w:tc>
+        <w:tc>
+          <w:tcPr/>
+          <w:p>
+            <w:pPr>
+              <w:pStyle w:val="Compact"/>
+            </w:pPr>
+          </w:p>
+        </w:tc>
+        <w:tc>
+          <w:tcPr/>
+          <w:p>
+            <w:pPr>
+              <w:pStyle w:val="Compact"/>
+              <w:jc w:val="left"/>
+            </w:pPr>
+            <w:r>
+              <w:t xml:space="preserve">M</w:t>
+            </w:r>
+          </w:p>
+        </w:tc>
+        <w:tc>
+          <w:tcPr/>
+          <w:p>
+            <w:pPr>
+              <w:pStyle w:val="Compact"/>
+            </w:pPr>
+          </w:p>
+        </w:tc>
+        <w:tc>
+          <w:tcPr/>
+          <w:p>
+            <w:pPr>
+              <w:pStyle w:val="Compact"/>
+              <w:jc w:val="left"/>
+            </w:pPr>
+            <w:r>
+              <w:t xml:space="preserve">M</w:t>
+            </w:r>
+          </w:p>
+        </w:tc>
+      </w:tr>
+      <w:tr>
+        <w:tc>
+          <w:tcPr/>
+          <w:p>
+            <w:pPr>
+              <w:pStyle w:val="Compact"/>
+              <w:jc w:val="left"/>
+            </w:pPr>
+            <w:r>
+              <w:fldChar w:fldCharType="begin"/>
+            </w:r>
+            <w:r>
+              <w:instrText xml:space="preserve">ADDIN CSL_CITATION {"citationID":"MENDELEY_CITATION_112","citationItems":[{"id":"ITEM-112","isTemporary":false,"itemData":{"URL":"https://openaccess.thecvf.com/content/CVPR2026/html/Yu_HQC-NBV_A_Hybrid_Quantum-Classical_View_Planning_Approach_CVPR_2026_paper.html","author":[{"family":"Yu","given":"Xiaotong"},{"family":"Chen","given":"Chang Wen"}],"container-title":"Proceedings of the IEEE/CVF conference on computer vision and pattern recognition (CVPR)","id":"Yu2025","issued":{"date-parts":[[2026,6]]},"page":"35091-35100","title":"HQC-NBV: A hybrid quantum-classical view planning approach","title-short":"HQC-NBV","type":"paper-conference"},"suppress-author":false}],"isEdited":false,"manualOverride":{"citeprocText":"Yu and Chen (2026)","isManuallyOverridden":false,"manualOverrideText":""},"mendeley":{"formattedCitation":"Yu and Chen (2026)","plainTextFormattedCitation":"Yu and Chen (2026)","previouslyFormattedCitation":"Yu and Chen (2026)"},"properties":{"noteIndex":0},"schema":"https://github.com/citation-style-language/schema/raw/master/csl-citation.json"}</w:instrText>
+            </w:r>
+            <w:r>
+              <w:fldChar w:fldCharType="separate"/>
+            </w:r>
+            <w:r>
+              <w:t xml:space="preserve">Yu and Chen (2026)</w:t>
+            </w:r>
+            <w:r>
+              <w:fldChar w:fldCharType="end"/>
+            </w:r>
+          </w:p>
+        </w:tc>
+        <w:tc>
+          <w:tcPr/>
+          <w:p>
+            <w:pPr>
+              <w:pStyle w:val="Compact"/>
+              <w:jc w:val="left"/>
+            </w:pPr>
+            <w:r>
+              <w:t xml:space="preserve">M</w:t>
+            </w:r>
+          </w:p>
+        </w:tc>
+        <w:tc>
+          <w:tcPr/>
+          <w:p>
+            <w:pPr>
+              <w:pStyle w:val="Compact"/>
+              <w:jc w:val="left"/>
+            </w:pPr>
+            <w:r>
+              <w:t xml:space="preserve">P</w:t>
+            </w:r>
+          </w:p>
+        </w:tc>
+        <w:tc>
+          <w:tcPr/>
+          <w:p>
+            <w:pPr>
+              <w:pStyle w:val="Compact"/>
+              <w:jc w:val="left"/>
+            </w:pPr>
+            <w:r>
+              <w:t xml:space="preserve">P</w:t>
+            </w:r>
+          </w:p>
+        </w:tc>
+        <w:tc>
+          <w:tcPr/>
+          <w:p>
+            <w:pPr>
+              <w:pStyle w:val="Compact"/>
+            </w:pPr>
+          </w:p>
+        </w:tc>
+        <w:tc>
+          <w:tcPr/>
+          <w:p>
+            <w:pPr>
+              <w:pStyle w:val="Compact"/>
+              <w:jc w:val="left"/>
+            </w:pPr>
+            <w:r>
+              <w:t xml:space="preserve">P</w:t>
+            </w:r>
+          </w:p>
+        </w:tc>
+        <w:tc>
+          <w:tcPr/>
+          <w:p>
+            <w:pPr>
+              <w:pStyle w:val="Compact"/>
+            </w:pPr>
+          </w:p>
+        </w:tc>
+        <w:tc>
+          <w:tcPr/>
+          <w:p>
+            <w:pPr>
+              <w:pStyle w:val="Compact"/>
+              <w:jc w:val="left"/>
+            </w:pPr>
+            <w:r>
+              <w:t xml:space="preserve">P</w:t>
+            </w:r>
+          </w:p>
+        </w:tc>
+      </w:tr>
+      <w:tr>
+        <w:tc>
+          <w:tcPr/>
+          <w:p>
+            <w:pPr>
+              <w:pStyle w:val="Compact"/>
+              <w:jc w:val="left"/>
+            </w:pPr>
+            <w:r>
+              <w:fldChar w:fldCharType="begin"/>
+            </w:r>
+            <w:r>
+              <w:instrText xml:space="preserve">ADDIN CSL_CITATION {"citationID":"MENDELEY_CITATION_113","citationItems":[{"id":"ITEM-113","isTemporary":false,"itemData":{"DOI":"10.1016/j.robot.2025.105026","author":[{"family":"Antero","given":"Unai"},{"family":"Sierra","given":"Basilio"},{"family":"Oñativia","given":"Jon"},{"family":"Ruiz","given":"Alejandra"},{"family":"Osaba","given":"Eneko"}],"container-title":"Robotics and Autonomous Systems","id":"Antero2025","issued":{"date-parts":[[2025]]},"page":"105026","publisher":"Elsevier","title":"Robot localization aided by quantum algorithms","type":"article-journal","volume":"192"},"suppress-author":false}],"isEdited":false,"manualOverride":{"citeprocText":"Antero et al. (2025)","isManuallyOverridden":false,"manualOverrideText":""},"mendeley":{"formattedCitation":"Antero et al. (2025)","plainTextFormattedCitation":"Antero et al. (2025)","previouslyFormattedCitation":"Antero et al. (2025)"},"properties":{"noteIndex":0},"schema":"https://github.com/citation-style-language/schema/raw/master/csl-citation.json"}</w:instrText>
+            </w:r>
+            <w:r>
+              <w:fldChar w:fldCharType="separate"/>
+            </w:r>
+            <w:r>
+              <w:t xml:space="preserve">Antero et al. (2025)</w:t>
+            </w:r>
+            <w:r>
+              <w:fldChar w:fldCharType="end"/>
+            </w:r>
+          </w:p>
+        </w:tc>
+        <w:tc>
+          <w:tcPr/>
+          <w:p>
+            <w:pPr>
+              <w:pStyle w:val="Compact"/>
+              <w:jc w:val="left"/>
+            </w:pPr>
+            <w:r>
+              <w:t xml:space="preserve">M</w:t>
+            </w:r>
+          </w:p>
+        </w:tc>
+        <w:tc>
+          <w:tcPr/>
+          <w:p>
+            <w:pPr>
+              <w:pStyle w:val="Compact"/>
+              <w:jc w:val="left"/>
+            </w:pPr>
+            <w:r>
+              <w:t xml:space="preserve">P</w:t>
+            </w:r>
+          </w:p>
+        </w:tc>
+        <w:tc>
+          <w:tcPr/>
+          <w:p>
+            <w:pPr>
+              <w:pStyle w:val="Compact"/>
+              <w:jc w:val="left"/>
+            </w:pPr>
+            <w:r>
+              <w:t xml:space="preserve">P</w:t>
+            </w:r>
+          </w:p>
+        </w:tc>
+        <w:tc>
+          <w:tcPr/>
+          <w:p>
+            <w:pPr>
+              <w:pStyle w:val="Compact"/>
+            </w:pPr>
+          </w:p>
+        </w:tc>
+        <w:tc>
+          <w:tcPr/>
+          <w:p>
+            <w:pPr>
+              <w:pStyle w:val="Compact"/>
+              <w:jc w:val="left"/>
+            </w:pPr>
+            <w:r>
+              <w:t xml:space="preserve">P</w:t>
+            </w:r>
+          </w:p>
+        </w:tc>
+        <w:tc>
+          <w:tcPr/>
+          <w:p>
+            <w:pPr>
+              <w:pStyle w:val="Compact"/>
+            </w:pPr>
+          </w:p>
+        </w:tc>
+        <w:tc>
+          <w:tcPr/>
+          <w:p>
+            <w:pPr>
+              <w:pStyle w:val="Compact"/>
+              <w:jc w:val="left"/>
+            </w:pPr>
+            <w:r>
+              <w:t xml:space="preserve">P</w:t>
+            </w:r>
+          </w:p>
+        </w:tc>
+      </w:tr>
+      <w:tr>
+        <w:tc>
+          <w:tcPr/>
+          <w:p>
+            <w:pPr>
+              <w:pStyle w:val="Compact"/>
+              <w:jc w:val="left"/>
+            </w:pPr>
+            <w:r>
+              <w:fldChar w:fldCharType="begin"/>
+            </w:r>
+            <w:r>
+              <w:instrText xml:space="preserve">ADDIN CSL_CITATION {"citationID":"MENDELEY_CITATION_114","citationItems":[{"id":"ITEM-114","isTemporary":false,"itemData":{"DOI":"10.1103/PhysRevApplied.10.034030","author":[{"family":"Cheiney","given":"Pierrick"},{"family":"Fouché","given":"Lauriane"},{"family":"Templier","given":"Simon"},{"family":"Napolitano","given":"Fabien"},{"family":"Battelier","given":"Baptiste"},{"family":"Bouyer","given":"Philippe"},{"family":"Barrett","given":"Brynle"}],"container-title":"Physical Review Applied","id":"Cheiney2018","issue":"3","issued":{"date-parts":[[2018]]},"page":"034030","publisher":"American Physical Society","title":"Navigation-compatible hybrid quantum accelerometer using a Kalman filter","type":"article-journal","volume":"10"},"suppress-author":false}],"isEdited":false,"manualOverride":{"citeprocText":"Cheiney et al. (2018)","isManuallyOverridden":false,"manualOverrideText":""},"mendeley":{"formattedCitation":"Cheiney et al. (2018)","plainTextFormattedCitation":"Cheiney et al. (2018)","previouslyFormattedCitation":"Cheiney et al. (2018)"},"properties":{"noteIndex":0},"schema":"https://github.com/citation-style-language/schema/raw/master/csl-citation.json"}</w:instrText>
+            </w:r>
+            <w:r>
+              <w:fldChar w:fldCharType="separate"/>
+            </w:r>
+            <w:r>
+              <w:t xml:space="preserve">Cheiney et al. (2018)</w:t>
+            </w:r>
+            <w:r>
+              <w:fldChar w:fldCharType="end"/>
+            </w:r>
+          </w:p>
+        </w:tc>
+        <w:tc>
+          <w:tcPr/>
+          <w:p>
+            <w:pPr>
+              <w:pStyle w:val="Compact"/>
+              <w:jc w:val="left"/>
+            </w:pPr>
+            <w:r>
+              <w:t xml:space="preserve">M</w:t>
+            </w:r>
+          </w:p>
+        </w:tc>
+        <w:tc>
+          <w:tcPr/>
+          <w:p>
+            <w:pPr>
+              <w:pStyle w:val="Compact"/>
+              <w:jc w:val="left"/>
+            </w:pPr>
+            <w:r>
+              <w:t xml:space="preserve">P</w:t>
+            </w:r>
+          </w:p>
+        </w:tc>
+        <w:tc>
+          <w:tcPr/>
+          <w:p>
+            <w:pPr>
+              <w:pStyle w:val="Compact"/>
+              <w:jc w:val="left"/>
+            </w:pPr>
+            <w:r>
+              <w:t xml:space="preserve">P</w:t>
+            </w:r>
+          </w:p>
+        </w:tc>
+        <w:tc>
+          <w:tcPr/>
+          <w:p>
+            <w:pPr>
+              <w:pStyle w:val="Compact"/>
+            </w:pPr>
+          </w:p>
+        </w:tc>
+        <w:tc>
+          <w:tcPr/>
+          <w:p>
+            <w:pPr>
+              <w:pStyle w:val="Compact"/>
+              <w:jc w:val="left"/>
+            </w:pPr>
+            <w:r>
+              <w:t xml:space="preserve">M</w:t>
+            </w:r>
+          </w:p>
+        </w:tc>
+        <w:tc>
+          <w:tcPr/>
+          <w:p>
+            <w:pPr>
+              <w:pStyle w:val="Compact"/>
+            </w:pPr>
+          </w:p>
+        </w:tc>
+        <w:tc>
+          <w:tcPr/>
+          <w:p>
+            <w:pPr>
+              <w:pStyle w:val="Compact"/>
+              <w:jc w:val="left"/>
+            </w:pPr>
+            <w:r>
+              <w:t xml:space="preserve">P</w:t>
+            </w:r>
+          </w:p>
+        </w:tc>
+      </w:tr>
+      <w:tr>
+        <w:tc>
+          <w:tcPr/>
+          <w:p>
+            <w:pPr>
+              <w:pStyle w:val="Compact"/>
+              <w:jc w:val="left"/>
+            </w:pPr>
+            <w:r>
+              <w:fldChar w:fldCharType="begin"/>
+            </w:r>
+            <w:r>
+              <w:instrText xml:space="preserve">ADDIN CSL_CITATION {"citationID":"MENDELEY_CITATION_115","citationItems":[{"id":"ITEM-115","isTemporary":false,"itemData":{"DOI":"10.1126/sciadv.add3854","author":[{"family":"Templier","given":"Simon"},{"family":"Cheiney","given":"Pierrick"},{"dropping-particle":"d’Armagnac de","family":"Castanet","given":"Quentin"},{"family":"Gouraud","given":"Baptiste"},{"family":"Porte","given":"Henri"},{"family":"Napolitano","given":"Fabien"},{"family":"Bouyer","given":"Philippe"},{"family":"Battelier","given":"Baptiste"},{"family":"Barrett","given":"Brynle"}],"container-title":"Science Advances","id":"Templier2022","issued":{"date-parts":[[2022]]},"page":"eadd3854","title":"Tracking the vector acceleration with a hybrid quantum accelerometer triad","type":"article-journal","volume":"8"},"suppress-author":false}],"isEdited":false,"manualOverride":{"citeprocText":"Templier et al. (2022)","isManuallyOverridden":false,"manualOverrideText":""},"mendeley":{"formattedCitation":"Templier et al. (2022)","plainTextFormattedCitation":"Templier et al. (2022)","previouslyFormattedCitation":"Templier et al. (2022)"},"properties":{"noteIndex":0},"schema":"https://github.com/citation-style-language/schema/raw/master/csl-citation.json"}</w:instrText>
+            </w:r>
+            <w:r>
+              <w:fldChar w:fldCharType="separate"/>
+            </w:r>
+            <w:r>
+              <w:t xml:space="preserve">Templier et al. (2022)</w:t>
+            </w:r>
+            <w:r>
+              <w:fldChar w:fldCharType="end"/>
+            </w:r>
+          </w:p>
+        </w:tc>
+        <w:tc>
+          <w:tcPr/>
+          <w:p>
+            <w:pPr>
+              <w:pStyle w:val="Compact"/>
+              <w:jc w:val="left"/>
+            </w:pPr>
+            <w:r>
+              <w:t xml:space="preserve">M</w:t>
+            </w:r>
+          </w:p>
+        </w:tc>
+        <w:tc>
+          <w:tcPr/>
+          <w:p>
+            <w:pPr>
+              <w:pStyle w:val="Compact"/>
+              <w:jc w:val="left"/>
+            </w:pPr>
+            <w:r>
+              <w:t xml:space="preserve">P</w:t>
+            </w:r>
+          </w:p>
+        </w:tc>
+        <w:tc>
+          <w:tcPr/>
+          <w:p>
+            <w:pPr>
+              <w:pStyle w:val="Compact"/>
+              <w:jc w:val="left"/>
+            </w:pPr>
+            <w:r>
+              <w:t xml:space="preserve">P</w:t>
+            </w:r>
+          </w:p>
+        </w:tc>
+        <w:tc>
+          <w:tcPr/>
+          <w:p>
+            <w:pPr>
+              <w:pStyle w:val="Compact"/>
+            </w:pPr>
+          </w:p>
+        </w:tc>
+        <w:tc>
+          <w:tcPr/>
+          <w:p>
+            <w:pPr>
+              <w:pStyle w:val="Compact"/>
+              <w:jc w:val="left"/>
+            </w:pPr>
+            <w:r>
+              <w:t xml:space="preserve">M</w:t>
+            </w:r>
+          </w:p>
+        </w:tc>
+        <w:tc>
+          <w:tcPr/>
+          <w:p>
+            <w:pPr>
+              <w:pStyle w:val="Compact"/>
+            </w:pPr>
+          </w:p>
+        </w:tc>
+        <w:tc>
+          <w:tcPr/>
+          <w:p>
+            <w:pPr>
+              <w:pStyle w:val="Compact"/>
+              <w:jc w:val="left"/>
+            </w:pPr>
+            <w:r>
+              <w:t xml:space="preserve">P</w:t>
+            </w:r>
+          </w:p>
+        </w:tc>
+      </w:tr>
+      <w:tr>
+        <w:tc>
+          <w:tcPr/>
+          <w:p>
+            <w:pPr>
+              <w:pStyle w:val="Compact"/>
+              <w:jc w:val="left"/>
+            </w:pPr>
+            <w:r>
+              <w:fldChar w:fldCharType="begin"/>
+            </w:r>
+            <w:r>
+              <w:instrText xml:space="preserve">ADDIN CSL_CITATION {"citationID":"MENDELEY_CITATION_116","citationItems":[{"id":"ITEM-116","isTemporary":false,"itemData":{"DOI":"10.48550/arXiv.2103.09378","URL":"https://arxiv.org/abs/2103.09378","author":[{"family":"Wang","given":"Xuezhi"},{"family":"Kealy","given":"Allison"},{"family":"Gilliam","given":"Christopher"},{"family":"Haine","given":"Simon"},{"family":"Close","given":"John"},{"family":"Moran","given":"Bill"},{"family":"Talbot","given":"Kyle"},{"family":"Williams","given":"Simon"},{"family":"Hardman","given":"Kyle"},{"family":"Freier","given":"Chris"},{"family":"Wigley","given":"Paul"},{"family":"White","given":"Angela"},{"family":"Szigeti","given":"Stuart"},{"family":"Legge","given":"Sam"}],"id":"Wang2021","issued":{"date-parts":[[2021]]},"title":"Enhancing inertial navigation performance via fusion of classical and quantum accelerometers","type":""},"suppress-author":false}],"isEdited":false,"manualOverride":{"citeprocText":"Xuezhi Wang et al. (2021)","isManuallyOverridden":false,"manualOverrideText":""},"mendeley":{"formattedCitation":"Xuezhi Wang et al. (2021)","plainTextFormattedCitation":"Xuezhi Wang et al. (2021)","previouslyFormattedCitation":"Xuezhi Wang et al. (2021)"},"properties":{"noteIndex":0},"schema":"https://github.com/citation-style-language/schema/raw/master/csl-citation.json"}</w:instrText>
+            </w:r>
+            <w:r>
+              <w:fldChar w:fldCharType="separate"/>
+            </w:r>
+            <w:r>
+              <w:t xml:space="preserve">Xuezhi Wang et al. (2021)</w:t>
+            </w:r>
+            <w:r>
+              <w:fldChar w:fldCharType="end"/>
+            </w:r>
+          </w:p>
+        </w:tc>
+        <w:tc>
+          <w:tcPr/>
+          <w:p>
+            <w:pPr>
+              <w:pStyle w:val="Compact"/>
+              <w:jc w:val="left"/>
+            </w:pPr>
+            <w:r>
+              <w:t xml:space="preserve">M</w:t>
+            </w:r>
+          </w:p>
+        </w:tc>
+        <w:tc>
+          <w:tcPr/>
+          <w:p>
+            <w:pPr>
+              <w:pStyle w:val="Compact"/>
+              <w:jc w:val="left"/>
+            </w:pPr>
+            <w:r>
+              <w:t xml:space="preserve">P</w:t>
+            </w:r>
+          </w:p>
+        </w:tc>
+        <w:tc>
+          <w:tcPr/>
+          <w:p>
+            <w:pPr>
+              <w:pStyle w:val="Compact"/>
+              <w:jc w:val="left"/>
+            </w:pPr>
+            <w:r>
+              <w:t xml:space="preserve">P</w:t>
+            </w:r>
+          </w:p>
+        </w:tc>
+        <w:tc>
+          <w:tcPr/>
+          <w:p>
+            <w:pPr>
+              <w:pStyle w:val="Compact"/>
+            </w:pPr>
+          </w:p>
+        </w:tc>
+        <w:tc>
+          <w:tcPr/>
+          <w:p>
+            <w:pPr>
+              <w:pStyle w:val="Compact"/>
+              <w:jc w:val="left"/>
+            </w:pPr>
+            <w:r>
+              <w:t xml:space="preserve">P</w:t>
+            </w:r>
+          </w:p>
+        </w:tc>
+        <w:tc>
+          <w:tcPr/>
+          <w:p>
+            <w:pPr>
+              <w:pStyle w:val="Compact"/>
+            </w:pPr>
+          </w:p>
+        </w:tc>
+        <w:tc>
+          <w:tcPr/>
+          <w:p>
+            <w:pPr>
+              <w:pStyle w:val="Compact"/>
+              <w:jc w:val="left"/>
+            </w:pPr>
+            <w:r>
+              <w:t xml:space="preserve">P</w:t>
+            </w:r>
+          </w:p>
+        </w:tc>
+      </w:tr>
+      <w:tr>
+        <w:tc>
+          <w:tcPr/>
+          <w:p>
+            <w:pPr>
+              <w:pStyle w:val="Compact"/>
+              <w:jc w:val="left"/>
+            </w:pPr>
+            <w:r>
+              <w:fldChar w:fldCharType="begin"/>
+            </w:r>
+            <w:r>
+              <w:instrText xml:space="preserve">ADDIN CSL_CITATION {"citationID":"MENDELEY_CITATION_117","citationItems":[{"id":"ITEM-117","isTemporary":false,"itemData":{"DOI":"10.1007/1345_2023_218","author":[{"family":"Wang","given":"Xuezhi"},{"family":"Li","given":"Wenchao"},{"family":"Moran","given":"Bill"},{"family":"Gibson","given":"Brant C."},{"family":"Hall","given":"Liam T."},{"family":"Simpson","given":"David A."},{"family":"Kealy","given":"Allison N."},{"family":"Greentree","given":"Andrew D."}],"collection-title":"International association of geodesy symposia","container-title":"Gravity, positioning and reference frames","id":"Wang2023","issued":{"date-parts":[[2023]]},"page":"87-92","publisher":"Springer","publisher-place":"Cham","title":"Quantum diamond magnetometry for navigation in GNSS denied environments","type":"chapter","volume":"156"},"suppress-author":false}],"isEdited":false,"manualOverride":{"citeprocText":"Xuezhi Wang et al. (2023)","isManuallyOverridden":false,"manualOverrideText":""},"mendeley":{"formattedCitation":"Xuezhi Wang et al. (2023)","plainTextFormattedCitation":"Xuezhi Wang et al. (2023)","previouslyFormattedCitation":"Xuezhi Wang et al. (2023)"},"properties":{"noteIndex":0},"schema":"https://github.com/citation-style-language/schema/raw/master/csl-citation.json"}</w:instrText>
+            </w:r>
+            <w:r>
+              <w:fldChar w:fldCharType="separate"/>
+            </w:r>
+            <w:r>
+              <w:t xml:space="preserve">Xuezhi Wang et al. (2023)</w:t>
+            </w:r>
+            <w:r>
+              <w:fldChar w:fldCharType="end"/>
+            </w:r>
+          </w:p>
+        </w:tc>
+        <w:tc>
+          <w:tcPr/>
+          <w:p>
+            <w:pPr>
+              <w:pStyle w:val="Compact"/>
+              <w:jc w:val="left"/>
+            </w:pPr>
+            <w:r>
+              <w:t xml:space="preserve">M</w:t>
+            </w:r>
+          </w:p>
+        </w:tc>
+        <w:tc>
+          <w:tcPr/>
+          <w:p>
+            <w:pPr>
+              <w:pStyle w:val="Compact"/>
+              <w:jc w:val="left"/>
+            </w:pPr>
+            <w:r>
+              <w:t xml:space="preserve">P</w:t>
+            </w:r>
+          </w:p>
+        </w:tc>
+        <w:tc>
+          <w:tcPr/>
+          <w:p>
+            <w:pPr>
+              <w:pStyle w:val="Compact"/>
+              <w:jc w:val="left"/>
+            </w:pPr>
+            <w:r>
+              <w:t xml:space="preserve">P</w:t>
+            </w:r>
+          </w:p>
+        </w:tc>
+        <w:tc>
+          <w:tcPr/>
+          <w:p>
+            <w:pPr>
+              <w:pStyle w:val="Compact"/>
+            </w:pPr>
+          </w:p>
+        </w:tc>
+        <w:tc>
+          <w:tcPr/>
+          <w:p>
+            <w:pPr>
+              <w:pStyle w:val="Compact"/>
+              <w:jc w:val="left"/>
+            </w:pPr>
+            <w:r>
+              <w:t xml:space="preserve">P</w:t>
+            </w:r>
+          </w:p>
+        </w:tc>
+        <w:tc>
+          <w:tcPr/>
+          <w:p>
+            <w:pPr>
+              <w:pStyle w:val="Compact"/>
+            </w:pPr>
+          </w:p>
+        </w:tc>
+        <w:tc>
+          <w:tcPr/>
+          <w:p>
+            <w:pPr>
+              <w:pStyle w:val="Compact"/>
+              <w:jc w:val="left"/>
+            </w:pPr>
+            <w:r>
+              <w:t xml:space="preserve">P</w:t>
+            </w:r>
+          </w:p>
+        </w:tc>
+      </w:tr>
+      <w:tr>
+        <w:tc>
+          <w:tcPr/>
+          <w:p>
+            <w:pPr>
+              <w:pStyle w:val="Compact"/>
+              <w:jc w:val="left"/>
+            </w:pPr>
+            <w:r>
+              <w:fldChar w:fldCharType="begin"/>
+            </w:r>
+            <w:r>
+              <w:instrText xml:space="preserve">ADDIN CSL_CITATION {"citationID":"MENDELEY_CITATION_118","citationItems":[{"id":"ITEM-118","isTemporary":false,"itemData":{"DOI":"10.48550/arXiv.2504.08167","URL":"https://arxiv.org/abs/2504.08167","author":[{"family":"Muradoglu","given":"Murat"},{"family":"Johnsson","given":"Mattias T."},{"family":"Wilson","given":"Nathanial M."},{"family":"Cohen","given":"Yuval"},{"family":"Shin","given":"Dongki"},{"family":"Navickas","given":"Tomas"},{"family":"Pyragius","given":"Tadas"},{"family":"Thomas","given":"Divya"},{"family":"Thompson","given":"Daniel"},{"family":"Moore","given":"Steven I."},{"family":"Rahman","given":"Md Tanvir"},{"family":"Walker","given":"Adrian"},{"family":"Dutta","given":"Indranil"},{"family":"Bijjahalli","given":"Suraj"},{"family":"Berlocher","given":"Jacob"},{"family":"Hush","given":"Michael R."},{"family":"Anderson","given":"Russell P."},{"family":"Szigeti","given":"Stuart S."},{"family":"Biercuk","given":"Michael J."}],"id":"Muradoglu2025","issued":{"date-parts":[[2025]]},"title":"Quantum-assured magnetic navigation achieves positioning accuracy better than a strategic-grade INS in airborne and ground-based field trials","type":""},"suppress-author":false}],"isEdited":false,"manualOverride":{"citeprocText":"Muradoglu et al. (2025)","isManuallyOverridden":false,"manualOverrideText":""},"mendeley":{"formattedCitation":"Muradoglu et al. (2025)","plainTextFormattedCitation":"Muradoglu et al. (2025)","previouslyFormattedCitation":"Muradoglu et al. (2025)"},"properties":{"noteIndex":0},"schema":"https://github.com/citation-style-language/schema/raw/master/csl-citation.json"}</w:instrText>
+            </w:r>
+            <w:r>
+              <w:fldChar w:fldCharType="separate"/>
+            </w:r>
+            <w:r>
+              <w:t xml:space="preserve">Muradoglu et al. (2025)</w:t>
+            </w:r>
+            <w:r>
+              <w:fldChar w:fldCharType="end"/>
+            </w:r>
+          </w:p>
+        </w:tc>
+        <w:tc>
+          <w:tcPr/>
+          <w:p>
+            <w:pPr>
+              <w:pStyle w:val="Compact"/>
+              <w:jc w:val="left"/>
+            </w:pPr>
+            <w:r>
+              <w:t xml:space="preserve">M</w:t>
+            </w:r>
+          </w:p>
+        </w:tc>
+        <w:tc>
+          <w:tcPr/>
+          <w:p>
+            <w:pPr>
+              <w:pStyle w:val="Compact"/>
+              <w:jc w:val="left"/>
+            </w:pPr>
+            <w:r>
+              <w:t xml:space="preserve">M</w:t>
+            </w:r>
+          </w:p>
+        </w:tc>
+        <w:tc>
+          <w:tcPr/>
+          <w:p>
+            <w:pPr>
+              <w:pStyle w:val="Compact"/>
+              <w:jc w:val="left"/>
+            </w:pPr>
+            <w:r>
+              <w:t xml:space="preserve">M</w:t>
+            </w:r>
+          </w:p>
+        </w:tc>
+        <w:tc>
+          <w:tcPr/>
+          <w:p>
+            <w:pPr>
+              <w:pStyle w:val="Compact"/>
+            </w:pPr>
+          </w:p>
+        </w:tc>
+        <w:tc>
+          <w:tcPr/>
+          <w:p>
+            <w:pPr>
+              <w:pStyle w:val="Compact"/>
+              <w:jc w:val="left"/>
+            </w:pPr>
+            <w:r>
+              <w:t xml:space="preserve">M</w:t>
+            </w:r>
+          </w:p>
+        </w:tc>
+        <w:tc>
+          <w:tcPr/>
+          <w:p>
+            <w:pPr>
+              <w:pStyle w:val="Compact"/>
+            </w:pPr>
+          </w:p>
+        </w:tc>
+        <w:tc>
+          <w:tcPr/>
+          <w:p>
+            <w:pPr>
+              <w:pStyle w:val="Compact"/>
+              <w:jc w:val="left"/>
+            </w:pPr>
+            <w:r>
+              <w:t xml:space="preserve">P</w:t>
+            </w:r>
+          </w:p>
+        </w:tc>
+      </w:tr>
+      <w:tr>
+        <w:tc>
+          <w:tcPr/>
+          <w:p>
+            <w:pPr>
+              <w:pStyle w:val="Compact"/>
+              <w:jc w:val="left"/>
+            </w:pPr>
+            <w:r>
+              <w:fldChar w:fldCharType="begin"/>
+            </w:r>
+            <w:r>
+              <w:instrText xml:space="preserve">ADDIN CSL_CITATION {"citationID":"MENDELEY_CITATION_119","citationItems":[{"id":"ITEM-119","isTemporary":false,"itemData":{"DOI":"10.48550/arXiv.2008.12230","URL":"https://arxiv.org/abs/2008.12230","author":[{"family":"Khoshnoud","given":"Farbod"},{"family":"Quadrelli","given":"Marco B."},{"family":"Esat","given":"Ibrahim I."},{"family":"Robinson","given":"Dario"}],"id":"Khoshnoud2020","issued":{"date-parts":[[2020]]},"title":"Quantum cooperative robotics and autonomy","type":""},"suppress-author":false}],"isEdited":false,"manualOverride":{"citeprocText":"Khoshnoud et al. (2020)","isManuallyOverridden":false,"manualOverrideText":""},"mendeley":{"formattedCitation":"Khoshnoud et al. (2020)","plainTextFormattedCitation":"Khoshnoud et al. (2020)","previouslyFormattedCitation":"Khoshnoud et al. (2020)"},"properties":{"noteIndex":0},"schema":"https://github.com/citation-style-language/schema/raw/master/csl-citation.json"}</w:instrText>
+            </w:r>
+            <w:r>
+              <w:fldChar w:fldCharType="separate"/>
+            </w:r>
+            <w:r>
+              <w:t xml:space="preserve">Khoshnoud et al. (2020)</w:t>
+            </w:r>
+            <w:r>
+              <w:fldChar w:fldCharType="end"/>
+            </w:r>
+          </w:p>
+        </w:tc>
+        <w:tc>
+          <w:tcPr/>
+          <w:p>
+            <w:pPr>
+              <w:pStyle w:val="Compact"/>
+              <w:jc w:val="left"/>
+            </w:pPr>
+            <w:r>
+              <w:t xml:space="preserve">P</w:t>
+            </w:r>
+          </w:p>
+        </w:tc>
+        <w:tc>
+          <w:tcPr/>
+          <w:p>
+            <w:pPr>
+              <w:pStyle w:val="Compact"/>
+              <w:jc w:val="left"/>
+            </w:pPr>
+            <w:r>
+              <w:t xml:space="preserve">N</w:t>
+            </w:r>
+          </w:p>
+        </w:tc>
+        <w:tc>
+          <w:tcPr/>
+          <w:p>
+            <w:pPr>
+              <w:pStyle w:val="Compact"/>
+              <w:jc w:val="left"/>
+            </w:pPr>
+            <w:r>
+              <w:t xml:space="preserve">P</w:t>
+            </w:r>
+          </w:p>
+        </w:tc>
+        <w:tc>
+          <w:tcPr/>
+          <w:p>
+            <w:pPr>
+              <w:pStyle w:val="Compact"/>
+            </w:pPr>
+          </w:p>
+        </w:tc>
+        <w:tc>
+          <w:tcPr/>
+          <w:p>
+            <w:pPr>
+              <w:pStyle w:val="Compact"/>
+              <w:jc w:val="left"/>
+            </w:pPr>
+            <w:r>
+              <w:t xml:space="preserve">N</w:t>
+            </w:r>
+          </w:p>
+        </w:tc>
+        <w:tc>
+          <w:tcPr/>
+          <w:p>
+            <w:pPr>
+              <w:pStyle w:val="Compact"/>
+            </w:pPr>
+          </w:p>
+        </w:tc>
+        <w:tc>
+          <w:tcPr/>
+          <w:p>
+            <w:pPr>
+              <w:pStyle w:val="Compact"/>
+              <w:jc w:val="left"/>
+            </w:pPr>
+            <w:r>
+              <w:t xml:space="preserve">P</w:t>
+            </w:r>
+          </w:p>
+        </w:tc>
+      </w:tr>
+      <w:tr>
+        <w:tc>
+          <w:tcPr/>
+          <w:p>
+            <w:pPr>
+              <w:pStyle w:val="Compact"/>
+              <w:jc w:val="left"/>
+            </w:pPr>
+            <w:r>
+              <w:fldChar w:fldCharType="begin"/>
+            </w:r>
+            <w:r>
+              <w:instrText xml:space="preserve">ADDIN CSL_CITATION {"citationID":"MENDELEY_CITATION_120","citationItems":[{"id":"ITEM-120","isTemporary":false,"itemData":{"DOI":"10.1103/PhysRevLett.133.200801","author":[{"family":"Tian","given":"Xiao-Hui"},{"family":"Yang","given":"Ran"},{"family":"Liu","given":"Hua-Ying"},{"family":"Fan","given":"Pengfei"},{"family":"Zhang","given":"Ji-Ning"},{"family":"Gu","given":"Changsheng"},{"family":"Chen","given":"Mengwen"},{"family":"Hu","given":"Mingzhe"},{"family":"Lu","given":"Feng-Yu"},{"family":"Yin","given":"Zhen-Qiang"},{"family":"Yin","given":"Zhi-Jun"},{"family":"Yuan","given":"Mo"},{"family":"Wang","given":"Shuang"},{"family":"Chen","given":"Wei"},{"family":"Gong","given":"Yan-Xiao"},{"family":"Zhu","given":"Shi-Ning"},{"family":"Xie","given":"Zhenda"}],"container-title":"Physical Review Letters","id":"Tian2023","issue":"20","issued":{"date-parts":[[2024]]},"page":"200801","publisher":"American Physical Society","title":"Experimental demonstration of drone-based quantum key distribution","type":"article-journal","volume":"133"},"suppress-author":false}],"isEdited":false,"manualOverride":{"citeprocText":"Tian et al. (2024)","isManuallyOverridden":false,"manualOverrideText":""},"mendeley":{"formattedCitation":"Tian et al. (2024)","plainTextFormattedCitation":"Tian et al. (2024)","previouslyFormattedCitation":"Tian et al. (2024)"},"properties":{"noteIndex":0},"schema":"https://github.com/citation-style-language/schema/raw/master/csl-citation.json"}</w:instrText>
+            </w:r>
+            <w:r>
+              <w:fldChar w:fldCharType="separate"/>
+            </w:r>
+            <w:r>
+              <w:t xml:space="preserve">Tian et al. (2024)</w:t>
+            </w:r>
+            <w:r>
+              <w:fldChar w:fldCharType="end"/>
+            </w:r>
+          </w:p>
+        </w:tc>
+        <w:tc>
+          <w:tcPr/>
+          <w:p>
+            <w:pPr>
+              <w:pStyle w:val="Compact"/>
+              <w:jc w:val="left"/>
+            </w:pPr>
+            <w:r>
+              <w:t xml:space="preserve">M</w:t>
+            </w:r>
+          </w:p>
+        </w:tc>
+        <w:tc>
+          <w:tcPr/>
+          <w:p>
+            <w:pPr>
+              <w:pStyle w:val="Compact"/>
+              <w:jc w:val="left"/>
+            </w:pPr>
+            <w:r>
+              <w:t xml:space="preserve">N</w:t>
+            </w:r>
+          </w:p>
+        </w:tc>
+        <w:tc>
+          <w:tcPr/>
+          <w:p>
+            <w:pPr>
+              <w:pStyle w:val="Compact"/>
+              <w:jc w:val="left"/>
+            </w:pPr>
+            <w:r>
+              <w:t xml:space="preserve">M</w:t>
+            </w:r>
+          </w:p>
+        </w:tc>
+        <w:tc>
+          <w:tcPr/>
+          <w:p>
+            <w:pPr>
+              <w:pStyle w:val="Compact"/>
+            </w:pPr>
+          </w:p>
+        </w:tc>
+        <w:tc>
+          <w:tcPr/>
+          <w:p>
+            <w:pPr>
+              <w:pStyle w:val="Compact"/>
+              <w:jc w:val="left"/>
+            </w:pPr>
+            <w:r>
+              <w:t xml:space="preserve">M</w:t>
+            </w:r>
+          </w:p>
+        </w:tc>
+        <w:tc>
+          <w:tcPr/>
+          <w:p>
+            <w:pPr>
+              <w:pStyle w:val="Compact"/>
+            </w:pPr>
+          </w:p>
+        </w:tc>
+        <w:tc>
+          <w:tcPr/>
+          <w:p>
+            <w:pPr>
+              <w:pStyle w:val="Compact"/>
+              <w:jc w:val="left"/>
+            </w:pPr>
+            <w:r>
+              <w:t xml:space="preserve">P</w:t>
+            </w:r>
+          </w:p>
+        </w:tc>
+      </w:tr>
+      <w:tr>
+        <w:tc>
+          <w:tcPr/>
+          <w:p>
+            <w:pPr>
+              <w:pStyle w:val="Compact"/>
+              <w:jc w:val="left"/>
+            </w:pPr>
+            <w:r>
+              <w:fldChar w:fldCharType="begin"/>
+            </w:r>
+            <w:r>
+              <w:instrText xml:space="preserve">ADDIN CSL_CITATION {"citationID":"MENDELEY_CITATION_121","citationItems":[{"id":"ITEM-121","isTemporary":false,"itemData":{"DOI":"10.1103/PhysRevLett.126.020503","author":[{"family":"Liu","given":"Hua-Ying"},{"family":"Tian","given":"Xiao-Hui"},{"family":"Gu","given":"Changsheng"},{"family":"Fan","given":"Pengfei"},{"family":"Ni","given":"Xin"},{"family":"Yang","given":"Ran"},{"family":"Zhang","given":"Ji-Ning"},{"family":"Hu","given":"Mingzhe"},{"family":"Guo","given":"Jian"},{"family":"Cao","given":"Xun"},{"family":"Hu","given":"Xiaopeng"},{"family":"Zhao","given":"Gang"},{"family":"Lu","given":"Yan-Qing"},{"family":"Gong","given":"Yan-Xiao"},{"family":"Xie","given":"Zhenda"},{"family":"Zhu","given":"Shi-Ning"}],"container-title":"Physical Review Letters","id":"Liu2021","issued":{"date-parts":[[2021]]},"page":"020503","title":"Optical-relayed entanglement distribution using drones as mobile nodes","type":"article-journal","volume":"126"},"suppress-author":false}],"isEdited":false,"manualOverride":{"citeprocText":"Liu et al. (2021)","isManuallyOverridden":false,"manualOverrideText":""},"mendeley":{"formattedCitation":"Liu et al. (2021)","plainTextFormattedCitation":"Liu et al. (2021)","previouslyFormattedCitation":"Liu et al. (2021)"},"properties":{"noteIndex":0},"schema":"https://github.com/citation-style-language/schema/raw/master/csl-citation.json"}</w:instrText>
+            </w:r>
+            <w:r>
+              <w:fldChar w:fldCharType="separate"/>
+            </w:r>
+            <w:r>
+              <w:t xml:space="preserve">Liu et al. (2021)</w:t>
+            </w:r>
+            <w:r>
+              <w:fldChar w:fldCharType="end"/>
+            </w:r>
+          </w:p>
+        </w:tc>
+        <w:tc>
+          <w:tcPr/>
+          <w:p>
+            <w:pPr>
+              <w:pStyle w:val="Compact"/>
+              <w:jc w:val="left"/>
+            </w:pPr>
+            <w:r>
+              <w:t xml:space="preserve">M</w:t>
+            </w:r>
+          </w:p>
+        </w:tc>
+        <w:tc>
+          <w:tcPr/>
+          <w:p>
+            <w:pPr>
+              <w:pStyle w:val="Compact"/>
+              <w:jc w:val="left"/>
+            </w:pPr>
+            <w:r>
+              <w:t xml:space="preserve">N</w:t>
+            </w:r>
+          </w:p>
+        </w:tc>
+        <w:tc>
+          <w:tcPr/>
+          <w:p>
+            <w:pPr>
+              <w:pStyle w:val="Compact"/>
+              <w:jc w:val="left"/>
+            </w:pPr>
+            <w:r>
+              <w:t xml:space="preserve">M</w:t>
+            </w:r>
+          </w:p>
+        </w:tc>
+        <w:tc>
+          <w:tcPr/>
+          <w:p>
+            <w:pPr>
+              <w:pStyle w:val="Compact"/>
+            </w:pPr>
+          </w:p>
+        </w:tc>
+        <w:tc>
+          <w:tcPr/>
+          <w:p>
+            <w:pPr>
+              <w:pStyle w:val="Compact"/>
+              <w:jc w:val="left"/>
+            </w:pPr>
+            <w:r>
+              <w:t xml:space="preserve">M</w:t>
+            </w:r>
+          </w:p>
+        </w:tc>
+        <w:tc>
+          <w:tcPr/>
+          <w:p>
+            <w:pPr>
+              <w:pStyle w:val="Compact"/>
+            </w:pPr>
+          </w:p>
+        </w:tc>
+        <w:tc>
+          <w:tcPr/>
+          <w:p>
+            <w:pPr>
+              <w:pStyle w:val="Compact"/>
+              <w:jc w:val="left"/>
+            </w:pPr>
+            <w:r>
+              <w:t xml:space="preserve">P</w:t>
+            </w:r>
+          </w:p>
+        </w:tc>
+      </w:tr>
+      <w:tr>
+        <w:tc>
+          <w:tcPr/>
+          <w:p>
+            <w:pPr>
+              <w:pStyle w:val="Compact"/>
+              <w:jc w:val="left"/>
+            </w:pPr>
+            <w:r>
+              <w:fldChar w:fldCharType="begin"/>
+            </w:r>
+            <w:r>
+              <w:instrText xml:space="preserve">ADDIN CSL_CITATION {"citationID":"MENDELEY_CITATION_122","citationItems":[{"id":"ITEM-122","isTemporary":false,"itemData":{"DOI":"10.48550/arXiv.2505.17587","URL":"https://arxiv.org/abs/2505.17587","author":[{"family":"Conrad","given":"Andrew"},{"family":"Cochran","given":"Roderick"},{"family":"Sanchez-Rosales","given":"Daniel"},{"family":"Isaac","given":"Samantha"},{"family":"Javid","given":"Timur"},{"family":"Rezaei","given":"Tahereh"},{"family":"Schroeder","given":"A. J."},{"family":"Golba","given":"Grzegorz"},{"family":"Gutha","given":"Akash"},{"family":"Wilens","given":"Brian"},{"family":"Herndon","given":"Kyle"},{"family":"Hill","given":"Alex"},{"family":"Chapman","given":"Joseph"},{"family":"Call","given":"Ian"},{"family":"Szabo","given":"Joseph"},{"family":"Corrigan","given":"Aodhan"},{"family":"Kamin","given":"Lars"},{"family":"Lütkenhaus","given":"Norbert"},{"family":"Gauthier","given":"Daniel J."},{"family":"Kwiat","given":"Paul G."}],"id":"Conrad2025","issued":{"date-parts":[[2025]]},"title":"Drone- and vehicle-based quantum key distribution","type":""},"suppress-author":false}],"isEdited":false,"manualOverride":{"citeprocText":"Conrad et al. (2025)","isManuallyOverridden":false,"manualOverrideText":""},"mendeley":{"formattedCitation":"Conrad et al. (2025)","plainTextFormattedCitation":"Conrad et al. (2025)","previouslyFormattedCitation":"Conrad et al. (2025)"},"properties":{"noteIndex":0},"schema":"https://github.com/citation-style-language/schema/raw/master/csl-citation.json"}</w:instrText>
+            </w:r>
+            <w:r>
+              <w:fldChar w:fldCharType="separate"/>
+            </w:r>
+            <w:r>
+              <w:t xml:space="preserve">Conrad et al. (2025)</w:t>
+            </w:r>
+            <w:r>
+              <w:fldChar w:fldCharType="end"/>
+            </w:r>
+          </w:p>
+        </w:tc>
+        <w:tc>
+          <w:tcPr/>
+          <w:p>
+            <w:pPr>
+              <w:pStyle w:val="Compact"/>
+              <w:jc w:val="left"/>
+            </w:pPr>
+            <w:r>
+              <w:t xml:space="preserve">M</w:t>
+            </w:r>
+          </w:p>
+        </w:tc>
+        <w:tc>
+          <w:tcPr/>
+          <w:p>
+            <w:pPr>
+              <w:pStyle w:val="Compact"/>
+              <w:jc w:val="left"/>
+            </w:pPr>
+            <w:r>
+              <w:t xml:space="preserve">N</w:t>
+            </w:r>
+          </w:p>
+        </w:tc>
+        <w:tc>
+          <w:tcPr/>
+          <w:p>
+            <w:pPr>
+              <w:pStyle w:val="Compact"/>
+              <w:jc w:val="left"/>
+            </w:pPr>
+            <w:r>
+              <w:t xml:space="preserve">M</w:t>
+            </w:r>
+          </w:p>
+        </w:tc>
+        <w:tc>
+          <w:tcPr/>
+          <w:p>
+            <w:pPr>
+              <w:pStyle w:val="Compact"/>
+            </w:pPr>
+          </w:p>
+        </w:tc>
+        <w:tc>
+          <w:tcPr/>
+          <w:p>
+            <w:pPr>
+              <w:pStyle w:val="Compact"/>
+              <w:jc w:val="left"/>
+            </w:pPr>
+            <w:r>
+              <w:t xml:space="preserve">M</w:t>
+            </w:r>
+          </w:p>
+        </w:tc>
+        <w:tc>
+          <w:tcPr/>
+          <w:p>
+            <w:pPr>
+              <w:pStyle w:val="Compact"/>
+            </w:pPr>
+          </w:p>
+        </w:tc>
+        <w:tc>
+          <w:tcPr/>
+          <w:p>
+            <w:pPr>
+              <w:pStyle w:val="Compact"/>
+              <w:jc w:val="left"/>
+            </w:pPr>
+            <w:r>
+              <w:t xml:space="preserve">M</w:t>
+            </w:r>
+          </w:p>
+        </w:tc>
+      </w:tr>
+      <w:tr>
+        <w:tc>
+          <w:tcPr/>
+          <w:p>
+            <w:pPr>
+              <w:pStyle w:val="Compact"/>
+              <w:jc w:val="left"/>
+            </w:pPr>
+            <w:r>
+              <w:fldChar w:fldCharType="begin"/>
+            </w:r>
+            <w:r>
+              <w:instrText xml:space="preserve">ADDIN CSL_CITATION {"citationID":"MENDELEY_CITATION_123","citationItems":[{"id":"ITEM-123","isTemporary":false,"itemData":{"DOI":"10.3390/e25040548","author":[{"family":"Widdows","given":"Dominic"},{"family":"Rani","given":"Jyoti"},{"family":"Pothos","given":"Emmanuel M."}],"container-title":"Entropy","id":"Widdows2023","issue":"4","issued":{"date-parts":[[2023]]},"page":"548","publisher":"MDPI","title":"Quantum circuit components for cognitive decision-making","type":"article-journal","volume":"25"},"suppress-author":false}],"isEdited":false,"manualOverride":{"citeprocText":"Widdows, Rani, and Pothos (2023)","isManuallyOverridden":false,"manualOverrideText":""},"mendeley":{"formattedCitation":"Widdows, Rani, and Pothos (2023)","plainTextFormattedCitation":"Widdows, Rani, and Pothos (2023)","previouslyFormattedCitation":"Widdows, Rani, and Pothos (2023)"},"properties":{"noteIndex":0},"schema":"https://github.com/citation-style-language/schema/raw/master/csl-citation.json"}</w:instrText>
+            </w:r>
+            <w:r>
+              <w:fldChar w:fldCharType="separate"/>
+            </w:r>
+            <w:r>
+              <w:t xml:space="preserve">Widdows, Rani, and Pothos (2023)</w:t>
+            </w:r>
+            <w:r>
+              <w:fldChar w:fldCharType="end"/>
+            </w:r>
+          </w:p>
+        </w:tc>
+        <w:tc>
+          <w:tcPr/>
+          <w:p>
+            <w:pPr>
+              <w:pStyle w:val="Compact"/>
+              <w:jc w:val="left"/>
+            </w:pPr>
+            <w:r>
+              <w:t xml:space="preserve">M</w:t>
+            </w:r>
+          </w:p>
+        </w:tc>
+        <w:tc>
+          <w:tcPr/>
+          <w:p>
+            <w:pPr>
+              <w:pStyle w:val="Compact"/>
+              <w:jc w:val="left"/>
+            </w:pPr>
+            <w:r>
+              <w:t xml:space="preserve">N</w:t>
+            </w:r>
+          </w:p>
+        </w:tc>
+        <w:tc>
+          <w:tcPr/>
+          <w:p>
+            <w:pPr>
+              <w:pStyle w:val="Compact"/>
+              <w:jc w:val="left"/>
+            </w:pPr>
+            <w:r>
+              <w:t xml:space="preserve">P</w:t>
+            </w:r>
+          </w:p>
+        </w:tc>
+        <w:tc>
+          <w:tcPr/>
+          <w:p>
+            <w:pPr>
+              <w:pStyle w:val="Compact"/>
+            </w:pPr>
+          </w:p>
+        </w:tc>
+        <w:tc>
+          <w:tcPr/>
+          <w:p>
+            <w:pPr>
+              <w:pStyle w:val="Compact"/>
+              <w:jc w:val="left"/>
+            </w:pPr>
+            <w:r>
+              <w:t xml:space="preserve">P</w:t>
+            </w:r>
+          </w:p>
+        </w:tc>
+        <w:tc>
+          <w:tcPr/>
+          <w:p>
+            <w:pPr>
+              <w:pStyle w:val="Compact"/>
+            </w:pPr>
+          </w:p>
+        </w:tc>
+        <w:tc>
+          <w:tcPr/>
+          <w:p>
+            <w:pPr>
+              <w:pStyle w:val="Compact"/>
+              <w:jc w:val="left"/>
+            </w:pPr>
+            <w:r>
+              <w:t xml:space="preserve">M</w:t>
+            </w:r>
+          </w:p>
+        </w:tc>
+      </w:tr>
+      <w:tr>
+        <w:tc>
+          <w:tcPr/>
+          <w:p>
+            <w:pPr>
+              <w:pStyle w:val="Compact"/>
+              <w:jc w:val="left"/>
+            </w:pPr>
+            <w:r>
+              <w:fldChar w:fldCharType="begin"/>
+            </w:r>
+            <w:r>
+              <w:instrText xml:space="preserve">ADDIN CSL_CITATION {"citationID":"MENDELEY_CITATION_124","citationItems":[{"id":"ITEM-124","isTemporary":false,"itemData":{"DOI":"10.3390/electronics10020100","author":[{"family":"Yan","given":"Fei"},{"family":"Iliyasu","given":"Abdullah M."},{"family":"Hirota","given":"Kaoru"}],"container-title":"Electronics","id":"Yan2021","issue":"2","issued":{"date-parts":[[2021]]},"page":"100","publisher":"MDPI","title":"Conceptual framework for quantum affective computing and its use in fusion of multi-robot emotions","type":"article-journal","volume":"10"},"suppress-author":false}],"isEdited":false,"manualOverride":{"citeprocText":"Yan, Iliyasu, and Hirota (2021)","isManuallyOverridden":false,"manualOverrideText":""},"mendeley":{"formattedCitation":"Yan, Iliyasu, and Hirota (2021)","plainTextFormattedCitation":"Yan, Iliyasu, and Hirota (2021)","previouslyFormattedCitation":"Yan, Iliyasu, and Hirota (2021)"},"properties":{"noteIndex":0},"schema":"https://github.com/citation-style-language/schema/raw/master/csl-citation.json"}</w:instrText>
+            </w:r>
+            <w:r>
+              <w:fldChar w:fldCharType="separate"/>
+            </w:r>
+            <w:r>
+              <w:t xml:space="preserve">Yan, Iliyasu, and Hirota (2021)</w:t>
+            </w:r>
+            <w:r>
+              <w:fldChar w:fldCharType="end"/>
+            </w:r>
+          </w:p>
+        </w:tc>
+        <w:tc>
+          <w:tcPr/>
+          <w:p>
+            <w:pPr>
+              <w:pStyle w:val="Compact"/>
+              <w:jc w:val="left"/>
+            </w:pPr>
+            <w:r>
+              <w:t xml:space="preserve">P</w:t>
+            </w:r>
+          </w:p>
+        </w:tc>
+        <w:tc>
+          <w:tcPr/>
+          <w:p>
+            <w:pPr>
+              <w:pStyle w:val="Compact"/>
+              <w:jc w:val="left"/>
+            </w:pPr>
+            <w:r>
+              <w:t xml:space="preserve">N</w:t>
+            </w:r>
+          </w:p>
+        </w:tc>
+        <w:tc>
+          <w:tcPr/>
+          <w:p>
+            <w:pPr>
+              <w:pStyle w:val="Compact"/>
+              <w:jc w:val="left"/>
+            </w:pPr>
+            <w:r>
+              <w:t xml:space="preserve">P</w:t>
+            </w:r>
+          </w:p>
+        </w:tc>
+        <w:tc>
+          <w:tcPr/>
+          <w:p>
+            <w:pPr>
+              <w:pStyle w:val="Compact"/>
+            </w:pPr>
+          </w:p>
+        </w:tc>
+        <w:tc>
+          <w:tcPr/>
+          <w:p>
+            <w:pPr>
+              <w:pStyle w:val="Compact"/>
+              <w:jc w:val="left"/>
+            </w:pPr>
+            <w:r>
+              <w:t xml:space="preserve">P</w:t>
+            </w:r>
+          </w:p>
+        </w:tc>
+        <w:tc>
+          <w:tcPr/>
+          <w:p>
+            <w:pPr>
+              <w:pStyle w:val="Compact"/>
+            </w:pPr>
+          </w:p>
+        </w:tc>
+        <w:tc>
+          <w:tcPr/>
+          <w:p>
+            <w:pPr>
+              <w:pStyle w:val="Compact"/>
+              <w:jc w:val="left"/>
+            </w:pPr>
+            <w:r>
+              <w:t xml:space="preserve">P</w:t>
+            </w:r>
+          </w:p>
+        </w:tc>
+      </w:tr>
+      <w:tr>
+        <w:tc>
+          <w:tcPr/>
+          <w:p>
+            <w:pPr>
+              <w:pStyle w:val="Compact"/>
+              <w:jc w:val="left"/>
+            </w:pPr>
+            <w:r>
+              <w:fldChar w:fldCharType="begin"/>
+            </w:r>
+            <w:r>
+              <w:instrText xml:space="preserve">ADDIN CSL_CITATION {"citationID":"MENDELEY_CITATION_125","citationItems":[{"id":"ITEM-125","isTemporary":false,"itemData":{"DOI":"10.32604/cmc.2025.065572","author":[{"family":"Dağlarlı","given":"Evren"}],"container-title":"Computers, Materials &amp; Continua","id":"Daglarli2025","issue":"3","issued":{"date-parts":[[2025]]},"publisher":"Tech Science Press","title":"A generative neuro-cognitive architecture using quantum algorithms for the autonomous behavior of a smart agent in a simulation environment","type":"article-journal","volume":"84"},"suppress-author":false}],"isEdited":false,"manualOverride":{"citeprocText":"Dağlarlı (2025)","isManuallyOverridden":false,"manualOverrideText":""},"mendeley":{"formattedCitation":"Dağlarlı (2025)","plainTextFormattedCitation":"Dağlarlı (2025)","previouslyFormattedCitation":"Dağlarlı (2025)"},"properties":{"noteIndex":0},"schema":"https://github.com/citation-style-language/schema/raw/master/csl-citation.json"}</w:instrText>
+            </w:r>
+            <w:r>
+              <w:fldChar w:fldCharType="separate"/>
+            </w:r>
+            <w:r>
+              <w:t xml:space="preserve">Dağlarlı (2025)</w:t>
+            </w:r>
+            <w:r>
+              <w:fldChar w:fldCharType="end"/>
+            </w:r>
+          </w:p>
+        </w:tc>
+        <w:tc>
+          <w:tcPr/>
+          <w:p>
+            <w:pPr>
+              <w:pStyle w:val="Compact"/>
+              <w:jc w:val="left"/>
+            </w:pPr>
+            <w:r>
+              <w:t xml:space="preserve">P</w:t>
+            </w:r>
+          </w:p>
+        </w:tc>
+        <w:tc>
+          <w:tcPr/>
+          <w:p>
+            <w:pPr>
+              <w:pStyle w:val="Compact"/>
+              <w:jc w:val="left"/>
+            </w:pPr>
+            <w:r>
+              <w:t xml:space="preserve">P</w:t>
+            </w:r>
+          </w:p>
+        </w:tc>
+        <w:tc>
+          <w:tcPr/>
+          <w:p>
+            <w:pPr>
+              <w:pStyle w:val="Compact"/>
+              <w:jc w:val="left"/>
+            </w:pPr>
+            <w:r>
+              <w:t xml:space="preserve">P</w:t>
+            </w:r>
+          </w:p>
+        </w:tc>
+        <w:tc>
+          <w:tcPr/>
+          <w:p>
+            <w:pPr>
+              <w:pStyle w:val="Compact"/>
+            </w:pPr>
+          </w:p>
+        </w:tc>
+        <w:tc>
+          <w:tcPr/>
+          <w:p>
+            <w:pPr>
+              <w:pStyle w:val="Compact"/>
+              <w:jc w:val="left"/>
+            </w:pPr>
+            <w:r>
+              <w:t xml:space="preserve">P</w:t>
+            </w:r>
+          </w:p>
+        </w:tc>
+        <w:tc>
+          <w:tcPr/>
+          <w:p>
+            <w:pPr>
+              <w:pStyle w:val="Compact"/>
+            </w:pPr>
+          </w:p>
+        </w:tc>
+        <w:tc>
+          <w:tcPr/>
+          <w:p>
+            <w:pPr>
+              <w:pStyle w:val="Compact"/>
+              <w:jc w:val="left"/>
+            </w:pPr>
+            <w:r>
+              <w:t xml:space="preserve">P</w:t>
+            </w:r>
+          </w:p>
+        </w:tc>
+      </w:tr>
+      <w:tr>
+        <w:tc>
+          <w:tcPr/>
+          <w:p>
+            <w:pPr>
+              <w:pStyle w:val="Compact"/>
+              <w:jc w:val="left"/>
+            </w:pPr>
+            <w:r>
+              <w:fldChar w:fldCharType="begin"/>
+            </w:r>
+            <w:r>
+              <w:instrText xml:space="preserve">ADDIN CSL_CITATION {"citationID":"MENDELEY_CITATION_126","citationItems":[{"id":"ITEM-126","isTemporary":false,"itemData":{"URL":"https://arxiv.org/abs/2602.03571","author":[{"family":"Essalmi","given":"Karim"},{"family":"Garrido","given":"Fernando"},{"family":"Nashashibi","given":"Fawzi"}],"id":"Essalmi2026","issued":{"date-parts":[[2026]]},"title":"Multi-player, multi-strategy quantum game model for interaction-aware decision-making in automated driving","type":""},"suppress-author":false}],"isEdited":false,"manualOverride":{"citeprocText":"Essalmi, Garrido, and Nashashibi (2026)","isManuallyOverridden":false,"manualOverrideText":""},"mendeley":{"formattedCitation":"Essalmi, Garrido, and Nashashibi (2026)","plainTextFormattedCitation":"Essalmi, Garrido, and Nashashibi (2026)","previouslyFormattedCitation":"Essalmi, Garrido, and Nashashibi (2026)"},"properties":{"noteIndex":0},"schema":"https://github.com/citation-style-language/schema/raw/master/csl-citation.json"}</w:instrText>
+            </w:r>
+            <w:r>
+              <w:fldChar w:fldCharType="separate"/>
+            </w:r>
+            <w:r>
+              <w:t xml:space="preserve">Essalmi, Garrido, and Nashashibi (2026)</w:t>
+            </w:r>
+            <w:r>
+              <w:fldChar w:fldCharType="end"/>
+            </w:r>
+          </w:p>
+        </w:tc>
+        <w:tc>
+          <w:tcPr/>
+          <w:p>
+            <w:pPr>
+              <w:pStyle w:val="Compact"/>
+              <w:jc w:val="left"/>
+            </w:pPr>
+            <w:r>
+              <w:t xml:space="preserve">M</w:t>
+            </w:r>
+          </w:p>
+        </w:tc>
+        <w:tc>
+          <w:tcPr/>
+          <w:p>
+            <w:pPr>
+              <w:pStyle w:val="Compact"/>
+              <w:jc w:val="left"/>
+            </w:pPr>
+            <w:r>
+              <w:t xml:space="preserve">P</w:t>
+            </w:r>
+          </w:p>
+        </w:tc>
+        <w:tc>
+          <w:tcPr/>
+          <w:p>
+            <w:pPr>
+              <w:pStyle w:val="Compact"/>
+              <w:jc w:val="left"/>
+            </w:pPr>
+            <w:r>
+              <w:t xml:space="preserve">P</w:t>
+            </w:r>
+          </w:p>
+        </w:tc>
+        <w:tc>
+          <w:tcPr/>
+          <w:p>
+            <w:pPr>
+              <w:pStyle w:val="Compact"/>
+            </w:pPr>
+          </w:p>
+        </w:tc>
+        <w:tc>
+          <w:tcPr/>
+          <w:p>
+            <w:pPr>
+              <w:pStyle w:val="Compact"/>
+              <w:jc w:val="left"/>
+            </w:pPr>
+            <w:r>
+              <w:t xml:space="preserve">P</w:t>
+            </w:r>
+          </w:p>
+        </w:tc>
+        <w:tc>
+          <w:tcPr/>
+          <w:p>
+            <w:pPr>
+              <w:pStyle w:val="Compact"/>
+            </w:pPr>
+          </w:p>
+        </w:tc>
+        <w:tc>
+          <w:tcPr/>
+          <w:p>
+            <w:pPr>
+              <w:pStyle w:val="Compact"/>
+              <w:jc w:val="left"/>
+            </w:pPr>
+            <w:r>
+              <w:t xml:space="preserve">P</w:t>
+            </w:r>
+          </w:p>
+        </w:tc>
+      </w:tr>
+      <w:tr>
+        <w:tc>
+          <w:tcPr/>
+          <w:p>
+            <w:pPr>
+              <w:pStyle w:val="Compact"/>
+              <w:jc w:val="left"/>
+            </w:pPr>
+            <w:r>
+              <w:fldChar w:fldCharType="begin"/>
+            </w:r>
+            <w:r>
+              <w:instrText xml:space="preserve">ADDIN CSL_CITATION {"citationID":"MENDELEY_CITATION_127","citationItems":[{"id":"ITEM-127","isTemporary":false,"itemData":{"DOI":"10.1155/2018/1596080","author":[{"family":"Zuo","given":"Tao"},{"family":"Min","given":"Huasong"},{"family":"Tang","given":"Quan"},{"family":"Tao","given":"Qiang"}],"container-title":"Mathematical Problems in Engineering","id":"Zuo2018","issued":{"date-parts":[[2018]]},"page":"1596080","publisher":"Hindawi","title":"A robot SLAM improved by quantum-behaved particles swarm optimization","type":"article-journal","volume":"2018"},"suppress-author":false}],"isEdited":false,"manualOverride":{"citeprocText":"Zuo et al. (2018)","isManuallyOverridden":false,"manualOverrideText":""},"mendeley":{"formattedCitation":"Zuo et al. (2018)","plainTextFormattedCitation":"Zuo et al. (2018)","previouslyFormattedCitation":"Zuo et al. (2018)"},"properties":{"noteIndex":0},"schema":"https://github.com/citation-style-language/schema/raw/master/csl-citation.json"}</w:instrText>
+            </w:r>
+            <w:r>
+              <w:fldChar w:fldCharType="separate"/>
+            </w:r>
+            <w:r>
+              <w:t xml:space="preserve">Zuo et al. (2018)</w:t>
+            </w:r>
+            <w:r>
+              <w:fldChar w:fldCharType="end"/>
+            </w:r>
+          </w:p>
+        </w:tc>
+        <w:tc>
+          <w:tcPr/>
+          <w:p>
+            <w:pPr>
+              <w:pStyle w:val="Compact"/>
+              <w:jc w:val="left"/>
+            </w:pPr>
+            <w:r>
+              <w:t xml:space="preserve">M</w:t>
+            </w:r>
+          </w:p>
+        </w:tc>
+        <w:tc>
+          <w:tcPr/>
+          <w:p>
+            <w:pPr>
+              <w:pStyle w:val="Compact"/>
+              <w:jc w:val="left"/>
+            </w:pPr>
+            <w:r>
+              <w:t xml:space="preserve">P</w:t>
+            </w:r>
+          </w:p>
+        </w:tc>
+        <w:tc>
+          <w:tcPr/>
+          <w:p>
+            <w:pPr>
+              <w:pStyle w:val="Compact"/>
+              <w:jc w:val="left"/>
+            </w:pPr>
+            <w:r>
+              <w:t xml:space="preserve">P</w:t>
+            </w:r>
+          </w:p>
+        </w:tc>
+        <w:tc>
+          <w:tcPr/>
+          <w:p>
+            <w:pPr>
+              <w:pStyle w:val="Compact"/>
+            </w:pPr>
+          </w:p>
+        </w:tc>
+        <w:tc>
+          <w:tcPr/>
+          <w:p>
+            <w:pPr>
+              <w:pStyle w:val="Compact"/>
+              <w:jc w:val="left"/>
+            </w:pPr>
+            <w:r>
+              <w:t xml:space="preserve">P</w:t>
+            </w:r>
+          </w:p>
+        </w:tc>
+        <w:tc>
+          <w:tcPr/>
+          <w:p>
+            <w:pPr>
+              <w:pStyle w:val="Compact"/>
+            </w:pPr>
+          </w:p>
+        </w:tc>
+        <w:tc>
+          <w:tcPr/>
+          <w:p>
+            <w:pPr>
+              <w:pStyle w:val="Compact"/>
+              <w:jc w:val="left"/>
+            </w:pPr>
+            <w:r>
+              <w:t xml:space="preserve">P</w:t>
+            </w:r>
+          </w:p>
+        </w:tc>
+      </w:tr>
+      <w:tr>
+        <w:tc>
+          <w:tcPr/>
+          <w:p>
+            <w:pPr>
+              <w:pStyle w:val="Compact"/>
+              <w:jc w:val="left"/>
+            </w:pPr>
+            <w:r>
+              <w:fldChar w:fldCharType="begin"/>
+            </w:r>
+            <w:r>
+              <w:instrText xml:space="preserve">ADDIN CSL_CITATION {"citationID":"MENDELEY_CITATION_128","citationItems":[{"id":"ITEM-128","isTemporary":false,"itemData":{"DOI":"10.1016/j.robot.2025.105123","author":[{"family":"Fazilat","given":"Mehdi"},{"family":"Zioui","given":"Nadjet"}],"container-title":"Robotics and Autonomous Systems","id":"Fazilat2025b","issued":{"date-parts":[[2025]]},"page":"105123","publisher":"Elsevier","title":"Quantum neural network-based inverse kinematics of a six-jointed industrial robotic arm","type":"article-journal","volume":"194"},"suppress-author":false}],"isEdited":false,"manualOverride":{"citeprocText":"Fazilat and Zioui (2025b)","isManuallyOverridden":false,"manualOverrideText":""},"mendeley":{"formattedCitation":"Fazilat and Zioui (2025b)","plainTextFormattedCitation":"Fazilat and Zioui (2025b)","previouslyFormattedCitation":"Fazilat and Zioui (2025b)"},"properties":{"noteIndex":0},"schema":"https://github.com/citation-style-language/schema/raw/master/csl-citation.json"}</w:instrText>
+            </w:r>
+            <w:r>
+              <w:fldChar w:fldCharType="separate"/>
+            </w:r>
+            <w:r>
+              <w:t xml:space="preserve">Fazilat and Zioui (2025b)</w:t>
+            </w:r>
+            <w:r>
+              <w:fldChar w:fldCharType="end"/>
+            </w:r>
+          </w:p>
+        </w:tc>
+        <w:tc>
+          <w:tcPr/>
+          <w:p>
+            <w:pPr>
+              <w:pStyle w:val="Compact"/>
+              <w:jc w:val="left"/>
+            </w:pPr>
+            <w:r>
+              <w:t xml:space="preserve">M</w:t>
+            </w:r>
+          </w:p>
+        </w:tc>
+        <w:tc>
+          <w:tcPr/>
+          <w:p>
+            <w:pPr>
+              <w:pStyle w:val="Compact"/>
+              <w:jc w:val="left"/>
+            </w:pPr>
+            <w:r>
+              <w:t xml:space="preserve">P</w:t>
+            </w:r>
+          </w:p>
+        </w:tc>
+        <w:tc>
+          <w:tcPr/>
+          <w:p>
+            <w:pPr>
+              <w:pStyle w:val="Compact"/>
+              <w:jc w:val="left"/>
+            </w:pPr>
+            <w:r>
+              <w:t xml:space="preserve">P</w:t>
+            </w:r>
+          </w:p>
+        </w:tc>
+        <w:tc>
+          <w:tcPr/>
+          <w:p>
+            <w:pPr>
+              <w:pStyle w:val="Compact"/>
+            </w:pPr>
+          </w:p>
+        </w:tc>
+        <w:tc>
+          <w:tcPr/>
+          <w:p>
+            <w:pPr>
+              <w:pStyle w:val="Compact"/>
+              <w:jc w:val="left"/>
+            </w:pPr>
+            <w:r>
+              <w:t xml:space="preserve">P</w:t>
+            </w:r>
+          </w:p>
+        </w:tc>
+        <w:tc>
+          <w:tcPr/>
+          <w:p>
+            <w:pPr>
+              <w:pStyle w:val="Compact"/>
+            </w:pPr>
+          </w:p>
+        </w:tc>
+        <w:tc>
+          <w:tcPr/>
+          <w:p>
+            <w:pPr>
+              <w:pStyle w:val="Compact"/>
+              <w:jc w:val="left"/>
+            </w:pPr>
+            <w:r>
+              <w:t xml:space="preserve">P</w:t>
+            </w:r>
+          </w:p>
+        </w:tc>
+      </w:tr>
+      <w:tr>
+        <w:tc>
+          <w:tcPr/>
+          <w:p>
+            <w:pPr>
+              <w:pStyle w:val="Compact"/>
+              <w:jc w:val="left"/>
+            </w:pPr>
+            <w:r>
+              <w:fldChar w:fldCharType="begin"/>
+            </w:r>
+            <w:r>
+              <w:instrText xml:space="preserve">ADDIN CSL_CITATION {"citationID":"MENDELEY_CITATION_129","citationItems":[{"id":"ITEM-129","isTemporary":false,"itemData":{"DOI":"10.3390/math10030372","author":[{"family":"Mannone","given":"Maria"},{"family":"Seidita","given":"Valeria"},{"family":"Chella","given":"Antonio"}],"container-title":"Mathematics","id":"Mannone2022","issue":"3","issued":{"date-parts":[[2022]]},"page":"372","publisher":"MDPI","title":"Categories, quantum computing, and swarm robotics: A case study","title-short":"Categories, quantum computing, and swarm robotics","type":"article-journal","volume":"10"},"suppress-author":false}],"isEdited":false,"manualOverride":{"citeprocText":"Mannone, Seidita, and Chella (2022)","isManuallyOverridden":false,"manualOverrideText":""},"mendeley":{"formattedCitation":"Mannone, Seidita, and Chella (2022)","plainTextFormattedCitation":"Mannone, Seidita, and Chella (2022)","previouslyFormattedCitation":"Mannone, Seidita, and Chella (2022)"},"properties":{"noteIndex":0},"schema":"https://github.com/citation-style-language/schema/raw/master/csl-citation.json"}</w:instrText>
+            </w:r>
+            <w:r>
+              <w:fldChar w:fldCharType="separate"/>
+            </w:r>
+            <w:r>
+              <w:t xml:space="preserve">Mannone, Seidita, and Chella (2022)</w:t>
+            </w:r>
+            <w:r>
+              <w:fldChar w:fldCharType="end"/>
+            </w:r>
+          </w:p>
+        </w:tc>
+        <w:tc>
+          <w:tcPr/>
+          <w:p>
+            <w:pPr>
+              <w:pStyle w:val="Compact"/>
+              <w:jc w:val="left"/>
+            </w:pPr>
+            <w:r>
+              <w:t xml:space="preserve">P</w:t>
+            </w:r>
+          </w:p>
+        </w:tc>
+        <w:tc>
+          <w:tcPr/>
+          <w:p>
+            <w:pPr>
+              <w:pStyle w:val="Compact"/>
+              <w:jc w:val="left"/>
+            </w:pPr>
+            <w:r>
+              <w:t xml:space="preserve">N</w:t>
+            </w:r>
+          </w:p>
+        </w:tc>
+        <w:tc>
+          <w:tcPr/>
+          <w:p>
+            <w:pPr>
+              <w:pStyle w:val="Compact"/>
+              <w:jc w:val="left"/>
+            </w:pPr>
+            <w:r>
+              <w:t xml:space="preserve">N</w:t>
+            </w:r>
+          </w:p>
+        </w:tc>
+        <w:tc>
+          <w:tcPr/>
+          <w:p>
+            <w:pPr>
+              <w:pStyle w:val="Compact"/>
+            </w:pPr>
+          </w:p>
+        </w:tc>
+        <w:tc>
+          <w:tcPr/>
+          <w:p>
+            <w:pPr>
+              <w:pStyle w:val="Compact"/>
+              <w:jc w:val="left"/>
+            </w:pPr>
+            <w:r>
+              <w:t xml:space="preserve">N</w:t>
+            </w:r>
+          </w:p>
+        </w:tc>
+        <w:tc>
+          <w:tcPr/>
+          <w:p>
+            <w:pPr>
+              <w:pStyle w:val="Compact"/>
+            </w:pPr>
+          </w:p>
+        </w:tc>
+        <w:tc>
+          <w:tcPr/>
+          <w:p>
+            <w:pPr>
+              <w:pStyle w:val="Compact"/>
+              <w:jc w:val="left"/>
+            </w:pPr>
+            <w:r>
+              <w:t xml:space="preserve">P</w:t>
+            </w:r>
+          </w:p>
+        </w:tc>
+      </w:tr>
+      <w:tr>
+        <w:tc>
+          <w:tcPr/>
+          <w:p>
+            <w:pPr>
+              <w:pStyle w:val="Compact"/>
+              <w:jc w:val="left"/>
+            </w:pPr>
+            <w:r>
+              <w:fldChar w:fldCharType="begin"/>
+            </w:r>
+            <w:r>
+              <w:instrText xml:space="preserve">ADDIN CSL_CITATION {"citationID":"MENDELEY_CITATION_130","citationItems":[{"id":"ITEM-130","isTemporary":false,"itemData":{"DOI":"10.1016/j.swevo.2023.101297","author":[{"family":"Mannone","given":"Maria"},{"family":"Seidita","given":"Valeria"},{"family":"Chella","given":"Antonio"}],"container-title":"Swarm and Evolutionary Computation","id":"Mannone2023","issued":{"date-parts":[[2023]]},"page":"101297","title":"Modeling and designing a robotic swarm: A quantum computing approach","title-short":"Modeling and designing a robotic swarm","type":"article-journal","volume":"79"},"suppress-author":false}],"isEdited":false,"manualOverride":{"citeprocText":"Mannone, Seidita, and Chella (2023)","isManuallyOverridden":false,"manualOverrideText":""},"mendeley":{"formattedCitation":"Mannone, Seidita, and Chella (2023)","plainTextFormattedCitation":"Mannone, Seidita, and Chella (2023)","previouslyFormattedCitation":"Mannone, Seidita, and Chella (2023)"},"properties":{"noteIndex":0},"schema":"https://github.com/citation-style-language/schema/raw/master/csl-citation.json"}</w:instrText>
+            </w:r>
+            <w:r>
+              <w:fldChar w:fldCharType="separate"/>
+            </w:r>
+            <w:r>
+              <w:t xml:space="preserve">Mannone, Seidita, and Chella (2023)</w:t>
+            </w:r>
+            <w:r>
+              <w:fldChar w:fldCharType="end"/>
+            </w:r>
+          </w:p>
+        </w:tc>
+        <w:tc>
+          <w:tcPr/>
+          <w:p>
+            <w:pPr>
+              <w:pStyle w:val="Compact"/>
+              <w:jc w:val="left"/>
+            </w:pPr>
+            <w:r>
+              <w:t xml:space="preserve">P</w:t>
+            </w:r>
+          </w:p>
+        </w:tc>
+        <w:tc>
+          <w:tcPr/>
+          <w:p>
+            <w:pPr>
+              <w:pStyle w:val="Compact"/>
+              <w:jc w:val="left"/>
+            </w:pPr>
+            <w:r>
+              <w:t xml:space="preserve">N</w:t>
+            </w:r>
+          </w:p>
+        </w:tc>
+        <w:tc>
+          <w:tcPr/>
+          <w:p>
+            <w:pPr>
+              <w:pStyle w:val="Compact"/>
+              <w:jc w:val="left"/>
+            </w:pPr>
+            <w:r>
+              <w:t xml:space="preserve">P</w:t>
+            </w:r>
+          </w:p>
+        </w:tc>
+        <w:tc>
+          <w:tcPr/>
+          <w:p>
+            <w:pPr>
+              <w:pStyle w:val="Compact"/>
+            </w:pPr>
+          </w:p>
+        </w:tc>
+        <w:tc>
+          <w:tcPr/>
+          <w:p>
+            <w:pPr>
+              <w:pStyle w:val="Compact"/>
+              <w:jc w:val="left"/>
+            </w:pPr>
+            <w:r>
+              <w:t xml:space="preserve">P</w:t>
+            </w:r>
+          </w:p>
+        </w:tc>
+        <w:tc>
+          <w:tcPr/>
+          <w:p>
+            <w:pPr>
+              <w:pStyle w:val="Compact"/>
+            </w:pPr>
+          </w:p>
+        </w:tc>
+        <w:tc>
+          <w:tcPr/>
+          <w:p>
+            <w:pPr>
+              <w:pStyle w:val="Compact"/>
+              <w:jc w:val="left"/>
+            </w:pPr>
+            <w:r>
+              <w:t xml:space="preserve">M</w:t>
+            </w:r>
+          </w:p>
+        </w:tc>
+      </w:tr>
+      <w:tr>
+        <w:tc>
+          <w:tcPr/>
+          <w:p>
+            <w:pPr>
+              <w:pStyle w:val="Compact"/>
+              <w:jc w:val="left"/>
+            </w:pPr>
+            <w:r>
+              <w:fldChar w:fldCharType="begin"/>
+            </w:r>
+            <w:r>
+              <w:instrText xml:space="preserve">ADDIN CSL_CITATION {"citationID":"MENDELEY_CITATION_131","citationItems":[{"id":"ITEM-131","isTemporary":false,"itemData":{"DOI":"10.1098/rsta.2024.0139","author":[{"family":"Mannone","given":"Maria"},{"family":"Seidita","given":"Valeria"},{"family":"Chella","given":"Antonio"}],"container-title":"Philosophical Transactions of the Royal Society A: Mathematical, Physical and Engineering Sciences","id":"Mannone2025","issue":"2289","issued":{"date-parts":[[2025]]},"page":"20240139","title":"Quantum computing for swarm robotics: A local-to-global approach","title-short":"Quantum computing for swarm robotics","type":"article-journal","volume":"383"},"suppress-author":false}],"isEdited":false,"manualOverride":{"citeprocText":"Mannone, Seidita, and Chella (2025)","isManuallyOverridden":false,"manualOverrideText":""},"mendeley":{"formattedCitation":"Mannone, Seidita, and Chella (2025)","plainTextFormattedCitation":"Mannone, Seidita, and Chella (2025)","previouslyFormattedCitation":"Mannone, Seidita, and Chella (2025)"},"properties":{"noteIndex":0},"schema":"https://github.com/citation-style-language/schema/raw/master/csl-citation.json"}</w:instrText>
+            </w:r>
+            <w:r>
+              <w:fldChar w:fldCharType="separate"/>
+            </w:r>
+            <w:r>
+              <w:t xml:space="preserve">Mannone, Seidita, and Chella (2025)</w:t>
+            </w:r>
+            <w:r>
+              <w:fldChar w:fldCharType="end"/>
+            </w:r>
+          </w:p>
+        </w:tc>
+        <w:tc>
+          <w:tcPr/>
+          <w:p>
+            <w:pPr>
+              <w:pStyle w:val="Compact"/>
+              <w:jc w:val="left"/>
+            </w:pPr>
+            <w:r>
+              <w:t xml:space="preserve">M</w:t>
+            </w:r>
+          </w:p>
+        </w:tc>
+        <w:tc>
+          <w:tcPr/>
+          <w:p>
+            <w:pPr>
+              <w:pStyle w:val="Compact"/>
+              <w:jc w:val="left"/>
+            </w:pPr>
+            <w:r>
+              <w:t xml:space="preserve">P</w:t>
+            </w:r>
+          </w:p>
+        </w:tc>
+        <w:tc>
+          <w:tcPr/>
+          <w:p>
+            <w:pPr>
+              <w:pStyle w:val="Compact"/>
+              <w:jc w:val="left"/>
+            </w:pPr>
+            <w:r>
+              <w:t xml:space="preserve">P</w:t>
+            </w:r>
+          </w:p>
+        </w:tc>
+        <w:tc>
+          <w:tcPr/>
+          <w:p>
+            <w:pPr>
+              <w:pStyle w:val="Compact"/>
+            </w:pPr>
+          </w:p>
+        </w:tc>
+        <w:tc>
+          <w:tcPr/>
+          <w:p>
+            <w:pPr>
+              <w:pStyle w:val="Compact"/>
+              <w:jc w:val="left"/>
+            </w:pPr>
+            <w:r>
+              <w:t xml:space="preserve">P</w:t>
+            </w:r>
+          </w:p>
+        </w:tc>
+        <w:tc>
+          <w:tcPr/>
+          <w:p>
+            <w:pPr>
+              <w:pStyle w:val="Compact"/>
+            </w:pPr>
+          </w:p>
+        </w:tc>
+        <w:tc>
+          <w:tcPr/>
+          <w:p>
+            <w:pPr>
+              <w:pStyle w:val="Compact"/>
+              <w:jc w:val="left"/>
+            </w:pPr>
+            <w:r>
+              <w:t xml:space="preserve">M</w:t>
+            </w:r>
+          </w:p>
+        </w:tc>
+      </w:tr>
+    </w:tbl>
+    <w:bookmarkEnd w:id="27"/>
+    <w:bookmarkStart w:id="28" w:name="tab:search"/>
+    <w:p>
+      <w:pPr>
+        <w:pStyle w:val="TableCaption"/>
+      </w:pPr>
+      <w:r>
+        <w:rPr>
+          <w:bCs/>
+          <w:b/>
+        </w:rPr>
+        <w:t xml:space="preserve">Table S6.</w:t>
       </w:r>
       <w:r>
         <w:t xml:space="preserve"> </w:t>
@@ -10472,7 +16792,7 @@
         <w:tblW w:type="pct" w:w="5000"/>
         <w:tblLook w:firstRow="1" w:lastRow="0" w:firstColumn="0" w:lastColumn="0" w:noHBand="0" w:noVBand="0" w:val="0020"/>
         <w:jc w:val="start"/>
-        <w:tblCaption w:val="Table S5. Databases and search strings."/>
+        <w:tblCaption w:val="Table S6. Databases and search strings."/>
       </w:tblPr>
       <w:tblGrid>
         <w:gridCol w:w="1742"/>
@@ -11101,7 +17421,7 @@
               <w:fldChar w:fldCharType="begin"/>
             </w:r>
             <w:r>
-              <w:instrText xml:space="preserve">ADDIN CSL_CITATION {"citationID":"MENDELEY_CITATION_73","citationItems":[{"id":"ITEM-73","isTemporary":false,"itemData":{"DOI":"10.1109/ICRA.2019.8793768","author":[{"family":"Petschnigg","given":"Christina"},{"family":"Brandstötter","given":"Mathias"},{"family":"Pichler","given":"Horst"},{"family":"Hofbaur","given":"Michael W."},{"family":"Dieber","given":"Bernhard"}],"container-title":"Proceedings of the 2019 international conference on robotics and automation (ICRA)","id":"Petschnigg2019","issued":{"date-parts":[[2019]]},"page":"803-810","publisher":"IEEE","title":"Quantum computation in robotic science and applications","type":"paper-conference"},"suppress-author":false}],"isEdited":false,"manualOverride":{"citeprocText":"Petschnigg et al. (2019)","isManuallyOverridden":false,"manualOverrideText":""},"mendeley":{"formattedCitation":"Petschnigg et al. (2019)","plainTextFormattedCitation":"Petschnigg et al. (2019)","previouslyFormattedCitation":"Petschnigg et al. (2019)"},"properties":{"noteIndex":0},"schema":"https://github.com/citation-style-language/schema/raw/master/csl-citation.json"}</w:instrText>
+              <w:instrText xml:space="preserve">ADDIN CSL_CITATION {"citationID":"MENDELEY_CITATION_132","citationItems":[{"id":"ITEM-132","isTemporary":false,"itemData":{"DOI":"10.1109/ICRA.2019.8793768","author":[{"family":"Petschnigg","given":"Christina"},{"family":"Brandstötter","given":"Mathias"},{"family":"Pichler","given":"Horst"},{"family":"Hofbaur","given":"Michael W."},{"family":"Dieber","given":"Bernhard"}],"container-title":"Proceedings of the 2019 international conference on robotics and automation (ICRA)","id":"Petschnigg2019","issued":{"date-parts":[[2019]]},"page":"803-810","publisher":"IEEE","title":"Quantum computation in robotic science and applications","type":"paper-conference"},"suppress-author":false}],"isEdited":false,"manualOverride":{"citeprocText":"Petschnigg et al. (2019)","isManuallyOverridden":false,"manualOverrideText":""},"mendeley":{"formattedCitation":"Petschnigg et al. (2019)","plainTextFormattedCitation":"Petschnigg et al. (2019)","previouslyFormattedCitation":"Petschnigg et al. (2019)"},"properties":{"noteIndex":0},"schema":"https://github.com/citation-style-language/schema/raw/master/csl-citation.json"}</w:instrText>
             </w:r>
             <w:r>
               <w:fldChar w:fldCharType="separate"/>
@@ -11122,7 +17442,7 @@
               <w:fldChar w:fldCharType="begin"/>
             </w:r>
             <w:r>
-              <w:instrText xml:space="preserve">ADDIN CSL_CITATION {"citationID":"MENDELEY_CITATION_74","citationItems":[{"id":"ITEM-74","isTemporary":false,"itemData":{"DOI":"10.1007/s42484-024-00225-5","author":[{"family":"Yan","given":"Fei"},{"family":"Iliyasu","given":"Abdullah M."},{"family":"Li","given":"Nianqiao"},{"family":"Salama","given":"Ahmed S."},{"family":"Hirota","given":"Kaoru"}],"container-title":"Quantum Machine Intelligence","id":"Yan2024","issue":"2","issued":{"date-parts":[[2024]]},"page":"86","publisher":"Springer","title":"Quantum robotics: A review of emerging trends","title-short":"Quantum robotics","type":"article-journal","volume":"6"},"suppress-author":false}],"isEdited":false,"manualOverride":{"citeprocText":"Yan et al. (2024)","isManuallyOverridden":false,"manualOverrideText":""},"mendeley":{"formattedCitation":"Yan et al. (2024)","plainTextFormattedCitation":"Yan et al. (2024)","previouslyFormattedCitation":"Yan et al. (2024)"},"properties":{"noteIndex":0},"schema":"https://github.com/citation-style-language/schema/raw/master/csl-citation.json"}</w:instrText>
+              <w:instrText xml:space="preserve">ADDIN CSL_CITATION {"citationID":"MENDELEY_CITATION_133","citationItems":[{"id":"ITEM-133","isTemporary":false,"itemData":{"DOI":"10.1007/s42484-024-00225-5","author":[{"family":"Yan","given":"Fei"},{"family":"Iliyasu","given":"Abdullah M."},{"family":"Li","given":"Nianqiao"},{"family":"Salama","given":"Ahmed S."},{"family":"Hirota","given":"Kaoru"}],"container-title":"Quantum Machine Intelligence","id":"Yan2024","issue":"2","issued":{"date-parts":[[2024]]},"page":"86","publisher":"Springer","title":"Quantum robotics: A review of emerging trends","title-short":"Quantum robotics","type":"article-journal","volume":"6"},"suppress-author":false}],"isEdited":false,"manualOverride":{"citeprocText":"Yan et al. (2024)","isManuallyOverridden":false,"manualOverrideText":""},"mendeley":{"formattedCitation":"Yan et al. (2024)","plainTextFormattedCitation":"Yan et al. (2024)","previouslyFormattedCitation":"Yan et al. (2024)"},"properties":{"noteIndex":0},"schema":"https://github.com/citation-style-language/schema/raw/master/csl-citation.json"}</w:instrText>
             </w:r>
             <w:r>
               <w:fldChar w:fldCharType="separate"/>
@@ -11143,7 +17463,7 @@
               <w:fldChar w:fldCharType="begin"/>
             </w:r>
             <w:r>
-              <w:instrText xml:space="preserve">ADDIN CSL_CITATION {"citationID":"MENDELEY_CITATION_75","citationItems":[{"id":"ITEM-75","isTemporary":false,"itemData":{"URL":"https://arxiv.org/abs/2211.03464","author":[{"family":"Meyer","given":"Nico"},{"family":"Ufrecht","given":"Christian"},{"family":"Periyasamy","given":"Maniraman"},{"family":"Scherer","given":"Daniel D."},{"family":"Plinge","given":"Axel"},{"family":"Mutschler","given":"Christopher"}],"id":"Meyer2022","issued":{"date-parts":[[2022]]},"title":"A survey on quantum reinforcement learning","type":""},"suppress-author":false}],"isEdited":false,"manualOverride":{"citeprocText":"Meyer et al. (2022)","isManuallyOverridden":false,"manualOverrideText":""},"mendeley":{"formattedCitation":"Meyer et al. (2022)","plainTextFormattedCitation":"Meyer et al. (2022)","previouslyFormattedCitation":"Meyer et al. (2022)"},"properties":{"noteIndex":0},"schema":"https://github.com/citation-style-language/schema/raw/master/csl-citation.json"}</w:instrText>
+              <w:instrText xml:space="preserve">ADDIN CSL_CITATION {"citationID":"MENDELEY_CITATION_134","citationItems":[{"id":"ITEM-134","isTemporary":false,"itemData":{"URL":"https://arxiv.org/abs/2211.03464","author":[{"family":"Meyer","given":"Nico"},{"family":"Ufrecht","given":"Christian"},{"family":"Periyasamy","given":"Maniraman"},{"family":"Scherer","given":"Daniel D."},{"family":"Plinge","given":"Axel"},{"family":"Mutschler","given":"Christopher"}],"id":"Meyer2022","issued":{"date-parts":[[2022]]},"title":"A survey on quantum reinforcement learning","type":""},"suppress-author":false}],"isEdited":false,"manualOverride":{"citeprocText":"Meyer et al. (2022)","isManuallyOverridden":false,"manualOverrideText":""},"mendeley":{"formattedCitation":"Meyer et al. (2022)","plainTextFormattedCitation":"Meyer et al. (2022)","previouslyFormattedCitation":"Meyer et al. (2022)"},"properties":{"noteIndex":0},"schema":"https://github.com/citation-style-language/schema/raw/master/csl-citation.json"}</w:instrText>
             </w:r>
             <w:r>
               <w:fldChar w:fldCharType="separate"/>
@@ -11164,7 +17484,7 @@
               <w:fldChar w:fldCharType="begin"/>
             </w:r>
             <w:r>
-              <w:instrText xml:space="preserve">ADDIN CSL_CITATION {"citationID":"MENDELEY_CITATION_76","citationItems":[{"id":"ITEM-76","isTemporary":false,"itemData":{"DOI":"10.2200/S00746ED1V01Y201612QMC010","author":[{"family":"Tandon","given":"Prateek"},{"family":"Lam","given":"Stanley"},{"family":"Shih","given":"Ben"},{"family":"Mehta","given":"Tanay"},{"family":"Mitev","given":"Alex"},{"family":"Ong","given":"Zhiyang"}],"collection-title":"Synthesis lectures on quantum computing","id":"Tandon2017","issued":{"date-parts":[[2017]]},"publisher":"Morgan &amp; Claypool Publishers","title":"Quantum robotics: A primer on current science and future perspectives","title-short":"Quantum robotics","type":"book"},"suppress-author":false}],"isEdited":false,"manualOverride":{"citeprocText":"Tandon et al. (2017)","isManuallyOverridden":false,"manualOverrideText":""},"mendeley":{"formattedCitation":"Tandon et al. (2017)","plainTextFormattedCitation":"Tandon et al. (2017)","previouslyFormattedCitation":"Tandon et al. (2017)"},"properties":{"noteIndex":0},"schema":"https://github.com/citation-style-language/schema/raw/master/csl-citation.json"}</w:instrText>
+              <w:instrText xml:space="preserve">ADDIN CSL_CITATION {"citationID":"MENDELEY_CITATION_135","citationItems":[{"id":"ITEM-135","isTemporary":false,"itemData":{"DOI":"10.2200/S00746ED1V01Y201612QMC010","author":[{"family":"Tandon","given":"Prateek"},{"family":"Lam","given":"Stanley"},{"family":"Shih","given":"Ben"},{"family":"Mehta","given":"Tanay"},{"family":"Mitev","given":"Alex"},{"family":"Ong","given":"Zhiyang"}],"collection-title":"Synthesis lectures on quantum computing","id":"Tandon2017","issued":{"date-parts":[[2017]]},"publisher":"Morgan &amp; Claypool Publishers","title":"Quantum robotics: A primer on current science and future perspectives","title-short":"Quantum robotics","type":"book"},"suppress-author":false}],"isEdited":false,"manualOverride":{"citeprocText":"Tandon et al. (2017)","isManuallyOverridden":false,"manualOverrideText":""},"mendeley":{"formattedCitation":"Tandon et al. (2017)","plainTextFormattedCitation":"Tandon et al. (2017)","previouslyFormattedCitation":"Tandon et al. (2017)"},"properties":{"noteIndex":0},"schema":"https://github.com/citation-style-language/schema/raw/master/csl-citation.json"}</w:instrText>
             </w:r>
             <w:r>
               <w:fldChar w:fldCharType="separate"/>
@@ -11208,8 +17528,8 @@
         </w:tc>
       </w:tr>
     </w:tbl>
-    <w:bookmarkEnd w:id="27"/>
-    <w:bookmarkStart w:id="171" w:name="bibliography"/>
+    <w:bookmarkEnd w:id="28"/>
+    <w:bookmarkStart w:id="172" w:name="bibliography"/>
     <w:p>
       <w:pPr>
         <w:pStyle w:val="Heading1"/>
@@ -11218,8 +17538,8 @@
         <w:t xml:space="preserve">References</w:t>
       </w:r>
     </w:p>
-    <w:bookmarkStart w:id="170" w:name="refs"/>
-    <w:bookmarkStart w:id="29" w:name="ref-Acuto2022"/>
+    <w:bookmarkStart w:id="171" w:name="refs"/>
+    <w:bookmarkStart w:id="30" w:name="ref-Acuto2022"/>
     <w:p>
       <w:pPr>
         <w:pStyle w:val="Bibliography"/>
@@ -11245,7 +17565,7 @@
       <w:r>
         <w:t xml:space="preserve"> </w:t>
       </w:r>
-      <w:hyperlink r:id="rId28">
+      <w:hyperlink r:id="rId29">
         <w:r>
           <w:rPr>
             <w:rStyle w:val="Hyperlink"/>
@@ -11257,8 +17577,8 @@
         <w:t xml:space="preserve">.</w:t>
       </w:r>
     </w:p>
-    <w:bookmarkEnd w:id="29"/>
-    <w:bookmarkStart w:id="31" w:name="ref-Altrabulsi2026"/>
+    <w:bookmarkEnd w:id="30"/>
+    <w:bookmarkStart w:id="32" w:name="ref-Altrabulsi2026"/>
     <w:p>
       <w:pPr>
         <w:pStyle w:val="Bibliography"/>
@@ -11281,7 +17601,7 @@
       <w:r>
         <w:t xml:space="preserve"> </w:t>
       </w:r>
-      <w:hyperlink r:id="rId30">
+      <w:hyperlink r:id="rId31">
         <w:r>
           <w:rPr>
             <w:rStyle w:val="Hyperlink"/>
@@ -11293,8 +17613,8 @@
         <w:t xml:space="preserve">.</w:t>
       </w:r>
     </w:p>
-    <w:bookmarkEnd w:id="31"/>
-    <w:bookmarkStart w:id="33" w:name="ref-Antero2025"/>
+    <w:bookmarkEnd w:id="32"/>
+    <w:bookmarkStart w:id="34" w:name="ref-Antero2025"/>
     <w:p>
       <w:pPr>
         <w:pStyle w:val="Bibliography"/>
@@ -11327,7 +17647,7 @@
       <w:r>
         <w:t xml:space="preserve"> </w:t>
       </w:r>
-      <w:hyperlink r:id="rId32">
+      <w:hyperlink r:id="rId33">
         <w:r>
           <w:rPr>
             <w:rStyle w:val="Hyperlink"/>
@@ -11339,8 +17659,8 @@
         <w:t xml:space="preserve">.</w:t>
       </w:r>
     </w:p>
-    <w:bookmarkEnd w:id="33"/>
-    <w:bookmarkStart w:id="35" w:name="ref-AtchadeAdelomou2021"/>
+    <w:bookmarkEnd w:id="34"/>
+    <w:bookmarkStart w:id="36" w:name="ref-AtchadeAdelomou2021"/>
     <w:p>
       <w:pPr>
         <w:pStyle w:val="Bibliography"/>
@@ -11379,7 +17699,7 @@
       <w:r>
         <w:t xml:space="preserve"> </w:t>
       </w:r>
-      <w:hyperlink r:id="rId34">
+      <w:hyperlink r:id="rId35">
         <w:r>
           <w:rPr>
             <w:rStyle w:val="Hyperlink"/>
@@ -11391,8 +17711,8 @@
         <w:t xml:space="preserve">.</w:t>
       </w:r>
     </w:p>
-    <w:bookmarkEnd w:id="35"/>
-    <w:bookmarkStart w:id="37" w:name="ref-Bang2026"/>
+    <w:bookmarkEnd w:id="36"/>
+    <w:bookmarkStart w:id="38" w:name="ref-Bang2026"/>
     <w:p>
       <w:pPr>
         <w:pStyle w:val="Bibliography"/>
@@ -11421,7 +17741,7 @@
       <w:r>
         <w:t xml:space="preserve"> </w:t>
       </w:r>
-      <w:hyperlink r:id="rId36">
+      <w:hyperlink r:id="rId37">
         <w:r>
           <w:rPr>
             <w:rStyle w:val="Hyperlink"/>
@@ -11433,8 +17753,8 @@
         <w:t xml:space="preserve">.</w:t>
       </w:r>
     </w:p>
-    <w:bookmarkEnd w:id="37"/>
-    <w:bookmarkStart w:id="39" w:name="ref-Benioff1998"/>
+    <w:bookmarkEnd w:id="38"/>
+    <w:bookmarkStart w:id="40" w:name="ref-Benioff1998"/>
     <w:p>
       <w:pPr>
         <w:pStyle w:val="Bibliography"/>
@@ -11467,7 +17787,7 @@
       <w:r>
         <w:t xml:space="preserve"> </w:t>
       </w:r>
-      <w:hyperlink r:id="rId38">
+      <w:hyperlink r:id="rId39">
         <w:r>
           <w:rPr>
             <w:rStyle w:val="Hyperlink"/>
@@ -11479,8 +17799,8 @@
         <w:t xml:space="preserve">.</w:t>
       </w:r>
     </w:p>
-    <w:bookmarkEnd w:id="39"/>
-    <w:bookmarkStart w:id="41" w:name="ref-Benioff2002"/>
+    <w:bookmarkEnd w:id="40"/>
+    <w:bookmarkStart w:id="42" w:name="ref-Benioff2002"/>
     <w:p>
       <w:pPr>
         <w:pStyle w:val="Bibliography"/>
@@ -11516,7 +17836,7 @@
       <w:r>
         <w:t xml:space="preserve"> </w:t>
       </w:r>
-      <w:hyperlink r:id="rId40">
+      <w:hyperlink r:id="rId41">
         <w:r>
           <w:rPr>
             <w:rStyle w:val="Hyperlink"/>
@@ -11528,8 +17848,8 @@
         <w:t xml:space="preserve">.</w:t>
       </w:r>
     </w:p>
-    <w:bookmarkEnd w:id="41"/>
-    <w:bookmarkStart w:id="43" w:name="ref-Cheiney2018"/>
+    <w:bookmarkEnd w:id="42"/>
+    <w:bookmarkStart w:id="44" w:name="ref-Cheiney2018"/>
     <w:p>
       <w:pPr>
         <w:pStyle w:val="Bibliography"/>
@@ -11574,7 +17894,7 @@
       <w:r>
         <w:t xml:space="preserve"> </w:t>
       </w:r>
-      <w:hyperlink r:id="rId42">
+      <w:hyperlink r:id="rId43">
         <w:r>
           <w:rPr>
             <w:rStyle w:val="Hyperlink"/>
@@ -11586,8 +17906,8 @@
         <w:t xml:space="preserve">.</w:t>
       </w:r>
     </w:p>
-    <w:bookmarkEnd w:id="43"/>
-    <w:bookmarkStart w:id="45" w:name="ref-Chella2023"/>
+    <w:bookmarkEnd w:id="44"/>
+    <w:bookmarkStart w:id="46" w:name="ref-Chella2023"/>
     <w:p>
       <w:pPr>
         <w:pStyle w:val="Bibliography"/>
@@ -11620,7 +17940,7 @@
       <w:r>
         <w:t xml:space="preserve"> </w:t>
       </w:r>
-      <w:hyperlink r:id="rId44">
+      <w:hyperlink r:id="rId45">
         <w:r>
           <w:rPr>
             <w:rStyle w:val="Hyperlink"/>
@@ -11632,8 +17952,8 @@
         <w:t xml:space="preserve">.</w:t>
       </w:r>
     </w:p>
-    <w:bookmarkEnd w:id="45"/>
-    <w:bookmarkStart w:id="47" w:name="ref-Chella2022"/>
+    <w:bookmarkEnd w:id="46"/>
+    <w:bookmarkStart w:id="48" w:name="ref-Chella2022"/>
     <w:p>
       <w:pPr>
         <w:pStyle w:val="Bibliography"/>
@@ -11666,7 +17986,7 @@
       <w:r>
         <w:t xml:space="preserve"> </w:t>
       </w:r>
-      <w:hyperlink r:id="rId46">
+      <w:hyperlink r:id="rId47">
         <w:r>
           <w:rPr>
             <w:rStyle w:val="Hyperlink"/>
@@ -11678,8 +17998,8 @@
         <w:t xml:space="preserve">.</w:t>
       </w:r>
     </w:p>
-    <w:bookmarkEnd w:id="47"/>
-    <w:bookmarkStart w:id="49" w:name="ref-Clark2019"/>
+    <w:bookmarkEnd w:id="48"/>
+    <w:bookmarkStart w:id="50" w:name="ref-Clark2019"/>
     <w:p>
       <w:pPr>
         <w:pStyle w:val="Bibliography"/>
@@ -11736,7 +18056,7 @@
       <w:r>
         <w:t xml:space="preserve"> </w:t>
       </w:r>
-      <w:hyperlink r:id="rId48">
+      <w:hyperlink r:id="rId49">
         <w:r>
           <w:rPr>
             <w:rStyle w:val="Hyperlink"/>
@@ -11748,8 +18068,8 @@
         <w:t xml:space="preserve">.</w:t>
       </w:r>
     </w:p>
-    <w:bookmarkEnd w:id="49"/>
-    <w:bookmarkStart w:id="51" w:name="ref-Conrad2025"/>
+    <w:bookmarkEnd w:id="50"/>
+    <w:bookmarkStart w:id="52" w:name="ref-Conrad2025"/>
     <w:p>
       <w:pPr>
         <w:pStyle w:val="Bibliography"/>
@@ -11766,7 +18086,7 @@
       <w:r>
         <w:t xml:space="preserve"> </w:t>
       </w:r>
-      <w:hyperlink r:id="rId50">
+      <w:hyperlink r:id="rId51">
         <w:r>
           <w:rPr>
             <w:rStyle w:val="Hyperlink"/>
@@ -11778,8 +18098,8 @@
         <w:t xml:space="preserve">.</w:t>
       </w:r>
     </w:p>
-    <w:bookmarkEnd w:id="51"/>
-    <w:bookmarkStart w:id="53" w:name="ref-Daglarli2025"/>
+    <w:bookmarkEnd w:id="52"/>
+    <w:bookmarkStart w:id="54" w:name="ref-Daglarli2025"/>
     <w:p>
       <w:pPr>
         <w:pStyle w:val="Bibliography"/>
@@ -11812,7 +18132,7 @@
       <w:r>
         <w:t xml:space="preserve"> </w:t>
       </w:r>
-      <w:hyperlink r:id="rId52">
+      <w:hyperlink r:id="rId53">
         <w:r>
           <w:rPr>
             <w:rStyle w:val="Hyperlink"/>
@@ -11824,8 +18144,8 @@
         <w:t xml:space="preserve">.</w:t>
       </w:r>
     </w:p>
-    <w:bookmarkEnd w:id="53"/>
-    <w:bookmarkStart w:id="55" w:name="ref-DeCarolis2025"/>
+    <w:bookmarkEnd w:id="54"/>
+    <w:bookmarkStart w:id="56" w:name="ref-DeCarolis2025"/>
     <w:p>
       <w:pPr>
         <w:pStyle w:val="Bibliography"/>
@@ -11922,7 +18242,7 @@
       <w:r>
         <w:t xml:space="preserve"> </w:t>
       </w:r>
-      <w:hyperlink r:id="rId54">
+      <w:hyperlink r:id="rId55">
         <w:r>
           <w:rPr>
             <w:rStyle w:val="Hyperlink"/>
@@ -11934,8 +18254,8 @@
         <w:t xml:space="preserve">.</w:t>
       </w:r>
     </w:p>
-    <w:bookmarkEnd w:id="55"/>
-    <w:bookmarkStart w:id="57" w:name="ref-Dong2012"/>
+    <w:bookmarkEnd w:id="56"/>
+    <w:bookmarkStart w:id="58" w:name="ref-Dong2012"/>
     <w:p>
       <w:pPr>
         <w:pStyle w:val="Bibliography"/>
@@ -11982,7 +18302,7 @@
       <w:r>
         <w:t xml:space="preserve"> </w:t>
       </w:r>
-      <w:hyperlink r:id="rId56">
+      <w:hyperlink r:id="rId57">
         <w:r>
           <w:rPr>
             <w:rStyle w:val="Hyperlink"/>
@@ -11994,8 +18314,8 @@
         <w:t xml:space="preserve">.</w:t>
       </w:r>
     </w:p>
-    <w:bookmarkEnd w:id="57"/>
-    <w:bookmarkStart w:id="59" w:name="ref-Dong2006"/>
+    <w:bookmarkEnd w:id="58"/>
+    <w:bookmarkStart w:id="60" w:name="ref-Dong2006"/>
     <w:p>
       <w:pPr>
         <w:pStyle w:val="Bibliography"/>
@@ -12028,7 +18348,7 @@
       <w:r>
         <w:t xml:space="preserve"> </w:t>
       </w:r>
-      <w:hyperlink r:id="rId58">
+      <w:hyperlink r:id="rId59">
         <w:r>
           <w:rPr>
             <w:rStyle w:val="Hyperlink"/>
@@ -12040,8 +18360,8 @@
         <w:t xml:space="preserve">.</w:t>
       </w:r>
     </w:p>
-    <w:bookmarkEnd w:id="59"/>
-    <w:bookmarkStart w:id="61" w:name="ref-Dragan2025"/>
+    <w:bookmarkEnd w:id="60"/>
+    <w:bookmarkStart w:id="62" w:name="ref-Dragan2025"/>
     <w:p>
       <w:pPr>
         <w:pStyle w:val="Bibliography"/>
@@ -12098,7 +18418,7 @@
       <w:r>
         <w:t xml:space="preserve"> </w:t>
       </w:r>
-      <w:hyperlink r:id="rId60">
+      <w:hyperlink r:id="rId61">
         <w:r>
           <w:rPr>
             <w:rStyle w:val="Hyperlink"/>
@@ -12110,8 +18430,8 @@
         <w:t xml:space="preserve">.</w:t>
       </w:r>
     </w:p>
-    <w:bookmarkEnd w:id="61"/>
-    <w:bookmarkStart w:id="63" w:name="ref-Essalmi2026"/>
+    <w:bookmarkEnd w:id="62"/>
+    <w:bookmarkStart w:id="64" w:name="ref-Essalmi2026"/>
     <w:p>
       <w:pPr>
         <w:pStyle w:val="Bibliography"/>
@@ -12128,7 +18448,7 @@
       <w:r>
         <w:t xml:space="preserve"> </w:t>
       </w:r>
-      <w:hyperlink r:id="rId62">
+      <w:hyperlink r:id="rId63">
         <w:r>
           <w:rPr>
             <w:rStyle w:val="Hyperlink"/>
@@ -12140,8 +18460,8 @@
         <w:t xml:space="preserve">.</w:t>
       </w:r>
     </w:p>
-    <w:bookmarkEnd w:id="63"/>
-    <w:bookmarkStart w:id="65" w:name="ref-Fazilat2025a"/>
+    <w:bookmarkEnd w:id="64"/>
+    <w:bookmarkStart w:id="66" w:name="ref-Fazilat2025a"/>
     <w:p>
       <w:pPr>
         <w:pStyle w:val="Bibliography"/>
@@ -12191,7 +18511,7 @@
       <w:r>
         <w:t xml:space="preserve"> </w:t>
       </w:r>
-      <w:hyperlink r:id="rId64">
+      <w:hyperlink r:id="rId65">
         <w:r>
           <w:rPr>
             <w:rStyle w:val="Hyperlink"/>
@@ -12203,8 +18523,8 @@
         <w:t xml:space="preserve">.</w:t>
       </w:r>
     </w:p>
-    <w:bookmarkEnd w:id="65"/>
-    <w:bookmarkStart w:id="67" w:name="ref-Fazilat2025b"/>
+    <w:bookmarkEnd w:id="66"/>
+    <w:bookmarkStart w:id="68" w:name="ref-Fazilat2025b"/>
     <w:p>
       <w:pPr>
         <w:pStyle w:val="Bibliography"/>
@@ -12237,7 +18557,7 @@
       <w:r>
         <w:t xml:space="preserve"> </w:t>
       </w:r>
-      <w:hyperlink r:id="rId66">
+      <w:hyperlink r:id="rId67">
         <w:r>
           <w:rPr>
             <w:rStyle w:val="Hyperlink"/>
@@ -12249,8 +18569,8 @@
         <w:t xml:space="preserve">.</w:t>
       </w:r>
     </w:p>
-    <w:bookmarkEnd w:id="67"/>
-    <w:bookmarkStart w:id="69" w:name="ref-Gerlach2025"/>
+    <w:bookmarkEnd w:id="68"/>
+    <w:bookmarkStart w:id="70" w:name="ref-Gerlach2025"/>
     <w:p>
       <w:pPr>
         <w:pStyle w:val="Bibliography"/>
@@ -12286,7 +18606,7 @@
       <w:r>
         <w:t xml:space="preserve"> </w:t>
       </w:r>
-      <w:hyperlink r:id="rId68">
+      <w:hyperlink r:id="rId69">
         <w:r>
           <w:rPr>
             <w:rStyle w:val="Hyperlink"/>
@@ -12298,8 +18618,8 @@
         <w:t xml:space="preserve">.</w:t>
       </w:r>
     </w:p>
-    <w:bookmarkEnd w:id="69"/>
-    <w:bookmarkStart w:id="71" w:name="ref-Goncalves2018"/>
+    <w:bookmarkEnd w:id="70"/>
+    <w:bookmarkStart w:id="72" w:name="ref-Goncalves2018"/>
     <w:p>
       <w:pPr>
         <w:pStyle w:val="Bibliography"/>
@@ -12322,7 +18642,7 @@
       <w:r>
         <w:t xml:space="preserve"> </w:t>
       </w:r>
-      <w:hyperlink r:id="rId70">
+      <w:hyperlink r:id="rId71">
         <w:r>
           <w:rPr>
             <w:rStyle w:val="Hyperlink"/>
@@ -12334,8 +18654,8 @@
         <w:t xml:space="preserve">.</w:t>
       </w:r>
     </w:p>
-    <w:bookmarkEnd w:id="71"/>
-    <w:bookmarkStart w:id="73" w:name="ref-GonzalezVillasmil2026"/>
+    <w:bookmarkEnd w:id="72"/>
+    <w:bookmarkStart w:id="74" w:name="ref-GonzalezVillasmil2026"/>
     <w:p>
       <w:pPr>
         <w:pStyle w:val="Bibliography"/>
@@ -12352,7 +18672,7 @@
       <w:r>
         <w:t xml:space="preserve"> </w:t>
       </w:r>
-      <w:hyperlink r:id="rId72">
+      <w:hyperlink r:id="rId73">
         <w:r>
           <w:rPr>
             <w:rStyle w:val="Hyperlink"/>
@@ -12364,8 +18684,8 @@
         <w:t xml:space="preserve">.</w:t>
       </w:r>
     </w:p>
-    <w:bookmarkEnd w:id="73"/>
-    <w:bookmarkStart w:id="75" w:name="ref-Haldorai2024"/>
+    <w:bookmarkEnd w:id="74"/>
+    <w:bookmarkStart w:id="76" w:name="ref-Haldorai2024"/>
     <w:p>
       <w:pPr>
         <w:pStyle w:val="Bibliography"/>
@@ -12398,7 +18718,7 @@
       <w:r>
         <w:t xml:space="preserve"> </w:t>
       </w:r>
-      <w:hyperlink r:id="rId74">
+      <w:hyperlink r:id="rId75">
         <w:r>
           <w:rPr>
             <w:rStyle w:val="Hyperlink"/>
@@ -12410,8 +18730,8 @@
         <w:t xml:space="preserve">.</w:t>
       </w:r>
     </w:p>
-    <w:bookmarkEnd w:id="75"/>
-    <w:bookmarkStart w:id="77" w:name="ref-Hohenfeld2024"/>
+    <w:bookmarkEnd w:id="76"/>
+    <w:bookmarkStart w:id="78" w:name="ref-Hohenfeld2024"/>
     <w:p>
       <w:pPr>
         <w:pStyle w:val="Bibliography"/>
@@ -12444,7 +18764,7 @@
       <w:r>
         <w:t xml:space="preserve"> </w:t>
       </w:r>
-      <w:hyperlink r:id="rId76">
+      <w:hyperlink r:id="rId77">
         <w:r>
           <w:rPr>
             <w:rStyle w:val="Hyperlink"/>
@@ -12456,8 +18776,8 @@
         <w:t xml:space="preserve">.</w:t>
       </w:r>
     </w:p>
-    <w:bookmarkEnd w:id="77"/>
-    <w:bookmarkStart w:id="79" w:name="ref-Humr2025"/>
+    <w:bookmarkEnd w:id="78"/>
+    <w:bookmarkStart w:id="80" w:name="ref-Humr2025"/>
     <w:p>
       <w:pPr>
         <w:pStyle w:val="Bibliography"/>
@@ -12499,7 +18819,7 @@
       <w:r>
         <w:t xml:space="preserve"> </w:t>
       </w:r>
-      <w:hyperlink r:id="rId78">
+      <w:hyperlink r:id="rId79">
         <w:r>
           <w:rPr>
             <w:rStyle w:val="Hyperlink"/>
@@ -12511,8 +18831,8 @@
         <w:t xml:space="preserve">.</w:t>
       </w:r>
     </w:p>
-    <w:bookmarkEnd w:id="79"/>
-    <w:bookmarkStart w:id="81" w:name="ref-Innan2025"/>
+    <w:bookmarkEnd w:id="80"/>
+    <w:bookmarkStart w:id="82" w:name="ref-Innan2025"/>
     <w:p>
       <w:pPr>
         <w:pStyle w:val="Bibliography"/>
@@ -12547,7 +18867,7 @@
       <w:r>
         <w:t xml:space="preserve"> </w:t>
       </w:r>
-      <w:hyperlink r:id="rId80">
+      <w:hyperlink r:id="rId81">
         <w:r>
           <w:rPr>
             <w:rStyle w:val="Hyperlink"/>
@@ -12559,8 +18879,8 @@
         <w:t xml:space="preserve">.</w:t>
       </w:r>
     </w:p>
-    <w:bookmarkEnd w:id="81"/>
-    <w:bookmarkStart w:id="83" w:name="ref-Khoshnoud2020"/>
+    <w:bookmarkEnd w:id="82"/>
+    <w:bookmarkStart w:id="84" w:name="ref-Khoshnoud2020"/>
     <w:p>
       <w:pPr>
         <w:pStyle w:val="Bibliography"/>
@@ -12577,7 +18897,7 @@
       <w:r>
         <w:t xml:space="preserve"> </w:t>
       </w:r>
-      <w:hyperlink r:id="rId82">
+      <w:hyperlink r:id="rId83">
         <w:r>
           <w:rPr>
             <w:rStyle w:val="Hyperlink"/>
@@ -12589,8 +18909,8 @@
         <w:t xml:space="preserve">.</w:t>
       </w:r>
     </w:p>
-    <w:bookmarkEnd w:id="83"/>
-    <w:bookmarkStart w:id="85" w:name="ref-Lathrop2023"/>
+    <w:bookmarkEnd w:id="84"/>
+    <w:bookmarkStart w:id="86" w:name="ref-Lathrop2023"/>
     <w:p>
       <w:pPr>
         <w:pStyle w:val="Bibliography"/>
@@ -12623,7 +18943,7 @@
       <w:r>
         <w:t xml:space="preserve"> </w:t>
       </w:r>
-      <w:hyperlink r:id="rId84">
+      <w:hyperlink r:id="rId85">
         <w:r>
           <w:rPr>
             <w:rStyle w:val="Hyperlink"/>
@@ -12635,8 +18955,8 @@
         <w:t xml:space="preserve">.</w:t>
       </w:r>
     </w:p>
-    <w:bookmarkEnd w:id="85"/>
-    <w:bookmarkStart w:id="87" w:name="ref-Lawless2023"/>
+    <w:bookmarkEnd w:id="86"/>
+    <w:bookmarkStart w:id="88" w:name="ref-Lawless2023"/>
     <w:p>
       <w:pPr>
         <w:pStyle w:val="Bibliography"/>
@@ -12669,7 +18989,7 @@
       <w:r>
         <w:t xml:space="preserve"> </w:t>
       </w:r>
-      <w:hyperlink r:id="rId86">
+      <w:hyperlink r:id="rId87">
         <w:r>
           <w:rPr>
             <w:rStyle w:val="Hyperlink"/>
@@ -12681,8 +19001,8 @@
         <w:t xml:space="preserve">.</w:t>
       </w:r>
     </w:p>
-    <w:bookmarkEnd w:id="87"/>
-    <w:bookmarkStart w:id="89" w:name="ref-Leib2023"/>
+    <w:bookmarkEnd w:id="88"/>
+    <w:bookmarkStart w:id="90" w:name="ref-Leib2023"/>
     <w:p>
       <w:pPr>
         <w:pStyle w:val="Bibliography"/>
@@ -12715,7 +19035,7 @@
       <w:r>
         <w:t xml:space="preserve"> </w:t>
       </w:r>
-      <w:hyperlink r:id="rId88">
+      <w:hyperlink r:id="rId89">
         <w:r>
           <w:rPr>
             <w:rStyle w:val="Hyperlink"/>
@@ -12727,8 +19047,8 @@
         <w:t xml:space="preserve">.</w:t>
       </w:r>
     </w:p>
-    <w:bookmarkEnd w:id="89"/>
-    <w:bookmarkStart w:id="91" w:name="ref-Liu2021"/>
+    <w:bookmarkEnd w:id="90"/>
+    <w:bookmarkStart w:id="92" w:name="ref-Liu2021"/>
     <w:p>
       <w:pPr>
         <w:pStyle w:val="Bibliography"/>
@@ -12761,7 +19081,7 @@
       <w:r>
         <w:t xml:space="preserve"> </w:t>
       </w:r>
-      <w:hyperlink r:id="rId90">
+      <w:hyperlink r:id="rId91">
         <w:r>
           <w:rPr>
             <w:rStyle w:val="Hyperlink"/>
@@ -12773,8 +19093,8 @@
         <w:t xml:space="preserve">.</w:t>
       </w:r>
     </w:p>
-    <w:bookmarkEnd w:id="91"/>
-    <w:bookmarkStart w:id="93" w:name="ref-Lokossou2025"/>
+    <w:bookmarkEnd w:id="92"/>
+    <w:bookmarkStart w:id="94" w:name="ref-Lokossou2025"/>
     <w:p>
       <w:pPr>
         <w:pStyle w:val="Bibliography"/>
@@ -12791,7 +19111,7 @@
       <w:r>
         <w:t xml:space="preserve"> </w:t>
       </w:r>
-      <w:hyperlink r:id="rId92">
+      <w:hyperlink r:id="rId93">
         <w:r>
           <w:rPr>
             <w:rStyle w:val="Hyperlink"/>
@@ -12803,8 +19123,8 @@
         <w:t xml:space="preserve">.</w:t>
       </w:r>
     </w:p>
-    <w:bookmarkEnd w:id="93"/>
-    <w:bookmarkStart w:id="95" w:name="ref-Mannone2025b"/>
+    <w:bookmarkEnd w:id="94"/>
+    <w:bookmarkStart w:id="96" w:name="ref-Mannone2025b"/>
     <w:p>
       <w:pPr>
         <w:pStyle w:val="Bibliography"/>
@@ -12837,7 +19157,7 @@
       <w:r>
         <w:t xml:space="preserve"> </w:t>
       </w:r>
-      <w:hyperlink r:id="rId94">
+      <w:hyperlink r:id="rId95">
         <w:r>
           <w:rPr>
             <w:rStyle w:val="Hyperlink"/>
@@ -12849,8 +19169,8 @@
         <w:t xml:space="preserve">.</w:t>
       </w:r>
     </w:p>
-    <w:bookmarkEnd w:id="95"/>
-    <w:bookmarkStart w:id="97" w:name="ref-Mannone2022"/>
+    <w:bookmarkEnd w:id="96"/>
+    <w:bookmarkStart w:id="98" w:name="ref-Mannone2022"/>
     <w:p>
       <w:pPr>
         <w:pStyle w:val="Bibliography"/>
@@ -12883,7 +19203,7 @@
       <w:r>
         <w:t xml:space="preserve"> </w:t>
       </w:r>
-      <w:hyperlink r:id="rId96">
+      <w:hyperlink r:id="rId97">
         <w:r>
           <w:rPr>
             <w:rStyle w:val="Hyperlink"/>
@@ -12895,8 +19215,8 @@
         <w:t xml:space="preserve">.</w:t>
       </w:r>
     </w:p>
-    <w:bookmarkEnd w:id="97"/>
-    <w:bookmarkStart w:id="99" w:name="ref-Mannone2023"/>
+    <w:bookmarkEnd w:id="98"/>
+    <w:bookmarkStart w:id="100" w:name="ref-Mannone2023"/>
     <w:p>
       <w:pPr>
         <w:pStyle w:val="Bibliography"/>
@@ -12929,7 +19249,7 @@
       <w:r>
         <w:t xml:space="preserve"> </w:t>
       </w:r>
-      <w:hyperlink r:id="rId98">
+      <w:hyperlink r:id="rId99">
         <w:r>
           <w:rPr>
             <w:rStyle w:val="Hyperlink"/>
@@ -12941,8 +19261,8 @@
         <w:t xml:space="preserve">.</w:t>
       </w:r>
     </w:p>
-    <w:bookmarkEnd w:id="99"/>
-    <w:bookmarkStart w:id="101" w:name="ref-Mannone2025"/>
+    <w:bookmarkEnd w:id="100"/>
+    <w:bookmarkStart w:id="102" w:name="ref-Mannone2025"/>
     <w:p>
       <w:pPr>
         <w:pStyle w:val="Bibliography"/>
@@ -12975,7 +19295,7 @@
       <w:r>
         <w:t xml:space="preserve"> </w:t>
       </w:r>
-      <w:hyperlink r:id="rId100">
+      <w:hyperlink r:id="rId101">
         <w:r>
           <w:rPr>
             <w:rStyle w:val="Hyperlink"/>
@@ -12987,8 +19307,8 @@
         <w:t xml:space="preserve">.</w:t>
       </w:r>
     </w:p>
-    <w:bookmarkEnd w:id="101"/>
-    <w:bookmarkStart w:id="103" w:name="ref-Meyer2022"/>
+    <w:bookmarkEnd w:id="102"/>
+    <w:bookmarkStart w:id="104" w:name="ref-Meyer2022"/>
     <w:p>
       <w:pPr>
         <w:pStyle w:val="Bibliography"/>
@@ -13005,7 +19325,7 @@
       <w:r>
         <w:t xml:space="preserve"> </w:t>
       </w:r>
-      <w:hyperlink r:id="rId102">
+      <w:hyperlink r:id="rId103">
         <w:r>
           <w:rPr>
             <w:rStyle w:val="Hyperlink"/>
@@ -13017,8 +19337,8 @@
         <w:t xml:space="preserve">.</w:t>
       </w:r>
     </w:p>
-    <w:bookmarkEnd w:id="103"/>
-    <w:bookmarkStart w:id="105" w:name="ref-Muradoglu2025"/>
+    <w:bookmarkEnd w:id="104"/>
+    <w:bookmarkStart w:id="106" w:name="ref-Muradoglu2025"/>
     <w:p>
       <w:pPr>
         <w:pStyle w:val="Bibliography"/>
@@ -13047,7 +19367,7 @@
       <w:r>
         <w:t xml:space="preserve"> </w:t>
       </w:r>
-      <w:hyperlink r:id="rId104">
+      <w:hyperlink r:id="rId105">
         <w:r>
           <w:rPr>
             <w:rStyle w:val="Hyperlink"/>
@@ -13059,8 +19379,8 @@
         <w:t xml:space="preserve">.</w:t>
       </w:r>
     </w:p>
-    <w:bookmarkEnd w:id="105"/>
-    <w:bookmarkStart w:id="107" w:name="ref-Ngo2026"/>
+    <w:bookmarkEnd w:id="106"/>
+    <w:bookmarkStart w:id="108" w:name="ref-Ngo2026"/>
     <w:p>
       <w:pPr>
         <w:pStyle w:val="Bibliography"/>
@@ -13089,7 +19409,7 @@
       <w:r>
         <w:t xml:space="preserve"> </w:t>
       </w:r>
-      <w:hyperlink r:id="rId106">
+      <w:hyperlink r:id="rId107">
         <w:r>
           <w:rPr>
             <w:rStyle w:val="Hyperlink"/>
@@ -13101,8 +19421,8 @@
         <w:t xml:space="preserve">.</w:t>
       </w:r>
     </w:p>
-    <w:bookmarkEnd w:id="107"/>
-    <w:bookmarkStart w:id="109" w:name="ref-Nigatu2026"/>
+    <w:bookmarkEnd w:id="108"/>
+    <w:bookmarkStart w:id="110" w:name="ref-Nigatu2026"/>
     <w:p>
       <w:pPr>
         <w:pStyle w:val="Bibliography"/>
@@ -13135,7 +19455,7 @@
       <w:r>
         <w:t xml:space="preserve"> </w:t>
       </w:r>
-      <w:hyperlink r:id="rId108">
+      <w:hyperlink r:id="rId109">
         <w:r>
           <w:rPr>
             <w:rStyle w:val="Hyperlink"/>
@@ -13147,8 +19467,8 @@
         <w:t xml:space="preserve">.</w:t>
       </w:r>
     </w:p>
-    <w:bookmarkEnd w:id="109"/>
-    <w:bookmarkStart w:id="110" w:name="ref-Nigatu2025"/>
+    <w:bookmarkEnd w:id="110"/>
+    <w:bookmarkStart w:id="111" w:name="ref-Nigatu2025"/>
     <w:p>
       <w:pPr>
         <w:pStyle w:val="Bibliography"/>
@@ -13185,8 +19505,8 @@
         <w:t xml:space="preserve">.</w:t>
       </w:r>
     </w:p>
-    <w:bookmarkEnd w:id="110"/>
-    <w:bookmarkStart w:id="112" w:name="ref-Ohzeki2019"/>
+    <w:bookmarkEnd w:id="111"/>
+    <w:bookmarkStart w:id="113" w:name="ref-Ohzeki2019"/>
     <w:p>
       <w:pPr>
         <w:pStyle w:val="Bibliography"/>
@@ -13219,7 +19539,7 @@
       <w:r>
         <w:t xml:space="preserve"> </w:t>
       </w:r>
-      <w:hyperlink r:id="rId111">
+      <w:hyperlink r:id="rId112">
         <w:r>
           <w:rPr>
             <w:rStyle w:val="Hyperlink"/>
@@ -13231,8 +19551,8 @@
         <w:t xml:space="preserve">.</w:t>
       </w:r>
     </w:p>
-    <w:bookmarkEnd w:id="112"/>
-    <w:bookmarkStart w:id="114" w:name="ref-Osaba2025"/>
+    <w:bookmarkEnd w:id="113"/>
+    <w:bookmarkStart w:id="115" w:name="ref-Osaba2025"/>
     <w:p>
       <w:pPr>
         <w:pStyle w:val="Bibliography"/>
@@ -13322,7 +19642,7 @@
       <w:r>
         <w:t xml:space="preserve"> </w:t>
       </w:r>
-      <w:hyperlink r:id="rId113">
+      <w:hyperlink r:id="rId114">
         <w:r>
           <w:rPr>
             <w:rStyle w:val="Hyperlink"/>
@@ -13334,8 +19654,8 @@
         <w:t xml:space="preserve">.</w:t>
       </w:r>
     </w:p>
-    <w:bookmarkEnd w:id="114"/>
-    <w:bookmarkStart w:id="116" w:name="ref-OsabaDrone2025"/>
+    <w:bookmarkEnd w:id="115"/>
+    <w:bookmarkStart w:id="117" w:name="ref-OsabaDrone2025"/>
     <w:p>
       <w:pPr>
         <w:pStyle w:val="Bibliography"/>
@@ -13385,7 +19705,7 @@
       <w:r>
         <w:t xml:space="preserve"> </w:t>
       </w:r>
-      <w:hyperlink r:id="rId115">
+      <w:hyperlink r:id="rId116">
         <w:r>
           <w:rPr>
             <w:rStyle w:val="Hyperlink"/>
@@ -13397,8 +19717,8 @@
         <w:t xml:space="preserve">.</w:t>
       </w:r>
     </w:p>
-    <w:bookmarkEnd w:id="116"/>
-    <w:bookmarkStart w:id="118" w:name="ref-Otani2025"/>
+    <w:bookmarkEnd w:id="117"/>
+    <w:bookmarkStart w:id="119" w:name="ref-Otani2025"/>
     <w:p>
       <w:pPr>
         <w:pStyle w:val="Bibliography"/>
@@ -13431,7 +19751,7 @@
       <w:r>
         <w:t xml:space="preserve"> </w:t>
       </w:r>
-      <w:hyperlink r:id="rId117">
+      <w:hyperlink r:id="rId118">
         <w:r>
           <w:rPr>
             <w:rStyle w:val="Hyperlink"/>
@@ -13443,8 +19763,8 @@
         <w:t xml:space="preserve">.</w:t>
       </w:r>
     </w:p>
-    <w:bookmarkEnd w:id="118"/>
-    <w:bookmarkStart w:id="119" w:name="ref-Park2023"/>
+    <w:bookmarkEnd w:id="119"/>
+    <w:bookmarkStart w:id="120" w:name="ref-Park2023"/>
     <w:p>
       <w:pPr>
         <w:pStyle w:val="Bibliography"/>
@@ -13484,8 +19804,8 @@
         <w:t xml:space="preserve">10 (22): 20033–48.</w:t>
       </w:r>
     </w:p>
-    <w:bookmarkEnd w:id="119"/>
-    <w:bookmarkStart w:id="120" w:name="ref-Park2024"/>
+    <w:bookmarkEnd w:id="120"/>
+    <w:bookmarkStart w:id="121" w:name="ref-Park2024"/>
     <w:p>
       <w:pPr>
         <w:pStyle w:val="Bibliography"/>
@@ -13516,8 +19836,8 @@
         <w:t xml:space="preserve">62 (6): 106–12.</w:t>
       </w:r>
     </w:p>
-    <w:bookmarkEnd w:id="120"/>
-    <w:bookmarkStart w:id="122" w:name="ref-Petschnigg2019"/>
+    <w:bookmarkEnd w:id="121"/>
+    <w:bookmarkStart w:id="123" w:name="ref-Petschnigg2019"/>
     <w:p>
       <w:pPr>
         <w:pStyle w:val="Bibliography"/>
@@ -13567,7 +19887,7 @@
       <w:r>
         <w:t xml:space="preserve"> </w:t>
       </w:r>
-      <w:hyperlink r:id="rId121">
+      <w:hyperlink r:id="rId122">
         <w:r>
           <w:rPr>
             <w:rStyle w:val="Hyperlink"/>
@@ -13579,8 +19899,8 @@
         <w:t xml:space="preserve">.</w:t>
       </w:r>
     </w:p>
-    <w:bookmarkEnd w:id="122"/>
-    <w:bookmarkStart w:id="124" w:name="ref-Quang2025"/>
+    <w:bookmarkEnd w:id="123"/>
+    <w:bookmarkStart w:id="125" w:name="ref-Quang2025"/>
     <w:p>
       <w:pPr>
         <w:pStyle w:val="Bibliography"/>
@@ -13625,7 +19945,7 @@
       <w:r>
         <w:t xml:space="preserve"> </w:t>
       </w:r>
-      <w:hyperlink r:id="rId123">
+      <w:hyperlink r:id="rId124">
         <w:r>
           <w:rPr>
             <w:rStyle w:val="Hyperlink"/>
@@ -13637,8 +19957,8 @@
         <w:t xml:space="preserve">.</w:t>
       </w:r>
     </w:p>
-    <w:bookmarkEnd w:id="124"/>
-    <w:bookmarkStart w:id="126" w:name="ref-Rao2024"/>
+    <w:bookmarkEnd w:id="125"/>
+    <w:bookmarkStart w:id="127" w:name="ref-Rao2024"/>
     <w:p>
       <w:pPr>
         <w:pStyle w:val="Bibliography"/>
@@ -13655,7 +19975,7 @@
       <w:r>
         <w:t xml:space="preserve"> </w:t>
       </w:r>
-      <w:hyperlink r:id="rId125">
+      <w:hyperlink r:id="rId126">
         <w:r>
           <w:rPr>
             <w:rStyle w:val="Hyperlink"/>
@@ -13667,8 +19987,8 @@
         <w:t xml:space="preserve">.</w:t>
       </w:r>
     </w:p>
-    <w:bookmarkEnd w:id="126"/>
-    <w:bookmarkStart w:id="127" w:name="ref-Roh2025"/>
+    <w:bookmarkEnd w:id="127"/>
+    <w:bookmarkStart w:id="128" w:name="ref-Roh2025"/>
     <w:p>
       <w:pPr>
         <w:pStyle w:val="Bibliography"/>
@@ -13699,8 +20019,8 @@
         <w:t xml:space="preserve">24 (2): 1031–42.</w:t>
       </w:r>
     </w:p>
-    <w:bookmarkEnd w:id="127"/>
-    <w:bookmarkStart w:id="129" w:name="ref-Salloum2026"/>
+    <w:bookmarkEnd w:id="128"/>
+    <w:bookmarkStart w:id="130" w:name="ref-Salloum2026"/>
     <w:p>
       <w:pPr>
         <w:pStyle w:val="Bibliography"/>
@@ -13733,7 +20053,7 @@
       <w:r>
         <w:t xml:space="preserve"> </w:t>
       </w:r>
-      <w:hyperlink r:id="rId128">
+      <w:hyperlink r:id="rId129">
         <w:r>
           <w:rPr>
             <w:rStyle w:val="Hyperlink"/>
@@ -13745,8 +20065,8 @@
         <w:t xml:space="preserve">.</w:t>
       </w:r>
     </w:p>
-    <w:bookmarkEnd w:id="129"/>
-    <w:bookmarkStart w:id="131" w:name="ref-Sarkar2024"/>
+    <w:bookmarkEnd w:id="130"/>
+    <w:bookmarkStart w:id="132" w:name="ref-Sarkar2024"/>
     <w:p>
       <w:pPr>
         <w:pStyle w:val="Bibliography"/>
@@ -13779,7 +20099,7 @@
       <w:r>
         <w:t xml:space="preserve"> </w:t>
       </w:r>
-      <w:hyperlink r:id="rId130">
+      <w:hyperlink r:id="rId131">
         <w:r>
           <w:rPr>
             <w:rStyle w:val="Hyperlink"/>
@@ -13791,8 +20111,8 @@
         <w:t xml:space="preserve">.</w:t>
       </w:r>
     </w:p>
-    <w:bookmarkEnd w:id="131"/>
-    <w:bookmarkStart w:id="133" w:name="ref-Schuetz2022"/>
+    <w:bookmarkEnd w:id="132"/>
+    <w:bookmarkStart w:id="134" w:name="ref-Schuetz2022"/>
     <w:p>
       <w:pPr>
         <w:pStyle w:val="Bibliography"/>
@@ -13825,7 +20145,7 @@
       <w:r>
         <w:t xml:space="preserve"> </w:t>
       </w:r>
-      <w:hyperlink r:id="rId132">
+      <w:hyperlink r:id="rId133">
         <w:r>
           <w:rPr>
             <w:rStyle w:val="Hyperlink"/>
@@ -13837,8 +20157,8 @@
         <w:t xml:space="preserve">.</w:t>
       </w:r>
     </w:p>
-    <w:bookmarkEnd w:id="133"/>
-    <w:bookmarkStart w:id="135" w:name="ref-Sinha2023"/>
+    <w:bookmarkEnd w:id="134"/>
+    <w:bookmarkStart w:id="136" w:name="ref-Sinha2023"/>
     <w:p>
       <w:pPr>
         <w:pStyle w:val="Bibliography"/>
@@ -13877,7 +20197,7 @@
       <w:r>
         <w:t xml:space="preserve"> </w:t>
       </w:r>
-      <w:hyperlink r:id="rId134">
+      <w:hyperlink r:id="rId135">
         <w:r>
           <w:rPr>
             <w:rStyle w:val="Hyperlink"/>
@@ -13889,8 +20209,8 @@
         <w:t xml:space="preserve">.</w:t>
       </w:r>
     </w:p>
-    <w:bookmarkEnd w:id="135"/>
-    <w:bookmarkStart w:id="137" w:name="ref-Smierzchalski2024"/>
+    <w:bookmarkEnd w:id="136"/>
+    <w:bookmarkStart w:id="138" w:name="ref-Smierzchalski2024"/>
     <w:p>
       <w:pPr>
         <w:pStyle w:val="Bibliography"/>
@@ -13923,7 +20243,7 @@
       <w:r>
         <w:t xml:space="preserve"> </w:t>
       </w:r>
-      <w:hyperlink r:id="rId136">
+      <w:hyperlink r:id="rId137">
         <w:r>
           <w:rPr>
             <w:rStyle w:val="Hyperlink"/>
@@ -13935,8 +20255,8 @@
         <w:t xml:space="preserve">.</w:t>
       </w:r>
     </w:p>
-    <w:bookmarkEnd w:id="137"/>
-    <w:bookmarkStart w:id="139" w:name="ref-Sun2025"/>
+    <w:bookmarkEnd w:id="138"/>
+    <w:bookmarkStart w:id="140" w:name="ref-Sun2025"/>
     <w:p>
       <w:pPr>
         <w:pStyle w:val="Bibliography"/>
@@ -13962,7 +20282,7 @@
       <w:r>
         <w:t xml:space="preserve"> </w:t>
       </w:r>
-      <w:hyperlink r:id="rId138">
+      <w:hyperlink r:id="rId139">
         <w:r>
           <w:rPr>
             <w:rStyle w:val="Hyperlink"/>
@@ -13974,8 +20294,8 @@
         <w:t xml:space="preserve">.</w:t>
       </w:r>
     </w:p>
-    <w:bookmarkEnd w:id="139"/>
-    <w:bookmarkStart w:id="141" w:name="ref-Taghavi2025"/>
+    <w:bookmarkEnd w:id="140"/>
+    <w:bookmarkStart w:id="142" w:name="ref-Taghavi2025"/>
     <w:p>
       <w:pPr>
         <w:pStyle w:val="Bibliography"/>
@@ -14008,7 +20328,7 @@
       <w:r>
         <w:t xml:space="preserve"> </w:t>
       </w:r>
-      <w:hyperlink r:id="rId140">
+      <w:hyperlink r:id="rId141">
         <w:r>
           <w:rPr>
             <w:rStyle w:val="Hyperlink"/>
@@ -14020,8 +20340,8 @@
         <w:t xml:space="preserve">.</w:t>
       </w:r>
     </w:p>
-    <w:bookmarkEnd w:id="141"/>
-    <w:bookmarkStart w:id="143" w:name="ref-Tandon2017"/>
+    <w:bookmarkEnd w:id="142"/>
+    <w:bookmarkStart w:id="144" w:name="ref-Tandon2017"/>
     <w:p>
       <w:pPr>
         <w:pStyle w:val="Bibliography"/>
@@ -14045,7 +20365,7 @@
       <w:r>
         <w:t xml:space="preserve"> </w:t>
       </w:r>
-      <w:hyperlink r:id="rId142">
+      <w:hyperlink r:id="rId143">
         <w:r>
           <w:rPr>
             <w:rStyle w:val="Hyperlink"/>
@@ -14057,8 +20377,8 @@
         <w:t xml:space="preserve">.</w:t>
       </w:r>
     </w:p>
-    <w:bookmarkEnd w:id="143"/>
-    <w:bookmarkStart w:id="145" w:name="ref-Templier2022"/>
+    <w:bookmarkEnd w:id="144"/>
+    <w:bookmarkStart w:id="146" w:name="ref-Templier2022"/>
     <w:p>
       <w:pPr>
         <w:pStyle w:val="Bibliography"/>
@@ -14091,7 +20411,7 @@
       <w:r>
         <w:t xml:space="preserve"> </w:t>
       </w:r>
-      <w:hyperlink r:id="rId144">
+      <w:hyperlink r:id="rId145">
         <w:r>
           <w:rPr>
             <w:rStyle w:val="Hyperlink"/>
@@ -14103,8 +20423,8 @@
         <w:t xml:space="preserve">.</w:t>
       </w:r>
     </w:p>
-    <w:bookmarkEnd w:id="145"/>
-    <w:bookmarkStart w:id="147" w:name="ref-Tian2023"/>
+    <w:bookmarkEnd w:id="146"/>
+    <w:bookmarkStart w:id="148" w:name="ref-Tian2023"/>
     <w:p>
       <w:pPr>
         <w:pStyle w:val="Bibliography"/>
@@ -14137,7 +20457,7 @@
       <w:r>
         <w:t xml:space="preserve"> </w:t>
       </w:r>
-      <w:hyperlink r:id="rId146">
+      <w:hyperlink r:id="rId147">
         <w:r>
           <w:rPr>
             <w:rStyle w:val="Hyperlink"/>
@@ -14149,8 +20469,8 @@
         <w:t xml:space="preserve">.</w:t>
       </w:r>
     </w:p>
-    <w:bookmarkEnd w:id="147"/>
-    <w:bookmarkStart w:id="149" w:name="ref-Udekwe2025"/>
+    <w:bookmarkEnd w:id="148"/>
+    <w:bookmarkStart w:id="150" w:name="ref-Udekwe2025"/>
     <w:p>
       <w:pPr>
         <w:pStyle w:val="Bibliography"/>
@@ -14173,7 +20493,7 @@
       <w:r>
         <w:t xml:space="preserve"> </w:t>
       </w:r>
-      <w:hyperlink r:id="rId148">
+      <w:hyperlink r:id="rId149">
         <w:r>
           <w:rPr>
             <w:rStyle w:val="Hyperlink"/>
@@ -14185,8 +20505,8 @@
         <w:t xml:space="preserve">.</w:t>
       </w:r>
     </w:p>
-    <w:bookmarkEnd w:id="149"/>
-    <w:bookmarkStart w:id="151" w:name="ref-Wang2025"/>
+    <w:bookmarkEnd w:id="150"/>
+    <w:bookmarkStart w:id="152" w:name="ref-Wang2025"/>
     <w:p>
       <w:pPr>
         <w:pStyle w:val="Bibliography"/>
@@ -14264,7 +20584,7 @@
       <w:r>
         <w:t xml:space="preserve"> </w:t>
       </w:r>
-      <w:hyperlink r:id="rId150">
+      <w:hyperlink r:id="rId151">
         <w:r>
           <w:rPr>
             <w:rStyle w:val="Hyperlink"/>
@@ -14276,8 +20596,8 @@
         <w:t xml:space="preserve">.</w:t>
       </w:r>
     </w:p>
-    <w:bookmarkEnd w:id="151"/>
-    <w:bookmarkStart w:id="153" w:name="ref-Wang2021"/>
+    <w:bookmarkEnd w:id="152"/>
+    <w:bookmarkStart w:id="154" w:name="ref-Wang2021"/>
     <w:p>
       <w:pPr>
         <w:pStyle w:val="Bibliography"/>
@@ -14294,7 +20614,7 @@
       <w:r>
         <w:t xml:space="preserve"> </w:t>
       </w:r>
-      <w:hyperlink r:id="rId152">
+      <w:hyperlink r:id="rId153">
         <w:r>
           <w:rPr>
             <w:rStyle w:val="Hyperlink"/>
@@ -14306,8 +20626,8 @@
         <w:t xml:space="preserve">.</w:t>
       </w:r>
     </w:p>
-    <w:bookmarkEnd w:id="153"/>
-    <w:bookmarkStart w:id="155" w:name="ref-Wang2023"/>
+    <w:bookmarkEnd w:id="154"/>
+    <w:bookmarkStart w:id="156" w:name="ref-Wang2023"/>
     <w:p>
       <w:pPr>
         <w:pStyle w:val="Bibliography"/>
@@ -14355,7 +20675,7 @@
       <w:r>
         <w:t xml:space="preserve"> </w:t>
       </w:r>
-      <w:hyperlink r:id="rId154">
+      <w:hyperlink r:id="rId155">
         <w:r>
           <w:rPr>
             <w:rStyle w:val="Hyperlink"/>
@@ -14367,8 +20687,8 @@
         <w:t xml:space="preserve">.</w:t>
       </w:r>
     </w:p>
-    <w:bookmarkEnd w:id="155"/>
-    <w:bookmarkStart w:id="157" w:name="ref-Widdows2023"/>
+    <w:bookmarkEnd w:id="156"/>
+    <w:bookmarkStart w:id="158" w:name="ref-Widdows2023"/>
     <w:p>
       <w:pPr>
         <w:pStyle w:val="Bibliography"/>
@@ -14401,7 +20721,7 @@
       <w:r>
         <w:t xml:space="preserve"> </w:t>
       </w:r>
-      <w:hyperlink r:id="rId156">
+      <w:hyperlink r:id="rId157">
         <w:r>
           <w:rPr>
             <w:rStyle w:val="Hyperlink"/>
@@ -14413,8 +20733,8 @@
         <w:t xml:space="preserve">.</w:t>
       </w:r>
     </w:p>
-    <w:bookmarkEnd w:id="157"/>
-    <w:bookmarkStart w:id="159" w:name="ref-Willmann2025"/>
+    <w:bookmarkEnd w:id="158"/>
+    <w:bookmarkStart w:id="160" w:name="ref-Willmann2025"/>
     <w:p>
       <w:pPr>
         <w:pStyle w:val="Bibliography"/>
@@ -14461,7 +20781,7 @@
       <w:r>
         <w:t xml:space="preserve"> </w:t>
       </w:r>
-      <w:hyperlink r:id="rId158">
+      <w:hyperlink r:id="rId159">
         <w:r>
           <w:rPr>
             <w:rStyle w:val="Hyperlink"/>
@@ -14473,8 +20793,8 @@
         <w:t xml:space="preserve">.</w:t>
       </w:r>
     </w:p>
-    <w:bookmarkEnd w:id="159"/>
-    <w:bookmarkStart w:id="161" w:name="ref-Windmann2023"/>
+    <w:bookmarkEnd w:id="160"/>
+    <w:bookmarkStart w:id="162" w:name="ref-Windmann2023"/>
     <w:p>
       <w:pPr>
         <w:pStyle w:val="Bibliography"/>
@@ -14504,7 +20824,7 @@
       <w:r>
         <w:t xml:space="preserve"> </w:t>
       </w:r>
-      <w:hyperlink r:id="rId160">
+      <w:hyperlink r:id="rId161">
         <w:r>
           <w:rPr>
             <w:rStyle w:val="Hyperlink"/>
@@ -14516,8 +20836,8 @@
         <w:t xml:space="preserve">.</w:t>
       </w:r>
     </w:p>
-    <w:bookmarkEnd w:id="161"/>
-    <w:bookmarkStart w:id="163" w:name="ref-Yan2021"/>
+    <w:bookmarkEnd w:id="162"/>
+    <w:bookmarkStart w:id="164" w:name="ref-Yan2021"/>
     <w:p>
       <w:pPr>
         <w:pStyle w:val="Bibliography"/>
@@ -14550,7 +20870,7 @@
       <w:r>
         <w:t xml:space="preserve"> </w:t>
       </w:r>
-      <w:hyperlink r:id="rId162">
+      <w:hyperlink r:id="rId163">
         <w:r>
           <w:rPr>
             <w:rStyle w:val="Hyperlink"/>
@@ -14562,8 +20882,8 @@
         <w:t xml:space="preserve">.</w:t>
       </w:r>
     </w:p>
-    <w:bookmarkEnd w:id="163"/>
-    <w:bookmarkStart w:id="165" w:name="ref-Yan2024"/>
+    <w:bookmarkEnd w:id="164"/>
+    <w:bookmarkStart w:id="166" w:name="ref-Yan2024"/>
     <w:p>
       <w:pPr>
         <w:pStyle w:val="Bibliography"/>
@@ -14596,7 +20916,7 @@
       <w:r>
         <w:t xml:space="preserve"> </w:t>
       </w:r>
-      <w:hyperlink r:id="rId164">
+      <w:hyperlink r:id="rId165">
         <w:r>
           <w:rPr>
             <w:rStyle w:val="Hyperlink"/>
@@ -14608,8 +20928,8 @@
         <w:t xml:space="preserve">.</w:t>
       </w:r>
     </w:p>
-    <w:bookmarkEnd w:id="165"/>
-    <w:bookmarkStart w:id="167" w:name="ref-Yu2025"/>
+    <w:bookmarkEnd w:id="166"/>
+    <w:bookmarkStart w:id="168" w:name="ref-Yu2025"/>
     <w:p>
       <w:pPr>
         <w:pStyle w:val="Bibliography"/>
@@ -14693,7 +21013,7 @@
       <w:r>
         <w:t xml:space="preserve"> </w:t>
       </w:r>
-      <w:hyperlink r:id="rId166">
+      <w:hyperlink r:id="rId167">
         <w:r>
           <w:rPr>
             <w:rStyle w:val="Hyperlink"/>
@@ -14705,8 +21025,8 @@
         <w:t xml:space="preserve">.</w:t>
       </w:r>
     </w:p>
-    <w:bookmarkEnd w:id="167"/>
-    <w:bookmarkStart w:id="169" w:name="ref-Zuo2018"/>
+    <w:bookmarkEnd w:id="168"/>
+    <w:bookmarkStart w:id="170" w:name="ref-Zuo2018"/>
     <w:p>
       <w:pPr>
         <w:pStyle w:val="Bibliography"/>
@@ -14751,7 +21071,7 @@
       <w:r>
         <w:t xml:space="preserve"> </w:t>
       </w:r>
-      <w:hyperlink r:id="rId168">
+      <w:hyperlink r:id="rId169">
         <w:r>
           <w:rPr>
             <w:rStyle w:val="Hyperlink"/>
@@ -14766,9 +21086,9 @@
         <w:fldChar w:fldCharType="end"/>
       </w:r>
     </w:p>
-    <w:bookmarkEnd w:id="169"/>
     <w:bookmarkEnd w:id="170"/>
     <w:bookmarkEnd w:id="171"/>
+    <w:bookmarkEnd w:id="172"/>
     <w:sectPr/>
   </w:body>
 </w:document>

--- a/github/k/Survey1_ACM_CSUR_Supplementary_Material.docx
+++ b/github/k/Survey1_ACM_CSUR_Supplementary_Material.docx
@@ -10463,7 +10463,7 @@
         <w:t xml:space="preserve"> </w:t>
       </w:r>
       <w:r>
-        <w:t xml:space="preserve">Quality appraisal of the 59 graded application studies (the six purely theoretical L1 studies and the seven reviews are not appraised) against the criteria of Table S4. M = met, P = partly met, N = not met. [Q4 and Q6 to be completed from the full texts].</w:t>
+        <w:t xml:space="preserve">Quality appraisal of the 59 graded application studies (the six purely theoretical L1 studies and the seven reviews are not appraised) against the criteria of Table S4. M = met, P = partly met, N = not met; n/a = not applicable (quantum-inspired algorithms on classical hardware). [Q4 and Q6 for the 16 studies marked [ ] to be completed once their full texts are obtained].</w:t>
       </w:r>
     </w:p>
     <w:tbl>
@@ -10472,7 +10472,7 @@
         <w:tblW w:type="pct" w:w="1500"/>
         <w:tblLook w:firstRow="1" w:lastRow="0" w:firstColumn="0" w:lastColumn="0" w:noHBand="0" w:noVBand="0" w:val="0020"/>
         <w:jc w:val="start"/>
-        <w:tblCaption w:val="Table S5. Quality appraisal of the 59 graded application studies (the six purely theoretical L1 studies and the seven reviews are not appraised) against the criteria of Table S4. M = met, P = partly met, N = not met. [Q4 and Q6 to be completed from the full texts]."/>
+        <w:tblCaption w:val="Table S5. Quality appraisal of the 59 graded application studies (the six purely theoretical L1 studies and the seven reviews are not appraised) against the criteria of Table S4. M = met, P = partly met, N = not met; n/a = not applicable (quantum-inspired algorithms on classical hardware). [Q4 and Q6 for the 16 studies marked [ ] to be completed once their full texts are obtained]."/>
       </w:tblPr>
       <w:tblGrid>
         <w:gridCol w:w="2376"/>
@@ -10813,27 +10813,35 @@
           <w:p>
             <w:pPr>
               <w:pStyle w:val="Compact"/>
-            </w:pPr>
-          </w:p>
-        </w:tc>
-        <w:tc>
-          <w:tcPr/>
-          <w:p>
-            <w:pPr>
-              <w:pStyle w:val="Compact"/>
-              <w:jc w:val="left"/>
-            </w:pPr>
-            <w:r>
-              <w:t xml:space="preserve">P</w:t>
-            </w:r>
-          </w:p>
-        </w:tc>
-        <w:tc>
-          <w:tcPr/>
-          <w:p>
-            <w:pPr>
-              <w:pStyle w:val="Compact"/>
-            </w:pPr>
+              <w:jc w:val="left"/>
+            </w:pPr>
+            <w:r>
+              <w:t xml:space="preserve">N</w:t>
+            </w:r>
+          </w:p>
+        </w:tc>
+        <w:tc>
+          <w:tcPr/>
+          <w:p>
+            <w:pPr>
+              <w:pStyle w:val="Compact"/>
+              <w:jc w:val="left"/>
+            </w:pPr>
+            <w:r>
+              <w:t xml:space="preserve">P</w:t>
+            </w:r>
+          </w:p>
+        </w:tc>
+        <w:tc>
+          <w:tcPr/>
+          <w:p>
+            <w:pPr>
+              <w:pStyle w:val="Compact"/>
+              <w:jc w:val="left"/>
+            </w:pPr>
+            <w:r>
+              <w:t xml:space="preserve">P</w:t>
+            </w:r>
           </w:p>
         </w:tc>
         <w:tc>
@@ -10915,7 +10923,11 @@
           <w:p>
             <w:pPr>
               <w:pStyle w:val="Compact"/>
-            </w:pPr>
+              <w:jc w:val="left"/>
+            </w:pPr>
+            <w:r>
+              <w:t xml:space="preserve">P</w:t>
+            </w:r>
           </w:p>
         </w:tc>
         <w:tc>
@@ -10935,7 +10947,11 @@
           <w:p>
             <w:pPr>
               <w:pStyle w:val="Compact"/>
-            </w:pPr>
+              <w:jc w:val="left"/>
+            </w:pPr>
+            <w:r>
+              <w:t xml:space="preserve">P</w:t>
+            </w:r>
           </w:p>
         </w:tc>
         <w:tc>
@@ -11017,7 +11033,11 @@
           <w:p>
             <w:pPr>
               <w:pStyle w:val="Compact"/>
-            </w:pPr>
+              <w:jc w:val="left"/>
+            </w:pPr>
+            <w:r>
+              <w:t xml:space="preserve">P</w:t>
+            </w:r>
           </w:p>
         </w:tc>
         <w:tc>
@@ -11037,7 +11057,11 @@
           <w:p>
             <w:pPr>
               <w:pStyle w:val="Compact"/>
-            </w:pPr>
+              <w:jc w:val="left"/>
+            </w:pPr>
+            <w:r>
+              <w:t xml:space="preserve">P</w:t>
+            </w:r>
           </w:p>
         </w:tc>
         <w:tc>
@@ -11119,27 +11143,35 @@
           <w:p>
             <w:pPr>
               <w:pStyle w:val="Compact"/>
-            </w:pPr>
-          </w:p>
-        </w:tc>
-        <w:tc>
-          <w:tcPr/>
-          <w:p>
-            <w:pPr>
-              <w:pStyle w:val="Compact"/>
-              <w:jc w:val="left"/>
-            </w:pPr>
-            <w:r>
-              <w:t xml:space="preserve">P</w:t>
-            </w:r>
-          </w:p>
-        </w:tc>
-        <w:tc>
-          <w:tcPr/>
-          <w:p>
-            <w:pPr>
-              <w:pStyle w:val="Compact"/>
-            </w:pPr>
+              <w:jc w:val="left"/>
+            </w:pPr>
+            <w:r>
+              <w:t xml:space="preserve">P</w:t>
+            </w:r>
+          </w:p>
+        </w:tc>
+        <w:tc>
+          <w:tcPr/>
+          <w:p>
+            <w:pPr>
+              <w:pStyle w:val="Compact"/>
+              <w:jc w:val="left"/>
+            </w:pPr>
+            <w:r>
+              <w:t xml:space="preserve">P</w:t>
+            </w:r>
+          </w:p>
+        </w:tc>
+        <w:tc>
+          <w:tcPr/>
+          <w:p>
+            <w:pPr>
+              <w:pStyle w:val="Compact"/>
+              <w:jc w:val="left"/>
+            </w:pPr>
+            <w:r>
+              <w:t xml:space="preserve">M</w:t>
+            </w:r>
           </w:p>
         </w:tc>
         <w:tc>
@@ -11221,7 +11253,11 @@
           <w:p>
             <w:pPr>
               <w:pStyle w:val="Compact"/>
-            </w:pPr>
+              <w:jc w:val="left"/>
+            </w:pPr>
+            <w:r>
+              <w:t xml:space="preserve">P</w:t>
+            </w:r>
           </w:p>
         </w:tc>
         <w:tc>
@@ -11241,7 +11277,11 @@
           <w:p>
             <w:pPr>
               <w:pStyle w:val="Compact"/>
-            </w:pPr>
+              <w:jc w:val="left"/>
+            </w:pPr>
+            <w:r>
+              <w:t xml:space="preserve">M</w:t>
+            </w:r>
           </w:p>
         </w:tc>
         <w:tc>
@@ -11323,7 +11363,11 @@
           <w:p>
             <w:pPr>
               <w:pStyle w:val="Compact"/>
-            </w:pPr>
+              <w:jc w:val="left"/>
+            </w:pPr>
+            <w:r>
+              <w:t xml:space="preserve">P</w:t>
+            </w:r>
           </w:p>
         </w:tc>
         <w:tc>
@@ -11343,7 +11387,11 @@
           <w:p>
             <w:pPr>
               <w:pStyle w:val="Compact"/>
-            </w:pPr>
+              <w:jc w:val="left"/>
+            </w:pPr>
+            <w:r>
+              <w:t xml:space="preserve">P</w:t>
+            </w:r>
           </w:p>
         </w:tc>
         <w:tc>
@@ -11425,27 +11473,35 @@
           <w:p>
             <w:pPr>
               <w:pStyle w:val="Compact"/>
-            </w:pPr>
-          </w:p>
-        </w:tc>
-        <w:tc>
-          <w:tcPr/>
-          <w:p>
-            <w:pPr>
-              <w:pStyle w:val="Compact"/>
-              <w:jc w:val="left"/>
-            </w:pPr>
-            <w:r>
-              <w:t xml:space="preserve">P</w:t>
-            </w:r>
-          </w:p>
-        </w:tc>
-        <w:tc>
-          <w:tcPr/>
-          <w:p>
-            <w:pPr>
-              <w:pStyle w:val="Compact"/>
-            </w:pPr>
+              <w:jc w:val="left"/>
+            </w:pPr>
+            <w:r>
+              <w:t xml:space="preserve">P</w:t>
+            </w:r>
+          </w:p>
+        </w:tc>
+        <w:tc>
+          <w:tcPr/>
+          <w:p>
+            <w:pPr>
+              <w:pStyle w:val="Compact"/>
+              <w:jc w:val="left"/>
+            </w:pPr>
+            <w:r>
+              <w:t xml:space="preserve">P</w:t>
+            </w:r>
+          </w:p>
+        </w:tc>
+        <w:tc>
+          <w:tcPr/>
+          <w:p>
+            <w:pPr>
+              <w:pStyle w:val="Compact"/>
+              <w:jc w:val="left"/>
+            </w:pPr>
+            <w:r>
+              <w:t xml:space="preserve">P</w:t>
+            </w:r>
           </w:p>
         </w:tc>
         <w:tc>
@@ -11629,7 +11685,11 @@
           <w:p>
             <w:pPr>
               <w:pStyle w:val="Compact"/>
-            </w:pPr>
+              <w:jc w:val="left"/>
+            </w:pPr>
+            <w:r>
+              <w:t xml:space="preserve">P</w:t>
+            </w:r>
           </w:p>
         </w:tc>
         <w:tc>
@@ -11649,7 +11709,11 @@
           <w:p>
             <w:pPr>
               <w:pStyle w:val="Compact"/>
-            </w:pPr>
+              <w:jc w:val="left"/>
+            </w:pPr>
+            <w:r>
+              <w:t xml:space="preserve">P</w:t>
+            </w:r>
           </w:p>
         </w:tc>
         <w:tc>
@@ -11731,7 +11795,11 @@
           <w:p>
             <w:pPr>
               <w:pStyle w:val="Compact"/>
-            </w:pPr>
+              <w:jc w:val="left"/>
+            </w:pPr>
+            <w:r>
+              <w:t xml:space="preserve">P</w:t>
+            </w:r>
           </w:p>
         </w:tc>
         <w:tc>
@@ -11751,7 +11819,11 @@
           <w:p>
             <w:pPr>
               <w:pStyle w:val="Compact"/>
-            </w:pPr>
+              <w:jc w:val="left"/>
+            </w:pPr>
+            <w:r>
+              <w:t xml:space="preserve">P</w:t>
+            </w:r>
           </w:p>
         </w:tc>
         <w:tc>
@@ -11833,27 +11905,35 @@
           <w:p>
             <w:pPr>
               <w:pStyle w:val="Compact"/>
-            </w:pPr>
-          </w:p>
-        </w:tc>
-        <w:tc>
-          <w:tcPr/>
-          <w:p>
-            <w:pPr>
-              <w:pStyle w:val="Compact"/>
-              <w:jc w:val="left"/>
-            </w:pPr>
-            <w:r>
-              <w:t xml:space="preserve">P</w:t>
-            </w:r>
-          </w:p>
-        </w:tc>
-        <w:tc>
-          <w:tcPr/>
-          <w:p>
-            <w:pPr>
-              <w:pStyle w:val="Compact"/>
-            </w:pPr>
+              <w:jc w:val="left"/>
+            </w:pPr>
+            <w:r>
+              <w:t xml:space="preserve">P</w:t>
+            </w:r>
+          </w:p>
+        </w:tc>
+        <w:tc>
+          <w:tcPr/>
+          <w:p>
+            <w:pPr>
+              <w:pStyle w:val="Compact"/>
+              <w:jc w:val="left"/>
+            </w:pPr>
+            <w:r>
+              <w:t xml:space="preserve">P</w:t>
+            </w:r>
+          </w:p>
+        </w:tc>
+        <w:tc>
+          <w:tcPr/>
+          <w:p>
+            <w:pPr>
+              <w:pStyle w:val="Compact"/>
+              <w:jc w:val="left"/>
+            </w:pPr>
+            <w:r>
+              <w:t xml:space="preserve">M</w:t>
+            </w:r>
           </w:p>
         </w:tc>
         <w:tc>
@@ -11935,27 +12015,35 @@
           <w:p>
             <w:pPr>
               <w:pStyle w:val="Compact"/>
-            </w:pPr>
-          </w:p>
-        </w:tc>
-        <w:tc>
-          <w:tcPr/>
-          <w:p>
-            <w:pPr>
-              <w:pStyle w:val="Compact"/>
-              <w:jc w:val="left"/>
-            </w:pPr>
-            <w:r>
-              <w:t xml:space="preserve">P</w:t>
-            </w:r>
-          </w:p>
-        </w:tc>
-        <w:tc>
-          <w:tcPr/>
-          <w:p>
-            <w:pPr>
-              <w:pStyle w:val="Compact"/>
-            </w:pPr>
+              <w:jc w:val="left"/>
+            </w:pPr>
+            <w:r>
+              <w:t xml:space="preserve">P</w:t>
+            </w:r>
+          </w:p>
+        </w:tc>
+        <w:tc>
+          <w:tcPr/>
+          <w:p>
+            <w:pPr>
+              <w:pStyle w:val="Compact"/>
+              <w:jc w:val="left"/>
+            </w:pPr>
+            <w:r>
+              <w:t xml:space="preserve">P</w:t>
+            </w:r>
+          </w:p>
+        </w:tc>
+        <w:tc>
+          <w:tcPr/>
+          <w:p>
+            <w:pPr>
+              <w:pStyle w:val="Compact"/>
+              <w:jc w:val="left"/>
+            </w:pPr>
+            <w:r>
+              <w:t xml:space="preserve">P</w:t>
+            </w:r>
           </w:p>
         </w:tc>
         <w:tc>
@@ -12139,27 +12227,35 @@
           <w:p>
             <w:pPr>
               <w:pStyle w:val="Compact"/>
-            </w:pPr>
-          </w:p>
-        </w:tc>
-        <w:tc>
-          <w:tcPr/>
-          <w:p>
-            <w:pPr>
-              <w:pStyle w:val="Compact"/>
-              <w:jc w:val="left"/>
-            </w:pPr>
-            <w:r>
-              <w:t xml:space="preserve">P</w:t>
-            </w:r>
-          </w:p>
-        </w:tc>
-        <w:tc>
-          <w:tcPr/>
-          <w:p>
-            <w:pPr>
-              <w:pStyle w:val="Compact"/>
-            </w:pPr>
+              <w:jc w:val="left"/>
+            </w:pPr>
+            <w:r>
+              <w:t xml:space="preserve">P</w:t>
+            </w:r>
+          </w:p>
+        </w:tc>
+        <w:tc>
+          <w:tcPr/>
+          <w:p>
+            <w:pPr>
+              <w:pStyle w:val="Compact"/>
+              <w:jc w:val="left"/>
+            </w:pPr>
+            <w:r>
+              <w:t xml:space="preserve">P</w:t>
+            </w:r>
+          </w:p>
+        </w:tc>
+        <w:tc>
+          <w:tcPr/>
+          <w:p>
+            <w:pPr>
+              <w:pStyle w:val="Compact"/>
+              <w:jc w:val="left"/>
+            </w:pPr>
+            <w:r>
+              <w:t xml:space="preserve">M</w:t>
+            </w:r>
           </w:p>
         </w:tc>
         <w:tc>
@@ -12343,27 +12439,35 @@
           <w:p>
             <w:pPr>
               <w:pStyle w:val="Compact"/>
-            </w:pPr>
-          </w:p>
-        </w:tc>
-        <w:tc>
-          <w:tcPr/>
-          <w:p>
-            <w:pPr>
-              <w:pStyle w:val="Compact"/>
-              <w:jc w:val="left"/>
-            </w:pPr>
-            <w:r>
-              <w:t xml:space="preserve">P</w:t>
-            </w:r>
-          </w:p>
-        </w:tc>
-        <w:tc>
-          <w:tcPr/>
-          <w:p>
-            <w:pPr>
-              <w:pStyle w:val="Compact"/>
-            </w:pPr>
+              <w:jc w:val="left"/>
+            </w:pPr>
+            <w:r>
+              <w:t xml:space="preserve">M</w:t>
+            </w:r>
+          </w:p>
+        </w:tc>
+        <w:tc>
+          <w:tcPr/>
+          <w:p>
+            <w:pPr>
+              <w:pStyle w:val="Compact"/>
+              <w:jc w:val="left"/>
+            </w:pPr>
+            <w:r>
+              <w:t xml:space="preserve">P</w:t>
+            </w:r>
+          </w:p>
+        </w:tc>
+        <w:tc>
+          <w:tcPr/>
+          <w:p>
+            <w:pPr>
+              <w:pStyle w:val="Compact"/>
+              <w:jc w:val="left"/>
+            </w:pPr>
+            <w:r>
+              <w:t xml:space="preserve">P</w:t>
+            </w:r>
           </w:p>
         </w:tc>
         <w:tc>
@@ -12445,27 +12549,35 @@
           <w:p>
             <w:pPr>
               <w:pStyle w:val="Compact"/>
-            </w:pPr>
-          </w:p>
-        </w:tc>
-        <w:tc>
-          <w:tcPr/>
-          <w:p>
-            <w:pPr>
-              <w:pStyle w:val="Compact"/>
-              <w:jc w:val="left"/>
-            </w:pPr>
-            <w:r>
-              <w:t xml:space="preserve">P</w:t>
-            </w:r>
-          </w:p>
-        </w:tc>
-        <w:tc>
-          <w:tcPr/>
-          <w:p>
-            <w:pPr>
-              <w:pStyle w:val="Compact"/>
-            </w:pPr>
+              <w:jc w:val="left"/>
+            </w:pPr>
+            <w:r>
+              <w:t xml:space="preserve">n/a</w:t>
+            </w:r>
+          </w:p>
+        </w:tc>
+        <w:tc>
+          <w:tcPr/>
+          <w:p>
+            <w:pPr>
+              <w:pStyle w:val="Compact"/>
+              <w:jc w:val="left"/>
+            </w:pPr>
+            <w:r>
+              <w:t xml:space="preserve">P</w:t>
+            </w:r>
+          </w:p>
+        </w:tc>
+        <w:tc>
+          <w:tcPr/>
+          <w:p>
+            <w:pPr>
+              <w:pStyle w:val="Compact"/>
+              <w:jc w:val="left"/>
+            </w:pPr>
+            <w:r>
+              <w:t xml:space="preserve">P</w:t>
+            </w:r>
           </w:p>
         </w:tc>
         <w:tc>
@@ -12547,27 +12659,35 @@
           <w:p>
             <w:pPr>
               <w:pStyle w:val="Compact"/>
-            </w:pPr>
-          </w:p>
-        </w:tc>
-        <w:tc>
-          <w:tcPr/>
-          <w:p>
-            <w:pPr>
-              <w:pStyle w:val="Compact"/>
-              <w:jc w:val="left"/>
-            </w:pPr>
-            <w:r>
-              <w:t xml:space="preserve">P</w:t>
-            </w:r>
-          </w:p>
-        </w:tc>
-        <w:tc>
-          <w:tcPr/>
-          <w:p>
-            <w:pPr>
-              <w:pStyle w:val="Compact"/>
-            </w:pPr>
+              <w:jc w:val="left"/>
+            </w:pPr>
+            <w:r>
+              <w:t xml:space="preserve">P</w:t>
+            </w:r>
+          </w:p>
+        </w:tc>
+        <w:tc>
+          <w:tcPr/>
+          <w:p>
+            <w:pPr>
+              <w:pStyle w:val="Compact"/>
+              <w:jc w:val="left"/>
+            </w:pPr>
+            <w:r>
+              <w:t xml:space="preserve">P</w:t>
+            </w:r>
+          </w:p>
+        </w:tc>
+        <w:tc>
+          <w:tcPr/>
+          <w:p>
+            <w:pPr>
+              <w:pStyle w:val="Compact"/>
+              <w:jc w:val="left"/>
+            </w:pPr>
+            <w:r>
+              <w:t xml:space="preserve">M</w:t>
+            </w:r>
           </w:p>
         </w:tc>
         <w:tc>
@@ -12751,27 +12871,35 @@
           <w:p>
             <w:pPr>
               <w:pStyle w:val="Compact"/>
-            </w:pPr>
-          </w:p>
-        </w:tc>
-        <w:tc>
-          <w:tcPr/>
-          <w:p>
-            <w:pPr>
-              <w:pStyle w:val="Compact"/>
-              <w:jc w:val="left"/>
-            </w:pPr>
-            <w:r>
-              <w:t xml:space="preserve">P</w:t>
-            </w:r>
-          </w:p>
-        </w:tc>
-        <w:tc>
-          <w:tcPr/>
-          <w:p>
-            <w:pPr>
-              <w:pStyle w:val="Compact"/>
-            </w:pPr>
+              <w:jc w:val="left"/>
+            </w:pPr>
+            <w:r>
+              <w:t xml:space="preserve">M</w:t>
+            </w:r>
+          </w:p>
+        </w:tc>
+        <w:tc>
+          <w:tcPr/>
+          <w:p>
+            <w:pPr>
+              <w:pStyle w:val="Compact"/>
+              <w:jc w:val="left"/>
+            </w:pPr>
+            <w:r>
+              <w:t xml:space="preserve">P</w:t>
+            </w:r>
+          </w:p>
+        </w:tc>
+        <w:tc>
+          <w:tcPr/>
+          <w:p>
+            <w:pPr>
+              <w:pStyle w:val="Compact"/>
+              <w:jc w:val="left"/>
+            </w:pPr>
+            <w:r>
+              <w:t xml:space="preserve">M</w:t>
+            </w:r>
           </w:p>
         </w:tc>
         <w:tc>
@@ -12853,27 +12981,35 @@
           <w:p>
             <w:pPr>
               <w:pStyle w:val="Compact"/>
-            </w:pPr>
-          </w:p>
-        </w:tc>
-        <w:tc>
-          <w:tcPr/>
-          <w:p>
-            <w:pPr>
-              <w:pStyle w:val="Compact"/>
-              <w:jc w:val="left"/>
-            </w:pPr>
-            <w:r>
-              <w:t xml:space="preserve">P</w:t>
-            </w:r>
-          </w:p>
-        </w:tc>
-        <w:tc>
-          <w:tcPr/>
-          <w:p>
-            <w:pPr>
-              <w:pStyle w:val="Compact"/>
-            </w:pPr>
+              <w:jc w:val="left"/>
+            </w:pPr>
+            <w:r>
+              <w:t xml:space="preserve">P</w:t>
+            </w:r>
+          </w:p>
+        </w:tc>
+        <w:tc>
+          <w:tcPr/>
+          <w:p>
+            <w:pPr>
+              <w:pStyle w:val="Compact"/>
+              <w:jc w:val="left"/>
+            </w:pPr>
+            <w:r>
+              <w:t xml:space="preserve">P</w:t>
+            </w:r>
+          </w:p>
+        </w:tc>
+        <w:tc>
+          <w:tcPr/>
+          <w:p>
+            <w:pPr>
+              <w:pStyle w:val="Compact"/>
+              <w:jc w:val="left"/>
+            </w:pPr>
+            <w:r>
+              <w:t xml:space="preserve">P</w:t>
+            </w:r>
           </w:p>
         </w:tc>
         <w:tc>
@@ -12955,27 +13091,35 @@
           <w:p>
             <w:pPr>
               <w:pStyle w:val="Compact"/>
-            </w:pPr>
-          </w:p>
-        </w:tc>
-        <w:tc>
-          <w:tcPr/>
-          <w:p>
-            <w:pPr>
-              <w:pStyle w:val="Compact"/>
-              <w:jc w:val="left"/>
-            </w:pPr>
-            <w:r>
-              <w:t xml:space="preserve">P</w:t>
-            </w:r>
-          </w:p>
-        </w:tc>
-        <w:tc>
-          <w:tcPr/>
-          <w:p>
-            <w:pPr>
-              <w:pStyle w:val="Compact"/>
-            </w:pPr>
+              <w:jc w:val="left"/>
+            </w:pPr>
+            <w:r>
+              <w:t xml:space="preserve">P</w:t>
+            </w:r>
+          </w:p>
+        </w:tc>
+        <w:tc>
+          <w:tcPr/>
+          <w:p>
+            <w:pPr>
+              <w:pStyle w:val="Compact"/>
+              <w:jc w:val="left"/>
+            </w:pPr>
+            <w:r>
+              <w:t xml:space="preserve">P</w:t>
+            </w:r>
+          </w:p>
+        </w:tc>
+        <w:tc>
+          <w:tcPr/>
+          <w:p>
+            <w:pPr>
+              <w:pStyle w:val="Compact"/>
+              <w:jc w:val="left"/>
+            </w:pPr>
+            <w:r>
+              <w:t xml:space="preserve">P</w:t>
+            </w:r>
           </w:p>
         </w:tc>
         <w:tc>
@@ -13057,27 +13201,35 @@
           <w:p>
             <w:pPr>
               <w:pStyle w:val="Compact"/>
-            </w:pPr>
-          </w:p>
-        </w:tc>
-        <w:tc>
-          <w:tcPr/>
-          <w:p>
-            <w:pPr>
-              <w:pStyle w:val="Compact"/>
-              <w:jc w:val="left"/>
-            </w:pPr>
-            <w:r>
-              <w:t xml:space="preserve">P</w:t>
-            </w:r>
-          </w:p>
-        </w:tc>
-        <w:tc>
-          <w:tcPr/>
-          <w:p>
-            <w:pPr>
-              <w:pStyle w:val="Compact"/>
-            </w:pPr>
+              <w:jc w:val="left"/>
+            </w:pPr>
+            <w:r>
+              <w:t xml:space="preserve">M</w:t>
+            </w:r>
+          </w:p>
+        </w:tc>
+        <w:tc>
+          <w:tcPr/>
+          <w:p>
+            <w:pPr>
+              <w:pStyle w:val="Compact"/>
+              <w:jc w:val="left"/>
+            </w:pPr>
+            <w:r>
+              <w:t xml:space="preserve">P</w:t>
+            </w:r>
+          </w:p>
+        </w:tc>
+        <w:tc>
+          <w:tcPr/>
+          <w:p>
+            <w:pPr>
+              <w:pStyle w:val="Compact"/>
+              <w:jc w:val="left"/>
+            </w:pPr>
+            <w:r>
+              <w:t xml:space="preserve">M</w:t>
+            </w:r>
           </w:p>
         </w:tc>
         <w:tc>
@@ -13159,27 +13311,35 @@
           <w:p>
             <w:pPr>
               <w:pStyle w:val="Compact"/>
-            </w:pPr>
-          </w:p>
-        </w:tc>
-        <w:tc>
-          <w:tcPr/>
-          <w:p>
-            <w:pPr>
-              <w:pStyle w:val="Compact"/>
-              <w:jc w:val="left"/>
-            </w:pPr>
-            <w:r>
-              <w:t xml:space="preserve">P</w:t>
-            </w:r>
-          </w:p>
-        </w:tc>
-        <w:tc>
-          <w:tcPr/>
-          <w:p>
-            <w:pPr>
-              <w:pStyle w:val="Compact"/>
-            </w:pPr>
+              <w:jc w:val="left"/>
+            </w:pPr>
+            <w:r>
+              <w:t xml:space="preserve">P</w:t>
+            </w:r>
+          </w:p>
+        </w:tc>
+        <w:tc>
+          <w:tcPr/>
+          <w:p>
+            <w:pPr>
+              <w:pStyle w:val="Compact"/>
+              <w:jc w:val="left"/>
+            </w:pPr>
+            <w:r>
+              <w:t xml:space="preserve">P</w:t>
+            </w:r>
+          </w:p>
+        </w:tc>
+        <w:tc>
+          <w:tcPr/>
+          <w:p>
+            <w:pPr>
+              <w:pStyle w:val="Compact"/>
+              <w:jc w:val="left"/>
+            </w:pPr>
+            <w:r>
+              <w:t xml:space="preserve">M</w:t>
+            </w:r>
           </w:p>
         </w:tc>
         <w:tc>
@@ -13669,27 +13829,35 @@
           <w:p>
             <w:pPr>
               <w:pStyle w:val="Compact"/>
-            </w:pPr>
-          </w:p>
-        </w:tc>
-        <w:tc>
-          <w:tcPr/>
-          <w:p>
-            <w:pPr>
-              <w:pStyle w:val="Compact"/>
-              <w:jc w:val="left"/>
-            </w:pPr>
-            <w:r>
-              <w:t xml:space="preserve">P</w:t>
-            </w:r>
-          </w:p>
-        </w:tc>
-        <w:tc>
-          <w:tcPr/>
-          <w:p>
-            <w:pPr>
-              <w:pStyle w:val="Compact"/>
-            </w:pPr>
+              <w:jc w:val="left"/>
+            </w:pPr>
+            <w:r>
+              <w:t xml:space="preserve">P</w:t>
+            </w:r>
+          </w:p>
+        </w:tc>
+        <w:tc>
+          <w:tcPr/>
+          <w:p>
+            <w:pPr>
+              <w:pStyle w:val="Compact"/>
+              <w:jc w:val="left"/>
+            </w:pPr>
+            <w:r>
+              <w:t xml:space="preserve">P</w:t>
+            </w:r>
+          </w:p>
+        </w:tc>
+        <w:tc>
+          <w:tcPr/>
+          <w:p>
+            <w:pPr>
+              <w:pStyle w:val="Compact"/>
+              <w:jc w:val="left"/>
+            </w:pPr>
+            <w:r>
+              <w:t xml:space="preserve">P</w:t>
+            </w:r>
           </w:p>
         </w:tc>
         <w:tc>
@@ -13771,27 +13939,35 @@
           <w:p>
             <w:pPr>
               <w:pStyle w:val="Compact"/>
-            </w:pPr>
-          </w:p>
-        </w:tc>
-        <w:tc>
-          <w:tcPr/>
-          <w:p>
-            <w:pPr>
-              <w:pStyle w:val="Compact"/>
-              <w:jc w:val="left"/>
-            </w:pPr>
-            <w:r>
-              <w:t xml:space="preserve">P</w:t>
-            </w:r>
-          </w:p>
-        </w:tc>
-        <w:tc>
-          <w:tcPr/>
-          <w:p>
-            <w:pPr>
-              <w:pStyle w:val="Compact"/>
-            </w:pPr>
+              <w:jc w:val="left"/>
+            </w:pPr>
+            <w:r>
+              <w:t xml:space="preserve">P</w:t>
+            </w:r>
+          </w:p>
+        </w:tc>
+        <w:tc>
+          <w:tcPr/>
+          <w:p>
+            <w:pPr>
+              <w:pStyle w:val="Compact"/>
+              <w:jc w:val="left"/>
+            </w:pPr>
+            <w:r>
+              <w:t xml:space="preserve">P</w:t>
+            </w:r>
+          </w:p>
+        </w:tc>
+        <w:tc>
+          <w:tcPr/>
+          <w:p>
+            <w:pPr>
+              <w:pStyle w:val="Compact"/>
+              <w:jc w:val="left"/>
+            </w:pPr>
+            <w:r>
+              <w:t xml:space="preserve">M</w:t>
+            </w:r>
           </w:p>
         </w:tc>
         <w:tc>
@@ -13975,27 +14151,35 @@
           <w:p>
             <w:pPr>
               <w:pStyle w:val="Compact"/>
-            </w:pPr>
-          </w:p>
-        </w:tc>
-        <w:tc>
-          <w:tcPr/>
-          <w:p>
-            <w:pPr>
-              <w:pStyle w:val="Compact"/>
-              <w:jc w:val="left"/>
-            </w:pPr>
-            <w:r>
-              <w:t xml:space="preserve">P</w:t>
-            </w:r>
-          </w:p>
-        </w:tc>
-        <w:tc>
-          <w:tcPr/>
-          <w:p>
-            <w:pPr>
-              <w:pStyle w:val="Compact"/>
-            </w:pPr>
+              <w:jc w:val="left"/>
+            </w:pPr>
+            <w:r>
+              <w:t xml:space="preserve">M</w:t>
+            </w:r>
+          </w:p>
+        </w:tc>
+        <w:tc>
+          <w:tcPr/>
+          <w:p>
+            <w:pPr>
+              <w:pStyle w:val="Compact"/>
+              <w:jc w:val="left"/>
+            </w:pPr>
+            <w:r>
+              <w:t xml:space="preserve">P</w:t>
+            </w:r>
+          </w:p>
+        </w:tc>
+        <w:tc>
+          <w:tcPr/>
+          <w:p>
+            <w:pPr>
+              <w:pStyle w:val="Compact"/>
+              <w:jc w:val="left"/>
+            </w:pPr>
+            <w:r>
+              <w:t xml:space="preserve">P</w:t>
+            </w:r>
           </w:p>
         </w:tc>
         <w:tc>
@@ -14077,27 +14261,35 @@
           <w:p>
             <w:pPr>
               <w:pStyle w:val="Compact"/>
-            </w:pPr>
-          </w:p>
-        </w:tc>
-        <w:tc>
-          <w:tcPr/>
-          <w:p>
-            <w:pPr>
-              <w:pStyle w:val="Compact"/>
-              <w:jc w:val="left"/>
-            </w:pPr>
-            <w:r>
-              <w:t xml:space="preserve">P</w:t>
-            </w:r>
-          </w:p>
-        </w:tc>
-        <w:tc>
-          <w:tcPr/>
-          <w:p>
-            <w:pPr>
-              <w:pStyle w:val="Compact"/>
-            </w:pPr>
+              <w:jc w:val="left"/>
+            </w:pPr>
+            <w:r>
+              <w:t xml:space="preserve">P</w:t>
+            </w:r>
+          </w:p>
+        </w:tc>
+        <w:tc>
+          <w:tcPr/>
+          <w:p>
+            <w:pPr>
+              <w:pStyle w:val="Compact"/>
+              <w:jc w:val="left"/>
+            </w:pPr>
+            <w:r>
+              <w:t xml:space="preserve">P</w:t>
+            </w:r>
+          </w:p>
+        </w:tc>
+        <w:tc>
+          <w:tcPr/>
+          <w:p>
+            <w:pPr>
+              <w:pStyle w:val="Compact"/>
+              <w:jc w:val="left"/>
+            </w:pPr>
+            <w:r>
+              <w:t xml:space="preserve">P</w:t>
+            </w:r>
           </w:p>
         </w:tc>
         <w:tc>
@@ -14179,7 +14371,11 @@
           <w:p>
             <w:pPr>
               <w:pStyle w:val="Compact"/>
-            </w:pPr>
+              <w:jc w:val="left"/>
+            </w:pPr>
+            <w:r>
+              <w:t xml:space="preserve">P</w:t>
+            </w:r>
           </w:p>
         </w:tc>
         <w:tc>
@@ -14199,7 +14395,11 @@
           <w:p>
             <w:pPr>
               <w:pStyle w:val="Compact"/>
-            </w:pPr>
+              <w:jc w:val="left"/>
+            </w:pPr>
+            <w:r>
+              <w:t xml:space="preserve">P</w:t>
+            </w:r>
           </w:p>
         </w:tc>
         <w:tc>
@@ -14281,27 +14481,35 @@
           <w:p>
             <w:pPr>
               <w:pStyle w:val="Compact"/>
-            </w:pPr>
-          </w:p>
-        </w:tc>
-        <w:tc>
-          <w:tcPr/>
-          <w:p>
-            <w:pPr>
-              <w:pStyle w:val="Compact"/>
-              <w:jc w:val="left"/>
-            </w:pPr>
-            <w:r>
-              <w:t xml:space="preserve">P</w:t>
-            </w:r>
-          </w:p>
-        </w:tc>
-        <w:tc>
-          <w:tcPr/>
-          <w:p>
-            <w:pPr>
-              <w:pStyle w:val="Compact"/>
-            </w:pPr>
+              <w:jc w:val="left"/>
+            </w:pPr>
+            <w:r>
+              <w:t xml:space="preserve">M</w:t>
+            </w:r>
+          </w:p>
+        </w:tc>
+        <w:tc>
+          <w:tcPr/>
+          <w:p>
+            <w:pPr>
+              <w:pStyle w:val="Compact"/>
+              <w:jc w:val="left"/>
+            </w:pPr>
+            <w:r>
+              <w:t xml:space="preserve">P</w:t>
+            </w:r>
+          </w:p>
+        </w:tc>
+        <w:tc>
+          <w:tcPr/>
+          <w:p>
+            <w:pPr>
+              <w:pStyle w:val="Compact"/>
+              <w:jc w:val="left"/>
+            </w:pPr>
+            <w:r>
+              <w:t xml:space="preserve">P</w:t>
+            </w:r>
           </w:p>
         </w:tc>
         <w:tc>
@@ -14587,27 +14795,35 @@
           <w:p>
             <w:pPr>
               <w:pStyle w:val="Compact"/>
-            </w:pPr>
-          </w:p>
-        </w:tc>
-        <w:tc>
-          <w:tcPr/>
-          <w:p>
-            <w:pPr>
-              <w:pStyle w:val="Compact"/>
-              <w:jc w:val="left"/>
-            </w:pPr>
-            <w:r>
-              <w:t xml:space="preserve">P</w:t>
-            </w:r>
-          </w:p>
-        </w:tc>
-        <w:tc>
-          <w:tcPr/>
-          <w:p>
-            <w:pPr>
-              <w:pStyle w:val="Compact"/>
-            </w:pPr>
+              <w:jc w:val="left"/>
+            </w:pPr>
+            <w:r>
+              <w:t xml:space="preserve">P</w:t>
+            </w:r>
+          </w:p>
+        </w:tc>
+        <w:tc>
+          <w:tcPr/>
+          <w:p>
+            <w:pPr>
+              <w:pStyle w:val="Compact"/>
+              <w:jc w:val="left"/>
+            </w:pPr>
+            <w:r>
+              <w:t xml:space="preserve">P</w:t>
+            </w:r>
+          </w:p>
+        </w:tc>
+        <w:tc>
+          <w:tcPr/>
+          <w:p>
+            <w:pPr>
+              <w:pStyle w:val="Compact"/>
+              <w:jc w:val="left"/>
+            </w:pPr>
+            <w:r>
+              <w:t xml:space="preserve">P</w:t>
+            </w:r>
           </w:p>
         </w:tc>
         <w:tc>
@@ -14689,7 +14905,11 @@
           <w:p>
             <w:pPr>
               <w:pStyle w:val="Compact"/>
-            </w:pPr>
+              <w:jc w:val="left"/>
+            </w:pPr>
+            <w:r>
+              <w:t xml:space="preserve">P</w:t>
+            </w:r>
           </w:p>
         </w:tc>
         <w:tc>
@@ -14709,7 +14929,11 @@
           <w:p>
             <w:pPr>
               <w:pStyle w:val="Compact"/>
-            </w:pPr>
+              <w:jc w:val="left"/>
+            </w:pPr>
+            <w:r>
+              <w:t xml:space="preserve">M</w:t>
+            </w:r>
           </w:p>
         </w:tc>
         <w:tc>
@@ -14791,27 +15015,35 @@
           <w:p>
             <w:pPr>
               <w:pStyle w:val="Compact"/>
-            </w:pPr>
-          </w:p>
-        </w:tc>
-        <w:tc>
-          <w:tcPr/>
-          <w:p>
-            <w:pPr>
-              <w:pStyle w:val="Compact"/>
-              <w:jc w:val="left"/>
-            </w:pPr>
-            <w:r>
-              <w:t xml:space="preserve">P</w:t>
-            </w:r>
-          </w:p>
-        </w:tc>
-        <w:tc>
-          <w:tcPr/>
-          <w:p>
-            <w:pPr>
-              <w:pStyle w:val="Compact"/>
-            </w:pPr>
+              <w:jc w:val="left"/>
+            </w:pPr>
+            <w:r>
+              <w:t xml:space="preserve">P</w:t>
+            </w:r>
+          </w:p>
+        </w:tc>
+        <w:tc>
+          <w:tcPr/>
+          <w:p>
+            <w:pPr>
+              <w:pStyle w:val="Compact"/>
+              <w:jc w:val="left"/>
+            </w:pPr>
+            <w:r>
+              <w:t xml:space="preserve">P</w:t>
+            </w:r>
+          </w:p>
+        </w:tc>
+        <w:tc>
+          <w:tcPr/>
+          <w:p>
+            <w:pPr>
+              <w:pStyle w:val="Compact"/>
+              <w:jc w:val="left"/>
+            </w:pPr>
+            <w:r>
+              <w:t xml:space="preserve">P</w:t>
+            </w:r>
           </w:p>
         </w:tc>
         <w:tc>
@@ -14893,27 +15125,35 @@
           <w:p>
             <w:pPr>
               <w:pStyle w:val="Compact"/>
-            </w:pPr>
-          </w:p>
-        </w:tc>
-        <w:tc>
-          <w:tcPr/>
-          <w:p>
-            <w:pPr>
-              <w:pStyle w:val="Compact"/>
-              <w:jc w:val="left"/>
-            </w:pPr>
-            <w:r>
-              <w:t xml:space="preserve">P</w:t>
-            </w:r>
-          </w:p>
-        </w:tc>
-        <w:tc>
-          <w:tcPr/>
-          <w:p>
-            <w:pPr>
-              <w:pStyle w:val="Compact"/>
-            </w:pPr>
+              <w:jc w:val="left"/>
+            </w:pPr>
+            <w:r>
+              <w:t xml:space="preserve">M</w:t>
+            </w:r>
+          </w:p>
+        </w:tc>
+        <w:tc>
+          <w:tcPr/>
+          <w:p>
+            <w:pPr>
+              <w:pStyle w:val="Compact"/>
+              <w:jc w:val="left"/>
+            </w:pPr>
+            <w:r>
+              <w:t xml:space="preserve">P</w:t>
+            </w:r>
+          </w:p>
+        </w:tc>
+        <w:tc>
+          <w:tcPr/>
+          <w:p>
+            <w:pPr>
+              <w:pStyle w:val="Compact"/>
+              <w:jc w:val="left"/>
+            </w:pPr>
+            <w:r>
+              <w:t xml:space="preserve">P</w:t>
+            </w:r>
           </w:p>
         </w:tc>
         <w:tc>
@@ -14995,14 +15235,6 @@
           <w:p>
             <w:pPr>
               <w:pStyle w:val="Compact"/>
-            </w:pPr>
-          </w:p>
-        </w:tc>
-        <w:tc>
-          <w:tcPr/>
-          <w:p>
-            <w:pPr>
-              <w:pStyle w:val="Compact"/>
               <w:jc w:val="left"/>
             </w:pPr>
             <w:r>
@@ -15015,7 +15247,23 @@
           <w:p>
             <w:pPr>
               <w:pStyle w:val="Compact"/>
-            </w:pPr>
+              <w:jc w:val="left"/>
+            </w:pPr>
+            <w:r>
+              <w:t xml:space="preserve">M</w:t>
+            </w:r>
+          </w:p>
+        </w:tc>
+        <w:tc>
+          <w:tcPr/>
+          <w:p>
+            <w:pPr>
+              <w:pStyle w:val="Compact"/>
+              <w:jc w:val="left"/>
+            </w:pPr>
+            <w:r>
+              <w:t xml:space="preserve">P</w:t>
+            </w:r>
           </w:p>
         </w:tc>
         <w:tc>
@@ -15199,27 +15447,35 @@
           <w:p>
             <w:pPr>
               <w:pStyle w:val="Compact"/>
-            </w:pPr>
-          </w:p>
-        </w:tc>
-        <w:tc>
-          <w:tcPr/>
-          <w:p>
-            <w:pPr>
-              <w:pStyle w:val="Compact"/>
-              <w:jc w:val="left"/>
-            </w:pPr>
-            <w:r>
-              <w:t xml:space="preserve">P</w:t>
-            </w:r>
-          </w:p>
-        </w:tc>
-        <w:tc>
-          <w:tcPr/>
-          <w:p>
-            <w:pPr>
-              <w:pStyle w:val="Compact"/>
-            </w:pPr>
+              <w:jc w:val="left"/>
+            </w:pPr>
+            <w:r>
+              <w:t xml:space="preserve">P</w:t>
+            </w:r>
+          </w:p>
+        </w:tc>
+        <w:tc>
+          <w:tcPr/>
+          <w:p>
+            <w:pPr>
+              <w:pStyle w:val="Compact"/>
+              <w:jc w:val="left"/>
+            </w:pPr>
+            <w:r>
+              <w:t xml:space="preserve">P</w:t>
+            </w:r>
+          </w:p>
+        </w:tc>
+        <w:tc>
+          <w:tcPr/>
+          <w:p>
+            <w:pPr>
+              <w:pStyle w:val="Compact"/>
+              <w:jc w:val="left"/>
+            </w:pPr>
+            <w:r>
+              <w:t xml:space="preserve">P</w:t>
+            </w:r>
           </w:p>
         </w:tc>
         <w:tc>
@@ -15301,27 +15557,35 @@
           <w:p>
             <w:pPr>
               <w:pStyle w:val="Compact"/>
-            </w:pPr>
-          </w:p>
-        </w:tc>
-        <w:tc>
-          <w:tcPr/>
-          <w:p>
-            <w:pPr>
-              <w:pStyle w:val="Compact"/>
-              <w:jc w:val="left"/>
-            </w:pPr>
-            <w:r>
-              <w:t xml:space="preserve">P</w:t>
-            </w:r>
-          </w:p>
-        </w:tc>
-        <w:tc>
-          <w:tcPr/>
-          <w:p>
-            <w:pPr>
-              <w:pStyle w:val="Compact"/>
-            </w:pPr>
+              <w:jc w:val="left"/>
+            </w:pPr>
+            <w:r>
+              <w:t xml:space="preserve">P</w:t>
+            </w:r>
+          </w:p>
+        </w:tc>
+        <w:tc>
+          <w:tcPr/>
+          <w:p>
+            <w:pPr>
+              <w:pStyle w:val="Compact"/>
+              <w:jc w:val="left"/>
+            </w:pPr>
+            <w:r>
+              <w:t xml:space="preserve">P</w:t>
+            </w:r>
+          </w:p>
+        </w:tc>
+        <w:tc>
+          <w:tcPr/>
+          <w:p>
+            <w:pPr>
+              <w:pStyle w:val="Compact"/>
+              <w:jc w:val="left"/>
+            </w:pPr>
+            <w:r>
+              <w:t xml:space="preserve">P</w:t>
+            </w:r>
           </w:p>
         </w:tc>
         <w:tc>
@@ -15403,7 +15667,11 @@
           <w:p>
             <w:pPr>
               <w:pStyle w:val="Compact"/>
-            </w:pPr>
+              <w:jc w:val="left"/>
+            </w:pPr>
+            <w:r>
+              <w:t xml:space="preserve">P</w:t>
+            </w:r>
           </w:p>
         </w:tc>
         <w:tc>
@@ -15423,7 +15691,11 @@
           <w:p>
             <w:pPr>
               <w:pStyle w:val="Compact"/>
-            </w:pPr>
+              <w:jc w:val="left"/>
+            </w:pPr>
+            <w:r>
+              <w:t xml:space="preserve">P</w:t>
+            </w:r>
           </w:p>
         </w:tc>
         <w:tc>
@@ -15505,14 +15777,6 @@
           <w:p>
             <w:pPr>
               <w:pStyle w:val="Compact"/>
-            </w:pPr>
-          </w:p>
-        </w:tc>
-        <w:tc>
-          <w:tcPr/>
-          <w:p>
-            <w:pPr>
-              <w:pStyle w:val="Compact"/>
               <w:jc w:val="left"/>
             </w:pPr>
             <w:r>
@@ -15525,7 +15789,23 @@
           <w:p>
             <w:pPr>
               <w:pStyle w:val="Compact"/>
-            </w:pPr>
+              <w:jc w:val="left"/>
+            </w:pPr>
+            <w:r>
+              <w:t xml:space="preserve">N</w:t>
+            </w:r>
+          </w:p>
+        </w:tc>
+        <w:tc>
+          <w:tcPr/>
+          <w:p>
+            <w:pPr>
+              <w:pStyle w:val="Compact"/>
+              <w:jc w:val="left"/>
+            </w:pPr>
+            <w:r>
+              <w:t xml:space="preserve">N</w:t>
+            </w:r>
           </w:p>
         </w:tc>
         <w:tc>
@@ -15607,7 +15887,11 @@
           <w:p>
             <w:pPr>
               <w:pStyle w:val="Compact"/>
-            </w:pPr>
+              <w:jc w:val="left"/>
+            </w:pPr>
+            <w:r>
+              <w:t xml:space="preserve">P</w:t>
+            </w:r>
           </w:p>
         </w:tc>
         <w:tc>
@@ -15627,7 +15911,11 @@
           <w:p>
             <w:pPr>
               <w:pStyle w:val="Compact"/>
-            </w:pPr>
+              <w:jc w:val="left"/>
+            </w:pPr>
+            <w:r>
+              <w:t xml:space="preserve">P</w:t>
+            </w:r>
           </w:p>
         </w:tc>
         <w:tc>
@@ -15811,14 +16099,6 @@
           <w:p>
             <w:pPr>
               <w:pStyle w:val="Compact"/>
-            </w:pPr>
-          </w:p>
-        </w:tc>
-        <w:tc>
-          <w:tcPr/>
-          <w:p>
-            <w:pPr>
-              <w:pStyle w:val="Compact"/>
               <w:jc w:val="left"/>
             </w:pPr>
             <w:r>
@@ -15831,7 +16111,23 @@
           <w:p>
             <w:pPr>
               <w:pStyle w:val="Compact"/>
-            </w:pPr>
+              <w:jc w:val="left"/>
+            </w:pPr>
+            <w:r>
+              <w:t xml:space="preserve">M</w:t>
+            </w:r>
+          </w:p>
+        </w:tc>
+        <w:tc>
+          <w:tcPr/>
+          <w:p>
+            <w:pPr>
+              <w:pStyle w:val="Compact"/>
+              <w:jc w:val="left"/>
+            </w:pPr>
+            <w:r>
+              <w:t xml:space="preserve">M</w:t>
+            </w:r>
           </w:p>
         </w:tc>
         <w:tc>
@@ -15913,27 +16209,35 @@
           <w:p>
             <w:pPr>
               <w:pStyle w:val="Compact"/>
-            </w:pPr>
-          </w:p>
-        </w:tc>
-        <w:tc>
-          <w:tcPr/>
-          <w:p>
-            <w:pPr>
-              <w:pStyle w:val="Compact"/>
-              <w:jc w:val="left"/>
-            </w:pPr>
-            <w:r>
-              <w:t xml:space="preserve">P</w:t>
-            </w:r>
-          </w:p>
-        </w:tc>
-        <w:tc>
-          <w:tcPr/>
-          <w:p>
-            <w:pPr>
-              <w:pStyle w:val="Compact"/>
-            </w:pPr>
+              <w:jc w:val="left"/>
+            </w:pPr>
+            <w:r>
+              <w:t xml:space="preserve">P</w:t>
+            </w:r>
+          </w:p>
+        </w:tc>
+        <w:tc>
+          <w:tcPr/>
+          <w:p>
+            <w:pPr>
+              <w:pStyle w:val="Compact"/>
+              <w:jc w:val="left"/>
+            </w:pPr>
+            <w:r>
+              <w:t xml:space="preserve">P</w:t>
+            </w:r>
+          </w:p>
+        </w:tc>
+        <w:tc>
+          <w:tcPr/>
+          <w:p>
+            <w:pPr>
+              <w:pStyle w:val="Compact"/>
+              <w:jc w:val="left"/>
+            </w:pPr>
+            <w:r>
+              <w:t xml:space="preserve">P</w:t>
+            </w:r>
           </w:p>
         </w:tc>
         <w:tc>
@@ -16015,27 +16319,35 @@
           <w:p>
             <w:pPr>
               <w:pStyle w:val="Compact"/>
-            </w:pPr>
-          </w:p>
-        </w:tc>
-        <w:tc>
-          <w:tcPr/>
-          <w:p>
-            <w:pPr>
-              <w:pStyle w:val="Compact"/>
-              <w:jc w:val="left"/>
-            </w:pPr>
-            <w:r>
-              <w:t xml:space="preserve">P</w:t>
-            </w:r>
-          </w:p>
-        </w:tc>
-        <w:tc>
-          <w:tcPr/>
-          <w:p>
-            <w:pPr>
-              <w:pStyle w:val="Compact"/>
-            </w:pPr>
+              <w:jc w:val="left"/>
+            </w:pPr>
+            <w:r>
+              <w:t xml:space="preserve">N</w:t>
+            </w:r>
+          </w:p>
+        </w:tc>
+        <w:tc>
+          <w:tcPr/>
+          <w:p>
+            <w:pPr>
+              <w:pStyle w:val="Compact"/>
+              <w:jc w:val="left"/>
+            </w:pPr>
+            <w:r>
+              <w:t xml:space="preserve">P</w:t>
+            </w:r>
+          </w:p>
+        </w:tc>
+        <w:tc>
+          <w:tcPr/>
+          <w:p>
+            <w:pPr>
+              <w:pStyle w:val="Compact"/>
+              <w:jc w:val="left"/>
+            </w:pPr>
+            <w:r>
+              <w:t xml:space="preserve">N</w:t>
+            </w:r>
           </w:p>
         </w:tc>
         <w:tc>
@@ -16117,27 +16429,35 @@
           <w:p>
             <w:pPr>
               <w:pStyle w:val="Compact"/>
-            </w:pPr>
-          </w:p>
-        </w:tc>
-        <w:tc>
-          <w:tcPr/>
-          <w:p>
-            <w:pPr>
-              <w:pStyle w:val="Compact"/>
-              <w:jc w:val="left"/>
-            </w:pPr>
-            <w:r>
-              <w:t xml:space="preserve">P</w:t>
-            </w:r>
-          </w:p>
-        </w:tc>
-        <w:tc>
-          <w:tcPr/>
-          <w:p>
-            <w:pPr>
-              <w:pStyle w:val="Compact"/>
-            </w:pPr>
+              <w:jc w:val="left"/>
+            </w:pPr>
+            <w:r>
+              <w:t xml:space="preserve">P</w:t>
+            </w:r>
+          </w:p>
+        </w:tc>
+        <w:tc>
+          <w:tcPr/>
+          <w:p>
+            <w:pPr>
+              <w:pStyle w:val="Compact"/>
+              <w:jc w:val="left"/>
+            </w:pPr>
+            <w:r>
+              <w:t xml:space="preserve">P</w:t>
+            </w:r>
+          </w:p>
+        </w:tc>
+        <w:tc>
+          <w:tcPr/>
+          <w:p>
+            <w:pPr>
+              <w:pStyle w:val="Compact"/>
+              <w:jc w:val="left"/>
+            </w:pPr>
+            <w:r>
+              <w:t xml:space="preserve">P</w:t>
+            </w:r>
           </w:p>
         </w:tc>
         <w:tc>
@@ -16321,27 +16641,35 @@
           <w:p>
             <w:pPr>
               <w:pStyle w:val="Compact"/>
-            </w:pPr>
-          </w:p>
-        </w:tc>
-        <w:tc>
-          <w:tcPr/>
-          <w:p>
-            <w:pPr>
-              <w:pStyle w:val="Compact"/>
-              <w:jc w:val="left"/>
-            </w:pPr>
-            <w:r>
-              <w:t xml:space="preserve">P</w:t>
-            </w:r>
-          </w:p>
-        </w:tc>
-        <w:tc>
-          <w:tcPr/>
-          <w:p>
-            <w:pPr>
-              <w:pStyle w:val="Compact"/>
-            </w:pPr>
+              <w:jc w:val="left"/>
+            </w:pPr>
+            <w:r>
+              <w:t xml:space="preserve">n/a</w:t>
+            </w:r>
+          </w:p>
+        </w:tc>
+        <w:tc>
+          <w:tcPr/>
+          <w:p>
+            <w:pPr>
+              <w:pStyle w:val="Compact"/>
+              <w:jc w:val="left"/>
+            </w:pPr>
+            <w:r>
+              <w:t xml:space="preserve">P</w:t>
+            </w:r>
+          </w:p>
+        </w:tc>
+        <w:tc>
+          <w:tcPr/>
+          <w:p>
+            <w:pPr>
+              <w:pStyle w:val="Compact"/>
+              <w:jc w:val="left"/>
+            </w:pPr>
+            <w:r>
+              <w:t xml:space="preserve">P</w:t>
+            </w:r>
           </w:p>
         </w:tc>
         <w:tc>
@@ -16423,27 +16751,35 @@
           <w:p>
             <w:pPr>
               <w:pStyle w:val="Compact"/>
-            </w:pPr>
-          </w:p>
-        </w:tc>
-        <w:tc>
-          <w:tcPr/>
-          <w:p>
-            <w:pPr>
-              <w:pStyle w:val="Compact"/>
-              <w:jc w:val="left"/>
-            </w:pPr>
-            <w:r>
-              <w:t xml:space="preserve">P</w:t>
-            </w:r>
-          </w:p>
-        </w:tc>
-        <w:tc>
-          <w:tcPr/>
-          <w:p>
-            <w:pPr>
-              <w:pStyle w:val="Compact"/>
-            </w:pPr>
+              <w:jc w:val="left"/>
+            </w:pPr>
+            <w:r>
+              <w:t xml:space="preserve">n/a</w:t>
+            </w:r>
+          </w:p>
+        </w:tc>
+        <w:tc>
+          <w:tcPr/>
+          <w:p>
+            <w:pPr>
+              <w:pStyle w:val="Compact"/>
+              <w:jc w:val="left"/>
+            </w:pPr>
+            <w:r>
+              <w:t xml:space="preserve">P</w:t>
+            </w:r>
+          </w:p>
+        </w:tc>
+        <w:tc>
+          <w:tcPr/>
+          <w:p>
+            <w:pPr>
+              <w:pStyle w:val="Compact"/>
+              <w:jc w:val="left"/>
+            </w:pPr>
+            <w:r>
+              <w:t xml:space="preserve">M</w:t>
+            </w:r>
           </w:p>
         </w:tc>
         <w:tc>
@@ -16525,7 +16861,11 @@
           <w:p>
             <w:pPr>
               <w:pStyle w:val="Compact"/>
-            </w:pPr>
+              <w:jc w:val="left"/>
+            </w:pPr>
+            <w:r>
+              <w:t xml:space="preserve">P</w:t>
+            </w:r>
           </w:p>
         </w:tc>
         <w:tc>
@@ -16545,7 +16885,11 @@
           <w:p>
             <w:pPr>
               <w:pStyle w:val="Compact"/>
-            </w:pPr>
+              <w:jc w:val="left"/>
+            </w:pPr>
+            <w:r>
+              <w:t xml:space="preserve">M</w:t>
+            </w:r>
           </w:p>
         </w:tc>
         <w:tc>

--- a/github/k/Survey1_ACM_CSUR_Supplementary_Material.docx
+++ b/github/k/Survey1_ACM_CSUR_Supplementary_Material.docx
@@ -4913,43 +4913,43 @@
               <w:jc w:val="left"/>
             </w:pPr>
             <w:r>
-              <w:t xml:space="preserve">Sampling-based planners recast as database-oracle structures solved by quantum search, including quantum full path search (q-FPS)</w:t>
-            </w:r>
-          </w:p>
-        </w:tc>
-        <w:tc>
-          <w:tcPr/>
-          <w:p>
-            <w:pPr>
-              <w:pStyle w:val="Compact"/>
-              <w:jc w:val="left"/>
-            </w:pPr>
-            <w:r>
-              <w:t xml:space="preserve">Simulated planning problems; query-complexity analysis against classical sampling-based search</w:t>
-            </w:r>
-          </w:p>
-        </w:tc>
-        <w:tc>
-          <w:tcPr/>
-          <w:p>
-            <w:pPr>
-              <w:pStyle w:val="Compact"/>
-              <w:jc w:val="left"/>
-            </w:pPr>
-            <w:r>
-              <w:t xml:space="preserve">Grover-type quadratic reduction in oracle queries for path search</w:t>
-            </w:r>
-          </w:p>
-        </w:tc>
-        <w:tc>
-          <w:tcPr/>
-          <w:p>
-            <w:pPr>
-              <w:pStyle w:val="Compact"/>
-              <w:jc w:val="left"/>
-            </w:pPr>
-            <w:r>
-              <w:t xml:space="preserve">Speed-up counted in queries and needs fault-tolerant hardware; no wall-clock comparison</w:t>
+              <w:t xml:space="preserve">Sampling-based planners recast as database-oracle structures solved by quantum search, including quantum full path search (q-FPS) and quantum RRT (q-RRT)</w:t>
+            </w:r>
+          </w:p>
+        </w:tc>
+        <w:tc>
+          <w:tcPr/>
+          <w:p>
+            <w:pPr>
+              <w:pStyle w:val="Compact"/>
+              <w:jc w:val="left"/>
+            </w:pPr>
+            <w:r>
+              <w:t xml:space="preserve">Simulated planning problems (2D random lattices); q-RRT compared with classical RRT in classical simulation</w:t>
+            </w:r>
+          </w:p>
+        </w:tc>
+        <w:tc>
+          <w:tcPr/>
+          <w:p>
+            <w:pPr>
+              <w:pStyle w:val="Compact"/>
+              <w:jc w:val="left"/>
+            </w:pPr>
+            <w:r>
+              <w:t xml:space="preserve">Quadratic speed-up of q-RRT over RRT confirmed in simulation</w:t>
+            </w:r>
+          </w:p>
+        </w:tc>
+        <w:tc>
+          <w:tcPr/>
+          <w:p>
+            <w:pPr>
+              <w:pStyle w:val="Compact"/>
+              <w:jc w:val="left"/>
+            </w:pPr>
+            <w:r>
+              <w:t xml:space="preserve">Speed-up shown only in classical simulation of the quantum algorithm; a real advantage needs fault-tolerant hardware</w:t>
             </w:r>
           </w:p>
         </w:tc>
@@ -7040,19 +7040,48 @@
               <w:jc w:val="left"/>
             </w:pPr>
             <w:r>
-              <w:t xml:space="preserve">Drone-to-drone and drone-to-ground links over 1 km, including daytime and rainy-night operation</w:t>
-            </w:r>
-          </w:p>
-        </w:tc>
-        <w:tc>
-          <w:tcPr/>
-          <w:p>
-            <w:pPr>
-              <w:pStyle w:val="Compact"/>
-              <w:jc w:val="left"/>
-            </w:pPr>
-            <w:r>
-              <w:t xml:space="preserve">Entanglement distribution with a CHSH parameter above the classical bound at 1 km</w:t>
+              <w:t xml:space="preserve">Drone-to-drone relayed link over 1 km</w:t>
+            </w:r>
+          </w:p>
+        </w:tc>
+        <w:tc>
+          <w:tcPr/>
+          <w:p>
+            <w:pPr>
+              <w:pStyle w:val="Compact"/>
+              <w:jc w:val="left"/>
+            </w:pPr>
+            <w:r>
+              <w:t xml:space="preserve">Entanglement distribution at 1 km with CHSH</w:t>
+            </w:r>
+            <w:r>
+              <w:t xml:space="preserve"> </w:t>
+            </w:r>
+            <m:oMath>
+              <m:r>
+                <m:t>S</m:t>
+              </m:r>
+              <m:r>
+                <m:rPr>
+                  <m:sty m:val="p"/>
+                </m:rPr>
+                <m:t>=</m:t>
+              </m:r>
+              <m:r>
+                <m:t>2.59</m:t>
+              </m:r>
+              <m:r>
+                <m:rPr>
+                  <m:sty m:val="p"/>
+                </m:rPr>
+                <m:t>±</m:t>
+              </m:r>
+              <m:r>
+                <m:t>0.11</m:t>
+              </m:r>
+            </m:oMath>
+            <w:r>
+              <w:t xml:space="preserve">, above the classical bound</w:t>
             </w:r>
           </w:p>
         </w:tc>
@@ -10463,7 +10492,7 @@
         <w:t xml:space="preserve"> </w:t>
       </w:r>
       <w:r>
-        <w:t xml:space="preserve">Quality appraisal of the 59 graded application studies (the six purely theoretical L1 studies and the seven reviews are not appraised) against the criteria of Table S4. M = met, P = partly met, N = not met; n/a = not applicable (quantum-inspired algorithms on classical hardware). [Q4 and Q6 for the 16 studies marked [ ] to be completed once their full texts are obtained].</w:t>
+        <w:t xml:space="preserve">Quality appraisal of the 59 graded application studies (the six purely theoretical L1 studies and the seven reviews are not appraised) against the criteria of Table S4. M = met, P = partly met, N = not met; n/a = not applicable (quantum-inspired algorithms on classical hardware). [Q4 and Q6 for the 3 studies marked [ ] to be completed once their full texts are obtained].</w:t>
       </w:r>
     </w:p>
     <w:tbl>
@@ -10472,7 +10501,7 @@
         <w:tblW w:type="pct" w:w="1500"/>
         <w:tblLook w:firstRow="1" w:lastRow="0" w:firstColumn="0" w:lastColumn="0" w:noHBand="0" w:noVBand="0" w:val="0020"/>
         <w:jc w:val="start"/>
-        <w:tblCaption w:val="Table S5. Quality appraisal of the 59 graded application studies (the six purely theoretical L1 studies and the seven reviews are not appraised) against the criteria of Table S4. M = met, P = partly met, N = not met; n/a = not applicable (quantum-inspired algorithms on classical hardware). [Q4 and Q6 for the 16 studies marked [ ] to be completed once their full texts are obtained]."/>
+        <w:tblCaption w:val="Table S5. Quality appraisal of the 59 graded application studies (the six purely theoretical L1 studies and the seven reviews are not appraised) against the criteria of Table S4. M = met, P = partly met, N = not met; n/a = not applicable (quantum-inspired algorithms on classical hardware). [Q4 and Q6 for the 3 studies marked [ ] to be completed once their full texts are obtained]."/>
       </w:tblPr>
       <w:tblGrid>
         <w:gridCol w:w="2376"/>
@@ -12125,14 +12154,6 @@
           <w:p>
             <w:pPr>
               <w:pStyle w:val="Compact"/>
-            </w:pPr>
-          </w:p>
-        </w:tc>
-        <w:tc>
-          <w:tcPr/>
-          <w:p>
-            <w:pPr>
-              <w:pStyle w:val="Compact"/>
               <w:jc w:val="left"/>
             </w:pPr>
             <w:r>
@@ -12145,7 +12166,23 @@
           <w:p>
             <w:pPr>
               <w:pStyle w:val="Compact"/>
-            </w:pPr>
+              <w:jc w:val="left"/>
+            </w:pPr>
+            <w:r>
+              <w:t xml:space="preserve">M</w:t>
+            </w:r>
+          </w:p>
+        </w:tc>
+        <w:tc>
+          <w:tcPr/>
+          <w:p>
+            <w:pPr>
+              <w:pStyle w:val="Compact"/>
+              <w:jc w:val="left"/>
+            </w:pPr>
+            <w:r>
+              <w:t xml:space="preserve">P</w:t>
+            </w:r>
           </w:p>
         </w:tc>
         <w:tc>
@@ -12337,27 +12374,35 @@
           <w:p>
             <w:pPr>
               <w:pStyle w:val="Compact"/>
-            </w:pPr>
-          </w:p>
-        </w:tc>
-        <w:tc>
-          <w:tcPr/>
-          <w:p>
-            <w:pPr>
-              <w:pStyle w:val="Compact"/>
-              <w:jc w:val="left"/>
-            </w:pPr>
-            <w:r>
-              <w:t xml:space="preserve">P</w:t>
-            </w:r>
-          </w:p>
-        </w:tc>
-        <w:tc>
-          <w:tcPr/>
-          <w:p>
-            <w:pPr>
-              <w:pStyle w:val="Compact"/>
-            </w:pPr>
+              <w:jc w:val="left"/>
+            </w:pPr>
+            <w:r>
+              <w:t xml:space="preserve">P</w:t>
+            </w:r>
+          </w:p>
+        </w:tc>
+        <w:tc>
+          <w:tcPr/>
+          <w:p>
+            <w:pPr>
+              <w:pStyle w:val="Compact"/>
+              <w:jc w:val="left"/>
+            </w:pPr>
+            <w:r>
+              <w:t xml:space="preserve">P</w:t>
+            </w:r>
+          </w:p>
+        </w:tc>
+        <w:tc>
+          <w:tcPr/>
+          <w:p>
+            <w:pPr>
+              <w:pStyle w:val="Compact"/>
+              <w:jc w:val="left"/>
+            </w:pPr>
+            <w:r>
+              <w:t xml:space="preserve">P</w:t>
+            </w:r>
           </w:p>
         </w:tc>
         <w:tc>
@@ -12769,27 +12814,35 @@
           <w:p>
             <w:pPr>
               <w:pStyle w:val="Compact"/>
-            </w:pPr>
-          </w:p>
-        </w:tc>
-        <w:tc>
-          <w:tcPr/>
-          <w:p>
-            <w:pPr>
-              <w:pStyle w:val="Compact"/>
-              <w:jc w:val="left"/>
-            </w:pPr>
-            <w:r>
-              <w:t xml:space="preserve">P</w:t>
-            </w:r>
-          </w:p>
-        </w:tc>
-        <w:tc>
-          <w:tcPr/>
-          <w:p>
-            <w:pPr>
-              <w:pStyle w:val="Compact"/>
-            </w:pPr>
+              <w:jc w:val="left"/>
+            </w:pPr>
+            <w:r>
+              <w:t xml:space="preserve">P</w:t>
+            </w:r>
+          </w:p>
+        </w:tc>
+        <w:tc>
+          <w:tcPr/>
+          <w:p>
+            <w:pPr>
+              <w:pStyle w:val="Compact"/>
+              <w:jc w:val="left"/>
+            </w:pPr>
+            <w:r>
+              <w:t xml:space="preserve">P</w:t>
+            </w:r>
+          </w:p>
+        </w:tc>
+        <w:tc>
+          <w:tcPr/>
+          <w:p>
+            <w:pPr>
+              <w:pStyle w:val="Compact"/>
+              <w:jc w:val="left"/>
+            </w:pPr>
+            <w:r>
+              <w:t xml:space="preserve">P</w:t>
+            </w:r>
           </w:p>
         </w:tc>
         <w:tc>
@@ -13421,27 +13474,35 @@
           <w:p>
             <w:pPr>
               <w:pStyle w:val="Compact"/>
-            </w:pPr>
-          </w:p>
-        </w:tc>
-        <w:tc>
-          <w:tcPr/>
-          <w:p>
-            <w:pPr>
-              <w:pStyle w:val="Compact"/>
-              <w:jc w:val="left"/>
-            </w:pPr>
-            <w:r>
-              <w:t xml:space="preserve">P</w:t>
-            </w:r>
-          </w:p>
-        </w:tc>
-        <w:tc>
-          <w:tcPr/>
-          <w:p>
-            <w:pPr>
-              <w:pStyle w:val="Compact"/>
-            </w:pPr>
+              <w:jc w:val="left"/>
+            </w:pPr>
+            <w:r>
+              <w:t xml:space="preserve">P</w:t>
+            </w:r>
+          </w:p>
+        </w:tc>
+        <w:tc>
+          <w:tcPr/>
+          <w:p>
+            <w:pPr>
+              <w:pStyle w:val="Compact"/>
+              <w:jc w:val="left"/>
+            </w:pPr>
+            <w:r>
+              <w:t xml:space="preserve">P</w:t>
+            </w:r>
+          </w:p>
+        </w:tc>
+        <w:tc>
+          <w:tcPr/>
+          <w:p>
+            <w:pPr>
+              <w:pStyle w:val="Compact"/>
+              <w:jc w:val="left"/>
+            </w:pPr>
+            <w:r>
+              <w:t xml:space="preserve">P</w:t>
+            </w:r>
           </w:p>
         </w:tc>
         <w:tc>
@@ -13523,27 +13584,35 @@
           <w:p>
             <w:pPr>
               <w:pStyle w:val="Compact"/>
-            </w:pPr>
-          </w:p>
-        </w:tc>
-        <w:tc>
-          <w:tcPr/>
-          <w:p>
-            <w:pPr>
-              <w:pStyle w:val="Compact"/>
-              <w:jc w:val="left"/>
-            </w:pPr>
-            <w:r>
-              <w:t xml:space="preserve">P</w:t>
-            </w:r>
-          </w:p>
-        </w:tc>
-        <w:tc>
-          <w:tcPr/>
-          <w:p>
-            <w:pPr>
-              <w:pStyle w:val="Compact"/>
-            </w:pPr>
+              <w:jc w:val="left"/>
+            </w:pPr>
+            <w:r>
+              <w:t xml:space="preserve">P</w:t>
+            </w:r>
+          </w:p>
+        </w:tc>
+        <w:tc>
+          <w:tcPr/>
+          <w:p>
+            <w:pPr>
+              <w:pStyle w:val="Compact"/>
+              <w:jc w:val="left"/>
+            </w:pPr>
+            <w:r>
+              <w:t xml:space="preserve">P</w:t>
+            </w:r>
+          </w:p>
+        </w:tc>
+        <w:tc>
+          <w:tcPr/>
+          <w:p>
+            <w:pPr>
+              <w:pStyle w:val="Compact"/>
+              <w:jc w:val="left"/>
+            </w:pPr>
+            <w:r>
+              <w:t xml:space="preserve">P</w:t>
+            </w:r>
           </w:p>
         </w:tc>
         <w:tc>
@@ -13625,7 +13694,11 @@
           <w:p>
             <w:pPr>
               <w:pStyle w:val="Compact"/>
-            </w:pPr>
+              <w:jc w:val="left"/>
+            </w:pPr>
+            <w:r>
+              <w:t xml:space="preserve">P</w:t>
+            </w:r>
           </w:p>
         </w:tc>
         <w:tc>
@@ -13645,7 +13718,11 @@
           <w:p>
             <w:pPr>
               <w:pStyle w:val="Compact"/>
-            </w:pPr>
+              <w:jc w:val="left"/>
+            </w:pPr>
+            <w:r>
+              <w:t xml:space="preserve">P</w:t>
+            </w:r>
           </w:p>
         </w:tc>
         <w:tc>
@@ -13727,14 +13804,6 @@
           <w:p>
             <w:pPr>
               <w:pStyle w:val="Compact"/>
-            </w:pPr>
-          </w:p>
-        </w:tc>
-        <w:tc>
-          <w:tcPr/>
-          <w:p>
-            <w:pPr>
-              <w:pStyle w:val="Compact"/>
               <w:jc w:val="left"/>
             </w:pPr>
             <w:r>
@@ -13747,7 +13816,23 @@
           <w:p>
             <w:pPr>
               <w:pStyle w:val="Compact"/>
-            </w:pPr>
+              <w:jc w:val="left"/>
+            </w:pPr>
+            <w:r>
+              <w:t xml:space="preserve">M</w:t>
+            </w:r>
+          </w:p>
+        </w:tc>
+        <w:tc>
+          <w:tcPr/>
+          <w:p>
+            <w:pPr>
+              <w:pStyle w:val="Compact"/>
+              <w:jc w:val="left"/>
+            </w:pPr>
+            <w:r>
+              <w:t xml:space="preserve">P</w:t>
+            </w:r>
           </w:p>
         </w:tc>
         <w:tc>
@@ -14049,27 +14134,35 @@
           <w:p>
             <w:pPr>
               <w:pStyle w:val="Compact"/>
-            </w:pPr>
-          </w:p>
-        </w:tc>
-        <w:tc>
-          <w:tcPr/>
-          <w:p>
-            <w:pPr>
-              <w:pStyle w:val="Compact"/>
-              <w:jc w:val="left"/>
-            </w:pPr>
-            <w:r>
-              <w:t xml:space="preserve">P</w:t>
-            </w:r>
-          </w:p>
-        </w:tc>
-        <w:tc>
-          <w:tcPr/>
-          <w:p>
-            <w:pPr>
-              <w:pStyle w:val="Compact"/>
-            </w:pPr>
+              <w:jc w:val="left"/>
+            </w:pPr>
+            <w:r>
+              <w:t xml:space="preserve">P</w:t>
+            </w:r>
+          </w:p>
+        </w:tc>
+        <w:tc>
+          <w:tcPr/>
+          <w:p>
+            <w:pPr>
+              <w:pStyle w:val="Compact"/>
+              <w:jc w:val="left"/>
+            </w:pPr>
+            <w:r>
+              <w:t xml:space="preserve">P</w:t>
+            </w:r>
+          </w:p>
+        </w:tc>
+        <w:tc>
+          <w:tcPr/>
+          <w:p>
+            <w:pPr>
+              <w:pStyle w:val="Compact"/>
+              <w:jc w:val="left"/>
+            </w:pPr>
+            <w:r>
+              <w:t xml:space="preserve">M</w:t>
+            </w:r>
           </w:p>
         </w:tc>
         <w:tc>
@@ -14591,27 +14684,35 @@
           <w:p>
             <w:pPr>
               <w:pStyle w:val="Compact"/>
-            </w:pPr>
-          </w:p>
-        </w:tc>
-        <w:tc>
-          <w:tcPr/>
-          <w:p>
-            <w:pPr>
-              <w:pStyle w:val="Compact"/>
-              <w:jc w:val="left"/>
-            </w:pPr>
-            <w:r>
-              <w:t xml:space="preserve">P</w:t>
-            </w:r>
-          </w:p>
-        </w:tc>
-        <w:tc>
-          <w:tcPr/>
-          <w:p>
-            <w:pPr>
-              <w:pStyle w:val="Compact"/>
-            </w:pPr>
+              <w:jc w:val="left"/>
+            </w:pPr>
+            <w:r>
+              <w:t xml:space="preserve">P</w:t>
+            </w:r>
+          </w:p>
+        </w:tc>
+        <w:tc>
+          <w:tcPr/>
+          <w:p>
+            <w:pPr>
+              <w:pStyle w:val="Compact"/>
+              <w:jc w:val="left"/>
+            </w:pPr>
+            <w:r>
+              <w:t xml:space="preserve">P</w:t>
+            </w:r>
+          </w:p>
+        </w:tc>
+        <w:tc>
+          <w:tcPr/>
+          <w:p>
+            <w:pPr>
+              <w:pStyle w:val="Compact"/>
+              <w:jc w:val="left"/>
+            </w:pPr>
+            <w:r>
+              <w:t xml:space="preserve">P</w:t>
+            </w:r>
           </w:p>
         </w:tc>
         <w:tc>
@@ -14693,27 +14794,35 @@
           <w:p>
             <w:pPr>
               <w:pStyle w:val="Compact"/>
-            </w:pPr>
-          </w:p>
-        </w:tc>
-        <w:tc>
-          <w:tcPr/>
-          <w:p>
-            <w:pPr>
-              <w:pStyle w:val="Compact"/>
-              <w:jc w:val="left"/>
-            </w:pPr>
-            <w:r>
-              <w:t xml:space="preserve">P</w:t>
-            </w:r>
-          </w:p>
-        </w:tc>
-        <w:tc>
-          <w:tcPr/>
-          <w:p>
-            <w:pPr>
-              <w:pStyle w:val="Compact"/>
-            </w:pPr>
+              <w:jc w:val="left"/>
+            </w:pPr>
+            <w:r>
+              <w:t xml:space="preserve">P</w:t>
+            </w:r>
+          </w:p>
+        </w:tc>
+        <w:tc>
+          <w:tcPr/>
+          <w:p>
+            <w:pPr>
+              <w:pStyle w:val="Compact"/>
+              <w:jc w:val="left"/>
+            </w:pPr>
+            <w:r>
+              <w:t xml:space="preserve">P</w:t>
+            </w:r>
+          </w:p>
+        </w:tc>
+        <w:tc>
+          <w:tcPr/>
+          <w:p>
+            <w:pPr>
+              <w:pStyle w:val="Compact"/>
+              <w:jc w:val="left"/>
+            </w:pPr>
+            <w:r>
+              <w:t xml:space="preserve">P</w:t>
+            </w:r>
           </w:p>
         </w:tc>
         <w:tc>
@@ -15345,14 +15454,6 @@
           <w:p>
             <w:pPr>
               <w:pStyle w:val="Compact"/>
-            </w:pPr>
-          </w:p>
-        </w:tc>
-        <w:tc>
-          <w:tcPr/>
-          <w:p>
-            <w:pPr>
-              <w:pStyle w:val="Compact"/>
               <w:jc w:val="left"/>
             </w:pPr>
             <w:r>
@@ -15365,7 +15466,23 @@
           <w:p>
             <w:pPr>
               <w:pStyle w:val="Compact"/>
-            </w:pPr>
+              <w:jc w:val="left"/>
+            </w:pPr>
+            <w:r>
+              <w:t xml:space="preserve">M</w:t>
+            </w:r>
+          </w:p>
+        </w:tc>
+        <w:tc>
+          <w:tcPr/>
+          <w:p>
+            <w:pPr>
+              <w:pStyle w:val="Compact"/>
+              <w:jc w:val="left"/>
+            </w:pPr>
+            <w:r>
+              <w:t xml:space="preserve">P</w:t>
+            </w:r>
           </w:p>
         </w:tc>
         <w:tc>
@@ -15997,14 +16114,6 @@
           <w:p>
             <w:pPr>
               <w:pStyle w:val="Compact"/>
-            </w:pPr>
-          </w:p>
-        </w:tc>
-        <w:tc>
-          <w:tcPr/>
-          <w:p>
-            <w:pPr>
-              <w:pStyle w:val="Compact"/>
               <w:jc w:val="left"/>
             </w:pPr>
             <w:r>
@@ -16017,7 +16126,23 @@
           <w:p>
             <w:pPr>
               <w:pStyle w:val="Compact"/>
-            </w:pPr>
+              <w:jc w:val="left"/>
+            </w:pPr>
+            <w:r>
+              <w:t xml:space="preserve">M</w:t>
+            </w:r>
+          </w:p>
+        </w:tc>
+        <w:tc>
+          <w:tcPr/>
+          <w:p>
+            <w:pPr>
+              <w:pStyle w:val="Compact"/>
+              <w:jc w:val="left"/>
+            </w:pPr>
+            <w:r>
+              <w:t xml:space="preserve">P</w:t>
+            </w:r>
           </w:p>
         </w:tc>
         <w:tc>
@@ -16539,27 +16664,35 @@
           <w:p>
             <w:pPr>
               <w:pStyle w:val="Compact"/>
-            </w:pPr>
-          </w:p>
-        </w:tc>
-        <w:tc>
-          <w:tcPr/>
-          <w:p>
-            <w:pPr>
-              <w:pStyle w:val="Compact"/>
-              <w:jc w:val="left"/>
-            </w:pPr>
-            <w:r>
-              <w:t xml:space="preserve">P</w:t>
-            </w:r>
-          </w:p>
-        </w:tc>
-        <w:tc>
-          <w:tcPr/>
-          <w:p>
-            <w:pPr>
-              <w:pStyle w:val="Compact"/>
-            </w:pPr>
+              <w:jc w:val="left"/>
+            </w:pPr>
+            <w:r>
+              <w:t xml:space="preserve">P</w:t>
+            </w:r>
+          </w:p>
+        </w:tc>
+        <w:tc>
+          <w:tcPr/>
+          <w:p>
+            <w:pPr>
+              <w:pStyle w:val="Compact"/>
+              <w:jc w:val="left"/>
+            </w:pPr>
+            <w:r>
+              <w:t xml:space="preserve">P</w:t>
+            </w:r>
+          </w:p>
+        </w:tc>
+        <w:tc>
+          <w:tcPr/>
+          <w:p>
+            <w:pPr>
+              <w:pStyle w:val="Compact"/>
+              <w:jc w:val="left"/>
+            </w:pPr>
+            <w:r>
+              <w:t xml:space="preserve">P</w:t>
+            </w:r>
           </w:p>
         </w:tc>
         <w:tc>

--- a/github/k/Survey1_ACM_CSUR_Supplementary_Material.docx
+++ b/github/k/Survey1_ACM_CSUR_Supplementary_Material.docx
@@ -8822,7 +8822,7 @@
               <w:jc w:val="left"/>
             </w:pPr>
             <w:r>
-              <w:t xml:space="preserve">Primary studies: 72 (65 empirical or theoretical studies and 7 reviews). Foundational works cited for context: 106. Related quantum computer-vision studies discussed but not graded (Section 10.4 of the main article): 6. Total references: 182.</w:t>
+              <w:t xml:space="preserve">Primary studies: 72 (65 empirical or theoretical studies and 7 reviews). Foundational works cited for context: 106. Related quantum computer-vision studies discussed but not graded (Section 10.4 of the main article): 6. Total references: 184.</w:t>
             </w:r>
           </w:p>
         </w:tc>

--- a/github/k/Survey1_ACM_CSUR_Supplementary_Material.docx
+++ b/github/k/Survey1_ACM_CSUR_Supplementary_Material.docx
@@ -8609,7 +8609,7 @@
         <w:t xml:space="preserve"> </w:t>
       </w:r>
       <w:r>
-        <w:t xml:space="preserve">PRISMA 2020 flow of records.</w:t>
+        <w:t xml:space="preserve">PRISMA 2020 flow of records. The searches were run iteratively and the number of records at each stage was not logged, so only the stages and the final counts are reported.</w:t>
       </w:r>
     </w:p>
     <w:tbl>
@@ -8618,7 +8618,7 @@
         <w:tblW w:type="pct" w:w="5000"/>
         <w:tblLook w:firstRow="1" w:lastRow="0" w:firstColumn="0" w:lastColumn="0" w:noHBand="0" w:noVBand="0" w:val="0020"/>
         <w:jc w:val="start"/>
-        <w:tblCaption w:val="Table S2. PRISMA 2020 flow of records."/>
+        <w:tblCaption w:val="Table S2. PRISMA 2020 flow of records. The searches were run iteratively and the number of records at each stage was not logged, so only the stages and the final counts are reported."/>
       </w:tblPr>
       <w:tblGrid>
         <w:gridCol w:w="1425"/>
@@ -8682,7 +8682,7 @@
               <w:jc w:val="left"/>
             </w:pPr>
             <w:r>
-              <w:t xml:space="preserve">Records identified from databases: [n] (IEEE Xplore [n]; ACM DL [n]; Scopus [n]; Web of Science [n]; SpringerLink [n]; ScienceDirect [n]; arXiv [n]). Records from snowballing and other sources: [n].</w:t>
+              <w:t xml:space="preserve">Records identified from databases (IEEE Xplore, ACM DL, Scopus, Web of Science, SpringerLink, ScienceDirect, arXiv; strings in Table S6): not logged. Records from other methods: reference chasing (not counted separately) and targeted searches, which contributed 12 of the primary studies.</w:t>
             </w:r>
           </w:p>
         </w:tc>
@@ -8693,28 +8693,6 @@
           <w:p>
             <w:pPr>
               <w:pStyle w:val="Compact"/>
-            </w:pPr>
-          </w:p>
-        </w:tc>
-        <w:tc>
-          <w:tcPr/>
-          <w:p>
-            <w:pPr>
-              <w:pStyle w:val="Compact"/>
-              <w:jc w:val="left"/>
-            </w:pPr>
-            <w:r>
-              <w:t xml:space="preserve">Records removed before screening (duplicates): [n].</w:t>
-            </w:r>
-          </w:p>
-        </w:tc>
-      </w:tr>
-      <w:tr>
-        <w:tc>
-          <w:tcPr/>
-          <w:p>
-            <w:pPr>
-              <w:pStyle w:val="Compact"/>
               <w:jc w:val="left"/>
             </w:pPr>
             <w:r>
@@ -8730,55 +8708,7 @@
               <w:jc w:val="left"/>
             </w:pPr>
             <w:r>
-              <w:t xml:space="preserve">Records screened by title and abstract: [n]; records excluded: [n].</w:t>
-            </w:r>
-          </w:p>
-        </w:tc>
-      </w:tr>
-      <w:tr>
-        <w:tc>
-          <w:tcPr/>
-          <w:p>
-            <w:pPr>
-              <w:pStyle w:val="Compact"/>
-            </w:pPr>
-          </w:p>
-        </w:tc>
-        <w:tc>
-          <w:tcPr/>
-          <w:p>
-            <w:pPr>
-              <w:pStyle w:val="Compact"/>
-              <w:jc w:val="left"/>
-            </w:pPr>
-            <w:r>
-              <w:t xml:space="preserve">Reports sought for retrieval: [n]; reports not retrieved: [n].</w:t>
-            </w:r>
-          </w:p>
-        </w:tc>
-      </w:tr>
-      <w:tr>
-        <w:tc>
-          <w:tcPr/>
-          <w:p>
-            <w:pPr>
-              <w:pStyle w:val="Compact"/>
-              <w:jc w:val="left"/>
-            </w:pPr>
-            <w:r>
-              <w:t xml:space="preserve">Eligibility</w:t>
-            </w:r>
-          </w:p>
-        </w:tc>
-        <w:tc>
-          <w:tcPr/>
-          <w:p>
-            <w:pPr>
-              <w:pStyle w:val="Compact"/>
-              <w:jc w:val="left"/>
-            </w:pPr>
-            <w:r>
-              <w:t xml:space="preserve">Reports assessed in full text: [n]; reports excluded, with reasons: metaphorical use of</w:t>
+              <w:t xml:space="preserve">Records screened on title and abstract, then reports assessed in full text, by one reviewer against criteria I1–I3 and E1–E4; the numbers excluded at each stage were not logged. Reasons for exclusion at full text: metaphorical use of</w:t>
             </w:r>
             <w:r>
               <w:t xml:space="preserve"> </w:t>
@@ -8796,7 +8726,7 @@
               <w:t xml:space="preserve"> </w:t>
             </w:r>
             <w:r>
-              <w:t xml:space="preserve">(E1) [n]; not in English (E2) [n]; duplicate or earlier version (E3) [n]; no robotic application (E4) [n].</w:t>
+              <w:t xml:space="preserve">(E1), not in English (E2), duplicate or earlier version (E3), no robotic application (E4).</w:t>
             </w:r>
           </w:p>
         </w:tc>
@@ -8891,7 +8821,7 @@
         <w:t xml:space="preserve"> </w:t>
       </w:r>
       <w:r>
-        <w:t xml:space="preserve">PRISMA 2020 flow diagram (counts as in Table S2).</w:t>
+        <w:t xml:space="preserve">PRISMA 2020 flow diagram. Stages for which the number of records was not logged are marked as such (see Table S2).</w:t>
       </w:r>
     </w:p>
     <w:bookmarkStart w:id="25" w:name="tab:prisma"/>
@@ -9658,7 +9588,7 @@
               <w:jc w:val="left"/>
             </w:pPr>
             <w:r>
-              <w:t xml:space="preserve">Limitation column of Table S1; Sections 4–10</w:t>
+              <w:t xml:space="preserve">Table S5; Limitation column of Table S1; Sections 4–10</w:t>
             </w:r>
           </w:p>
         </w:tc>
@@ -9886,7 +9816,7 @@
               <w:jc w:val="left"/>
             </w:pPr>
             <w:r>
-              <w:t xml:space="preserve">[registration or protocol statement]</w:t>
+              <w:t xml:space="preserve">The review protocol was not registered</w:t>
             </w:r>
           </w:p>
         </w:tc>
@@ -17733,7 +17663,7 @@
               <w:jc w:val="left"/>
             </w:pPr>
             <w:r>
-              <w:t xml:space="preserve">Core string in All Metadata; 1982-[year]; [n] hits</w:t>
+              <w:t xml:space="preserve">Core string in All Metadata; 1982 to October 2026</w:t>
             </w:r>
           </w:p>
         </w:tc>
@@ -17759,7 +17689,7 @@
               <w:jc w:val="left"/>
             </w:pPr>
             <w:r>
-              <w:t xml:space="preserve">Core string in Title, Abstract, Keywords; [n] hits</w:t>
+              <w:t xml:space="preserve">Core string in Title, Abstract, Keywords</w:t>
             </w:r>
           </w:p>
         </w:tc>
@@ -17785,7 +17715,7 @@
               <w:jc w:val="left"/>
             </w:pPr>
             <w:r>
-              <w:t xml:space="preserve">TITLE-ABS-KEY(core string); [n] hits</w:t>
+              <w:t xml:space="preserve">TITLE-ABS-KEY(core string)</w:t>
             </w:r>
           </w:p>
         </w:tc>
@@ -17811,7 +17741,7 @@
               <w:jc w:val="left"/>
             </w:pPr>
             <w:r>
-              <w:t xml:space="preserve">TS=(core string); [n] hits</w:t>
+              <w:t xml:space="preserve">TS=(core string)</w:t>
             </w:r>
           </w:p>
         </w:tc>
@@ -17837,7 +17767,7 @@
               <w:jc w:val="left"/>
             </w:pPr>
             <w:r>
-              <w:t xml:space="preserve">Core string in full text, restricted to articles and conference papers; [n] hits</w:t>
+              <w:t xml:space="preserve">Core string in full text, restricted to articles and conference papers</w:t>
             </w:r>
           </w:p>
         </w:tc>
@@ -17863,7 +17793,7 @@
               <w:jc w:val="left"/>
             </w:pPr>
             <w:r>
-              <w:t xml:space="preserve">Categories quant-ph, cs.RO, cs.LG; title and abstract terms from the core string; [n] hits</w:t>
+              <w:t xml:space="preserve">Categories quant-ph, cs.RO, cs.LG; title and abstract terms from the core string</w:t>
             </w:r>
           </w:p>
         </w:tc>
@@ -17971,9 +17901,6 @@
             </w:r>
             <w:r>
               <w:fldChar w:fldCharType="end"/>
-            </w:r>
-            <w:r>
-              <w:t xml:space="preserve">; [n] additional records</w:t>
             </w:r>
           </w:p>
         </w:tc>

--- a/github/k/Survey1_ACM_CSUR_Supplementary_Material.docx
+++ b/github/k/Survey1_ACM_CSUR_Supplementary_Material.docx
@@ -8752,7 +8752,7 @@
               <w:jc w:val="left"/>
             </w:pPr>
             <w:r>
-              <w:t xml:space="preserve">Primary studies: 72 (65 empirical or theoretical studies and 7 reviews). Foundational works cited for context: 106. Related quantum computer-vision studies discussed but not graded (Section 10.4 of the main article): 6. Total references: 184.</w:t>
+              <w:t xml:space="preserve">Primary studies: 72 (65 empirical or theoretical studies and 7 reviews). Foundational works cited for context: 107. Related quantum computer-vision studies discussed but not graded (Section 10.4 of the main article): 6. Total references: 185.</w:t>
             </w:r>
           </w:p>
         </w:tc>

--- a/github/k/Survey1_ACM_CSUR_Supplementary_Material.docx
+++ b/github/k/Survey1_ACM_CSUR_Supplementary_Material.docx
@@ -9132,7 +9132,7 @@
               <w:jc w:val="left"/>
             </w:pPr>
             <w:r>
-              <w:t xml:space="preserve">Section 3.2; Table S4</w:t>
+              <w:t xml:space="preserve">Section 3.2; Table S6</w:t>
             </w:r>
           </w:p>
         </w:tc>
@@ -9170,7 +9170,7 @@
               <w:jc w:val="left"/>
             </w:pPr>
             <w:r>
-              <w:t xml:space="preserve">Table S4</w:t>
+              <w:t xml:space="preserve">Table S6</w:t>
             </w:r>
           </w:p>
         </w:tc>
@@ -9322,7 +9322,7 @@
               <w:jc w:val="left"/>
             </w:pPr>
             <w:r>
-              <w:t xml:space="preserve">Section 3.5; criteria in Table S3</w:t>
+              <w:t xml:space="preserve">Section 3.5; criteria in Table S4</w:t>
             </w:r>
           </w:p>
         </w:tc>

--- a/github/k/Survey1_ACM_CSUR_Supplementary_Material.docx
+++ b/github/k/Survey1_ACM_CSUR_Supplementary_Material.docx
@@ -6351,7 +6351,7 @@
               <w:fldChar w:fldCharType="begin"/>
             </w:r>
             <w:r>
-              <w:instrText xml:space="preserve">ADDIN CSL_CITATION {"citationID":"MENDELEY_CITATION_53","citationItems":[{"id":"ITEM-53","isTemporary":false,"itemData":{"DOI":"10.48550/arXiv.2103.09378","URL":"https://arxiv.org/abs/2103.09378","author":[{"family":"Wang","given":"Xuezhi"},{"family":"Kealy","given":"Allison"},{"family":"Gilliam","given":"Christopher"},{"family":"Haine","given":"Simon"},{"family":"Close","given":"John"},{"family":"Moran","given":"Bill"},{"family":"Talbot","given":"Kyle"},{"family":"Williams","given":"Simon"},{"family":"Hardman","given":"Kyle"},{"family":"Freier","given":"Chris"},{"family":"Wigley","given":"Paul"},{"family":"White","given":"Angela"},{"family":"Szigeti","given":"Stuart"},{"family":"Legge","given":"Sam"}],"id":"Wang2021","issued":{"date-parts":[[2021]]},"title":"Enhancing inertial navigation performance via fusion of classical and quantum accelerometers","type":""},"suppress-author":false}],"isEdited":false,"manualOverride":{"citeprocText":"Xuezhi Wang et al. (2021)","isManuallyOverridden":false,"manualOverrideText":""},"mendeley":{"formattedCitation":"Xuezhi Wang et al. (2021)","plainTextFormattedCitation":"Xuezhi Wang et al. (2021)","previouslyFormattedCitation":"Xuezhi Wang et al. (2021)"},"properties":{"noteIndex":0},"schema":"https://github.com/citation-style-language/schema/raw/master/csl-citation.json"}</w:instrText>
+              <w:instrText xml:space="preserve">ADDIN CSL_CITATION {"citationID":"MENDELEY_CITATION_53","citationItems":[{"id":"ITEM-53","isTemporary":false,"itemData":{"DOI":"10.48550/arXiv.2103.09378","URL":"https://arxiv.org/abs/2103.09378","author":[{"family":"Wang","given":"Xuezhi"},{"family":"Kealy","given":"Allison"},{"family":"Gilliam","given":"Christopher"},{"family":"Haine","given":"Simon"},{"family":"Close","given":"John"},{"family":"Moran","given":"Bill"},{"family":"Talbot","given":"Kyle"},{"family":"Williams","given":"Simon"},{"family":"Hardman","given":"Kyle"},{"family":"Freier","given":"Chris"},{"family":"Wigley","given":"Paul"},{"family":"White","given":"Angela"},{"family":"Szigeti","given":"Stuart"},{"family":"Legge","given":"Sam"}],"id":"Wang2021","issued":{"date-parts":[[2021]]},"note":"Revised version published as “Improving measurement performance via fusion of classical and quantum accelerometers,” The Journal of Navigation 76(1):91–102, 2023, doi:10.1017/S0373463322000637","title":"Enhancing inertial navigation performance via fusion of classical and quantum accelerometers","type":""},"suppress-author":false}],"isEdited":false,"manualOverride":{"citeprocText":"Xuezhi Wang et al. (2021)","isManuallyOverridden":false,"manualOverrideText":""},"mendeley":{"formattedCitation":"Xuezhi Wang et al. (2021)","plainTextFormattedCitation":"Xuezhi Wang et al. (2021)","previouslyFormattedCitation":"Xuezhi Wang et al. (2021)"},"properties":{"noteIndex":0},"schema":"https://github.com/citation-style-language/schema/raw/master/csl-citation.json"}</w:instrText>
             </w:r>
             <w:r>
               <w:fldChar w:fldCharType="separate"/>
@@ -9907,7 +9907,7 @@
               <w:jc w:val="left"/>
             </w:pPr>
             <w:r>
-              <w:t xml:space="preserve">[declaration]</w:t>
+              <w:t xml:space="preserve">The authors declare no competing interests</w:t>
             </w:r>
           </w:p>
         </w:tc>
@@ -15440,7 +15440,7 @@
               <w:fldChar w:fldCharType="begin"/>
             </w:r>
             <w:r>
-              <w:instrText xml:space="preserve">ADDIN CSL_CITATION {"citationID":"MENDELEY_CITATION_116","citationItems":[{"id":"ITEM-116","isTemporary":false,"itemData":{"DOI":"10.48550/arXiv.2103.09378","URL":"https://arxiv.org/abs/2103.09378","author":[{"family":"Wang","given":"Xuezhi"},{"family":"Kealy","given":"Allison"},{"family":"Gilliam","given":"Christopher"},{"family":"Haine","given":"Simon"},{"family":"Close","given":"John"},{"family":"Moran","given":"Bill"},{"family":"Talbot","given":"Kyle"},{"family":"Williams","given":"Simon"},{"family":"Hardman","given":"Kyle"},{"family":"Freier","given":"Chris"},{"family":"Wigley","given":"Paul"},{"family":"White","given":"Angela"},{"family":"Szigeti","given":"Stuart"},{"family":"Legge","given":"Sam"}],"id":"Wang2021","issued":{"date-parts":[[2021]]},"title":"Enhancing inertial navigation performance via fusion of classical and quantum accelerometers","type":""},"suppress-author":false}],"isEdited":false,"manualOverride":{"citeprocText":"Xuezhi Wang et al. (2021)","isManuallyOverridden":false,"manualOverrideText":""},"mendeley":{"formattedCitation":"Xuezhi Wang et al. (2021)","plainTextFormattedCitation":"Xuezhi Wang et al. (2021)","previouslyFormattedCitation":"Xuezhi Wang et al. (2021)"},"properties":{"noteIndex":0},"schema":"https://github.com/citation-style-language/schema/raw/master/csl-citation.json"}</w:instrText>
+              <w:instrText xml:space="preserve">ADDIN CSL_CITATION {"citationID":"MENDELEY_CITATION_116","citationItems":[{"id":"ITEM-116","isTemporary":false,"itemData":{"DOI":"10.48550/arXiv.2103.09378","URL":"https://arxiv.org/abs/2103.09378","author":[{"family":"Wang","given":"Xuezhi"},{"family":"Kealy","given":"Allison"},{"family":"Gilliam","given":"Christopher"},{"family":"Haine","given":"Simon"},{"family":"Close","given":"John"},{"family":"Moran","given":"Bill"},{"family":"Talbot","given":"Kyle"},{"family":"Williams","given":"Simon"},{"family":"Hardman","given":"Kyle"},{"family":"Freier","given":"Chris"},{"family":"Wigley","given":"Paul"},{"family":"White","given":"Angela"},{"family":"Szigeti","given":"Stuart"},{"family":"Legge","given":"Sam"}],"id":"Wang2021","issued":{"date-parts":[[2021]]},"note":"Revised version published as “Improving measurement performance via fusion of classical and quantum accelerometers,” The Journal of Navigation 76(1):91–102, 2023, doi:10.1017/S0373463322000637","title":"Enhancing inertial navigation performance via fusion of classical and quantum accelerometers","type":""},"suppress-author":false}],"isEdited":false,"manualOverride":{"citeprocText":"Xuezhi Wang et al. (2021)","isManuallyOverridden":false,"manualOverrideText":""},"mendeley":{"formattedCitation":"Xuezhi Wang et al. (2021)","plainTextFormattedCitation":"Xuezhi Wang et al. (2021)","previouslyFormattedCitation":"Xuezhi Wang et al. (2021)"},"properties":{"noteIndex":0},"schema":"https://github.com/citation-style-language/schema/raw/master/csl-citation.json"}</w:instrText>
             </w:r>
             <w:r>
               <w:fldChar w:fldCharType="separate"/>

--- a/github/k/Survey1_ACM_CSUR_Supplementary_Material.docx
+++ b/github/k/Survey1_ACM_CSUR_Supplementary_Material.docx
@@ -135,6 +135,30 @@
         <w:t xml:space="preserve"> </w:t>
       </w:r>
       <w:r>
+        <w:t xml:space="preserve">Department</w:t>
+      </w:r>
+      <w:r>
+        <w:t xml:space="preserve"> </w:t>
+      </w:r>
+      <w:r>
+        <w:t xml:space="preserve">of</w:t>
+      </w:r>
+      <w:r>
+        <w:t xml:space="preserve"> </w:t>
+      </w:r>
+      <w:r>
+        <w:t xml:space="preserve">Mechanical</w:t>
+      </w:r>
+      <w:r>
+        <w:t xml:space="preserve"> </w:t>
+      </w:r>
+      <w:r>
+        <w:t xml:space="preserve">Engineering,</w:t>
+      </w:r>
+      <w:r>
+        <w:t xml:space="preserve"> </w:t>
+      </w:r>
+      <w:r>
         <w:t xml:space="preserve">Amrita</w:t>
       </w:r>
       <w:r>
@@ -186,6 +210,30 @@
       </w:r>
       <w:r>
         <w:t xml:space="preserve">Chauhan,</w:t>
+      </w:r>
+      <w:r>
+        <w:t xml:space="preserve"> </w:t>
+      </w:r>
+      <w:r>
+        <w:t xml:space="preserve">Department</w:t>
+      </w:r>
+      <w:r>
+        <w:t xml:space="preserve"> </w:t>
+      </w:r>
+      <w:r>
+        <w:t xml:space="preserve">of</w:t>
+      </w:r>
+      <w:r>
+        <w:t xml:space="preserve"> </w:t>
+      </w:r>
+      <w:r>
+        <w:t xml:space="preserve">Mechanical</w:t>
+      </w:r>
+      <w:r>
+        <w:t xml:space="preserve"> </w:t>
+      </w:r>
+      <w:r>
+        <w:t xml:space="preserve">Engineering,</w:t>
       </w:r>
       <w:r>
         <w:t xml:space="preserve"> </w:t>

--- a/github/k/Survey1_ACM_CSUR_Supplementary_Material.docx
+++ b/github/k/Survey1_ACM_CSUR_Supplementary_Material.docx
@@ -9902,22 +9902,7 @@
               <w:jc w:val="left"/>
             </w:pPr>
             <w:r>
-              <w:t xml:space="preserve">[funding statement, or</w:t>
-            </w:r>
-            <w:r>
-              <w:t xml:space="preserve"> </w:t>
-            </w:r>
-            <w:r>
-              <w:t xml:space="preserve">“</w:t>
-            </w:r>
-            <w:r>
-              <w:t xml:space="preserve">none</w:t>
-            </w:r>
-            <w:r>
-              <w:t xml:space="preserve">”</w:t>
-            </w:r>
-            <w:r>
-              <w:t xml:space="preserve">]</w:t>
+              <w:t xml:space="preserve">This research received no external funding. It was carried out as part of the authors’ work at Amrita Vishwa Vidyapeetham, Chennai, India.</w:t>
             </w:r>
           </w:p>
         </w:tc>

--- a/github/k/Survey1_ACM_CSUR_Supplementary_Material.docx
+++ b/github/k/Survey1_ACM_CSUR_Supplementary_Material.docx
@@ -564,7 +564,7 @@
               <w:fldChar w:fldCharType="begin"/>
             </w:r>
             <w:r>
-              <w:instrText xml:space="preserve">ADDIN CSL_CITATION {"citationID":"MENDELEY_CITATION_1","citationItems":[{"id":"ITEM-1","isTemporary":false,"itemData":{"DOI":"10.1109/ICRA.2019.8793768","author":[{"family":"Petschnigg","given":"Christina"},{"family":"Brandstötter","given":"Mathias"},{"family":"Pichler","given":"Horst"},{"family":"Hofbaur","given":"Michael W."},{"family":"Dieber","given":"Bernhard"}],"container-title":"Proceedings of the 2019 international conference on robotics and automation (ICRA)","id":"Petschnigg2019","issued":{"date-parts":[[2019]]},"page":"803-810","publisher":"IEEE","title":"Quantum computation in robotic science and applications","type":"paper-conference"},"suppress-author":false}],"isEdited":false,"manualOverride":{"citeprocText":"Petschnigg et al. (2019)","isManuallyOverridden":false,"manualOverrideText":""},"mendeley":{"formattedCitation":"Petschnigg et al. (2019)","plainTextFormattedCitation":"Petschnigg et al. (2019)","previouslyFormattedCitation":"Petschnigg et al. (2019)"},"properties":{"noteIndex":0},"schema":"https://github.com/citation-style-language/schema/raw/master/csl-citation.json"}</w:instrText>
+              <w:instrText xml:space="preserve">ADDIN CSL_CITATION {"citationID":"MENDELEY_CITATION_1","citationItems":[{"id":"ITEM-1","isTemporary":false,"itemData":{"DOI":"10.1109/ICRA.2019.8793768","author":[{"family":"Petschnigg","given":"Christina"},{"family":"Brandstötter","given":"Mathias"},{"family":"Pichler","given":"Horst"},{"family":"Hofbaur","given":"Michael W."},{"family":"Dieber","given":"Bernhard"}],"container-title":"Proceedings of the 2019 international conference on robotics and automation (ICRA)","id":"Petschnigg2019","issued":{"date-parts":[[2019]]},"page":"803-810","publisher":"IEEE","publisher-place":"Piscataway, NJ, USA","title":"Quantum computation in robotic science and applications","type":"paper-conference"},"suppress-author":false}],"isEdited":false,"manualOverride":{"citeprocText":"Petschnigg et al. (2019)","isManuallyOverridden":false,"manualOverrideText":""},"mendeley":{"formattedCitation":"Petschnigg et al. (2019)","plainTextFormattedCitation":"Petschnigg et al. (2019)","previouslyFormattedCitation":"Petschnigg et al. (2019)"},"properties":{"noteIndex":0},"schema":"https://github.com/citation-style-language/schema/raw/master/csl-citation.json"}</w:instrText>
             </w:r>
             <w:r>
               <w:fldChar w:fldCharType="separate"/>
@@ -666,7 +666,7 @@
               <w:fldChar w:fldCharType="begin"/>
             </w:r>
             <w:r>
-              <w:instrText xml:space="preserve">ADDIN CSL_CITATION {"citationID":"MENDELEY_CITATION_2","citationItems":[{"id":"ITEM-2","isTemporary":false,"itemData":{"DOI":"10.2200/S00746ED1V01Y201612QMC010","author":[{"family":"Tandon","given":"Prateek"},{"family":"Lam","given":"Stanley"},{"family":"Shih","given":"Ben"},{"family":"Mehta","given":"Tanay"},{"family":"Mitev","given":"Alex"},{"family":"Ong","given":"Zhiyang"}],"collection-title":"Synthesis lectures on quantum computing","id":"Tandon2017","issued":{"date-parts":[[2017]]},"publisher":"Morgan &amp; Claypool Publishers","title":"Quantum robotics: A primer on current science and future perspectives","title-short":"Quantum robotics","type":"book"},"suppress-author":false}],"isEdited":false,"manualOverride":{"citeprocText":"Tandon et al. (2017)","isManuallyOverridden":false,"manualOverrideText":""},"mendeley":{"formattedCitation":"Tandon et al. (2017)","plainTextFormattedCitation":"Tandon et al. (2017)","previouslyFormattedCitation":"Tandon et al. (2017)"},"properties":{"noteIndex":0},"schema":"https://github.com/citation-style-language/schema/raw/master/csl-citation.json"}</w:instrText>
+              <w:instrText xml:space="preserve">ADDIN CSL_CITATION {"citationID":"MENDELEY_CITATION_2","citationItems":[{"id":"ITEM-2","isTemporary":false,"itemData":{"DOI":"10.2200/S00746ED1V01Y201612QMC010","author":[{"family":"Tandon","given":"Prateek"},{"family":"Lam","given":"Stanley"},{"family":"Shih","given":"Ben"},{"family":"Mehta","given":"Tanay"},{"family":"Mitev","given":"Alex"},{"family":"Ong","given":"Zhiyang"}],"collection-title":"Synthesis lectures on quantum computing","id":"Tandon2017","issued":{"date-parts":[[2017]]},"publisher":"Morgan &amp; Claypool Publishers","publisher-place":"San Rafael, CA, USA","title":"Quantum robotics: A primer on current science and future perspectives","title-short":"Quantum robotics","type":"book"},"suppress-author":false}],"isEdited":false,"manualOverride":{"citeprocText":"Tandon et al. (2017)","isManuallyOverridden":false,"manualOverrideText":""},"mendeley":{"formattedCitation":"Tandon et al. (2017)","plainTextFormattedCitation":"Tandon et al. (2017)","previouslyFormattedCitation":"Tandon et al. (2017)"},"properties":{"noteIndex":0},"schema":"https://github.com/citation-style-language/schema/raw/master/csl-citation.json"}</w:instrText>
             </w:r>
             <w:r>
               <w:fldChar w:fldCharType="separate"/>
@@ -1091,7 +1091,7 @@
               <w:fldChar w:fldCharType="begin"/>
             </w:r>
             <w:r>
-              <w:instrText xml:space="preserve">ADDIN CSL_CITATION {"citationID":"MENDELEY_CITATION_6","citationItems":[{"id":"ITEM-6","isTemporary":false,"itemData":{"DOI":"10.1109/ICAAID68975.2025.11358227","author":[{"family":"Fazilat","given":"Mehdi"},{"family":"Zioui","given":"Nadjet"}],"container-title":"2025 5th international conference on applied automation and industrial diagnostics (ICAAID)","id":"Fazilat2025a","issued":{"date-parts":[[2025]]},"publisher":"IEEE","title":"A brief review on quantum-based control strategies for robotic systems","type":"paper-conference"},"suppress-author":false}],"isEdited":false,"manualOverride":{"citeprocText":"Fazilat and Zioui (2025a)","isManuallyOverridden":false,"manualOverrideText":""},"mendeley":{"formattedCitation":"Fazilat and Zioui (2025a)","plainTextFormattedCitation":"Fazilat and Zioui (2025a)","previouslyFormattedCitation":"Fazilat and Zioui (2025a)"},"properties":{"noteIndex":0},"schema":"https://github.com/citation-style-language/schema/raw/master/csl-citation.json"}</w:instrText>
+              <w:instrText xml:space="preserve">ADDIN CSL_CITATION {"citationID":"MENDELEY_CITATION_6","citationItems":[{"id":"ITEM-6","isTemporary":false,"itemData":{"DOI":"10.1109/ICAAID68975.2025.11358227","author":[{"family":"Fazilat","given":"Mehdi"},{"family":"Zioui","given":"Nadjet"}],"container-title":"2025 5th international conference on applied automation and industrial diagnostics (ICAAID)","id":"Fazilat2025a","issued":{"date-parts":[[2025]]},"publisher":"IEEE","publisher-place":"Piscataway, NJ, USA","title":"A brief review on quantum-based control strategies for robotic systems","type":"paper-conference"},"suppress-author":false}],"isEdited":false,"manualOverride":{"citeprocText":"Fazilat and Zioui (2025a)","isManuallyOverridden":false,"manualOverrideText":""},"mendeley":{"formattedCitation":"Fazilat and Zioui (2025a)","plainTextFormattedCitation":"Fazilat and Zioui (2025a)","previouslyFormattedCitation":"Fazilat and Zioui (2025a)"},"properties":{"noteIndex":0},"schema":"https://github.com/citation-style-language/schema/raw/master/csl-citation.json"}</w:instrText>
             </w:r>
             <w:r>
               <w:fldChar w:fldCharType="separate"/>
@@ -2867,7 +2867,7 @@
               <w:fldChar w:fldCharType="begin"/>
             </w:r>
             <w:r>
-              <w:instrText xml:space="preserve">ADDIN CSL_CITATION {"citationID":"MENDELEY_CITATION_23","citationItems":[{"id":"ITEM-23","isTemporary":false,"itemData":{"DOI":"10.1109/ASE63991.2025.00306","author":[{"family":"Wang","given":"Xinyi"},{"family":"Arcaini","given":"Paolo"},{"family":"Ali","given":"Shaukat"},{"family":"Xu","given":"Qinghua"},{"family":"Peyrucain","given":"Thomas"}],"container-title":"Proceedings of the 40th IEEE/ACM international conference on automated software engineering (ASE)","id":"Wang2025","issued":{"date-parts":[[2025]]},"publisher":"IEEE","title":"Quantum machine learning-based test oracle for autonomous mobile robots","type":"paper-conference"},"suppress-author":false}],"isEdited":false,"manualOverride":{"citeprocText":"Xinyi Wang et al. (2025)","isManuallyOverridden":false,"manualOverrideText":""},"mendeley":{"formattedCitation":"Xinyi Wang et al. (2025)","plainTextFormattedCitation":"Xinyi Wang et al. (2025)","previouslyFormattedCitation":"Xinyi Wang et al. (2025)"},"properties":{"noteIndex":0},"schema":"https://github.com/citation-style-language/schema/raw/master/csl-citation.json"}</w:instrText>
+              <w:instrText xml:space="preserve">ADDIN CSL_CITATION {"citationID":"MENDELEY_CITATION_23","citationItems":[{"id":"ITEM-23","isTemporary":false,"itemData":{"DOI":"10.1109/ASE63991.2025.00306","author":[{"family":"Wang","given":"Xinyi"},{"family":"Arcaini","given":"Paolo"},{"family":"Ali","given":"Shaukat"},{"family":"Xu","given":"Qinghua"},{"family":"Peyrucain","given":"Thomas"}],"container-title":"Proceedings of the 40th IEEE/ACM international conference on automated software engineering (ASE)","id":"Wang2025","issued":{"date-parts":[[2025]]},"publisher":"IEEE","publisher-place":"Piscataway, NJ, USA","title":"Quantum machine learning-based test oracle for autonomous mobile robots","type":"paper-conference"},"suppress-author":false}],"isEdited":false,"manualOverride":{"citeprocText":"Xinyi Wang et al. (2025)","isManuallyOverridden":false,"manualOverrideText":""},"mendeley":{"formattedCitation":"Xinyi Wang et al. (2025)","plainTextFormattedCitation":"Xinyi Wang et al. (2025)","previouslyFormattedCitation":"Xinyi Wang et al. (2025)"},"properties":{"noteIndex":0},"schema":"https://github.com/citation-style-language/schema/raw/master/csl-citation.json"}</w:instrText>
             </w:r>
             <w:r>
               <w:fldChar w:fldCharType="separate"/>
@@ -3405,7 +3405,7 @@
               <w:fldChar w:fldCharType="begin"/>
             </w:r>
             <w:r>
-              <w:instrText xml:space="preserve">ADDIN CSL_CITATION {"citationID":"MENDELEY_CITATION_28","citationItems":[{"id":"ITEM-28","isTemporary":false,"itemData":{"DOI":"10.5220/0013371800003890","ISBN":"978-989-758-737-5","author":[{"family":"Drăgan","given":"Theodora-Augustina"},{"family":"Künzner","given":"Alexander"},{"family":"Wille","given":"Robert"},{"family":"Lorenz","given":"Jeanette Miriam"}],"container-title":"Proceedings of the 17th international conference on agents and artificial intelligence (ICAART 2025)","id":"Dragan2025","issued":{"date-parts":[[2025]]},"page":"807-814","publisher":"SciTePress","title":"Continuous quantum reinforcement learning for robot navigation","type":"paper-conference","volume":"1"},"suppress-author":false}],"isEdited":false,"manualOverride":{"citeprocText":"Drăgan et al. (2025)","isManuallyOverridden":false,"manualOverrideText":""},"mendeley":{"formattedCitation":"Drăgan et al. (2025)","plainTextFormattedCitation":"Drăgan et al. (2025)","previouslyFormattedCitation":"Drăgan et al. (2025)"},"properties":{"noteIndex":0},"schema":"https://github.com/citation-style-language/schema/raw/master/csl-citation.json"}</w:instrText>
+              <w:instrText xml:space="preserve">ADDIN CSL_CITATION {"citationID":"MENDELEY_CITATION_28","citationItems":[{"id":"ITEM-28","isTemporary":false,"itemData":{"DOI":"10.5220/0013371800003890","ISBN":"978-989-758-737-5","author":[{"family":"Drăgan","given":"Theodora-Augustina"},{"family":"Künzner","given":"Alexander"},{"family":"Wille","given":"Robert"},{"family":"Lorenz","given":"Jeanette Miriam"}],"container-title":"Proceedings of the 17th international conference on agents and artificial intelligence (ICAART 2025)","id":"Dragan2025","issued":{"date-parts":[[2025]]},"page":"807-814","publisher":"SciTePress","publisher-place":"Setúbal, Portugal","title":"Continuous quantum reinforcement learning for robot navigation","type":"paper-conference","volume":"1"},"suppress-author":false}],"isEdited":false,"manualOverride":{"citeprocText":"Drăgan et al. (2025)","isManuallyOverridden":false,"manualOverrideText":""},"mendeley":{"formattedCitation":"Drăgan et al. (2025)","plainTextFormattedCitation":"Drăgan et al. (2025)","previouslyFormattedCitation":"Drăgan et al. (2025)"},"properties":{"noteIndex":0},"schema":"https://github.com/citation-style-language/schema/raw/master/csl-citation.json"}</w:instrText>
             </w:r>
             <w:r>
               <w:fldChar w:fldCharType="separate"/>
@@ -5232,7 +5232,7 @@
               <w:fldChar w:fldCharType="begin"/>
             </w:r>
             <w:r>
-              <w:instrText xml:space="preserve">ADDIN CSL_CITATION {"citationID":"MENDELEY_CITATION_43","citationItems":[{"id":"ITEM-43","isTemporary":false,"itemData":{"URL":"https://proceedings.mlr.press/v267/gerlach25a.html","author":[{"family":"Gerlach","given":"Thore"},{"family":"Lee","given":"Loong Kuan"},{"family":"Barbaresco","given":"Frederic"},{"family":"Piatkowski","given":"Nico"}],"collection-title":"Proceedings of machine learning research","container-title":"Proceedings of the 42nd international conference on machine learning","editor":[{"family":"Singh","given":"Aarti"},{"family":"Fazel","given":"Maryam"},{"family":"Hsu","given":"Daniel"},{"family":"Lacoste-Julien","given":"Simon"},{"family":"Berkenkamp","given":"Felix"},{"family":"Maharaj","given":"Tegan"},{"family":"Wagstaff","given":"Kiri"},{"family":"Zhu","given":"Jerry"}],"id":"Gerlach2025","issued":{"date-parts":[[2025]]},"page":"19161-19171","publisher":"PMLR","title":"Hybrid quantum-classical multi-agent pathfinding","type":"paper-conference","volume":"267"},"suppress-author":false}],"isEdited":false,"manualOverride":{"citeprocText":"Gerlach et al. (2025)","isManuallyOverridden":false,"manualOverrideText":""},"mendeley":{"formattedCitation":"Gerlach et al. (2025)","plainTextFormattedCitation":"Gerlach et al. (2025)","previouslyFormattedCitation":"Gerlach et al. (2025)"},"properties":{"noteIndex":0},"schema":"https://github.com/citation-style-language/schema/raw/master/csl-citation.json"}</w:instrText>
+              <w:instrText xml:space="preserve">ADDIN CSL_CITATION {"citationID":"MENDELEY_CITATION_43","citationItems":[{"id":"ITEM-43","isTemporary":false,"itemData":{"URL":"https://proceedings.mlr.press/v267/gerlach25a.html","author":[{"family":"Gerlach","given":"Thore"},{"family":"Lee","given":"Loong Kuan"},{"family":"Barbaresco","given":"Frederic"},{"family":"Piatkowski","given":"Nico"}],"collection-title":"Proceedings of machine learning research","container-title":"Proceedings of the 42nd international conference on machine learning","editor":[{"family":"Singh","given":"Aarti"},{"family":"Fazel","given":"Maryam"},{"family":"Hsu","given":"Daniel"},{"family":"Lacoste-Julien","given":"Simon"},{"family":"Berkenkamp","given":"Felix"},{"family":"Maharaj","given":"Tegan"},{"family":"Wagstaff","given":"Kiri"},{"family":"Zhu","given":"Jerry"}],"id":"Gerlach2025","issued":{"date-parts":[[2025]]},"page":"19161-19171","publisher":"PMLR","publisher-place":"Vancouver, Canada","title":"Hybrid quantum-classical multi-agent pathfinding","type":"paper-conference","volume":"267"},"suppress-author":false}],"isEdited":false,"manualOverride":{"citeprocText":"Gerlach et al. (2025)","isManuallyOverridden":false,"manualOverrideText":""},"mendeley":{"formattedCitation":"Gerlach et al. (2025)","plainTextFormattedCitation":"Gerlach et al. (2025)","previouslyFormattedCitation":"Gerlach et al. (2025)"},"properties":{"noteIndex":0},"schema":"https://github.com/citation-style-language/schema/raw/master/csl-citation.json"}</w:instrText>
             </w:r>
             <w:r>
               <w:fldChar w:fldCharType="separate"/>
@@ -5453,7 +5453,7 @@
               <w:fldChar w:fldCharType="begin"/>
             </w:r>
             <w:r>
-              <w:instrText xml:space="preserve">ADDIN CSL_CITATION {"citationID":"MENDELEY_CITATION_45","citationItems":[{"id":"ITEM-45","isTemporary":false,"itemData":{"URL":"https://arxiv.org/abs/2501.18432","author":[{"family":"Osaba","given":"Eneko"},{"family":"Miranda-Rodriguez","given":"Pablo"},{"family":"Oikonomakis","given":"Andreas"},{"family":"Petrič","given":"Matic"},{"family":"Ruiz","given":"Alejandra"},{"family":"Bock","given":"Sebastian"},{"family":"Kourtis","given":"Michail-Alexandros"}],"container-title":"2025 IEEE congress on evolutionary computation (CEC)","id":"OsabaDrone2025","issued":{"date-parts":[[2025]]},"publisher":"IEEE","title":"Solving drone routing problems with quantum computing: A hybrid approach combining quantum annealing and gate-based paradigms","title-short":"Solving drone routing problems with quantum computing","type":"paper-conference"},"suppress-author":false}],"isEdited":false,"manualOverride":{"citeprocText":"Osaba, Miranda-Rodriguez, et al. (2025)","isManuallyOverridden":false,"manualOverrideText":""},"mendeley":{"formattedCitation":"Osaba, Miranda-Rodriguez, et al. (2025)","plainTextFormattedCitation":"Osaba, Miranda-Rodriguez, et al. (2025)","previouslyFormattedCitation":"Osaba, Miranda-Rodriguez, et al. (2025)"},"properties":{"noteIndex":0},"schema":"https://github.com/citation-style-language/schema/raw/master/csl-citation.json"}</w:instrText>
+              <w:instrText xml:space="preserve">ADDIN CSL_CITATION {"citationID":"MENDELEY_CITATION_45","citationItems":[{"id":"ITEM-45","isTemporary":false,"itemData":{"DOI":"10.1109/CEC65147.2025.11042978","URL":"https://arxiv.org/abs/2501.18432","author":[{"family":"Osaba","given":"Eneko"},{"family":"Miranda-Rodriguez","given":"Pablo"},{"family":"Oikonomakis","given":"Andreas"},{"family":"Petrič","given":"Matic"},{"family":"Ruiz","given":"Alejandra"},{"family":"Bock","given":"Sebastian"},{"family":"Kourtis","given":"Michail-Alexandros"}],"container-title":"2025 IEEE congress on evolutionary computation (CEC)","id":"OsabaDrone2025","issued":{"date-parts":[[2025]]},"publisher":"IEEE","publisher-place":"Piscataway, NJ, USA","title":"Solving drone routing problems with quantum computing: A hybrid approach combining quantum annealing and gate-based paradigms","title-short":"Solving drone routing problems with quantum computing","type":"paper-conference"},"suppress-author":false}],"isEdited":false,"manualOverride":{"citeprocText":"Osaba, Miranda-Rodriguez, et al. (2025)","isManuallyOverridden":false,"manualOverrideText":""},"mendeley":{"formattedCitation":"Osaba, Miranda-Rodriguez, et al. (2025)","plainTextFormattedCitation":"Osaba, Miranda-Rodriguez, et al. (2025)","previouslyFormattedCitation":"Osaba, Miranda-Rodriguez, et al. (2025)"},"properties":{"noteIndex":0},"schema":"https://github.com/citation-style-language/schema/raw/master/csl-citation.json"}</w:instrText>
             </w:r>
             <w:r>
               <w:fldChar w:fldCharType="separate"/>
@@ -5923,7 +5923,7 @@
               <w:fldChar w:fldCharType="begin"/>
             </w:r>
             <w:r>
-              <w:instrText xml:space="preserve">ADDIN CSL_CITATION {"citationID":"MENDELEY_CITATION_49","citationItems":[{"id":"ITEM-49","isTemporary":false,"itemData":{"URL":"https://openaccess.thecvf.com/content/CVPR2026/html/Yu_HQC-NBV_A_Hybrid_Quantum-Classical_View_Planning_Approach_CVPR_2026_paper.html","author":[{"family":"Yu","given":"Xiaotong"},{"family":"Chen","given":"Chang Wen"}],"container-title":"Proceedings of the IEEE/CVF conference on computer vision and pattern recognition (CVPR)","id":"Yu2025","issued":{"date-parts":[[2026,6]]},"page":"35091-35100","title":"HQC-NBV: A hybrid quantum-classical view planning approach","title-short":"HQC-NBV","type":"paper-conference"},"suppress-author":false}],"isEdited":false,"manualOverride":{"citeprocText":"Yu and Chen (2026)","isManuallyOverridden":false,"manualOverrideText":""},"mendeley":{"formattedCitation":"Yu and Chen (2026)","plainTextFormattedCitation":"Yu and Chen (2026)","previouslyFormattedCitation":"Yu and Chen (2026)"},"properties":{"noteIndex":0},"schema":"https://github.com/citation-style-language/schema/raw/master/csl-citation.json"}</w:instrText>
+              <w:instrText xml:space="preserve">ADDIN CSL_CITATION {"citationID":"MENDELEY_CITATION_49","citationItems":[{"id":"ITEM-49","isTemporary":false,"itemData":{"URL":"https://openaccess.thecvf.com/content/CVPR2026/html/Yu_HQC-NBV_A_Hybrid_Quantum-Classical_View_Planning_Approach_CVPR_2026_paper.html","author":[{"family":"Yu","given":"Xiaotong"},{"family":"Chen","given":"Chang Wen"}],"container-title":"Proceedings of the IEEE/CVF conference on computer vision and pattern recognition (CVPR)","id":"Yu2025","issued":{"date-parts":[[2026,6]]},"page":"35091-35100","publisher":"IEEE","publisher-place":"Piscataway, NJ, USA","title":"HQC-NBV: A hybrid quantum-classical view planning approach","title-short":"HQC-NBV","type":"paper-conference"},"suppress-author":false}],"isEdited":false,"manualOverride":{"citeprocText":"Yu and Chen (2026)","isManuallyOverridden":false,"manualOverrideText":""},"mendeley":{"formattedCitation":"Yu and Chen (2026)","plainTextFormattedCitation":"Yu and Chen (2026)","previouslyFormattedCitation":"Yu and Chen (2026)"},"properties":{"noteIndex":0},"schema":"https://github.com/citation-style-language/schema/raw/master/csl-citation.json"}</w:instrText>
             </w:r>
             <w:r>
               <w:fldChar w:fldCharType="separate"/>
@@ -12173,7 +12173,7 @@
               <w:fldChar w:fldCharType="begin"/>
             </w:r>
             <w:r>
-              <w:instrText xml:space="preserve">ADDIN CSL_CITATION {"citationID":"MENDELEY_CITATION_86","citationItems":[{"id":"ITEM-86","isTemporary":false,"itemData":{"DOI":"10.1109/ASE63991.2025.00306","author":[{"family":"Wang","given":"Xinyi"},{"family":"Arcaini","given":"Paolo"},{"family":"Ali","given":"Shaukat"},{"family":"Xu","given":"Qinghua"},{"family":"Peyrucain","given":"Thomas"}],"container-title":"Proceedings of the 40th IEEE/ACM international conference on automated software engineering (ASE)","id":"Wang2025","issued":{"date-parts":[[2025]]},"publisher":"IEEE","title":"Quantum machine learning-based test oracle for autonomous mobile robots","type":"paper-conference"},"suppress-author":false}],"isEdited":false,"manualOverride":{"citeprocText":"Xinyi Wang et al. (2025)","isManuallyOverridden":false,"manualOverrideText":""},"mendeley":{"formattedCitation":"Xinyi Wang et al. (2025)","plainTextFormattedCitation":"Xinyi Wang et al. (2025)","previouslyFormattedCitation":"Xinyi Wang et al. (2025)"},"properties":{"noteIndex":0},"schema":"https://github.com/citation-style-language/schema/raw/master/csl-citation.json"}</w:instrText>
+              <w:instrText xml:space="preserve">ADDIN CSL_CITATION {"citationID":"MENDELEY_CITATION_86","citationItems":[{"id":"ITEM-86","isTemporary":false,"itemData":{"DOI":"10.1109/ASE63991.2025.00306","author":[{"family":"Wang","given":"Xinyi"},{"family":"Arcaini","given":"Paolo"},{"family":"Ali","given":"Shaukat"},{"family":"Xu","given":"Qinghua"},{"family":"Peyrucain","given":"Thomas"}],"container-title":"Proceedings of the 40th IEEE/ACM international conference on automated software engineering (ASE)","id":"Wang2025","issued":{"date-parts":[[2025]]},"publisher":"IEEE","publisher-place":"Piscataway, NJ, USA","title":"Quantum machine learning-based test oracle for autonomous mobile robots","type":"paper-conference"},"suppress-author":false}],"isEdited":false,"manualOverride":{"citeprocText":"Xinyi Wang et al. (2025)","isManuallyOverridden":false,"manualOverrideText":""},"mendeley":{"formattedCitation":"Xinyi Wang et al. (2025)","plainTextFormattedCitation":"Xinyi Wang et al. (2025)","previouslyFormattedCitation":"Xinyi Wang et al. (2025)"},"properties":{"noteIndex":0},"schema":"https://github.com/citation-style-language/schema/raw/master/csl-citation.json"}</w:instrText>
             </w:r>
             <w:r>
               <w:fldChar w:fldCharType="separate"/>
@@ -12723,7 +12723,7 @@
               <w:fldChar w:fldCharType="begin"/>
             </w:r>
             <w:r>
-              <w:instrText xml:space="preserve">ADDIN CSL_CITATION {"citationID":"MENDELEY_CITATION_91","citationItems":[{"id":"ITEM-91","isTemporary":false,"itemData":{"DOI":"10.5220/0013371800003890","ISBN":"978-989-758-737-5","author":[{"family":"Drăgan","given":"Theodora-Augustina"},{"family":"Künzner","given":"Alexander"},{"family":"Wille","given":"Robert"},{"family":"Lorenz","given":"Jeanette Miriam"}],"container-title":"Proceedings of the 17th international conference on agents and artificial intelligence (ICAART 2025)","id":"Dragan2025","issued":{"date-parts":[[2025]]},"page":"807-814","publisher":"SciTePress","title":"Continuous quantum reinforcement learning for robot navigation","type":"paper-conference","volume":"1"},"suppress-author":false}],"isEdited":false,"manualOverride":{"citeprocText":"Drăgan et al. (2025)","isManuallyOverridden":false,"manualOverrideText":""},"mendeley":{"formattedCitation":"Drăgan et al. (2025)","plainTextFormattedCitation":"Drăgan et al. (2025)","previouslyFormattedCitation":"Drăgan et al. (2025)"},"properties":{"noteIndex":0},"schema":"https://github.com/citation-style-language/schema/raw/master/csl-citation.json"}</w:instrText>
+              <w:instrText xml:space="preserve">ADDIN CSL_CITATION {"citationID":"MENDELEY_CITATION_91","citationItems":[{"id":"ITEM-91","isTemporary":false,"itemData":{"DOI":"10.5220/0013371800003890","ISBN":"978-989-758-737-5","author":[{"family":"Drăgan","given":"Theodora-Augustina"},{"family":"Künzner","given":"Alexander"},{"family":"Wille","given":"Robert"},{"family":"Lorenz","given":"Jeanette Miriam"}],"container-title":"Proceedings of the 17th international conference on agents and artificial intelligence (ICAART 2025)","id":"Dragan2025","issued":{"date-parts":[[2025]]},"page":"807-814","publisher":"SciTePress","publisher-place":"Setúbal, Portugal","title":"Continuous quantum reinforcement learning for robot navigation","type":"paper-conference","volume":"1"},"suppress-author":false}],"isEdited":false,"manualOverride":{"citeprocText":"Drăgan et al. (2025)","isManuallyOverridden":false,"manualOverrideText":""},"mendeley":{"formattedCitation":"Drăgan et al. (2025)","plainTextFormattedCitation":"Drăgan et al. (2025)","previouslyFormattedCitation":"Drăgan et al. (2025)"},"properties":{"noteIndex":0},"schema":"https://github.com/citation-style-language/schema/raw/master/csl-citation.json"}</w:instrText>
             </w:r>
             <w:r>
               <w:fldChar w:fldCharType="separate"/>
@@ -14373,7 +14373,7 @@
               <w:fldChar w:fldCharType="begin"/>
             </w:r>
             <w:r>
-              <w:instrText xml:space="preserve">ADDIN CSL_CITATION {"citationID":"MENDELEY_CITATION_106","citationItems":[{"id":"ITEM-106","isTemporary":false,"itemData":{"URL":"https://proceedings.mlr.press/v267/gerlach25a.html","author":[{"family":"Gerlach","given":"Thore"},{"family":"Lee","given":"Loong Kuan"},{"family":"Barbaresco","given":"Frederic"},{"family":"Piatkowski","given":"Nico"}],"collection-title":"Proceedings of machine learning research","container-title":"Proceedings of the 42nd international conference on machine learning","editor":[{"family":"Singh","given":"Aarti"},{"family":"Fazel","given":"Maryam"},{"family":"Hsu","given":"Daniel"},{"family":"Lacoste-Julien","given":"Simon"},{"family":"Berkenkamp","given":"Felix"},{"family":"Maharaj","given":"Tegan"},{"family":"Wagstaff","given":"Kiri"},{"family":"Zhu","given":"Jerry"}],"id":"Gerlach2025","issued":{"date-parts":[[2025]]},"page":"19161-19171","publisher":"PMLR","title":"Hybrid quantum-classical multi-agent pathfinding","type":"paper-conference","volume":"267"},"suppress-author":false}],"isEdited":false,"manualOverride":{"citeprocText":"Gerlach et al. (2025)","isManuallyOverridden":false,"manualOverrideText":""},"mendeley":{"formattedCitation":"Gerlach et al. (2025)","plainTextFormattedCitation":"Gerlach et al. (2025)","previouslyFormattedCitation":"Gerlach et al. (2025)"},"properties":{"noteIndex":0},"schema":"https://github.com/citation-style-language/schema/raw/master/csl-citation.json"}</w:instrText>
+              <w:instrText xml:space="preserve">ADDIN CSL_CITATION {"citationID":"MENDELEY_CITATION_106","citationItems":[{"id":"ITEM-106","isTemporary":false,"itemData":{"URL":"https://proceedings.mlr.press/v267/gerlach25a.html","author":[{"family":"Gerlach","given":"Thore"},{"family":"Lee","given":"Loong Kuan"},{"family":"Barbaresco","given":"Frederic"},{"family":"Piatkowski","given":"Nico"}],"collection-title":"Proceedings of machine learning research","container-title":"Proceedings of the 42nd international conference on machine learning","editor":[{"family":"Singh","given":"Aarti"},{"family":"Fazel","given":"Maryam"},{"family":"Hsu","given":"Daniel"},{"family":"Lacoste-Julien","given":"Simon"},{"family":"Berkenkamp","given":"Felix"},{"family":"Maharaj","given":"Tegan"},{"family":"Wagstaff","given":"Kiri"},{"family":"Zhu","given":"Jerry"}],"id":"Gerlach2025","issued":{"date-parts":[[2025]]},"page":"19161-19171","publisher":"PMLR","publisher-place":"Vancouver, Canada","title":"Hybrid quantum-classical multi-agent pathfinding","type":"paper-conference","volume":"267"},"suppress-author":false}],"isEdited":false,"manualOverride":{"citeprocText":"Gerlach et al. (2025)","isManuallyOverridden":false,"manualOverrideText":""},"mendeley":{"formattedCitation":"Gerlach et al. (2025)","plainTextFormattedCitation":"Gerlach et al. (2025)","previouslyFormattedCitation":"Gerlach et al. (2025)"},"properties":{"noteIndex":0},"schema":"https://github.com/citation-style-language/schema/raw/master/csl-citation.json"}</w:instrText>
             </w:r>
             <w:r>
               <w:fldChar w:fldCharType="separate"/>
@@ -14593,7 +14593,7 @@
               <w:fldChar w:fldCharType="begin"/>
             </w:r>
             <w:r>
-              <w:instrText xml:space="preserve">ADDIN CSL_CITATION {"citationID":"MENDELEY_CITATION_108","citationItems":[{"id":"ITEM-108","isTemporary":false,"itemData":{"URL":"https://arxiv.org/abs/2501.18432","author":[{"family":"Osaba","given":"Eneko"},{"family":"Miranda-Rodriguez","given":"Pablo"},{"family":"Oikonomakis","given":"Andreas"},{"family":"Petrič","given":"Matic"},{"family":"Ruiz","given":"Alejandra"},{"family":"Bock","given":"Sebastian"},{"family":"Kourtis","given":"Michail-Alexandros"}],"container-title":"2025 IEEE congress on evolutionary computation (CEC)","id":"OsabaDrone2025","issued":{"date-parts":[[2025]]},"publisher":"IEEE","title":"Solving drone routing problems with quantum computing: A hybrid approach combining quantum annealing and gate-based paradigms","title-short":"Solving drone routing problems with quantum computing","type":"paper-conference"},"suppress-author":false}],"isEdited":false,"manualOverride":{"citeprocText":"Osaba, Miranda-Rodriguez, et al. (2025)","isManuallyOverridden":false,"manualOverrideText":""},"mendeley":{"formattedCitation":"Osaba, Miranda-Rodriguez, et al. (2025)","plainTextFormattedCitation":"Osaba, Miranda-Rodriguez, et al. (2025)","previouslyFormattedCitation":"Osaba, Miranda-Rodriguez, et al. (2025)"},"properties":{"noteIndex":0},"schema":"https://github.com/citation-style-language/schema/raw/master/csl-citation.json"}</w:instrText>
+              <w:instrText xml:space="preserve">ADDIN CSL_CITATION {"citationID":"MENDELEY_CITATION_108","citationItems":[{"id":"ITEM-108","isTemporary":false,"itemData":{"DOI":"10.1109/CEC65147.2025.11042978","URL":"https://arxiv.org/abs/2501.18432","author":[{"family":"Osaba","given":"Eneko"},{"family":"Miranda-Rodriguez","given":"Pablo"},{"family":"Oikonomakis","given":"Andreas"},{"family":"Petrič","given":"Matic"},{"family":"Ruiz","given":"Alejandra"},{"family":"Bock","given":"Sebastian"},{"family":"Kourtis","given":"Michail-Alexandros"}],"container-title":"2025 IEEE congress on evolutionary computation (CEC)","id":"OsabaDrone2025","issued":{"date-parts":[[2025]]},"publisher":"IEEE","publisher-place":"Piscataway, NJ, USA","title":"Solving drone routing problems with quantum computing: A hybrid approach combining quantum annealing and gate-based paradigms","title-short":"Solving drone routing problems with quantum computing","type":"paper-conference"},"suppress-author":false}],"isEdited":false,"manualOverride":{"citeprocText":"Osaba, Miranda-Rodriguez, et al. (2025)","isManuallyOverridden":false,"manualOverrideText":""},"mendeley":{"formattedCitation":"Osaba, Miranda-Rodriguez, et al. (2025)","plainTextFormattedCitation":"Osaba, Miranda-Rodriguez, et al. (2025)","previouslyFormattedCitation":"Osaba, Miranda-Rodriguez, et al. (2025)"},"properties":{"noteIndex":0},"schema":"https://github.com/citation-style-language/schema/raw/master/csl-citation.json"}</w:instrText>
             </w:r>
             <w:r>
               <w:fldChar w:fldCharType="separate"/>
@@ -15033,7 +15033,7 @@
               <w:fldChar w:fldCharType="begin"/>
             </w:r>
             <w:r>
-              <w:instrText xml:space="preserve">ADDIN CSL_CITATION {"citationID":"MENDELEY_CITATION_112","citationItems":[{"id":"ITEM-112","isTemporary":false,"itemData":{"URL":"https://openaccess.thecvf.com/content/CVPR2026/html/Yu_HQC-NBV_A_Hybrid_Quantum-Classical_View_Planning_Approach_CVPR_2026_paper.html","author":[{"family":"Yu","given":"Xiaotong"},{"family":"Chen","given":"Chang Wen"}],"container-title":"Proceedings of the IEEE/CVF conference on computer vision and pattern recognition (CVPR)","id":"Yu2025","issued":{"date-parts":[[2026,6]]},"page":"35091-35100","title":"HQC-NBV: A hybrid quantum-classical view planning approach","title-short":"HQC-NBV","type":"paper-conference"},"suppress-author":false}],"isEdited":false,"manualOverride":{"citeprocText":"Yu and Chen (2026)","isManuallyOverridden":false,"manualOverrideText":""},"mendeley":{"formattedCitation":"Yu and Chen (2026)","plainTextFormattedCitation":"Yu and Chen (2026)","previouslyFormattedCitation":"Yu and Chen (2026)"},"properties":{"noteIndex":0},"schema":"https://github.com/citation-style-language/schema/raw/master/csl-citation.json"}</w:instrText>
+              <w:instrText xml:space="preserve">ADDIN CSL_CITATION {"citationID":"MENDELEY_CITATION_112","citationItems":[{"id":"ITEM-112","isTemporary":false,"itemData":{"URL":"https://openaccess.thecvf.com/content/CVPR2026/html/Yu_HQC-NBV_A_Hybrid_Quantum-Classical_View_Planning_Approach_CVPR_2026_paper.html","author":[{"family":"Yu","given":"Xiaotong"},{"family":"Chen","given":"Chang Wen"}],"container-title":"Proceedings of the IEEE/CVF conference on computer vision and pattern recognition (CVPR)","id":"Yu2025","issued":{"date-parts":[[2026,6]]},"page":"35091-35100","publisher":"IEEE","publisher-place":"Piscataway, NJ, USA","title":"HQC-NBV: A hybrid quantum-classical view planning approach","title-short":"HQC-NBV","type":"paper-conference"},"suppress-author":false}],"isEdited":false,"manualOverride":{"citeprocText":"Yu and Chen (2026)","isManuallyOverridden":false,"manualOverrideText":""},"mendeley":{"formattedCitation":"Yu and Chen (2026)","plainTextFormattedCitation":"Yu and Chen (2026)","previouslyFormattedCitation":"Yu and Chen (2026)"},"properties":{"noteIndex":0},"schema":"https://github.com/citation-style-language/schema/raw/master/csl-citation.json"}</w:instrText>
             </w:r>
             <w:r>
               <w:fldChar w:fldCharType="separate"/>
@@ -17861,7 +17861,7 @@
               <w:fldChar w:fldCharType="begin"/>
             </w:r>
             <w:r>
-              <w:instrText xml:space="preserve">ADDIN CSL_CITATION {"citationID":"MENDELEY_CITATION_132","citationItems":[{"id":"ITEM-132","isTemporary":false,"itemData":{"DOI":"10.1109/ICRA.2019.8793768","author":[{"family":"Petschnigg","given":"Christina"},{"family":"Brandstötter","given":"Mathias"},{"family":"Pichler","given":"Horst"},{"family":"Hofbaur","given":"Michael W."},{"family":"Dieber","given":"Bernhard"}],"container-title":"Proceedings of the 2019 international conference on robotics and automation (ICRA)","id":"Petschnigg2019","issued":{"date-parts":[[2019]]},"page":"803-810","publisher":"IEEE","title":"Quantum computation in robotic science and applications","type":"paper-conference"},"suppress-author":false}],"isEdited":false,"manualOverride":{"citeprocText":"Petschnigg et al. (2019)","isManuallyOverridden":false,"manualOverrideText":""},"mendeley":{"formattedCitation":"Petschnigg et al. (2019)","plainTextFormattedCitation":"Petschnigg et al. (2019)","previouslyFormattedCitation":"Petschnigg et al. (2019)"},"properties":{"noteIndex":0},"schema":"https://github.com/citation-style-language/schema/raw/master/csl-citation.json"}</w:instrText>
+              <w:instrText xml:space="preserve">ADDIN CSL_CITATION {"citationID":"MENDELEY_CITATION_132","citationItems":[{"id":"ITEM-132","isTemporary":false,"itemData":{"DOI":"10.1109/ICRA.2019.8793768","author":[{"family":"Petschnigg","given":"Christina"},{"family":"Brandstötter","given":"Mathias"},{"family":"Pichler","given":"Horst"},{"family":"Hofbaur","given":"Michael W."},{"family":"Dieber","given":"Bernhard"}],"container-title":"Proceedings of the 2019 international conference on robotics and automation (ICRA)","id":"Petschnigg2019","issued":{"date-parts":[[2019]]},"page":"803-810","publisher":"IEEE","publisher-place":"Piscataway, NJ, USA","title":"Quantum computation in robotic science and applications","type":"paper-conference"},"suppress-author":false}],"isEdited":false,"manualOverride":{"citeprocText":"Petschnigg et al. (2019)","isManuallyOverridden":false,"manualOverrideText":""},"mendeley":{"formattedCitation":"Petschnigg et al. (2019)","plainTextFormattedCitation":"Petschnigg et al. (2019)","previouslyFormattedCitation":"Petschnigg et al. (2019)"},"properties":{"noteIndex":0},"schema":"https://github.com/citation-style-language/schema/raw/master/csl-citation.json"}</w:instrText>
             </w:r>
             <w:r>
               <w:fldChar w:fldCharType="separate"/>
@@ -17924,7 +17924,7 @@
               <w:fldChar w:fldCharType="begin"/>
             </w:r>
             <w:r>
-              <w:instrText xml:space="preserve">ADDIN CSL_CITATION {"citationID":"MENDELEY_CITATION_135","citationItems":[{"id":"ITEM-135","isTemporary":false,"itemData":{"DOI":"10.2200/S00746ED1V01Y201612QMC010","author":[{"family":"Tandon","given":"Prateek"},{"family":"Lam","given":"Stanley"},{"family":"Shih","given":"Ben"},{"family":"Mehta","given":"Tanay"},{"family":"Mitev","given":"Alex"},{"family":"Ong","given":"Zhiyang"}],"collection-title":"Synthesis lectures on quantum computing","id":"Tandon2017","issued":{"date-parts":[[2017]]},"publisher":"Morgan &amp; Claypool Publishers","title":"Quantum robotics: A primer on current science and future perspectives","title-short":"Quantum robotics","type":"book"},"suppress-author":false}],"isEdited":false,"manualOverride":{"citeprocText":"Tandon et al. (2017)","isManuallyOverridden":false,"manualOverrideText":""},"mendeley":{"formattedCitation":"Tandon et al. (2017)","plainTextFormattedCitation":"Tandon et al. (2017)","previouslyFormattedCitation":"Tandon et al. (2017)"},"properties":{"noteIndex":0},"schema":"https://github.com/citation-style-language/schema/raw/master/csl-citation.json"}</w:instrText>
+              <w:instrText xml:space="preserve">ADDIN CSL_CITATION {"citationID":"MENDELEY_CITATION_135","citationItems":[{"id":"ITEM-135","isTemporary":false,"itemData":{"DOI":"10.2200/S00746ED1V01Y201612QMC010","author":[{"family":"Tandon","given":"Prateek"},{"family":"Lam","given":"Stanley"},{"family":"Shih","given":"Ben"},{"family":"Mehta","given":"Tanay"},{"family":"Mitev","given":"Alex"},{"family":"Ong","given":"Zhiyang"}],"collection-title":"Synthesis lectures on quantum computing","id":"Tandon2017","issued":{"date-parts":[[2017]]},"publisher":"Morgan &amp; Claypool Publishers","publisher-place":"San Rafael, CA, USA","title":"Quantum robotics: A primer on current science and future perspectives","title-short":"Quantum robotics","type":"book"},"suppress-author":false}],"isEdited":false,"manualOverride":{"citeprocText":"Tandon et al. (2017)","isManuallyOverridden":false,"manualOverrideText":""},"mendeley":{"formattedCitation":"Tandon et al. (2017)","plainTextFormattedCitation":"Tandon et al. (2017)","previouslyFormattedCitation":"Tandon et al. (2017)"},"properties":{"noteIndex":0},"schema":"https://github.com/citation-style-language/schema/raw/master/csl-citation.json"}</w:instrText>
             </w:r>
             <w:r>
               <w:fldChar w:fldCharType="separate"/>
@@ -18850,7 +18850,13 @@
         <w:t xml:space="preserve">2025)</w:t>
       </w:r>
       <w:r>
-        <w:t xml:space="preserve">, 1:807–14. SciTePress.</w:t>
+        <w:t xml:space="preserve">, 1:807–14. Set</w:t>
+      </w:r>
+      <w:r>
+        <w:t xml:space="preserve">ú</w:t>
+      </w:r>
+      <w:r>
+        <w:t xml:space="preserve">bal, Portugal: SciTePress.</w:t>
       </w:r>
       <w:r>
         <w:t xml:space="preserve"> </w:t>
@@ -18943,7 +18949,7 @@
         <w:t xml:space="preserve">)</w:t>
       </w:r>
       <w:r>
-        <w:t xml:space="preserve">. IEEE.</w:t>
+        <w:t xml:space="preserve">. Piscataway, NJ, USA: IEEE.</w:t>
       </w:r>
       <w:r>
         <w:t xml:space="preserve"> </w:t>
@@ -19038,7 +19044,7 @@
         <w:t xml:space="preserve">Proceedings of the 42nd International Conference on Machine Learning</w:t>
       </w:r>
       <w:r>
-        <w:t xml:space="preserve">, edited by Aarti Singh, Maryam Fazel, Daniel Hsu, Simon Lacoste-Julien, Felix Berkenkamp, Tegan Maharaj, Kiri Wagstaff, and Jerry Zhu, 267:19161–71. Proceedings of Machine Learning Research. PMLR.</w:t>
+        <w:t xml:space="preserve">, edited by Aarti Singh, Maryam Fazel, Daniel Hsu, Simon Lacoste-Julien, Felix Berkenkamp, Tegan Maharaj, Kiri Wagstaff, and Jerry Zhu, 267:19161–71. Proceedings of Machine Learning Research. Vancouver, Canada: PMLR.</w:t>
       </w:r>
       <w:r>
         <w:t xml:space="preserve"> </w:t>
@@ -20137,7 +20143,7 @@
         <w:t xml:space="preserve">)</w:t>
       </w:r>
       <w:r>
-        <w:t xml:space="preserve">. IEEE.</w:t>
+        <w:t xml:space="preserve">. Piscataway, NJ, USA: IEEE.</w:t>
       </w:r>
       <w:r>
         <w:t xml:space="preserve"> </w:t>
@@ -20147,7 +20153,7 @@
           <w:rPr>
             <w:rStyle w:val="Hyperlink"/>
           </w:rPr>
-          <w:t xml:space="preserve">https://arxiv.org/abs/2501.18432</w:t>
+          <w:t xml:space="preserve">https://doi.org/10.1109/CEC65147.2025.11042978</w:t>
         </w:r>
       </w:hyperlink>
       <w:r>
@@ -20319,7 +20325,7 @@
         <w:t xml:space="preserve">)</w:t>
       </w:r>
       <w:r>
-        <w:t xml:space="preserve">, 803–10. IEEE.</w:t>
+        <w:t xml:space="preserve">, 803–10. Piscataway, NJ, USA: IEEE.</w:t>
       </w:r>
       <w:r>
         <w:t xml:space="preserve"> </w:t>
@@ -20797,7 +20803,7 @@
         <w:t xml:space="preserve">Quantum Robotics: A Primer on Current Science and Future Perspectives</w:t>
       </w:r>
       <w:r>
-        <w:t xml:space="preserve">. Synthesis Lectures on Quantum Computing. Morgan &amp; Claypool Publishers.</w:t>
+        <w:t xml:space="preserve">. Synthesis Lectures on Quantum Computing. San Rafael, CA, USA: Morgan &amp; Claypool Publishers.</w:t>
       </w:r>
       <w:r>
         <w:t xml:space="preserve"> </w:t>
@@ -21016,7 +21022,7 @@
         <w:t xml:space="preserve">)</w:t>
       </w:r>
       <w:r>
-        <w:t xml:space="preserve">. IEEE.</w:t>
+        <w:t xml:space="preserve">. Piscataway, NJ, USA: IEEE.</w:t>
       </w:r>
       <w:r>
         <w:t xml:space="preserve"> </w:t>
@@ -21445,7 +21451,7 @@
         <w:t xml:space="preserve">)</w:t>
       </w:r>
       <w:r>
-        <w:t xml:space="preserve">, 35091–100.</w:t>
+        <w:t xml:space="preserve">, 35091–100. Piscataway, NJ, USA: IEEE.</w:t>
       </w:r>
       <w:r>
         <w:t xml:space="preserve"> </w:t>

--- a/github/k/Survey1_ACM_CSUR_Supplementary_Material.docx
+++ b/github/k/Survey1_ACM_CSUR_Supplementary_Material.docx
@@ -8800,7 +8800,7 @@
               <w:jc w:val="left"/>
             </w:pPr>
             <w:r>
-              <w:t xml:space="preserve">Primary studies: 72 (65 empirical or theoretical studies and 7 reviews). Foundational works cited for context: 107. Related quantum computer-vision studies discussed but not graded (Section 10.4 of the main article): 6. Total references: 185.</w:t>
+              <w:t xml:space="preserve">Primary studies: 72 (65 empirical or theoretical studies and 7 reviews). Foundational works cited for context: 107. Related quantum computer-vision studies discussed but not graded (Emerging Directions, at the end of this supplement): 6. Total references: 185.</w:t>
             </w:r>
           </w:p>
         </w:tc>
@@ -17966,17 +17966,4143 @@
       </w:tr>
     </w:tbl>
     <w:bookmarkEnd w:id="28"/>
-    <w:bookmarkStart w:id="172" w:name="bibliography"/>
+    <w:bookmarkStart w:id="44" w:name="X9a5f010293e8b3a009307fa2b53db202d5b647d"/>
     <w:p>
       <w:pPr>
         <w:pStyle w:val="Heading1"/>
       </w:pPr>
       <w:r>
+        <w:t xml:space="preserve">Method Schematics, Synthesis Table, Reporting Checklist, and Roadmap</w:t>
+      </w:r>
+    </w:p>
+    <w:p>
+      <w:pPr>
+        <w:pStyle w:val="FirstParagraph"/>
+      </w:pPr>
+      <w:r>
+        <w:t xml:space="preserve">The following figures and tables accompany Sections 4–6, 9, 11, and 12 of the main article.</w:t>
+      </w:r>
+    </w:p>
+    <w:p>
+      <w:pPr>
+        <w:pStyle w:val="CaptionedFigure"/>
+      </w:pPr>
+      <w:r>
+        <w:drawing>
+          <wp:inline>
+            <wp:extent cx="5334000" cy="1712565"/>
+            <wp:effectExtent b="0" l="0" r="0" t="0"/>
+            <wp:docPr descr="" title="" id="30" name="Picture"/>
+            <a:graphic>
+              <a:graphicData uri="http://schemas.openxmlformats.org/drawingml/2006/picture">
+                <pic:pic>
+                  <pic:nvPicPr>
+                    <pic:cNvPr descr="figures/fig8_qubo_pipeline.png" id="31" name="Picture"/>
+                    <pic:cNvPicPr>
+                      <a:picLocks noChangeArrowheads="1" noChangeAspect="1"/>
+                    </pic:cNvPicPr>
+                  </pic:nvPicPr>
+                  <pic:blipFill>
+                    <a:blip r:embed="rId29"/>
+                    <a:stretch>
+                      <a:fillRect/>
+                    </a:stretch>
+                  </pic:blipFill>
+                  <pic:spPr bwMode="auto">
+                    <a:xfrm>
+                      <a:off x="0" y="0"/>
+                      <a:ext cx="5334000" cy="1712565"/>
+                    </a:xfrm>
+                    <a:prstGeom prst="rect">
+                      <a:avLst/>
+                    </a:prstGeom>
+                    <a:noFill/>
+                    <a:ln w="9525">
+                      <a:noFill/>
+                      <a:headEnd/>
+                      <a:tailEnd/>
+                    </a:ln>
+                  </pic:spPr>
+                </pic:pic>
+              </a:graphicData>
+            </a:graphic>
+          </wp:inline>
+        </w:drawing>
+      </w:r>
+    </w:p>
+    <w:p>
+      <w:pPr>
+        <w:pStyle w:val="ImageCaption"/>
+      </w:pPr>
+      <w:r>
+        <w:rPr>
+          <w:bCs/>
+          <w:b/>
+        </w:rPr>
+        <w:t xml:space="preserve">Fig. S2.</w:t>
+      </w:r>
+      <w:r>
+        <w:t xml:space="preserve"> </w:t>
+      </w:r>
+      <w:r>
+        <w:t xml:space="preserve">The annealing pipeline shared by the fleet-routing studies. Each vehicle selects one route from a candidate set, penalty terms forbid double selection and conflicting road use, large instances are decomposed, and returned samples are checked and repaired before dispatch; the loop repeats in every planning period. Redrawn and generalized from the formulations of</w:t>
+      </w:r>
+      <w:r>
+        <w:t xml:space="preserve"> </w:t>
+      </w:r>
+      <w:r>
+        <w:fldChar w:fldCharType="begin"/>
+      </w:r>
+      <w:r>
+        <w:instrText xml:space="preserve">ADDIN CSL_CITATION {"citationID":"MENDELEY_CITATION_136","citationItems":[{"id":"ITEM-136","isTemporary":false,"itemData":{"DOI":"10.3389/fcomp.2019.00009","author":[{"family":"Ohzeki","given":"Masayuki"},{"family":"Miki","given":"Akira"},{"family":"Miyama","given":"Masamichi J."},{"family":"Terabe","given":"Masayoshi"}],"container-title":"Frontiers in Computer Science","id":"Ohzeki2019","issued":{"date-parts":[[2019]]},"page":"9","publisher":"Frontiers Media","title":"Control of automated guided vehicles without collision by quantum annealer and digital devices","type":"article-journal","volume":"1"},"suppress-author":false}],"isEdited":false,"manualOverride":{"citeprocText":"Ohzeki et al. (2019)","isManuallyOverridden":false,"manualOverrideText":""},"mendeley":{"formattedCitation":"Ohzeki et al. (2019)","plainTextFormattedCitation":"Ohzeki et al. (2019)","previouslyFormattedCitation":"Ohzeki et al. (2019)"},"properties":{"noteIndex":0},"schema":"https://github.com/citation-style-language/schema/raw/master/csl-citation.json"}</w:instrText>
+      </w:r>
+      <w:r>
+        <w:fldChar w:fldCharType="separate"/>
+      </w:r>
+      <w:r>
+        <w:t xml:space="preserve">Ohzeki et al. (2019)</w:t>
+      </w:r>
+      <w:r>
+        <w:fldChar w:fldCharType="end"/>
+      </w:r>
+      <w:r>
+        <w:t xml:space="preserve">,</w:t>
+      </w:r>
+      <w:r>
+        <w:t xml:space="preserve"> </w:t>
+      </w:r>
+      <w:r>
+        <w:fldChar w:fldCharType="begin"/>
+      </w:r>
+      <w:r>
+        <w:instrText xml:space="preserve">ADDIN CSL_CITATION {"citationID":"MENDELEY_CITATION_137","citationItems":[{"id":"ITEM-137","isTemporary":false,"itemData":{"DOI":"10.1145/3293320.3293333","author":[{"family":"Clark","given":"James"},{"family":"West","given":"Tristan"},{"family":"Zammit","given":"Joseph Paul"},{"family":"Guo","given":"Xiaohu"},{"family":"Mason","given":"Luke"},{"family":"Russell","given":"Duncan"}],"container-title":"Proceedings of the international conference on high performance computing in asia-pacific region (HPC Asia 2019)","id":"Clark2019","issued":{"date-parts":[[2019]]},"page":"111-119","publisher":"ACM","publisher-place":"New York, NY, USA","title":"Towards real time multi-robot routing using quantum computing technologies","type":"paper-conference"},"suppress-author":false}],"isEdited":false,"manualOverride":{"citeprocText":"Clark et al. (2019)","isManuallyOverridden":false,"manualOverrideText":""},"mendeley":{"formattedCitation":"Clark et al. (2019)","plainTextFormattedCitation":"Clark et al. (2019)","previouslyFormattedCitation":"Clark et al. (2019)"},"properties":{"noteIndex":0},"schema":"https://github.com/citation-style-language/schema/raw/master/csl-citation.json"}</w:instrText>
+      </w:r>
+      <w:r>
+        <w:fldChar w:fldCharType="separate"/>
+      </w:r>
+      <w:r>
+        <w:t xml:space="preserve">Clark et al. (2019)</w:t>
+      </w:r>
+      <w:r>
+        <w:fldChar w:fldCharType="end"/>
+      </w:r>
+      <w:r>
+        <w:t xml:space="preserve">, and</w:t>
+      </w:r>
+      <w:r>
+        <w:t xml:space="preserve"> </w:t>
+      </w:r>
+      <w:r>
+        <w:fldChar w:fldCharType="begin"/>
+      </w:r>
+      <w:r>
+        <w:instrText xml:space="preserve">ADDIN CSL_CITATION {"citationID":"MENDELEY_CITATION_138","citationItems":[{"id":"ITEM-138","isTemporary":false,"itemData":{"DOI":"10.1038/s41598-025-28481-w","author":[{"family":"Quang","given":"Thinh Nguyen"},{"family":"Matsuyama","given":"Kosuke"},{"family":"Shimizu","given":"Keisuke"},{"family":"Sugano","given":"Hiroki"},{"family":"Kurimoto","given":"Eiji"},{"family":"Miki","given":"Masahiro"},{"family":"Suzuki","given":"Jumpei"},{"family":"Chen","given":"Ziyi"},{"family":"Waidyasooriya","given":"Hasitha Muthumala"},{"family":"Hariyama","given":"Masanori"},{"family":"Hitomi","given":"Masaru"},{"family":"Sawamura","given":"Kenta"},{"family":"Ohzeki","given":"Masayuki"}],"container-title":"Scientific Reports","id":"Quang2025","issued":{"date-parts":[[2025]]},"page":"44047","publisher":"Nature Publishing Group","title":"Quantum annealing-based route optimization for commercial AGV operating systems in large-scale logistics warehouses","type":"article-journal","volume":"15"},"suppress-author":false}],"isEdited":false,"manualOverride":{"citeprocText":"Quang et al. (2025)","isManuallyOverridden":false,"manualOverrideText":""},"mendeley":{"formattedCitation":"Quang et al. (2025)","plainTextFormattedCitation":"Quang et al. (2025)","previouslyFormattedCitation":"Quang et al. (2025)"},"properties":{"noteIndex":0},"schema":"https://github.com/citation-style-language/schema/raw/master/csl-citation.json"}</w:instrText>
+      </w:r>
+      <w:r>
+        <w:fldChar w:fldCharType="separate"/>
+      </w:r>
+      <w:r>
+        <w:t xml:space="preserve">Quang et al. (2025)</w:t>
+      </w:r>
+      <w:r>
+        <w:fldChar w:fldCharType="end"/>
+      </w:r>
+      <w:r>
+        <w:t xml:space="preserve">, with the solver comparison of</w:t>
+      </w:r>
+      <w:r>
+        <w:t xml:space="preserve"> </w:t>
+      </w:r>
+      <w:r>
+        <w:fldChar w:fldCharType="begin"/>
+      </w:r>
+      <w:r>
+        <w:instrText xml:space="preserve">ADDIN CSL_CITATION {"citationID":"MENDELEY_CITATION_139","citationItems":[{"id":"ITEM-139","isTemporary":false,"itemData":{"DOI":"10.1038/s41598-023-45668-1","author":[{"family":"Leib","given":"Dominik"},{"family":"Seidel","given":"Tobias"},{"family":"Jäger","given":"Sven"},{"family":"Heese","given":"Raoul"},{"family":"Jones","given":"Caitlin Isobel"},{"family":"Awasthi","given":"Abhishek"},{"family":"Niederle","given":"Astrid"},{"family":"Bortz","given":"Michael"}],"container-title":"Scientific Reports","id":"Leib2023","issued":{"date-parts":[[2023]]},"publisher":"Nature Publishing Group","title":"An optimization case study for solving a transport robot scheduling problem on quantum-hybrid and quantum-inspired hardware","type":"article-journal","volume":"13"},"suppress-author":false}],"isEdited":false,"manualOverride":{"citeprocText":"Leib et al. (2023)","isManuallyOverridden":false,"manualOverrideText":""},"mendeley":{"formattedCitation":"Leib et al. (2023)","plainTextFormattedCitation":"Leib et al. (2023)","previouslyFormattedCitation":"Leib et al. (2023)"},"properties":{"noteIndex":0},"schema":"https://github.com/citation-style-language/schema/raw/master/csl-citation.json"}</w:instrText>
+      </w:r>
+      <w:r>
+        <w:fldChar w:fldCharType="separate"/>
+      </w:r>
+      <w:r>
+        <w:t xml:space="preserve">Leib et al. (2023)</w:t>
+      </w:r>
+      <w:r>
+        <w:fldChar w:fldCharType="end"/>
+      </w:r>
+      <w:r>
+        <w:t xml:space="preserve">.</w:t>
+      </w:r>
+    </w:p>
+    <w:p>
+      <w:pPr>
+        <w:pStyle w:val="CaptionedFigure"/>
+      </w:pPr>
+      <w:r>
+        <w:drawing>
+          <wp:inline>
+            <wp:extent cx="5334000" cy="2347515"/>
+            <wp:effectExtent b="0" l="0" r="0" t="0"/>
+            <wp:docPr descr="" title="" id="33" name="Picture"/>
+            <a:graphic>
+              <a:graphicData uri="http://schemas.openxmlformats.org/drawingml/2006/picture">
+                <pic:pic>
+                  <pic:nvPicPr>
+                    <pic:cNvPr descr="figures/fig9_grover.png" id="34" name="Picture"/>
+                    <pic:cNvPicPr>
+                      <a:picLocks noChangeArrowheads="1" noChangeAspect="1"/>
+                    </pic:cNvPicPr>
+                  </pic:nvPicPr>
+                  <pic:blipFill>
+                    <a:blip r:embed="rId32"/>
+                    <a:stretch>
+                      <a:fillRect/>
+                    </a:stretch>
+                  </pic:blipFill>
+                  <pic:spPr bwMode="auto">
+                    <a:xfrm>
+                      <a:off x="0" y="0"/>
+                      <a:ext cx="5334000" cy="2347515"/>
+                    </a:xfrm>
+                    <a:prstGeom prst="rect">
+                      <a:avLst/>
+                    </a:prstGeom>
+                    <a:noFill/>
+                    <a:ln w="9525">
+                      <a:noFill/>
+                      <a:headEnd/>
+                      <a:tailEnd/>
+                    </a:ln>
+                  </pic:spPr>
+                </pic:pic>
+              </a:graphicData>
+            </a:graphic>
+          </wp:inline>
+        </w:drawing>
+      </w:r>
+    </w:p>
+    <w:p>
+      <w:pPr>
+        <w:pStyle w:val="ImageCaption"/>
+      </w:pPr>
+      <w:r>
+        <w:rPr>
+          <w:bCs/>
+          <w:b/>
+        </w:rPr>
+        <w:t xml:space="preserve">Fig. S3.</w:t>
+      </w:r>
+      <w:r>
+        <w:t xml:space="preserve"> </w:t>
+      </w:r>
+      <w:r>
+        <w:t xml:space="preserve">Grover search as used for robot planning and localization. After a uniform superposition, the oracle marks goal-reaching action sequences</w:t>
+      </w:r>
+      <w:r>
+        <w:t xml:space="preserve"> </w:t>
+      </w:r>
+      <w:r>
+        <w:fldChar w:fldCharType="begin"/>
+      </w:r>
+      <w:r>
+        <w:instrText xml:space="preserve">ADDIN CSL_CITATION {"citationID":"MENDELEY_CITATION_141","citationItems":[{"id":"ITEM-140","isTemporary":false,"itemData":{"DOI":"10.3390/math10142475","author":[{"family":"Chella","given":"Antonio"},{"family":"Gaglio","given":"Salvatore"},{"family":"Pilato","given":"Giovanni"},{"family":"Vella","given":"Filippo"},{"family":"Zammuto","given":"Salvatore"}],"container-title":"Mathematics","id":"Chella2022","issue":"14","issued":{"date-parts":[[2022]]},"page":"2475","publisher":"MDPI","title":"A quantum planner for robot motion","type":"article-journal","volume":"10"}},{"id":"ITEM-141","isTemporary":false,"itemData":{"DOI":"10.1016/j.robot.2023.104362","author":[{"family":"Chella","given":"Antonio"},{"family":"Gaglio","given":"Salvatore"},{"family":"Mannone","given":"Maria"},{"family":"Pilato","given":"Giovanni"},{"family":"Seidita","given":"Valeria"},{"family":"Vella","given":"Filippo"},{"family":"Zammuto","given":"Salvatore"}],"container-title":"Robotics and Autonomous Systems","id":"Chella2023","issued":{"date-parts":[[2023]]},"page":"104362","publisher":"Elsevier","title":"Quantum planning for swarm robotics","type":"article-journal","volume":"161"}}],"isEdited":false,"manualOverride":{"citeprocText":"(Chella et al. 2022, 2023)","isManuallyOverridden":false,"manualOverrideText":""},"mendeley":{"formattedCitation":"(Chella et al. 2022, 2023)","plainTextFormattedCitation":"(Chella et al. 2022, 2023)","previouslyFormattedCitation":"(Chella et al. 2022, 2023)"},"properties":{"noteIndex":0},"schema":"https://github.com/citation-style-language/schema/raw/master/csl-citation.json"}</w:instrText>
+      </w:r>
+      <w:r>
+        <w:fldChar w:fldCharType="separate"/>
+      </w:r>
+      <w:r>
+        <w:t xml:space="preserve">(Chella et al. 2022, 2023)</w:t>
+      </w:r>
+      <w:r>
+        <w:fldChar w:fldCharType="end"/>
+      </w:r>
+      <w:r>
+        <w:t xml:space="preserve"> </w:t>
+      </w:r>
+      <w:r>
+        <w:t xml:space="preserve">or map cells whose stored pattern matches the current sensor view</w:t>
+      </w:r>
+      <w:r>
+        <w:t xml:space="preserve"> </w:t>
+      </w:r>
+      <w:r>
+        <w:fldChar w:fldCharType="begin"/>
+      </w:r>
+      <w:r>
+        <w:instrText xml:space="preserve">ADDIN CSL_CITATION {"citationID":"MENDELEY_CITATION_142","citationItems":[{"id":"ITEM-142","isTemporary":false,"itemData":{"DOI":"10.1016/j.robot.2025.105026","author":[{"family":"Antero","given":"Unai"},{"family":"Sierra","given":"Basilio"},{"family":"Oñativia","given":"Jon"},{"family":"Ruiz","given":"Alejandra"},{"family":"Osaba","given":"Eneko"}],"container-title":"Robotics and Autonomous Systems","id":"Antero2025","issued":{"date-parts":[[2025]]},"page":"105026","publisher":"Elsevier","title":"Robot localization aided by quantum algorithms","type":"article-journal","volume":"192"}}],"isEdited":false,"manualOverride":{"citeprocText":"(Antero et al. 2025)","isManuallyOverridden":false,"manualOverrideText":""},"mendeley":{"formattedCitation":"(Antero et al. 2025)","plainTextFormattedCitation":"(Antero et al. 2025)","previouslyFormattedCitation":"(Antero et al. 2025)"},"properties":{"noteIndex":0},"schema":"https://github.com/citation-style-language/schema/raw/master/csl-citation.json"}</w:instrText>
+      </w:r>
+      <w:r>
+        <w:fldChar w:fldCharType="separate"/>
+      </w:r>
+      <w:r>
+        <w:t xml:space="preserve">(Antero et al. 2025)</w:t>
+      </w:r>
+      <w:r>
+        <w:fldChar w:fldCharType="end"/>
+      </w:r>
+      <w:r>
+        <w:t xml:space="preserve">, and the diffusion step amplifies the marked states; about</w:t>
+      </w:r>
+      <w:r>
+        <w:t xml:space="preserve"> </w:t>
+      </w:r>
+      <m:oMath>
+        <m:f>
+          <m:fPr>
+            <m:type m:val="bar"/>
+          </m:fPr>
+          <m:num>
+            <m:r>
+              <m:t>π</m:t>
+            </m:r>
+          </m:num>
+          <m:den>
+            <m:r>
+              <m:t>4</m:t>
+            </m:r>
+          </m:den>
+        </m:f>
+        <m:rad>
+          <m:radPr>
+            <m:degHide m:val="on"/>
+          </m:radPr>
+          <m:deg/>
+          <m:e>
+            <m:r>
+              <m:t>N</m:t>
+            </m:r>
+            <m:r>
+              <m:rPr>
+                <m:sty m:val="p"/>
+              </m:rPr>
+              <m:t>/</m:t>
+            </m:r>
+            <m:r>
+              <m:t>S</m:t>
+            </m:r>
+          </m:e>
+        </m:rad>
+      </m:oMath>
+      <w:r>
+        <w:t xml:space="preserve"> </w:t>
+      </w:r>
+      <w:r>
+        <w:t xml:space="preserve">repetitions are needed for</w:t>
+      </w:r>
+      <w:r>
+        <w:t xml:space="preserve"> </w:t>
+      </w:r>
+      <m:oMath>
+        <m:r>
+          <m:t>N</m:t>
+        </m:r>
+      </m:oMath>
+      <w:r>
+        <w:t xml:space="preserve"> </w:t>
+      </w:r>
+      <w:r>
+        <w:t xml:space="preserve">candidates and</w:t>
+      </w:r>
+      <w:r>
+        <w:t xml:space="preserve"> </w:t>
+      </w:r>
+      <m:oMath>
+        <m:r>
+          <m:t>S</m:t>
+        </m:r>
+      </m:oMath>
+      <w:r>
+        <w:t xml:space="preserve"> </w:t>
+      </w:r>
+      <w:r>
+        <w:t xml:space="preserve">solutions. Redrawn from the circuit descriptions in those studies.</w:t>
+      </w:r>
+    </w:p>
+    <w:p>
+      <w:pPr>
+        <w:pStyle w:val="CaptionedFigure"/>
+      </w:pPr>
+      <w:r>
+        <w:drawing>
+          <wp:inline>
+            <wp:extent cx="5334000" cy="3146226"/>
+            <wp:effectExtent b="0" l="0" r="0" t="0"/>
+            <wp:docPr descr="" title="" id="36" name="Picture"/>
+            <a:graphic>
+              <a:graphicData uri="http://schemas.openxmlformats.org/drawingml/2006/picture">
+                <pic:pic>
+                  <pic:nvPicPr>
+                    <pic:cNvPr descr="figures/fig10_vqc_policy.png" id="37" name="Picture"/>
+                    <pic:cNvPicPr>
+                      <a:picLocks noChangeArrowheads="1" noChangeAspect="1"/>
+                    </pic:cNvPicPr>
+                  </pic:nvPicPr>
+                  <pic:blipFill>
+                    <a:blip r:embed="rId35"/>
+                    <a:stretch>
+                      <a:fillRect/>
+                    </a:stretch>
+                  </pic:blipFill>
+                  <pic:spPr bwMode="auto">
+                    <a:xfrm>
+                      <a:off x="0" y="0"/>
+                      <a:ext cx="5334000" cy="3146226"/>
+                    </a:xfrm>
+                    <a:prstGeom prst="rect">
+                      <a:avLst/>
+                    </a:prstGeom>
+                    <a:noFill/>
+                    <a:ln w="9525">
+                      <a:noFill/>
+                      <a:headEnd/>
+                      <a:tailEnd/>
+                    </a:ln>
+                  </pic:spPr>
+                </pic:pic>
+              </a:graphicData>
+            </a:graphic>
+          </wp:inline>
+        </w:drawing>
+      </w:r>
+    </w:p>
+    <w:p>
+      <w:pPr>
+        <w:pStyle w:val="ImageCaption"/>
+      </w:pPr>
+      <w:r>
+        <w:rPr>
+          <w:bCs/>
+          <w:b/>
+        </w:rPr>
+        <w:t xml:space="preserve">Fig. S4.</w:t>
+      </w:r>
+      <w:r>
+        <w:t xml:space="preserve"> </w:t>
+      </w:r>
+      <w:r>
+        <w:t xml:space="preserve">The variational policy template common to the quantum reinforcement-learning studies: the robot state is encoded by data re-uploading, trainable layers are repeated</w:t>
+      </w:r>
+      <w:r>
+        <w:t xml:space="preserve"> </w:t>
+      </w:r>
+      <m:oMath>
+        <m:r>
+          <m:t>L</m:t>
+        </m:r>
+      </m:oMath>
+      <w:r>
+        <w:t xml:space="preserve"> </w:t>
+      </w:r>
+      <w:r>
+        <w:t xml:space="preserve">times, measured expectation values are scaled into actions or values, and a classical optimizer updates the parameters. Adapted from the architectures of</w:t>
+      </w:r>
+      <w:r>
+        <w:t xml:space="preserve"> </w:t>
+      </w:r>
+      <w:r>
+        <w:fldChar w:fldCharType="begin"/>
+      </w:r>
+      <w:r>
+        <w:instrText xml:space="preserve">ADDIN CSL_CITATION {"citationID":"MENDELEY_CITATION_143","citationItems":[{"id":"ITEM-143","isTemporary":false,"itemData":{"DOI":"10.1109/ACCESS.2024.3417808","author":[{"family":"Hohenfeld","given":"Hans"},{"family":"Heimann","given":"Dirk"},{"family":"Wiebe","given":"Felix"},{"family":"Kirchner","given":"Frank"}],"container-title":"IEEE Access","id":"Hohenfeld2024","issued":{"date-parts":[[2024]]},"page":"87217-87236","publisher":"IEEE","title":"Quantum deep reinforcement learning for robot navigation tasks","type":"article-journal","volume":"12"},"suppress-author":false}],"isEdited":false,"manualOverride":{"citeprocText":"Hohenfeld et al. (2024)","isManuallyOverridden":false,"manualOverrideText":""},"mendeley":{"formattedCitation":"Hohenfeld et al. (2024)","plainTextFormattedCitation":"Hohenfeld et al. (2024)","previouslyFormattedCitation":"Hohenfeld et al. (2024)"},"properties":{"noteIndex":0},"schema":"https://github.com/citation-style-language/schema/raw/master/csl-citation.json"}</w:instrText>
+      </w:r>
+      <w:r>
+        <w:fldChar w:fldCharType="separate"/>
+      </w:r>
+      <w:r>
+        <w:t xml:space="preserve">Hohenfeld et al. (2024)</w:t>
+      </w:r>
+      <w:r>
+        <w:fldChar w:fldCharType="end"/>
+      </w:r>
+      <w:r>
+        <w:t xml:space="preserve">,</w:t>
+      </w:r>
+      <w:r>
+        <w:t xml:space="preserve"> </w:t>
+      </w:r>
+      <w:r>
+        <w:fldChar w:fldCharType="begin"/>
+      </w:r>
+      <w:r>
+        <w:instrText xml:space="preserve">ADDIN CSL_CITATION {"citationID":"MENDELEY_CITATION_144","citationItems":[{"id":"ITEM-144","isTemporary":false,"itemData":{"DOI":"10.1007/s42484-024-00226-4","author":[{"family":"Sinha","given":"Akash"},{"family":"Macaluso","given":"Antonio"},{"family":"Klusch","given":"Matthias"}],"container-title":"Quantum Machine Intelligence","id":"Sinha2023","issued":{"date-parts":[[2025]]},"page":"19","publisher":"Springer","title":"Nav-Q: Quantum deep reinforcement learning for collision-free navigation of self-driving cars","title-short":"Nav-Q","type":"article-journal","volume":"7"},"suppress-author":false}],"isEdited":false,"manualOverride":{"citeprocText":"Sinha, Macaluso, and Klusch (2025)","isManuallyOverridden":false,"manualOverrideText":""},"mendeley":{"formattedCitation":"Sinha, Macaluso, and Klusch (2025)","plainTextFormattedCitation":"Sinha, Macaluso, and Klusch (2025)","previouslyFormattedCitation":"Sinha, Macaluso, and Klusch (2025)"},"properties":{"noteIndex":0},"schema":"https://github.com/citation-style-language/schema/raw/master/csl-citation.json"}</w:instrText>
+      </w:r>
+      <w:r>
+        <w:fldChar w:fldCharType="separate"/>
+      </w:r>
+      <w:r>
+        <w:t xml:space="preserve">Sinha, Macaluso, and Klusch (2025)</w:t>
+      </w:r>
+      <w:r>
+        <w:fldChar w:fldCharType="end"/>
+      </w:r>
+      <w:r>
+        <w:t xml:space="preserve">,</w:t>
+      </w:r>
+      <w:r>
+        <w:t xml:space="preserve"> </w:t>
+      </w:r>
+      <w:r>
+        <w:fldChar w:fldCharType="begin"/>
+      </w:r>
+      <w:r>
+        <w:instrText xml:space="preserve">ADDIN CSL_CITATION {"citationID":"MENDELEY_CITATION_145","citationItems":[{"id":"ITEM-145","isTemporary":false,"itemData":{"URL":"https://arxiv.org/abs/2212.11681","author":[{"family":"Acuto","given":"Alberto"},{"family":"Barillà","given":"Paola"},{"family":"Bozzolo","given":"Ludovico"},{"family":"Conterno","given":"Matteo"},{"family":"Pavese","given":"Mattia"},{"family":"Policicchio","given":"Antonio"}],"id":"Acuto2022","issued":{"date-parts":[[2022]]},"title":"Variational quantum soft actor-critic for robotic arm control","type":""},"suppress-author":false}],"isEdited":false,"manualOverride":{"citeprocText":"Acuto et al. (2022)","isManuallyOverridden":false,"manualOverrideText":""},"mendeley":{"formattedCitation":"Acuto et al. (2022)","plainTextFormattedCitation":"Acuto et al. (2022)","previouslyFormattedCitation":"Acuto et al. (2022)"},"properties":{"noteIndex":0},"schema":"https://github.com/citation-style-language/schema/raw/master/csl-citation.json"}</w:instrText>
+      </w:r>
+      <w:r>
+        <w:fldChar w:fldCharType="separate"/>
+      </w:r>
+      <w:r>
+        <w:t xml:space="preserve">Acuto et al. (2022)</w:t>
+      </w:r>
+      <w:r>
+        <w:fldChar w:fldCharType="end"/>
+      </w:r>
+      <w:r>
+        <w:t xml:space="preserve">,</w:t>
+      </w:r>
+      <w:r>
+        <w:t xml:space="preserve"> </w:t>
+      </w:r>
+      <w:r>
+        <w:fldChar w:fldCharType="begin"/>
+      </w:r>
+      <w:r>
+        <w:instrText xml:space="preserve">ADDIN CSL_CITATION {"citationID":"MENDELEY_CITATION_146","citationItems":[{"id":"ITEM-146","isTemporary":false,"itemData":{"DOI":"10.5220/0013371800003890","ISBN":"978-989-758-737-5","author":[{"family":"Drăgan","given":"Theodora-Augustina"},{"family":"Künzner","given":"Alexander"},{"family":"Wille","given":"Robert"},{"family":"Lorenz","given":"Jeanette Miriam"}],"container-title":"Proceedings of the 17th international conference on agents and artificial intelligence (ICAART 2025)","id":"Dragan2025","issued":{"date-parts":[[2025]]},"page":"807-814","publisher":"SciTePress","publisher-place":"Setúbal, Portugal","title":"Continuous quantum reinforcement learning for robot navigation","type":"paper-conference","volume":"1"},"suppress-author":false}],"isEdited":false,"manualOverride":{"citeprocText":"Drăgan et al. (2025)","isManuallyOverridden":false,"manualOverrideText":""},"mendeley":{"formattedCitation":"Drăgan et al. (2025)","plainTextFormattedCitation":"Drăgan et al. (2025)","previouslyFormattedCitation":"Drăgan et al. (2025)"},"properties":{"noteIndex":0},"schema":"https://github.com/citation-style-language/schema/raw/master/csl-citation.json"}</w:instrText>
+      </w:r>
+      <w:r>
+        <w:fldChar w:fldCharType="separate"/>
+      </w:r>
+      <w:r>
+        <w:t xml:space="preserve">Drăgan et al. (2025)</w:t>
+      </w:r>
+      <w:r>
+        <w:fldChar w:fldCharType="end"/>
+      </w:r>
+      <w:r>
+        <w:t xml:space="preserve">,</w:t>
+      </w:r>
+      <w:r>
+        <w:t xml:space="preserve"> </w:t>
+      </w:r>
+      <w:r>
+        <w:fldChar w:fldCharType="begin"/>
+      </w:r>
+      <w:r>
+        <w:instrText xml:space="preserve">ADDIN CSL_CITATION {"citationID":"MENDELEY_CITATION_147","citationItems":[{"id":"ITEM-147","isTemporary":false,"itemData":{"URL":"https://arxiv.org/abs/2508.01690","author":[{"family":"Sun","given":"Yize"},{"family":"Hagog","given":"Mohamad"},{"family":"Weber","given":"Marc"},{"family":"Hein","given":"Daniel"},{"family":"Udluft","given":"Steffen"},{"family":"Tresp","given":"Volker"},{"family":"Ma","given":"Yunpu"}],"id":"Sun2025","issued":{"date-parts":[[2025]]},"note":"QML@QCE 2025 workshop","title":"First experience with real-time control using simulated VQC-based quantum policies","type":""},"suppress-author":false}],"isEdited":false,"manualOverride":{"citeprocText":"Sun et al. (2025)","isManuallyOverridden":false,"manualOverrideText":""},"mendeley":{"formattedCitation":"Sun et al. (2025)","plainTextFormattedCitation":"Sun et al. (2025)","previouslyFormattedCitation":"Sun et al. (2025)"},"properties":{"noteIndex":0},"schema":"https://github.com/citation-style-language/schema/raw/master/csl-citation.json"}</w:instrText>
+      </w:r>
+      <w:r>
+        <w:fldChar w:fldCharType="separate"/>
+      </w:r>
+      <w:r>
+        <w:t xml:space="preserve">Sun et al. (2025)</w:t>
+      </w:r>
+      <w:r>
+        <w:fldChar w:fldCharType="end"/>
+      </w:r>
+      <w:r>
+        <w:t xml:space="preserve">,</w:t>
+      </w:r>
+      <w:r>
+        <w:t xml:space="preserve"> </w:t>
+      </w:r>
+      <w:r>
+        <w:fldChar w:fldCharType="begin"/>
+      </w:r>
+      <w:r>
+        <w:instrText xml:space="preserve">ADDIN CSL_CITATION {"citationID":"MENDELEY_CITATION_148","citationItems":[{"id":"ITEM-148","isTemporary":false,"itemData":{"URL":"https://arxiv.org/abs/2605.01716","author":[{"family":"Ngo","given":"Nguyen Truong Thu"},{"family":"Mehtola","given":"Väinö"},{"family":"Lenssen","given":"Jérome"},{"family":"Wang","given":"Peiyong"},{"family":"Cosco","given":"Francesco"},{"family":"Lu","given":"Tien-Fu"},{"family":"Quach","given":"James Q."}],"id":"Ngo2026","issued":{"date-parts":[[2026]]},"title":"Towards real-time control of a CartPole system on a quantum computer","type":""},"suppress-author":false}],"isEdited":false,"manualOverride":{"citeprocText":"Ngo et al. (2026)","isManuallyOverridden":false,"manualOverrideText":""},"mendeley":{"formattedCitation":"Ngo et al. (2026)","plainTextFormattedCitation":"Ngo et al. (2026)","previouslyFormattedCitation":"Ngo et al. (2026)"},"properties":{"noteIndex":0},"schema":"https://github.com/citation-style-language/schema/raw/master/csl-citation.json"}</w:instrText>
+      </w:r>
+      <w:r>
+        <w:fldChar w:fldCharType="separate"/>
+      </w:r>
+      <w:r>
+        <w:t xml:space="preserve">Ngo et al. (2026)</w:t>
+      </w:r>
+      <w:r>
+        <w:fldChar w:fldCharType="end"/>
+      </w:r>
+      <w:r>
+        <w:t xml:space="preserve">, and</w:t>
+      </w:r>
+      <w:r>
+        <w:t xml:space="preserve"> </w:t>
+      </w:r>
+      <w:r>
+        <w:fldChar w:fldCharType="begin"/>
+      </w:r>
+      <w:r>
+        <w:instrText xml:space="preserve">ADDIN CSL_CITATION {"citationID":"MENDELEY_CITATION_149","citationItems":[{"id":"ITEM-149","isTemporary":false,"itemData":{"URL":"https://arxiv.org/abs/2605.20801","author":[{"family":"Altrabulsi","given":"Mohamed Khair"},{"family":"Innan","given":"Nouhaila"},{"family":"Marchisio","given":"Alberto"},{"family":"Kashif","given":"Muhammad"},{"family":"Shafique","given":"Muhammad"}],"id":"Altrabulsi2026","issued":{"date-parts":[[2026]]},"title":"Q-SpiRL: Quantum spiking reinforcement learning for adaptive robot navigation","title-short":"Q-SpiRL","type":""},"suppress-author":false}],"isEdited":false,"manualOverride":{"citeprocText":"Altrabulsi et al. (2026)","isManuallyOverridden":false,"manualOverrideText":""},"mendeley":{"formattedCitation":"Altrabulsi et al. (2026)","plainTextFormattedCitation":"Altrabulsi et al. (2026)","previouslyFormattedCitation":"Altrabulsi et al. (2026)"},"properties":{"noteIndex":0},"schema":"https://github.com/citation-style-language/schema/raw/master/csl-citation.json"}</w:instrText>
+      </w:r>
+      <w:r>
+        <w:fldChar w:fldCharType="separate"/>
+      </w:r>
+      <w:r>
+        <w:t xml:space="preserve">Altrabulsi et al. (2026)</w:t>
+      </w:r>
+      <w:r>
+        <w:fldChar w:fldCharType="end"/>
+      </w:r>
+      <w:r>
+        <w:t xml:space="preserve">; the list on the right notes where the circuit sits in each study.</w:t>
+      </w:r>
+    </w:p>
+    <w:p>
+      <w:pPr>
+        <w:pStyle w:val="CaptionedFigure"/>
+      </w:pPr>
+      <w:r>
+        <w:drawing>
+          <wp:inline>
+            <wp:extent cx="5334000" cy="2481395"/>
+            <wp:effectExtent b="0" l="0" r="0" t="0"/>
+            <wp:docPr descr="" title="" id="39" name="Picture"/>
+            <a:graphic>
+              <a:graphicData uri="http://schemas.openxmlformats.org/drawingml/2006/picture">
+                <pic:pic>
+                  <pic:nvPicPr>
+                    <pic:cNvPr descr="figures/fig11_order_effect.png" id="40" name="Picture"/>
+                    <pic:cNvPicPr>
+                      <a:picLocks noChangeArrowheads="1" noChangeAspect="1"/>
+                    </pic:cNvPicPr>
+                  </pic:nvPicPr>
+                  <pic:blipFill>
+                    <a:blip r:embed="rId38"/>
+                    <a:stretch>
+                      <a:fillRect/>
+                    </a:stretch>
+                  </pic:blipFill>
+                  <pic:spPr bwMode="auto">
+                    <a:xfrm>
+                      <a:off x="0" y="0"/>
+                      <a:ext cx="5334000" cy="2481395"/>
+                    </a:xfrm>
+                    <a:prstGeom prst="rect">
+                      <a:avLst/>
+                    </a:prstGeom>
+                    <a:noFill/>
+                    <a:ln w="9525">
+                      <a:noFill/>
+                      <a:headEnd/>
+                      <a:tailEnd/>
+                    </a:ln>
+                  </pic:spPr>
+                </pic:pic>
+              </a:graphicData>
+            </a:graphic>
+          </wp:inline>
+        </w:drawing>
+      </w:r>
+    </w:p>
+    <w:p>
+      <w:pPr>
+        <w:pStyle w:val="ImageCaption"/>
+      </w:pPr>
+      <w:r>
+        <w:rPr>
+          <w:bCs/>
+          <w:b/>
+        </w:rPr>
+        <w:t xml:space="preserve">Fig. S5.</w:t>
+      </w:r>
+      <w:r>
+        <w:t xml:space="preserve"> </w:t>
+      </w:r>
+      <w:r>
+        <w:t xml:space="preserve">Why the order of questions matters in quantum probability. A belief state</w:t>
+      </w:r>
+      <w:r>
+        <w:t xml:space="preserve"> </w:t>
+      </w:r>
+      <m:oMath>
+        <m:r>
+          <m:t>ψ</m:t>
+        </m:r>
+      </m:oMath>
+      <w:r>
+        <w:t xml:space="preserve"> </w:t>
+      </w:r>
+      <w:r>
+        <w:t xml:space="preserve">is projected first onto one answer subspace and then onto the other; because the projectors do not commute, the probability of answering yes to both depends on the order. The angles (</w:t>
+      </w:r>
+      <m:oMath>
+        <m:r>
+          <m:t>ψ</m:t>
+        </m:r>
+        <m:r>
+          <m:rPr>
+            <m:sty m:val="p"/>
+          </m:rPr>
+          <m:t>=</m:t>
+        </m:r>
+        <m:sSup>
+          <m:e>
+            <m:r>
+              <m:t>20</m:t>
+            </m:r>
+          </m:e>
+          <m:sup>
+            <m:r>
+              <m:rPr>
+                <m:sty m:val="p"/>
+              </m:rPr>
+              <m:t>∘</m:t>
+            </m:r>
+          </m:sup>
+        </m:sSup>
+      </m:oMath>
+      <w:r>
+        <w:t xml:space="preserve">,</w:t>
+      </w:r>
+      <w:r>
+        <w:t xml:space="preserve"> </w:t>
+      </w:r>
+      <m:oMath>
+        <m:r>
+          <m:t>A</m:t>
+        </m:r>
+        <m:r>
+          <m:rPr>
+            <m:sty m:val="p"/>
+          </m:rPr>
+          <m:t>=</m:t>
+        </m:r>
+        <m:sSup>
+          <m:e>
+            <m:r>
+              <m:t>0</m:t>
+            </m:r>
+          </m:e>
+          <m:sup>
+            <m:r>
+              <m:rPr>
+                <m:sty m:val="p"/>
+              </m:rPr>
+              <m:t>∘</m:t>
+            </m:r>
+          </m:sup>
+        </m:sSup>
+      </m:oMath>
+      <w:r>
+        <w:t xml:space="preserve">,</w:t>
+      </w:r>
+      <w:r>
+        <w:t xml:space="preserve"> </w:t>
+      </w:r>
+      <m:oMath>
+        <m:r>
+          <m:t>B</m:t>
+        </m:r>
+        <m:r>
+          <m:rPr>
+            <m:sty m:val="p"/>
+          </m:rPr>
+          <m:t>=</m:t>
+        </m:r>
+        <m:sSup>
+          <m:e>
+            <m:r>
+              <m:t>55</m:t>
+            </m:r>
+          </m:e>
+          <m:sup>
+            <m:r>
+              <m:rPr>
+                <m:sty m:val="p"/>
+              </m:rPr>
+              <m:t>∘</m:t>
+            </m:r>
+          </m:sup>
+        </m:sSup>
+      </m:oMath>
+      <w:r>
+        <w:t xml:space="preserve">) are illustrative. Adapted from the geometric account of</w:t>
+      </w:r>
+      <w:r>
+        <w:t xml:space="preserve"> </w:t>
+      </w:r>
+      <w:r>
+        <w:fldChar w:fldCharType="begin"/>
+      </w:r>
+      <w:r>
+        <w:instrText xml:space="preserve">ADDIN CSL_CITATION {"citationID":"MENDELEY_CITATION_150","citationItems":[{"id":"ITEM-150","isTemporary":false,"itemData":{"DOI":"10.1017/CBO9780511997716","author":[{"family":"Busemeyer","given":"Jerome R."},{"family":"Bruza","given":"Peter D."}],"id":"Busemeyer2012","issued":{"date-parts":[[2012]]},"publisher":"Cambridge University Press","publisher-place":"Cambridge, UK","title":"Quantum models of cognition and decision","type":"book"},"suppress-author":false}],"isEdited":false,"manualOverride":{"citeprocText":"Busemeyer and Bruza (2012)","isManuallyOverridden":false,"manualOverrideText":""},"mendeley":{"formattedCitation":"Busemeyer and Bruza (2012)","plainTextFormattedCitation":"Busemeyer and Bruza (2012)","previouslyFormattedCitation":"Busemeyer and Bruza (2012)"},"properties":{"noteIndex":0},"schema":"https://github.com/citation-style-language/schema/raw/master/csl-citation.json"}</w:instrText>
+      </w:r>
+      <w:r>
+        <w:fldChar w:fldCharType="separate"/>
+      </w:r>
+      <w:r>
+        <w:t xml:space="preserve">Busemeyer and Bruza (2012)</w:t>
+      </w:r>
+      <w:r>
+        <w:fldChar w:fldCharType="end"/>
+      </w:r>
+      <w:r>
+        <w:t xml:space="preserve"> </w:t>
+      </w:r>
+      <w:r>
+        <w:t xml:space="preserve">and</w:t>
+      </w:r>
+      <w:r>
+        <w:t xml:space="preserve"> </w:t>
+      </w:r>
+      <w:r>
+        <w:fldChar w:fldCharType="begin"/>
+      </w:r>
+      <w:r>
+        <w:instrText xml:space="preserve">ADDIN CSL_CITATION {"citationID":"MENDELEY_CITATION_151","citationItems":[{"id":"ITEM-151","isTemporary":false,"itemData":{"DOI":"10.1017/S0140525X12001525","author":[{"family":"Pothos","given":"Emmanuel M."},{"family":"Busemeyer","given":"Jerome R."}],"container-title":"Behavioral and Brain Sciences","id":"Pothos2013","issue":"3","issued":{"date-parts":[[2013]]},"page":"255-274","publisher":"Cambridge University Press","title":"Can quantum probability provide a new direction for cognitive modeling?","type":"article-journal","volume":"36"},"suppress-author":false}],"isEdited":false,"manualOverride":{"citeprocText":"Pothos and Busemeyer (2013)","isManuallyOverridden":false,"manualOverrideText":""},"mendeley":{"formattedCitation":"Pothos and Busemeyer (2013)","plainTextFormattedCitation":"Pothos and Busemeyer (2013)","previouslyFormattedCitation":"Pothos and Busemeyer (2013)"},"properties":{"noteIndex":0},"schema":"https://github.com/citation-style-language/schema/raw/master/csl-citation.json"}</w:instrText>
+      </w:r>
+      <w:r>
+        <w:fldChar w:fldCharType="separate"/>
+      </w:r>
+      <w:r>
+        <w:t xml:space="preserve">Pothos and Busemeyer (2013)</w:t>
+      </w:r>
+      <w:r>
+        <w:fldChar w:fldCharType="end"/>
+      </w:r>
+      <w:r>
+        <w:t xml:space="preserve">, which</w:t>
+      </w:r>
+      <w:r>
+        <w:t xml:space="preserve"> </w:t>
+      </w:r>
+      <w:r>
+        <w:fldChar w:fldCharType="begin"/>
+      </w:r>
+      <w:r>
+        <w:instrText xml:space="preserve">ADDIN CSL_CITATION {"citationID":"MENDELEY_CITATION_152","citationItems":[{"id":"ITEM-152","isTemporary":false,"itemData":{"DOI":"10.3390/e25040548","author":[{"family":"Widdows","given":"Dominic"},{"family":"Rani","given":"Jyoti"},{"family":"Pothos","given":"Emmanuel M."}],"container-title":"Entropy","id":"Widdows2023","issue":"4","issued":{"date-parts":[[2023]]},"page":"548","publisher":"MDPI","title":"Quantum circuit components for cognitive decision-making","type":"article-journal","volume":"25"},"suppress-author":false}],"isEdited":false,"manualOverride":{"citeprocText":"Widdows, Rani, and Pothos (2023)","isManuallyOverridden":false,"manualOverrideText":""},"mendeley":{"formattedCitation":"Widdows, Rani, and Pothos (2023)","plainTextFormattedCitation":"Widdows, Rani, and Pothos (2023)","previouslyFormattedCitation":"Widdows, Rani, and Pothos (2023)"},"properties":{"noteIndex":0},"schema":"https://github.com/citation-style-language/schema/raw/master/csl-citation.json"}</w:instrText>
+      </w:r>
+      <w:r>
+        <w:fldChar w:fldCharType="separate"/>
+      </w:r>
+      <w:r>
+        <w:t xml:space="preserve">Widdows, Rani, and Pothos (2023)</w:t>
+      </w:r>
+      <w:r>
+        <w:fldChar w:fldCharType="end"/>
+      </w:r>
+      <w:r>
+        <w:t xml:space="preserve"> </w:t>
+      </w:r>
+      <w:r>
+        <w:t xml:space="preserve">implemented as single-qubit circuits.</w:t>
+      </w:r>
+    </w:p>
+    <w:bookmarkStart w:id="41" w:name="tab:synthesis"/>
+    <w:p>
+      <w:pPr>
+        <w:pStyle w:val="TableCaption"/>
+      </w:pPr>
+      <w:r>
+        <w:rPr>
+          <w:bCs/>
+          <w:b/>
+        </w:rPr>
+        <w:t xml:space="preserve">Table S7.</w:t>
+      </w:r>
+      <w:r>
+        <w:t xml:space="preserve"> </w:t>
+      </w:r>
+      <w:r>
+        <w:t xml:space="preserve">Cross-domain synthesis of quantum and quantum-inspired methods for robotics. Evidence levels follow Table 2 of the main article;</w:t>
+      </w:r>
+      <w:r>
+        <w:t xml:space="preserve"> </w:t>
+      </w:r>
+      <w:r>
+        <w:t xml:space="preserve">“</w:t>
+      </w:r>
+      <w:r>
+        <w:t xml:space="preserve">sim.</w:t>
+      </w:r>
+      <w:r>
+        <w:t xml:space="preserve">”</w:t>
+      </w:r>
+      <w:r>
+        <w:t xml:space="preserve"> </w:t>
+      </w:r>
+      <w:r>
+        <w:t xml:space="preserve">denotes a simulated robot environment.</w:t>
+      </w:r>
+    </w:p>
+    <w:tbl>
+      <w:tblPr>
+        <w:tblStyle w:val="Table"/>
+        <w:tblW w:type="pct" w:w="5000"/>
+        <w:tblLook w:firstRow="1" w:lastRow="0" w:firstColumn="0" w:lastColumn="0" w:noHBand="0" w:noVBand="0" w:val="0020"/>
+        <w:jc w:val="start"/>
+        <w:tblCaption w:val="Table S7. Cross-domain synthesis of quantum and quantum-inspired methods for robotics. Evidence levels follow Table 2 of the main article; “sim.” denotes a simulated robot environment."/>
+      </w:tblPr>
+      <w:tblGrid>
+        <w:gridCol w:w="2138"/>
+        <w:gridCol w:w="1663"/>
+        <w:gridCol w:w="792"/>
+        <w:gridCol w:w="1900"/>
+        <w:gridCol w:w="1425"/>
+      </w:tblGrid>
+      <w:tr>
+        <w:trPr>
+          <w:tblHeader w:val="true"/>
+        </w:trPr>
+        <w:tc>
+          <w:tcPr/>
+          <w:p>
+            <w:pPr>
+              <w:pStyle w:val="Compact"/>
+              <w:jc w:val="left"/>
+            </w:pPr>
+            <w:r>
+              <w:rPr>
+                <w:bCs/>
+                <w:b/>
+              </w:rPr>
+              <w:t xml:space="preserve">Application</w:t>
+            </w:r>
+          </w:p>
+        </w:tc>
+        <w:tc>
+          <w:tcPr/>
+          <w:p>
+            <w:pPr>
+              <w:pStyle w:val="Compact"/>
+              <w:jc w:val="left"/>
+            </w:pPr>
+            <w:r>
+              <w:rPr>
+                <w:bCs/>
+                <w:b/>
+              </w:rPr>
+              <w:t xml:space="preserve">Quantum method</w:t>
+            </w:r>
+          </w:p>
+        </w:tc>
+        <w:tc>
+          <w:tcPr/>
+          <w:p>
+            <w:pPr>
+              <w:pStyle w:val="Compact"/>
+              <w:jc w:val="left"/>
+            </w:pPr>
+            <w:r>
+              <w:rPr>
+                <w:bCs/>
+                <w:b/>
+              </w:rPr>
+              <w:t xml:space="preserve">Evidence</w:t>
+            </w:r>
+          </w:p>
+        </w:tc>
+        <w:tc>
+          <w:tcPr/>
+          <w:p>
+            <w:pPr>
+              <w:pStyle w:val="Compact"/>
+              <w:jc w:val="left"/>
+            </w:pPr>
+            <w:r>
+              <w:rPr>
+                <w:bCs/>
+                <w:b/>
+              </w:rPr>
+              <w:t xml:space="preserve">Current limitation</w:t>
+            </w:r>
+          </w:p>
+        </w:tc>
+        <w:tc>
+          <w:tcPr/>
+          <w:p>
+            <w:pPr>
+              <w:pStyle w:val="Compact"/>
+              <w:jc w:val="left"/>
+            </w:pPr>
+            <w:r>
+              <w:rPr>
+                <w:bCs/>
+                <w:b/>
+              </w:rPr>
+              <w:t xml:space="preserve">Deployment potential</w:t>
+            </w:r>
+          </w:p>
+        </w:tc>
+      </w:tr>
+      <w:tr>
+        <w:tc>
+          <w:tcPr/>
+          <w:p>
+            <w:pPr>
+              <w:pStyle w:val="Compact"/>
+              <w:jc w:val="left"/>
+            </w:pPr>
+            <w:r>
+              <w:t xml:space="preserve">Fleet and multi-robot routing, AGV and storage-system scheduling </w:t>
+            </w:r>
+            <w:r>
+              <w:fldChar w:fldCharType="begin"/>
+            </w:r>
+            <w:r>
+              <w:instrText xml:space="preserve">ADDIN CSL_CITATION {"citationID":"MENDELEY_CITATION_158","citationItems":[{"id":"ITEM-153","isTemporary":false,"itemData":{"DOI":"10.3389/fcomp.2019.00009","author":[{"family":"Ohzeki","given":"Masayuki"},{"family":"Miki","given":"Akira"},{"family":"Miyama","given":"Masamichi J."},{"family":"Terabe","given":"Masayoshi"}],"container-title":"Frontiers in Computer Science","id":"Ohzeki2019","issued":{"date-parts":[[2019]]},"page":"9","publisher":"Frontiers Media","title":"Control of automated guided vehicles without collision by quantum annealer and digital devices","type":"article-journal","volume":"1"}},{"id":"ITEM-154","isTemporary":false,"itemData":{"DOI":"10.1145/3293320.3293333","author":[{"family":"Clark","given":"James"},{"family":"West","given":"Tristan"},{"family":"Zammit","given":"Joseph Paul"},{"family":"Guo","given":"Xiaohu"},{"family":"Mason","given":"Luke"},{"family":"Russell","given":"Duncan"}],"container-title":"Proceedings of the international conference on high performance computing in asia-pacific region (HPC Asia 2019)","id":"Clark2019","issued":{"date-parts":[[2019]]},"page":"111-119","publisher":"ACM","publisher-place":"New York, NY, USA","title":"Towards real time multi-robot routing using quantum computing technologies","type":"paper-conference"}},{"id":"ITEM-155","isTemporary":false,"itemData":{"DOI":"10.1038/s41598-025-28481-w","author":[{"family":"Quang","given":"Thinh Nguyen"},{"family":"Matsuyama","given":"Kosuke"},{"family":"Shimizu","given":"Keisuke"},{"family":"Sugano","given":"Hiroki"},{"family":"Kurimoto","given":"Eiji"},{"family":"Miki","given":"Masahiro"},{"family":"Suzuki","given":"Jumpei"},{"family":"Chen","given":"Ziyi"},{"family":"Waidyasooriya","given":"Hasitha Muthumala"},{"family":"Hariyama","given":"Masanori"},{"family":"Hitomi","given":"Masaru"},{"family":"Sawamura","given":"Kenta"},{"family":"Ohzeki","given":"Masayuki"}],"container-title":"Scientific Reports","id":"Quang2025","issued":{"date-parts":[[2025]]},"page":"44047","publisher":"Nature Publishing Group","title":"Quantum annealing-based route optimization for commercial AGV operating systems in large-scale logistics warehouses","type":"article-journal","volume":"15"}},{"id":"ITEM-156","isTemporary":false,"itemData":{"DOI":"10.1038/s41598-024-72101-y","author":[{"family":"Śmierzchalski","given":"Tomasz"},{"family":"Pawłowski","given":"Jakub"},{"family":"Przybysz","given":"Artur"},{"family":"Pawela","given":"Łukasz"},{"family":"Puchała","given":"Zbigniew"},{"family":"Koniorczyk","given":"Mátyás"},{"family":"Gardas","given":"Bartłomiej"},{"family":"Deffner","given":"Sebastian"},{"family":"Domino","given":"Krzysztof"}],"container-title":"Scientific Reports","id":"Smierzchalski2024","issued":{"date-parts":[[2024]]},"page":"21809","publisher":"Nature Publishing Group","title":"Hybrid quantum-classical computation for automatic guided vehicles scheduling","type":"article-journal","volume":"14"}},{"id":"ITEM-157","isTemporary":false,"itemData":{"DOI":"10.1038/s41598-023-45668-1","author":[{"family":"Leib","given":"Dominik"},{"family":"Seidel","given":"Tobias"},{"family":"Jäger","given":"Sven"},{"family":"Heese","given":"Raoul"},{"family":"Jones","given":"Caitlin Isobel"},{"family":"Awasthi","given":"Abhishek"},{"family":"Niederle","given":"Astrid"},{"family":"Bortz","given":"Michael"}],"container-title":"Scientific Reports","id":"Leib2023","issued":{"date-parts":[[2023]]},"publisher":"Nature Publishing Group","title":"An optimization case study for solving a transport robot scheduling problem on quantum-hybrid and quantum-inspired hardware","type":"article-journal","volume":"13"}},{"id":"ITEM-158","isTemporary":false,"itemData":{"DOI":"10.1515/auto-2023-0072","author":[{"family":"Windmann","given":"Stefan"}],"container-title":"at – Automatisierungstechnik","id":"Windmann2023","issued":{"date-parts":[[2023]]},"title":"Quantum computer-aided job scheduling for storage and retrieval systems","type":"article-journal"}}],"isEdited":false,"manualOverride":{"citeprocText":"(Ohzeki et al. 2019; Clark et al. 2019; Quang et al. 2025; Śmierzchalski et al. 2024; Leib et al. 2023; Windmann 2023)","isManuallyOverridden":false,"manualOverrideText":""},"mendeley":{"formattedCitation":"(Ohzeki et al. 2019; Clark et al. 2019; Quang et al. 2025; Śmierzchalski et al. 2024; Leib et al. 2023; Windmann 2023)","plainTextFormattedCitation":"(Ohzeki et al. 2019; Clark et al. 2019; Quang et al. 2025; Śmierzchalski et al. 2024; Leib et al. 2023; Windmann 2023)","previouslyFormattedCitation":"(Ohzeki et al. 2019; Clark et al. 2019; Quang et al. 2025; Śmierzchalski et al. 2024; Leib et al. 2023; Windmann 2023)"},"properties":{"noteIndex":0},"schema":"https://github.com/citation-style-language/schema/raw/master/csl-citation.json"}</w:instrText>
+            </w:r>
+            <w:r>
+              <w:fldChar w:fldCharType="separate"/>
+            </w:r>
+            <w:r>
+              <w:t xml:space="preserve">(Ohzeki et al. 2019; Clark et al. 2019; Quang et al. 2025; Śmierzchalski et al. 2024; Leib et al. 2023; Windmann 2023)</w:t>
+            </w:r>
+            <w:r>
+              <w:fldChar w:fldCharType="end"/>
+            </w:r>
+          </w:p>
+        </w:tc>
+        <w:tc>
+          <w:tcPr/>
+          <w:p>
+            <w:pPr>
+              <w:pStyle w:val="Compact"/>
+              <w:jc w:val="left"/>
+            </w:pPr>
+            <w:r>
+              <w:t xml:space="preserve">QUBO with quantum annealing or hybrid solvers</w:t>
+            </w:r>
+          </w:p>
+        </w:tc>
+        <w:tc>
+          <w:tcPr/>
+          <w:p>
+            <w:pPr>
+              <w:pStyle w:val="Compact"/>
+              <w:jc w:val="left"/>
+            </w:pPr>
+            <w:r>
+              <w:t xml:space="preserve">L3–L4 (sim.)</w:t>
+            </w:r>
+          </w:p>
+        </w:tc>
+        <w:tc>
+          <w:tcPr/>
+          <w:p>
+            <w:pPr>
+              <w:pStyle w:val="Compact"/>
+              <w:jc w:val="left"/>
+            </w:pPr>
+            <w:r>
+              <w:t xml:space="preserve">Decomposition needed; classical and digital annealers competitive or better</w:t>
+            </w:r>
+          </w:p>
+        </w:tc>
+        <w:tc>
+          <w:tcPr/>
+          <w:p>
+            <w:pPr>
+              <w:pStyle w:val="Compact"/>
+              <w:jc w:val="left"/>
+            </w:pPr>
+            <w:r>
+              <w:t xml:space="preserve">Medium: periodic, offline</w:t>
+            </w:r>
+          </w:p>
+        </w:tc>
+      </w:tr>
+      <w:tr>
+        <w:tc>
+          <w:tcPr/>
+          <w:p>
+            <w:pPr>
+              <w:pStyle w:val="Compact"/>
+              <w:jc w:val="left"/>
+            </w:pPr>
+            <w:r>
+              <w:t xml:space="preserve">Multi-agent pathfinding </w:t>
+            </w:r>
+            <w:r>
+              <w:fldChar w:fldCharType="begin"/>
+            </w:r>
+            <w:r>
+              <w:instrText xml:space="preserve">ADDIN CSL_CITATION {"citationID":"MENDELEY_CITATION_160","citationItems":[{"id":"ITEM-159","isTemporary":false,"itemData":{"URL":"https://proceedings.mlr.press/v267/gerlach25a.html","author":[{"family":"Gerlach","given":"Thore"},{"family":"Lee","given":"Loong Kuan"},{"family":"Barbaresco","given":"Frederic"},{"family":"Piatkowski","given":"Nico"}],"collection-title":"Proceedings of machine learning research","container-title":"Proceedings of the 42nd international conference on machine learning","editor":[{"family":"Singh","given":"Aarti"},{"family":"Fazel","given":"Maryam"},{"family":"Hsu","given":"Daniel"},{"family":"Lacoste-Julien","given":"Simon"},{"family":"Berkenkamp","given":"Felix"},{"family":"Maharaj","given":"Tegan"},{"family":"Wagstaff","given":"Kiri"},{"family":"Zhu","given":"Jerry"}],"id":"Gerlach2025","issued":{"date-parts":[[2025]]},"page":"19161-19171","publisher":"PMLR","publisher-place":"Vancouver, Canada","title":"Hybrid quantum-classical multi-agent pathfinding","type":"paper-conference","volume":"267"}},{"id":"ITEM-160","isTemporary":false,"itemData":{"URL":"https://arxiv.org/abs/2602.14799","author":[{"family":"González Villasmil","given":"Javier"}],"id":"GonzalezVillasmil2026","issued":{"date-parts":[[2026]]},"title":"Scalable multi-robot path planning via quadratic unconstrained binary optimization","type":""}}],"isEdited":false,"manualOverride":{"citeprocText":"(Gerlach et al. 2025; González Villasmil 2026)","isManuallyOverridden":false,"manualOverrideText":""},"mendeley":{"formattedCitation":"(Gerlach et al. 2025; González Villasmil 2026)","plainTextFormattedCitation":"(Gerlach et al. 2025; González Villasmil 2026)","previouslyFormattedCitation":"(Gerlach et al. 2025; González Villasmil 2026)"},"properties":{"noteIndex":0},"schema":"https://github.com/citation-style-language/schema/raw/master/csl-citation.json"}</w:instrText>
+            </w:r>
+            <w:r>
+              <w:fldChar w:fldCharType="separate"/>
+            </w:r>
+            <w:r>
+              <w:t xml:space="preserve">(Gerlach et al. 2025; González Villasmil 2026)</w:t>
+            </w:r>
+            <w:r>
+              <w:fldChar w:fldCharType="end"/>
+            </w:r>
+          </w:p>
+        </w:tc>
+        <w:tc>
+          <w:tcPr/>
+          <w:p>
+            <w:pPr>
+              <w:pStyle w:val="Compact"/>
+              <w:jc w:val="left"/>
+            </w:pPr>
+            <w:r>
+              <w:t xml:space="preserve">QUBO subproblems in exact classical framework</w:t>
+            </w:r>
+          </w:p>
+        </w:tc>
+        <w:tc>
+          <w:tcPr/>
+          <w:p>
+            <w:pPr>
+              <w:pStyle w:val="Compact"/>
+              <w:jc w:val="left"/>
+            </w:pPr>
+            <w:r>
+              <w:t xml:space="preserve">L2–L3</w:t>
+            </w:r>
+          </w:p>
+        </w:tc>
+        <w:tc>
+          <w:tcPr/>
+          <w:p>
+            <w:pPr>
+              <w:pStyle w:val="Compact"/>
+              <w:jc w:val="left"/>
+            </w:pPr>
+            <w:r>
+              <w:t xml:space="preserve">Small QUBOs; structure-dependent</w:t>
+            </w:r>
+          </w:p>
+        </w:tc>
+        <w:tc>
+          <w:tcPr/>
+          <w:p>
+            <w:pPr>
+              <w:pStyle w:val="Compact"/>
+              <w:jc w:val="left"/>
+            </w:pPr>
+            <w:r>
+              <w:t xml:space="preserve">Medium</w:t>
+            </w:r>
+          </w:p>
+        </w:tc>
+      </w:tr>
+      <w:tr>
+        <w:tc>
+          <w:tcPr/>
+          <w:p>
+            <w:pPr>
+              <w:pStyle w:val="Compact"/>
+              <w:jc w:val="left"/>
+            </w:pPr>
+            <w:r>
+              <w:t xml:space="preserve">Industrial trajectories, assembly, inspection </w:t>
+            </w:r>
+            <w:r>
+              <w:fldChar w:fldCharType="begin"/>
+            </w:r>
+            <w:r>
+              <w:instrText xml:space="preserve">ADDIN CSL_CITATION {"citationID":"MENDELEY_CITATION_163","citationItems":[{"id":"ITEM-161","isTemporary":false,"itemData":{"DOI":"10.1103/PhysRevApplied.18.054045","author":[{"family":"Schuetz","given":"Martin J. A."},{"family":"Brubaker","given":"J. Kyle"},{"family":"Montagu","given":"Henry"},{"dropping-particle":"van","family":"Dijk","given":"Yannick"},{"family":"Klepsch","given":"Johannes"},{"family":"Ross","given":"Philipp"},{"family":"Luckow","given":"Andre"},{"family":"Resende","given":"Mauricio G. C."},{"family":"Katzgraber","given":"Helmut G."}],"container-title":"Physical Review Applied","id":"Schuetz2022","issue":"5","issued":{"date-parts":[[2022]]},"page":"054045","publisher":"American Physical Society","title":"Optimization of robot-trajectory planning with nature-inspired and hybrid quantum algorithms","type":"article-journal","volume":"18"}},{"id":"ITEM-162","isTemporary":false,"itemData":{"DOI":"10.1016/j.procir.2025.01.099","author":[{"family":"Willmann","given":"Moritz"},{"family":"Albus","given":"Marcel"},{"family":"Schnabel","given":"Jan"},{"family":"Roth","given":"Marco"}],"container-title":"Procedia CIRP","id":"Willmann2025","issued":{"date-parts":[[2025]]},"note":"58th CIRP Conference on Manufacturing Systems","page":"25-30","publisher":"Elsevier","title":"Application of quantum annealing for scalable robotic assembly line optimization: A case study","title-short":"Application of quantum annealing for scalable robotic assembly line optimization","type":"article-journal","volume":"134"}},{"id":"ITEM-163","isTemporary":false,"itemData":{"DOI":"10.1109/QCE65121.2025.10359","author":[{"family":"Osaba","given":"Eneko"},{"family":"Garrote","given":"Estibaliz"},{"family":"Miranda-Rodriguez","given":"Pablo"},{"family":"Ciacco","given":"Alessia"},{"family":"Cabanes","given":"Itziar"},{"family":"Mancisidor","given":"Aitziber"}],"container-title":"2025 IEEE international conference on quantum computing and engineering (QCE)","id":"Osaba2025","issued":{"date-parts":[[2025]]},"page":"388-389","publisher":"IEEE","publisher-place":"Albuquerque, NM, USA","title":"Quantum-assisted automatic path-planning for robotic quality inspection in Industry 4.0","type":"paper-conference","volume":"2"}}],"isEdited":false,"manualOverride":{"citeprocText":"(Schuetz et al. 2022; Willmann et al. 2025; Osaba, Garrote, et al. 2025)","isManuallyOverridden":false,"manualOverrideText":""},"mendeley":{"formattedCitation":"(Schuetz et al. 2022; Willmann et al. 2025; Osaba, Garrote, et al. 2025)","plainTextFormattedCitation":"(Schuetz et al. 2022; Willmann et al. 2025; Osaba, Garrote, et al. 2025)","previouslyFormattedCitation":"(Schuetz et al. 2022; Willmann et al. 2025; Osaba, Garrote, et al. 2025)"},"properties":{"noteIndex":0},"schema":"https://github.com/citation-style-language/schema/raw/master/csl-citation.json"}</w:instrText>
+            </w:r>
+            <w:r>
+              <w:fldChar w:fldCharType="separate"/>
+            </w:r>
+            <w:r>
+              <w:t xml:space="preserve">(Schuetz et al. 2022; Willmann et al. 2025; Osaba, Garrote, et al. 2025)</w:t>
+            </w:r>
+            <w:r>
+              <w:fldChar w:fldCharType="end"/>
+            </w:r>
+          </w:p>
+        </w:tc>
+        <w:tc>
+          <w:tcPr/>
+          <w:p>
+            <w:pPr>
+              <w:pStyle w:val="Compact"/>
+              <w:jc w:val="left"/>
+            </w:pPr>
+            <w:r>
+              <w:t xml:space="preserve">QUBO and annealing in classical pipelines</w:t>
+            </w:r>
+          </w:p>
+        </w:tc>
+        <w:tc>
+          <w:tcPr/>
+          <w:p>
+            <w:pPr>
+              <w:pStyle w:val="Compact"/>
+              <w:jc w:val="left"/>
+            </w:pPr>
+            <w:r>
+              <w:t xml:space="preserve">L3</w:t>
+            </w:r>
+          </w:p>
+        </w:tc>
+        <w:tc>
+          <w:tcPr/>
+          <w:p>
+            <w:pPr>
+              <w:pStyle w:val="Compact"/>
+              <w:jc w:val="left"/>
+            </w:pPr>
+            <w:r>
+              <w:t xml:space="preserve">Classical algorithm does most of the work; overheads</w:t>
+            </w:r>
+          </w:p>
+        </w:tc>
+        <w:tc>
+          <w:tcPr/>
+          <w:p>
+            <w:pPr>
+              <w:pStyle w:val="Compact"/>
+              <w:jc w:val="left"/>
+            </w:pPr>
+            <w:r>
+              <w:t xml:space="preserve">Low-medium</w:t>
+            </w:r>
+          </w:p>
+        </w:tc>
+      </w:tr>
+      <w:tr>
+        <w:tc>
+          <w:tcPr/>
+          <w:p>
+            <w:pPr>
+              <w:pStyle w:val="Compact"/>
+              <w:jc w:val="left"/>
+            </w:pPr>
+            <w:r>
+              <w:t xml:space="preserve">Warehouse picking </w:t>
+            </w:r>
+            <w:r>
+              <w:fldChar w:fldCharType="begin"/>
+            </w:r>
+            <w:r>
+              <w:instrText xml:space="preserve">ADDIN CSL_CITATION {"citationID":"MENDELEY_CITATION_164","citationItems":[{"id":"ITEM-164","isTemporary":false,"itemData":{"DOI":"10.3390/a14070194","author":[{"family":"Atchade-Adelomou","given":"Parfait"},{"family":"Alonso-Linaje","given":"Guillermo"},{"family":"Albo-Canals","given":"Jordi"},{"family":"Casado-Fauli","given":"Daniel"}],"container-title":"Algorithms","id":"AtchadeAdelomou2021","issue":"7","issued":{"date-parts":[[2021]]},"page":"194","publisher":"MDPI","title":"qRobot: A quantum computing approach in mobile robot order picking and batching problem solver optimization","title-short":"qRobot","type":"article-journal","volume":"14"}}],"isEdited":false,"manualOverride":{"citeprocText":"(Atchade-Adelomou et al. 2021)","isManuallyOverridden":false,"manualOverrideText":""},"mendeley":{"formattedCitation":"(Atchade-Adelomou et al. 2021)","plainTextFormattedCitation":"(Atchade-Adelomou et al. 2021)","previouslyFormattedCitation":"(Atchade-Adelomou et al. 2021)"},"properties":{"noteIndex":0},"schema":"https://github.com/citation-style-language/schema/raw/master/csl-citation.json"}</w:instrText>
+            </w:r>
+            <w:r>
+              <w:fldChar w:fldCharType="separate"/>
+            </w:r>
+            <w:r>
+              <w:t xml:space="preserve">(Atchade-Adelomou et al. 2021)</w:t>
+            </w:r>
+            <w:r>
+              <w:fldChar w:fldCharType="end"/>
+            </w:r>
+          </w:p>
+        </w:tc>
+        <w:tc>
+          <w:tcPr/>
+          <w:p>
+            <w:pPr>
+              <w:pStyle w:val="Compact"/>
+              <w:jc w:val="left"/>
+            </w:pPr>
+            <w:r>
+              <w:t xml:space="preserve">QUBO with VQE and QAOA via cloud</w:t>
+            </w:r>
+          </w:p>
+        </w:tc>
+        <w:tc>
+          <w:tcPr/>
+          <w:p>
+            <w:pPr>
+              <w:pStyle w:val="Compact"/>
+              <w:jc w:val="left"/>
+            </w:pPr>
+            <w:r>
+              <w:t xml:space="preserve">L3</w:t>
+            </w:r>
+          </w:p>
+        </w:tc>
+        <w:tc>
+          <w:tcPr/>
+          <w:p>
+            <w:pPr>
+              <w:pStyle w:val="Compact"/>
+              <w:jc w:val="left"/>
+            </w:pPr>
+            <w:r>
+              <w:t xml:space="preserve">Tiny instances; cloud latency</w:t>
+            </w:r>
+          </w:p>
+        </w:tc>
+        <w:tc>
+          <w:tcPr/>
+          <w:p>
+            <w:pPr>
+              <w:pStyle w:val="Compact"/>
+              <w:jc w:val="left"/>
+            </w:pPr>
+            <w:r>
+              <w:t xml:space="preserve">Low-medium</w:t>
+            </w:r>
+          </w:p>
+        </w:tc>
+      </w:tr>
+      <w:tr>
+        <w:tc>
+          <w:tcPr/>
+          <w:p>
+            <w:pPr>
+              <w:pStyle w:val="Compact"/>
+              <w:jc w:val="left"/>
+            </w:pPr>
+            <w:r>
+              <w:t xml:space="preserve">Inverse kinematics </w:t>
+            </w:r>
+            <w:r>
+              <w:fldChar w:fldCharType="begin"/>
+            </w:r>
+            <w:r>
+              <w:instrText xml:space="preserve">ADDIN CSL_CITATION {"citationID":"MENDELEY_CITATION_167","citationItems":[{"id":"ITEM-165","isTemporary":false,"itemData":{"DOI":"10.1038/s41598-025-12109-0","author":[{"family":"Otani","given":"Takuya"},{"family":"Takanishi","given":"Atsuo"},{"family":"Hara","given":"Nobuyuki"},{"family":"Takita","given":"Yutaka"},{"family":"Kimura","given":"Koichi"}],"container-title":"Scientific Reports","id":"Otani2025","issued":{"date-parts":[[2025]]},"page":"28508","publisher":"Nature Publishing Group","title":"Quantum computation for robot posture optimization","type":"article-journal","volume":"15"}},{"id":"ITEM-166","isTemporary":false,"itemData":{"DOI":"10.1038/s41598-025-34346-z","author":[{"family":"Salloum","given":"Hadi"},{"family":"Savin","given":"Sergei"},{"family":"Kholodov","given":"Yaroslav"},{"family":"Ryzhakov","given":"Gleb"},{"family":"Farina","given":"Mirko"},{"family":"Oseledets","given":"Ivan"}],"container-title":"Scientific Reports","id":"Salloum2026","issued":{"date-parts":[[2026]]},"page":"4244","publisher":"Nature Publishing Group","title":"Quantum annealing for inverse kinematics in robotics","type":"article-journal","volume":"16"}},{"id":"ITEM-167","isTemporary":false,"itemData":{"author":[{"family":"Nigatu","given":"Hassen"},{"family":"Shi","given":"Gaokun"},{"family":"Li","given":"Jituo"},{"family":"Wang","given":"Jin"},{"family":"Lu","given":"Guodong"},{"family":"Li","given":"Howard"}],"container-title":"IEEE Robotics and Automation Letters","id":"Nigatu2025","issued":{"date-parts":[[2025]]},"note":"Accepted October 2025; preprint arXiv:2509.07216","title":"Quantum machine learning and Grover’s algorithm for quantum optimization of robotic manipulators","type":"article-journal"}}],"isEdited":false,"manualOverride":{"citeprocText":"(Otani et al. 2025; Salloum et al. 2026; Nigatu et al. 2025)","isManuallyOverridden":false,"manualOverrideText":""},"mendeley":{"formattedCitation":"(Otani et al. 2025; Salloum et al. 2026; Nigatu et al. 2025)","plainTextFormattedCitation":"(Otani et al. 2025; Salloum et al. 2026; Nigatu et al. 2025)","previouslyFormattedCitation":"(Otani et al. 2025; Salloum et al. 2026; Nigatu et al. 2025)"},"properties":{"noteIndex":0},"schema":"https://github.com/citation-style-language/schema/raw/master/csl-citation.json"}</w:instrText>
+            </w:r>
+            <w:r>
+              <w:fldChar w:fldCharType="separate"/>
+            </w:r>
+            <w:r>
+              <w:t xml:space="preserve">(Otani et al. 2025; Salloum et al. 2026; Nigatu et al. 2025)</w:t>
+            </w:r>
+            <w:r>
+              <w:fldChar w:fldCharType="end"/>
+            </w:r>
+          </w:p>
+        </w:tc>
+        <w:tc>
+          <w:tcPr/>
+          <w:p>
+            <w:pPr>
+              <w:pStyle w:val="Compact"/>
+              <w:jc w:val="left"/>
+            </w:pPr>
+            <w:r>
+              <w:t xml:space="preserve">Gate-based VQA, annealing, QML with Grover</w:t>
+            </w:r>
+          </w:p>
+        </w:tc>
+        <w:tc>
+          <w:tcPr/>
+          <w:p>
+            <w:pPr>
+              <w:pStyle w:val="Compact"/>
+              <w:jc w:val="left"/>
+            </w:pPr>
+            <w:r>
+              <w:t xml:space="preserve">L2–L3</w:t>
+            </w:r>
+          </w:p>
+        </w:tc>
+        <w:tc>
+          <w:tcPr/>
+          <w:p>
+            <w:pPr>
+              <w:pStyle w:val="Compact"/>
+              <w:jc w:val="left"/>
+            </w:pPr>
+            <w:r>
+              <w:t xml:space="preserve">Toy size; continuous classical IK solvers stronger</w:t>
+            </w:r>
+          </w:p>
+        </w:tc>
+        <w:tc>
+          <w:tcPr/>
+          <w:p>
+            <w:pPr>
+              <w:pStyle w:val="Compact"/>
+              <w:jc w:val="left"/>
+            </w:pPr>
+            <w:r>
+              <w:t xml:space="preserve">Low</w:t>
+            </w:r>
+          </w:p>
+        </w:tc>
+      </w:tr>
+      <w:tr>
+        <w:tc>
+          <w:tcPr/>
+          <w:p>
+            <w:pPr>
+              <w:pStyle w:val="Compact"/>
+              <w:jc w:val="left"/>
+            </w:pPr>
+            <w:r>
+              <w:t xml:space="preserve">Motion and swarm planning </w:t>
+            </w:r>
+            <w:r>
+              <w:fldChar w:fldCharType="begin"/>
+            </w:r>
+            <w:r>
+              <w:instrText xml:space="preserve">ADDIN CSL_CITATION {"citationID":"MENDELEY_CITATION_171","citationItems":[{"id":"ITEM-168","isTemporary":false,"itemData":{"URL":"https://arxiv.org/abs/quant-ph/0003006","author":[{"family":"Benioff","given":"Paul"}],"collection-title":"Contemporary mathematics","container-title":"Quantum computation and information","editor":[{"family":"Lomonaco","given":"Samuel J.","suffix":"Jr."},{"family":"Brandt","given":"Howard E."}],"id":"Benioff2002","issued":{"date-parts":[[2002]]},"publisher":"American Mathematical Society","publisher-place":"Providence, RI","title":"Space searches with a quantum robot","type":"chapter","volume":"305"}},{"id":"ITEM-169","isTemporary":false,"itemData":{"DOI":"10.3390/math10142475","author":[{"family":"Chella","given":"Antonio"},{"family":"Gaglio","given":"Salvatore"},{"family":"Pilato","given":"Giovanni"},{"family":"Vella","given":"Filippo"},{"family":"Zammuto","given":"Salvatore"}],"container-title":"Mathematics","id":"Chella2022","issue":"14","issued":{"date-parts":[[2022]]},"page":"2475","publisher":"MDPI","title":"A quantum planner for robot motion","type":"article-journal","volume":"10"}},{"id":"ITEM-170","isTemporary":false,"itemData":{"DOI":"10.1016/j.robot.2023.104362","author":[{"family":"Chella","given":"Antonio"},{"family":"Gaglio","given":"Salvatore"},{"family":"Mannone","given":"Maria"},{"family":"Pilato","given":"Giovanni"},{"family":"Seidita","given":"Valeria"},{"family":"Vella","given":"Filippo"},{"family":"Zammuto","given":"Salvatore"}],"container-title":"Robotics and Autonomous Systems","id":"Chella2023","issued":{"date-parts":[[2023]]},"page":"104362","publisher":"Elsevier","title":"Quantum planning for swarm robotics","type":"article-journal","volume":"161"}},{"id":"ITEM-171","isTemporary":false,"itemData":{"DOI":"10.1109/ACCESS.2023.3307316","author":[{"family":"Lathrop","given":"Paul"},{"family":"Boardman","given":"Beth"},{"family":"Martínez","given":"Sonia"}],"container-title":"IEEE Access","id":"Lathrop2023","issued":{"date-parts":[[2023]]},"page":"89506-89519","title":"Quantum search approaches to sampling-based motion planning","type":"article-journal","volume":"11"}}],"isEdited":false,"manualOverride":{"citeprocText":"(Benioff 2002; Chella et al. 2022, 2023; Lathrop, Boardman, and Martínez 2023)","isManuallyOverridden":false,"manualOverrideText":""},"mendeley":{"formattedCitation":"(Benioff 2002; Chella et al. 2022, 2023; Lathrop, Boardman, and Martínez 2023)","plainTextFormattedCitation":"(Benioff 2002; Chella et al. 2022, 2023; Lathrop, Boardman, and Martínez 2023)","previouslyFormattedCitation":"(Benioff 2002; Chella et al. 2022, 2023; Lathrop, Boardman, and Martínez 2023)"},"properties":{"noteIndex":0},"schema":"https://github.com/citation-style-language/schema/raw/master/csl-citation.json"}</w:instrText>
+            </w:r>
+            <w:r>
+              <w:fldChar w:fldCharType="separate"/>
+            </w:r>
+            <w:r>
+              <w:t xml:space="preserve">(Benioff 2002; Chella et al. 2022, 2023; Lathrop, Boardman, and Martínez 2023)</w:t>
+            </w:r>
+            <w:r>
+              <w:fldChar w:fldCharType="end"/>
+            </w:r>
+          </w:p>
+        </w:tc>
+        <w:tc>
+          <w:tcPr/>
+          <w:p>
+            <w:pPr>
+              <w:pStyle w:val="Compact"/>
+              <w:jc w:val="left"/>
+            </w:pPr>
+            <w:r>
+              <w:t xml:space="preserve">Grover search</w:t>
+            </w:r>
+          </w:p>
+        </w:tc>
+        <w:tc>
+          <w:tcPr/>
+          <w:p>
+            <w:pPr>
+              <w:pStyle w:val="Compact"/>
+              <w:jc w:val="left"/>
+            </w:pPr>
+            <w:r>
+              <w:t xml:space="preserve">L1–L2</w:t>
+            </w:r>
+          </w:p>
+        </w:tc>
+        <w:tc>
+          <w:tcPr/>
+          <w:p>
+            <w:pPr>
+              <w:pStyle w:val="Compact"/>
+              <w:jc w:val="left"/>
+            </w:pPr>
+            <w:r>
+              <w:t xml:space="preserve">Oracle depth; noiseless simulation</w:t>
+            </w:r>
+          </w:p>
+        </w:tc>
+        <w:tc>
+          <w:tcPr/>
+          <w:p>
+            <w:pPr>
+              <w:pStyle w:val="Compact"/>
+              <w:jc w:val="left"/>
+            </w:pPr>
+            <w:r>
+              <w:t xml:space="preserve">Low (needs fault tolerance)</w:t>
+            </w:r>
+          </w:p>
+        </w:tc>
+      </w:tr>
+      <w:tr>
+        <w:tc>
+          <w:tcPr/>
+          <w:p>
+            <w:pPr>
+              <w:pStyle w:val="Compact"/>
+              <w:jc w:val="left"/>
+            </w:pPr>
+            <w:r>
+              <w:t xml:space="preserve">UAV path, routing, and task assignment; view planning </w:t>
+            </w:r>
+            <w:r>
+              <w:fldChar w:fldCharType="begin"/>
+            </w:r>
+            <w:r>
+              <w:instrText xml:space="preserve">ADDIN CSL_CITATION {"citationID":"MENDELEY_CITATION_176","citationItems":[{"id":"ITEM-172","isTemporary":false,"itemData":{"URL":"https://arxiv.org/abs/2508.21361","author":[{"family":"Innan","given":"Nouhaila"},{"family":"Kashif","given":"Muhammad"},{"family":"Marchisio","given":"Alberto"},{"family":"Gan","given":"Yung-Sze"},{"family":"Barbaresco","given":"Frederic"},{"family":"Shafique","given":"Muhammad"}],"id":"Innan2025","issued":{"date-parts":[[2025]]},"title":"QUAV: Quantum-assisted path planning and optimization for UAV navigation with obstacle avoidance","title-short":"QUAV","type":""}},{"id":"ITEM-173","isTemporary":false,"itemData":{"URL":"https://openaccess.thecvf.com/content/CVPR2026/html/Yu_HQC-NBV_A_Hybrid_Quantum-Classical_View_Planning_Approach_CVPR_2026_paper.html","author":[{"family":"Yu","given":"Xiaotong"},{"family":"Chen","given":"Chang Wen"}],"container-title":"Proceedings of the IEEE/CVF conference on computer vision and pattern recognition (CVPR)","id":"Yu2025","issued":{"date-parts":[[2026,6]]},"page":"35091-35100","publisher":"IEEE","publisher-place":"Piscataway, NJ, USA","title":"HQC-NBV: A hybrid quantum-classical view planning approach","title-short":"HQC-NBV","type":"paper-conference"}},{"id":"ITEM-174","isTemporary":false,"itemData":{"DOI":"10.1109/TCE.2024.3423416","author":[{"family":"Sarkar","given":"Mayukh"},{"family":"Pradhan","given":"Jitesh"},{"family":"Singh","given":"Anil Kumar"},{"family":"Nenavath","given":"Hathiram"}],"container-title":"IEEE Transactions on Consumer Electronics","id":"Sarkar2024","issue":"3","issued":{"date-parts":[[2024]]},"page":"5597-5606","publisher":"IEEE","title":"A novel hybrid quantum architecture for path planning in quantum-enabled autonomous mobile robots","type":"article-journal","volume":"70"}},{"id":"ITEM-175","isTemporary":false,"itemData":{"DOI":"10.1109/CEC65147.2025.11042978","URL":"https://arxiv.org/abs/2501.18432","author":[{"family":"Osaba","given":"Eneko"},{"family":"Miranda-Rodriguez","given":"Pablo"},{"family":"Oikonomakis","given":"Andreas"},{"family":"Petrič","given":"Matic"},{"family":"Ruiz","given":"Alejandra"},{"family":"Bock","given":"Sebastian"},{"family":"Kourtis","given":"Michail-Alexandros"}],"container-title":"2025 IEEE congress on evolutionary computation (CEC)","id":"OsabaDrone2025","issued":{"date-parts":[[2025]]},"publisher":"IEEE","publisher-place":"Piscataway, NJ, USA","title":"Solving drone routing problems with quantum computing: A hybrid approach combining quantum annealing and gate-based paradigms","title-short":"Solving drone routing problems with quantum computing","type":"paper-conference"}},{"id":"ITEM-176","isTemporary":false,"itemData":{"URL":"https://arxiv.org/abs/2606.14252","author":[{"family":"Bang","given":"Junyeop"},{"family":"Lee","given":"Byongho"},{"family":"An","given":"Dohyun"},{"family":"Kim","given":"Hwangnam"}],"id":"Bang2026","issued":{"date-parts":[[2026]]},"title":"Optimality-preserving decomposition for scalable QAOA in natural-language-guided multi-drone assignment","type":""}}],"isEdited":false,"manualOverride":{"citeprocText":"(Innan et al. 2025; Yu and Chen 2026; Sarkar et al. 2024; Osaba, Miranda-Rodriguez, et al. 2025; Bang et al. 2026)","isManuallyOverridden":false,"manualOverrideText":""},"mendeley":{"formattedCitation":"(Innan et al. 2025; Yu and Chen 2026; Sarkar et al. 2024; Osaba, Miranda-Rodriguez, et al. 2025; Bang et al. 2026)","plainTextFormattedCitation":"(Innan et al. 2025; Yu and Chen 2026; Sarkar et al. 2024; Osaba, Miranda-Rodriguez, et al. 2025; Bang et al. 2026)","previouslyFormattedCitation":"(Innan et al. 2025; Yu and Chen 2026; Sarkar et al. 2024; Osaba, Miranda-Rodriguez, et al. 2025; Bang et al. 2026)"},"properties":{"noteIndex":0},"schema":"https://github.com/citation-style-language/schema/raw/master/csl-citation.json"}</w:instrText>
+            </w:r>
+            <w:r>
+              <w:fldChar w:fldCharType="separate"/>
+            </w:r>
+            <w:r>
+              <w:t xml:space="preserve">(Innan et al. 2025; Yu and Chen 2026; Sarkar et al. 2024; Osaba, Miranda-Rodriguez, et al. 2025; Bang et al. 2026)</w:t>
+            </w:r>
+            <w:r>
+              <w:fldChar w:fldCharType="end"/>
+            </w:r>
+          </w:p>
+        </w:tc>
+        <w:tc>
+          <w:tcPr/>
+          <w:p>
+            <w:pPr>
+              <w:pStyle w:val="Compact"/>
+              <w:jc w:val="left"/>
+            </w:pPr>
+            <w:r>
+              <w:t xml:space="preserve">QAOA, annealing, variational, hybrid quantum ACO</w:t>
+            </w:r>
+          </w:p>
+        </w:tc>
+        <w:tc>
+          <w:tcPr/>
+          <w:p>
+            <w:pPr>
+              <w:pStyle w:val="Compact"/>
+              <w:jc w:val="left"/>
+            </w:pPr>
+            <w:r>
+              <w:t xml:space="preserve">L2–L3</w:t>
+            </w:r>
+          </w:p>
+        </w:tc>
+        <w:tc>
+          <w:tcPr/>
+          <w:p>
+            <w:pPr>
+              <w:pStyle w:val="Compact"/>
+              <w:jc w:val="left"/>
+            </w:pPr>
+            <w:r>
+              <w:t xml:space="preserve">Small graphs; weak baselines</w:t>
+            </w:r>
+          </w:p>
+        </w:tc>
+        <w:tc>
+          <w:tcPr/>
+          <w:p>
+            <w:pPr>
+              <w:pStyle w:val="Compact"/>
+              <w:jc w:val="left"/>
+            </w:pPr>
+            <w:r>
+              <w:t xml:space="preserve">Low-medium</w:t>
+            </w:r>
+          </w:p>
+        </w:tc>
+      </w:tr>
+      <w:tr>
+        <w:tc>
+          <w:tcPr/>
+          <w:p>
+            <w:pPr>
+              <w:pStyle w:val="Compact"/>
+              <w:jc w:val="left"/>
+            </w:pPr>
+            <w:r>
+              <w:t xml:space="preserve">Localization </w:t>
+            </w:r>
+            <w:r>
+              <w:fldChar w:fldCharType="begin"/>
+            </w:r>
+            <w:r>
+              <w:instrText xml:space="preserve">ADDIN CSL_CITATION {"citationID":"MENDELEY_CITATION_177","citationItems":[{"id":"ITEM-177","isTemporary":false,"itemData":{"DOI":"10.1016/j.robot.2025.105026","author":[{"family":"Antero","given":"Unai"},{"family":"Sierra","given":"Basilio"},{"family":"Oñativia","given":"Jon"},{"family":"Ruiz","given":"Alejandra"},{"family":"Osaba","given":"Eneko"}],"container-title":"Robotics and Autonomous Systems","id":"Antero2025","issued":{"date-parts":[[2025]]},"page":"105026","publisher":"Elsevier","title":"Robot localization aided by quantum algorithms","type":"article-journal","volume":"192"}}],"isEdited":false,"manualOverride":{"citeprocText":"(Antero et al. 2025)","isManuallyOverridden":false,"manualOverrideText":""},"mendeley":{"formattedCitation":"(Antero et al. 2025)","plainTextFormattedCitation":"(Antero et al. 2025)","previouslyFormattedCitation":"(Antero et al. 2025)"},"properties":{"noteIndex":0},"schema":"https://github.com/citation-style-language/schema/raw/master/csl-citation.json"}</w:instrText>
+            </w:r>
+            <w:r>
+              <w:fldChar w:fldCharType="separate"/>
+            </w:r>
+            <w:r>
+              <w:t xml:space="preserve">(Antero et al. 2025)</w:t>
+            </w:r>
+            <w:r>
+              <w:fldChar w:fldCharType="end"/>
+            </w:r>
+          </w:p>
+        </w:tc>
+        <w:tc>
+          <w:tcPr/>
+          <w:p>
+            <w:pPr>
+              <w:pStyle w:val="Compact"/>
+              <w:jc w:val="left"/>
+            </w:pPr>
+            <w:r>
+              <w:t xml:space="preserve">Grover pattern search</w:t>
+            </w:r>
+          </w:p>
+        </w:tc>
+        <w:tc>
+          <w:tcPr/>
+          <w:p>
+            <w:pPr>
+              <w:pStyle w:val="Compact"/>
+              <w:jc w:val="left"/>
+            </w:pPr>
+            <w:r>
+              <w:t xml:space="preserve">L3</w:t>
+            </w:r>
+          </w:p>
+        </w:tc>
+        <w:tc>
+          <w:tcPr/>
+          <w:p>
+            <w:pPr>
+              <w:pStyle w:val="Compact"/>
+              <w:jc w:val="left"/>
+            </w:pPr>
+            <w:r>
+              <w:t xml:space="preserve">Noise; simulation limited to about 40 qubits</w:t>
+            </w:r>
+          </w:p>
+        </w:tc>
+        <w:tc>
+          <w:tcPr/>
+          <w:p>
+            <w:pPr>
+              <w:pStyle w:val="Compact"/>
+              <w:jc w:val="left"/>
+            </w:pPr>
+            <w:r>
+              <w:t xml:space="preserve">Low (needs fault tolerance)</w:t>
+            </w:r>
+          </w:p>
+        </w:tc>
+      </w:tr>
+      <w:tr>
+        <w:tc>
+          <w:tcPr/>
+          <w:p>
+            <w:pPr>
+              <w:pStyle w:val="Compact"/>
+              <w:jc w:val="left"/>
+            </w:pPr>
+            <w:r>
+              <w:t xml:space="preserve">Navigation, locomotion, and multi-agent RL </w:t>
+            </w:r>
+            <w:r>
+              <w:fldChar w:fldCharType="begin"/>
+            </w:r>
+            <w:r>
+              <w:instrText xml:space="preserve">ADDIN CSL_CITATION {"citationID":"MENDELEY_CITATION_184","citationItems":[{"id":"ITEM-178","isTemporary":false,"itemData":{"DOI":"10.1109/ACCESS.2024.3417808","author":[{"family":"Hohenfeld","given":"Hans"},{"family":"Heimann","given":"Dirk"},{"family":"Wiebe","given":"Felix"},{"family":"Kirchner","given":"Frank"}],"container-title":"IEEE Access","id":"Hohenfeld2024","issued":{"date-parts":[[2024]]},"page":"87217-87236","publisher":"IEEE","title":"Quantum deep reinforcement learning for robot navigation tasks","type":"article-journal","volume":"12"}},{"id":"ITEM-179","isTemporary":false,"itemData":{"DOI":"10.5220/0013371800003890","ISBN":"978-989-758-737-5","author":[{"family":"Drăgan","given":"Theodora-Augustina"},{"family":"Künzner","given":"Alexander"},{"family":"Wille","given":"Robert"},{"family":"Lorenz","given":"Jeanette Miriam"}],"container-title":"Proceedings of the 17th international conference on agents and artificial intelligence (ICAART 2025)","id":"Dragan2025","issued":{"date-parts":[[2025]]},"page":"807-814","publisher":"SciTePress","publisher-place":"Setúbal, Portugal","title":"Continuous quantum reinforcement learning for robot navigation","type":"paper-conference","volume":"1"}},{"id":"ITEM-180","isTemporary":false,"itemData":{"URL":"https://arxiv.org/abs/2605.20801","author":[{"family":"Altrabulsi","given":"Mohamed Khair"},{"family":"Innan","given":"Nouhaila"},{"family":"Marchisio","given":"Alberto"},{"family":"Kashif","given":"Muhammad"},{"family":"Shafique","given":"Muhammad"}],"id":"Altrabulsi2026","issued":{"date-parts":[[2026]]},"title":"Q-SpiRL: Quantum spiking reinforcement learning for adaptive robot navigation","title-short":"Q-SpiRL","type":""}},{"id":"ITEM-181","isTemporary":false,"itemData":{"DOI":"10.48550/arXiv.2509.11388","URL":"https://arxiv.org/abs/2509.11388","author":[{"family":"Lokossou","given":"Romerik"},{"family":"Girma","given":"Birhanu Shimelis"},{"family":"Tonguz","given":"Ozan K."},{"family":"Biyabani","given":"Ahmed"}],"id":"Lokossou2025","issued":{"date-parts":[[2025]]},"title":"Quantum deep reinforcement learning for humanoid robot navigation task","type":""}},{"id":"ITEM-182","isTemporary":false,"itemData":{"DOI":"10.1007/s42044-025-00306-z","author":[{"family":"Taghavi","given":"Mazyar"},{"family":"Farnoosh","given":"Rahman"}],"container-title":"Iran Journal of Computer Science","id":"Taghavi2025","issue":"4","issued":{"date-parts":[[2025]]},"page":"2139-2155","publisher":"Springer","title":"Quantum computing and neuromorphic computing for safe, reliable, and explainable multi-agent reinforcement learning: Optimal control in autonomous robotics","title-short":"Quantum computing and neuromorphic computing for safe, reliable, and explainable multi-agent reinforcement learning","type":"article-journal","volume":"8"}},{"id":"ITEM-183","isTemporary":false,"itemData":{"author":[{"family":"Park","given":"Chanyoung"},{"family":"Yun","given":"Won Joon"},{"family":"Kim","given":"Jae Pyoung"},{"family":"Rodrigues","given":"Tiago Koketsu"},{"family":"Park","given":"Soohyun"},{"family":"Jung","given":"Soyi"},{"family":"Kim","given":"Joongheon"}],"container-title":"IEEE Internet of Things Journal","id":"Park2023","issue":"22","issued":{"date-parts":[[2023]]},"page":"20033-20048","title":"Quantum multi-agent actor-critic networks for cooperative mobile access in multi-UAV systems","type":"article-journal","volume":"10"}},{"id":"ITEM-184","isTemporary":false,"itemData":{"author":[{"family":"Park","given":"Soohyun"},{"family":"Kim","given":"Jae Pyoung"},{"family":"Park","given":"Chanyoung"},{"family":"Jung","given":"Soyi"},{"family":"Kim","given":"Joongheon"}],"container-title":"IEEE Communications Magazine","id":"Park2024","issue":"6","issued":{"date-parts":[[2024]]},"page":"106-112","title":"Quantum multi-agent reinforcement learning for autonomous mobility cooperation","type":"article-journal","volume":"62"}}],"isEdited":false,"manualOverride":{"citeprocText":"(Hohenfeld et al. 2024; Drăgan et al. 2025; Altrabulsi et al. 2026; Lokossou et al. 2025; Taghavi and Farnoosh 2025; C. Park et al. 2023; S. Park et al. 2024)","isManuallyOverridden":false,"manualOverrideText":""},"mendeley":{"formattedCitation":"(Hohenfeld et al. 2024; Drăgan et al. 2025; Altrabulsi et al. 2026; Lokossou et al. 2025; Taghavi and Farnoosh 2025; C. Park et al. 2023; S. Park et al. 2024)","plainTextFormattedCitation":"(Hohenfeld et al. 2024; Drăgan et al. 2025; Altrabulsi et al. 2026; Lokossou et al. 2025; Taghavi and Farnoosh 2025; C. Park et al. 2023; S. Park et al. 2024)","previouslyFormattedCitation":"(Hohenfeld et al. 2024; Drăgan et al. 2025; Altrabulsi et al. 2026; Lokossou et al. 2025; Taghavi and Farnoosh 2025; C. Park et al. 2023; S. Park et al. 2024)"},"properties":{"noteIndex":0},"schema":"https://github.com/citation-style-language/schema/raw/master/csl-citation.json"}</w:instrText>
+            </w:r>
+            <w:r>
+              <w:fldChar w:fldCharType="separate"/>
+            </w:r>
+            <w:r>
+              <w:t xml:space="preserve">(Hohenfeld et al. 2024; Drăgan et al. 2025; Altrabulsi et al. 2026; Lokossou et al. 2025; Taghavi and Farnoosh 2025; C. Park et al. 2023; S. Park et al. 2024)</w:t>
+            </w:r>
+            <w:r>
+              <w:fldChar w:fldCharType="end"/>
+            </w:r>
+          </w:p>
+        </w:tc>
+        <w:tc>
+          <w:tcPr/>
+          <w:p>
+            <w:pPr>
+              <w:pStyle w:val="Compact"/>
+              <w:jc w:val="left"/>
+            </w:pPr>
+            <w:r>
+              <w:t xml:space="preserve">VQC-based deep RL</w:t>
+            </w:r>
+          </w:p>
+        </w:tc>
+        <w:tc>
+          <w:tcPr/>
+          <w:p>
+            <w:pPr>
+              <w:pStyle w:val="Compact"/>
+              <w:jc w:val="left"/>
+            </w:pPr>
+            <w:r>
+              <w:t xml:space="preserve">L3–L4 (sim.)</w:t>
+            </w:r>
+          </w:p>
+        </w:tc>
+        <w:tc>
+          <w:tcPr/>
+          <w:p>
+            <w:pPr>
+              <w:pStyle w:val="Compact"/>
+              <w:jc w:val="left"/>
+            </w:pPr>
+            <w:r>
+              <w:t xml:space="preserve">No advantage over adequately sized classical networks</w:t>
+            </w:r>
+          </w:p>
+        </w:tc>
+        <w:tc>
+          <w:tcPr/>
+          <w:p>
+            <w:pPr>
+              <w:pStyle w:val="Compact"/>
+              <w:jc w:val="left"/>
+            </w:pPr>
+            <w:r>
+              <w:t xml:space="preserve">Medium: compact embedded policies</w:t>
+            </w:r>
+          </w:p>
+        </w:tc>
+      </w:tr>
+      <w:tr>
+        <w:tc>
+          <w:tcPr/>
+          <w:p>
+            <w:pPr>
+              <w:pStyle w:val="Compact"/>
+              <w:jc w:val="left"/>
+            </w:pPr>
+            <w:r>
+              <w:t xml:space="preserve">Driving and arm control </w:t>
+            </w:r>
+            <w:r>
+              <w:fldChar w:fldCharType="begin"/>
+            </w:r>
+            <w:r>
+              <w:instrText xml:space="preserve">ADDIN CSL_CITATION {"citationID":"MENDELEY_CITATION_186","citationItems":[{"id":"ITEM-185","isTemporary":false,"itemData":{"DOI":"10.1007/s42484-024-00226-4","author":[{"family":"Sinha","given":"Akash"},{"family":"Macaluso","given":"Antonio"},{"family":"Klusch","given":"Matthias"}],"container-title":"Quantum Machine Intelligence","id":"Sinha2023","issued":{"date-parts":[[2025]]},"page":"19","publisher":"Springer","title":"Nav-Q: Quantum deep reinforcement learning for collision-free navigation of self-driving cars","title-short":"Nav-Q","type":"article-journal","volume":"7"}},{"id":"ITEM-186","isTemporary":false,"itemData":{"URL":"https://arxiv.org/abs/2212.11681","author":[{"family":"Acuto","given":"Alberto"},{"family":"Barillà","given":"Paola"},{"family":"Bozzolo","given":"Ludovico"},{"family":"Conterno","given":"Matteo"},{"family":"Pavese","given":"Mattia"},{"family":"Policicchio","given":"Antonio"}],"id":"Acuto2022","issued":{"date-parts":[[2022]]},"title":"Variational quantum soft actor-critic for robotic arm control","type":""}}],"isEdited":false,"manualOverride":{"citeprocText":"(Sinha, Macaluso, and Klusch 2025; Acuto et al. 2022)","isManuallyOverridden":false,"manualOverrideText":""},"mendeley":{"formattedCitation":"(Sinha, Macaluso, and Klusch 2025; Acuto et al. 2022)","plainTextFormattedCitation":"(Sinha, Macaluso, and Klusch 2025; Acuto et al. 2022)","previouslyFormattedCitation":"(Sinha, Macaluso, and Klusch 2025; Acuto et al. 2022)"},"properties":{"noteIndex":0},"schema":"https://github.com/citation-style-language/schema/raw/master/csl-citation.json"}</w:instrText>
+            </w:r>
+            <w:r>
+              <w:fldChar w:fldCharType="separate"/>
+            </w:r>
+            <w:r>
+              <w:t xml:space="preserve">(Sinha, Macaluso, and Klusch 2025; Acuto et al. 2022)</w:t>
+            </w:r>
+            <w:r>
+              <w:fldChar w:fldCharType="end"/>
+            </w:r>
+          </w:p>
+        </w:tc>
+        <w:tc>
+          <w:tcPr/>
+          <w:p>
+            <w:pPr>
+              <w:pStyle w:val="Compact"/>
+              <w:jc w:val="left"/>
+            </w:pPr>
+            <w:r>
+              <w:t xml:space="preserve">Quantum critic; variational SAC</w:t>
+            </w:r>
+          </w:p>
+        </w:tc>
+        <w:tc>
+          <w:tcPr/>
+          <w:p>
+            <w:pPr>
+              <w:pStyle w:val="Compact"/>
+              <w:jc w:val="left"/>
+            </w:pPr>
+            <w:r>
+              <w:t xml:space="preserve">L4 (sim.)</w:t>
+            </w:r>
+          </w:p>
+        </w:tc>
+        <w:tc>
+          <w:tcPr/>
+          <w:p>
+            <w:pPr>
+              <w:pStyle w:val="Compact"/>
+              <w:jc w:val="left"/>
+            </w:pPr>
+            <w:r>
+              <w:t xml:space="preserve">Simulation only</w:t>
+            </w:r>
+          </w:p>
+        </w:tc>
+        <w:tc>
+          <w:tcPr/>
+          <w:p>
+            <w:pPr>
+              <w:pStyle w:val="Compact"/>
+              <w:jc w:val="left"/>
+            </w:pPr>
+            <w:r>
+              <w:t xml:space="preserve">Medium (training-time use)</w:t>
+            </w:r>
+          </w:p>
+        </w:tc>
+      </w:tr>
+      <w:tr>
+        <w:tc>
+          <w:tcPr/>
+          <w:p>
+            <w:pPr>
+              <w:pStyle w:val="Compact"/>
+              <w:jc w:val="left"/>
+            </w:pPr>
+            <w:r>
+              <w:t xml:space="preserve">Real-time control (cart-pole) </w:t>
+            </w:r>
+            <w:r>
+              <w:fldChar w:fldCharType="begin"/>
+            </w:r>
+            <w:r>
+              <w:instrText xml:space="preserve">ADDIN CSL_CITATION {"citationID":"MENDELEY_CITATION_188","citationItems":[{"id":"ITEM-187","isTemporary":false,"itemData":{"URL":"https://arxiv.org/abs/2508.01690","author":[{"family":"Sun","given":"Yize"},{"family":"Hagog","given":"Mohamad"},{"family":"Weber","given":"Marc"},{"family":"Hein","given":"Daniel"},{"family":"Udluft","given":"Steffen"},{"family":"Tresp","given":"Volker"},{"family":"Ma","given":"Yunpu"}],"id":"Sun2025","issued":{"date-parts":[[2025]]},"note":"QML@QCE 2025 workshop","title":"First experience with real-time control using simulated VQC-based quantum policies","type":""}},{"id":"ITEM-188","isTemporary":false,"itemData":{"URL":"https://arxiv.org/abs/2605.01716","author":[{"family":"Ngo","given":"Nguyen Truong Thu"},{"family":"Mehtola","given":"Väinö"},{"family":"Lenssen","given":"Jérome"},{"family":"Wang","given":"Peiyong"},{"family":"Cosco","given":"Francesco"},{"family":"Lu","given":"Tien-Fu"},{"family":"Quach","given":"James Q."}],"id":"Ngo2026","issued":{"date-parts":[[2026]]},"title":"Towards real-time control of a CartPole system on a quantum computer","type":""}}],"isEdited":false,"manualOverride":{"citeprocText":"(Sun et al. 2025; Ngo et al. 2026)","isManuallyOverridden":false,"manualOverrideText":""},"mendeley":{"formattedCitation":"(Sun et al. 2025; Ngo et al. 2026)","plainTextFormattedCitation":"(Sun et al. 2025; Ngo et al. 2026)","previouslyFormattedCitation":"(Sun et al. 2025; Ngo et al. 2026)"},"properties":{"noteIndex":0},"schema":"https://github.com/citation-style-language/schema/raw/master/csl-citation.json"}</w:instrText>
+            </w:r>
+            <w:r>
+              <w:fldChar w:fldCharType="separate"/>
+            </w:r>
+            <w:r>
+              <w:t xml:space="preserve">(Sun et al. 2025; Ngo et al. 2026)</w:t>
+            </w:r>
+            <w:r>
+              <w:fldChar w:fldCharType="end"/>
+            </w:r>
+          </w:p>
+        </w:tc>
+        <w:tc>
+          <w:tcPr/>
+          <w:p>
+            <w:pPr>
+              <w:pStyle w:val="Compact"/>
+              <w:jc w:val="left"/>
+            </w:pPr>
+            <w:r>
+              <w:t xml:space="preserve">Variational policies; QPU inference</w:t>
+            </w:r>
+          </w:p>
+        </w:tc>
+        <w:tc>
+          <w:tcPr/>
+          <w:p>
+            <w:pPr>
+              <w:pStyle w:val="Compact"/>
+              <w:jc w:val="left"/>
+            </w:pPr>
+            <w:r>
+              <w:t xml:space="preserve">L3–L5</w:t>
+            </w:r>
+          </w:p>
+        </w:tc>
+        <w:tc>
+          <w:tcPr/>
+          <w:p>
+            <w:pPr>
+              <w:pStyle w:val="Compact"/>
+              <w:jc w:val="left"/>
+            </w:pPr>
+            <w:r>
+              <w:t xml:space="preserve">Toy system; cloud QPU too slow; simulated circuit on hardware</w:t>
+            </w:r>
+          </w:p>
+        </w:tc>
+        <w:tc>
+          <w:tcPr/>
+          <w:p>
+            <w:pPr>
+              <w:pStyle w:val="Compact"/>
+              <w:jc w:val="left"/>
+            </w:pPr>
+            <w:r>
+              <w:t xml:space="preserve">Medium (shows latency limits)</w:t>
+            </w:r>
+          </w:p>
+        </w:tc>
+      </w:tr>
+      <w:tr>
+        <w:tc>
+          <w:tcPr/>
+          <w:p>
+            <w:pPr>
+              <w:pStyle w:val="Compact"/>
+              <w:jc w:val="left"/>
+            </w:pPr>
+            <w:r>
+              <w:t xml:space="preserve">Object detection for driving </w:t>
+            </w:r>
+            <w:r>
+              <w:fldChar w:fldCharType="begin"/>
+            </w:r>
+            <w:r>
+              <w:instrText xml:space="preserve">ADDIN CSL_CITATION {"citationID":"MENDELEY_CITATION_189","citationItems":[{"id":"ITEM-189","isTemporary":false,"itemData":{"author":[{"family":"Roh","given":"Emily Jimin"},{"family":"Baek","given":"Hankyul"},{"family":"Kim","given":"Donghyeon"},{"family":"Kim","given":"Joongheon"}],"container-title":"IEEE Transactions on Mobile Computing","id":"Roh2025","issue":"2","issued":{"date-parts":[[2025]]},"page":"1031-1042","title":"Fast quantum convolutional neural networks for low-complexity object detection in autonomous driving applications","type":"article-journal","volume":"24"}}],"isEdited":false,"manualOverride":{"citeprocText":"(Roh et al. 2025)","isManuallyOverridden":false,"manualOverrideText":""},"mendeley":{"formattedCitation":"(Roh et al. 2025)","plainTextFormattedCitation":"(Roh et al. 2025)","previouslyFormattedCitation":"(Roh et al. 2025)"},"properties":{"noteIndex":0},"schema":"https://github.com/citation-style-language/schema/raw/master/csl-citation.json"}</w:instrText>
+            </w:r>
+            <w:r>
+              <w:fldChar w:fldCharType="separate"/>
+            </w:r>
+            <w:r>
+              <w:t xml:space="preserve">(Roh et al. 2025)</w:t>
+            </w:r>
+            <w:r>
+              <w:fldChar w:fldCharType="end"/>
+            </w:r>
+          </w:p>
+        </w:tc>
+        <w:tc>
+          <w:tcPr/>
+          <w:p>
+            <w:pPr>
+              <w:pStyle w:val="Compact"/>
+              <w:jc w:val="left"/>
+            </w:pPr>
+            <w:r>
+              <w:t xml:space="preserve">Quantum CNN</w:t>
+            </w:r>
+          </w:p>
+        </w:tc>
+        <w:tc>
+          <w:tcPr/>
+          <w:p>
+            <w:pPr>
+              <w:pStyle w:val="Compact"/>
+              <w:jc w:val="left"/>
+            </w:pPr>
+            <w:r>
+              <w:t xml:space="preserve">L2</w:t>
+            </w:r>
+          </w:p>
+        </w:tc>
+        <w:tc>
+          <w:tcPr/>
+          <w:p>
+            <w:pPr>
+              <w:pStyle w:val="Compact"/>
+              <w:jc w:val="left"/>
+            </w:pPr>
+            <w:r>
+              <w:t xml:space="preserve">Simulated circuits</w:t>
+            </w:r>
+          </w:p>
+        </w:tc>
+        <w:tc>
+          <w:tcPr/>
+          <w:p>
+            <w:pPr>
+              <w:pStyle w:val="Compact"/>
+              <w:jc w:val="left"/>
+            </w:pPr>
+            <w:r>
+              <w:t xml:space="preserve">Low-medium</w:t>
+            </w:r>
+          </w:p>
+        </w:tc>
+      </w:tr>
+      <w:tr>
+        <w:tc>
+          <w:tcPr/>
+          <w:p>
+            <w:pPr>
+              <w:pStyle w:val="Compact"/>
+              <w:jc w:val="left"/>
+            </w:pPr>
+            <w:r>
+              <w:t xml:space="preserve">Navigation, SLAM, IK (quantum-inspired) </w:t>
+            </w:r>
+            <w:r>
+              <w:fldChar w:fldCharType="begin"/>
+            </w:r>
+            <w:r>
+              <w:instrText xml:space="preserve">ADDIN CSL_CITATION {"citationID":"MENDELEY_CITATION_192","citationItems":[{"id":"ITEM-190","isTemporary":false,"itemData":{"DOI":"10.1109/TMECH.2010.2090896","author":[{"family":"Dong","given":"Daoyi"},{"family":"Chen","given":"Chunlin"},{"family":"Chu","given":"Jian"},{"family":"Tarn","given":"Tzyh-Jong"}],"container-title":"IEEE/ASME Transactions on Mechatronics","id":"Dong2012","issue":"1","issued":{"date-parts":[[2012]]},"page":"86-97","publisher":"IEEE","title":"Robust quantum-inspired reinforcement learning for robot navigation","type":"article-journal","volume":"17"}},{"id":"ITEM-191","isTemporary":false,"itemData":{"DOI":"10.1155/2018/1596080","author":[{"family":"Zuo","given":"Tao"},{"family":"Min","given":"Huasong"},{"family":"Tang","given":"Quan"},{"family":"Tao","given":"Qiang"}],"container-title":"Mathematical Problems in Engineering","id":"Zuo2018","issued":{"date-parts":[[2018]]},"page":"1596080","publisher":"Hindawi","title":"A robot SLAM improved by quantum-behaved particles swarm optimization","type":"article-journal","volume":"2018"}},{"id":"ITEM-192","isTemporary":false,"itemData":{"DOI":"10.1016/j.robot.2025.105123","author":[{"family":"Fazilat","given":"Mehdi"},{"family":"Zioui","given":"Nadjet"}],"container-title":"Robotics and Autonomous Systems","id":"Fazilat2025b","issued":{"date-parts":[[2025]]},"page":"105123","publisher":"Elsevier","title":"Quantum neural network-based inverse kinematics of a six-jointed industrial robotic arm","type":"article-journal","volume":"194"}}],"isEdited":false,"manualOverride":{"citeprocText":"(Dong et al. 2012; Zuo et al. 2018; Fazilat and Zioui 2025b)","isManuallyOverridden":false,"manualOverrideText":""},"mendeley":{"formattedCitation":"(Dong et al. 2012; Zuo et al. 2018; Fazilat and Zioui 2025b)","plainTextFormattedCitation":"(Dong et al. 2012; Zuo et al. 2018; Fazilat and Zioui 2025b)","previouslyFormattedCitation":"(Dong et al. 2012; Zuo et al. 2018; Fazilat and Zioui 2025b)"},"properties":{"noteIndex":0},"schema":"https://github.com/citation-style-language/schema/raw/master/csl-citation.json"}</w:instrText>
+            </w:r>
+            <w:r>
+              <w:fldChar w:fldCharType="separate"/>
+            </w:r>
+            <w:r>
+              <w:t xml:space="preserve">(Dong et al. 2012; Zuo et al. 2018; Fazilat and Zioui 2025b)</w:t>
+            </w:r>
+            <w:r>
+              <w:fldChar w:fldCharType="end"/>
+            </w:r>
+          </w:p>
+        </w:tc>
+        <w:tc>
+          <w:tcPr/>
+          <w:p>
+            <w:pPr>
+              <w:pStyle w:val="Compact"/>
+              <w:jc w:val="left"/>
+            </w:pPr>
+            <w:r>
+              <w:t xml:space="preserve">QiRL, QPSO, quantum-inspired networks</w:t>
+            </w:r>
+          </w:p>
+        </w:tc>
+        <w:tc>
+          <w:tcPr/>
+          <w:p>
+            <w:pPr>
+              <w:pStyle w:val="Compact"/>
+              <w:jc w:val="left"/>
+            </w:pPr>
+            <w:r>
+              <w:t xml:space="preserve">L2–L5</w:t>
+            </w:r>
+          </w:p>
+        </w:tc>
+        <w:tc>
+          <w:tcPr/>
+          <w:p>
+            <w:pPr>
+              <w:pStyle w:val="Compact"/>
+              <w:jc w:val="left"/>
+            </w:pPr>
+            <w:r>
+              <w:t xml:space="preserve">Weak baselines</w:t>
+            </w:r>
+          </w:p>
+        </w:tc>
+        <w:tc>
+          <w:tcPr/>
+          <w:p>
+            <w:pPr>
+              <w:pStyle w:val="Compact"/>
+              <w:jc w:val="left"/>
+            </w:pPr>
+            <w:r>
+              <w:t xml:space="preserve">High (runs classically today)</w:t>
+            </w:r>
+          </w:p>
+        </w:tc>
+      </w:tr>
+      <w:tr>
+        <w:tc>
+          <w:tcPr/>
+          <w:p>
+            <w:pPr>
+              <w:pStyle w:val="Compact"/>
+              <w:jc w:val="left"/>
+            </w:pPr>
+            <w:r>
+              <w:t xml:space="preserve">GNSS-denied navigation </w:t>
+            </w:r>
+            <w:r>
+              <w:fldChar w:fldCharType="begin"/>
+            </w:r>
+            <w:r>
+              <w:instrText xml:space="preserve">ADDIN CSL_CITATION {"citationID":"MENDELEY_CITATION_195","citationItems":[{"id":"ITEM-193","isTemporary":false,"itemData":{"DOI":"10.48550/arXiv.2504.08167","URL":"https://arxiv.org/abs/2504.08167","author":[{"family":"Muradoglu","given":"Murat"},{"family":"Johnsson","given":"Mattias T."},{"family":"Wilson","given":"Nathanial M."},{"family":"Cohen","given":"Yuval"},{"family":"Shin","given":"Dongki"},{"family":"Navickas","given":"Tomas"},{"family":"Pyragius","given":"Tadas"},{"family":"Thomas","given":"Divya"},{"family":"Thompson","given":"Daniel"},{"family":"Moore","given":"Steven I."},{"family":"Rahman","given":"Md Tanvir"},{"family":"Walker","given":"Adrian"},{"family":"Dutta","given":"Indranil"},{"family":"Bijjahalli","given":"Suraj"},{"family":"Berlocher","given":"Jacob"},{"family":"Hush","given":"Michael R."},{"family":"Anderson","given":"Russell P."},{"family":"Szigeti","given":"Stuart S."},{"family":"Biercuk","given":"Michael J."}],"id":"Muradoglu2025","issued":{"date-parts":[[2025]]},"title":"Quantum-assured magnetic navigation achieves positioning accuracy better than a strategic-grade INS in airborne and ground-based field trials","type":""}},{"id":"ITEM-194","isTemporary":false,"itemData":{"DOI":"10.1103/PhysRevApplied.10.034030","author":[{"family":"Cheiney","given":"Pierrick"},{"family":"Fouché","given":"Lauriane"},{"family":"Templier","given":"Simon"},{"family":"Napolitano","given":"Fabien"},{"family":"Battelier","given":"Baptiste"},{"family":"Bouyer","given":"Philippe"},{"family":"Barrett","given":"Brynle"}],"container-title":"Physical Review Applied","id":"Cheiney2018","issue":"3","issued":{"date-parts":[[2018]]},"page":"034030","publisher":"American Physical Society","title":"Navigation-compatible hybrid quantum accelerometer using a Kalman filter","type":"article-journal","volume":"10"}},{"id":"ITEM-195","isTemporary":false,"itemData":{"DOI":"10.1126/sciadv.add3854","author":[{"family":"Templier","given":"Simon"},{"family":"Cheiney","given":"Pierrick"},{"dropping-particle":"d’Armagnac de","family":"Castanet","given":"Quentin"},{"family":"Gouraud","given":"Baptiste"},{"family":"Porte","given":"Henri"},{"family":"Napolitano","given":"Fabien"},{"family":"Bouyer","given":"Philippe"},{"family":"Battelier","given":"Baptiste"},{"family":"Barrett","given":"Brynle"}],"container-title":"Science Advances","id":"Templier2022","issued":{"date-parts":[[2022]]},"page":"eadd3854","title":"Tracking the vector acceleration with a hybrid quantum accelerometer triad","type":"article-journal","volume":"8"}}],"isEdited":false,"manualOverride":{"citeprocText":"(Muradoglu et al. 2025; Cheiney et al. 2018; Templier et al. 2022)","isManuallyOverridden":false,"manualOverrideText":""},"mendeley":{"formattedCitation":"(Muradoglu et al. 2025; Cheiney et al. 2018; Templier et al. 2022)","plainTextFormattedCitation":"(Muradoglu et al. 2025; Cheiney et al. 2018; Templier et al. 2022)","previouslyFormattedCitation":"(Muradoglu et al. 2025; Cheiney et al. 2018; Templier et al. 2022)"},"properties":{"noteIndex":0},"schema":"https://github.com/citation-style-language/schema/raw/master/csl-citation.json"}</w:instrText>
+            </w:r>
+            <w:r>
+              <w:fldChar w:fldCharType="separate"/>
+            </w:r>
+            <w:r>
+              <w:t xml:space="preserve">(Muradoglu et al. 2025; Cheiney et al. 2018; Templier et al. 2022)</w:t>
+            </w:r>
+            <w:r>
+              <w:fldChar w:fldCharType="end"/>
+            </w:r>
+          </w:p>
+        </w:tc>
+        <w:tc>
+          <w:tcPr/>
+          <w:p>
+            <w:pPr>
+              <w:pStyle w:val="Compact"/>
+              <w:jc w:val="left"/>
+            </w:pPr>
+            <w:r>
+              <w:t xml:space="preserve">Quantum magnetometers, atom interferometers</w:t>
+            </w:r>
+          </w:p>
+        </w:tc>
+        <w:tc>
+          <w:tcPr/>
+          <w:p>
+            <w:pPr>
+              <w:pStyle w:val="Compact"/>
+              <w:jc w:val="left"/>
+            </w:pPr>
+            <w:r>
+              <w:t xml:space="preserve">L3–L6</w:t>
+            </w:r>
+          </w:p>
+        </w:tc>
+        <w:tc>
+          <w:tcPr/>
+          <w:p>
+            <w:pPr>
+              <w:pStyle w:val="Compact"/>
+              <w:jc w:val="left"/>
+            </w:pPr>
+            <w:r>
+              <w:t xml:space="preserve">SWaP-C, bandwidth</w:t>
+            </w:r>
+          </w:p>
+        </w:tc>
+        <w:tc>
+          <w:tcPr/>
+          <w:p>
+            <w:pPr>
+              <w:pStyle w:val="Compact"/>
+              <w:jc w:val="left"/>
+            </w:pPr>
+            <w:r>
+              <w:t xml:space="preserve">High (near-term)</w:t>
+            </w:r>
+          </w:p>
+        </w:tc>
+      </w:tr>
+      <w:tr>
+        <w:tc>
+          <w:tcPr/>
+          <w:p>
+            <w:pPr>
+              <w:pStyle w:val="Compact"/>
+              <w:jc w:val="left"/>
+            </w:pPr>
+            <w:r>
+              <w:t xml:space="preserve">Human decision modeling, HRI, human-machine teams, driving interaction </w:t>
+            </w:r>
+            <w:r>
+              <w:fldChar w:fldCharType="begin"/>
+            </w:r>
+            <w:r>
+              <w:instrText xml:space="preserve">ADDIN CSL_CITATION {"citationID":"MENDELEY_CITATION_200","citationItems":[{"id":"ITEM-196","isTemporary":false,"itemData":{"DOI":"10.3390/e25040548","author":[{"family":"Widdows","given":"Dominic"},{"family":"Rani","given":"Jyoti"},{"family":"Pothos","given":"Emmanuel M."}],"container-title":"Entropy","id":"Widdows2023","issue":"4","issued":{"date-parts":[[2023]]},"page":"548","publisher":"MDPI","title":"Quantum circuit components for cognitive decision-making","type":"article-journal","volume":"25"}},{"id":"ITEM-197","isTemporary":false,"itemData":{"DOI":"10.3390/electronics10020100","author":[{"family":"Yan","given":"Fei"},{"family":"Iliyasu","given":"Abdullah M."},{"family":"Hirota","given":"Kaoru"}],"container-title":"Electronics","id":"Yan2021","issue":"2","issued":{"date-parts":[[2021]]},"page":"100","publisher":"MDPI","title":"Conceptual framework for quantum affective computing and its use in fusion of multi-robot emotions","type":"article-journal","volume":"10"}},{"id":"ITEM-198","isTemporary":false,"itemData":{"DOI":"10.3390/e25091323","author":[{"family":"Lawless","given":"William F."},{"family":"Moskowitz","given":"Ira S."},{"family":"Doctor","given":"Katarina Z."}],"container-title":"Entropy","id":"Lawless2023","issue":"9","issued":{"date-parts":[[2023]]},"page":"1323","publisher":"MDPI","title":"A quantum-like model of interdependence for embodied human–machine teams: Reviewing the path to autonomy facing complexity and uncertainty","title-short":"A quantum-like model of interdependence for embodied human–machine teams","type":"article-journal","volume":"25"}},{"id":"ITEM-199","isTemporary":false,"itemData":{"DOI":"10.3390/e27020152","author":[{"family":"Humr","given":"Scott"},{"family":"Canan","given":"Mustafa"},{"family":"Demir","given":"Mustafa"}],"container-title":"Entropy","id":"Humr2025","issue":"2","issued":{"date-parts":[[2025]]},"page":"152","publisher":"MDPI","title":"A quantum probability approach to improving human–AI decision making","type":"article-journal","volume":"27"}},{"id":"ITEM-200","isTemporary":false,"itemData":{"URL":"https://arxiv.org/abs/2602.03571","author":[{"family":"Essalmi","given":"Karim"},{"family":"Garrido","given":"Fernando"},{"family":"Nashashibi","given":"Fawzi"}],"id":"Essalmi2026","issued":{"date-parts":[[2026]]},"title":"Multi-player, multi-strategy quantum game model for interaction-aware decision-making in automated driving","type":""}}],"isEdited":false,"manualOverride":{"citeprocText":"(Widdows, Rani, and Pothos 2023; Yan, Iliyasu, and Hirota 2021; Lawless, Moskowitz, and Doctor 2023; Humr, Canan, and Demir 2025; Essalmi, Garrido, and Nashashibi 2026)","isManuallyOverridden":false,"manualOverrideText":""},"mendeley":{"formattedCitation":"(Widdows, Rani, and Pothos 2023; Yan, Iliyasu, and Hirota 2021; Lawless, Moskowitz, and Doctor 2023; Humr, Canan, and Demir 2025; Essalmi, Garrido, and Nashashibi 2026)","plainTextFormattedCitation":"(Widdows, Rani, and Pothos 2023; Yan, Iliyasu, and Hirota 2021; Lawless, Moskowitz, and Doctor 2023; Humr, Canan, and Demir 2025; Essalmi, Garrido, and Nashashibi 2026)","previouslyFormattedCitation":"(Widdows, Rani, and Pothos 2023; Yan, Iliyasu, and Hirota 2021; Lawless, Moskowitz, and Doctor 2023; Humr, Canan, and Demir 2025; Essalmi, Garrido, and Nashashibi 2026)"},"properties":{"noteIndex":0},"schema":"https://github.com/citation-style-language/schema/raw/master/csl-citation.json"}</w:instrText>
+            </w:r>
+            <w:r>
+              <w:fldChar w:fldCharType="separate"/>
+            </w:r>
+            <w:r>
+              <w:t xml:space="preserve">(Widdows, Rani, and Pothos 2023; Yan, Iliyasu, and Hirota 2021; Lawless, Moskowitz, and Doctor 2023; Humr, Canan, and Demir 2025; Essalmi, Garrido, and Nashashibi 2026)</w:t>
+            </w:r>
+            <w:r>
+              <w:fldChar w:fldCharType="end"/>
+            </w:r>
+          </w:p>
+        </w:tc>
+        <w:tc>
+          <w:tcPr/>
+          <w:p>
+            <w:pPr>
+              <w:pStyle w:val="Compact"/>
+              <w:jc w:val="left"/>
+            </w:pPr>
+            <w:r>
+              <w:t xml:space="preserve">Quantum-probability models</w:t>
+            </w:r>
+          </w:p>
+        </w:tc>
+        <w:tc>
+          <w:tcPr/>
+          <w:p>
+            <w:pPr>
+              <w:pStyle w:val="Compact"/>
+              <w:jc w:val="left"/>
+            </w:pPr>
+            <w:r>
+              <w:t xml:space="preserve">L1–L3</w:t>
+            </w:r>
+          </w:p>
+        </w:tc>
+        <w:tc>
+          <w:tcPr/>
+          <w:p>
+            <w:pPr>
+              <w:pStyle w:val="Compact"/>
+              <w:jc w:val="left"/>
+            </w:pPr>
+            <w:r>
+              <w:t xml:space="preserve">No HRI evaluation yet</w:t>
+            </w:r>
+          </w:p>
+        </w:tc>
+        <w:tc>
+          <w:tcPr/>
+          <w:p>
+            <w:pPr>
+              <w:pStyle w:val="Compact"/>
+              <w:jc w:val="left"/>
+            </w:pPr>
+            <w:r>
+              <w:t xml:space="preserve">Medium-high (hardware-light; untested on robots)</w:t>
+            </w:r>
+          </w:p>
+        </w:tc>
+      </w:tr>
+      <w:tr>
+        <w:tc>
+          <w:tcPr/>
+          <w:p>
+            <w:pPr>
+              <w:pStyle w:val="Compact"/>
+              <w:jc w:val="left"/>
+            </w:pPr>
+            <w:r>
+              <w:t xml:space="preserve">Swarms and distributed robots </w:t>
+            </w:r>
+            <w:r>
+              <w:fldChar w:fldCharType="begin"/>
+            </w:r>
+            <w:r>
+              <w:instrText xml:space="preserve">ADDIN CSL_CITATION {"citationID":"MENDELEY_CITATION_202","citationItems":[{"id":"ITEM-201","isTemporary":false,"itemData":{"DOI":"10.1016/j.swevo.2023.101297","author":[{"family":"Mannone","given":"Maria"},{"family":"Seidita","given":"Valeria"},{"family":"Chella","given":"Antonio"}],"container-title":"Swarm and Evolutionary Computation","id":"Mannone2023","issued":{"date-parts":[[2023]]},"page":"101297","title":"Modeling and designing a robotic swarm: A quantum computing approach","title-short":"Modeling and designing a robotic swarm","type":"article-journal","volume":"79"}},{"id":"ITEM-202","isTemporary":false,"itemData":{"DOI":"10.1098/rsta.2024.0139","author":[{"family":"Mannone","given":"Maria"},{"family":"Seidita","given":"Valeria"},{"family":"Chella","given":"Antonio"}],"container-title":"Philosophical Transactions of the Royal Society A: Mathematical, Physical and Engineering Sciences","id":"Mannone2025","issue":"2289","issued":{"date-parts":[[2025]]},"page":"20240139","title":"Quantum computing for swarm robotics: A local-to-global approach","title-short":"Quantum computing for swarm robotics","type":"article-journal","volume":"383"}}],"isEdited":false,"manualOverride":{"citeprocText":"(Mannone, Seidita, and Chella 2023, 2025)","isManuallyOverridden":false,"manualOverrideText":""},"mendeley":{"formattedCitation":"(Mannone, Seidita, and Chella 2023, 2025)","plainTextFormattedCitation":"(Mannone, Seidita, and Chella 2023, 2025)","previouslyFormattedCitation":"(Mannone, Seidita, and Chella 2023, 2025)"},"properties":{"noteIndex":0},"schema":"https://github.com/citation-style-language/schema/raw/master/csl-citation.json"}</w:instrText>
+            </w:r>
+            <w:r>
+              <w:fldChar w:fldCharType="separate"/>
+            </w:r>
+            <w:r>
+              <w:t xml:space="preserve">(Mannone, Seidita, and Chella 2023, 2025)</w:t>
+            </w:r>
+            <w:r>
+              <w:fldChar w:fldCharType="end"/>
+            </w:r>
+          </w:p>
+        </w:tc>
+        <w:tc>
+          <w:tcPr/>
+          <w:p>
+            <w:pPr>
+              <w:pStyle w:val="Compact"/>
+              <w:jc w:val="left"/>
+            </w:pPr>
+            <w:r>
+              <w:t xml:space="preserve">Pairwise quantum circuits</w:t>
+            </w:r>
+          </w:p>
+        </w:tc>
+        <w:tc>
+          <w:tcPr/>
+          <w:p>
+            <w:pPr>
+              <w:pStyle w:val="Compact"/>
+              <w:jc w:val="left"/>
+            </w:pPr>
+            <w:r>
+              <w:t xml:space="preserve">L3–L4 (sim.)</w:t>
+            </w:r>
+          </w:p>
+        </w:tc>
+        <w:tc>
+          <w:tcPr/>
+          <w:p>
+            <w:pPr>
+              <w:pStyle w:val="Compact"/>
+              <w:jc w:val="left"/>
+            </w:pPr>
+            <w:r>
+              <w:t xml:space="preserve">QPU access at every interaction</w:t>
+            </w:r>
+          </w:p>
+        </w:tc>
+        <w:tc>
+          <w:tcPr/>
+          <w:p>
+            <w:pPr>
+              <w:pStyle w:val="Compact"/>
+              <w:jc w:val="left"/>
+            </w:pPr>
+            <w:r>
+              <w:t xml:space="preserve">Low</w:t>
+            </w:r>
+          </w:p>
+        </w:tc>
+      </w:tr>
+      <w:tr>
+        <w:tc>
+          <w:tcPr/>
+          <w:p>
+            <w:pPr>
+              <w:pStyle w:val="Compact"/>
+              <w:jc w:val="left"/>
+            </w:pPr>
+            <w:r>
+              <w:t xml:space="preserve">Secure robot and drone communication </w:t>
+            </w:r>
+            <w:r>
+              <w:fldChar w:fldCharType="begin"/>
+            </w:r>
+            <w:r>
+              <w:instrText xml:space="preserve">ADDIN CSL_CITATION {"citationID":"MENDELEY_CITATION_206","citationItems":[{"id":"ITEM-203","isTemporary":false,"itemData":{"DOI":"10.1103/PhysRevLett.133.200801","author":[{"family":"Tian","given":"Xiao-Hui"},{"family":"Yang","given":"Ran"},{"family":"Liu","given":"Hua-Ying"},{"family":"Fan","given":"Pengfei"},{"family":"Zhang","given":"Ji-Ning"},{"family":"Gu","given":"Changsheng"},{"family":"Chen","given":"Mengwen"},{"family":"Hu","given":"Mingzhe"},{"family":"Lu","given":"Feng-Yu"},{"family":"Yin","given":"Zhen-Qiang"},{"family":"Yin","given":"Zhi-Jun"},{"family":"Yuan","given":"Mo"},{"family":"Wang","given":"Shuang"},{"family":"Chen","given":"Wei"},{"family":"Gong","given":"Yan-Xiao"},{"family":"Zhu","given":"Shi-Ning"},{"family":"Xie","given":"Zhenda"}],"container-title":"Physical Review Letters","id":"Tian2023","issue":"20","issued":{"date-parts":[[2024]]},"page":"200801","publisher":"American Physical Society","title":"Experimental demonstration of drone-based quantum key distribution","type":"article-journal","volume":"133"}},{"id":"ITEM-204","isTemporary":false,"itemData":{"DOI":"10.48550/arXiv.2505.17587","URL":"https://arxiv.org/abs/2505.17587","author":[{"family":"Conrad","given":"Andrew"},{"family":"Cochran","given":"Roderick"},{"family":"Sanchez-Rosales","given":"Daniel"},{"family":"Isaac","given":"Samantha"},{"family":"Javid","given":"Timur"},{"family":"Rezaei","given":"Tahereh"},{"family":"Schroeder","given":"A. J."},{"family":"Golba","given":"Grzegorz"},{"family":"Gutha","given":"Akash"},{"family":"Wilens","given":"Brian"},{"family":"Herndon","given":"Kyle"},{"family":"Hill","given":"Alex"},{"family":"Chapman","given":"Joseph"},{"family":"Call","given":"Ian"},{"family":"Szabo","given":"Joseph"},{"family":"Corrigan","given":"Aodhan"},{"family":"Kamin","given":"Lars"},{"family":"Lütkenhaus","given":"Norbert"},{"family":"Gauthier","given":"Daniel J."},{"family":"Kwiat","given":"Paul G."}],"id":"Conrad2025","issued":{"date-parts":[[2025]]},"title":"Drone- and vehicle-based quantum key distribution","type":""}},{"id":"ITEM-205","isTemporary":false,"itemData":{"DOI":"10.48550/arXiv.2008.12230","URL":"https://arxiv.org/abs/2008.12230","author":[{"family":"Khoshnoud","given":"Farbod"},{"family":"Quadrelli","given":"Marco B."},{"family":"Esat","given":"Ibrahim I."},{"family":"Robinson","given":"Dario"}],"id":"Khoshnoud2020","issued":{"date-parts":[[2020]]},"title":"Quantum cooperative robotics and autonomy","type":""}},{"id":"ITEM-206","isTemporary":false,"itemData":{"DOI":"10.1103/PhysRevLett.126.020503","author":[{"family":"Liu","given":"Hua-Ying"},{"family":"Tian","given":"Xiao-Hui"},{"family":"Gu","given":"Changsheng"},{"family":"Fan","given":"Pengfei"},{"family":"Ni","given":"Xin"},{"family":"Yang","given":"Ran"},{"family":"Zhang","given":"Ji-Ning"},{"family":"Hu","given":"Mingzhe"},{"family":"Guo","given":"Jian"},{"family":"Cao","given":"Xun"},{"family":"Hu","given":"Xiaopeng"},{"family":"Zhao","given":"Gang"},{"family":"Lu","given":"Yan-Qing"},{"family":"Gong","given":"Yan-Xiao"},{"family":"Xie","given":"Zhenda"},{"family":"Zhu","given":"Shi-Ning"}],"container-title":"Physical Review Letters","id":"Liu2021","issued":{"date-parts":[[2021]]},"page":"020503","title":"Optical-relayed entanglement distribution using drones as mobile nodes","type":"article-journal","volume":"126"}}],"isEdited":false,"manualOverride":{"citeprocText":"(Tian et al. 2024; Conrad et al. 2025; Khoshnoud et al. 2020; Liu et al. 2021)","isManuallyOverridden":false,"manualOverrideText":""},"mendeley":{"formattedCitation":"(Tian et al. 2024; Conrad et al. 2025; Khoshnoud et al. 2020; Liu et al. 2021)","plainTextFormattedCitation":"(Tian et al. 2024; Conrad et al. 2025; Khoshnoud et al. 2020; Liu et al. 2021)","previouslyFormattedCitation":"(Tian et al. 2024; Conrad et al. 2025; Khoshnoud et al. 2020; Liu et al. 2021)"},"properties":{"noteIndex":0},"schema":"https://github.com/citation-style-language/schema/raw/master/csl-citation.json"}</w:instrText>
+            </w:r>
+            <w:r>
+              <w:fldChar w:fldCharType="separate"/>
+            </w:r>
+            <w:r>
+              <w:t xml:space="preserve">(Tian et al. 2024; Conrad et al. 2025; Khoshnoud et al. 2020; Liu et al. 2021)</w:t>
+            </w:r>
+            <w:r>
+              <w:fldChar w:fldCharType="end"/>
+            </w:r>
+          </w:p>
+        </w:tc>
+        <w:tc>
+          <w:tcPr/>
+          <w:p>
+            <w:pPr>
+              <w:pStyle w:val="Compact"/>
+              <w:jc w:val="left"/>
+            </w:pPr>
+            <w:r>
+              <w:t xml:space="preserve">QKD, photonic hardware</w:t>
+            </w:r>
+          </w:p>
+        </w:tc>
+        <w:tc>
+          <w:tcPr/>
+          <w:p>
+            <w:pPr>
+              <w:pStyle w:val="Compact"/>
+              <w:jc w:val="left"/>
+            </w:pPr>
+            <w:r>
+              <w:t xml:space="preserve">L5</w:t>
+            </w:r>
+          </w:p>
+        </w:tc>
+        <w:tc>
+          <w:tcPr/>
+          <w:p>
+            <w:pPr>
+              <w:pStyle w:val="Compact"/>
+              <w:jc w:val="left"/>
+            </w:pPr>
+            <w:r>
+              <w:t xml:space="preserve">Range, SWaP, weather</w:t>
+            </w:r>
+          </w:p>
+        </w:tc>
+        <w:tc>
+          <w:tcPr/>
+          <w:p>
+            <w:pPr>
+              <w:pStyle w:val="Compact"/>
+              <w:jc w:val="left"/>
+            </w:pPr>
+            <w:r>
+              <w:t xml:space="preserve">High (security, near-term)</w:t>
+            </w:r>
+          </w:p>
+        </w:tc>
+      </w:tr>
+    </w:tbl>
+    <w:bookmarkEnd w:id="41"/>
+    <w:bookmarkStart w:id="42" w:name="tab:checklist"/>
+    <w:p>
+      <w:pPr>
+        <w:pStyle w:val="TableCaption"/>
+      </w:pPr>
+      <w:r>
+        <w:rPr>
+          <w:bCs/>
+          <w:b/>
+        </w:rPr>
+        <w:t xml:space="preserve">Table S8.</w:t>
+      </w:r>
+      <w:r>
+        <w:t xml:space="preserve"> </w:t>
+      </w:r>
+      <w:r>
+        <w:t xml:space="preserve">Proposed minimal reporting checklist for quantum-robotics experiments.</w:t>
+      </w:r>
+    </w:p>
+    <w:tbl>
+      <w:tblPr>
+        <w:tblStyle w:val="Table"/>
+        <w:tblW w:type="pct" w:w="5000"/>
+        <w:tblLook w:firstRow="1" w:lastRow="0" w:firstColumn="0" w:lastColumn="0" w:noHBand="0" w:noVBand="0" w:val="0020"/>
+        <w:jc w:val="start"/>
+        <w:tblCaption w:val="Table S8. Proposed minimal reporting checklist for quantum-robotics experiments."/>
+      </w:tblPr>
+      <w:tblGrid>
+        <w:gridCol w:w="1900"/>
+        <w:gridCol w:w="6019"/>
+      </w:tblGrid>
+      <w:tr>
+        <w:trPr>
+          <w:tblHeader w:val="true"/>
+        </w:trPr>
+        <w:tc>
+          <w:tcPr/>
+          <w:p>
+            <w:pPr>
+              <w:pStyle w:val="Compact"/>
+              <w:jc w:val="left"/>
+            </w:pPr>
+            <w:r>
+              <w:rPr>
+                <w:bCs/>
+                <w:b/>
+              </w:rPr>
+              <w:t xml:space="preserve">Item</w:t>
+            </w:r>
+          </w:p>
+        </w:tc>
+        <w:tc>
+          <w:tcPr/>
+          <w:p>
+            <w:pPr>
+              <w:pStyle w:val="Compact"/>
+              <w:jc w:val="left"/>
+            </w:pPr>
+            <w:r>
+              <w:rPr>
+                <w:bCs/>
+                <w:b/>
+              </w:rPr>
+              <w:t xml:space="preserve">What to report</w:t>
+            </w:r>
+          </w:p>
+        </w:tc>
+      </w:tr>
+      <w:tr>
+        <w:tc>
+          <w:tcPr/>
+          <w:p>
+            <w:pPr>
+              <w:pStyle w:val="Compact"/>
+              <w:jc w:val="left"/>
+            </w:pPr>
+            <w:r>
+              <w:t xml:space="preserve">1. Task and formulation</w:t>
+            </w:r>
+          </w:p>
+        </w:tc>
+        <w:tc>
+          <w:tcPr/>
+          <w:p>
+            <w:pPr>
+              <w:pStyle w:val="Compact"/>
+              <w:jc w:val="left"/>
+            </w:pPr>
+            <w:r>
+              <w:t xml:space="preserve">Robotic task, its mapping to the quantum formulation (e.g., QUBO size, penalty weights, encoding), and any discretization relative to the original continuous problem.</w:t>
+            </w:r>
+          </w:p>
+        </w:tc>
+      </w:tr>
+      <w:tr>
+        <w:tc>
+          <w:tcPr/>
+          <w:p>
+            <w:pPr>
+              <w:pStyle w:val="Compact"/>
+              <w:jc w:val="left"/>
+            </w:pPr>
+            <w:r>
+              <w:t xml:space="preserve">2. Quantum type</w:t>
+            </w:r>
+          </w:p>
+        </w:tc>
+        <w:tc>
+          <w:tcPr/>
+          <w:p>
+            <w:pPr>
+              <w:pStyle w:val="Compact"/>
+              <w:jc w:val="left"/>
+            </w:pPr>
+            <w:r>
+              <w:t xml:space="preserve">Genuinely quantum or quantum-inspired; quantum hardware, simulator, or digital annealer used; noise model for simulations.</w:t>
+            </w:r>
+          </w:p>
+        </w:tc>
+      </w:tr>
+      <w:tr>
+        <w:tc>
+          <w:tcPr/>
+          <w:p>
+            <w:pPr>
+              <w:pStyle w:val="Compact"/>
+              <w:jc w:val="left"/>
+            </w:pPr>
+            <w:r>
+              <w:t xml:space="preserve">3. Classical baseline</w:t>
+            </w:r>
+          </w:p>
+        </w:tc>
+        <w:tc>
+          <w:tcPr/>
+          <w:p>
+            <w:pPr>
+              <w:pStyle w:val="Compact"/>
+              <w:jc w:val="left"/>
+            </w:pPr>
+            <w:r>
+              <w:t xml:space="preserve">State-of-the-art, tuned classical method (e.g., Gurobi, CPLEX, RRT*, A*, adequately sized deep RL) with comparable resources.</w:t>
+            </w:r>
+          </w:p>
+        </w:tc>
+      </w:tr>
+      <w:tr>
+        <w:tc>
+          <w:tcPr/>
+          <w:p>
+            <w:pPr>
+              <w:pStyle w:val="Compact"/>
+              <w:jc w:val="left"/>
+            </w:pPr>
+            <w:r>
+              <w:t xml:space="preserve">4. Quantum resources</w:t>
+            </w:r>
+          </w:p>
+        </w:tc>
+        <w:tc>
+          <w:tcPr/>
+          <w:p>
+            <w:pPr>
+              <w:pStyle w:val="Compact"/>
+              <w:jc w:val="left"/>
+            </w:pPr>
+            <w:r>
+              <w:t xml:space="preserve">Qubits, circuit depth, two-qubit gate count, shots, optimizer iterations, embedding size, and error-mitigation method.</w:t>
+            </w:r>
+          </w:p>
+        </w:tc>
+      </w:tr>
+      <w:tr>
+        <w:tc>
+          <w:tcPr/>
+          <w:p>
+            <w:pPr>
+              <w:pStyle w:val="Compact"/>
+              <w:jc w:val="left"/>
+            </w:pPr>
+            <w:r>
+              <w:t xml:space="preserve">5. End-to-end time and energy</w:t>
+            </w:r>
+          </w:p>
+        </w:tc>
+        <w:tc>
+          <w:tcPr/>
+          <w:p>
+            <w:pPr>
+              <w:pStyle w:val="Compact"/>
+              <w:jc w:val="left"/>
+            </w:pPr>
+            <w:r>
+              <w:t xml:space="preserve">Wall-clock time including queueing, compilation or embedding, and post-processing; energy where possible.</w:t>
+            </w:r>
+          </w:p>
+        </w:tc>
+      </w:tr>
+      <w:tr>
+        <w:tc>
+          <w:tcPr/>
+          <w:p>
+            <w:pPr>
+              <w:pStyle w:val="Compact"/>
+              <w:jc w:val="left"/>
+            </w:pPr>
+            <w:r>
+              <w:t xml:space="preserve">6. Task metrics</w:t>
+            </w:r>
+          </w:p>
+        </w:tc>
+        <w:tc>
+          <w:tcPr/>
+          <w:p>
+            <w:pPr>
+              <w:pStyle w:val="Compact"/>
+              <w:jc w:val="left"/>
+            </w:pPr>
+            <w:r>
+              <w:t xml:space="preserve">Success rate, solution quality, path length, or error, with variance over seeds or instances.</w:t>
+            </w:r>
+          </w:p>
+        </w:tc>
+      </w:tr>
+      <w:tr>
+        <w:tc>
+          <w:tcPr/>
+          <w:p>
+            <w:pPr>
+              <w:pStyle w:val="Compact"/>
+              <w:jc w:val="left"/>
+            </w:pPr>
+            <w:r>
+              <w:t xml:space="preserve">7. Evidence level</w:t>
+            </w:r>
+          </w:p>
+        </w:tc>
+        <w:tc>
+          <w:tcPr/>
+          <w:p>
+            <w:pPr>
+              <w:pStyle w:val="Compact"/>
+              <w:jc w:val="left"/>
+            </w:pPr>
+            <w:r>
+              <w:t xml:space="preserve">Level reached in Table 2 of the main article, and whether the quantum component runs in the real-time loop.</w:t>
+            </w:r>
+          </w:p>
+        </w:tc>
+      </w:tr>
+      <w:tr>
+        <w:tc>
+          <w:tcPr/>
+          <w:p>
+            <w:pPr>
+              <w:pStyle w:val="Compact"/>
+              <w:jc w:val="left"/>
+            </w:pPr>
+            <w:r>
+              <w:t xml:space="preserve">8. Reproducibility</w:t>
+            </w:r>
+          </w:p>
+        </w:tc>
+        <w:tc>
+          <w:tcPr/>
+          <w:p>
+            <w:pPr>
+              <w:pStyle w:val="Compact"/>
+              <w:jc w:val="left"/>
+            </w:pPr>
+            <w:r>
+              <w:t xml:space="preserve">Code, data, hyperparameters, device name, and calibration date.</w:t>
+            </w:r>
+          </w:p>
+        </w:tc>
+      </w:tr>
+    </w:tbl>
+    <w:bookmarkEnd w:id="42"/>
+    <w:bookmarkStart w:id="43" w:name="tab:roadmap"/>
+    <w:p>
+      <w:pPr>
+        <w:pStyle w:val="TableCaption"/>
+      </w:pPr>
+      <w:r>
+        <w:rPr>
+          <w:bCs/>
+          <w:b/>
+        </w:rPr>
+        <w:t xml:space="preserve">Table S9.</w:t>
+      </w:r>
+      <w:r>
+        <w:t xml:space="preserve"> </w:t>
+      </w:r>
+      <w:r>
+        <w:t xml:space="preserve">Research agenda derived from the taxonomy, arranged by time horizon.</w:t>
+      </w:r>
+    </w:p>
+    <w:tbl>
+      <w:tblPr>
+        <w:tblStyle w:val="Table"/>
+        <w:tblW w:type="pct" w:w="5000"/>
+        <w:tblLook w:firstRow="1" w:lastRow="0" w:firstColumn="0" w:lastColumn="0" w:noHBand="0" w:noVBand="0" w:val="0020"/>
+        <w:jc w:val="start"/>
+        <w:tblCaption w:val="Table S9. Research agenda derived from the taxonomy, arranged by time horizon."/>
+      </w:tblPr>
+      <w:tblGrid>
+        <w:gridCol w:w="1029"/>
+        <w:gridCol w:w="3960"/>
+        <w:gridCol w:w="1188"/>
+        <w:gridCol w:w="1742"/>
+      </w:tblGrid>
+      <w:tr>
+        <w:trPr>
+          <w:tblHeader w:val="true"/>
+        </w:trPr>
+        <w:tc>
+          <w:tcPr/>
+          <w:p>
+            <w:pPr>
+              <w:pStyle w:val="Compact"/>
+              <w:jc w:val="left"/>
+            </w:pPr>
+            <w:r>
+              <w:rPr>
+                <w:bCs/>
+                <w:b/>
+              </w:rPr>
+              <w:t xml:space="preserve">Horizon</w:t>
+            </w:r>
+          </w:p>
+        </w:tc>
+        <w:tc>
+          <w:tcPr/>
+          <w:p>
+            <w:pPr>
+              <w:pStyle w:val="Compact"/>
+              <w:jc w:val="left"/>
+            </w:pPr>
+            <w:r>
+              <w:rPr>
+                <w:bCs/>
+                <w:b/>
+              </w:rPr>
+              <w:t xml:space="preserve">Research direction</w:t>
+            </w:r>
+          </w:p>
+        </w:tc>
+        <w:tc>
+          <w:tcPr/>
+          <w:p>
+            <w:pPr>
+              <w:pStyle w:val="Compact"/>
+              <w:jc w:val="left"/>
+            </w:pPr>
+            <w:r>
+              <w:rPr>
+                <w:bCs/>
+                <w:b/>
+              </w:rPr>
+              <w:t xml:space="preserve">Function</w:t>
+            </w:r>
+          </w:p>
+        </w:tc>
+        <w:tc>
+          <w:tcPr/>
+          <w:p>
+            <w:pPr>
+              <w:pStyle w:val="Compact"/>
+              <w:jc w:val="left"/>
+            </w:pPr>
+            <w:r>
+              <w:rPr>
+                <w:bCs/>
+                <w:b/>
+              </w:rPr>
+              <w:t xml:space="preserve">Key references</w:t>
+            </w:r>
+          </w:p>
+        </w:tc>
+      </w:tr>
+      <w:tr>
+        <w:tc>
+          <w:tcPr/>
+          <w:p>
+            <w:pPr>
+              <w:pStyle w:val="Compact"/>
+              <w:jc w:val="left"/>
+            </w:pPr>
+            <w:r>
+              <w:t xml:space="preserve">Near term (1–3 years)</w:t>
+            </w:r>
+          </w:p>
+        </w:tc>
+        <w:tc>
+          <w:tcPr/>
+          <w:p>
+            <w:pPr>
+              <w:pStyle w:val="Compact"/>
+              <w:jc w:val="left"/>
+            </w:pPr>
+            <w:r>
+              <w:t xml:space="preserve">Integrate quantum magnetometers and cold-atom accelerometers into robot navigation stacks with Kalman-type fusion and independent field validation</w:t>
+            </w:r>
+          </w:p>
+        </w:tc>
+        <w:tc>
+          <w:tcPr/>
+          <w:p>
+            <w:pPr>
+              <w:pStyle w:val="Compact"/>
+              <w:jc w:val="left"/>
+            </w:pPr>
+            <w:r>
+              <w:t xml:space="preserve">Sensing</w:t>
+            </w:r>
+          </w:p>
+        </w:tc>
+        <w:tc>
+          <w:tcPr/>
+          <w:p>
+            <w:pPr>
+              <w:pStyle w:val="Compact"/>
+              <w:jc w:val="left"/>
+            </w:pPr>
+            <w:r>
+              <w:fldChar w:fldCharType="begin"/>
+            </w:r>
+            <w:r>
+              <w:instrText xml:space="preserve">ADDIN CSL_CITATION {"citationID":"MENDELEY_CITATION_208","citationItems":[{"id":"ITEM-207","isTemporary":false,"itemData":{"DOI":"10.48550/arXiv.2504.08167","URL":"https://arxiv.org/abs/2504.08167","author":[{"family":"Muradoglu","given":"Murat"},{"family":"Johnsson","given":"Mattias T."},{"family":"Wilson","given":"Nathanial M."},{"family":"Cohen","given":"Yuval"},{"family":"Shin","given":"Dongki"},{"family":"Navickas","given":"Tomas"},{"family":"Pyragius","given":"Tadas"},{"family":"Thomas","given":"Divya"},{"family":"Thompson","given":"Daniel"},{"family":"Moore","given":"Steven I."},{"family":"Rahman","given":"Md Tanvir"},{"family":"Walker","given":"Adrian"},{"family":"Dutta","given":"Indranil"},{"family":"Bijjahalli","given":"Suraj"},{"family":"Berlocher","given":"Jacob"},{"family":"Hush","given":"Michael R."},{"family":"Anderson","given":"Russell P."},{"family":"Szigeti","given":"Stuart S."},{"family":"Biercuk","given":"Michael J."}],"id":"Muradoglu2025","issued":{"date-parts":[[2025]]},"title":"Quantum-assured magnetic navigation achieves positioning accuracy better than a strategic-grade INS in airborne and ground-based field trials","type":""}},{"id":"ITEM-208","isTemporary":false,"itemData":{"DOI":"10.1103/PhysRevApplied.10.034030","author":[{"family":"Cheiney","given":"Pierrick"},{"family":"Fouché","given":"Lauriane"},{"family":"Templier","given":"Simon"},{"family":"Napolitano","given":"Fabien"},{"family":"Battelier","given":"Baptiste"},{"family":"Bouyer","given":"Philippe"},{"family":"Barrett","given":"Brynle"}],"container-title":"Physical Review Applied","id":"Cheiney2018","issue":"3","issued":{"date-parts":[[2018]]},"page":"034030","publisher":"American Physical Society","title":"Navigation-compatible hybrid quantum accelerometer using a Kalman filter","type":"article-journal","volume":"10"}}],"isEdited":false,"manualOverride":{"citeprocText":"(Muradoglu et al. 2025; Cheiney et al. 2018)","isManuallyOverridden":false,"manualOverrideText":""},"mendeley":{"formattedCitation":"(Muradoglu et al. 2025; Cheiney et al. 2018)","plainTextFormattedCitation":"(Muradoglu et al. 2025; Cheiney et al. 2018)","previouslyFormattedCitation":"(Muradoglu et al. 2025; Cheiney et al. 2018)"},"properties":{"noteIndex":0},"schema":"https://github.com/citation-style-language/schema/raw/master/csl-citation.json"}</w:instrText>
+            </w:r>
+            <w:r>
+              <w:fldChar w:fldCharType="separate"/>
+            </w:r>
+            <w:r>
+              <w:t xml:space="preserve">(Muradoglu et al. 2025; Cheiney et al. 2018)</w:t>
+            </w:r>
+            <w:r>
+              <w:fldChar w:fldCharType="end"/>
+            </w:r>
+          </w:p>
+        </w:tc>
+      </w:tr>
+      <w:tr>
+        <w:tc>
+          <w:tcPr/>
+          <w:p>
+            <w:pPr>
+              <w:pStyle w:val="Compact"/>
+            </w:pPr>
+          </w:p>
+        </w:tc>
+        <w:tc>
+          <w:tcPr/>
+          <w:p>
+            <w:pPr>
+              <w:pStyle w:val="Compact"/>
+              <w:jc w:val="left"/>
+            </w:pPr>
+            <w:r>
+              <w:t xml:space="preserve">Develop QP decision and human-modeling modules for social and collaborative robots; evaluate them with human participants against Bayesian and POMDP baselines</w:t>
+            </w:r>
+          </w:p>
+        </w:tc>
+        <w:tc>
+          <w:tcPr/>
+          <w:p>
+            <w:pPr>
+              <w:pStyle w:val="Compact"/>
+              <w:jc w:val="left"/>
+            </w:pPr>
+            <w:r>
+              <w:t xml:space="preserve">Decision-making</w:t>
+            </w:r>
+          </w:p>
+        </w:tc>
+        <w:tc>
+          <w:tcPr/>
+          <w:p>
+            <w:pPr>
+              <w:pStyle w:val="Compact"/>
+              <w:jc w:val="left"/>
+            </w:pPr>
+            <w:r>
+              <w:fldChar w:fldCharType="begin"/>
+            </w:r>
+            <w:r>
+              <w:instrText xml:space="preserve">ADDIN CSL_CITATION {"citationID":"MENDELEY_CITATION_210","citationItems":[{"id":"ITEM-209","isTemporary":false,"itemData":{"DOI":"10.1146/annurev-psych-033020-123501","author":[{"family":"Pothos","given":"Emmanuel M."},{"family":"Busemeyer","given":"Jerome R."}],"container-title":"Annual Review of Psychology","id":"Pothos2022","issue":"1","issued":{"date-parts":[[2022]]},"page":"749-778","publisher":"Annual Reviews","title":"Quantum cognition","type":"article-journal","volume":"73"}},{"id":"ITEM-210","isTemporary":false,"itemData":{"DOI":"10.1146/annurev-control-042920-092451","author":[{"family":"Kurniawati","given":"Hanna"}],"container-title":"Annual Review of Control, Robotics, and Autonomous Systems","id":"Kurniawati2022","issued":{"date-parts":[[2022]]},"page":"253-277","publisher":"Annual Reviews","title":"Partially observable Markov decision processes and robotics","type":"article-journal","volume":"5"}}],"isEdited":false,"manualOverride":{"citeprocText":"(Pothos and Busemeyer 2022; Kurniawati 2022)","isManuallyOverridden":false,"manualOverrideText":""},"mendeley":{"formattedCitation":"(Pothos and Busemeyer 2022; Kurniawati 2022)","plainTextFormattedCitation":"(Pothos and Busemeyer 2022; Kurniawati 2022)","previouslyFormattedCitation":"(Pothos and Busemeyer 2022; Kurniawati 2022)"},"properties":{"noteIndex":0},"schema":"https://github.com/citation-style-language/schema/raw/master/csl-citation.json"}</w:instrText>
+            </w:r>
+            <w:r>
+              <w:fldChar w:fldCharType="separate"/>
+            </w:r>
+            <w:r>
+              <w:t xml:space="preserve">(Pothos and Busemeyer 2022; Kurniawati 2022)</w:t>
+            </w:r>
+            <w:r>
+              <w:fldChar w:fldCharType="end"/>
+            </w:r>
+          </w:p>
+        </w:tc>
+      </w:tr>
+      <w:tr>
+        <w:tc>
+          <w:tcPr/>
+          <w:p>
+            <w:pPr>
+              <w:pStyle w:val="Compact"/>
+            </w:pPr>
+          </w:p>
+        </w:tc>
+        <w:tc>
+          <w:tcPr/>
+          <w:p>
+            <w:pPr>
+              <w:pStyle w:val="Compact"/>
+              <w:jc w:val="left"/>
+            </w:pPr>
+            <w:r>
+              <w:t xml:space="preserve">Establish benchmarks and reporting standards (Table S8)</w:t>
+            </w:r>
+          </w:p>
+        </w:tc>
+        <w:tc>
+          <w:tcPr/>
+          <w:p>
+            <w:pPr>
+              <w:pStyle w:val="Compact"/>
+              <w:jc w:val="left"/>
+            </w:pPr>
+            <w:r>
+              <w:t xml:space="preserve">All</w:t>
+            </w:r>
+          </w:p>
+        </w:tc>
+        <w:tc>
+          <w:tcPr/>
+          <w:p>
+            <w:pPr>
+              <w:pStyle w:val="Compact"/>
+              <w:jc w:val="left"/>
+            </w:pPr>
+            <w:r>
+              <w:t xml:space="preserve">-</w:t>
+            </w:r>
+          </w:p>
+        </w:tc>
+      </w:tr>
+      <w:tr>
+        <w:tc>
+          <w:tcPr/>
+          <w:p>
+            <w:pPr>
+              <w:pStyle w:val="Compact"/>
+            </w:pPr>
+          </w:p>
+        </w:tc>
+        <w:tc>
+          <w:tcPr/>
+          <w:p>
+            <w:pPr>
+              <w:pStyle w:val="Compact"/>
+              <w:jc w:val="left"/>
+            </w:pPr>
+            <w:r>
+              <w:t xml:space="preserve">Use quantum and quantum-inspired QUBO solvers for offline and periodic fleet optimization with classical fallbacks</w:t>
+            </w:r>
+          </w:p>
+        </w:tc>
+        <w:tc>
+          <w:tcPr/>
+          <w:p>
+            <w:pPr>
+              <w:pStyle w:val="Compact"/>
+              <w:jc w:val="left"/>
+            </w:pPr>
+            <w:r>
+              <w:t xml:space="preserve">Optimization</w:t>
+            </w:r>
+          </w:p>
+        </w:tc>
+        <w:tc>
+          <w:tcPr/>
+          <w:p>
+            <w:pPr>
+              <w:pStyle w:val="Compact"/>
+              <w:jc w:val="left"/>
+            </w:pPr>
+            <w:r>
+              <w:fldChar w:fldCharType="begin"/>
+            </w:r>
+            <w:r>
+              <w:instrText xml:space="preserve">ADDIN CSL_CITATION {"citationID":"MENDELEY_CITATION_213","citationItems":[{"id":"ITEM-211","isTemporary":false,"itemData":{"DOI":"10.1038/s41598-025-28481-w","author":[{"family":"Quang","given":"Thinh Nguyen"},{"family":"Matsuyama","given":"Kosuke"},{"family":"Shimizu","given":"Keisuke"},{"family":"Sugano","given":"Hiroki"},{"family":"Kurimoto","given":"Eiji"},{"family":"Miki","given":"Masahiro"},{"family":"Suzuki","given":"Jumpei"},{"family":"Chen","given":"Ziyi"},{"family":"Waidyasooriya","given":"Hasitha Muthumala"},{"family":"Hariyama","given":"Masanori"},{"family":"Hitomi","given":"Masaru"},{"family":"Sawamura","given":"Kenta"},{"family":"Ohzeki","given":"Masayuki"}],"container-title":"Scientific Reports","id":"Quang2025","issued":{"date-parts":[[2025]]},"page":"44047","publisher":"Nature Publishing Group","title":"Quantum annealing-based route optimization for commercial AGV operating systems in large-scale logistics warehouses","type":"article-journal","volume":"15"}},{"id":"ITEM-212","isTemporary":false,"itemData":{"URL":"https://proceedings.mlr.press/v267/gerlach25a.html","author":[{"family":"Gerlach","given":"Thore"},{"family":"Lee","given":"Loong Kuan"},{"family":"Barbaresco","given":"Frederic"},{"family":"Piatkowski","given":"Nico"}],"collection-title":"Proceedings of machine learning research","container-title":"Proceedings of the 42nd international conference on machine learning","editor":[{"family":"Singh","given":"Aarti"},{"family":"Fazel","given":"Maryam"},{"family":"Hsu","given":"Daniel"},{"family":"Lacoste-Julien","given":"Simon"},{"family":"Berkenkamp","given":"Felix"},{"family":"Maharaj","given":"Tegan"},{"family":"Wagstaff","given":"Kiri"},{"family":"Zhu","given":"Jerry"}],"id":"Gerlach2025","issued":{"date-parts":[[2025]]},"page":"19161-19171","publisher":"PMLR","publisher-place":"Vancouver, Canada","title":"Hybrid quantum-classical multi-agent pathfinding","type":"paper-conference","volume":"267"}},{"id":"ITEM-213","isTemporary":false,"itemData":{"DOI":"10.1126/sciadv.aav2372","author":[{"family":"Goto","given":"Hayato"},{"family":"Tatsumura","given":"Kosuke"},{"family":"Dixon","given":"Alexander R."}],"container-title":"Science Advances","id":"Goto2019","issue":"4","issued":{"date-parts":[[2019]]},"page":"eaav2372","publisher":"American Association for the Advancement of Science","title":"Combinatorial optimization by simulating adiabatic bifurcations in nonlinear Hamiltonian systems","type":"article-journal","volume":"5"}}],"isEdited":false,"manualOverride":{"citeprocText":"(Quang et al. 2025; Gerlach et al. 2025; Goto, Tatsumura, and Dixon 2019)","isManuallyOverridden":false,"manualOverrideText":""},"mendeley":{"formattedCitation":"(Quang et al. 2025; Gerlach et al. 2025; Goto, Tatsumura, and Dixon 2019)","plainTextFormattedCitation":"(Quang et al. 2025; Gerlach et al. 2025; Goto, Tatsumura, and Dixon 2019)","previouslyFormattedCitation":"(Quang et al. 2025; Gerlach et al. 2025; Goto, Tatsumura, and Dixon 2019)"},"properties":{"noteIndex":0},"schema":"https://github.com/citation-style-language/schema/raw/master/csl-citation.json"}</w:instrText>
+            </w:r>
+            <w:r>
+              <w:fldChar w:fldCharType="separate"/>
+            </w:r>
+            <w:r>
+              <w:t xml:space="preserve">(Quang et al. 2025; Gerlach et al. 2025; Goto, Tatsumura, and Dixon 2019)</w:t>
+            </w:r>
+            <w:r>
+              <w:fldChar w:fldCharType="end"/>
+            </w:r>
+          </w:p>
+        </w:tc>
+      </w:tr>
+      <w:tr>
+        <w:tc>
+          <w:tcPr/>
+          <w:p>
+            <w:pPr>
+              <w:pStyle w:val="Compact"/>
+            </w:pPr>
+          </w:p>
+        </w:tc>
+        <w:tc>
+          <w:tcPr/>
+          <w:p>
+            <w:pPr>
+              <w:pStyle w:val="Compact"/>
+              <w:jc w:val="left"/>
+            </w:pPr>
+            <w:r>
+              <w:t xml:space="preserve">Evaluate QKD for secure multi-robot and drone communication</w:t>
+            </w:r>
+          </w:p>
+        </w:tc>
+        <w:tc>
+          <w:tcPr/>
+          <w:p>
+            <w:pPr>
+              <w:pStyle w:val="Compact"/>
+              <w:jc w:val="left"/>
+            </w:pPr>
+            <w:r>
+              <w:t xml:space="preserve">Communication</w:t>
+            </w:r>
+          </w:p>
+        </w:tc>
+        <w:tc>
+          <w:tcPr/>
+          <w:p>
+            <w:pPr>
+              <w:pStyle w:val="Compact"/>
+              <w:jc w:val="left"/>
+            </w:pPr>
+            <w:r>
+              <w:fldChar w:fldCharType="begin"/>
+            </w:r>
+            <w:r>
+              <w:instrText xml:space="preserve">ADDIN CSL_CITATION {"citationID":"MENDELEY_CITATION_214","citationItems":[{"id":"ITEM-214","isTemporary":false,"itemData":{"DOI":"10.48550/arXiv.2505.17587","URL":"https://arxiv.org/abs/2505.17587","author":[{"family":"Conrad","given":"Andrew"},{"family":"Cochran","given":"Roderick"},{"family":"Sanchez-Rosales","given":"Daniel"},{"family":"Isaac","given":"Samantha"},{"family":"Javid","given":"Timur"},{"family":"Rezaei","given":"Tahereh"},{"family":"Schroeder","given":"A. J."},{"family":"Golba","given":"Grzegorz"},{"family":"Gutha","given":"Akash"},{"family":"Wilens","given":"Brian"},{"family":"Herndon","given":"Kyle"},{"family":"Hill","given":"Alex"},{"family":"Chapman","given":"Joseph"},{"family":"Call","given":"Ian"},{"family":"Szabo","given":"Joseph"},{"family":"Corrigan","given":"Aodhan"},{"family":"Kamin","given":"Lars"},{"family":"Lütkenhaus","given":"Norbert"},{"family":"Gauthier","given":"Daniel J."},{"family":"Kwiat","given":"Paul G."}],"id":"Conrad2025","issued":{"date-parts":[[2025]]},"title":"Drone- and vehicle-based quantum key distribution","type":""}}],"isEdited":false,"manualOverride":{"citeprocText":"(Conrad et al. 2025)","isManuallyOverridden":false,"manualOverrideText":""},"mendeley":{"formattedCitation":"(Conrad et al. 2025)","plainTextFormattedCitation":"(Conrad et al. 2025)","previouslyFormattedCitation":"(Conrad et al. 2025)"},"properties":{"noteIndex":0},"schema":"https://github.com/citation-style-language/schema/raw/master/csl-citation.json"}</w:instrText>
+            </w:r>
+            <w:r>
+              <w:fldChar w:fldCharType="separate"/>
+            </w:r>
+            <w:r>
+              <w:t xml:space="preserve">(Conrad et al. 2025)</w:t>
+            </w:r>
+            <w:r>
+              <w:fldChar w:fldCharType="end"/>
+            </w:r>
+          </w:p>
+        </w:tc>
+      </w:tr>
+      <w:tr>
+        <w:tc>
+          <w:tcPr/>
+          <w:p>
+            <w:pPr>
+              <w:pStyle w:val="Compact"/>
+              <w:jc w:val="left"/>
+            </w:pPr>
+            <w:r>
+              <w:t xml:space="preserve">Medium term (3–5 years)</w:t>
+            </w:r>
+          </w:p>
+        </w:tc>
+        <w:tc>
+          <w:tcPr/>
+          <w:p>
+            <w:pPr>
+              <w:pStyle w:val="Compact"/>
+              <w:jc w:val="left"/>
+            </w:pPr>
+            <w:r>
+              <w:t xml:space="preserve">Train QRL policies on real QPUs where parameter efficiency matters for embedded deployment, and test for sample-efficiency gains on physical robots</w:t>
+            </w:r>
+          </w:p>
+        </w:tc>
+        <w:tc>
+          <w:tcPr/>
+          <w:p>
+            <w:pPr>
+              <w:pStyle w:val="Compact"/>
+              <w:jc w:val="left"/>
+            </w:pPr>
+            <w:r>
+              <w:t xml:space="preserve">Learning</w:t>
+            </w:r>
+          </w:p>
+        </w:tc>
+        <w:tc>
+          <w:tcPr/>
+          <w:p>
+            <w:pPr>
+              <w:pStyle w:val="Compact"/>
+              <w:jc w:val="left"/>
+            </w:pPr>
+            <w:r>
+              <w:fldChar w:fldCharType="begin"/>
+            </w:r>
+            <w:r>
+              <w:instrText xml:space="preserve">ADDIN CSL_CITATION {"citationID":"MENDELEY_CITATION_216","citationItems":[{"id":"ITEM-215","isTemporary":false,"itemData":{"DOI":"10.1109/ACCESS.2024.3417808","author":[{"family":"Hohenfeld","given":"Hans"},{"family":"Heimann","given":"Dirk"},{"family":"Wiebe","given":"Felix"},{"family":"Kirchner","given":"Frank"}],"container-title":"IEEE Access","id":"Hohenfeld2024","issued":{"date-parts":[[2024]]},"page":"87217-87236","publisher":"IEEE","title":"Quantum deep reinforcement learning for robot navigation tasks","type":"article-journal","volume":"12"}},{"id":"ITEM-216","isTemporary":false,"itemData":{"DOI":"10.1177/0278364913495721","author":[{"family":"Kober","given":"Jens"},{"family":"Bagnell","given":"J. Andrew"},{"family":"Peters","given":"Jan"}],"container-title":"The International Journal of Robotics Research","id":"Kober2013","issue":"11","issued":{"date-parts":[[2013]]},"page":"1238-1274","publisher":"SAGE Publications","title":"Reinforcement learning in robotics: A survey","title-short":"Reinforcement learning in robotics","type":"article-journal","volume":"32"}}],"isEdited":false,"manualOverride":{"citeprocText":"(Hohenfeld et al. 2024; Kober, Bagnell, and Peters 2013)","isManuallyOverridden":false,"manualOverrideText":""},"mendeley":{"formattedCitation":"(Hohenfeld et al. 2024; Kober, Bagnell, and Peters 2013)","plainTextFormattedCitation":"(Hohenfeld et al. 2024; Kober, Bagnell, and Peters 2013)","previouslyFormattedCitation":"(Hohenfeld et al. 2024; Kober, Bagnell, and Peters 2013)"},"properties":{"noteIndex":0},"schema":"https://github.com/citation-style-language/schema/raw/master/csl-citation.json"}</w:instrText>
+            </w:r>
+            <w:r>
+              <w:fldChar w:fldCharType="separate"/>
+            </w:r>
+            <w:r>
+              <w:t xml:space="preserve">(Hohenfeld et al. 2024; Kober, Bagnell, and Peters 2013)</w:t>
+            </w:r>
+            <w:r>
+              <w:fldChar w:fldCharType="end"/>
+            </w:r>
+          </w:p>
+        </w:tc>
+      </w:tr>
+      <w:tr>
+        <w:tc>
+          <w:tcPr/>
+          <w:p>
+            <w:pPr>
+              <w:pStyle w:val="Compact"/>
+            </w:pPr>
+          </w:p>
+        </w:tc>
+        <w:tc>
+          <w:tcPr/>
+          <w:p>
+            <w:pPr>
+              <w:pStyle w:val="Compact"/>
+              <w:jc w:val="left"/>
+            </w:pPr>
+            <w:r>
+              <w:t xml:space="preserve">Build edge (on-premise) QPU architectures for warehouses and factories with dynamic circuits and asynchronous execution</w:t>
+            </w:r>
+          </w:p>
+        </w:tc>
+        <w:tc>
+          <w:tcPr/>
+          <w:p>
+            <w:pPr>
+              <w:pStyle w:val="Compact"/>
+              <w:jc w:val="left"/>
+            </w:pPr>
+            <w:r>
+              <w:t xml:space="preserve">Architecture</w:t>
+            </w:r>
+          </w:p>
+        </w:tc>
+        <w:tc>
+          <w:tcPr/>
+          <w:p>
+            <w:pPr>
+              <w:pStyle w:val="Compact"/>
+              <w:jc w:val="left"/>
+            </w:pPr>
+            <w:r>
+              <w:fldChar w:fldCharType="begin"/>
+            </w:r>
+            <w:r>
+              <w:instrText xml:space="preserve">ADDIN CSL_CITATION {"citationID":"MENDELEY_CITATION_217","citationItems":[{"id":"ITEM-217","isTemporary":false,"itemData":{"DOI":"10.1103/PhysRevLett.127.100501","author":[{"family":"Córcoles","given":"Antonio D."},{"family":"Takita","given":"Maika"},{"family":"Inoue","given":"Ken"},{"family":"Lekuch","given":"Scott"},{"family":"Minev","given":"Zlatko K."},{"family":"Chow","given":"Jerry M."},{"family":"Gambetta","given":"Jay M."}],"container-title":"Physical Review Letters","id":"Corcoles2021","issue":"10","issued":{"date-parts":[[2021]]},"page":"100501","publisher":"American Physical Society","title":"Exploiting dynamic quantum circuits in a quantum algorithm with superconducting qubits","type":"article-journal","volume":"127"}}],"isEdited":false,"manualOverride":{"citeprocText":"(Córcoles et al. 2021)","isManuallyOverridden":false,"manualOverrideText":""},"mendeley":{"formattedCitation":"(Córcoles et al. 2021)","plainTextFormattedCitation":"(Córcoles et al. 2021)","previouslyFormattedCitation":"(Córcoles et al. 2021)"},"properties":{"noteIndex":0},"schema":"https://github.com/citation-style-language/schema/raw/master/csl-citation.json"}</w:instrText>
+            </w:r>
+            <w:r>
+              <w:fldChar w:fldCharType="separate"/>
+            </w:r>
+            <w:r>
+              <w:t xml:space="preserve">(Córcoles et al. 2021)</w:t>
+            </w:r>
+            <w:r>
+              <w:fldChar w:fldCharType="end"/>
+            </w:r>
+          </w:p>
+        </w:tc>
+      </w:tr>
+      <w:tr>
+        <w:tc>
+          <w:tcPr/>
+          <w:p>
+            <w:pPr>
+              <w:pStyle w:val="Compact"/>
+            </w:pPr>
+          </w:p>
+        </w:tc>
+        <w:tc>
+          <w:tcPr/>
+          <w:p>
+            <w:pPr>
+              <w:pStyle w:val="Compact"/>
+              <w:jc w:val="left"/>
+            </w:pPr>
+            <w:r>
+              <w:t xml:space="preserve">Apply constraint-preserving QAOA mixers with transferable parameters to task allocation and scheduling</w:t>
+            </w:r>
+          </w:p>
+        </w:tc>
+        <w:tc>
+          <w:tcPr/>
+          <w:p>
+            <w:pPr>
+              <w:pStyle w:val="Compact"/>
+              <w:jc w:val="left"/>
+            </w:pPr>
+            <w:r>
+              <w:t xml:space="preserve">Optimization</w:t>
+            </w:r>
+          </w:p>
+        </w:tc>
+        <w:tc>
+          <w:tcPr/>
+          <w:p>
+            <w:pPr>
+              <w:pStyle w:val="Compact"/>
+              <w:jc w:val="left"/>
+            </w:pPr>
+            <w:r>
+              <w:fldChar w:fldCharType="begin"/>
+            </w:r>
+            <w:r>
+              <w:instrText xml:space="preserve">ADDIN CSL_CITATION {"citationID":"MENDELEY_CITATION_219","citationItems":[{"id":"ITEM-218","isTemporary":false,"itemData":{"DOI":"10.3390/a12020034","author":[{"family":"Hadfield","given":"Stuart"},{"family":"Wang","given":"Zhihui"},{"family":"O’Gorman","given":"Bryan"},{"family":"Rieffel","given":"Eleanor G."},{"family":"Venturelli","given":"Davide"},{"family":"Biswas","given":"Rupak"}],"container-title":"Algorithms","id":"Hadfield2019","issue":"2","issued":{"date-parts":[[2019]]},"page":"34","publisher":"MDPI","title":"From the quantum approximate optimization algorithm to a quantum alternating operator ansatz","type":"article-journal","volume":"12"}},{"id":"ITEM-219","isTemporary":false,"itemData":{"DOI":"10.1103/PhysRevX.10.021067","author":[{"family":"Zhou","given":"Leo"},{"family":"Wang","given":"Sheng-Tao"},{"family":"Choi","given":"Soonwon"},{"family":"Pichler","given":"Hannes"},{"family":"Lukin","given":"Mikhail D."}],"container-title":"Physical Review X","id":"Zhou2020","issue":"2","issued":{"date-parts":[[2020]]},"page":"021067","publisher":"American Physical Society","title":"Quantum approximate optimization algorithm: Performance, mechanism, and implementation on near-term devices","title-short":"Quantum approximate optimization algorithm","type":"article-journal","volume":"10"}}],"isEdited":false,"manualOverride":{"citeprocText":"(Hadfield et al. 2019; Zhou et al. 2020)","isManuallyOverridden":false,"manualOverrideText":""},"mendeley":{"formattedCitation":"(Hadfield et al. 2019; Zhou et al. 2020)","plainTextFormattedCitation":"(Hadfield et al. 2019; Zhou et al. 2020)","previouslyFormattedCitation":"(Hadfield et al. 2019; Zhou et al. 2020)"},"properties":{"noteIndex":0},"schema":"https://github.com/citation-style-language/schema/raw/master/csl-citation.json"}</w:instrText>
+            </w:r>
+            <w:r>
+              <w:fldChar w:fldCharType="separate"/>
+            </w:r>
+            <w:r>
+              <w:t xml:space="preserve">(Hadfield et al. 2019; Zhou et al. 2020)</w:t>
+            </w:r>
+            <w:r>
+              <w:fldChar w:fldCharType="end"/>
+            </w:r>
+          </w:p>
+        </w:tc>
+      </w:tr>
+      <w:tr>
+        <w:tc>
+          <w:tcPr/>
+          <w:p>
+            <w:pPr>
+              <w:pStyle w:val="Compact"/>
+              <w:jc w:val="left"/>
+            </w:pPr>
+            <w:r>
+              <w:t xml:space="preserve">Long term (5+ years)</w:t>
+            </w:r>
+          </w:p>
+        </w:tc>
+        <w:tc>
+          <w:tcPr/>
+          <w:p>
+            <w:pPr>
+              <w:pStyle w:val="Compact"/>
+              <w:jc w:val="left"/>
+            </w:pPr>
+            <w:r>
+              <w:t xml:space="preserve">Use fault-tolerant amplitude estimation to accelerate Monte Carlo localization and belief-space planning</w:t>
+            </w:r>
+          </w:p>
+        </w:tc>
+        <w:tc>
+          <w:tcPr/>
+          <w:p>
+            <w:pPr>
+              <w:pStyle w:val="Compact"/>
+              <w:jc w:val="left"/>
+            </w:pPr>
+            <w:r>
+              <w:t xml:space="preserve">Planning</w:t>
+            </w:r>
+          </w:p>
+        </w:tc>
+        <w:tc>
+          <w:tcPr/>
+          <w:p>
+            <w:pPr>
+              <w:pStyle w:val="Compact"/>
+              <w:jc w:val="left"/>
+            </w:pPr>
+            <w:r>
+              <w:fldChar w:fldCharType="begin"/>
+            </w:r>
+            <w:r>
+              <w:instrText xml:space="preserve">ADDIN CSL_CITATION {"citationID":"MENDELEY_CITATION_220","citationItems":[{"id":"ITEM-220","isTemporary":false,"itemData":{"DOI":"10.1098/rspa.2015.0301","author":[{"family":"Montanaro","given":"Ashley"}],"container-title":"Proceedings of the Royal Society A: Mathematical, Physical and Engineering Sciences","id":"Montanaro2015","issue":"2181","issued":{"date-parts":[[2015]]},"page":"20150301","publisher":"The Royal Society","title":"Quantum speedup of Monte Carlo methods","type":"article-journal","volume":"471"}}],"isEdited":false,"manualOverride":{"citeprocText":"(Montanaro 2015)","isManuallyOverridden":false,"manualOverrideText":""},"mendeley":{"formattedCitation":"(Montanaro 2015)","plainTextFormattedCitation":"(Montanaro 2015)","previouslyFormattedCitation":"(Montanaro 2015)"},"properties":{"noteIndex":0},"schema":"https://github.com/citation-style-language/schema/raw/master/csl-citation.json"}</w:instrText>
+            </w:r>
+            <w:r>
+              <w:fldChar w:fldCharType="separate"/>
+            </w:r>
+            <w:r>
+              <w:t xml:space="preserve">(Montanaro 2015)</w:t>
+            </w:r>
+            <w:r>
+              <w:fldChar w:fldCharType="end"/>
+            </w:r>
+          </w:p>
+        </w:tc>
+      </w:tr>
+      <w:tr>
+        <w:tc>
+          <w:tcPr/>
+          <w:p>
+            <w:pPr>
+              <w:pStyle w:val="Compact"/>
+            </w:pPr>
+          </w:p>
+        </w:tc>
+        <w:tc>
+          <w:tcPr/>
+          <w:p>
+            <w:pPr>
+              <w:pStyle w:val="Compact"/>
+              <w:jc w:val="left"/>
+            </w:pPr>
+            <w:r>
+              <w:t xml:space="preserve">Develop distributed quantum computing for multi-robot systems</w:t>
+            </w:r>
+          </w:p>
+        </w:tc>
+        <w:tc>
+          <w:tcPr/>
+          <w:p>
+            <w:pPr>
+              <w:pStyle w:val="Compact"/>
+              <w:jc w:val="left"/>
+            </w:pPr>
+            <w:r>
+              <w:t xml:space="preserve">Architecture</w:t>
+            </w:r>
+          </w:p>
+        </w:tc>
+        <w:tc>
+          <w:tcPr/>
+          <w:p>
+            <w:pPr>
+              <w:pStyle w:val="Compact"/>
+              <w:jc w:val="left"/>
+            </w:pPr>
+            <w:r>
+              <w:fldChar w:fldCharType="begin"/>
+            </w:r>
+            <w:r>
+              <w:instrText xml:space="preserve">ADDIN CSL_CITATION {"citationID":"MENDELEY_CITATION_222","citationItems":[{"id":"ITEM-221","isTemporary":false,"itemData":{"DOI":"10.1145/3445814.3446758","author":[{"family":"Tang","given":"Wei"},{"family":"Tomesh","given":"Teague"},{"family":"Suchara","given":"Martin"},{"family":"Larson","given":"Jeffrey"},{"family":"Martonosi","given":"Margaret"}],"container-title":"Proceedings of the 26th ACM international conference on architectural support for programming languages and operating systems (ASPLOS ’21)","id":"Tang2021","issued":{"date-parts":[[2021]]},"page":"473-486","publisher":"Association for Computing Machinery","publisher-place":"New York, NY, USA","title":"CutQC: Using small quantum computers for large quantum circuit evaluations","title-short":"CutQC","type":"paper-conference"}},{"id":"ITEM-222","isTemporary":false,"itemData":{"DOI":"10.1109/ICDCS54860.2022.00151","author":[{"family":"Yun","given":"Won Joon"},{"family":"Kwak","given":"Yunseok"},{"family":"Kim","given":"Jae Pyoung"},{"family":"Cho","given":"Hyunhee"},{"family":"Jung","given":"Soyi"},{"family":"Park","given":"Jihong"},{"family":"Kim","given":"Joongheon"}],"container-title":"Proceedings of the 2022 IEEE 42nd international conference on distributed computing systems (ICDCS)","id":"Yun2022","issued":{"date-parts":[[2022]]},"page":"1332-1335","publisher":"IEEE","publisher-place":"Piscataway, NJ, USA","title":"Quantum multi-agent reinforcement learning via variational quantum circuit design","type":"paper-conference"}}],"isEdited":false,"manualOverride":{"citeprocText":"(W. Tang et al. 2021; Yun et al. 2022)","isManuallyOverridden":false,"manualOverrideText":""},"mendeley":{"formattedCitation":"(W. Tang et al. 2021; Yun et al. 2022)","plainTextFormattedCitation":"(W. Tang et al. 2021; Yun et al. 2022)","previouslyFormattedCitation":"(W. Tang et al. 2021; Yun et al. 2022)"},"properties":{"noteIndex":0},"schema":"https://github.com/citation-style-language/schema/raw/master/csl-citation.json"}</w:instrText>
+            </w:r>
+            <w:r>
+              <w:fldChar w:fldCharType="separate"/>
+            </w:r>
+            <w:r>
+              <w:t xml:space="preserve">(W. Tang et al. 2021; Yun et al. 2022)</w:t>
+            </w:r>
+            <w:r>
+              <w:fldChar w:fldCharType="end"/>
+            </w:r>
+          </w:p>
+        </w:tc>
+      </w:tr>
+      <w:tr>
+        <w:tc>
+          <w:tcPr/>
+          <w:p>
+            <w:pPr>
+              <w:pStyle w:val="Compact"/>
+            </w:pPr>
+          </w:p>
+        </w:tc>
+        <w:tc>
+          <w:tcPr/>
+          <w:p>
+            <w:pPr>
+              <w:pStyle w:val="Compact"/>
+              <w:jc w:val="left"/>
+            </w:pPr>
+            <w:r>
+              <w:t xml:space="preserve">Use quantum simulation to design robot batteries and materials</w:t>
+            </w:r>
+          </w:p>
+        </w:tc>
+        <w:tc>
+          <w:tcPr/>
+          <w:p>
+            <w:pPr>
+              <w:pStyle w:val="Compact"/>
+              <w:jc w:val="left"/>
+            </w:pPr>
+            <w:r>
+              <w:t xml:space="preserve">Materials</w:t>
+            </w:r>
+          </w:p>
+        </w:tc>
+        <w:tc>
+          <w:tcPr/>
+          <w:p>
+            <w:pPr>
+              <w:pStyle w:val="Compact"/>
+              <w:jc w:val="left"/>
+            </w:pPr>
+            <w:r>
+              <w:fldChar w:fldCharType="begin"/>
+            </w:r>
+            <w:r>
+              <w:instrText xml:space="preserve">ADDIN CSL_CITATION {"citationID":"MENDELEY_CITATION_224","citationItems":[{"id":"ITEM-223","isTemporary":false,"itemData":{"DOI":"10.1103/PhysRevResearch.4.023019","author":[{"family":"Kim","given":"Isaac H."},{"family":"Liu","given":"Ye-Hua"},{"family":"Pallister","given":"Sam"},{"family":"Pol","given":"William"},{"family":"Roberts","given":"Sam"},{"family":"Lee","given":"Eunseok"}],"container-title":"Physical Review Research","id":"Kim2022","issue":"2","issued":{"date-parts":[[2022]]},"page":"023019","publisher":"American Physical Society","title":"Fault-tolerant resource estimate for quantum chemical simulations: Case study on Li-ion battery electrolyte molecules","title-short":"Fault-tolerant resource estimate for quantum chemical simulations","type":"article-journal","volume":"4"}},{"id":"ITEM-224","isTemporary":false,"itemData":{"DOI":"10.1063/5.0044068","author":[{"family":"Rice","given":"Julia E."},{"family":"Gujarati","given":"Tanvi P."},{"family":"Motta","given":"Mario"},{"family":"Takeshita","given":"Tyler Y."},{"family":"Lee","given":"Eunseok"},{"family":"Latone","given":"Joseph A."},{"family":"Garcia","given":"Jeannette M."}],"container-title":"The Journal of Chemical Physics","id":"Rice2021","issue":"13","issued":{"date-parts":[[2021]]},"page":"134115","publisher":"AIP Publishing","title":"Quantum computation of dominant products in lithium–sulfur batteries","type":"article-journal","volume":"154"}}],"isEdited":false,"manualOverride":{"citeprocText":"(Kim et al. 2022; Rice et al. 2021)","isManuallyOverridden":false,"manualOverrideText":""},"mendeley":{"formattedCitation":"(Kim et al. 2022; Rice et al. 2021)","plainTextFormattedCitation":"(Kim et al. 2022; Rice et al. 2021)","previouslyFormattedCitation":"(Kim et al. 2022; Rice et al. 2021)"},"properties":{"noteIndex":0},"schema":"https://github.com/citation-style-language/schema/raw/master/csl-citation.json"}</w:instrText>
+            </w:r>
+            <w:r>
+              <w:fldChar w:fldCharType="separate"/>
+            </w:r>
+            <w:r>
+              <w:t xml:space="preserve">(Kim et al. 2022; Rice et al. 2021)</w:t>
+            </w:r>
+            <w:r>
+              <w:fldChar w:fldCharType="end"/>
+            </w:r>
+          </w:p>
+        </w:tc>
+      </w:tr>
+    </w:tbl>
+    <w:bookmarkEnd w:id="43"/>
+    <w:bookmarkEnd w:id="44"/>
+    <w:bookmarkStart w:id="50" w:name="emerging-directions"/>
+    <w:p>
+      <w:pPr>
+        <w:pStyle w:val="Heading1"/>
+      </w:pPr>
+      <w:r>
+        <w:t xml:space="preserve">Emerging Directions</w:t>
+      </w:r>
+    </w:p>
+    <w:bookmarkStart w:id="45" w:name="quantum-inspired-robotics"/>
+    <w:p>
+      <w:pPr>
+        <w:pStyle w:val="Heading2"/>
+      </w:pPr>
+      <w:r>
+        <w:t xml:space="preserve">Quantum-Inspired Robotics</w:t>
+      </w:r>
+    </w:p>
+    <w:p>
+      <w:pPr>
+        <w:pStyle w:val="FirstParagraph"/>
+      </w:pPr>
+      <w:r>
+        <w:t xml:space="preserve">Quantum-inspired algorithms borrow quantum concepts but run on classical hardware. They include quantum-inspired evolutionary algorithms with Q-bit individuals </w:t>
+      </w:r>
+      <w:r>
+        <w:fldChar w:fldCharType="begin"/>
+      </w:r>
+      <w:r>
+        <w:instrText xml:space="preserve">ADDIN CSL_CITATION {"citationID":"MENDELEY_CITATION_225","citationItems":[{"id":"ITEM-225","isTemporary":false,"itemData":{"DOI":"10.1109/TEVC.2002.804320","author":[{"family":"Han","given":"Kuk-Hyun"},{"family":"Kim","given":"Jong-Hwan"}],"container-title":"IEEE Transactions on Evolutionary Computation","id":"Han2002","issue":"6","issued":{"date-parts":[[2002]]},"page":"580-593","publisher":"IEEE","title":"Quantum-inspired evolutionary algorithm for a class of combinatorial optimization","type":"article-journal","volume":"6"}}],"isEdited":false,"manualOverride":{"citeprocText":"(Han and Kim 2002)","isManuallyOverridden":false,"manualOverrideText":""},"mendeley":{"formattedCitation":"(Han and Kim 2002)","plainTextFormattedCitation":"(Han and Kim 2002)","previouslyFormattedCitation":"(Han and Kim 2002)"},"properties":{"noteIndex":0},"schema":"https://github.com/citation-style-language/schema/raw/master/csl-citation.json"}</w:instrText>
+      </w:r>
+      <w:r>
+        <w:fldChar w:fldCharType="separate"/>
+      </w:r>
+      <w:r>
+        <w:t xml:space="preserve">(Han and Kim 2002)</w:t>
+      </w:r>
+      <w:r>
+        <w:fldChar w:fldCharType="end"/>
+      </w:r>
+      <w:r>
+        <w:t xml:space="preserve">, quantum-behaved particle swarm optimization (QPSO), amplitude-based QiRL </w:t>
+      </w:r>
+      <w:r>
+        <w:fldChar w:fldCharType="begin"/>
+      </w:r>
+      <w:r>
+        <w:instrText xml:space="preserve">ADDIN CSL_CITATION {"citationID":"MENDELEY_CITATION_226","citationItems":[{"id":"ITEM-226","isTemporary":false,"itemData":{"DOI":"10.1109/TMECH.2010.2090896","author":[{"family":"Dong","given":"Daoyi"},{"family":"Chen","given":"Chunlin"},{"family":"Chu","given":"Jian"},{"family":"Tarn","given":"Tzyh-Jong"}],"container-title":"IEEE/ASME Transactions on Mechatronics","id":"Dong2012","issue":"1","issued":{"date-parts":[[2012]]},"page":"86-97","publisher":"IEEE","title":"Robust quantum-inspired reinforcement learning for robot navigation","type":"article-journal","volume":"17"}}],"isEdited":false,"manualOverride":{"citeprocText":"(Dong et al. 2012)","isManuallyOverridden":false,"manualOverrideText":""},"mendeley":{"formattedCitation":"(Dong et al. 2012)","plainTextFormattedCitation":"(Dong et al. 2012)","previouslyFormattedCitation":"(Dong et al. 2012)"},"properties":{"noteIndex":0},"schema":"https://github.com/citation-style-language/schema/raw/master/csl-citation.json"}</w:instrText>
+      </w:r>
+      <w:r>
+        <w:fldChar w:fldCharType="separate"/>
+      </w:r>
+      <w:r>
+        <w:t xml:space="preserve">(Dong et al. 2012)</w:t>
+      </w:r>
+      <w:r>
+        <w:fldChar w:fldCharType="end"/>
+      </w:r>
+      <w:r>
+        <w:t xml:space="preserve">, simulated-bifurcation Ising machines </w:t>
+      </w:r>
+      <w:r>
+        <w:fldChar w:fldCharType="begin"/>
+      </w:r>
+      <w:r>
+        <w:instrText xml:space="preserve">ADDIN CSL_CITATION {"citationID":"MENDELEY_CITATION_227","citationItems":[{"id":"ITEM-227","isTemporary":false,"itemData":{"DOI":"10.1126/sciadv.aav2372","author":[{"family":"Goto","given":"Hayato"},{"family":"Tatsumura","given":"Kosuke"},{"family":"Dixon","given":"Alexander R."}],"container-title":"Science Advances","id":"Goto2019","issue":"4","issued":{"date-parts":[[2019]]},"page":"eaav2372","publisher":"American Association for the Advancement of Science","title":"Combinatorial optimization by simulating adiabatic bifurcations in nonlinear Hamiltonian systems","type":"article-journal","volume":"5"}}],"isEdited":false,"manualOverride":{"citeprocText":"(Goto, Tatsumura, and Dixon 2019)","isManuallyOverridden":false,"manualOverrideText":""},"mendeley":{"formattedCitation":"(Goto, Tatsumura, and Dixon 2019)","plainTextFormattedCitation":"(Goto, Tatsumura, and Dixon 2019)","previouslyFormattedCitation":"(Goto, Tatsumura, and Dixon 2019)"},"properties":{"noteIndex":0},"schema":"https://github.com/citation-style-language/schema/raw/master/csl-citation.json"}</w:instrText>
+      </w:r>
+      <w:r>
+        <w:fldChar w:fldCharType="separate"/>
+      </w:r>
+      <w:r>
+        <w:t xml:space="preserve">(Goto, Tatsumura, and Dixon 2019)</w:t>
+      </w:r>
+      <w:r>
+        <w:fldChar w:fldCharType="end"/>
+      </w:r>
+      <w:r>
+        <w:t xml:space="preserve">, and dequantized sampling-based linear algebra </w:t>
+      </w:r>
+      <w:r>
+        <w:fldChar w:fldCharType="begin"/>
+      </w:r>
+      <w:r>
+        <w:instrText xml:space="preserve">ADDIN CSL_CITATION {"citationID":"MENDELEY_CITATION_229","citationItems":[{"id":"ITEM-228","isTemporary":false,"itemData":{"DOI":"10.1145/3313276.3316310","author":[{"family":"Tang","given":"Ewin"}],"container-title":"Proceedings of the 51st annual ACM SIGACT symposium on theory of computing (STOC 2019)","id":"Tang2019","issued":{"date-parts":[[2019]]},"page":"217-228","publisher":"ACM","publisher-place":"New York, NY, USA","title":"A quantum-inspired classical algorithm for recommendation systems","type":"paper-conference"}},{"id":"ITEM-229","isTemporary":false,"itemData":{"DOI":"10.1145/3357713.3384314","author":[{"family":"Chia","given":"Nai-Hui"},{"family":"Gilyén","given":"András"},{"family":"Li","given":"Tongyang"},{"family":"Lin","given":"Han-Hsuan"},{"family":"Tang","given":"Ewin"},{"family":"Wang","given":"Chunhao"}],"container-title":"Proceedings of the 52nd annual ACM SIGACT symposium on theory of computing (STOC 2020)","id":"Chia2020","issued":{"date-parts":[[2020]]},"page":"387-400","publisher":"ACM","publisher-place":"New York, NY, USA","title":"Sampling-based sublinear low-rank matrix arithmetic framework for dequantizing quantum machine learning","type":"paper-conference"}}],"isEdited":false,"manualOverride":{"citeprocText":"(E. Tang 2019; Chia et al. 2020)","isManuallyOverridden":false,"manualOverrideText":""},"mendeley":{"formattedCitation":"(E. Tang 2019; Chia et al. 2020)","plainTextFormattedCitation":"(E. Tang 2019; Chia et al. 2020)","previouslyFormattedCitation":"(E. Tang 2019; Chia et al. 2020)"},"properties":{"noteIndex":0},"schema":"https://github.com/citation-style-language/schema/raw/master/csl-citation.json"}</w:instrText>
+      </w:r>
+      <w:r>
+        <w:fldChar w:fldCharType="separate"/>
+      </w:r>
+      <w:r>
+        <w:t xml:space="preserve">(E. Tang 2019; Chia et al. 2020)</w:t>
+      </w:r>
+      <w:r>
+        <w:fldChar w:fldCharType="end"/>
+      </w:r>
+      <w:r>
+        <w:t xml:space="preserve">.</w:t>
+      </w:r>
+      <w:r>
+        <w:t xml:space="preserve"> </w:t>
+      </w:r>
+      <w:r>
+        <w:fldChar w:fldCharType="begin"/>
+      </w:r>
+      <w:r>
+        <w:instrText xml:space="preserve">ADDIN CSL_CITATION {"citationID":"MENDELEY_CITATION_230","citationItems":[{"id":"ITEM-230","isTemporary":false,"itemData":{"DOI":"10.1155/2018/1596080","author":[{"family":"Zuo","given":"Tao"},{"family":"Min","given":"Huasong"},{"family":"Tang","given":"Quan"},{"family":"Tao","given":"Qiang"}],"container-title":"Mathematical Problems in Engineering","id":"Zuo2018","issued":{"date-parts":[[2018]]},"page":"1596080","publisher":"Hindawi","title":"A robot SLAM improved by quantum-behaved particles swarm optimization","type":"article-journal","volume":"2018"},"suppress-author":false}],"isEdited":false,"manualOverride":{"citeprocText":"Zuo et al. (2018)","isManuallyOverridden":false,"manualOverrideText":""},"mendeley":{"formattedCitation":"Zuo et al. (2018)","plainTextFormattedCitation":"Zuo et al. (2018)","previouslyFormattedCitation":"Zuo et al. (2018)"},"properties":{"noteIndex":0},"schema":"https://github.com/citation-style-language/schema/raw/master/csl-citation.json"}</w:instrText>
+      </w:r>
+      <w:r>
+        <w:fldChar w:fldCharType="separate"/>
+      </w:r>
+      <w:r>
+        <w:t xml:space="preserve">Zuo et al. (2018)</w:t>
+      </w:r>
+      <w:r>
+        <w:fldChar w:fldCharType="end"/>
+      </w:r>
+      <w:r>
+        <w:t xml:space="preserve"> </w:t>
+      </w:r>
+      <w:r>
+        <w:t xml:space="preserve">improved FastSLAM by using QPSO to move sampled particles closer to the robot’s true pose before weighting, with Gaussian perturbations to maintain diversity and a diversity-triggered resampling step to counter particle depletion. In simulation, QPSO-FastSLAM achieved lower pose and landmark errors than FastSLAM 2.0 and PSO-FastSLAM (for example, 0.44 m versus 0.52 m with 20 particles), and it also performed better on the Victoria Park outdoor dataset.</w:t>
+      </w:r>
+      <w:r>
+        <w:t xml:space="preserve"> </w:t>
+      </w:r>
+      <w:r>
+        <w:fldChar w:fldCharType="begin"/>
+      </w:r>
+      <w:r>
+        <w:instrText xml:space="preserve">ADDIN CSL_CITATION {"citationID":"MENDELEY_CITATION_231","citationItems":[{"id":"ITEM-231","isTemporary":false,"itemData":{"DOI":"10.1016/j.robot.2025.105123","author":[{"family":"Fazilat","given":"Mehdi"},{"family":"Zioui","given":"Nadjet"}],"container-title":"Robotics and Autonomous Systems","id":"Fazilat2025b","issued":{"date-parts":[[2025]]},"page":"105123","publisher":"Elsevier","title":"Quantum neural network-based inverse kinematics of a six-jointed industrial robotic arm","type":"article-journal","volume":"194"},"suppress-author":false}],"isEdited":false,"manualOverride":{"citeprocText":"Fazilat and Zioui (2025b)","isManuallyOverridden":false,"manualOverrideText":""},"mendeley":{"formattedCitation":"Fazilat and Zioui (2025b)","plainTextFormattedCitation":"Fazilat and Zioui (2025b)","previouslyFormattedCitation":"Fazilat and Zioui (2025b)"},"properties":{"noteIndex":0},"schema":"https://github.com/citation-style-language/schema/raw/master/csl-citation.json"}</w:instrText>
+      </w:r>
+      <w:r>
+        <w:fldChar w:fldCharType="separate"/>
+      </w:r>
+      <w:r>
+        <w:t xml:space="preserve">Fazilat and Zioui (2025b)</w:t>
+      </w:r>
+      <w:r>
+        <w:fldChar w:fldCharType="end"/>
+      </w:r>
+      <w:r>
+        <w:t xml:space="preserve"> </w:t>
+      </w:r>
+      <w:r>
+        <w:t xml:space="preserve">used</w:t>
+      </w:r>
+      <w:r>
+        <w:t xml:space="preserve"> </w:t>
+      </w:r>
+      <w:r>
+        <w:t xml:space="preserve">“</w:t>
+      </w:r>
+      <w:r>
+        <w:t xml:space="preserve">quantum neural networks</w:t>
+      </w:r>
+      <w:r>
+        <w:t xml:space="preserve">”</w:t>
+      </w:r>
+      <w:r>
+        <w:t xml:space="preserve">, in fact multilayer perceptrons with a quantum-inspired activation function, to learn the IK of a six-degree-of-freedom ABB IRB140 arm; the networks reduced the mean absolute error by 15.6% (without singularity avoidance) and 16.7% (with it) compared with classical networks, reaching 1.64 mm position accuracy. The paper carries a</w:t>
+      </w:r>
+      <w:r>
+        <w:t xml:space="preserve"> </w:t>
+      </w:r>
+      <w:r>
+        <w:t xml:space="preserve">“</w:t>
+      </w:r>
+      <w:r>
+        <w:t xml:space="preserve">quantum</w:t>
+      </w:r>
+      <w:r>
+        <w:t xml:space="preserve">”</w:t>
+      </w:r>
+      <w:r>
+        <w:t xml:space="preserve"> </w:t>
+      </w:r>
+      <w:r>
+        <w:t xml:space="preserve">title, but the method runs entirely on classical hardware. It is a good example of why quantum-inspired and genuinely quantum results have to be reported separately. Simulated quantum circuits have also been used for education, for example in Lego robots controlled by multiple-valued quantum automata </w:t>
+      </w:r>
+      <w:r>
+        <w:fldChar w:fldCharType="begin"/>
+      </w:r>
+      <w:r>
+        <w:instrText xml:space="preserve">ADDIN CSL_CITATION {"citationID":"MENDELEY_CITATION_232","citationItems":[{"id":"ITEM-232","isTemporary":false,"itemData":{"author":[{"family":"Raghuvanshi","given":"Arushi"},{"family":"Fan","given":"Yale"},{"family":"Woyke","given":"Michal"},{"family":"Perkowski","given":"Marek"}],"container-title":"Proceedings of the 37th international symposium on multiple-valued logic (ISMVL’07)","id":"Raghuvanshi2007","issued":{"date-parts":[[2007]]},"publisher":"IEEE","publisher-place":"Piscataway, NJ, USA","title":"Quantum robots for teenagers","type":"paper-conference"}}],"isEdited":false,"manualOverride":{"citeprocText":"(Raghuvanshi et al. 2007)","isManuallyOverridden":false,"manualOverrideText":""},"mendeley":{"formattedCitation":"(Raghuvanshi et al. 2007)","plainTextFormattedCitation":"(Raghuvanshi et al. 2007)","previouslyFormattedCitation":"(Raghuvanshi et al. 2007)"},"properties":{"noteIndex":0},"schema":"https://github.com/citation-style-language/schema/raw/master/csl-citation.json"}</w:instrText>
+      </w:r>
+      <w:r>
+        <w:fldChar w:fldCharType="separate"/>
+      </w:r>
+      <w:r>
+        <w:t xml:space="preserve">(Raghuvanshi et al. 2007)</w:t>
+      </w:r>
+      <w:r>
+        <w:fldChar w:fldCharType="end"/>
+      </w:r>
+      <w:r>
+        <w:t xml:space="preserve">.</w:t>
+      </w:r>
+    </w:p>
+    <w:p>
+      <w:pPr>
+        <w:pStyle w:val="BodyText"/>
+      </w:pPr>
+      <w:r>
+        <w:t xml:space="preserve">Quantum-inspired methods account for most of the quantum-labeled computational results validated on physical robots or real robot data </w:t>
+      </w:r>
+      <w:r>
+        <w:fldChar w:fldCharType="begin"/>
+      </w:r>
+      <w:r>
+        <w:instrText xml:space="preserve">ADDIN CSL_CITATION {"citationID":"MENDELEY_CITATION_235","citationItems":[{"id":"ITEM-233","isTemporary":false,"itemData":{"DOI":"10.1109/TMECH.2010.2090896","author":[{"family":"Dong","given":"Daoyi"},{"family":"Chen","given":"Chunlin"},{"family":"Chu","given":"Jian"},{"family":"Tarn","given":"Tzyh-Jong"}],"container-title":"IEEE/ASME Transactions on Mechatronics","id":"Dong2012","issue":"1","issued":{"date-parts":[[2012]]},"page":"86-97","publisher":"IEEE","title":"Robust quantum-inspired reinforcement learning for robot navigation","type":"article-journal","volume":"17"}},{"id":"ITEM-234","isTemporary":false,"itemData":{"DOI":"10.1155/2018/1596080","author":[{"family":"Zuo","given":"Tao"},{"family":"Min","given":"Huasong"},{"family":"Tang","given":"Quan"},{"family":"Tao","given":"Qiang"}],"container-title":"Mathematical Problems in Engineering","id":"Zuo2018","issued":{"date-parts":[[2018]]},"page":"1596080","publisher":"Hindawi","title":"A robot SLAM improved by quantum-behaved particles swarm optimization","type":"article-journal","volume":"2018"}},{"id":"ITEM-235","isTemporary":false,"itemData":{"DOI":"10.1016/j.robot.2025.105123","author":[{"family":"Fazilat","given":"Mehdi"},{"family":"Zioui","given":"Nadjet"}],"container-title":"Robotics and Autonomous Systems","id":"Fazilat2025b","issued":{"date-parts":[[2025]]},"page":"105123","publisher":"Elsevier","title":"Quantum neural network-based inverse kinematics of a six-jointed industrial robotic arm","type":"article-journal","volume":"194"}}],"isEdited":false,"manualOverride":{"citeprocText":"(Dong et al. 2012; Zuo et al. 2018; Fazilat and Zioui 2025b)","isManuallyOverridden":false,"manualOverrideText":""},"mendeley":{"formattedCitation":"(Dong et al. 2012; Zuo et al. 2018; Fazilat and Zioui 2025b)","plainTextFormattedCitation":"(Dong et al. 2012; Zuo et al. 2018; Fazilat and Zioui 2025b)","previouslyFormattedCitation":"(Dong et al. 2012; Zuo et al. 2018; Fazilat and Zioui 2025b)"},"properties":{"noteIndex":0},"schema":"https://github.com/citation-style-language/schema/raw/master/csl-citation.json"}</w:instrText>
+      </w:r>
+      <w:r>
+        <w:fldChar w:fldCharType="separate"/>
+      </w:r>
+      <w:r>
+        <w:t xml:space="preserve">(Dong et al. 2012; Zuo et al. 2018; Fazilat and Zioui 2025b)</w:t>
+      </w:r>
+      <w:r>
+        <w:fldChar w:fldCharType="end"/>
+      </w:r>
+      <w:r>
+        <w:t xml:space="preserve">, and quantum-inspired Ising machines already solve QUBOs of 2,000 spins on a single FPGA and of 100,000 spins on GPU clusters </w:t>
+      </w:r>
+      <w:r>
+        <w:fldChar w:fldCharType="begin"/>
+      </w:r>
+      <w:r>
+        <w:instrText xml:space="preserve">ADDIN CSL_CITATION {"citationID":"MENDELEY_CITATION_236","citationItems":[{"id":"ITEM-236","isTemporary":false,"itemData":{"DOI":"10.1126/sciadv.aav2372","author":[{"family":"Goto","given":"Hayato"},{"family":"Tatsumura","given":"Kosuke"},{"family":"Dixon","given":"Alexander R."}],"container-title":"Science Advances","id":"Goto2019","issue":"4","issued":{"date-parts":[[2019]]},"page":"eaav2372","publisher":"American Association for the Advancement of Science","title":"Combinatorial optimization by simulating adiabatic bifurcations in nonlinear Hamiltonian systems","type":"article-journal","volume":"5"}}],"isEdited":false,"manualOverride":{"citeprocText":"(Goto, Tatsumura, and Dixon 2019)","isManuallyOverridden":false,"manualOverrideText":""},"mendeley":{"formattedCitation":"(Goto, Tatsumura, and Dixon 2019)","plainTextFormattedCitation":"(Goto, Tatsumura, and Dixon 2019)","previouslyFormattedCitation":"(Goto, Tatsumura, and Dixon 2019)"},"properties":{"noteIndex":0},"schema":"https://github.com/citation-style-language/schema/raw/master/csl-citation.json"}</w:instrText>
+      </w:r>
+      <w:r>
+        <w:fldChar w:fldCharType="separate"/>
+      </w:r>
+      <w:r>
+        <w:t xml:space="preserve">(Goto, Tatsumura, and Dixon 2019)</w:t>
+      </w:r>
+      <w:r>
+        <w:fldChar w:fldCharType="end"/>
+      </w:r>
+      <w:r>
+        <w:t xml:space="preserve">. They can be deployed today. QiRL has been demonstrated on a physical robot (L5), and QPSO-SLAM has been evaluated on a real outdoor dataset. Dequantization results </w:t>
+      </w:r>
+      <w:r>
+        <w:fldChar w:fldCharType="begin"/>
+      </w:r>
+      <w:r>
+        <w:instrText xml:space="preserve">ADDIN CSL_CITATION {"citationID":"MENDELEY_CITATION_238","citationItems":[{"id":"ITEM-237","isTemporary":false,"itemData":{"DOI":"10.1145/3313276.3316310","author":[{"family":"Tang","given":"Ewin"}],"container-title":"Proceedings of the 51st annual ACM SIGACT symposium on theory of computing (STOC 2019)","id":"Tang2019","issued":{"date-parts":[[2019]]},"page":"217-228","publisher":"ACM","publisher-place":"New York, NY, USA","title":"A quantum-inspired classical algorithm for recommendation systems","type":"paper-conference"}},{"id":"ITEM-238","isTemporary":false,"itemData":{"DOI":"10.1145/3357713.3384314","author":[{"family":"Chia","given":"Nai-Hui"},{"family":"Gilyén","given":"András"},{"family":"Li","given":"Tongyang"},{"family":"Lin","given":"Han-Hsuan"},{"family":"Tang","given":"Ewin"},{"family":"Wang","given":"Chunhao"}],"container-title":"Proceedings of the 52nd annual ACM SIGACT symposium on theory of computing (STOC 2020)","id":"Chia2020","issued":{"date-parts":[[2020]]},"page":"387-400","publisher":"ACM","publisher-place":"New York, NY, USA","title":"Sampling-based sublinear low-rank matrix arithmetic framework for dequantizing quantum machine learning","type":"paper-conference"}}],"isEdited":false,"manualOverride":{"citeprocText":"(E. Tang 2019; Chia et al. 2020)","isManuallyOverridden":false,"manualOverrideText":""},"mendeley":{"formattedCitation":"(E. Tang 2019; Chia et al. 2020)","plainTextFormattedCitation":"(E. Tang 2019; Chia et al. 2020)","previouslyFormattedCitation":"(E. Tang 2019; Chia et al. 2020)"},"properties":{"noteIndex":0},"schema":"https://github.com/citation-style-language/schema/raw/master/csl-citation.json"}</w:instrText>
+      </w:r>
+      <w:r>
+        <w:fldChar w:fldCharType="separate"/>
+      </w:r>
+      <w:r>
+        <w:t xml:space="preserve">(E. Tang 2019; Chia et al. 2020)</w:t>
+      </w:r>
+      <w:r>
+        <w:fldChar w:fldCharType="end"/>
+      </w:r>
+      <w:r>
+        <w:t xml:space="preserve"> </w:t>
+      </w:r>
+      <w:r>
+        <w:t xml:space="preserve">and the</w:t>
+      </w:r>
+      <w:r>
+        <w:t xml:space="preserve"> </w:t>
+      </w:r>
+      <w:r>
+        <w:t xml:space="preserve">“</w:t>
+      </w:r>
+      <w:r>
+        <w:t xml:space="preserve">fine print</w:t>
+      </w:r>
+      <w:r>
+        <w:t xml:space="preserve">”</w:t>
+      </w:r>
+      <w:r>
+        <w:t xml:space="preserve"> </w:t>
+      </w:r>
+      <w:r>
+        <w:t xml:space="preserve">of quantum speed-ups </w:t>
+      </w:r>
+      <w:r>
+        <w:fldChar w:fldCharType="begin"/>
+      </w:r>
+      <w:r>
+        <w:instrText xml:space="preserve">ADDIN CSL_CITATION {"citationID":"MENDELEY_CITATION_239","citationItems":[{"id":"ITEM-239","isTemporary":false,"itemData":{"DOI":"10.1038/nphys3272","author":[{"family":"Aaronson","given":"Scott"}],"container-title":"Nature Physics","id":"Aaronson2015","issue":"4","issued":{"date-parts":[[2015]]},"page":"291-293","title":"Read the fine print","type":"article-journal","volume":"11"}}],"isEdited":false,"manualOverride":{"citeprocText":"(Aaronson 2015)","isManuallyOverridden":false,"manualOverrideText":""},"mendeley":{"formattedCitation":"(Aaronson 2015)","plainTextFormattedCitation":"(Aaronson 2015)","previouslyFormattedCitation":"(Aaronson 2015)"},"properties":{"noteIndex":0},"schema":"https://github.com/citation-style-language/schema/raw/master/csl-citation.json"}</w:instrText>
+      </w:r>
+      <w:r>
+        <w:fldChar w:fldCharType="separate"/>
+      </w:r>
+      <w:r>
+        <w:t xml:space="preserve">(Aaronson 2015)</w:t>
+      </w:r>
+      <w:r>
+        <w:fldChar w:fldCharType="end"/>
+      </w:r>
+      <w:r>
+        <w:t xml:space="preserve"> </w:t>
+      </w:r>
+      <w:r>
+        <w:t xml:space="preserve">show that quantum claims must be compared with the best classical algorithm under the same input assumptions.</w:t>
+      </w:r>
+    </w:p>
+    <w:bookmarkEnd w:id="45"/>
+    <w:bookmarkStart w:id="46" w:name="quantum-swarm-robotics"/>
+    <w:p>
+      <w:pPr>
+        <w:pStyle w:val="Heading2"/>
+      </w:pPr>
+      <w:r>
+        <w:t xml:space="preserve">Quantum Swarm Robotics</w:t>
+      </w:r>
+    </w:p>
+    <w:p>
+      <w:pPr>
+        <w:pStyle w:val="FirstParagraph"/>
+      </w:pPr>
+      <w:r>
+        <w:t xml:space="preserve">Quantum swarm robotics has largely been the work of one group in Palermo.</w:t>
+      </w:r>
+      <w:r>
+        <w:t xml:space="preserve"> </w:t>
+      </w:r>
+      <w:r>
+        <w:fldChar w:fldCharType="begin"/>
+      </w:r>
+      <w:r>
+        <w:instrText xml:space="preserve">ADDIN CSL_CITATION {"citationID":"MENDELEY_CITATION_240","citationItems":[{"id":"ITEM-240","isTemporary":false,"itemData":{"DOI":"10.3390/math10030372","author":[{"family":"Mannone","given":"Maria"},{"family":"Seidita","given":"Valeria"},{"family":"Chella","given":"Antonio"}],"container-title":"Mathematics","id":"Mannone2022","issue":"3","issued":{"date-parts":[[2022]]},"page":"372","publisher":"MDPI","title":"Categories, quantum computing, and swarm robotics: A case study","title-short":"Categories, quantum computing, and swarm robotics","type":"article-journal","volume":"10"},"suppress-author":false}],"isEdited":false,"manualOverride":{"citeprocText":"Mannone, Seidita, and Chella (2022)","isManuallyOverridden":false,"manualOverrideText":""},"mendeley":{"formattedCitation":"Mannone, Seidita, and Chella (2022)","plainTextFormattedCitation":"Mannone, Seidita, and Chella (2022)","previouslyFormattedCitation":"Mannone, Seidita, and Chella (2022)"},"properties":{"noteIndex":0},"schema":"https://github.com/citation-style-language/schema/raw/master/csl-citation.json"}</w:instrText>
+      </w:r>
+      <w:r>
+        <w:fldChar w:fldCharType="separate"/>
+      </w:r>
+      <w:r>
+        <w:t xml:space="preserve">Mannone, Seidita, and Chella (2022)</w:t>
+      </w:r>
+      <w:r>
+        <w:fldChar w:fldCharType="end"/>
+      </w:r>
+      <w:r>
+        <w:t xml:space="preserve"> </w:t>
+      </w:r>
+      <w:r>
+        <w:t xml:space="preserve">classified swarms with category theory and proposed a block-matrix representation in which diagonal blocks describe individual robots and off-diagonal blocks describe pairwise interactions, computed with a four-qubit circuit on IBM simulators and quantum computers.</w:t>
+      </w:r>
+      <w:r>
+        <w:t xml:space="preserve"> </w:t>
+      </w:r>
+      <w:r>
+        <w:fldChar w:fldCharType="begin"/>
+      </w:r>
+      <w:r>
+        <w:instrText xml:space="preserve">ADDIN CSL_CITATION {"citationID":"MENDELEY_CITATION_241","citationItems":[{"id":"ITEM-241","isTemporary":false,"itemData":{"DOI":"10.1016/j.swevo.2023.101297","author":[{"family":"Mannone","given":"Maria"},{"family":"Seidita","given":"Valeria"},{"family":"Chella","given":"Antonio"}],"container-title":"Swarm and Evolutionary Computation","id":"Mannone2023","issued":{"date-parts":[[2023]]},"page":"101297","title":"Modeling and designing a robotic swarm: A quantum computing approach","title-short":"Modeling and designing a robotic swarm","type":"article-journal","volume":"79"},"suppress-author":false}],"isEdited":false,"manualOverride":{"citeprocText":"Mannone, Seidita, and Chella (2023)","isManuallyOverridden":false,"manualOverrideText":""},"mendeley":{"formattedCitation":"Mannone, Seidita, and Chella (2023)","plainTextFormattedCitation":"Mannone, Seidita, and Chella (2023)","previouslyFormattedCitation":"Mannone, Seidita, and Chella (2023)"},"properties":{"noteIndex":0},"schema":"https://github.com/citation-style-language/schema/raw/master/csl-citation.json"}</w:instrText>
+      </w:r>
+      <w:r>
+        <w:fldChar w:fldCharType="separate"/>
+      </w:r>
+      <w:r>
+        <w:t xml:space="preserve">Mannone, Seidita, and Chella (2023)</w:t>
+      </w:r>
+      <w:r>
+        <w:fldChar w:fldCharType="end"/>
+      </w:r>
+      <w:r>
+        <w:t xml:space="preserve"> </w:t>
+      </w:r>
+      <w:r>
+        <w:t xml:space="preserve">implemented local, pairwise interactions as a quantum circuit built around a custom logic gate, embedded it in an ant-foraging algorithm with toy swarms of 3 and 10 robots, and analyzed how global foraging behavior emerges and what role entanglement plays. The authors present this as a way of modeling swarms, not as an optimization method.</w:t>
+      </w:r>
+      <w:r>
+        <w:t xml:space="preserve"> </w:t>
+      </w:r>
+      <w:r>
+        <w:fldChar w:fldCharType="begin"/>
+      </w:r>
+      <w:r>
+        <w:instrText xml:space="preserve">ADDIN CSL_CITATION {"citationID":"MENDELEY_CITATION_242","citationItems":[{"id":"ITEM-242","isTemporary":false,"itemData":{"DOI":"10.1098/rsta.2024.0139","author":[{"family":"Mannone","given":"Maria"},{"family":"Seidita","given":"Valeria"},{"family":"Chella","given":"Antonio"}],"container-title":"Philosophical Transactions of the Royal Society A: Mathematical, Physical and Engineering Sciences","id":"Mannone2025","issue":"2289","issued":{"date-parts":[[2025]]},"page":"20240139","title":"Quantum computing for swarm robotics: A local-to-global approach","title-short":"Quantum computing for swarm robotics","type":"article-journal","volume":"383"},"suppress-author":false}],"isEdited":false,"manualOverride":{"citeprocText":"Mannone, Seidita, and Chella (2025)","isManuallyOverridden":false,"manualOverrideText":""},"mendeley":{"formattedCitation":"Mannone, Seidita, and Chella (2025)","plainTextFormattedCitation":"Mannone, Seidita, and Chella (2025)","previouslyFormattedCitation":"Mannone, Seidita, and Chella (2025)"},"properties":{"noteIndex":0},"schema":"https://github.com/citation-style-language/schema/raw/master/csl-citation.json"}</w:instrText>
+      </w:r>
+      <w:r>
+        <w:fldChar w:fldCharType="separate"/>
+      </w:r>
+      <w:r>
+        <w:t xml:space="preserve">Mannone, Seidita, and Chella (2025)</w:t>
+      </w:r>
+      <w:r>
+        <w:fldChar w:fldCharType="end"/>
+      </w:r>
+      <w:r>
+        <w:t xml:space="preserve"> </w:t>
+      </w:r>
+      <w:r>
+        <w:t xml:space="preserve">reviewed and extended this local-to-global approach, coupling the Webots robot simulator with the Qiskit simulator in two- and three-dimensional search-and-rescue and aquatic scenarios, and reported faster convergence and shorter travel than fully classical algorithms. They are open about the limits: small robots cannot carry quantum processors, the file-based coupling of the two simulators slows everything down, and more realistic sensor-based rewards lower performance.</w:t>
+      </w:r>
+      <w:r>
+        <w:t xml:space="preserve"> </w:t>
+      </w:r>
+      <w:r>
+        <w:fldChar w:fldCharType="begin"/>
+      </w:r>
+      <w:r>
+        <w:instrText xml:space="preserve">ADDIN CSL_CITATION {"citationID":"MENDELEY_CITATION_243","citationItems":[{"id":"ITEM-243","isTemporary":false,"itemData":{"DOI":"10.1016/j.robot.2026.105418","author":[{"family":"Mannone","given":"Maria"},{"family":"Anand","given":"Mahathi"},{"family":"Fazio","given":"Peppino"},{"family":"Swikir","given":"Abdalla"}],"container-title":"Robotics and Autonomous Systems","id":"Mannone2025b","issued":{"date-parts":[[2026]]},"page":"105418","publisher":"Elsevier","title":"Density matrix-based dynamics for quantum robotic swarms","type":"article-journal","volume":"200"},"suppress-author":false}],"isEdited":false,"manualOverride":{"citeprocText":"Mannone et al. (2026)","isManuallyOverridden":false,"manualOverrideText":""},"mendeley":{"formattedCitation":"Mannone et al. (2026)","plainTextFormattedCitation":"Mannone et al. (2026)","previouslyFormattedCitation":"Mannone et al. (2026)"},"properties":{"noteIndex":0},"schema":"https://github.com/citation-style-language/schema/raw/master/csl-citation.json"}</w:instrText>
+      </w:r>
+      <w:r>
+        <w:fldChar w:fldCharType="separate"/>
+      </w:r>
+      <w:r>
+        <w:t xml:space="preserve">Mannone et al. (2026)</w:t>
+      </w:r>
+      <w:r>
+        <w:fldChar w:fldCharType="end"/>
+      </w:r>
+      <w:r>
+        <w:t xml:space="preserve"> </w:t>
+      </w:r>
+      <w:r>
+        <w:t xml:space="preserve">generalized the block-matrix model to micro- and nano-robotic networks by describing the swarm as a density matrix whose size does not grow with the number of robots. Grover-based path planning </w:t>
+      </w:r>
+      <w:r>
+        <w:fldChar w:fldCharType="begin"/>
+      </w:r>
+      <w:r>
+        <w:instrText xml:space="preserve">ADDIN CSL_CITATION {"citationID":"MENDELEY_CITATION_244","citationItems":[{"id":"ITEM-244","isTemporary":false,"itemData":{"DOI":"10.1016/j.robot.2023.104362","author":[{"family":"Chella","given":"Antonio"},{"family":"Gaglio","given":"Salvatore"},{"family":"Mannone","given":"Maria"},{"family":"Pilato","given":"Giovanni"},{"family":"Seidita","given":"Valeria"},{"family":"Vella","given":"Filippo"},{"family":"Zammuto","given":"Salvatore"}],"container-title":"Robotics and Autonomous Systems","id":"Chella2023","issued":{"date-parts":[[2023]]},"page":"104362","publisher":"Elsevier","title":"Quantum planning for swarm robotics","type":"article-journal","volume":"161"}}],"isEdited":false,"manualOverride":{"citeprocText":"(Chella et al. 2023)","isManuallyOverridden":false,"manualOverrideText":""},"mendeley":{"formattedCitation":"(Chella et al. 2023)","plainTextFormattedCitation":"(Chella et al. 2023)","previouslyFormattedCitation":"(Chella et al. 2023)"},"properties":{"noteIndex":0},"schema":"https://github.com/citation-style-language/schema/raw/master/csl-citation.json"}</w:instrText>
+      </w:r>
+      <w:r>
+        <w:fldChar w:fldCharType="separate"/>
+      </w:r>
+      <w:r>
+        <w:t xml:space="preserve">(Chella et al. 2023)</w:t>
+      </w:r>
+      <w:r>
+        <w:fldChar w:fldCharType="end"/>
+      </w:r>
+      <w:r>
+        <w:t xml:space="preserve"> </w:t>
+      </w:r>
+      <w:r>
+        <w:t xml:space="preserve">and multi-agent QRL with centralized training and decentralized execution </w:t>
+      </w:r>
+      <w:r>
+        <w:fldChar w:fldCharType="begin"/>
+      </w:r>
+      <w:r>
+        <w:instrText xml:space="preserve">ADDIN CSL_CITATION {"citationID":"MENDELEY_CITATION_245","citationItems":[{"id":"ITEM-245","isTemporary":false,"itemData":{"DOI":"10.1109/ICDCS54860.2022.00151","author":[{"family":"Yun","given":"Won Joon"},{"family":"Kwak","given":"Yunseok"},{"family":"Kim","given":"Jae Pyoung"},{"family":"Cho","given":"Hyunhee"},{"family":"Jung","given":"Soyi"},{"family":"Park","given":"Jihong"},{"family":"Kim","given":"Joongheon"}],"container-title":"Proceedings of the 2022 IEEE 42nd international conference on distributed computing systems (ICDCS)","id":"Yun2022","issued":{"date-parts":[[2022]]},"page":"1332-1335","publisher":"IEEE","publisher-place":"Piscataway, NJ, USA","title":"Quantum multi-agent reinforcement learning via variational quantum circuit design","type":"paper-conference"}}],"isEdited":false,"manualOverride":{"citeprocText":"(Yun et al. 2022)","isManuallyOverridden":false,"manualOverrideText":""},"mendeley":{"formattedCitation":"(Yun et al. 2022)","plainTextFormattedCitation":"(Yun et al. 2022)","previouslyFormattedCitation":"(Yun et al. 2022)"},"properties":{"noteIndex":0},"schema":"https://github.com/citation-style-language/schema/raw/master/csl-citation.json"}</w:instrText>
+      </w:r>
+      <w:r>
+        <w:fldChar w:fldCharType="separate"/>
+      </w:r>
+      <w:r>
+        <w:t xml:space="preserve">(Yun et al. 2022)</w:t>
+      </w:r>
+      <w:r>
+        <w:fldChar w:fldCharType="end"/>
+      </w:r>
+      <w:r>
+        <w:t xml:space="preserve"> </w:t>
+      </w:r>
+      <w:r>
+        <w:t xml:space="preserve">complete this direction. The evidence ranges from L1 to L4, with toy swarms of up to 10 robots, and L4 is reached only in simulation </w:t>
+      </w:r>
+      <w:r>
+        <w:fldChar w:fldCharType="begin"/>
+      </w:r>
+      <w:r>
+        <w:instrText xml:space="preserve">ADDIN CSL_CITATION {"citationID":"MENDELEY_CITATION_246","citationItems":[{"id":"ITEM-246","isTemporary":false,"itemData":{"DOI":"10.1098/rsta.2024.0139","author":[{"family":"Mannone","given":"Maria"},{"family":"Seidita","given":"Valeria"},{"family":"Chella","given":"Antonio"}],"container-title":"Philosophical Transactions of the Royal Society A: Mathematical, Physical and Engineering Sciences","id":"Mannone2025","issue":"2289","issued":{"date-parts":[[2025]]},"page":"20240139","title":"Quantum computing for swarm robotics: A local-to-global approach","title-short":"Quantum computing for swarm robotics","type":"article-journal","volume":"383"}}],"isEdited":false,"manualOverride":{"citeprocText":"(Mannone, Seidita, and Chella 2025)","isManuallyOverridden":false,"manualOverrideText":""},"mendeley":{"formattedCitation":"(Mannone, Seidita, and Chella 2025)","plainTextFormattedCitation":"(Mannone, Seidita, and Chella 2025)","previouslyFormattedCitation":"(Mannone, Seidita, and Chella 2025)"},"properties":{"noteIndex":0},"schema":"https://github.com/citation-style-language/schema/raw/master/csl-citation.json"}</w:instrText>
+      </w:r>
+      <w:r>
+        <w:fldChar w:fldCharType="separate"/>
+      </w:r>
+      <w:r>
+        <w:t xml:space="preserve">(Mannone, Seidita, and Chella 2025)</w:t>
+      </w:r>
+      <w:r>
+        <w:fldChar w:fldCharType="end"/>
+      </w:r>
+      <w:r>
+        <w:t xml:space="preserve">. The main barrier is that every robot would need QPU access at every interaction step, and latency and cost grow with the size of the swarm </w:t>
+      </w:r>
+      <w:r>
+        <w:fldChar w:fldCharType="begin"/>
+      </w:r>
+      <w:r>
+        <w:instrText xml:space="preserve">ADDIN CSL_CITATION {"citationID":"MENDELEY_CITATION_247","citationItems":[{"id":"ITEM-247","isTemporary":false,"itemData":{"DOI":"10.1109/IISWC53511.2021.00015","author":[{"family":"Ravi","given":"Gokul Subramanian"},{"family":"Smith","given":"Kaitlin N."},{"family":"Gokhale","given":"Pranav"},{"family":"Chong","given":"Frederic T."}],"container-title":"2021 IEEE international symposium on workload characterization (IISWC)","id":"Ravi2021","issued":{"date-parts":[[2021]]},"page":"39-50","publisher":"IEEE","publisher-place":"Piscataway, NJ, USA","title":"Quantum computing in the cloud: Analyzing job and machine characteristics","title-short":"Quantum computing in the cloud","type":"paper-conference"}}],"isEdited":false,"manualOverride":{"citeprocText":"(Ravi et al. 2021)","isManuallyOverridden":false,"manualOverrideText":""},"mendeley":{"formattedCitation":"(Ravi et al. 2021)","plainTextFormattedCitation":"(Ravi et al. 2021)","previouslyFormattedCitation":"(Ravi et al. 2021)"},"properties":{"noteIndex":0},"schema":"https://github.com/citation-style-language/schema/raw/master/csl-citation.json"}</w:instrText>
+      </w:r>
+      <w:r>
+        <w:fldChar w:fldCharType="separate"/>
+      </w:r>
+      <w:r>
+        <w:t xml:space="preserve">(Ravi et al. 2021)</w:t>
+      </w:r>
+      <w:r>
+        <w:fldChar w:fldCharType="end"/>
+      </w:r>
+      <w:r>
+        <w:t xml:space="preserve">.</w:t>
+      </w:r>
+    </w:p>
+    <w:bookmarkEnd w:id="46"/>
+    <w:bookmarkStart w:id="47" w:name="distributed-quantum-robotics"/>
+    <w:p>
+      <w:pPr>
+        <w:pStyle w:val="Heading2"/>
+      </w:pPr>
+      <w:r>
+        <w:t xml:space="preserve">Distributed Quantum Robotics</w:t>
+      </w:r>
+    </w:p>
+    <w:p>
+      <w:pPr>
+        <w:pStyle w:val="FirstParagraph"/>
+      </w:pPr>
+      <w:r>
+        <w:t xml:space="preserve">In the distributed vision, fleets or swarms share a pool of networked quantum resources. Quantum communication between mobile robots already has physical demonstrations (Section 7.2 of the main article). For distributed computation, circuit cutting executes large circuits on several small QPUs with classical recombination </w:t>
+      </w:r>
+      <w:r>
+        <w:fldChar w:fldCharType="begin"/>
+      </w:r>
+      <w:r>
+        <w:instrText xml:space="preserve">ADDIN CSL_CITATION {"citationID":"MENDELEY_CITATION_248","citationItems":[{"id":"ITEM-248","isTemporary":false,"itemData":{"DOI":"10.1145/3445814.3446758","author":[{"family":"Tang","given":"Wei"},{"family":"Tomesh","given":"Teague"},{"family":"Suchara","given":"Martin"},{"family":"Larson","given":"Jeffrey"},{"family":"Martonosi","given":"Margaret"}],"container-title":"Proceedings of the 26th ACM international conference on architectural support for programming languages and operating systems (ASPLOS ’21)","id":"Tang2021","issued":{"date-parts":[[2021]]},"page":"473-486","publisher":"Association for Computing Machinery","publisher-place":"New York, NY, USA","title":"CutQC: Using small quantum computers for large quantum circuit evaluations","title-short":"CutQC","type":"paper-conference"}}],"isEdited":false,"manualOverride":{"citeprocText":"(W. Tang et al. 2021)","isManuallyOverridden":false,"manualOverrideText":""},"mendeley":{"formattedCitation":"(W. Tang et al. 2021)","plainTextFormattedCitation":"(W. Tang et al. 2021)","previouslyFormattedCitation":"(W. Tang et al. 2021)"},"properties":{"noteIndex":0},"schema":"https://github.com/citation-style-language/schema/raw/master/csl-citation.json"}</w:instrText>
+      </w:r>
+      <w:r>
+        <w:fldChar w:fldCharType="separate"/>
+      </w:r>
+      <w:r>
+        <w:t xml:space="preserve">(W. Tang et al. 2021)</w:t>
+      </w:r>
+      <w:r>
+        <w:fldChar w:fldCharType="end"/>
+      </w:r>
+      <w:r>
+        <w:t xml:space="preserve">, multi-agent QRL with centralized training and decentralized execution keeps qubit counts independent of the number of agents </w:t>
+      </w:r>
+      <w:r>
+        <w:fldChar w:fldCharType="begin"/>
+      </w:r>
+      <w:r>
+        <w:instrText xml:space="preserve">ADDIN CSL_CITATION {"citationID":"MENDELEY_CITATION_249","citationItems":[{"id":"ITEM-249","isTemporary":false,"itemData":{"DOI":"10.1109/ICDCS54860.2022.00151","author":[{"family":"Yun","given":"Won Joon"},{"family":"Kwak","given":"Yunseok"},{"family":"Kim","given":"Jae Pyoung"},{"family":"Cho","given":"Hyunhee"},{"family":"Jung","given":"Soyi"},{"family":"Park","given":"Jihong"},{"family":"Kim","given":"Joongheon"}],"container-title":"Proceedings of the 2022 IEEE 42nd international conference on distributed computing systems (ICDCS)","id":"Yun2022","issued":{"date-parts":[[2022]]},"page":"1332-1335","publisher":"IEEE","publisher-place":"Piscataway, NJ, USA","title":"Quantum multi-agent reinforcement learning via variational quantum circuit design","type":"paper-conference"}}],"isEdited":false,"manualOverride":{"citeprocText":"(Yun et al. 2022)","isManuallyOverridden":false,"manualOverrideText":""},"mendeley":{"formattedCitation":"(Yun et al. 2022)","plainTextFormattedCitation":"(Yun et al. 2022)","previouslyFormattedCitation":"(Yun et al. 2022)"},"properties":{"noteIndex":0},"schema":"https://github.com/citation-style-language/schema/raw/master/csl-citation.json"}</w:instrText>
+      </w:r>
+      <w:r>
+        <w:fldChar w:fldCharType="separate"/>
+      </w:r>
+      <w:r>
+        <w:t xml:space="preserve">(Yun et al. 2022)</w:t>
+      </w:r>
+      <w:r>
+        <w:fldChar w:fldCharType="end"/>
+      </w:r>
+      <w:r>
+        <w:t xml:space="preserve">, and entanglement-based fusion has been proposed to compress the joint state of a robot group </w:t>
+      </w:r>
+      <w:r>
+        <w:fldChar w:fldCharType="begin"/>
+      </w:r>
+      <w:r>
+        <w:instrText xml:space="preserve">ADDIN CSL_CITATION {"citationID":"MENDELEY_CITATION_250","citationItems":[{"id":"ITEM-250","isTemporary":false,"itemData":{"DOI":"10.3390/electronics10020100","author":[{"family":"Yan","given":"Fei"},{"family":"Iliyasu","given":"Abdullah M."},{"family":"Hirota","given":"Kaoru"}],"container-title":"Electronics","id":"Yan2021","issue":"2","issued":{"date-parts":[[2021]]},"page":"100","publisher":"MDPI","title":"Conceptual framework for quantum affective computing and its use in fusion of multi-robot emotions","type":"article-journal","volume":"10"}}],"isEdited":false,"manualOverride":{"citeprocText":"(Yan, Iliyasu, and Hirota 2021)","isManuallyOverridden":false,"manualOverrideText":""},"mendeley":{"formattedCitation":"(Yan, Iliyasu, and Hirota 2021)","plainTextFormattedCitation":"(Yan, Iliyasu, and Hirota 2021)","previouslyFormattedCitation":"(Yan, Iliyasu, and Hirota 2021)"},"properties":{"noteIndex":0},"schema":"https://github.com/citation-style-language/schema/raw/master/csl-citation.json"}</w:instrText>
+      </w:r>
+      <w:r>
+        <w:fldChar w:fldCharType="separate"/>
+      </w:r>
+      <w:r>
+        <w:t xml:space="preserve">(Yan, Iliyasu, and Hirota 2021)</w:t>
+      </w:r>
+      <w:r>
+        <w:fldChar w:fldCharType="end"/>
+      </w:r>
+      <w:r>
+        <w:t xml:space="preserve">. Distributed quantum computation for robots is still at L1–L2. The classical post-processing of circuit cutting grows exponentially with the number of cuts </w:t>
+      </w:r>
+      <w:r>
+        <w:fldChar w:fldCharType="begin"/>
+      </w:r>
+      <w:r>
+        <w:instrText xml:space="preserve">ADDIN CSL_CITATION {"citationID":"MENDELEY_CITATION_251","citationItems":[{"id":"ITEM-251","isTemporary":false,"itemData":{"DOI":"10.1145/3445814.3446758","author":[{"family":"Tang","given":"Wei"},{"family":"Tomesh","given":"Teague"},{"family":"Suchara","given":"Martin"},{"family":"Larson","given":"Jeffrey"},{"family":"Martonosi","given":"Margaret"}],"container-title":"Proceedings of the 26th ACM international conference on architectural support for programming languages and operating systems (ASPLOS ’21)","id":"Tang2021","issued":{"date-parts":[[2021]]},"page":"473-486","publisher":"Association for Computing Machinery","publisher-place":"New York, NY, USA","title":"CutQC: Using small quantum computers for large quantum circuit evaluations","title-short":"CutQC","type":"paper-conference"}}],"isEdited":false,"manualOverride":{"citeprocText":"(W. Tang et al. 2021)","isManuallyOverridden":false,"manualOverrideText":""},"mendeley":{"formattedCitation":"(W. Tang et al. 2021)","plainTextFormattedCitation":"(W. Tang et al. 2021)","previouslyFormattedCitation":"(W. Tang et al. 2021)"},"properties":{"noteIndex":0},"schema":"https://github.com/citation-style-language/schema/raw/master/csl-citation.json"}</w:instrText>
+      </w:r>
+      <w:r>
+        <w:fldChar w:fldCharType="separate"/>
+      </w:r>
+      <w:r>
+        <w:t xml:space="preserve">(W. Tang et al. 2021)</w:t>
+      </w:r>
+      <w:r>
+        <w:fldChar w:fldCharType="end"/>
+      </w:r>
+      <w:r>
+        <w:t xml:space="preserve">, and networked entanglement between mobile platforms is far beyond what can be done today.</w:t>
+      </w:r>
+    </w:p>
+    <w:bookmarkEnd w:id="47"/>
+    <w:bookmarkStart w:id="48" w:name="Xa976f48723a2c2f3c4ba97cafd9cf44a9d673ae"/>
+    <w:p>
+      <w:pPr>
+        <w:pStyle w:val="Heading2"/>
+      </w:pPr>
+      <w:r>
+        <w:t xml:space="preserve">Quantum Computer Vision for Robot Perception</w:t>
+      </w:r>
+    </w:p>
+    <w:p>
+      <w:pPr>
+        <w:pStyle w:val="FirstParagraph"/>
+      </w:pPr>
+      <w:r>
+        <w:t xml:space="preserve">A related literature, usually called quantum computer vision, casts perception problems as QUBOs and solves them with quantum annealing. These studies fail our inclusion criterion I1, because the problems are posed on vision benchmarks and not on robots, so we did not grade them. We discuss them anyway, because several of the problems are front-end components of robot perception and SLAM.</w:t>
+      </w:r>
+      <w:r>
+        <w:t xml:space="preserve"> </w:t>
+      </w:r>
+      <w:r>
+        <w:fldChar w:fldCharType="begin"/>
+      </w:r>
+      <w:r>
+        <w:instrText xml:space="preserve">ADDIN CSL_CITATION {"citationID":"MENDELEY_CITATION_252","citationItems":[{"id":"ITEM-252","isTemporary":false,"itemData":{"author":[{"family":"Golyanik","given":"Vladislav"},{"family":"Theobalt","given":"Christian"}],"container-title":"Proceedings of the IEEE/CVF conference on computer vision and pattern recognition (CVPR)","id":"Golyanik2020","issued":{"date-parts":[[2020]]},"page":"9182-9191","publisher":"IEEE","publisher-place":"Piscataway, NJ, USA","title":"A quantum computational approach to correspondence problems on point sets","type":"paper-conference"},"suppress-author":false}],"isEdited":false,"manualOverride":{"citeprocText":"Golyanik and Theobalt (2020)","isManuallyOverridden":false,"manualOverrideText":""},"mendeley":{"formattedCitation":"Golyanik and Theobalt (2020)","plainTextFormattedCitation":"Golyanik and Theobalt (2020)","previouslyFormattedCitation":"Golyanik and Theobalt (2020)"},"properties":{"noteIndex":0},"schema":"https://github.com/citation-style-language/schema/raw/master/csl-citation.json"}</w:instrText>
+      </w:r>
+      <w:r>
+        <w:fldChar w:fldCharType="separate"/>
+      </w:r>
+      <w:r>
+        <w:t xml:space="preserve">Golyanik and Theobalt (2020)</w:t>
+      </w:r>
+      <w:r>
+        <w:fldChar w:fldCharType="end"/>
+      </w:r>
+      <w:r>
+        <w:t xml:space="preserve"> </w:t>
+      </w:r>
+      <w:r>
+        <w:t xml:space="preserve">formulated point-set alignment, the core of scan registration, for an adiabatic quantum computer, and</w:t>
+      </w:r>
+      <w:r>
+        <w:t xml:space="preserve"> </w:t>
+      </w:r>
+      <w:r>
+        <w:fldChar w:fldCharType="begin"/>
+      </w:r>
+      <w:r>
+        <w:instrText xml:space="preserve">ADDIN CSL_CITATION {"citationID":"MENDELEY_CITATION_253","citationItems":[{"id":"ITEM-253","isTemporary":false,"itemData":{"author":[{"family":"Meli","given":"Natacha Kuete"},{"family":"Mannel","given":"Florian"},{"family":"Lellmann","given":"Jan"}],"container-title":"Proceedings of the IEEE/CVF conference on computer vision and pattern recognition (CVPR)","id":"Meli2022","issued":{"date-parts":[[2022]]},"page":"529-537","publisher":"IEEE","publisher-place":"Piscataway, NJ, USA","title":"An iterative quantum approach for transformation estimation from point sets","type":"paper-conference"},"suppress-author":false}],"isEdited":false,"manualOverride":{"citeprocText":"Meli, Mannel, and Lellmann (2022)","isManuallyOverridden":false,"manualOverrideText":""},"mendeley":{"formattedCitation":"Meli, Mannel, and Lellmann (2022)","plainTextFormattedCitation":"Meli, Mannel, and Lellmann (2022)","previouslyFormattedCitation":"Meli, Mannel, and Lellmann (2022)"},"properties":{"noteIndex":0},"schema":"https://github.com/citation-style-language/schema/raw/master/csl-citation.json"}</w:instrText>
+      </w:r>
+      <w:r>
+        <w:fldChar w:fldCharType="separate"/>
+      </w:r>
+      <w:r>
+        <w:t xml:space="preserve">Meli, Mannel, and Lellmann (2022)</w:t>
+      </w:r>
+      <w:r>
+        <w:fldChar w:fldCharType="end"/>
+      </w:r>
+      <w:r>
+        <w:t xml:space="preserve"> </w:t>
+      </w:r>
+      <w:r>
+        <w:t xml:space="preserve">made it iterative so that it reaches high precision with consistent rotation matrices.</w:t>
+      </w:r>
+      <w:r>
+        <w:t xml:space="preserve"> </w:t>
+      </w:r>
+      <w:r>
+        <w:fldChar w:fldCharType="begin"/>
+      </w:r>
+      <w:r>
+        <w:instrText xml:space="preserve">ADDIN CSL_CITATION {"citationID":"MENDELEY_CITATION_254","citationItems":[{"id":"ITEM-254","isTemporary":false,"itemData":{"DOI":"10.1109/CVPR46437.2021.01292","author":[{"family":"Birdal","given":"Tolga"},{"family":"Golyanik","given":"Vladislav"},{"family":"Theobalt","given":"Christian"},{"family":"Guibas","given":"Leonidas J."}],"container-title":"Proceedings of the IEEE/CVF conference on computer vision and pattern recognition (CVPR)","id":"Birdal2021","issued":{"date-parts":[[2021]]},"page":"13122-13133","publisher":"IEEE","publisher-place":"Piscataway, NJ, USA","title":"Quantum permutation synchronization","type":"paper-conference"},"suppress-author":false}],"isEdited":false,"manualOverride":{"citeprocText":"Birdal et al. (2021)","isManuallyOverridden":false,"manualOverrideText":""},"mendeley":{"formattedCitation":"Birdal et al. (2021)","plainTextFormattedCitation":"Birdal et al. (2021)","previouslyFormattedCitation":"Birdal et al. (2021)"},"properties":{"noteIndex":0},"schema":"https://github.com/citation-style-language/schema/raw/master/csl-citation.json"}</w:instrText>
+      </w:r>
+      <w:r>
+        <w:fldChar w:fldCharType="separate"/>
+      </w:r>
+      <w:r>
+        <w:t xml:space="preserve">Birdal et al. (2021)</w:t>
+      </w:r>
+      <w:r>
+        <w:fldChar w:fldCharType="end"/>
+      </w:r>
+      <w:r>
+        <w:t xml:space="preserve"> </w:t>
+      </w:r>
+      <w:r>
+        <w:t xml:space="preserve">introduced the first quantum algorithm for permutation synchronization, which enforces consistent correspondences across multiple views, and</w:t>
+      </w:r>
+      <w:r>
+        <w:t xml:space="preserve"> </w:t>
+      </w:r>
+      <w:r>
+        <w:fldChar w:fldCharType="begin"/>
+      </w:r>
+      <w:r>
+        <w:instrText xml:space="preserve">ADDIN CSL_CITATION {"citationID":"MENDELEY_CITATION_255","citationItems":[{"id":"ITEM-255","isTemporary":false,"itemData":{"author":[{"family":"Seelbach Benkner","given":"Marcel"},{"family":"Lähner","given":"Zorah"},{"family":"Golyanik","given":"Vladislav"},{"family":"Wunderlich","given":"Christof"},{"family":"Theobalt","given":"Christian"},{"family":"Moeller","given":"Michael"}],"container-title":"Proceedings of the IEEE/CVF international conference on computer vision (ICCV)","id":"Benkner2021","issued":{"date-parts":[[2021]]},"page":"7586-7596","publisher":"IEEE","publisher-place":"Piscataway, NJ, USA","title":"Q-Match: Iterative shape matching via quantum annealing","title-short":"Q-Match","type":"paper-conference"},"suppress-author":false}],"isEdited":false,"manualOverride":{"citeprocText":"Seelbach Benkner et al. (2021)","isManuallyOverridden":false,"manualOverrideText":""},"mendeley":{"formattedCitation":"Seelbach Benkner et al. (2021)","plainTextFormattedCitation":"Seelbach Benkner et al. (2021)","previouslyFormattedCitation":"Seelbach Benkner et al. (2021)"},"properties":{"noteIndex":0},"schema":"https://github.com/citation-style-language/schema/raw/master/csl-citation.json"}</w:instrText>
+      </w:r>
+      <w:r>
+        <w:fldChar w:fldCharType="separate"/>
+      </w:r>
+      <w:r>
+        <w:t xml:space="preserve">Seelbach Benkner et al. (2021)</w:t>
+      </w:r>
+      <w:r>
+        <w:fldChar w:fldCharType="end"/>
+      </w:r>
+      <w:r>
+        <w:t xml:space="preserve"> </w:t>
+      </w:r>
+      <w:r>
+        <w:t xml:space="preserve">solved shape correspondence, posed as a quadratic assignment problem, by iterating small annealer-sized subproblems, which handles problems an order of magnitude larger than earlier quantum formulations.</w:t>
+      </w:r>
+      <w:r>
+        <w:t xml:space="preserve"> </w:t>
+      </w:r>
+      <w:r>
+        <w:fldChar w:fldCharType="begin"/>
+      </w:r>
+      <w:r>
+        <w:instrText xml:space="preserve">ADDIN CSL_CITATION {"citationID":"MENDELEY_CITATION_256","citationItems":[{"id":"ITEM-256","isTemporary":false,"itemData":{"author":[{"family":"Doan","given":"Anh-Dzung"},{"family":"Sasdelli","given":"Michele"},{"family":"Suter","given":"David"},{"family":"Chin","given":"Tat-Jun"}],"container-title":"Proceedings of the IEEE/CVF conference on computer vision and pattern recognition (CVPR)","id":"Doan2022","issued":{"date-parts":[[2022]]},"page":"417-427","publisher":"IEEE","publisher-place":"Piscataway, NJ, USA","title":"A hybrid quantum-classical algorithm for robust fitting","type":"paper-conference"},"suppress-author":false}],"isEdited":false,"manualOverride":{"citeprocText":"Doan et al. (2022)","isManuallyOverridden":false,"manualOverrideText":""},"mendeley":{"formattedCitation":"Doan et al. (2022)","plainTextFormattedCitation":"Doan et al. (2022)","previouslyFormattedCitation":"Doan et al. (2022)"},"properties":{"noteIndex":0},"schema":"https://github.com/citation-style-language/schema/raw/master/csl-citation.json"}</w:instrText>
+      </w:r>
+      <w:r>
+        <w:fldChar w:fldCharType="separate"/>
+      </w:r>
+      <w:r>
+        <w:t xml:space="preserve">Doan et al. (2022)</w:t>
+      </w:r>
+      <w:r>
+        <w:fldChar w:fldCharType="end"/>
+      </w:r>
+      <w:r>
+        <w:t xml:space="preserve"> </w:t>
+      </w:r>
+      <w:r>
+        <w:t xml:space="preserve">proposed a hybrid quantum-classical algorithm for robust fitting with outliers, and</w:t>
+      </w:r>
+      <w:r>
+        <w:t xml:space="preserve"> </w:t>
+      </w:r>
+      <w:r>
+        <w:fldChar w:fldCharType="begin"/>
+      </w:r>
+      <w:r>
+        <w:instrText xml:space="preserve">ADDIN CSL_CITATION {"citationID":"MENDELEY_CITATION_257","citationItems":[{"id":"ITEM-257","isTemporary":false,"itemData":{"author":[{"family":"Zaech","given":"Jan-Nico"},{"family":"Liniger","given":"Alexander"},{"family":"Danelljan","given":"Martin"},{"family":"Dai","given":"Dengxin"},{"family":"Van Gool","given":"Luc"}],"container-title":"Proceedings of the IEEE/CVF conference on computer vision and pattern recognition (CVPR)","id":"Zaech2022","issued":{"date-parts":[[2022]]},"page":"8811-8822","publisher":"IEEE","publisher-place":"Piscataway, NJ, USA","title":"Adiabatic quantum computing for multi object tracking","type":"paper-conference"},"suppress-author":false}],"isEdited":false,"manualOverride":{"citeprocText":"Zaech et al. (2022)","isManuallyOverridden":false,"manualOverrideText":""},"mendeley":{"formattedCitation":"Zaech et al. (2022)","plainTextFormattedCitation":"Zaech et al. (2022)","previouslyFormattedCitation":"Zaech et al. (2022)"},"properties":{"noteIndex":0},"schema":"https://github.com/citation-style-language/schema/raw/master/csl-citation.json"}</w:instrText>
+      </w:r>
+      <w:r>
+        <w:fldChar w:fldCharType="separate"/>
+      </w:r>
+      <w:r>
+        <w:t xml:space="preserve">Zaech et al. (2022)</w:t>
+      </w:r>
+      <w:r>
+        <w:fldChar w:fldCharType="end"/>
+      </w:r>
+      <w:r>
+        <w:t xml:space="preserve"> </w:t>
+      </w:r>
+      <w:r>
+        <w:t xml:space="preserve">formulated multi-object tracking, the data-association step of tracking for driving and mobile robots, for adiabatic quantum computers. Evaluated on our hierarchy, these studies would sit at L2–L3: they are executed on annealers or in simulation for small instances and are not coupled to a robot. They share the limits identified for robot optimization in Section 4 of the main article: problems must be discretized to fit current devices, embedding inflates qubit counts, and mature classical solvers remain faster at practical sizes. Even so, they are the most direct route by which quantum optimization could reach robot perception. Testing one of them inside a registration or tracking pipeline on robot data would be a natural next step, and would bring it into the scope of this survey.</w:t>
+      </w:r>
+    </w:p>
+    <w:bookmarkEnd w:id="48"/>
+    <w:bookmarkStart w:id="49" w:name="quantum-simulation-for-robot-materials"/>
+    <w:p>
+      <w:pPr>
+        <w:pStyle w:val="Heading2"/>
+      </w:pPr>
+      <w:r>
+        <w:t xml:space="preserve">Quantum Simulation for Robot Materials</w:t>
+      </w:r>
+    </w:p>
+    <w:p>
+      <w:pPr>
+        <w:pStyle w:val="FirstParagraph"/>
+      </w:pPr>
+      <w:r>
+        <w:t xml:space="preserve">Quantum simulation of molecules, the application with the strongest expected advantage </w:t>
+      </w:r>
+      <w:r>
+        <w:fldChar w:fldCharType="begin"/>
+      </w:r>
+      <w:r>
+        <w:instrText xml:space="preserve">ADDIN CSL_CITATION {"citationID":"MENDELEY_CITATION_259","citationItems":[{"id":"ITEM-258","isTemporary":false,"itemData":{"DOI":"10.1103/RevModPhys.92.015003","author":[{"family":"McArdle","given":"Sam"},{"family":"Endo","given":"Suguru"},{"family":"Aspuru-Guzik","given":"Alán"},{"family":"Benjamin","given":"Simon C."},{"family":"Yuan","given":"Xiao"}],"container-title":"Reviews of Modern Physics","id":"McArdle2020","issue":"1","issued":{"date-parts":[[2020]]},"page":"015003","publisher":"American Physical Society","title":"Quantum computational chemistry","type":"article-journal","volume":"92"}},{"id":"ITEM-259","isTemporary":false,"itemData":{"DOI":"10.1021/acs.chemrev.9b00829","author":[{"family":"Bauer","given":"Bela"},{"family":"Bravyi","given":"Sergey"},{"family":"Motta","given":"Mario"},{"family":"Chan","given":"Garnet Kin-Lic"}],"container-title":"Chemical Reviews","id":"Bauer2020","issue":"22","issued":{"date-parts":[[2020]]},"page":"12685-12717","publisher":"American Chemical Society","title":"Quantum algorithms for quantum chemistry and quantum materials science","type":"article-journal","volume":"120"}}],"isEdited":false,"manualOverride":{"citeprocText":"(McArdle et al. 2020; Bauer et al. 2020)","isManuallyOverridden":false,"manualOverrideText":""},"mendeley":{"formattedCitation":"(McArdle et al. 2020; Bauer et al. 2020)","plainTextFormattedCitation":"(McArdle et al. 2020; Bauer et al. 2020)","previouslyFormattedCitation":"(McArdle et al. 2020; Bauer et al. 2020)"},"properties":{"noteIndex":0},"schema":"https://github.com/citation-style-language/schema/raw/master/csl-citation.json"}</w:instrText>
+      </w:r>
+      <w:r>
+        <w:fldChar w:fldCharType="separate"/>
+      </w:r>
+      <w:r>
+        <w:t xml:space="preserve">(McArdle et al. 2020; Bauer et al. 2020)</w:t>
+      </w:r>
+      <w:r>
+        <w:fldChar w:fldCharType="end"/>
+      </w:r>
+      <w:r>
+        <w:t xml:space="preserve">, may benefit robotics indirectly through better batteries, actuators, and sensors. Variational simulations of lithium-sulfur battery molecules have run on IBM hardware </w:t>
+      </w:r>
+      <w:r>
+        <w:fldChar w:fldCharType="begin"/>
+      </w:r>
+      <w:r>
+        <w:instrText xml:space="preserve">ADDIN CSL_CITATION {"citationID":"MENDELEY_CITATION_260","citationItems":[{"id":"ITEM-260","isTemporary":false,"itemData":{"DOI":"10.1063/5.0044068","author":[{"family":"Rice","given":"Julia E."},{"family":"Gujarati","given":"Tanvi P."},{"family":"Motta","given":"Mario"},{"family":"Takeshita","given":"Tyler Y."},{"family":"Lee","given":"Eunseok"},{"family":"Latone","given":"Joseph A."},{"family":"Garcia","given":"Jeannette M."}],"container-title":"The Journal of Chemical Physics","id":"Rice2021","issue":"13","issued":{"date-parts":[[2021]]},"page":"134115","publisher":"AIP Publishing","title":"Quantum computation of dominant products in lithium–sulfur batteries","type":"article-journal","volume":"154"}}],"isEdited":false,"manualOverride":{"citeprocText":"(Rice et al. 2021)","isManuallyOverridden":false,"manualOverrideText":""},"mendeley":{"formattedCitation":"(Rice et al. 2021)","plainTextFormattedCitation":"(Rice et al. 2021)","previouslyFormattedCitation":"(Rice et al. 2021)"},"properties":{"noteIndex":0},"schema":"https://github.com/citation-style-language/schema/raw/master/csl-citation.json"}</w:instrText>
+      </w:r>
+      <w:r>
+        <w:fldChar w:fldCharType="separate"/>
+      </w:r>
+      <w:r>
+        <w:t xml:space="preserve">(Rice et al. 2021)</w:t>
+      </w:r>
+      <w:r>
+        <w:fldChar w:fldCharType="end"/>
+      </w:r>
+      <w:r>
+        <w:t xml:space="preserve">, and fault-tolerant resource estimates exist for lithium-ion electrolyte molecules </w:t>
+      </w:r>
+      <w:r>
+        <w:fldChar w:fldCharType="begin"/>
+      </w:r>
+      <w:r>
+        <w:instrText xml:space="preserve">ADDIN CSL_CITATION {"citationID":"MENDELEY_CITATION_261","citationItems":[{"id":"ITEM-261","isTemporary":false,"itemData":{"DOI":"10.1103/PhysRevResearch.4.023019","author":[{"family":"Kim","given":"Isaac H."},{"family":"Liu","given":"Ye-Hua"},{"family":"Pallister","given":"Sam"},{"family":"Pol","given":"William"},{"family":"Roberts","given":"Sam"},{"family":"Lee","given":"Eunseok"}],"container-title":"Physical Review Research","id":"Kim2022","issue":"2","issued":{"date-parts":[[2022]]},"page":"023019","publisher":"American Physical Society","title":"Fault-tolerant resource estimate for quantum chemical simulations: Case study on Li-ion battery electrolyte molecules","title-short":"Fault-tolerant resource estimate for quantum chemical simulations","type":"article-journal","volume":"4"}}],"isEdited":false,"manualOverride":{"citeprocText":"(Kim et al. 2022)","isManuallyOverridden":false,"manualOverrideText":""},"mendeley":{"formattedCitation":"(Kim et al. 2022)","plainTextFormattedCitation":"(Kim et al. 2022)","previouslyFormattedCitation":"(Kim et al. 2022)"},"properties":{"noteIndex":0},"schema":"https://github.com/citation-style-language/schema/raw/master/csl-citation.json"}</w:instrText>
+      </w:r>
+      <w:r>
+        <w:fldChar w:fldCharType="separate"/>
+      </w:r>
+      <w:r>
+        <w:t xml:space="preserve">(Kim et al. 2022)</w:t>
+      </w:r>
+      <w:r>
+        <w:fldChar w:fldCharType="end"/>
+      </w:r>
+      <w:r>
+        <w:t xml:space="preserve"> </w:t>
+      </w:r>
+      <w:r>
+        <w:t xml:space="preserve">and for catalytic reaction mechanisms </w:t>
+      </w:r>
+      <w:r>
+        <w:fldChar w:fldCharType="begin"/>
+      </w:r>
+      <w:r>
+        <w:instrText xml:space="preserve">ADDIN CSL_CITATION {"citationID":"MENDELEY_CITATION_262","citationItems":[{"id":"ITEM-262","isTemporary":false,"itemData":{"DOI":"10.1073/pnas.1619152114","author":[{"family":"Reiher","given":"Markus"},{"family":"Wiebe","given":"Nathan"},{"family":"Svore","given":"Krysta M."},{"family":"Wecker","given":"Dave"},{"family":"Troyer","given":"Matthias"}],"container-title":"Proceedings of the National Academy of Sciences","id":"Reiher2017","issue":"29","issued":{"date-parts":[[2017]]},"page":"7555-7560","publisher":"National Academy of Sciences","title":"Elucidating reaction mechanisms on quantum computers","type":"article-journal","volume":"114"}}],"isEdited":false,"manualOverride":{"citeprocText":"(Reiher et al. 2017)","isManuallyOverridden":false,"manualOverrideText":""},"mendeley":{"formattedCitation":"(Reiher et al. 2017)","plainTextFormattedCitation":"(Reiher et al. 2017)","previouslyFormattedCitation":"(Reiher et al. 2017)"},"properties":{"noteIndex":0},"schema":"https://github.com/citation-style-language/schema/raw/master/csl-citation.json"}</w:instrText>
+      </w:r>
+      <w:r>
+        <w:fldChar w:fldCharType="separate"/>
+      </w:r>
+      <w:r>
+        <w:t xml:space="preserve">(Reiher et al. 2017)</w:t>
+      </w:r>
+      <w:r>
+        <w:fldChar w:fldCharType="end"/>
+      </w:r>
+      <w:r>
+        <w:t xml:space="preserve">. This direction is at L3 for small molecules that remain classically tractable; industrially relevant problems require large fault-tolerant machines.</w:t>
+      </w:r>
+    </w:p>
+    <w:bookmarkEnd w:id="49"/>
+    <w:bookmarkEnd w:id="50"/>
+    <w:bookmarkStart w:id="246" w:name="bibliography"/>
+    <w:p>
+      <w:pPr>
+        <w:pStyle w:val="Heading1"/>
+      </w:pPr>
+      <w:r>
         <w:t xml:space="preserve">References</w:t>
       </w:r>
     </w:p>
-    <w:bookmarkStart w:id="171" w:name="refs"/>
-    <w:bookmarkStart w:id="30" w:name="ref-Acuto2022"/>
+    <w:bookmarkStart w:id="245" w:name="refs"/>
+    <w:bookmarkStart w:id="52" w:name="ref-Aaronson2015"/>
     <w:p>
       <w:pPr>
         <w:pStyle w:val="Bibliography"/>
@@ -17991,6 +22117,52 @@
         <w:fldChar w:fldCharType="separate"/>
       </w:r>
       <w:r>
+        <w:t xml:space="preserve">Aaronson, Scott. 2015.</w:t>
+      </w:r>
+      <w:r>
+        <w:t xml:space="preserve"> </w:t>
+      </w:r>
+      <w:r>
+        <w:t xml:space="preserve">“Read the Fine Print.”</w:t>
+      </w:r>
+      <w:r>
+        <w:t xml:space="preserve"> </w:t>
+      </w:r>
+      <w:r>
+        <w:rPr>
+          <w:iCs/>
+          <w:i/>
+        </w:rPr>
+        <w:t xml:space="preserve">Nature Physics</w:t>
+      </w:r>
+      <w:r>
+        <w:t xml:space="preserve"> </w:t>
+      </w:r>
+      <w:r>
+        <w:t xml:space="preserve">11 (4): 291–93.</w:t>
+      </w:r>
+      <w:r>
+        <w:t xml:space="preserve"> </w:t>
+      </w:r>
+      <w:hyperlink r:id="rId51">
+        <w:r>
+          <w:rPr>
+            <w:rStyle w:val="Hyperlink"/>
+          </w:rPr>
+          <w:t xml:space="preserve">https://doi.org/10.1038/nphys3272</w:t>
+        </w:r>
+      </w:hyperlink>
+      <w:r>
+        <w:t xml:space="preserve">.</w:t>
+      </w:r>
+    </w:p>
+    <w:bookmarkEnd w:id="52"/>
+    <w:bookmarkStart w:id="54" w:name="ref-Acuto2022"/>
+    <w:p>
+      <w:pPr>
+        <w:pStyle w:val="Bibliography"/>
+      </w:pPr>
+      <w:r>
         <w:t xml:space="preserve">Acuto, Alberto, Paola Barillà, Ludovico Bozzolo, Matteo Conterno, Mattia Pavese, and Antonio Policicchio. 2022.</w:t>
       </w:r>
       <w:r>
@@ -18002,7 +22174,7 @@
       <w:r>
         <w:t xml:space="preserve"> </w:t>
       </w:r>
-      <w:hyperlink r:id="rId29">
+      <w:hyperlink r:id="rId53">
         <w:r>
           <w:rPr>
             <w:rStyle w:val="Hyperlink"/>
@@ -18014,8 +22186,8 @@
         <w:t xml:space="preserve">.</w:t>
       </w:r>
     </w:p>
-    <w:bookmarkEnd w:id="30"/>
-    <w:bookmarkStart w:id="32" w:name="ref-Altrabulsi2026"/>
+    <w:bookmarkEnd w:id="54"/>
+    <w:bookmarkStart w:id="56" w:name="ref-Altrabulsi2026"/>
     <w:p>
       <w:pPr>
         <w:pStyle w:val="Bibliography"/>
@@ -18038,7 +22210,7 @@
       <w:r>
         <w:t xml:space="preserve"> </w:t>
       </w:r>
-      <w:hyperlink r:id="rId31">
+      <w:hyperlink r:id="rId55">
         <w:r>
           <w:rPr>
             <w:rStyle w:val="Hyperlink"/>
@@ -18050,8 +22222,8 @@
         <w:t xml:space="preserve">.</w:t>
       </w:r>
     </w:p>
-    <w:bookmarkEnd w:id="32"/>
-    <w:bookmarkStart w:id="34" w:name="ref-Antero2025"/>
+    <w:bookmarkEnd w:id="56"/>
+    <w:bookmarkStart w:id="58" w:name="ref-Antero2025"/>
     <w:p>
       <w:pPr>
         <w:pStyle w:val="Bibliography"/>
@@ -18084,7 +22256,7 @@
       <w:r>
         <w:t xml:space="preserve"> </w:t>
       </w:r>
-      <w:hyperlink r:id="rId33">
+      <w:hyperlink r:id="rId57">
         <w:r>
           <w:rPr>
             <w:rStyle w:val="Hyperlink"/>
@@ -18096,8 +22268,8 @@
         <w:t xml:space="preserve">.</w:t>
       </w:r>
     </w:p>
-    <w:bookmarkEnd w:id="34"/>
-    <w:bookmarkStart w:id="36" w:name="ref-AtchadeAdelomou2021"/>
+    <w:bookmarkEnd w:id="58"/>
+    <w:bookmarkStart w:id="60" w:name="ref-AtchadeAdelomou2021"/>
     <w:p>
       <w:pPr>
         <w:pStyle w:val="Bibliography"/>
@@ -18136,7 +22308,7 @@
       <w:r>
         <w:t xml:space="preserve"> </w:t>
       </w:r>
-      <w:hyperlink r:id="rId35">
+      <w:hyperlink r:id="rId59">
         <w:r>
           <w:rPr>
             <w:rStyle w:val="Hyperlink"/>
@@ -18148,8 +22320,8 @@
         <w:t xml:space="preserve">.</w:t>
       </w:r>
     </w:p>
-    <w:bookmarkEnd w:id="36"/>
-    <w:bookmarkStart w:id="38" w:name="ref-Bang2026"/>
+    <w:bookmarkEnd w:id="60"/>
+    <w:bookmarkStart w:id="62" w:name="ref-Bang2026"/>
     <w:p>
       <w:pPr>
         <w:pStyle w:val="Bibliography"/>
@@ -18178,7 +22350,7 @@
       <w:r>
         <w:t xml:space="preserve"> </w:t>
       </w:r>
-      <w:hyperlink r:id="rId37">
+      <w:hyperlink r:id="rId61">
         <w:r>
           <w:rPr>
             <w:rStyle w:val="Hyperlink"/>
@@ -18190,8 +22362,54 @@
         <w:t xml:space="preserve">.</w:t>
       </w:r>
     </w:p>
-    <w:bookmarkEnd w:id="38"/>
-    <w:bookmarkStart w:id="40" w:name="ref-Benioff1998"/>
+    <w:bookmarkEnd w:id="62"/>
+    <w:bookmarkStart w:id="64" w:name="ref-Bauer2020"/>
+    <w:p>
+      <w:pPr>
+        <w:pStyle w:val="Bibliography"/>
+      </w:pPr>
+      <w:r>
+        <w:t xml:space="preserve">Bauer, Bela, Sergey Bravyi, Mario Motta, and Garnet Kin-Lic Chan. 2020.</w:t>
+      </w:r>
+      <w:r>
+        <w:t xml:space="preserve"> </w:t>
+      </w:r>
+      <w:r>
+        <w:t xml:space="preserve">“Quantum Algorithms for Quantum Chemistry and Quantum Materials Science.”</w:t>
+      </w:r>
+      <w:r>
+        <w:t xml:space="preserve"> </w:t>
+      </w:r>
+      <w:r>
+        <w:rPr>
+          <w:iCs/>
+          <w:i/>
+        </w:rPr>
+        <w:t xml:space="preserve">Chemical Reviews</w:t>
+      </w:r>
+      <w:r>
+        <w:t xml:space="preserve"> </w:t>
+      </w:r>
+      <w:r>
+        <w:t xml:space="preserve">120 (22): 12685–717.</w:t>
+      </w:r>
+      <w:r>
+        <w:t xml:space="preserve"> </w:t>
+      </w:r>
+      <w:hyperlink r:id="rId63">
+        <w:r>
+          <w:rPr>
+            <w:rStyle w:val="Hyperlink"/>
+          </w:rPr>
+          <w:t xml:space="preserve">https://doi.org/10.1021/acs.chemrev.9b00829</w:t>
+        </w:r>
+      </w:hyperlink>
+      <w:r>
+        <w:t xml:space="preserve">.</w:t>
+      </w:r>
+    </w:p>
+    <w:bookmarkEnd w:id="64"/>
+    <w:bookmarkStart w:id="66" w:name="ref-Benioff1998"/>
     <w:p>
       <w:pPr>
         <w:pStyle w:val="Bibliography"/>
@@ -18224,7 +22442,7 @@
       <w:r>
         <w:t xml:space="preserve"> </w:t>
       </w:r>
-      <w:hyperlink r:id="rId39">
+      <w:hyperlink r:id="rId65">
         <w:r>
           <w:rPr>
             <w:rStyle w:val="Hyperlink"/>
@@ -18236,8 +22454,8 @@
         <w:t xml:space="preserve">.</w:t>
       </w:r>
     </w:p>
-    <w:bookmarkEnd w:id="40"/>
-    <w:bookmarkStart w:id="42" w:name="ref-Benioff2002"/>
+    <w:bookmarkEnd w:id="66"/>
+    <w:bookmarkStart w:id="68" w:name="ref-Benioff2002"/>
     <w:p>
       <w:pPr>
         <w:pStyle w:val="Bibliography"/>
@@ -18273,7 +22491,7 @@
       <w:r>
         <w:t xml:space="preserve"> </w:t>
       </w:r>
-      <w:hyperlink r:id="rId41">
+      <w:hyperlink r:id="rId67">
         <w:r>
           <w:rPr>
             <w:rStyle w:val="Hyperlink"/>
@@ -18285,8 +22503,136 @@
         <w:t xml:space="preserve">.</w:t>
       </w:r>
     </w:p>
-    <w:bookmarkEnd w:id="42"/>
-    <w:bookmarkStart w:id="44" w:name="ref-Cheiney2018"/>
+    <w:bookmarkEnd w:id="68"/>
+    <w:bookmarkStart w:id="70" w:name="ref-Birdal2021"/>
+    <w:p>
+      <w:pPr>
+        <w:pStyle w:val="Bibliography"/>
+      </w:pPr>
+      <w:r>
+        <w:t xml:space="preserve">Birdal, Tolga, Vladislav Golyanik, Christian Theobalt, and Leonidas J. Guibas. 2021.</w:t>
+      </w:r>
+      <w:r>
+        <w:t xml:space="preserve"> </w:t>
+      </w:r>
+      <w:r>
+        <w:t xml:space="preserve">“Quantum Permutation Synchronization.”</w:t>
+      </w:r>
+      <w:r>
+        <w:t xml:space="preserve"> </w:t>
+      </w:r>
+      <w:r>
+        <w:t xml:space="preserve">In</w:t>
+      </w:r>
+      <w:r>
+        <w:t xml:space="preserve"> </w:t>
+      </w:r>
+      <w:r>
+        <w:rPr>
+          <w:iCs/>
+          <w:i/>
+        </w:rPr>
+        <w:t xml:space="preserve">Proceedings of the</w:t>
+      </w:r>
+      <w:r>
+        <w:rPr>
+          <w:iCs/>
+          <w:i/>
+        </w:rPr>
+        <w:t xml:space="preserve"> </w:t>
+      </w:r>
+      <w:r>
+        <w:rPr>
+          <w:iCs/>
+          <w:i/>
+        </w:rPr>
+        <w:t xml:space="preserve">IEEE/CVF</w:t>
+      </w:r>
+      <w:r>
+        <w:rPr>
+          <w:iCs/>
+          <w:i/>
+        </w:rPr>
+        <w:t xml:space="preserve"> </w:t>
+      </w:r>
+      <w:r>
+        <w:rPr>
+          <w:iCs/>
+          <w:i/>
+        </w:rPr>
+        <w:t xml:space="preserve">Conference on Computer Vision and Pattern Recognition (</w:t>
+      </w:r>
+      <w:r>
+        <w:rPr>
+          <w:iCs/>
+          <w:i/>
+        </w:rPr>
+        <w:t xml:space="preserve">CVPR</w:t>
+      </w:r>
+      <w:r>
+        <w:rPr>
+          <w:iCs/>
+          <w:i/>
+        </w:rPr>
+        <w:t xml:space="preserve">)</w:t>
+      </w:r>
+      <w:r>
+        <w:t xml:space="preserve">, 13122–33. Piscataway, NJ, USA: IEEE.</w:t>
+      </w:r>
+      <w:r>
+        <w:t xml:space="preserve"> </w:t>
+      </w:r>
+      <w:hyperlink r:id="rId69">
+        <w:r>
+          <w:rPr>
+            <w:rStyle w:val="Hyperlink"/>
+          </w:rPr>
+          <w:t xml:space="preserve">https://doi.org/10.1109/CVPR46437.2021.01292</w:t>
+        </w:r>
+      </w:hyperlink>
+      <w:r>
+        <w:t xml:space="preserve">.</w:t>
+      </w:r>
+    </w:p>
+    <w:bookmarkEnd w:id="70"/>
+    <w:bookmarkStart w:id="72" w:name="ref-Busemeyer2012"/>
+    <w:p>
+      <w:pPr>
+        <w:pStyle w:val="Bibliography"/>
+      </w:pPr>
+      <w:r>
+        <w:t xml:space="preserve">Busemeyer, Jerome R., and Peter D. Bruza. 2012.</w:t>
+      </w:r>
+      <w:r>
+        <w:t xml:space="preserve"> </w:t>
+      </w:r>
+      <w:r>
+        <w:rPr>
+          <w:iCs/>
+          <w:i/>
+        </w:rPr>
+        <w:t xml:space="preserve">Quantum Models of Cognition and Decision</w:t>
+      </w:r>
+      <w:r>
+        <w:t xml:space="preserve">. Cambridge, UK: Cambridge University Press.</w:t>
+      </w:r>
+      <w:r>
+        <w:t xml:space="preserve"> </w:t>
+      </w:r>
+      <w:hyperlink r:id="rId71">
+        <w:r>
+          <w:rPr>
+            <w:rStyle w:val="Hyperlink"/>
+          </w:rPr>
+          <w:t xml:space="preserve">https://doi.org/10.1017/CBO9780511997716</w:t>
+        </w:r>
+      </w:hyperlink>
+      <w:r>
+        <w:t xml:space="preserve">.</w:t>
+      </w:r>
+    </w:p>
+    <w:bookmarkEnd w:id="72"/>
+    <w:bookmarkStart w:id="74" w:name="ref-Cheiney2018"/>
     <w:p>
       <w:pPr>
         <w:pStyle w:val="Bibliography"/>
@@ -18331,7 +22677,7 @@
       <w:r>
         <w:t xml:space="preserve"> </w:t>
       </w:r>
-      <w:hyperlink r:id="rId43">
+      <w:hyperlink r:id="rId73">
         <w:r>
           <w:rPr>
             <w:rStyle w:val="Hyperlink"/>
@@ -18343,8 +22689,8 @@
         <w:t xml:space="preserve">.</w:t>
       </w:r>
     </w:p>
-    <w:bookmarkEnd w:id="44"/>
-    <w:bookmarkStart w:id="46" w:name="ref-Chella2023"/>
+    <w:bookmarkEnd w:id="74"/>
+    <w:bookmarkStart w:id="76" w:name="ref-Chella2023"/>
     <w:p>
       <w:pPr>
         <w:pStyle w:val="Bibliography"/>
@@ -18377,7 +22723,7 @@
       <w:r>
         <w:t xml:space="preserve"> </w:t>
       </w:r>
-      <w:hyperlink r:id="rId45">
+      <w:hyperlink r:id="rId75">
         <w:r>
           <w:rPr>
             <w:rStyle w:val="Hyperlink"/>
@@ -18389,8 +22735,8 @@
         <w:t xml:space="preserve">.</w:t>
       </w:r>
     </w:p>
-    <w:bookmarkEnd w:id="46"/>
-    <w:bookmarkStart w:id="48" w:name="ref-Chella2022"/>
+    <w:bookmarkEnd w:id="76"/>
+    <w:bookmarkStart w:id="78" w:name="ref-Chella2022"/>
     <w:p>
       <w:pPr>
         <w:pStyle w:val="Bibliography"/>
@@ -18423,7 +22769,7 @@
       <w:r>
         <w:t xml:space="preserve"> </w:t>
       </w:r>
-      <w:hyperlink r:id="rId47">
+      <w:hyperlink r:id="rId77">
         <w:r>
           <w:rPr>
             <w:rStyle w:val="Hyperlink"/>
@@ -18435,8 +22781,78 @@
         <w:t xml:space="preserve">.</w:t>
       </w:r>
     </w:p>
-    <w:bookmarkEnd w:id="48"/>
-    <w:bookmarkStart w:id="50" w:name="ref-Clark2019"/>
+    <w:bookmarkEnd w:id="78"/>
+    <w:bookmarkStart w:id="80" w:name="ref-Chia2020"/>
+    <w:p>
+      <w:pPr>
+        <w:pStyle w:val="Bibliography"/>
+      </w:pPr>
+      <w:r>
+        <w:t xml:space="preserve">Chia, Nai-Hui, András Gilyén, Tongyang Li, Han-Hsuan Lin, Ewin Tang, and Chunhao Wang. 2020.</w:t>
+      </w:r>
+      <w:r>
+        <w:t xml:space="preserve"> </w:t>
+      </w:r>
+      <w:r>
+        <w:t xml:space="preserve">“Sampling-Based Sublinear Low-Rank Matrix Arithmetic Framework for Dequantizing Quantum Machine Learning.”</w:t>
+      </w:r>
+      <w:r>
+        <w:t xml:space="preserve"> </w:t>
+      </w:r>
+      <w:r>
+        <w:t xml:space="preserve">In</w:t>
+      </w:r>
+      <w:r>
+        <w:t xml:space="preserve"> </w:t>
+      </w:r>
+      <w:r>
+        <w:rPr>
+          <w:iCs/>
+          <w:i/>
+        </w:rPr>
+        <w:t xml:space="preserve">Proceedings of the 52nd Annual ACM SIGACT Symposium on Theory of Computing (</w:t>
+      </w:r>
+      <w:r>
+        <w:rPr>
+          <w:iCs/>
+          <w:i/>
+        </w:rPr>
+        <w:t xml:space="preserve">STOC</w:t>
+      </w:r>
+      <w:r>
+        <w:rPr>
+          <w:iCs/>
+          <w:i/>
+        </w:rPr>
+        <w:t xml:space="preserve"> </w:t>
+      </w:r>
+      <w:r>
+        <w:rPr>
+          <w:iCs/>
+          <w:i/>
+        </w:rPr>
+        <w:t xml:space="preserve">2020)</w:t>
+      </w:r>
+      <w:r>
+        <w:t xml:space="preserve">, 387–400. New York, NY, USA: ACM.</w:t>
+      </w:r>
+      <w:r>
+        <w:t xml:space="preserve"> </w:t>
+      </w:r>
+      <w:hyperlink r:id="rId79">
+        <w:r>
+          <w:rPr>
+            <w:rStyle w:val="Hyperlink"/>
+          </w:rPr>
+          <w:t xml:space="preserve">https://doi.org/10.1145/3357713.3384314</w:t>
+        </w:r>
+      </w:hyperlink>
+      <w:r>
+        <w:t xml:space="preserve">.</w:t>
+      </w:r>
+    </w:p>
+    <w:bookmarkEnd w:id="80"/>
+    <w:bookmarkStart w:id="82" w:name="ref-Clark2019"/>
     <w:p>
       <w:pPr>
         <w:pStyle w:val="Bibliography"/>
@@ -18493,7 +22909,7 @@
       <w:r>
         <w:t xml:space="preserve"> </w:t>
       </w:r>
-      <w:hyperlink r:id="rId49">
+      <w:hyperlink r:id="rId81">
         <w:r>
           <w:rPr>
             <w:rStyle w:val="Hyperlink"/>
@@ -18505,8 +22921,8 @@
         <w:t xml:space="preserve">.</w:t>
       </w:r>
     </w:p>
-    <w:bookmarkEnd w:id="50"/>
-    <w:bookmarkStart w:id="52" w:name="ref-Conrad2025"/>
+    <w:bookmarkEnd w:id="82"/>
+    <w:bookmarkStart w:id="84" w:name="ref-Conrad2025"/>
     <w:p>
       <w:pPr>
         <w:pStyle w:val="Bibliography"/>
@@ -18523,7 +22939,7 @@
       <w:r>
         <w:t xml:space="preserve"> </w:t>
       </w:r>
-      <w:hyperlink r:id="rId51">
+      <w:hyperlink r:id="rId83">
         <w:r>
           <w:rPr>
             <w:rStyle w:val="Hyperlink"/>
@@ -18535,8 +22951,54 @@
         <w:t xml:space="preserve">.</w:t>
       </w:r>
     </w:p>
-    <w:bookmarkEnd w:id="52"/>
-    <w:bookmarkStart w:id="54" w:name="ref-Daglarli2025"/>
+    <w:bookmarkEnd w:id="84"/>
+    <w:bookmarkStart w:id="86" w:name="ref-Corcoles2021"/>
+    <w:p>
+      <w:pPr>
+        <w:pStyle w:val="Bibliography"/>
+      </w:pPr>
+      <w:r>
+        <w:t xml:space="preserve">Córcoles, Antonio D., Maika Takita, Ken Inoue, Scott Lekuch, Zlatko K. Minev, Jerry M. Chow, and Jay M. Gambetta. 2021.</w:t>
+      </w:r>
+      <w:r>
+        <w:t xml:space="preserve"> </w:t>
+      </w:r>
+      <w:r>
+        <w:t xml:space="preserve">“Exploiting Dynamic Quantum Circuits in a Quantum Algorithm with Superconducting Qubits.”</w:t>
+      </w:r>
+      <w:r>
+        <w:t xml:space="preserve"> </w:t>
+      </w:r>
+      <w:r>
+        <w:rPr>
+          <w:iCs/>
+          <w:i/>
+        </w:rPr>
+        <w:t xml:space="preserve">Physical Review Letters</w:t>
+      </w:r>
+      <w:r>
+        <w:t xml:space="preserve"> </w:t>
+      </w:r>
+      <w:r>
+        <w:t xml:space="preserve">127 (10): 100501.</w:t>
+      </w:r>
+      <w:r>
+        <w:t xml:space="preserve"> </w:t>
+      </w:r>
+      <w:hyperlink r:id="rId85">
+        <w:r>
+          <w:rPr>
+            <w:rStyle w:val="Hyperlink"/>
+          </w:rPr>
+          <w:t xml:space="preserve">https://doi.org/10.1103/PhysRevLett.127.100501</w:t>
+        </w:r>
+      </w:hyperlink>
+      <w:r>
+        <w:t xml:space="preserve">.</w:t>
+      </w:r>
+    </w:p>
+    <w:bookmarkEnd w:id="86"/>
+    <w:bookmarkStart w:id="88" w:name="ref-Daglarli2025"/>
     <w:p>
       <w:pPr>
         <w:pStyle w:val="Bibliography"/>
@@ -18569,7 +23031,7 @@
       <w:r>
         <w:t xml:space="preserve"> </w:t>
       </w:r>
-      <w:hyperlink r:id="rId53">
+      <w:hyperlink r:id="rId87">
         <w:r>
           <w:rPr>
             <w:rStyle w:val="Hyperlink"/>
@@ -18581,8 +23043,8 @@
         <w:t xml:space="preserve">.</w:t>
       </w:r>
     </w:p>
-    <w:bookmarkEnd w:id="54"/>
-    <w:bookmarkStart w:id="56" w:name="ref-DeCarolis2025"/>
+    <w:bookmarkEnd w:id="88"/>
+    <w:bookmarkStart w:id="90" w:name="ref-DeCarolis2025"/>
     <w:p>
       <w:pPr>
         <w:pStyle w:val="Bibliography"/>
@@ -18679,7 +23141,7 @@
       <w:r>
         <w:t xml:space="preserve"> </w:t>
       </w:r>
-      <w:hyperlink r:id="rId55">
+      <w:hyperlink r:id="rId89">
         <w:r>
           <w:rPr>
             <w:rStyle w:val="Hyperlink"/>
@@ -18691,8 +23153,85 @@
         <w:t xml:space="preserve">.</w:t>
       </w:r>
     </w:p>
-    <w:bookmarkEnd w:id="56"/>
-    <w:bookmarkStart w:id="58" w:name="ref-Dong2012"/>
+    <w:bookmarkEnd w:id="90"/>
+    <w:bookmarkStart w:id="91" w:name="ref-Doan2022"/>
+    <w:p>
+      <w:pPr>
+        <w:pStyle w:val="Bibliography"/>
+      </w:pPr>
+      <w:r>
+        <w:t xml:space="preserve">Doan, Anh-Dzung, Michele Sasdelli, David Suter, and Tat-Jun Chin. 2022.</w:t>
+      </w:r>
+      <w:r>
+        <w:t xml:space="preserve"> </w:t>
+      </w:r>
+      <w:r>
+        <w:t xml:space="preserve">“A Hybrid Quantum-Classical Algorithm for Robust Fitting.”</w:t>
+      </w:r>
+      <w:r>
+        <w:t xml:space="preserve"> </w:t>
+      </w:r>
+      <w:r>
+        <w:t xml:space="preserve">In</w:t>
+      </w:r>
+      <w:r>
+        <w:t xml:space="preserve"> </w:t>
+      </w:r>
+      <w:r>
+        <w:rPr>
+          <w:iCs/>
+          <w:i/>
+        </w:rPr>
+        <w:t xml:space="preserve">Proceedings of the</w:t>
+      </w:r>
+      <w:r>
+        <w:rPr>
+          <w:iCs/>
+          <w:i/>
+        </w:rPr>
+        <w:t xml:space="preserve"> </w:t>
+      </w:r>
+      <w:r>
+        <w:rPr>
+          <w:iCs/>
+          <w:i/>
+        </w:rPr>
+        <w:t xml:space="preserve">IEEE/CVF</w:t>
+      </w:r>
+      <w:r>
+        <w:rPr>
+          <w:iCs/>
+          <w:i/>
+        </w:rPr>
+        <w:t xml:space="preserve"> </w:t>
+      </w:r>
+      <w:r>
+        <w:rPr>
+          <w:iCs/>
+          <w:i/>
+        </w:rPr>
+        <w:t xml:space="preserve">Conference on Computer Vision and Pattern Recognition (</w:t>
+      </w:r>
+      <w:r>
+        <w:rPr>
+          <w:iCs/>
+          <w:i/>
+        </w:rPr>
+        <w:t xml:space="preserve">CVPR</w:t>
+      </w:r>
+      <w:r>
+        <w:rPr>
+          <w:iCs/>
+          <w:i/>
+        </w:rPr>
+        <w:t xml:space="preserve">)</w:t>
+      </w:r>
+      <w:r>
+        <w:t xml:space="preserve">, 417–27. Piscataway, NJ, USA: IEEE.</w:t>
+      </w:r>
+    </w:p>
+    <w:bookmarkEnd w:id="91"/>
+    <w:bookmarkStart w:id="93" w:name="ref-Dong2012"/>
     <w:p>
       <w:pPr>
         <w:pStyle w:val="Bibliography"/>
@@ -18739,7 +23278,7 @@
       <w:r>
         <w:t xml:space="preserve"> </w:t>
       </w:r>
-      <w:hyperlink r:id="rId57">
+      <w:hyperlink r:id="rId92">
         <w:r>
           <w:rPr>
             <w:rStyle w:val="Hyperlink"/>
@@ -18751,8 +23290,8 @@
         <w:t xml:space="preserve">.</w:t>
       </w:r>
     </w:p>
-    <w:bookmarkEnd w:id="58"/>
-    <w:bookmarkStart w:id="60" w:name="ref-Dong2006"/>
+    <w:bookmarkEnd w:id="93"/>
+    <w:bookmarkStart w:id="95" w:name="ref-Dong2006"/>
     <w:p>
       <w:pPr>
         <w:pStyle w:val="Bibliography"/>
@@ -18785,7 +23324,7 @@
       <w:r>
         <w:t xml:space="preserve"> </w:t>
       </w:r>
-      <w:hyperlink r:id="rId59">
+      <w:hyperlink r:id="rId94">
         <w:r>
           <w:rPr>
             <w:rStyle w:val="Hyperlink"/>
@@ -18797,8 +23336,8 @@
         <w:t xml:space="preserve">.</w:t>
       </w:r>
     </w:p>
-    <w:bookmarkEnd w:id="60"/>
-    <w:bookmarkStart w:id="62" w:name="ref-Dragan2025"/>
+    <w:bookmarkEnd w:id="95"/>
+    <w:bookmarkStart w:id="97" w:name="ref-Dragan2025"/>
     <w:p>
       <w:pPr>
         <w:pStyle w:val="Bibliography"/>
@@ -18861,7 +23400,7 @@
       <w:r>
         <w:t xml:space="preserve"> </w:t>
       </w:r>
-      <w:hyperlink r:id="rId61">
+      <w:hyperlink r:id="rId96">
         <w:r>
           <w:rPr>
             <w:rStyle w:val="Hyperlink"/>
@@ -18873,8 +23412,8 @@
         <w:t xml:space="preserve">.</w:t>
       </w:r>
     </w:p>
-    <w:bookmarkEnd w:id="62"/>
-    <w:bookmarkStart w:id="64" w:name="ref-Essalmi2026"/>
+    <w:bookmarkEnd w:id="97"/>
+    <w:bookmarkStart w:id="99" w:name="ref-Essalmi2026"/>
     <w:p>
       <w:pPr>
         <w:pStyle w:val="Bibliography"/>
@@ -18891,7 +23430,7 @@
       <w:r>
         <w:t xml:space="preserve"> </w:t>
       </w:r>
-      <w:hyperlink r:id="rId63">
+      <w:hyperlink r:id="rId98">
         <w:r>
           <w:rPr>
             <w:rStyle w:val="Hyperlink"/>
@@ -18903,8 +23442,8 @@
         <w:t xml:space="preserve">.</w:t>
       </w:r>
     </w:p>
-    <w:bookmarkEnd w:id="64"/>
-    <w:bookmarkStart w:id="66" w:name="ref-Fazilat2025a"/>
+    <w:bookmarkEnd w:id="99"/>
+    <w:bookmarkStart w:id="101" w:name="ref-Fazilat2025a"/>
     <w:p>
       <w:pPr>
         <w:pStyle w:val="Bibliography"/>
@@ -18954,7 +23493,7 @@
       <w:r>
         <w:t xml:space="preserve"> </w:t>
       </w:r>
-      <w:hyperlink r:id="rId65">
+      <w:hyperlink r:id="rId100">
         <w:r>
           <w:rPr>
             <w:rStyle w:val="Hyperlink"/>
@@ -18966,8 +23505,8 @@
         <w:t xml:space="preserve">.</w:t>
       </w:r>
     </w:p>
-    <w:bookmarkEnd w:id="66"/>
-    <w:bookmarkStart w:id="68" w:name="ref-Fazilat2025b"/>
+    <w:bookmarkEnd w:id="101"/>
+    <w:bookmarkStart w:id="103" w:name="ref-Fazilat2025b"/>
     <w:p>
       <w:pPr>
         <w:pStyle w:val="Bibliography"/>
@@ -19000,7 +23539,7 @@
       <w:r>
         <w:t xml:space="preserve"> </w:t>
       </w:r>
-      <w:hyperlink r:id="rId67">
+      <w:hyperlink r:id="rId102">
         <w:r>
           <w:rPr>
             <w:rStyle w:val="Hyperlink"/>
@@ -19012,8 +23551,8 @@
         <w:t xml:space="preserve">.</w:t>
       </w:r>
     </w:p>
-    <w:bookmarkEnd w:id="68"/>
-    <w:bookmarkStart w:id="70" w:name="ref-Gerlach2025"/>
+    <w:bookmarkEnd w:id="103"/>
+    <w:bookmarkStart w:id="105" w:name="ref-Gerlach2025"/>
     <w:p>
       <w:pPr>
         <w:pStyle w:val="Bibliography"/>
@@ -19049,7 +23588,7 @@
       <w:r>
         <w:t xml:space="preserve"> </w:t>
       </w:r>
-      <w:hyperlink r:id="rId69">
+      <w:hyperlink r:id="rId104">
         <w:r>
           <w:rPr>
             <w:rStyle w:val="Hyperlink"/>
@@ -19061,13 +23600,90 @@
         <w:t xml:space="preserve">.</w:t>
       </w:r>
     </w:p>
-    <w:bookmarkEnd w:id="70"/>
-    <w:bookmarkStart w:id="72" w:name="ref-Goncalves2018"/>
+    <w:bookmarkEnd w:id="105"/>
+    <w:bookmarkStart w:id="106" w:name="ref-Golyanik2020"/>
     <w:p>
       <w:pPr>
         <w:pStyle w:val="Bibliography"/>
       </w:pPr>
       <w:r>
+        <w:t xml:space="preserve">Golyanik, Vladislav, and Christian Theobalt. 2020.</w:t>
+      </w:r>
+      <w:r>
+        <w:t xml:space="preserve"> </w:t>
+      </w:r>
+      <w:r>
+        <w:t xml:space="preserve">“A Quantum Computational Approach to Correspondence Problems on Point Sets.”</w:t>
+      </w:r>
+      <w:r>
+        <w:t xml:space="preserve"> </w:t>
+      </w:r>
+      <w:r>
+        <w:t xml:space="preserve">In</w:t>
+      </w:r>
+      <w:r>
+        <w:t xml:space="preserve"> </w:t>
+      </w:r>
+      <w:r>
+        <w:rPr>
+          <w:iCs/>
+          <w:i/>
+        </w:rPr>
+        <w:t xml:space="preserve">Proceedings of the</w:t>
+      </w:r>
+      <w:r>
+        <w:rPr>
+          <w:iCs/>
+          <w:i/>
+        </w:rPr>
+        <w:t xml:space="preserve"> </w:t>
+      </w:r>
+      <w:r>
+        <w:rPr>
+          <w:iCs/>
+          <w:i/>
+        </w:rPr>
+        <w:t xml:space="preserve">IEEE/CVF</w:t>
+      </w:r>
+      <w:r>
+        <w:rPr>
+          <w:iCs/>
+          <w:i/>
+        </w:rPr>
+        <w:t xml:space="preserve"> </w:t>
+      </w:r>
+      <w:r>
+        <w:rPr>
+          <w:iCs/>
+          <w:i/>
+        </w:rPr>
+        <w:t xml:space="preserve">Conference on Computer Vision and Pattern Recognition (</w:t>
+      </w:r>
+      <w:r>
+        <w:rPr>
+          <w:iCs/>
+          <w:i/>
+        </w:rPr>
+        <w:t xml:space="preserve">CVPR</w:t>
+      </w:r>
+      <w:r>
+        <w:rPr>
+          <w:iCs/>
+          <w:i/>
+        </w:rPr>
+        <w:t xml:space="preserve">)</w:t>
+      </w:r>
+      <w:r>
+        <w:t xml:space="preserve">, 9182–91. Piscataway, NJ, USA: IEEE.</w:t>
+      </w:r>
+    </w:p>
+    <w:bookmarkEnd w:id="106"/>
+    <w:bookmarkStart w:id="108" w:name="ref-Goncalves2018"/>
+    <w:p>
+      <w:pPr>
+        <w:pStyle w:val="Bibliography"/>
+      </w:pPr>
+      <w:r>
         <w:t xml:space="preserve">Gonçalves, Carlos Pedro. 2018.</w:t>
       </w:r>
       <w:r>
@@ -19085,7 +23701,7 @@
       <w:r>
         <w:t xml:space="preserve"> </w:t>
       </w:r>
-      <w:hyperlink r:id="rId71">
+      <w:hyperlink r:id="rId107">
         <w:r>
           <w:rPr>
             <w:rStyle w:val="Hyperlink"/>
@@ -19097,8 +23713,8 @@
         <w:t xml:space="preserve">.</w:t>
       </w:r>
     </w:p>
-    <w:bookmarkEnd w:id="72"/>
-    <w:bookmarkStart w:id="74" w:name="ref-GonzalezVillasmil2026"/>
+    <w:bookmarkEnd w:id="108"/>
+    <w:bookmarkStart w:id="110" w:name="ref-GonzalezVillasmil2026"/>
     <w:p>
       <w:pPr>
         <w:pStyle w:val="Bibliography"/>
@@ -19115,7 +23731,7 @@
       <w:r>
         <w:t xml:space="preserve"> </w:t>
       </w:r>
-      <w:hyperlink r:id="rId73">
+      <w:hyperlink r:id="rId109">
         <w:r>
           <w:rPr>
             <w:rStyle w:val="Hyperlink"/>
@@ -19127,8 +23743,112 @@
         <w:t xml:space="preserve">.</w:t>
       </w:r>
     </w:p>
-    <w:bookmarkEnd w:id="74"/>
-    <w:bookmarkStart w:id="76" w:name="ref-Haldorai2024"/>
+    <w:bookmarkEnd w:id="110"/>
+    <w:bookmarkStart w:id="112" w:name="ref-Goto2019"/>
+    <w:p>
+      <w:pPr>
+        <w:pStyle w:val="Bibliography"/>
+      </w:pPr>
+      <w:r>
+        <w:t xml:space="preserve">Goto, Hayato, Kosuke Tatsumura, and Alexander R. Dixon. 2019.</w:t>
+      </w:r>
+      <w:r>
+        <w:t xml:space="preserve"> </w:t>
+      </w:r>
+      <w:r>
+        <w:t xml:space="preserve">“Combinatorial Optimization by Simulating Adiabatic Bifurcations in Nonlinear</w:t>
+      </w:r>
+      <w:r>
+        <w:t xml:space="preserve"> </w:t>
+      </w:r>
+      <w:r>
+        <w:t xml:space="preserve">Hamiltonian</w:t>
+      </w:r>
+      <w:r>
+        <w:t xml:space="preserve"> </w:t>
+      </w:r>
+      <w:r>
+        <w:t xml:space="preserve">Systems.”</w:t>
+      </w:r>
+      <w:r>
+        <w:t xml:space="preserve"> </w:t>
+      </w:r>
+      <w:r>
+        <w:rPr>
+          <w:iCs/>
+          <w:i/>
+        </w:rPr>
+        <w:t xml:space="preserve">Science Advances</w:t>
+      </w:r>
+      <w:r>
+        <w:t xml:space="preserve"> </w:t>
+      </w:r>
+      <w:r>
+        <w:t xml:space="preserve">5 (4): eaav2372.</w:t>
+      </w:r>
+      <w:r>
+        <w:t xml:space="preserve"> </w:t>
+      </w:r>
+      <w:hyperlink r:id="rId111">
+        <w:r>
+          <w:rPr>
+            <w:rStyle w:val="Hyperlink"/>
+          </w:rPr>
+          <w:t xml:space="preserve">https://doi.org/10.1126/sciadv.aav2372</w:t>
+        </w:r>
+      </w:hyperlink>
+      <w:r>
+        <w:t xml:space="preserve">.</w:t>
+      </w:r>
+    </w:p>
+    <w:bookmarkEnd w:id="112"/>
+    <w:bookmarkStart w:id="114" w:name="ref-Hadfield2019"/>
+    <w:p>
+      <w:pPr>
+        <w:pStyle w:val="Bibliography"/>
+      </w:pPr>
+      <w:r>
+        <w:t xml:space="preserve">Hadfield, Stuart, Zhihui Wang, Bryan O’Gorman, Eleanor G. Rieffel, Davide Venturelli, and Rupak Biswas. 2019.</w:t>
+      </w:r>
+      <w:r>
+        <w:t xml:space="preserve"> </w:t>
+      </w:r>
+      <w:r>
+        <w:t xml:space="preserve">“From the Quantum Approximate Optimization Algorithm to a Quantum Alternating Operator Ansatz.”</w:t>
+      </w:r>
+      <w:r>
+        <w:t xml:space="preserve"> </w:t>
+      </w:r>
+      <w:r>
+        <w:rPr>
+          <w:iCs/>
+          <w:i/>
+        </w:rPr>
+        <w:t xml:space="preserve">Algorithms</w:t>
+      </w:r>
+      <w:r>
+        <w:t xml:space="preserve"> </w:t>
+      </w:r>
+      <w:r>
+        <w:t xml:space="preserve">12 (2): 34.</w:t>
+      </w:r>
+      <w:r>
+        <w:t xml:space="preserve"> </w:t>
+      </w:r>
+      <w:hyperlink r:id="rId113">
+        <w:r>
+          <w:rPr>
+            <w:rStyle w:val="Hyperlink"/>
+          </w:rPr>
+          <w:t xml:space="preserve">https://doi.org/10.3390/a12020034</w:t>
+        </w:r>
+      </w:hyperlink>
+      <w:r>
+        <w:t xml:space="preserve">.</w:t>
+      </w:r>
+    </w:p>
+    <w:bookmarkEnd w:id="114"/>
+    <w:bookmarkStart w:id="116" w:name="ref-Haldorai2024"/>
     <w:p>
       <w:pPr>
         <w:pStyle w:val="Bibliography"/>
@@ -19161,7 +23881,7 @@
       <w:r>
         <w:t xml:space="preserve"> </w:t>
       </w:r>
-      <w:hyperlink r:id="rId75">
+      <w:hyperlink r:id="rId115">
         <w:r>
           <w:rPr>
             <w:rStyle w:val="Hyperlink"/>
@@ -19173,8 +23893,54 @@
         <w:t xml:space="preserve">.</w:t>
       </w:r>
     </w:p>
-    <w:bookmarkEnd w:id="76"/>
-    <w:bookmarkStart w:id="78" w:name="ref-Hohenfeld2024"/>
+    <w:bookmarkEnd w:id="116"/>
+    <w:bookmarkStart w:id="118" w:name="ref-Han2002"/>
+    <w:p>
+      <w:pPr>
+        <w:pStyle w:val="Bibliography"/>
+      </w:pPr>
+      <w:r>
+        <w:t xml:space="preserve">Han, Kuk-Hyun, and Jong-Hwan Kim. 2002.</w:t>
+      </w:r>
+      <w:r>
+        <w:t xml:space="preserve"> </w:t>
+      </w:r>
+      <w:r>
+        <w:t xml:space="preserve">“Quantum-Inspired Evolutionary Algorithm for a Class of Combinatorial Optimization.”</w:t>
+      </w:r>
+      <w:r>
+        <w:t xml:space="preserve"> </w:t>
+      </w:r>
+      <w:r>
+        <w:rPr>
+          <w:iCs/>
+          <w:i/>
+        </w:rPr>
+        <w:t xml:space="preserve">IEEE Transactions on Evolutionary Computation</w:t>
+      </w:r>
+      <w:r>
+        <w:t xml:space="preserve"> </w:t>
+      </w:r>
+      <w:r>
+        <w:t xml:space="preserve">6 (6): 580–93.</w:t>
+      </w:r>
+      <w:r>
+        <w:t xml:space="preserve"> </w:t>
+      </w:r>
+      <w:hyperlink r:id="rId117">
+        <w:r>
+          <w:rPr>
+            <w:rStyle w:val="Hyperlink"/>
+          </w:rPr>
+          <w:t xml:space="preserve">https://doi.org/10.1109/TEVC.2002.804320</w:t>
+        </w:r>
+      </w:hyperlink>
+      <w:r>
+        <w:t xml:space="preserve">.</w:t>
+      </w:r>
+    </w:p>
+    <w:bookmarkEnd w:id="118"/>
+    <w:bookmarkStart w:id="120" w:name="ref-Hohenfeld2024"/>
     <w:p>
       <w:pPr>
         <w:pStyle w:val="Bibliography"/>
@@ -19207,7 +23973,7 @@
       <w:r>
         <w:t xml:space="preserve"> </w:t>
       </w:r>
-      <w:hyperlink r:id="rId77">
+      <w:hyperlink r:id="rId119">
         <w:r>
           <w:rPr>
             <w:rStyle w:val="Hyperlink"/>
@@ -19219,8 +23985,8 @@
         <w:t xml:space="preserve">.</w:t>
       </w:r>
     </w:p>
-    <w:bookmarkEnd w:id="78"/>
-    <w:bookmarkStart w:id="80" w:name="ref-Humr2025"/>
+    <w:bookmarkEnd w:id="120"/>
+    <w:bookmarkStart w:id="122" w:name="ref-Humr2025"/>
     <w:p>
       <w:pPr>
         <w:pStyle w:val="Bibliography"/>
@@ -19262,7 +24028,7 @@
       <w:r>
         <w:t xml:space="preserve"> </w:t>
       </w:r>
-      <w:hyperlink r:id="rId79">
+      <w:hyperlink r:id="rId121">
         <w:r>
           <w:rPr>
             <w:rStyle w:val="Hyperlink"/>
@@ -19274,8 +24040,8 @@
         <w:t xml:space="preserve">.</w:t>
       </w:r>
     </w:p>
-    <w:bookmarkEnd w:id="80"/>
-    <w:bookmarkStart w:id="82" w:name="ref-Innan2025"/>
+    <w:bookmarkEnd w:id="122"/>
+    <w:bookmarkStart w:id="124" w:name="ref-Innan2025"/>
     <w:p>
       <w:pPr>
         <w:pStyle w:val="Bibliography"/>
@@ -19310,7 +24076,7 @@
       <w:r>
         <w:t xml:space="preserve"> </w:t>
       </w:r>
-      <w:hyperlink r:id="rId81">
+      <w:hyperlink r:id="rId123">
         <w:r>
           <w:rPr>
             <w:rStyle w:val="Hyperlink"/>
@@ -19322,8 +24088,8 @@
         <w:t xml:space="preserve">.</w:t>
       </w:r>
     </w:p>
-    <w:bookmarkEnd w:id="82"/>
-    <w:bookmarkStart w:id="84" w:name="ref-Khoshnoud2020"/>
+    <w:bookmarkEnd w:id="124"/>
+    <w:bookmarkStart w:id="126" w:name="ref-Khoshnoud2020"/>
     <w:p>
       <w:pPr>
         <w:pStyle w:val="Bibliography"/>
@@ -19340,7 +24106,7 @@
       <w:r>
         <w:t xml:space="preserve"> </w:t>
       </w:r>
-      <w:hyperlink r:id="rId83">
+      <w:hyperlink r:id="rId125">
         <w:r>
           <w:rPr>
             <w:rStyle w:val="Hyperlink"/>
@@ -19352,8 +24118,167 @@
         <w:t xml:space="preserve">.</w:t>
       </w:r>
     </w:p>
-    <w:bookmarkEnd w:id="84"/>
-    <w:bookmarkStart w:id="86" w:name="ref-Lathrop2023"/>
+    <w:bookmarkEnd w:id="126"/>
+    <w:bookmarkStart w:id="128" w:name="ref-Kim2022"/>
+    <w:p>
+      <w:pPr>
+        <w:pStyle w:val="Bibliography"/>
+      </w:pPr>
+      <w:r>
+        <w:t xml:space="preserve">Kim, Isaac H., Ye-Hua Liu, Sam Pallister, William Pol, Sam Roberts, and Eunseok Lee. 2022.</w:t>
+      </w:r>
+      <w:r>
+        <w:t xml:space="preserve"> </w:t>
+      </w:r>
+      <w:r>
+        <w:t xml:space="preserve">“Fault-Tolerant Resource Estimate for Quantum Chemical Simulations: Case Study on</w:t>
+      </w:r>
+      <w:r>
+        <w:t xml:space="preserve"> </w:t>
+      </w:r>
+      <w:r>
+        <w:t xml:space="preserve">Li</w:t>
+      </w:r>
+      <w:r>
+        <w:t xml:space="preserve">-Ion Battery Electrolyte Molecules.”</w:t>
+      </w:r>
+      <w:r>
+        <w:t xml:space="preserve"> </w:t>
+      </w:r>
+      <w:r>
+        <w:rPr>
+          <w:iCs/>
+          <w:i/>
+        </w:rPr>
+        <w:t xml:space="preserve">Physical Review Research</w:t>
+      </w:r>
+      <w:r>
+        <w:t xml:space="preserve"> </w:t>
+      </w:r>
+      <w:r>
+        <w:t xml:space="preserve">4 (2): 023019.</w:t>
+      </w:r>
+      <w:r>
+        <w:t xml:space="preserve"> </w:t>
+      </w:r>
+      <w:hyperlink r:id="rId127">
+        <w:r>
+          <w:rPr>
+            <w:rStyle w:val="Hyperlink"/>
+          </w:rPr>
+          <w:t xml:space="preserve">https://doi.org/10.1103/PhysRevResearch.4.023019</w:t>
+        </w:r>
+      </w:hyperlink>
+      <w:r>
+        <w:t xml:space="preserve">.</w:t>
+      </w:r>
+    </w:p>
+    <w:bookmarkEnd w:id="128"/>
+    <w:bookmarkStart w:id="130" w:name="ref-Kober2013"/>
+    <w:p>
+      <w:pPr>
+        <w:pStyle w:val="Bibliography"/>
+      </w:pPr>
+      <w:r>
+        <w:t xml:space="preserve">Kober, Jens, J. Andrew Bagnell, and Jan Peters. 2013.</w:t>
+      </w:r>
+      <w:r>
+        <w:t xml:space="preserve"> </w:t>
+      </w:r>
+      <w:r>
+        <w:t xml:space="preserve">“Reinforcement Learning in Robotics: A Survey.”</w:t>
+      </w:r>
+      <w:r>
+        <w:t xml:space="preserve"> </w:t>
+      </w:r>
+      <w:r>
+        <w:rPr>
+          <w:iCs/>
+          <w:i/>
+        </w:rPr>
+        <w:t xml:space="preserve">The International Journal of Robotics Research</w:t>
+      </w:r>
+      <w:r>
+        <w:t xml:space="preserve"> </w:t>
+      </w:r>
+      <w:r>
+        <w:t xml:space="preserve">32 (11): 1238–74.</w:t>
+      </w:r>
+      <w:r>
+        <w:t xml:space="preserve"> </w:t>
+      </w:r>
+      <w:hyperlink r:id="rId129">
+        <w:r>
+          <w:rPr>
+            <w:rStyle w:val="Hyperlink"/>
+          </w:rPr>
+          <w:t xml:space="preserve">https://doi.org/10.1177/0278364913495721</w:t>
+        </w:r>
+      </w:hyperlink>
+      <w:r>
+        <w:t xml:space="preserve">.</w:t>
+      </w:r>
+    </w:p>
+    <w:bookmarkEnd w:id="130"/>
+    <w:bookmarkStart w:id="132" w:name="ref-Kurniawati2022"/>
+    <w:p>
+      <w:pPr>
+        <w:pStyle w:val="Bibliography"/>
+      </w:pPr>
+      <w:r>
+        <w:t xml:space="preserve">Kurniawati, Hanna. 2022.</w:t>
+      </w:r>
+      <w:r>
+        <w:t xml:space="preserve"> </w:t>
+      </w:r>
+      <w:r>
+        <w:t xml:space="preserve">“Partially Observable</w:t>
+      </w:r>
+      <w:r>
+        <w:t xml:space="preserve"> </w:t>
+      </w:r>
+      <w:r>
+        <w:t xml:space="preserve">Markov</w:t>
+      </w:r>
+      <w:r>
+        <w:t xml:space="preserve"> </w:t>
+      </w:r>
+      <w:r>
+        <w:t xml:space="preserve">Decision Processes and Robotics.”</w:t>
+      </w:r>
+      <w:r>
+        <w:t xml:space="preserve"> </w:t>
+      </w:r>
+      <w:r>
+        <w:rPr>
+          <w:iCs/>
+          <w:i/>
+        </w:rPr>
+        <w:t xml:space="preserve">Annual Review of Control, Robotics, and Autonomous Systems</w:t>
+      </w:r>
+      <w:r>
+        <w:t xml:space="preserve"> </w:t>
+      </w:r>
+      <w:r>
+        <w:t xml:space="preserve">5: 253–77.</w:t>
+      </w:r>
+      <w:r>
+        <w:t xml:space="preserve"> </w:t>
+      </w:r>
+      <w:hyperlink r:id="rId131">
+        <w:r>
+          <w:rPr>
+            <w:rStyle w:val="Hyperlink"/>
+          </w:rPr>
+          <w:t xml:space="preserve">https://doi.org/10.1146/annurev-control-042920-092451</w:t>
+        </w:r>
+      </w:hyperlink>
+      <w:r>
+        <w:t xml:space="preserve">.</w:t>
+      </w:r>
+    </w:p>
+    <w:bookmarkEnd w:id="132"/>
+    <w:bookmarkStart w:id="134" w:name="ref-Lathrop2023"/>
     <w:p>
       <w:pPr>
         <w:pStyle w:val="Bibliography"/>
@@ -19386,7 +24311,7 @@
       <w:r>
         <w:t xml:space="preserve"> </w:t>
       </w:r>
-      <w:hyperlink r:id="rId85">
+      <w:hyperlink r:id="rId133">
         <w:r>
           <w:rPr>
             <w:rStyle w:val="Hyperlink"/>
@@ -19398,8 +24323,8 @@
         <w:t xml:space="preserve">.</w:t>
       </w:r>
     </w:p>
-    <w:bookmarkEnd w:id="86"/>
-    <w:bookmarkStart w:id="88" w:name="ref-Lawless2023"/>
+    <w:bookmarkEnd w:id="134"/>
+    <w:bookmarkStart w:id="136" w:name="ref-Lawless2023"/>
     <w:p>
       <w:pPr>
         <w:pStyle w:val="Bibliography"/>
@@ -19432,7 +24357,7 @@
       <w:r>
         <w:t xml:space="preserve"> </w:t>
       </w:r>
-      <w:hyperlink r:id="rId87">
+      <w:hyperlink r:id="rId135">
         <w:r>
           <w:rPr>
             <w:rStyle w:val="Hyperlink"/>
@@ -19444,8 +24369,8 @@
         <w:t xml:space="preserve">.</w:t>
       </w:r>
     </w:p>
-    <w:bookmarkEnd w:id="88"/>
-    <w:bookmarkStart w:id="90" w:name="ref-Leib2023"/>
+    <w:bookmarkEnd w:id="136"/>
+    <w:bookmarkStart w:id="138" w:name="ref-Leib2023"/>
     <w:p>
       <w:pPr>
         <w:pStyle w:val="Bibliography"/>
@@ -19478,7 +24403,7 @@
       <w:r>
         <w:t xml:space="preserve"> </w:t>
       </w:r>
-      <w:hyperlink r:id="rId89">
+      <w:hyperlink r:id="rId137">
         <w:r>
           <w:rPr>
             <w:rStyle w:val="Hyperlink"/>
@@ -19490,8 +24415,8 @@
         <w:t xml:space="preserve">.</w:t>
       </w:r>
     </w:p>
-    <w:bookmarkEnd w:id="90"/>
-    <w:bookmarkStart w:id="92" w:name="ref-Liu2021"/>
+    <w:bookmarkEnd w:id="138"/>
+    <w:bookmarkStart w:id="140" w:name="ref-Liu2021"/>
     <w:p>
       <w:pPr>
         <w:pStyle w:val="Bibliography"/>
@@ -19524,7 +24449,7 @@
       <w:r>
         <w:t xml:space="preserve"> </w:t>
       </w:r>
-      <w:hyperlink r:id="rId91">
+      <w:hyperlink r:id="rId139">
         <w:r>
           <w:rPr>
             <w:rStyle w:val="Hyperlink"/>
@@ -19536,8 +24461,8 @@
         <w:t xml:space="preserve">.</w:t>
       </w:r>
     </w:p>
-    <w:bookmarkEnd w:id="92"/>
-    <w:bookmarkStart w:id="94" w:name="ref-Lokossou2025"/>
+    <w:bookmarkEnd w:id="140"/>
+    <w:bookmarkStart w:id="142" w:name="ref-Lokossou2025"/>
     <w:p>
       <w:pPr>
         <w:pStyle w:val="Bibliography"/>
@@ -19554,7 +24479,7 @@
       <w:r>
         <w:t xml:space="preserve"> </w:t>
       </w:r>
-      <w:hyperlink r:id="rId93">
+      <w:hyperlink r:id="rId141">
         <w:r>
           <w:rPr>
             <w:rStyle w:val="Hyperlink"/>
@@ -19566,8 +24491,8 @@
         <w:t xml:space="preserve">.</w:t>
       </w:r>
     </w:p>
-    <w:bookmarkEnd w:id="94"/>
-    <w:bookmarkStart w:id="96" w:name="ref-Mannone2025b"/>
+    <w:bookmarkEnd w:id="142"/>
+    <w:bookmarkStart w:id="144" w:name="ref-Mannone2025b"/>
     <w:p>
       <w:pPr>
         <w:pStyle w:val="Bibliography"/>
@@ -19600,7 +24525,7 @@
       <w:r>
         <w:t xml:space="preserve"> </w:t>
       </w:r>
-      <w:hyperlink r:id="rId95">
+      <w:hyperlink r:id="rId143">
         <w:r>
           <w:rPr>
             <w:rStyle w:val="Hyperlink"/>
@@ -19612,8 +24537,8 @@
         <w:t xml:space="preserve">.</w:t>
       </w:r>
     </w:p>
-    <w:bookmarkEnd w:id="96"/>
-    <w:bookmarkStart w:id="98" w:name="ref-Mannone2022"/>
+    <w:bookmarkEnd w:id="144"/>
+    <w:bookmarkStart w:id="146" w:name="ref-Mannone2022"/>
     <w:p>
       <w:pPr>
         <w:pStyle w:val="Bibliography"/>
@@ -19646,7 +24571,7 @@
       <w:r>
         <w:t xml:space="preserve"> </w:t>
       </w:r>
-      <w:hyperlink r:id="rId97">
+      <w:hyperlink r:id="rId145">
         <w:r>
           <w:rPr>
             <w:rStyle w:val="Hyperlink"/>
@@ -19658,8 +24583,8 @@
         <w:t xml:space="preserve">.</w:t>
       </w:r>
     </w:p>
-    <w:bookmarkEnd w:id="98"/>
-    <w:bookmarkStart w:id="100" w:name="ref-Mannone2023"/>
+    <w:bookmarkEnd w:id="146"/>
+    <w:bookmarkStart w:id="148" w:name="ref-Mannone2023"/>
     <w:p>
       <w:pPr>
         <w:pStyle w:val="Bibliography"/>
@@ -19692,7 +24617,7 @@
       <w:r>
         <w:t xml:space="preserve"> </w:t>
       </w:r>
-      <w:hyperlink r:id="rId99">
+      <w:hyperlink r:id="rId147">
         <w:r>
           <w:rPr>
             <w:rStyle w:val="Hyperlink"/>
@@ -19704,8 +24629,8 @@
         <w:t xml:space="preserve">.</w:t>
       </w:r>
     </w:p>
-    <w:bookmarkEnd w:id="100"/>
-    <w:bookmarkStart w:id="102" w:name="ref-Mannone2025"/>
+    <w:bookmarkEnd w:id="148"/>
+    <w:bookmarkStart w:id="150" w:name="ref-Mannone2025"/>
     <w:p>
       <w:pPr>
         <w:pStyle w:val="Bibliography"/>
@@ -19738,7 +24663,7 @@
       <w:r>
         <w:t xml:space="preserve"> </w:t>
       </w:r>
-      <w:hyperlink r:id="rId101">
+      <w:hyperlink r:id="rId149">
         <w:r>
           <w:rPr>
             <w:rStyle w:val="Hyperlink"/>
@@ -19750,13 +24675,136 @@
         <w:t xml:space="preserve">.</w:t>
       </w:r>
     </w:p>
-    <w:bookmarkEnd w:id="102"/>
-    <w:bookmarkStart w:id="104" w:name="ref-Meyer2022"/>
+    <w:bookmarkEnd w:id="150"/>
+    <w:bookmarkStart w:id="152" w:name="ref-McArdle2020"/>
     <w:p>
       <w:pPr>
         <w:pStyle w:val="Bibliography"/>
       </w:pPr>
       <w:r>
+        <w:t xml:space="preserve">McArdle, Sam, Suguru Endo, Alán Aspuru-Guzik, Simon C. Benjamin, and Xiao Yuan. 2020.</w:t>
+      </w:r>
+      <w:r>
+        <w:t xml:space="preserve"> </w:t>
+      </w:r>
+      <w:r>
+        <w:t xml:space="preserve">“Quantum Computational Chemistry.”</w:t>
+      </w:r>
+      <w:r>
+        <w:t xml:space="preserve"> </w:t>
+      </w:r>
+      <w:r>
+        <w:rPr>
+          <w:iCs/>
+          <w:i/>
+        </w:rPr>
+        <w:t xml:space="preserve">Reviews of Modern Physics</w:t>
+      </w:r>
+      <w:r>
+        <w:t xml:space="preserve"> </w:t>
+      </w:r>
+      <w:r>
+        <w:t xml:space="preserve">92 (1): 015003.</w:t>
+      </w:r>
+      <w:r>
+        <w:t xml:space="preserve"> </w:t>
+      </w:r>
+      <w:hyperlink r:id="rId151">
+        <w:r>
+          <w:rPr>
+            <w:rStyle w:val="Hyperlink"/>
+          </w:rPr>
+          <w:t xml:space="preserve">https://doi.org/10.1103/RevModPhys.92.015003</w:t>
+        </w:r>
+      </w:hyperlink>
+      <w:r>
+        <w:t xml:space="preserve">.</w:t>
+      </w:r>
+    </w:p>
+    <w:bookmarkEnd w:id="152"/>
+    <w:bookmarkStart w:id="153" w:name="ref-Meli2022"/>
+    <w:p>
+      <w:pPr>
+        <w:pStyle w:val="Bibliography"/>
+      </w:pPr>
+      <w:r>
+        <w:t xml:space="preserve">Meli, Natacha Kuete, Florian Mannel, and Jan Lellmann. 2022.</w:t>
+      </w:r>
+      <w:r>
+        <w:t xml:space="preserve"> </w:t>
+      </w:r>
+      <w:r>
+        <w:t xml:space="preserve">“An Iterative Quantum Approach for Transformation Estimation from Point Sets.”</w:t>
+      </w:r>
+      <w:r>
+        <w:t xml:space="preserve"> </w:t>
+      </w:r>
+      <w:r>
+        <w:t xml:space="preserve">In</w:t>
+      </w:r>
+      <w:r>
+        <w:t xml:space="preserve"> </w:t>
+      </w:r>
+      <w:r>
+        <w:rPr>
+          <w:iCs/>
+          <w:i/>
+        </w:rPr>
+        <w:t xml:space="preserve">Proceedings of the</w:t>
+      </w:r>
+      <w:r>
+        <w:rPr>
+          <w:iCs/>
+          <w:i/>
+        </w:rPr>
+        <w:t xml:space="preserve"> </w:t>
+      </w:r>
+      <w:r>
+        <w:rPr>
+          <w:iCs/>
+          <w:i/>
+        </w:rPr>
+        <w:t xml:space="preserve">IEEE/CVF</w:t>
+      </w:r>
+      <w:r>
+        <w:rPr>
+          <w:iCs/>
+          <w:i/>
+        </w:rPr>
+        <w:t xml:space="preserve"> </w:t>
+      </w:r>
+      <w:r>
+        <w:rPr>
+          <w:iCs/>
+          <w:i/>
+        </w:rPr>
+        <w:t xml:space="preserve">Conference on Computer Vision and Pattern Recognition (</w:t>
+      </w:r>
+      <w:r>
+        <w:rPr>
+          <w:iCs/>
+          <w:i/>
+        </w:rPr>
+        <w:t xml:space="preserve">CVPR</w:t>
+      </w:r>
+      <w:r>
+        <w:rPr>
+          <w:iCs/>
+          <w:i/>
+        </w:rPr>
+        <w:t xml:space="preserve">)</w:t>
+      </w:r>
+      <w:r>
+        <w:t xml:space="preserve">, 529–37. Piscataway, NJ, USA: IEEE.</w:t>
+      </w:r>
+    </w:p>
+    <w:bookmarkEnd w:id="153"/>
+    <w:bookmarkStart w:id="155" w:name="ref-Meyer2022"/>
+    <w:p>
+      <w:pPr>
+        <w:pStyle w:val="Bibliography"/>
+      </w:pPr>
+      <w:r>
         <w:t xml:space="preserve">Meyer, Nico, Christian Ufrecht, Maniraman Periyasamy, Daniel D. Scherer, Axel Plinge, and Christopher Mutschler. 2022.</w:t>
       </w:r>
       <w:r>
@@ -19768,7 +24816,7 @@
       <w:r>
         <w:t xml:space="preserve"> </w:t>
       </w:r>
-      <w:hyperlink r:id="rId103">
+      <w:hyperlink r:id="rId154">
         <w:r>
           <w:rPr>
             <w:rStyle w:val="Hyperlink"/>
@@ -19780,13 +24828,71 @@
         <w:t xml:space="preserve">.</w:t>
       </w:r>
     </w:p>
-    <w:bookmarkEnd w:id="104"/>
-    <w:bookmarkStart w:id="106" w:name="ref-Muradoglu2025"/>
+    <w:bookmarkEnd w:id="155"/>
+    <w:bookmarkStart w:id="157" w:name="ref-Montanaro2015"/>
     <w:p>
       <w:pPr>
         <w:pStyle w:val="Bibliography"/>
       </w:pPr>
       <w:r>
+        <w:t xml:space="preserve">Montanaro, Ashley. 2015.</w:t>
+      </w:r>
+      <w:r>
+        <w:t xml:space="preserve"> </w:t>
+      </w:r>
+      <w:r>
+        <w:t xml:space="preserve">“Quantum Speedup of</w:t>
+      </w:r>
+      <w:r>
+        <w:t xml:space="preserve"> </w:t>
+      </w:r>
+      <w:r>
+        <w:t xml:space="preserve">Monte Carlo</w:t>
+      </w:r>
+      <w:r>
+        <w:t xml:space="preserve"> </w:t>
+      </w:r>
+      <w:r>
+        <w:t xml:space="preserve">Methods.”</w:t>
+      </w:r>
+      <w:r>
+        <w:t xml:space="preserve"> </w:t>
+      </w:r>
+      <w:r>
+        <w:rPr>
+          <w:iCs/>
+          <w:i/>
+        </w:rPr>
+        <w:t xml:space="preserve">Proceedings of the Royal Society A: Mathematical, Physical and Engineering Sciences</w:t>
+      </w:r>
+      <w:r>
+        <w:t xml:space="preserve"> </w:t>
+      </w:r>
+      <w:r>
+        <w:t xml:space="preserve">471 (2181): 20150301.</w:t>
+      </w:r>
+      <w:r>
+        <w:t xml:space="preserve"> </w:t>
+      </w:r>
+      <w:hyperlink r:id="rId156">
+        <w:r>
+          <w:rPr>
+            <w:rStyle w:val="Hyperlink"/>
+          </w:rPr>
+          <w:t xml:space="preserve">https://doi.org/10.1098/rspa.2015.0301</w:t>
+        </w:r>
+      </w:hyperlink>
+      <w:r>
+        <w:t xml:space="preserve">.</w:t>
+      </w:r>
+    </w:p>
+    <w:bookmarkEnd w:id="157"/>
+    <w:bookmarkStart w:id="159" w:name="ref-Muradoglu2025"/>
+    <w:p>
+      <w:pPr>
+        <w:pStyle w:val="Bibliography"/>
+      </w:pPr>
+      <w:r>
         <w:t xml:space="preserve">Muradoglu, Murat, Mattias T. Johnsson, Nathanial M. Wilson, Yuval Cohen, Dongki Shin, Tomas Navickas, Tadas Pyragius, et al. 2025.</w:t>
       </w:r>
       <w:r>
@@ -19810,7 +24916,7 @@
       <w:r>
         <w:t xml:space="preserve"> </w:t>
       </w:r>
-      <w:hyperlink r:id="rId105">
+      <w:hyperlink r:id="rId158">
         <w:r>
           <w:rPr>
             <w:rStyle w:val="Hyperlink"/>
@@ -19822,8 +24928,8 @@
         <w:t xml:space="preserve">.</w:t>
       </w:r>
     </w:p>
-    <w:bookmarkEnd w:id="106"/>
-    <w:bookmarkStart w:id="108" w:name="ref-Ngo2026"/>
+    <w:bookmarkEnd w:id="159"/>
+    <w:bookmarkStart w:id="161" w:name="ref-Ngo2026"/>
     <w:p>
       <w:pPr>
         <w:pStyle w:val="Bibliography"/>
@@ -19852,7 +24958,7 @@
       <w:r>
         <w:t xml:space="preserve"> </w:t>
       </w:r>
-      <w:hyperlink r:id="rId107">
+      <w:hyperlink r:id="rId160">
         <w:r>
           <w:rPr>
             <w:rStyle w:val="Hyperlink"/>
@@ -19864,8 +24970,8 @@
         <w:t xml:space="preserve">.</w:t>
       </w:r>
     </w:p>
-    <w:bookmarkEnd w:id="108"/>
-    <w:bookmarkStart w:id="110" w:name="ref-Nigatu2026"/>
+    <w:bookmarkEnd w:id="161"/>
+    <w:bookmarkStart w:id="163" w:name="ref-Nigatu2026"/>
     <w:p>
       <w:pPr>
         <w:pStyle w:val="Bibliography"/>
@@ -19898,7 +25004,7 @@
       <w:r>
         <w:t xml:space="preserve"> </w:t>
       </w:r>
-      <w:hyperlink r:id="rId109">
+      <w:hyperlink r:id="rId162">
         <w:r>
           <w:rPr>
             <w:rStyle w:val="Hyperlink"/>
@@ -19910,8 +25016,8 @@
         <w:t xml:space="preserve">.</w:t>
       </w:r>
     </w:p>
-    <w:bookmarkEnd w:id="110"/>
-    <w:bookmarkStart w:id="111" w:name="ref-Nigatu2025"/>
+    <w:bookmarkEnd w:id="163"/>
+    <w:bookmarkStart w:id="164" w:name="ref-Nigatu2025"/>
     <w:p>
       <w:pPr>
         <w:pStyle w:val="Bibliography"/>
@@ -19948,8 +25054,8 @@
         <w:t xml:space="preserve">.</w:t>
       </w:r>
     </w:p>
-    <w:bookmarkEnd w:id="111"/>
-    <w:bookmarkStart w:id="113" w:name="ref-Ohzeki2019"/>
+    <w:bookmarkEnd w:id="164"/>
+    <w:bookmarkStart w:id="166" w:name="ref-Ohzeki2019"/>
     <w:p>
       <w:pPr>
         <w:pStyle w:val="Bibliography"/>
@@ -19982,7 +25088,7 @@
       <w:r>
         <w:t xml:space="preserve"> </w:t>
       </w:r>
-      <w:hyperlink r:id="rId112">
+      <w:hyperlink r:id="rId165">
         <w:r>
           <w:rPr>
             <w:rStyle w:val="Hyperlink"/>
@@ -19994,8 +25100,8 @@
         <w:t xml:space="preserve">.</w:t>
       </w:r>
     </w:p>
-    <w:bookmarkEnd w:id="113"/>
-    <w:bookmarkStart w:id="115" w:name="ref-Osaba2025"/>
+    <w:bookmarkEnd w:id="166"/>
+    <w:bookmarkStart w:id="168" w:name="ref-Osaba2025"/>
     <w:p>
       <w:pPr>
         <w:pStyle w:val="Bibliography"/>
@@ -20085,7 +25191,7 @@
       <w:r>
         <w:t xml:space="preserve"> </w:t>
       </w:r>
-      <w:hyperlink r:id="rId114">
+      <w:hyperlink r:id="rId167">
         <w:r>
           <w:rPr>
             <w:rStyle w:val="Hyperlink"/>
@@ -20097,8 +25203,8 @@
         <w:t xml:space="preserve">.</w:t>
       </w:r>
     </w:p>
-    <w:bookmarkEnd w:id="115"/>
-    <w:bookmarkStart w:id="117" w:name="ref-OsabaDrone2025"/>
+    <w:bookmarkEnd w:id="168"/>
+    <w:bookmarkStart w:id="170" w:name="ref-OsabaDrone2025"/>
     <w:p>
       <w:pPr>
         <w:pStyle w:val="Bibliography"/>
@@ -20148,7 +25254,7 @@
       <w:r>
         <w:t xml:space="preserve"> </w:t>
       </w:r>
-      <w:hyperlink r:id="rId116">
+      <w:hyperlink r:id="rId169">
         <w:r>
           <w:rPr>
             <w:rStyle w:val="Hyperlink"/>
@@ -20160,8 +25266,8 @@
         <w:t xml:space="preserve">.</w:t>
       </w:r>
     </w:p>
-    <w:bookmarkEnd w:id="117"/>
-    <w:bookmarkStart w:id="119" w:name="ref-Otani2025"/>
+    <w:bookmarkEnd w:id="170"/>
+    <w:bookmarkStart w:id="172" w:name="ref-Otani2025"/>
     <w:p>
       <w:pPr>
         <w:pStyle w:val="Bibliography"/>
@@ -20194,7 +25300,7 @@
       <w:r>
         <w:t xml:space="preserve"> </w:t>
       </w:r>
-      <w:hyperlink r:id="rId118">
+      <w:hyperlink r:id="rId171">
         <w:r>
           <w:rPr>
             <w:rStyle w:val="Hyperlink"/>
@@ -20206,8 +25312,8 @@
         <w:t xml:space="preserve">.</w:t>
       </w:r>
     </w:p>
-    <w:bookmarkEnd w:id="119"/>
-    <w:bookmarkStart w:id="120" w:name="ref-Park2023"/>
+    <w:bookmarkEnd w:id="172"/>
+    <w:bookmarkStart w:id="173" w:name="ref-Park2023"/>
     <w:p>
       <w:pPr>
         <w:pStyle w:val="Bibliography"/>
@@ -20247,8 +25353,8 @@
         <w:t xml:space="preserve">10 (22): 20033–48.</w:t>
       </w:r>
     </w:p>
-    <w:bookmarkEnd w:id="120"/>
-    <w:bookmarkStart w:id="121" w:name="ref-Park2024"/>
+    <w:bookmarkEnd w:id="173"/>
+    <w:bookmarkStart w:id="174" w:name="ref-Park2024"/>
     <w:p>
       <w:pPr>
         <w:pStyle w:val="Bibliography"/>
@@ -20279,8 +25385,8 @@
         <w:t xml:space="preserve">62 (6): 106–12.</w:t>
       </w:r>
     </w:p>
-    <w:bookmarkEnd w:id="121"/>
-    <w:bookmarkStart w:id="123" w:name="ref-Petschnigg2019"/>
+    <w:bookmarkEnd w:id="174"/>
+    <w:bookmarkStart w:id="176" w:name="ref-Petschnigg2019"/>
     <w:p>
       <w:pPr>
         <w:pStyle w:val="Bibliography"/>
@@ -20330,7 +25436,7 @@
       <w:r>
         <w:t xml:space="preserve"> </w:t>
       </w:r>
-      <w:hyperlink r:id="rId122">
+      <w:hyperlink r:id="rId175">
         <w:r>
           <w:rPr>
             <w:rStyle w:val="Hyperlink"/>
@@ -20342,8 +25448,100 @@
         <w:t xml:space="preserve">.</w:t>
       </w:r>
     </w:p>
-    <w:bookmarkEnd w:id="123"/>
-    <w:bookmarkStart w:id="125" w:name="ref-Quang2025"/>
+    <w:bookmarkEnd w:id="176"/>
+    <w:bookmarkStart w:id="178" w:name="ref-Pothos2013"/>
+    <w:p>
+      <w:pPr>
+        <w:pStyle w:val="Bibliography"/>
+      </w:pPr>
+      <w:r>
+        <w:t xml:space="preserve">Pothos, Emmanuel M., and Jerome R. Busemeyer. 2013.</w:t>
+      </w:r>
+      <w:r>
+        <w:t xml:space="preserve"> </w:t>
+      </w:r>
+      <w:r>
+        <w:t xml:space="preserve">“Can Quantum Probability Provide a New Direction for Cognitive Modeling?”</w:t>
+      </w:r>
+      <w:r>
+        <w:t xml:space="preserve"> </w:t>
+      </w:r>
+      <w:r>
+        <w:rPr>
+          <w:iCs/>
+          <w:i/>
+        </w:rPr>
+        <w:t xml:space="preserve">Behavioral and Brain Sciences</w:t>
+      </w:r>
+      <w:r>
+        <w:t xml:space="preserve"> </w:t>
+      </w:r>
+      <w:r>
+        <w:t xml:space="preserve">36 (3): 255–74.</w:t>
+      </w:r>
+      <w:r>
+        <w:t xml:space="preserve"> </w:t>
+      </w:r>
+      <w:hyperlink r:id="rId177">
+        <w:r>
+          <w:rPr>
+            <w:rStyle w:val="Hyperlink"/>
+          </w:rPr>
+          <w:t xml:space="preserve">https://doi.org/10.1017/S0140525X12001525</w:t>
+        </w:r>
+      </w:hyperlink>
+      <w:r>
+        <w:t xml:space="preserve">.</w:t>
+      </w:r>
+    </w:p>
+    <w:bookmarkEnd w:id="178"/>
+    <w:bookmarkStart w:id="180" w:name="ref-Pothos2022"/>
+    <w:p>
+      <w:pPr>
+        <w:pStyle w:val="Bibliography"/>
+      </w:pPr>
+      <w:r>
+        <w:t xml:space="preserve">———. 2022.</w:t>
+      </w:r>
+      <w:r>
+        <w:t xml:space="preserve"> </w:t>
+      </w:r>
+      <w:r>
+        <w:t xml:space="preserve">“Quantum Cognition.”</w:t>
+      </w:r>
+      <w:r>
+        <w:t xml:space="preserve"> </w:t>
+      </w:r>
+      <w:r>
+        <w:rPr>
+          <w:iCs/>
+          <w:i/>
+        </w:rPr>
+        <w:t xml:space="preserve">Annual Review of Psychology</w:t>
+      </w:r>
+      <w:r>
+        <w:t xml:space="preserve"> </w:t>
+      </w:r>
+      <w:r>
+        <w:t xml:space="preserve">73 (1): 749–78.</w:t>
+      </w:r>
+      <w:r>
+        <w:t xml:space="preserve"> </w:t>
+      </w:r>
+      <w:hyperlink r:id="rId179">
+        <w:r>
+          <w:rPr>
+            <w:rStyle w:val="Hyperlink"/>
+          </w:rPr>
+          <w:t xml:space="preserve">https://doi.org/10.1146/annurev-psych-033020-123501</w:t>
+        </w:r>
+      </w:hyperlink>
+      <w:r>
+        <w:t xml:space="preserve">.</w:t>
+      </w:r>
+    </w:p>
+    <w:bookmarkEnd w:id="180"/>
+    <w:bookmarkStart w:id="182" w:name="ref-Quang2025"/>
     <w:p>
       <w:pPr>
         <w:pStyle w:val="Bibliography"/>
@@ -20388,7 +25586,7 @@
       <w:r>
         <w:t xml:space="preserve"> </w:t>
       </w:r>
-      <w:hyperlink r:id="rId124">
+      <w:hyperlink r:id="rId181">
         <w:r>
           <w:rPr>
             <w:rStyle w:val="Hyperlink"/>
@@ -20400,13 +25598,62 @@
         <w:t xml:space="preserve">.</w:t>
       </w:r>
     </w:p>
-    <w:bookmarkEnd w:id="125"/>
-    <w:bookmarkStart w:id="127" w:name="ref-Rao2024"/>
+    <w:bookmarkEnd w:id="182"/>
+    <w:bookmarkStart w:id="183" w:name="ref-Raghuvanshi2007"/>
     <w:p>
       <w:pPr>
         <w:pStyle w:val="Bibliography"/>
       </w:pPr>
       <w:r>
+        <w:t xml:space="preserve">Raghuvanshi, Arushi, Yale Fan, Michal Woyke, and Marek Perkowski. 2007.</w:t>
+      </w:r>
+      <w:r>
+        <w:t xml:space="preserve"> </w:t>
+      </w:r>
+      <w:r>
+        <w:t xml:space="preserve">“Quantum Robots for Teenagers.”</w:t>
+      </w:r>
+      <w:r>
+        <w:t xml:space="preserve"> </w:t>
+      </w:r>
+      <w:r>
+        <w:t xml:space="preserve">In</w:t>
+      </w:r>
+      <w:r>
+        <w:t xml:space="preserve"> </w:t>
+      </w:r>
+      <w:r>
+        <w:rPr>
+          <w:iCs/>
+          <w:i/>
+        </w:rPr>
+        <w:t xml:space="preserve">Proceedings of the 37th International Symposium on Multiple-Valued Logic (</w:t>
+      </w:r>
+      <w:r>
+        <w:rPr>
+          <w:iCs/>
+          <w:i/>
+        </w:rPr>
+        <w:t xml:space="preserve">ISMVL</w:t>
+      </w:r>
+      <w:r>
+        <w:rPr>
+          <w:iCs/>
+          <w:i/>
+        </w:rPr>
+        <w:t xml:space="preserve">’07)</w:t>
+      </w:r>
+      <w:r>
+        <w:t xml:space="preserve">. Piscataway, NJ, USA: IEEE.</w:t>
+      </w:r>
+    </w:p>
+    <w:bookmarkEnd w:id="183"/>
+    <w:bookmarkStart w:id="185" w:name="ref-Rao2024"/>
+    <w:p>
+      <w:pPr>
+        <w:pStyle w:val="Bibliography"/>
+      </w:pPr>
+      <w:r>
         <w:t xml:space="preserve">Rao, Poojith U., Florian Speelman, Balwinder Sodhi, and Sachin Kinge. 2024.</w:t>
       </w:r>
       <w:r>
@@ -20418,7 +25665,7 @@
       <w:r>
         <w:t xml:space="preserve"> </w:t>
       </w:r>
-      <w:hyperlink r:id="rId126">
+      <w:hyperlink r:id="rId184">
         <w:r>
           <w:rPr>
             <w:rStyle w:val="Hyperlink"/>
@@ -20430,8 +25677,191 @@
         <w:t xml:space="preserve">.</w:t>
       </w:r>
     </w:p>
-    <w:bookmarkEnd w:id="127"/>
-    <w:bookmarkStart w:id="128" w:name="ref-Roh2025"/>
+    <w:bookmarkEnd w:id="185"/>
+    <w:bookmarkStart w:id="187" w:name="ref-Ravi2021"/>
+    <w:p>
+      <w:pPr>
+        <w:pStyle w:val="Bibliography"/>
+      </w:pPr>
+      <w:r>
+        <w:t xml:space="preserve">Ravi, Gokul Subramanian, Kaitlin N. Smith, Pranav Gokhale, and Frederic T. Chong. 2021.</w:t>
+      </w:r>
+      <w:r>
+        <w:t xml:space="preserve"> </w:t>
+      </w:r>
+      <w:r>
+        <w:t xml:space="preserve">“Quantum Computing in the Cloud: Analyzing Job and Machine Characteristics.”</w:t>
+      </w:r>
+      <w:r>
+        <w:t xml:space="preserve"> </w:t>
+      </w:r>
+      <w:r>
+        <w:t xml:space="preserve">In</w:t>
+      </w:r>
+      <w:r>
+        <w:t xml:space="preserve"> </w:t>
+      </w:r>
+      <w:r>
+        <w:rPr>
+          <w:iCs/>
+          <w:i/>
+        </w:rPr>
+        <w:t xml:space="preserve">2021</w:t>
+      </w:r>
+      <w:r>
+        <w:rPr>
+          <w:iCs/>
+          <w:i/>
+        </w:rPr>
+        <w:t xml:space="preserve"> </w:t>
+      </w:r>
+      <w:r>
+        <w:rPr>
+          <w:iCs/>
+          <w:i/>
+        </w:rPr>
+        <w:t xml:space="preserve">IEEE</w:t>
+      </w:r>
+      <w:r>
+        <w:rPr>
+          <w:iCs/>
+          <w:i/>
+        </w:rPr>
+        <w:t xml:space="preserve"> </w:t>
+      </w:r>
+      <w:r>
+        <w:rPr>
+          <w:iCs/>
+          <w:i/>
+        </w:rPr>
+        <w:t xml:space="preserve">International Symposium on Workload Characterization (</w:t>
+      </w:r>
+      <w:r>
+        <w:rPr>
+          <w:iCs/>
+          <w:i/>
+        </w:rPr>
+        <w:t xml:space="preserve">IISWC</w:t>
+      </w:r>
+      <w:r>
+        <w:rPr>
+          <w:iCs/>
+          <w:i/>
+        </w:rPr>
+        <w:t xml:space="preserve">)</w:t>
+      </w:r>
+      <w:r>
+        <w:t xml:space="preserve">, 39–50. Piscataway, NJ, USA: IEEE.</w:t>
+      </w:r>
+      <w:r>
+        <w:t xml:space="preserve"> </w:t>
+      </w:r>
+      <w:hyperlink r:id="rId186">
+        <w:r>
+          <w:rPr>
+            <w:rStyle w:val="Hyperlink"/>
+          </w:rPr>
+          <w:t xml:space="preserve">https://doi.org/10.1109/IISWC53511.2021.00015</w:t>
+        </w:r>
+      </w:hyperlink>
+      <w:r>
+        <w:t xml:space="preserve">.</w:t>
+      </w:r>
+    </w:p>
+    <w:bookmarkEnd w:id="187"/>
+    <w:bookmarkStart w:id="189" w:name="ref-Reiher2017"/>
+    <w:p>
+      <w:pPr>
+        <w:pStyle w:val="Bibliography"/>
+      </w:pPr>
+      <w:r>
+        <w:t xml:space="preserve">Reiher, Markus, Nathan Wiebe, Krysta M. Svore, Dave Wecker, and Matthias Troyer. 2017.</w:t>
+      </w:r>
+      <w:r>
+        <w:t xml:space="preserve"> </w:t>
+      </w:r>
+      <w:r>
+        <w:t xml:space="preserve">“Elucidating Reaction Mechanisms on Quantum Computers.”</w:t>
+      </w:r>
+      <w:r>
+        <w:t xml:space="preserve"> </w:t>
+      </w:r>
+      <w:r>
+        <w:rPr>
+          <w:iCs/>
+          <w:i/>
+        </w:rPr>
+        <w:t xml:space="preserve">Proceedings of the National Academy of Sciences</w:t>
+      </w:r>
+      <w:r>
+        <w:t xml:space="preserve"> </w:t>
+      </w:r>
+      <w:r>
+        <w:t xml:space="preserve">114 (29): 7555–60.</w:t>
+      </w:r>
+      <w:r>
+        <w:t xml:space="preserve"> </w:t>
+      </w:r>
+      <w:hyperlink r:id="rId188">
+        <w:r>
+          <w:rPr>
+            <w:rStyle w:val="Hyperlink"/>
+          </w:rPr>
+          <w:t xml:space="preserve">https://doi.org/10.1073/pnas.1619152114</w:t>
+        </w:r>
+      </w:hyperlink>
+      <w:r>
+        <w:t xml:space="preserve">.</w:t>
+      </w:r>
+    </w:p>
+    <w:bookmarkEnd w:id="189"/>
+    <w:bookmarkStart w:id="191" w:name="ref-Rice2021"/>
+    <w:p>
+      <w:pPr>
+        <w:pStyle w:val="Bibliography"/>
+      </w:pPr>
+      <w:r>
+        <w:t xml:space="preserve">Rice, Julia E., Tanvi P. Gujarati, Mario Motta, Tyler Y. Takeshita, Eunseok Lee, Joseph A. Latone, and Jeannette M. Garcia. 2021.</w:t>
+      </w:r>
+      <w:r>
+        <w:t xml:space="preserve"> </w:t>
+      </w:r>
+      <w:r>
+        <w:t xml:space="preserve">“Quantum Computation of Dominant Products in Lithium–Sulfur Batteries.”</w:t>
+      </w:r>
+      <w:r>
+        <w:t xml:space="preserve"> </w:t>
+      </w:r>
+      <w:r>
+        <w:rPr>
+          <w:iCs/>
+          <w:i/>
+        </w:rPr>
+        <w:t xml:space="preserve">The Journal of Chemical Physics</w:t>
+      </w:r>
+      <w:r>
+        <w:t xml:space="preserve"> </w:t>
+      </w:r>
+      <w:r>
+        <w:t xml:space="preserve">154 (13): 134115.</w:t>
+      </w:r>
+      <w:r>
+        <w:t xml:space="preserve"> </w:t>
+      </w:r>
+      <w:hyperlink r:id="rId190">
+        <w:r>
+          <w:rPr>
+            <w:rStyle w:val="Hyperlink"/>
+          </w:rPr>
+          <w:t xml:space="preserve">https://doi.org/10.1063/5.0044068</w:t>
+        </w:r>
+      </w:hyperlink>
+      <w:r>
+        <w:t xml:space="preserve">.</w:t>
+      </w:r>
+    </w:p>
+    <w:bookmarkEnd w:id="191"/>
+    <w:bookmarkStart w:id="192" w:name="ref-Roh2025"/>
     <w:p>
       <w:pPr>
         <w:pStyle w:val="Bibliography"/>
@@ -20462,8 +25892,8 @@
         <w:t xml:space="preserve">24 (2): 1031–42.</w:t>
       </w:r>
     </w:p>
-    <w:bookmarkEnd w:id="128"/>
-    <w:bookmarkStart w:id="130" w:name="ref-Salloum2026"/>
+    <w:bookmarkEnd w:id="192"/>
+    <w:bookmarkStart w:id="194" w:name="ref-Salloum2026"/>
     <w:p>
       <w:pPr>
         <w:pStyle w:val="Bibliography"/>
@@ -20496,7 +25926,7 @@
       <w:r>
         <w:t xml:space="preserve"> </w:t>
       </w:r>
-      <w:hyperlink r:id="rId129">
+      <w:hyperlink r:id="rId193">
         <w:r>
           <w:rPr>
             <w:rStyle w:val="Hyperlink"/>
@@ -20508,8 +25938,8 @@
         <w:t xml:space="preserve">.</w:t>
       </w:r>
     </w:p>
-    <w:bookmarkEnd w:id="130"/>
-    <w:bookmarkStart w:id="132" w:name="ref-Sarkar2024"/>
+    <w:bookmarkEnd w:id="194"/>
+    <w:bookmarkStart w:id="196" w:name="ref-Sarkar2024"/>
     <w:p>
       <w:pPr>
         <w:pStyle w:val="Bibliography"/>
@@ -20542,7 +25972,7 @@
       <w:r>
         <w:t xml:space="preserve"> </w:t>
       </w:r>
-      <w:hyperlink r:id="rId131">
+      <w:hyperlink r:id="rId195">
         <w:r>
           <w:rPr>
             <w:rStyle w:val="Hyperlink"/>
@@ -20554,8 +25984,8 @@
         <w:t xml:space="preserve">.</w:t>
       </w:r>
     </w:p>
-    <w:bookmarkEnd w:id="132"/>
-    <w:bookmarkStart w:id="134" w:name="ref-Schuetz2022"/>
+    <w:bookmarkEnd w:id="196"/>
+    <w:bookmarkStart w:id="198" w:name="ref-Schuetz2022"/>
     <w:p>
       <w:pPr>
         <w:pStyle w:val="Bibliography"/>
@@ -20588,7 +26018,7 @@
       <w:r>
         <w:t xml:space="preserve"> </w:t>
       </w:r>
-      <w:hyperlink r:id="rId133">
+      <w:hyperlink r:id="rId197">
         <w:r>
           <w:rPr>
             <w:rStyle w:val="Hyperlink"/>
@@ -20600,8 +26030,91 @@
         <w:t xml:space="preserve">.</w:t>
       </w:r>
     </w:p>
-    <w:bookmarkEnd w:id="134"/>
-    <w:bookmarkStart w:id="136" w:name="ref-Sinha2023"/>
+    <w:bookmarkEnd w:id="198"/>
+    <w:bookmarkStart w:id="199" w:name="ref-Benkner2021"/>
+    <w:p>
+      <w:pPr>
+        <w:pStyle w:val="Bibliography"/>
+      </w:pPr>
+      <w:r>
+        <w:t xml:space="preserve">Seelbach Benkner, Marcel, Zorah Lähner, Vladislav Golyanik, Christof Wunderlich, Christian Theobalt, and Michael Moeller. 2021.</w:t>
+      </w:r>
+      <w:r>
+        <w:t xml:space="preserve"> </w:t>
+      </w:r>
+      <w:r>
+        <w:t xml:space="preserve">“</w:t>
+      </w:r>
+      <w:r>
+        <w:t xml:space="preserve">Q-Match</w:t>
+      </w:r>
+      <w:r>
+        <w:t xml:space="preserve">: Iterative Shape Matching via Quantum Annealing.”</w:t>
+      </w:r>
+      <w:r>
+        <w:t xml:space="preserve"> </w:t>
+      </w:r>
+      <w:r>
+        <w:t xml:space="preserve">In</w:t>
+      </w:r>
+      <w:r>
+        <w:t xml:space="preserve"> </w:t>
+      </w:r>
+      <w:r>
+        <w:rPr>
+          <w:iCs/>
+          <w:i/>
+        </w:rPr>
+        <w:t xml:space="preserve">Proceedings of the</w:t>
+      </w:r>
+      <w:r>
+        <w:rPr>
+          <w:iCs/>
+          <w:i/>
+        </w:rPr>
+        <w:t xml:space="preserve"> </w:t>
+      </w:r>
+      <w:r>
+        <w:rPr>
+          <w:iCs/>
+          <w:i/>
+        </w:rPr>
+        <w:t xml:space="preserve">IEEE/CVF</w:t>
+      </w:r>
+      <w:r>
+        <w:rPr>
+          <w:iCs/>
+          <w:i/>
+        </w:rPr>
+        <w:t xml:space="preserve"> </w:t>
+      </w:r>
+      <w:r>
+        <w:rPr>
+          <w:iCs/>
+          <w:i/>
+        </w:rPr>
+        <w:t xml:space="preserve">International Conference on Computer Vision (</w:t>
+      </w:r>
+      <w:r>
+        <w:rPr>
+          <w:iCs/>
+          <w:i/>
+        </w:rPr>
+        <w:t xml:space="preserve">ICCV</w:t>
+      </w:r>
+      <w:r>
+        <w:rPr>
+          <w:iCs/>
+          <w:i/>
+        </w:rPr>
+        <w:t xml:space="preserve">)</w:t>
+      </w:r>
+      <w:r>
+        <w:t xml:space="preserve">, 7586–96. Piscataway, NJ, USA: IEEE.</w:t>
+      </w:r>
+    </w:p>
+    <w:bookmarkEnd w:id="199"/>
+    <w:bookmarkStart w:id="201" w:name="ref-Sinha2023"/>
     <w:p>
       <w:pPr>
         <w:pStyle w:val="Bibliography"/>
@@ -20640,7 +26153,7 @@
       <w:r>
         <w:t xml:space="preserve"> </w:t>
       </w:r>
-      <w:hyperlink r:id="rId135">
+      <w:hyperlink r:id="rId200">
         <w:r>
           <w:rPr>
             <w:rStyle w:val="Hyperlink"/>
@@ -20652,8 +26165,8 @@
         <w:t xml:space="preserve">.</w:t>
       </w:r>
     </w:p>
-    <w:bookmarkEnd w:id="136"/>
-    <w:bookmarkStart w:id="138" w:name="ref-Smierzchalski2024"/>
+    <w:bookmarkEnd w:id="201"/>
+    <w:bookmarkStart w:id="203" w:name="ref-Smierzchalski2024"/>
     <w:p>
       <w:pPr>
         <w:pStyle w:val="Bibliography"/>
@@ -20686,7 +26199,7 @@
       <w:r>
         <w:t xml:space="preserve"> </w:t>
       </w:r>
-      <w:hyperlink r:id="rId137">
+      <w:hyperlink r:id="rId202">
         <w:r>
           <w:rPr>
             <w:rStyle w:val="Hyperlink"/>
@@ -20698,8 +26211,8 @@
         <w:t xml:space="preserve">.</w:t>
       </w:r>
     </w:p>
-    <w:bookmarkEnd w:id="138"/>
-    <w:bookmarkStart w:id="140" w:name="ref-Sun2025"/>
+    <w:bookmarkEnd w:id="203"/>
+    <w:bookmarkStart w:id="205" w:name="ref-Sun2025"/>
     <w:p>
       <w:pPr>
         <w:pStyle w:val="Bibliography"/>
@@ -20725,7 +26238,7 @@
       <w:r>
         <w:t xml:space="preserve"> </w:t>
       </w:r>
-      <w:hyperlink r:id="rId139">
+      <w:hyperlink r:id="rId204">
         <w:r>
           <w:rPr>
             <w:rStyle w:val="Hyperlink"/>
@@ -20737,8 +26250,8 @@
         <w:t xml:space="preserve">.</w:t>
       </w:r>
     </w:p>
-    <w:bookmarkEnd w:id="140"/>
-    <w:bookmarkStart w:id="142" w:name="ref-Taghavi2025"/>
+    <w:bookmarkEnd w:id="205"/>
+    <w:bookmarkStart w:id="207" w:name="ref-Taghavi2025"/>
     <w:p>
       <w:pPr>
         <w:pStyle w:val="Bibliography"/>
@@ -20771,7 +26284,7 @@
       <w:r>
         <w:t xml:space="preserve"> </w:t>
       </w:r>
-      <w:hyperlink r:id="rId141">
+      <w:hyperlink r:id="rId206">
         <w:r>
           <w:rPr>
             <w:rStyle w:val="Hyperlink"/>
@@ -20783,8 +26296,8 @@
         <w:t xml:space="preserve">.</w:t>
       </w:r>
     </w:p>
-    <w:bookmarkEnd w:id="142"/>
-    <w:bookmarkStart w:id="144" w:name="ref-Tandon2017"/>
+    <w:bookmarkEnd w:id="207"/>
+    <w:bookmarkStart w:id="209" w:name="ref-Tandon2017"/>
     <w:p>
       <w:pPr>
         <w:pStyle w:val="Bibliography"/>
@@ -20808,7 +26321,7 @@
       <w:r>
         <w:t xml:space="preserve"> </w:t>
       </w:r>
-      <w:hyperlink r:id="rId143">
+      <w:hyperlink r:id="rId208">
         <w:r>
           <w:rPr>
             <w:rStyle w:val="Hyperlink"/>
@@ -20820,8 +26333,196 @@
         <w:t xml:space="preserve">.</w:t>
       </w:r>
     </w:p>
-    <w:bookmarkEnd w:id="144"/>
-    <w:bookmarkStart w:id="146" w:name="ref-Templier2022"/>
+    <w:bookmarkEnd w:id="209"/>
+    <w:bookmarkStart w:id="211" w:name="ref-Tang2019"/>
+    <w:p>
+      <w:pPr>
+        <w:pStyle w:val="Bibliography"/>
+      </w:pPr>
+      <w:r>
+        <w:t xml:space="preserve">Tang, Ewin. 2019.</w:t>
+      </w:r>
+      <w:r>
+        <w:t xml:space="preserve"> </w:t>
+      </w:r>
+      <w:r>
+        <w:t xml:space="preserve">“A Quantum-Inspired Classical Algorithm for Recommendation Systems.”</w:t>
+      </w:r>
+      <w:r>
+        <w:t xml:space="preserve"> </w:t>
+      </w:r>
+      <w:r>
+        <w:t xml:space="preserve">In</w:t>
+      </w:r>
+      <w:r>
+        <w:t xml:space="preserve"> </w:t>
+      </w:r>
+      <w:r>
+        <w:rPr>
+          <w:iCs/>
+          <w:i/>
+        </w:rPr>
+        <w:t xml:space="preserve">Proceedings of the 51st Annual</w:t>
+      </w:r>
+      <w:r>
+        <w:rPr>
+          <w:iCs/>
+          <w:i/>
+        </w:rPr>
+        <w:t xml:space="preserve"> </w:t>
+      </w:r>
+      <w:r>
+        <w:rPr>
+          <w:iCs/>
+          <w:i/>
+        </w:rPr>
+        <w:t xml:space="preserve">ACM</w:t>
+      </w:r>
+      <w:r>
+        <w:rPr>
+          <w:iCs/>
+          <w:i/>
+        </w:rPr>
+        <w:t xml:space="preserve"> </w:t>
+      </w:r>
+      <w:r>
+        <w:rPr>
+          <w:iCs/>
+          <w:i/>
+        </w:rPr>
+        <w:t xml:space="preserve">SIGACT</w:t>
+      </w:r>
+      <w:r>
+        <w:rPr>
+          <w:iCs/>
+          <w:i/>
+        </w:rPr>
+        <w:t xml:space="preserve"> </w:t>
+      </w:r>
+      <w:r>
+        <w:rPr>
+          <w:iCs/>
+          <w:i/>
+        </w:rPr>
+        <w:t xml:space="preserve">Symposium on Theory of Computing (</w:t>
+      </w:r>
+      <w:r>
+        <w:rPr>
+          <w:iCs/>
+          <w:i/>
+        </w:rPr>
+        <w:t xml:space="preserve">STOC</w:t>
+      </w:r>
+      <w:r>
+        <w:rPr>
+          <w:iCs/>
+          <w:i/>
+        </w:rPr>
+        <w:t xml:space="preserve"> </w:t>
+      </w:r>
+      <w:r>
+        <w:rPr>
+          <w:iCs/>
+          <w:i/>
+        </w:rPr>
+        <w:t xml:space="preserve">2019)</w:t>
+      </w:r>
+      <w:r>
+        <w:t xml:space="preserve">, 217–28. New York, NY, USA: ACM.</w:t>
+      </w:r>
+      <w:r>
+        <w:t xml:space="preserve"> </w:t>
+      </w:r>
+      <w:hyperlink r:id="rId210">
+        <w:r>
+          <w:rPr>
+            <w:rStyle w:val="Hyperlink"/>
+          </w:rPr>
+          <w:t xml:space="preserve">https://doi.org/10.1145/3313276.3316310</w:t>
+        </w:r>
+      </w:hyperlink>
+      <w:r>
+        <w:t xml:space="preserve">.</w:t>
+      </w:r>
+    </w:p>
+    <w:bookmarkEnd w:id="211"/>
+    <w:bookmarkStart w:id="213" w:name="ref-Tang2021"/>
+    <w:p>
+      <w:pPr>
+        <w:pStyle w:val="Bibliography"/>
+      </w:pPr>
+      <w:r>
+        <w:t xml:space="preserve">Tang, Wei, Teague Tomesh, Martin Suchara, Jeffrey Larson, and Margaret Martonosi. 2021.</w:t>
+      </w:r>
+      <w:r>
+        <w:t xml:space="preserve"> </w:t>
+      </w:r>
+      <w:r>
+        <w:t xml:space="preserve">“</w:t>
+      </w:r>
+      <w:r>
+        <w:t xml:space="preserve">CutQC</w:t>
+      </w:r>
+      <w:r>
+        <w:t xml:space="preserve">: Using Small Quantum Computers for Large Quantum Circuit Evaluations.”</w:t>
+      </w:r>
+      <w:r>
+        <w:t xml:space="preserve"> </w:t>
+      </w:r>
+      <w:r>
+        <w:t xml:space="preserve">In</w:t>
+      </w:r>
+      <w:r>
+        <w:t xml:space="preserve"> </w:t>
+      </w:r>
+      <w:r>
+        <w:rPr>
+          <w:iCs/>
+          <w:i/>
+        </w:rPr>
+        <w:t xml:space="preserve">Proceedings of the 26th ACM International Conference on Architectural Support for Programming Languages and Operating Systems (</w:t>
+      </w:r>
+      <w:r>
+        <w:rPr>
+          <w:iCs/>
+          <w:i/>
+        </w:rPr>
+        <w:t xml:space="preserve">ASPLOS</w:t>
+      </w:r>
+      <w:r>
+        <w:rPr>
+          <w:iCs/>
+          <w:i/>
+        </w:rPr>
+        <w:t xml:space="preserve"> </w:t>
+      </w:r>
+      <w:r>
+        <w:rPr>
+          <w:iCs/>
+          <w:i/>
+        </w:rPr>
+        <w:t xml:space="preserve">’21)</w:t>
+      </w:r>
+      <w:r>
+        <w:t xml:space="preserve">, 473–86. New York, NY, USA: Association for Computing Machinery.</w:t>
+      </w:r>
+      <w:r>
+        <w:t xml:space="preserve"> </w:t>
+      </w:r>
+      <w:hyperlink r:id="rId212">
+        <w:r>
+          <w:rPr>
+            <w:rStyle w:val="Hyperlink"/>
+          </w:rPr>
+          <w:t xml:space="preserve">https://doi.org/10.1145/3445814.3446758</w:t>
+        </w:r>
+      </w:hyperlink>
+      <w:r>
+        <w:t xml:space="preserve">.</w:t>
+      </w:r>
+    </w:p>
+    <w:bookmarkEnd w:id="213"/>
+    <w:bookmarkStart w:id="215" w:name="ref-Templier2022"/>
     <w:p>
       <w:pPr>
         <w:pStyle w:val="Bibliography"/>
@@ -20854,7 +26555,7 @@
       <w:r>
         <w:t xml:space="preserve"> </w:t>
       </w:r>
-      <w:hyperlink r:id="rId145">
+      <w:hyperlink r:id="rId214">
         <w:r>
           <w:rPr>
             <w:rStyle w:val="Hyperlink"/>
@@ -20866,8 +26567,8 @@
         <w:t xml:space="preserve">.</w:t>
       </w:r>
     </w:p>
-    <w:bookmarkEnd w:id="146"/>
-    <w:bookmarkStart w:id="148" w:name="ref-Tian2023"/>
+    <w:bookmarkEnd w:id="215"/>
+    <w:bookmarkStart w:id="217" w:name="ref-Tian2023"/>
     <w:p>
       <w:pPr>
         <w:pStyle w:val="Bibliography"/>
@@ -20900,7 +26601,7 @@
       <w:r>
         <w:t xml:space="preserve"> </w:t>
       </w:r>
-      <w:hyperlink r:id="rId147">
+      <w:hyperlink r:id="rId216">
         <w:r>
           <w:rPr>
             <w:rStyle w:val="Hyperlink"/>
@@ -20912,8 +26613,8 @@
         <w:t xml:space="preserve">.</w:t>
       </w:r>
     </w:p>
-    <w:bookmarkEnd w:id="148"/>
-    <w:bookmarkStart w:id="150" w:name="ref-Udekwe2025"/>
+    <w:bookmarkEnd w:id="217"/>
+    <w:bookmarkStart w:id="219" w:name="ref-Udekwe2025"/>
     <w:p>
       <w:pPr>
         <w:pStyle w:val="Bibliography"/>
@@ -20936,7 +26637,7 @@
       <w:r>
         <w:t xml:space="preserve"> </w:t>
       </w:r>
-      <w:hyperlink r:id="rId149">
+      <w:hyperlink r:id="rId218">
         <w:r>
           <w:rPr>
             <w:rStyle w:val="Hyperlink"/>
@@ -20948,8 +26649,8 @@
         <w:t xml:space="preserve">.</w:t>
       </w:r>
     </w:p>
-    <w:bookmarkEnd w:id="150"/>
-    <w:bookmarkStart w:id="152" w:name="ref-Wang2025"/>
+    <w:bookmarkEnd w:id="219"/>
+    <w:bookmarkStart w:id="221" w:name="ref-Wang2025"/>
     <w:p>
       <w:pPr>
         <w:pStyle w:val="Bibliography"/>
@@ -21027,7 +26728,7 @@
       <w:r>
         <w:t xml:space="preserve"> </w:t>
       </w:r>
-      <w:hyperlink r:id="rId151">
+      <w:hyperlink r:id="rId220">
         <w:r>
           <w:rPr>
             <w:rStyle w:val="Hyperlink"/>
@@ -21039,8 +26740,8 @@
         <w:t xml:space="preserve">.</w:t>
       </w:r>
     </w:p>
-    <w:bookmarkEnd w:id="152"/>
-    <w:bookmarkStart w:id="154" w:name="ref-Wang2021"/>
+    <w:bookmarkEnd w:id="221"/>
+    <w:bookmarkStart w:id="223" w:name="ref-Wang2021"/>
     <w:p>
       <w:pPr>
         <w:pStyle w:val="Bibliography"/>
@@ -21057,7 +26758,7 @@
       <w:r>
         <w:t xml:space="preserve"> </w:t>
       </w:r>
-      <w:hyperlink r:id="rId153">
+      <w:hyperlink r:id="rId222">
         <w:r>
           <w:rPr>
             <w:rStyle w:val="Hyperlink"/>
@@ -21069,8 +26770,8 @@
         <w:t xml:space="preserve">.</w:t>
       </w:r>
     </w:p>
-    <w:bookmarkEnd w:id="154"/>
-    <w:bookmarkStart w:id="156" w:name="ref-Wang2023"/>
+    <w:bookmarkEnd w:id="223"/>
+    <w:bookmarkStart w:id="225" w:name="ref-Wang2023"/>
     <w:p>
       <w:pPr>
         <w:pStyle w:val="Bibliography"/>
@@ -21118,7 +26819,7 @@
       <w:r>
         <w:t xml:space="preserve"> </w:t>
       </w:r>
-      <w:hyperlink r:id="rId155">
+      <w:hyperlink r:id="rId224">
         <w:r>
           <w:rPr>
             <w:rStyle w:val="Hyperlink"/>
@@ -21130,8 +26831,8 @@
         <w:t xml:space="preserve">.</w:t>
       </w:r>
     </w:p>
-    <w:bookmarkEnd w:id="156"/>
-    <w:bookmarkStart w:id="158" w:name="ref-Widdows2023"/>
+    <w:bookmarkEnd w:id="225"/>
+    <w:bookmarkStart w:id="227" w:name="ref-Widdows2023"/>
     <w:p>
       <w:pPr>
         <w:pStyle w:val="Bibliography"/>
@@ -21164,7 +26865,7 @@
       <w:r>
         <w:t xml:space="preserve"> </w:t>
       </w:r>
-      <w:hyperlink r:id="rId157">
+      <w:hyperlink r:id="rId226">
         <w:r>
           <w:rPr>
             <w:rStyle w:val="Hyperlink"/>
@@ -21176,8 +26877,8 @@
         <w:t xml:space="preserve">.</w:t>
       </w:r>
     </w:p>
-    <w:bookmarkEnd w:id="158"/>
-    <w:bookmarkStart w:id="160" w:name="ref-Willmann2025"/>
+    <w:bookmarkEnd w:id="227"/>
+    <w:bookmarkStart w:id="229" w:name="ref-Willmann2025"/>
     <w:p>
       <w:pPr>
         <w:pStyle w:val="Bibliography"/>
@@ -21224,7 +26925,7 @@
       <w:r>
         <w:t xml:space="preserve"> </w:t>
       </w:r>
-      <w:hyperlink r:id="rId159">
+      <w:hyperlink r:id="rId228">
         <w:r>
           <w:rPr>
             <w:rStyle w:val="Hyperlink"/>
@@ -21236,8 +26937,8 @@
         <w:t xml:space="preserve">.</w:t>
       </w:r>
     </w:p>
-    <w:bookmarkEnd w:id="160"/>
-    <w:bookmarkStart w:id="162" w:name="ref-Windmann2023"/>
+    <w:bookmarkEnd w:id="229"/>
+    <w:bookmarkStart w:id="231" w:name="ref-Windmann2023"/>
     <w:p>
       <w:pPr>
         <w:pStyle w:val="Bibliography"/>
@@ -21267,7 +26968,7 @@
       <w:r>
         <w:t xml:space="preserve"> </w:t>
       </w:r>
-      <w:hyperlink r:id="rId161">
+      <w:hyperlink r:id="rId230">
         <w:r>
           <w:rPr>
             <w:rStyle w:val="Hyperlink"/>
@@ -21279,8 +26980,8 @@
         <w:t xml:space="preserve">.</w:t>
       </w:r>
     </w:p>
-    <w:bookmarkEnd w:id="162"/>
-    <w:bookmarkStart w:id="164" w:name="ref-Yan2021"/>
+    <w:bookmarkEnd w:id="231"/>
+    <w:bookmarkStart w:id="233" w:name="ref-Yan2021"/>
     <w:p>
       <w:pPr>
         <w:pStyle w:val="Bibliography"/>
@@ -21313,7 +27014,7 @@
       <w:r>
         <w:t xml:space="preserve"> </w:t>
       </w:r>
-      <w:hyperlink r:id="rId163">
+      <w:hyperlink r:id="rId232">
         <w:r>
           <w:rPr>
             <w:rStyle w:val="Hyperlink"/>
@@ -21325,8 +27026,8 @@
         <w:t xml:space="preserve">.</w:t>
       </w:r>
     </w:p>
-    <w:bookmarkEnd w:id="164"/>
-    <w:bookmarkStart w:id="166" w:name="ref-Yan2024"/>
+    <w:bookmarkEnd w:id="233"/>
+    <w:bookmarkStart w:id="235" w:name="ref-Yan2024"/>
     <w:p>
       <w:pPr>
         <w:pStyle w:val="Bibliography"/>
@@ -21359,7 +27060,7 @@
       <w:r>
         <w:t xml:space="preserve"> </w:t>
       </w:r>
-      <w:hyperlink r:id="rId165">
+      <w:hyperlink r:id="rId234">
         <w:r>
           <w:rPr>
             <w:rStyle w:val="Hyperlink"/>
@@ -21371,8 +27072,8 @@
         <w:t xml:space="preserve">.</w:t>
       </w:r>
     </w:p>
-    <w:bookmarkEnd w:id="166"/>
-    <w:bookmarkStart w:id="168" w:name="ref-Yu2025"/>
+    <w:bookmarkEnd w:id="235"/>
+    <w:bookmarkStart w:id="237" w:name="ref-Yu2025"/>
     <w:p>
       <w:pPr>
         <w:pStyle w:val="Bibliography"/>
@@ -21456,7 +27157,7 @@
       <w:r>
         <w:t xml:space="preserve"> </w:t>
       </w:r>
-      <w:hyperlink r:id="rId167">
+      <w:hyperlink r:id="rId236">
         <w:r>
           <w:rPr>
             <w:rStyle w:val="Hyperlink"/>
@@ -21468,8 +27169,222 @@
         <w:t xml:space="preserve">.</w:t>
       </w:r>
     </w:p>
-    <w:bookmarkEnd w:id="168"/>
-    <w:bookmarkStart w:id="170" w:name="ref-Zuo2018"/>
+    <w:bookmarkEnd w:id="237"/>
+    <w:bookmarkStart w:id="239" w:name="ref-Yun2022"/>
+    <w:p>
+      <w:pPr>
+        <w:pStyle w:val="Bibliography"/>
+      </w:pPr>
+      <w:r>
+        <w:t xml:space="preserve">Yun, Won Joon, Yunseok Kwak, Jae Pyoung Kim, Hyunhee Cho, Soyi Jung, Jihong Park, and Joongheon Kim. 2022.</w:t>
+      </w:r>
+      <w:r>
+        <w:t xml:space="preserve"> </w:t>
+      </w:r>
+      <w:r>
+        <w:t xml:space="preserve">“Quantum Multi-Agent Reinforcement Learning via Variational Quantum Circuit Design.”</w:t>
+      </w:r>
+      <w:r>
+        <w:t xml:space="preserve"> </w:t>
+      </w:r>
+      <w:r>
+        <w:t xml:space="preserve">In</w:t>
+      </w:r>
+      <w:r>
+        <w:t xml:space="preserve"> </w:t>
+      </w:r>
+      <w:r>
+        <w:rPr>
+          <w:iCs/>
+          <w:i/>
+        </w:rPr>
+        <w:t xml:space="preserve">Proceedings of the 2022</w:t>
+      </w:r>
+      <w:r>
+        <w:rPr>
+          <w:iCs/>
+          <w:i/>
+        </w:rPr>
+        <w:t xml:space="preserve"> </w:t>
+      </w:r>
+      <w:r>
+        <w:rPr>
+          <w:iCs/>
+          <w:i/>
+        </w:rPr>
+        <w:t xml:space="preserve">IEEE</w:t>
+      </w:r>
+      <w:r>
+        <w:rPr>
+          <w:iCs/>
+          <w:i/>
+        </w:rPr>
+        <w:t xml:space="preserve"> </w:t>
+      </w:r>
+      <w:r>
+        <w:rPr>
+          <w:iCs/>
+          <w:i/>
+        </w:rPr>
+        <w:t xml:space="preserve">42nd International Conference on Distributed Computing Systems (</w:t>
+      </w:r>
+      <w:r>
+        <w:rPr>
+          <w:iCs/>
+          <w:i/>
+        </w:rPr>
+        <w:t xml:space="preserve">ICDCS</w:t>
+      </w:r>
+      <w:r>
+        <w:rPr>
+          <w:iCs/>
+          <w:i/>
+        </w:rPr>
+        <w:t xml:space="preserve">)</w:t>
+      </w:r>
+      <w:r>
+        <w:t xml:space="preserve">, 1332–35. Piscataway, NJ, USA: IEEE.</w:t>
+      </w:r>
+      <w:r>
+        <w:t xml:space="preserve"> </w:t>
+      </w:r>
+      <w:hyperlink r:id="rId238">
+        <w:r>
+          <w:rPr>
+            <w:rStyle w:val="Hyperlink"/>
+          </w:rPr>
+          <w:t xml:space="preserve">https://doi.org/10.1109/ICDCS54860.2022.00151</w:t>
+        </w:r>
+      </w:hyperlink>
+      <w:r>
+        <w:t xml:space="preserve">.</w:t>
+      </w:r>
+    </w:p>
+    <w:bookmarkEnd w:id="239"/>
+    <w:bookmarkStart w:id="240" w:name="ref-Zaech2022"/>
+    <w:p>
+      <w:pPr>
+        <w:pStyle w:val="Bibliography"/>
+      </w:pPr>
+      <w:r>
+        <w:t xml:space="preserve">Zaech, Jan-Nico, Alexander Liniger, Martin Danelljan, Dengxin Dai, and Luc Van Gool. 2022.</w:t>
+      </w:r>
+      <w:r>
+        <w:t xml:space="preserve"> </w:t>
+      </w:r>
+      <w:r>
+        <w:t xml:space="preserve">“Adiabatic Quantum Computing for Multi Object Tracking.”</w:t>
+      </w:r>
+      <w:r>
+        <w:t xml:space="preserve"> </w:t>
+      </w:r>
+      <w:r>
+        <w:t xml:space="preserve">In</w:t>
+      </w:r>
+      <w:r>
+        <w:t xml:space="preserve"> </w:t>
+      </w:r>
+      <w:r>
+        <w:rPr>
+          <w:iCs/>
+          <w:i/>
+        </w:rPr>
+        <w:t xml:space="preserve">Proceedings of the</w:t>
+      </w:r>
+      <w:r>
+        <w:rPr>
+          <w:iCs/>
+          <w:i/>
+        </w:rPr>
+        <w:t xml:space="preserve"> </w:t>
+      </w:r>
+      <w:r>
+        <w:rPr>
+          <w:iCs/>
+          <w:i/>
+        </w:rPr>
+        <w:t xml:space="preserve">IEEE/CVF</w:t>
+      </w:r>
+      <w:r>
+        <w:rPr>
+          <w:iCs/>
+          <w:i/>
+        </w:rPr>
+        <w:t xml:space="preserve"> </w:t>
+      </w:r>
+      <w:r>
+        <w:rPr>
+          <w:iCs/>
+          <w:i/>
+        </w:rPr>
+        <w:t xml:space="preserve">Conference on Computer Vision and Pattern Recognition (</w:t>
+      </w:r>
+      <w:r>
+        <w:rPr>
+          <w:iCs/>
+          <w:i/>
+        </w:rPr>
+        <w:t xml:space="preserve">CVPR</w:t>
+      </w:r>
+      <w:r>
+        <w:rPr>
+          <w:iCs/>
+          <w:i/>
+        </w:rPr>
+        <w:t xml:space="preserve">)</w:t>
+      </w:r>
+      <w:r>
+        <w:t xml:space="preserve">, 8811–22. Piscataway, NJ, USA: IEEE.</w:t>
+      </w:r>
+    </w:p>
+    <w:bookmarkEnd w:id="240"/>
+    <w:bookmarkStart w:id="242" w:name="ref-Zhou2020"/>
+    <w:p>
+      <w:pPr>
+        <w:pStyle w:val="Bibliography"/>
+      </w:pPr>
+      <w:r>
+        <w:t xml:space="preserve">Zhou, Leo, Sheng-Tao Wang, Soonwon Choi, Hannes Pichler, and Mikhail D. Lukin. 2020.</w:t>
+      </w:r>
+      <w:r>
+        <w:t xml:space="preserve"> </w:t>
+      </w:r>
+      <w:r>
+        <w:t xml:space="preserve">“Quantum Approximate Optimization Algorithm: Performance, Mechanism, and Implementation on Near-Term Devices.”</w:t>
+      </w:r>
+      <w:r>
+        <w:t xml:space="preserve"> </w:t>
+      </w:r>
+      <w:r>
+        <w:rPr>
+          <w:iCs/>
+          <w:i/>
+        </w:rPr>
+        <w:t xml:space="preserve">Physical Review X</w:t>
+      </w:r>
+      <w:r>
+        <w:t xml:space="preserve"> </w:t>
+      </w:r>
+      <w:r>
+        <w:t xml:space="preserve">10 (2): 021067.</w:t>
+      </w:r>
+      <w:r>
+        <w:t xml:space="preserve"> </w:t>
+      </w:r>
+      <w:hyperlink r:id="rId241">
+        <w:r>
+          <w:rPr>
+            <w:rStyle w:val="Hyperlink"/>
+          </w:rPr>
+          <w:t xml:space="preserve">https://doi.org/10.1103/PhysRevX.10.021067</w:t>
+        </w:r>
+      </w:hyperlink>
+      <w:r>
+        <w:t xml:space="preserve">.</w:t>
+      </w:r>
+    </w:p>
+    <w:bookmarkEnd w:id="242"/>
+    <w:bookmarkStart w:id="244" w:name="ref-Zuo2018"/>
     <w:p>
       <w:pPr>
         <w:pStyle w:val="Bibliography"/>
@@ -21514,7 +27429,7 @@
       <w:r>
         <w:t xml:space="preserve"> </w:t>
       </w:r>
-      <w:hyperlink r:id="rId169">
+      <w:hyperlink r:id="rId243">
         <w:r>
           <w:rPr>
             <w:rStyle w:val="Hyperlink"/>
@@ -21529,9 +27444,9 @@
         <w:fldChar w:fldCharType="end"/>
       </w:r>
     </w:p>
-    <w:bookmarkEnd w:id="170"/>
-    <w:bookmarkEnd w:id="171"/>
-    <w:bookmarkEnd w:id="172"/>
+    <w:bookmarkEnd w:id="244"/>
+    <w:bookmarkEnd w:id="245"/>
+    <w:bookmarkEnd w:id="246"/>
     <w:sectPr/>
   </w:body>
 </w:document>

--- a/github/k/Survey1_ACM_CSUR_Supplementary_Material.docx
+++ b/github/k/Survey1_ACM_CSUR_Supplementary_Material.docx
@@ -9864,7 +9864,7 @@
               <w:jc w:val="left"/>
             </w:pPr>
             <w:r>
-              <w:t xml:space="preserve">The review protocol was not registered</w:t>
+              <w:t xml:space="preserve">(a) The review was not registered. (b) No protocol was published in advance; the methods are described in full in Section 3. (c) There were no amendments.</w:t>
             </w:r>
           </w:p>
         </w:tc>

--- a/github/k/Survey1_ACM_CSUR_Supplementary_Material.docx
+++ b/github/k/Survey1_ACM_CSUR_Supplementary_Material.docx
@@ -9180,7 +9180,7 @@
               <w:jc w:val="left"/>
             </w:pPr>
             <w:r>
-              <w:t xml:space="preserve">Section 3.2; Table S6</w:t>
+              <w:t xml:space="preserve">Section 3.2; Table S6; all sources searched up to October 2026</w:t>
             </w:r>
           </w:p>
         </w:tc>
@@ -9256,7 +9256,7 @@
               <w:jc w:val="left"/>
             </w:pPr>
             <w:r>
-              <w:t xml:space="preserve">Section 3.4</w:t>
+              <w:t xml:space="preserve">Section 3.4; records screened by one reviewer (the first author), as stated in Section 3.5</w:t>
             </w:r>
           </w:p>
         </w:tc>
@@ -9560,7 +9560,7 @@
               <w:jc w:val="left"/>
             </w:pPr>
             <w:r>
-              <w:t xml:space="preserve">Figure S1</w:t>
+              <w:t xml:space="preserve">(a) Section 3.4, Table S2, and Figure S1. (b) Six quantum computer-vision studies that appear to meet the criteria were excluded because they have no robotic application (criterion I1); they are listed and discussed under Emerging Directions in this supplement</w:t>
             </w:r>
           </w:p>
         </w:tc>
@@ -9712,7 +9712,7 @@
               <w:jc w:val="left"/>
             </w:pPr>
             <w:r>
-              <w:t xml:space="preserve">Section 11; Tables 2 and 3</w:t>
+              <w:t xml:space="preserve">Section 11 and Tables 3–5 of the main article; Table S7</w:t>
             </w:r>
           </w:p>
         </w:tc>
@@ -9978,7 +9978,7 @@
               <w:jc w:val="left"/>
             </w:pPr>
             <w:r>
-              <w:t xml:space="preserve">Table S1 and the machine-readable evidence table</w:t>
+              <w:t xml:space="preserve">Data collection form: codebook; extracted data: Table S1 and CSV; appraisal: Table S5 and CSV; search strings: Table S6; all provided as supplementary material. No analytic code beyond the figure scripts, available on request</w:t>
             </w:r>
           </w:p>
         </w:tc>

--- a/github/k/Survey1_ACM_CSUR_Supplementary_Material.docx
+++ b/github/k/Survey1_ACM_CSUR_Supplementary_Material.docx
@@ -564,7 +564,7 @@
               <w:fldChar w:fldCharType="begin"/>
             </w:r>
             <w:r>
-              <w:instrText xml:space="preserve">ADDIN CSL_CITATION {"citationID":"MENDELEY_CITATION_1","citationItems":[{"id":"ITEM-1","isTemporary":false,"itemData":{"DOI":"10.1109/ICRA.2019.8793768","author":[{"family":"Petschnigg","given":"Christina"},{"family":"Brandstötter","given":"Mathias"},{"family":"Pichler","given":"Horst"},{"family":"Hofbaur","given":"Michael W."},{"family":"Dieber","given":"Bernhard"}],"container-title":"Proceedings of the 2019 international conference on robotics and automation (ICRA)","id":"Petschnigg2019","issued":{"date-parts":[[2019]]},"page":"803-810","publisher":"IEEE","publisher-place":"Piscataway, NJ, USA","title":"Quantum computation in robotic science and applications","type":"paper-conference"},"suppress-author":false}],"isEdited":false,"manualOverride":{"citeprocText":"Petschnigg et al. (2019)","isManuallyOverridden":false,"manualOverrideText":""},"mendeley":{"formattedCitation":"Petschnigg et al. (2019)","plainTextFormattedCitation":"Petschnigg et al. (2019)","previouslyFormattedCitation":"Petschnigg et al. (2019)"},"properties":{"noteIndex":0},"schema":"https://github.com/citation-style-language/schema/raw/master/csl-citation.json"}</w:instrText>
+              <w:instrText xml:space="preserve">ADDIN CSL_CITATION {"citationItems":[{"id":"ITEM-1","itemData":{"DOI":"10.1109/ICRA.2019.8793768","author":[{"family":"Petschnigg","given":"Christina"},{"family":"Brandstötter","given":"Mathias"},{"family":"Pichler","given":"Horst"},{"family":"Hofbaur","given":"Michael W."},{"family":"Dieber","given":"Bernhard"}],"container-title":"Proceedings of the 2019 international conference on robotics and automation (ICRA)","id":"ITEM-1","issued":{"date-parts":[[2019]]},"page":"803-810","publisher":"IEEE","publisher-place":"Piscataway, NJ, USA","title":"Quantum computation in robotic science and applications","type":"paper-conference"}}],"mendeley":{"formattedCitation":"Petschnigg et al. (2019)","plainTextFormattedCitation":"Petschnigg et al. (2019)","previouslyFormattedCitation":"Petschnigg et al. (2019)"},"properties":{"noteIndex":0},"schema":"https://github.com/citation-style-language/schema/raw/master/csl-citation.json"}</w:instrText>
             </w:r>
             <w:r>
               <w:fldChar w:fldCharType="separate"/>
@@ -666,7 +666,7 @@
               <w:fldChar w:fldCharType="begin"/>
             </w:r>
             <w:r>
-              <w:instrText xml:space="preserve">ADDIN CSL_CITATION {"citationID":"MENDELEY_CITATION_2","citationItems":[{"id":"ITEM-2","isTemporary":false,"itemData":{"DOI":"10.2200/S00746ED1V01Y201612QMC010","author":[{"family":"Tandon","given":"Prateek"},{"family":"Lam","given":"Stanley"},{"family":"Shih","given":"Ben"},{"family":"Mehta","given":"Tanay"},{"family":"Mitev","given":"Alex"},{"family":"Ong","given":"Zhiyang"}],"collection-title":"Synthesis lectures on quantum computing","id":"Tandon2017","issued":{"date-parts":[[2017]]},"publisher":"Morgan &amp; Claypool Publishers","publisher-place":"San Rafael, CA, USA","title":"Quantum robotics: A primer on current science and future perspectives","title-short":"Quantum robotics","type":"book"},"suppress-author":false}],"isEdited":false,"manualOverride":{"citeprocText":"Tandon et al. (2017)","isManuallyOverridden":false,"manualOverrideText":""},"mendeley":{"formattedCitation":"Tandon et al. (2017)","plainTextFormattedCitation":"Tandon et al. (2017)","previouslyFormattedCitation":"Tandon et al. (2017)"},"properties":{"noteIndex":0},"schema":"https://github.com/citation-style-language/schema/raw/master/csl-citation.json"}</w:instrText>
+              <w:instrText xml:space="preserve">ADDIN CSL_CITATION {"citationItems":[{"id":"ITEM-1","itemData":{"DOI":"10.2200/S00746ED1V01Y201612QMC010","author":[{"family":"Tandon","given":"Prateek"},{"family":"Lam","given":"Stanley"},{"family":"Shih","given":"Ben"},{"family":"Mehta","given":"Tanay"},{"family":"Mitev","given":"Alex"},{"family":"Ong","given":"Zhiyang"}],"collection-title":"Synthesis lectures on quantum computing","id":"ITEM-1","issued":{"date-parts":[[2017]]},"publisher":"Morgan &amp; Claypool Publishers","publisher-place":"San Rafael, CA, USA","title":"Quantum robotics: A primer on current science and future perspectives","title-short":"Quantum robotics","type":"book"}}],"mendeley":{"formattedCitation":"Tandon et al. (2017)","plainTextFormattedCitation":"Tandon et al. (2017)","previouslyFormattedCitation":"Tandon et al. (2017)"},"properties":{"noteIndex":0},"schema":"https://github.com/citation-style-language/schema/raw/master/csl-citation.json"}</w:instrText>
             </w:r>
             <w:r>
               <w:fldChar w:fldCharType="separate"/>
@@ -768,7 +768,7 @@
               <w:fldChar w:fldCharType="begin"/>
             </w:r>
             <w:r>
-              <w:instrText xml:space="preserve">ADDIN CSL_CITATION {"citationID":"MENDELEY_CITATION_3","citationItems":[{"id":"ITEM-3","isTemporary":false,"itemData":{"DOI":"10.1007/s42484-024-00225-5","author":[{"family":"Yan","given":"Fei"},{"family":"Iliyasu","given":"Abdullah M."},{"family":"Li","given":"Nianqiao"},{"family":"Salama","given":"Ahmed S."},{"family":"Hirota","given":"Kaoru"}],"container-title":"Quantum Machine Intelligence","id":"Yan2024","issue":"2","issued":{"date-parts":[[2024]]},"page":"86","publisher":"Springer","title":"Quantum robotics: A review of emerging trends","title-short":"Quantum robotics","type":"article-journal","volume":"6"},"suppress-author":false}],"isEdited":false,"manualOverride":{"citeprocText":"Yan et al. (2024)","isManuallyOverridden":false,"manualOverrideText":""},"mendeley":{"formattedCitation":"Yan et al. (2024)","plainTextFormattedCitation":"Yan et al. (2024)","previouslyFormattedCitation":"Yan et al. (2024)"},"properties":{"noteIndex":0},"schema":"https://github.com/citation-style-language/schema/raw/master/csl-citation.json"}</w:instrText>
+              <w:instrText xml:space="preserve">ADDIN CSL_CITATION {"citationItems":[{"id":"ITEM-1","itemData":{"DOI":"10.1007/s42484-024-00225-5","author":[{"family":"Yan","given":"Fei"},{"family":"Iliyasu","given":"Abdullah M."},{"family":"Li","given":"Nianqiao"},{"family":"Salama","given":"Ahmed S."},{"family":"Hirota","given":"Kaoru"}],"container-title":"Quantum Machine Intelligence","id":"ITEM-1","issue":"2","issued":{"date-parts":[[2024]]},"page":"86","publisher":"Springer","title":"Quantum robotics: A review of emerging trends","title-short":"Quantum robotics","type":"article-journal","volume":"6"}}],"mendeley":{"formattedCitation":"Yan et al. (2024)","plainTextFormattedCitation":"Yan et al. (2024)","previouslyFormattedCitation":"Yan et al. (2024)"},"properties":{"noteIndex":0},"schema":"https://github.com/citation-style-language/schema/raw/master/csl-citation.json"}</w:instrText>
             </w:r>
             <w:r>
               <w:fldChar w:fldCharType="separate"/>
@@ -870,7 +870,7 @@
               <w:fldChar w:fldCharType="begin"/>
             </w:r>
             <w:r>
-              <w:instrText xml:space="preserve">ADDIN CSL_CITATION {"citationID":"MENDELEY_CITATION_4","citationItems":[{"id":"ITEM-4","isTemporary":false,"itemData":{"DOI":"10.65218/jius.2026.13","author":[{"family":"Nigatu","given":"Hassen"},{"family":"Shi","given":"Gaokun"},{"family":"Li","given":"Jituo"},{"family":"Lu","given":"Guodong"},{"family":"Li","given":"Howard"}],"container-title":"Journal of Intelligent and Unmanned Systems","id":"Nigatu2026","issue":"1","issued":{"date-parts":[[2026]]},"page":"13","title":"Quantum machine learning for robotics: A comprehensive review of algorithms, applications, and future directions","title-short":"Quantum machine learning for robotics","type":"article-journal","volume":"1"},"suppress-author":false}],"isEdited":false,"manualOverride":{"citeprocText":"Nigatu et al. (2026)","isManuallyOverridden":false,"manualOverrideText":""},"mendeley":{"formattedCitation":"Nigatu et al. (2026)","plainTextFormattedCitation":"Nigatu et al. (2026)","previouslyFormattedCitation":"Nigatu et al. (2026)"},"properties":{"noteIndex":0},"schema":"https://github.com/citation-style-language/schema/raw/master/csl-citation.json"}</w:instrText>
+              <w:instrText xml:space="preserve">ADDIN CSL_CITATION {"citationItems":[{"id":"ITEM-1","itemData":{"DOI":"10.65218/jius.2026.13","author":[{"family":"Nigatu","given":"Hassen"},{"family":"Shi","given":"Gaokun"},{"family":"Li","given":"Jituo"},{"family":"Lu","given":"Guodong"},{"family":"Li","given":"Howard"}],"container-title":"Journal of Intelligent and Unmanned Systems","id":"ITEM-1","issue":"1","issued":{"date-parts":[[2026]]},"page":"13","title":"Quantum machine learning for robotics: A comprehensive review of algorithms, applications, and future directions","title-short":"Quantum machine learning for robotics","type":"article-journal","volume":"1"}}],"mendeley":{"formattedCitation":"Nigatu et al. (2026)","plainTextFormattedCitation":"Nigatu et al. (2026)","previouslyFormattedCitation":"Nigatu et al. (2026)"},"properties":{"noteIndex":0},"schema":"https://github.com/citation-style-language/schema/raw/master/csl-citation.json"}</w:instrText>
             </w:r>
             <w:r>
               <w:fldChar w:fldCharType="separate"/>
@@ -972,7 +972,7 @@
               <w:fldChar w:fldCharType="begin"/>
             </w:r>
             <w:r>
-              <w:instrText xml:space="preserve">ADDIN CSL_CITATION {"citationID":"MENDELEY_CITATION_5","citationItems":[{"id":"ITEM-5","isTemporary":false,"itemData":{"URL":"https://papers.ssrn.com/sol3/papers.cfm?abstract_id=7383818","author":[{"family":"Udekwe","given":"Daniel"}],"id":"Udekwe2025","issued":{"date-parts":[[2025]]},"publisher":"SSRN preprint 7383818","title":"Quantum computing in robotics: A review of optimization, search, and machine learning approaches","title-short":"Quantum computing in robotics","type":""},"suppress-author":false}],"isEdited":false,"manualOverride":{"citeprocText":"Udekwe (2025)","isManuallyOverridden":false,"manualOverrideText":""},"mendeley":{"formattedCitation":"Udekwe (2025)","plainTextFormattedCitation":"Udekwe (2025)","previouslyFormattedCitation":"Udekwe (2025)"},"properties":{"noteIndex":0},"schema":"https://github.com/citation-style-language/schema/raw/master/csl-citation.json"}</w:instrText>
+              <w:instrText xml:space="preserve">ADDIN CSL_CITATION {"citationItems":[{"id":"ITEM-1","itemData":{"URL":"https://papers.ssrn.com/sol3/papers.cfm?abstract_id=7383818","author":[{"family":"Udekwe","given":"Daniel"}],"id":"ITEM-1","issued":{"date-parts":[[2025]]},"publisher":"SSRN preprint 7383818","title":"Quantum computing in robotics: A review of optimization, search, and machine learning approaches","title-short":"Quantum computing in robotics","type":""}}],"mendeley":{"formattedCitation":"Udekwe (2025)","plainTextFormattedCitation":"Udekwe (2025)","previouslyFormattedCitation":"Udekwe (2025)"},"properties":{"noteIndex":0},"schema":"https://github.com/citation-style-language/schema/raw/master/csl-citation.json"}</w:instrText>
             </w:r>
             <w:r>
               <w:fldChar w:fldCharType="separate"/>
@@ -1091,7 +1091,7 @@
               <w:fldChar w:fldCharType="begin"/>
             </w:r>
             <w:r>
-              <w:instrText xml:space="preserve">ADDIN CSL_CITATION {"citationID":"MENDELEY_CITATION_6","citationItems":[{"id":"ITEM-6","isTemporary":false,"itemData":{"DOI":"10.1109/ICAAID68975.2025.11358227","author":[{"family":"Fazilat","given":"Mehdi"},{"family":"Zioui","given":"Nadjet"}],"container-title":"2025 5th international conference on applied automation and industrial diagnostics (ICAAID)","id":"Fazilat2025a","issued":{"date-parts":[[2025]]},"publisher":"IEEE","publisher-place":"Piscataway, NJ, USA","title":"A brief review on quantum-based control strategies for robotic systems","type":"paper-conference"},"suppress-author":false}],"isEdited":false,"manualOverride":{"citeprocText":"Fazilat and Zioui (2025a)","isManuallyOverridden":false,"manualOverrideText":""},"mendeley":{"formattedCitation":"Fazilat and Zioui (2025a)","plainTextFormattedCitation":"Fazilat and Zioui (2025a)","previouslyFormattedCitation":"Fazilat and Zioui (2025a)"},"properties":{"noteIndex":0},"schema":"https://github.com/citation-style-language/schema/raw/master/csl-citation.json"}</w:instrText>
+              <w:instrText xml:space="preserve">ADDIN CSL_CITATION {"citationItems":[{"id":"ITEM-1","itemData":{"DOI":"10.1109/ICAAID68975.2025.11358227","author":[{"family":"Fazilat","given":"Mehdi"},{"family":"Zioui","given":"Nadjet"}],"container-title":"2025 5th international conference on applied automation and industrial diagnostics (ICAAID)","id":"ITEM-1","issued":{"date-parts":[[2025]]},"publisher":"IEEE","publisher-place":"Piscataway, NJ, USA","title":"A brief review on quantum-based control strategies for robotic systems","type":"paper-conference"}}],"mendeley":{"formattedCitation":"Fazilat and Zioui (2025a)","plainTextFormattedCitation":"Fazilat and Zioui (2025a)","previouslyFormattedCitation":"Fazilat and Zioui (2025a)"},"properties":{"noteIndex":0},"schema":"https://github.com/citation-style-language/schema/raw/master/csl-citation.json"}</w:instrText>
             </w:r>
             <w:r>
               <w:fldChar w:fldCharType="separate"/>
@@ -1193,7 +1193,7 @@
               <w:fldChar w:fldCharType="begin"/>
             </w:r>
             <w:r>
-              <w:instrText xml:space="preserve">ADDIN CSL_CITATION {"citationID":"MENDELEY_CITATION_7","citationItems":[{"id":"ITEM-7","isTemporary":false,"itemData":{"DOI":"10.53759/181X/JCNS202404006","author":[{"family":"Haldorai","given":"Anandakumar"}],"container-title":"Journal of Computing and Natural Science","id":"Haldorai2024","issue":"4","issued":{"date-parts":[[2024]]},"title":"Advancements and applications of quantum computing in robotics","type":"article-journal","volume":"2"},"suppress-author":false}],"isEdited":false,"manualOverride":{"citeprocText":"Haldorai (2024)","isManuallyOverridden":false,"manualOverrideText":""},"mendeley":{"formattedCitation":"Haldorai (2024)","plainTextFormattedCitation":"Haldorai (2024)","previouslyFormattedCitation":"Haldorai (2024)"},"properties":{"noteIndex":0},"schema":"https://github.com/citation-style-language/schema/raw/master/csl-citation.json"}</w:instrText>
+              <w:instrText xml:space="preserve">ADDIN CSL_CITATION {"citationItems":[{"id":"ITEM-1","itemData":{"DOI":"10.53759/181X/JCNS202404006","author":[{"family":"Haldorai","given":"Anandakumar"}],"container-title":"Journal of Computing and Natural Science","id":"ITEM-1","issue":"4","issued":{"date-parts":[[2024]]},"title":"Advancements and applications of quantum computing in robotics","type":"article-journal","volume":"2"}}],"mendeley":{"formattedCitation":"Haldorai (2024)","plainTextFormattedCitation":"Haldorai (2024)","previouslyFormattedCitation":"Haldorai (2024)"},"properties":{"noteIndex":0},"schema":"https://github.com/citation-style-language/schema/raw/master/csl-citation.json"}</w:instrText>
             </w:r>
             <w:r>
               <w:fldChar w:fldCharType="separate"/>
@@ -1295,7 +1295,7 @@
               <w:fldChar w:fldCharType="begin"/>
             </w:r>
             <w:r>
-              <w:instrText xml:space="preserve">ADDIN CSL_CITATION {"citationID":"MENDELEY_CITATION_8","citationItems":[{"id":"ITEM-8","isTemporary":false,"itemData":{"DOI":"10.1103/PhysRevA.58.893","author":[{"family":"Benioff","given":"Paul"}],"container-title":"Physical Review A","id":"Benioff1998","issue":"2","issued":{"date-parts":[[1998]]},"page":"893-904","publisher":"American Physical Society","title":"Quantum robots and environments","type":"article-journal","volume":"58"},"suppress-author":false}],"isEdited":false,"manualOverride":{"citeprocText":"Benioff (1998)","isManuallyOverridden":false,"manualOverrideText":""},"mendeley":{"formattedCitation":"Benioff (1998)","plainTextFormattedCitation":"Benioff (1998)","previouslyFormattedCitation":"Benioff (1998)"},"properties":{"noteIndex":0},"schema":"https://github.com/citation-style-language/schema/raw/master/csl-citation.json"}</w:instrText>
+              <w:instrText xml:space="preserve">ADDIN CSL_CITATION {"citationItems":[{"id":"ITEM-1","itemData":{"DOI":"10.1103/PhysRevA.58.893","author":[{"family":"Benioff","given":"Paul"}],"container-title":"Physical Review A","id":"ITEM-1","issue":"2","issued":{"date-parts":[[1998]]},"page":"893-904","publisher":"American Physical Society","title":"Quantum robots and environments","type":"article-journal","volume":"58"}}],"mendeley":{"formattedCitation":"Benioff (1998)","plainTextFormattedCitation":"Benioff (1998)","previouslyFormattedCitation":"Benioff (1998)"},"properties":{"noteIndex":0},"schema":"https://github.com/citation-style-language/schema/raw/master/csl-citation.json"}</w:instrText>
             </w:r>
             <w:r>
               <w:fldChar w:fldCharType="separate"/>
@@ -1397,7 +1397,7 @@
               <w:fldChar w:fldCharType="begin"/>
             </w:r>
             <w:r>
-              <w:instrText xml:space="preserve">ADDIN CSL_CITATION {"citationID":"MENDELEY_CITATION_9","citationItems":[{"id":"ITEM-9","isTemporary":false,"itemData":{"URL":"https://arxiv.org/abs/quant-ph/0003006","author":[{"family":"Benioff","given":"Paul"}],"collection-title":"Contemporary mathematics","container-title":"Quantum computation and information","editor":[{"family":"Lomonaco","given":"Samuel J.","suffix":"Jr."},{"family":"Brandt","given":"Howard E."}],"id":"Benioff2002","issued":{"date-parts":[[2002]]},"publisher":"American Mathematical Society","publisher-place":"Providence, RI","title":"Space searches with a quantum robot","type":"chapter","volume":"305"},"suppress-author":false}],"isEdited":false,"manualOverride":{"citeprocText":"Benioff (2002)","isManuallyOverridden":false,"manualOverrideText":""},"mendeley":{"formattedCitation":"Benioff (2002)","plainTextFormattedCitation":"Benioff (2002)","previouslyFormattedCitation":"Benioff (2002)"},"properties":{"noteIndex":0},"schema":"https://github.com/citation-style-language/schema/raw/master/csl-citation.json"}</w:instrText>
+              <w:instrText xml:space="preserve">ADDIN CSL_CITATION {"citationItems":[{"id":"ITEM-1","itemData":{"URL":"https://arxiv.org/abs/quant-ph/0003006","author":[{"family":"Benioff","given":"Paul"}],"collection-title":"Contemporary mathematics","container-title":"Quantum computation and information","editor":[{"family":"Lomonaco","given":"Samuel J.","suffix":"Jr."},{"family":"Brandt","given":"Howard E."}],"id":"ITEM-1","issued":{"date-parts":[[2002]]},"publisher":"American Mathematical Society","publisher-place":"Providence, RI","title":"Space searches with a quantum robot","type":"chapter","volume":"305"}}],"mendeley":{"formattedCitation":"Benioff (2002)","plainTextFormattedCitation":"Benioff (2002)","previouslyFormattedCitation":"Benioff (2002)"},"properties":{"noteIndex":0},"schema":"https://github.com/citation-style-language/schema/raw/master/csl-citation.json"}</w:instrText>
             </w:r>
             <w:r>
               <w:fldChar w:fldCharType="separate"/>
@@ -1499,7 +1499,7 @@
               <w:fldChar w:fldCharType="begin"/>
             </w:r>
             <w:r>
-              <w:instrText xml:space="preserve">ADDIN CSL_CITATION {"citationID":"MENDELEY_CITATION_10","citationItems":[{"id":"ITEM-10","isTemporary":false,"itemData":{"DOI":"10.1017/S0263574705002596","author":[{"family":"Dong","given":"Daoyi"},{"family":"Chen","given":"Chunlin"},{"family":"Zhang","given":"Chenbin"},{"family":"Chen","given":"Zonghai"}],"container-title":"Robotica","id":"Dong2006","issue":"4","issued":{"date-parts":[[2006]]},"page":"513-521","title":"Quantum robot: Structure, algorithms and applications","title-short":"Quantum robot","type":"article-journal","volume":"24"},"suppress-author":false}],"isEdited":false,"manualOverride":{"citeprocText":"Dong et al. (2006)","isManuallyOverridden":false,"manualOverrideText":""},"mendeley":{"formattedCitation":"Dong et al. (2006)","plainTextFormattedCitation":"Dong et al. (2006)","previouslyFormattedCitation":"Dong et al. (2006)"},"properties":{"noteIndex":0},"schema":"https://github.com/citation-style-language/schema/raw/master/csl-citation.json"}</w:instrText>
+              <w:instrText xml:space="preserve">ADDIN CSL_CITATION {"citationItems":[{"id":"ITEM-1","itemData":{"DOI":"10.1017/S0263574705002596","author":[{"family":"Dong","given":"Daoyi"},{"family":"Chen","given":"Chunlin"},{"family":"Zhang","given":"Chenbin"},{"family":"Chen","given":"Zonghai"}],"container-title":"Robotica","id":"ITEM-1","issue":"4","issued":{"date-parts":[[2006]]},"page":"513-521","title":"Quantum robot: Structure, algorithms and applications","title-short":"Quantum robot","type":"article-journal","volume":"24"}}],"mendeley":{"formattedCitation":"Dong et al. (2006)","plainTextFormattedCitation":"Dong et al. (2006)","previouslyFormattedCitation":"Dong et al. (2006)"},"properties":{"noteIndex":0},"schema":"https://github.com/citation-style-language/schema/raw/master/csl-citation.json"}</w:instrText>
             </w:r>
             <w:r>
               <w:fldChar w:fldCharType="separate"/>
@@ -1601,7 +1601,7 @@
               <w:fldChar w:fldCharType="begin"/>
             </w:r>
             <w:r>
-              <w:instrText xml:space="preserve">ADDIN CSL_CITATION {"citationID":"MENDELEY_CITATION_11","citationItems":[{"id":"ITEM-11","isTemporary":false,"itemData":{"DOI":"10.3389/fcomp.2019.00009","author":[{"family":"Ohzeki","given":"Masayuki"},{"family":"Miki","given":"Akira"},{"family":"Miyama","given":"Masamichi J."},{"family":"Terabe","given":"Masayoshi"}],"container-title":"Frontiers in Computer Science","id":"Ohzeki2019","issued":{"date-parts":[[2019]]},"page":"9","publisher":"Frontiers Media","title":"Control of automated guided vehicles without collision by quantum annealer and digital devices","type":"article-journal","volume":"1"},"suppress-author":false}],"isEdited":false,"manualOverride":{"citeprocText":"Ohzeki et al. (2019)","isManuallyOverridden":false,"manualOverrideText":""},"mendeley":{"formattedCitation":"Ohzeki et al. (2019)","plainTextFormattedCitation":"Ohzeki et al. (2019)","previouslyFormattedCitation":"Ohzeki et al. (2019)"},"properties":{"noteIndex":0},"schema":"https://github.com/citation-style-language/schema/raw/master/csl-citation.json"}</w:instrText>
+              <w:instrText xml:space="preserve">ADDIN CSL_CITATION {"citationItems":[{"id":"ITEM-1","itemData":{"DOI":"10.3389/fcomp.2019.00009","author":[{"family":"Ohzeki","given":"Masayuki"},{"family":"Miki","given":"Akira"},{"family":"Miyama","given":"Masamichi J."},{"family":"Terabe","given":"Masayoshi"}],"container-title":"Frontiers in Computer Science","id":"ITEM-1","issued":{"date-parts":[[2019]]},"page":"9","publisher":"Frontiers Media","title":"Control of automated guided vehicles without collision by quantum annealer and digital devices","type":"article-journal","volume":"1"}}],"mendeley":{"formattedCitation":"Ohzeki et al. (2019)","plainTextFormattedCitation":"Ohzeki et al. (2019)","previouslyFormattedCitation":"Ohzeki et al. (2019)"},"properties":{"noteIndex":0},"schema":"https://github.com/citation-style-language/schema/raw/master/csl-citation.json"}</w:instrText>
             </w:r>
             <w:r>
               <w:fldChar w:fldCharType="separate"/>
@@ -1714,7 +1714,7 @@
               <w:fldChar w:fldCharType="begin"/>
             </w:r>
             <w:r>
-              <w:instrText xml:space="preserve">ADDIN CSL_CITATION {"citationID":"MENDELEY_CITATION_12","citationItems":[{"id":"ITEM-12","isTemporary":false,"itemData":{"DOI":"10.1038/s41598-025-28481-w","author":[{"family":"Quang","given":"Thinh Nguyen"},{"family":"Matsuyama","given":"Kosuke"},{"family":"Shimizu","given":"Keisuke"},{"family":"Sugano","given":"Hiroki"},{"family":"Kurimoto","given":"Eiji"},{"family":"Miki","given":"Masahiro"},{"family":"Suzuki","given":"Jumpei"},{"family":"Chen","given":"Ziyi"},{"family":"Waidyasooriya","given":"Hasitha Muthumala"},{"family":"Hariyama","given":"Masanori"},{"family":"Hitomi","given":"Masaru"},{"family":"Sawamura","given":"Kenta"},{"family":"Ohzeki","given":"Masayuki"}],"container-title":"Scientific Reports","id":"Quang2025","issued":{"date-parts":[[2025]]},"page":"44047","publisher":"Nature Publishing Group","title":"Quantum annealing-based route optimization for commercial AGV operating systems in large-scale logistics warehouses","type":"article-journal","volume":"15"},"suppress-author":false}],"isEdited":false,"manualOverride":{"citeprocText":"Quang et al. (2025)","isManuallyOverridden":false,"manualOverrideText":""},"mendeley":{"formattedCitation":"Quang et al. (2025)","plainTextFormattedCitation":"Quang et al. (2025)","previouslyFormattedCitation":"Quang et al. (2025)"},"properties":{"noteIndex":0},"schema":"https://github.com/citation-style-language/schema/raw/master/csl-citation.json"}</w:instrText>
+              <w:instrText xml:space="preserve">ADDIN CSL_CITATION {"citationItems":[{"id":"ITEM-1","itemData":{"DOI":"10.1038/s41598-025-28481-w","author":[{"family":"Quang","given":"Thinh Nguyen"},{"family":"Matsuyama","given":"Kosuke"},{"family":"Shimizu","given":"Keisuke"},{"family":"Sugano","given":"Hiroki"},{"family":"Kurimoto","given":"Eiji"},{"family":"Miki","given":"Masahiro"},{"family":"Suzuki","given":"Jumpei"},{"family":"Chen","given":"Ziyi"},{"family":"Waidyasooriya","given":"Hasitha Muthumala"},{"family":"Hariyama","given":"Masanori"},{"family":"Hitomi","given":"Masaru"},{"family":"Sawamura","given":"Kenta"},{"family":"Ohzeki","given":"Masayuki"}],"container-title":"Scientific Reports","id":"ITEM-1","issued":{"date-parts":[[2025]]},"page":"44047","publisher":"Nature Publishing Group","title":"Quantum annealing-based route optimization for commercial AGV operating systems in large-scale logistics warehouses","type":"article-journal","volume":"15"}}],"mendeley":{"formattedCitation":"Quang et al. (2025)","plainTextFormattedCitation":"Quang et al. (2025)","previouslyFormattedCitation":"Quang et al. (2025)"},"properties":{"noteIndex":0},"schema":"https://github.com/citation-style-language/schema/raw/master/csl-citation.json"}</w:instrText>
             </w:r>
             <w:r>
               <w:fldChar w:fldCharType="separate"/>
@@ -1833,7 +1833,7 @@
               <w:fldChar w:fldCharType="begin"/>
             </w:r>
             <w:r>
-              <w:instrText xml:space="preserve">ADDIN CSL_CITATION {"citationID":"MENDELEY_CITATION_13","citationItems":[{"id":"ITEM-13","isTemporary":false,"itemData":{"DOI":"10.1145/3293320.3293333","author":[{"family":"Clark","given":"James"},{"family":"West","given":"Tristan"},{"family":"Zammit","given":"Joseph Paul"},{"family":"Guo","given":"Xiaohu"},{"family":"Mason","given":"Luke"},{"family":"Russell","given":"Duncan"}],"container-title":"Proceedings of the international conference on high performance computing in asia-pacific region (HPC Asia 2019)","id":"Clark2019","issued":{"date-parts":[[2019]]},"page":"111-119","publisher":"ACM","publisher-place":"New York, NY, USA","title":"Towards real time multi-robot routing using quantum computing technologies","type":"paper-conference"},"suppress-author":false}],"isEdited":false,"manualOverride":{"citeprocText":"Clark et al. (2019)","isManuallyOverridden":false,"manualOverrideText":""},"mendeley":{"formattedCitation":"Clark et al. (2019)","plainTextFormattedCitation":"Clark et al. (2019)","previouslyFormattedCitation":"Clark et al. (2019)"},"properties":{"noteIndex":0},"schema":"https://github.com/citation-style-language/schema/raw/master/csl-citation.json"}</w:instrText>
+              <w:instrText xml:space="preserve">ADDIN CSL_CITATION {"citationItems":[{"id":"ITEM-1","itemData":{"DOI":"10.1145/3293320.3293333","author":[{"family":"Clark","given":"James"},{"family":"West","given":"Tristan"},{"family":"Zammit","given":"Joseph Paul"},{"family":"Guo","given":"Xiaohu"},{"family":"Mason","given":"Luke"},{"family":"Russell","given":"Duncan"}],"container-title":"Proceedings of the international conference on high performance computing in asia-pacific region (HPC Asia 2019)","id":"ITEM-1","issued":{"date-parts":[[2019]]},"page":"111-119","publisher":"ACM","publisher-place":"New York, NY, USA","title":"Towards real time multi-robot routing using quantum computing technologies","type":"paper-conference"}}],"mendeley":{"formattedCitation":"Clark et al. (2019)","plainTextFormattedCitation":"Clark et al. (2019)","previouslyFormattedCitation":"Clark et al. (2019)"},"properties":{"noteIndex":0},"schema":"https://github.com/citation-style-language/schema/raw/master/csl-citation.json"}</w:instrText>
             </w:r>
             <w:r>
               <w:fldChar w:fldCharType="separate"/>
@@ -1935,7 +1935,7 @@
               <w:fldChar w:fldCharType="begin"/>
             </w:r>
             <w:r>
-              <w:instrText xml:space="preserve">ADDIN CSL_CITATION {"citationID":"MENDELEY_CITATION_14","citationItems":[{"id":"ITEM-14","isTemporary":false,"itemData":{"DOI":"10.1038/s41598-024-72101-y","author":[{"family":"Śmierzchalski","given":"Tomasz"},{"family":"Pawłowski","given":"Jakub"},{"family":"Przybysz","given":"Artur"},{"family":"Pawela","given":"Łukasz"},{"family":"Puchała","given":"Zbigniew"},{"family":"Koniorczyk","given":"Mátyás"},{"family":"Gardas","given":"Bartłomiej"},{"family":"Deffner","given":"Sebastian"},{"family":"Domino","given":"Krzysztof"}],"container-title":"Scientific Reports","id":"Smierzchalski2024","issued":{"date-parts":[[2024]]},"page":"21809","publisher":"Nature Publishing Group","title":"Hybrid quantum-classical computation for automatic guided vehicles scheduling","type":"article-journal","volume":"14"},"suppress-author":false}],"isEdited":false,"manualOverride":{"citeprocText":"Śmierzchalski et al. (2024)","isManuallyOverridden":false,"manualOverrideText":""},"mendeley":{"formattedCitation":"Śmierzchalski et al. (2024)","plainTextFormattedCitation":"Śmierzchalski et al. (2024)","previouslyFormattedCitation":"Śmierzchalski et al. (2024)"},"properties":{"noteIndex":0},"schema":"https://github.com/citation-style-language/schema/raw/master/csl-citation.json"}</w:instrText>
+              <w:instrText xml:space="preserve">ADDIN CSL_CITATION {"citationItems":[{"id":"ITEM-1","itemData":{"DOI":"10.1038/s41598-024-72101-y","author":[{"family":"Śmierzchalski","given":"Tomasz"},{"family":"Pawłowski","given":"Jakub"},{"family":"Przybysz","given":"Artur"},{"family":"Pawela","given":"Łukasz"},{"family":"Puchała","given":"Zbigniew"},{"family":"Koniorczyk","given":"Mátyás"},{"family":"Gardas","given":"Bartłomiej"},{"family":"Deffner","given":"Sebastian"},{"family":"Domino","given":"Krzysztof"}],"container-title":"Scientific Reports","id":"ITEM-1","issued":{"date-parts":[[2024]]},"page":"21809","publisher":"Nature Publishing Group","title":"Hybrid quantum-classical computation for automatic guided vehicles scheduling","type":"article-journal","volume":"14"}}],"mendeley":{"formattedCitation":"Śmierzchalski et al. (2024)","plainTextFormattedCitation":"Śmierzchalski et al. (2024)","previouslyFormattedCitation":"Śmierzchalski et al. (2024)"},"properties":{"noteIndex":0},"schema":"https://github.com/citation-style-language/schema/raw/master/csl-citation.json"}</w:instrText>
             </w:r>
             <w:r>
               <w:fldChar w:fldCharType="separate"/>
@@ -2037,7 +2037,7 @@
               <w:fldChar w:fldCharType="begin"/>
             </w:r>
             <w:r>
-              <w:instrText xml:space="preserve">ADDIN CSL_CITATION {"citationID":"MENDELEY_CITATION_15","citationItems":[{"id":"ITEM-15","isTemporary":false,"itemData":{"DOI":"10.1038/s41598-023-45668-1","author":[{"family":"Leib","given":"Dominik"},{"family":"Seidel","given":"Tobias"},{"family":"Jäger","given":"Sven"},{"family":"Heese","given":"Raoul"},{"family":"Jones","given":"Caitlin Isobel"},{"family":"Awasthi","given":"Abhishek"},{"family":"Niederle","given":"Astrid"},{"family":"Bortz","given":"Michael"}],"container-title":"Scientific Reports","id":"Leib2023","issued":{"date-parts":[[2023]]},"publisher":"Nature Publishing Group","title":"An optimization case study for solving a transport robot scheduling problem on quantum-hybrid and quantum-inspired hardware","type":"article-journal","volume":"13"},"suppress-author":false}],"isEdited":false,"manualOverride":{"citeprocText":"Leib et al. (2023)","isManuallyOverridden":false,"manualOverrideText":""},"mendeley":{"formattedCitation":"Leib et al. (2023)","plainTextFormattedCitation":"Leib et al. (2023)","previouslyFormattedCitation":"Leib et al. (2023)"},"properties":{"noteIndex":0},"schema":"https://github.com/citation-style-language/schema/raw/master/csl-citation.json"}</w:instrText>
+              <w:instrText xml:space="preserve">ADDIN CSL_CITATION {"citationItems":[{"id":"ITEM-1","itemData":{"DOI":"10.1038/s41598-023-45668-1","author":[{"family":"Leib","given":"Dominik"},{"family":"Seidel","given":"Tobias"},{"family":"Jäger","given":"Sven"},{"family":"Heese","given":"Raoul"},{"family":"Jones","given":"Caitlin Isobel"},{"family":"Awasthi","given":"Abhishek"},{"family":"Niederle","given":"Astrid"},{"family":"Bortz","given":"Michael"}],"container-title":"Scientific Reports","id":"ITEM-1","issued":{"date-parts":[[2023]]},"publisher":"Nature Publishing Group","title":"An optimization case study for solving a transport robot scheduling problem on quantum-hybrid and quantum-inspired hardware","type":"article-journal","volume":"13"}}],"mendeley":{"formattedCitation":"Leib et al. (2023)","plainTextFormattedCitation":"Leib et al. (2023)","previouslyFormattedCitation":"Leib et al. (2023)"},"properties":{"noteIndex":0},"schema":"https://github.com/citation-style-language/schema/raw/master/csl-citation.json"}</w:instrText>
             </w:r>
             <w:r>
               <w:fldChar w:fldCharType="separate"/>
@@ -2153,7 +2153,7 @@
               <w:fldChar w:fldCharType="begin"/>
             </w:r>
             <w:r>
-              <w:instrText xml:space="preserve">ADDIN CSL_CITATION {"citationID":"MENDELEY_CITATION_16","citationItems":[{"id":"ITEM-16","isTemporary":false,"itemData":{"DOI":"10.3390/a14070194","author":[{"family":"Atchade-Adelomou","given":"Parfait"},{"family":"Alonso-Linaje","given":"Guillermo"},{"family":"Albo-Canals","given":"Jordi"},{"family":"Casado-Fauli","given":"Daniel"}],"container-title":"Algorithms","id":"AtchadeAdelomou2021","issue":"7","issued":{"date-parts":[[2021]]},"page":"194","publisher":"MDPI","title":"qRobot: A quantum computing approach in mobile robot order picking and batching problem solver optimization","title-short":"qRobot","type":"article-journal","volume":"14"},"suppress-author":false}],"isEdited":false,"manualOverride":{"citeprocText":"Atchade-Adelomou et al. (2021)","isManuallyOverridden":false,"manualOverrideText":""},"mendeley":{"formattedCitation":"Atchade-Adelomou et al. (2021)","plainTextFormattedCitation":"Atchade-Adelomou et al. (2021)","previouslyFormattedCitation":"Atchade-Adelomou et al. (2021)"},"properties":{"noteIndex":0},"schema":"https://github.com/citation-style-language/schema/raw/master/csl-citation.json"}</w:instrText>
+              <w:instrText xml:space="preserve">ADDIN CSL_CITATION {"citationItems":[{"id":"ITEM-1","itemData":{"DOI":"10.3390/a14070194","author":[{"family":"Atchade-Adelomou","given":"Parfait"},{"family":"Alonso-Linaje","given":"Guillermo"},{"family":"Albo-Canals","given":"Jordi"},{"family":"Casado-Fauli","given":"Daniel"}],"container-title":"Algorithms","id":"ITEM-1","issue":"7","issued":{"date-parts":[[2021]]},"page":"194","publisher":"MDPI","title":"qRobot: A quantum computing approach in mobile robot order picking and batching problem solver optimization","title-short":"qRobot","type":"article-journal","volume":"14"}}],"mendeley":{"formattedCitation":"Atchade-Adelomou et al. (2021)","plainTextFormattedCitation":"Atchade-Adelomou et al. (2021)","previouslyFormattedCitation":"Atchade-Adelomou et al. (2021)"},"properties":{"noteIndex":0},"schema":"https://github.com/citation-style-language/schema/raw/master/csl-citation.json"}</w:instrText>
             </w:r>
             <w:r>
               <w:fldChar w:fldCharType="separate"/>
@@ -2255,7 +2255,7 @@
               <w:fldChar w:fldCharType="begin"/>
             </w:r>
             <w:r>
-              <w:instrText xml:space="preserve">ADDIN CSL_CITATION {"citationID":"MENDELEY_CITATION_17","citationItems":[{"id":"ITEM-17","isTemporary":false,"itemData":{"DOI":"10.1515/auto-2023-0072","author":[{"family":"Windmann","given":"Stefan"}],"container-title":"at – Automatisierungstechnik","id":"Windmann2023","issued":{"date-parts":[[2023]]},"title":"Quantum computer-aided job scheduling for storage and retrieval systems","type":"article-journal"},"suppress-author":false}],"isEdited":false,"manualOverride":{"citeprocText":"Windmann (2023)","isManuallyOverridden":false,"manualOverrideText":""},"mendeley":{"formattedCitation":"Windmann (2023)","plainTextFormattedCitation":"Windmann (2023)","previouslyFormattedCitation":"Windmann (2023)"},"properties":{"noteIndex":0},"schema":"https://github.com/citation-style-language/schema/raw/master/csl-citation.json"}</w:instrText>
+              <w:instrText xml:space="preserve">ADDIN CSL_CITATION {"citationItems":[{"id":"ITEM-1","itemData":{"DOI":"10.1515/auto-2023-0072","author":[{"family":"Windmann","given":"Stefan"}],"container-title":"at – Automatisierungstechnik","id":"ITEM-1","issued":{"date-parts":[[2023]]},"title":"Quantum computer-aided job scheduling for storage and retrieval systems","type":"article-journal"}}],"mendeley":{"formattedCitation":"Windmann (2023)","plainTextFormattedCitation":"Windmann (2023)","previouslyFormattedCitation":"Windmann (2023)"},"properties":{"noteIndex":0},"schema":"https://github.com/citation-style-language/schema/raw/master/csl-citation.json"}</w:instrText>
             </w:r>
             <w:r>
               <w:fldChar w:fldCharType="separate"/>
@@ -2357,7 +2357,7 @@
               <w:fldChar w:fldCharType="begin"/>
             </w:r>
             <w:r>
-              <w:instrText xml:space="preserve">ADDIN CSL_CITATION {"citationID":"MENDELEY_CITATION_18","citationItems":[{"id":"ITEM-18","isTemporary":false,"itemData":{"DOI":"10.1103/PhysRevApplied.18.054045","author":[{"family":"Schuetz","given":"Martin J. A."},{"family":"Brubaker","given":"J. Kyle"},{"family":"Montagu","given":"Henry"},{"dropping-particle":"van","family":"Dijk","given":"Yannick"},{"family":"Klepsch","given":"Johannes"},{"family":"Ross","given":"Philipp"},{"family":"Luckow","given":"Andre"},{"family":"Resende","given":"Mauricio G. C."},{"family":"Katzgraber","given":"Helmut G."}],"container-title":"Physical Review Applied","id":"Schuetz2022","issue":"5","issued":{"date-parts":[[2022]]},"page":"054045","publisher":"American Physical Society","title":"Optimization of robot-trajectory planning with nature-inspired and hybrid quantum algorithms","type":"article-journal","volume":"18"},"suppress-author":false}],"isEdited":false,"manualOverride":{"citeprocText":"Schuetz et al. (2022)","isManuallyOverridden":false,"manualOverrideText":""},"mendeley":{"formattedCitation":"Schuetz et al. (2022)","plainTextFormattedCitation":"Schuetz et al. (2022)","previouslyFormattedCitation":"Schuetz et al. (2022)"},"properties":{"noteIndex":0},"schema":"https://github.com/citation-style-language/schema/raw/master/csl-citation.json"}</w:instrText>
+              <w:instrText xml:space="preserve">ADDIN CSL_CITATION {"citationItems":[{"id":"ITEM-1","itemData":{"DOI":"10.1103/PhysRevApplied.18.054045","author":[{"family":"Schuetz","given":"Martin J. A."},{"family":"Brubaker","given":"J. Kyle"},{"family":"Montagu","given":"Henry"},{"dropping-particle":"van","family":"Dijk","given":"Yannick"},{"family":"Klepsch","given":"Johannes"},{"family":"Ross","given":"Philipp"},{"family":"Luckow","given":"Andre"},{"family":"Resende","given":"Mauricio G. C."},{"family":"Katzgraber","given":"Helmut G."}],"container-title":"Physical Review Applied","id":"ITEM-1","issue":"5","issued":{"date-parts":[[2022]]},"page":"054045","publisher":"American Physical Society","title":"Optimization of robot-trajectory planning with nature-inspired and hybrid quantum algorithms","type":"article-journal","volume":"18"}}],"mendeley":{"formattedCitation":"Schuetz et al. (2022)","plainTextFormattedCitation":"Schuetz et al. (2022)","previouslyFormattedCitation":"Schuetz et al. (2022)"},"properties":{"noteIndex":0},"schema":"https://github.com/citation-style-language/schema/raw/master/csl-citation.json"}</w:instrText>
             </w:r>
             <w:r>
               <w:fldChar w:fldCharType="separate"/>
@@ -2459,7 +2459,7 @@
               <w:fldChar w:fldCharType="begin"/>
             </w:r>
             <w:r>
-              <w:instrText xml:space="preserve">ADDIN CSL_CITATION {"citationID":"MENDELEY_CITATION_19","citationItems":[{"id":"ITEM-19","isTemporary":false,"itemData":{"DOI":"10.1016/j.procir.2025.01.099","author":[{"family":"Willmann","given":"Moritz"},{"family":"Albus","given":"Marcel"},{"family":"Schnabel","given":"Jan"},{"family":"Roth","given":"Marco"}],"container-title":"Procedia CIRP","id":"Willmann2025","issued":{"date-parts":[[2025]]},"note":"58th CIRP Conference on Manufacturing Systems","page":"25-30","publisher":"Elsevier","title":"Application of quantum annealing for scalable robotic assembly line optimization: A case study","title-short":"Application of quantum annealing for scalable robotic assembly line optimization","type":"article-journal","volume":"134"},"suppress-author":false}],"isEdited":false,"manualOverride":{"citeprocText":"Willmann et al. (2025)","isManuallyOverridden":false,"manualOverrideText":""},"mendeley":{"formattedCitation":"Willmann et al. (2025)","plainTextFormattedCitation":"Willmann et al. (2025)","previouslyFormattedCitation":"Willmann et al. (2025)"},"properties":{"noteIndex":0},"schema":"https://github.com/citation-style-language/schema/raw/master/csl-citation.json"}</w:instrText>
+              <w:instrText xml:space="preserve">ADDIN CSL_CITATION {"citationItems":[{"id":"ITEM-1","itemData":{"DOI":"10.1016/j.procir.2025.01.099","author":[{"family":"Willmann","given":"Moritz"},{"family":"Albus","given":"Marcel"},{"family":"Schnabel","given":"Jan"},{"family":"Roth","given":"Marco"}],"container-title":"Procedia CIRP","id":"ITEM-1","issued":{"date-parts":[[2025]]},"note":"58th CIRP Conference on Manufacturing Systems","page":"25-30","publisher":"Elsevier","title":"Application of quantum annealing for scalable robotic assembly line optimization: A case study","title-short":"Application of quantum annealing for scalable robotic assembly line optimization","type":"article-journal","volume":"134"}}],"mendeley":{"formattedCitation":"Willmann et al. (2025)","plainTextFormattedCitation":"Willmann et al. (2025)","previouslyFormattedCitation":"Willmann et al. (2025)"},"properties":{"noteIndex":0},"schema":"https://github.com/citation-style-language/schema/raw/master/csl-citation.json"}</w:instrText>
             </w:r>
             <w:r>
               <w:fldChar w:fldCharType="separate"/>
@@ -2561,7 +2561,7 @@
               <w:fldChar w:fldCharType="begin"/>
             </w:r>
             <w:r>
-              <w:instrText xml:space="preserve">ADDIN CSL_CITATION {"citationID":"MENDELEY_CITATION_20","citationItems":[{"id":"ITEM-20","isTemporary":false,"itemData":{"DOI":"10.1109/QCE65121.2025.10359","author":[{"family":"Osaba","given":"Eneko"},{"family":"Garrote","given":"Estibaliz"},{"family":"Miranda-Rodriguez","given":"Pablo"},{"family":"Ciacco","given":"Alessia"},{"family":"Cabanes","given":"Itziar"},{"family":"Mancisidor","given":"Aitziber"}],"container-title":"2025 IEEE international conference on quantum computing and engineering (QCE)","id":"Osaba2025","issued":{"date-parts":[[2025]]},"page":"388-389","publisher":"IEEE","publisher-place":"Albuquerque, NM, USA","title":"Quantum-assisted automatic path-planning for robotic quality inspection in Industry 4.0","type":"paper-conference","volume":"2"},"suppress-author":false}],"isEdited":false,"manualOverride":{"citeprocText":"Osaba, Garrote, et al. (2025)","isManuallyOverridden":false,"manualOverrideText":""},"mendeley":{"formattedCitation":"Osaba, Garrote, et al. (2025)","plainTextFormattedCitation":"Osaba, Garrote, et al. (2025)","previouslyFormattedCitation":"Osaba, Garrote, et al. (2025)"},"properties":{"noteIndex":0},"schema":"https://github.com/citation-style-language/schema/raw/master/csl-citation.json"}</w:instrText>
+              <w:instrText xml:space="preserve">ADDIN CSL_CITATION {"citationItems":[{"id":"ITEM-1","itemData":{"DOI":"10.1109/QCE65121.2025.10359","author":[{"family":"Osaba","given":"Eneko"},{"family":"Garrote","given":"Estibaliz"},{"family":"Miranda-Rodriguez","given":"Pablo"},{"family":"Ciacco","given":"Alessia"},{"family":"Cabanes","given":"Itziar"},{"family":"Mancisidor","given":"Aitziber"}],"container-title":"2025 IEEE international conference on quantum computing and engineering (QCE)","id":"ITEM-1","issued":{"date-parts":[[2025]]},"page":"388-389","publisher":"IEEE","publisher-place":"Albuquerque, NM, USA","title":"Quantum-assisted automatic path-planning for robotic quality inspection in Industry 4.0","type":"paper-conference","volume":"2"}}],"mendeley":{"formattedCitation":"Osaba, Garrote, et al. (2025)","plainTextFormattedCitation":"Osaba, Garrote, et al. (2025)","previouslyFormattedCitation":"Osaba, Garrote, et al. (2025)"},"properties":{"noteIndex":0},"schema":"https://github.com/citation-style-language/schema/raw/master/csl-citation.json"}</w:instrText>
             </w:r>
             <w:r>
               <w:fldChar w:fldCharType="separate"/>
@@ -2663,7 +2663,7 @@
               <w:fldChar w:fldCharType="begin"/>
             </w:r>
             <w:r>
-              <w:instrText xml:space="preserve">ADDIN CSL_CITATION {"citationID":"MENDELEY_CITATION_21","citationItems":[{"id":"ITEM-21","isTemporary":false,"itemData":{"DOI":"10.1038/s41598-025-12109-0","author":[{"family":"Otani","given":"Takuya"},{"family":"Takanishi","given":"Atsuo"},{"family":"Hara","given":"Nobuyuki"},{"family":"Takita","given":"Yutaka"},{"family":"Kimura","given":"Koichi"}],"container-title":"Scientific Reports","id":"Otani2025","issued":{"date-parts":[[2025]]},"page":"28508","publisher":"Nature Publishing Group","title":"Quantum computation for robot posture optimization","type":"article-journal","volume":"15"},"suppress-author":false}],"isEdited":false,"manualOverride":{"citeprocText":"Otani et al. (2025)","isManuallyOverridden":false,"manualOverrideText":""},"mendeley":{"formattedCitation":"Otani et al. (2025)","plainTextFormattedCitation":"Otani et al. (2025)","previouslyFormattedCitation":"Otani et al. (2025)"},"properties":{"noteIndex":0},"schema":"https://github.com/citation-style-language/schema/raw/master/csl-citation.json"}</w:instrText>
+              <w:instrText xml:space="preserve">ADDIN CSL_CITATION {"citationItems":[{"id":"ITEM-1","itemData":{"DOI":"10.1038/s41598-025-12109-0","author":[{"family":"Otani","given":"Takuya"},{"family":"Takanishi","given":"Atsuo"},{"family":"Hara","given":"Nobuyuki"},{"family":"Takita","given":"Yutaka"},{"family":"Kimura","given":"Koichi"}],"container-title":"Scientific Reports","id":"ITEM-1","issued":{"date-parts":[[2025]]},"page":"28508","publisher":"Nature Publishing Group","title":"Quantum computation for robot posture optimization","type":"article-journal","volume":"15"}}],"mendeley":{"formattedCitation":"Otani et al. (2025)","plainTextFormattedCitation":"Otani et al. (2025)","previouslyFormattedCitation":"Otani et al. (2025)"},"properties":{"noteIndex":0},"schema":"https://github.com/citation-style-language/schema/raw/master/csl-citation.json"}</w:instrText>
             </w:r>
             <w:r>
               <w:fldChar w:fldCharType="separate"/>
@@ -2765,7 +2765,7 @@
               <w:fldChar w:fldCharType="begin"/>
             </w:r>
             <w:r>
-              <w:instrText xml:space="preserve">ADDIN CSL_CITATION {"citationID":"MENDELEY_CITATION_22","citationItems":[{"id":"ITEM-22","isTemporary":false,"itemData":{"DOI":"10.1038/s41598-025-34346-z","author":[{"family":"Salloum","given":"Hadi"},{"family":"Savin","given":"Sergei"},{"family":"Kholodov","given":"Yaroslav"},{"family":"Ryzhakov","given":"Gleb"},{"family":"Farina","given":"Mirko"},{"family":"Oseledets","given":"Ivan"}],"container-title":"Scientific Reports","id":"Salloum2026","issued":{"date-parts":[[2026]]},"page":"4244","publisher":"Nature Publishing Group","title":"Quantum annealing for inverse kinematics in robotics","type":"article-journal","volume":"16"},"suppress-author":false}],"isEdited":false,"manualOverride":{"citeprocText":"Salloum et al. (2026)","isManuallyOverridden":false,"manualOverrideText":""},"mendeley":{"formattedCitation":"Salloum et al. (2026)","plainTextFormattedCitation":"Salloum et al. (2026)","previouslyFormattedCitation":"Salloum et al. (2026)"},"properties":{"noteIndex":0},"schema":"https://github.com/citation-style-language/schema/raw/master/csl-citation.json"}</w:instrText>
+              <w:instrText xml:space="preserve">ADDIN CSL_CITATION {"citationItems":[{"id":"ITEM-1","itemData":{"DOI":"10.1038/s41598-025-34346-z","author":[{"family":"Salloum","given":"Hadi"},{"family":"Savin","given":"Sergei"},{"family":"Kholodov","given":"Yaroslav"},{"family":"Ryzhakov","given":"Gleb"},{"family":"Farina","given":"Mirko"},{"family":"Oseledets","given":"Ivan"}],"container-title":"Scientific Reports","id":"ITEM-1","issued":{"date-parts":[[2026]]},"page":"4244","publisher":"Nature Publishing Group","title":"Quantum annealing for inverse kinematics in robotics","type":"article-journal","volume":"16"}}],"mendeley":{"formattedCitation":"Salloum et al. (2026)","plainTextFormattedCitation":"Salloum et al. (2026)","previouslyFormattedCitation":"Salloum et al. (2026)"},"properties":{"noteIndex":0},"schema":"https://github.com/citation-style-language/schema/raw/master/csl-citation.json"}</w:instrText>
             </w:r>
             <w:r>
               <w:fldChar w:fldCharType="separate"/>
@@ -2867,7 +2867,7 @@
               <w:fldChar w:fldCharType="begin"/>
             </w:r>
             <w:r>
-              <w:instrText xml:space="preserve">ADDIN CSL_CITATION {"citationID":"MENDELEY_CITATION_23","citationItems":[{"id":"ITEM-23","isTemporary":false,"itemData":{"DOI":"10.1109/ASE63991.2025.00306","author":[{"family":"Wang","given":"Xinyi"},{"family":"Arcaini","given":"Paolo"},{"family":"Ali","given":"Shaukat"},{"family":"Xu","given":"Qinghua"},{"family":"Peyrucain","given":"Thomas"}],"container-title":"Proceedings of the 40th IEEE/ACM international conference on automated software engineering (ASE)","id":"Wang2025","issued":{"date-parts":[[2025]]},"publisher":"IEEE","publisher-place":"Piscataway, NJ, USA","title":"Quantum machine learning-based test oracle for autonomous mobile robots","type":"paper-conference"},"suppress-author":false}],"isEdited":false,"manualOverride":{"citeprocText":"Xinyi Wang et al. (2025)","isManuallyOverridden":false,"manualOverrideText":""},"mendeley":{"formattedCitation":"Xinyi Wang et al. (2025)","plainTextFormattedCitation":"Xinyi Wang et al. (2025)","previouslyFormattedCitation":"Xinyi Wang et al. (2025)"},"properties":{"noteIndex":0},"schema":"https://github.com/citation-style-language/schema/raw/master/csl-citation.json"}</w:instrText>
+              <w:instrText xml:space="preserve">ADDIN CSL_CITATION {"citationItems":[{"id":"ITEM-1","itemData":{"DOI":"10.1109/ASE63991.2025.00306","author":[{"family":"Wang","given":"Xinyi"},{"family":"Arcaini","given":"Paolo"},{"family":"Ali","given":"Shaukat"},{"family":"Xu","given":"Qinghua"},{"family":"Peyrucain","given":"Thomas"}],"container-title":"Proceedings of the 40th IEEE/ACM international conference on automated software engineering (ASE)","id":"ITEM-1","issued":{"date-parts":[[2025]]},"publisher":"IEEE","publisher-place":"Piscataway, NJ, USA","title":"Quantum machine learning-based test oracle for autonomous mobile robots","type":"paper-conference"}}],"mendeley":{"formattedCitation":"Xinyi Wang et al. (2025)","plainTextFormattedCitation":"Xinyi Wang et al. (2025)","previouslyFormattedCitation":"Xinyi Wang et al. (2025)"},"properties":{"noteIndex":0},"schema":"https://github.com/citation-style-language/schema/raw/master/csl-citation.json"}</w:instrText>
             </w:r>
             <w:r>
               <w:fldChar w:fldCharType="separate"/>
@@ -2969,7 +2969,7 @@
               <w:fldChar w:fldCharType="begin"/>
             </w:r>
             <w:r>
-              <w:instrText xml:space="preserve">ADDIN CSL_CITATION {"citationID":"MENDELEY_CITATION_24","citationItems":[{"id":"ITEM-24","isTemporary":false,"itemData":{"author":[{"family":"Roh","given":"Emily Jimin"},{"family":"Baek","given":"Hankyul"},{"family":"Kim","given":"Donghyeon"},{"family":"Kim","given":"Joongheon"}],"container-title":"IEEE Transactions on Mobile Computing","id":"Roh2025","issue":"2","issued":{"date-parts":[[2025]]},"page":"1031-1042","title":"Fast quantum convolutional neural networks for low-complexity object detection in autonomous driving applications","type":"article-journal","volume":"24"},"suppress-author":false}],"isEdited":false,"manualOverride":{"citeprocText":"Roh et al. (2025)","isManuallyOverridden":false,"manualOverrideText":""},"mendeley":{"formattedCitation":"Roh et al. (2025)","plainTextFormattedCitation":"Roh et al. (2025)","previouslyFormattedCitation":"Roh et al. (2025)"},"properties":{"noteIndex":0},"schema":"https://github.com/citation-style-language/schema/raw/master/csl-citation.json"}</w:instrText>
+              <w:instrText xml:space="preserve">ADDIN CSL_CITATION {"citationItems":[{"id":"ITEM-1","itemData":{"author":[{"family":"Roh","given":"Emily Jimin"},{"family":"Baek","given":"Hankyul"},{"family":"Kim","given":"Donghyeon"},{"family":"Kim","given":"Joongheon"}],"container-title":"IEEE Transactions on Mobile Computing","id":"ITEM-1","issue":"2","issued":{"date-parts":[[2025]]},"page":"1031-1042","title":"Fast quantum convolutional neural networks for low-complexity object detection in autonomous driving applications","type":"article-journal","volume":"24"}}],"mendeley":{"formattedCitation":"Roh et al. (2025)","plainTextFormattedCitation":"Roh et al. (2025)","previouslyFormattedCitation":"Roh et al. (2025)"},"properties":{"noteIndex":0},"schema":"https://github.com/citation-style-language/schema/raw/master/csl-citation.json"}</w:instrText>
             </w:r>
             <w:r>
               <w:fldChar w:fldCharType="separate"/>
@@ -3071,7 +3071,7 @@
               <w:fldChar w:fldCharType="begin"/>
             </w:r>
             <w:r>
-              <w:instrText xml:space="preserve">ADDIN CSL_CITATION {"citationID":"MENDELEY_CITATION_25","citationItems":[{"id":"ITEM-25","isTemporary":false,"itemData":{"DOI":"10.2139/ssrn.3244327","author":[{"family":"Gonçalves","given":"Carlos Pedro"}],"id":"Goncalves2018","issued":{"date-parts":[[2018]]},"publisher":"SSRN preprint 3244327","title":"Quantum robotics, neural networks and the quantum force interpretation","type":""},"suppress-author":false}],"isEdited":false,"manualOverride":{"citeprocText":"Gonçalves (2018)","isManuallyOverridden":false,"manualOverrideText":""},"mendeley":{"formattedCitation":"Gonçalves (2018)","plainTextFormattedCitation":"Gonçalves (2018)","previouslyFormattedCitation":"Gonçalves (2018)"},"properties":{"noteIndex":0},"schema":"https://github.com/citation-style-language/schema/raw/master/csl-citation.json"}</w:instrText>
+              <w:instrText xml:space="preserve">ADDIN CSL_CITATION {"citationItems":[{"id":"ITEM-1","itemData":{"DOI":"10.2139/ssrn.3244327","author":[{"family":"Gonçalves","given":"Carlos Pedro"}],"id":"ITEM-1","issued":{"date-parts":[[2018]]},"publisher":"SSRN preprint 3244327","title":"Quantum robotics, neural networks and the quantum force interpretation","type":""}}],"mendeley":{"formattedCitation":"Gonçalves (2018)","plainTextFormattedCitation":"Gonçalves (2018)","previouslyFormattedCitation":"Gonçalves (2018)"},"properties":{"noteIndex":0},"schema":"https://github.com/citation-style-language/schema/raw/master/csl-citation.json"}</w:instrText>
             </w:r>
             <w:r>
               <w:fldChar w:fldCharType="separate"/>
@@ -3190,7 +3190,7 @@
               <w:fldChar w:fldCharType="begin"/>
             </w:r>
             <w:r>
-              <w:instrText xml:space="preserve">ADDIN CSL_CITATION {"citationID":"MENDELEY_CITATION_26","citationItems":[{"id":"ITEM-26","isTemporary":false,"itemData":{"DOI":"10.1109/TMECH.2010.2090896","author":[{"family":"Dong","given":"Daoyi"},{"family":"Chen","given":"Chunlin"},{"family":"Chu","given":"Jian"},{"family":"Tarn","given":"Tzyh-Jong"}],"container-title":"IEEE/ASME Transactions on Mechatronics","id":"Dong2012","issue":"1","issued":{"date-parts":[[2012]]},"page":"86-97","publisher":"IEEE","title":"Robust quantum-inspired reinforcement learning for robot navigation","type":"article-journal","volume":"17"},"suppress-author":false}],"isEdited":false,"manualOverride":{"citeprocText":"Dong et al. (2012)","isManuallyOverridden":false,"manualOverrideText":""},"mendeley":{"formattedCitation":"Dong et al. (2012)","plainTextFormattedCitation":"Dong et al. (2012)","previouslyFormattedCitation":"Dong et al. (2012)"},"properties":{"noteIndex":0},"schema":"https://github.com/citation-style-language/schema/raw/master/csl-citation.json"}</w:instrText>
+              <w:instrText xml:space="preserve">ADDIN CSL_CITATION {"citationItems":[{"id":"ITEM-1","itemData":{"DOI":"10.1109/TMECH.2010.2090896","author":[{"family":"Dong","given":"Daoyi"},{"family":"Chen","given":"Chunlin"},{"family":"Chu","given":"Jian"},{"family":"Tarn","given":"Tzyh-Jong"}],"container-title":"IEEE/ASME Transactions on Mechatronics","id":"ITEM-1","issue":"1","issued":{"date-parts":[[2012]]},"page":"86-97","publisher":"IEEE","title":"Robust quantum-inspired reinforcement learning for robot navigation","type":"article-journal","volume":"17"}}],"mendeley":{"formattedCitation":"Dong et al. (2012)","plainTextFormattedCitation":"Dong et al. (2012)","previouslyFormattedCitation":"Dong et al. (2012)"},"properties":{"noteIndex":0},"schema":"https://github.com/citation-style-language/schema/raw/master/csl-citation.json"}</w:instrText>
             </w:r>
             <w:r>
               <w:fldChar w:fldCharType="separate"/>
@@ -3303,7 +3303,7 @@
               <w:fldChar w:fldCharType="begin"/>
             </w:r>
             <w:r>
-              <w:instrText xml:space="preserve">ADDIN CSL_CITATION {"citationID":"MENDELEY_CITATION_27","citationItems":[{"id":"ITEM-27","isTemporary":false,"itemData":{"DOI":"10.1109/ACCESS.2024.3417808","author":[{"family":"Hohenfeld","given":"Hans"},{"family":"Heimann","given":"Dirk"},{"family":"Wiebe","given":"Felix"},{"family":"Kirchner","given":"Frank"}],"container-title":"IEEE Access","id":"Hohenfeld2024","issued":{"date-parts":[[2024]]},"page":"87217-87236","publisher":"IEEE","title":"Quantum deep reinforcement learning for robot navigation tasks","type":"article-journal","volume":"12"},"suppress-author":false}],"isEdited":false,"manualOverride":{"citeprocText":"Hohenfeld et al. (2024)","isManuallyOverridden":false,"manualOverrideText":""},"mendeley":{"formattedCitation":"Hohenfeld et al. (2024)","plainTextFormattedCitation":"Hohenfeld et al. (2024)","previouslyFormattedCitation":"Hohenfeld et al. (2024)"},"properties":{"noteIndex":0},"schema":"https://github.com/citation-style-language/schema/raw/master/csl-citation.json"}</w:instrText>
+              <w:instrText xml:space="preserve">ADDIN CSL_CITATION {"citationItems":[{"id":"ITEM-1","itemData":{"DOI":"10.1109/ACCESS.2024.3417808","author":[{"family":"Hohenfeld","given":"Hans"},{"family":"Heimann","given":"Dirk"},{"family":"Wiebe","given":"Felix"},{"family":"Kirchner","given":"Frank"}],"container-title":"IEEE Access","id":"ITEM-1","issued":{"date-parts":[[2024]]},"page":"87217-87236","publisher":"IEEE","title":"Quantum deep reinforcement learning for robot navigation tasks","type":"article-journal","volume":"12"}}],"mendeley":{"formattedCitation":"Hohenfeld et al. (2024)","plainTextFormattedCitation":"Hohenfeld et al. (2024)","previouslyFormattedCitation":"Hohenfeld et al. (2024)"},"properties":{"noteIndex":0},"schema":"https://github.com/citation-style-language/schema/raw/master/csl-citation.json"}</w:instrText>
             </w:r>
             <w:r>
               <w:fldChar w:fldCharType="separate"/>
@@ -3405,7 +3405,7 @@
               <w:fldChar w:fldCharType="begin"/>
             </w:r>
             <w:r>
-              <w:instrText xml:space="preserve">ADDIN CSL_CITATION {"citationID":"MENDELEY_CITATION_28","citationItems":[{"id":"ITEM-28","isTemporary":false,"itemData":{"DOI":"10.5220/0013371800003890","ISBN":"978-989-758-737-5","author":[{"family":"Drăgan","given":"Theodora-Augustina"},{"family":"Künzner","given":"Alexander"},{"family":"Wille","given":"Robert"},{"family":"Lorenz","given":"Jeanette Miriam"}],"container-title":"Proceedings of the 17th international conference on agents and artificial intelligence (ICAART 2025)","id":"Dragan2025","issued":{"date-parts":[[2025]]},"page":"807-814","publisher":"SciTePress","publisher-place":"Setúbal, Portugal","title":"Continuous quantum reinforcement learning for robot navigation","type":"paper-conference","volume":"1"},"suppress-author":false}],"isEdited":false,"manualOverride":{"citeprocText":"Drăgan et al. (2025)","isManuallyOverridden":false,"manualOverrideText":""},"mendeley":{"formattedCitation":"Drăgan et al. (2025)","plainTextFormattedCitation":"Drăgan et al. (2025)","previouslyFormattedCitation":"Drăgan et al. (2025)"},"properties":{"noteIndex":0},"schema":"https://github.com/citation-style-language/schema/raw/master/csl-citation.json"}</w:instrText>
+              <w:instrText xml:space="preserve">ADDIN CSL_CITATION {"citationItems":[{"id":"ITEM-1","itemData":{"DOI":"10.5220/0013371800003890","ISBN":"978-989-758-737-5","author":[{"family":"Drăgan","given":"Theodora-Augustina"},{"family":"Künzner","given":"Alexander"},{"family":"Wille","given":"Robert"},{"family":"Lorenz","given":"Jeanette Miriam"}],"container-title":"Proceedings of the 17th international conference on agents and artificial intelligence (ICAART 2025)","id":"ITEM-1","issued":{"date-parts":[[2025]]},"page":"807-814","publisher":"SciTePress","publisher-place":"Setúbal, Portugal","title":"Continuous quantum reinforcement learning for robot navigation","type":"paper-conference","volume":"1"}}],"mendeley":{"formattedCitation":"Drăgan et al. (2025)","plainTextFormattedCitation":"Drăgan et al. (2025)","previouslyFormattedCitation":"Drăgan et al. (2025)"},"properties":{"noteIndex":0},"schema":"https://github.com/citation-style-language/schema/raw/master/csl-citation.json"}</w:instrText>
             </w:r>
             <w:r>
               <w:fldChar w:fldCharType="separate"/>
@@ -3598,7 +3598,7 @@
               <w:fldChar w:fldCharType="begin"/>
             </w:r>
             <w:r>
-              <w:instrText xml:space="preserve">ADDIN CSL_CITATION {"citationID":"MENDELEY_CITATION_29","citationItems":[{"id":"ITEM-29","isTemporary":false,"itemData":{"DOI":"10.1007/s42484-024-00226-4","author":[{"family":"Sinha","given":"Akash"},{"family":"Macaluso","given":"Antonio"},{"family":"Klusch","given":"Matthias"}],"container-title":"Quantum Machine Intelligence","id":"Sinha2023","issued":{"date-parts":[[2025]]},"page":"19","publisher":"Springer","title":"Nav-Q: Quantum deep reinforcement learning for collision-free navigation of self-driving cars","title-short":"Nav-Q","type":"article-journal","volume":"7"},"suppress-author":false}],"isEdited":false,"manualOverride":{"citeprocText":"Sinha, Macaluso, and Klusch (2025)","isManuallyOverridden":false,"manualOverrideText":""},"mendeley":{"formattedCitation":"Sinha, Macaluso, and Klusch (2025)","plainTextFormattedCitation":"Sinha, Macaluso, and Klusch (2025)","previouslyFormattedCitation":"Sinha, Macaluso, and Klusch (2025)"},"properties":{"noteIndex":0},"schema":"https://github.com/citation-style-language/schema/raw/master/csl-citation.json"}</w:instrText>
+              <w:instrText xml:space="preserve">ADDIN CSL_CITATION {"citationItems":[{"id":"ITEM-1","itemData":{"DOI":"10.1007/s42484-024-00226-4","author":[{"family":"Sinha","given":"Akash"},{"family":"Macaluso","given":"Antonio"},{"family":"Klusch","given":"Matthias"}],"container-title":"Quantum Machine Intelligence","id":"ITEM-1","issued":{"date-parts":[[2025]]},"page":"19","publisher":"Springer","title":"Nav-Q: Quantum deep reinforcement learning for collision-free navigation of self-driving cars","title-short":"Nav-Q","type":"article-journal","volume":"7"}}],"mendeley":{"formattedCitation":"Sinha, Macaluso, and Klusch (2025)","plainTextFormattedCitation":"Sinha, Macaluso, and Klusch (2025)","previouslyFormattedCitation":"Sinha, Macaluso, and Klusch (2025)"},"properties":{"noteIndex":0},"schema":"https://github.com/citation-style-language/schema/raw/master/csl-citation.json"}</w:instrText>
             </w:r>
             <w:r>
               <w:fldChar w:fldCharType="separate"/>
@@ -3700,7 +3700,7 @@
               <w:fldChar w:fldCharType="begin"/>
             </w:r>
             <w:r>
-              <w:instrText xml:space="preserve">ADDIN CSL_CITATION {"citationID":"MENDELEY_CITATION_30","citationItems":[{"id":"ITEM-30","isTemporary":false,"itemData":{"URL":"https://arxiv.org/abs/2212.11681","author":[{"family":"Acuto","given":"Alberto"},{"family":"Barillà","given":"Paola"},{"family":"Bozzolo","given":"Ludovico"},{"family":"Conterno","given":"Matteo"},{"family":"Pavese","given":"Mattia"},{"family":"Policicchio","given":"Antonio"}],"id":"Acuto2022","issued":{"date-parts":[[2022]]},"title":"Variational quantum soft actor-critic for robotic arm control","type":""},"suppress-author":false}],"isEdited":false,"manualOverride":{"citeprocText":"Acuto et al. (2022)","isManuallyOverridden":false,"manualOverrideText":""},"mendeley":{"formattedCitation":"Acuto et al. (2022)","plainTextFormattedCitation":"Acuto et al. (2022)","previouslyFormattedCitation":"Acuto et al. (2022)"},"properties":{"noteIndex":0},"schema":"https://github.com/citation-style-language/schema/raw/master/csl-citation.json"}</w:instrText>
+              <w:instrText xml:space="preserve">ADDIN CSL_CITATION {"citationItems":[{"id":"ITEM-1","itemData":{"URL":"https://arxiv.org/abs/2212.11681","author":[{"family":"Acuto","given":"Alberto"},{"family":"Barillà","given":"Paola"},{"family":"Bozzolo","given":"Ludovico"},{"family":"Conterno","given":"Matteo"},{"family":"Pavese","given":"Mattia"},{"family":"Policicchio","given":"Antonio"}],"id":"ITEM-1","issued":{"date-parts":[[2022]]},"title":"Variational quantum soft actor-critic for robotic arm control","type":""}}],"mendeley":{"formattedCitation":"Acuto et al. (2022)","plainTextFormattedCitation":"Acuto et al. (2022)","previouslyFormattedCitation":"Acuto et al. (2022)"},"properties":{"noteIndex":0},"schema":"https://github.com/citation-style-language/schema/raw/master/csl-citation.json"}</w:instrText>
             </w:r>
             <w:r>
               <w:fldChar w:fldCharType="separate"/>
@@ -3847,7 +3847,7 @@
               <w:fldChar w:fldCharType="begin"/>
             </w:r>
             <w:r>
-              <w:instrText xml:space="preserve">ADDIN CSL_CITATION {"citationID":"MENDELEY_CITATION_31","citationItems":[{"id":"ITEM-31","isTemporary":false,"itemData":{"DOI":"10.48550/arXiv.2509.11388","URL":"https://arxiv.org/abs/2509.11388","author":[{"family":"Lokossou","given":"Romerik"},{"family":"Girma","given":"Birhanu Shimelis"},{"family":"Tonguz","given":"Ozan K."},{"family":"Biyabani","given":"Ahmed"}],"id":"Lokossou2025","issued":{"date-parts":[[2025]]},"title":"Quantum deep reinforcement learning for humanoid robot navigation task","type":""},"suppress-author":false}],"isEdited":false,"manualOverride":{"citeprocText":"Lokossou et al. (2025)","isManuallyOverridden":false,"manualOverrideText":""},"mendeley":{"formattedCitation":"Lokossou et al. (2025)","plainTextFormattedCitation":"Lokossou et al. (2025)","previouslyFormattedCitation":"Lokossou et al. (2025)"},"properties":{"noteIndex":0},"schema":"https://github.com/citation-style-language/schema/raw/master/csl-citation.json"}</w:instrText>
+              <w:instrText xml:space="preserve">ADDIN CSL_CITATION {"citationItems":[{"id":"ITEM-1","itemData":{"DOI":"10.48550/arXiv.2509.11388","URL":"https://arxiv.org/abs/2509.11388","author":[{"family":"Lokossou","given":"Romerik"},{"family":"Girma","given":"Birhanu Shimelis"},{"family":"Tonguz","given":"Ozan K."},{"family":"Biyabani","given":"Ahmed"}],"id":"ITEM-1","issued":{"date-parts":[[2025]]},"title":"Quantum deep reinforcement learning for humanoid robot navigation task","type":""}}],"mendeley":{"formattedCitation":"Lokossou et al. (2025)","plainTextFormattedCitation":"Lokossou et al. (2025)","previouslyFormattedCitation":"Lokossou et al. (2025)"},"properties":{"noteIndex":0},"schema":"https://github.com/citation-style-language/schema/raw/master/csl-citation.json"}</w:instrText>
             </w:r>
             <w:r>
               <w:fldChar w:fldCharType="separate"/>
@@ -3966,7 +3966,7 @@
               <w:fldChar w:fldCharType="begin"/>
             </w:r>
             <w:r>
-              <w:instrText xml:space="preserve">ADDIN CSL_CITATION {"citationID":"MENDELEY_CITATION_32","citationItems":[{"id":"ITEM-32","isTemporary":false,"itemData":{"URL":"https://arxiv.org/abs/2605.20801","author":[{"family":"Altrabulsi","given":"Mohamed Khair"},{"family":"Innan","given":"Nouhaila"},{"family":"Marchisio","given":"Alberto"},{"family":"Kashif","given":"Muhammad"},{"family":"Shafique","given":"Muhammad"}],"id":"Altrabulsi2026","issued":{"date-parts":[[2026]]},"title":"Q-SpiRL: Quantum spiking reinforcement learning for adaptive robot navigation","title-short":"Q-SpiRL","type":""},"suppress-author":false}],"isEdited":false,"manualOverride":{"citeprocText":"Altrabulsi et al. (2026)","isManuallyOverridden":false,"manualOverrideText":""},"mendeley":{"formattedCitation":"Altrabulsi et al. (2026)","plainTextFormattedCitation":"Altrabulsi et al. (2026)","previouslyFormattedCitation":"Altrabulsi et al. (2026)"},"properties":{"noteIndex":0},"schema":"https://github.com/citation-style-language/schema/raw/master/csl-citation.json"}</w:instrText>
+              <w:instrText xml:space="preserve">ADDIN CSL_CITATION {"citationItems":[{"id":"ITEM-1","itemData":{"URL":"https://arxiv.org/abs/2605.20801","author":[{"family":"Altrabulsi","given":"Mohamed Khair"},{"family":"Innan","given":"Nouhaila"},{"family":"Marchisio","given":"Alberto"},{"family":"Kashif","given":"Muhammad"},{"family":"Shafique","given":"Muhammad"}],"id":"ITEM-1","issued":{"date-parts":[[2026]]},"title":"Q-SpiRL: Quantum spiking reinforcement learning for adaptive robot navigation","title-short":"Q-SpiRL","type":""}}],"mendeley":{"formattedCitation":"Altrabulsi et al. (2026)","plainTextFormattedCitation":"Altrabulsi et al. (2026)","previouslyFormattedCitation":"Altrabulsi et al. (2026)"},"properties":{"noteIndex":0},"schema":"https://github.com/citation-style-language/schema/raw/master/csl-citation.json"}</w:instrText>
             </w:r>
             <w:r>
               <w:fldChar w:fldCharType="separate"/>
@@ -4118,7 +4118,7 @@
               <w:fldChar w:fldCharType="begin"/>
             </w:r>
             <w:r>
-              <w:instrText xml:space="preserve">ADDIN CSL_CITATION {"citationID":"MENDELEY_CITATION_33","citationItems":[{"id":"ITEM-33","isTemporary":false,"itemData":{"DOI":"10.1007/s42044-025-00306-z","author":[{"family":"Taghavi","given":"Mazyar"},{"family":"Farnoosh","given":"Rahman"}],"container-title":"Iran Journal of Computer Science","id":"Taghavi2025","issue":"4","issued":{"date-parts":[[2025]]},"page":"2139-2155","publisher":"Springer","title":"Quantum computing and neuromorphic computing for safe, reliable, and explainable multi-agent reinforcement learning: Optimal control in autonomous robotics","title-short":"Quantum computing and neuromorphic computing for safe, reliable, and explainable multi-agent reinforcement learning","type":"article-journal","volume":"8"},"suppress-author":false}],"isEdited":false,"manualOverride":{"citeprocText":"Taghavi and Farnoosh (2025)","isManuallyOverridden":false,"manualOverrideText":""},"mendeley":{"formattedCitation":"Taghavi and Farnoosh (2025)","plainTextFormattedCitation":"Taghavi and Farnoosh (2025)","previouslyFormattedCitation":"Taghavi and Farnoosh (2025)"},"properties":{"noteIndex":0},"schema":"https://github.com/citation-style-language/schema/raw/master/csl-citation.json"}</w:instrText>
+              <w:instrText xml:space="preserve">ADDIN CSL_CITATION {"citationItems":[{"id":"ITEM-1","itemData":{"DOI":"10.1007/s42044-025-00306-z","author":[{"family":"Taghavi","given":"Mazyar"},{"family":"Farnoosh","given":"Rahman"}],"container-title":"Iran Journal of Computer Science","id":"ITEM-1","issue":"4","issued":{"date-parts":[[2025]]},"page":"2139-2155","publisher":"Springer","title":"Quantum computing and neuromorphic computing for safe, reliable, and explainable multi-agent reinforcement learning: Optimal control in autonomous robotics","title-short":"Quantum computing and neuromorphic computing for safe, reliable, and explainable multi-agent reinforcement learning","type":"article-journal","volume":"8"}}],"mendeley":{"formattedCitation":"Taghavi and Farnoosh (2025)","plainTextFormattedCitation":"Taghavi and Farnoosh (2025)","previouslyFormattedCitation":"Taghavi and Farnoosh (2025)"},"properties":{"noteIndex":0},"schema":"https://github.com/citation-style-language/schema/raw/master/csl-citation.json"}</w:instrText>
             </w:r>
             <w:r>
               <w:fldChar w:fldCharType="separate"/>
@@ -4220,7 +4220,7 @@
               <w:fldChar w:fldCharType="begin"/>
             </w:r>
             <w:r>
-              <w:instrText xml:space="preserve">ADDIN CSL_CITATION {"citationID":"MENDELEY_CITATION_34","citationItems":[{"id":"ITEM-34","isTemporary":false,"itemData":{"author":[{"family":"Park","given":"Chanyoung"},{"family":"Yun","given":"Won Joon"},{"family":"Kim","given":"Jae Pyoung"},{"family":"Rodrigues","given":"Tiago Koketsu"},{"family":"Park","given":"Soohyun"},{"family":"Jung","given":"Soyi"},{"family":"Kim","given":"Joongheon"}],"container-title":"IEEE Internet of Things Journal","id":"Park2023","issue":"22","issued":{"date-parts":[[2023]]},"page":"20033-20048","title":"Quantum multi-agent actor-critic networks for cooperative mobile access in multi-UAV systems","type":"article-journal","volume":"10"},"suppress-author":false}],"isEdited":false,"manualOverride":{"citeprocText":"C. Park et al. (2023)","isManuallyOverridden":false,"manualOverrideText":""},"mendeley":{"formattedCitation":"C. Park et al. (2023)","plainTextFormattedCitation":"C. Park et al. (2023)","previouslyFormattedCitation":"C. Park et al. (2023)"},"properties":{"noteIndex":0},"schema":"https://github.com/citation-style-language/schema/raw/master/csl-citation.json"}</w:instrText>
+              <w:instrText xml:space="preserve">ADDIN CSL_CITATION {"citationItems":[{"id":"ITEM-1","itemData":{"author":[{"family":"Park","given":"Chanyoung"},{"family":"Yun","given":"Won Joon"},{"family":"Kim","given":"Jae Pyoung"},{"family":"Rodrigues","given":"Tiago Koketsu"},{"family":"Park","given":"Soohyun"},{"family":"Jung","given":"Soyi"},{"family":"Kim","given":"Joongheon"}],"container-title":"IEEE Internet of Things Journal","id":"ITEM-1","issue":"22","issued":{"date-parts":[[2023]]},"page":"20033-20048","title":"Quantum multi-agent actor-critic networks for cooperative mobile access in multi-UAV systems","type":"article-journal","volume":"10"}}],"mendeley":{"formattedCitation":"C. Park et al. (2023)","plainTextFormattedCitation":"C. Park et al. (2023)","previouslyFormattedCitation":"C. Park et al. (2023)"},"properties":{"noteIndex":0},"schema":"https://github.com/citation-style-language/schema/raw/master/csl-citation.json"}</w:instrText>
             </w:r>
             <w:r>
               <w:fldChar w:fldCharType="separate"/>
@@ -4322,7 +4322,7 @@
               <w:fldChar w:fldCharType="begin"/>
             </w:r>
             <w:r>
-              <w:instrText xml:space="preserve">ADDIN CSL_CITATION {"citationID":"MENDELEY_CITATION_35","citationItems":[{"id":"ITEM-35","isTemporary":false,"itemData":{"author":[{"family":"Park","given":"Soohyun"},{"family":"Kim","given":"Jae Pyoung"},{"family":"Park","given":"Chanyoung"},{"family":"Jung","given":"Soyi"},{"family":"Kim","given":"Joongheon"}],"container-title":"IEEE Communications Magazine","id":"Park2024","issue":"6","issued":{"date-parts":[[2024]]},"page":"106-112","title":"Quantum multi-agent reinforcement learning for autonomous mobility cooperation","type":"article-journal","volume":"62"},"suppress-author":false}],"isEdited":false,"manualOverride":{"citeprocText":"S. Park et al. (2024)","isManuallyOverridden":false,"manualOverrideText":""},"mendeley":{"formattedCitation":"S. Park et al. (2024)","plainTextFormattedCitation":"S. Park et al. (2024)","previouslyFormattedCitation":"S. Park et al. (2024)"},"properties":{"noteIndex":0},"schema":"https://github.com/citation-style-language/schema/raw/master/csl-citation.json"}</w:instrText>
+              <w:instrText xml:space="preserve">ADDIN CSL_CITATION {"citationItems":[{"id":"ITEM-1","itemData":{"author":[{"family":"Park","given":"Soohyun"},{"family":"Kim","given":"Jae Pyoung"},{"family":"Park","given":"Chanyoung"},{"family":"Jung","given":"Soyi"},{"family":"Kim","given":"Joongheon"}],"container-title":"IEEE Communications Magazine","id":"ITEM-1","issue":"6","issued":{"date-parts":[[2024]]},"page":"106-112","title":"Quantum multi-agent reinforcement learning for autonomous mobility cooperation","type":"article-journal","volume":"62"}}],"mendeley":{"formattedCitation":"S. Park et al. (2024)","plainTextFormattedCitation":"S. Park et al. (2024)","previouslyFormattedCitation":"S. Park et al. (2024)"},"properties":{"noteIndex":0},"schema":"https://github.com/citation-style-language/schema/raw/master/csl-citation.json"}</w:instrText>
             </w:r>
             <w:r>
               <w:fldChar w:fldCharType="separate"/>
@@ -4424,7 +4424,7 @@
               <w:fldChar w:fldCharType="begin"/>
             </w:r>
             <w:r>
-              <w:instrText xml:space="preserve">ADDIN CSL_CITATION {"citationID":"MENDELEY_CITATION_36","citationItems":[{"id":"ITEM-36","isTemporary":false,"itemData":{"URL":"https://arxiv.org/abs/2508.01690","author":[{"family":"Sun","given":"Yize"},{"family":"Hagog","given":"Mohamad"},{"family":"Weber","given":"Marc"},{"family":"Hein","given":"Daniel"},{"family":"Udluft","given":"Steffen"},{"family":"Tresp","given":"Volker"},{"family":"Ma","given":"Yunpu"}],"id":"Sun2025","issued":{"date-parts":[[2025]]},"note":"QML@QCE 2025 workshop","title":"First experience with real-time control using simulated VQC-based quantum policies","type":""},"suppress-author":false}],"isEdited":false,"manualOverride":{"citeprocText":"Sun et al. (2025)","isManuallyOverridden":false,"manualOverrideText":""},"mendeley":{"formattedCitation":"Sun et al. (2025)","plainTextFormattedCitation":"Sun et al. (2025)","previouslyFormattedCitation":"Sun et al. (2025)"},"properties":{"noteIndex":0},"schema":"https://github.com/citation-style-language/schema/raw/master/csl-citation.json"}</w:instrText>
+              <w:instrText xml:space="preserve">ADDIN CSL_CITATION {"citationItems":[{"id":"ITEM-1","itemData":{"URL":"https://arxiv.org/abs/2508.01690","author":[{"family":"Sun","given":"Yize"},{"family":"Hagog","given":"Mohamad"},{"family":"Weber","given":"Marc"},{"family":"Hein","given":"Daniel"},{"family":"Udluft","given":"Steffen"},{"family":"Tresp","given":"Volker"},{"family":"Ma","given":"Yunpu"}],"id":"ITEM-1","issued":{"date-parts":[[2025]]},"note":"QML@QCE 2025 workshop","title":"First experience with real-time control using simulated VQC-based quantum policies","type":""}}],"mendeley":{"formattedCitation":"Sun et al. (2025)","plainTextFormattedCitation":"Sun et al. (2025)","previouslyFormattedCitation":"Sun et al. (2025)"},"properties":{"noteIndex":0},"schema":"https://github.com/citation-style-language/schema/raw/master/csl-citation.json"}</w:instrText>
             </w:r>
             <w:r>
               <w:fldChar w:fldCharType="separate"/>
@@ -4543,7 +4543,7 @@
               <w:fldChar w:fldCharType="begin"/>
             </w:r>
             <w:r>
-              <w:instrText xml:space="preserve">ADDIN CSL_CITATION {"citationID":"MENDELEY_CITATION_37","citationItems":[{"id":"ITEM-37","isTemporary":false,"itemData":{"URL":"https://arxiv.org/abs/2605.01716","author":[{"family":"Ngo","given":"Nguyen Truong Thu"},{"family":"Mehtola","given":"Väinö"},{"family":"Lenssen","given":"Jérome"},{"family":"Wang","given":"Peiyong"},{"family":"Cosco","given":"Francesco"},{"family":"Lu","given":"Tien-Fu"},{"family":"Quach","given":"James Q."}],"id":"Ngo2026","issued":{"date-parts":[[2026]]},"title":"Towards real-time control of a CartPole system on a quantum computer","type":""},"suppress-author":false}],"isEdited":false,"manualOverride":{"citeprocText":"Ngo et al. (2026)","isManuallyOverridden":false,"manualOverrideText":""},"mendeley":{"formattedCitation":"Ngo et al. (2026)","plainTextFormattedCitation":"Ngo et al. (2026)","previouslyFormattedCitation":"Ngo et al. (2026)"},"properties":{"noteIndex":0},"schema":"https://github.com/citation-style-language/schema/raw/master/csl-citation.json"}</w:instrText>
+              <w:instrText xml:space="preserve">ADDIN CSL_CITATION {"citationItems":[{"id":"ITEM-1","itemData":{"URL":"https://arxiv.org/abs/2605.01716","author":[{"family":"Ngo","given":"Nguyen Truong Thu"},{"family":"Mehtola","given":"Väinö"},{"family":"Lenssen","given":"Jérome"},{"family":"Wang","given":"Peiyong"},{"family":"Cosco","given":"Francesco"},{"family":"Lu","given":"Tien-Fu"},{"family":"Quach","given":"James Q."}],"id":"ITEM-1","issued":{"date-parts":[[2026]]},"title":"Towards real-time control of a CartPole system on a quantum computer","type":""}}],"mendeley":{"formattedCitation":"Ngo et al. (2026)","plainTextFormattedCitation":"Ngo et al. (2026)","previouslyFormattedCitation":"Ngo et al. (2026)"},"properties":{"noteIndex":0},"schema":"https://github.com/citation-style-language/schema/raw/master/csl-citation.json"}</w:instrText>
             </w:r>
             <w:r>
               <w:fldChar w:fldCharType="separate"/>
@@ -4662,7 +4662,7 @@
               <w:fldChar w:fldCharType="begin"/>
             </w:r>
             <w:r>
-              <w:instrText xml:space="preserve">ADDIN CSL_CITATION {"citationID":"MENDELEY_CITATION_38","citationItems":[{"id":"ITEM-38","isTemporary":false,"itemData":{"DOI":"10.3390/math10142475","author":[{"family":"Chella","given":"Antonio"},{"family":"Gaglio","given":"Salvatore"},{"family":"Pilato","given":"Giovanni"},{"family":"Vella","given":"Filippo"},{"family":"Zammuto","given":"Salvatore"}],"container-title":"Mathematics","id":"Chella2022","issue":"14","issued":{"date-parts":[[2022]]},"page":"2475","publisher":"MDPI","title":"A quantum planner for robot motion","type":"article-journal","volume":"10"},"suppress-author":false}],"isEdited":false,"manualOverride":{"citeprocText":"Chella et al. (2022)","isManuallyOverridden":false,"manualOverrideText":""},"mendeley":{"formattedCitation":"Chella et al. (2022)","plainTextFormattedCitation":"Chella et al. (2022)","previouslyFormattedCitation":"Chella et al. (2022)"},"properties":{"noteIndex":0},"schema":"https://github.com/citation-style-language/schema/raw/master/csl-citation.json"}</w:instrText>
+              <w:instrText xml:space="preserve">ADDIN CSL_CITATION {"citationItems":[{"id":"ITEM-1","itemData":{"DOI":"10.3390/math10142475","author":[{"family":"Chella","given":"Antonio"},{"family":"Gaglio","given":"Salvatore"},{"family":"Pilato","given":"Giovanni"},{"family":"Vella","given":"Filippo"},{"family":"Zammuto","given":"Salvatore"}],"container-title":"Mathematics","id":"ITEM-1","issue":"14","issued":{"date-parts":[[2022]]},"page":"2475","publisher":"MDPI","title":"A quantum planner for robot motion","type":"article-journal","volume":"10"}}],"mendeley":{"formattedCitation":"Chella et al. (2022)","plainTextFormattedCitation":"Chella et al. (2022)","previouslyFormattedCitation":"Chella et al. (2022)"},"properties":{"noteIndex":0},"schema":"https://github.com/citation-style-language/schema/raw/master/csl-citation.json"}</w:instrText>
             </w:r>
             <w:r>
               <w:fldChar w:fldCharType="separate"/>
@@ -4810,7 +4810,7 @@
               <w:fldChar w:fldCharType="begin"/>
             </w:r>
             <w:r>
-              <w:instrText xml:space="preserve">ADDIN CSL_CITATION {"citationID":"MENDELEY_CITATION_39","citationItems":[{"id":"ITEM-39","isTemporary":false,"itemData":{"DOI":"10.1016/j.robot.2023.104362","author":[{"family":"Chella","given":"Antonio"},{"family":"Gaglio","given":"Salvatore"},{"family":"Mannone","given":"Maria"},{"family":"Pilato","given":"Giovanni"},{"family":"Seidita","given":"Valeria"},{"family":"Vella","given":"Filippo"},{"family":"Zammuto","given":"Salvatore"}],"container-title":"Robotics and Autonomous Systems","id":"Chella2023","issued":{"date-parts":[[2023]]},"page":"104362","publisher":"Elsevier","title":"Quantum planning for swarm robotics","type":"article-journal","volume":"161"},"suppress-author":false}],"isEdited":false,"manualOverride":{"citeprocText":"Chella et al. (2023)","isManuallyOverridden":false,"manualOverrideText":""},"mendeley":{"formattedCitation":"Chella et al. (2023)","plainTextFormattedCitation":"Chella et al. (2023)","previouslyFormattedCitation":"Chella et al. (2023)"},"properties":{"noteIndex":0},"schema":"https://github.com/citation-style-language/schema/raw/master/csl-citation.json"}</w:instrText>
+              <w:instrText xml:space="preserve">ADDIN CSL_CITATION {"citationItems":[{"id":"ITEM-1","itemData":{"DOI":"10.1016/j.robot.2023.104362","author":[{"family":"Chella","given":"Antonio"},{"family":"Gaglio","given":"Salvatore"},{"family":"Mannone","given":"Maria"},{"family":"Pilato","given":"Giovanni"},{"family":"Seidita","given":"Valeria"},{"family":"Vella","given":"Filippo"},{"family":"Zammuto","given":"Salvatore"}],"container-title":"Robotics and Autonomous Systems","id":"ITEM-1","issued":{"date-parts":[[2023]]},"page":"104362","publisher":"Elsevier","title":"Quantum planning for swarm robotics","type":"article-journal","volume":"161"}}],"mendeley":{"formattedCitation":"Chella et al. (2023)","plainTextFormattedCitation":"Chella et al. (2023)","previouslyFormattedCitation":"Chella et al. (2023)"},"properties":{"noteIndex":0},"schema":"https://github.com/citation-style-language/schema/raw/master/csl-citation.json"}</w:instrText>
             </w:r>
             <w:r>
               <w:fldChar w:fldCharType="separate"/>
@@ -4912,7 +4912,7 @@
               <w:fldChar w:fldCharType="begin"/>
             </w:r>
             <w:r>
-              <w:instrText xml:space="preserve">ADDIN CSL_CITATION {"citationID":"MENDELEY_CITATION_40","citationItems":[{"id":"ITEM-40","isTemporary":false,"itemData":{"DOI":"10.1109/ACCESS.2023.3307316","author":[{"family":"Lathrop","given":"Paul"},{"family":"Boardman","given":"Beth"},{"family":"Martínez","given":"Sonia"}],"container-title":"IEEE Access","id":"Lathrop2023","issued":{"date-parts":[[2023]]},"page":"89506-89519","title":"Quantum search approaches to sampling-based motion planning","type":"article-journal","volume":"11"},"suppress-author":false}],"isEdited":false,"manualOverride":{"citeprocText":"Lathrop, Boardman, and Martínez (2023)","isManuallyOverridden":false,"manualOverrideText":""},"mendeley":{"formattedCitation":"Lathrop, Boardman, and Martínez (2023)","plainTextFormattedCitation":"Lathrop, Boardman, and Martínez (2023)","previouslyFormattedCitation":"Lathrop, Boardman, and Martínez (2023)"},"properties":{"noteIndex":0},"schema":"https://github.com/citation-style-language/schema/raw/master/csl-citation.json"}</w:instrText>
+              <w:instrText xml:space="preserve">ADDIN CSL_CITATION {"citationItems":[{"id":"ITEM-1","itemData":{"DOI":"10.1109/ACCESS.2023.3307316","author":[{"family":"Lathrop","given":"Paul"},{"family":"Boardman","given":"Beth"},{"family":"Martínez","given":"Sonia"}],"container-title":"IEEE Access","id":"ITEM-1","issued":{"date-parts":[[2023]]},"page":"89506-89519","title":"Quantum search approaches to sampling-based motion planning","type":"article-journal","volume":"11"}}],"mendeley":{"formattedCitation":"Lathrop, Boardman, and Martínez (2023)","plainTextFormattedCitation":"Lathrop, Boardman, and Martínez (2023)","previouslyFormattedCitation":"Lathrop, Boardman, and Martínez (2023)"},"properties":{"noteIndex":0},"schema":"https://github.com/citation-style-language/schema/raw/master/csl-citation.json"}</w:instrText>
             </w:r>
             <w:r>
               <w:fldChar w:fldCharType="separate"/>
@@ -5014,7 +5014,7 @@
               <w:fldChar w:fldCharType="begin"/>
             </w:r>
             <w:r>
-              <w:instrText xml:space="preserve">ADDIN CSL_CITATION {"citationID":"MENDELEY_CITATION_41","citationItems":[{"id":"ITEM-41","isTemporary":false,"itemData":{"author":[{"family":"Nigatu","given":"Hassen"},{"family":"Shi","given":"Gaokun"},{"family":"Li","given":"Jituo"},{"family":"Wang","given":"Jin"},{"family":"Lu","given":"Guodong"},{"family":"Li","given":"Howard"}],"container-title":"IEEE Robotics and Automation Letters","id":"Nigatu2025","issued":{"date-parts":[[2025]]},"note":"Accepted October 2025; preprint arXiv:2509.07216","title":"Quantum machine learning and Grover’s algorithm for quantum optimization of robotic manipulators","type":"article-journal"},"suppress-author":false}],"isEdited":false,"manualOverride":{"citeprocText":"Nigatu et al. (2025)","isManuallyOverridden":false,"manualOverrideText":""},"mendeley":{"formattedCitation":"Nigatu et al. (2025)","plainTextFormattedCitation":"Nigatu et al. (2025)","previouslyFormattedCitation":"Nigatu et al. (2025)"},"properties":{"noteIndex":0},"schema":"https://github.com/citation-style-language/schema/raw/master/csl-citation.json"}</w:instrText>
+              <w:instrText xml:space="preserve">ADDIN CSL_CITATION {"citationItems":[{"id":"ITEM-1","itemData":{"author":[{"family":"Nigatu","given":"Hassen"},{"family":"Shi","given":"Gaokun"},{"family":"Li","given":"Jituo"},{"family":"Wang","given":"Jin"},{"family":"Lu","given":"Guodong"},{"family":"Li","given":"Howard"}],"container-title":"IEEE Robotics and Automation Letters","id":"ITEM-1","issued":{"date-parts":[[2025]]},"note":"Accepted October 2025; preprint arXiv:2509.07216","title":"Quantum machine learning and Grover’s algorithm for quantum optimization of robotic manipulators","type":"article-journal"}}],"mendeley":{"formattedCitation":"Nigatu et al. (2025)","plainTextFormattedCitation":"Nigatu et al. (2025)","previouslyFormattedCitation":"Nigatu et al. (2025)"},"properties":{"noteIndex":0},"schema":"https://github.com/citation-style-language/schema/raw/master/csl-citation.json"}</w:instrText>
             </w:r>
             <w:r>
               <w:fldChar w:fldCharType="separate"/>
@@ -5130,7 +5130,7 @@
               <w:fldChar w:fldCharType="begin"/>
             </w:r>
             <w:r>
-              <w:instrText xml:space="preserve">ADDIN CSL_CITATION {"citationID":"MENDELEY_CITATION_42","citationItems":[{"id":"ITEM-42","isTemporary":false,"itemData":{"DOI":"10.1109/TCE.2024.3423416","author":[{"family":"Sarkar","given":"Mayukh"},{"family":"Pradhan","given":"Jitesh"},{"family":"Singh","given":"Anil Kumar"},{"family":"Nenavath","given":"Hathiram"}],"container-title":"IEEE Transactions on Consumer Electronics","id":"Sarkar2024","issue":"3","issued":{"date-parts":[[2024]]},"page":"5597-5606","publisher":"IEEE","title":"A novel hybrid quantum architecture for path planning in quantum-enabled autonomous mobile robots","type":"article-journal","volume":"70"},"suppress-author":false}],"isEdited":false,"manualOverride":{"citeprocText":"Sarkar et al. (2024)","isManuallyOverridden":false,"manualOverrideText":""},"mendeley":{"formattedCitation":"Sarkar et al. (2024)","plainTextFormattedCitation":"Sarkar et al. (2024)","previouslyFormattedCitation":"Sarkar et al. (2024)"},"properties":{"noteIndex":0},"schema":"https://github.com/citation-style-language/schema/raw/master/csl-citation.json"}</w:instrText>
+              <w:instrText xml:space="preserve">ADDIN CSL_CITATION {"citationItems":[{"id":"ITEM-1","itemData":{"DOI":"10.1109/TCE.2024.3423416","author":[{"family":"Sarkar","given":"Mayukh"},{"family":"Pradhan","given":"Jitesh"},{"family":"Singh","given":"Anil Kumar"},{"family":"Nenavath","given":"Hathiram"}],"container-title":"IEEE Transactions on Consumer Electronics","id":"ITEM-1","issue":"3","issued":{"date-parts":[[2024]]},"page":"5597-5606","publisher":"IEEE","title":"A novel hybrid quantum architecture for path planning in quantum-enabled autonomous mobile robots","type":"article-journal","volume":"70"}}],"mendeley":{"formattedCitation":"Sarkar et al. (2024)","plainTextFormattedCitation":"Sarkar et al. (2024)","previouslyFormattedCitation":"Sarkar et al. (2024)"},"properties":{"noteIndex":0},"schema":"https://github.com/citation-style-language/schema/raw/master/csl-citation.json"}</w:instrText>
             </w:r>
             <w:r>
               <w:fldChar w:fldCharType="separate"/>
@@ -5232,7 +5232,7 @@
               <w:fldChar w:fldCharType="begin"/>
             </w:r>
             <w:r>
-              <w:instrText xml:space="preserve">ADDIN CSL_CITATION {"citationID":"MENDELEY_CITATION_43","citationItems":[{"id":"ITEM-43","isTemporary":false,"itemData":{"URL":"https://proceedings.mlr.press/v267/gerlach25a.html","author":[{"family":"Gerlach","given":"Thore"},{"family":"Lee","given":"Loong Kuan"},{"family":"Barbaresco","given":"Frederic"},{"family":"Piatkowski","given":"Nico"}],"collection-title":"Proceedings of machine learning research","container-title":"Proceedings of the 42nd international conference on machine learning","editor":[{"family":"Singh","given":"Aarti"},{"family":"Fazel","given":"Maryam"},{"family":"Hsu","given":"Daniel"},{"family":"Lacoste-Julien","given":"Simon"},{"family":"Berkenkamp","given":"Felix"},{"family":"Maharaj","given":"Tegan"},{"family":"Wagstaff","given":"Kiri"},{"family":"Zhu","given":"Jerry"}],"id":"Gerlach2025","issued":{"date-parts":[[2025]]},"page":"19161-19171","publisher":"PMLR","publisher-place":"Vancouver, Canada","title":"Hybrid quantum-classical multi-agent pathfinding","type":"paper-conference","volume":"267"},"suppress-author":false}],"isEdited":false,"manualOverride":{"citeprocText":"Gerlach et al. (2025)","isManuallyOverridden":false,"manualOverrideText":""},"mendeley":{"formattedCitation":"Gerlach et al. (2025)","plainTextFormattedCitation":"Gerlach et al. (2025)","previouslyFormattedCitation":"Gerlach et al. (2025)"},"properties":{"noteIndex":0},"schema":"https://github.com/citation-style-language/schema/raw/master/csl-citation.json"}</w:instrText>
+              <w:instrText xml:space="preserve">ADDIN CSL_CITATION {"citationItems":[{"id":"ITEM-1","itemData":{"URL":"https://proceedings.mlr.press/v267/gerlach25a.html","author":[{"family":"Gerlach","given":"Thore"},{"family":"Lee","given":"Loong Kuan"},{"family":"Barbaresco","given":"Frederic"},{"family":"Piatkowski","given":"Nico"}],"collection-title":"Proceedings of machine learning research","container-title":"Proceedings of the 42nd international conference on machine learning","editor":[{"family":"Singh","given":"Aarti"},{"family":"Fazel","given":"Maryam"},{"family":"Hsu","given":"Daniel"},{"family":"Lacoste-Julien","given":"Simon"},{"family":"Berkenkamp","given":"Felix"},{"family":"Maharaj","given":"Tegan"},{"family":"Wagstaff","given":"Kiri"},{"family":"Zhu","given":"Jerry"}],"id":"ITEM-1","issued":{"date-parts":[[2025]]},"page":"19161-19171","publisher":"PMLR","publisher-place":"Vancouver, Canada","title":"Hybrid quantum-classical multi-agent pathfinding","type":"paper-conference","volume":"267"}}],"mendeley":{"formattedCitation":"Gerlach et al. (2025)","plainTextFormattedCitation":"Gerlach et al. (2025)","previouslyFormattedCitation":"Gerlach et al. (2025)"},"properties":{"noteIndex":0},"schema":"https://github.com/citation-style-language/schema/raw/master/csl-citation.json"}</w:instrText>
             </w:r>
             <w:r>
               <w:fldChar w:fldCharType="separate"/>
@@ -5334,7 +5334,7 @@
               <w:fldChar w:fldCharType="begin"/>
             </w:r>
             <w:r>
-              <w:instrText xml:space="preserve">ADDIN CSL_CITATION {"citationID":"MENDELEY_CITATION_44","citationItems":[{"id":"ITEM-44","isTemporary":false,"itemData":{"URL":"https://arxiv.org/abs/2508.21361","author":[{"family":"Innan","given":"Nouhaila"},{"family":"Kashif","given":"Muhammad"},{"family":"Marchisio","given":"Alberto"},{"family":"Gan","given":"Yung-Sze"},{"family":"Barbaresco","given":"Frederic"},{"family":"Shafique","given":"Muhammad"}],"id":"Innan2025","issued":{"date-parts":[[2025]]},"title":"QUAV: Quantum-assisted path planning and optimization for UAV navigation with obstacle avoidance","title-short":"QUAV","type":""},"suppress-author":false}],"isEdited":false,"manualOverride":{"citeprocText":"Innan et al. (2025)","isManuallyOverridden":false,"manualOverrideText":""},"mendeley":{"formattedCitation":"Innan et al. (2025)","plainTextFormattedCitation":"Innan et al. (2025)","previouslyFormattedCitation":"Innan et al. (2025)"},"properties":{"noteIndex":0},"schema":"https://github.com/citation-style-language/schema/raw/master/csl-citation.json"}</w:instrText>
+              <w:instrText xml:space="preserve">ADDIN CSL_CITATION {"citationItems":[{"id":"ITEM-1","itemData":{"URL":"https://arxiv.org/abs/2508.21361","author":[{"family":"Innan","given":"Nouhaila"},{"family":"Kashif","given":"Muhammad"},{"family":"Marchisio","given":"Alberto"},{"family":"Gan","given":"Yung-Sze"},{"family":"Barbaresco","given":"Frederic"},{"family":"Shafique","given":"Muhammad"}],"id":"ITEM-1","issued":{"date-parts":[[2025]]},"title":"QUAV: Quantum-assisted path planning and optimization for UAV navigation with obstacle avoidance","title-short":"QUAV","type":""}}],"mendeley":{"formattedCitation":"Innan et al. (2025)","plainTextFormattedCitation":"Innan et al. (2025)","previouslyFormattedCitation":"Innan et al. (2025)"},"properties":{"noteIndex":0},"schema":"https://github.com/citation-style-language/schema/raw/master/csl-citation.json"}</w:instrText>
             </w:r>
             <w:r>
               <w:fldChar w:fldCharType="separate"/>
@@ -5453,7 +5453,7 @@
               <w:fldChar w:fldCharType="begin"/>
             </w:r>
             <w:r>
-              <w:instrText xml:space="preserve">ADDIN CSL_CITATION {"citationID":"MENDELEY_CITATION_45","citationItems":[{"id":"ITEM-45","isTemporary":false,"itemData":{"DOI":"10.1109/CEC65147.2025.11042978","URL":"https://arxiv.org/abs/2501.18432","author":[{"family":"Osaba","given":"Eneko"},{"family":"Miranda-Rodriguez","given":"Pablo"},{"family":"Oikonomakis","given":"Andreas"},{"family":"Petrič","given":"Matic"},{"family":"Ruiz","given":"Alejandra"},{"family":"Bock","given":"Sebastian"},{"family":"Kourtis","given":"Michail-Alexandros"}],"container-title":"2025 IEEE congress on evolutionary computation (CEC)","id":"OsabaDrone2025","issued":{"date-parts":[[2025]]},"publisher":"IEEE","publisher-place":"Piscataway, NJ, USA","title":"Solving drone routing problems with quantum computing: A hybrid approach combining quantum annealing and gate-based paradigms","title-short":"Solving drone routing problems with quantum computing","type":"paper-conference"},"suppress-author":false}],"isEdited":false,"manualOverride":{"citeprocText":"Osaba, Miranda-Rodriguez, et al. (2025)","isManuallyOverridden":false,"manualOverrideText":""},"mendeley":{"formattedCitation":"Osaba, Miranda-Rodriguez, et al. (2025)","plainTextFormattedCitation":"Osaba, Miranda-Rodriguez, et al. (2025)","previouslyFormattedCitation":"Osaba, Miranda-Rodriguez, et al. (2025)"},"properties":{"noteIndex":0},"schema":"https://github.com/citation-style-language/schema/raw/master/csl-citation.json"}</w:instrText>
+              <w:instrText xml:space="preserve">ADDIN CSL_CITATION {"citationItems":[{"id":"ITEM-1","itemData":{"DOI":"10.1109/CEC65147.2025.11042978","URL":"https://arxiv.org/abs/2501.18432","author":[{"family":"Osaba","given":"Eneko"},{"family":"Miranda-Rodriguez","given":"Pablo"},{"family":"Oikonomakis","given":"Andreas"},{"family":"Petrič","given":"Matic"},{"family":"Ruiz","given":"Alejandra"},{"family":"Bock","given":"Sebastian"},{"family":"Kourtis","given":"Michail-Alexandros"}],"container-title":"2025 IEEE congress on evolutionary computation (CEC)","id":"ITEM-1","issued":{"date-parts":[[2025]]},"publisher":"IEEE","publisher-place":"Piscataway, NJ, USA","title":"Solving drone routing problems with quantum computing: A hybrid approach combining quantum annealing and gate-based paradigms","title-short":"Solving drone routing problems with quantum computing","type":"paper-conference"}}],"mendeley":{"formattedCitation":"Osaba, Miranda-Rodriguez, et al. (2025)","plainTextFormattedCitation":"Osaba, Miranda-Rodriguez, et al. (2025)","previouslyFormattedCitation":"Osaba, Miranda-Rodriguez, et al. (2025)"},"properties":{"noteIndex":0},"schema":"https://github.com/citation-style-language/schema/raw/master/csl-citation.json"}</w:instrText>
             </w:r>
             <w:r>
               <w:fldChar w:fldCharType="separate"/>
@@ -5555,7 +5555,7 @@
               <w:fldChar w:fldCharType="begin"/>
             </w:r>
             <w:r>
-              <w:instrText xml:space="preserve">ADDIN CSL_CITATION {"citationID":"MENDELEY_CITATION_46","citationItems":[{"id":"ITEM-46","isTemporary":false,"itemData":{"URL":"https://arxiv.org/abs/2606.14252","author":[{"family":"Bang","given":"Junyeop"},{"family":"Lee","given":"Byongho"},{"family":"An","given":"Dohyun"},{"family":"Kim","given":"Hwangnam"}],"id":"Bang2026","issued":{"date-parts":[[2026]]},"title":"Optimality-preserving decomposition for scalable QAOA in natural-language-guided multi-drone assignment","type":""},"suppress-author":false}],"isEdited":false,"manualOverride":{"citeprocText":"Bang et al. (2026)","isManuallyOverridden":false,"manualOverrideText":""},"mendeley":{"formattedCitation":"Bang et al. (2026)","plainTextFormattedCitation":"Bang et al. (2026)","previouslyFormattedCitation":"Bang et al. (2026)"},"properties":{"noteIndex":0},"schema":"https://github.com/citation-style-language/schema/raw/master/csl-citation.json"}</w:instrText>
+              <w:instrText xml:space="preserve">ADDIN CSL_CITATION {"citationItems":[{"id":"ITEM-1","itemData":{"URL":"https://arxiv.org/abs/2606.14252","author":[{"family":"Bang","given":"Junyeop"},{"family":"Lee","given":"Byongho"},{"family":"An","given":"Dohyun"},{"family":"Kim","given":"Hwangnam"}],"id":"ITEM-1","issued":{"date-parts":[[2026]]},"title":"Optimality-preserving decomposition for scalable QAOA in natural-language-guided multi-drone assignment","type":""}}],"mendeley":{"formattedCitation":"Bang et al. (2026)","plainTextFormattedCitation":"Bang et al. (2026)","previouslyFormattedCitation":"Bang et al. (2026)"},"properties":{"noteIndex":0},"schema":"https://github.com/citation-style-language/schema/raw/master/csl-citation.json"}</w:instrText>
             </w:r>
             <w:r>
               <w:fldChar w:fldCharType="separate"/>
@@ -5674,7 +5674,7 @@
               <w:fldChar w:fldCharType="begin"/>
             </w:r>
             <w:r>
-              <w:instrText xml:space="preserve">ADDIN CSL_CITATION {"citationID":"MENDELEY_CITATION_47","citationItems":[{"id":"ITEM-47","isTemporary":false,"itemData":{"URL":"https://arxiv.org/abs/2407.08767","author":[{"family":"Rao","given":"Poojith U."},{"family":"Speelman","given":"Florian"},{"family":"Sodhi","given":"Balwinder"},{"family":"Kinge","given":"Sachin"}],"id":"Rao2024","issued":{"date-parts":[[2024]]},"title":"A quantum computing approach for multi-robot coverage path planning","type":""},"suppress-author":false}],"isEdited":false,"manualOverride":{"citeprocText":"Rao et al. (2024)","isManuallyOverridden":false,"manualOverrideText":""},"mendeley":{"formattedCitation":"Rao et al. (2024)","plainTextFormattedCitation":"Rao et al. (2024)","previouslyFormattedCitation":"Rao et al. (2024)"},"properties":{"noteIndex":0},"schema":"https://github.com/citation-style-language/schema/raw/master/csl-citation.json"}</w:instrText>
+              <w:instrText xml:space="preserve">ADDIN CSL_CITATION {"citationItems":[{"id":"ITEM-1","itemData":{"URL":"https://arxiv.org/abs/2407.08767","author":[{"family":"Rao","given":"Poojith U."},{"family":"Speelman","given":"Florian"},{"family":"Sodhi","given":"Balwinder"},{"family":"Kinge","given":"Sachin"}],"id":"ITEM-1","issued":{"date-parts":[[2024]]},"title":"A quantum computing approach for multi-robot coverage path planning","type":""}}],"mendeley":{"formattedCitation":"Rao et al. (2024)","plainTextFormattedCitation":"Rao et al. (2024)","previouslyFormattedCitation":"Rao et al. (2024)"},"properties":{"noteIndex":0},"schema":"https://github.com/citation-style-language/schema/raw/master/csl-citation.json"}</w:instrText>
             </w:r>
             <w:r>
               <w:fldChar w:fldCharType="separate"/>
@@ -5793,7 +5793,7 @@
               <w:fldChar w:fldCharType="begin"/>
             </w:r>
             <w:r>
-              <w:instrText xml:space="preserve">ADDIN CSL_CITATION {"citationID":"MENDELEY_CITATION_48","citationItems":[{"id":"ITEM-48","isTemporary":false,"itemData":{"URL":"https://arxiv.org/abs/2602.14799","author":[{"family":"González Villasmil","given":"Javier"}],"id":"GonzalezVillasmil2026","issued":{"date-parts":[[2026]]},"title":"Scalable multi-robot path planning via quadratic unconstrained binary optimization","type":""},"suppress-author":false}],"isEdited":false,"manualOverride":{"citeprocText":"González Villasmil (2026)","isManuallyOverridden":false,"manualOverrideText":""},"mendeley":{"formattedCitation":"González Villasmil (2026)","plainTextFormattedCitation":"González Villasmil (2026)","previouslyFormattedCitation":"González Villasmil (2026)"},"properties":{"noteIndex":0},"schema":"https://github.com/citation-style-language/schema/raw/master/csl-citation.json"}</w:instrText>
+              <w:instrText xml:space="preserve">ADDIN CSL_CITATION {"citationItems":[{"id":"ITEM-1","itemData":{"URL":"https://arxiv.org/abs/2602.14799","author":[{"family":"González Villasmil","given":"Javier"}],"id":"ITEM-1","issued":{"date-parts":[[2026]]},"title":"Scalable multi-robot path planning via quadratic unconstrained binary optimization","type":""}}],"mendeley":{"formattedCitation":"González Villasmil (2026)","plainTextFormattedCitation":"González Villasmil (2026)","previouslyFormattedCitation":"González Villasmil (2026)"},"properties":{"noteIndex":0},"schema":"https://github.com/citation-style-language/schema/raw/master/csl-citation.json"}</w:instrText>
             </w:r>
             <w:r>
               <w:fldChar w:fldCharType="separate"/>
@@ -5923,7 +5923,7 @@
               <w:fldChar w:fldCharType="begin"/>
             </w:r>
             <w:r>
-              <w:instrText xml:space="preserve">ADDIN CSL_CITATION {"citationID":"MENDELEY_CITATION_49","citationItems":[{"id":"ITEM-49","isTemporary":false,"itemData":{"URL":"https://openaccess.thecvf.com/content/CVPR2026/html/Yu_HQC-NBV_A_Hybrid_Quantum-Classical_View_Planning_Approach_CVPR_2026_paper.html","author":[{"family":"Yu","given":"Xiaotong"},{"family":"Chen","given":"Chang Wen"}],"container-title":"Proceedings of the IEEE/CVF conference on computer vision and pattern recognition (CVPR)","id":"Yu2025","issued":{"date-parts":[[2026,6]]},"page":"35091-35100","publisher":"IEEE","publisher-place":"Piscataway, NJ, USA","title":"HQC-NBV: A hybrid quantum-classical view planning approach","title-short":"HQC-NBV","type":"paper-conference"},"suppress-author":false}],"isEdited":false,"manualOverride":{"citeprocText":"Yu and Chen (2026)","isManuallyOverridden":false,"manualOverrideText":""},"mendeley":{"formattedCitation":"Yu and Chen (2026)","plainTextFormattedCitation":"Yu and Chen (2026)","previouslyFormattedCitation":"Yu and Chen (2026)"},"properties":{"noteIndex":0},"schema":"https://github.com/citation-style-language/schema/raw/master/csl-citation.json"}</w:instrText>
+              <w:instrText xml:space="preserve">ADDIN CSL_CITATION {"citationItems":[{"id":"ITEM-1","itemData":{"URL":"https://openaccess.thecvf.com/content/CVPR2026/html/Yu_HQC-NBV_A_Hybrid_Quantum-Classical_View_Planning_Approach_CVPR_2026_paper.html","author":[{"family":"Yu","given":"Xiaotong"},{"family":"Chen","given":"Chang Wen"}],"container-title":"Proceedings of the IEEE/CVF conference on computer vision and pattern recognition (CVPR)","id":"ITEM-1","issued":{"date-parts":[[2026,6]]},"page":"35091-35100","publisher":"IEEE","publisher-place":"Piscataway, NJ, USA","title":"HQC-NBV: A hybrid quantum-classical view planning approach","title-short":"HQC-NBV","type":"paper-conference"}}],"mendeley":{"formattedCitation":"Yu and Chen (2026)","plainTextFormattedCitation":"Yu and Chen (2026)","previouslyFormattedCitation":"Yu and Chen (2026)"},"properties":{"noteIndex":0},"schema":"https://github.com/citation-style-language/schema/raw/master/csl-citation.json"}</w:instrText>
             </w:r>
             <w:r>
               <w:fldChar w:fldCharType="separate"/>
@@ -6025,7 +6025,7 @@
               <w:fldChar w:fldCharType="begin"/>
             </w:r>
             <w:r>
-              <w:instrText xml:space="preserve">ADDIN CSL_CITATION {"citationID":"MENDELEY_CITATION_50","citationItems":[{"id":"ITEM-50","isTemporary":false,"itemData":{"DOI":"10.1016/j.robot.2025.105026","author":[{"family":"Antero","given":"Unai"},{"family":"Sierra","given":"Basilio"},{"family":"Oñativia","given":"Jon"},{"family":"Ruiz","given":"Alejandra"},{"family":"Osaba","given":"Eneko"}],"container-title":"Robotics and Autonomous Systems","id":"Antero2025","issued":{"date-parts":[[2025]]},"page":"105026","publisher":"Elsevier","title":"Robot localization aided by quantum algorithms","type":"article-journal","volume":"192"},"suppress-author":false}],"isEdited":false,"manualOverride":{"citeprocText":"Antero et al. (2025)","isManuallyOverridden":false,"manualOverrideText":""},"mendeley":{"formattedCitation":"Antero et al. (2025)","plainTextFormattedCitation":"Antero et al. (2025)","previouslyFormattedCitation":"Antero et al. (2025)"},"properties":{"noteIndex":0},"schema":"https://github.com/citation-style-language/schema/raw/master/csl-citation.json"}</w:instrText>
+              <w:instrText xml:space="preserve">ADDIN CSL_CITATION {"citationItems":[{"id":"ITEM-1","itemData":{"DOI":"10.1016/j.robot.2025.105026","author":[{"family":"Antero","given":"Unai"},{"family":"Sierra","given":"Basilio"},{"family":"Oñativia","given":"Jon"},{"family":"Ruiz","given":"Alejandra"},{"family":"Osaba","given":"Eneko"}],"container-title":"Robotics and Autonomous Systems","id":"ITEM-1","issued":{"date-parts":[[2025]]},"page":"105026","publisher":"Elsevier","title":"Robot localization aided by quantum algorithms","type":"article-journal","volume":"192"}}],"mendeley":{"formattedCitation":"Antero et al. (2025)","plainTextFormattedCitation":"Antero et al. (2025)","previouslyFormattedCitation":"Antero et al. (2025)"},"properties":{"noteIndex":0},"schema":"https://github.com/citation-style-language/schema/raw/master/csl-citation.json"}</w:instrText>
             </w:r>
             <w:r>
               <w:fldChar w:fldCharType="separate"/>
@@ -6173,7 +6173,7 @@
               <w:fldChar w:fldCharType="begin"/>
             </w:r>
             <w:r>
-              <w:instrText xml:space="preserve">ADDIN CSL_CITATION {"citationID":"MENDELEY_CITATION_51","citationItems":[{"id":"ITEM-51","isTemporary":false,"itemData":{"DOI":"10.1103/PhysRevApplied.10.034030","author":[{"family":"Cheiney","given":"Pierrick"},{"family":"Fouché","given":"Lauriane"},{"family":"Templier","given":"Simon"},{"family":"Napolitano","given":"Fabien"},{"family":"Battelier","given":"Baptiste"},{"family":"Bouyer","given":"Philippe"},{"family":"Barrett","given":"Brynle"}],"container-title":"Physical Review Applied","id":"Cheiney2018","issue":"3","issued":{"date-parts":[[2018]]},"page":"034030","publisher":"American Physical Society","title":"Navigation-compatible hybrid quantum accelerometer using a Kalman filter","type":"article-journal","volume":"10"},"suppress-author":false}],"isEdited":false,"manualOverride":{"citeprocText":"Cheiney et al. (2018)","isManuallyOverridden":false,"manualOverrideText":""},"mendeley":{"formattedCitation":"Cheiney et al. (2018)","plainTextFormattedCitation":"Cheiney et al. (2018)","previouslyFormattedCitation":"Cheiney et al. (2018)"},"properties":{"noteIndex":0},"schema":"https://github.com/citation-style-language/schema/raw/master/csl-citation.json"}</w:instrText>
+              <w:instrText xml:space="preserve">ADDIN CSL_CITATION {"citationItems":[{"id":"ITEM-1","itemData":{"DOI":"10.1103/PhysRevApplied.10.034030","author":[{"family":"Cheiney","given":"Pierrick"},{"family":"Fouché","given":"Lauriane"},{"family":"Templier","given":"Simon"},{"family":"Napolitano","given":"Fabien"},{"family":"Battelier","given":"Baptiste"},{"family":"Bouyer","given":"Philippe"},{"family":"Barrett","given":"Brynle"}],"container-title":"Physical Review Applied","id":"ITEM-1","issue":"3","issued":{"date-parts":[[2018]]},"page":"034030","publisher":"American Physical Society","title":"Navigation-compatible hybrid quantum accelerometer using a Kalman filter","type":"article-journal","volume":"10"}}],"mendeley":{"formattedCitation":"Cheiney et al. (2018)","plainTextFormattedCitation":"Cheiney et al. (2018)","previouslyFormattedCitation":"Cheiney et al. (2018)"},"properties":{"noteIndex":0},"schema":"https://github.com/citation-style-language/schema/raw/master/csl-citation.json"}</w:instrText>
             </w:r>
             <w:r>
               <w:fldChar w:fldCharType="separate"/>
@@ -6275,7 +6275,7 @@
               <w:fldChar w:fldCharType="begin"/>
             </w:r>
             <w:r>
-              <w:instrText xml:space="preserve">ADDIN CSL_CITATION {"citationID":"MENDELEY_CITATION_52","citationItems":[{"id":"ITEM-52","isTemporary":false,"itemData":{"DOI":"10.1126/sciadv.add3854","author":[{"family":"Templier","given":"Simon"},{"family":"Cheiney","given":"Pierrick"},{"dropping-particle":"d’Armagnac de","family":"Castanet","given":"Quentin"},{"family":"Gouraud","given":"Baptiste"},{"family":"Porte","given":"Henri"},{"family":"Napolitano","given":"Fabien"},{"family":"Bouyer","given":"Philippe"},{"family":"Battelier","given":"Baptiste"},{"family":"Barrett","given":"Brynle"}],"container-title":"Science Advances","id":"Templier2022","issued":{"date-parts":[[2022]]},"page":"eadd3854","title":"Tracking the vector acceleration with a hybrid quantum accelerometer triad","type":"article-journal","volume":"8"},"suppress-author":false}],"isEdited":false,"manualOverride":{"citeprocText":"Templier et al. (2022)","isManuallyOverridden":false,"manualOverrideText":""},"mendeley":{"formattedCitation":"Templier et al. (2022)","plainTextFormattedCitation":"Templier et al. (2022)","previouslyFormattedCitation":"Templier et al. (2022)"},"properties":{"noteIndex":0},"schema":"https://github.com/citation-style-language/schema/raw/master/csl-citation.json"}</w:instrText>
+              <w:instrText xml:space="preserve">ADDIN CSL_CITATION {"citationItems":[{"id":"ITEM-1","itemData":{"DOI":"10.1126/sciadv.add3854","author":[{"family":"Templier","given":"Simon"},{"family":"Cheiney","given":"Pierrick"},{"dropping-particle":"d’Armagnac de","family":"Castanet","given":"Quentin"},{"family":"Gouraud","given":"Baptiste"},{"family":"Porte","given":"Henri"},{"family":"Napolitano","given":"Fabien"},{"family":"Bouyer","given":"Philippe"},{"family":"Battelier","given":"Baptiste"},{"family":"Barrett","given":"Brynle"}],"container-title":"Science Advances","id":"ITEM-1","issued":{"date-parts":[[2022]]},"page":"eadd3854","title":"Tracking the vector acceleration with a hybrid quantum accelerometer triad","type":"article-journal","volume":"8"}}],"mendeley":{"formattedCitation":"Templier et al. (2022)","plainTextFormattedCitation":"Templier et al. (2022)","previouslyFormattedCitation":"Templier et al. (2022)"},"properties":{"noteIndex":0},"schema":"https://github.com/citation-style-language/schema/raw/master/csl-citation.json"}</w:instrText>
             </w:r>
             <w:r>
               <w:fldChar w:fldCharType="separate"/>
@@ -6399,7 +6399,7 @@
               <w:fldChar w:fldCharType="begin"/>
             </w:r>
             <w:r>
-              <w:instrText xml:space="preserve">ADDIN CSL_CITATION {"citationID":"MENDELEY_CITATION_53","citationItems":[{"id":"ITEM-53","isTemporary":false,"itemData":{"DOI":"10.48550/arXiv.2103.09378","URL":"https://arxiv.org/abs/2103.09378","author":[{"family":"Wang","given":"Xuezhi"},{"family":"Kealy","given":"Allison"},{"family":"Gilliam","given":"Christopher"},{"family":"Haine","given":"Simon"},{"family":"Close","given":"John"},{"family":"Moran","given":"Bill"},{"family":"Talbot","given":"Kyle"},{"family":"Williams","given":"Simon"},{"family":"Hardman","given":"Kyle"},{"family":"Freier","given":"Chris"},{"family":"Wigley","given":"Paul"},{"family":"White","given":"Angela"},{"family":"Szigeti","given":"Stuart"},{"family":"Legge","given":"Sam"}],"id":"Wang2021","issued":{"date-parts":[[2021]]},"note":"Revised version published as “Improving measurement performance via fusion of classical and quantum accelerometers,” The Journal of Navigation 76(1):91–102, 2023, doi:10.1017/S0373463322000637","title":"Enhancing inertial navigation performance via fusion of classical and quantum accelerometers","type":""},"suppress-author":false}],"isEdited":false,"manualOverride":{"citeprocText":"Xuezhi Wang et al. (2021)","isManuallyOverridden":false,"manualOverrideText":""},"mendeley":{"formattedCitation":"Xuezhi Wang et al. (2021)","plainTextFormattedCitation":"Xuezhi Wang et al. (2021)","previouslyFormattedCitation":"Xuezhi Wang et al. (2021)"},"properties":{"noteIndex":0},"schema":"https://github.com/citation-style-language/schema/raw/master/csl-citation.json"}</w:instrText>
+              <w:instrText xml:space="preserve">ADDIN CSL_CITATION {"citationItems":[{"id":"ITEM-1","itemData":{"DOI":"10.48550/arXiv.2103.09378","URL":"https://arxiv.org/abs/2103.09378","author":[{"family":"Wang","given":"Xuezhi"},{"family":"Kealy","given":"Allison"},{"family":"Gilliam","given":"Christopher"},{"family":"Haine","given":"Simon"},{"family":"Close","given":"John"},{"family":"Moran","given":"Bill"},{"family":"Talbot","given":"Kyle"},{"family":"Williams","given":"Simon"},{"family":"Hardman","given":"Kyle"},{"family":"Freier","given":"Chris"},{"family":"Wigley","given":"Paul"},{"family":"White","given":"Angela"},{"family":"Szigeti","given":"Stuart"},{"family":"Legge","given":"Sam"}],"id":"ITEM-1","issued":{"date-parts":[[2021]]},"note":"Revised version published as “Improving measurement performance via fusion of classical and quantum accelerometers,” The Journal of Navigation 76(1):91–102, 2023, doi:10.1017/S0373463322000637","title":"Enhancing inertial navigation performance via fusion of classical and quantum accelerometers","type":""}}],"mendeley":{"formattedCitation":"Xuezhi Wang et al. (2021)","plainTextFormattedCitation":"Xuezhi Wang et al. (2021)","previouslyFormattedCitation":"Xuezhi Wang et al. (2021)"},"properties":{"noteIndex":0},"schema":"https://github.com/citation-style-language/schema/raw/master/csl-citation.json"}</w:instrText>
             </w:r>
             <w:r>
               <w:fldChar w:fldCharType="separate"/>
@@ -6518,7 +6518,7 @@
               <w:fldChar w:fldCharType="begin"/>
             </w:r>
             <w:r>
-              <w:instrText xml:space="preserve">ADDIN CSL_CITATION {"citationID":"MENDELEY_CITATION_54","citationItems":[{"id":"ITEM-54","isTemporary":false,"itemData":{"DOI":"10.1007/1345_2023_218","author":[{"family":"Wang","given":"Xuezhi"},{"family":"Li","given":"Wenchao"},{"family":"Moran","given":"Bill"},{"family":"Gibson","given":"Brant C."},{"family":"Hall","given":"Liam T."},{"family":"Simpson","given":"David A."},{"family":"Kealy","given":"Allison N."},{"family":"Greentree","given":"Andrew D."}],"collection-title":"International association of geodesy symposia","container-title":"Gravity, positioning and reference frames","id":"Wang2023","issued":{"date-parts":[[2023]]},"page":"87-92","publisher":"Springer","publisher-place":"Cham","title":"Quantum diamond magnetometry for navigation in GNSS denied environments","type":"chapter","volume":"156"},"suppress-author":false}],"isEdited":false,"manualOverride":{"citeprocText":"Xuezhi Wang et al. (2023)","isManuallyOverridden":false,"manualOverrideText":""},"mendeley":{"formattedCitation":"Xuezhi Wang et al. (2023)","plainTextFormattedCitation":"Xuezhi Wang et al. (2023)","previouslyFormattedCitation":"Xuezhi Wang et al. (2023)"},"properties":{"noteIndex":0},"schema":"https://github.com/citation-style-language/schema/raw/master/csl-citation.json"}</w:instrText>
+              <w:instrText xml:space="preserve">ADDIN CSL_CITATION {"citationItems":[{"id":"ITEM-1","itemData":{"DOI":"10.1007/1345_2023_218","author":[{"family":"Wang","given":"Xuezhi"},{"family":"Li","given":"Wenchao"},{"family":"Moran","given":"Bill"},{"family":"Gibson","given":"Brant C."},{"family":"Hall","given":"Liam T."},{"family":"Simpson","given":"David A."},{"family":"Kealy","given":"Allison N."},{"family":"Greentree","given":"Andrew D."}],"collection-title":"International association of geodesy symposia","container-title":"Gravity, positioning and reference frames","id":"ITEM-1","issued":{"date-parts":[[2023]]},"page":"87-92","publisher":"Springer","publisher-place":"Cham","title":"Quantum diamond magnetometry for navigation in GNSS denied environments","type":"chapter","volume":"156"}}],"mendeley":{"formattedCitation":"Xuezhi Wang et al. (2023)","plainTextFormattedCitation":"Xuezhi Wang et al. (2023)","previouslyFormattedCitation":"Xuezhi Wang et al. (2023)"},"properties":{"noteIndex":0},"schema":"https://github.com/citation-style-language/schema/raw/master/csl-citation.json"}</w:instrText>
             </w:r>
             <w:r>
               <w:fldChar w:fldCharType="separate"/>
@@ -6620,7 +6620,7 @@
               <w:fldChar w:fldCharType="begin"/>
             </w:r>
             <w:r>
-              <w:instrText xml:space="preserve">ADDIN CSL_CITATION {"citationID":"MENDELEY_CITATION_55","citationItems":[{"id":"ITEM-55","isTemporary":false,"itemData":{"DOI":"10.48550/arXiv.2504.08167","URL":"https://arxiv.org/abs/2504.08167","author":[{"family":"Muradoglu","given":"Murat"},{"family":"Johnsson","given":"Mattias T."},{"family":"Wilson","given":"Nathanial M."},{"family":"Cohen","given":"Yuval"},{"family":"Shin","given":"Dongki"},{"family":"Navickas","given":"Tomas"},{"family":"Pyragius","given":"Tadas"},{"family":"Thomas","given":"Divya"},{"family":"Thompson","given":"Daniel"},{"family":"Moore","given":"Steven I."},{"family":"Rahman","given":"Md Tanvir"},{"family":"Walker","given":"Adrian"},{"family":"Dutta","given":"Indranil"},{"family":"Bijjahalli","given":"Suraj"},{"family":"Berlocher","given":"Jacob"},{"family":"Hush","given":"Michael R."},{"family":"Anderson","given":"Russell P."},{"family":"Szigeti","given":"Stuart S."},{"family":"Biercuk","given":"Michael J."}],"id":"Muradoglu2025","issued":{"date-parts":[[2025]]},"title":"Quantum-assured magnetic navigation achieves positioning accuracy better than a strategic-grade INS in airborne and ground-based field trials","type":""},"suppress-author":false}],"isEdited":false,"manualOverride":{"citeprocText":"Muradoglu et al. (2025)","isManuallyOverridden":false,"manualOverrideText":""},"mendeley":{"formattedCitation":"Muradoglu et al. (2025)","plainTextFormattedCitation":"Muradoglu et al. (2025)","previouslyFormattedCitation":"Muradoglu et al. (2025)"},"properties":{"noteIndex":0},"schema":"https://github.com/citation-style-language/schema/raw/master/csl-citation.json"}</w:instrText>
+              <w:instrText xml:space="preserve">ADDIN CSL_CITATION {"citationItems":[{"id":"ITEM-1","itemData":{"DOI":"10.48550/arXiv.2504.08167","URL":"https://arxiv.org/abs/2504.08167","author":[{"family":"Muradoglu","given":"Murat"},{"family":"Johnsson","given":"Mattias T."},{"family":"Wilson","given":"Nathanial M."},{"family":"Cohen","given":"Yuval"},{"family":"Shin","given":"Dongki"},{"family":"Navickas","given":"Tomas"},{"family":"Pyragius","given":"Tadas"},{"family":"Thomas","given":"Divya"},{"family":"Thompson","given":"Daniel"},{"family":"Moore","given":"Steven I."},{"family":"Rahman","given":"Md Tanvir"},{"family":"Walker","given":"Adrian"},{"family":"Dutta","given":"Indranil"},{"family":"Bijjahalli","given":"Suraj"},{"family":"Berlocher","given":"Jacob"},{"family":"Hush","given":"Michael R."},{"family":"Anderson","given":"Russell P."},{"family":"Szigeti","given":"Stuart S."},{"family":"Biercuk","given":"Michael J."}],"id":"ITEM-1","issued":{"date-parts":[[2025]]},"title":"Quantum-assured magnetic navigation achieves positioning accuracy better than a strategic-grade INS in airborne and ground-based field trials","type":""}}],"mendeley":{"formattedCitation":"Muradoglu et al. (2025)","plainTextFormattedCitation":"Muradoglu et al. (2025)","previouslyFormattedCitation":"Muradoglu et al. (2025)"},"properties":{"noteIndex":0},"schema":"https://github.com/citation-style-language/schema/raw/master/csl-citation.json"}</w:instrText>
             </w:r>
             <w:r>
               <w:fldChar w:fldCharType="separate"/>
@@ -6795,7 +6795,7 @@
               <w:fldChar w:fldCharType="begin"/>
             </w:r>
             <w:r>
-              <w:instrText xml:space="preserve">ADDIN CSL_CITATION {"citationID":"MENDELEY_CITATION_56","citationItems":[{"id":"ITEM-56","isTemporary":false,"itemData":{"DOI":"10.48550/arXiv.2008.12230","URL":"https://arxiv.org/abs/2008.12230","author":[{"family":"Khoshnoud","given":"Farbod"},{"family":"Quadrelli","given":"Marco B."},{"family":"Esat","given":"Ibrahim I."},{"family":"Robinson","given":"Dario"}],"id":"Khoshnoud2020","issued":{"date-parts":[[2020]]},"title":"Quantum cooperative robotics and autonomy","type":""},"suppress-author":false}],"isEdited":false,"manualOverride":{"citeprocText":"Khoshnoud et al. (2020)","isManuallyOverridden":false,"manualOverrideText":""},"mendeley":{"formattedCitation":"Khoshnoud et al. (2020)","plainTextFormattedCitation":"Khoshnoud et al. (2020)","previouslyFormattedCitation":"Khoshnoud et al. (2020)"},"properties":{"noteIndex":0},"schema":"https://github.com/citation-style-language/schema/raw/master/csl-citation.json"}</w:instrText>
+              <w:instrText xml:space="preserve">ADDIN CSL_CITATION {"citationItems":[{"id":"ITEM-1","itemData":{"DOI":"10.48550/arXiv.2008.12230","URL":"https://arxiv.org/abs/2008.12230","author":[{"family":"Khoshnoud","given":"Farbod"},{"family":"Quadrelli","given":"Marco B."},{"family":"Esat","given":"Ibrahim I."},{"family":"Robinson","given":"Dario"}],"id":"ITEM-1","issued":{"date-parts":[[2020]]},"title":"Quantum cooperative robotics and autonomy","type":""}}],"mendeley":{"formattedCitation":"Khoshnoud et al. (2020)","plainTextFormattedCitation":"Khoshnoud et al. (2020)","previouslyFormattedCitation":"Khoshnoud et al. (2020)"},"properties":{"noteIndex":0},"schema":"https://github.com/citation-style-language/schema/raw/master/csl-citation.json"}</w:instrText>
             </w:r>
             <w:r>
               <w:fldChar w:fldCharType="separate"/>
@@ -6914,7 +6914,7 @@
               <w:fldChar w:fldCharType="begin"/>
             </w:r>
             <w:r>
-              <w:instrText xml:space="preserve">ADDIN CSL_CITATION {"citationID":"MENDELEY_CITATION_57","citationItems":[{"id":"ITEM-57","isTemporary":false,"itemData":{"DOI":"10.1103/PhysRevLett.133.200801","author":[{"family":"Tian","given":"Xiao-Hui"},{"family":"Yang","given":"Ran"},{"family":"Liu","given":"Hua-Ying"},{"family":"Fan","given":"Pengfei"},{"family":"Zhang","given":"Ji-Ning"},{"family":"Gu","given":"Changsheng"},{"family":"Chen","given":"Mengwen"},{"family":"Hu","given":"Mingzhe"},{"family":"Lu","given":"Feng-Yu"},{"family":"Yin","given":"Zhen-Qiang"},{"family":"Yin","given":"Zhi-Jun"},{"family":"Yuan","given":"Mo"},{"family":"Wang","given":"Shuang"},{"family":"Chen","given":"Wei"},{"family":"Gong","given":"Yan-Xiao"},{"family":"Zhu","given":"Shi-Ning"},{"family":"Xie","given":"Zhenda"}],"container-title":"Physical Review Letters","id":"Tian2023","issue":"20","issued":{"date-parts":[[2024]]},"page":"200801","publisher":"American Physical Society","title":"Experimental demonstration of drone-based quantum key distribution","type":"article-journal","volume":"133"},"suppress-author":false}],"isEdited":false,"manualOverride":{"citeprocText":"Tian et al. (2024)","isManuallyOverridden":false,"manualOverrideText":""},"mendeley":{"formattedCitation":"Tian et al. (2024)","plainTextFormattedCitation":"Tian et al. (2024)","previouslyFormattedCitation":"Tian et al. (2024)"},"properties":{"noteIndex":0},"schema":"https://github.com/citation-style-language/schema/raw/master/csl-citation.json"}</w:instrText>
+              <w:instrText xml:space="preserve">ADDIN CSL_CITATION {"citationItems":[{"id":"ITEM-1","itemData":{"DOI":"10.1103/PhysRevLett.133.200801","author":[{"family":"Tian","given":"Xiao-Hui"},{"family":"Yang","given":"Ran"},{"family":"Liu","given":"Hua-Ying"},{"family":"Fan","given":"Pengfei"},{"family":"Zhang","given":"Ji-Ning"},{"family":"Gu","given":"Changsheng"},{"family":"Chen","given":"Mengwen"},{"family":"Hu","given":"Mingzhe"},{"family":"Lu","given":"Feng-Yu"},{"family":"Yin","given":"Zhen-Qiang"},{"family":"Yin","given":"Zhi-Jun"},{"family":"Yuan","given":"Mo"},{"family":"Wang","given":"Shuang"},{"family":"Chen","given":"Wei"},{"family":"Gong","given":"Yan-Xiao"},{"family":"Zhu","given":"Shi-Ning"},{"family":"Xie","given":"Zhenda"}],"container-title":"Physical Review Letters","id":"ITEM-1","issue":"20","issued":{"date-parts":[[2024]]},"page":"200801","publisher":"American Physical Society","title":"Experimental demonstration of drone-based quantum key distribution","type":"article-journal","volume":"133"}}],"mendeley":{"formattedCitation":"Tian et al. (2024)","plainTextFormattedCitation":"Tian et al. (2024)","previouslyFormattedCitation":"Tian et al. (2024)"},"properties":{"noteIndex":0},"schema":"https://github.com/citation-style-language/schema/raw/master/csl-citation.json"}</w:instrText>
             </w:r>
             <w:r>
               <w:fldChar w:fldCharType="separate"/>
@@ -7027,7 +7027,7 @@
               <w:fldChar w:fldCharType="begin"/>
             </w:r>
             <w:r>
-              <w:instrText xml:space="preserve">ADDIN CSL_CITATION {"citationID":"MENDELEY_CITATION_58","citationItems":[{"id":"ITEM-58","isTemporary":false,"itemData":{"DOI":"10.1103/PhysRevLett.126.020503","author":[{"family":"Liu","given":"Hua-Ying"},{"family":"Tian","given":"Xiao-Hui"},{"family":"Gu","given":"Changsheng"},{"family":"Fan","given":"Pengfei"},{"family":"Ni","given":"Xin"},{"family":"Yang","given":"Ran"},{"family":"Zhang","given":"Ji-Ning"},{"family":"Hu","given":"Mingzhe"},{"family":"Guo","given":"Jian"},{"family":"Cao","given":"Xun"},{"family":"Hu","given":"Xiaopeng"},{"family":"Zhao","given":"Gang"},{"family":"Lu","given":"Yan-Qing"},{"family":"Gong","given":"Yan-Xiao"},{"family":"Xie","given":"Zhenda"},{"family":"Zhu","given":"Shi-Ning"}],"container-title":"Physical Review Letters","id":"Liu2021","issued":{"date-parts":[[2021]]},"page":"020503","title":"Optical-relayed entanglement distribution using drones as mobile nodes","type":"article-journal","volume":"126"},"suppress-author":false}],"isEdited":false,"manualOverride":{"citeprocText":"Liu et al. (2021)","isManuallyOverridden":false,"manualOverrideText":""},"mendeley":{"formattedCitation":"Liu et al. (2021)","plainTextFormattedCitation":"Liu et al. (2021)","previouslyFormattedCitation":"Liu et al. (2021)"},"properties":{"noteIndex":0},"schema":"https://github.com/citation-style-language/schema/raw/master/csl-citation.json"}</w:instrText>
+              <w:instrText xml:space="preserve">ADDIN CSL_CITATION {"citationItems":[{"id":"ITEM-1","itemData":{"DOI":"10.1103/PhysRevLett.126.020503","author":[{"family":"Liu","given":"Hua-Ying"},{"family":"Tian","given":"Xiao-Hui"},{"family":"Gu","given":"Changsheng"},{"family":"Fan","given":"Pengfei"},{"family":"Ni","given":"Xin"},{"family":"Yang","given":"Ran"},{"family":"Zhang","given":"Ji-Ning"},{"family":"Hu","given":"Mingzhe"},{"family":"Guo","given":"Jian"},{"family":"Cao","given":"Xun"},{"family":"Hu","given":"Xiaopeng"},{"family":"Zhao","given":"Gang"},{"family":"Lu","given":"Yan-Qing"},{"family":"Gong","given":"Yan-Xiao"},{"family":"Xie","given":"Zhenda"},{"family":"Zhu","given":"Shi-Ning"}],"container-title":"Physical Review Letters","id":"ITEM-1","issued":{"date-parts":[[2021]]},"page":"020503","title":"Optical-relayed entanglement distribution using drones as mobile nodes","type":"article-journal","volume":"126"}}],"mendeley":{"formattedCitation":"Liu et al. (2021)","plainTextFormattedCitation":"Liu et al. (2021)","previouslyFormattedCitation":"Liu et al. (2021)"},"properties":{"noteIndex":0},"schema":"https://github.com/citation-style-language/schema/raw/master/csl-citation.json"}</w:instrText>
             </w:r>
             <w:r>
               <w:fldChar w:fldCharType="separate"/>
@@ -7158,7 +7158,7 @@
               <w:fldChar w:fldCharType="begin"/>
             </w:r>
             <w:r>
-              <w:instrText xml:space="preserve">ADDIN CSL_CITATION {"citationID":"MENDELEY_CITATION_59","citationItems":[{"id":"ITEM-59","isTemporary":false,"itemData":{"DOI":"10.48550/arXiv.2505.17587","URL":"https://arxiv.org/abs/2505.17587","author":[{"family":"Conrad","given":"Andrew"},{"family":"Cochran","given":"Roderick"},{"family":"Sanchez-Rosales","given":"Daniel"},{"family":"Isaac","given":"Samantha"},{"family":"Javid","given":"Timur"},{"family":"Rezaei","given":"Tahereh"},{"family":"Schroeder","given":"A. J."},{"family":"Golba","given":"Grzegorz"},{"family":"Gutha","given":"Akash"},{"family":"Wilens","given":"Brian"},{"family":"Herndon","given":"Kyle"},{"family":"Hill","given":"Alex"},{"family":"Chapman","given":"Joseph"},{"family":"Call","given":"Ian"},{"family":"Szabo","given":"Joseph"},{"family":"Corrigan","given":"Aodhan"},{"family":"Kamin","given":"Lars"},{"family":"Lütkenhaus","given":"Norbert"},{"family":"Gauthier","given":"Daniel J."},{"family":"Kwiat","given":"Paul G."}],"id":"Conrad2025","issued":{"date-parts":[[2025]]},"title":"Drone- and vehicle-based quantum key distribution","type":""},"suppress-author":false}],"isEdited":false,"manualOverride":{"citeprocText":"Conrad et al. (2025)","isManuallyOverridden":false,"manualOverrideText":""},"mendeley":{"formattedCitation":"Conrad et al. (2025)","plainTextFormattedCitation":"Conrad et al. (2025)","previouslyFormattedCitation":"Conrad et al. (2025)"},"properties":{"noteIndex":0},"schema":"https://github.com/citation-style-language/schema/raw/master/csl-citation.json"}</w:instrText>
+              <w:instrText xml:space="preserve">ADDIN CSL_CITATION {"citationItems":[{"id":"ITEM-1","itemData":{"DOI":"10.48550/arXiv.2505.17587","URL":"https://arxiv.org/abs/2505.17587","author":[{"family":"Conrad","given":"Andrew"},{"family":"Cochran","given":"Roderick"},{"family":"Sanchez-Rosales","given":"Daniel"},{"family":"Isaac","given":"Samantha"},{"family":"Javid","given":"Timur"},{"family":"Rezaei","given":"Tahereh"},{"family":"Schroeder","given":"A. J."},{"family":"Golba","given":"Grzegorz"},{"family":"Gutha","given":"Akash"},{"family":"Wilens","given":"Brian"},{"family":"Herndon","given":"Kyle"},{"family":"Hill","given":"Alex"},{"family":"Chapman","given":"Joseph"},{"family":"Call","given":"Ian"},{"family":"Szabo","given":"Joseph"},{"family":"Corrigan","given":"Aodhan"},{"family":"Kamin","given":"Lars"},{"family":"Lütkenhaus","given":"Norbert"},{"family":"Gauthier","given":"Daniel J."},{"family":"Kwiat","given":"Paul G."}],"id":"ITEM-1","issued":{"date-parts":[[2025]]},"title":"Drone- and vehicle-based quantum key distribution","type":""}}],"mendeley":{"formattedCitation":"Conrad et al. (2025)","plainTextFormattedCitation":"Conrad et al. (2025)","previouslyFormattedCitation":"Conrad et al. (2025)"},"properties":{"noteIndex":0},"schema":"https://github.com/citation-style-language/schema/raw/master/csl-citation.json"}</w:instrText>
             </w:r>
             <w:r>
               <w:fldChar w:fldCharType="separate"/>
@@ -7277,7 +7277,7 @@
               <w:fldChar w:fldCharType="begin"/>
             </w:r>
             <w:r>
-              <w:instrText xml:space="preserve">ADDIN CSL_CITATION {"citationID":"MENDELEY_CITATION_60","citationItems":[{"id":"ITEM-60","isTemporary":false,"itemData":{"DOI":"10.3390/e25040548","author":[{"family":"Widdows","given":"Dominic"},{"family":"Rani","given":"Jyoti"},{"family":"Pothos","given":"Emmanuel M."}],"container-title":"Entropy","id":"Widdows2023","issue":"4","issued":{"date-parts":[[2023]]},"page":"548","publisher":"MDPI","title":"Quantum circuit components for cognitive decision-making","type":"article-journal","volume":"25"},"suppress-author":false}],"isEdited":false,"manualOverride":{"citeprocText":"Widdows, Rani, and Pothos (2023)","isManuallyOverridden":false,"manualOverrideText":""},"mendeley":{"formattedCitation":"Widdows, Rani, and Pothos (2023)","plainTextFormattedCitation":"Widdows, Rani, and Pothos (2023)","previouslyFormattedCitation":"Widdows, Rani, and Pothos (2023)"},"properties":{"noteIndex":0},"schema":"https://github.com/citation-style-language/schema/raw/master/csl-citation.json"}</w:instrText>
+              <w:instrText xml:space="preserve">ADDIN CSL_CITATION {"citationItems":[{"id":"ITEM-1","itemData":{"DOI":"10.3390/e25040548","author":[{"family":"Widdows","given":"Dominic"},{"family":"Rani","given":"Jyoti"},{"family":"Pothos","given":"Emmanuel M."}],"container-title":"Entropy","id":"ITEM-1","issue":"4","issued":{"date-parts":[[2023]]},"page":"548","publisher":"MDPI","title":"Quantum circuit components for cognitive decision-making","type":"article-journal","volume":"25"}}],"mendeley":{"formattedCitation":"Widdows, Rani, and Pothos (2023)","plainTextFormattedCitation":"Widdows, Rani, and Pothos (2023)","previouslyFormattedCitation":"Widdows, Rani, and Pothos (2023)"},"properties":{"noteIndex":0},"schema":"https://github.com/citation-style-language/schema/raw/master/csl-citation.json"}</w:instrText>
             </w:r>
             <w:r>
               <w:fldChar w:fldCharType="separate"/>
@@ -7379,7 +7379,7 @@
               <w:fldChar w:fldCharType="begin"/>
             </w:r>
             <w:r>
-              <w:instrText xml:space="preserve">ADDIN CSL_CITATION {"citationID":"MENDELEY_CITATION_61","citationItems":[{"id":"ITEM-61","isTemporary":false,"itemData":{"DOI":"10.3390/electronics10020100","author":[{"family":"Yan","given":"Fei"},{"family":"Iliyasu","given":"Abdullah M."},{"family":"Hirota","given":"Kaoru"}],"container-title":"Electronics","id":"Yan2021","issue":"2","issued":{"date-parts":[[2021]]},"page":"100","publisher":"MDPI","title":"Conceptual framework for quantum affective computing and its use in fusion of multi-robot emotions","type":"article-journal","volume":"10"},"suppress-author":false}],"isEdited":false,"manualOverride":{"citeprocText":"Yan, Iliyasu, and Hirota (2021)","isManuallyOverridden":false,"manualOverrideText":""},"mendeley":{"formattedCitation":"Yan, Iliyasu, and Hirota (2021)","plainTextFormattedCitation":"Yan, Iliyasu, and Hirota (2021)","previouslyFormattedCitation":"Yan, Iliyasu, and Hirota (2021)"},"properties":{"noteIndex":0},"schema":"https://github.com/citation-style-language/schema/raw/master/csl-citation.json"}</w:instrText>
+              <w:instrText xml:space="preserve">ADDIN CSL_CITATION {"citationItems":[{"id":"ITEM-1","itemData":{"DOI":"10.3390/electronics10020100","author":[{"family":"Yan","given":"Fei"},{"family":"Iliyasu","given":"Abdullah M."},{"family":"Hirota","given":"Kaoru"}],"container-title":"Electronics","id":"ITEM-1","issue":"2","issued":{"date-parts":[[2021]]},"page":"100","publisher":"MDPI","title":"Conceptual framework for quantum affective computing and its use in fusion of multi-robot emotions","type":"article-journal","volume":"10"}}],"mendeley":{"formattedCitation":"Yan, Iliyasu, and Hirota (2021)","plainTextFormattedCitation":"Yan, Iliyasu, and Hirota (2021)","previouslyFormattedCitation":"Yan, Iliyasu, and Hirota (2021)"},"properties":{"noteIndex":0},"schema":"https://github.com/citation-style-language/schema/raw/master/csl-citation.json"}</w:instrText>
             </w:r>
             <w:r>
               <w:fldChar w:fldCharType="separate"/>
@@ -7481,7 +7481,7 @@
               <w:fldChar w:fldCharType="begin"/>
             </w:r>
             <w:r>
-              <w:instrText xml:space="preserve">ADDIN CSL_CITATION {"citationID":"MENDELEY_CITATION_62","citationItems":[{"id":"ITEM-62","isTemporary":false,"itemData":{"DOI":"10.1145/3708319.3735545","author":[{"family":"De Carolis","given":"Berardina Nadja"},{"family":"Loglisci","given":"Corrado"},{"family":"Miccoli","given":"Maria Grazia"},{"family":"Palestra","given":"Giuseppe"},{"family":"Violante","given":"Sergio"}],"container-title":"Adjunct proceedings of the 33rd ACM conference on user modeling, adaptation and personalization (UMAP adjunct ’25)","id":"DeCarolis2025","issued":{"date-parts":[[2025]]},"page":"151-155","publisher":"Association for Computing Machinery","publisher-place":"New York, NY, USA","title":"Quantum-enhanced social robotics: The QUADRI project","title-short":"Quantum-enhanced social robotics","type":"paper-conference"},"suppress-author":false}],"isEdited":false,"manualOverride":{"citeprocText":"De Carolis et al. (2025)","isManuallyOverridden":false,"manualOverrideText":""},"mendeley":{"formattedCitation":"De Carolis et al. (2025)","plainTextFormattedCitation":"De Carolis et al. (2025)","previouslyFormattedCitation":"De Carolis et al. (2025)"},"properties":{"noteIndex":0},"schema":"https://github.com/citation-style-language/schema/raw/master/csl-citation.json"}</w:instrText>
+              <w:instrText xml:space="preserve">ADDIN CSL_CITATION {"citationItems":[{"id":"ITEM-1","itemData":{"DOI":"10.1145/3708319.3735545","author":[{"family":"De Carolis","given":"Berardina Nadja"},{"family":"Loglisci","given":"Corrado"},{"family":"Miccoli","given":"Maria Grazia"},{"family":"Palestra","given":"Giuseppe"},{"family":"Violante","given":"Sergio"}],"container-title":"Adjunct proceedings of the 33rd ACM conference on user modeling, adaptation and personalization (UMAP adjunct ’25)","id":"ITEM-1","issued":{"date-parts":[[2025]]},"page":"151-155","publisher":"Association for Computing Machinery","publisher-place":"New York, NY, USA","title":"Quantum-enhanced social robotics: The QUADRI project","title-short":"Quantum-enhanced social robotics","type":"paper-conference"}}],"mendeley":{"formattedCitation":"De Carolis et al. (2025)","plainTextFormattedCitation":"De Carolis et al. (2025)","previouslyFormattedCitation":"De Carolis et al. (2025)"},"properties":{"noteIndex":0},"schema":"https://github.com/citation-style-language/schema/raw/master/csl-citation.json"}</w:instrText>
             </w:r>
             <w:r>
               <w:fldChar w:fldCharType="separate"/>
@@ -7583,7 +7583,7 @@
               <w:fldChar w:fldCharType="begin"/>
             </w:r>
             <w:r>
-              <w:instrText xml:space="preserve">ADDIN CSL_CITATION {"citationID":"MENDELEY_CITATION_63","citationItems":[{"id":"ITEM-63","isTemporary":false,"itemData":{"DOI":"10.32604/cmc.2025.065572","author":[{"family":"Dağlarlı","given":"Evren"}],"container-title":"Computers, Materials &amp; Continua","id":"Daglarli2025","issue":"3","issued":{"date-parts":[[2025]]},"publisher":"Tech Science Press","title":"A generative neuro-cognitive architecture using quantum algorithms for the autonomous behavior of a smart agent in a simulation environment","type":"article-journal","volume":"84"},"suppress-author":false}],"isEdited":false,"manualOverride":{"citeprocText":"Dağlarlı (2025)","isManuallyOverridden":false,"manualOverrideText":""},"mendeley":{"formattedCitation":"Dağlarlı (2025)","plainTextFormattedCitation":"Dağlarlı (2025)","previouslyFormattedCitation":"Dağlarlı (2025)"},"properties":{"noteIndex":0},"schema":"https://github.com/citation-style-language/schema/raw/master/csl-citation.json"}</w:instrText>
+              <w:instrText xml:space="preserve">ADDIN CSL_CITATION {"citationItems":[{"id":"ITEM-1","itemData":{"DOI":"10.32604/cmc.2025.065572","author":[{"family":"Dağlarlı","given":"Evren"}],"container-title":"Computers, Materials &amp; Continua","id":"ITEM-1","issue":"3","issued":{"date-parts":[[2025]]},"publisher":"Tech Science Press","title":"A generative neuro-cognitive architecture using quantum algorithms for the autonomous behavior of a smart agent in a simulation environment","type":"article-journal","volume":"84"}}],"mendeley":{"formattedCitation":"Dağlarlı (2025)","plainTextFormattedCitation":"Dağlarlı (2025)","previouslyFormattedCitation":"Dağlarlı (2025)"},"properties":{"noteIndex":0},"schema":"https://github.com/citation-style-language/schema/raw/master/csl-citation.json"}</w:instrText>
             </w:r>
             <w:r>
               <w:fldChar w:fldCharType="separate"/>
@@ -7699,7 +7699,7 @@
               <w:fldChar w:fldCharType="begin"/>
             </w:r>
             <w:r>
-              <w:instrText xml:space="preserve">ADDIN CSL_CITATION {"citationID":"MENDELEY_CITATION_64","citationItems":[{"id":"ITEM-64","isTemporary":false,"itemData":{"DOI":"10.3390/e25091323","author":[{"family":"Lawless","given":"William F."},{"family":"Moskowitz","given":"Ira S."},{"family":"Doctor","given":"Katarina Z."}],"container-title":"Entropy","id":"Lawless2023","issue":"9","issued":{"date-parts":[[2023]]},"page":"1323","publisher":"MDPI","title":"A quantum-like model of interdependence for embodied human–machine teams: Reviewing the path to autonomy facing complexity and uncertainty","title-short":"A quantum-like model of interdependence for embodied human–machine teams","type":"article-journal","volume":"25"},"suppress-author":false}],"isEdited":false,"manualOverride":{"citeprocText":"Lawless, Moskowitz, and Doctor (2023)","isManuallyOverridden":false,"manualOverrideText":""},"mendeley":{"formattedCitation":"Lawless, Moskowitz, and Doctor (2023)","plainTextFormattedCitation":"Lawless, Moskowitz, and Doctor (2023)","previouslyFormattedCitation":"Lawless, Moskowitz, and Doctor (2023)"},"properties":{"noteIndex":0},"schema":"https://github.com/citation-style-language/schema/raw/master/csl-citation.json"}</w:instrText>
+              <w:instrText xml:space="preserve">ADDIN CSL_CITATION {"citationItems":[{"id":"ITEM-1","itemData":{"DOI":"10.3390/e25091323","author":[{"family":"Lawless","given":"William F."},{"family":"Moskowitz","given":"Ira S."},{"family":"Doctor","given":"Katarina Z."}],"container-title":"Entropy","id":"ITEM-1","issue":"9","issued":{"date-parts":[[2023]]},"page":"1323","publisher":"MDPI","title":"A quantum-like model of interdependence for embodied human–machine teams: Reviewing the path to autonomy facing complexity and uncertainty","title-short":"A quantum-like model of interdependence for embodied human–machine teams","type":"article-journal","volume":"25"}}],"mendeley":{"formattedCitation":"Lawless, Moskowitz, and Doctor (2023)","plainTextFormattedCitation":"Lawless, Moskowitz, and Doctor (2023)","previouslyFormattedCitation":"Lawless, Moskowitz, and Doctor (2023)"},"properties":{"noteIndex":0},"schema":"https://github.com/citation-style-language/schema/raw/master/csl-citation.json"}</w:instrText>
             </w:r>
             <w:r>
               <w:fldChar w:fldCharType="separate"/>
@@ -7801,7 +7801,7 @@
               <w:fldChar w:fldCharType="begin"/>
             </w:r>
             <w:r>
-              <w:instrText xml:space="preserve">ADDIN CSL_CITATION {"citationID":"MENDELEY_CITATION_65","citationItems":[{"id":"ITEM-65","isTemporary":false,"itemData":{"DOI":"10.3390/e27020152","author":[{"family":"Humr","given":"Scott"},{"family":"Canan","given":"Mustafa"},{"family":"Demir","given":"Mustafa"}],"container-title":"Entropy","id":"Humr2025","issue":"2","issued":{"date-parts":[[2025]]},"page":"152","publisher":"MDPI","title":"A quantum probability approach to improving human–AI decision making","type":"article-journal","volume":"27"},"suppress-author":false}],"isEdited":false,"manualOverride":{"citeprocText":"Humr, Canan, and Demir (2025)","isManuallyOverridden":false,"manualOverrideText":""},"mendeley":{"formattedCitation":"Humr, Canan, and Demir (2025)","plainTextFormattedCitation":"Humr, Canan, and Demir (2025)","previouslyFormattedCitation":"Humr, Canan, and Demir (2025)"},"properties":{"noteIndex":0},"schema":"https://github.com/citation-style-language/schema/raw/master/csl-citation.json"}</w:instrText>
+              <w:instrText xml:space="preserve">ADDIN CSL_CITATION {"citationItems":[{"id":"ITEM-1","itemData":{"DOI":"10.3390/e27020152","author":[{"family":"Humr","given":"Scott"},{"family":"Canan","given":"Mustafa"},{"family":"Demir","given":"Mustafa"}],"container-title":"Entropy","id":"ITEM-1","issue":"2","issued":{"date-parts":[[2025]]},"page":"152","publisher":"MDPI","title":"A quantum probability approach to improving human–AI decision making","type":"article-journal","volume":"27"}}],"mendeley":{"formattedCitation":"Humr, Canan, and Demir (2025)","plainTextFormattedCitation":"Humr, Canan, and Demir (2025)","previouslyFormattedCitation":"Humr, Canan, and Demir (2025)"},"properties":{"noteIndex":0},"schema":"https://github.com/citation-style-language/schema/raw/master/csl-citation.json"}</w:instrText>
             </w:r>
             <w:r>
               <w:fldChar w:fldCharType="separate"/>
@@ -7903,7 +7903,7 @@
               <w:fldChar w:fldCharType="begin"/>
             </w:r>
             <w:r>
-              <w:instrText xml:space="preserve">ADDIN CSL_CITATION {"citationID":"MENDELEY_CITATION_66","citationItems":[{"id":"ITEM-66","isTemporary":false,"itemData":{"URL":"https://arxiv.org/abs/2602.03571","author":[{"family":"Essalmi","given":"Karim"},{"family":"Garrido","given":"Fernando"},{"family":"Nashashibi","given":"Fawzi"}],"id":"Essalmi2026","issued":{"date-parts":[[2026]]},"title":"Multi-player, multi-strategy quantum game model for interaction-aware decision-making in automated driving","type":""},"suppress-author":false}],"isEdited":false,"manualOverride":{"citeprocText":"Essalmi, Garrido, and Nashashibi (2026)","isManuallyOverridden":false,"manualOverrideText":""},"mendeley":{"formattedCitation":"Essalmi, Garrido, and Nashashibi (2026)","plainTextFormattedCitation":"Essalmi, Garrido, and Nashashibi (2026)","previouslyFormattedCitation":"Essalmi, Garrido, and Nashashibi (2026)"},"properties":{"noteIndex":0},"schema":"https://github.com/citation-style-language/schema/raw/master/csl-citation.json"}</w:instrText>
+              <w:instrText xml:space="preserve">ADDIN CSL_CITATION {"citationItems":[{"id":"ITEM-1","itemData":{"URL":"https://arxiv.org/abs/2602.03571","author":[{"family":"Essalmi","given":"Karim"},{"family":"Garrido","given":"Fernando"},{"family":"Nashashibi","given":"Fawzi"}],"id":"ITEM-1","issued":{"date-parts":[[2026]]},"title":"Multi-player, multi-strategy quantum game model for interaction-aware decision-making in automated driving","type":""}}],"mendeley":{"formattedCitation":"Essalmi, Garrido, and Nashashibi (2026)","plainTextFormattedCitation":"Essalmi, Garrido, and Nashashibi (2026)","previouslyFormattedCitation":"Essalmi, Garrido, and Nashashibi (2026)"},"properties":{"noteIndex":0},"schema":"https://github.com/citation-style-language/schema/raw/master/csl-citation.json"}</w:instrText>
             </w:r>
             <w:r>
               <w:fldChar w:fldCharType="separate"/>
@@ -8022,7 +8022,7 @@
               <w:fldChar w:fldCharType="begin"/>
             </w:r>
             <w:r>
-              <w:instrText xml:space="preserve">ADDIN CSL_CITATION {"citationID":"MENDELEY_CITATION_67","citationItems":[{"id":"ITEM-67","isTemporary":false,"itemData":{"DOI":"10.1155/2018/1596080","author":[{"family":"Zuo","given":"Tao"},{"family":"Min","given":"Huasong"},{"family":"Tang","given":"Quan"},{"family":"Tao","given":"Qiang"}],"container-title":"Mathematical Problems in Engineering","id":"Zuo2018","issued":{"date-parts":[[2018]]},"page":"1596080","publisher":"Hindawi","title":"A robot SLAM improved by quantum-behaved particles swarm optimization","type":"article-journal","volume":"2018"},"suppress-author":false}],"isEdited":false,"manualOverride":{"citeprocText":"Zuo et al. (2018)","isManuallyOverridden":false,"manualOverrideText":""},"mendeley":{"formattedCitation":"Zuo et al. (2018)","plainTextFormattedCitation":"Zuo et al. (2018)","previouslyFormattedCitation":"Zuo et al. (2018)"},"properties":{"noteIndex":0},"schema":"https://github.com/citation-style-language/schema/raw/master/csl-citation.json"}</w:instrText>
+              <w:instrText xml:space="preserve">ADDIN CSL_CITATION {"citationItems":[{"id":"ITEM-1","itemData":{"DOI":"10.1155/2018/1596080","author":[{"family":"Zuo","given":"Tao"},{"family":"Min","given":"Huasong"},{"family":"Tang","given":"Quan"},{"family":"Tao","given":"Qiang"}],"container-title":"Mathematical Problems in Engineering","id":"ITEM-1","issued":{"date-parts":[[2018]]},"page":"1596080","publisher":"Hindawi","title":"A robot SLAM improved by quantum-behaved particles swarm optimization","type":"article-journal","volume":"2018"}}],"mendeley":{"formattedCitation":"Zuo et al. (2018)","plainTextFormattedCitation":"Zuo et al. (2018)","previouslyFormattedCitation":"Zuo et al. (2018)"},"properties":{"noteIndex":0},"schema":"https://github.com/citation-style-language/schema/raw/master/csl-citation.json"}</w:instrText>
             </w:r>
             <w:r>
               <w:fldChar w:fldCharType="separate"/>
@@ -8141,7 +8141,7 @@
               <w:fldChar w:fldCharType="begin"/>
             </w:r>
             <w:r>
-              <w:instrText xml:space="preserve">ADDIN CSL_CITATION {"citationID":"MENDELEY_CITATION_68","citationItems":[{"id":"ITEM-68","isTemporary":false,"itemData":{"DOI":"10.1016/j.robot.2025.105123","author":[{"family":"Fazilat","given":"Mehdi"},{"family":"Zioui","given":"Nadjet"}],"container-title":"Robotics and Autonomous Systems","id":"Fazilat2025b","issued":{"date-parts":[[2025]]},"page":"105123","publisher":"Elsevier","title":"Quantum neural network-based inverse kinematics of a six-jointed industrial robotic arm","type":"article-journal","volume":"194"},"suppress-author":false}],"isEdited":false,"manualOverride":{"citeprocText":"Fazilat and Zioui (2025b)","isManuallyOverridden":false,"manualOverrideText":""},"mendeley":{"formattedCitation":"Fazilat and Zioui (2025b)","plainTextFormattedCitation":"Fazilat and Zioui (2025b)","previouslyFormattedCitation":"Fazilat and Zioui (2025b)"},"properties":{"noteIndex":0},"schema":"https://github.com/citation-style-language/schema/raw/master/csl-citation.json"}</w:instrText>
+              <w:instrText xml:space="preserve">ADDIN CSL_CITATION {"citationItems":[{"id":"ITEM-1","itemData":{"DOI":"10.1016/j.robot.2025.105123","author":[{"family":"Fazilat","given":"Mehdi"},{"family":"Zioui","given":"Nadjet"}],"container-title":"Robotics and Autonomous Systems","id":"ITEM-1","issued":{"date-parts":[[2025]]},"page":"105123","publisher":"Elsevier","title":"Quantum neural network-based inverse kinematics of a six-jointed industrial robotic arm","type":"article-journal","volume":"194"}}],"mendeley":{"formattedCitation":"Fazilat and Zioui (2025b)","plainTextFormattedCitation":"Fazilat and Zioui (2025b)","previouslyFormattedCitation":"Fazilat and Zioui (2025b)"},"properties":{"noteIndex":0},"schema":"https://github.com/citation-style-language/schema/raw/master/csl-citation.json"}</w:instrText>
             </w:r>
             <w:r>
               <w:fldChar w:fldCharType="separate"/>
@@ -8243,7 +8243,7 @@
               <w:fldChar w:fldCharType="begin"/>
             </w:r>
             <w:r>
-              <w:instrText xml:space="preserve">ADDIN CSL_CITATION {"citationID":"MENDELEY_CITATION_69","citationItems":[{"id":"ITEM-69","isTemporary":false,"itemData":{"DOI":"10.3390/math10030372","author":[{"family":"Mannone","given":"Maria"},{"family":"Seidita","given":"Valeria"},{"family":"Chella","given":"Antonio"}],"container-title":"Mathematics","id":"Mannone2022","issue":"3","issued":{"date-parts":[[2022]]},"page":"372","publisher":"MDPI","title":"Categories, quantum computing, and swarm robotics: A case study","title-short":"Categories, quantum computing, and swarm robotics","type":"article-journal","volume":"10"},"suppress-author":false}],"isEdited":false,"manualOverride":{"citeprocText":"Mannone, Seidita, and Chella (2022)","isManuallyOverridden":false,"manualOverrideText":""},"mendeley":{"formattedCitation":"Mannone, Seidita, and Chella (2022)","plainTextFormattedCitation":"Mannone, Seidita, and Chella (2022)","previouslyFormattedCitation":"Mannone, Seidita, and Chella (2022)"},"properties":{"noteIndex":0},"schema":"https://github.com/citation-style-language/schema/raw/master/csl-citation.json"}</w:instrText>
+              <w:instrText xml:space="preserve">ADDIN CSL_CITATION {"citationItems":[{"id":"ITEM-1","itemData":{"DOI":"10.3390/math10030372","author":[{"family":"Mannone","given":"Maria"},{"family":"Seidita","given":"Valeria"},{"family":"Chella","given":"Antonio"}],"container-title":"Mathematics","id":"ITEM-1","issue":"3","issued":{"date-parts":[[2022]]},"page":"372","publisher":"MDPI","title":"Categories, quantum computing, and swarm robotics: A case study","title-short":"Categories, quantum computing, and swarm robotics","type":"article-journal","volume":"10"}}],"mendeley":{"formattedCitation":"Mannone, Seidita, and Chella (2022)","plainTextFormattedCitation":"Mannone, Seidita, and Chella (2022)","previouslyFormattedCitation":"Mannone, Seidita, and Chella (2022)"},"properties":{"noteIndex":0},"schema":"https://github.com/citation-style-language/schema/raw/master/csl-citation.json"}</w:instrText>
             </w:r>
             <w:r>
               <w:fldChar w:fldCharType="separate"/>
@@ -8345,7 +8345,7 @@
               <w:fldChar w:fldCharType="begin"/>
             </w:r>
             <w:r>
-              <w:instrText xml:space="preserve">ADDIN CSL_CITATION {"citationID":"MENDELEY_CITATION_70","citationItems":[{"id":"ITEM-70","isTemporary":false,"itemData":{"DOI":"10.1016/j.swevo.2023.101297","author":[{"family":"Mannone","given":"Maria"},{"family":"Seidita","given":"Valeria"},{"family":"Chella","given":"Antonio"}],"container-title":"Swarm and Evolutionary Computation","id":"Mannone2023","issued":{"date-parts":[[2023]]},"page":"101297","title":"Modeling and designing a robotic swarm: A quantum computing approach","title-short":"Modeling and designing a robotic swarm","type":"article-journal","volume":"79"},"suppress-author":false}],"isEdited":false,"manualOverride":{"citeprocText":"Mannone, Seidita, and Chella (2023)","isManuallyOverridden":false,"manualOverrideText":""},"mendeley":{"formattedCitation":"Mannone, Seidita, and Chella (2023)","plainTextFormattedCitation":"Mannone, Seidita, and Chella (2023)","previouslyFormattedCitation":"Mannone, Seidita, and Chella (2023)"},"properties":{"noteIndex":0},"schema":"https://github.com/citation-style-language/schema/raw/master/csl-citation.json"}</w:instrText>
+              <w:instrText xml:space="preserve">ADDIN CSL_CITATION {"citationItems":[{"id":"ITEM-1","itemData":{"DOI":"10.1016/j.swevo.2023.101297","author":[{"family":"Mannone","given":"Maria"},{"family":"Seidita","given":"Valeria"},{"family":"Chella","given":"Antonio"}],"container-title":"Swarm and Evolutionary Computation","id":"ITEM-1","issued":{"date-parts":[[2023]]},"page":"101297","title":"Modeling and designing a robotic swarm: A quantum computing approach","title-short":"Modeling and designing a robotic swarm","type":"article-journal","volume":"79"}}],"mendeley":{"formattedCitation":"Mannone, Seidita, and Chella (2023)","plainTextFormattedCitation":"Mannone, Seidita, and Chella (2023)","previouslyFormattedCitation":"Mannone, Seidita, and Chella (2023)"},"properties":{"noteIndex":0},"schema":"https://github.com/citation-style-language/schema/raw/master/csl-citation.json"}</w:instrText>
             </w:r>
             <w:r>
               <w:fldChar w:fldCharType="separate"/>
@@ -8447,7 +8447,7 @@
               <w:fldChar w:fldCharType="begin"/>
             </w:r>
             <w:r>
-              <w:instrText xml:space="preserve">ADDIN CSL_CITATION {"citationID":"MENDELEY_CITATION_71","citationItems":[{"id":"ITEM-71","isTemporary":false,"itemData":{"DOI":"10.1098/rsta.2024.0139","author":[{"family":"Mannone","given":"Maria"},{"family":"Seidita","given":"Valeria"},{"family":"Chella","given":"Antonio"}],"container-title":"Philosophical Transactions of the Royal Society A: Mathematical, Physical and Engineering Sciences","id":"Mannone2025","issue":"2289","issued":{"date-parts":[[2025]]},"page":"20240139","title":"Quantum computing for swarm robotics: A local-to-global approach","title-short":"Quantum computing for swarm robotics","type":"article-journal","volume":"383"},"suppress-author":false}],"isEdited":false,"manualOverride":{"citeprocText":"Mannone, Seidita, and Chella (2025)","isManuallyOverridden":false,"manualOverrideText":""},"mendeley":{"formattedCitation":"Mannone, Seidita, and Chella (2025)","plainTextFormattedCitation":"Mannone, Seidita, and Chella (2025)","previouslyFormattedCitation":"Mannone, Seidita, and Chella (2025)"},"properties":{"noteIndex":0},"schema":"https://github.com/citation-style-language/schema/raw/master/csl-citation.json"}</w:instrText>
+              <w:instrText xml:space="preserve">ADDIN CSL_CITATION {"citationItems":[{"id":"ITEM-1","itemData":{"DOI":"10.1098/rsta.2024.0139","author":[{"family":"Mannone","given":"Maria"},{"family":"Seidita","given":"Valeria"},{"family":"Chella","given":"Antonio"}],"container-title":"Philosophical Transactions of the Royal Society A: Mathematical, Physical and Engineering Sciences","id":"ITEM-1","issue":"2289","issued":{"date-parts":[[2025]]},"page":"20240139","title":"Quantum computing for swarm robotics: A local-to-global approach","title-short":"Quantum computing for swarm robotics","type":"article-journal","volume":"383"}}],"mendeley":{"formattedCitation":"Mannone, Seidita, and Chella (2025)","plainTextFormattedCitation":"Mannone, Seidita, and Chella (2025)","previouslyFormattedCitation":"Mannone, Seidita, and Chella (2025)"},"properties":{"noteIndex":0},"schema":"https://github.com/citation-style-language/schema/raw/master/csl-citation.json"}</w:instrText>
             </w:r>
             <w:r>
               <w:fldChar w:fldCharType="separate"/>
@@ -8549,7 +8549,7 @@
               <w:fldChar w:fldCharType="begin"/>
             </w:r>
             <w:r>
-              <w:instrText xml:space="preserve">ADDIN CSL_CITATION {"citationID":"MENDELEY_CITATION_72","citationItems":[{"id":"ITEM-72","isTemporary":false,"itemData":{"DOI":"10.1016/j.robot.2026.105418","author":[{"family":"Mannone","given":"Maria"},{"family":"Anand","given":"Mahathi"},{"family":"Fazio","given":"Peppino"},{"family":"Swikir","given":"Abdalla"}],"container-title":"Robotics and Autonomous Systems","id":"Mannone2025b","issued":{"date-parts":[[2026]]},"page":"105418","publisher":"Elsevier","title":"Density matrix-based dynamics for quantum robotic swarms","type":"article-journal","volume":"200"},"suppress-author":false}],"isEdited":false,"manualOverride":{"citeprocText":"Mannone et al. (2026)","isManuallyOverridden":false,"manualOverrideText":""},"mendeley":{"formattedCitation":"Mannone et al. (2026)","plainTextFormattedCitation":"Mannone et al. (2026)","previouslyFormattedCitation":"Mannone et al. (2026)"},"properties":{"noteIndex":0},"schema":"https://github.com/citation-style-language/schema/raw/master/csl-citation.json"}</w:instrText>
+              <w:instrText xml:space="preserve">ADDIN CSL_CITATION {"citationItems":[{"id":"ITEM-1","itemData":{"DOI":"10.1016/j.robot.2026.105418","author":[{"family":"Mannone","given":"Maria"},{"family":"Anand","given":"Mahathi"},{"family":"Fazio","given":"Peppino"},{"family":"Swikir","given":"Abdalla"}],"container-title":"Robotics and Autonomous Systems","id":"ITEM-1","issued":{"date-parts":[[2026]]},"page":"105418","publisher":"Elsevier","title":"Density matrix-based dynamics for quantum robotic swarms","type":"article-journal","volume":"200"}}],"mendeley":{"formattedCitation":"Mannone et al. (2026)","plainTextFormattedCitation":"Mannone et al. (2026)","previouslyFormattedCitation":"Mannone et al. (2026)"},"properties":{"noteIndex":0},"schema":"https://github.com/citation-style-language/schema/raw/master/csl-citation.json"}</w:instrText>
             </w:r>
             <w:r>
               <w:fldChar w:fldCharType="separate"/>
@@ -10751,7 +10751,7 @@
               <w:fldChar w:fldCharType="begin"/>
             </w:r>
             <w:r>
-              <w:instrText xml:space="preserve">ADDIN CSL_CITATION {"citationID":"MENDELEY_CITATION_73","citationItems":[{"id":"ITEM-73","isTemporary":false,"itemData":{"DOI":"10.1017/S0263574705002596","author":[{"family":"Dong","given":"Daoyi"},{"family":"Chen","given":"Chunlin"},{"family":"Zhang","given":"Chenbin"},{"family":"Chen","given":"Zonghai"}],"container-title":"Robotica","id":"Dong2006","issue":"4","issued":{"date-parts":[[2006]]},"page":"513-521","title":"Quantum robot: Structure, algorithms and applications","title-short":"Quantum robot","type":"article-journal","volume":"24"},"suppress-author":false}],"isEdited":false,"manualOverride":{"citeprocText":"Dong et al. (2006)","isManuallyOverridden":false,"manualOverrideText":""},"mendeley":{"formattedCitation":"Dong et al. (2006)","plainTextFormattedCitation":"Dong et al. (2006)","previouslyFormattedCitation":"Dong et al. (2006)"},"properties":{"noteIndex":0},"schema":"https://github.com/citation-style-language/schema/raw/master/csl-citation.json"}</w:instrText>
+              <w:instrText xml:space="preserve">ADDIN CSL_CITATION {"citationItems":[{"id":"ITEM-1","itemData":{"DOI":"10.1017/S0263574705002596","author":[{"family":"Dong","given":"Daoyi"},{"family":"Chen","given":"Chunlin"},{"family":"Zhang","given":"Chenbin"},{"family":"Chen","given":"Zonghai"}],"container-title":"Robotica","id":"ITEM-1","issue":"4","issued":{"date-parts":[[2006]]},"page":"513-521","title":"Quantum robot: Structure, algorithms and applications","title-short":"Quantum robot","type":"article-journal","volume":"24"}}],"mendeley":{"formattedCitation":"Dong et al. (2006)","plainTextFormattedCitation":"Dong et al. (2006)","previouslyFormattedCitation":"Dong et al. (2006)"},"properties":{"noteIndex":0},"schema":"https://github.com/citation-style-language/schema/raw/master/csl-citation.json"}</w:instrText>
             </w:r>
             <w:r>
               <w:fldChar w:fldCharType="separate"/>
@@ -10861,7 +10861,7 @@
               <w:fldChar w:fldCharType="begin"/>
             </w:r>
             <w:r>
-              <w:instrText xml:space="preserve">ADDIN CSL_CITATION {"citationID":"MENDELEY_CITATION_74","citationItems":[{"id":"ITEM-74","isTemporary":false,"itemData":{"DOI":"10.3389/fcomp.2019.00009","author":[{"family":"Ohzeki","given":"Masayuki"},{"family":"Miki","given":"Akira"},{"family":"Miyama","given":"Masamichi J."},{"family":"Terabe","given":"Masayoshi"}],"container-title":"Frontiers in Computer Science","id":"Ohzeki2019","issued":{"date-parts":[[2019]]},"page":"9","publisher":"Frontiers Media","title":"Control of automated guided vehicles without collision by quantum annealer and digital devices","type":"article-journal","volume":"1"},"suppress-author":false}],"isEdited":false,"manualOverride":{"citeprocText":"Ohzeki et al. (2019)","isManuallyOverridden":false,"manualOverrideText":""},"mendeley":{"formattedCitation":"Ohzeki et al. (2019)","plainTextFormattedCitation":"Ohzeki et al. (2019)","previouslyFormattedCitation":"Ohzeki et al. (2019)"},"properties":{"noteIndex":0},"schema":"https://github.com/citation-style-language/schema/raw/master/csl-citation.json"}</w:instrText>
+              <w:instrText xml:space="preserve">ADDIN CSL_CITATION {"citationItems":[{"id":"ITEM-1","itemData":{"DOI":"10.3389/fcomp.2019.00009","author":[{"family":"Ohzeki","given":"Masayuki"},{"family":"Miki","given":"Akira"},{"family":"Miyama","given":"Masamichi J."},{"family":"Terabe","given":"Masayoshi"}],"container-title":"Frontiers in Computer Science","id":"ITEM-1","issued":{"date-parts":[[2019]]},"page":"9","publisher":"Frontiers Media","title":"Control of automated guided vehicles without collision by quantum annealer and digital devices","type":"article-journal","volume":"1"}}],"mendeley":{"formattedCitation":"Ohzeki et al. (2019)","plainTextFormattedCitation":"Ohzeki et al. (2019)","previouslyFormattedCitation":"Ohzeki et al. (2019)"},"properties":{"noteIndex":0},"schema":"https://github.com/citation-style-language/schema/raw/master/csl-citation.json"}</w:instrText>
             </w:r>
             <w:r>
               <w:fldChar w:fldCharType="separate"/>
@@ -10971,7 +10971,7 @@
               <w:fldChar w:fldCharType="begin"/>
             </w:r>
             <w:r>
-              <w:instrText xml:space="preserve">ADDIN CSL_CITATION {"citationID":"MENDELEY_CITATION_75","citationItems":[{"id":"ITEM-75","isTemporary":false,"itemData":{"DOI":"10.1038/s41598-025-28481-w","author":[{"family":"Quang","given":"Thinh Nguyen"},{"family":"Matsuyama","given":"Kosuke"},{"family":"Shimizu","given":"Keisuke"},{"family":"Sugano","given":"Hiroki"},{"family":"Kurimoto","given":"Eiji"},{"family":"Miki","given":"Masahiro"},{"family":"Suzuki","given":"Jumpei"},{"family":"Chen","given":"Ziyi"},{"family":"Waidyasooriya","given":"Hasitha Muthumala"},{"family":"Hariyama","given":"Masanori"},{"family":"Hitomi","given":"Masaru"},{"family":"Sawamura","given":"Kenta"},{"family":"Ohzeki","given":"Masayuki"}],"container-title":"Scientific Reports","id":"Quang2025","issued":{"date-parts":[[2025]]},"page":"44047","publisher":"Nature Publishing Group","title":"Quantum annealing-based route optimization for commercial AGV operating systems in large-scale logistics warehouses","type":"article-journal","volume":"15"},"suppress-author":false}],"isEdited":false,"manualOverride":{"citeprocText":"Quang et al. (2025)","isManuallyOverridden":false,"manualOverrideText":""},"mendeley":{"formattedCitation":"Quang et al. (2025)","plainTextFormattedCitation":"Quang et al. (2025)","previouslyFormattedCitation":"Quang et al. (2025)"},"properties":{"noteIndex":0},"schema":"https://github.com/citation-style-language/schema/raw/master/csl-citation.json"}</w:instrText>
+              <w:instrText xml:space="preserve">ADDIN CSL_CITATION {"citationItems":[{"id":"ITEM-1","itemData":{"DOI":"10.1038/s41598-025-28481-w","author":[{"family":"Quang","given":"Thinh Nguyen"},{"family":"Matsuyama","given":"Kosuke"},{"family":"Shimizu","given":"Keisuke"},{"family":"Sugano","given":"Hiroki"},{"family":"Kurimoto","given":"Eiji"},{"family":"Miki","given":"Masahiro"},{"family":"Suzuki","given":"Jumpei"},{"family":"Chen","given":"Ziyi"},{"family":"Waidyasooriya","given":"Hasitha Muthumala"},{"family":"Hariyama","given":"Masanori"},{"family":"Hitomi","given":"Masaru"},{"family":"Sawamura","given":"Kenta"},{"family":"Ohzeki","given":"Masayuki"}],"container-title":"Scientific Reports","id":"ITEM-1","issued":{"date-parts":[[2025]]},"page":"44047","publisher":"Nature Publishing Group","title":"Quantum annealing-based route optimization for commercial AGV operating systems in large-scale logistics warehouses","type":"article-journal","volume":"15"}}],"mendeley":{"formattedCitation":"Quang et al. (2025)","plainTextFormattedCitation":"Quang et al. (2025)","previouslyFormattedCitation":"Quang et al. (2025)"},"properties":{"noteIndex":0},"schema":"https://github.com/citation-style-language/schema/raw/master/csl-citation.json"}</w:instrText>
             </w:r>
             <w:r>
               <w:fldChar w:fldCharType="separate"/>
@@ -11081,7 +11081,7 @@
               <w:fldChar w:fldCharType="begin"/>
             </w:r>
             <w:r>
-              <w:instrText xml:space="preserve">ADDIN CSL_CITATION {"citationID":"MENDELEY_CITATION_76","citationItems":[{"id":"ITEM-76","isTemporary":false,"itemData":{"DOI":"10.1145/3293320.3293333","author":[{"family":"Clark","given":"James"},{"family":"West","given":"Tristan"},{"family":"Zammit","given":"Joseph Paul"},{"family":"Guo","given":"Xiaohu"},{"family":"Mason","given":"Luke"},{"family":"Russell","given":"Duncan"}],"container-title":"Proceedings of the international conference on high performance computing in asia-pacific region (HPC Asia 2019)","id":"Clark2019","issued":{"date-parts":[[2019]]},"page":"111-119","publisher":"ACM","publisher-place":"New York, NY, USA","title":"Towards real time multi-robot routing using quantum computing technologies","type":"paper-conference"},"suppress-author":false}],"isEdited":false,"manualOverride":{"citeprocText":"Clark et al. (2019)","isManuallyOverridden":false,"manualOverrideText":""},"mendeley":{"formattedCitation":"Clark et al. (2019)","plainTextFormattedCitation":"Clark et al. (2019)","previouslyFormattedCitation":"Clark et al. (2019)"},"properties":{"noteIndex":0},"schema":"https://github.com/citation-style-language/schema/raw/master/csl-citation.json"}</w:instrText>
+              <w:instrText xml:space="preserve">ADDIN CSL_CITATION {"citationItems":[{"id":"ITEM-1","itemData":{"DOI":"10.1145/3293320.3293333","author":[{"family":"Clark","given":"James"},{"family":"West","given":"Tristan"},{"family":"Zammit","given":"Joseph Paul"},{"family":"Guo","given":"Xiaohu"},{"family":"Mason","given":"Luke"},{"family":"Russell","given":"Duncan"}],"container-title":"Proceedings of the international conference on high performance computing in asia-pacific region (HPC Asia 2019)","id":"ITEM-1","issued":{"date-parts":[[2019]]},"page":"111-119","publisher":"ACM","publisher-place":"New York, NY, USA","title":"Towards real time multi-robot routing using quantum computing technologies","type":"paper-conference"}}],"mendeley":{"formattedCitation":"Clark et al. (2019)","plainTextFormattedCitation":"Clark et al. (2019)","previouslyFormattedCitation":"Clark et al. (2019)"},"properties":{"noteIndex":0},"schema":"https://github.com/citation-style-language/schema/raw/master/csl-citation.json"}</w:instrText>
             </w:r>
             <w:r>
               <w:fldChar w:fldCharType="separate"/>
@@ -11191,7 +11191,7 @@
               <w:fldChar w:fldCharType="begin"/>
             </w:r>
             <w:r>
-              <w:instrText xml:space="preserve">ADDIN CSL_CITATION {"citationID":"MENDELEY_CITATION_77","citationItems":[{"id":"ITEM-77","isTemporary":false,"itemData":{"DOI":"10.1038/s41598-024-72101-y","author":[{"family":"Śmierzchalski","given":"Tomasz"},{"family":"Pawłowski","given":"Jakub"},{"family":"Przybysz","given":"Artur"},{"family":"Pawela","given":"Łukasz"},{"family":"Puchała","given":"Zbigniew"},{"family":"Koniorczyk","given":"Mátyás"},{"family":"Gardas","given":"Bartłomiej"},{"family":"Deffner","given":"Sebastian"},{"family":"Domino","given":"Krzysztof"}],"container-title":"Scientific Reports","id":"Smierzchalski2024","issued":{"date-parts":[[2024]]},"page":"21809","publisher":"Nature Publishing Group","title":"Hybrid quantum-classical computation for automatic guided vehicles scheduling","type":"article-journal","volume":"14"},"suppress-author":false}],"isEdited":false,"manualOverride":{"citeprocText":"Śmierzchalski et al. (2024)","isManuallyOverridden":false,"manualOverrideText":""},"mendeley":{"formattedCitation":"Śmierzchalski et al. (2024)","plainTextFormattedCitation":"Śmierzchalski et al. (2024)","previouslyFormattedCitation":"Śmierzchalski et al. (2024)"},"properties":{"noteIndex":0},"schema":"https://github.com/citation-style-language/schema/raw/master/csl-citation.json"}</w:instrText>
+              <w:instrText xml:space="preserve">ADDIN CSL_CITATION {"citationItems":[{"id":"ITEM-1","itemData":{"DOI":"10.1038/s41598-024-72101-y","author":[{"family":"Śmierzchalski","given":"Tomasz"},{"family":"Pawłowski","given":"Jakub"},{"family":"Przybysz","given":"Artur"},{"family":"Pawela","given":"Łukasz"},{"family":"Puchała","given":"Zbigniew"},{"family":"Koniorczyk","given":"Mátyás"},{"family":"Gardas","given":"Bartłomiej"},{"family":"Deffner","given":"Sebastian"},{"family":"Domino","given":"Krzysztof"}],"container-title":"Scientific Reports","id":"ITEM-1","issued":{"date-parts":[[2024]]},"page":"21809","publisher":"Nature Publishing Group","title":"Hybrid quantum-classical computation for automatic guided vehicles scheduling","type":"article-journal","volume":"14"}}],"mendeley":{"formattedCitation":"Śmierzchalski et al. (2024)","plainTextFormattedCitation":"Śmierzchalski et al. (2024)","previouslyFormattedCitation":"Śmierzchalski et al. (2024)"},"properties":{"noteIndex":0},"schema":"https://github.com/citation-style-language/schema/raw/master/csl-citation.json"}</w:instrText>
             </w:r>
             <w:r>
               <w:fldChar w:fldCharType="separate"/>
@@ -11301,7 +11301,7 @@
               <w:fldChar w:fldCharType="begin"/>
             </w:r>
             <w:r>
-              <w:instrText xml:space="preserve">ADDIN CSL_CITATION {"citationID":"MENDELEY_CITATION_78","citationItems":[{"id":"ITEM-78","isTemporary":false,"itemData":{"DOI":"10.1038/s41598-023-45668-1","author":[{"family":"Leib","given":"Dominik"},{"family":"Seidel","given":"Tobias"},{"family":"Jäger","given":"Sven"},{"family":"Heese","given":"Raoul"},{"family":"Jones","given":"Caitlin Isobel"},{"family":"Awasthi","given":"Abhishek"},{"family":"Niederle","given":"Astrid"},{"family":"Bortz","given":"Michael"}],"container-title":"Scientific Reports","id":"Leib2023","issued":{"date-parts":[[2023]]},"publisher":"Nature Publishing Group","title":"An optimization case study for solving a transport robot scheduling problem on quantum-hybrid and quantum-inspired hardware","type":"article-journal","volume":"13"},"suppress-author":false}],"isEdited":false,"manualOverride":{"citeprocText":"Leib et al. (2023)","isManuallyOverridden":false,"manualOverrideText":""},"mendeley":{"formattedCitation":"Leib et al. (2023)","plainTextFormattedCitation":"Leib et al. (2023)","previouslyFormattedCitation":"Leib et al. (2023)"},"properties":{"noteIndex":0},"schema":"https://github.com/citation-style-language/schema/raw/master/csl-citation.json"}</w:instrText>
+              <w:instrText xml:space="preserve">ADDIN CSL_CITATION {"citationItems":[{"id":"ITEM-1","itemData":{"DOI":"10.1038/s41598-023-45668-1","author":[{"family":"Leib","given":"Dominik"},{"family":"Seidel","given":"Tobias"},{"family":"Jäger","given":"Sven"},{"family":"Heese","given":"Raoul"},{"family":"Jones","given":"Caitlin Isobel"},{"family":"Awasthi","given":"Abhishek"},{"family":"Niederle","given":"Astrid"},{"family":"Bortz","given":"Michael"}],"container-title":"Scientific Reports","id":"ITEM-1","issued":{"date-parts":[[2023]]},"publisher":"Nature Publishing Group","title":"An optimization case study for solving a transport robot scheduling problem on quantum-hybrid and quantum-inspired hardware","type":"article-journal","volume":"13"}}],"mendeley":{"formattedCitation":"Leib et al. (2023)","plainTextFormattedCitation":"Leib et al. (2023)","previouslyFormattedCitation":"Leib et al. (2023)"},"properties":{"noteIndex":0},"schema":"https://github.com/citation-style-language/schema/raw/master/csl-citation.json"}</w:instrText>
             </w:r>
             <w:r>
               <w:fldChar w:fldCharType="separate"/>
@@ -11411,7 +11411,7 @@
               <w:fldChar w:fldCharType="begin"/>
             </w:r>
             <w:r>
-              <w:instrText xml:space="preserve">ADDIN CSL_CITATION {"citationID":"MENDELEY_CITATION_79","citationItems":[{"id":"ITEM-79","isTemporary":false,"itemData":{"DOI":"10.3390/a14070194","author":[{"family":"Atchade-Adelomou","given":"Parfait"},{"family":"Alonso-Linaje","given":"Guillermo"},{"family":"Albo-Canals","given":"Jordi"},{"family":"Casado-Fauli","given":"Daniel"}],"container-title":"Algorithms","id":"AtchadeAdelomou2021","issue":"7","issued":{"date-parts":[[2021]]},"page":"194","publisher":"MDPI","title":"qRobot: A quantum computing approach in mobile robot order picking and batching problem solver optimization","title-short":"qRobot","type":"article-journal","volume":"14"},"suppress-author":false}],"isEdited":false,"manualOverride":{"citeprocText":"Atchade-Adelomou et al. (2021)","isManuallyOverridden":false,"manualOverrideText":""},"mendeley":{"formattedCitation":"Atchade-Adelomou et al. (2021)","plainTextFormattedCitation":"Atchade-Adelomou et al. (2021)","previouslyFormattedCitation":"Atchade-Adelomou et al. (2021)"},"properties":{"noteIndex":0},"schema":"https://github.com/citation-style-language/schema/raw/master/csl-citation.json"}</w:instrText>
+              <w:instrText xml:space="preserve">ADDIN CSL_CITATION {"citationItems":[{"id":"ITEM-1","itemData":{"DOI":"10.3390/a14070194","author":[{"family":"Atchade-Adelomou","given":"Parfait"},{"family":"Alonso-Linaje","given":"Guillermo"},{"family":"Albo-Canals","given":"Jordi"},{"family":"Casado-Fauli","given":"Daniel"}],"container-title":"Algorithms","id":"ITEM-1","issue":"7","issued":{"date-parts":[[2021]]},"page":"194","publisher":"MDPI","title":"qRobot: A quantum computing approach in mobile robot order picking and batching problem solver optimization","title-short":"qRobot","type":"article-journal","volume":"14"}}],"mendeley":{"formattedCitation":"Atchade-Adelomou et al. (2021)","plainTextFormattedCitation":"Atchade-Adelomou et al. (2021)","previouslyFormattedCitation":"Atchade-Adelomou et al. (2021)"},"properties":{"noteIndex":0},"schema":"https://github.com/citation-style-language/schema/raw/master/csl-citation.json"}</w:instrText>
             </w:r>
             <w:r>
               <w:fldChar w:fldCharType="separate"/>
@@ -11521,7 +11521,7 @@
               <w:fldChar w:fldCharType="begin"/>
             </w:r>
             <w:r>
-              <w:instrText xml:space="preserve">ADDIN CSL_CITATION {"citationID":"MENDELEY_CITATION_80","citationItems":[{"id":"ITEM-80","isTemporary":false,"itemData":{"DOI":"10.1515/auto-2023-0072","author":[{"family":"Windmann","given":"Stefan"}],"container-title":"at – Automatisierungstechnik","id":"Windmann2023","issued":{"date-parts":[[2023]]},"title":"Quantum computer-aided job scheduling for storage and retrieval systems","type":"article-journal"},"suppress-author":false}],"isEdited":false,"manualOverride":{"citeprocText":"Windmann (2023)","isManuallyOverridden":false,"manualOverrideText":""},"mendeley":{"formattedCitation":"Windmann (2023)","plainTextFormattedCitation":"Windmann (2023)","previouslyFormattedCitation":"Windmann (2023)"},"properties":{"noteIndex":0},"schema":"https://github.com/citation-style-language/schema/raw/master/csl-citation.json"}</w:instrText>
+              <w:instrText xml:space="preserve">ADDIN CSL_CITATION {"citationItems":[{"id":"ITEM-1","itemData":{"DOI":"10.1515/auto-2023-0072","author":[{"family":"Windmann","given":"Stefan"}],"container-title":"at – Automatisierungstechnik","id":"ITEM-1","issued":{"date-parts":[[2023]]},"title":"Quantum computer-aided job scheduling for storage and retrieval systems","type":"article-journal"}}],"mendeley":{"formattedCitation":"Windmann (2023)","plainTextFormattedCitation":"Windmann (2023)","previouslyFormattedCitation":"Windmann (2023)"},"properties":{"noteIndex":0},"schema":"https://github.com/citation-style-language/schema/raw/master/csl-citation.json"}</w:instrText>
             </w:r>
             <w:r>
               <w:fldChar w:fldCharType="separate"/>
@@ -11623,7 +11623,7 @@
               <w:fldChar w:fldCharType="begin"/>
             </w:r>
             <w:r>
-              <w:instrText xml:space="preserve">ADDIN CSL_CITATION {"citationID":"MENDELEY_CITATION_81","citationItems":[{"id":"ITEM-81","isTemporary":false,"itemData":{"DOI":"10.1103/PhysRevApplied.18.054045","author":[{"family":"Schuetz","given":"Martin J. A."},{"family":"Brubaker","given":"J. Kyle"},{"family":"Montagu","given":"Henry"},{"dropping-particle":"van","family":"Dijk","given":"Yannick"},{"family":"Klepsch","given":"Johannes"},{"family":"Ross","given":"Philipp"},{"family":"Luckow","given":"Andre"},{"family":"Resende","given":"Mauricio G. C."},{"family":"Katzgraber","given":"Helmut G."}],"container-title":"Physical Review Applied","id":"Schuetz2022","issue":"5","issued":{"date-parts":[[2022]]},"page":"054045","publisher":"American Physical Society","title":"Optimization of robot-trajectory planning with nature-inspired and hybrid quantum algorithms","type":"article-journal","volume":"18"},"suppress-author":false}],"isEdited":false,"manualOverride":{"citeprocText":"Schuetz et al. (2022)","isManuallyOverridden":false,"manualOverrideText":""},"mendeley":{"formattedCitation":"Schuetz et al. (2022)","plainTextFormattedCitation":"Schuetz et al. (2022)","previouslyFormattedCitation":"Schuetz et al. (2022)"},"properties":{"noteIndex":0},"schema":"https://github.com/citation-style-language/schema/raw/master/csl-citation.json"}</w:instrText>
+              <w:instrText xml:space="preserve">ADDIN CSL_CITATION {"citationItems":[{"id":"ITEM-1","itemData":{"DOI":"10.1103/PhysRevApplied.18.054045","author":[{"family":"Schuetz","given":"Martin J. A."},{"family":"Brubaker","given":"J. Kyle"},{"family":"Montagu","given":"Henry"},{"dropping-particle":"van","family":"Dijk","given":"Yannick"},{"family":"Klepsch","given":"Johannes"},{"family":"Ross","given":"Philipp"},{"family":"Luckow","given":"Andre"},{"family":"Resende","given":"Mauricio G. C."},{"family":"Katzgraber","given":"Helmut G."}],"container-title":"Physical Review Applied","id":"ITEM-1","issue":"5","issued":{"date-parts":[[2022]]},"page":"054045","publisher":"American Physical Society","title":"Optimization of robot-trajectory planning with nature-inspired and hybrid quantum algorithms","type":"article-journal","volume":"18"}}],"mendeley":{"formattedCitation":"Schuetz et al. (2022)","plainTextFormattedCitation":"Schuetz et al. (2022)","previouslyFormattedCitation":"Schuetz et al. (2022)"},"properties":{"noteIndex":0},"schema":"https://github.com/citation-style-language/schema/raw/master/csl-citation.json"}</w:instrText>
             </w:r>
             <w:r>
               <w:fldChar w:fldCharType="separate"/>
@@ -11733,7 +11733,7 @@
               <w:fldChar w:fldCharType="begin"/>
             </w:r>
             <w:r>
-              <w:instrText xml:space="preserve">ADDIN CSL_CITATION {"citationID":"MENDELEY_CITATION_82","citationItems":[{"id":"ITEM-82","isTemporary":false,"itemData":{"DOI":"10.1016/j.procir.2025.01.099","author":[{"family":"Willmann","given":"Moritz"},{"family":"Albus","given":"Marcel"},{"family":"Schnabel","given":"Jan"},{"family":"Roth","given":"Marco"}],"container-title":"Procedia CIRP","id":"Willmann2025","issued":{"date-parts":[[2025]]},"note":"58th CIRP Conference on Manufacturing Systems","page":"25-30","publisher":"Elsevier","title":"Application of quantum annealing for scalable robotic assembly line optimization: A case study","title-short":"Application of quantum annealing for scalable robotic assembly line optimization","type":"article-journal","volume":"134"},"suppress-author":false}],"isEdited":false,"manualOverride":{"citeprocText":"Willmann et al. (2025)","isManuallyOverridden":false,"manualOverrideText":""},"mendeley":{"formattedCitation":"Willmann et al. (2025)","plainTextFormattedCitation":"Willmann et al. (2025)","previouslyFormattedCitation":"Willmann et al. (2025)"},"properties":{"noteIndex":0},"schema":"https://github.com/citation-style-language/schema/raw/master/csl-citation.json"}</w:instrText>
+              <w:instrText xml:space="preserve">ADDIN CSL_CITATION {"citationItems":[{"id":"ITEM-1","itemData":{"DOI":"10.1016/j.procir.2025.01.099","author":[{"family":"Willmann","given":"Moritz"},{"family":"Albus","given":"Marcel"},{"family":"Schnabel","given":"Jan"},{"family":"Roth","given":"Marco"}],"container-title":"Procedia CIRP","id":"ITEM-1","issued":{"date-parts":[[2025]]},"note":"58th CIRP Conference on Manufacturing Systems","page":"25-30","publisher":"Elsevier","title":"Application of quantum annealing for scalable robotic assembly line optimization: A case study","title-short":"Application of quantum annealing for scalable robotic assembly line optimization","type":"article-journal","volume":"134"}}],"mendeley":{"formattedCitation":"Willmann et al. (2025)","plainTextFormattedCitation":"Willmann et al. (2025)","previouslyFormattedCitation":"Willmann et al. (2025)"},"properties":{"noteIndex":0},"schema":"https://github.com/citation-style-language/schema/raw/master/csl-citation.json"}</w:instrText>
             </w:r>
             <w:r>
               <w:fldChar w:fldCharType="separate"/>
@@ -11843,7 +11843,7 @@
               <w:fldChar w:fldCharType="begin"/>
             </w:r>
             <w:r>
-              <w:instrText xml:space="preserve">ADDIN CSL_CITATION {"citationID":"MENDELEY_CITATION_83","citationItems":[{"id":"ITEM-83","isTemporary":false,"itemData":{"DOI":"10.1109/QCE65121.2025.10359","author":[{"family":"Osaba","given":"Eneko"},{"family":"Garrote","given":"Estibaliz"},{"family":"Miranda-Rodriguez","given":"Pablo"},{"family":"Ciacco","given":"Alessia"},{"family":"Cabanes","given":"Itziar"},{"family":"Mancisidor","given":"Aitziber"}],"container-title":"2025 IEEE international conference on quantum computing and engineering (QCE)","id":"Osaba2025","issued":{"date-parts":[[2025]]},"page":"388-389","publisher":"IEEE","publisher-place":"Albuquerque, NM, USA","title":"Quantum-assisted automatic path-planning for robotic quality inspection in Industry 4.0","type":"paper-conference","volume":"2"},"suppress-author":false}],"isEdited":false,"manualOverride":{"citeprocText":"Osaba, Garrote, et al. (2025)","isManuallyOverridden":false,"manualOverrideText":""},"mendeley":{"formattedCitation":"Osaba, Garrote, et al. (2025)","plainTextFormattedCitation":"Osaba, Garrote, et al. (2025)","previouslyFormattedCitation":"Osaba, Garrote, et al. (2025)"},"properties":{"noteIndex":0},"schema":"https://github.com/citation-style-language/schema/raw/master/csl-citation.json"}</w:instrText>
+              <w:instrText xml:space="preserve">ADDIN CSL_CITATION {"citationItems":[{"id":"ITEM-1","itemData":{"DOI":"10.1109/QCE65121.2025.10359","author":[{"family":"Osaba","given":"Eneko"},{"family":"Garrote","given":"Estibaliz"},{"family":"Miranda-Rodriguez","given":"Pablo"},{"family":"Ciacco","given":"Alessia"},{"family":"Cabanes","given":"Itziar"},{"family":"Mancisidor","given":"Aitziber"}],"container-title":"2025 IEEE international conference on quantum computing and engineering (QCE)","id":"ITEM-1","issued":{"date-parts":[[2025]]},"page":"388-389","publisher":"IEEE","publisher-place":"Albuquerque, NM, USA","title":"Quantum-assisted automatic path-planning for robotic quality inspection in Industry 4.0","type":"paper-conference","volume":"2"}}],"mendeley":{"formattedCitation":"Osaba, Garrote, et al. (2025)","plainTextFormattedCitation":"Osaba, Garrote, et al. (2025)","previouslyFormattedCitation":"Osaba, Garrote, et al. (2025)"},"properties":{"noteIndex":0},"schema":"https://github.com/citation-style-language/schema/raw/master/csl-citation.json"}</w:instrText>
             </w:r>
             <w:r>
               <w:fldChar w:fldCharType="separate"/>
@@ -11953,7 +11953,7 @@
               <w:fldChar w:fldCharType="begin"/>
             </w:r>
             <w:r>
-              <w:instrText xml:space="preserve">ADDIN CSL_CITATION {"citationID":"MENDELEY_CITATION_84","citationItems":[{"id":"ITEM-84","isTemporary":false,"itemData":{"DOI":"10.1038/s41598-025-12109-0","author":[{"family":"Otani","given":"Takuya"},{"family":"Takanishi","given":"Atsuo"},{"family":"Hara","given":"Nobuyuki"},{"family":"Takita","given":"Yutaka"},{"family":"Kimura","given":"Koichi"}],"container-title":"Scientific Reports","id":"Otani2025","issued":{"date-parts":[[2025]]},"page":"28508","publisher":"Nature Publishing Group","title":"Quantum computation for robot posture optimization","type":"article-journal","volume":"15"},"suppress-author":false}],"isEdited":false,"manualOverride":{"citeprocText":"Otani et al. (2025)","isManuallyOverridden":false,"manualOverrideText":""},"mendeley":{"formattedCitation":"Otani et al. (2025)","plainTextFormattedCitation":"Otani et al. (2025)","previouslyFormattedCitation":"Otani et al. (2025)"},"properties":{"noteIndex":0},"schema":"https://github.com/citation-style-language/schema/raw/master/csl-citation.json"}</w:instrText>
+              <w:instrText xml:space="preserve">ADDIN CSL_CITATION {"citationItems":[{"id":"ITEM-1","itemData":{"DOI":"10.1038/s41598-025-12109-0","author":[{"family":"Otani","given":"Takuya"},{"family":"Takanishi","given":"Atsuo"},{"family":"Hara","given":"Nobuyuki"},{"family":"Takita","given":"Yutaka"},{"family":"Kimura","given":"Koichi"}],"container-title":"Scientific Reports","id":"ITEM-1","issued":{"date-parts":[[2025]]},"page":"28508","publisher":"Nature Publishing Group","title":"Quantum computation for robot posture optimization","type":"article-journal","volume":"15"}}],"mendeley":{"formattedCitation":"Otani et al. (2025)","plainTextFormattedCitation":"Otani et al. (2025)","previouslyFormattedCitation":"Otani et al. (2025)"},"properties":{"noteIndex":0},"schema":"https://github.com/citation-style-language/schema/raw/master/csl-citation.json"}</w:instrText>
             </w:r>
             <w:r>
               <w:fldChar w:fldCharType="separate"/>
@@ -12063,7 +12063,7 @@
               <w:fldChar w:fldCharType="begin"/>
             </w:r>
             <w:r>
-              <w:instrText xml:space="preserve">ADDIN CSL_CITATION {"citationID":"MENDELEY_CITATION_85","citationItems":[{"id":"ITEM-85","isTemporary":false,"itemData":{"DOI":"10.1038/s41598-025-34346-z","author":[{"family":"Salloum","given":"Hadi"},{"family":"Savin","given":"Sergei"},{"family":"Kholodov","given":"Yaroslav"},{"family":"Ryzhakov","given":"Gleb"},{"family":"Farina","given":"Mirko"},{"family":"Oseledets","given":"Ivan"}],"container-title":"Scientific Reports","id":"Salloum2026","issued":{"date-parts":[[2026]]},"page":"4244","publisher":"Nature Publishing Group","title":"Quantum annealing for inverse kinematics in robotics","type":"article-journal","volume":"16"},"suppress-author":false}],"isEdited":false,"manualOverride":{"citeprocText":"Salloum et al. (2026)","isManuallyOverridden":false,"manualOverrideText":""},"mendeley":{"formattedCitation":"Salloum et al. (2026)","plainTextFormattedCitation":"Salloum et al. (2026)","previouslyFormattedCitation":"Salloum et al. (2026)"},"properties":{"noteIndex":0},"schema":"https://github.com/citation-style-language/schema/raw/master/csl-citation.json"}</w:instrText>
+              <w:instrText xml:space="preserve">ADDIN CSL_CITATION {"citationItems":[{"id":"ITEM-1","itemData":{"DOI":"10.1038/s41598-025-34346-z","author":[{"family":"Salloum","given":"Hadi"},{"family":"Savin","given":"Sergei"},{"family":"Kholodov","given":"Yaroslav"},{"family":"Ryzhakov","given":"Gleb"},{"family":"Farina","given":"Mirko"},{"family":"Oseledets","given":"Ivan"}],"container-title":"Scientific Reports","id":"ITEM-1","issued":{"date-parts":[[2026]]},"page":"4244","publisher":"Nature Publishing Group","title":"Quantum annealing for inverse kinematics in robotics","type":"article-journal","volume":"16"}}],"mendeley":{"formattedCitation":"Salloum et al. (2026)","plainTextFormattedCitation":"Salloum et al. (2026)","previouslyFormattedCitation":"Salloum et al. (2026)"},"properties":{"noteIndex":0},"schema":"https://github.com/citation-style-language/schema/raw/master/csl-citation.json"}</w:instrText>
             </w:r>
             <w:r>
               <w:fldChar w:fldCharType="separate"/>
@@ -12173,7 +12173,7 @@
               <w:fldChar w:fldCharType="begin"/>
             </w:r>
             <w:r>
-              <w:instrText xml:space="preserve">ADDIN CSL_CITATION {"citationID":"MENDELEY_CITATION_86","citationItems":[{"id":"ITEM-86","isTemporary":false,"itemData":{"DOI":"10.1109/ASE63991.2025.00306","author":[{"family":"Wang","given":"Xinyi"},{"family":"Arcaini","given":"Paolo"},{"family":"Ali","given":"Shaukat"},{"family":"Xu","given":"Qinghua"},{"family":"Peyrucain","given":"Thomas"}],"container-title":"Proceedings of the 40th IEEE/ACM international conference on automated software engineering (ASE)","id":"Wang2025","issued":{"date-parts":[[2025]]},"publisher":"IEEE","publisher-place":"Piscataway, NJ, USA","title":"Quantum machine learning-based test oracle for autonomous mobile robots","type":"paper-conference"},"suppress-author":false}],"isEdited":false,"manualOverride":{"citeprocText":"Xinyi Wang et al. (2025)","isManuallyOverridden":false,"manualOverrideText":""},"mendeley":{"formattedCitation":"Xinyi Wang et al. (2025)","plainTextFormattedCitation":"Xinyi Wang et al. (2025)","previouslyFormattedCitation":"Xinyi Wang et al. (2025)"},"properties":{"noteIndex":0},"schema":"https://github.com/citation-style-language/schema/raw/master/csl-citation.json"}</w:instrText>
+              <w:instrText xml:space="preserve">ADDIN CSL_CITATION {"citationItems":[{"id":"ITEM-1","itemData":{"DOI":"10.1109/ASE63991.2025.00306","author":[{"family":"Wang","given":"Xinyi"},{"family":"Arcaini","given":"Paolo"},{"family":"Ali","given":"Shaukat"},{"family":"Xu","given":"Qinghua"},{"family":"Peyrucain","given":"Thomas"}],"container-title":"Proceedings of the 40th IEEE/ACM international conference on automated software engineering (ASE)","id":"ITEM-1","issued":{"date-parts":[[2025]]},"publisher":"IEEE","publisher-place":"Piscataway, NJ, USA","title":"Quantum machine learning-based test oracle for autonomous mobile robots","type":"paper-conference"}}],"mendeley":{"formattedCitation":"Xinyi Wang et al. (2025)","plainTextFormattedCitation":"Xinyi Wang et al. (2025)","previouslyFormattedCitation":"Xinyi Wang et al. (2025)"},"properties":{"noteIndex":0},"schema":"https://github.com/citation-style-language/schema/raw/master/csl-citation.json"}</w:instrText>
             </w:r>
             <w:r>
               <w:fldChar w:fldCharType="separate"/>
@@ -12283,7 +12283,7 @@
               <w:fldChar w:fldCharType="begin"/>
             </w:r>
             <w:r>
-              <w:instrText xml:space="preserve">ADDIN CSL_CITATION {"citationID":"MENDELEY_CITATION_87","citationItems":[{"id":"ITEM-87","isTemporary":false,"itemData":{"author":[{"family":"Roh","given":"Emily Jimin"},{"family":"Baek","given":"Hankyul"},{"family":"Kim","given":"Donghyeon"},{"family":"Kim","given":"Joongheon"}],"container-title":"IEEE Transactions on Mobile Computing","id":"Roh2025","issue":"2","issued":{"date-parts":[[2025]]},"page":"1031-1042","title":"Fast quantum convolutional neural networks for low-complexity object detection in autonomous driving applications","type":"article-journal","volume":"24"},"suppress-author":false}],"isEdited":false,"manualOverride":{"citeprocText":"Roh et al. (2025)","isManuallyOverridden":false,"manualOverrideText":""},"mendeley":{"formattedCitation":"Roh et al. (2025)","plainTextFormattedCitation":"Roh et al. (2025)","previouslyFormattedCitation":"Roh et al. (2025)"},"properties":{"noteIndex":0},"schema":"https://github.com/citation-style-language/schema/raw/master/csl-citation.json"}</w:instrText>
+              <w:instrText xml:space="preserve">ADDIN CSL_CITATION {"citationItems":[{"id":"ITEM-1","itemData":{"author":[{"family":"Roh","given":"Emily Jimin"},{"family":"Baek","given":"Hankyul"},{"family":"Kim","given":"Donghyeon"},{"family":"Kim","given":"Joongheon"}],"container-title":"IEEE Transactions on Mobile Computing","id":"ITEM-1","issue":"2","issued":{"date-parts":[[2025]]},"page":"1031-1042","title":"Fast quantum convolutional neural networks for low-complexity object detection in autonomous driving applications","type":"article-journal","volume":"24"}}],"mendeley":{"formattedCitation":"Roh et al. (2025)","plainTextFormattedCitation":"Roh et al. (2025)","previouslyFormattedCitation":"Roh et al. (2025)"},"properties":{"noteIndex":0},"schema":"https://github.com/citation-style-language/schema/raw/master/csl-citation.json"}</w:instrText>
             </w:r>
             <w:r>
               <w:fldChar w:fldCharType="separate"/>
@@ -12393,7 +12393,7 @@
               <w:fldChar w:fldCharType="begin"/>
             </w:r>
             <w:r>
-              <w:instrText xml:space="preserve">ADDIN CSL_CITATION {"citationID":"MENDELEY_CITATION_88","citationItems":[{"id":"ITEM-88","isTemporary":false,"itemData":{"DOI":"10.2139/ssrn.3244327","author":[{"family":"Gonçalves","given":"Carlos Pedro"}],"id":"Goncalves2018","issued":{"date-parts":[[2018]]},"publisher":"SSRN preprint 3244327","title":"Quantum robotics, neural networks and the quantum force interpretation","type":""},"suppress-author":false}],"isEdited":false,"manualOverride":{"citeprocText":"Gonçalves (2018)","isManuallyOverridden":false,"manualOverrideText":""},"mendeley":{"formattedCitation":"Gonçalves (2018)","plainTextFormattedCitation":"Gonçalves (2018)","previouslyFormattedCitation":"Gonçalves (2018)"},"properties":{"noteIndex":0},"schema":"https://github.com/citation-style-language/schema/raw/master/csl-citation.json"}</w:instrText>
+              <w:instrText xml:space="preserve">ADDIN CSL_CITATION {"citationItems":[{"id":"ITEM-1","itemData":{"DOI":"10.2139/ssrn.3244327","author":[{"family":"Gonçalves","given":"Carlos Pedro"}],"id":"ITEM-1","issued":{"date-parts":[[2018]]},"publisher":"SSRN preprint 3244327","title":"Quantum robotics, neural networks and the quantum force interpretation","type":""}}],"mendeley":{"formattedCitation":"Gonçalves (2018)","plainTextFormattedCitation":"Gonçalves (2018)","previouslyFormattedCitation":"Gonçalves (2018)"},"properties":{"noteIndex":0},"schema":"https://github.com/citation-style-language/schema/raw/master/csl-citation.json"}</w:instrText>
             </w:r>
             <w:r>
               <w:fldChar w:fldCharType="separate"/>
@@ -12503,7 +12503,7 @@
               <w:fldChar w:fldCharType="begin"/>
             </w:r>
             <w:r>
-              <w:instrText xml:space="preserve">ADDIN CSL_CITATION {"citationID":"MENDELEY_CITATION_89","citationItems":[{"id":"ITEM-89","isTemporary":false,"itemData":{"DOI":"10.1109/TMECH.2010.2090896","author":[{"family":"Dong","given":"Daoyi"},{"family":"Chen","given":"Chunlin"},{"family":"Chu","given":"Jian"},{"family":"Tarn","given":"Tzyh-Jong"}],"container-title":"IEEE/ASME Transactions on Mechatronics","id":"Dong2012","issue":"1","issued":{"date-parts":[[2012]]},"page":"86-97","publisher":"IEEE","title":"Robust quantum-inspired reinforcement learning for robot navigation","type":"article-journal","volume":"17"},"suppress-author":false}],"isEdited":false,"manualOverride":{"citeprocText":"Dong et al. (2012)","isManuallyOverridden":false,"manualOverrideText":""},"mendeley":{"formattedCitation":"Dong et al. (2012)","plainTextFormattedCitation":"Dong et al. (2012)","previouslyFormattedCitation":"Dong et al. (2012)"},"properties":{"noteIndex":0},"schema":"https://github.com/citation-style-language/schema/raw/master/csl-citation.json"}</w:instrText>
+              <w:instrText xml:space="preserve">ADDIN CSL_CITATION {"citationItems":[{"id":"ITEM-1","itemData":{"DOI":"10.1109/TMECH.2010.2090896","author":[{"family":"Dong","given":"Daoyi"},{"family":"Chen","given":"Chunlin"},{"family":"Chu","given":"Jian"},{"family":"Tarn","given":"Tzyh-Jong"}],"container-title":"IEEE/ASME Transactions on Mechatronics","id":"ITEM-1","issue":"1","issued":{"date-parts":[[2012]]},"page":"86-97","publisher":"IEEE","title":"Robust quantum-inspired reinforcement learning for robot navigation","type":"article-journal","volume":"17"}}],"mendeley":{"formattedCitation":"Dong et al. (2012)","plainTextFormattedCitation":"Dong et al. (2012)","previouslyFormattedCitation":"Dong et al. (2012)"},"properties":{"noteIndex":0},"schema":"https://github.com/citation-style-language/schema/raw/master/csl-citation.json"}</w:instrText>
             </w:r>
             <w:r>
               <w:fldChar w:fldCharType="separate"/>
@@ -12613,7 +12613,7 @@
               <w:fldChar w:fldCharType="begin"/>
             </w:r>
             <w:r>
-              <w:instrText xml:space="preserve">ADDIN CSL_CITATION {"citationID":"MENDELEY_CITATION_90","citationItems":[{"id":"ITEM-90","isTemporary":false,"itemData":{"DOI":"10.1109/ACCESS.2024.3417808","author":[{"family":"Hohenfeld","given":"Hans"},{"family":"Heimann","given":"Dirk"},{"family":"Wiebe","given":"Felix"},{"family":"Kirchner","given":"Frank"}],"container-title":"IEEE Access","id":"Hohenfeld2024","issued":{"date-parts":[[2024]]},"page":"87217-87236","publisher":"IEEE","title":"Quantum deep reinforcement learning for robot navigation tasks","type":"article-journal","volume":"12"},"suppress-author":false}],"isEdited":false,"manualOverride":{"citeprocText":"Hohenfeld et al. (2024)","isManuallyOverridden":false,"manualOverrideText":""},"mendeley":{"formattedCitation":"Hohenfeld et al. (2024)","plainTextFormattedCitation":"Hohenfeld et al. (2024)","previouslyFormattedCitation":"Hohenfeld et al. (2024)"},"properties":{"noteIndex":0},"schema":"https://github.com/citation-style-language/schema/raw/master/csl-citation.json"}</w:instrText>
+              <w:instrText xml:space="preserve">ADDIN CSL_CITATION {"citationItems":[{"id":"ITEM-1","itemData":{"DOI":"10.1109/ACCESS.2024.3417808","author":[{"family":"Hohenfeld","given":"Hans"},{"family":"Heimann","given":"Dirk"},{"family":"Wiebe","given":"Felix"},{"family":"Kirchner","given":"Frank"}],"container-title":"IEEE Access","id":"ITEM-1","issued":{"date-parts":[[2024]]},"page":"87217-87236","publisher":"IEEE","title":"Quantum deep reinforcement learning for robot navigation tasks","type":"article-journal","volume":"12"}}],"mendeley":{"formattedCitation":"Hohenfeld et al. (2024)","plainTextFormattedCitation":"Hohenfeld et al. (2024)","previouslyFormattedCitation":"Hohenfeld et al. (2024)"},"properties":{"noteIndex":0},"schema":"https://github.com/citation-style-language/schema/raw/master/csl-citation.json"}</w:instrText>
             </w:r>
             <w:r>
               <w:fldChar w:fldCharType="separate"/>
@@ -12723,7 +12723,7 @@
               <w:fldChar w:fldCharType="begin"/>
             </w:r>
             <w:r>
-              <w:instrText xml:space="preserve">ADDIN CSL_CITATION {"citationID":"MENDELEY_CITATION_91","citationItems":[{"id":"ITEM-91","isTemporary":false,"itemData":{"DOI":"10.5220/0013371800003890","ISBN":"978-989-758-737-5","author":[{"family":"Drăgan","given":"Theodora-Augustina"},{"family":"Künzner","given":"Alexander"},{"family":"Wille","given":"Robert"},{"family":"Lorenz","given":"Jeanette Miriam"}],"container-title":"Proceedings of the 17th international conference on agents and artificial intelligence (ICAART 2025)","id":"Dragan2025","issued":{"date-parts":[[2025]]},"page":"807-814","publisher":"SciTePress","publisher-place":"Setúbal, Portugal","title":"Continuous quantum reinforcement learning for robot navigation","type":"paper-conference","volume":"1"},"suppress-author":false}],"isEdited":false,"manualOverride":{"citeprocText":"Drăgan et al. (2025)","isManuallyOverridden":false,"manualOverrideText":""},"mendeley":{"formattedCitation":"Drăgan et al. (2025)","plainTextFormattedCitation":"Drăgan et al. (2025)","previouslyFormattedCitation":"Drăgan et al. (2025)"},"properties":{"noteIndex":0},"schema":"https://github.com/citation-style-language/schema/raw/master/csl-citation.json"}</w:instrText>
+              <w:instrText xml:space="preserve">ADDIN CSL_CITATION {"citationItems":[{"id":"ITEM-1","itemData":{"DOI":"10.5220/0013371800003890","ISBN":"978-989-758-737-5","author":[{"family":"Drăgan","given":"Theodora-Augustina"},{"family":"Künzner","given":"Alexander"},{"family":"Wille","given":"Robert"},{"family":"Lorenz","given":"Jeanette Miriam"}],"container-title":"Proceedings of the 17th international conference on agents and artificial intelligence (ICAART 2025)","id":"ITEM-1","issued":{"date-parts":[[2025]]},"page":"807-814","publisher":"SciTePress","publisher-place":"Setúbal, Portugal","title":"Continuous quantum reinforcement learning for robot navigation","type":"paper-conference","volume":"1"}}],"mendeley":{"formattedCitation":"Drăgan et al. (2025)","plainTextFormattedCitation":"Drăgan et al. (2025)","previouslyFormattedCitation":"Drăgan et al. (2025)"},"properties":{"noteIndex":0},"schema":"https://github.com/citation-style-language/schema/raw/master/csl-citation.json"}</w:instrText>
             </w:r>
             <w:r>
               <w:fldChar w:fldCharType="separate"/>
@@ -12833,7 +12833,7 @@
               <w:fldChar w:fldCharType="begin"/>
             </w:r>
             <w:r>
-              <w:instrText xml:space="preserve">ADDIN CSL_CITATION {"citationID":"MENDELEY_CITATION_92","citationItems":[{"id":"ITEM-92","isTemporary":false,"itemData":{"DOI":"10.1007/s42484-024-00226-4","author":[{"family":"Sinha","given":"Akash"},{"family":"Macaluso","given":"Antonio"},{"family":"Klusch","given":"Matthias"}],"container-title":"Quantum Machine Intelligence","id":"Sinha2023","issued":{"date-parts":[[2025]]},"page":"19","publisher":"Springer","title":"Nav-Q: Quantum deep reinforcement learning for collision-free navigation of self-driving cars","title-short":"Nav-Q","type":"article-journal","volume":"7"},"suppress-author":false}],"isEdited":false,"manualOverride":{"citeprocText":"Sinha, Macaluso, and Klusch (2025)","isManuallyOverridden":false,"manualOverrideText":""},"mendeley":{"formattedCitation":"Sinha, Macaluso, and Klusch (2025)","plainTextFormattedCitation":"Sinha, Macaluso, and Klusch (2025)","previouslyFormattedCitation":"Sinha, Macaluso, and Klusch (2025)"},"properties":{"noteIndex":0},"schema":"https://github.com/citation-style-language/schema/raw/master/csl-citation.json"}</w:instrText>
+              <w:instrText xml:space="preserve">ADDIN CSL_CITATION {"citationItems":[{"id":"ITEM-1","itemData":{"DOI":"10.1007/s42484-024-00226-4","author":[{"family":"Sinha","given":"Akash"},{"family":"Macaluso","given":"Antonio"},{"family":"Klusch","given":"Matthias"}],"container-title":"Quantum Machine Intelligence","id":"ITEM-1","issued":{"date-parts":[[2025]]},"page":"19","publisher":"Springer","title":"Nav-Q: Quantum deep reinforcement learning for collision-free navigation of self-driving cars","title-short":"Nav-Q","type":"article-journal","volume":"7"}}],"mendeley":{"formattedCitation":"Sinha, Macaluso, and Klusch (2025)","plainTextFormattedCitation":"Sinha, Macaluso, and Klusch (2025)","previouslyFormattedCitation":"Sinha, Macaluso, and Klusch (2025)"},"properties":{"noteIndex":0},"schema":"https://github.com/citation-style-language/schema/raw/master/csl-citation.json"}</w:instrText>
             </w:r>
             <w:r>
               <w:fldChar w:fldCharType="separate"/>
@@ -12943,7 +12943,7 @@
               <w:fldChar w:fldCharType="begin"/>
             </w:r>
             <w:r>
-              <w:instrText xml:space="preserve">ADDIN CSL_CITATION {"citationID":"MENDELEY_CITATION_93","citationItems":[{"id":"ITEM-93","isTemporary":false,"itemData":{"URL":"https://arxiv.org/abs/2212.11681","author":[{"family":"Acuto","given":"Alberto"},{"family":"Barillà","given":"Paola"},{"family":"Bozzolo","given":"Ludovico"},{"family":"Conterno","given":"Matteo"},{"family":"Pavese","given":"Mattia"},{"family":"Policicchio","given":"Antonio"}],"id":"Acuto2022","issued":{"date-parts":[[2022]]},"title":"Variational quantum soft actor-critic for robotic arm control","type":""},"suppress-author":false}],"isEdited":false,"manualOverride":{"citeprocText":"Acuto et al. (2022)","isManuallyOverridden":false,"manualOverrideText":""},"mendeley":{"formattedCitation":"Acuto et al. (2022)","plainTextFormattedCitation":"Acuto et al. (2022)","previouslyFormattedCitation":"Acuto et al. (2022)"},"properties":{"noteIndex":0},"schema":"https://github.com/citation-style-language/schema/raw/master/csl-citation.json"}</w:instrText>
+              <w:instrText xml:space="preserve">ADDIN CSL_CITATION {"citationItems":[{"id":"ITEM-1","itemData":{"URL":"https://arxiv.org/abs/2212.11681","author":[{"family":"Acuto","given":"Alberto"},{"family":"Barillà","given":"Paola"},{"family":"Bozzolo","given":"Ludovico"},{"family":"Conterno","given":"Matteo"},{"family":"Pavese","given":"Mattia"},{"family":"Policicchio","given":"Antonio"}],"id":"ITEM-1","issued":{"date-parts":[[2022]]},"title":"Variational quantum soft actor-critic for robotic arm control","type":""}}],"mendeley":{"formattedCitation":"Acuto et al. (2022)","plainTextFormattedCitation":"Acuto et al. (2022)","previouslyFormattedCitation":"Acuto et al. (2022)"},"properties":{"noteIndex":0},"schema":"https://github.com/citation-style-language/schema/raw/master/csl-citation.json"}</w:instrText>
             </w:r>
             <w:r>
               <w:fldChar w:fldCharType="separate"/>
@@ -13053,7 +13053,7 @@
               <w:fldChar w:fldCharType="begin"/>
             </w:r>
             <w:r>
-              <w:instrText xml:space="preserve">ADDIN CSL_CITATION {"citationID":"MENDELEY_CITATION_94","citationItems":[{"id":"ITEM-94","isTemporary":false,"itemData":{"DOI":"10.48550/arXiv.2509.11388","URL":"https://arxiv.org/abs/2509.11388","author":[{"family":"Lokossou","given":"Romerik"},{"family":"Girma","given":"Birhanu Shimelis"},{"family":"Tonguz","given":"Ozan K."},{"family":"Biyabani","given":"Ahmed"}],"id":"Lokossou2025","issued":{"date-parts":[[2025]]},"title":"Quantum deep reinforcement learning for humanoid robot navigation task","type":""},"suppress-author":false}],"isEdited":false,"manualOverride":{"citeprocText":"Lokossou et al. (2025)","isManuallyOverridden":false,"manualOverrideText":""},"mendeley":{"formattedCitation":"Lokossou et al. (2025)","plainTextFormattedCitation":"Lokossou et al. (2025)","previouslyFormattedCitation":"Lokossou et al. (2025)"},"properties":{"noteIndex":0},"schema":"https://github.com/citation-style-language/schema/raw/master/csl-citation.json"}</w:instrText>
+              <w:instrText xml:space="preserve">ADDIN CSL_CITATION {"citationItems":[{"id":"ITEM-1","itemData":{"DOI":"10.48550/arXiv.2509.11388","URL":"https://arxiv.org/abs/2509.11388","author":[{"family":"Lokossou","given":"Romerik"},{"family":"Girma","given":"Birhanu Shimelis"},{"family":"Tonguz","given":"Ozan K."},{"family":"Biyabani","given":"Ahmed"}],"id":"ITEM-1","issued":{"date-parts":[[2025]]},"title":"Quantum deep reinforcement learning for humanoid robot navigation task","type":""}}],"mendeley":{"formattedCitation":"Lokossou et al. (2025)","plainTextFormattedCitation":"Lokossou et al. (2025)","previouslyFormattedCitation":"Lokossou et al. (2025)"},"properties":{"noteIndex":0},"schema":"https://github.com/citation-style-language/schema/raw/master/csl-citation.json"}</w:instrText>
             </w:r>
             <w:r>
               <w:fldChar w:fldCharType="separate"/>
@@ -13163,7 +13163,7 @@
               <w:fldChar w:fldCharType="begin"/>
             </w:r>
             <w:r>
-              <w:instrText xml:space="preserve">ADDIN CSL_CITATION {"citationID":"MENDELEY_CITATION_95","citationItems":[{"id":"ITEM-95","isTemporary":false,"itemData":{"URL":"https://arxiv.org/abs/2605.20801","author":[{"family":"Altrabulsi","given":"Mohamed Khair"},{"family":"Innan","given":"Nouhaila"},{"family":"Marchisio","given":"Alberto"},{"family":"Kashif","given":"Muhammad"},{"family":"Shafique","given":"Muhammad"}],"id":"Altrabulsi2026","issued":{"date-parts":[[2026]]},"title":"Q-SpiRL: Quantum spiking reinforcement learning for adaptive robot navigation","title-short":"Q-SpiRL","type":""},"suppress-author":false}],"isEdited":false,"manualOverride":{"citeprocText":"Altrabulsi et al. (2026)","isManuallyOverridden":false,"manualOverrideText":""},"mendeley":{"formattedCitation":"Altrabulsi et al. (2026)","plainTextFormattedCitation":"Altrabulsi et al. (2026)","previouslyFormattedCitation":"Altrabulsi et al. (2026)"},"properties":{"noteIndex":0},"schema":"https://github.com/citation-style-language/schema/raw/master/csl-citation.json"}</w:instrText>
+              <w:instrText xml:space="preserve">ADDIN CSL_CITATION {"citationItems":[{"id":"ITEM-1","itemData":{"URL":"https://arxiv.org/abs/2605.20801","author":[{"family":"Altrabulsi","given":"Mohamed Khair"},{"family":"Innan","given":"Nouhaila"},{"family":"Marchisio","given":"Alberto"},{"family":"Kashif","given":"Muhammad"},{"family":"Shafique","given":"Muhammad"}],"id":"ITEM-1","issued":{"date-parts":[[2026]]},"title":"Q-SpiRL: Quantum spiking reinforcement learning for adaptive robot navigation","title-short":"Q-SpiRL","type":""}}],"mendeley":{"formattedCitation":"Altrabulsi et al. (2026)","plainTextFormattedCitation":"Altrabulsi et al. (2026)","previouslyFormattedCitation":"Altrabulsi et al. (2026)"},"properties":{"noteIndex":0},"schema":"https://github.com/citation-style-language/schema/raw/master/csl-citation.json"}</w:instrText>
             </w:r>
             <w:r>
               <w:fldChar w:fldCharType="separate"/>
@@ -13273,7 +13273,7 @@
               <w:fldChar w:fldCharType="begin"/>
             </w:r>
             <w:r>
-              <w:instrText xml:space="preserve">ADDIN CSL_CITATION {"citationID":"MENDELEY_CITATION_96","citationItems":[{"id":"ITEM-96","isTemporary":false,"itemData":{"DOI":"10.1007/s42044-025-00306-z","author":[{"family":"Taghavi","given":"Mazyar"},{"family":"Farnoosh","given":"Rahman"}],"container-title":"Iran Journal of Computer Science","id":"Taghavi2025","issue":"4","issued":{"date-parts":[[2025]]},"page":"2139-2155","publisher":"Springer","title":"Quantum computing and neuromorphic computing for safe, reliable, and explainable multi-agent reinforcement learning: Optimal control in autonomous robotics","title-short":"Quantum computing and neuromorphic computing for safe, reliable, and explainable multi-agent reinforcement learning","type":"article-journal","volume":"8"},"suppress-author":false}],"isEdited":false,"manualOverride":{"citeprocText":"Taghavi and Farnoosh (2025)","isManuallyOverridden":false,"manualOverrideText":""},"mendeley":{"formattedCitation":"Taghavi and Farnoosh (2025)","plainTextFormattedCitation":"Taghavi and Farnoosh (2025)","previouslyFormattedCitation":"Taghavi and Farnoosh (2025)"},"properties":{"noteIndex":0},"schema":"https://github.com/citation-style-language/schema/raw/master/csl-citation.json"}</w:instrText>
+              <w:instrText xml:space="preserve">ADDIN CSL_CITATION {"citationItems":[{"id":"ITEM-1","itemData":{"DOI":"10.1007/s42044-025-00306-z","author":[{"family":"Taghavi","given":"Mazyar"},{"family":"Farnoosh","given":"Rahman"}],"container-title":"Iran Journal of Computer Science","id":"ITEM-1","issue":"4","issued":{"date-parts":[[2025]]},"page":"2139-2155","publisher":"Springer","title":"Quantum computing and neuromorphic computing for safe, reliable, and explainable multi-agent reinforcement learning: Optimal control in autonomous robotics","title-short":"Quantum computing and neuromorphic computing for safe, reliable, and explainable multi-agent reinforcement learning","type":"article-journal","volume":"8"}}],"mendeley":{"formattedCitation":"Taghavi and Farnoosh (2025)","plainTextFormattedCitation":"Taghavi and Farnoosh (2025)","previouslyFormattedCitation":"Taghavi and Farnoosh (2025)"},"properties":{"noteIndex":0},"schema":"https://github.com/citation-style-language/schema/raw/master/csl-citation.json"}</w:instrText>
             </w:r>
             <w:r>
               <w:fldChar w:fldCharType="separate"/>
@@ -13383,7 +13383,7 @@
               <w:fldChar w:fldCharType="begin"/>
             </w:r>
             <w:r>
-              <w:instrText xml:space="preserve">ADDIN CSL_CITATION {"citationID":"MENDELEY_CITATION_97","citationItems":[{"id":"ITEM-97","isTemporary":false,"itemData":{"author":[{"family":"Park","given":"Chanyoung"},{"family":"Yun","given":"Won Joon"},{"family":"Kim","given":"Jae Pyoung"},{"family":"Rodrigues","given":"Tiago Koketsu"},{"family":"Park","given":"Soohyun"},{"family":"Jung","given":"Soyi"},{"family":"Kim","given":"Joongheon"}],"container-title":"IEEE Internet of Things Journal","id":"Park2023","issue":"22","issued":{"date-parts":[[2023]]},"page":"20033-20048","title":"Quantum multi-agent actor-critic networks for cooperative mobile access in multi-UAV systems","type":"article-journal","volume":"10"},"suppress-author":false}],"isEdited":false,"manualOverride":{"citeprocText":"C. Park et al. (2023)","isManuallyOverridden":false,"manualOverrideText":""},"mendeley":{"formattedCitation":"C. Park et al. (2023)","plainTextFormattedCitation":"C. Park et al. (2023)","previouslyFormattedCitation":"C. Park et al. (2023)"},"properties":{"noteIndex":0},"schema":"https://github.com/citation-style-language/schema/raw/master/csl-citation.json"}</w:instrText>
+              <w:instrText xml:space="preserve">ADDIN CSL_CITATION {"citationItems":[{"id":"ITEM-1","itemData":{"author":[{"family":"Park","given":"Chanyoung"},{"family":"Yun","given":"Won Joon"},{"family":"Kim","given":"Jae Pyoung"},{"family":"Rodrigues","given":"Tiago Koketsu"},{"family":"Park","given":"Soohyun"},{"family":"Jung","given":"Soyi"},{"family":"Kim","given":"Joongheon"}],"container-title":"IEEE Internet of Things Journal","id":"ITEM-1","issue":"22","issued":{"date-parts":[[2023]]},"page":"20033-20048","title":"Quantum multi-agent actor-critic networks for cooperative mobile access in multi-UAV systems","type":"article-journal","volume":"10"}}],"mendeley":{"formattedCitation":"C. Park et al. (2023)","plainTextFormattedCitation":"C. Park et al. (2023)","previouslyFormattedCitation":"C. Park et al. (2023)"},"properties":{"noteIndex":0},"schema":"https://github.com/citation-style-language/schema/raw/master/csl-citation.json"}</w:instrText>
             </w:r>
             <w:r>
               <w:fldChar w:fldCharType="separate"/>
@@ -13493,7 +13493,7 @@
               <w:fldChar w:fldCharType="begin"/>
             </w:r>
             <w:r>
-              <w:instrText xml:space="preserve">ADDIN CSL_CITATION {"citationID":"MENDELEY_CITATION_98","citationItems":[{"id":"ITEM-98","isTemporary":false,"itemData":{"author":[{"family":"Park","given":"Soohyun"},{"family":"Kim","given":"Jae Pyoung"},{"family":"Park","given":"Chanyoung"},{"family":"Jung","given":"Soyi"},{"family":"Kim","given":"Joongheon"}],"container-title":"IEEE Communications Magazine","id":"Park2024","issue":"6","issued":{"date-parts":[[2024]]},"page":"106-112","title":"Quantum multi-agent reinforcement learning for autonomous mobility cooperation","type":"article-journal","volume":"62"},"suppress-author":false}],"isEdited":false,"manualOverride":{"citeprocText":"S. Park et al. (2024)","isManuallyOverridden":false,"manualOverrideText":""},"mendeley":{"formattedCitation":"S. Park et al. (2024)","plainTextFormattedCitation":"S. Park et al. (2024)","previouslyFormattedCitation":"S. Park et al. (2024)"},"properties":{"noteIndex":0},"schema":"https://github.com/citation-style-language/schema/raw/master/csl-citation.json"}</w:instrText>
+              <w:instrText xml:space="preserve">ADDIN CSL_CITATION {"citationItems":[{"id":"ITEM-1","itemData":{"author":[{"family":"Park","given":"Soohyun"},{"family":"Kim","given":"Jae Pyoung"},{"family":"Park","given":"Chanyoung"},{"family":"Jung","given":"Soyi"},{"family":"Kim","given":"Joongheon"}],"container-title":"IEEE Communications Magazine","id":"ITEM-1","issue":"6","issued":{"date-parts":[[2024]]},"page":"106-112","title":"Quantum multi-agent reinforcement learning for autonomous mobility cooperation","type":"article-journal","volume":"62"}}],"mendeley":{"formattedCitation":"S. Park et al. (2024)","plainTextFormattedCitation":"S. Park et al. (2024)","previouslyFormattedCitation":"S. Park et al. (2024)"},"properties":{"noteIndex":0},"schema":"https://github.com/citation-style-language/schema/raw/master/csl-citation.json"}</w:instrText>
             </w:r>
             <w:r>
               <w:fldChar w:fldCharType="separate"/>
@@ -13603,7 +13603,7 @@
               <w:fldChar w:fldCharType="begin"/>
             </w:r>
             <w:r>
-              <w:instrText xml:space="preserve">ADDIN CSL_CITATION {"citationID":"MENDELEY_CITATION_99","citationItems":[{"id":"ITEM-99","isTemporary":false,"itemData":{"URL":"https://arxiv.org/abs/2508.01690","author":[{"family":"Sun","given":"Yize"},{"family":"Hagog","given":"Mohamad"},{"family":"Weber","given":"Marc"},{"family":"Hein","given":"Daniel"},{"family":"Udluft","given":"Steffen"},{"family":"Tresp","given":"Volker"},{"family":"Ma","given":"Yunpu"}],"id":"Sun2025","issued":{"date-parts":[[2025]]},"note":"QML@QCE 2025 workshop","title":"First experience with real-time control using simulated VQC-based quantum policies","type":""},"suppress-author":false}],"isEdited":false,"manualOverride":{"citeprocText":"Sun et al. (2025)","isManuallyOverridden":false,"manualOverrideText":""},"mendeley":{"formattedCitation":"Sun et al. (2025)","plainTextFormattedCitation":"Sun et al. (2025)","previouslyFormattedCitation":"Sun et al. (2025)"},"properties":{"noteIndex":0},"schema":"https://github.com/citation-style-language/schema/raw/master/csl-citation.json"}</w:instrText>
+              <w:instrText xml:space="preserve">ADDIN CSL_CITATION {"citationItems":[{"id":"ITEM-1","itemData":{"URL":"https://arxiv.org/abs/2508.01690","author":[{"family":"Sun","given":"Yize"},{"family":"Hagog","given":"Mohamad"},{"family":"Weber","given":"Marc"},{"family":"Hein","given":"Daniel"},{"family":"Udluft","given":"Steffen"},{"family":"Tresp","given":"Volker"},{"family":"Ma","given":"Yunpu"}],"id":"ITEM-1","issued":{"date-parts":[[2025]]},"note":"QML@QCE 2025 workshop","title":"First experience with real-time control using simulated VQC-based quantum policies","type":""}}],"mendeley":{"formattedCitation":"Sun et al. (2025)","plainTextFormattedCitation":"Sun et al. (2025)","previouslyFormattedCitation":"Sun et al. (2025)"},"properties":{"noteIndex":0},"schema":"https://github.com/citation-style-language/schema/raw/master/csl-citation.json"}</w:instrText>
             </w:r>
             <w:r>
               <w:fldChar w:fldCharType="separate"/>
@@ -13713,7 +13713,7 @@
               <w:fldChar w:fldCharType="begin"/>
             </w:r>
             <w:r>
-              <w:instrText xml:space="preserve">ADDIN CSL_CITATION {"citationID":"MENDELEY_CITATION_100","citationItems":[{"id":"ITEM-100","isTemporary":false,"itemData":{"URL":"https://arxiv.org/abs/2605.01716","author":[{"family":"Ngo","given":"Nguyen Truong Thu"},{"family":"Mehtola","given":"Väinö"},{"family":"Lenssen","given":"Jérome"},{"family":"Wang","given":"Peiyong"},{"family":"Cosco","given":"Francesco"},{"family":"Lu","given":"Tien-Fu"},{"family":"Quach","given":"James Q."}],"id":"Ngo2026","issued":{"date-parts":[[2026]]},"title":"Towards real-time control of a CartPole system on a quantum computer","type":""},"suppress-author":false}],"isEdited":false,"manualOverride":{"citeprocText":"Ngo et al. (2026)","isManuallyOverridden":false,"manualOverrideText":""},"mendeley":{"formattedCitation":"Ngo et al. (2026)","plainTextFormattedCitation":"Ngo et al. (2026)","previouslyFormattedCitation":"Ngo et al. (2026)"},"properties":{"noteIndex":0},"schema":"https://github.com/citation-style-language/schema/raw/master/csl-citation.json"}</w:instrText>
+              <w:instrText xml:space="preserve">ADDIN CSL_CITATION {"citationItems":[{"id":"ITEM-1","itemData":{"URL":"https://arxiv.org/abs/2605.01716","author":[{"family":"Ngo","given":"Nguyen Truong Thu"},{"family":"Mehtola","given":"Väinö"},{"family":"Lenssen","given":"Jérome"},{"family":"Wang","given":"Peiyong"},{"family":"Cosco","given":"Francesco"},{"family":"Lu","given":"Tien-Fu"},{"family":"Quach","given":"James Q."}],"id":"ITEM-1","issued":{"date-parts":[[2026]]},"title":"Towards real-time control of a CartPole system on a quantum computer","type":""}}],"mendeley":{"formattedCitation":"Ngo et al. (2026)","plainTextFormattedCitation":"Ngo et al. (2026)","previouslyFormattedCitation":"Ngo et al. (2026)"},"properties":{"noteIndex":0},"schema":"https://github.com/citation-style-language/schema/raw/master/csl-citation.json"}</w:instrText>
             </w:r>
             <w:r>
               <w:fldChar w:fldCharType="separate"/>
@@ -13823,7 +13823,7 @@
               <w:fldChar w:fldCharType="begin"/>
             </w:r>
             <w:r>
-              <w:instrText xml:space="preserve">ADDIN CSL_CITATION {"citationID":"MENDELEY_CITATION_101","citationItems":[{"id":"ITEM-101","isTemporary":false,"itemData":{"DOI":"10.3390/math10142475","author":[{"family":"Chella","given":"Antonio"},{"family":"Gaglio","given":"Salvatore"},{"family":"Pilato","given":"Giovanni"},{"family":"Vella","given":"Filippo"},{"family":"Zammuto","given":"Salvatore"}],"container-title":"Mathematics","id":"Chella2022","issue":"14","issued":{"date-parts":[[2022]]},"page":"2475","publisher":"MDPI","title":"A quantum planner for robot motion","type":"article-journal","volume":"10"},"suppress-author":false}],"isEdited":false,"manualOverride":{"citeprocText":"Chella et al. (2022)","isManuallyOverridden":false,"manualOverrideText":""},"mendeley":{"formattedCitation":"Chella et al. (2022)","plainTextFormattedCitation":"Chella et al. (2022)","previouslyFormattedCitation":"Chella et al. (2022)"},"properties":{"noteIndex":0},"schema":"https://github.com/citation-style-language/schema/raw/master/csl-citation.json"}</w:instrText>
+              <w:instrText xml:space="preserve">ADDIN CSL_CITATION {"citationItems":[{"id":"ITEM-1","itemData":{"DOI":"10.3390/math10142475","author":[{"family":"Chella","given":"Antonio"},{"family":"Gaglio","given":"Salvatore"},{"family":"Pilato","given":"Giovanni"},{"family":"Vella","given":"Filippo"},{"family":"Zammuto","given":"Salvatore"}],"container-title":"Mathematics","id":"ITEM-1","issue":"14","issued":{"date-parts":[[2022]]},"page":"2475","publisher":"MDPI","title":"A quantum planner for robot motion","type":"article-journal","volume":"10"}}],"mendeley":{"formattedCitation":"Chella et al. (2022)","plainTextFormattedCitation":"Chella et al. (2022)","previouslyFormattedCitation":"Chella et al. (2022)"},"properties":{"noteIndex":0},"schema":"https://github.com/citation-style-language/schema/raw/master/csl-citation.json"}</w:instrText>
             </w:r>
             <w:r>
               <w:fldChar w:fldCharType="separate"/>
@@ -13933,7 +13933,7 @@
               <w:fldChar w:fldCharType="begin"/>
             </w:r>
             <w:r>
-              <w:instrText xml:space="preserve">ADDIN CSL_CITATION {"citationID":"MENDELEY_CITATION_102","citationItems":[{"id":"ITEM-102","isTemporary":false,"itemData":{"DOI":"10.1016/j.robot.2023.104362","author":[{"family":"Chella","given":"Antonio"},{"family":"Gaglio","given":"Salvatore"},{"family":"Mannone","given":"Maria"},{"family":"Pilato","given":"Giovanni"},{"family":"Seidita","given":"Valeria"},{"family":"Vella","given":"Filippo"},{"family":"Zammuto","given":"Salvatore"}],"container-title":"Robotics and Autonomous Systems","id":"Chella2023","issued":{"date-parts":[[2023]]},"page":"104362","publisher":"Elsevier","title":"Quantum planning for swarm robotics","type":"article-journal","volume":"161"},"suppress-author":false}],"isEdited":false,"manualOverride":{"citeprocText":"Chella et al. (2023)","isManuallyOverridden":false,"manualOverrideText":""},"mendeley":{"formattedCitation":"Chella et al. (2023)","plainTextFormattedCitation":"Chella et al. (2023)","previouslyFormattedCitation":"Chella et al. (2023)"},"properties":{"noteIndex":0},"schema":"https://github.com/citation-style-language/schema/raw/master/csl-citation.json"}</w:instrText>
+              <w:instrText xml:space="preserve">ADDIN CSL_CITATION {"citationItems":[{"id":"ITEM-1","itemData":{"DOI":"10.1016/j.robot.2023.104362","author":[{"family":"Chella","given":"Antonio"},{"family":"Gaglio","given":"Salvatore"},{"family":"Mannone","given":"Maria"},{"family":"Pilato","given":"Giovanni"},{"family":"Seidita","given":"Valeria"},{"family":"Vella","given":"Filippo"},{"family":"Zammuto","given":"Salvatore"}],"container-title":"Robotics and Autonomous Systems","id":"ITEM-1","issued":{"date-parts":[[2023]]},"page":"104362","publisher":"Elsevier","title":"Quantum planning for swarm robotics","type":"article-journal","volume":"161"}}],"mendeley":{"formattedCitation":"Chella et al. (2023)","plainTextFormattedCitation":"Chella et al. (2023)","previouslyFormattedCitation":"Chella et al. (2023)"},"properties":{"noteIndex":0},"schema":"https://github.com/citation-style-language/schema/raw/master/csl-citation.json"}</w:instrText>
             </w:r>
             <w:r>
               <w:fldChar w:fldCharType="separate"/>
@@ -14043,7 +14043,7 @@
               <w:fldChar w:fldCharType="begin"/>
             </w:r>
             <w:r>
-              <w:instrText xml:space="preserve">ADDIN CSL_CITATION {"citationID":"MENDELEY_CITATION_103","citationItems":[{"id":"ITEM-103","isTemporary":false,"itemData":{"DOI":"10.1109/ACCESS.2023.3307316","author":[{"family":"Lathrop","given":"Paul"},{"family":"Boardman","given":"Beth"},{"family":"Martínez","given":"Sonia"}],"container-title":"IEEE Access","id":"Lathrop2023","issued":{"date-parts":[[2023]]},"page":"89506-89519","title":"Quantum search approaches to sampling-based motion planning","type":"article-journal","volume":"11"},"suppress-author":false}],"isEdited":false,"manualOverride":{"citeprocText":"Lathrop, Boardman, and Martínez (2023)","isManuallyOverridden":false,"manualOverrideText":""},"mendeley":{"formattedCitation":"Lathrop, Boardman, and Martínez (2023)","plainTextFormattedCitation":"Lathrop, Boardman, and Martínez (2023)","previouslyFormattedCitation":"Lathrop, Boardman, and Martínez (2023)"},"properties":{"noteIndex":0},"schema":"https://github.com/citation-style-language/schema/raw/master/csl-citation.json"}</w:instrText>
+              <w:instrText xml:space="preserve">ADDIN CSL_CITATION {"citationItems":[{"id":"ITEM-1","itemData":{"DOI":"10.1109/ACCESS.2023.3307316","author":[{"family":"Lathrop","given":"Paul"},{"family":"Boardman","given":"Beth"},{"family":"Martínez","given":"Sonia"}],"container-title":"IEEE Access","id":"ITEM-1","issued":{"date-parts":[[2023]]},"page":"89506-89519","title":"Quantum search approaches to sampling-based motion planning","type":"article-journal","volume":"11"}}],"mendeley":{"formattedCitation":"Lathrop, Boardman, and Martínez (2023)","plainTextFormattedCitation":"Lathrop, Boardman, and Martínez (2023)","previouslyFormattedCitation":"Lathrop, Boardman, and Martínez (2023)"},"properties":{"noteIndex":0},"schema":"https://github.com/citation-style-language/schema/raw/master/csl-citation.json"}</w:instrText>
             </w:r>
             <w:r>
               <w:fldChar w:fldCharType="separate"/>
@@ -14153,7 +14153,7 @@
               <w:fldChar w:fldCharType="begin"/>
             </w:r>
             <w:r>
-              <w:instrText xml:space="preserve">ADDIN CSL_CITATION {"citationID":"MENDELEY_CITATION_104","citationItems":[{"id":"ITEM-104","isTemporary":false,"itemData":{"author":[{"family":"Nigatu","given":"Hassen"},{"family":"Shi","given":"Gaokun"},{"family":"Li","given":"Jituo"},{"family":"Wang","given":"Jin"},{"family":"Lu","given":"Guodong"},{"family":"Li","given":"Howard"}],"container-title":"IEEE Robotics and Automation Letters","id":"Nigatu2025","issued":{"date-parts":[[2025]]},"note":"Accepted October 2025; preprint arXiv:2509.07216","title":"Quantum machine learning and Grover’s algorithm for quantum optimization of robotic manipulators","type":"article-journal"},"suppress-author":false}],"isEdited":false,"manualOverride":{"citeprocText":"Nigatu et al. (2025)","isManuallyOverridden":false,"manualOverrideText":""},"mendeley":{"formattedCitation":"Nigatu et al. (2025)","plainTextFormattedCitation":"Nigatu et al. (2025)","previouslyFormattedCitation":"Nigatu et al. (2025)"},"properties":{"noteIndex":0},"schema":"https://github.com/citation-style-language/schema/raw/master/csl-citation.json"}</w:instrText>
+              <w:instrText xml:space="preserve">ADDIN CSL_CITATION {"citationItems":[{"id":"ITEM-1","itemData":{"author":[{"family":"Nigatu","given":"Hassen"},{"family":"Shi","given":"Gaokun"},{"family":"Li","given":"Jituo"},{"family":"Wang","given":"Jin"},{"family":"Lu","given":"Guodong"},{"family":"Li","given":"Howard"}],"container-title":"IEEE Robotics and Automation Letters","id":"ITEM-1","issued":{"date-parts":[[2025]]},"note":"Accepted October 2025; preprint arXiv:2509.07216","title":"Quantum machine learning and Grover’s algorithm for quantum optimization of robotic manipulators","type":"article-journal"}}],"mendeley":{"formattedCitation":"Nigatu et al. (2025)","plainTextFormattedCitation":"Nigatu et al. (2025)","previouslyFormattedCitation":"Nigatu et al. (2025)"},"properties":{"noteIndex":0},"schema":"https://github.com/citation-style-language/schema/raw/master/csl-citation.json"}</w:instrText>
             </w:r>
             <w:r>
               <w:fldChar w:fldCharType="separate"/>
@@ -14263,7 +14263,7 @@
               <w:fldChar w:fldCharType="begin"/>
             </w:r>
             <w:r>
-              <w:instrText xml:space="preserve">ADDIN CSL_CITATION {"citationID":"MENDELEY_CITATION_105","citationItems":[{"id":"ITEM-105","isTemporary":false,"itemData":{"DOI":"10.1109/TCE.2024.3423416","author":[{"family":"Sarkar","given":"Mayukh"},{"family":"Pradhan","given":"Jitesh"},{"family":"Singh","given":"Anil Kumar"},{"family":"Nenavath","given":"Hathiram"}],"container-title":"IEEE Transactions on Consumer Electronics","id":"Sarkar2024","issue":"3","issued":{"date-parts":[[2024]]},"page":"5597-5606","publisher":"IEEE","title":"A novel hybrid quantum architecture for path planning in quantum-enabled autonomous mobile robots","type":"article-journal","volume":"70"},"suppress-author":false}],"isEdited":false,"manualOverride":{"citeprocText":"Sarkar et al. (2024)","isManuallyOverridden":false,"manualOverrideText":""},"mendeley":{"formattedCitation":"Sarkar et al. (2024)","plainTextFormattedCitation":"Sarkar et al. (2024)","previouslyFormattedCitation":"Sarkar et al. (2024)"},"properties":{"noteIndex":0},"schema":"https://github.com/citation-style-language/schema/raw/master/csl-citation.json"}</w:instrText>
+              <w:instrText xml:space="preserve">ADDIN CSL_CITATION {"citationItems":[{"id":"ITEM-1","itemData":{"DOI":"10.1109/TCE.2024.3423416","author":[{"family":"Sarkar","given":"Mayukh"},{"family":"Pradhan","given":"Jitesh"},{"family":"Singh","given":"Anil Kumar"},{"family":"Nenavath","given":"Hathiram"}],"container-title":"IEEE Transactions on Consumer Electronics","id":"ITEM-1","issue":"3","issued":{"date-parts":[[2024]]},"page":"5597-5606","publisher":"IEEE","title":"A novel hybrid quantum architecture for path planning in quantum-enabled autonomous mobile robots","type":"article-journal","volume":"70"}}],"mendeley":{"formattedCitation":"Sarkar et al. (2024)","plainTextFormattedCitation":"Sarkar et al. (2024)","previouslyFormattedCitation":"Sarkar et al. (2024)"},"properties":{"noteIndex":0},"schema":"https://github.com/citation-style-language/schema/raw/master/csl-citation.json"}</w:instrText>
             </w:r>
             <w:r>
               <w:fldChar w:fldCharType="separate"/>
@@ -14373,7 +14373,7 @@
               <w:fldChar w:fldCharType="begin"/>
             </w:r>
             <w:r>
-              <w:instrText xml:space="preserve">ADDIN CSL_CITATION {"citationID":"MENDELEY_CITATION_106","citationItems":[{"id":"ITEM-106","isTemporary":false,"itemData":{"URL":"https://proceedings.mlr.press/v267/gerlach25a.html","author":[{"family":"Gerlach","given":"Thore"},{"family":"Lee","given":"Loong Kuan"},{"family":"Barbaresco","given":"Frederic"},{"family":"Piatkowski","given":"Nico"}],"collection-title":"Proceedings of machine learning research","container-title":"Proceedings of the 42nd international conference on machine learning","editor":[{"family":"Singh","given":"Aarti"},{"family":"Fazel","given":"Maryam"},{"family":"Hsu","given":"Daniel"},{"family":"Lacoste-Julien","given":"Simon"},{"family":"Berkenkamp","given":"Felix"},{"family":"Maharaj","given":"Tegan"},{"family":"Wagstaff","given":"Kiri"},{"family":"Zhu","given":"Jerry"}],"id":"Gerlach2025","issued":{"date-parts":[[2025]]},"page":"19161-19171","publisher":"PMLR","publisher-place":"Vancouver, Canada","title":"Hybrid quantum-classical multi-agent pathfinding","type":"paper-conference","volume":"267"},"suppress-author":false}],"isEdited":false,"manualOverride":{"citeprocText":"Gerlach et al. (2025)","isManuallyOverridden":false,"manualOverrideText":""},"mendeley":{"formattedCitation":"Gerlach et al. (2025)","plainTextFormattedCitation":"Gerlach et al. (2025)","previouslyFormattedCitation":"Gerlach et al. (2025)"},"properties":{"noteIndex":0},"schema":"https://github.com/citation-style-language/schema/raw/master/csl-citation.json"}</w:instrText>
+              <w:instrText xml:space="preserve">ADDIN CSL_CITATION {"citationItems":[{"id":"ITEM-1","itemData":{"URL":"https://proceedings.mlr.press/v267/gerlach25a.html","author":[{"family":"Gerlach","given":"Thore"},{"family":"Lee","given":"Loong Kuan"},{"family":"Barbaresco","given":"Frederic"},{"family":"Piatkowski","given":"Nico"}],"collection-title":"Proceedings of machine learning research","container-title":"Proceedings of the 42nd international conference on machine learning","editor":[{"family":"Singh","given":"Aarti"},{"family":"Fazel","given":"Maryam"},{"family":"Hsu","given":"Daniel"},{"family":"Lacoste-Julien","given":"Simon"},{"family":"Berkenkamp","given":"Felix"},{"family":"Maharaj","given":"Tegan"},{"family":"Wagstaff","given":"Kiri"},{"family":"Zhu","given":"Jerry"}],"id":"ITEM-1","issued":{"date-parts":[[2025]]},"page":"19161-19171","publisher":"PMLR","publisher-place":"Vancouver, Canada","title":"Hybrid quantum-classical multi-agent pathfinding","type":"paper-conference","volume":"267"}}],"mendeley":{"formattedCitation":"Gerlach et al. (2025)","plainTextFormattedCitation":"Gerlach et al. (2025)","previouslyFormattedCitation":"Gerlach et al. (2025)"},"properties":{"noteIndex":0},"schema":"https://github.com/citation-style-language/schema/raw/master/csl-citation.json"}</w:instrText>
             </w:r>
             <w:r>
               <w:fldChar w:fldCharType="separate"/>
@@ -14483,7 +14483,7 @@
               <w:fldChar w:fldCharType="begin"/>
             </w:r>
             <w:r>
-              <w:instrText xml:space="preserve">ADDIN CSL_CITATION {"citationID":"MENDELEY_CITATION_107","citationItems":[{"id":"ITEM-107","isTemporary":false,"itemData":{"URL":"https://arxiv.org/abs/2508.21361","author":[{"family":"Innan","given":"Nouhaila"},{"family":"Kashif","given":"Muhammad"},{"family":"Marchisio","given":"Alberto"},{"family":"Gan","given":"Yung-Sze"},{"family":"Barbaresco","given":"Frederic"},{"family":"Shafique","given":"Muhammad"}],"id":"Innan2025","issued":{"date-parts":[[2025]]},"title":"QUAV: Quantum-assisted path planning and optimization for UAV navigation with obstacle avoidance","title-short":"QUAV","type":""},"suppress-author":false}],"isEdited":false,"manualOverride":{"citeprocText":"Innan et al. (2025)","isManuallyOverridden":false,"manualOverrideText":""},"mendeley":{"formattedCitation":"Innan et al. (2025)","plainTextFormattedCitation":"Innan et al. (2025)","previouslyFormattedCitation":"Innan et al. (2025)"},"properties":{"noteIndex":0},"schema":"https://github.com/citation-style-language/schema/raw/master/csl-citation.json"}</w:instrText>
+              <w:instrText xml:space="preserve">ADDIN CSL_CITATION {"citationItems":[{"id":"ITEM-1","itemData":{"URL":"https://arxiv.org/abs/2508.21361","author":[{"family":"Innan","given":"Nouhaila"},{"family":"Kashif","given":"Muhammad"},{"family":"Marchisio","given":"Alberto"},{"family":"Gan","given":"Yung-Sze"},{"family":"Barbaresco","given":"Frederic"},{"family":"Shafique","given":"Muhammad"}],"id":"ITEM-1","issued":{"date-parts":[[2025]]},"title":"QUAV: Quantum-assisted path planning and optimization for UAV navigation with obstacle avoidance","title-short":"QUAV","type":""}}],"mendeley":{"formattedCitation":"Innan et al. (2025)","plainTextFormattedCitation":"Innan et al. (2025)","previouslyFormattedCitation":"Innan et al. (2025)"},"properties":{"noteIndex":0},"schema":"https://github.com/citation-style-language/schema/raw/master/csl-citation.json"}</w:instrText>
             </w:r>
             <w:r>
               <w:fldChar w:fldCharType="separate"/>
@@ -14593,7 +14593,7 @@
               <w:fldChar w:fldCharType="begin"/>
             </w:r>
             <w:r>
-              <w:instrText xml:space="preserve">ADDIN CSL_CITATION {"citationID":"MENDELEY_CITATION_108","citationItems":[{"id":"ITEM-108","isTemporary":false,"itemData":{"DOI":"10.1109/CEC65147.2025.11042978","URL":"https://arxiv.org/abs/2501.18432","author":[{"family":"Osaba","given":"Eneko"},{"family":"Miranda-Rodriguez","given":"Pablo"},{"family":"Oikonomakis","given":"Andreas"},{"family":"Petrič","given":"Matic"},{"family":"Ruiz","given":"Alejandra"},{"family":"Bock","given":"Sebastian"},{"family":"Kourtis","given":"Michail-Alexandros"}],"container-title":"2025 IEEE congress on evolutionary computation (CEC)","id":"OsabaDrone2025","issued":{"date-parts":[[2025]]},"publisher":"IEEE","publisher-place":"Piscataway, NJ, USA","title":"Solving drone routing problems with quantum computing: A hybrid approach combining quantum annealing and gate-based paradigms","title-short":"Solving drone routing problems with quantum computing","type":"paper-conference"},"suppress-author":false}],"isEdited":false,"manualOverride":{"citeprocText":"Osaba, Miranda-Rodriguez, et al. (2025)","isManuallyOverridden":false,"manualOverrideText":""},"mendeley":{"formattedCitation":"Osaba, Miranda-Rodriguez, et al. (2025)","plainTextFormattedCitation":"Osaba, Miranda-Rodriguez, et al. (2025)","previouslyFormattedCitation":"Osaba, Miranda-Rodriguez, et al. (2025)"},"properties":{"noteIndex":0},"schema":"https://github.com/citation-style-language/schema/raw/master/csl-citation.json"}</w:instrText>
+              <w:instrText xml:space="preserve">ADDIN CSL_CITATION {"citationItems":[{"id":"ITEM-1","itemData":{"DOI":"10.1109/CEC65147.2025.11042978","URL":"https://arxiv.org/abs/2501.18432","author":[{"family":"Osaba","given":"Eneko"},{"family":"Miranda-Rodriguez","given":"Pablo"},{"family":"Oikonomakis","given":"Andreas"},{"family":"Petrič","given":"Matic"},{"family":"Ruiz","given":"Alejandra"},{"family":"Bock","given":"Sebastian"},{"family":"Kourtis","given":"Michail-Alexandros"}],"container-title":"2025 IEEE congress on evolutionary computation (CEC)","id":"ITEM-1","issued":{"date-parts":[[2025]]},"publisher":"IEEE","publisher-place":"Piscataway, NJ, USA","title":"Solving drone routing problems with quantum computing: A hybrid approach combining quantum annealing and gate-based paradigms","title-short":"Solving drone routing problems with quantum computing","type":"paper-conference"}}],"mendeley":{"formattedCitation":"Osaba, Miranda-Rodriguez, et al. (2025)","plainTextFormattedCitation":"Osaba, Miranda-Rodriguez, et al. (2025)","previouslyFormattedCitation":"Osaba, Miranda-Rodriguez, et al. (2025)"},"properties":{"noteIndex":0},"schema":"https://github.com/citation-style-language/schema/raw/master/csl-citation.json"}</w:instrText>
             </w:r>
             <w:r>
               <w:fldChar w:fldCharType="separate"/>
@@ -14703,7 +14703,7 @@
               <w:fldChar w:fldCharType="begin"/>
             </w:r>
             <w:r>
-              <w:instrText xml:space="preserve">ADDIN CSL_CITATION {"citationID":"MENDELEY_CITATION_109","citationItems":[{"id":"ITEM-109","isTemporary":false,"itemData":{"URL":"https://arxiv.org/abs/2606.14252","author":[{"family":"Bang","given":"Junyeop"},{"family":"Lee","given":"Byongho"},{"family":"An","given":"Dohyun"},{"family":"Kim","given":"Hwangnam"}],"id":"Bang2026","issued":{"date-parts":[[2026]]},"title":"Optimality-preserving decomposition for scalable QAOA in natural-language-guided multi-drone assignment","type":""},"suppress-author":false}],"isEdited":false,"manualOverride":{"citeprocText":"Bang et al. (2026)","isManuallyOverridden":false,"manualOverrideText":""},"mendeley":{"formattedCitation":"Bang et al. (2026)","plainTextFormattedCitation":"Bang et al. (2026)","previouslyFormattedCitation":"Bang et al. (2026)"},"properties":{"noteIndex":0},"schema":"https://github.com/citation-style-language/schema/raw/master/csl-citation.json"}</w:instrText>
+              <w:instrText xml:space="preserve">ADDIN CSL_CITATION {"citationItems":[{"id":"ITEM-1","itemData":{"URL":"https://arxiv.org/abs/2606.14252","author":[{"family":"Bang","given":"Junyeop"},{"family":"Lee","given":"Byongho"},{"family":"An","given":"Dohyun"},{"family":"Kim","given":"Hwangnam"}],"id":"ITEM-1","issued":{"date-parts":[[2026]]},"title":"Optimality-preserving decomposition for scalable QAOA in natural-language-guided multi-drone assignment","type":""}}],"mendeley":{"formattedCitation":"Bang et al. (2026)","plainTextFormattedCitation":"Bang et al. (2026)","previouslyFormattedCitation":"Bang et al. (2026)"},"properties":{"noteIndex":0},"schema":"https://github.com/citation-style-language/schema/raw/master/csl-citation.json"}</w:instrText>
             </w:r>
             <w:r>
               <w:fldChar w:fldCharType="separate"/>
@@ -14813,7 +14813,7 @@
               <w:fldChar w:fldCharType="begin"/>
             </w:r>
             <w:r>
-              <w:instrText xml:space="preserve">ADDIN CSL_CITATION {"citationID":"MENDELEY_CITATION_110","citationItems":[{"id":"ITEM-110","isTemporary":false,"itemData":{"URL":"https://arxiv.org/abs/2407.08767","author":[{"family":"Rao","given":"Poojith U."},{"family":"Speelman","given":"Florian"},{"family":"Sodhi","given":"Balwinder"},{"family":"Kinge","given":"Sachin"}],"id":"Rao2024","issued":{"date-parts":[[2024]]},"title":"A quantum computing approach for multi-robot coverage path planning","type":""},"suppress-author":false}],"isEdited":false,"manualOverride":{"citeprocText":"Rao et al. (2024)","isManuallyOverridden":false,"manualOverrideText":""},"mendeley":{"formattedCitation":"Rao et al. (2024)","plainTextFormattedCitation":"Rao et al. (2024)","previouslyFormattedCitation":"Rao et al. (2024)"},"properties":{"noteIndex":0},"schema":"https://github.com/citation-style-language/schema/raw/master/csl-citation.json"}</w:instrText>
+              <w:instrText xml:space="preserve">ADDIN CSL_CITATION {"citationItems":[{"id":"ITEM-1","itemData":{"URL":"https://arxiv.org/abs/2407.08767","author":[{"family":"Rao","given":"Poojith U."},{"family":"Speelman","given":"Florian"},{"family":"Sodhi","given":"Balwinder"},{"family":"Kinge","given":"Sachin"}],"id":"ITEM-1","issued":{"date-parts":[[2024]]},"title":"A quantum computing approach for multi-robot coverage path planning","type":""}}],"mendeley":{"formattedCitation":"Rao et al. (2024)","plainTextFormattedCitation":"Rao et al. (2024)","previouslyFormattedCitation":"Rao et al. (2024)"},"properties":{"noteIndex":0},"schema":"https://github.com/citation-style-language/schema/raw/master/csl-citation.json"}</w:instrText>
             </w:r>
             <w:r>
               <w:fldChar w:fldCharType="separate"/>
@@ -14923,7 +14923,7 @@
               <w:fldChar w:fldCharType="begin"/>
             </w:r>
             <w:r>
-              <w:instrText xml:space="preserve">ADDIN CSL_CITATION {"citationID":"MENDELEY_CITATION_111","citationItems":[{"id":"ITEM-111","isTemporary":false,"itemData":{"URL":"https://arxiv.org/abs/2602.14799","author":[{"family":"González Villasmil","given":"Javier"}],"id":"GonzalezVillasmil2026","issued":{"date-parts":[[2026]]},"title":"Scalable multi-robot path planning via quadratic unconstrained binary optimization","type":""},"suppress-author":false}],"isEdited":false,"manualOverride":{"citeprocText":"González Villasmil (2026)","isManuallyOverridden":false,"manualOverrideText":""},"mendeley":{"formattedCitation":"González Villasmil (2026)","plainTextFormattedCitation":"González Villasmil (2026)","previouslyFormattedCitation":"González Villasmil (2026)"},"properties":{"noteIndex":0},"schema":"https://github.com/citation-style-language/schema/raw/master/csl-citation.json"}</w:instrText>
+              <w:instrText xml:space="preserve">ADDIN CSL_CITATION {"citationItems":[{"id":"ITEM-1","itemData":{"URL":"https://arxiv.org/abs/2602.14799","author":[{"family":"González Villasmil","given":"Javier"}],"id":"ITEM-1","issued":{"date-parts":[[2026]]},"title":"Scalable multi-robot path planning via quadratic unconstrained binary optimization","type":""}}],"mendeley":{"formattedCitation":"González Villasmil (2026)","plainTextFormattedCitation":"González Villasmil (2026)","previouslyFormattedCitation":"González Villasmil (2026)"},"properties":{"noteIndex":0},"schema":"https://github.com/citation-style-language/schema/raw/master/csl-citation.json"}</w:instrText>
             </w:r>
             <w:r>
               <w:fldChar w:fldCharType="separate"/>
@@ -15033,7 +15033,7 @@
               <w:fldChar w:fldCharType="begin"/>
             </w:r>
             <w:r>
-              <w:instrText xml:space="preserve">ADDIN CSL_CITATION {"citationID":"MENDELEY_CITATION_112","citationItems":[{"id":"ITEM-112","isTemporary":false,"itemData":{"URL":"https://openaccess.thecvf.com/content/CVPR2026/html/Yu_HQC-NBV_A_Hybrid_Quantum-Classical_View_Planning_Approach_CVPR_2026_paper.html","author":[{"family":"Yu","given":"Xiaotong"},{"family":"Chen","given":"Chang Wen"}],"container-title":"Proceedings of the IEEE/CVF conference on computer vision and pattern recognition (CVPR)","id":"Yu2025","issued":{"date-parts":[[2026,6]]},"page":"35091-35100","publisher":"IEEE","publisher-place":"Piscataway, NJ, USA","title":"HQC-NBV: A hybrid quantum-classical view planning approach","title-short":"HQC-NBV","type":"paper-conference"},"suppress-author":false}],"isEdited":false,"manualOverride":{"citeprocText":"Yu and Chen (2026)","isManuallyOverridden":false,"manualOverrideText":""},"mendeley":{"formattedCitation":"Yu and Chen (2026)","plainTextFormattedCitation":"Yu and Chen (2026)","previouslyFormattedCitation":"Yu and Chen (2026)"},"properties":{"noteIndex":0},"schema":"https://github.com/citation-style-language/schema/raw/master/csl-citation.json"}</w:instrText>
+              <w:instrText xml:space="preserve">ADDIN CSL_CITATION {"citationItems":[{"id":"ITEM-1","itemData":{"URL":"https://openaccess.thecvf.com/content/CVPR2026/html/Yu_HQC-NBV_A_Hybrid_Quantum-Classical_View_Planning_Approach_CVPR_2026_paper.html","author":[{"family":"Yu","given":"Xiaotong"},{"family":"Chen","given":"Chang Wen"}],"container-title":"Proceedings of the IEEE/CVF conference on computer vision and pattern recognition (CVPR)","id":"ITEM-1","issued":{"date-parts":[[2026,6]]},"page":"35091-35100","publisher":"IEEE","publisher-place":"Piscataway, NJ, USA","title":"HQC-NBV: A hybrid quantum-classical view planning approach","title-short":"HQC-NBV","type":"paper-conference"}}],"mendeley":{"formattedCitation":"Yu and Chen (2026)","plainTextFormattedCitation":"Yu and Chen (2026)","previouslyFormattedCitation":"Yu and Chen (2026)"},"properties":{"noteIndex":0},"schema":"https://github.com/citation-style-language/schema/raw/master/csl-citation.json"}</w:instrText>
             </w:r>
             <w:r>
               <w:fldChar w:fldCharType="separate"/>
@@ -15143,7 +15143,7 @@
               <w:fldChar w:fldCharType="begin"/>
             </w:r>
             <w:r>
-              <w:instrText xml:space="preserve">ADDIN CSL_CITATION {"citationID":"MENDELEY_CITATION_113","citationItems":[{"id":"ITEM-113","isTemporary":false,"itemData":{"DOI":"10.1016/j.robot.2025.105026","author":[{"family":"Antero","given":"Unai"},{"family":"Sierra","given":"Basilio"},{"family":"Oñativia","given":"Jon"},{"family":"Ruiz","given":"Alejandra"},{"family":"Osaba","given":"Eneko"}],"container-title":"Robotics and Autonomous Systems","id":"Antero2025","issued":{"date-parts":[[2025]]},"page":"105026","publisher":"Elsevier","title":"Robot localization aided by quantum algorithms","type":"article-journal","volume":"192"},"suppress-author":false}],"isEdited":false,"manualOverride":{"citeprocText":"Antero et al. (2025)","isManuallyOverridden":false,"manualOverrideText":""},"mendeley":{"formattedCitation":"Antero et al. (2025)","plainTextFormattedCitation":"Antero et al. (2025)","previouslyFormattedCitation":"Antero et al. (2025)"},"properties":{"noteIndex":0},"schema":"https://github.com/citation-style-language/schema/raw/master/csl-citation.json"}</w:instrText>
+              <w:instrText xml:space="preserve">ADDIN CSL_CITATION {"citationItems":[{"id":"ITEM-1","itemData":{"DOI":"10.1016/j.robot.2025.105026","author":[{"family":"Antero","given":"Unai"},{"family":"Sierra","given":"Basilio"},{"family":"Oñativia","given":"Jon"},{"family":"Ruiz","given":"Alejandra"},{"family":"Osaba","given":"Eneko"}],"container-title":"Robotics and Autonomous Systems","id":"ITEM-1","issued":{"date-parts":[[2025]]},"page":"105026","publisher":"Elsevier","title":"Robot localization aided by quantum algorithms","type":"article-journal","volume":"192"}}],"mendeley":{"formattedCitation":"Antero et al. (2025)","plainTextFormattedCitation":"Antero et al. (2025)","previouslyFormattedCitation":"Antero et al. (2025)"},"properties":{"noteIndex":0},"schema":"https://github.com/citation-style-language/schema/raw/master/csl-citation.json"}</w:instrText>
             </w:r>
             <w:r>
               <w:fldChar w:fldCharType="separate"/>
@@ -15253,7 +15253,7 @@
               <w:fldChar w:fldCharType="begin"/>
             </w:r>
             <w:r>
-              <w:instrText xml:space="preserve">ADDIN CSL_CITATION {"citationID":"MENDELEY_CITATION_114","citationItems":[{"id":"ITEM-114","isTemporary":false,"itemData":{"DOI":"10.1103/PhysRevApplied.10.034030","author":[{"family":"Cheiney","given":"Pierrick"},{"family":"Fouché","given":"Lauriane"},{"family":"Templier","given":"Simon"},{"family":"Napolitano","given":"Fabien"},{"family":"Battelier","given":"Baptiste"},{"family":"Bouyer","given":"Philippe"},{"family":"Barrett","given":"Brynle"}],"container-title":"Physical Review Applied","id":"Cheiney2018","issue":"3","issued":{"date-parts":[[2018]]},"page":"034030","publisher":"American Physical Society","title":"Navigation-compatible hybrid quantum accelerometer using a Kalman filter","type":"article-journal","volume":"10"},"suppress-author":false}],"isEdited":false,"manualOverride":{"citeprocText":"Cheiney et al. (2018)","isManuallyOverridden":false,"manualOverrideText":""},"mendeley":{"formattedCitation":"Cheiney et al. (2018)","plainTextFormattedCitation":"Cheiney et al. (2018)","previouslyFormattedCitation":"Cheiney et al. (2018)"},"properties":{"noteIndex":0},"schema":"https://github.com/citation-style-language/schema/raw/master/csl-citation.json"}</w:instrText>
+              <w:instrText xml:space="preserve">ADDIN CSL_CITATION {"citationItems":[{"id":"ITEM-1","itemData":{"DOI":"10.1103/PhysRevApplied.10.034030","author":[{"family":"Cheiney","given":"Pierrick"},{"family":"Fouché","given":"Lauriane"},{"family":"Templier","given":"Simon"},{"family":"Napolitano","given":"Fabien"},{"family":"Battelier","given":"Baptiste"},{"family":"Bouyer","given":"Philippe"},{"family":"Barrett","given":"Brynle"}],"container-title":"Physical Review Applied","id":"ITEM-1","issue":"3","issued":{"date-parts":[[2018]]},"page":"034030","publisher":"American Physical Society","title":"Navigation-compatible hybrid quantum accelerometer using a Kalman filter","type":"article-journal","volume":"10"}}],"mendeley":{"formattedCitation":"Cheiney et al. (2018)","plainTextFormattedCitation":"Cheiney et al. (2018)","previouslyFormattedCitation":"Cheiney et al. (2018)"},"properties":{"noteIndex":0},"schema":"https://github.com/citation-style-language/schema/raw/master/csl-citation.json"}</w:instrText>
             </w:r>
             <w:r>
               <w:fldChar w:fldCharType="separate"/>
@@ -15363,7 +15363,7 @@
               <w:fldChar w:fldCharType="begin"/>
             </w:r>
             <w:r>
-              <w:instrText xml:space="preserve">ADDIN CSL_CITATION {"citationID":"MENDELEY_CITATION_115","citationItems":[{"id":"ITEM-115","isTemporary":false,"itemData":{"DOI":"10.1126/sciadv.add3854","author":[{"family":"Templier","given":"Simon"},{"family":"Cheiney","given":"Pierrick"},{"dropping-particle":"d’Armagnac de","family":"Castanet","given":"Quentin"},{"family":"Gouraud","given":"Baptiste"},{"family":"Porte","given":"Henri"},{"family":"Napolitano","given":"Fabien"},{"family":"Bouyer","given":"Philippe"},{"family":"Battelier","given":"Baptiste"},{"family":"Barrett","given":"Brynle"}],"container-title":"Science Advances","id":"Templier2022","issued":{"date-parts":[[2022]]},"page":"eadd3854","title":"Tracking the vector acceleration with a hybrid quantum accelerometer triad","type":"article-journal","volume":"8"},"suppress-author":false}],"isEdited":false,"manualOverride":{"citeprocText":"Templier et al. (2022)","isManuallyOverridden":false,"manualOverrideText":""},"mendeley":{"formattedCitation":"Templier et al. (2022)","plainTextFormattedCitation":"Templier et al. (2022)","previouslyFormattedCitation":"Templier et al. (2022)"},"properties":{"noteIndex":0},"schema":"https://github.com/citation-style-language/schema/raw/master/csl-citation.json"}</w:instrText>
+              <w:instrText xml:space="preserve">ADDIN CSL_CITATION {"citationItems":[{"id":"ITEM-1","itemData":{"DOI":"10.1126/sciadv.add3854","author":[{"family":"Templier","given":"Simon"},{"family":"Cheiney","given":"Pierrick"},{"dropping-particle":"d’Armagnac de","family":"Castanet","given":"Quentin"},{"family":"Gouraud","given":"Baptiste"},{"family":"Porte","given":"Henri"},{"family":"Napolitano","given":"Fabien"},{"family":"Bouyer","given":"Philippe"},{"family":"Battelier","given":"Baptiste"},{"family":"Barrett","given":"Brynle"}],"container-title":"Science Advances","id":"ITEM-1","issued":{"date-parts":[[2022]]},"page":"eadd3854","title":"Tracking the vector acceleration with a hybrid quantum accelerometer triad","type":"article-journal","volume":"8"}}],"mendeley":{"formattedCitation":"Templier et al. (2022)","plainTextFormattedCitation":"Templier et al. (2022)","previouslyFormattedCitation":"Templier et al. (2022)"},"properties":{"noteIndex":0},"schema":"https://github.com/citation-style-language/schema/raw/master/csl-citation.json"}</w:instrText>
             </w:r>
             <w:r>
               <w:fldChar w:fldCharType="separate"/>
@@ -15473,7 +15473,7 @@
               <w:fldChar w:fldCharType="begin"/>
             </w:r>
             <w:r>
-              <w:instrText xml:space="preserve">ADDIN CSL_CITATION {"citationID":"MENDELEY_CITATION_116","citationItems":[{"id":"ITEM-116","isTemporary":false,"itemData":{"DOI":"10.48550/arXiv.2103.09378","URL":"https://arxiv.org/abs/2103.09378","author":[{"family":"Wang","given":"Xuezhi"},{"family":"Kealy","given":"Allison"},{"family":"Gilliam","given":"Christopher"},{"family":"Haine","given":"Simon"},{"family":"Close","given":"John"},{"family":"Moran","given":"Bill"},{"family":"Talbot","given":"Kyle"},{"family":"Williams","given":"Simon"},{"family":"Hardman","given":"Kyle"},{"family":"Freier","given":"Chris"},{"family":"Wigley","given":"Paul"},{"family":"White","given":"Angela"},{"family":"Szigeti","given":"Stuart"},{"family":"Legge","given":"Sam"}],"id":"Wang2021","issued":{"date-parts":[[2021]]},"note":"Revised version published as “Improving measurement performance via fusion of classical and quantum accelerometers,” The Journal of Navigation 76(1):91–102, 2023, doi:10.1017/S0373463322000637","title":"Enhancing inertial navigation performance via fusion of classical and quantum accelerometers","type":""},"suppress-author":false}],"isEdited":false,"manualOverride":{"citeprocText":"Xuezhi Wang et al. (2021)","isManuallyOverridden":false,"manualOverrideText":""},"mendeley":{"formattedCitation":"Xuezhi Wang et al. (2021)","plainTextFormattedCitation":"Xuezhi Wang et al. (2021)","previouslyFormattedCitation":"Xuezhi Wang et al. (2021)"},"properties":{"noteIndex":0},"schema":"https://github.com/citation-style-language/schema/raw/master/csl-citation.json"}</w:instrText>
+              <w:instrText xml:space="preserve">ADDIN CSL_CITATION {"citationItems":[{"id":"ITEM-1","itemData":{"DOI":"10.48550/arXiv.2103.09378","URL":"https://arxiv.org/abs/2103.09378","author":[{"family":"Wang","given":"Xuezhi"},{"family":"Kealy","given":"Allison"},{"family":"Gilliam","given":"Christopher"},{"family":"Haine","given":"Simon"},{"family":"Close","given":"John"},{"family":"Moran","given":"Bill"},{"family":"Talbot","given":"Kyle"},{"family":"Williams","given":"Simon"},{"family":"Hardman","given":"Kyle"},{"family":"Freier","given":"Chris"},{"family":"Wigley","given":"Paul"},{"family":"White","given":"Angela"},{"family":"Szigeti","given":"Stuart"},{"family":"Legge","given":"Sam"}],"id":"ITEM-1","issued":{"date-parts":[[2021]]},"note":"Revised version published as “Improving measurement performance via fusion of classical and quantum accelerometers,” The Journal of Navigation 76(1):91–102, 2023, doi:10.1017/S0373463322000637","title":"Enhancing inertial navigation performance via fusion of classical and quantum accelerometers","type":""}}],"mendeley":{"formattedCitation":"Xuezhi Wang et al. (2021)","plainTextFormattedCitation":"Xuezhi Wang et al. (2021)","previouslyFormattedCitation":"Xuezhi Wang et al. (2021)"},"properties":{"noteIndex":0},"schema":"https://github.com/citation-style-language/schema/raw/master/csl-citation.json"}</w:instrText>
             </w:r>
             <w:r>
               <w:fldChar w:fldCharType="separate"/>
@@ -15583,7 +15583,7 @@
               <w:fldChar w:fldCharType="begin"/>
             </w:r>
             <w:r>
-              <w:instrText xml:space="preserve">ADDIN CSL_CITATION {"citationID":"MENDELEY_CITATION_117","citationItems":[{"id":"ITEM-117","isTemporary":false,"itemData":{"DOI":"10.1007/1345_2023_218","author":[{"family":"Wang","given":"Xuezhi"},{"family":"Li","given":"Wenchao"},{"family":"Moran","given":"Bill"},{"family":"Gibson","given":"Brant C."},{"family":"Hall","given":"Liam T."},{"family":"Simpson","given":"David A."},{"family":"Kealy","given":"Allison N."},{"family":"Greentree","given":"Andrew D."}],"collection-title":"International association of geodesy symposia","container-title":"Gravity, positioning and reference frames","id":"Wang2023","issued":{"date-parts":[[2023]]},"page":"87-92","publisher":"Springer","publisher-place":"Cham","title":"Quantum diamond magnetometry for navigation in GNSS denied environments","type":"chapter","volume":"156"},"suppress-author":false}],"isEdited":false,"manualOverride":{"citeprocText":"Xuezhi Wang et al. (2023)","isManuallyOverridden":false,"manualOverrideText":""},"mendeley":{"formattedCitation":"Xuezhi Wang et al. (2023)","plainTextFormattedCitation":"Xuezhi Wang et al. (2023)","previouslyFormattedCitation":"Xuezhi Wang et al. (2023)"},"properties":{"noteIndex":0},"schema":"https://github.com/citation-style-language/schema/raw/master/csl-citation.json"}</w:instrText>
+              <w:instrText xml:space="preserve">ADDIN CSL_CITATION {"citationItems":[{"id":"ITEM-1","itemData":{"DOI":"10.1007/1345_2023_218","author":[{"family":"Wang","given":"Xuezhi"},{"family":"Li","given":"Wenchao"},{"family":"Moran","given":"Bill"},{"family":"Gibson","given":"Brant C."},{"family":"Hall","given":"Liam T."},{"family":"Simpson","given":"David A."},{"family":"Kealy","given":"Allison N."},{"family":"Greentree","given":"Andrew D."}],"collection-title":"International association of geodesy symposia","container-title":"Gravity, positioning and reference frames","id":"ITEM-1","issued":{"date-parts":[[2023]]},"page":"87-92","publisher":"Springer","publisher-place":"Cham","title":"Quantum diamond magnetometry for navigation in GNSS denied environments","type":"chapter","volume":"156"}}],"mendeley":{"formattedCitation":"Xuezhi Wang et al. (2023)","plainTextFormattedCitation":"Xuezhi Wang et al. (2023)","previouslyFormattedCitation":"Xuezhi Wang et al. (2023)"},"properties":{"noteIndex":0},"schema":"https://github.com/citation-style-language/schema/raw/master/csl-citation.json"}</w:instrText>
             </w:r>
             <w:r>
               <w:fldChar w:fldCharType="separate"/>
@@ -15693,7 +15693,7 @@
               <w:fldChar w:fldCharType="begin"/>
             </w:r>
             <w:r>
-              <w:instrText xml:space="preserve">ADDIN CSL_CITATION {"citationID":"MENDELEY_CITATION_118","citationItems":[{"id":"ITEM-118","isTemporary":false,"itemData":{"DOI":"10.48550/arXiv.2504.08167","URL":"https://arxiv.org/abs/2504.08167","author":[{"family":"Muradoglu","given":"Murat"},{"family":"Johnsson","given":"Mattias T."},{"family":"Wilson","given":"Nathanial M."},{"family":"Cohen","given":"Yuval"},{"family":"Shin","given":"Dongki"},{"family":"Navickas","given":"Tomas"},{"family":"Pyragius","given":"Tadas"},{"family":"Thomas","given":"Divya"},{"family":"Thompson","given":"Daniel"},{"family":"Moore","given":"Steven I."},{"family":"Rahman","given":"Md Tanvir"},{"family":"Walker","given":"Adrian"},{"family":"Dutta","given":"Indranil"},{"family":"Bijjahalli","given":"Suraj"},{"family":"Berlocher","given":"Jacob"},{"family":"Hush","given":"Michael R."},{"family":"Anderson","given":"Russell P."},{"family":"Szigeti","given":"Stuart S."},{"family":"Biercuk","given":"Michael J."}],"id":"Muradoglu2025","issued":{"date-parts":[[2025]]},"title":"Quantum-assured magnetic navigation achieves positioning accuracy better than a strategic-grade INS in airborne and ground-based field trials","type":""},"suppress-author":false}],"isEdited":false,"manualOverride":{"citeprocText":"Muradoglu et al. (2025)","isManuallyOverridden":false,"manualOverrideText":""},"mendeley":{"formattedCitation":"Muradoglu et al. (2025)","plainTextFormattedCitation":"Muradoglu et al. (2025)","previouslyFormattedCitation":"Muradoglu et al. (2025)"},"properties":{"noteIndex":0},"schema":"https://github.com/citation-style-language/schema/raw/master/csl-citation.json"}</w:instrText>
+              <w:instrText xml:space="preserve">ADDIN CSL_CITATION {"citationItems":[{"id":"ITEM-1","itemData":{"DOI":"10.48550/arXiv.2504.08167","URL":"https://arxiv.org/abs/2504.08167","author":[{"family":"Muradoglu","given":"Murat"},{"family":"Johnsson","given":"Mattias T."},{"family":"Wilson","given":"Nathanial M."},{"family":"Cohen","given":"Yuval"},{"family":"Shin","given":"Dongki"},{"family":"Navickas","given":"Tomas"},{"family":"Pyragius","given":"Tadas"},{"family":"Thomas","given":"Divya"},{"family":"Thompson","given":"Daniel"},{"family":"Moore","given":"Steven I."},{"family":"Rahman","given":"Md Tanvir"},{"family":"Walker","given":"Adrian"},{"family":"Dutta","given":"Indranil"},{"family":"Bijjahalli","given":"Suraj"},{"family":"Berlocher","given":"Jacob"},{"family":"Hush","given":"Michael R."},{"family":"Anderson","given":"Russell P."},{"family":"Szigeti","given":"Stuart S."},{"family":"Biercuk","given":"Michael J."}],"id":"ITEM-1","issued":{"date-parts":[[2025]]},"title":"Quantum-assured magnetic navigation achieves positioning accuracy better than a strategic-grade INS in airborne and ground-based field trials","type":""}}],"mendeley":{"formattedCitation":"Muradoglu et al. (2025)","plainTextFormattedCitation":"Muradoglu et al. (2025)","previouslyFormattedCitation":"Muradoglu et al. (2025)"},"properties":{"noteIndex":0},"schema":"https://github.com/citation-style-language/schema/raw/master/csl-citation.json"}</w:instrText>
             </w:r>
             <w:r>
               <w:fldChar w:fldCharType="separate"/>
@@ -15803,7 +15803,7 @@
               <w:fldChar w:fldCharType="begin"/>
             </w:r>
             <w:r>
-              <w:instrText xml:space="preserve">ADDIN CSL_CITATION {"citationID":"MENDELEY_CITATION_119","citationItems":[{"id":"ITEM-119","isTemporary":false,"itemData":{"DOI":"10.48550/arXiv.2008.12230","URL":"https://arxiv.org/abs/2008.12230","author":[{"family":"Khoshnoud","given":"Farbod"},{"family":"Quadrelli","given":"Marco B."},{"family":"Esat","given":"Ibrahim I."},{"family":"Robinson","given":"Dario"}],"id":"Khoshnoud2020","issued":{"date-parts":[[2020]]},"title":"Quantum cooperative robotics and autonomy","type":""},"suppress-author":false}],"isEdited":false,"manualOverride":{"citeprocText":"Khoshnoud et al. (2020)","isManuallyOverridden":false,"manualOverrideText":""},"mendeley":{"formattedCitation":"Khoshnoud et al. (2020)","plainTextFormattedCitation":"Khoshnoud et al. (2020)","previouslyFormattedCitation":"Khoshnoud et al. (2020)"},"properties":{"noteIndex":0},"schema":"https://github.com/citation-style-language/schema/raw/master/csl-citation.json"}</w:instrText>
+              <w:instrText xml:space="preserve">ADDIN CSL_CITATION {"citationItems":[{"id":"ITEM-1","itemData":{"DOI":"10.48550/arXiv.2008.12230","URL":"https://arxiv.org/abs/2008.12230","author":[{"family":"Khoshnoud","given":"Farbod"},{"family":"Quadrelli","given":"Marco B."},{"family":"Esat","given":"Ibrahim I."},{"family":"Robinson","given":"Dario"}],"id":"ITEM-1","issued":{"date-parts":[[2020]]},"title":"Quantum cooperative robotics and autonomy","type":""}}],"mendeley":{"formattedCitation":"Khoshnoud et al. (2020)","plainTextFormattedCitation":"Khoshnoud et al. (2020)","previouslyFormattedCitation":"Khoshnoud et al. (2020)"},"properties":{"noteIndex":0},"schema":"https://github.com/citation-style-language/schema/raw/master/csl-citation.json"}</w:instrText>
             </w:r>
             <w:r>
               <w:fldChar w:fldCharType="separate"/>
@@ -15913,7 +15913,7 @@
               <w:fldChar w:fldCharType="begin"/>
             </w:r>
             <w:r>
-              <w:instrText xml:space="preserve">ADDIN CSL_CITATION {"citationID":"MENDELEY_CITATION_120","citationItems":[{"id":"ITEM-120","isTemporary":false,"itemData":{"DOI":"10.1103/PhysRevLett.133.200801","author":[{"family":"Tian","given":"Xiao-Hui"},{"family":"Yang","given":"Ran"},{"family":"Liu","given":"Hua-Ying"},{"family":"Fan","given":"Pengfei"},{"family":"Zhang","given":"Ji-Ning"},{"family":"Gu","given":"Changsheng"},{"family":"Chen","given":"Mengwen"},{"family":"Hu","given":"Mingzhe"},{"family":"Lu","given":"Feng-Yu"},{"family":"Yin","given":"Zhen-Qiang"},{"family":"Yin","given":"Zhi-Jun"},{"family":"Yuan","given":"Mo"},{"family":"Wang","given":"Shuang"},{"family":"Chen","given":"Wei"},{"family":"Gong","given":"Yan-Xiao"},{"family":"Zhu","given":"Shi-Ning"},{"family":"Xie","given":"Zhenda"}],"container-title":"Physical Review Letters","id":"Tian2023","issue":"20","issued":{"date-parts":[[2024]]},"page":"200801","publisher":"American Physical Society","title":"Experimental demonstration of drone-based quantum key distribution","type":"article-journal","volume":"133"},"suppress-author":false}],"isEdited":false,"manualOverride":{"citeprocText":"Tian et al. (2024)","isManuallyOverridden":false,"manualOverrideText":""},"mendeley":{"formattedCitation":"Tian et al. (2024)","plainTextFormattedCitation":"Tian et al. (2024)","previouslyFormattedCitation":"Tian et al. (2024)"},"properties":{"noteIndex":0},"schema":"https://github.com/citation-style-language/schema/raw/master/csl-citation.json"}</w:instrText>
+              <w:instrText xml:space="preserve">ADDIN CSL_CITATION {"citationItems":[{"id":"ITEM-1","itemData":{"DOI":"10.1103/PhysRevLett.133.200801","author":[{"family":"Tian","given":"Xiao-Hui"},{"family":"Yang","given":"Ran"},{"family":"Liu","given":"Hua-Ying"},{"family":"Fan","given":"Pengfei"},{"family":"Zhang","given":"Ji-Ning"},{"family":"Gu","given":"Changsheng"},{"family":"Chen","given":"Mengwen"},{"family":"Hu","given":"Mingzhe"},{"family":"Lu","given":"Feng-Yu"},{"family":"Yin","given":"Zhen-Qiang"},{"family":"Yin","given":"Zhi-Jun"},{"family":"Yuan","given":"Mo"},{"family":"Wang","given":"Shuang"},{"family":"Chen","given":"Wei"},{"family":"Gong","given":"Yan-Xiao"},{"family":"Zhu","given":"Shi-Ning"},{"family":"Xie","given":"Zhenda"}],"container-title":"Physical Review Letters","id":"ITEM-1","issue":"20","issued":{"date-parts":[[2024]]},"page":"200801","publisher":"American Physical Society","title":"Experimental demonstration of drone-based quantum key distribution","type":"article-journal","volume":"133"}}],"mendeley":{"formattedCitation":"Tian et al. (2024)","plainTextFormattedCitation":"Tian et al. (2024)","previouslyFormattedCitation":"Tian et al. (2024)"},"properties":{"noteIndex":0},"schema":"https://github.com/citation-style-language/schema/raw/master/csl-citation.json"}</w:instrText>
             </w:r>
             <w:r>
               <w:fldChar w:fldCharType="separate"/>
@@ -16023,7 +16023,7 @@
               <w:fldChar w:fldCharType="begin"/>
             </w:r>
             <w:r>
-              <w:instrText xml:space="preserve">ADDIN CSL_CITATION {"citationID":"MENDELEY_CITATION_121","citationItems":[{"id":"ITEM-121","isTemporary":false,"itemData":{"DOI":"10.1103/PhysRevLett.126.020503","author":[{"family":"Liu","given":"Hua-Ying"},{"family":"Tian","given":"Xiao-Hui"},{"family":"Gu","given":"Changsheng"},{"family":"Fan","given":"Pengfei"},{"family":"Ni","given":"Xin"},{"family":"Yang","given":"Ran"},{"family":"Zhang","given":"Ji-Ning"},{"family":"Hu","given":"Mingzhe"},{"family":"Guo","given":"Jian"},{"family":"Cao","given":"Xun"},{"family":"Hu","given":"Xiaopeng"},{"family":"Zhao","given":"Gang"},{"family":"Lu","given":"Yan-Qing"},{"family":"Gong","given":"Yan-Xiao"},{"family":"Xie","given":"Zhenda"},{"family":"Zhu","given":"Shi-Ning"}],"container-title":"Physical Review Letters","id":"Liu2021","issued":{"date-parts":[[2021]]},"page":"020503","title":"Optical-relayed entanglement distribution using drones as mobile nodes","type":"article-journal","volume":"126"},"suppress-author":false}],"isEdited":false,"manualOverride":{"citeprocText":"Liu et al. (2021)","isManuallyOverridden":false,"manualOverrideText":""},"mendeley":{"formattedCitation":"Liu et al. (2021)","plainTextFormattedCitation":"Liu et al. (2021)","previouslyFormattedCitation":"Liu et al. (2021)"},"properties":{"noteIndex":0},"schema":"https://github.com/citation-style-language/schema/raw/master/csl-citation.json"}</w:instrText>
+              <w:instrText xml:space="preserve">ADDIN CSL_CITATION {"citationItems":[{"id":"ITEM-1","itemData":{"DOI":"10.1103/PhysRevLett.126.020503","author":[{"family":"Liu","given":"Hua-Ying"},{"family":"Tian","given":"Xiao-Hui"},{"family":"Gu","given":"Changsheng"},{"family":"Fan","given":"Pengfei"},{"family":"Ni","given":"Xin"},{"family":"Yang","given":"Ran"},{"family":"Zhang","given":"Ji-Ning"},{"family":"Hu","given":"Mingzhe"},{"family":"Guo","given":"Jian"},{"family":"Cao","given":"Xun"},{"family":"Hu","given":"Xiaopeng"},{"family":"Zhao","given":"Gang"},{"family":"Lu","given":"Yan-Qing"},{"family":"Gong","given":"Yan-Xiao"},{"family":"Xie","given":"Zhenda"},{"family":"Zhu","given":"Shi-Ning"}],"container-title":"Physical Review Letters","id":"ITEM-1","issued":{"date-parts":[[2021]]},"page":"020503","title":"Optical-relayed entanglement distribution using drones as mobile nodes","type":"article-journal","volume":"126"}}],"mendeley":{"formattedCitation":"Liu et al. (2021)","plainTextFormattedCitation":"Liu et al. (2021)","previouslyFormattedCitation":"Liu et al. (2021)"},"properties":{"noteIndex":0},"schema":"https://github.com/citation-style-language/schema/raw/master/csl-citation.json"}</w:instrText>
             </w:r>
             <w:r>
               <w:fldChar w:fldCharType="separate"/>
@@ -16133,7 +16133,7 @@
               <w:fldChar w:fldCharType="begin"/>
             </w:r>
             <w:r>
-              <w:instrText xml:space="preserve">ADDIN CSL_CITATION {"citationID":"MENDELEY_CITATION_122","citationItems":[{"id":"ITEM-122","isTemporary":false,"itemData":{"DOI":"10.48550/arXiv.2505.17587","URL":"https://arxiv.org/abs/2505.17587","author":[{"family":"Conrad","given":"Andrew"},{"family":"Cochran","given":"Roderick"},{"family":"Sanchez-Rosales","given":"Daniel"},{"family":"Isaac","given":"Samantha"},{"family":"Javid","given":"Timur"},{"family":"Rezaei","given":"Tahereh"},{"family":"Schroeder","given":"A. J."},{"family":"Golba","given":"Grzegorz"},{"family":"Gutha","given":"Akash"},{"family":"Wilens","given":"Brian"},{"family":"Herndon","given":"Kyle"},{"family":"Hill","given":"Alex"},{"family":"Chapman","given":"Joseph"},{"family":"Call","given":"Ian"},{"family":"Szabo","given":"Joseph"},{"family":"Corrigan","given":"Aodhan"},{"family":"Kamin","given":"Lars"},{"family":"Lütkenhaus","given":"Norbert"},{"family":"Gauthier","given":"Daniel J."},{"family":"Kwiat","given":"Paul G."}],"id":"Conrad2025","issued":{"date-parts":[[2025]]},"title":"Drone- and vehicle-based quantum key distribution","type":""},"suppress-author":false}],"isEdited":false,"manualOverride":{"citeprocText":"Conrad et al. (2025)","isManuallyOverridden":false,"manualOverrideText":""},"mendeley":{"formattedCitation":"Conrad et al. (2025)","plainTextFormattedCitation":"Conrad et al. (2025)","previouslyFormattedCitation":"Conrad et al. (2025)"},"properties":{"noteIndex":0},"schema":"https://github.com/citation-style-language/schema/raw/master/csl-citation.json"}</w:instrText>
+              <w:instrText xml:space="preserve">ADDIN CSL_CITATION {"citationItems":[{"id":"ITEM-1","itemData":{"DOI":"10.48550/arXiv.2505.17587","URL":"https://arxiv.org/abs/2505.17587","author":[{"family":"Conrad","given":"Andrew"},{"family":"Cochran","given":"Roderick"},{"family":"Sanchez-Rosales","given":"Daniel"},{"family":"Isaac","given":"Samantha"},{"family":"Javid","given":"Timur"},{"family":"Rezaei","given":"Tahereh"},{"family":"Schroeder","given":"A. J."},{"family":"Golba","given":"Grzegorz"},{"family":"Gutha","given":"Akash"},{"family":"Wilens","given":"Brian"},{"family":"Herndon","given":"Kyle"},{"family":"Hill","given":"Alex"},{"family":"Chapman","given":"Joseph"},{"family":"Call","given":"Ian"},{"family":"Szabo","given":"Joseph"},{"family":"Corrigan","given":"Aodhan"},{"family":"Kamin","given":"Lars"},{"family":"Lütkenhaus","given":"Norbert"},{"family":"Gauthier","given":"Daniel J."},{"family":"Kwiat","given":"Paul G."}],"id":"ITEM-1","issued":{"date-parts":[[2025]]},"title":"Drone- and vehicle-based quantum key distribution","type":""}}],"mendeley":{"formattedCitation":"Conrad et al. (2025)","plainTextFormattedCitation":"Conrad et al. (2025)","previouslyFormattedCitation":"Conrad et al. (2025)"},"properties":{"noteIndex":0},"schema":"https://github.com/citation-style-language/schema/raw/master/csl-citation.json"}</w:instrText>
             </w:r>
             <w:r>
               <w:fldChar w:fldCharType="separate"/>
@@ -16243,7 +16243,7 @@
               <w:fldChar w:fldCharType="begin"/>
             </w:r>
             <w:r>
-              <w:instrText xml:space="preserve">ADDIN CSL_CITATION {"citationID":"MENDELEY_CITATION_123","citationItems":[{"id":"ITEM-123","isTemporary":false,"itemData":{"DOI":"10.3390/e25040548","author":[{"family":"Widdows","given":"Dominic"},{"family":"Rani","given":"Jyoti"},{"family":"Pothos","given":"Emmanuel M."}],"container-title":"Entropy","id":"Widdows2023","issue":"4","issued":{"date-parts":[[2023]]},"page":"548","publisher":"MDPI","title":"Quantum circuit components for cognitive decision-making","type":"article-journal","volume":"25"},"suppress-author":false}],"isEdited":false,"manualOverride":{"citeprocText":"Widdows, Rani, and Pothos (2023)","isManuallyOverridden":false,"manualOverrideText":""},"mendeley":{"formattedCitation":"Widdows, Rani, and Pothos (2023)","plainTextFormattedCitation":"Widdows, Rani, and Pothos (2023)","previouslyFormattedCitation":"Widdows, Rani, and Pothos (2023)"},"properties":{"noteIndex":0},"schema":"https://github.com/citation-style-language/schema/raw/master/csl-citation.json"}</w:instrText>
+              <w:instrText xml:space="preserve">ADDIN CSL_CITATION {"citationItems":[{"id":"ITEM-1","itemData":{"DOI":"10.3390/e25040548","author":[{"family":"Widdows","given":"Dominic"},{"family":"Rani","given":"Jyoti"},{"family":"Pothos","given":"Emmanuel M."}],"container-title":"Entropy","id":"ITEM-1","issue":"4","issued":{"date-parts":[[2023]]},"page":"548","publisher":"MDPI","title":"Quantum circuit components for cognitive decision-making","type":"article-journal","volume":"25"}}],"mendeley":{"formattedCitation":"Widdows, Rani, and Pothos (2023)","plainTextFormattedCitation":"Widdows, Rani, and Pothos (2023)","previouslyFormattedCitation":"Widdows, Rani, and Pothos (2023)"},"properties":{"noteIndex":0},"schema":"https://github.com/citation-style-language/schema/raw/master/csl-citation.json"}</w:instrText>
             </w:r>
             <w:r>
               <w:fldChar w:fldCharType="separate"/>
@@ -16353,7 +16353,7 @@
               <w:fldChar w:fldCharType="begin"/>
             </w:r>
             <w:r>
-              <w:instrText xml:space="preserve">ADDIN CSL_CITATION {"citationID":"MENDELEY_CITATION_124","citationItems":[{"id":"ITEM-124","isTemporary":false,"itemData":{"DOI":"10.3390/electronics10020100","author":[{"family":"Yan","given":"Fei"},{"family":"Iliyasu","given":"Abdullah M."},{"family":"Hirota","given":"Kaoru"}],"container-title":"Electronics","id":"Yan2021","issue":"2","issued":{"date-parts":[[2021]]},"page":"100","publisher":"MDPI","title":"Conceptual framework for quantum affective computing and its use in fusion of multi-robot emotions","type":"article-journal","volume":"10"},"suppress-author":false}],"isEdited":false,"manualOverride":{"citeprocText":"Yan, Iliyasu, and Hirota (2021)","isManuallyOverridden":false,"manualOverrideText":""},"mendeley":{"formattedCitation":"Yan, Iliyasu, and Hirota (2021)","plainTextFormattedCitation":"Yan, Iliyasu, and Hirota (2021)","previouslyFormattedCitation":"Yan, Iliyasu, and Hirota (2021)"},"properties":{"noteIndex":0},"schema":"https://github.com/citation-style-language/schema/raw/master/csl-citation.json"}</w:instrText>
+              <w:instrText xml:space="preserve">ADDIN CSL_CITATION {"citationItems":[{"id":"ITEM-1","itemData":{"DOI":"10.3390/electronics10020100","author":[{"family":"Yan","given":"Fei"},{"family":"Iliyasu","given":"Abdullah M."},{"family":"Hirota","given":"Kaoru"}],"container-title":"Electronics","id":"ITEM-1","issue":"2","issued":{"date-parts":[[2021]]},"page":"100","publisher":"MDPI","title":"Conceptual framework for quantum affective computing and its use in fusion of multi-robot emotions","type":"article-journal","volume":"10"}}],"mendeley":{"formattedCitation":"Yan, Iliyasu, and Hirota (2021)","plainTextFormattedCitation":"Yan, Iliyasu, and Hirota (2021)","previouslyFormattedCitation":"Yan, Iliyasu, and Hirota (2021)"},"properties":{"noteIndex":0},"schema":"https://github.com/citation-style-language/schema/raw/master/csl-citation.json"}</w:instrText>
             </w:r>
             <w:r>
               <w:fldChar w:fldCharType="separate"/>
@@ -16463,7 +16463,7 @@
               <w:fldChar w:fldCharType="begin"/>
             </w:r>
             <w:r>
-              <w:instrText xml:space="preserve">ADDIN CSL_CITATION {"citationID":"MENDELEY_CITATION_125","citationItems":[{"id":"ITEM-125","isTemporary":false,"itemData":{"DOI":"10.32604/cmc.2025.065572","author":[{"family":"Dağlarlı","given":"Evren"}],"container-title":"Computers, Materials &amp; Continua","id":"Daglarli2025","issue":"3","issued":{"date-parts":[[2025]]},"publisher":"Tech Science Press","title":"A generative neuro-cognitive architecture using quantum algorithms for the autonomous behavior of a smart agent in a simulation environment","type":"article-journal","volume":"84"},"suppress-author":false}],"isEdited":false,"manualOverride":{"citeprocText":"Dağlarlı (2025)","isManuallyOverridden":false,"manualOverrideText":""},"mendeley":{"formattedCitation":"Dağlarlı (2025)","plainTextFormattedCitation":"Dağlarlı (2025)","previouslyFormattedCitation":"Dağlarlı (2025)"},"properties":{"noteIndex":0},"schema":"https://github.com/citation-style-language/schema/raw/master/csl-citation.json"}</w:instrText>
+              <w:instrText xml:space="preserve">ADDIN CSL_CITATION {"citationItems":[{"id":"ITEM-1","itemData":{"DOI":"10.32604/cmc.2025.065572","author":[{"family":"Dağlarlı","given":"Evren"}],"container-title":"Computers, Materials &amp; Continua","id":"ITEM-1","issue":"3","issued":{"date-parts":[[2025]]},"publisher":"Tech Science Press","title":"A generative neuro-cognitive architecture using quantum algorithms for the autonomous behavior of a smart agent in a simulation environment","type":"article-journal","volume":"84"}}],"mendeley":{"formattedCitation":"Dağlarlı (2025)","plainTextFormattedCitation":"Dağlarlı (2025)","previouslyFormattedCitation":"Dağlarlı (2025)"},"properties":{"noteIndex":0},"schema":"https://github.com/citation-style-language/schema/raw/master/csl-citation.json"}</w:instrText>
             </w:r>
             <w:r>
               <w:fldChar w:fldCharType="separate"/>
@@ -16573,7 +16573,7 @@
               <w:fldChar w:fldCharType="begin"/>
             </w:r>
             <w:r>
-              <w:instrText xml:space="preserve">ADDIN CSL_CITATION {"citationID":"MENDELEY_CITATION_126","citationItems":[{"id":"ITEM-126","isTemporary":false,"itemData":{"URL":"https://arxiv.org/abs/2602.03571","author":[{"family":"Essalmi","given":"Karim"},{"family":"Garrido","given":"Fernando"},{"family":"Nashashibi","given":"Fawzi"}],"id":"Essalmi2026","issued":{"date-parts":[[2026]]},"title":"Multi-player, multi-strategy quantum game model for interaction-aware decision-making in automated driving","type":""},"suppress-author":false}],"isEdited":false,"manualOverride":{"citeprocText":"Essalmi, Garrido, and Nashashibi (2026)","isManuallyOverridden":false,"manualOverrideText":""},"mendeley":{"formattedCitation":"Essalmi, Garrido, and Nashashibi (2026)","plainTextFormattedCitation":"Essalmi, Garrido, and Nashashibi (2026)","previouslyFormattedCitation":"Essalmi, Garrido, and Nashashibi (2026)"},"properties":{"noteIndex":0},"schema":"https://github.com/citation-style-language/schema/raw/master/csl-citation.json"}</w:instrText>
+              <w:instrText xml:space="preserve">ADDIN CSL_CITATION {"citationItems":[{"id":"ITEM-1","itemData":{"URL":"https://arxiv.org/abs/2602.03571","author":[{"family":"Essalmi","given":"Karim"},{"family":"Garrido","given":"Fernando"},{"family":"Nashashibi","given":"Fawzi"}],"id":"ITEM-1","issued":{"date-parts":[[2026]]},"title":"Multi-player, multi-strategy quantum game model for interaction-aware decision-making in automated driving","type":""}}],"mendeley":{"formattedCitation":"Essalmi, Garrido, and Nashashibi (2026)","plainTextFormattedCitation":"Essalmi, Garrido, and Nashashibi (2026)","previouslyFormattedCitation":"Essalmi, Garrido, and Nashashibi (2026)"},"properties":{"noteIndex":0},"schema":"https://github.com/citation-style-language/schema/raw/master/csl-citation.json"}</w:instrText>
             </w:r>
             <w:r>
               <w:fldChar w:fldCharType="separate"/>
@@ -16683,7 +16683,7 @@
               <w:fldChar w:fldCharType="begin"/>
             </w:r>
             <w:r>
-              <w:instrText xml:space="preserve">ADDIN CSL_CITATION {"citationID":"MENDELEY_CITATION_127","citationItems":[{"id":"ITEM-127","isTemporary":false,"itemData":{"DOI":"10.1155/2018/1596080","author":[{"family":"Zuo","given":"Tao"},{"family":"Min","given":"Huasong"},{"family":"Tang","given":"Quan"},{"family":"Tao","given":"Qiang"}],"container-title":"Mathematical Problems in Engineering","id":"Zuo2018","issued":{"date-parts":[[2018]]},"page":"1596080","publisher":"Hindawi","title":"A robot SLAM improved by quantum-behaved particles swarm optimization","type":"article-journal","volume":"2018"},"suppress-author":false}],"isEdited":false,"manualOverride":{"citeprocText":"Zuo et al. (2018)","isManuallyOverridden":false,"manualOverrideText":""},"mendeley":{"formattedCitation":"Zuo et al. (2018)","plainTextFormattedCitation":"Zuo et al. (2018)","previouslyFormattedCitation":"Zuo et al. (2018)"},"properties":{"noteIndex":0},"schema":"https://github.com/citation-style-language/schema/raw/master/csl-citation.json"}</w:instrText>
+              <w:instrText xml:space="preserve">ADDIN CSL_CITATION {"citationItems":[{"id":"ITEM-1","itemData":{"DOI":"10.1155/2018/1596080","author":[{"family":"Zuo","given":"Tao"},{"family":"Min","given":"Huasong"},{"family":"Tang","given":"Quan"},{"family":"Tao","given":"Qiang"}],"container-title":"Mathematical Problems in Engineering","id":"ITEM-1","issued":{"date-parts":[[2018]]},"page":"1596080","publisher":"Hindawi","title":"A robot SLAM improved by quantum-behaved particles swarm optimization","type":"article-journal","volume":"2018"}}],"mendeley":{"formattedCitation":"Zuo et al. (2018)","plainTextFormattedCitation":"Zuo et al. (2018)","previouslyFormattedCitation":"Zuo et al. (2018)"},"properties":{"noteIndex":0},"schema":"https://github.com/citation-style-language/schema/raw/master/csl-citation.json"}</w:instrText>
             </w:r>
             <w:r>
               <w:fldChar w:fldCharType="separate"/>
@@ -16793,7 +16793,7 @@
               <w:fldChar w:fldCharType="begin"/>
             </w:r>
             <w:r>
-              <w:instrText xml:space="preserve">ADDIN CSL_CITATION {"citationID":"MENDELEY_CITATION_128","citationItems":[{"id":"ITEM-128","isTemporary":false,"itemData":{"DOI":"10.1016/j.robot.2025.105123","author":[{"family":"Fazilat","given":"Mehdi"},{"family":"Zioui","given":"Nadjet"}],"container-title":"Robotics and Autonomous Systems","id":"Fazilat2025b","issued":{"date-parts":[[2025]]},"page":"105123","publisher":"Elsevier","title":"Quantum neural network-based inverse kinematics of a six-jointed industrial robotic arm","type":"article-journal","volume":"194"},"suppress-author":false}],"isEdited":false,"manualOverride":{"citeprocText":"Fazilat and Zioui (2025b)","isManuallyOverridden":false,"manualOverrideText":""},"mendeley":{"formattedCitation":"Fazilat and Zioui (2025b)","plainTextFormattedCitation":"Fazilat and Zioui (2025b)","previouslyFormattedCitation":"Fazilat and Zioui (2025b)"},"properties":{"noteIndex":0},"schema":"https://github.com/citation-style-language/schema/raw/master/csl-citation.json"}</w:instrText>
+              <w:instrText xml:space="preserve">ADDIN CSL_CITATION {"citationItems":[{"id":"ITEM-1","itemData":{"DOI":"10.1016/j.robot.2025.105123","author":[{"family":"Fazilat","given":"Mehdi"},{"family":"Zioui","given":"Nadjet"}],"container-title":"Robotics and Autonomous Systems","id":"ITEM-1","issued":{"date-parts":[[2025]]},"page":"105123","publisher":"Elsevier","title":"Quantum neural network-based inverse kinematics of a six-jointed industrial robotic arm","type":"article-journal","volume":"194"}}],"mendeley":{"formattedCitation":"Fazilat and Zioui (2025b)","plainTextFormattedCitation":"Fazilat and Zioui (2025b)","previouslyFormattedCitation":"Fazilat and Zioui (2025b)"},"properties":{"noteIndex":0},"schema":"https://github.com/citation-style-language/schema/raw/master/csl-citation.json"}</w:instrText>
             </w:r>
             <w:r>
               <w:fldChar w:fldCharType="separate"/>
@@ -16903,7 +16903,7 @@
               <w:fldChar w:fldCharType="begin"/>
             </w:r>
             <w:r>
-              <w:instrText xml:space="preserve">ADDIN CSL_CITATION {"citationID":"MENDELEY_CITATION_129","citationItems":[{"id":"ITEM-129","isTemporary":false,"itemData":{"DOI":"10.3390/math10030372","author":[{"family":"Mannone","given":"Maria"},{"family":"Seidita","given":"Valeria"},{"family":"Chella","given":"Antonio"}],"container-title":"Mathematics","id":"Mannone2022","issue":"3","issued":{"date-parts":[[2022]]},"page":"372","publisher":"MDPI","title":"Categories, quantum computing, and swarm robotics: A case study","title-short":"Categories, quantum computing, and swarm robotics","type":"article-journal","volume":"10"},"suppress-author":false}],"isEdited":false,"manualOverride":{"citeprocText":"Mannone, Seidita, and Chella (2022)","isManuallyOverridden":false,"manualOverrideText":""},"mendeley":{"formattedCitation":"Mannone, Seidita, and Chella (2022)","plainTextFormattedCitation":"Mannone, Seidita, and Chella (2022)","previouslyFormattedCitation":"Mannone, Seidita, and Chella (2022)"},"properties":{"noteIndex":0},"schema":"https://github.com/citation-style-language/schema/raw/master/csl-citation.json"}</w:instrText>
+              <w:instrText xml:space="preserve">ADDIN CSL_CITATION {"citationItems":[{"id":"ITEM-1","itemData":{"DOI":"10.3390/math10030372","author":[{"family":"Mannone","given":"Maria"},{"family":"Seidita","given":"Valeria"},{"family":"Chella","given":"Antonio"}],"container-title":"Mathematics","id":"ITEM-1","issue":"3","issued":{"date-parts":[[2022]]},"page":"372","publisher":"MDPI","title":"Categories, quantum computing, and swarm robotics: A case study","title-short":"Categories, quantum computing, and swarm robotics","type":"article-journal","volume":"10"}}],"mendeley":{"formattedCitation":"Mannone, Seidita, and Chella (2022)","plainTextFormattedCitation":"Mannone, Seidita, and Chella (2022)","previouslyFormattedCitation":"Mannone, Seidita, and Chella (2022)"},"properties":{"noteIndex":0},"schema":"https://github.com/citation-style-language/schema/raw/master/csl-citation.json"}</w:instrText>
             </w:r>
             <w:r>
               <w:fldChar w:fldCharType="separate"/>
@@ -17013,7 +17013,7 @@
               <w:fldChar w:fldCharType="begin"/>
             </w:r>
             <w:r>
-              <w:instrText xml:space="preserve">ADDIN CSL_CITATION {"citationID":"MENDELEY_CITATION_130","citationItems":[{"id":"ITEM-130","isTemporary":false,"itemData":{"DOI":"10.1016/j.swevo.2023.101297","author":[{"family":"Mannone","given":"Maria"},{"family":"Seidita","given":"Valeria"},{"family":"Chella","given":"Antonio"}],"container-title":"Swarm and Evolutionary Computation","id":"Mannone2023","issued":{"date-parts":[[2023]]},"page":"101297","title":"Modeling and designing a robotic swarm: A quantum computing approach","title-short":"Modeling and designing a robotic swarm","type":"article-journal","volume":"79"},"suppress-author":false}],"isEdited":false,"manualOverride":{"citeprocText":"Mannone, Seidita, and Chella (2023)","isManuallyOverridden":false,"manualOverrideText":""},"mendeley":{"formattedCitation":"Mannone, Seidita, and Chella (2023)","plainTextFormattedCitation":"Mannone, Seidita, and Chella (2023)","previouslyFormattedCitation":"Mannone, Seidita, and Chella (2023)"},"properties":{"noteIndex":0},"schema":"https://github.com/citation-style-language/schema/raw/master/csl-citation.json"}</w:instrText>
+              <w:instrText xml:space="preserve">ADDIN CSL_CITATION {"citationItems":[{"id":"ITEM-1","itemData":{"DOI":"10.1016/j.swevo.2023.101297","author":[{"family":"Mannone","given":"Maria"},{"family":"Seidita","given":"Valeria"},{"family":"Chella","given":"Antonio"}],"container-title":"Swarm and Evolutionary Computation","id":"ITEM-1","issued":{"date-parts":[[2023]]},"page":"101297","title":"Modeling and designing a robotic swarm: A quantum computing approach","title-short":"Modeling and designing a robotic swarm","type":"article-journal","volume":"79"}}],"mendeley":{"formattedCitation":"Mannone, Seidita, and Chella (2023)","plainTextFormattedCitation":"Mannone, Seidita, and Chella (2023)","previouslyFormattedCitation":"Mannone, Seidita, and Chella (2023)"},"properties":{"noteIndex":0},"schema":"https://github.com/citation-style-language/schema/raw/master/csl-citation.json"}</w:instrText>
             </w:r>
             <w:r>
               <w:fldChar w:fldCharType="separate"/>
@@ -17115,7 +17115,7 @@
               <w:fldChar w:fldCharType="begin"/>
             </w:r>
             <w:r>
-              <w:instrText xml:space="preserve">ADDIN CSL_CITATION {"citationID":"MENDELEY_CITATION_131","citationItems":[{"id":"ITEM-131","isTemporary":false,"itemData":{"DOI":"10.1098/rsta.2024.0139","author":[{"family":"Mannone","given":"Maria"},{"family":"Seidita","given":"Valeria"},{"family":"Chella","given":"Antonio"}],"container-title":"Philosophical Transactions of the Royal Society A: Mathematical, Physical and Engineering Sciences","id":"Mannone2025","issue":"2289","issued":{"date-parts":[[2025]]},"page":"20240139","title":"Quantum computing for swarm robotics: A local-to-global approach","title-short":"Quantum computing for swarm robotics","type":"article-journal","volume":"383"},"suppress-author":false}],"isEdited":false,"manualOverride":{"citeprocText":"Mannone, Seidita, and Chella (2025)","isManuallyOverridden":false,"manualOverrideText":""},"mendeley":{"formattedCitation":"Mannone, Seidita, and Chella (2025)","plainTextFormattedCitation":"Mannone, Seidita, and Chella (2025)","previouslyFormattedCitation":"Mannone, Seidita, and Chella (2025)"},"properties":{"noteIndex":0},"schema":"https://github.com/citation-style-language/schema/raw/master/csl-citation.json"}</w:instrText>
+              <w:instrText xml:space="preserve">ADDIN CSL_CITATION {"citationItems":[{"id":"ITEM-1","itemData":{"DOI":"10.1098/rsta.2024.0139","author":[{"family":"Mannone","given":"Maria"},{"family":"Seidita","given":"Valeria"},{"family":"Chella","given":"Antonio"}],"container-title":"Philosophical Transactions of the Royal Society A: Mathematical, Physical and Engineering Sciences","id":"ITEM-1","issue":"2289","issued":{"date-parts":[[2025]]},"page":"20240139","title":"Quantum computing for swarm robotics: A local-to-global approach","title-short":"Quantum computing for swarm robotics","type":"article-journal","volume":"383"}}],"mendeley":{"formattedCitation":"Mannone, Seidita, and Chella (2025)","plainTextFormattedCitation":"Mannone, Seidita, and Chella (2025)","previouslyFormattedCitation":"Mannone, Seidita, and Chella (2025)"},"properties":{"noteIndex":0},"schema":"https://github.com/citation-style-language/schema/raw/master/csl-citation.json"}</w:instrText>
             </w:r>
             <w:r>
               <w:fldChar w:fldCharType="separate"/>
@@ -17861,7 +17861,7 @@
               <w:fldChar w:fldCharType="begin"/>
             </w:r>
             <w:r>
-              <w:instrText xml:space="preserve">ADDIN CSL_CITATION {"citationID":"MENDELEY_CITATION_132","citationItems":[{"id":"ITEM-132","isTemporary":false,"itemData":{"DOI":"10.1109/ICRA.2019.8793768","author":[{"family":"Petschnigg","given":"Christina"},{"family":"Brandstötter","given":"Mathias"},{"family":"Pichler","given":"Horst"},{"family":"Hofbaur","given":"Michael W."},{"family":"Dieber","given":"Bernhard"}],"container-title":"Proceedings of the 2019 international conference on robotics and automation (ICRA)","id":"Petschnigg2019","issued":{"date-parts":[[2019]]},"page":"803-810","publisher":"IEEE","publisher-place":"Piscataway, NJ, USA","title":"Quantum computation in robotic science and applications","type":"paper-conference"},"suppress-author":false}],"isEdited":false,"manualOverride":{"citeprocText":"Petschnigg et al. (2019)","isManuallyOverridden":false,"manualOverrideText":""},"mendeley":{"formattedCitation":"Petschnigg et al. (2019)","plainTextFormattedCitation":"Petschnigg et al. (2019)","previouslyFormattedCitation":"Petschnigg et al. (2019)"},"properties":{"noteIndex":0},"schema":"https://github.com/citation-style-language/schema/raw/master/csl-citation.json"}</w:instrText>
+              <w:instrText xml:space="preserve">ADDIN CSL_CITATION {"citationItems":[{"id":"ITEM-1","itemData":{"DOI":"10.1109/ICRA.2019.8793768","author":[{"family":"Petschnigg","given":"Christina"},{"family":"Brandstötter","given":"Mathias"},{"family":"Pichler","given":"Horst"},{"family":"Hofbaur","given":"Michael W."},{"family":"Dieber","given":"Bernhard"}],"container-title":"Proceedings of the 2019 international conference on robotics and automation (ICRA)","id":"ITEM-1","issued":{"date-parts":[[2019]]},"page":"803-810","publisher":"IEEE","publisher-place":"Piscataway, NJ, USA","title":"Quantum computation in robotic science and applications","type":"paper-conference"}}],"mendeley":{"formattedCitation":"Petschnigg et al. (2019)","plainTextFormattedCitation":"Petschnigg et al. (2019)","previouslyFormattedCitation":"Petschnigg et al. (2019)"},"properties":{"noteIndex":0},"schema":"https://github.com/citation-style-language/schema/raw/master/csl-citation.json"}</w:instrText>
             </w:r>
             <w:r>
               <w:fldChar w:fldCharType="separate"/>
@@ -17882,7 +17882,7 @@
               <w:fldChar w:fldCharType="begin"/>
             </w:r>
             <w:r>
-              <w:instrText xml:space="preserve">ADDIN CSL_CITATION {"citationID":"MENDELEY_CITATION_133","citationItems":[{"id":"ITEM-133","isTemporary":false,"itemData":{"DOI":"10.1007/s42484-024-00225-5","author":[{"family":"Yan","given":"Fei"},{"family":"Iliyasu","given":"Abdullah M."},{"family":"Li","given":"Nianqiao"},{"family":"Salama","given":"Ahmed S."},{"family":"Hirota","given":"Kaoru"}],"container-title":"Quantum Machine Intelligence","id":"Yan2024","issue":"2","issued":{"date-parts":[[2024]]},"page":"86","publisher":"Springer","title":"Quantum robotics: A review of emerging trends","title-short":"Quantum robotics","type":"article-journal","volume":"6"},"suppress-author":false}],"isEdited":false,"manualOverride":{"citeprocText":"Yan et al. (2024)","isManuallyOverridden":false,"manualOverrideText":""},"mendeley":{"formattedCitation":"Yan et al. (2024)","plainTextFormattedCitation":"Yan et al. (2024)","previouslyFormattedCitation":"Yan et al. (2024)"},"properties":{"noteIndex":0},"schema":"https://github.com/citation-style-language/schema/raw/master/csl-citation.json"}</w:instrText>
+              <w:instrText xml:space="preserve">ADDIN CSL_CITATION {"citationItems":[{"id":"ITEM-1","itemData":{"DOI":"10.1007/s42484-024-00225-5","author":[{"family":"Yan","given":"Fei"},{"family":"Iliyasu","given":"Abdullah M."},{"family":"Li","given":"Nianqiao"},{"family":"Salama","given":"Ahmed S."},{"family":"Hirota","given":"Kaoru"}],"container-title":"Quantum Machine Intelligence","id":"ITEM-1","issue":"2","issued":{"date-parts":[[2024]]},"page":"86","publisher":"Springer","title":"Quantum robotics: A review of emerging trends","title-short":"Quantum robotics","type":"article-journal","volume":"6"}}],"mendeley":{"formattedCitation":"Yan et al. (2024)","plainTextFormattedCitation":"Yan et al. (2024)","previouslyFormattedCitation":"Yan et al. (2024)"},"properties":{"noteIndex":0},"schema":"https://github.com/citation-style-language/schema/raw/master/csl-citation.json"}</w:instrText>
             </w:r>
             <w:r>
               <w:fldChar w:fldCharType="separate"/>
@@ -17903,7 +17903,7 @@
               <w:fldChar w:fldCharType="begin"/>
             </w:r>
             <w:r>
-              <w:instrText xml:space="preserve">ADDIN CSL_CITATION {"citationID":"MENDELEY_CITATION_134","citationItems":[{"id":"ITEM-134","isTemporary":false,"itemData":{"URL":"https://arxiv.org/abs/2211.03464","author":[{"family":"Meyer","given":"Nico"},{"family":"Ufrecht","given":"Christian"},{"family":"Periyasamy","given":"Maniraman"},{"family":"Scherer","given":"Daniel D."},{"family":"Plinge","given":"Axel"},{"family":"Mutschler","given":"Christopher"}],"id":"Meyer2022","issued":{"date-parts":[[2022]]},"title":"A survey on quantum reinforcement learning","type":""},"suppress-author":false}],"isEdited":false,"manualOverride":{"citeprocText":"Meyer et al. (2022)","isManuallyOverridden":false,"manualOverrideText":""},"mendeley":{"formattedCitation":"Meyer et al. (2022)","plainTextFormattedCitation":"Meyer et al. (2022)","previouslyFormattedCitation":"Meyer et al. (2022)"},"properties":{"noteIndex":0},"schema":"https://github.com/citation-style-language/schema/raw/master/csl-citation.json"}</w:instrText>
+              <w:instrText xml:space="preserve">ADDIN CSL_CITATION {"citationItems":[{"id":"ITEM-1","itemData":{"URL":"https://arxiv.org/abs/2211.03464","author":[{"family":"Meyer","given":"Nico"},{"family":"Ufrecht","given":"Christian"},{"family":"Periyasamy","given":"Maniraman"},{"family":"Scherer","given":"Daniel D."},{"family":"Plinge","given":"Axel"},{"family":"Mutschler","given":"Christopher"}],"id":"ITEM-1","issued":{"date-parts":[[2022]]},"title":"A survey on quantum reinforcement learning","type":""}}],"mendeley":{"formattedCitation":"Meyer et al. (2022)","plainTextFormattedCitation":"Meyer et al. (2022)","previouslyFormattedCitation":"Meyer et al. (2022)"},"properties":{"noteIndex":0},"schema":"https://github.com/citation-style-language/schema/raw/master/csl-citation.json"}</w:instrText>
             </w:r>
             <w:r>
               <w:fldChar w:fldCharType="separate"/>
@@ -17924,7 +17924,7 @@
               <w:fldChar w:fldCharType="begin"/>
             </w:r>
             <w:r>
-              <w:instrText xml:space="preserve">ADDIN CSL_CITATION {"citationID":"MENDELEY_CITATION_135","citationItems":[{"id":"ITEM-135","isTemporary":false,"itemData":{"DOI":"10.2200/S00746ED1V01Y201612QMC010","author":[{"family":"Tandon","given":"Prateek"},{"family":"Lam","given":"Stanley"},{"family":"Shih","given":"Ben"},{"family":"Mehta","given":"Tanay"},{"family":"Mitev","given":"Alex"},{"family":"Ong","given":"Zhiyang"}],"collection-title":"Synthesis lectures on quantum computing","id":"Tandon2017","issued":{"date-parts":[[2017]]},"publisher":"Morgan &amp; Claypool Publishers","publisher-place":"San Rafael, CA, USA","title":"Quantum robotics: A primer on current science and future perspectives","title-short":"Quantum robotics","type":"book"},"suppress-author":false}],"isEdited":false,"manualOverride":{"citeprocText":"Tandon et al. (2017)","isManuallyOverridden":false,"manualOverrideText":""},"mendeley":{"formattedCitation":"Tandon et al. (2017)","plainTextFormattedCitation":"Tandon et al. (2017)","previouslyFormattedCitation":"Tandon et al. (2017)"},"properties":{"noteIndex":0},"schema":"https://github.com/citation-style-language/schema/raw/master/csl-citation.json"}</w:instrText>
+              <w:instrText xml:space="preserve">ADDIN CSL_CITATION {"citationItems":[{"id":"ITEM-1","itemData":{"DOI":"10.2200/S00746ED1V01Y201612QMC010","author":[{"family":"Tandon","given":"Prateek"},{"family":"Lam","given":"Stanley"},{"family":"Shih","given":"Ben"},{"family":"Mehta","given":"Tanay"},{"family":"Mitev","given":"Alex"},{"family":"Ong","given":"Zhiyang"}],"collection-title":"Synthesis lectures on quantum computing","id":"ITEM-1","issued":{"date-parts":[[2017]]},"publisher":"Morgan &amp; Claypool Publishers","publisher-place":"San Rafael, CA, USA","title":"Quantum robotics: A primer on current science and future perspectives","title-short":"Quantum robotics","type":"book"}}],"mendeley":{"formattedCitation":"Tandon et al. (2017)","plainTextFormattedCitation":"Tandon et al. (2017)","previouslyFormattedCitation":"Tandon et al. (2017)"},"properties":{"noteIndex":0},"schema":"https://github.com/citation-style-language/schema/raw/master/csl-citation.json"}</w:instrText>
             </w:r>
             <w:r>
               <w:fldChar w:fldCharType="separate"/>
@@ -18054,7 +18054,7 @@
         <w:fldChar w:fldCharType="begin"/>
       </w:r>
       <w:r>
-        <w:instrText xml:space="preserve">ADDIN CSL_CITATION {"citationID":"MENDELEY_CITATION_136","citationItems":[{"id":"ITEM-136","isTemporary":false,"itemData":{"DOI":"10.3389/fcomp.2019.00009","author":[{"family":"Ohzeki","given":"Masayuki"},{"family":"Miki","given":"Akira"},{"family":"Miyama","given":"Masamichi J."},{"family":"Terabe","given":"Masayoshi"}],"container-title":"Frontiers in Computer Science","id":"Ohzeki2019","issued":{"date-parts":[[2019]]},"page":"9","publisher":"Frontiers Media","title":"Control of automated guided vehicles without collision by quantum annealer and digital devices","type":"article-journal","volume":"1"},"suppress-author":false}],"isEdited":false,"manualOverride":{"citeprocText":"Ohzeki et al. (2019)","isManuallyOverridden":false,"manualOverrideText":""},"mendeley":{"formattedCitation":"Ohzeki et al. (2019)","plainTextFormattedCitation":"Ohzeki et al. (2019)","previouslyFormattedCitation":"Ohzeki et al. (2019)"},"properties":{"noteIndex":0},"schema":"https://github.com/citation-style-language/schema/raw/master/csl-citation.json"}</w:instrText>
+        <w:instrText xml:space="preserve">ADDIN CSL_CITATION {"citationItems":[{"id":"ITEM-1","itemData":{"DOI":"10.3389/fcomp.2019.00009","author":[{"family":"Ohzeki","given":"Masayuki"},{"family":"Miki","given":"Akira"},{"family":"Miyama","given":"Masamichi J."},{"family":"Terabe","given":"Masayoshi"}],"container-title":"Frontiers in Computer Science","id":"ITEM-1","issued":{"date-parts":[[2019]]},"page":"9","publisher":"Frontiers Media","title":"Control of automated guided vehicles without collision by quantum annealer and digital devices","type":"article-journal","volume":"1"}}],"mendeley":{"formattedCitation":"Ohzeki et al. (2019)","plainTextFormattedCitation":"Ohzeki et al. (2019)","previouslyFormattedCitation":"Ohzeki et al. (2019)"},"properties":{"noteIndex":0},"schema":"https://github.com/citation-style-language/schema/raw/master/csl-citation.json"}</w:instrText>
       </w:r>
       <w:r>
         <w:fldChar w:fldCharType="separate"/>
@@ -18075,7 +18075,7 @@
         <w:fldChar w:fldCharType="begin"/>
       </w:r>
       <w:r>
-        <w:instrText xml:space="preserve">ADDIN CSL_CITATION {"citationID":"MENDELEY_CITATION_137","citationItems":[{"id":"ITEM-137","isTemporary":false,"itemData":{"DOI":"10.1145/3293320.3293333","author":[{"family":"Clark","given":"James"},{"family":"West","given":"Tristan"},{"family":"Zammit","given":"Joseph Paul"},{"family":"Guo","given":"Xiaohu"},{"family":"Mason","given":"Luke"},{"family":"Russell","given":"Duncan"}],"container-title":"Proceedings of the international conference on high performance computing in asia-pacific region (HPC Asia 2019)","id":"Clark2019","issued":{"date-parts":[[2019]]},"page":"111-119","publisher":"ACM","publisher-place":"New York, NY, USA","title":"Towards real time multi-robot routing using quantum computing technologies","type":"paper-conference"},"suppress-author":false}],"isEdited":false,"manualOverride":{"citeprocText":"Clark et al. (2019)","isManuallyOverridden":false,"manualOverrideText":""},"mendeley":{"formattedCitation":"Clark et al. (2019)","plainTextFormattedCitation":"Clark et al. (2019)","previouslyFormattedCitation":"Clark et al. (2019)"},"properties":{"noteIndex":0},"schema":"https://github.com/citation-style-language/schema/raw/master/csl-citation.json"}</w:instrText>
+        <w:instrText xml:space="preserve">ADDIN CSL_CITATION {"citationItems":[{"id":"ITEM-1","itemData":{"DOI":"10.1145/3293320.3293333","author":[{"family":"Clark","given":"James"},{"family":"West","given":"Tristan"},{"family":"Zammit","given":"Joseph Paul"},{"family":"Guo","given":"Xiaohu"},{"family":"Mason","given":"Luke"},{"family":"Russell","given":"Duncan"}],"container-title":"Proceedings of the international conference on high performance computing in asia-pacific region (HPC Asia 2019)","id":"ITEM-1","issued":{"date-parts":[[2019]]},"page":"111-119","publisher":"ACM","publisher-place":"New York, NY, USA","title":"Towards real time multi-robot routing using quantum computing technologies","type":"paper-conference"}}],"mendeley":{"formattedCitation":"Clark et al. (2019)","plainTextFormattedCitation":"Clark et al. (2019)","previouslyFormattedCitation":"Clark et al. (2019)"},"properties":{"noteIndex":0},"schema":"https://github.com/citation-style-language/schema/raw/master/csl-citation.json"}</w:instrText>
       </w:r>
       <w:r>
         <w:fldChar w:fldCharType="separate"/>
@@ -18096,7 +18096,7 @@
         <w:fldChar w:fldCharType="begin"/>
       </w:r>
       <w:r>
-        <w:instrText xml:space="preserve">ADDIN CSL_CITATION {"citationID":"MENDELEY_CITATION_138","citationItems":[{"id":"ITEM-138","isTemporary":false,"itemData":{"DOI":"10.1038/s41598-025-28481-w","author":[{"family":"Quang","given":"Thinh Nguyen"},{"family":"Matsuyama","given":"Kosuke"},{"family":"Shimizu","given":"Keisuke"},{"family":"Sugano","given":"Hiroki"},{"family":"Kurimoto","given":"Eiji"},{"family":"Miki","given":"Masahiro"},{"family":"Suzuki","given":"Jumpei"},{"family":"Chen","given":"Ziyi"},{"family":"Waidyasooriya","given":"Hasitha Muthumala"},{"family":"Hariyama","given":"Masanori"},{"family":"Hitomi","given":"Masaru"},{"family":"Sawamura","given":"Kenta"},{"family":"Ohzeki","given":"Masayuki"}],"container-title":"Scientific Reports","id":"Quang2025","issued":{"date-parts":[[2025]]},"page":"44047","publisher":"Nature Publishing Group","title":"Quantum annealing-based route optimization for commercial AGV operating systems in large-scale logistics warehouses","type":"article-journal","volume":"15"},"suppress-author":false}],"isEdited":false,"manualOverride":{"citeprocText":"Quang et al. (2025)","isManuallyOverridden":false,"manualOverrideText":""},"mendeley":{"formattedCitation":"Quang et al. (2025)","plainTextFormattedCitation":"Quang et al. (2025)","previouslyFormattedCitation":"Quang et al. (2025)"},"properties":{"noteIndex":0},"schema":"https://github.com/citation-style-language/schema/raw/master/csl-citation.json"}</w:instrText>
+        <w:instrText xml:space="preserve">ADDIN CSL_CITATION {"citationItems":[{"id":"ITEM-1","itemData":{"DOI":"10.1038/s41598-025-28481-w","author":[{"family":"Quang","given":"Thinh Nguyen"},{"family":"Matsuyama","given":"Kosuke"},{"family":"Shimizu","given":"Keisuke"},{"family":"Sugano","given":"Hiroki"},{"family":"Kurimoto","given":"Eiji"},{"family":"Miki","given":"Masahiro"},{"family":"Suzuki","given":"Jumpei"},{"family":"Chen","given":"Ziyi"},{"family":"Waidyasooriya","given":"Hasitha Muthumala"},{"family":"Hariyama","given":"Masanori"},{"family":"Hitomi","given":"Masaru"},{"family":"Sawamura","given":"Kenta"},{"family":"Ohzeki","given":"Masayuki"}],"container-title":"Scientific Reports","id":"ITEM-1","issued":{"date-parts":[[2025]]},"page":"44047","publisher":"Nature Publishing Group","title":"Quantum annealing-based route optimization for commercial AGV operating systems in large-scale logistics warehouses","type":"article-journal","volume":"15"}}],"mendeley":{"formattedCitation":"Quang et al. (2025)","plainTextFormattedCitation":"Quang et al. (2025)","previouslyFormattedCitation":"Quang et al. (2025)"},"properties":{"noteIndex":0},"schema":"https://github.com/citation-style-language/schema/raw/master/csl-citation.json"}</w:instrText>
       </w:r>
       <w:r>
         <w:fldChar w:fldCharType="separate"/>
@@ -18117,7 +18117,7 @@
         <w:fldChar w:fldCharType="begin"/>
       </w:r>
       <w:r>
-        <w:instrText xml:space="preserve">ADDIN CSL_CITATION {"citationID":"MENDELEY_CITATION_139","citationItems":[{"id":"ITEM-139","isTemporary":false,"itemData":{"DOI":"10.1038/s41598-023-45668-1","author":[{"family":"Leib","given":"Dominik"},{"family":"Seidel","given":"Tobias"},{"family":"Jäger","given":"Sven"},{"family":"Heese","given":"Raoul"},{"family":"Jones","given":"Caitlin Isobel"},{"family":"Awasthi","given":"Abhishek"},{"family":"Niederle","given":"Astrid"},{"family":"Bortz","given":"Michael"}],"container-title":"Scientific Reports","id":"Leib2023","issued":{"date-parts":[[2023]]},"publisher":"Nature Publishing Group","title":"An optimization case study for solving a transport robot scheduling problem on quantum-hybrid and quantum-inspired hardware","type":"article-journal","volume":"13"},"suppress-author":false}],"isEdited":false,"manualOverride":{"citeprocText":"Leib et al. (2023)","isManuallyOverridden":false,"manualOverrideText":""},"mendeley":{"formattedCitation":"Leib et al. (2023)","plainTextFormattedCitation":"Leib et al. (2023)","previouslyFormattedCitation":"Leib et al. (2023)"},"properties":{"noteIndex":0},"schema":"https://github.com/citation-style-language/schema/raw/master/csl-citation.json"}</w:instrText>
+        <w:instrText xml:space="preserve">ADDIN CSL_CITATION {"citationItems":[{"id":"ITEM-1","itemData":{"DOI":"10.1038/s41598-023-45668-1","author":[{"family":"Leib","given":"Dominik"},{"family":"Seidel","given":"Tobias"},{"family":"Jäger","given":"Sven"},{"family":"Heese","given":"Raoul"},{"family":"Jones","given":"Caitlin Isobel"},{"family":"Awasthi","given":"Abhishek"},{"family":"Niederle","given":"Astrid"},{"family":"Bortz","given":"Michael"}],"container-title":"Scientific Reports","id":"ITEM-1","issued":{"date-parts":[[2023]]},"publisher":"Nature Publishing Group","title":"An optimization case study for solving a transport robot scheduling problem on quantum-hybrid and quantum-inspired hardware","type":"article-journal","volume":"13"}}],"mendeley":{"formattedCitation":"Leib et al. (2023)","plainTextFormattedCitation":"Leib et al. (2023)","previouslyFormattedCitation":"Leib et al. (2023)"},"properties":{"noteIndex":0},"schema":"https://github.com/citation-style-language/schema/raw/master/csl-citation.json"}</w:instrText>
       </w:r>
       <w:r>
         <w:fldChar w:fldCharType="separate"/>
@@ -18203,7 +18203,7 @@
         <w:fldChar w:fldCharType="begin"/>
       </w:r>
       <w:r>
-        <w:instrText xml:space="preserve">ADDIN CSL_CITATION {"citationID":"MENDELEY_CITATION_141","citationItems":[{"id":"ITEM-140","isTemporary":false,"itemData":{"DOI":"10.3390/math10142475","author":[{"family":"Chella","given":"Antonio"},{"family":"Gaglio","given":"Salvatore"},{"family":"Pilato","given":"Giovanni"},{"family":"Vella","given":"Filippo"},{"family":"Zammuto","given":"Salvatore"}],"container-title":"Mathematics","id":"Chella2022","issue":"14","issued":{"date-parts":[[2022]]},"page":"2475","publisher":"MDPI","title":"A quantum planner for robot motion","type":"article-journal","volume":"10"}},{"id":"ITEM-141","isTemporary":false,"itemData":{"DOI":"10.1016/j.robot.2023.104362","author":[{"family":"Chella","given":"Antonio"},{"family":"Gaglio","given":"Salvatore"},{"family":"Mannone","given":"Maria"},{"family":"Pilato","given":"Giovanni"},{"family":"Seidita","given":"Valeria"},{"family":"Vella","given":"Filippo"},{"family":"Zammuto","given":"Salvatore"}],"container-title":"Robotics and Autonomous Systems","id":"Chella2023","issued":{"date-parts":[[2023]]},"page":"104362","publisher":"Elsevier","title":"Quantum planning for swarm robotics","type":"article-journal","volume":"161"}}],"isEdited":false,"manualOverride":{"citeprocText":"(Chella et al. 2022, 2023)","isManuallyOverridden":false,"manualOverrideText":""},"mendeley":{"formattedCitation":"(Chella et al. 2022, 2023)","plainTextFormattedCitation":"(Chella et al. 2022, 2023)","previouslyFormattedCitation":"(Chella et al. 2022, 2023)"},"properties":{"noteIndex":0},"schema":"https://github.com/citation-style-language/schema/raw/master/csl-citation.json"}</w:instrText>
+        <w:instrText xml:space="preserve">ADDIN CSL_CITATION {"citationItems":[{"id":"ITEM-1","itemData":{"DOI":"10.3390/math10142475","author":[{"family":"Chella","given":"Antonio"},{"family":"Gaglio","given":"Salvatore"},{"family":"Pilato","given":"Giovanni"},{"family":"Vella","given":"Filippo"},{"family":"Zammuto","given":"Salvatore"}],"container-title":"Mathematics","id":"ITEM-1","issue":"14","issued":{"date-parts":[[2022]]},"page":"2475","publisher":"MDPI","title":"A quantum planner for robot motion","type":"article-journal","volume":"10"}},{"id":"ITEM-2","itemData":{"DOI":"10.1016/j.robot.2023.104362","author":[{"family":"Chella","given":"Antonio"},{"family":"Gaglio","given":"Salvatore"},{"family":"Mannone","given":"Maria"},{"family":"Pilato","given":"Giovanni"},{"family":"Seidita","given":"Valeria"},{"family":"Vella","given":"Filippo"},{"family":"Zammuto","given":"Salvatore"}],"container-title":"Robotics and Autonomous Systems","id":"ITEM-2","issued":{"date-parts":[[2023]]},"page":"104362","publisher":"Elsevier","title":"Quantum planning for swarm robotics","type":"article-journal","volume":"161"}}],"mendeley":{"formattedCitation":"(Chella et al. 2022, 2023)","plainTextFormattedCitation":"(Chella et al. 2022, 2023)","previouslyFormattedCitation":"(Chella et al. 2022, 2023)"},"properties":{"noteIndex":0},"schema":"https://github.com/citation-style-language/schema/raw/master/csl-citation.json"}</w:instrText>
       </w:r>
       <w:r>
         <w:fldChar w:fldCharType="separate"/>
@@ -18227,7 +18227,7 @@
         <w:fldChar w:fldCharType="begin"/>
       </w:r>
       <w:r>
-        <w:instrText xml:space="preserve">ADDIN CSL_CITATION {"citationID":"MENDELEY_CITATION_142","citationItems":[{"id":"ITEM-142","isTemporary":false,"itemData":{"DOI":"10.1016/j.robot.2025.105026","author":[{"family":"Antero","given":"Unai"},{"family":"Sierra","given":"Basilio"},{"family":"Oñativia","given":"Jon"},{"family":"Ruiz","given":"Alejandra"},{"family":"Osaba","given":"Eneko"}],"container-title":"Robotics and Autonomous Systems","id":"Antero2025","issued":{"date-parts":[[2025]]},"page":"105026","publisher":"Elsevier","title":"Robot localization aided by quantum algorithms","type":"article-journal","volume":"192"}}],"isEdited":false,"manualOverride":{"citeprocText":"(Antero et al. 2025)","isManuallyOverridden":false,"manualOverrideText":""},"mendeley":{"formattedCitation":"(Antero et al. 2025)","plainTextFormattedCitation":"(Antero et al. 2025)","previouslyFormattedCitation":"(Antero et al. 2025)"},"properties":{"noteIndex":0},"schema":"https://github.com/citation-style-language/schema/raw/master/csl-citation.json"}</w:instrText>
+        <w:instrText xml:space="preserve">ADDIN CSL_CITATION {"citationItems":[{"id":"ITEM-1","itemData":{"DOI":"10.1016/j.robot.2025.105026","author":[{"family":"Antero","given":"Unai"},{"family":"Sierra","given":"Basilio"},{"family":"Oñativia","given":"Jon"},{"family":"Ruiz","given":"Alejandra"},{"family":"Osaba","given":"Eneko"}],"container-title":"Robotics and Autonomous Systems","id":"ITEM-1","issued":{"date-parts":[[2025]]},"page":"105026","publisher":"Elsevier","title":"Robot localization aided by quantum algorithms","type":"article-journal","volume":"192"}}],"mendeley":{"formattedCitation":"(Antero et al. 2025)","plainTextFormattedCitation":"(Antero et al. 2025)","previouslyFormattedCitation":"(Antero et al. 2025)"},"properties":{"noteIndex":0},"schema":"https://github.com/citation-style-language/schema/raw/master/csl-citation.json"}</w:instrText>
       </w:r>
       <w:r>
         <w:fldChar w:fldCharType="separate"/>
@@ -18401,7 +18401,7 @@
         <w:fldChar w:fldCharType="begin"/>
       </w:r>
       <w:r>
-        <w:instrText xml:space="preserve">ADDIN CSL_CITATION {"citationID":"MENDELEY_CITATION_143","citationItems":[{"id":"ITEM-143","isTemporary":false,"itemData":{"DOI":"10.1109/ACCESS.2024.3417808","author":[{"family":"Hohenfeld","given":"Hans"},{"family":"Heimann","given":"Dirk"},{"family":"Wiebe","given":"Felix"},{"family":"Kirchner","given":"Frank"}],"container-title":"IEEE Access","id":"Hohenfeld2024","issued":{"date-parts":[[2024]]},"page":"87217-87236","publisher":"IEEE","title":"Quantum deep reinforcement learning for robot navigation tasks","type":"article-journal","volume":"12"},"suppress-author":false}],"isEdited":false,"manualOverride":{"citeprocText":"Hohenfeld et al. (2024)","isManuallyOverridden":false,"manualOverrideText":""},"mendeley":{"formattedCitation":"Hohenfeld et al. (2024)","plainTextFormattedCitation":"Hohenfeld et al. (2024)","previouslyFormattedCitation":"Hohenfeld et al. (2024)"},"properties":{"noteIndex":0},"schema":"https://github.com/citation-style-language/schema/raw/master/csl-citation.json"}</w:instrText>
+        <w:instrText xml:space="preserve">ADDIN CSL_CITATION {"citationItems":[{"id":"ITEM-1","itemData":{"DOI":"10.1109/ACCESS.2024.3417808","author":[{"family":"Hohenfeld","given":"Hans"},{"family":"Heimann","given":"Dirk"},{"family":"Wiebe","given":"Felix"},{"family":"Kirchner","given":"Frank"}],"container-title":"IEEE Access","id":"ITEM-1","issued":{"date-parts":[[2024]]},"page":"87217-87236","publisher":"IEEE","title":"Quantum deep reinforcement learning for robot navigation tasks","type":"article-journal","volume":"12"}}],"mendeley":{"formattedCitation":"Hohenfeld et al. (2024)","plainTextFormattedCitation":"Hohenfeld et al. (2024)","previouslyFormattedCitation":"Hohenfeld et al. (2024)"},"properties":{"noteIndex":0},"schema":"https://github.com/citation-style-language/schema/raw/master/csl-citation.json"}</w:instrText>
       </w:r>
       <w:r>
         <w:fldChar w:fldCharType="separate"/>
@@ -18422,7 +18422,7 @@
         <w:fldChar w:fldCharType="begin"/>
       </w:r>
       <w:r>
-        <w:instrText xml:space="preserve">ADDIN CSL_CITATION {"citationID":"MENDELEY_CITATION_144","citationItems":[{"id":"ITEM-144","isTemporary":false,"itemData":{"DOI":"10.1007/s42484-024-00226-4","author":[{"family":"Sinha","given":"Akash"},{"family":"Macaluso","given":"Antonio"},{"family":"Klusch","given":"Matthias"}],"container-title":"Quantum Machine Intelligence","id":"Sinha2023","issued":{"date-parts":[[2025]]},"page":"19","publisher":"Springer","title":"Nav-Q: Quantum deep reinforcement learning for collision-free navigation of self-driving cars","title-short":"Nav-Q","type":"article-journal","volume":"7"},"suppress-author":false}],"isEdited":false,"manualOverride":{"citeprocText":"Sinha, Macaluso, and Klusch (2025)","isManuallyOverridden":false,"manualOverrideText":""},"mendeley":{"formattedCitation":"Sinha, Macaluso, and Klusch (2025)","plainTextFormattedCitation":"Sinha, Macaluso, and Klusch (2025)","previouslyFormattedCitation":"Sinha, Macaluso, and Klusch (2025)"},"properties":{"noteIndex":0},"schema":"https://github.com/citation-style-language/schema/raw/master/csl-citation.json"}</w:instrText>
+        <w:instrText xml:space="preserve">ADDIN CSL_CITATION {"citationItems":[{"id":"ITEM-1","itemData":{"DOI":"10.1007/s42484-024-00226-4","author":[{"family":"Sinha","given":"Akash"},{"family":"Macaluso","given":"Antonio"},{"family":"Klusch","given":"Matthias"}],"container-title":"Quantum Machine Intelligence","id":"ITEM-1","issued":{"date-parts":[[2025]]},"page":"19","publisher":"Springer","title":"Nav-Q: Quantum deep reinforcement learning for collision-free navigation of self-driving cars","title-short":"Nav-Q","type":"article-journal","volume":"7"}}],"mendeley":{"formattedCitation":"Sinha, Macaluso, and Klusch (2025)","plainTextFormattedCitation":"Sinha, Macaluso, and Klusch (2025)","previouslyFormattedCitation":"Sinha, Macaluso, and Klusch (2025)"},"properties":{"noteIndex":0},"schema":"https://github.com/citation-style-language/schema/raw/master/csl-citation.json"}</w:instrText>
       </w:r>
       <w:r>
         <w:fldChar w:fldCharType="separate"/>
@@ -18443,7 +18443,7 @@
         <w:fldChar w:fldCharType="begin"/>
       </w:r>
       <w:r>
-        <w:instrText xml:space="preserve">ADDIN CSL_CITATION {"citationID":"MENDELEY_CITATION_145","citationItems":[{"id":"ITEM-145","isTemporary":false,"itemData":{"URL":"https://arxiv.org/abs/2212.11681","author":[{"family":"Acuto","given":"Alberto"},{"family":"Barillà","given":"Paola"},{"family":"Bozzolo","given":"Ludovico"},{"family":"Conterno","given":"Matteo"},{"family":"Pavese","given":"Mattia"},{"family":"Policicchio","given":"Antonio"}],"id":"Acuto2022","issued":{"date-parts":[[2022]]},"title":"Variational quantum soft actor-critic for robotic arm control","type":""},"suppress-author":false}],"isEdited":false,"manualOverride":{"citeprocText":"Acuto et al. (2022)","isManuallyOverridden":false,"manualOverrideText":""},"mendeley":{"formattedCitation":"Acuto et al. (2022)","plainTextFormattedCitation":"Acuto et al. (2022)","previouslyFormattedCitation":"Acuto et al. (2022)"},"properties":{"noteIndex":0},"schema":"https://github.com/citation-style-language/schema/raw/master/csl-citation.json"}</w:instrText>
+        <w:instrText xml:space="preserve">ADDIN CSL_CITATION {"citationItems":[{"id":"ITEM-1","itemData":{"URL":"https://arxiv.org/abs/2212.11681","author":[{"family":"Acuto","given":"Alberto"},{"family":"Barillà","given":"Paola"},{"family":"Bozzolo","given":"Ludovico"},{"family":"Conterno","given":"Matteo"},{"family":"Pavese","given":"Mattia"},{"family":"Policicchio","given":"Antonio"}],"id":"ITEM-1","issued":{"date-parts":[[2022]]},"title":"Variational quantum soft actor-critic for robotic arm control","type":""}}],"mendeley":{"formattedCitation":"Acuto et al. (2022)","plainTextFormattedCitation":"Acuto et al. (2022)","previouslyFormattedCitation":"Acuto et al. (2022)"},"properties":{"noteIndex":0},"schema":"https://github.com/citation-style-language/schema/raw/master/csl-citation.json"}</w:instrText>
       </w:r>
       <w:r>
         <w:fldChar w:fldCharType="separate"/>
@@ -18464,7 +18464,7 @@
         <w:fldChar w:fldCharType="begin"/>
       </w:r>
       <w:r>
-        <w:instrText xml:space="preserve">ADDIN CSL_CITATION {"citationID":"MENDELEY_CITATION_146","citationItems":[{"id":"ITEM-146","isTemporary":false,"itemData":{"DOI":"10.5220/0013371800003890","ISBN":"978-989-758-737-5","author":[{"family":"Drăgan","given":"Theodora-Augustina"},{"family":"Künzner","given":"Alexander"},{"family":"Wille","given":"Robert"},{"family":"Lorenz","given":"Jeanette Miriam"}],"container-title":"Proceedings of the 17th international conference on agents and artificial intelligence (ICAART 2025)","id":"Dragan2025","issued":{"date-parts":[[2025]]},"page":"807-814","publisher":"SciTePress","publisher-place":"Setúbal, Portugal","title":"Continuous quantum reinforcement learning for robot navigation","type":"paper-conference","volume":"1"},"suppress-author":false}],"isEdited":false,"manualOverride":{"citeprocText":"Drăgan et al. (2025)","isManuallyOverridden":false,"manualOverrideText":""},"mendeley":{"formattedCitation":"Drăgan et al. (2025)","plainTextFormattedCitation":"Drăgan et al. (2025)","previouslyFormattedCitation":"Drăgan et al. (2025)"},"properties":{"noteIndex":0},"schema":"https://github.com/citation-style-language/schema/raw/master/csl-citation.json"}</w:instrText>
+        <w:instrText xml:space="preserve">ADDIN CSL_CITATION {"citationItems":[{"id":"ITEM-1","itemData":{"DOI":"10.5220/0013371800003890","ISBN":"978-989-758-737-5","author":[{"family":"Drăgan","given":"Theodora-Augustina"},{"family":"Künzner","given":"Alexander"},{"family":"Wille","given":"Robert"},{"family":"Lorenz","given":"Jeanette Miriam"}],"container-title":"Proceedings of the 17th international conference on agents and artificial intelligence (ICAART 2025)","id":"ITEM-1","issued":{"date-parts":[[2025]]},"page":"807-814","publisher":"SciTePress","publisher-place":"Setúbal, Portugal","title":"Continuous quantum reinforcement learning for robot navigation","type":"paper-conference","volume":"1"}}],"mendeley":{"formattedCitation":"Drăgan et al. (2025)","plainTextFormattedCitation":"Drăgan et al. (2025)","previouslyFormattedCitation":"Drăgan et al. (2025)"},"properties":{"noteIndex":0},"schema":"https://github.com/citation-style-language/schema/raw/master/csl-citation.json"}</w:instrText>
       </w:r>
       <w:r>
         <w:fldChar w:fldCharType="separate"/>
@@ -18485,7 +18485,7 @@
         <w:fldChar w:fldCharType="begin"/>
       </w:r>
       <w:r>
-        <w:instrText xml:space="preserve">ADDIN CSL_CITATION {"citationID":"MENDELEY_CITATION_147","citationItems":[{"id":"ITEM-147","isTemporary":false,"itemData":{"URL":"https://arxiv.org/abs/2508.01690","author":[{"family":"Sun","given":"Yize"},{"family":"Hagog","given":"Mohamad"},{"family":"Weber","given":"Marc"},{"family":"Hein","given":"Daniel"},{"family":"Udluft","given":"Steffen"},{"family":"Tresp","given":"Volker"},{"family":"Ma","given":"Yunpu"}],"id":"Sun2025","issued":{"date-parts":[[2025]]},"note":"QML@QCE 2025 workshop","title":"First experience with real-time control using simulated VQC-based quantum policies","type":""},"suppress-author":false}],"isEdited":false,"manualOverride":{"citeprocText":"Sun et al. (2025)","isManuallyOverridden":false,"manualOverrideText":""},"mendeley":{"formattedCitation":"Sun et al. (2025)","plainTextFormattedCitation":"Sun et al. (2025)","previouslyFormattedCitation":"Sun et al. (2025)"},"properties":{"noteIndex":0},"schema":"https://github.com/citation-style-language/schema/raw/master/csl-citation.json"}</w:instrText>
+        <w:instrText xml:space="preserve">ADDIN CSL_CITATION {"citationItems":[{"id":"ITEM-1","itemData":{"URL":"https://arxiv.org/abs/2508.01690","author":[{"family":"Sun","given":"Yize"},{"family":"Hagog","given":"Mohamad"},{"family":"Weber","given":"Marc"},{"family":"Hein","given":"Daniel"},{"family":"Udluft","given":"Steffen"},{"family":"Tresp","given":"Volker"},{"family":"Ma","given":"Yunpu"}],"id":"ITEM-1","issued":{"date-parts":[[2025]]},"note":"QML@QCE 2025 workshop","title":"First experience with real-time control using simulated VQC-based quantum policies","type":""}}],"mendeley":{"formattedCitation":"Sun et al. (2025)","plainTextFormattedCitation":"Sun et al. (2025)","previouslyFormattedCitation":"Sun et al. (2025)"},"properties":{"noteIndex":0},"schema":"https://github.com/citation-style-language/schema/raw/master/csl-citation.json"}</w:instrText>
       </w:r>
       <w:r>
         <w:fldChar w:fldCharType="separate"/>
@@ -18506,7 +18506,7 @@
         <w:fldChar w:fldCharType="begin"/>
       </w:r>
       <w:r>
-        <w:instrText xml:space="preserve">ADDIN CSL_CITATION {"citationID":"MENDELEY_CITATION_148","citationItems":[{"id":"ITEM-148","isTemporary":false,"itemData":{"URL":"https://arxiv.org/abs/2605.01716","author":[{"family":"Ngo","given":"Nguyen Truong Thu"},{"family":"Mehtola","given":"Väinö"},{"family":"Lenssen","given":"Jérome"},{"family":"Wang","given":"Peiyong"},{"family":"Cosco","given":"Francesco"},{"family":"Lu","given":"Tien-Fu"},{"family":"Quach","given":"James Q."}],"id":"Ngo2026","issued":{"date-parts":[[2026]]},"title":"Towards real-time control of a CartPole system on a quantum computer","type":""},"suppress-author":false}],"isEdited":false,"manualOverride":{"citeprocText":"Ngo et al. (2026)","isManuallyOverridden":false,"manualOverrideText":""},"mendeley":{"formattedCitation":"Ngo et al. (2026)","plainTextFormattedCitation":"Ngo et al. (2026)","previouslyFormattedCitation":"Ngo et al. (2026)"},"properties":{"noteIndex":0},"schema":"https://github.com/citation-style-language/schema/raw/master/csl-citation.json"}</w:instrText>
+        <w:instrText xml:space="preserve">ADDIN CSL_CITATION {"citationItems":[{"id":"ITEM-1","itemData":{"URL":"https://arxiv.org/abs/2605.01716","author":[{"family":"Ngo","given":"Nguyen Truong Thu"},{"family":"Mehtola","given":"Väinö"},{"family":"Lenssen","given":"Jérome"},{"family":"Wang","given":"Peiyong"},{"family":"Cosco","given":"Francesco"},{"family":"Lu","given":"Tien-Fu"},{"family":"Quach","given":"James Q."}],"id":"ITEM-1","issued":{"date-parts":[[2026]]},"title":"Towards real-time control of a CartPole system on a quantum computer","type":""}}],"mendeley":{"formattedCitation":"Ngo et al. (2026)","plainTextFormattedCitation":"Ngo et al. (2026)","previouslyFormattedCitation":"Ngo et al. (2026)"},"properties":{"noteIndex":0},"schema":"https://github.com/citation-style-language/schema/raw/master/csl-citation.json"}</w:instrText>
       </w:r>
       <w:r>
         <w:fldChar w:fldCharType="separate"/>
@@ -18527,7 +18527,7 @@
         <w:fldChar w:fldCharType="begin"/>
       </w:r>
       <w:r>
-        <w:instrText xml:space="preserve">ADDIN CSL_CITATION {"citationID":"MENDELEY_CITATION_149","citationItems":[{"id":"ITEM-149","isTemporary":false,"itemData":{"URL":"https://arxiv.org/abs/2605.20801","author":[{"family":"Altrabulsi","given":"Mohamed Khair"},{"family":"Innan","given":"Nouhaila"},{"family":"Marchisio","given":"Alberto"},{"family":"Kashif","given":"Muhammad"},{"family":"Shafique","given":"Muhammad"}],"id":"Altrabulsi2026","issued":{"date-parts":[[2026]]},"title":"Q-SpiRL: Quantum spiking reinforcement learning for adaptive robot navigation","title-short":"Q-SpiRL","type":""},"suppress-author":false}],"isEdited":false,"manualOverride":{"citeprocText":"Altrabulsi et al. (2026)","isManuallyOverridden":false,"manualOverrideText":""},"mendeley":{"formattedCitation":"Altrabulsi et al. (2026)","plainTextFormattedCitation":"Altrabulsi et al. (2026)","previouslyFormattedCitation":"Altrabulsi et al. (2026)"},"properties":{"noteIndex":0},"schema":"https://github.com/citation-style-language/schema/raw/master/csl-citation.json"}</w:instrText>
+        <w:instrText xml:space="preserve">ADDIN CSL_CITATION {"citationItems":[{"id":"ITEM-1","itemData":{"URL":"https://arxiv.org/abs/2605.20801","author":[{"family":"Altrabulsi","given":"Mohamed Khair"},{"family":"Innan","given":"Nouhaila"},{"family":"Marchisio","given":"Alberto"},{"family":"Kashif","given":"Muhammad"},{"family":"Shafique","given":"Muhammad"}],"id":"ITEM-1","issued":{"date-parts":[[2026]]},"title":"Q-SpiRL: Quantum spiking reinforcement learning for adaptive robot navigation","title-short":"Q-SpiRL","type":""}}],"mendeley":{"formattedCitation":"Altrabulsi et al. (2026)","plainTextFormattedCitation":"Altrabulsi et al. (2026)","previouslyFormattedCitation":"Altrabulsi et al. (2026)"},"properties":{"noteIndex":0},"schema":"https://github.com/citation-style-language/schema/raw/master/csl-citation.json"}</w:instrText>
       </w:r>
       <w:r>
         <w:fldChar w:fldCharType="separate"/>
@@ -18720,7 +18720,7 @@
         <w:fldChar w:fldCharType="begin"/>
       </w:r>
       <w:r>
-        <w:instrText xml:space="preserve">ADDIN CSL_CITATION {"citationID":"MENDELEY_CITATION_150","citationItems":[{"id":"ITEM-150","isTemporary":false,"itemData":{"DOI":"10.1017/CBO9780511997716","author":[{"family":"Busemeyer","given":"Jerome R."},{"family":"Bruza","given":"Peter D."}],"id":"Busemeyer2012","issued":{"date-parts":[[2012]]},"publisher":"Cambridge University Press","publisher-place":"Cambridge, UK","title":"Quantum models of cognition and decision","type":"book"},"suppress-author":false}],"isEdited":false,"manualOverride":{"citeprocText":"Busemeyer and Bruza (2012)","isManuallyOverridden":false,"manualOverrideText":""},"mendeley":{"formattedCitation":"Busemeyer and Bruza (2012)","plainTextFormattedCitation":"Busemeyer and Bruza (2012)","previouslyFormattedCitation":"Busemeyer and Bruza (2012)"},"properties":{"noteIndex":0},"schema":"https://github.com/citation-style-language/schema/raw/master/csl-citation.json"}</w:instrText>
+        <w:instrText xml:space="preserve">ADDIN CSL_CITATION {"citationItems":[{"id":"ITEM-1","itemData":{"DOI":"10.1017/CBO9780511997716","author":[{"family":"Busemeyer","given":"Jerome R."},{"family":"Bruza","given":"Peter D."}],"id":"ITEM-1","issued":{"date-parts":[[2012]]},"publisher":"Cambridge University Press","publisher-place":"Cambridge, UK","title":"Quantum models of cognition and decision","type":"book"}}],"mendeley":{"formattedCitation":"Busemeyer and Bruza (2012)","plainTextFormattedCitation":"Busemeyer and Bruza (2012)","previouslyFormattedCitation":"Busemeyer and Bruza (2012)"},"properties":{"noteIndex":0},"schema":"https://github.com/citation-style-language/schema/raw/master/csl-citation.json"}</w:instrText>
       </w:r>
       <w:r>
         <w:fldChar w:fldCharType="separate"/>
@@ -18744,7 +18744,7 @@
         <w:fldChar w:fldCharType="begin"/>
       </w:r>
       <w:r>
-        <w:instrText xml:space="preserve">ADDIN CSL_CITATION {"citationID":"MENDELEY_CITATION_151","citationItems":[{"id":"ITEM-151","isTemporary":false,"itemData":{"DOI":"10.1017/S0140525X12001525","author":[{"family":"Pothos","given":"Emmanuel M."},{"family":"Busemeyer","given":"Jerome R."}],"container-title":"Behavioral and Brain Sciences","id":"Pothos2013","issue":"3","issued":{"date-parts":[[2013]]},"page":"255-274","publisher":"Cambridge University Press","title":"Can quantum probability provide a new direction for cognitive modeling?","type":"article-journal","volume":"36"},"suppress-author":false}],"isEdited":false,"manualOverride":{"citeprocText":"Pothos and Busemeyer (2013)","isManuallyOverridden":false,"manualOverrideText":""},"mendeley":{"formattedCitation":"Pothos and Busemeyer (2013)","plainTextFormattedCitation":"Pothos and Busemeyer (2013)","previouslyFormattedCitation":"Pothos and Busemeyer (2013)"},"properties":{"noteIndex":0},"schema":"https://github.com/citation-style-language/schema/raw/master/csl-citation.json"}</w:instrText>
+        <w:instrText xml:space="preserve">ADDIN CSL_CITATION {"citationItems":[{"id":"ITEM-1","itemData":{"DOI":"10.1017/S0140525X12001525","author":[{"family":"Pothos","given":"Emmanuel M."},{"family":"Busemeyer","given":"Jerome R."}],"container-title":"Behavioral and Brain Sciences","id":"ITEM-1","issue":"3","issued":{"date-parts":[[2013]]},"page":"255-274","publisher":"Cambridge University Press","title":"Can quantum probability provide a new direction for cognitive modeling?","type":"article-journal","volume":"36"}}],"mendeley":{"formattedCitation":"Pothos and Busemeyer (2013)","plainTextFormattedCitation":"Pothos and Busemeyer (2013)","previouslyFormattedCitation":"Pothos and Busemeyer (2013)"},"properties":{"noteIndex":0},"schema":"https://github.com/citation-style-language/schema/raw/master/csl-citation.json"}</w:instrText>
       </w:r>
       <w:r>
         <w:fldChar w:fldCharType="separate"/>
@@ -18765,7 +18765,7 @@
         <w:fldChar w:fldCharType="begin"/>
       </w:r>
       <w:r>
-        <w:instrText xml:space="preserve">ADDIN CSL_CITATION {"citationID":"MENDELEY_CITATION_152","citationItems":[{"id":"ITEM-152","isTemporary":false,"itemData":{"DOI":"10.3390/e25040548","author":[{"family":"Widdows","given":"Dominic"},{"family":"Rani","given":"Jyoti"},{"family":"Pothos","given":"Emmanuel M."}],"container-title":"Entropy","id":"Widdows2023","issue":"4","issued":{"date-parts":[[2023]]},"page":"548","publisher":"MDPI","title":"Quantum circuit components for cognitive decision-making","type":"article-journal","volume":"25"},"suppress-author":false}],"isEdited":false,"manualOverride":{"citeprocText":"Widdows, Rani, and Pothos (2023)","isManuallyOverridden":false,"manualOverrideText":""},"mendeley":{"formattedCitation":"Widdows, Rani, and Pothos (2023)","plainTextFormattedCitation":"Widdows, Rani, and Pothos (2023)","previouslyFormattedCitation":"Widdows, Rani, and Pothos (2023)"},"properties":{"noteIndex":0},"schema":"https://github.com/citation-style-language/schema/raw/master/csl-citation.json"}</w:instrText>
+        <w:instrText xml:space="preserve">ADDIN CSL_CITATION {"citationItems":[{"id":"ITEM-1","itemData":{"DOI":"10.3390/e25040548","author":[{"family":"Widdows","given":"Dominic"},{"family":"Rani","given":"Jyoti"},{"family":"Pothos","given":"Emmanuel M."}],"container-title":"Entropy","id":"ITEM-1","issue":"4","issued":{"date-parts":[[2023]]},"page":"548","publisher":"MDPI","title":"Quantum circuit components for cognitive decision-making","type":"article-journal","volume":"25"}}],"mendeley":{"formattedCitation":"Widdows, Rani, and Pothos (2023)","plainTextFormattedCitation":"Widdows, Rani, and Pothos (2023)","previouslyFormattedCitation":"Widdows, Rani, and Pothos (2023)"},"properties":{"noteIndex":0},"schema":"https://github.com/citation-style-language/schema/raw/master/csl-citation.json"}</w:instrText>
       </w:r>
       <w:r>
         <w:fldChar w:fldCharType="separate"/>
@@ -18935,7 +18935,7 @@
               <w:fldChar w:fldCharType="begin"/>
             </w:r>
             <w:r>
-              <w:instrText xml:space="preserve">ADDIN CSL_CITATION {"citationID":"MENDELEY_CITATION_158","citationItems":[{"id":"ITEM-153","isTemporary":false,"itemData":{"DOI":"10.3389/fcomp.2019.00009","author":[{"family":"Ohzeki","given":"Masayuki"},{"family":"Miki","given":"Akira"},{"family":"Miyama","given":"Masamichi J."},{"family":"Terabe","given":"Masayoshi"}],"container-title":"Frontiers in Computer Science","id":"Ohzeki2019","issued":{"date-parts":[[2019]]},"page":"9","publisher":"Frontiers Media","title":"Control of automated guided vehicles without collision by quantum annealer and digital devices","type":"article-journal","volume":"1"}},{"id":"ITEM-154","isTemporary":false,"itemData":{"DOI":"10.1145/3293320.3293333","author":[{"family":"Clark","given":"James"},{"family":"West","given":"Tristan"},{"family":"Zammit","given":"Joseph Paul"},{"family":"Guo","given":"Xiaohu"},{"family":"Mason","given":"Luke"},{"family":"Russell","given":"Duncan"}],"container-title":"Proceedings of the international conference on high performance computing in asia-pacific region (HPC Asia 2019)","id":"Clark2019","issued":{"date-parts":[[2019]]},"page":"111-119","publisher":"ACM","publisher-place":"New York, NY, USA","title":"Towards real time multi-robot routing using quantum computing technologies","type":"paper-conference"}},{"id":"ITEM-155","isTemporary":false,"itemData":{"DOI":"10.1038/s41598-025-28481-w","author":[{"family":"Quang","given":"Thinh Nguyen"},{"family":"Matsuyama","given":"Kosuke"},{"family":"Shimizu","given":"Keisuke"},{"family":"Sugano","given":"Hiroki"},{"family":"Kurimoto","given":"Eiji"},{"family":"Miki","given":"Masahiro"},{"family":"Suzuki","given":"Jumpei"},{"family":"Chen","given":"Ziyi"},{"family":"Waidyasooriya","given":"Hasitha Muthumala"},{"family":"Hariyama","given":"Masanori"},{"family":"Hitomi","given":"Masaru"},{"family":"Sawamura","given":"Kenta"},{"family":"Ohzeki","given":"Masayuki"}],"container-title":"Scientific Reports","id":"Quang2025","issued":{"date-parts":[[2025]]},"page":"44047","publisher":"Nature Publishing Group","title":"Quantum annealing-based route optimization for commercial AGV operating systems in large-scale logistics warehouses","type":"article-journal","volume":"15"}},{"id":"ITEM-156","isTemporary":false,"itemData":{"DOI":"10.1038/s41598-024-72101-y","author":[{"family":"Śmierzchalski","given":"Tomasz"},{"family":"Pawłowski","given":"Jakub"},{"family":"Przybysz","given":"Artur"},{"family":"Pawela","given":"Łukasz"},{"family":"Puchała","given":"Zbigniew"},{"family":"Koniorczyk","given":"Mátyás"},{"family":"Gardas","given":"Bartłomiej"},{"family":"Deffner","given":"Sebastian"},{"family":"Domino","given":"Krzysztof"}],"container-title":"Scientific Reports","id":"Smierzchalski2024","issued":{"date-parts":[[2024]]},"page":"21809","publisher":"Nature Publishing Group","title":"Hybrid quantum-classical computation for automatic guided vehicles scheduling","type":"article-journal","volume":"14"}},{"id":"ITEM-157","isTemporary":false,"itemData":{"DOI":"10.1038/s41598-023-45668-1","author":[{"family":"Leib","given":"Dominik"},{"family":"Seidel","given":"Tobias"},{"family":"Jäger","given":"Sven"},{"family":"Heese","given":"Raoul"},{"family":"Jones","given":"Caitlin Isobel"},{"family":"Awasthi","given":"Abhishek"},{"family":"Niederle","given":"Astrid"},{"family":"Bortz","given":"Michael"}],"container-title":"Scientific Reports","id":"Leib2023","issued":{"date-parts":[[2023]]},"publisher":"Nature Publishing Group","title":"An optimization case study for solving a transport robot scheduling problem on quantum-hybrid and quantum-inspired hardware","type":"article-journal","volume":"13"}},{"id":"ITEM-158","isTemporary":false,"itemData":{"DOI":"10.1515/auto-2023-0072","author":[{"family":"Windmann","given":"Stefan"}],"container-title":"at – Automatisierungstechnik","id":"Windmann2023","issued":{"date-parts":[[2023]]},"title":"Quantum computer-aided job scheduling for storage and retrieval systems","type":"article-journal"}}],"isEdited":false,"manualOverride":{"citeprocText":"(Ohzeki et al. 2019; Clark et al. 2019; Quang et al. 2025; Śmierzchalski et al. 2024; Leib et al. 2023; Windmann 2023)","isManuallyOverridden":false,"manualOverrideText":""},"mendeley":{"formattedCitation":"(Ohzeki et al. 2019; Clark et al. 2019; Quang et al. 2025; Śmierzchalski et al. 2024; Leib et al. 2023; Windmann 2023)","plainTextFormattedCitation":"(Ohzeki et al. 2019; Clark et al. 2019; Quang et al. 2025; Śmierzchalski et al. 2024; Leib et al. 2023; Windmann 2023)","previouslyFormattedCitation":"(Ohzeki et al. 2019; Clark et al. 2019; Quang et al. 2025; Śmierzchalski et al. 2024; Leib et al. 2023; Windmann 2023)"},"properties":{"noteIndex":0},"schema":"https://github.com/citation-style-language/schema/raw/master/csl-citation.json"}</w:instrText>
+              <w:instrText xml:space="preserve">ADDIN CSL_CITATION {"citationItems":[{"id":"ITEM-1","itemData":{"DOI":"10.3389/fcomp.2019.00009","author":[{"family":"Ohzeki","given":"Masayuki"},{"family":"Miki","given":"Akira"},{"family":"Miyama","given":"Masamichi J."},{"family":"Terabe","given":"Masayoshi"}],"container-title":"Frontiers in Computer Science","id":"ITEM-1","issued":{"date-parts":[[2019]]},"page":"9","publisher":"Frontiers Media","title":"Control of automated guided vehicles without collision by quantum annealer and digital devices","type":"article-journal","volume":"1"}},{"id":"ITEM-2","itemData":{"DOI":"10.1145/3293320.3293333","author":[{"family":"Clark","given":"James"},{"family":"West","given":"Tristan"},{"family":"Zammit","given":"Joseph Paul"},{"family":"Guo","given":"Xiaohu"},{"family":"Mason","given":"Luke"},{"family":"Russell","given":"Duncan"}],"container-title":"Proceedings of the international conference on high performance computing in asia-pacific region (HPC Asia 2019)","id":"ITEM-2","issued":{"date-parts":[[2019]]},"page":"111-119","publisher":"ACM","publisher-place":"New York, NY, USA","title":"Towards real time multi-robot routing using quantum computing technologies","type":"paper-conference"}},{"id":"ITEM-3","itemData":{"DOI":"10.1038/s41598-025-28481-w","author":[{"family":"Quang","given":"Thinh Nguyen"},{"family":"Matsuyama","given":"Kosuke"},{"family":"Shimizu","given":"Keisuke"},{"family":"Sugano","given":"Hiroki"},{"family":"Kurimoto","given":"Eiji"},{"family":"Miki","given":"Masahiro"},{"family":"Suzuki","given":"Jumpei"},{"family":"Chen","given":"Ziyi"},{"family":"Waidyasooriya","given":"Hasitha Muthumala"},{"family":"Hariyama","given":"Masanori"},{"family":"Hitomi","given":"Masaru"},{"family":"Sawamura","given":"Kenta"},{"family":"Ohzeki","given":"Masayuki"}],"container-title":"Scientific Reports","id":"ITEM-3","issued":{"date-parts":[[2025]]},"page":"44047","publisher":"Nature Publishing Group","title":"Quantum annealing-based route optimization for commercial AGV operating systems in large-scale logistics warehouses","type":"article-journal","volume":"15"}},{"id":"ITEM-4","itemData":{"DOI":"10.1038/s41598-024-72101-y","author":[{"family":"Śmierzchalski","given":"Tomasz"},{"family":"Pawłowski","given":"Jakub"},{"family":"Przybysz","given":"Artur"},{"family":"Pawela","given":"Łukasz"},{"family":"Puchała","given":"Zbigniew"},{"family":"Koniorczyk","given":"Mátyás"},{"family":"Gardas","given":"Bartłomiej"},{"family":"Deffner","given":"Sebastian"},{"family":"Domino","given":"Krzysztof"}],"container-title":"Scientific Reports","id":"ITEM-4","issued":{"date-parts":[[2024]]},"page":"21809","publisher":"Nature Publishing Group","title":"Hybrid quantum-classical computation for automatic guided vehicles scheduling","type":"article-journal","volume":"14"}},{"id":"ITEM-5","itemData":{"DOI":"10.1038/s41598-023-45668-1","author":[{"family":"Leib","given":"Dominik"},{"family":"Seidel","given":"Tobias"},{"family":"Jäger","given":"Sven"},{"family":"Heese","given":"Raoul"},{"family":"Jones","given":"Caitlin Isobel"},{"family":"Awasthi","given":"Abhishek"},{"family":"Niederle","given":"Astrid"},{"family":"Bortz","given":"Michael"}],"container-title":"Scientific Reports","id":"ITEM-5","issued":{"date-parts":[[2023]]},"publisher":"Nature Publishing Group","title":"An optimization case study for solving a transport robot scheduling problem on quantum-hybrid and quantum-inspired hardware","type":"article-journal","volume":"13"}},{"id":"ITEM-6","itemData":{"DOI":"10.1515/auto-2023-0072","author":[{"family":"Windmann","given":"Stefan"}],"container-title":"at – Automatisierungstechnik","id":"ITEM-6","issued":{"date-parts":[[2023]]},"title":"Quantum computer-aided job scheduling for storage and retrieval systems","type":"article-journal"}}],"mendeley":{"formattedCitation":"(Ohzeki et al. 2019; Clark et al. 2019; Quang et al. 2025; Śmierzchalski et al. 2024; Leib et al. 2023; Windmann 2023)","plainTextFormattedCitation":"(Ohzeki et al. 2019; Clark et al. 2019; Quang et al. 2025; Śmierzchalski et al. 2024; Leib et al. 2023; Windmann 2023)","previouslyFormattedCitation":"(Ohzeki et al. 2019; Clark et al. 2019; Quang et al. 2025; Śmierzchalski et al. 2024; Leib et al. 2023; Windmann 2023)"},"properties":{"noteIndex":0},"schema":"https://github.com/citation-style-language/schema/raw/master/csl-citation.json"}</w:instrText>
             </w:r>
             <w:r>
               <w:fldChar w:fldCharType="separate"/>
@@ -19012,7 +19012,7 @@
               <w:fldChar w:fldCharType="begin"/>
             </w:r>
             <w:r>
-              <w:instrText xml:space="preserve">ADDIN CSL_CITATION {"citationID":"MENDELEY_CITATION_160","citationItems":[{"id":"ITEM-159","isTemporary":false,"itemData":{"URL":"https://proceedings.mlr.press/v267/gerlach25a.html","author":[{"family":"Gerlach","given":"Thore"},{"family":"Lee","given":"Loong Kuan"},{"family":"Barbaresco","given":"Frederic"},{"family":"Piatkowski","given":"Nico"}],"collection-title":"Proceedings of machine learning research","container-title":"Proceedings of the 42nd international conference on machine learning","editor":[{"family":"Singh","given":"Aarti"},{"family":"Fazel","given":"Maryam"},{"family":"Hsu","given":"Daniel"},{"family":"Lacoste-Julien","given":"Simon"},{"family":"Berkenkamp","given":"Felix"},{"family":"Maharaj","given":"Tegan"},{"family":"Wagstaff","given":"Kiri"},{"family":"Zhu","given":"Jerry"}],"id":"Gerlach2025","issued":{"date-parts":[[2025]]},"page":"19161-19171","publisher":"PMLR","publisher-place":"Vancouver, Canada","title":"Hybrid quantum-classical multi-agent pathfinding","type":"paper-conference","volume":"267"}},{"id":"ITEM-160","isTemporary":false,"itemData":{"URL":"https://arxiv.org/abs/2602.14799","author":[{"family":"González Villasmil","given":"Javier"}],"id":"GonzalezVillasmil2026","issued":{"date-parts":[[2026]]},"title":"Scalable multi-robot path planning via quadratic unconstrained binary optimization","type":""}}],"isEdited":false,"manualOverride":{"citeprocText":"(Gerlach et al. 2025; González Villasmil 2026)","isManuallyOverridden":false,"manualOverrideText":""},"mendeley":{"formattedCitation":"(Gerlach et al. 2025; González Villasmil 2026)","plainTextFormattedCitation":"(Gerlach et al. 2025; González Villasmil 2026)","previouslyFormattedCitation":"(Gerlach et al. 2025; González Villasmil 2026)"},"properties":{"noteIndex":0},"schema":"https://github.com/citation-style-language/schema/raw/master/csl-citation.json"}</w:instrText>
+              <w:instrText xml:space="preserve">ADDIN CSL_CITATION {"citationItems":[{"id":"ITEM-1","itemData":{"URL":"https://proceedings.mlr.press/v267/gerlach25a.html","author":[{"family":"Gerlach","given":"Thore"},{"family":"Lee","given":"Loong Kuan"},{"family":"Barbaresco","given":"Frederic"},{"family":"Piatkowski","given":"Nico"}],"collection-title":"Proceedings of machine learning research","container-title":"Proceedings of the 42nd international conference on machine learning","editor":[{"family":"Singh","given":"Aarti"},{"family":"Fazel","given":"Maryam"},{"family":"Hsu","given":"Daniel"},{"family":"Lacoste-Julien","given":"Simon"},{"family":"Berkenkamp","given":"Felix"},{"family":"Maharaj","given":"Tegan"},{"family":"Wagstaff","given":"Kiri"},{"family":"Zhu","given":"Jerry"}],"id":"ITEM-1","issued":{"date-parts":[[2025]]},"page":"19161-19171","publisher":"PMLR","publisher-place":"Vancouver, Canada","title":"Hybrid quantum-classical multi-agent pathfinding","type":"paper-conference","volume":"267"}},{"id":"ITEM-2","itemData":{"URL":"https://arxiv.org/abs/2602.14799","author":[{"family":"González Villasmil","given":"Javier"}],"id":"ITEM-2","issued":{"date-parts":[[2026]]},"title":"Scalable multi-robot path planning via quadratic unconstrained binary optimization","type":""}}],"mendeley":{"formattedCitation":"(Gerlach et al. 2025; González Villasmil 2026)","plainTextFormattedCitation":"(Gerlach et al. 2025; González Villasmil 2026)","previouslyFormattedCitation":"(Gerlach et al. 2025; González Villasmil 2026)"},"properties":{"noteIndex":0},"schema":"https://github.com/citation-style-language/schema/raw/master/csl-citation.json"}</w:instrText>
             </w:r>
             <w:r>
               <w:fldChar w:fldCharType="separate"/>
@@ -19089,7 +19089,7 @@
               <w:fldChar w:fldCharType="begin"/>
             </w:r>
             <w:r>
-              <w:instrText xml:space="preserve">ADDIN CSL_CITATION {"citationID":"MENDELEY_CITATION_163","citationItems":[{"id":"ITEM-161","isTemporary":false,"itemData":{"DOI":"10.1103/PhysRevApplied.18.054045","author":[{"family":"Schuetz","given":"Martin J. A."},{"family":"Brubaker","given":"J. Kyle"},{"family":"Montagu","given":"Henry"},{"dropping-particle":"van","family":"Dijk","given":"Yannick"},{"family":"Klepsch","given":"Johannes"},{"family":"Ross","given":"Philipp"},{"family":"Luckow","given":"Andre"},{"family":"Resende","given":"Mauricio G. C."},{"family":"Katzgraber","given":"Helmut G."}],"container-title":"Physical Review Applied","id":"Schuetz2022","issue":"5","issued":{"date-parts":[[2022]]},"page":"054045","publisher":"American Physical Society","title":"Optimization of robot-trajectory planning with nature-inspired and hybrid quantum algorithms","type":"article-journal","volume":"18"}},{"id":"ITEM-162","isTemporary":false,"itemData":{"DOI":"10.1016/j.procir.2025.01.099","author":[{"family":"Willmann","given":"Moritz"},{"family":"Albus","given":"Marcel"},{"family":"Schnabel","given":"Jan"},{"family":"Roth","given":"Marco"}],"container-title":"Procedia CIRP","id":"Willmann2025","issued":{"date-parts":[[2025]]},"note":"58th CIRP Conference on Manufacturing Systems","page":"25-30","publisher":"Elsevier","title":"Application of quantum annealing for scalable robotic assembly line optimization: A case study","title-short":"Application of quantum annealing for scalable robotic assembly line optimization","type":"article-journal","volume":"134"}},{"id":"ITEM-163","isTemporary":false,"itemData":{"DOI":"10.1109/QCE65121.2025.10359","author":[{"family":"Osaba","given":"Eneko"},{"family":"Garrote","given":"Estibaliz"},{"family":"Miranda-Rodriguez","given":"Pablo"},{"family":"Ciacco","given":"Alessia"},{"family":"Cabanes","given":"Itziar"},{"family":"Mancisidor","given":"Aitziber"}],"container-title":"2025 IEEE international conference on quantum computing and engineering (QCE)","id":"Osaba2025","issued":{"date-parts":[[2025]]},"page":"388-389","publisher":"IEEE","publisher-place":"Albuquerque, NM, USA","title":"Quantum-assisted automatic path-planning for robotic quality inspection in Industry 4.0","type":"paper-conference","volume":"2"}}],"isEdited":false,"manualOverride":{"citeprocText":"(Schuetz et al. 2022; Willmann et al. 2025; Osaba, Garrote, et al. 2025)","isManuallyOverridden":false,"manualOverrideText":""},"mendeley":{"formattedCitation":"(Schuetz et al. 2022; Willmann et al. 2025; Osaba, Garrote, et al. 2025)","plainTextFormattedCitation":"(Schuetz et al. 2022; Willmann et al. 2025; Osaba, Garrote, et al. 2025)","previouslyFormattedCitation":"(Schuetz et al. 2022; Willmann et al. 2025; Osaba, Garrote, et al. 2025)"},"properties":{"noteIndex":0},"schema":"https://github.com/citation-style-language/schema/raw/master/csl-citation.json"}</w:instrText>
+              <w:instrText xml:space="preserve">ADDIN CSL_CITATION {"citationItems":[{"id":"ITEM-1","itemData":{"DOI":"10.1103/PhysRevApplied.18.054045","author":[{"family":"Schuetz","given":"Martin J. A."},{"family":"Brubaker","given":"J. Kyle"},{"family":"Montagu","given":"Henry"},{"dropping-particle":"van","family":"Dijk","given":"Yannick"},{"family":"Klepsch","given":"Johannes"},{"family":"Ross","given":"Philipp"},{"family":"Luckow","given":"Andre"},{"family":"Resende","given":"Mauricio G. C."},{"family":"Katzgraber","given":"Helmut G."}],"container-title":"Physical Review Applied","id":"ITEM-1","issue":"5","issued":{"date-parts":[[2022]]},"page":"054045","publisher":"American Physical Society","title":"Optimization of robot-trajectory planning with nature-inspired and hybrid quantum algorithms","type":"article-journal","volume":"18"}},{"id":"ITEM-2","itemData":{"DOI":"10.1016/j.procir.2025.01.099","author":[{"family":"Willmann","given":"Moritz"},{"family":"Albus","given":"Marcel"},{"family":"Schnabel","given":"Jan"},{"family":"Roth","given":"Marco"}],"container-title":"Procedia CIRP","id":"ITEM-2","issued":{"date-parts":[[2025]]},"note":"58th CIRP Conference on Manufacturing Systems","page":"25-30","publisher":"Elsevier","title":"Application of quantum annealing for scalable robotic assembly line optimization: A case study","title-short":"Application of quantum annealing for scalable robotic assembly line optimization","type":"article-journal","volume":"134"}},{"id":"ITEM-3","itemData":{"DOI":"10.1109/QCE65121.2025.10359","author":[{"family":"Osaba","given":"Eneko"},{"family":"Garrote","given":"Estibaliz"},{"family":"Miranda-Rodriguez","given":"Pablo"},{"family":"Ciacco","given":"Alessia"},{"family":"Cabanes","given":"Itziar"},{"family":"Mancisidor","given":"Aitziber"}],"container-title":"2025 IEEE international conference on quantum computing and engineering (QCE)","id":"ITEM-3","issued":{"date-parts":[[2025]]},"page":"388-389","publisher":"IEEE","publisher-place":"Albuquerque, NM, USA","title":"Quantum-assisted automatic path-planning for robotic quality inspection in Industry 4.0","type":"paper-conference","volume":"2"}}],"mendeley":{"formattedCitation":"(Schuetz et al. 2022; Willmann et al. 2025; Osaba, Garrote, et al. 2025)","plainTextFormattedCitation":"(Schuetz et al. 2022; Willmann et al. 2025; Osaba, Garrote, et al. 2025)","previouslyFormattedCitation":"(Schuetz et al. 2022; Willmann et al. 2025; Osaba, Garrote, et al. 2025)"},"properties":{"noteIndex":0},"schema":"https://github.com/citation-style-language/schema/raw/master/csl-citation.json"}</w:instrText>
             </w:r>
             <w:r>
               <w:fldChar w:fldCharType="separate"/>
@@ -19166,7 +19166,7 @@
               <w:fldChar w:fldCharType="begin"/>
             </w:r>
             <w:r>
-              <w:instrText xml:space="preserve">ADDIN CSL_CITATION {"citationID":"MENDELEY_CITATION_164","citationItems":[{"id":"ITEM-164","isTemporary":false,"itemData":{"DOI":"10.3390/a14070194","author":[{"family":"Atchade-Adelomou","given":"Parfait"},{"family":"Alonso-Linaje","given":"Guillermo"},{"family":"Albo-Canals","given":"Jordi"},{"family":"Casado-Fauli","given":"Daniel"}],"container-title":"Algorithms","id":"AtchadeAdelomou2021","issue":"7","issued":{"date-parts":[[2021]]},"page":"194","publisher":"MDPI","title":"qRobot: A quantum computing approach in mobile robot order picking and batching problem solver optimization","title-short":"qRobot","type":"article-journal","volume":"14"}}],"isEdited":false,"manualOverride":{"citeprocText":"(Atchade-Adelomou et al. 2021)","isManuallyOverridden":false,"manualOverrideText":""},"mendeley":{"formattedCitation":"(Atchade-Adelomou et al. 2021)","plainTextFormattedCitation":"(Atchade-Adelomou et al. 2021)","previouslyFormattedCitation":"(Atchade-Adelomou et al. 2021)"},"properties":{"noteIndex":0},"schema":"https://github.com/citation-style-language/schema/raw/master/csl-citation.json"}</w:instrText>
+              <w:instrText xml:space="preserve">ADDIN CSL_CITATION {"citationItems":[{"id":"ITEM-1","itemData":{"DOI":"10.3390/a14070194","author":[{"family":"Atchade-Adelomou","given":"Parfait"},{"family":"Alonso-Linaje","given":"Guillermo"},{"family":"Albo-Canals","given":"Jordi"},{"family":"Casado-Fauli","given":"Daniel"}],"container-title":"Algorithms","id":"ITEM-1","issue":"7","issued":{"date-parts":[[2021]]},"page":"194","publisher":"MDPI","title":"qRobot: A quantum computing approach in mobile robot order picking and batching problem solver optimization","title-short":"qRobot","type":"article-journal","volume":"14"}}],"mendeley":{"formattedCitation":"(Atchade-Adelomou et al. 2021)","plainTextFormattedCitation":"(Atchade-Adelomou et al. 2021)","previouslyFormattedCitation":"(Atchade-Adelomou et al. 2021)"},"properties":{"noteIndex":0},"schema":"https://github.com/citation-style-language/schema/raw/master/csl-citation.json"}</w:instrText>
             </w:r>
             <w:r>
               <w:fldChar w:fldCharType="separate"/>
@@ -19243,7 +19243,7 @@
               <w:fldChar w:fldCharType="begin"/>
             </w:r>
             <w:r>
-              <w:instrText xml:space="preserve">ADDIN CSL_CITATION {"citationID":"MENDELEY_CITATION_167","citationItems":[{"id":"ITEM-165","isTemporary":false,"itemData":{"DOI":"10.1038/s41598-025-12109-0","author":[{"family":"Otani","given":"Takuya"},{"family":"Takanishi","given":"Atsuo"},{"family":"Hara","given":"Nobuyuki"},{"family":"Takita","given":"Yutaka"},{"family":"Kimura","given":"Koichi"}],"container-title":"Scientific Reports","id":"Otani2025","issued":{"date-parts":[[2025]]},"page":"28508","publisher":"Nature Publishing Group","title":"Quantum computation for robot posture optimization","type":"article-journal","volume":"15"}},{"id":"ITEM-166","isTemporary":false,"itemData":{"DOI":"10.1038/s41598-025-34346-z","author":[{"family":"Salloum","given":"Hadi"},{"family":"Savin","given":"Sergei"},{"family":"Kholodov","given":"Yaroslav"},{"family":"Ryzhakov","given":"Gleb"},{"family":"Farina","given":"Mirko"},{"family":"Oseledets","given":"Ivan"}],"container-title":"Scientific Reports","id":"Salloum2026","issued":{"date-parts":[[2026]]},"page":"4244","publisher":"Nature Publishing Group","title":"Quantum annealing for inverse kinematics in robotics","type":"article-journal","volume":"16"}},{"id":"ITEM-167","isTemporary":false,"itemData":{"author":[{"family":"Nigatu","given":"Hassen"},{"family":"Shi","given":"Gaokun"},{"family":"Li","given":"Jituo"},{"family":"Wang","given":"Jin"},{"family":"Lu","given":"Guodong"},{"family":"Li","given":"Howard"}],"container-title":"IEEE Robotics and Automation Letters","id":"Nigatu2025","issued":{"date-parts":[[2025]]},"note":"Accepted October 2025; preprint arXiv:2509.07216","title":"Quantum machine learning and Grover’s algorithm for quantum optimization of robotic manipulators","type":"article-journal"}}],"isEdited":false,"manualOverride":{"citeprocText":"(Otani et al. 2025; Salloum et al. 2026; Nigatu et al. 2025)","isManuallyOverridden":false,"manualOverrideText":""},"mendeley":{"formattedCitation":"(Otani et al. 2025; Salloum et al. 2026; Nigatu et al. 2025)","plainTextFormattedCitation":"(Otani et al. 2025; Salloum et al. 2026; Nigatu et al. 2025)","previouslyFormattedCitation":"(Otani et al. 2025; Salloum et al. 2026; Nigatu et al. 2025)"},"properties":{"noteIndex":0},"schema":"https://github.com/citation-style-language/schema/raw/master/csl-citation.json"}</w:instrText>
+              <w:instrText xml:space="preserve">ADDIN CSL_CITATION {"citationItems":[{"id":"ITEM-1","itemData":{"DOI":"10.1038/s41598-025-12109-0","author":[{"family":"Otani","given":"Takuya"},{"family":"Takanishi","given":"Atsuo"},{"family":"Hara","given":"Nobuyuki"},{"family":"Takita","given":"Yutaka"},{"family":"Kimura","given":"Koichi"}],"container-title":"Scientific Reports","id":"ITEM-1","issued":{"date-parts":[[2025]]},"page":"28508","publisher":"Nature Publishing Group","title":"Quantum computation for robot posture optimization","type":"article-journal","volume":"15"}},{"id":"ITEM-2","itemData":{"DOI":"10.1038/s41598-025-34346-z","author":[{"family":"Salloum","given":"Hadi"},{"family":"Savin","given":"Sergei"},{"family":"Kholodov","given":"Yaroslav"},{"family":"Ryzhakov","given":"Gleb"},{"family":"Farina","given":"Mirko"},{"family":"Oseledets","given":"Ivan"}],"container-title":"Scientific Reports","id":"ITEM-2","issued":{"date-parts":[[2026]]},"page":"4244","publisher":"Nature Publishing Group","title":"Quantum annealing for inverse kinematics in robotics","type":"article-journal","volume":"16"}},{"id":"ITEM-3","itemData":{"author":[{"family":"Nigatu","given":"Hassen"},{"family":"Shi","given":"Gaokun"},{"family":"Li","given":"Jituo"},{"family":"Wang","given":"Jin"},{"family":"Lu","given":"Guodong"},{"family":"Li","given":"Howard"}],"container-title":"IEEE Robotics and Automation Letters","id":"ITEM-3","issued":{"date-parts":[[2025]]},"note":"Accepted October 2025; preprint arXiv:2509.07216","title":"Quantum machine learning and Grover’s algorithm for quantum optimization of robotic manipulators","type":"article-journal"}}],"mendeley":{"formattedCitation":"(Otani et al. 2025; Salloum et al. 2026; Nigatu et al. 2025)","plainTextFormattedCitation":"(Otani et al. 2025; Salloum et al. 2026; Nigatu et al. 2025)","previouslyFormattedCitation":"(Otani et al. 2025; Salloum et al. 2026; Nigatu et al. 2025)"},"properties":{"noteIndex":0},"schema":"https://github.com/citation-style-language/schema/raw/master/csl-citation.json"}</w:instrText>
             </w:r>
             <w:r>
               <w:fldChar w:fldCharType="separate"/>
@@ -19320,7 +19320,7 @@
               <w:fldChar w:fldCharType="begin"/>
             </w:r>
             <w:r>
-              <w:instrText xml:space="preserve">ADDIN CSL_CITATION {"citationID":"MENDELEY_CITATION_171","citationItems":[{"id":"ITEM-168","isTemporary":false,"itemData":{"URL":"https://arxiv.org/abs/quant-ph/0003006","author":[{"family":"Benioff","given":"Paul"}],"collection-title":"Contemporary mathematics","container-title":"Quantum computation and information","editor":[{"family":"Lomonaco","given":"Samuel J.","suffix":"Jr."},{"family":"Brandt","given":"Howard E."}],"id":"Benioff2002","issued":{"date-parts":[[2002]]},"publisher":"American Mathematical Society","publisher-place":"Providence, RI","title":"Space searches with a quantum robot","type":"chapter","volume":"305"}},{"id":"ITEM-169","isTemporary":false,"itemData":{"DOI":"10.3390/math10142475","author":[{"family":"Chella","given":"Antonio"},{"family":"Gaglio","given":"Salvatore"},{"family":"Pilato","given":"Giovanni"},{"family":"Vella","given":"Filippo"},{"family":"Zammuto","given":"Salvatore"}],"container-title":"Mathematics","id":"Chella2022","issue":"14","issued":{"date-parts":[[2022]]},"page":"2475","publisher":"MDPI","title":"A quantum planner for robot motion","type":"article-journal","volume":"10"}},{"id":"ITEM-170","isTemporary":false,"itemData":{"DOI":"10.1016/j.robot.2023.104362","author":[{"family":"Chella","given":"Antonio"},{"family":"Gaglio","given":"Salvatore"},{"family":"Mannone","given":"Maria"},{"family":"Pilato","given":"Giovanni"},{"family":"Seidita","given":"Valeria"},{"family":"Vella","given":"Filippo"},{"family":"Zammuto","given":"Salvatore"}],"container-title":"Robotics and Autonomous Systems","id":"Chella2023","issued":{"date-parts":[[2023]]},"page":"104362","publisher":"Elsevier","title":"Quantum planning for swarm robotics","type":"article-journal","volume":"161"}},{"id":"ITEM-171","isTemporary":false,"itemData":{"DOI":"10.1109/ACCESS.2023.3307316","author":[{"family":"Lathrop","given":"Paul"},{"family":"Boardman","given":"Beth"},{"family":"Martínez","given":"Sonia"}],"container-title":"IEEE Access","id":"Lathrop2023","issued":{"date-parts":[[2023]]},"page":"89506-89519","title":"Quantum search approaches to sampling-based motion planning","type":"article-journal","volume":"11"}}],"isEdited":false,"manualOverride":{"citeprocText":"(Benioff 2002; Chella et al. 2022, 2023; Lathrop, Boardman, and Martínez 2023)","isManuallyOverridden":false,"manualOverrideText":""},"mendeley":{"formattedCitation":"(Benioff 2002; Chella et al. 2022, 2023; Lathrop, Boardman, and Martínez 2023)","plainTextFormattedCitation":"(Benioff 2002; Chella et al. 2022, 2023; Lathrop, Boardman, and Martínez 2023)","previouslyFormattedCitation":"(Benioff 2002; Chella et al. 2022, 2023; Lathrop, Boardman, and Martínez 2023)"},"properties":{"noteIndex":0},"schema":"https://github.com/citation-style-language/schema/raw/master/csl-citation.json"}</w:instrText>
+              <w:instrText xml:space="preserve">ADDIN CSL_CITATION {"citationItems":[{"id":"ITEM-1","itemData":{"URL":"https://arxiv.org/abs/quant-ph/0003006","author":[{"family":"Benioff","given":"Paul"}],"collection-title":"Contemporary mathematics","container-title":"Quantum computation and information","editor":[{"family":"Lomonaco","given":"Samuel J.","suffix":"Jr."},{"family":"Brandt","given":"Howard E."}],"id":"ITEM-1","issued":{"date-parts":[[2002]]},"publisher":"American Mathematical Society","publisher-place":"Providence, RI","title":"Space searches with a quantum robot","type":"chapter","volume":"305"}},{"id":"ITEM-2","itemData":{"DOI":"10.3390/math10142475","author":[{"family":"Chella","given":"Antonio"},{"family":"Gaglio","given":"Salvatore"},{"family":"Pilato","given":"Giovanni"},{"family":"Vella","given":"Filippo"},{"family":"Zammuto","given":"Salvatore"}],"container-title":"Mathematics","id":"ITEM-2","issue":"14","issued":{"date-parts":[[2022]]},"page":"2475","publisher":"MDPI","title":"A quantum planner for robot motion","type":"article-journal","volume":"10"}},{"id":"ITEM-3","itemData":{"DOI":"10.1016/j.robot.2023.104362","author":[{"family":"Chella","given":"Antonio"},{"family":"Gaglio","given":"Salvatore"},{"family":"Mannone","given":"Maria"},{"family":"Pilato","given":"Giovanni"},{"family":"Seidita","given":"Valeria"},{"family":"Vella","given":"Filippo"},{"family":"Zammuto","given":"Salvatore"}],"container-title":"Robotics and Autonomous Systems","id":"ITEM-3","issued":{"date-parts":[[2023]]},"page":"104362","publisher":"Elsevier","title":"Quantum planning for swarm robotics","type":"article-journal","volume":"161"}},{"id":"ITEM-4","itemData":{"DOI":"10.1109/ACCESS.2023.3307316","author":[{"family":"Lathrop","given":"Paul"},{"family":"Boardman","given":"Beth"},{"family":"Martínez","given":"Sonia"}],"container-title":"IEEE Access","id":"ITEM-4","issued":{"date-parts":[[2023]]},"page":"89506-89519","title":"Quantum search approaches to sampling-based motion planning","type":"article-journal","volume":"11"}}],"mendeley":{"formattedCitation":"(Benioff 2002; Chella et al. 2022, 2023; Lathrop, Boardman, and Martínez 2023)","plainTextFormattedCitation":"(Benioff 2002; Chella et al. 2022, 2023; Lathrop, Boardman, and Martínez 2023)","previouslyFormattedCitation":"(Benioff 2002; Chella et al. 2022, 2023; Lathrop, Boardman, and Martínez 2023)"},"properties":{"noteIndex":0},"schema":"https://github.com/citation-style-language/schema/raw/master/csl-citation.json"}</w:instrText>
             </w:r>
             <w:r>
               <w:fldChar w:fldCharType="separate"/>
@@ -19397,7 +19397,7 @@
               <w:fldChar w:fldCharType="begin"/>
             </w:r>
             <w:r>
-              <w:instrText xml:space="preserve">ADDIN CSL_CITATION {"citationID":"MENDELEY_CITATION_176","citationItems":[{"id":"ITEM-172","isTemporary":false,"itemData":{"URL":"https://arxiv.org/abs/2508.21361","author":[{"family":"Innan","given":"Nouhaila"},{"family":"Kashif","given":"Muhammad"},{"family":"Marchisio","given":"Alberto"},{"family":"Gan","given":"Yung-Sze"},{"family":"Barbaresco","given":"Frederic"},{"family":"Shafique","given":"Muhammad"}],"id":"Innan2025","issued":{"date-parts":[[2025]]},"title":"QUAV: Quantum-assisted path planning and optimization for UAV navigation with obstacle avoidance","title-short":"QUAV","type":""}},{"id":"ITEM-173","isTemporary":false,"itemData":{"URL":"https://openaccess.thecvf.com/content/CVPR2026/html/Yu_HQC-NBV_A_Hybrid_Quantum-Classical_View_Planning_Approach_CVPR_2026_paper.html","author":[{"family":"Yu","given":"Xiaotong"},{"family":"Chen","given":"Chang Wen"}],"container-title":"Proceedings of the IEEE/CVF conference on computer vision and pattern recognition (CVPR)","id":"Yu2025","issued":{"date-parts":[[2026,6]]},"page":"35091-35100","publisher":"IEEE","publisher-place":"Piscataway, NJ, USA","title":"HQC-NBV: A hybrid quantum-classical view planning approach","title-short":"HQC-NBV","type":"paper-conference"}},{"id":"ITEM-174","isTemporary":false,"itemData":{"DOI":"10.1109/TCE.2024.3423416","author":[{"family":"Sarkar","given":"Mayukh"},{"family":"Pradhan","given":"Jitesh"},{"family":"Singh","given":"Anil Kumar"},{"family":"Nenavath","given":"Hathiram"}],"container-title":"IEEE Transactions on Consumer Electronics","id":"Sarkar2024","issue":"3","issued":{"date-parts":[[2024]]},"page":"5597-5606","publisher":"IEEE","title":"A novel hybrid quantum architecture for path planning in quantum-enabled autonomous mobile robots","type":"article-journal","volume":"70"}},{"id":"ITEM-175","isTemporary":false,"itemData":{"DOI":"10.1109/CEC65147.2025.11042978","URL":"https://arxiv.org/abs/2501.18432","author":[{"family":"Osaba","given":"Eneko"},{"family":"Miranda-Rodriguez","given":"Pablo"},{"family":"Oikonomakis","given":"Andreas"},{"family":"Petrič","given":"Matic"},{"family":"Ruiz","given":"Alejandra"},{"family":"Bock","given":"Sebastian"},{"family":"Kourtis","given":"Michail-Alexandros"}],"container-title":"2025 IEEE congress on evolutionary computation (CEC)","id":"OsabaDrone2025","issued":{"date-parts":[[2025]]},"publisher":"IEEE","publisher-place":"Piscataway, NJ, USA","title":"Solving drone routing problems with quantum computing: A hybrid approach combining quantum annealing and gate-based paradigms","title-short":"Solving drone routing problems with quantum computing","type":"paper-conference"}},{"id":"ITEM-176","isTemporary":false,"itemData":{"URL":"https://arxiv.org/abs/2606.14252","author":[{"family":"Bang","given":"Junyeop"},{"family":"Lee","given":"Byongho"},{"family":"An","given":"Dohyun"},{"family":"Kim","given":"Hwangnam"}],"id":"Bang2026","issued":{"date-parts":[[2026]]},"title":"Optimality-preserving decomposition for scalable QAOA in natural-language-guided multi-drone assignment","type":""}}],"isEdited":false,"manualOverride":{"citeprocText":"(Innan et al. 2025; Yu and Chen 2026; Sarkar et al. 2024; Osaba, Miranda-Rodriguez, et al. 2025; Bang et al. 2026)","isManuallyOverridden":false,"manualOverrideText":""},"mendeley":{"formattedCitation":"(Innan et al. 2025; Yu and Chen 2026; Sarkar et al. 2024; Osaba, Miranda-Rodriguez, et al. 2025; Bang et al. 2026)","plainTextFormattedCitation":"(Innan et al. 2025; Yu and Chen 2026; Sarkar et al. 2024; Osaba, Miranda-Rodriguez, et al. 2025; Bang et al. 2026)","previouslyFormattedCitation":"(Innan et al. 2025; Yu and Chen 2026; Sarkar et al. 2024; Osaba, Miranda-Rodriguez, et al. 2025; Bang et al. 2026)"},"properties":{"noteIndex":0},"schema":"https://github.com/citation-style-language/schema/raw/master/csl-citation.json"}</w:instrText>
+              <w:instrText xml:space="preserve">ADDIN CSL_CITATION {"citationItems":[{"id":"ITEM-1","itemData":{"URL":"https://arxiv.org/abs/2508.21361","author":[{"family":"Innan","given":"Nouhaila"},{"family":"Kashif","given":"Muhammad"},{"family":"Marchisio","given":"Alberto"},{"family":"Gan","given":"Yung-Sze"},{"family":"Barbaresco","given":"Frederic"},{"family":"Shafique","given":"Muhammad"}],"id":"ITEM-1","issued":{"date-parts":[[2025]]},"title":"QUAV: Quantum-assisted path planning and optimization for UAV navigation with obstacle avoidance","title-short":"QUAV","type":""}},{"id":"ITEM-2","itemData":{"URL":"https://openaccess.thecvf.com/content/CVPR2026/html/Yu_HQC-NBV_A_Hybrid_Quantum-Classical_View_Planning_Approach_CVPR_2026_paper.html","author":[{"family":"Yu","given":"Xiaotong"},{"family":"Chen","given":"Chang Wen"}],"container-title":"Proceedings of the IEEE/CVF conference on computer vision and pattern recognition (CVPR)","id":"ITEM-2","issued":{"date-parts":[[2026,6]]},"page":"35091-35100","publisher":"IEEE","publisher-place":"Piscataway, NJ, USA","title":"HQC-NBV: A hybrid quantum-classical view planning approach","title-short":"HQC-NBV","type":"paper-conference"}},{"id":"ITEM-3","itemData":{"DOI":"10.1109/TCE.2024.3423416","author":[{"family":"Sarkar","given":"Mayukh"},{"family":"Pradhan","given":"Jitesh"},{"family":"Singh","given":"Anil Kumar"},{"family":"Nenavath","given":"Hathiram"}],"container-title":"IEEE Transactions on Consumer Electronics","id":"ITEM-3","issue":"3","issued":{"date-parts":[[2024]]},"page":"5597-5606","publisher":"IEEE","title":"A novel hybrid quantum architecture for path planning in quantum-enabled autonomous mobile robots","type":"article-journal","volume":"70"}},{"id":"ITEM-4","itemData":{"DOI":"10.1109/CEC65147.2025.11042978","URL":"https://arxiv.org/abs/2501.18432","author":[{"family":"Osaba","given":"Eneko"},{"family":"Miranda-Rodriguez","given":"Pablo"},{"family":"Oikonomakis","given":"Andreas"},{"family":"Petrič","given":"Matic"},{"family":"Ruiz","given":"Alejandra"},{"family":"Bock","given":"Sebastian"},{"family":"Kourtis","given":"Michail-Alexandros"}],"container-title":"2025 IEEE congress on evolutionary computation (CEC)","id":"ITEM-4","issued":{"date-parts":[[2025]]},"publisher":"IEEE","publisher-place":"Piscataway, NJ, USA","title":"Solving drone routing problems with quantum computing: A hybrid approach combining quantum annealing and gate-based paradigms","title-short":"Solving drone routing problems with quantum computing","type":"paper-conference"}},{"id":"ITEM-5","itemData":{"URL":"https://arxiv.org/abs/2606.14252","author":[{"family":"Bang","given":"Junyeop"},{"family":"Lee","given":"Byongho"},{"family":"An","given":"Dohyun"},{"family":"Kim","given":"Hwangnam"}],"id":"ITEM-5","issued":{"date-parts":[[2026]]},"title":"Optimality-preserving decomposition for scalable QAOA in natural-language-guided multi-drone assignment","type":""}}],"mendeley":{"formattedCitation":"(Innan et al. 2025; Yu and Chen 2026; Sarkar et al. 2024; Osaba, Miranda-Rodriguez, et al. 2025; Bang et al. 2026)","plainTextFormattedCitation":"(Innan et al. 2025; Yu and Chen 2026; Sarkar et al. 2024; Osaba, Miranda-Rodriguez, et al. 2025; Bang et al. 2026)","previouslyFormattedCitation":"(Innan et al. 2025; Yu and Chen 2026; Sarkar et al. 2024; Osaba, Miranda-Rodriguez, et al. 2025; Bang et al. 2026)"},"properties":{"noteIndex":0},"schema":"https://github.com/citation-style-language/schema/raw/master/csl-citation.json"}</w:instrText>
             </w:r>
             <w:r>
               <w:fldChar w:fldCharType="separate"/>
@@ -19474,7 +19474,7 @@
               <w:fldChar w:fldCharType="begin"/>
             </w:r>
             <w:r>
-              <w:instrText xml:space="preserve">ADDIN CSL_CITATION {"citationID":"MENDELEY_CITATION_177","citationItems":[{"id":"ITEM-177","isTemporary":false,"itemData":{"DOI":"10.1016/j.robot.2025.105026","author":[{"family":"Antero","given":"Unai"},{"family":"Sierra","given":"Basilio"},{"family":"Oñativia","given":"Jon"},{"family":"Ruiz","given":"Alejandra"},{"family":"Osaba","given":"Eneko"}],"container-title":"Robotics and Autonomous Systems","id":"Antero2025","issued":{"date-parts":[[2025]]},"page":"105026","publisher":"Elsevier","title":"Robot localization aided by quantum algorithms","type":"article-journal","volume":"192"}}],"isEdited":false,"manualOverride":{"citeprocText":"(Antero et al. 2025)","isManuallyOverridden":false,"manualOverrideText":""},"mendeley":{"formattedCitation":"(Antero et al. 2025)","plainTextFormattedCitation":"(Antero et al. 2025)","previouslyFormattedCitation":"(Antero et al. 2025)"},"properties":{"noteIndex":0},"schema":"https://github.com/citation-style-language/schema/raw/master/csl-citation.json"}</w:instrText>
+              <w:instrText xml:space="preserve">ADDIN CSL_CITATION {"citationItems":[{"id":"ITEM-1","itemData":{"DOI":"10.1016/j.robot.2025.105026","author":[{"family":"Antero","given":"Unai"},{"family":"Sierra","given":"Basilio"},{"family":"Oñativia","given":"Jon"},{"family":"Ruiz","given":"Alejandra"},{"family":"Osaba","given":"Eneko"}],"container-title":"Robotics and Autonomous Systems","id":"ITEM-1","issued":{"date-parts":[[2025]]},"page":"105026","publisher":"Elsevier","title":"Robot localization aided by quantum algorithms","type":"article-journal","volume":"192"}}],"mendeley":{"formattedCitation":"(Antero et al. 2025)","plainTextFormattedCitation":"(Antero et al. 2025)","previouslyFormattedCitation":"(Antero et al. 2025)"},"properties":{"noteIndex":0},"schema":"https://github.com/citation-style-language/schema/raw/master/csl-citation.json"}</w:instrText>
             </w:r>
             <w:r>
               <w:fldChar w:fldCharType="separate"/>
@@ -19551,7 +19551,7 @@
               <w:fldChar w:fldCharType="begin"/>
             </w:r>
             <w:r>
-              <w:instrText xml:space="preserve">ADDIN CSL_CITATION {"citationID":"MENDELEY_CITATION_184","citationItems":[{"id":"ITEM-178","isTemporary":false,"itemData":{"DOI":"10.1109/ACCESS.2024.3417808","author":[{"family":"Hohenfeld","given":"Hans"},{"family":"Heimann","given":"Dirk"},{"family":"Wiebe","given":"Felix"},{"family":"Kirchner","given":"Frank"}],"container-title":"IEEE Access","id":"Hohenfeld2024","issued":{"date-parts":[[2024]]},"page":"87217-87236","publisher":"IEEE","title":"Quantum deep reinforcement learning for robot navigation tasks","type":"article-journal","volume":"12"}},{"id":"ITEM-179","isTemporary":false,"itemData":{"DOI":"10.5220/0013371800003890","ISBN":"978-989-758-737-5","author":[{"family":"Drăgan","given":"Theodora-Augustina"},{"family":"Künzner","given":"Alexander"},{"family":"Wille","given":"Robert"},{"family":"Lorenz","given":"Jeanette Miriam"}],"container-title":"Proceedings of the 17th international conference on agents and artificial intelligence (ICAART 2025)","id":"Dragan2025","issued":{"date-parts":[[2025]]},"page":"807-814","publisher":"SciTePress","publisher-place":"Setúbal, Portugal","title":"Continuous quantum reinforcement learning for robot navigation","type":"paper-conference","volume":"1"}},{"id":"ITEM-180","isTemporary":false,"itemData":{"URL":"https://arxiv.org/abs/2605.20801","author":[{"family":"Altrabulsi","given":"Mohamed Khair"},{"family":"Innan","given":"Nouhaila"},{"family":"Marchisio","given":"Alberto"},{"family":"Kashif","given":"Muhammad"},{"family":"Shafique","given":"Muhammad"}],"id":"Altrabulsi2026","issued":{"date-parts":[[2026]]},"title":"Q-SpiRL: Quantum spiking reinforcement learning for adaptive robot navigation","title-short":"Q-SpiRL","type":""}},{"id":"ITEM-181","isTemporary":false,"itemData":{"DOI":"10.48550/arXiv.2509.11388","URL":"https://arxiv.org/abs/2509.11388","author":[{"family":"Lokossou","given":"Romerik"},{"family":"Girma","given":"Birhanu Shimelis"},{"family":"Tonguz","given":"Ozan K."},{"family":"Biyabani","given":"Ahmed"}],"id":"Lokossou2025","issued":{"date-parts":[[2025]]},"title":"Quantum deep reinforcement learning for humanoid robot navigation task","type":""}},{"id":"ITEM-182","isTemporary":false,"itemData":{"DOI":"10.1007/s42044-025-00306-z","author":[{"family":"Taghavi","given":"Mazyar"},{"family":"Farnoosh","given":"Rahman"}],"container-title":"Iran Journal of Computer Science","id":"Taghavi2025","issue":"4","issued":{"date-parts":[[2025]]},"page":"2139-2155","publisher":"Springer","title":"Quantum computing and neuromorphic computing for safe, reliable, and explainable multi-agent reinforcement learning: Optimal control in autonomous robotics","title-short":"Quantum computing and neuromorphic computing for safe, reliable, and explainable multi-agent reinforcement learning","type":"article-journal","volume":"8"}},{"id":"ITEM-183","isTemporary":false,"itemData":{"author":[{"family":"Park","given":"Chanyoung"},{"family":"Yun","given":"Won Joon"},{"family":"Kim","given":"Jae Pyoung"},{"family":"Rodrigues","given":"Tiago Koketsu"},{"family":"Park","given":"Soohyun"},{"family":"Jung","given":"Soyi"},{"family":"Kim","given":"Joongheon"}],"container-title":"IEEE Internet of Things Journal","id":"Park2023","issue":"22","issued":{"date-parts":[[2023]]},"page":"20033-20048","title":"Quantum multi-agent actor-critic networks for cooperative mobile access in multi-UAV systems","type":"article-journal","volume":"10"}},{"id":"ITEM-184","isTemporary":false,"itemData":{"author":[{"family":"Park","given":"Soohyun"},{"family":"Kim","given":"Jae Pyoung"},{"family":"Park","given":"Chanyoung"},{"family":"Jung","given":"Soyi"},{"family":"Kim","given":"Joongheon"}],"container-title":"IEEE Communications Magazine","id":"Park2024","issue":"6","issued":{"date-parts":[[2024]]},"page":"106-112","title":"Quantum multi-agent reinforcement learning for autonomous mobility cooperation","type":"article-journal","volume":"62"}}],"isEdited":false,"manualOverride":{"citeprocText":"(Hohenfeld et al. 2024; Drăgan et al. 2025; Altrabulsi et al. 2026; Lokossou et al. 2025; Taghavi and Farnoosh 2025; C. Park et al. 2023; S. Park et al. 2024)","isManuallyOverridden":false,"manualOverrideText":""},"mendeley":{"formattedCitation":"(Hohenfeld et al. 2024; Drăgan et al. 2025; Altrabulsi et al. 2026; Lokossou et al. 2025; Taghavi and Farnoosh 2025; C. Park et al. 2023; S. Park et al. 2024)","plainTextFormattedCitation":"(Hohenfeld et al. 2024; Drăgan et al. 2025; Altrabulsi et al. 2026; Lokossou et al. 2025; Taghavi and Farnoosh 2025; C. Park et al. 2023; S. Park et al. 2024)","previouslyFormattedCitation":"(Hohenfeld et al. 2024; Drăgan et al. 2025; Altrabulsi et al. 2026; Lokossou et al. 2025; Taghavi and Farnoosh 2025; C. Park et al. 2023; S. Park et al. 2024)"},"properties":{"noteIndex":0},"schema":"https://github.com/citation-style-language/schema/raw/master/csl-citation.json"}</w:instrText>
+              <w:instrText xml:space="preserve">ADDIN CSL_CITATION {"citationItems":[{"id":"ITEM-1","itemData":{"DOI":"10.1109/ACCESS.2024.3417808","author":[{"family":"Hohenfeld","given":"Hans"},{"family":"Heimann","given":"Dirk"},{"family":"Wiebe","given":"Felix"},{"family":"Kirchner","given":"Frank"}],"container-title":"IEEE Access","id":"ITEM-1","issued":{"date-parts":[[2024]]},"page":"87217-87236","publisher":"IEEE","title":"Quantum deep reinforcement learning for robot navigation tasks","type":"article-journal","volume":"12"}},{"id":"ITEM-2","itemData":{"DOI":"10.5220/0013371800003890","ISBN":"978-989-758-737-5","author":[{"family":"Drăgan","given":"Theodora-Augustina"},{"family":"Künzner","given":"Alexander"},{"family":"Wille","given":"Robert"},{"family":"Lorenz","given":"Jeanette Miriam"}],"container-title":"Proceedings of the 17th international conference on agents and artificial intelligence (ICAART 2025)","id":"ITEM-2","issued":{"date-parts":[[2025]]},"page":"807-814","publisher":"SciTePress","publisher-place":"Setúbal, Portugal","title":"Continuous quantum reinforcement learning for robot navigation","type":"paper-conference","volume":"1"}},{"id":"ITEM-3","itemData":{"URL":"https://arxiv.org/abs/2605.20801","author":[{"family":"Altrabulsi","given":"Mohamed Khair"},{"family":"Innan","given":"Nouhaila"},{"family":"Marchisio","given":"Alberto"},{"family":"Kashif","given":"Muhammad"},{"family":"Shafique","given":"Muhammad"}],"id":"ITEM-3","issued":{"date-parts":[[2026]]},"title":"Q-SpiRL: Quantum spiking reinforcement learning for adaptive robot navigation","title-short":"Q-SpiRL","type":""}},{"id":"ITEM-4","itemData":{"DOI":"10.48550/arXiv.2509.11388","URL":"https://arxiv.org/abs/2509.11388","author":[{"family":"Lokossou","given":"Romerik"},{"family":"Girma","given":"Birhanu Shimelis"},{"family":"Tonguz","given":"Ozan K."},{"family":"Biyabani","given":"Ahmed"}],"id":"ITEM-4","issued":{"date-parts":[[2025]]},"title":"Quantum deep reinforcement learning for humanoid robot navigation task","type":""}},{"id":"ITEM-5","itemData":{"DOI":"10.1007/s42044-025-00306-z","author":[{"family":"Taghavi","given":"Mazyar"},{"family":"Farnoosh","given":"Rahman"}],"container-title":"Iran Journal of Computer Science","id":"ITEM-5","issue":"4","issued":{"date-parts":[[2025]]},"page":"2139-2155","publisher":"Springer","title":"Quantum computing and neuromorphic computing for safe, reliable, and explainable multi-agent reinforcement learning: Optimal control in autonomous robotics","title-short":"Quantum computing and neuromorphic computing for safe, reliable, and explainable multi-agent reinforcement learning","type":"article-journal","volume":"8"}},{"id":"ITEM-6","itemData":{"author":[{"family":"Park","given":"Chanyoung"},{"family":"Yun","given":"Won Joon"},{"family":"Kim","given":"Jae Pyoung"},{"family":"Rodrigues","given":"Tiago Koketsu"},{"family":"Park","given":"Soohyun"},{"family":"Jung","given":"Soyi"},{"family":"Kim","given":"Joongheon"}],"container-title":"IEEE Internet of Things Journal","id":"ITEM-6","issue":"22","issued":{"date-parts":[[2023]]},"page":"20033-20048","title":"Quantum multi-agent actor-critic networks for cooperative mobile access in multi-UAV systems","type":"article-journal","volume":"10"}},{"id":"ITEM-7","itemData":{"author":[{"family":"Park","given":"Soohyun"},{"family":"Kim","given":"Jae Pyoung"},{"family":"Park","given":"Chanyoung"},{"family":"Jung","given":"Soyi"},{"family":"Kim","given":"Joongheon"}],"container-title":"IEEE Communications Magazine","id":"ITEM-7","issue":"6","issued":{"date-parts":[[2024]]},"page":"106-112","title":"Quantum multi-agent reinforcement learning for autonomous mobility cooperation","type":"article-journal","volume":"62"}}],"mendeley":{"formattedCitation":"(Hohenfeld et al. 2024; Drăgan et al. 2025; Altrabulsi et al. 2026; Lokossou et al. 2025; Taghavi and Farnoosh 2025; C. Park et al. 2023; S. Park et al. 2024)","plainTextFormattedCitation":"(Hohenfeld et al. 2024; Drăgan et al. 2025; Altrabulsi et al. 2026; Lokossou et al. 2025; Taghavi and Farnoosh 2025; C. Park et al. 2023; S. Park et al. 2024)","previouslyFormattedCitation":"(Hohenfeld et al. 2024; Drăgan et al. 2025; Altrabulsi et al. 2026; Lokossou et al. 2025; Taghavi and Farnoosh 2025; C. Park et al. 2023; S. Park et al. 2024)"},"properties":{"noteIndex":0},"schema":"https://github.com/citation-style-language/schema/raw/master/csl-citation.json"}</w:instrText>
             </w:r>
             <w:r>
               <w:fldChar w:fldCharType="separate"/>
@@ -19628,7 +19628,7 @@
               <w:fldChar w:fldCharType="begin"/>
             </w:r>
             <w:r>
-              <w:instrText xml:space="preserve">ADDIN CSL_CITATION {"citationID":"MENDELEY_CITATION_186","citationItems":[{"id":"ITEM-185","isTemporary":false,"itemData":{"DOI":"10.1007/s42484-024-00226-4","author":[{"family":"Sinha","given":"Akash"},{"family":"Macaluso","given":"Antonio"},{"family":"Klusch","given":"Matthias"}],"container-title":"Quantum Machine Intelligence","id":"Sinha2023","issued":{"date-parts":[[2025]]},"page":"19","publisher":"Springer","title":"Nav-Q: Quantum deep reinforcement learning for collision-free navigation of self-driving cars","title-short":"Nav-Q","type":"article-journal","volume":"7"}},{"id":"ITEM-186","isTemporary":false,"itemData":{"URL":"https://arxiv.org/abs/2212.11681","author":[{"family":"Acuto","given":"Alberto"},{"family":"Barillà","given":"Paola"},{"family":"Bozzolo","given":"Ludovico"},{"family":"Conterno","given":"Matteo"},{"family":"Pavese","given":"Mattia"},{"family":"Policicchio","given":"Antonio"}],"id":"Acuto2022","issued":{"date-parts":[[2022]]},"title":"Variational quantum soft actor-critic for robotic arm control","type":""}}],"isEdited":false,"manualOverride":{"citeprocText":"(Sinha, Macaluso, and Klusch 2025; Acuto et al. 2022)","isManuallyOverridden":false,"manualOverrideText":""},"mendeley":{"formattedCitation":"(Sinha, Macaluso, and Klusch 2025; Acuto et al. 2022)","plainTextFormattedCitation":"(Sinha, Macaluso, and Klusch 2025; Acuto et al. 2022)","previouslyFormattedCitation":"(Sinha, Macaluso, and Klusch 2025; Acuto et al. 2022)"},"properties":{"noteIndex":0},"schema":"https://github.com/citation-style-language/schema/raw/master/csl-citation.json"}</w:instrText>
+              <w:instrText xml:space="preserve">ADDIN CSL_CITATION {"citationItems":[{"id":"ITEM-1","itemData":{"DOI":"10.1007/s42484-024-00226-4","author":[{"family":"Sinha","given":"Akash"},{"family":"Macaluso","given":"Antonio"},{"family":"Klusch","given":"Matthias"}],"container-title":"Quantum Machine Intelligence","id":"ITEM-1","issued":{"date-parts":[[2025]]},"page":"19","publisher":"Springer","title":"Nav-Q: Quantum deep reinforcement learning for collision-free navigation of self-driving cars","title-short":"Nav-Q","type":"article-journal","volume":"7"}},{"id":"ITEM-2","itemData":{"URL":"https://arxiv.org/abs/2212.11681","author":[{"family":"Acuto","given":"Alberto"},{"family":"Barillà","given":"Paola"},{"family":"Bozzolo","given":"Ludovico"},{"family":"Conterno","given":"Matteo"},{"family":"Pavese","given":"Mattia"},{"family":"Policicchio","given":"Antonio"}],"id":"ITEM-2","issued":{"date-parts":[[2022]]},"title":"Variational quantum soft actor-critic for robotic arm control","type":""}}],"mendeley":{"formattedCitation":"(Sinha, Macaluso, and Klusch 2025; Acuto et al. 2022)","plainTextFormattedCitation":"(Sinha, Macaluso, and Klusch 2025; Acuto et al. 2022)","previouslyFormattedCitation":"(Sinha, Macaluso, and Klusch 2025; Acuto et al. 2022)"},"properties":{"noteIndex":0},"schema":"https://github.com/citation-style-language/schema/raw/master/csl-citation.json"}</w:instrText>
             </w:r>
             <w:r>
               <w:fldChar w:fldCharType="separate"/>
@@ -19705,7 +19705,7 @@
               <w:fldChar w:fldCharType="begin"/>
             </w:r>
             <w:r>
-              <w:instrText xml:space="preserve">ADDIN CSL_CITATION {"citationID":"MENDELEY_CITATION_188","citationItems":[{"id":"ITEM-187","isTemporary":false,"itemData":{"URL":"https://arxiv.org/abs/2508.01690","author":[{"family":"Sun","given":"Yize"},{"family":"Hagog","given":"Mohamad"},{"family":"Weber","given":"Marc"},{"family":"Hein","given":"Daniel"},{"family":"Udluft","given":"Steffen"},{"family":"Tresp","given":"Volker"},{"family":"Ma","given":"Yunpu"}],"id":"Sun2025","issued":{"date-parts":[[2025]]},"note":"QML@QCE 2025 workshop","title":"First experience with real-time control using simulated VQC-based quantum policies","type":""}},{"id":"ITEM-188","isTemporary":false,"itemData":{"URL":"https://arxiv.org/abs/2605.01716","author":[{"family":"Ngo","given":"Nguyen Truong Thu"},{"family":"Mehtola","given":"Väinö"},{"family":"Lenssen","given":"Jérome"},{"family":"Wang","given":"Peiyong"},{"family":"Cosco","given":"Francesco"},{"family":"Lu","given":"Tien-Fu"},{"family":"Quach","given":"James Q."}],"id":"Ngo2026","issued":{"date-parts":[[2026]]},"title":"Towards real-time control of a CartPole system on a quantum computer","type":""}}],"isEdited":false,"manualOverride":{"citeprocText":"(Sun et al. 2025; Ngo et al. 2026)","isManuallyOverridden":false,"manualOverrideText":""},"mendeley":{"formattedCitation":"(Sun et al. 2025; Ngo et al. 2026)","plainTextFormattedCitation":"(Sun et al. 2025; Ngo et al. 2026)","previouslyFormattedCitation":"(Sun et al. 2025; Ngo et al. 2026)"},"properties":{"noteIndex":0},"schema":"https://github.com/citation-style-language/schema/raw/master/csl-citation.json"}</w:instrText>
+              <w:instrText xml:space="preserve">ADDIN CSL_CITATION {"citationItems":[{"id":"ITEM-1","itemData":{"URL":"https://arxiv.org/abs/2508.01690","author":[{"family":"Sun","given":"Yize"},{"family":"Hagog","given":"Mohamad"},{"family":"Weber","given":"Marc"},{"family":"Hein","given":"Daniel"},{"family":"Udluft","given":"Steffen"},{"family":"Tresp","given":"Volker"},{"family":"Ma","given":"Yunpu"}],"id":"ITEM-1","issued":{"date-parts":[[2025]]},"note":"QML@QCE 2025 workshop","title":"First experience with real-time control using simulated VQC-based quantum policies","type":""}},{"id":"ITEM-2","itemData":{"URL":"https://arxiv.org/abs/2605.01716","author":[{"family":"Ngo","given":"Nguyen Truong Thu"},{"family":"Mehtola","given":"Väinö"},{"family":"Lenssen","given":"Jérome"},{"family":"Wang","given":"Peiyong"},{"family":"Cosco","given":"Francesco"},{"family":"Lu","given":"Tien-Fu"},{"family":"Quach","given":"James Q."}],"id":"ITEM-2","issued":{"date-parts":[[2026]]},"title":"Towards real-time control of a CartPole system on a quantum computer","type":""}}],"mendeley":{"formattedCitation":"(Sun et al. 2025; Ngo et al. 2026)","plainTextFormattedCitation":"(Sun et al. 2025; Ngo et al. 2026)","previouslyFormattedCitation":"(Sun et al. 2025; Ngo et al. 2026)"},"properties":{"noteIndex":0},"schema":"https://github.com/citation-style-language/schema/raw/master/csl-citation.json"}</w:instrText>
             </w:r>
             <w:r>
               <w:fldChar w:fldCharType="separate"/>
@@ -19782,7 +19782,7 @@
               <w:fldChar w:fldCharType="begin"/>
             </w:r>
             <w:r>
-              <w:instrText xml:space="preserve">ADDIN CSL_CITATION {"citationID":"MENDELEY_CITATION_189","citationItems":[{"id":"ITEM-189","isTemporary":false,"itemData":{"author":[{"family":"Roh","given":"Emily Jimin"},{"family":"Baek","given":"Hankyul"},{"family":"Kim","given":"Donghyeon"},{"family":"Kim","given":"Joongheon"}],"container-title":"IEEE Transactions on Mobile Computing","id":"Roh2025","issue":"2","issued":{"date-parts":[[2025]]},"page":"1031-1042","title":"Fast quantum convolutional neural networks for low-complexity object detection in autonomous driving applications","type":"article-journal","volume":"24"}}],"isEdited":false,"manualOverride":{"citeprocText":"(Roh et al. 2025)","isManuallyOverridden":false,"manualOverrideText":""},"mendeley":{"formattedCitation":"(Roh et al. 2025)","plainTextFormattedCitation":"(Roh et al. 2025)","previouslyFormattedCitation":"(Roh et al. 2025)"},"properties":{"noteIndex":0},"schema":"https://github.com/citation-style-language/schema/raw/master/csl-citation.json"}</w:instrText>
+              <w:instrText xml:space="preserve">ADDIN CSL_CITATION {"citationItems":[{"id":"ITEM-1","itemData":{"author":[{"family":"Roh","given":"Emily Jimin"},{"family":"Baek","given":"Hankyul"},{"family":"Kim","given":"Donghyeon"},{"family":"Kim","given":"Joongheon"}],"container-title":"IEEE Transactions on Mobile Computing","id":"ITEM-1","issue":"2","issued":{"date-parts":[[2025]]},"page":"1031-1042","title":"Fast quantum convolutional neural networks for low-complexity object detection in autonomous driving applications","type":"article-journal","volume":"24"}}],"mendeley":{"formattedCitation":"(Roh et al. 2025)","plainTextFormattedCitation":"(Roh et al. 2025)","previouslyFormattedCitation":"(Roh et al. 2025)"},"properties":{"noteIndex":0},"schema":"https://github.com/citation-style-language/schema/raw/master/csl-citation.json"}</w:instrText>
             </w:r>
             <w:r>
               <w:fldChar w:fldCharType="separate"/>
@@ -19859,7 +19859,7 @@
               <w:fldChar w:fldCharType="begin"/>
             </w:r>
             <w:r>
-              <w:instrText xml:space="preserve">ADDIN CSL_CITATION {"citationID":"MENDELEY_CITATION_192","citationItems":[{"id":"ITEM-190","isTemporary":false,"itemData":{"DOI":"10.1109/TMECH.2010.2090896","author":[{"family":"Dong","given":"Daoyi"},{"family":"Chen","given":"Chunlin"},{"family":"Chu","given":"Jian"},{"family":"Tarn","given":"Tzyh-Jong"}],"container-title":"IEEE/ASME Transactions on Mechatronics","id":"Dong2012","issue":"1","issued":{"date-parts":[[2012]]},"page":"86-97","publisher":"IEEE","title":"Robust quantum-inspired reinforcement learning for robot navigation","type":"article-journal","volume":"17"}},{"id":"ITEM-191","isTemporary":false,"itemData":{"DOI":"10.1155/2018/1596080","author":[{"family":"Zuo","given":"Tao"},{"family":"Min","given":"Huasong"},{"family":"Tang","given":"Quan"},{"family":"Tao","given":"Qiang"}],"container-title":"Mathematical Problems in Engineering","id":"Zuo2018","issued":{"date-parts":[[2018]]},"page":"1596080","publisher":"Hindawi","title":"A robot SLAM improved by quantum-behaved particles swarm optimization","type":"article-journal","volume":"2018"}},{"id":"ITEM-192","isTemporary":false,"itemData":{"DOI":"10.1016/j.robot.2025.105123","author":[{"family":"Fazilat","given":"Mehdi"},{"family":"Zioui","given":"Nadjet"}],"container-title":"Robotics and Autonomous Systems","id":"Fazilat2025b","issued":{"date-parts":[[2025]]},"page":"105123","publisher":"Elsevier","title":"Quantum neural network-based inverse kinematics of a six-jointed industrial robotic arm","type":"article-journal","volume":"194"}}],"isEdited":false,"manualOverride":{"citeprocText":"(Dong et al. 2012; Zuo et al. 2018; Fazilat and Zioui 2025b)","isManuallyOverridden":false,"manualOverrideText":""},"mendeley":{"formattedCitation":"(Dong et al. 2012; Zuo et al. 2018; Fazilat and Zioui 2025b)","plainTextFormattedCitation":"(Dong et al. 2012; Zuo et al. 2018; Fazilat and Zioui 2025b)","previouslyFormattedCitation":"(Dong et al. 2012; Zuo et al. 2018; Fazilat and Zioui 2025b)"},"properties":{"noteIndex":0},"schema":"https://github.com/citation-style-language/schema/raw/master/csl-citation.json"}</w:instrText>
+              <w:instrText xml:space="preserve">ADDIN CSL_CITATION {"citationItems":[{"id":"ITEM-1","itemData":{"DOI":"10.1109/TMECH.2010.2090896","author":[{"family":"Dong","given":"Daoyi"},{"family":"Chen","given":"Chunlin"},{"family":"Chu","given":"Jian"},{"family":"Tarn","given":"Tzyh-Jong"}],"container-title":"IEEE/ASME Transactions on Mechatronics","id":"ITEM-1","issue":"1","issued":{"date-parts":[[2012]]},"page":"86-97","publisher":"IEEE","title":"Robust quantum-inspired reinforcement learning for robot navigation","type":"article-journal","volume":"17"}},{"id":"ITEM-2","itemData":{"DOI":"10.1155/2018/1596080","author":[{"family":"Zuo","given":"Tao"},{"family":"Min","given":"Huasong"},{"family":"Tang","given":"Quan"},{"family":"Tao","given":"Qiang"}],"container-title":"Mathematical Problems in Engineering","id":"ITEM-2","issued":{"date-parts":[[2018]]},"page":"1596080","publisher":"Hindawi","title":"A robot SLAM improved by quantum-behaved particles swarm optimization","type":"article-journal","volume":"2018"}},{"id":"ITEM-3","itemData":{"DOI":"10.1016/j.robot.2025.105123","author":[{"family":"Fazilat","given":"Mehdi"},{"family":"Zioui","given":"Nadjet"}],"container-title":"Robotics and Autonomous Systems","id":"ITEM-3","issued":{"date-parts":[[2025]]},"page":"105123","publisher":"Elsevier","title":"Quantum neural network-based inverse kinematics of a six-jointed industrial robotic arm","type":"article-journal","volume":"194"}}],"mendeley":{"formattedCitation":"(Dong et al. 2012; Zuo et al. 2018; Fazilat and Zioui 2025b)","plainTextFormattedCitation":"(Dong et al. 2012; Zuo et al. 2018; Fazilat and Zioui 2025b)","previouslyFormattedCitation":"(Dong et al. 2012; Zuo et al. 2018; Fazilat and Zioui 2025b)"},"properties":{"noteIndex":0},"schema":"https://github.com/citation-style-language/schema/raw/master/csl-citation.json"}</w:instrText>
             </w:r>
             <w:r>
               <w:fldChar w:fldCharType="separate"/>
@@ -19936,7 +19936,7 @@
               <w:fldChar w:fldCharType="begin"/>
             </w:r>
             <w:r>
-              <w:instrText xml:space="preserve">ADDIN CSL_CITATION {"citationID":"MENDELEY_CITATION_195","citationItems":[{"id":"ITEM-193","isTemporary":false,"itemData":{"DOI":"10.48550/arXiv.2504.08167","URL":"https://arxiv.org/abs/2504.08167","author":[{"family":"Muradoglu","given":"Murat"},{"family":"Johnsson","given":"Mattias T."},{"family":"Wilson","given":"Nathanial M."},{"family":"Cohen","given":"Yuval"},{"family":"Shin","given":"Dongki"},{"family":"Navickas","given":"Tomas"},{"family":"Pyragius","given":"Tadas"},{"family":"Thomas","given":"Divya"},{"family":"Thompson","given":"Daniel"},{"family":"Moore","given":"Steven I."},{"family":"Rahman","given":"Md Tanvir"},{"family":"Walker","given":"Adrian"},{"family":"Dutta","given":"Indranil"},{"family":"Bijjahalli","given":"Suraj"},{"family":"Berlocher","given":"Jacob"},{"family":"Hush","given":"Michael R."},{"family":"Anderson","given":"Russell P."},{"family":"Szigeti","given":"Stuart S."},{"family":"Biercuk","given":"Michael J."}],"id":"Muradoglu2025","issued":{"date-parts":[[2025]]},"title":"Quantum-assured magnetic navigation achieves positioning accuracy better than a strategic-grade INS in airborne and ground-based field trials","type":""}},{"id":"ITEM-194","isTemporary":false,"itemData":{"DOI":"10.1103/PhysRevApplied.10.034030","author":[{"family":"Cheiney","given":"Pierrick"},{"family":"Fouché","given":"Lauriane"},{"family":"Templier","given":"Simon"},{"family":"Napolitano","given":"Fabien"},{"family":"Battelier","given":"Baptiste"},{"family":"Bouyer","given":"Philippe"},{"family":"Barrett","given":"Brynle"}],"container-title":"Physical Review Applied","id":"Cheiney2018","issue":"3","issued":{"date-parts":[[2018]]},"page":"034030","publisher":"American Physical Society","title":"Navigation-compatible hybrid quantum accelerometer using a Kalman filter","type":"article-journal","volume":"10"}},{"id":"ITEM-195","isTemporary":false,"itemData":{"DOI":"10.1126/sciadv.add3854","author":[{"family":"Templier","given":"Simon"},{"family":"Cheiney","given":"Pierrick"},{"dropping-particle":"d’Armagnac de","family":"Castanet","given":"Quentin"},{"family":"Gouraud","given":"Baptiste"},{"family":"Porte","given":"Henri"},{"family":"Napolitano","given":"Fabien"},{"family":"Bouyer","given":"Philippe"},{"family":"Battelier","given":"Baptiste"},{"family":"Barrett","given":"Brynle"}],"container-title":"Science Advances","id":"Templier2022","issued":{"date-parts":[[2022]]},"page":"eadd3854","title":"Tracking the vector acceleration with a hybrid quantum accelerometer triad","type":"article-journal","volume":"8"}}],"isEdited":false,"manualOverride":{"citeprocText":"(Muradoglu et al. 2025; Cheiney et al. 2018; Templier et al. 2022)","isManuallyOverridden":false,"manualOverrideText":""},"mendeley":{"formattedCitation":"(Muradoglu et al. 2025; Cheiney et al. 2018; Templier et al. 2022)","plainTextFormattedCitation":"(Muradoglu et al. 2025; Cheiney et al. 2018; Templier et al. 2022)","previouslyFormattedCitation":"(Muradoglu et al. 2025; Cheiney et al. 2018; Templier et al. 2022)"},"properties":{"noteIndex":0},"schema":"https://github.com/citation-style-language/schema/raw/master/csl-citation.json"}</w:instrText>
+              <w:instrText xml:space="preserve">ADDIN CSL_CITATION {"citationItems":[{"id":"ITEM-1","itemData":{"DOI":"10.48550/arXiv.2504.08167","URL":"https://arxiv.org/abs/2504.08167","author":[{"family":"Muradoglu","given":"Murat"},{"family":"Johnsson","given":"Mattias T."},{"family":"Wilson","given":"Nathanial M."},{"family":"Cohen","given":"Yuval"},{"family":"Shin","given":"Dongki"},{"family":"Navickas","given":"Tomas"},{"family":"Pyragius","given":"Tadas"},{"family":"Thomas","given":"Divya"},{"family":"Thompson","given":"Daniel"},{"family":"Moore","given":"Steven I."},{"family":"Rahman","given":"Md Tanvir"},{"family":"Walker","given":"Adrian"},{"family":"Dutta","given":"Indranil"},{"family":"Bijjahalli","given":"Suraj"},{"family":"Berlocher","given":"Jacob"},{"family":"Hush","given":"Michael R."},{"family":"Anderson","given":"Russell P."},{"family":"Szigeti","given":"Stuart S."},{"family":"Biercuk","given":"Michael J."}],"id":"ITEM-1","issued":{"date-parts":[[2025]]},"title":"Quantum-assured magnetic navigation achieves positioning accuracy better than a strategic-grade INS in airborne and ground-based field trials","type":""}},{"id":"ITEM-2","itemData":{"DOI":"10.1103/PhysRevApplied.10.034030","author":[{"family":"Cheiney","given":"Pierrick"},{"family":"Fouché","given":"Lauriane"},{"family":"Templier","given":"Simon"},{"family":"Napolitano","given":"Fabien"},{"family":"Battelier","given":"Baptiste"},{"family":"Bouyer","given":"Philippe"},{"family":"Barrett","given":"Brynle"}],"container-title":"Physical Review Applied","id":"ITEM-2","issue":"3","issued":{"date-parts":[[2018]]},"page":"034030","publisher":"American Physical Society","title":"Navigation-compatible hybrid quantum accelerometer using a Kalman filter","type":"article-journal","volume":"10"}},{"id":"ITEM-3","itemData":{"DOI":"10.1126/sciadv.add3854","author":[{"family":"Templier","given":"Simon"},{"family":"Cheiney","given":"Pierrick"},{"dropping-particle":"d’Armagnac de","family":"Castanet","given":"Quentin"},{"family":"Gouraud","given":"Baptiste"},{"family":"Porte","given":"Henri"},{"family":"Napolitano","given":"Fabien"},{"family":"Bouyer","given":"Philippe"},{"family":"Battelier","given":"Baptiste"},{"family":"Barrett","given":"Brynle"}],"container-title":"Science Advances","id":"ITEM-3","issued":{"date-parts":[[2022]]},"page":"eadd3854","title":"Tracking the vector acceleration with a hybrid quantum accelerometer triad","type":"article-journal","volume":"8"}}],"mendeley":{"formattedCitation":"(Muradoglu et al. 2025; Cheiney et al. 2018; Templier et al. 2022)","plainTextFormattedCitation":"(Muradoglu et al. 2025; Cheiney et al. 2018; Templier et al. 2022)","previouslyFormattedCitation":"(Muradoglu et al. 2025; Cheiney et al. 2018; Templier et al. 2022)"},"properties":{"noteIndex":0},"schema":"https://github.com/citation-style-language/schema/raw/master/csl-citation.json"}</w:instrText>
             </w:r>
             <w:r>
               <w:fldChar w:fldCharType="separate"/>
@@ -20013,7 +20013,7 @@
               <w:fldChar w:fldCharType="begin"/>
             </w:r>
             <w:r>
-              <w:instrText xml:space="preserve">ADDIN CSL_CITATION {"citationID":"MENDELEY_CITATION_200","citationItems":[{"id":"ITEM-196","isTemporary":false,"itemData":{"DOI":"10.3390/e25040548","author":[{"family":"Widdows","given":"Dominic"},{"family":"Rani","given":"Jyoti"},{"family":"Pothos","given":"Emmanuel M."}],"container-title":"Entropy","id":"Widdows2023","issue":"4","issued":{"date-parts":[[2023]]},"page":"548","publisher":"MDPI","title":"Quantum circuit components for cognitive decision-making","type":"article-journal","volume":"25"}},{"id":"ITEM-197","isTemporary":false,"itemData":{"DOI":"10.3390/electronics10020100","author":[{"family":"Yan","given":"Fei"},{"family":"Iliyasu","given":"Abdullah M."},{"family":"Hirota","given":"Kaoru"}],"container-title":"Electronics","id":"Yan2021","issue":"2","issued":{"date-parts":[[2021]]},"page":"100","publisher":"MDPI","title":"Conceptual framework for quantum affective computing and its use in fusion of multi-robot emotions","type":"article-journal","volume":"10"}},{"id":"ITEM-198","isTemporary":false,"itemData":{"DOI":"10.3390/e25091323","author":[{"family":"Lawless","given":"William F."},{"family":"Moskowitz","given":"Ira S."},{"family":"Doctor","given":"Katarina Z."}],"container-title":"Entropy","id":"Lawless2023","issue":"9","issued":{"date-parts":[[2023]]},"page":"1323","publisher":"MDPI","title":"A quantum-like model of interdependence for embodied human–machine teams: Reviewing the path to autonomy facing complexity and uncertainty","title-short":"A quantum-like model of interdependence for embodied human–machine teams","type":"article-journal","volume":"25"}},{"id":"ITEM-199","isTemporary":false,"itemData":{"DOI":"10.3390/e27020152","author":[{"family":"Humr","given":"Scott"},{"family":"Canan","given":"Mustafa"},{"family":"Demir","given":"Mustafa"}],"container-title":"Entropy","id":"Humr2025","issue":"2","issued":{"date-parts":[[2025]]},"page":"152","publisher":"MDPI","title":"A quantum probability approach to improving human–AI decision making","type":"article-journal","volume":"27"}},{"id":"ITEM-200","isTemporary":false,"itemData":{"URL":"https://arxiv.org/abs/2602.03571","author":[{"family":"Essalmi","given":"Karim"},{"family":"Garrido","given":"Fernando"},{"family":"Nashashibi","given":"Fawzi"}],"id":"Essalmi2026","issued":{"date-parts":[[2026]]},"title":"Multi-player, multi-strategy quantum game model for interaction-aware decision-making in automated driving","type":""}}],"isEdited":false,"manualOverride":{"citeprocText":"(Widdows, Rani, and Pothos 2023; Yan, Iliyasu, and Hirota 2021; Lawless, Moskowitz, and Doctor 2023; Humr, Canan, and Demir 2025; Essalmi, Garrido, and Nashashibi 2026)","isManuallyOverridden":false,"manualOverrideText":""},"mendeley":{"formattedCitation":"(Widdows, Rani, and Pothos 2023; Yan, Iliyasu, and Hirota 2021; Lawless, Moskowitz, and Doctor 2023; Humr, Canan, and Demir 2025; Essalmi, Garrido, and Nashashibi 2026)","plainTextFormattedCitation":"(Widdows, Rani, and Pothos 2023; Yan, Iliyasu, and Hirota 2021; Lawless, Moskowitz, and Doctor 2023; Humr, Canan, and Demir 2025; Essalmi, Garrido, and Nashashibi 2026)","previouslyFormattedCitation":"(Widdows, Rani, and Pothos 2023; Yan, Iliyasu, and Hirota 2021; Lawless, Moskowitz, and Doctor 2023; Humr, Canan, and Demir 2025; Essalmi, Garrido, and Nashashibi 2026)"},"properties":{"noteIndex":0},"schema":"https://github.com/citation-style-language/schema/raw/master/csl-citation.json"}</w:instrText>
+              <w:instrText xml:space="preserve">ADDIN CSL_CITATION {"citationItems":[{"id":"ITEM-1","itemData":{"DOI":"10.3390/e25040548","author":[{"family":"Widdows","given":"Dominic"},{"family":"Rani","given":"Jyoti"},{"family":"Pothos","given":"Emmanuel M."}],"container-title":"Entropy","id":"ITEM-1","issue":"4","issued":{"date-parts":[[2023]]},"page":"548","publisher":"MDPI","title":"Quantum circuit components for cognitive decision-making","type":"article-journal","volume":"25"}},{"id":"ITEM-2","itemData":{"DOI":"10.3390/electronics10020100","author":[{"family":"Yan","given":"Fei"},{"family":"Iliyasu","given":"Abdullah M."},{"family":"Hirota","given":"Kaoru"}],"container-title":"Electronics","id":"ITEM-2","issue":"2","issued":{"date-parts":[[2021]]},"page":"100","publisher":"MDPI","title":"Conceptual framework for quantum affective computing and its use in fusion of multi-robot emotions","type":"article-journal","volume":"10"}},{"id":"ITEM-3","itemData":{"DOI":"10.3390/e25091323","author":[{"family":"Lawless","given":"William F."},{"family":"Moskowitz","given":"Ira S."},{"family":"Doctor","given":"Katarina Z."}],"container-title":"Entropy","id":"ITEM-3","issue":"9","issued":{"date-parts":[[2023]]},"page":"1323","publisher":"MDPI","title":"A quantum-like model of interdependence for embodied human–machine teams: Reviewing the path to autonomy facing complexity and uncertainty","title-short":"A quantum-like model of interdependence for embodied human–machine teams","type":"article-journal","volume":"25"}},{"id":"ITEM-4","itemData":{"DOI":"10.3390/e27020152","author":[{"family":"Humr","given":"Scott"},{"family":"Canan","given":"Mustafa"},{"family":"Demir","given":"Mustafa"}],"container-title":"Entropy","id":"ITEM-4","issue":"2","issued":{"date-parts":[[2025]]},"page":"152","publisher":"MDPI","title":"A quantum probability approach to improving human–AI decision making","type":"article-journal","volume":"27"}},{"id":"ITEM-5","itemData":{"URL":"https://arxiv.org/abs/2602.03571","author":[{"family":"Essalmi","given":"Karim"},{"family":"Garrido","given":"Fernando"},{"family":"Nashashibi","given":"Fawzi"}],"id":"ITEM-5","issued":{"date-parts":[[2026]]},"title":"Multi-player, multi-strategy quantum game model for interaction-aware decision-making in automated driving","type":""}}],"mendeley":{"formattedCitation":"(Widdows, Rani, and Pothos 2023; Yan, Iliyasu, and Hirota 2021; Lawless, Moskowitz, and Doctor 2023; Humr, Canan, and Demir 2025; Essalmi, Garrido, and Nashashibi 2026)","plainTextFormattedCitation":"(Widdows, Rani, and Pothos 2023; Yan, Iliyasu, and Hirota 2021; Lawless, Moskowitz, and Doctor 2023; Humr, Canan, and Demir 2025; Essalmi, Garrido, and Nashashibi 2026)","previouslyFormattedCitation":"(Widdows, Rani, and Pothos 2023; Yan, Iliyasu, and Hirota 2021; Lawless, Moskowitz, and Doctor 2023; Humr, Canan, and Demir 2025; Essalmi, Garrido, and Nashashibi 2026)"},"properties":{"noteIndex":0},"schema":"https://github.com/citation-style-language/schema/raw/master/csl-citation.json"}</w:instrText>
             </w:r>
             <w:r>
               <w:fldChar w:fldCharType="separate"/>
@@ -20090,7 +20090,7 @@
               <w:fldChar w:fldCharType="begin"/>
             </w:r>
             <w:r>
-              <w:instrText xml:space="preserve">ADDIN CSL_CITATION {"citationID":"MENDELEY_CITATION_202","citationItems":[{"id":"ITEM-201","isTemporary":false,"itemData":{"DOI":"10.1016/j.swevo.2023.101297","author":[{"family":"Mannone","given":"Maria"},{"family":"Seidita","given":"Valeria"},{"family":"Chella","given":"Antonio"}],"container-title":"Swarm and Evolutionary Computation","id":"Mannone2023","issued":{"date-parts":[[2023]]},"page":"101297","title":"Modeling and designing a robotic swarm: A quantum computing approach","title-short":"Modeling and designing a robotic swarm","type":"article-journal","volume":"79"}},{"id":"ITEM-202","isTemporary":false,"itemData":{"DOI":"10.1098/rsta.2024.0139","author":[{"family":"Mannone","given":"Maria"},{"family":"Seidita","given":"Valeria"},{"family":"Chella","given":"Antonio"}],"container-title":"Philosophical Transactions of the Royal Society A: Mathematical, Physical and Engineering Sciences","id":"Mannone2025","issue":"2289","issued":{"date-parts":[[2025]]},"page":"20240139","title":"Quantum computing for swarm robotics: A local-to-global approach","title-short":"Quantum computing for swarm robotics","type":"article-journal","volume":"383"}}],"isEdited":false,"manualOverride":{"citeprocText":"(Mannone, Seidita, and Chella 2023, 2025)","isManuallyOverridden":false,"manualOverrideText":""},"mendeley":{"formattedCitation":"(Mannone, Seidita, and Chella 2023, 2025)","plainTextFormattedCitation":"(Mannone, Seidita, and Chella 2023, 2025)","previouslyFormattedCitation":"(Mannone, Seidita, and Chella 2023, 2025)"},"properties":{"noteIndex":0},"schema":"https://github.com/citation-style-language/schema/raw/master/csl-citation.json"}</w:instrText>
+              <w:instrText xml:space="preserve">ADDIN CSL_CITATION {"citationItems":[{"id":"ITEM-1","itemData":{"DOI":"10.1016/j.swevo.2023.101297","author":[{"family":"Mannone","given":"Maria"},{"family":"Seidita","given":"Valeria"},{"family":"Chella","given":"Antonio"}],"container-title":"Swarm and Evolutionary Computation","id":"ITEM-1","issued":{"date-parts":[[2023]]},"page":"101297","title":"Modeling and designing a robotic swarm: A quantum computing approach","title-short":"Modeling and designing a robotic swarm","type":"article-journal","volume":"79"}},{"id":"ITEM-2","itemData":{"DOI":"10.1098/rsta.2024.0139","author":[{"family":"Mannone","given":"Maria"},{"family":"Seidita","given":"Valeria"},{"family":"Chella","given":"Antonio"}],"container-title":"Philosophical Transactions of the Royal Society A: Mathematical, Physical and Engineering Sciences","id":"ITEM-2","issue":"2289","issued":{"date-parts":[[2025]]},"page":"20240139","title":"Quantum computing for swarm robotics: A local-to-global approach","title-short":"Quantum computing for swarm robotics","type":"article-journal","volume":"383"}}],"mendeley":{"formattedCitation":"(Mannone, Seidita, and Chella 2023, 2025)","plainTextFormattedCitation":"(Mannone, Seidita, and Chella 2023, 2025)","previouslyFormattedCitation":"(Mannone, Seidita, and Chella 2023, 2025)"},"properties":{"noteIndex":0},"schema":"https://github.com/citation-style-language/schema/raw/master/csl-citation.json"}</w:instrText>
             </w:r>
             <w:r>
               <w:fldChar w:fldCharType="separate"/>
@@ -20167,7 +20167,7 @@
               <w:fldChar w:fldCharType="begin"/>
             </w:r>
             <w:r>
-              <w:instrText xml:space="preserve">ADDIN CSL_CITATION {"citationID":"MENDELEY_CITATION_206","citationItems":[{"id":"ITEM-203","isTemporary":false,"itemData":{"DOI":"10.1103/PhysRevLett.133.200801","author":[{"family":"Tian","given":"Xiao-Hui"},{"family":"Yang","given":"Ran"},{"family":"Liu","given":"Hua-Ying"},{"family":"Fan","given":"Pengfei"},{"family":"Zhang","given":"Ji-Ning"},{"family":"Gu","given":"Changsheng"},{"family":"Chen","given":"Mengwen"},{"family":"Hu","given":"Mingzhe"},{"family":"Lu","given":"Feng-Yu"},{"family":"Yin","given":"Zhen-Qiang"},{"family":"Yin","given":"Zhi-Jun"},{"family":"Yuan","given":"Mo"},{"family":"Wang","given":"Shuang"},{"family":"Chen","given":"Wei"},{"family":"Gong","given":"Yan-Xiao"},{"family":"Zhu","given":"Shi-Ning"},{"family":"Xie","given":"Zhenda"}],"container-title":"Physical Review Letters","id":"Tian2023","issue":"20","issued":{"date-parts":[[2024]]},"page":"200801","publisher":"American Physical Society","title":"Experimental demonstration of drone-based quantum key distribution","type":"article-journal","volume":"133"}},{"id":"ITEM-204","isTemporary":false,"itemData":{"DOI":"10.48550/arXiv.2505.17587","URL":"https://arxiv.org/abs/2505.17587","author":[{"family":"Conrad","given":"Andrew"},{"family":"Cochran","given":"Roderick"},{"family":"Sanchez-Rosales","given":"Daniel"},{"family":"Isaac","given":"Samantha"},{"family":"Javid","given":"Timur"},{"family":"Rezaei","given":"Tahereh"},{"family":"Schroeder","given":"A. J."},{"family":"Golba","given":"Grzegorz"},{"family":"Gutha","given":"Akash"},{"family":"Wilens","given":"Brian"},{"family":"Herndon","given":"Kyle"},{"family":"Hill","given":"Alex"},{"family":"Chapman","given":"Joseph"},{"family":"Call","given":"Ian"},{"family":"Szabo","given":"Joseph"},{"family":"Corrigan","given":"Aodhan"},{"family":"Kamin","given":"Lars"},{"family":"Lütkenhaus","given":"Norbert"},{"family":"Gauthier","given":"Daniel J."},{"family":"Kwiat","given":"Paul G."}],"id":"Conrad2025","issued":{"date-parts":[[2025]]},"title":"Drone- and vehicle-based quantum key distribution","type":""}},{"id":"ITEM-205","isTemporary":false,"itemData":{"DOI":"10.48550/arXiv.2008.12230","URL":"https://arxiv.org/abs/2008.12230","author":[{"family":"Khoshnoud","given":"Farbod"},{"family":"Quadrelli","given":"Marco B."},{"family":"Esat","given":"Ibrahim I."},{"family":"Robinson","given":"Dario"}],"id":"Khoshnoud2020","issued":{"date-parts":[[2020]]},"title":"Quantum cooperative robotics and autonomy","type":""}},{"id":"ITEM-206","isTemporary":false,"itemData":{"DOI":"10.1103/PhysRevLett.126.020503","author":[{"family":"Liu","given":"Hua-Ying"},{"family":"Tian","given":"Xiao-Hui"},{"family":"Gu","given":"Changsheng"},{"family":"Fan","given":"Pengfei"},{"family":"Ni","given":"Xin"},{"family":"Yang","given":"Ran"},{"family":"Zhang","given":"Ji-Ning"},{"family":"Hu","given":"Mingzhe"},{"family":"Guo","given":"Jian"},{"family":"Cao","given":"Xun"},{"family":"Hu","given":"Xiaopeng"},{"family":"Zhao","given":"Gang"},{"family":"Lu","given":"Yan-Qing"},{"family":"Gong","given":"Yan-Xiao"},{"family":"Xie","given":"Zhenda"},{"family":"Zhu","given":"Shi-Ning"}],"container-title":"Physical Review Letters","id":"Liu2021","issued":{"date-parts":[[2021]]},"page":"020503","title":"Optical-relayed entanglement distribution using drones as mobile nodes","type":"article-journal","volume":"126"}}],"isEdited":false,"manualOverride":{"citeprocText":"(Tian et al. 2024; Conrad et al. 2025; Khoshnoud et al. 2020; Liu et al. 2021)","isManuallyOverridden":false,"manualOverrideText":""},"mendeley":{"formattedCitation":"(Tian et al. 2024; Conrad et al. 2025; Khoshnoud et al. 2020; Liu et al. 2021)","plainTextFormattedCitation":"(Tian et al. 2024; Conrad et al. 2025; Khoshnoud et al. 2020; Liu et al. 2021)","previouslyFormattedCitation":"(Tian et al. 2024; Conrad et al. 2025; Khoshnoud et al. 2020; Liu et al. 2021)"},"properties":{"noteIndex":0},"schema":"https://github.com/citation-style-language/schema/raw/master/csl-citation.json"}</w:instrText>
+              <w:instrText xml:space="preserve">ADDIN CSL_CITATION {"citationItems":[{"id":"ITEM-1","itemData":{"DOI":"10.1103/PhysRevLett.133.200801","author":[{"family":"Tian","given":"Xiao-Hui"},{"family":"Yang","given":"Ran"},{"family":"Liu","given":"Hua-Ying"},{"family":"Fan","given":"Pengfei"},{"family":"Zhang","given":"Ji-Ning"},{"family":"Gu","given":"Changsheng"},{"family":"Chen","given":"Mengwen"},{"family":"Hu","given":"Mingzhe"},{"family":"Lu","given":"Feng-Yu"},{"family":"Yin","given":"Zhen-Qiang"},{"family":"Yin","given":"Zhi-Jun"},{"family":"Yuan","given":"Mo"},{"family":"Wang","given":"Shuang"},{"family":"Chen","given":"Wei"},{"family":"Gong","given":"Yan-Xiao"},{"family":"Zhu","given":"Shi-Ning"},{"family":"Xie","given":"Zhenda"}],"container-title":"Physical Review Letters","id":"ITEM-1","issue":"20","issued":{"date-parts":[[2024]]},"page":"200801","publisher":"American Physical Society","title":"Experimental demonstration of drone-based quantum key distribution","type":"article-journal","volume":"133"}},{"id":"ITEM-2","itemData":{"DOI":"10.48550/arXiv.2505.17587","URL":"https://arxiv.org/abs/2505.17587","author":[{"family":"Conrad","given":"Andrew"},{"family":"Cochran","given":"Roderick"},{"family":"Sanchez-Rosales","given":"Daniel"},{"family":"Isaac","given":"Samantha"},{"family":"Javid","given":"Timur"},{"family":"Rezaei","given":"Tahereh"},{"family":"Schroeder","given":"A. J."},{"family":"Golba","given":"Grzegorz"},{"family":"Gutha","given":"Akash"},{"family":"Wilens","given":"Brian"},{"family":"Herndon","given":"Kyle"},{"family":"Hill","given":"Alex"},{"family":"Chapman","given":"Joseph"},{"family":"Call","given":"Ian"},{"family":"Szabo","given":"Joseph"},{"family":"Corrigan","given":"Aodhan"},{"family":"Kamin","given":"Lars"},{"family":"Lütkenhaus","given":"Norbert"},{"family":"Gauthier","given":"Daniel J."},{"family":"Kwiat","given":"Paul G."}],"id":"ITEM-2","issued":{"date-parts":[[2025]]},"title":"Drone- and vehicle-based quantum key distribution","type":""}},{"id":"ITEM-3","itemData":{"DOI":"10.48550/arXiv.2008.12230","URL":"https://arxiv.org/abs/2008.12230","author":[{"family":"Khoshnoud","given":"Farbod"},{"family":"Quadrelli","given":"Marco B."},{"family":"Esat","given":"Ibrahim I."},{"family":"Robinson","given":"Dario"}],"id":"ITEM-3","issued":{"date-parts":[[2020]]},"title":"Quantum cooperative robotics and autonomy","type":""}},{"id":"ITEM-4","itemData":{"DOI":"10.1103/PhysRevLett.126.020503","author":[{"family":"Liu","given":"Hua-Ying"},{"family":"Tian","given":"Xiao-Hui"},{"family":"Gu","given":"Changsheng"},{"family":"Fan","given":"Pengfei"},{"family":"Ni","given":"Xin"},{"family":"Yang","given":"Ran"},{"family":"Zhang","given":"Ji-Ning"},{"family":"Hu","given":"Mingzhe"},{"family":"Guo","given":"Jian"},{"family":"Cao","given":"Xun"},{"family":"Hu","given":"Xiaopeng"},{"family":"Zhao","given":"Gang"},{"family":"Lu","given":"Yan-Qing"},{"family":"Gong","given":"Yan-Xiao"},{"family":"Xie","given":"Zhenda"},{"family":"Zhu","given":"Shi-Ning"}],"container-title":"Physical Review Letters","id":"ITEM-4","issued":{"date-parts":[[2021]]},"page":"020503","title":"Optical-relayed entanglement distribution using drones as mobile nodes","type":"article-journal","volume":"126"}}],"mendeley":{"formattedCitation":"(Tian et al. 2024; Conrad et al. 2025; Khoshnoud et al. 2020; Liu et al. 2021)","plainTextFormattedCitation":"(Tian et al. 2024; Conrad et al. 2025; Khoshnoud et al. 2020; Liu et al. 2021)","previouslyFormattedCitation":"(Tian et al. 2024; Conrad et al. 2025; Khoshnoud et al. 2020; Liu et al. 2021)"},"properties":{"noteIndex":0},"schema":"https://github.com/citation-style-language/schema/raw/master/csl-citation.json"}</w:instrText>
             </w:r>
             <w:r>
               <w:fldChar w:fldCharType="separate"/>
@@ -20659,7 +20659,7 @@
               <w:fldChar w:fldCharType="begin"/>
             </w:r>
             <w:r>
-              <w:instrText xml:space="preserve">ADDIN CSL_CITATION {"citationID":"MENDELEY_CITATION_208","citationItems":[{"id":"ITEM-207","isTemporary":false,"itemData":{"DOI":"10.48550/arXiv.2504.08167","URL":"https://arxiv.org/abs/2504.08167","author":[{"family":"Muradoglu","given":"Murat"},{"family":"Johnsson","given":"Mattias T."},{"family":"Wilson","given":"Nathanial M."},{"family":"Cohen","given":"Yuval"},{"family":"Shin","given":"Dongki"},{"family":"Navickas","given":"Tomas"},{"family":"Pyragius","given":"Tadas"},{"family":"Thomas","given":"Divya"},{"family":"Thompson","given":"Daniel"},{"family":"Moore","given":"Steven I."},{"family":"Rahman","given":"Md Tanvir"},{"family":"Walker","given":"Adrian"},{"family":"Dutta","given":"Indranil"},{"family":"Bijjahalli","given":"Suraj"},{"family":"Berlocher","given":"Jacob"},{"family":"Hush","given":"Michael R."},{"family":"Anderson","given":"Russell P."},{"family":"Szigeti","given":"Stuart S."},{"family":"Biercuk","given":"Michael J."}],"id":"Muradoglu2025","issued":{"date-parts":[[2025]]},"title":"Quantum-assured magnetic navigation achieves positioning accuracy better than a strategic-grade INS in airborne and ground-based field trials","type":""}},{"id":"ITEM-208","isTemporary":false,"itemData":{"DOI":"10.1103/PhysRevApplied.10.034030","author":[{"family":"Cheiney","given":"Pierrick"},{"family":"Fouché","given":"Lauriane"},{"family":"Templier","given":"Simon"},{"family":"Napolitano","given":"Fabien"},{"family":"Battelier","given":"Baptiste"},{"family":"Bouyer","given":"Philippe"},{"family":"Barrett","given":"Brynle"}],"container-title":"Physical Review Applied","id":"Cheiney2018","issue":"3","issued":{"date-parts":[[2018]]},"page":"034030","publisher":"American Physical Society","title":"Navigation-compatible hybrid quantum accelerometer using a Kalman filter","type":"article-journal","volume":"10"}}],"isEdited":false,"manualOverride":{"citeprocText":"(Muradoglu et al. 2025; Cheiney et al. 2018)","isManuallyOverridden":false,"manualOverrideText":""},"mendeley":{"formattedCitation":"(Muradoglu et al. 2025; Cheiney et al. 2018)","plainTextFormattedCitation":"(Muradoglu et al. 2025; Cheiney et al. 2018)","previouslyFormattedCitation":"(Muradoglu et al. 2025; Cheiney et al. 2018)"},"properties":{"noteIndex":0},"schema":"https://github.com/citation-style-language/schema/raw/master/csl-citation.json"}</w:instrText>
+              <w:instrText xml:space="preserve">ADDIN CSL_CITATION {"citationItems":[{"id":"ITEM-1","itemData":{"DOI":"10.48550/arXiv.2504.08167","URL":"https://arxiv.org/abs/2504.08167","author":[{"family":"Muradoglu","given":"Murat"},{"family":"Johnsson","given":"Mattias T."},{"family":"Wilson","given":"Nathanial M."},{"family":"Cohen","given":"Yuval"},{"family":"Shin","given":"Dongki"},{"family":"Navickas","given":"Tomas"},{"family":"Pyragius","given":"Tadas"},{"family":"Thomas","given":"Divya"},{"family":"Thompson","given":"Daniel"},{"family":"Moore","given":"Steven I."},{"family":"Rahman","given":"Md Tanvir"},{"family":"Walker","given":"Adrian"},{"family":"Dutta","given":"Indranil"},{"family":"Bijjahalli","given":"Suraj"},{"family":"Berlocher","given":"Jacob"},{"family":"Hush","given":"Michael R."},{"family":"Anderson","given":"Russell P."},{"family":"Szigeti","given":"Stuart S."},{"family":"Biercuk","given":"Michael J."}],"id":"ITEM-1","issued":{"date-parts":[[2025]]},"title":"Quantum-assured magnetic navigation achieves positioning accuracy better than a strategic-grade INS in airborne and ground-based field trials","type":""}},{"id":"ITEM-2","itemData":{"DOI":"10.1103/PhysRevApplied.10.034030","author":[{"family":"Cheiney","given":"Pierrick"},{"family":"Fouché","given":"Lauriane"},{"family":"Templier","given":"Simon"},{"family":"Napolitano","given":"Fabien"},{"family":"Battelier","given":"Baptiste"},{"family":"Bouyer","given":"Philippe"},{"family":"Barrett","given":"Brynle"}],"container-title":"Physical Review Applied","id":"ITEM-2","issue":"3","issued":{"date-parts":[[2018]]},"page":"034030","publisher":"American Physical Society","title":"Navigation-compatible hybrid quantum accelerometer using a Kalman filter","type":"article-journal","volume":"10"}}],"mendeley":{"formattedCitation":"(Muradoglu et al. 2025; Cheiney et al. 2018)","plainTextFormattedCitation":"(Muradoglu et al. 2025; Cheiney et al. 2018)","previouslyFormattedCitation":"(Muradoglu et al. 2025; Cheiney et al. 2018)"},"properties":{"noteIndex":0},"schema":"https://github.com/citation-style-language/schema/raw/master/csl-citation.json"}</w:instrText>
             </w:r>
             <w:r>
               <w:fldChar w:fldCharType="separate"/>
@@ -20717,7 +20717,7 @@
               <w:fldChar w:fldCharType="begin"/>
             </w:r>
             <w:r>
-              <w:instrText xml:space="preserve">ADDIN CSL_CITATION {"citationID":"MENDELEY_CITATION_210","citationItems":[{"id":"ITEM-209","isTemporary":false,"itemData":{"DOI":"10.1146/annurev-psych-033020-123501","author":[{"family":"Pothos","given":"Emmanuel M."},{"family":"Busemeyer","given":"Jerome R."}],"container-title":"Annual Review of Psychology","id":"Pothos2022","issue":"1","issued":{"date-parts":[[2022]]},"page":"749-778","publisher":"Annual Reviews","title":"Quantum cognition","type":"article-journal","volume":"73"}},{"id":"ITEM-210","isTemporary":false,"itemData":{"DOI":"10.1146/annurev-control-042920-092451","author":[{"family":"Kurniawati","given":"Hanna"}],"container-title":"Annual Review of Control, Robotics, and Autonomous Systems","id":"Kurniawati2022","issued":{"date-parts":[[2022]]},"page":"253-277","publisher":"Annual Reviews","title":"Partially observable Markov decision processes and robotics","type":"article-journal","volume":"5"}}],"isEdited":false,"manualOverride":{"citeprocText":"(Pothos and Busemeyer 2022; Kurniawati 2022)","isManuallyOverridden":false,"manualOverrideText":""},"mendeley":{"formattedCitation":"(Pothos and Busemeyer 2022; Kurniawati 2022)","plainTextFormattedCitation":"(Pothos and Busemeyer 2022; Kurniawati 2022)","previouslyFormattedCitation":"(Pothos and Busemeyer 2022; Kurniawati 2022)"},"properties":{"noteIndex":0},"schema":"https://github.com/citation-style-language/schema/raw/master/csl-citation.json"}</w:instrText>
+              <w:instrText xml:space="preserve">ADDIN CSL_CITATION {"citationItems":[{"id":"ITEM-1","itemData":{"DOI":"10.1146/annurev-psych-033020-123501","author":[{"family":"Pothos","given":"Emmanuel M."},{"family":"Busemeyer","given":"Jerome R."}],"container-title":"Annual Review of Psychology","id":"ITEM-1","issue":"1","issued":{"date-parts":[[2022]]},"page":"749-778","publisher":"Annual Reviews","title":"Quantum cognition","type":"article-journal","volume":"73"}},{"id":"ITEM-2","itemData":{"DOI":"10.1146/annurev-control-042920-092451","author":[{"family":"Kurniawati","given":"Hanna"}],"container-title":"Annual Review of Control, Robotics, and Autonomous Systems","id":"ITEM-2","issued":{"date-parts":[[2022]]},"page":"253-277","publisher":"Annual Reviews","title":"Partially observable Markov decision processes and robotics","type":"article-journal","volume":"5"}}],"mendeley":{"formattedCitation":"(Pothos and Busemeyer 2022; Kurniawati 2022)","plainTextFormattedCitation":"(Pothos and Busemeyer 2022; Kurniawati 2022)","previouslyFormattedCitation":"(Pothos and Busemeyer 2022; Kurniawati 2022)"},"properties":{"noteIndex":0},"schema":"https://github.com/citation-style-language/schema/raw/master/csl-citation.json"}</w:instrText>
             </w:r>
             <w:r>
               <w:fldChar w:fldCharType="separate"/>
@@ -20821,7 +20821,7 @@
               <w:fldChar w:fldCharType="begin"/>
             </w:r>
             <w:r>
-              <w:instrText xml:space="preserve">ADDIN CSL_CITATION {"citationID":"MENDELEY_CITATION_213","citationItems":[{"id":"ITEM-211","isTemporary":false,"itemData":{"DOI":"10.1038/s41598-025-28481-w","author":[{"family":"Quang","given":"Thinh Nguyen"},{"family":"Matsuyama","given":"Kosuke"},{"family":"Shimizu","given":"Keisuke"},{"family":"Sugano","given":"Hiroki"},{"family":"Kurimoto","given":"Eiji"},{"family":"Miki","given":"Masahiro"},{"family":"Suzuki","given":"Jumpei"},{"family":"Chen","given":"Ziyi"},{"family":"Waidyasooriya","given":"Hasitha Muthumala"},{"family":"Hariyama","given":"Masanori"},{"family":"Hitomi","given":"Masaru"},{"family":"Sawamura","given":"Kenta"},{"family":"Ohzeki","given":"Masayuki"}],"container-title":"Scientific Reports","id":"Quang2025","issued":{"date-parts":[[2025]]},"page":"44047","publisher":"Nature Publishing Group","title":"Quantum annealing-based route optimization for commercial AGV operating systems in large-scale logistics warehouses","type":"article-journal","volume":"15"}},{"id":"ITEM-212","isTemporary":false,"itemData":{"URL":"https://proceedings.mlr.press/v267/gerlach25a.html","author":[{"family":"Gerlach","given":"Thore"},{"family":"Lee","given":"Loong Kuan"},{"family":"Barbaresco","given":"Frederic"},{"family":"Piatkowski","given":"Nico"}],"collection-title":"Proceedings of machine learning research","container-title":"Proceedings of the 42nd international conference on machine learning","editor":[{"family":"Singh","given":"Aarti"},{"family":"Fazel","given":"Maryam"},{"family":"Hsu","given":"Daniel"},{"family":"Lacoste-Julien","given":"Simon"},{"family":"Berkenkamp","given":"Felix"},{"family":"Maharaj","given":"Tegan"},{"family":"Wagstaff","given":"Kiri"},{"family":"Zhu","given":"Jerry"}],"id":"Gerlach2025","issued":{"date-parts":[[2025]]},"page":"19161-19171","publisher":"PMLR","publisher-place":"Vancouver, Canada","title":"Hybrid quantum-classical multi-agent pathfinding","type":"paper-conference","volume":"267"}},{"id":"ITEM-213","isTemporary":false,"itemData":{"DOI":"10.1126/sciadv.aav2372","author":[{"family":"Goto","given":"Hayato"},{"family":"Tatsumura","given":"Kosuke"},{"family":"Dixon","given":"Alexander R."}],"container-title":"Science Advances","id":"Goto2019","issue":"4","issued":{"date-parts":[[2019]]},"page":"eaav2372","publisher":"American Association for the Advancement of Science","title":"Combinatorial optimization by simulating adiabatic bifurcations in nonlinear Hamiltonian systems","type":"article-journal","volume":"5"}}],"isEdited":false,"manualOverride":{"citeprocText":"(Quang et al. 2025; Gerlach et al. 2025; Goto, Tatsumura, and Dixon 2019)","isManuallyOverridden":false,"manualOverrideText":""},"mendeley":{"formattedCitation":"(Quang et al. 2025; Gerlach et al. 2025; Goto, Tatsumura, and Dixon 2019)","plainTextFormattedCitation":"(Quang et al. 2025; Gerlach et al. 2025; Goto, Tatsumura, and Dixon 2019)","previouslyFormattedCitation":"(Quang et al. 2025; Gerlach et al. 2025; Goto, Tatsumura, and Dixon 2019)"},"properties":{"noteIndex":0},"schema":"https://github.com/citation-style-language/schema/raw/master/csl-citation.json"}</w:instrText>
+              <w:instrText xml:space="preserve">ADDIN CSL_CITATION {"citationItems":[{"id":"ITEM-1","itemData":{"DOI":"10.1038/s41598-025-28481-w","author":[{"family":"Quang","given":"Thinh Nguyen"},{"family":"Matsuyama","given":"Kosuke"},{"family":"Shimizu","given":"Keisuke"},{"family":"Sugano","given":"Hiroki"},{"family":"Kurimoto","given":"Eiji"},{"family":"Miki","given":"Masahiro"},{"family":"Suzuki","given":"Jumpei"},{"family":"Chen","given":"Ziyi"},{"family":"Waidyasooriya","given":"Hasitha Muthumala"},{"family":"Hariyama","given":"Masanori"},{"family":"Hitomi","given":"Masaru"},{"family":"Sawamura","given":"Kenta"},{"family":"Ohzeki","given":"Masayuki"}],"container-title":"Scientific Reports","id":"ITEM-1","issued":{"date-parts":[[2025]]},"page":"44047","publisher":"Nature Publishing Group","title":"Quantum annealing-based route optimization for commercial AGV operating systems in large-scale logistics warehouses","type":"article-journal","volume":"15"}},{"id":"ITEM-2","itemData":{"URL":"https://proceedings.mlr.press/v267/gerlach25a.html","author":[{"family":"Gerlach","given":"Thore"},{"family":"Lee","given":"Loong Kuan"},{"family":"Barbaresco","given":"Frederic"},{"family":"Piatkowski","given":"Nico"}],"collection-title":"Proceedings of machine learning research","container-title":"Proceedings of the 42nd international conference on machine learning","editor":[{"family":"Singh","given":"Aarti"},{"family":"Fazel","given":"Maryam"},{"family":"Hsu","given":"Daniel"},{"family":"Lacoste-Julien","given":"Simon"},{"family":"Berkenkamp","given":"Felix"},{"family":"Maharaj","given":"Tegan"},{"family":"Wagstaff","given":"Kiri"},{"family":"Zhu","given":"Jerry"}],"id":"ITEM-2","issued":{"date-parts":[[2025]]},"page":"19161-19171","publisher":"PMLR","publisher-place":"Vancouver, Canada","title":"Hybrid quantum-classical multi-agent pathfinding","type":"paper-conference","volume":"267"}},{"id":"ITEM-3","itemData":{"DOI":"10.1126/sciadv.aav2372","author":[{"family":"Goto","given":"Hayato"},{"family":"Tatsumura","given":"Kosuke"},{"family":"Dixon","given":"Alexander R."}],"container-title":"Science Advances","id":"ITEM-3","issue":"4","issued":{"date-parts":[[2019]]},"page":"eaav2372","publisher":"American Association for the Advancement of Science","title":"Combinatorial optimization by simulating adiabatic bifurcations in nonlinear Hamiltonian systems","type":"article-journal","volume":"5"}}],"mendeley":{"formattedCitation":"(Quang et al. 2025; Gerlach et al. 2025; Goto, Tatsumura, and Dixon 2019)","plainTextFormattedCitation":"(Quang et al. 2025; Gerlach et al. 2025; Goto, Tatsumura, and Dixon 2019)","previouslyFormattedCitation":"(Quang et al. 2025; Gerlach et al. 2025; Goto, Tatsumura, and Dixon 2019)"},"properties":{"noteIndex":0},"schema":"https://github.com/citation-style-language/schema/raw/master/csl-citation.json"}</w:instrText>
             </w:r>
             <w:r>
               <w:fldChar w:fldCharType="separate"/>
@@ -20879,7 +20879,7 @@
               <w:fldChar w:fldCharType="begin"/>
             </w:r>
             <w:r>
-              <w:instrText xml:space="preserve">ADDIN CSL_CITATION {"citationID":"MENDELEY_CITATION_214","citationItems":[{"id":"ITEM-214","isTemporary":false,"itemData":{"DOI":"10.48550/arXiv.2505.17587","URL":"https://arxiv.org/abs/2505.17587","author":[{"family":"Conrad","given":"Andrew"},{"family":"Cochran","given":"Roderick"},{"family":"Sanchez-Rosales","given":"Daniel"},{"family":"Isaac","given":"Samantha"},{"family":"Javid","given":"Timur"},{"family":"Rezaei","given":"Tahereh"},{"family":"Schroeder","given":"A. J."},{"family":"Golba","given":"Grzegorz"},{"family":"Gutha","given":"Akash"},{"family":"Wilens","given":"Brian"},{"family":"Herndon","given":"Kyle"},{"family":"Hill","given":"Alex"},{"family":"Chapman","given":"Joseph"},{"family":"Call","given":"Ian"},{"family":"Szabo","given":"Joseph"},{"family":"Corrigan","given":"Aodhan"},{"family":"Kamin","given":"Lars"},{"family":"Lütkenhaus","given":"Norbert"},{"family":"Gauthier","given":"Daniel J."},{"family":"Kwiat","given":"Paul G."}],"id":"Conrad2025","issued":{"date-parts":[[2025]]},"title":"Drone- and vehicle-based quantum key distribution","type":""}}],"isEdited":false,"manualOverride":{"citeprocText":"(Conrad et al. 2025)","isManuallyOverridden":false,"manualOverrideText":""},"mendeley":{"formattedCitation":"(Conrad et al. 2025)","plainTextFormattedCitation":"(Conrad et al. 2025)","previouslyFormattedCitation":"(Conrad et al. 2025)"},"properties":{"noteIndex":0},"schema":"https://github.com/citation-style-language/schema/raw/master/csl-citation.json"}</w:instrText>
+              <w:instrText xml:space="preserve">ADDIN CSL_CITATION {"citationItems":[{"id":"ITEM-1","itemData":{"DOI":"10.48550/arXiv.2505.17587","URL":"https://arxiv.org/abs/2505.17587","author":[{"family":"Conrad","given":"Andrew"},{"family":"Cochran","given":"Roderick"},{"family":"Sanchez-Rosales","given":"Daniel"},{"family":"Isaac","given":"Samantha"},{"family":"Javid","given":"Timur"},{"family":"Rezaei","given":"Tahereh"},{"family":"Schroeder","given":"A. J."},{"family":"Golba","given":"Grzegorz"},{"family":"Gutha","given":"Akash"},{"family":"Wilens","given":"Brian"},{"family":"Herndon","given":"Kyle"},{"family":"Hill","given":"Alex"},{"family":"Chapman","given":"Joseph"},{"family":"Call","given":"Ian"},{"family":"Szabo","given":"Joseph"},{"family":"Corrigan","given":"Aodhan"},{"family":"Kamin","given":"Lars"},{"family":"Lütkenhaus","given":"Norbert"},{"family":"Gauthier","given":"Daniel J."},{"family":"Kwiat","given":"Paul G."}],"id":"ITEM-1","issued":{"date-parts":[[2025]]},"title":"Drone- and vehicle-based quantum key distribution","type":""}}],"mendeley":{"formattedCitation":"(Conrad et al. 2025)","plainTextFormattedCitation":"(Conrad et al. 2025)","previouslyFormattedCitation":"(Conrad et al. 2025)"},"properties":{"noteIndex":0},"schema":"https://github.com/citation-style-language/schema/raw/master/csl-citation.json"}</w:instrText>
             </w:r>
             <w:r>
               <w:fldChar w:fldCharType="separate"/>
@@ -20941,7 +20941,7 @@
               <w:fldChar w:fldCharType="begin"/>
             </w:r>
             <w:r>
-              <w:instrText xml:space="preserve">ADDIN CSL_CITATION {"citationID":"MENDELEY_CITATION_216","citationItems":[{"id":"ITEM-215","isTemporary":false,"itemData":{"DOI":"10.1109/ACCESS.2024.3417808","author":[{"family":"Hohenfeld","given":"Hans"},{"family":"Heimann","given":"Dirk"},{"family":"Wiebe","given":"Felix"},{"family":"Kirchner","given":"Frank"}],"container-title":"IEEE Access","id":"Hohenfeld2024","issued":{"date-parts":[[2024]]},"page":"87217-87236","publisher":"IEEE","title":"Quantum deep reinforcement learning for robot navigation tasks","type":"article-journal","volume":"12"}},{"id":"ITEM-216","isTemporary":false,"itemData":{"DOI":"10.1177/0278364913495721","author":[{"family":"Kober","given":"Jens"},{"family":"Bagnell","given":"J. Andrew"},{"family":"Peters","given":"Jan"}],"container-title":"The International Journal of Robotics Research","id":"Kober2013","issue":"11","issued":{"date-parts":[[2013]]},"page":"1238-1274","publisher":"SAGE Publications","title":"Reinforcement learning in robotics: A survey","title-short":"Reinforcement learning in robotics","type":"article-journal","volume":"32"}}],"isEdited":false,"manualOverride":{"citeprocText":"(Hohenfeld et al. 2024; Kober, Bagnell, and Peters 2013)","isManuallyOverridden":false,"manualOverrideText":""},"mendeley":{"formattedCitation":"(Hohenfeld et al. 2024; Kober, Bagnell, and Peters 2013)","plainTextFormattedCitation":"(Hohenfeld et al. 2024; Kober, Bagnell, and Peters 2013)","previouslyFormattedCitation":"(Hohenfeld et al. 2024; Kober, Bagnell, and Peters 2013)"},"properties":{"noteIndex":0},"schema":"https://github.com/citation-style-language/schema/raw/master/csl-citation.json"}</w:instrText>
+              <w:instrText xml:space="preserve">ADDIN CSL_CITATION {"citationItems":[{"id":"ITEM-1","itemData":{"DOI":"10.1109/ACCESS.2024.3417808","author":[{"family":"Hohenfeld","given":"Hans"},{"family":"Heimann","given":"Dirk"},{"family":"Wiebe","given":"Felix"},{"family":"Kirchner","given":"Frank"}],"container-title":"IEEE Access","id":"ITEM-1","issued":{"date-parts":[[2024]]},"page":"87217-87236","publisher":"IEEE","title":"Quantum deep reinforcement learning for robot navigation tasks","type":"article-journal","volume":"12"}},{"id":"ITEM-2","itemData":{"DOI":"10.1177/0278364913495721","author":[{"family":"Kober","given":"Jens"},{"family":"Bagnell","given":"J. Andrew"},{"family":"Peters","given":"Jan"}],"container-title":"The International Journal of Robotics Research","id":"ITEM-2","issue":"11","issued":{"date-parts":[[2013]]},"page":"1238-1274","publisher":"SAGE Publications","title":"Reinforcement learning in robotics: A survey","title-short":"Reinforcement learning in robotics","type":"article-journal","volume":"32"}}],"mendeley":{"formattedCitation":"(Hohenfeld et al. 2024; Kober, Bagnell, and Peters 2013)","plainTextFormattedCitation":"(Hohenfeld et al. 2024; Kober, Bagnell, and Peters 2013)","previouslyFormattedCitation":"(Hohenfeld et al. 2024; Kober, Bagnell, and Peters 2013)"},"properties":{"noteIndex":0},"schema":"https://github.com/citation-style-language/schema/raw/master/csl-citation.json"}</w:instrText>
             </w:r>
             <w:r>
               <w:fldChar w:fldCharType="separate"/>
@@ -20999,7 +20999,7 @@
               <w:fldChar w:fldCharType="begin"/>
             </w:r>
             <w:r>
-              <w:instrText xml:space="preserve">ADDIN CSL_CITATION {"citationID":"MENDELEY_CITATION_217","citationItems":[{"id":"ITEM-217","isTemporary":false,"itemData":{"DOI":"10.1103/PhysRevLett.127.100501","author":[{"family":"Córcoles","given":"Antonio D."},{"family":"Takita","given":"Maika"},{"family":"Inoue","given":"Ken"},{"family":"Lekuch","given":"Scott"},{"family":"Minev","given":"Zlatko K."},{"family":"Chow","given":"Jerry M."},{"family":"Gambetta","given":"Jay M."}],"container-title":"Physical Review Letters","id":"Corcoles2021","issue":"10","issued":{"date-parts":[[2021]]},"page":"100501","publisher":"American Physical Society","title":"Exploiting dynamic quantum circuits in a quantum algorithm with superconducting qubits","type":"article-journal","volume":"127"}}],"isEdited":false,"manualOverride":{"citeprocText":"(Córcoles et al. 2021)","isManuallyOverridden":false,"manualOverrideText":""},"mendeley":{"formattedCitation":"(Córcoles et al. 2021)","plainTextFormattedCitation":"(Córcoles et al. 2021)","previouslyFormattedCitation":"(Córcoles et al. 2021)"},"properties":{"noteIndex":0},"schema":"https://github.com/citation-style-language/schema/raw/master/csl-citation.json"}</w:instrText>
+              <w:instrText xml:space="preserve">ADDIN CSL_CITATION {"citationItems":[{"id":"ITEM-1","itemData":{"DOI":"10.1103/PhysRevLett.127.100501","author":[{"family":"Córcoles","given":"Antonio D."},{"family":"Takita","given":"Maika"},{"family":"Inoue","given":"Ken"},{"family":"Lekuch","given":"Scott"},{"family":"Minev","given":"Zlatko K."},{"family":"Chow","given":"Jerry M."},{"family":"Gambetta","given":"Jay M."}],"container-title":"Physical Review Letters","id":"ITEM-1","issue":"10","issued":{"date-parts":[[2021]]},"page":"100501","publisher":"American Physical Society","title":"Exploiting dynamic quantum circuits in a quantum algorithm with superconducting qubits","type":"article-journal","volume":"127"}}],"mendeley":{"formattedCitation":"(Córcoles et al. 2021)","plainTextFormattedCitation":"(Córcoles et al. 2021)","previouslyFormattedCitation":"(Córcoles et al. 2021)"},"properties":{"noteIndex":0},"schema":"https://github.com/citation-style-language/schema/raw/master/csl-citation.json"}</w:instrText>
             </w:r>
             <w:r>
               <w:fldChar w:fldCharType="separate"/>
@@ -21057,7 +21057,7 @@
               <w:fldChar w:fldCharType="begin"/>
             </w:r>
             <w:r>
-              <w:instrText xml:space="preserve">ADDIN CSL_CITATION {"citationID":"MENDELEY_CITATION_219","citationItems":[{"id":"ITEM-218","isTemporary":false,"itemData":{"DOI":"10.3390/a12020034","author":[{"family":"Hadfield","given":"Stuart"},{"family":"Wang","given":"Zhihui"},{"family":"O’Gorman","given":"Bryan"},{"family":"Rieffel","given":"Eleanor G."},{"family":"Venturelli","given":"Davide"},{"family":"Biswas","given":"Rupak"}],"container-title":"Algorithms","id":"Hadfield2019","issue":"2","issued":{"date-parts":[[2019]]},"page":"34","publisher":"MDPI","title":"From the quantum approximate optimization algorithm to a quantum alternating operator ansatz","type":"article-journal","volume":"12"}},{"id":"ITEM-219","isTemporary":false,"itemData":{"DOI":"10.1103/PhysRevX.10.021067","author":[{"family":"Zhou","given":"Leo"},{"family":"Wang","given":"Sheng-Tao"},{"family":"Choi","given":"Soonwon"},{"family":"Pichler","given":"Hannes"},{"family":"Lukin","given":"Mikhail D."}],"container-title":"Physical Review X","id":"Zhou2020","issue":"2","issued":{"date-parts":[[2020]]},"page":"021067","publisher":"American Physical Society","title":"Quantum approximate optimization algorithm: Performance, mechanism, and implementation on near-term devices","title-short":"Quantum approximate optimization algorithm","type":"article-journal","volume":"10"}}],"isEdited":false,"manualOverride":{"citeprocText":"(Hadfield et al. 2019; Zhou et al. 2020)","isManuallyOverridden":false,"manualOverrideText":""},"mendeley":{"formattedCitation":"(Hadfield et al. 2019; Zhou et al. 2020)","plainTextFormattedCitation":"(Hadfield et al. 2019; Zhou et al. 2020)","previouslyFormattedCitation":"(Hadfield et al. 2019; Zhou et al. 2020)"},"properties":{"noteIndex":0},"schema":"https://github.com/citation-style-language/schema/raw/master/csl-citation.json"}</w:instrText>
+              <w:instrText xml:space="preserve">ADDIN CSL_CITATION {"citationItems":[{"id":"ITEM-1","itemData":{"DOI":"10.3390/a12020034","author":[{"family":"Hadfield","given":"Stuart"},{"family":"Wang","given":"Zhihui"},{"family":"O’Gorman","given":"Bryan"},{"family":"Rieffel","given":"Eleanor G."},{"family":"Venturelli","given":"Davide"},{"family":"Biswas","given":"Rupak"}],"container-title":"Algorithms","id":"ITEM-1","issue":"2","issued":{"date-parts":[[2019]]},"page":"34","publisher":"MDPI","title":"From the quantum approximate optimization algorithm to a quantum alternating operator ansatz","type":"article-journal","volume":"12"}},{"id":"ITEM-2","itemData":{"DOI":"10.1103/PhysRevX.10.021067","author":[{"family":"Zhou","given":"Leo"},{"family":"Wang","given":"Sheng-Tao"},{"family":"Choi","given":"Soonwon"},{"family":"Pichler","given":"Hannes"},{"family":"Lukin","given":"Mikhail D."}],"container-title":"Physical Review X","id":"ITEM-2","issue":"2","issued":{"date-parts":[[2020]]},"page":"021067","publisher":"American Physical Society","title":"Quantum approximate optimization algorithm: Performance, mechanism, and implementation on near-term devices","title-short":"Quantum approximate optimization algorithm","type":"article-journal","volume":"10"}}],"mendeley":{"formattedCitation":"(Hadfield et al. 2019; Zhou et al. 2020)","plainTextFormattedCitation":"(Hadfield et al. 2019; Zhou et al. 2020)","previouslyFormattedCitation":"(Hadfield et al. 2019; Zhou et al. 2020)"},"properties":{"noteIndex":0},"schema":"https://github.com/citation-style-language/schema/raw/master/csl-citation.json"}</w:instrText>
             </w:r>
             <w:r>
               <w:fldChar w:fldCharType="separate"/>
@@ -21119,7 +21119,7 @@
               <w:fldChar w:fldCharType="begin"/>
             </w:r>
             <w:r>
-              <w:instrText xml:space="preserve">ADDIN CSL_CITATION {"citationID":"MENDELEY_CITATION_220","citationItems":[{"id":"ITEM-220","isTemporary":false,"itemData":{"DOI":"10.1098/rspa.2015.0301","author":[{"family":"Montanaro","given":"Ashley"}],"container-title":"Proceedings of the Royal Society A: Mathematical, Physical and Engineering Sciences","id":"Montanaro2015","issue":"2181","issued":{"date-parts":[[2015]]},"page":"20150301","publisher":"The Royal Society","title":"Quantum speedup of Monte Carlo methods","type":"article-journal","volume":"471"}}],"isEdited":false,"manualOverride":{"citeprocText":"(Montanaro 2015)","isManuallyOverridden":false,"manualOverrideText":""},"mendeley":{"formattedCitation":"(Montanaro 2015)","plainTextFormattedCitation":"(Montanaro 2015)","previouslyFormattedCitation":"(Montanaro 2015)"},"properties":{"noteIndex":0},"schema":"https://github.com/citation-style-language/schema/raw/master/csl-citation.json"}</w:instrText>
+              <w:instrText xml:space="preserve">ADDIN CSL_CITATION {"citationItems":[{"id":"ITEM-1","itemData":{"DOI":"10.1098/rspa.2015.0301","author":[{"family":"Montanaro","given":"Ashley"}],"container-title":"Proceedings of the Royal Society A: Mathematical, Physical and Engineering Sciences","id":"ITEM-1","issue":"2181","issued":{"date-parts":[[2015]]},"page":"20150301","publisher":"The Royal Society","title":"Quantum speedup of Monte Carlo methods","type":"article-journal","volume":"471"}}],"mendeley":{"formattedCitation":"(Montanaro 2015)","plainTextFormattedCitation":"(Montanaro 2015)","previouslyFormattedCitation":"(Montanaro 2015)"},"properties":{"noteIndex":0},"schema":"https://github.com/citation-style-language/schema/raw/master/csl-citation.json"}</w:instrText>
             </w:r>
             <w:r>
               <w:fldChar w:fldCharType="separate"/>
@@ -21177,7 +21177,7 @@
               <w:fldChar w:fldCharType="begin"/>
             </w:r>
             <w:r>
-              <w:instrText xml:space="preserve">ADDIN CSL_CITATION {"citationID":"MENDELEY_CITATION_222","citationItems":[{"id":"ITEM-221","isTemporary":false,"itemData":{"DOI":"10.1145/3445814.3446758","author":[{"family":"Tang","given":"Wei"},{"family":"Tomesh","given":"Teague"},{"family":"Suchara","given":"Martin"},{"family":"Larson","given":"Jeffrey"},{"family":"Martonosi","given":"Margaret"}],"container-title":"Proceedings of the 26th ACM international conference on architectural support for programming languages and operating systems (ASPLOS ’21)","id":"Tang2021","issued":{"date-parts":[[2021]]},"page":"473-486","publisher":"Association for Computing Machinery","publisher-place":"New York, NY, USA","title":"CutQC: Using small quantum computers for large quantum circuit evaluations","title-short":"CutQC","type":"paper-conference"}},{"id":"ITEM-222","isTemporary":false,"itemData":{"DOI":"10.1109/ICDCS54860.2022.00151","author":[{"family":"Yun","given":"Won Joon"},{"family":"Kwak","given":"Yunseok"},{"family":"Kim","given":"Jae Pyoung"},{"family":"Cho","given":"Hyunhee"},{"family":"Jung","given":"Soyi"},{"family":"Park","given":"Jihong"},{"family":"Kim","given":"Joongheon"}],"container-title":"Proceedings of the 2022 IEEE 42nd international conference on distributed computing systems (ICDCS)","id":"Yun2022","issued":{"date-parts":[[2022]]},"page":"1332-1335","publisher":"IEEE","publisher-place":"Piscataway, NJ, USA","title":"Quantum multi-agent reinforcement learning via variational quantum circuit design","type":"paper-conference"}}],"isEdited":false,"manualOverride":{"citeprocText":"(W. Tang et al. 2021; Yun et al. 2022)","isManuallyOverridden":false,"manualOverrideText":""},"mendeley":{"formattedCitation":"(W. Tang et al. 2021; Yun et al. 2022)","plainTextFormattedCitation":"(W. Tang et al. 2021; Yun et al. 2022)","previouslyFormattedCitation":"(W. Tang et al. 2021; Yun et al. 2022)"},"properties":{"noteIndex":0},"schema":"https://github.com/citation-style-language/schema/raw/master/csl-citation.json"}</w:instrText>
+              <w:instrText xml:space="preserve">ADDIN CSL_CITATION {"citationItems":[{"id":"ITEM-1","itemData":{"DOI":"10.1145/3445814.3446758","author":[{"family":"Tang","given":"Wei"},{"family":"Tomesh","given":"Teague"},{"family":"Suchara","given":"Martin"},{"family":"Larson","given":"Jeffrey"},{"family":"Martonosi","given":"Margaret"}],"container-title":"Proceedings of the 26th ACM international conference on architectural support for programming languages and operating systems (ASPLOS ’21)","id":"ITEM-1","issued":{"date-parts":[[2021]]},"page":"473-486","publisher":"Association for Computing Machinery","publisher-place":"New York, NY, USA","title":"CutQC: Using small quantum computers for large quantum circuit evaluations","title-short":"CutQC","type":"paper-conference"}},{"id":"ITEM-2","itemData":{"DOI":"10.1109/ICDCS54860.2022.00151","author":[{"family":"Yun","given":"Won Joon"},{"family":"Kwak","given":"Yunseok"},{"family":"Kim","given":"Jae Pyoung"},{"family":"Cho","given":"Hyunhee"},{"family":"Jung","given":"Soyi"},{"family":"Park","given":"Jihong"},{"family":"Kim","given":"Joongheon"}],"container-title":"Proceedings of the 2022 IEEE 42nd international conference on distributed computing systems (ICDCS)","id":"ITEM-2","issued":{"date-parts":[[2022]]},"page":"1332-1335","publisher":"IEEE","publisher-place":"Piscataway, NJ, USA","title":"Quantum multi-agent reinforcement learning via variational quantum circuit design","type":"paper-conference"}}],"mendeley":{"formattedCitation":"(W. Tang et al. 2021; Yun et al. 2022)","plainTextFormattedCitation":"(W. Tang et al. 2021; Yun et al. 2022)","previouslyFormattedCitation":"(W. Tang et al. 2021; Yun et al. 2022)"},"properties":{"noteIndex":0},"schema":"https://github.com/citation-style-language/schema/raw/master/csl-citation.json"}</w:instrText>
             </w:r>
             <w:r>
               <w:fldChar w:fldCharType="separate"/>
@@ -21235,7 +21235,7 @@
               <w:fldChar w:fldCharType="begin"/>
             </w:r>
             <w:r>
-              <w:instrText xml:space="preserve">ADDIN CSL_CITATION {"citationID":"MENDELEY_CITATION_224","citationItems":[{"id":"ITEM-223","isTemporary":false,"itemData":{"DOI":"10.1103/PhysRevResearch.4.023019","author":[{"family":"Kim","given":"Isaac H."},{"family":"Liu","given":"Ye-Hua"},{"family":"Pallister","given":"Sam"},{"family":"Pol","given":"William"},{"family":"Roberts","given":"Sam"},{"family":"Lee","given":"Eunseok"}],"container-title":"Physical Review Research","id":"Kim2022","issue":"2","issued":{"date-parts":[[2022]]},"page":"023019","publisher":"American Physical Society","title":"Fault-tolerant resource estimate for quantum chemical simulations: Case study on Li-ion battery electrolyte molecules","title-short":"Fault-tolerant resource estimate for quantum chemical simulations","type":"article-journal","volume":"4"}},{"id":"ITEM-224","isTemporary":false,"itemData":{"DOI":"10.1063/5.0044068","author":[{"family":"Rice","given":"Julia E."},{"family":"Gujarati","given":"Tanvi P."},{"family":"Motta","given":"Mario"},{"family":"Takeshita","given":"Tyler Y."},{"family":"Lee","given":"Eunseok"},{"family":"Latone","given":"Joseph A."},{"family":"Garcia","given":"Jeannette M."}],"container-title":"The Journal of Chemical Physics","id":"Rice2021","issue":"13","issued":{"date-parts":[[2021]]},"page":"134115","publisher":"AIP Publishing","title":"Quantum computation of dominant products in lithium–sulfur batteries","type":"article-journal","volume":"154"}}],"isEdited":false,"manualOverride":{"citeprocText":"(Kim et al. 2022; Rice et al. 2021)","isManuallyOverridden":false,"manualOverrideText":""},"mendeley":{"formattedCitation":"(Kim et al. 2022; Rice et al. 2021)","plainTextFormattedCitation":"(Kim et al. 2022; Rice et al. 2021)","previouslyFormattedCitation":"(Kim et al. 2022; Rice et al. 2021)"},"properties":{"noteIndex":0},"schema":"https://github.com/citation-style-language/schema/raw/master/csl-citation.json"}</w:instrText>
+              <w:instrText xml:space="preserve">ADDIN CSL_CITATION {"citationItems":[{"id":"ITEM-1","itemData":{"DOI":"10.1103/PhysRevResearch.4.023019","author":[{"family":"Kim","given":"Isaac H."},{"family":"Liu","given":"Ye-Hua"},{"family":"Pallister","given":"Sam"},{"family":"Pol","given":"William"},{"family":"Roberts","given":"Sam"},{"family":"Lee","given":"Eunseok"}],"container-title":"Physical Review Research","id":"ITEM-1","issue":"2","issued":{"date-parts":[[2022]]},"page":"023019","publisher":"American Physical Society","title":"Fault-tolerant resource estimate for quantum chemical simulations: Case study on Li-ion battery electrolyte molecules","title-short":"Fault-tolerant resource estimate for quantum chemical simulations","type":"article-journal","volume":"4"}},{"id":"ITEM-2","itemData":{"DOI":"10.1063/5.0044068","author":[{"family":"Rice","given":"Julia E."},{"family":"Gujarati","given":"Tanvi P."},{"family":"Motta","given":"Mario"},{"family":"Takeshita","given":"Tyler Y."},{"family":"Lee","given":"Eunseok"},{"family":"Latone","given":"Joseph A."},{"family":"Garcia","given":"Jeannette M."}],"container-title":"The Journal of Chemical Physics","id":"ITEM-2","issue":"13","issued":{"date-parts":[[2021]]},"page":"134115","publisher":"AIP Publishing","title":"Quantum computation of dominant products in lithium–sulfur batteries","type":"article-journal","volume":"154"}}],"mendeley":{"formattedCitation":"(Kim et al. 2022; Rice et al. 2021)","plainTextFormattedCitation":"(Kim et al. 2022; Rice et al. 2021)","previouslyFormattedCitation":"(Kim et al. 2022; Rice et al. 2021)"},"properties":{"noteIndex":0},"schema":"https://github.com/citation-style-language/schema/raw/master/csl-citation.json"}</w:instrText>
             </w:r>
             <w:r>
               <w:fldChar w:fldCharType="separate"/>
@@ -21281,7 +21281,7 @@
         <w:fldChar w:fldCharType="begin"/>
       </w:r>
       <w:r>
-        <w:instrText xml:space="preserve">ADDIN CSL_CITATION {"citationID":"MENDELEY_CITATION_225","citationItems":[{"id":"ITEM-225","isTemporary":false,"itemData":{"DOI":"10.1109/TEVC.2002.804320","author":[{"family":"Han","given":"Kuk-Hyun"},{"family":"Kim","given":"Jong-Hwan"}],"container-title":"IEEE Transactions on Evolutionary Computation","id":"Han2002","issue":"6","issued":{"date-parts":[[2002]]},"page":"580-593","publisher":"IEEE","title":"Quantum-inspired evolutionary algorithm for a class of combinatorial optimization","type":"article-journal","volume":"6"}}],"isEdited":false,"manualOverride":{"citeprocText":"(Han and Kim 2002)","isManuallyOverridden":false,"manualOverrideText":""},"mendeley":{"formattedCitation":"(Han and Kim 2002)","plainTextFormattedCitation":"(Han and Kim 2002)","previouslyFormattedCitation":"(Han and Kim 2002)"},"properties":{"noteIndex":0},"schema":"https://github.com/citation-style-language/schema/raw/master/csl-citation.json"}</w:instrText>
+        <w:instrText xml:space="preserve">ADDIN CSL_CITATION {"citationItems":[{"id":"ITEM-1","itemData":{"DOI":"10.1109/TEVC.2002.804320","author":[{"family":"Han","given":"Kuk-Hyun"},{"family":"Kim","given":"Jong-Hwan"}],"container-title":"IEEE Transactions on Evolutionary Computation","id":"ITEM-1","issue":"6","issued":{"date-parts":[[2002]]},"page":"580-593","publisher":"IEEE","title":"Quantum-inspired evolutionary algorithm for a class of combinatorial optimization","type":"article-journal","volume":"6"}}],"mendeley":{"formattedCitation":"(Han and Kim 2002)","plainTextFormattedCitation":"(Han and Kim 2002)","previouslyFormattedCitation":"(Han and Kim 2002)"},"properties":{"noteIndex":0},"schema":"https://github.com/citation-style-language/schema/raw/master/csl-citation.json"}</w:instrText>
       </w:r>
       <w:r>
         <w:fldChar w:fldCharType="separate"/>
@@ -21299,7 +21299,7 @@
         <w:fldChar w:fldCharType="begin"/>
       </w:r>
       <w:r>
-        <w:instrText xml:space="preserve">ADDIN CSL_CITATION {"citationID":"MENDELEY_CITATION_226","citationItems":[{"id":"ITEM-226","isTemporary":false,"itemData":{"DOI":"10.1109/TMECH.2010.2090896","author":[{"family":"Dong","given":"Daoyi"},{"family":"Chen","given":"Chunlin"},{"family":"Chu","given":"Jian"},{"family":"Tarn","given":"Tzyh-Jong"}],"container-title":"IEEE/ASME Transactions on Mechatronics","id":"Dong2012","issue":"1","issued":{"date-parts":[[2012]]},"page":"86-97","publisher":"IEEE","title":"Robust quantum-inspired reinforcement learning for robot navigation","type":"article-journal","volume":"17"}}],"isEdited":false,"manualOverride":{"citeprocText":"(Dong et al. 2012)","isManuallyOverridden":false,"manualOverrideText":""},"mendeley":{"formattedCitation":"(Dong et al. 2012)","plainTextFormattedCitation":"(Dong et al. 2012)","previouslyFormattedCitation":"(Dong et al. 2012)"},"properties":{"noteIndex":0},"schema":"https://github.com/citation-style-language/schema/raw/master/csl-citation.json"}</w:instrText>
+        <w:instrText xml:space="preserve">ADDIN CSL_CITATION {"citationItems":[{"id":"ITEM-1","itemData":{"DOI":"10.1109/TMECH.2010.2090896","author":[{"family":"Dong","given":"Daoyi"},{"family":"Chen","given":"Chunlin"},{"family":"Chu","given":"Jian"},{"family":"Tarn","given":"Tzyh-Jong"}],"container-title":"IEEE/ASME Transactions on Mechatronics","id":"ITEM-1","issue":"1","issued":{"date-parts":[[2012]]},"page":"86-97","publisher":"IEEE","title":"Robust quantum-inspired reinforcement learning for robot navigation","type":"article-journal","volume":"17"}}],"mendeley":{"formattedCitation":"(Dong et al. 2012)","plainTextFormattedCitation":"(Dong et al. 2012)","previouslyFormattedCitation":"(Dong et al. 2012)"},"properties":{"noteIndex":0},"schema":"https://github.com/citation-style-language/schema/raw/master/csl-citation.json"}</w:instrText>
       </w:r>
       <w:r>
         <w:fldChar w:fldCharType="separate"/>
@@ -21317,7 +21317,7 @@
         <w:fldChar w:fldCharType="begin"/>
       </w:r>
       <w:r>
-        <w:instrText xml:space="preserve">ADDIN CSL_CITATION {"citationID":"MENDELEY_CITATION_227","citationItems":[{"id":"ITEM-227","isTemporary":false,"itemData":{"DOI":"10.1126/sciadv.aav2372","author":[{"family":"Goto","given":"Hayato"},{"family":"Tatsumura","given":"Kosuke"},{"family":"Dixon","given":"Alexander R."}],"container-title":"Science Advances","id":"Goto2019","issue":"4","issued":{"date-parts":[[2019]]},"page":"eaav2372","publisher":"American Association for the Advancement of Science","title":"Combinatorial optimization by simulating adiabatic bifurcations in nonlinear Hamiltonian systems","type":"article-journal","volume":"5"}}],"isEdited":false,"manualOverride":{"citeprocText":"(Goto, Tatsumura, and Dixon 2019)","isManuallyOverridden":false,"manualOverrideText":""},"mendeley":{"formattedCitation":"(Goto, Tatsumura, and Dixon 2019)","plainTextFormattedCitation":"(Goto, Tatsumura, and Dixon 2019)","previouslyFormattedCitation":"(Goto, Tatsumura, and Dixon 2019)"},"properties":{"noteIndex":0},"schema":"https://github.com/citation-style-language/schema/raw/master/csl-citation.json"}</w:instrText>
+        <w:instrText xml:space="preserve">ADDIN CSL_CITATION {"citationItems":[{"id":"ITEM-1","itemData":{"DOI":"10.1126/sciadv.aav2372","author":[{"family":"Goto","given":"Hayato"},{"family":"Tatsumura","given":"Kosuke"},{"family":"Dixon","given":"Alexander R."}],"container-title":"Science Advances","id":"ITEM-1","issue":"4","issued":{"date-parts":[[2019]]},"page":"eaav2372","publisher":"American Association for the Advancement of Science","title":"Combinatorial optimization by simulating adiabatic bifurcations in nonlinear Hamiltonian systems","type":"article-journal","volume":"5"}}],"mendeley":{"formattedCitation":"(Goto, Tatsumura, and Dixon 2019)","plainTextFormattedCitation":"(Goto, Tatsumura, and Dixon 2019)","previouslyFormattedCitation":"(Goto, Tatsumura, and Dixon 2019)"},"properties":{"noteIndex":0},"schema":"https://github.com/citation-style-language/schema/raw/master/csl-citation.json"}</w:instrText>
       </w:r>
       <w:r>
         <w:fldChar w:fldCharType="separate"/>
@@ -21335,7 +21335,7 @@
         <w:fldChar w:fldCharType="begin"/>
       </w:r>
       <w:r>
-        <w:instrText xml:space="preserve">ADDIN CSL_CITATION {"citationID":"MENDELEY_CITATION_229","citationItems":[{"id":"ITEM-228","isTemporary":false,"itemData":{"DOI":"10.1145/3313276.3316310","author":[{"family":"Tang","given":"Ewin"}],"container-title":"Proceedings of the 51st annual ACM SIGACT symposium on theory of computing (STOC 2019)","id":"Tang2019","issued":{"date-parts":[[2019]]},"page":"217-228","publisher":"ACM","publisher-place":"New York, NY, USA","title":"A quantum-inspired classical algorithm for recommendation systems","type":"paper-conference"}},{"id":"ITEM-229","isTemporary":false,"itemData":{"DOI":"10.1145/3357713.3384314","author":[{"family":"Chia","given":"Nai-Hui"},{"family":"Gilyén","given":"András"},{"family":"Li","given":"Tongyang"},{"family":"Lin","given":"Han-Hsuan"},{"family":"Tang","given":"Ewin"},{"family":"Wang","given":"Chunhao"}],"container-title":"Proceedings of the 52nd annual ACM SIGACT symposium on theory of computing (STOC 2020)","id":"Chia2020","issued":{"date-parts":[[2020]]},"page":"387-400","publisher":"ACM","publisher-place":"New York, NY, USA","title":"Sampling-based sublinear low-rank matrix arithmetic framework for dequantizing quantum machine learning","type":"paper-conference"}}],"isEdited":false,"manualOverride":{"citeprocText":"(E. Tang 2019; Chia et al. 2020)","isManuallyOverridden":false,"manualOverrideText":""},"mendeley":{"formattedCitation":"(E. Tang 2019; Chia et al. 2020)","plainTextFormattedCitation":"(E. Tang 2019; Chia et al. 2020)","previouslyFormattedCitation":"(E. Tang 2019; Chia et al. 2020)"},"properties":{"noteIndex":0},"schema":"https://github.com/citation-style-language/schema/raw/master/csl-citation.json"}</w:instrText>
+        <w:instrText xml:space="preserve">ADDIN CSL_CITATION {"citationItems":[{"id":"ITEM-1","itemData":{"DOI":"10.1145/3313276.3316310","author":[{"family":"Tang","given":"Ewin"}],"container-title":"Proceedings of the 51st annual ACM SIGACT symposium on theory of computing (STOC 2019)","id":"ITEM-1","issued":{"date-parts":[[2019]]},"page":"217-228","publisher":"ACM","publisher-place":"New York, NY, USA","title":"A quantum-inspired classical algorithm for recommendation systems","type":"paper-conference"}},{"id":"ITEM-2","itemData":{"DOI":"10.1145/3357713.3384314","author":[{"family":"Chia","given":"Nai-Hui"},{"family":"Gilyén","given":"András"},{"family":"Li","given":"Tongyang"},{"family":"Lin","given":"Han-Hsuan"},{"family":"Tang","given":"Ewin"},{"family":"Wang","given":"Chunhao"}],"container-title":"Proceedings of the 52nd annual ACM SIGACT symposium on theory of computing (STOC 2020)","id":"ITEM-2","issued":{"date-parts":[[2020]]},"page":"387-400","publisher":"ACM","publisher-place":"New York, NY, USA","title":"Sampling-based sublinear low-rank matrix arithmetic framework for dequantizing quantum machine learning","type":"paper-conference"}}],"mendeley":{"formattedCitation":"(E. Tang 2019; Chia et al. 2020)","plainTextFormattedCitation":"(E. Tang 2019; Chia et al. 2020)","previouslyFormattedCitation":"(E. Tang 2019; Chia et al. 2020)"},"properties":{"noteIndex":0},"schema":"https://github.com/citation-style-language/schema/raw/master/csl-citation.json"}</w:instrText>
       </w:r>
       <w:r>
         <w:fldChar w:fldCharType="separate"/>
@@ -21356,7 +21356,7 @@
         <w:fldChar w:fldCharType="begin"/>
       </w:r>
       <w:r>
-        <w:instrText xml:space="preserve">ADDIN CSL_CITATION {"citationID":"MENDELEY_CITATION_230","citationItems":[{"id":"ITEM-230","isTemporary":false,"itemData":{"DOI":"10.1155/2018/1596080","author":[{"family":"Zuo","given":"Tao"},{"family":"Min","given":"Huasong"},{"family":"Tang","given":"Quan"},{"family":"Tao","given":"Qiang"}],"container-title":"Mathematical Problems in Engineering","id":"Zuo2018","issued":{"date-parts":[[2018]]},"page":"1596080","publisher":"Hindawi","title":"A robot SLAM improved by quantum-behaved particles swarm optimization","type":"article-journal","volume":"2018"},"suppress-author":false}],"isEdited":false,"manualOverride":{"citeprocText":"Zuo et al. (2018)","isManuallyOverridden":false,"manualOverrideText":""},"mendeley":{"formattedCitation":"Zuo et al. (2018)","plainTextFormattedCitation":"Zuo et al. (2018)","previouslyFormattedCitation":"Zuo et al. (2018)"},"properties":{"noteIndex":0},"schema":"https://github.com/citation-style-language/schema/raw/master/csl-citation.json"}</w:instrText>
+        <w:instrText xml:space="preserve">ADDIN CSL_CITATION {"citationItems":[{"id":"ITEM-1","itemData":{"DOI":"10.1155/2018/1596080","author":[{"family":"Zuo","given":"Tao"},{"family":"Min","given":"Huasong"},{"family":"Tang","given":"Quan"},{"family":"Tao","given":"Qiang"}],"container-title":"Mathematical Problems in Engineering","id":"ITEM-1","issued":{"date-parts":[[2018]]},"page":"1596080","publisher":"Hindawi","title":"A robot SLAM improved by quantum-behaved particles swarm optimization","type":"article-journal","volume":"2018"}}],"mendeley":{"formattedCitation":"Zuo et al. (2018)","plainTextFormattedCitation":"Zuo et al. (2018)","previouslyFormattedCitation":"Zuo et al. (2018)"},"properties":{"noteIndex":0},"schema":"https://github.com/citation-style-language/schema/raw/master/csl-citation.json"}</w:instrText>
       </w:r>
       <w:r>
         <w:fldChar w:fldCharType="separate"/>
@@ -21380,7 +21380,7 @@
         <w:fldChar w:fldCharType="begin"/>
       </w:r>
       <w:r>
-        <w:instrText xml:space="preserve">ADDIN CSL_CITATION {"citationID":"MENDELEY_CITATION_231","citationItems":[{"id":"ITEM-231","isTemporary":false,"itemData":{"DOI":"10.1016/j.robot.2025.105123","author":[{"family":"Fazilat","given":"Mehdi"},{"family":"Zioui","given":"Nadjet"}],"container-title":"Robotics and Autonomous Systems","id":"Fazilat2025b","issued":{"date-parts":[[2025]]},"page":"105123","publisher":"Elsevier","title":"Quantum neural network-based inverse kinematics of a six-jointed industrial robotic arm","type":"article-journal","volume":"194"},"suppress-author":false}],"isEdited":false,"manualOverride":{"citeprocText":"Fazilat and Zioui (2025b)","isManuallyOverridden":false,"manualOverrideText":""},"mendeley":{"formattedCitation":"Fazilat and Zioui (2025b)","plainTextFormattedCitation":"Fazilat and Zioui (2025b)","previouslyFormattedCitation":"Fazilat and Zioui (2025b)"},"properties":{"noteIndex":0},"schema":"https://github.com/citation-style-language/schema/raw/master/csl-citation.json"}</w:instrText>
+        <w:instrText xml:space="preserve">ADDIN CSL_CITATION {"citationItems":[{"id":"ITEM-1","itemData":{"DOI":"10.1016/j.robot.2025.105123","author":[{"family":"Fazilat","given":"Mehdi"},{"family":"Zioui","given":"Nadjet"}],"container-title":"Robotics and Autonomous Systems","id":"ITEM-1","issued":{"date-parts":[[2025]]},"page":"105123","publisher":"Elsevier","title":"Quantum neural network-based inverse kinematics of a six-jointed industrial robotic arm","type":"article-journal","volume":"194"}}],"mendeley":{"formattedCitation":"Fazilat and Zioui (2025b)","plainTextFormattedCitation":"Fazilat and Zioui (2025b)","previouslyFormattedCitation":"Fazilat and Zioui (2025b)"},"properties":{"noteIndex":0},"schema":"https://github.com/citation-style-language/schema/raw/master/csl-citation.json"}</w:instrText>
       </w:r>
       <w:r>
         <w:fldChar w:fldCharType="separate"/>
@@ -21434,7 +21434,7 @@
         <w:fldChar w:fldCharType="begin"/>
       </w:r>
       <w:r>
-        <w:instrText xml:space="preserve">ADDIN CSL_CITATION {"citationID":"MENDELEY_CITATION_232","citationItems":[{"id":"ITEM-232","isTemporary":false,"itemData":{"author":[{"family":"Raghuvanshi","given":"Arushi"},{"family":"Fan","given":"Yale"},{"family":"Woyke","given":"Michal"},{"family":"Perkowski","given":"Marek"}],"container-title":"Proceedings of the 37th international symposium on multiple-valued logic (ISMVL’07)","id":"Raghuvanshi2007","issued":{"date-parts":[[2007]]},"publisher":"IEEE","publisher-place":"Piscataway, NJ, USA","title":"Quantum robots for teenagers","type":"paper-conference"}}],"isEdited":false,"manualOverride":{"citeprocText":"(Raghuvanshi et al. 2007)","isManuallyOverridden":false,"manualOverrideText":""},"mendeley":{"formattedCitation":"(Raghuvanshi et al. 2007)","plainTextFormattedCitation":"(Raghuvanshi et al. 2007)","previouslyFormattedCitation":"(Raghuvanshi et al. 2007)"},"properties":{"noteIndex":0},"schema":"https://github.com/citation-style-language/schema/raw/master/csl-citation.json"}</w:instrText>
+        <w:instrText xml:space="preserve">ADDIN CSL_CITATION {"citationItems":[{"id":"ITEM-1","itemData":{"author":[{"family":"Raghuvanshi","given":"Arushi"},{"family":"Fan","given":"Yale"},{"family":"Woyke","given":"Michal"},{"family":"Perkowski","given":"Marek"}],"container-title":"Proceedings of the 37th international symposium on multiple-valued logic (ISMVL’07)","id":"ITEM-1","issued":{"date-parts":[[2007]]},"publisher":"IEEE","publisher-place":"Piscataway, NJ, USA","title":"Quantum robots for teenagers","type":"paper-conference"}}],"mendeley":{"formattedCitation":"(Raghuvanshi et al. 2007)","plainTextFormattedCitation":"(Raghuvanshi et al. 2007)","previouslyFormattedCitation":"(Raghuvanshi et al. 2007)"},"properties":{"noteIndex":0},"schema":"https://github.com/citation-style-language/schema/raw/master/csl-citation.json"}</w:instrText>
       </w:r>
       <w:r>
         <w:fldChar w:fldCharType="separate"/>
@@ -21460,7 +21460,7 @@
         <w:fldChar w:fldCharType="begin"/>
       </w:r>
       <w:r>
-        <w:instrText xml:space="preserve">ADDIN CSL_CITATION {"citationID":"MENDELEY_CITATION_235","citationItems":[{"id":"ITEM-233","isTemporary":false,"itemData":{"DOI":"10.1109/TMECH.2010.2090896","author":[{"family":"Dong","given":"Daoyi"},{"family":"Chen","given":"Chunlin"},{"family":"Chu","given":"Jian"},{"family":"Tarn","given":"Tzyh-Jong"}],"container-title":"IEEE/ASME Transactions on Mechatronics","id":"Dong2012","issue":"1","issued":{"date-parts":[[2012]]},"page":"86-97","publisher":"IEEE","title":"Robust quantum-inspired reinforcement learning for robot navigation","type":"article-journal","volume":"17"}},{"id":"ITEM-234","isTemporary":false,"itemData":{"DOI":"10.1155/2018/1596080","author":[{"family":"Zuo","given":"Tao"},{"family":"Min","given":"Huasong"},{"family":"Tang","given":"Quan"},{"family":"Tao","given":"Qiang"}],"container-title":"Mathematical Problems in Engineering","id":"Zuo2018","issued":{"date-parts":[[2018]]},"page":"1596080","publisher":"Hindawi","title":"A robot SLAM improved by quantum-behaved particles swarm optimization","type":"article-journal","volume":"2018"}},{"id":"ITEM-235","isTemporary":false,"itemData":{"DOI":"10.1016/j.robot.2025.105123","author":[{"family":"Fazilat","given":"Mehdi"},{"family":"Zioui","given":"Nadjet"}],"container-title":"Robotics and Autonomous Systems","id":"Fazilat2025b","issued":{"date-parts":[[2025]]},"page":"105123","publisher":"Elsevier","title":"Quantum neural network-based inverse kinematics of a six-jointed industrial robotic arm","type":"article-journal","volume":"194"}}],"isEdited":false,"manualOverride":{"citeprocText":"(Dong et al. 2012; Zuo et al. 2018; Fazilat and Zioui 2025b)","isManuallyOverridden":false,"manualOverrideText":""},"mendeley":{"formattedCitation":"(Dong et al. 2012; Zuo et al. 2018; Fazilat and Zioui 2025b)","plainTextFormattedCitation":"(Dong et al. 2012; Zuo et al. 2018; Fazilat and Zioui 2025b)","previouslyFormattedCitation":"(Dong et al. 2012; Zuo et al. 2018; Fazilat and Zioui 2025b)"},"properties":{"noteIndex":0},"schema":"https://github.com/citation-style-language/schema/raw/master/csl-citation.json"}</w:instrText>
+        <w:instrText xml:space="preserve">ADDIN CSL_CITATION {"citationItems":[{"id":"ITEM-1","itemData":{"DOI":"10.1109/TMECH.2010.2090896","author":[{"family":"Dong","given":"Daoyi"},{"family":"Chen","given":"Chunlin"},{"family":"Chu","given":"Jian"},{"family":"Tarn","given":"Tzyh-Jong"}],"container-title":"IEEE/ASME Transactions on Mechatronics","id":"ITEM-1","issue":"1","issued":{"date-parts":[[2012]]},"page":"86-97","publisher":"IEEE","title":"Robust quantum-inspired reinforcement learning for robot navigation","type":"article-journal","volume":"17"}},{"id":"ITEM-2","itemData":{"DOI":"10.1155/2018/1596080","author":[{"family":"Zuo","given":"Tao"},{"family":"Min","given":"Huasong"},{"family":"Tang","given":"Quan"},{"family":"Tao","given":"Qiang"}],"container-title":"Mathematical Problems in Engineering","id":"ITEM-2","issued":{"date-parts":[[2018]]},"page":"1596080","publisher":"Hindawi","title":"A robot SLAM improved by quantum-behaved particles swarm optimization","type":"article-journal","volume":"2018"}},{"id":"ITEM-3","itemData":{"DOI":"10.1016/j.robot.2025.105123","author":[{"family":"Fazilat","given":"Mehdi"},{"family":"Zioui","given":"Nadjet"}],"container-title":"Robotics and Autonomous Systems","id":"ITEM-3","issued":{"date-parts":[[2025]]},"page":"105123","publisher":"Elsevier","title":"Quantum neural network-based inverse kinematics of a six-jointed industrial robotic arm","type":"article-journal","volume":"194"}}],"mendeley":{"formattedCitation":"(Dong et al. 2012; Zuo et al. 2018; Fazilat and Zioui 2025b)","plainTextFormattedCitation":"(Dong et al. 2012; Zuo et al. 2018; Fazilat and Zioui 2025b)","previouslyFormattedCitation":"(Dong et al. 2012; Zuo et al. 2018; Fazilat and Zioui 2025b)"},"properties":{"noteIndex":0},"schema":"https://github.com/citation-style-language/schema/raw/master/csl-citation.json"}</w:instrText>
       </w:r>
       <w:r>
         <w:fldChar w:fldCharType="separate"/>
@@ -21478,7 +21478,7 @@
         <w:fldChar w:fldCharType="begin"/>
       </w:r>
       <w:r>
-        <w:instrText xml:space="preserve">ADDIN CSL_CITATION {"citationID":"MENDELEY_CITATION_236","citationItems":[{"id":"ITEM-236","isTemporary":false,"itemData":{"DOI":"10.1126/sciadv.aav2372","author":[{"family":"Goto","given":"Hayato"},{"family":"Tatsumura","given":"Kosuke"},{"family":"Dixon","given":"Alexander R."}],"container-title":"Science Advances","id":"Goto2019","issue":"4","issued":{"date-parts":[[2019]]},"page":"eaav2372","publisher":"American Association for the Advancement of Science","title":"Combinatorial optimization by simulating adiabatic bifurcations in nonlinear Hamiltonian systems","type":"article-journal","volume":"5"}}],"isEdited":false,"manualOverride":{"citeprocText":"(Goto, Tatsumura, and Dixon 2019)","isManuallyOverridden":false,"manualOverrideText":""},"mendeley":{"formattedCitation":"(Goto, Tatsumura, and Dixon 2019)","plainTextFormattedCitation":"(Goto, Tatsumura, and Dixon 2019)","previouslyFormattedCitation":"(Goto, Tatsumura, and Dixon 2019)"},"properties":{"noteIndex":0},"schema":"https://github.com/citation-style-language/schema/raw/master/csl-citation.json"}</w:instrText>
+        <w:instrText xml:space="preserve">ADDIN CSL_CITATION {"citationItems":[{"id":"ITEM-1","itemData":{"DOI":"10.1126/sciadv.aav2372","author":[{"family":"Goto","given":"Hayato"},{"family":"Tatsumura","given":"Kosuke"},{"family":"Dixon","given":"Alexander R."}],"container-title":"Science Advances","id":"ITEM-1","issue":"4","issued":{"date-parts":[[2019]]},"page":"eaav2372","publisher":"American Association for the Advancement of Science","title":"Combinatorial optimization by simulating adiabatic bifurcations in nonlinear Hamiltonian systems","type":"article-journal","volume":"5"}}],"mendeley":{"formattedCitation":"(Goto, Tatsumura, and Dixon 2019)","plainTextFormattedCitation":"(Goto, Tatsumura, and Dixon 2019)","previouslyFormattedCitation":"(Goto, Tatsumura, and Dixon 2019)"},"properties":{"noteIndex":0},"schema":"https://github.com/citation-style-language/schema/raw/master/csl-citation.json"}</w:instrText>
       </w:r>
       <w:r>
         <w:fldChar w:fldCharType="separate"/>
@@ -21496,7 +21496,7 @@
         <w:fldChar w:fldCharType="begin"/>
       </w:r>
       <w:r>
-        <w:instrText xml:space="preserve">ADDIN CSL_CITATION {"citationID":"MENDELEY_CITATION_238","citationItems":[{"id":"ITEM-237","isTemporary":false,"itemData":{"DOI":"10.1145/3313276.3316310","author":[{"family":"Tang","given":"Ewin"}],"container-title":"Proceedings of the 51st annual ACM SIGACT symposium on theory of computing (STOC 2019)","id":"Tang2019","issued":{"date-parts":[[2019]]},"page":"217-228","publisher":"ACM","publisher-place":"New York, NY, USA","title":"A quantum-inspired classical algorithm for recommendation systems","type":"paper-conference"}},{"id":"ITEM-238","isTemporary":false,"itemData":{"DOI":"10.1145/3357713.3384314","author":[{"family":"Chia","given":"Nai-Hui"},{"family":"Gilyén","given":"András"},{"family":"Li","given":"Tongyang"},{"family":"Lin","given":"Han-Hsuan"},{"family":"Tang","given":"Ewin"},{"family":"Wang","given":"Chunhao"}],"container-title":"Proceedings of the 52nd annual ACM SIGACT symposium on theory of computing (STOC 2020)","id":"Chia2020","issued":{"date-parts":[[2020]]},"page":"387-400","publisher":"ACM","publisher-place":"New York, NY, USA","title":"Sampling-based sublinear low-rank matrix arithmetic framework for dequantizing quantum machine learning","type":"paper-conference"}}],"isEdited":false,"manualOverride":{"citeprocText":"(E. Tang 2019; Chia et al. 2020)","isManuallyOverridden":false,"manualOverrideText":""},"mendeley":{"formattedCitation":"(E. Tang 2019; Chia et al. 2020)","plainTextFormattedCitation":"(E. Tang 2019; Chia et al. 2020)","previouslyFormattedCitation":"(E. Tang 2019; Chia et al. 2020)"},"properties":{"noteIndex":0},"schema":"https://github.com/citation-style-language/schema/raw/master/csl-citation.json"}</w:instrText>
+        <w:instrText xml:space="preserve">ADDIN CSL_CITATION {"citationItems":[{"id":"ITEM-1","itemData":{"DOI":"10.1145/3313276.3316310","author":[{"family":"Tang","given":"Ewin"}],"container-title":"Proceedings of the 51st annual ACM SIGACT symposium on theory of computing (STOC 2019)","id":"ITEM-1","issued":{"date-parts":[[2019]]},"page":"217-228","publisher":"ACM","publisher-place":"New York, NY, USA","title":"A quantum-inspired classical algorithm for recommendation systems","type":"paper-conference"}},{"id":"ITEM-2","itemData":{"DOI":"10.1145/3357713.3384314","author":[{"family":"Chia","given":"Nai-Hui"},{"family":"Gilyén","given":"András"},{"family":"Li","given":"Tongyang"},{"family":"Lin","given":"Han-Hsuan"},{"family":"Tang","given":"Ewin"},{"family":"Wang","given":"Chunhao"}],"container-title":"Proceedings of the 52nd annual ACM SIGACT symposium on theory of computing (STOC 2020)","id":"ITEM-2","issued":{"date-parts":[[2020]]},"page":"387-400","publisher":"ACM","publisher-place":"New York, NY, USA","title":"Sampling-based sublinear low-rank matrix arithmetic framework for dequantizing quantum machine learning","type":"paper-conference"}}],"mendeley":{"formattedCitation":"(E. Tang 2019; Chia et al. 2020)","plainTextFormattedCitation":"(E. Tang 2019; Chia et al. 2020)","previouslyFormattedCitation":"(E. Tang 2019; Chia et al. 2020)"},"properties":{"noteIndex":0},"schema":"https://github.com/citation-style-language/schema/raw/master/csl-citation.json"}</w:instrText>
       </w:r>
       <w:r>
         <w:fldChar w:fldCharType="separate"/>
@@ -21535,7 +21535,7 @@
         <w:fldChar w:fldCharType="begin"/>
       </w:r>
       <w:r>
-        <w:instrText xml:space="preserve">ADDIN CSL_CITATION {"citationID":"MENDELEY_CITATION_239","citationItems":[{"id":"ITEM-239","isTemporary":false,"itemData":{"DOI":"10.1038/nphys3272","author":[{"family":"Aaronson","given":"Scott"}],"container-title":"Nature Physics","id":"Aaronson2015","issue":"4","issued":{"date-parts":[[2015]]},"page":"291-293","title":"Read the fine print","type":"article-journal","volume":"11"}}],"isEdited":false,"manualOverride":{"citeprocText":"(Aaronson 2015)","isManuallyOverridden":false,"manualOverrideText":""},"mendeley":{"formattedCitation":"(Aaronson 2015)","plainTextFormattedCitation":"(Aaronson 2015)","previouslyFormattedCitation":"(Aaronson 2015)"},"properties":{"noteIndex":0},"schema":"https://github.com/citation-style-language/schema/raw/master/csl-citation.json"}</w:instrText>
+        <w:instrText xml:space="preserve">ADDIN CSL_CITATION {"citationItems":[{"id":"ITEM-1","itemData":{"DOI":"10.1038/nphys3272","author":[{"family":"Aaronson","given":"Scott"}],"container-title":"Nature Physics","id":"ITEM-1","issue":"4","issued":{"date-parts":[[2015]]},"page":"291-293","title":"Read the fine print","type":"article-journal","volume":"11"}}],"mendeley":{"formattedCitation":"(Aaronson 2015)","plainTextFormattedCitation":"(Aaronson 2015)","previouslyFormattedCitation":"(Aaronson 2015)"},"properties":{"noteIndex":0},"schema":"https://github.com/citation-style-language/schema/raw/master/csl-citation.json"}</w:instrText>
       </w:r>
       <w:r>
         <w:fldChar w:fldCharType="separate"/>
@@ -21577,7 +21577,7 @@
         <w:fldChar w:fldCharType="begin"/>
       </w:r>
       <w:r>
-        <w:instrText xml:space="preserve">ADDIN CSL_CITATION {"citationID":"MENDELEY_CITATION_240","citationItems":[{"id":"ITEM-240","isTemporary":false,"itemData":{"DOI":"10.3390/math10030372","author":[{"family":"Mannone","given":"Maria"},{"family":"Seidita","given":"Valeria"},{"family":"Chella","given":"Antonio"}],"container-title":"Mathematics","id":"Mannone2022","issue":"3","issued":{"date-parts":[[2022]]},"page":"372","publisher":"MDPI","title":"Categories, quantum computing, and swarm robotics: A case study","title-short":"Categories, quantum computing, and swarm robotics","type":"article-journal","volume":"10"},"suppress-author":false}],"isEdited":false,"manualOverride":{"citeprocText":"Mannone, Seidita, and Chella (2022)","isManuallyOverridden":false,"manualOverrideText":""},"mendeley":{"formattedCitation":"Mannone, Seidita, and Chella (2022)","plainTextFormattedCitation":"Mannone, Seidita, and Chella (2022)","previouslyFormattedCitation":"Mannone, Seidita, and Chella (2022)"},"properties":{"noteIndex":0},"schema":"https://github.com/citation-style-language/schema/raw/master/csl-citation.json"}</w:instrText>
+        <w:instrText xml:space="preserve">ADDIN CSL_CITATION {"citationItems":[{"id":"ITEM-1","itemData":{"DOI":"10.3390/math10030372","author":[{"family":"Mannone","given":"Maria"},{"family":"Seidita","given":"Valeria"},{"family":"Chella","given":"Antonio"}],"container-title":"Mathematics","id":"ITEM-1","issue":"3","issued":{"date-parts":[[2022]]},"page":"372","publisher":"MDPI","title":"Categories, quantum computing, and swarm robotics: A case study","title-short":"Categories, quantum computing, and swarm robotics","type":"article-journal","volume":"10"}}],"mendeley":{"formattedCitation":"Mannone, Seidita, and Chella (2022)","plainTextFormattedCitation":"Mannone, Seidita, and Chella (2022)","previouslyFormattedCitation":"Mannone, Seidita, and Chella (2022)"},"properties":{"noteIndex":0},"schema":"https://github.com/citation-style-language/schema/raw/master/csl-citation.json"}</w:instrText>
       </w:r>
       <w:r>
         <w:fldChar w:fldCharType="separate"/>
@@ -21601,7 +21601,7 @@
         <w:fldChar w:fldCharType="begin"/>
       </w:r>
       <w:r>
-        <w:instrText xml:space="preserve">ADDIN CSL_CITATION {"citationID":"MENDELEY_CITATION_241","citationItems":[{"id":"ITEM-241","isTemporary":false,"itemData":{"DOI":"10.1016/j.swevo.2023.101297","author":[{"family":"Mannone","given":"Maria"},{"family":"Seidita","given":"Valeria"},{"family":"Chella","given":"Antonio"}],"container-title":"Swarm and Evolutionary Computation","id":"Mannone2023","issued":{"date-parts":[[2023]]},"page":"101297","title":"Modeling and designing a robotic swarm: A quantum computing approach","title-short":"Modeling and designing a robotic swarm","type":"article-journal","volume":"79"},"suppress-author":false}],"isEdited":false,"manualOverride":{"citeprocText":"Mannone, Seidita, and Chella (2023)","isManuallyOverridden":false,"manualOverrideText":""},"mendeley":{"formattedCitation":"Mannone, Seidita, and Chella (2023)","plainTextFormattedCitation":"Mannone, Seidita, and Chella (2023)","previouslyFormattedCitation":"Mannone, Seidita, and Chella (2023)"},"properties":{"noteIndex":0},"schema":"https://github.com/citation-style-language/schema/raw/master/csl-citation.json"}</w:instrText>
+        <w:instrText xml:space="preserve">ADDIN CSL_CITATION {"citationItems":[{"id":"ITEM-1","itemData":{"DOI":"10.1016/j.swevo.2023.101297","author":[{"family":"Mannone","given":"Maria"},{"family":"Seidita","given":"Valeria"},{"family":"Chella","given":"Antonio"}],"container-title":"Swarm and Evolutionary Computation","id":"ITEM-1","issued":{"date-parts":[[2023]]},"page":"101297","title":"Modeling and designing a robotic swarm: A quantum computing approach","title-short":"Modeling and designing a robotic swarm","type":"article-journal","volume":"79"}}],"mendeley":{"formattedCitation":"Mannone, Seidita, and Chella (2023)","plainTextFormattedCitation":"Mannone, Seidita, and Chella (2023)","previouslyFormattedCitation":"Mannone, Seidita, and Chella (2023)"},"properties":{"noteIndex":0},"schema":"https://github.com/citation-style-language/schema/raw/master/csl-citation.json"}</w:instrText>
       </w:r>
       <w:r>
         <w:fldChar w:fldCharType="separate"/>
@@ -21625,7 +21625,7 @@
         <w:fldChar w:fldCharType="begin"/>
       </w:r>
       <w:r>
-        <w:instrText xml:space="preserve">ADDIN CSL_CITATION {"citationID":"MENDELEY_CITATION_242","citationItems":[{"id":"ITEM-242","isTemporary":false,"itemData":{"DOI":"10.1098/rsta.2024.0139","author":[{"family":"Mannone","given":"Maria"},{"family":"Seidita","given":"Valeria"},{"family":"Chella","given":"Antonio"}],"container-title":"Philosophical Transactions of the Royal Society A: Mathematical, Physical and Engineering Sciences","id":"Mannone2025","issue":"2289","issued":{"date-parts":[[2025]]},"page":"20240139","title":"Quantum computing for swarm robotics: A local-to-global approach","title-short":"Quantum computing for swarm robotics","type":"article-journal","volume":"383"},"suppress-author":false}],"isEdited":false,"manualOverride":{"citeprocText":"Mannone, Seidita, and Chella (2025)","isManuallyOverridden":false,"manualOverrideText":""},"mendeley":{"formattedCitation":"Mannone, Seidita, and Chella (2025)","plainTextFormattedCitation":"Mannone, Seidita, and Chella (2025)","previouslyFormattedCitation":"Mannone, Seidita, and Chella (2025)"},"properties":{"noteIndex":0},"schema":"https://github.com/citation-style-language/schema/raw/master/csl-citation.json"}</w:instrText>
+        <w:instrText xml:space="preserve">ADDIN CSL_CITATION {"citationItems":[{"id":"ITEM-1","itemData":{"DOI":"10.1098/rsta.2024.0139","author":[{"family":"Mannone","given":"Maria"},{"family":"Seidita","given":"Valeria"},{"family":"Chella","given":"Antonio"}],"container-title":"Philosophical Transactions of the Royal Society A: Mathematical, Physical and Engineering Sciences","id":"ITEM-1","issue":"2289","issued":{"date-parts":[[2025]]},"page":"20240139","title":"Quantum computing for swarm robotics: A local-to-global approach","title-short":"Quantum computing for swarm robotics","type":"article-journal","volume":"383"}}],"mendeley":{"formattedCitation":"Mannone, Seidita, and Chella (2025)","plainTextFormattedCitation":"Mannone, Seidita, and Chella (2025)","previouslyFormattedCitation":"Mannone, Seidita, and Chella (2025)"},"properties":{"noteIndex":0},"schema":"https://github.com/citation-style-language/schema/raw/master/csl-citation.json"}</w:instrText>
       </w:r>
       <w:r>
         <w:fldChar w:fldCharType="separate"/>
@@ -21649,7 +21649,7 @@
         <w:fldChar w:fldCharType="begin"/>
       </w:r>
       <w:r>
-        <w:instrText xml:space="preserve">ADDIN CSL_CITATION {"citationID":"MENDELEY_CITATION_243","citationItems":[{"id":"ITEM-243","isTemporary":false,"itemData":{"DOI":"10.1016/j.robot.2026.105418","author":[{"family":"Mannone","given":"Maria"},{"family":"Anand","given":"Mahathi"},{"family":"Fazio","given":"Peppino"},{"family":"Swikir","given":"Abdalla"}],"container-title":"Robotics and Autonomous Systems","id":"Mannone2025b","issued":{"date-parts":[[2026]]},"page":"105418","publisher":"Elsevier","title":"Density matrix-based dynamics for quantum robotic swarms","type":"article-journal","volume":"200"},"suppress-author":false}],"isEdited":false,"manualOverride":{"citeprocText":"Mannone et al. (2026)","isManuallyOverridden":false,"manualOverrideText":""},"mendeley":{"formattedCitation":"Mannone et al. (2026)","plainTextFormattedCitation":"Mannone et al. (2026)","previouslyFormattedCitation":"Mannone et al. (2026)"},"properties":{"noteIndex":0},"schema":"https://github.com/citation-style-language/schema/raw/master/csl-citation.json"}</w:instrText>
+        <w:instrText xml:space="preserve">ADDIN CSL_CITATION {"citationItems":[{"id":"ITEM-1","itemData":{"DOI":"10.1016/j.robot.2026.105418","author":[{"family":"Mannone","given":"Maria"},{"family":"Anand","given":"Mahathi"},{"family":"Fazio","given":"Peppino"},{"family":"Swikir","given":"Abdalla"}],"container-title":"Robotics and Autonomous Systems","id":"ITEM-1","issued":{"date-parts":[[2026]]},"page":"105418","publisher":"Elsevier","title":"Density matrix-based dynamics for quantum robotic swarms","type":"article-journal","volume":"200"}}],"mendeley":{"formattedCitation":"Mannone et al. (2026)","plainTextFormattedCitation":"Mannone et al. (2026)","previouslyFormattedCitation":"Mannone et al. (2026)"},"properties":{"noteIndex":0},"schema":"https://github.com/citation-style-language/schema/raw/master/csl-citation.json"}</w:instrText>
       </w:r>
       <w:r>
         <w:fldChar w:fldCharType="separate"/>
@@ -21670,7 +21670,7 @@
         <w:fldChar w:fldCharType="begin"/>
       </w:r>
       <w:r>
-        <w:instrText xml:space="preserve">ADDIN CSL_CITATION {"citationID":"MENDELEY_CITATION_244","citationItems":[{"id":"ITEM-244","isTemporary":false,"itemData":{"DOI":"10.1016/j.robot.2023.104362","author":[{"family":"Chella","given":"Antonio"},{"family":"Gaglio","given":"Salvatore"},{"family":"Mannone","given":"Maria"},{"family":"Pilato","given":"Giovanni"},{"family":"Seidita","given":"Valeria"},{"family":"Vella","given":"Filippo"},{"family":"Zammuto","given":"Salvatore"}],"container-title":"Robotics and Autonomous Systems","id":"Chella2023","issued":{"date-parts":[[2023]]},"page":"104362","publisher":"Elsevier","title":"Quantum planning for swarm robotics","type":"article-journal","volume":"161"}}],"isEdited":false,"manualOverride":{"citeprocText":"(Chella et al. 2023)","isManuallyOverridden":false,"manualOverrideText":""},"mendeley":{"formattedCitation":"(Chella et al. 2023)","plainTextFormattedCitation":"(Chella et al. 2023)","previouslyFormattedCitation":"(Chella et al. 2023)"},"properties":{"noteIndex":0},"schema":"https://github.com/citation-style-language/schema/raw/master/csl-citation.json"}</w:instrText>
+        <w:instrText xml:space="preserve">ADDIN CSL_CITATION {"citationItems":[{"id":"ITEM-1","itemData":{"DOI":"10.1016/j.robot.2023.104362","author":[{"family":"Chella","given":"Antonio"},{"family":"Gaglio","given":"Salvatore"},{"family":"Mannone","given":"Maria"},{"family":"Pilato","given":"Giovanni"},{"family":"Seidita","given":"Valeria"},{"family":"Vella","given":"Filippo"},{"family":"Zammuto","given":"Salvatore"}],"container-title":"Robotics and Autonomous Systems","id":"ITEM-1","issued":{"date-parts":[[2023]]},"page":"104362","publisher":"Elsevier","title":"Quantum planning for swarm robotics","type":"article-journal","volume":"161"}}],"mendeley":{"formattedCitation":"(Chella et al. 2023)","plainTextFormattedCitation":"(Chella et al. 2023)","previouslyFormattedCitation":"(Chella et al. 2023)"},"properties":{"noteIndex":0},"schema":"https://github.com/citation-style-language/schema/raw/master/csl-citation.json"}</w:instrText>
       </w:r>
       <w:r>
         <w:fldChar w:fldCharType="separate"/>
@@ -21691,7 +21691,7 @@
         <w:fldChar w:fldCharType="begin"/>
       </w:r>
       <w:r>
-        <w:instrText xml:space="preserve">ADDIN CSL_CITATION {"citationID":"MENDELEY_CITATION_245","citationItems":[{"id":"ITEM-245","isTemporary":false,"itemData":{"DOI":"10.1109/ICDCS54860.2022.00151","author":[{"family":"Yun","given":"Won Joon"},{"family":"Kwak","given":"Yunseok"},{"family":"Kim","given":"Jae Pyoung"},{"family":"Cho","given":"Hyunhee"},{"family":"Jung","given":"Soyi"},{"family":"Park","given":"Jihong"},{"family":"Kim","given":"Joongheon"}],"container-title":"Proceedings of the 2022 IEEE 42nd international conference on distributed computing systems (ICDCS)","id":"Yun2022","issued":{"date-parts":[[2022]]},"page":"1332-1335","publisher":"IEEE","publisher-place":"Piscataway, NJ, USA","title":"Quantum multi-agent reinforcement learning via variational quantum circuit design","type":"paper-conference"}}],"isEdited":false,"manualOverride":{"citeprocText":"(Yun et al. 2022)","isManuallyOverridden":false,"manualOverrideText":""},"mendeley":{"formattedCitation":"(Yun et al. 2022)","plainTextFormattedCitation":"(Yun et al. 2022)","previouslyFormattedCitation":"(Yun et al. 2022)"},"properties":{"noteIndex":0},"schema":"https://github.com/citation-style-language/schema/raw/master/csl-citation.json"}</w:instrText>
+        <w:instrText xml:space="preserve">ADDIN CSL_CITATION {"citationItems":[{"id":"ITEM-1","itemData":{"DOI":"10.1109/ICDCS54860.2022.00151","author":[{"family":"Yun","given":"Won Joon"},{"family":"Kwak","given":"Yunseok"},{"family":"Kim","given":"Jae Pyoung"},{"family":"Cho","given":"Hyunhee"},{"family":"Jung","given":"Soyi"},{"family":"Park","given":"Jihong"},{"family":"Kim","given":"Joongheon"}],"container-title":"Proceedings of the 2022 IEEE 42nd international conference on distributed computing systems (ICDCS)","id":"ITEM-1","issued":{"date-parts":[[2022]]},"page":"1332-1335","publisher":"IEEE","publisher-place":"Piscataway, NJ, USA","title":"Quantum multi-agent reinforcement learning via variational quantum circuit design","type":"paper-conference"}}],"mendeley":{"formattedCitation":"(Yun et al. 2022)","plainTextFormattedCitation":"(Yun et al. 2022)","previouslyFormattedCitation":"(Yun et al. 2022)"},"properties":{"noteIndex":0},"schema":"https://github.com/citation-style-language/schema/raw/master/csl-citation.json"}</w:instrText>
       </w:r>
       <w:r>
         <w:fldChar w:fldCharType="separate"/>
@@ -21712,7 +21712,7 @@
         <w:fldChar w:fldCharType="begin"/>
       </w:r>
       <w:r>
-        <w:instrText xml:space="preserve">ADDIN CSL_CITATION {"citationID":"MENDELEY_CITATION_246","citationItems":[{"id":"ITEM-246","isTemporary":false,"itemData":{"DOI":"10.1098/rsta.2024.0139","author":[{"family":"Mannone","given":"Maria"},{"family":"Seidita","given":"Valeria"},{"family":"Chella","given":"Antonio"}],"container-title":"Philosophical Transactions of the Royal Society A: Mathematical, Physical and Engineering Sciences","id":"Mannone2025","issue":"2289","issued":{"date-parts":[[2025]]},"page":"20240139","title":"Quantum computing for swarm robotics: A local-to-global approach","title-short":"Quantum computing for swarm robotics","type":"article-journal","volume":"383"}}],"isEdited":false,"manualOverride":{"citeprocText":"(Mannone, Seidita, and Chella 2025)","isManuallyOverridden":false,"manualOverrideText":""},"mendeley":{"formattedCitation":"(Mannone, Seidita, and Chella 2025)","plainTextFormattedCitation":"(Mannone, Seidita, and Chella 2025)","previouslyFormattedCitation":"(Mannone, Seidita, and Chella 2025)"},"properties":{"noteIndex":0},"schema":"https://github.com/citation-style-language/schema/raw/master/csl-citation.json"}</w:instrText>
+        <w:instrText xml:space="preserve">ADDIN CSL_CITATION {"citationItems":[{"id":"ITEM-1","itemData":{"DOI":"10.1098/rsta.2024.0139","author":[{"family":"Mannone","given":"Maria"},{"family":"Seidita","given":"Valeria"},{"family":"Chella","given":"Antonio"}],"container-title":"Philosophical Transactions of the Royal Society A: Mathematical, Physical and Engineering Sciences","id":"ITEM-1","issue":"2289","issued":{"date-parts":[[2025]]},"page":"20240139","title":"Quantum computing for swarm robotics: A local-to-global approach","title-short":"Quantum computing for swarm robotics","type":"article-journal","volume":"383"}}],"mendeley":{"formattedCitation":"(Mannone, Seidita, and Chella 2025)","plainTextFormattedCitation":"(Mannone, Seidita, and Chella 2025)","previouslyFormattedCitation":"(Mannone, Seidita, and Chella 2025)"},"properties":{"noteIndex":0},"schema":"https://github.com/citation-style-language/schema/raw/master/csl-citation.json"}</w:instrText>
       </w:r>
       <w:r>
         <w:fldChar w:fldCharType="separate"/>
@@ -21730,7 +21730,7 @@
         <w:fldChar w:fldCharType="begin"/>
       </w:r>
       <w:r>
-        <w:instrText xml:space="preserve">ADDIN CSL_CITATION {"citationID":"MENDELEY_CITATION_247","citationItems":[{"id":"ITEM-247","isTemporary":false,"itemData":{"DOI":"10.1109/IISWC53511.2021.00015","author":[{"family":"Ravi","given":"Gokul Subramanian"},{"family":"Smith","given":"Kaitlin N."},{"family":"Gokhale","given":"Pranav"},{"family":"Chong","given":"Frederic T."}],"container-title":"2021 IEEE international symposium on workload characterization (IISWC)","id":"Ravi2021","issued":{"date-parts":[[2021]]},"page":"39-50","publisher":"IEEE","publisher-place":"Piscataway, NJ, USA","title":"Quantum computing in the cloud: Analyzing job and machine characteristics","title-short":"Quantum computing in the cloud","type":"paper-conference"}}],"isEdited":false,"manualOverride":{"citeprocText":"(Ravi et al. 2021)","isManuallyOverridden":false,"manualOverrideText":""},"mendeley":{"formattedCitation":"(Ravi et al. 2021)","plainTextFormattedCitation":"(Ravi et al. 2021)","previouslyFormattedCitation":"(Ravi et al. 2021)"},"properties":{"noteIndex":0},"schema":"https://github.com/citation-style-language/schema/raw/master/csl-citation.json"}</w:instrText>
+        <w:instrText xml:space="preserve">ADDIN CSL_CITATION {"citationItems":[{"id":"ITEM-1","itemData":{"DOI":"10.1109/IISWC53511.2021.00015","author":[{"family":"Ravi","given":"Gokul Subramanian"},{"family":"Smith","given":"Kaitlin N."},{"family":"Gokhale","given":"Pranav"},{"family":"Chong","given":"Frederic T."}],"container-title":"2021 IEEE international symposium on workload characterization (IISWC)","id":"ITEM-1","issued":{"date-parts":[[2021]]},"page":"39-50","publisher":"IEEE","publisher-place":"Piscataway, NJ, USA","title":"Quantum computing in the cloud: Analyzing job and machine characteristics","title-short":"Quantum computing in the cloud","type":"paper-conference"}}],"mendeley":{"formattedCitation":"(Ravi et al. 2021)","plainTextFormattedCitation":"(Ravi et al. 2021)","previouslyFormattedCitation":"(Ravi et al. 2021)"},"properties":{"noteIndex":0},"schema":"https://github.com/citation-style-language/schema/raw/master/csl-citation.json"}</w:instrText>
       </w:r>
       <w:r>
         <w:fldChar w:fldCharType="separate"/>
@@ -21766,7 +21766,7 @@
         <w:fldChar w:fldCharType="begin"/>
       </w:r>
       <w:r>
-        <w:instrText xml:space="preserve">ADDIN CSL_CITATION {"citationID":"MENDELEY_CITATION_248","citationItems":[{"id":"ITEM-248","isTemporary":false,"itemData":{"DOI":"10.1145/3445814.3446758","author":[{"family":"Tang","given":"Wei"},{"family":"Tomesh","given":"Teague"},{"family":"Suchara","given":"Martin"},{"family":"Larson","given":"Jeffrey"},{"family":"Martonosi","given":"Margaret"}],"container-title":"Proceedings of the 26th ACM international conference on architectural support for programming languages and operating systems (ASPLOS ’21)","id":"Tang2021","issued":{"date-parts":[[2021]]},"page":"473-486","publisher":"Association for Computing Machinery","publisher-place":"New York, NY, USA","title":"CutQC: Using small quantum computers for large quantum circuit evaluations","title-short":"CutQC","type":"paper-conference"}}],"isEdited":false,"manualOverride":{"citeprocText":"(W. Tang et al. 2021)","isManuallyOverridden":false,"manualOverrideText":""},"mendeley":{"formattedCitation":"(W. Tang et al. 2021)","plainTextFormattedCitation":"(W. Tang et al. 2021)","previouslyFormattedCitation":"(W. Tang et al. 2021)"},"properties":{"noteIndex":0},"schema":"https://github.com/citation-style-language/schema/raw/master/csl-citation.json"}</w:instrText>
+        <w:instrText xml:space="preserve">ADDIN CSL_CITATION {"citationItems":[{"id":"ITEM-1","itemData":{"DOI":"10.1145/3445814.3446758","author":[{"family":"Tang","given":"Wei"},{"family":"Tomesh","given":"Teague"},{"family":"Suchara","given":"Martin"},{"family":"Larson","given":"Jeffrey"},{"family":"Martonosi","given":"Margaret"}],"container-title":"Proceedings of the 26th ACM international conference on architectural support for programming languages and operating systems (ASPLOS ’21)","id":"ITEM-1","issued":{"date-parts":[[2021]]},"page":"473-486","publisher":"Association for Computing Machinery","publisher-place":"New York, NY, USA","title":"CutQC: Using small quantum computers for large quantum circuit evaluations","title-short":"CutQC","type":"paper-conference"}}],"mendeley":{"formattedCitation":"(W. Tang et al. 2021)","plainTextFormattedCitation":"(W. Tang et al. 2021)","previouslyFormattedCitation":"(W. Tang et al. 2021)"},"properties":{"noteIndex":0},"schema":"https://github.com/citation-style-language/schema/raw/master/csl-citation.json"}</w:instrText>
       </w:r>
       <w:r>
         <w:fldChar w:fldCharType="separate"/>
@@ -21784,7 +21784,7 @@
         <w:fldChar w:fldCharType="begin"/>
       </w:r>
       <w:r>
-        <w:instrText xml:space="preserve">ADDIN CSL_CITATION {"citationID":"MENDELEY_CITATION_249","citationItems":[{"id":"ITEM-249","isTemporary":false,"itemData":{"DOI":"10.1109/ICDCS54860.2022.00151","author":[{"family":"Yun","given":"Won Joon"},{"family":"Kwak","given":"Yunseok"},{"family":"Kim","given":"Jae Pyoung"},{"family":"Cho","given":"Hyunhee"},{"family":"Jung","given":"Soyi"},{"family":"Park","given":"Jihong"},{"family":"Kim","given":"Joongheon"}],"container-title":"Proceedings of the 2022 IEEE 42nd international conference on distributed computing systems (ICDCS)","id":"Yun2022","issued":{"date-parts":[[2022]]},"page":"1332-1335","publisher":"IEEE","publisher-place":"Piscataway, NJ, USA","title":"Quantum multi-agent reinforcement learning via variational quantum circuit design","type":"paper-conference"}}],"isEdited":false,"manualOverride":{"citeprocText":"(Yun et al. 2022)","isManuallyOverridden":false,"manualOverrideText":""},"mendeley":{"formattedCitation":"(Yun et al. 2022)","plainTextFormattedCitation":"(Yun et al. 2022)","previouslyFormattedCitation":"(Yun et al. 2022)"},"properties":{"noteIndex":0},"schema":"https://github.com/citation-style-language/schema/raw/master/csl-citation.json"}</w:instrText>
+        <w:instrText xml:space="preserve">ADDIN CSL_CITATION {"citationItems":[{"id":"ITEM-1","itemData":{"DOI":"10.1109/ICDCS54860.2022.00151","author":[{"family":"Yun","given":"Won Joon"},{"family":"Kwak","given":"Yunseok"},{"family":"Kim","given":"Jae Pyoung"},{"family":"Cho","given":"Hyunhee"},{"family":"Jung","given":"Soyi"},{"family":"Park","given":"Jihong"},{"family":"Kim","given":"Joongheon"}],"container-title":"Proceedings of the 2022 IEEE 42nd international conference on distributed computing systems (ICDCS)","id":"ITEM-1","issued":{"date-parts":[[2022]]},"page":"1332-1335","publisher":"IEEE","publisher-place":"Piscataway, NJ, USA","title":"Quantum multi-agent reinforcement learning via variational quantum circuit design","type":"paper-conference"}}],"mendeley":{"formattedCitation":"(Yun et al. 2022)","plainTextFormattedCitation":"(Yun et al. 2022)","previouslyFormattedCitation":"(Yun et al. 2022)"},"properties":{"noteIndex":0},"schema":"https://github.com/citation-style-language/schema/raw/master/csl-citation.json"}</w:instrText>
       </w:r>
       <w:r>
         <w:fldChar w:fldCharType="separate"/>
@@ -21802,7 +21802,7 @@
         <w:fldChar w:fldCharType="begin"/>
       </w:r>
       <w:r>
-        <w:instrText xml:space="preserve">ADDIN CSL_CITATION {"citationID":"MENDELEY_CITATION_250","citationItems":[{"id":"ITEM-250","isTemporary":false,"itemData":{"DOI":"10.3390/electronics10020100","author":[{"family":"Yan","given":"Fei"},{"family":"Iliyasu","given":"Abdullah M."},{"family":"Hirota","given":"Kaoru"}],"container-title":"Electronics","id":"Yan2021","issue":"2","issued":{"date-parts":[[2021]]},"page":"100","publisher":"MDPI","title":"Conceptual framework for quantum affective computing and its use in fusion of multi-robot emotions","type":"article-journal","volume":"10"}}],"isEdited":false,"manualOverride":{"citeprocText":"(Yan, Iliyasu, and Hirota 2021)","isManuallyOverridden":false,"manualOverrideText":""},"mendeley":{"formattedCitation":"(Yan, Iliyasu, and Hirota 2021)","plainTextFormattedCitation":"(Yan, Iliyasu, and Hirota 2021)","previouslyFormattedCitation":"(Yan, Iliyasu, and Hirota 2021)"},"properties":{"noteIndex":0},"schema":"https://github.com/citation-style-language/schema/raw/master/csl-citation.json"}</w:instrText>
+        <w:instrText xml:space="preserve">ADDIN CSL_CITATION {"citationItems":[{"id":"ITEM-1","itemData":{"DOI":"10.3390/electronics10020100","author":[{"family":"Yan","given":"Fei"},{"family":"Iliyasu","given":"Abdullah M."},{"family":"Hirota","given":"Kaoru"}],"container-title":"Electronics","id":"ITEM-1","issue":"2","issued":{"date-parts":[[2021]]},"page":"100","publisher":"MDPI","title":"Conceptual framework for quantum affective computing and its use in fusion of multi-robot emotions","type":"article-journal","volume":"10"}}],"mendeley":{"formattedCitation":"(Yan, Iliyasu, and Hirota 2021)","plainTextFormattedCitation":"(Yan, Iliyasu, and Hirota 2021)","previouslyFormattedCitation":"(Yan, Iliyasu, and Hirota 2021)"},"properties":{"noteIndex":0},"schema":"https://github.com/citation-style-language/schema/raw/master/csl-citation.json"}</w:instrText>
       </w:r>
       <w:r>
         <w:fldChar w:fldCharType="separate"/>
@@ -21820,7 +21820,7 @@
         <w:fldChar w:fldCharType="begin"/>
       </w:r>
       <w:r>
-        <w:instrText xml:space="preserve">ADDIN CSL_CITATION {"citationID":"MENDELEY_CITATION_251","citationItems":[{"id":"ITEM-251","isTemporary":false,"itemData":{"DOI":"10.1145/3445814.3446758","author":[{"family":"Tang","given":"Wei"},{"family":"Tomesh","given":"Teague"},{"family":"Suchara","given":"Martin"},{"family":"Larson","given":"Jeffrey"},{"family":"Martonosi","given":"Margaret"}],"container-title":"Proceedings of the 26th ACM international conference on architectural support for programming languages and operating systems (ASPLOS ’21)","id":"Tang2021","issued":{"date-parts":[[2021]]},"page":"473-486","publisher":"Association for Computing Machinery","publisher-place":"New York, NY, USA","title":"CutQC: Using small quantum computers for large quantum circuit evaluations","title-short":"CutQC","type":"paper-conference"}}],"isEdited":false,"manualOverride":{"citeprocText":"(W. Tang et al. 2021)","isManuallyOverridden":false,"manualOverrideText":""},"mendeley":{"formattedCitation":"(W. Tang et al. 2021)","plainTextFormattedCitation":"(W. Tang et al. 2021)","previouslyFormattedCitation":"(W. Tang et al. 2021)"},"properties":{"noteIndex":0},"schema":"https://github.com/citation-style-language/schema/raw/master/csl-citation.json"}</w:instrText>
+        <w:instrText xml:space="preserve">ADDIN CSL_CITATION {"citationItems":[{"id":"ITEM-1","itemData":{"DOI":"10.1145/3445814.3446758","author":[{"family":"Tang","given":"Wei"},{"family":"Tomesh","given":"Teague"},{"family":"Suchara","given":"Martin"},{"family":"Larson","given":"Jeffrey"},{"family":"Martonosi","given":"Margaret"}],"container-title":"Proceedings of the 26th ACM international conference on architectural support for programming languages and operating systems (ASPLOS ’21)","id":"ITEM-1","issued":{"date-parts":[[2021]]},"page":"473-486","publisher":"Association for Computing Machinery","publisher-place":"New York, NY, USA","title":"CutQC: Using small quantum computers for large quantum circuit evaluations","title-short":"CutQC","type":"paper-conference"}}],"mendeley":{"formattedCitation":"(W. Tang et al. 2021)","plainTextFormattedCitation":"(W. Tang et al. 2021)","previouslyFormattedCitation":"(W. Tang et al. 2021)"},"properties":{"noteIndex":0},"schema":"https://github.com/citation-style-language/schema/raw/master/csl-citation.json"}</w:instrText>
       </w:r>
       <w:r>
         <w:fldChar w:fldCharType="separate"/>
@@ -21859,7 +21859,7 @@
         <w:fldChar w:fldCharType="begin"/>
       </w:r>
       <w:r>
-        <w:instrText xml:space="preserve">ADDIN CSL_CITATION {"citationID":"MENDELEY_CITATION_252","citationItems":[{"id":"ITEM-252","isTemporary":false,"itemData":{"author":[{"family":"Golyanik","given":"Vladislav"},{"family":"Theobalt","given":"Christian"}],"container-title":"Proceedings of the IEEE/CVF conference on computer vision and pattern recognition (CVPR)","id":"Golyanik2020","issued":{"date-parts":[[2020]]},"page":"9182-9191","publisher":"IEEE","publisher-place":"Piscataway, NJ, USA","title":"A quantum computational approach to correspondence problems on point sets","type":"paper-conference"},"suppress-author":false}],"isEdited":false,"manualOverride":{"citeprocText":"Golyanik and Theobalt (2020)","isManuallyOverridden":false,"manualOverrideText":""},"mendeley":{"formattedCitation":"Golyanik and Theobalt (2020)","plainTextFormattedCitation":"Golyanik and Theobalt (2020)","previouslyFormattedCitation":"Golyanik and Theobalt (2020)"},"properties":{"noteIndex":0},"schema":"https://github.com/citation-style-language/schema/raw/master/csl-citation.json"}</w:instrText>
+        <w:instrText xml:space="preserve">ADDIN CSL_CITATION {"citationItems":[{"id":"ITEM-1","itemData":{"author":[{"family":"Golyanik","given":"Vladislav"},{"family":"Theobalt","given":"Christian"}],"container-title":"Proceedings of the IEEE/CVF conference on computer vision and pattern recognition (CVPR)","id":"ITEM-1","issued":{"date-parts":[[2020]]},"page":"9182-9191","publisher":"IEEE","publisher-place":"Piscataway, NJ, USA","title":"A quantum computational approach to correspondence problems on point sets","type":"paper-conference"}}],"mendeley":{"formattedCitation":"Golyanik and Theobalt (2020)","plainTextFormattedCitation":"Golyanik and Theobalt (2020)","previouslyFormattedCitation":"Golyanik and Theobalt (2020)"},"properties":{"noteIndex":0},"schema":"https://github.com/citation-style-language/schema/raw/master/csl-citation.json"}</w:instrText>
       </w:r>
       <w:r>
         <w:fldChar w:fldCharType="separate"/>
@@ -21883,7 +21883,7 @@
         <w:fldChar w:fldCharType="begin"/>
       </w:r>
       <w:r>
-        <w:instrText xml:space="preserve">ADDIN CSL_CITATION {"citationID":"MENDELEY_CITATION_253","citationItems":[{"id":"ITEM-253","isTemporary":false,"itemData":{"author":[{"family":"Meli","given":"Natacha Kuete"},{"family":"Mannel","given":"Florian"},{"family":"Lellmann","given":"Jan"}],"container-title":"Proceedings of the IEEE/CVF conference on computer vision and pattern recognition (CVPR)","id":"Meli2022","issued":{"date-parts":[[2022]]},"page":"529-537","publisher":"IEEE","publisher-place":"Piscataway, NJ, USA","title":"An iterative quantum approach for transformation estimation from point sets","type":"paper-conference"},"suppress-author":false}],"isEdited":false,"manualOverride":{"citeprocText":"Meli, Mannel, and Lellmann (2022)","isManuallyOverridden":false,"manualOverrideText":""},"mendeley":{"formattedCitation":"Meli, Mannel, and Lellmann (2022)","plainTextFormattedCitation":"Meli, Mannel, and Lellmann (2022)","previouslyFormattedCitation":"Meli, Mannel, and Lellmann (2022)"},"properties":{"noteIndex":0},"schema":"https://github.com/citation-style-language/schema/raw/master/csl-citation.json"}</w:instrText>
+        <w:instrText xml:space="preserve">ADDIN CSL_CITATION {"citationItems":[{"id":"ITEM-1","itemData":{"author":[{"family":"Meli","given":"Natacha Kuete"},{"family":"Mannel","given":"Florian"},{"family":"Lellmann","given":"Jan"}],"container-title":"Proceedings of the IEEE/CVF conference on computer vision and pattern recognition (CVPR)","id":"ITEM-1","issued":{"date-parts":[[2022]]},"page":"529-537","publisher":"IEEE","publisher-place":"Piscataway, NJ, USA","title":"An iterative quantum approach for transformation estimation from point sets","type":"paper-conference"}}],"mendeley":{"formattedCitation":"Meli, Mannel, and Lellmann (2022)","plainTextFormattedCitation":"Meli, Mannel, and Lellmann (2022)","previouslyFormattedCitation":"Meli, Mannel, and Lellmann (2022)"},"properties":{"noteIndex":0},"schema":"https://github.com/citation-style-language/schema/raw/master/csl-citation.json"}</w:instrText>
       </w:r>
       <w:r>
         <w:fldChar w:fldCharType="separate"/>
@@ -21907,7 +21907,7 @@
         <w:fldChar w:fldCharType="begin"/>
       </w:r>
       <w:r>
-        <w:instrText xml:space="preserve">ADDIN CSL_CITATION {"citationID":"MENDELEY_CITATION_254","citationItems":[{"id":"ITEM-254","isTemporary":false,"itemData":{"DOI":"10.1109/CVPR46437.2021.01292","author":[{"family":"Birdal","given":"Tolga"},{"family":"Golyanik","given":"Vladislav"},{"family":"Theobalt","given":"Christian"},{"family":"Guibas","given":"Leonidas J."}],"container-title":"Proceedings of the IEEE/CVF conference on computer vision and pattern recognition (CVPR)","id":"Birdal2021","issued":{"date-parts":[[2021]]},"page":"13122-13133","publisher":"IEEE","publisher-place":"Piscataway, NJ, USA","title":"Quantum permutation synchronization","type":"paper-conference"},"suppress-author":false}],"isEdited":false,"manualOverride":{"citeprocText":"Birdal et al. (2021)","isManuallyOverridden":false,"manualOverrideText":""},"mendeley":{"formattedCitation":"Birdal et al. (2021)","plainTextFormattedCitation":"Birdal et al. (2021)","previouslyFormattedCitation":"Birdal et al. (2021)"},"properties":{"noteIndex":0},"schema":"https://github.com/citation-style-language/schema/raw/master/csl-citation.json"}</w:instrText>
+        <w:instrText xml:space="preserve">ADDIN CSL_CITATION {"citationItems":[{"id":"ITEM-1","itemData":{"DOI":"10.1109/CVPR46437.2021.01292","author":[{"family":"Birdal","given":"Tolga"},{"family":"Golyanik","given":"Vladislav"},{"family":"Theobalt","given":"Christian"},{"family":"Guibas","given":"Leonidas J."}],"container-title":"Proceedings of the IEEE/CVF conference on computer vision and pattern recognition (CVPR)","id":"ITEM-1","issued":{"date-parts":[[2021]]},"page":"13122-13133","publisher":"IEEE","publisher-place":"Piscataway, NJ, USA","title":"Quantum permutation synchronization","type":"paper-conference"}}],"mendeley":{"formattedCitation":"Birdal et al. (2021)","plainTextFormattedCitation":"Birdal et al. (2021)","previouslyFormattedCitation":"Birdal et al. (2021)"},"properties":{"noteIndex":0},"schema":"https://github.com/citation-style-language/schema/raw/master/csl-citation.json"}</w:instrText>
       </w:r>
       <w:r>
         <w:fldChar w:fldCharType="separate"/>
@@ -21931,7 +21931,7 @@
         <w:fldChar w:fldCharType="begin"/>
       </w:r>
       <w:r>
-        <w:instrText xml:space="preserve">ADDIN CSL_CITATION {"citationID":"MENDELEY_CITATION_255","citationItems":[{"id":"ITEM-255","isTemporary":false,"itemData":{"author":[{"family":"Seelbach Benkner","given":"Marcel"},{"family":"Lähner","given":"Zorah"},{"family":"Golyanik","given":"Vladislav"},{"family":"Wunderlich","given":"Christof"},{"family":"Theobalt","given":"Christian"},{"family":"Moeller","given":"Michael"}],"container-title":"Proceedings of the IEEE/CVF international conference on computer vision (ICCV)","id":"Benkner2021","issued":{"date-parts":[[2021]]},"page":"7586-7596","publisher":"IEEE","publisher-place":"Piscataway, NJ, USA","title":"Q-Match: Iterative shape matching via quantum annealing","title-short":"Q-Match","type":"paper-conference"},"suppress-author":false}],"isEdited":false,"manualOverride":{"citeprocText":"Seelbach Benkner et al. (2021)","isManuallyOverridden":false,"manualOverrideText":""},"mendeley":{"formattedCitation":"Seelbach Benkner et al. (2021)","plainTextFormattedCitation":"Seelbach Benkner et al. (2021)","previouslyFormattedCitation":"Seelbach Benkner et al. (2021)"},"properties":{"noteIndex":0},"schema":"https://github.com/citation-style-language/schema/raw/master/csl-citation.json"}</w:instrText>
+        <w:instrText xml:space="preserve">ADDIN CSL_CITATION {"citationItems":[{"id":"ITEM-1","itemData":{"author":[{"family":"Seelbach Benkner","given":"Marcel"},{"family":"Lähner","given":"Zorah"},{"family":"Golyanik","given":"Vladislav"},{"family":"Wunderlich","given":"Christof"},{"family":"Theobalt","given":"Christian"},{"family":"Moeller","given":"Michael"}],"container-title":"Proceedings of the IEEE/CVF international conference on computer vision (ICCV)","id":"ITEM-1","issued":{"date-parts":[[2021]]},"page":"7586-7596","publisher":"IEEE","publisher-place":"Piscataway, NJ, USA","title":"Q-Match: Iterative shape matching via quantum annealing","title-short":"Q-Match","type":"paper-conference"}}],"mendeley":{"formattedCitation":"Seelbach Benkner et al. (2021)","plainTextFormattedCitation":"Seelbach Benkner et al. (2021)","previouslyFormattedCitation":"Seelbach Benkner et al. (2021)"},"properties":{"noteIndex":0},"schema":"https://github.com/citation-style-language/schema/raw/master/csl-citation.json"}</w:instrText>
       </w:r>
       <w:r>
         <w:fldChar w:fldCharType="separate"/>
@@ -21955,7 +21955,7 @@
         <w:fldChar w:fldCharType="begin"/>
       </w:r>
       <w:r>
-        <w:instrText xml:space="preserve">ADDIN CSL_CITATION {"citationID":"MENDELEY_CITATION_256","citationItems":[{"id":"ITEM-256","isTemporary":false,"itemData":{"author":[{"family":"Doan","given":"Anh-Dzung"},{"family":"Sasdelli","given":"Michele"},{"family":"Suter","given":"David"},{"family":"Chin","given":"Tat-Jun"}],"container-title":"Proceedings of the IEEE/CVF conference on computer vision and pattern recognition (CVPR)","id":"Doan2022","issued":{"date-parts":[[2022]]},"page":"417-427","publisher":"IEEE","publisher-place":"Piscataway, NJ, USA","title":"A hybrid quantum-classical algorithm for robust fitting","type":"paper-conference"},"suppress-author":false}],"isEdited":false,"manualOverride":{"citeprocText":"Doan et al. (2022)","isManuallyOverridden":false,"manualOverrideText":""},"mendeley":{"formattedCitation":"Doan et al. (2022)","plainTextFormattedCitation":"Doan et al. (2022)","previouslyFormattedCitation":"Doan et al. (2022)"},"properties":{"noteIndex":0},"schema":"https://github.com/citation-style-language/schema/raw/master/csl-citation.json"}</w:instrText>
+        <w:instrText xml:space="preserve">ADDIN CSL_CITATION {"citationItems":[{"id":"ITEM-1","itemData":{"author":[{"family":"Doan","given":"Anh-Dzung"},{"family":"Sasdelli","given":"Michele"},{"family":"Suter","given":"David"},{"family":"Chin","given":"Tat-Jun"}],"container-title":"Proceedings of the IEEE/CVF conference on computer vision and pattern recognition (CVPR)","id":"ITEM-1","issued":{"date-parts":[[2022]]},"page":"417-427","publisher":"IEEE","publisher-place":"Piscataway, NJ, USA","title":"A hybrid quantum-classical algorithm for robust fitting","type":"paper-conference"}}],"mendeley":{"formattedCitation":"Doan et al. (2022)","plainTextFormattedCitation":"Doan et al. (2022)","previouslyFormattedCitation":"Doan et al. (2022)"},"properties":{"noteIndex":0},"schema":"https://github.com/citation-style-language/schema/raw/master/csl-citation.json"}</w:instrText>
       </w:r>
       <w:r>
         <w:fldChar w:fldCharType="separate"/>
@@ -21979,7 +21979,7 @@
         <w:fldChar w:fldCharType="begin"/>
       </w:r>
       <w:r>
-        <w:instrText xml:space="preserve">ADDIN CSL_CITATION {"citationID":"MENDELEY_CITATION_257","citationItems":[{"id":"ITEM-257","isTemporary":false,"itemData":{"author":[{"family":"Zaech","given":"Jan-Nico"},{"family":"Liniger","given":"Alexander"},{"family":"Danelljan","given":"Martin"},{"family":"Dai","given":"Dengxin"},{"family":"Van Gool","given":"Luc"}],"container-title":"Proceedings of the IEEE/CVF conference on computer vision and pattern recognition (CVPR)","id":"Zaech2022","issued":{"date-parts":[[2022]]},"page":"8811-8822","publisher":"IEEE","publisher-place":"Piscataway, NJ, USA","title":"Adiabatic quantum computing for multi object tracking","type":"paper-conference"},"suppress-author":false}],"isEdited":false,"manualOverride":{"citeprocText":"Zaech et al. (2022)","isManuallyOverridden":false,"manualOverrideText":""},"mendeley":{"formattedCitation":"Zaech et al. (2022)","plainTextFormattedCitation":"Zaech et al. (2022)","previouslyFormattedCitation":"Zaech et al. (2022)"},"properties":{"noteIndex":0},"schema":"https://github.com/citation-style-language/schema/raw/master/csl-citation.json"}</w:instrText>
+        <w:instrText xml:space="preserve">ADDIN CSL_CITATION {"citationItems":[{"id":"ITEM-1","itemData":{"author":[{"family":"Zaech","given":"Jan-Nico"},{"family":"Liniger","given":"Alexander"},{"family":"Danelljan","given":"Martin"},{"family":"Dai","given":"Dengxin"},{"family":"Van Gool","given":"Luc"}],"container-title":"Proceedings of the IEEE/CVF conference on computer vision and pattern recognition (CVPR)","id":"ITEM-1","issued":{"date-parts":[[2022]]},"page":"8811-8822","publisher":"IEEE","publisher-place":"Piscataway, NJ, USA","title":"Adiabatic quantum computing for multi object tracking","type":"paper-conference"}}],"mendeley":{"formattedCitation":"Zaech et al. (2022)","plainTextFormattedCitation":"Zaech et al. (2022)","previouslyFormattedCitation":"Zaech et al. (2022)"},"properties":{"noteIndex":0},"schema":"https://github.com/citation-style-language/schema/raw/master/csl-citation.json"}</w:instrText>
       </w:r>
       <w:r>
         <w:fldChar w:fldCharType="separate"/>
@@ -22018,7 +22018,7 @@
         <w:fldChar w:fldCharType="begin"/>
       </w:r>
       <w:r>
-        <w:instrText xml:space="preserve">ADDIN CSL_CITATION {"citationID":"MENDELEY_CITATION_259","citationItems":[{"id":"ITEM-258","isTemporary":false,"itemData":{"DOI":"10.1103/RevModPhys.92.015003","author":[{"family":"McArdle","given":"Sam"},{"family":"Endo","given":"Suguru"},{"family":"Aspuru-Guzik","given":"Alán"},{"family":"Benjamin","given":"Simon C."},{"family":"Yuan","given":"Xiao"}],"container-title":"Reviews of Modern Physics","id":"McArdle2020","issue":"1","issued":{"date-parts":[[2020]]},"page":"015003","publisher":"American Physical Society","title":"Quantum computational chemistry","type":"article-journal","volume":"92"}},{"id":"ITEM-259","isTemporary":false,"itemData":{"DOI":"10.1021/acs.chemrev.9b00829","author":[{"family":"Bauer","given":"Bela"},{"family":"Bravyi","given":"Sergey"},{"family":"Motta","given":"Mario"},{"family":"Chan","given":"Garnet Kin-Lic"}],"container-title":"Chemical Reviews","id":"Bauer2020","issue":"22","issued":{"date-parts":[[2020]]},"page":"12685-12717","publisher":"American Chemical Society","title":"Quantum algorithms for quantum chemistry and quantum materials science","type":"article-journal","volume":"120"}}],"isEdited":false,"manualOverride":{"citeprocText":"(McArdle et al. 2020; Bauer et al. 2020)","isManuallyOverridden":false,"manualOverrideText":""},"mendeley":{"formattedCitation":"(McArdle et al. 2020; Bauer et al. 2020)","plainTextFormattedCitation":"(McArdle et al. 2020; Bauer et al. 2020)","previouslyFormattedCitation":"(McArdle et al. 2020; Bauer et al. 2020)"},"properties":{"noteIndex":0},"schema":"https://github.com/citation-style-language/schema/raw/master/csl-citation.json"}</w:instrText>
+        <w:instrText xml:space="preserve">ADDIN CSL_CITATION {"citationItems":[{"id":"ITEM-1","itemData":{"DOI":"10.1103/RevModPhys.92.015003","author":[{"family":"McArdle","given":"Sam"},{"family":"Endo","given":"Suguru"},{"family":"Aspuru-Guzik","given":"Alán"},{"family":"Benjamin","given":"Simon C."},{"family":"Yuan","given":"Xiao"}],"container-title":"Reviews of Modern Physics","id":"ITEM-1","issue":"1","issued":{"date-parts":[[2020]]},"page":"015003","publisher":"American Physical Society","title":"Quantum computational chemistry","type":"article-journal","volume":"92"}},{"id":"ITEM-2","itemData":{"DOI":"10.1021/acs.chemrev.9b00829","author":[{"family":"Bauer","given":"Bela"},{"family":"Bravyi","given":"Sergey"},{"family":"Motta","given":"Mario"},{"family":"Chan","given":"Garnet Kin-Lic"}],"container-title":"Chemical Reviews","id":"ITEM-2","issue":"22","issued":{"date-parts":[[2020]]},"page":"12685-12717","publisher":"American Chemical Society","title":"Quantum algorithms for quantum chemistry and quantum materials science","type":"article-journal","volume":"120"}}],"mendeley":{"formattedCitation":"(McArdle et al. 2020; Bauer et al. 2020)","plainTextFormattedCitation":"(McArdle et al. 2020; Bauer et al. 2020)","previouslyFormattedCitation":"(McArdle et al. 2020; Bauer et al. 2020)"},"properties":{"noteIndex":0},"schema":"https://github.com/citation-style-language/schema/raw/master/csl-citation.json"}</w:instrText>
       </w:r>
       <w:r>
         <w:fldChar w:fldCharType="separate"/>
@@ -22036,7 +22036,7 @@
         <w:fldChar w:fldCharType="begin"/>
       </w:r>
       <w:r>
-        <w:instrText xml:space="preserve">ADDIN CSL_CITATION {"citationID":"MENDELEY_CITATION_260","citationItems":[{"id":"ITEM-260","isTemporary":false,"itemData":{"DOI":"10.1063/5.0044068","author":[{"family":"Rice","given":"Julia E."},{"family":"Gujarati","given":"Tanvi P."},{"family":"Motta","given":"Mario"},{"family":"Takeshita","given":"Tyler Y."},{"family":"Lee","given":"Eunseok"},{"family":"Latone","given":"Joseph A."},{"family":"Garcia","given":"Jeannette M."}],"container-title":"The Journal of Chemical Physics","id":"Rice2021","issue":"13","issued":{"date-parts":[[2021]]},"page":"134115","publisher":"AIP Publishing","title":"Quantum computation of dominant products in lithium–sulfur batteries","type":"article-journal","volume":"154"}}],"isEdited":false,"manualOverride":{"citeprocText":"(Rice et al. 2021)","isManuallyOverridden":false,"manualOverrideText":""},"mendeley":{"formattedCitation":"(Rice et al. 2021)","plainTextFormattedCitation":"(Rice et al. 2021)","previouslyFormattedCitation":"(Rice et al. 2021)"},"properties":{"noteIndex":0},"schema":"https://github.com/citation-style-language/schema/raw/master/csl-citation.json"}</w:instrText>
+        <w:instrText xml:space="preserve">ADDIN CSL_CITATION {"citationItems":[{"id":"ITEM-1","itemData":{"DOI":"10.1063/5.0044068","author":[{"family":"Rice","given":"Julia E."},{"family":"Gujarati","given":"Tanvi P."},{"family":"Motta","given":"Mario"},{"family":"Takeshita","given":"Tyler Y."},{"family":"Lee","given":"Eunseok"},{"family":"Latone","given":"Joseph A."},{"family":"Garcia","given":"Jeannette M."}],"container-title":"The Journal of Chemical Physics","id":"ITEM-1","issue":"13","issued":{"date-parts":[[2021]]},"page":"134115","publisher":"AIP Publishing","title":"Quantum computation of dominant products in lithium–sulfur batteries","type":"article-journal","volume":"154"}}],"mendeley":{"formattedCitation":"(Rice et al. 2021)","plainTextFormattedCitation":"(Rice et al. 2021)","previouslyFormattedCitation":"(Rice et al. 2021)"},"properties":{"noteIndex":0},"schema":"https://github.com/citation-style-language/schema/raw/master/csl-citation.json"}</w:instrText>
       </w:r>
       <w:r>
         <w:fldChar w:fldCharType="separate"/>
@@ -22054,7 +22054,7 @@
         <w:fldChar w:fldCharType="begin"/>
       </w:r>
       <w:r>
-        <w:instrText xml:space="preserve">ADDIN CSL_CITATION {"citationID":"MENDELEY_CITATION_261","citationItems":[{"id":"ITEM-261","isTemporary":false,"itemData":{"DOI":"10.1103/PhysRevResearch.4.023019","author":[{"family":"Kim","given":"Isaac H."},{"family":"Liu","given":"Ye-Hua"},{"family":"Pallister","given":"Sam"},{"family":"Pol","given":"William"},{"family":"Roberts","given":"Sam"},{"family":"Lee","given":"Eunseok"}],"container-title":"Physical Review Research","id":"Kim2022","issue":"2","issued":{"date-parts":[[2022]]},"page":"023019","publisher":"American Physical Society","title":"Fault-tolerant resource estimate for quantum chemical simulations: Case study on Li-ion battery electrolyte molecules","title-short":"Fault-tolerant resource estimate for quantum chemical simulations","type":"article-journal","volume":"4"}}],"isEdited":false,"manualOverride":{"citeprocText":"(Kim et al. 2022)","isManuallyOverridden":false,"manualOverrideText":""},"mendeley":{"formattedCitation":"(Kim et al. 2022)","plainTextFormattedCitation":"(Kim et al. 2022)","previouslyFormattedCitation":"(Kim et al. 2022)"},"properties":{"noteIndex":0},"schema":"https://github.com/citation-style-language/schema/raw/master/csl-citation.json"}</w:instrText>
+        <w:instrText xml:space="preserve">ADDIN CSL_CITATION {"citationItems":[{"id":"ITEM-1","itemData":{"DOI":"10.1103/PhysRevResearch.4.023019","author":[{"family":"Kim","given":"Isaac H."},{"family":"Liu","given":"Ye-Hua"},{"family":"Pallister","given":"Sam"},{"family":"Pol","given":"William"},{"family":"Roberts","given":"Sam"},{"family":"Lee","given":"Eunseok"}],"container-title":"Physical Review Research","id":"ITEM-1","issue":"2","issued":{"date-parts":[[2022]]},"page":"023019","publisher":"American Physical Society","title":"Fault-tolerant resource estimate for quantum chemical simulations: Case study on Li-ion battery electrolyte molecules","title-short":"Fault-tolerant resource estimate for quantum chemical simulations","type":"article-journal","volume":"4"}}],"mendeley":{"formattedCitation":"(Kim et al. 2022)","plainTextFormattedCitation":"(Kim et al. 2022)","previouslyFormattedCitation":"(Kim et al. 2022)"},"properties":{"noteIndex":0},"schema":"https://github.com/citation-style-language/schema/raw/master/csl-citation.json"}</w:instrText>
       </w:r>
       <w:r>
         <w:fldChar w:fldCharType="separate"/>
@@ -22075,7 +22075,7 @@
         <w:fldChar w:fldCharType="begin"/>
       </w:r>
       <w:r>
-        <w:instrText xml:space="preserve">ADDIN CSL_CITATION {"citationID":"MENDELEY_CITATION_262","citationItems":[{"id":"ITEM-262","isTemporary":false,"itemData":{"DOI":"10.1073/pnas.1619152114","author":[{"family":"Reiher","given":"Markus"},{"family":"Wiebe","given":"Nathan"},{"family":"Svore","given":"Krysta M."},{"family":"Wecker","given":"Dave"},{"family":"Troyer","given":"Matthias"}],"container-title":"Proceedings of the National Academy of Sciences","id":"Reiher2017","issue":"29","issued":{"date-parts":[[2017]]},"page":"7555-7560","publisher":"National Academy of Sciences","title":"Elucidating reaction mechanisms on quantum computers","type":"article-journal","volume":"114"}}],"isEdited":false,"manualOverride":{"citeprocText":"(Reiher et al. 2017)","isManuallyOverridden":false,"manualOverrideText":""},"mendeley":{"formattedCitation":"(Reiher et al. 2017)","plainTextFormattedCitation":"(Reiher et al. 2017)","previouslyFormattedCitation":"(Reiher et al. 2017)"},"properties":{"noteIndex":0},"schema":"https://github.com/citation-style-language/schema/raw/master/csl-citation.json"}</w:instrText>
+        <w:instrText xml:space="preserve">ADDIN CSL_CITATION {"citationItems":[{"id":"ITEM-1","itemData":{"DOI":"10.1073/pnas.1619152114","author":[{"family":"Reiher","given":"Markus"},{"family":"Wiebe","given":"Nathan"},{"family":"Svore","given":"Krysta M."},{"family":"Wecker","given":"Dave"},{"family":"Troyer","given":"Matthias"}],"container-title":"Proceedings of the National Academy of Sciences","id":"ITEM-1","issue":"29","issued":{"date-parts":[[2017]]},"page":"7555-7560","publisher":"National Academy of Sciences","title":"Elucidating reaction mechanisms on quantum computers","type":"article-journal","volume":"114"}}],"mendeley":{"formattedCitation":"(Reiher et al. 2017)","plainTextFormattedCitation":"(Reiher et al. 2017)","previouslyFormattedCitation":"(Reiher et al. 2017)"},"properties":{"noteIndex":0},"schema":"https://github.com/citation-style-language/schema/raw/master/csl-citation.json"}</w:instrText>
       </w:r>
       <w:r>
         <w:fldChar w:fldCharType="separate"/>

--- a/github/k/Survey1_ACM_CSUR_Supplementary_Material.docx
+++ b/github/k/Survey1_ACM_CSUR_Supplementary_Material.docx
@@ -561,16 +561,22 @@
               <w:jc w:val="left"/>
             </w:pPr>
             <w:r>
+              <w:t xml:space="preserve">Petschnigg et al.</w:t>
+            </w:r>
+            <w:r>
+              <w:t xml:space="preserve"> </w:t>
+            </w:r>
+            <w:r>
               <w:fldChar w:fldCharType="begin"/>
             </w:r>
             <w:r>
-              <w:instrText xml:space="preserve">ADDIN CSL_CITATION {"citationItems":[{"id":"ITEM-1","itemData":{"DOI":"10.1109/ICRA.2019.8793768","author":[{"family":"Petschnigg","given":"Christina"},{"family":"Brandstötter","given":"Mathias"},{"family":"Pichler","given":"Horst"},{"family":"Hofbaur","given":"Michael W."},{"family":"Dieber","given":"Bernhard"}],"container-title":"Proceedings of the 2019 international conference on robotics and automation (ICRA)","id":"ITEM-1","issued":{"date-parts":[[2019]]},"page":"803-810","publisher":"IEEE","publisher-place":"Piscataway, NJ, USA","title":"Quantum computation in robotic science and applications","type":"paper-conference"}}],"mendeley":{"formattedCitation":"Petschnigg et al. (2019)","plainTextFormattedCitation":"Petschnigg et al. (2019)","previouslyFormattedCitation":"Petschnigg et al. (2019)"},"properties":{"noteIndex":0},"schema":"https://github.com/citation-style-language/schema/raw/master/csl-citation.json"}</w:instrText>
+              <w:instrText xml:space="preserve">ADDIN CSL_CITATION {"citationItems":[{"id":"ITEM-1","itemData":{"DOI":"10.1109/ICRA.2019.8793768","author":[{"family":"Petschnigg","given":"Christina"},{"family":"Brandstötter","given":"Mathias"},{"family":"Pichler","given":"Horst"},{"family":"Hofbaur","given":"Michael W."},{"family":"Dieber","given":"Bernhard"}],"container-title":"Proceedings of the 2019 international conference on robotics and automation (ICRA)","id":"ITEM-1","issued":{"date-parts":[[2019]]},"page":"803-810","publisher":"IEEE","publisher-place":"Piscataway, NJ, USA","title":"Quantum computation in robotic science and applications","type":"paper-conference"},"suppress-author":true}],"mendeley":{"formattedCitation":"(2019)","plainTextFormattedCitation":"(2019)","previouslyFormattedCitation":"(2019)"},"properties":{"noteIndex":0},"schema":"https://github.com/citation-style-language/schema/raw/master/csl-citation.json"}</w:instrText>
             </w:r>
             <w:r>
               <w:fldChar w:fldCharType="separate"/>
             </w:r>
             <w:r>
-              <w:t xml:space="preserve">Petschnigg et al. (2019)</w:t>
+              <w:t xml:space="preserve">(2019)</w:t>
             </w:r>
             <w:r>
               <w:fldChar w:fldCharType="end"/>
@@ -663,16 +669,22 @@
               <w:jc w:val="left"/>
             </w:pPr>
             <w:r>
+              <w:t xml:space="preserve">Tandon et al.</w:t>
+            </w:r>
+            <w:r>
+              <w:t xml:space="preserve"> </w:t>
+            </w:r>
+            <w:r>
               <w:fldChar w:fldCharType="begin"/>
             </w:r>
             <w:r>
-              <w:instrText xml:space="preserve">ADDIN CSL_CITATION {"citationItems":[{"id":"ITEM-1","itemData":{"DOI":"10.2200/S00746ED1V01Y201612QMC010","author":[{"family":"Tandon","given":"Prateek"},{"family":"Lam","given":"Stanley"},{"family":"Shih","given":"Ben"},{"family":"Mehta","given":"Tanay"},{"family":"Mitev","given":"Alex"},{"family":"Ong","given":"Zhiyang"}],"collection-title":"Synthesis lectures on quantum computing","id":"ITEM-1","issued":{"date-parts":[[2017]]},"publisher":"Morgan &amp; Claypool Publishers","publisher-place":"San Rafael, CA, USA","title":"Quantum robotics: A primer on current science and future perspectives","title-short":"Quantum robotics","type":"book"}}],"mendeley":{"formattedCitation":"Tandon et al. (2017)","plainTextFormattedCitation":"Tandon et al. (2017)","previouslyFormattedCitation":"Tandon et al. (2017)"},"properties":{"noteIndex":0},"schema":"https://github.com/citation-style-language/schema/raw/master/csl-citation.json"}</w:instrText>
+              <w:instrText xml:space="preserve">ADDIN CSL_CITATION {"citationItems":[{"id":"ITEM-1","itemData":{"DOI":"10.2200/S00746ED1V01Y201612QMC010","author":[{"family":"Tandon","given":"Prateek"},{"family":"Lam","given":"Stanley"},{"family":"Shih","given":"Ben"},{"family":"Mehta","given":"Tanay"},{"family":"Mitev","given":"Alex"},{"family":"Ong","given":"Zhiyang"}],"collection-title":"Synthesis lectures on quantum computing","id":"ITEM-1","issued":{"date-parts":[[2017]]},"publisher":"Morgan &amp; Claypool Publishers","publisher-place":"San Rafael, CA, USA","title":"Quantum robotics: A primer on current science and future perspectives","title-short":"Quantum robotics","type":"book"},"suppress-author":true}],"mendeley":{"formattedCitation":"(2017)","plainTextFormattedCitation":"(2017)","previouslyFormattedCitation":"(2017)"},"properties":{"noteIndex":0},"schema":"https://github.com/citation-style-language/schema/raw/master/csl-citation.json"}</w:instrText>
             </w:r>
             <w:r>
               <w:fldChar w:fldCharType="separate"/>
             </w:r>
             <w:r>
-              <w:t xml:space="preserve">Tandon et al. (2017)</w:t>
+              <w:t xml:space="preserve">(2017)</w:t>
             </w:r>
             <w:r>
               <w:fldChar w:fldCharType="end"/>
@@ -765,16 +777,22 @@
               <w:jc w:val="left"/>
             </w:pPr>
             <w:r>
+              <w:t xml:space="preserve">Yan et al.</w:t>
+            </w:r>
+            <w:r>
+              <w:t xml:space="preserve"> </w:t>
+            </w:r>
+            <w:r>
               <w:fldChar w:fldCharType="begin"/>
             </w:r>
             <w:r>
-              <w:instrText xml:space="preserve">ADDIN CSL_CITATION {"citationItems":[{"id":"ITEM-1","itemData":{"DOI":"10.1007/s42484-024-00225-5","author":[{"family":"Yan","given":"Fei"},{"family":"Iliyasu","given":"Abdullah M."},{"family":"Li","given":"Nianqiao"},{"family":"Salama","given":"Ahmed S."},{"family":"Hirota","given":"Kaoru"}],"container-title":"Quantum Machine Intelligence","id":"ITEM-1","issue":"2","issued":{"date-parts":[[2024]]},"page":"86","publisher":"Springer","title":"Quantum robotics: A review of emerging trends","title-short":"Quantum robotics","type":"article-journal","volume":"6"}}],"mendeley":{"formattedCitation":"Yan et al. (2024)","plainTextFormattedCitation":"Yan et al. (2024)","previouslyFormattedCitation":"Yan et al. (2024)"},"properties":{"noteIndex":0},"schema":"https://github.com/citation-style-language/schema/raw/master/csl-citation.json"}</w:instrText>
+              <w:instrText xml:space="preserve">ADDIN CSL_CITATION {"citationItems":[{"id":"ITEM-1","itemData":{"DOI":"10.1007/s42484-024-00225-5","author":[{"family":"Yan","given":"Fei"},{"family":"Iliyasu","given":"Abdullah M."},{"family":"Li","given":"Nianqiao"},{"family":"Salama","given":"Ahmed S."},{"family":"Hirota","given":"Kaoru"}],"container-title":"Quantum Machine Intelligence","id":"ITEM-1","issue":"2","issued":{"date-parts":[[2024]]},"page":"86","publisher":"Springer","title":"Quantum robotics: A review of emerging trends","title-short":"Quantum robotics","type":"article-journal","volume":"6"},"suppress-author":true}],"mendeley":{"formattedCitation":"(2024)","plainTextFormattedCitation":"(2024)","previouslyFormattedCitation":"(2024)"},"properties":{"noteIndex":0},"schema":"https://github.com/citation-style-language/schema/raw/master/csl-citation.json"}</w:instrText>
             </w:r>
             <w:r>
               <w:fldChar w:fldCharType="separate"/>
             </w:r>
             <w:r>
-              <w:t xml:space="preserve">Yan et al. (2024)</w:t>
+              <w:t xml:space="preserve">(2024)</w:t>
             </w:r>
             <w:r>
               <w:fldChar w:fldCharType="end"/>
@@ -867,16 +885,22 @@
               <w:jc w:val="left"/>
             </w:pPr>
             <w:r>
+              <w:t xml:space="preserve">Nigatu et al.</w:t>
+            </w:r>
+            <w:r>
+              <w:t xml:space="preserve"> </w:t>
+            </w:r>
+            <w:r>
               <w:fldChar w:fldCharType="begin"/>
             </w:r>
             <w:r>
-              <w:instrText xml:space="preserve">ADDIN CSL_CITATION {"citationItems":[{"id":"ITEM-1","itemData":{"DOI":"10.65218/jius.2026.13","author":[{"family":"Nigatu","given":"Hassen"},{"family":"Shi","given":"Gaokun"},{"family":"Li","given":"Jituo"},{"family":"Lu","given":"Guodong"},{"family":"Li","given":"Howard"}],"container-title":"Journal of Intelligent and Unmanned Systems","id":"ITEM-1","issue":"1","issued":{"date-parts":[[2026]]},"page":"13","title":"Quantum machine learning for robotics: A comprehensive review of algorithms, applications, and future directions","title-short":"Quantum machine learning for robotics","type":"article-journal","volume":"1"}}],"mendeley":{"formattedCitation":"Nigatu et al. (2026)","plainTextFormattedCitation":"Nigatu et al. (2026)","previouslyFormattedCitation":"Nigatu et al. (2026)"},"properties":{"noteIndex":0},"schema":"https://github.com/citation-style-language/schema/raw/master/csl-citation.json"}</w:instrText>
+              <w:instrText xml:space="preserve">ADDIN CSL_CITATION {"citationItems":[{"id":"ITEM-1","itemData":{"DOI":"10.65218/jius.2026.13","author":[{"family":"Nigatu","given":"Hassen"},{"family":"Shi","given":"Gaokun"},{"family":"Li","given":"Jituo"},{"family":"Lu","given":"Guodong"},{"family":"Li","given":"Howard"}],"container-title":"Journal of Intelligent and Unmanned Systems","id":"ITEM-1","issue":"1","issued":{"date-parts":[[2026]]},"page":"13","title":"Quantum machine learning for robotics: A comprehensive review of algorithms, applications, and future directions","title-short":"Quantum machine learning for robotics","type":"article-journal","volume":"1"},"suppress-author":true}],"mendeley":{"formattedCitation":"(2026)","plainTextFormattedCitation":"(2026)","previouslyFormattedCitation":"(2026)"},"properties":{"noteIndex":0},"schema":"https://github.com/citation-style-language/schema/raw/master/csl-citation.json"}</w:instrText>
             </w:r>
             <w:r>
               <w:fldChar w:fldCharType="separate"/>
             </w:r>
             <w:r>
-              <w:t xml:space="preserve">Nigatu et al. (2026)</w:t>
+              <w:t xml:space="preserve">(2026)</w:t>
             </w:r>
             <w:r>
               <w:fldChar w:fldCharType="end"/>
@@ -969,16 +993,22 @@
               <w:jc w:val="left"/>
             </w:pPr>
             <w:r>
+              <w:t xml:space="preserve">Udekwe</w:t>
+            </w:r>
+            <w:r>
+              <w:t xml:space="preserve"> </w:t>
+            </w:r>
+            <w:r>
               <w:fldChar w:fldCharType="begin"/>
             </w:r>
             <w:r>
-              <w:instrText xml:space="preserve">ADDIN CSL_CITATION {"citationItems":[{"id":"ITEM-1","itemData":{"URL":"https://papers.ssrn.com/sol3/papers.cfm?abstract_id=7383818","author":[{"family":"Udekwe","given":"Daniel"}],"id":"ITEM-1","issued":{"date-parts":[[2025]]},"publisher":"SSRN preprint 7383818","title":"Quantum computing in robotics: A review of optimization, search, and machine learning approaches","title-short":"Quantum computing in robotics","type":""}}],"mendeley":{"formattedCitation":"Udekwe (2025)","plainTextFormattedCitation":"Udekwe (2025)","previouslyFormattedCitation":"Udekwe (2025)"},"properties":{"noteIndex":0},"schema":"https://github.com/citation-style-language/schema/raw/master/csl-citation.json"}</w:instrText>
+              <w:instrText xml:space="preserve">ADDIN CSL_CITATION {"citationItems":[{"id":"ITEM-1","itemData":{"URL":"https://papers.ssrn.com/sol3/papers.cfm?abstract_id=7383818","author":[{"family":"Udekwe","given":"Daniel"}],"id":"ITEM-1","issued":{"date-parts":[[2025]]},"publisher":"SSRN preprint 7383818","title":"Quantum computing in robotics: A review of optimization, search, and machine learning approaches","title-short":"Quantum computing in robotics","type":""},"suppress-author":true}],"mendeley":{"formattedCitation":"(2025)","plainTextFormattedCitation":"(2025)","previouslyFormattedCitation":"(2025)"},"properties":{"noteIndex":0},"schema":"https://github.com/citation-style-language/schema/raw/master/csl-citation.json"}</w:instrText>
             </w:r>
             <w:r>
               <w:fldChar w:fldCharType="separate"/>
             </w:r>
             <w:r>
-              <w:t xml:space="preserve">Udekwe (2025)</w:t>
+              <w:t xml:space="preserve">(2025)</w:t>
             </w:r>
             <w:r>
               <w:fldChar w:fldCharType="end"/>
@@ -1088,16 +1118,22 @@
               <w:jc w:val="left"/>
             </w:pPr>
             <w:r>
+              <w:t xml:space="preserve">Fazilat and Zioui</w:t>
+            </w:r>
+            <w:r>
+              <w:t xml:space="preserve"> </w:t>
+            </w:r>
+            <w:r>
               <w:fldChar w:fldCharType="begin"/>
             </w:r>
             <w:r>
-              <w:instrText xml:space="preserve">ADDIN CSL_CITATION {"citationItems":[{"id":"ITEM-1","itemData":{"DOI":"10.1109/ICAAID68975.2025.11358227","author":[{"family":"Fazilat","given":"Mehdi"},{"family":"Zioui","given":"Nadjet"}],"container-title":"2025 5th international conference on applied automation and industrial diagnostics (ICAAID)","id":"ITEM-1","issued":{"date-parts":[[2025]]},"publisher":"IEEE","publisher-place":"Piscataway, NJ, USA","title":"A brief review on quantum-based control strategies for robotic systems","type":"paper-conference"}}],"mendeley":{"formattedCitation":"Fazilat and Zioui (2025a)","plainTextFormattedCitation":"Fazilat and Zioui (2025a)","previouslyFormattedCitation":"Fazilat and Zioui (2025a)"},"properties":{"noteIndex":0},"schema":"https://github.com/citation-style-language/schema/raw/master/csl-citation.json"}</w:instrText>
+              <w:instrText xml:space="preserve">ADDIN CSL_CITATION {"citationItems":[{"id":"ITEM-1","itemData":{"DOI":"10.1109/ICAAID68975.2025.11358227","author":[{"family":"Fazilat","given":"Mehdi"},{"family":"Zioui","given":"Nadjet"}],"container-title":"2025 5th international conference on applied automation and industrial diagnostics (ICAAID)","id":"ITEM-1","issued":{"date-parts":[[2025]]},"publisher":"IEEE","publisher-place":"Piscataway, NJ, USA","title":"A brief review on quantum-based control strategies for robotic systems","type":"paper-conference"},"suppress-author":true}],"mendeley":{"formattedCitation":"(2025a)","plainTextFormattedCitation":"(2025a)","previouslyFormattedCitation":"(2025a)"},"properties":{"noteIndex":0},"schema":"https://github.com/citation-style-language/schema/raw/master/csl-citation.json"}</w:instrText>
             </w:r>
             <w:r>
               <w:fldChar w:fldCharType="separate"/>
             </w:r>
             <w:r>
-              <w:t xml:space="preserve">Fazilat and Zioui (2025a)</w:t>
+              <w:t xml:space="preserve">(2025a)</w:t>
             </w:r>
             <w:r>
               <w:fldChar w:fldCharType="end"/>
@@ -1190,16 +1226,22 @@
               <w:jc w:val="left"/>
             </w:pPr>
             <w:r>
+              <w:t xml:space="preserve">Haldorai</w:t>
+            </w:r>
+            <w:r>
+              <w:t xml:space="preserve"> </w:t>
+            </w:r>
+            <w:r>
               <w:fldChar w:fldCharType="begin"/>
             </w:r>
             <w:r>
-              <w:instrText xml:space="preserve">ADDIN CSL_CITATION {"citationItems":[{"id":"ITEM-1","itemData":{"DOI":"10.53759/181X/JCNS202404006","author":[{"family":"Haldorai","given":"Anandakumar"}],"container-title":"Journal of Computing and Natural Science","id":"ITEM-1","issue":"4","issued":{"date-parts":[[2024]]},"title":"Advancements and applications of quantum computing in robotics","type":"article-journal","volume":"2"}}],"mendeley":{"formattedCitation":"Haldorai (2024)","plainTextFormattedCitation":"Haldorai (2024)","previouslyFormattedCitation":"Haldorai (2024)"},"properties":{"noteIndex":0},"schema":"https://github.com/citation-style-language/schema/raw/master/csl-citation.json"}</w:instrText>
+              <w:instrText xml:space="preserve">ADDIN CSL_CITATION {"citationItems":[{"id":"ITEM-1","itemData":{"DOI":"10.53759/181X/JCNS202404006","author":[{"family":"Haldorai","given":"Anandakumar"}],"container-title":"Journal of Computing and Natural Science","id":"ITEM-1","issue":"4","issued":{"date-parts":[[2024]]},"title":"Advancements and applications of quantum computing in robotics","type":"article-journal","volume":"2"},"suppress-author":true}],"mendeley":{"formattedCitation":"(2024)","plainTextFormattedCitation":"(2024)","previouslyFormattedCitation":"(2024)"},"properties":{"noteIndex":0},"schema":"https://github.com/citation-style-language/schema/raw/master/csl-citation.json"}</w:instrText>
             </w:r>
             <w:r>
               <w:fldChar w:fldCharType="separate"/>
             </w:r>
             <w:r>
-              <w:t xml:space="preserve">Haldorai (2024)</w:t>
+              <w:t xml:space="preserve">(2024)</w:t>
             </w:r>
             <w:r>
               <w:fldChar w:fldCharType="end"/>
@@ -1292,16 +1334,22 @@
               <w:jc w:val="left"/>
             </w:pPr>
             <w:r>
+              <w:t xml:space="preserve">Benioff</w:t>
+            </w:r>
+            <w:r>
+              <w:t xml:space="preserve"> </w:t>
+            </w:r>
+            <w:r>
               <w:fldChar w:fldCharType="begin"/>
             </w:r>
             <w:r>
-              <w:instrText xml:space="preserve">ADDIN CSL_CITATION {"citationItems":[{"id":"ITEM-1","itemData":{"DOI":"10.1103/PhysRevA.58.893","author":[{"family":"Benioff","given":"Paul"}],"container-title":"Physical Review A","id":"ITEM-1","issue":"2","issued":{"date-parts":[[1998]]},"page":"893-904","publisher":"American Physical Society","title":"Quantum robots and environments","type":"article-journal","volume":"58"}}],"mendeley":{"formattedCitation":"Benioff (1998)","plainTextFormattedCitation":"Benioff (1998)","previouslyFormattedCitation":"Benioff (1998)"},"properties":{"noteIndex":0},"schema":"https://github.com/citation-style-language/schema/raw/master/csl-citation.json"}</w:instrText>
+              <w:instrText xml:space="preserve">ADDIN CSL_CITATION {"citationItems":[{"id":"ITEM-1","itemData":{"DOI":"10.1103/PhysRevA.58.893","author":[{"family":"Benioff","given":"Paul"}],"container-title":"Physical Review A","id":"ITEM-1","issue":"2","issued":{"date-parts":[[1998]]},"page":"893-904","publisher":"American Physical Society","title":"Quantum robots and environments","type":"article-journal","volume":"58"},"suppress-author":true}],"mendeley":{"formattedCitation":"(1998)","plainTextFormattedCitation":"(1998)","previouslyFormattedCitation":"(1998)"},"properties":{"noteIndex":0},"schema":"https://github.com/citation-style-language/schema/raw/master/csl-citation.json"}</w:instrText>
             </w:r>
             <w:r>
               <w:fldChar w:fldCharType="separate"/>
             </w:r>
             <w:r>
-              <w:t xml:space="preserve">Benioff (1998)</w:t>
+              <w:t xml:space="preserve">(1998)</w:t>
             </w:r>
             <w:r>
               <w:fldChar w:fldCharType="end"/>
@@ -1394,16 +1442,22 @@
               <w:jc w:val="left"/>
             </w:pPr>
             <w:r>
+              <w:t xml:space="preserve">Benioff</w:t>
+            </w:r>
+            <w:r>
+              <w:t xml:space="preserve"> </w:t>
+            </w:r>
+            <w:r>
               <w:fldChar w:fldCharType="begin"/>
             </w:r>
             <w:r>
-              <w:instrText xml:space="preserve">ADDIN CSL_CITATION {"citationItems":[{"id":"ITEM-1","itemData":{"URL":"https://arxiv.org/abs/quant-ph/0003006","author":[{"family":"Benioff","given":"Paul"}],"collection-title":"Contemporary mathematics","container-title":"Quantum computation and information","editor":[{"family":"Lomonaco","given":"Samuel J.","suffix":"Jr."},{"family":"Brandt","given":"Howard E."}],"id":"ITEM-1","issued":{"date-parts":[[2002]]},"publisher":"American Mathematical Society","publisher-place":"Providence, RI","title":"Space searches with a quantum robot","type":"chapter","volume":"305"}}],"mendeley":{"formattedCitation":"Benioff (2002)","plainTextFormattedCitation":"Benioff (2002)","previouslyFormattedCitation":"Benioff (2002)"},"properties":{"noteIndex":0},"schema":"https://github.com/citation-style-language/schema/raw/master/csl-citation.json"}</w:instrText>
+              <w:instrText xml:space="preserve">ADDIN CSL_CITATION {"citationItems":[{"id":"ITEM-1","itemData":{"URL":"https://arxiv.org/abs/quant-ph/0003006","author":[{"family":"Benioff","given":"Paul"}],"collection-title":"Contemporary mathematics","container-title":"Quantum computation and information","editor":[{"family":"Lomonaco","given":"Samuel J.","suffix":"Jr."},{"family":"Brandt","given":"Howard E."}],"id":"ITEM-1","issued":{"date-parts":[[2002]]},"publisher":"American Mathematical Society","publisher-place":"Providence, RI","title":"Space searches with a quantum robot","type":"chapter","volume":"305"},"suppress-author":true}],"mendeley":{"formattedCitation":"(2002)","plainTextFormattedCitation":"(2002)","previouslyFormattedCitation":"(2002)"},"properties":{"noteIndex":0},"schema":"https://github.com/citation-style-language/schema/raw/master/csl-citation.json"}</w:instrText>
             </w:r>
             <w:r>
               <w:fldChar w:fldCharType="separate"/>
             </w:r>
             <w:r>
-              <w:t xml:space="preserve">Benioff (2002)</w:t>
+              <w:t xml:space="preserve">(2002)</w:t>
             </w:r>
             <w:r>
               <w:fldChar w:fldCharType="end"/>
@@ -1496,16 +1550,22 @@
               <w:jc w:val="left"/>
             </w:pPr>
             <w:r>
+              <w:t xml:space="preserve">Dong et al.</w:t>
+            </w:r>
+            <w:r>
+              <w:t xml:space="preserve"> </w:t>
+            </w:r>
+            <w:r>
               <w:fldChar w:fldCharType="begin"/>
             </w:r>
             <w:r>
-              <w:instrText xml:space="preserve">ADDIN CSL_CITATION {"citationItems":[{"id":"ITEM-1","itemData":{"DOI":"10.1017/S0263574705002596","author":[{"family":"Dong","given":"Daoyi"},{"family":"Chen","given":"Chunlin"},{"family":"Zhang","given":"Chenbin"},{"family":"Chen","given":"Zonghai"}],"container-title":"Robotica","id":"ITEM-1","issue":"4","issued":{"date-parts":[[2006]]},"page":"513-521","title":"Quantum robot: Structure, algorithms and applications","title-short":"Quantum robot","type":"article-journal","volume":"24"}}],"mendeley":{"formattedCitation":"Dong et al. (2006)","plainTextFormattedCitation":"Dong et al. (2006)","previouslyFormattedCitation":"Dong et al. (2006)"},"properties":{"noteIndex":0},"schema":"https://github.com/citation-style-language/schema/raw/master/csl-citation.json"}</w:instrText>
+              <w:instrText xml:space="preserve">ADDIN CSL_CITATION {"citationItems":[{"id":"ITEM-1","itemData":{"DOI":"10.1017/S0263574705002596","author":[{"family":"Dong","given":"Daoyi"},{"family":"Chen","given":"Chunlin"},{"family":"Zhang","given":"Chenbin"},{"family":"Chen","given":"Zonghai"}],"container-title":"Robotica","id":"ITEM-1","issue":"4","issued":{"date-parts":[[2006]]},"page":"513-521","title":"Quantum robot: Structure, algorithms and applications","title-short":"Quantum robot","type":"article-journal","volume":"24"},"suppress-author":true}],"mendeley":{"formattedCitation":"(2006)","plainTextFormattedCitation":"(2006)","previouslyFormattedCitation":"(2006)"},"properties":{"noteIndex":0},"schema":"https://github.com/citation-style-language/schema/raw/master/csl-citation.json"}</w:instrText>
             </w:r>
             <w:r>
               <w:fldChar w:fldCharType="separate"/>
             </w:r>
             <w:r>
-              <w:t xml:space="preserve">Dong et al. (2006)</w:t>
+              <w:t xml:space="preserve">(2006)</w:t>
             </w:r>
             <w:r>
               <w:fldChar w:fldCharType="end"/>
@@ -1598,16 +1658,22 @@
               <w:jc w:val="left"/>
             </w:pPr>
             <w:r>
+              <w:t xml:space="preserve">Ohzeki et al.</w:t>
+            </w:r>
+            <w:r>
+              <w:t xml:space="preserve"> </w:t>
+            </w:r>
+            <w:r>
               <w:fldChar w:fldCharType="begin"/>
             </w:r>
             <w:r>
-              <w:instrText xml:space="preserve">ADDIN CSL_CITATION {"citationItems":[{"id":"ITEM-1","itemData":{"DOI":"10.3389/fcomp.2019.00009","author":[{"family":"Ohzeki","given":"Masayuki"},{"family":"Miki","given":"Akira"},{"family":"Miyama","given":"Masamichi J."},{"family":"Terabe","given":"Masayoshi"}],"container-title":"Frontiers in Computer Science","id":"ITEM-1","issued":{"date-parts":[[2019]]},"page":"9","publisher":"Frontiers Media","title":"Control of automated guided vehicles without collision by quantum annealer and digital devices","type":"article-journal","volume":"1"}}],"mendeley":{"formattedCitation":"Ohzeki et al. (2019)","plainTextFormattedCitation":"Ohzeki et al. (2019)","previouslyFormattedCitation":"Ohzeki et al. (2019)"},"properties":{"noteIndex":0},"schema":"https://github.com/citation-style-language/schema/raw/master/csl-citation.json"}</w:instrText>
+              <w:instrText xml:space="preserve">ADDIN CSL_CITATION {"citationItems":[{"id":"ITEM-1","itemData":{"DOI":"10.3389/fcomp.2019.00009","author":[{"family":"Ohzeki","given":"Masayuki"},{"family":"Miki","given":"Akira"},{"family":"Miyama","given":"Masamichi J."},{"family":"Terabe","given":"Masayoshi"}],"container-title":"Frontiers in Computer Science","id":"ITEM-1","issued":{"date-parts":[[2019]]},"page":"9","publisher":"Frontiers Media","title":"Control of automated guided vehicles without collision by quantum annealer and digital devices","type":"article-journal","volume":"1"},"suppress-author":true}],"mendeley":{"formattedCitation":"(2019)","plainTextFormattedCitation":"(2019)","previouslyFormattedCitation":"(2019)"},"properties":{"noteIndex":0},"schema":"https://github.com/citation-style-language/schema/raw/master/csl-citation.json"}</w:instrText>
             </w:r>
             <w:r>
               <w:fldChar w:fldCharType="separate"/>
             </w:r>
             <w:r>
-              <w:t xml:space="preserve">Ohzeki et al. (2019)</w:t>
+              <w:t xml:space="preserve">(2019)</w:t>
             </w:r>
             <w:r>
               <w:fldChar w:fldCharType="end"/>
@@ -1711,16 +1777,22 @@
               <w:jc w:val="left"/>
             </w:pPr>
             <w:r>
+              <w:t xml:space="preserve">Quang et al.</w:t>
+            </w:r>
+            <w:r>
+              <w:t xml:space="preserve"> </w:t>
+            </w:r>
+            <w:r>
               <w:fldChar w:fldCharType="begin"/>
             </w:r>
             <w:r>
-              <w:instrText xml:space="preserve">ADDIN CSL_CITATION {"citationItems":[{"id":"ITEM-1","itemData":{"DOI":"10.1038/s41598-025-28481-w","author":[{"family":"Quang","given":"Thinh Nguyen"},{"family":"Matsuyama","given":"Kosuke"},{"family":"Shimizu","given":"Keisuke"},{"family":"Sugano","given":"Hiroki"},{"family":"Kurimoto","given":"Eiji"},{"family":"Miki","given":"Masahiro"},{"family":"Suzuki","given":"Jumpei"},{"family":"Chen","given":"Ziyi"},{"family":"Waidyasooriya","given":"Hasitha Muthumala"},{"family":"Hariyama","given":"Masanori"},{"family":"Hitomi","given":"Masaru"},{"family":"Sawamura","given":"Kenta"},{"family":"Ohzeki","given":"Masayuki"}],"container-title":"Scientific Reports","id":"ITEM-1","issued":{"date-parts":[[2025]]},"page":"44047","publisher":"Nature Publishing Group","title":"Quantum annealing-based route optimization for commercial AGV operating systems in large-scale logistics warehouses","type":"article-journal","volume":"15"}}],"mendeley":{"formattedCitation":"Quang et al. (2025)","plainTextFormattedCitation":"Quang et al. (2025)","previouslyFormattedCitation":"Quang et al. (2025)"},"properties":{"noteIndex":0},"schema":"https://github.com/citation-style-language/schema/raw/master/csl-citation.json"}</w:instrText>
+              <w:instrText xml:space="preserve">ADDIN CSL_CITATION {"citationItems":[{"id":"ITEM-1","itemData":{"DOI":"10.1038/s41598-025-28481-w","author":[{"family":"Quang","given":"Thinh Nguyen"},{"family":"Matsuyama","given":"Kosuke"},{"family":"Shimizu","given":"Keisuke"},{"family":"Sugano","given":"Hiroki"},{"family":"Kurimoto","given":"Eiji"},{"family":"Miki","given":"Masahiro"},{"family":"Suzuki","given":"Jumpei"},{"family":"Chen","given":"Ziyi"},{"family":"Waidyasooriya","given":"Hasitha Muthumala"},{"family":"Hariyama","given":"Masanori"},{"family":"Hitomi","given":"Masaru"},{"family":"Sawamura","given":"Kenta"},{"family":"Ohzeki","given":"Masayuki"}],"container-title":"Scientific Reports","id":"ITEM-1","issued":{"date-parts":[[2025]]},"page":"44047","publisher":"Nature Publishing Group","title":"Quantum annealing-based route optimization for commercial AGV operating systems in large-scale logistics warehouses","type":"article-journal","volume":"15"},"suppress-author":true}],"mendeley":{"formattedCitation":"(2025)","plainTextFormattedCitation":"(2025)","previouslyFormattedCitation":"(2025)"},"properties":{"noteIndex":0},"schema":"https://github.com/citation-style-language/schema/raw/master/csl-citation.json"}</w:instrText>
             </w:r>
             <w:r>
               <w:fldChar w:fldCharType="separate"/>
             </w:r>
             <w:r>
-              <w:t xml:space="preserve">Quang et al. (2025)</w:t>
+              <w:t xml:space="preserve">(2025)</w:t>
             </w:r>
             <w:r>
               <w:fldChar w:fldCharType="end"/>
@@ -1830,16 +1902,22 @@
               <w:jc w:val="left"/>
             </w:pPr>
             <w:r>
+              <w:t xml:space="preserve">Clark et al.</w:t>
+            </w:r>
+            <w:r>
+              <w:t xml:space="preserve"> </w:t>
+            </w:r>
+            <w:r>
               <w:fldChar w:fldCharType="begin"/>
             </w:r>
             <w:r>
-              <w:instrText xml:space="preserve">ADDIN CSL_CITATION {"citationItems":[{"id":"ITEM-1","itemData":{"DOI":"10.1145/3293320.3293333","author":[{"family":"Clark","given":"James"},{"family":"West","given":"Tristan"},{"family":"Zammit","given":"Joseph Paul"},{"family":"Guo","given":"Xiaohu"},{"family":"Mason","given":"Luke"},{"family":"Russell","given":"Duncan"}],"container-title":"Proceedings of the international conference on high performance computing in asia-pacific region (HPC Asia 2019)","id":"ITEM-1","issued":{"date-parts":[[2019]]},"page":"111-119","publisher":"ACM","publisher-place":"New York, NY, USA","title":"Towards real time multi-robot routing using quantum computing technologies","type":"paper-conference"}}],"mendeley":{"formattedCitation":"Clark et al. (2019)","plainTextFormattedCitation":"Clark et al. (2019)","previouslyFormattedCitation":"Clark et al. (2019)"},"properties":{"noteIndex":0},"schema":"https://github.com/citation-style-language/schema/raw/master/csl-citation.json"}</w:instrText>
+              <w:instrText xml:space="preserve">ADDIN CSL_CITATION {"citationItems":[{"id":"ITEM-1","itemData":{"DOI":"10.1145/3293320.3293333","author":[{"family":"Clark","given":"James"},{"family":"West","given":"Tristan"},{"family":"Zammit","given":"Joseph Paul"},{"family":"Guo","given":"Xiaohu"},{"family":"Mason","given":"Luke"},{"family":"Russell","given":"Duncan"}],"container-title":"Proceedings of the international conference on high performance computing in asia-pacific region (HPC Asia 2019)","id":"ITEM-1","issued":{"date-parts":[[2019]]},"page":"111-119","publisher":"ACM","publisher-place":"New York, NY, USA","title":"Towards real time multi-robot routing using quantum computing technologies","type":"paper-conference"},"suppress-author":true}],"mendeley":{"formattedCitation":"(2019)","plainTextFormattedCitation":"(2019)","previouslyFormattedCitation":"(2019)"},"properties":{"noteIndex":0},"schema":"https://github.com/citation-style-language/schema/raw/master/csl-citation.json"}</w:instrText>
             </w:r>
             <w:r>
               <w:fldChar w:fldCharType="separate"/>
             </w:r>
             <w:r>
-              <w:t xml:space="preserve">Clark et al. (2019)</w:t>
+              <w:t xml:space="preserve">(2019)</w:t>
             </w:r>
             <w:r>
               <w:fldChar w:fldCharType="end"/>
@@ -1932,16 +2010,22 @@
               <w:jc w:val="left"/>
             </w:pPr>
             <w:r>
+              <w:t xml:space="preserve">Śmierzchalski et al.</w:t>
+            </w:r>
+            <w:r>
+              <w:t xml:space="preserve"> </w:t>
+            </w:r>
+            <w:r>
               <w:fldChar w:fldCharType="begin"/>
             </w:r>
             <w:r>
-              <w:instrText xml:space="preserve">ADDIN CSL_CITATION {"citationItems":[{"id":"ITEM-1","itemData":{"DOI":"10.1038/s41598-024-72101-y","author":[{"family":"Śmierzchalski","given":"Tomasz"},{"family":"Pawłowski","given":"Jakub"},{"family":"Przybysz","given":"Artur"},{"family":"Pawela","given":"Łukasz"},{"family":"Puchała","given":"Zbigniew"},{"family":"Koniorczyk","given":"Mátyás"},{"family":"Gardas","given":"Bartłomiej"},{"family":"Deffner","given":"Sebastian"},{"family":"Domino","given":"Krzysztof"}],"container-title":"Scientific Reports","id":"ITEM-1","issued":{"date-parts":[[2024]]},"page":"21809","publisher":"Nature Publishing Group","title":"Hybrid quantum-classical computation for automatic guided vehicles scheduling","type":"article-journal","volume":"14"}}],"mendeley":{"formattedCitation":"Śmierzchalski et al. (2024)","plainTextFormattedCitation":"Śmierzchalski et al. (2024)","previouslyFormattedCitation":"Śmierzchalski et al. (2024)"},"properties":{"noteIndex":0},"schema":"https://github.com/citation-style-language/schema/raw/master/csl-citation.json"}</w:instrText>
+              <w:instrText xml:space="preserve">ADDIN CSL_CITATION {"citationItems":[{"id":"ITEM-1","itemData":{"DOI":"10.1038/s41598-024-72101-y","author":[{"family":"Śmierzchalski","given":"Tomasz"},{"family":"Pawłowski","given":"Jakub"},{"family":"Przybysz","given":"Artur"},{"family":"Pawela","given":"Łukasz"},{"family":"Puchała","given":"Zbigniew"},{"family":"Koniorczyk","given":"Mátyás"},{"family":"Gardas","given":"Bartłomiej"},{"family":"Deffner","given":"Sebastian"},{"family":"Domino","given":"Krzysztof"}],"container-title":"Scientific Reports","id":"ITEM-1","issued":{"date-parts":[[2024]]},"page":"21809","publisher":"Nature Publishing Group","title":"Hybrid quantum-classical computation for automatic guided vehicles scheduling","type":"article-journal","volume":"14"},"suppress-author":true}],"mendeley":{"formattedCitation":"(2024)","plainTextFormattedCitation":"(2024)","previouslyFormattedCitation":"(2024)"},"properties":{"noteIndex":0},"schema":"https://github.com/citation-style-language/schema/raw/master/csl-citation.json"}</w:instrText>
             </w:r>
             <w:r>
               <w:fldChar w:fldCharType="separate"/>
             </w:r>
             <w:r>
-              <w:t xml:space="preserve">Śmierzchalski et al. (2024)</w:t>
+              <w:t xml:space="preserve">(2024)</w:t>
             </w:r>
             <w:r>
               <w:fldChar w:fldCharType="end"/>
@@ -2034,16 +2118,22 @@
               <w:jc w:val="left"/>
             </w:pPr>
             <w:r>
+              <w:t xml:space="preserve">Leib et al.</w:t>
+            </w:r>
+            <w:r>
+              <w:t xml:space="preserve"> </w:t>
+            </w:r>
+            <w:r>
               <w:fldChar w:fldCharType="begin"/>
             </w:r>
             <w:r>
-              <w:instrText xml:space="preserve">ADDIN CSL_CITATION {"citationItems":[{"id":"ITEM-1","itemData":{"DOI":"10.1038/s41598-023-45668-1","author":[{"family":"Leib","given":"Dominik"},{"family":"Seidel","given":"Tobias"},{"family":"Jäger","given":"Sven"},{"family":"Heese","given":"Raoul"},{"family":"Jones","given":"Caitlin Isobel"},{"family":"Awasthi","given":"Abhishek"},{"family":"Niederle","given":"Astrid"},{"family":"Bortz","given":"Michael"}],"container-title":"Scientific Reports","id":"ITEM-1","issued":{"date-parts":[[2023]]},"publisher":"Nature Publishing Group","title":"An optimization case study for solving a transport robot scheduling problem on quantum-hybrid and quantum-inspired hardware","type":"article-journal","volume":"13"}}],"mendeley":{"formattedCitation":"Leib et al. (2023)","plainTextFormattedCitation":"Leib et al. (2023)","previouslyFormattedCitation":"Leib et al. (2023)"},"properties":{"noteIndex":0},"schema":"https://github.com/citation-style-language/schema/raw/master/csl-citation.json"}</w:instrText>
+              <w:instrText xml:space="preserve">ADDIN CSL_CITATION {"citationItems":[{"id":"ITEM-1","itemData":{"DOI":"10.1038/s41598-023-45668-1","author":[{"family":"Leib","given":"Dominik"},{"family":"Seidel","given":"Tobias"},{"family":"Jäger","given":"Sven"},{"family":"Heese","given":"Raoul"},{"family":"Jones","given":"Caitlin Isobel"},{"family":"Awasthi","given":"Abhishek"},{"family":"Niederle","given":"Astrid"},{"family":"Bortz","given":"Michael"}],"container-title":"Scientific Reports","id":"ITEM-1","issued":{"date-parts":[[2023]]},"publisher":"Nature Publishing Group","title":"An optimization case study for solving a transport robot scheduling problem on quantum-hybrid and quantum-inspired hardware","type":"article-journal","volume":"13"},"suppress-author":true}],"mendeley":{"formattedCitation":"(2023)","plainTextFormattedCitation":"(2023)","previouslyFormattedCitation":"(2023)"},"properties":{"noteIndex":0},"schema":"https://github.com/citation-style-language/schema/raw/master/csl-citation.json"}</w:instrText>
             </w:r>
             <w:r>
               <w:fldChar w:fldCharType="separate"/>
             </w:r>
             <w:r>
-              <w:t xml:space="preserve">Leib et al. (2023)</w:t>
+              <w:t xml:space="preserve">(2023)</w:t>
             </w:r>
             <w:r>
               <w:fldChar w:fldCharType="end"/>
@@ -2150,16 +2240,22 @@
               <w:jc w:val="left"/>
             </w:pPr>
             <w:r>
+              <w:t xml:space="preserve">Atchade-Adelomou et al.</w:t>
+            </w:r>
+            <w:r>
+              <w:t xml:space="preserve"> </w:t>
+            </w:r>
+            <w:r>
               <w:fldChar w:fldCharType="begin"/>
             </w:r>
             <w:r>
-              <w:instrText xml:space="preserve">ADDIN CSL_CITATION {"citationItems":[{"id":"ITEM-1","itemData":{"DOI":"10.3390/a14070194","author":[{"family":"Atchade-Adelomou","given":"Parfait"},{"family":"Alonso-Linaje","given":"Guillermo"},{"family":"Albo-Canals","given":"Jordi"},{"family":"Casado-Fauli","given":"Daniel"}],"container-title":"Algorithms","id":"ITEM-1","issue":"7","issued":{"date-parts":[[2021]]},"page":"194","publisher":"MDPI","title":"qRobot: A quantum computing approach in mobile robot order picking and batching problem solver optimization","title-short":"qRobot","type":"article-journal","volume":"14"}}],"mendeley":{"formattedCitation":"Atchade-Adelomou et al. (2021)","plainTextFormattedCitation":"Atchade-Adelomou et al. (2021)","previouslyFormattedCitation":"Atchade-Adelomou et al. (2021)"},"properties":{"noteIndex":0},"schema":"https://github.com/citation-style-language/schema/raw/master/csl-citation.json"}</w:instrText>
+              <w:instrText xml:space="preserve">ADDIN CSL_CITATION {"citationItems":[{"id":"ITEM-1","itemData":{"DOI":"10.3390/a14070194","author":[{"family":"Atchade-Adelomou","given":"Parfait"},{"family":"Alonso-Linaje","given":"Guillermo"},{"family":"Albo-Canals","given":"Jordi"},{"family":"Casado-Fauli","given":"Daniel"}],"container-title":"Algorithms","id":"ITEM-1","issue":"7","issued":{"date-parts":[[2021]]},"page":"194","publisher":"MDPI","title":"qRobot: A quantum computing approach in mobile robot order picking and batching problem solver optimization","title-short":"qRobot","type":"article-journal","volume":"14"},"suppress-author":true}],"mendeley":{"formattedCitation":"(2021)","plainTextFormattedCitation":"(2021)","previouslyFormattedCitation":"(2021)"},"properties":{"noteIndex":0},"schema":"https://github.com/citation-style-language/schema/raw/master/csl-citation.json"}</w:instrText>
             </w:r>
             <w:r>
               <w:fldChar w:fldCharType="separate"/>
             </w:r>
             <w:r>
-              <w:t xml:space="preserve">Atchade-Adelomou et al. (2021)</w:t>
+              <w:t xml:space="preserve">(2021)</w:t>
             </w:r>
             <w:r>
               <w:fldChar w:fldCharType="end"/>
@@ -2252,16 +2348,22 @@
               <w:jc w:val="left"/>
             </w:pPr>
             <w:r>
+              <w:t xml:space="preserve">Windmann</w:t>
+            </w:r>
+            <w:r>
+              <w:t xml:space="preserve"> </w:t>
+            </w:r>
+            <w:r>
               <w:fldChar w:fldCharType="begin"/>
             </w:r>
             <w:r>
-              <w:instrText xml:space="preserve">ADDIN CSL_CITATION {"citationItems":[{"id":"ITEM-1","itemData":{"DOI":"10.1515/auto-2023-0072","author":[{"family":"Windmann","given":"Stefan"}],"container-title":"at – Automatisierungstechnik","id":"ITEM-1","issued":{"date-parts":[[2023]]},"title":"Quantum computer-aided job scheduling for storage and retrieval systems","type":"article-journal"}}],"mendeley":{"formattedCitation":"Windmann (2023)","plainTextFormattedCitation":"Windmann (2023)","previouslyFormattedCitation":"Windmann (2023)"},"properties":{"noteIndex":0},"schema":"https://github.com/citation-style-language/schema/raw/master/csl-citation.json"}</w:instrText>
+              <w:instrText xml:space="preserve">ADDIN CSL_CITATION {"citationItems":[{"id":"ITEM-1","itemData":{"DOI":"10.1515/auto-2023-0072","author":[{"family":"Windmann","given":"Stefan"}],"container-title":"at – Automatisierungstechnik","id":"ITEM-1","issued":{"date-parts":[[2023]]},"title":"Quantum computer-aided job scheduling for storage and retrieval systems","type":"article-journal"},"suppress-author":true}],"mendeley":{"formattedCitation":"(2023)","plainTextFormattedCitation":"(2023)","previouslyFormattedCitation":"(2023)"},"properties":{"noteIndex":0},"schema":"https://github.com/citation-style-language/schema/raw/master/csl-citation.json"}</w:instrText>
             </w:r>
             <w:r>
               <w:fldChar w:fldCharType="separate"/>
             </w:r>
             <w:r>
-              <w:t xml:space="preserve">Windmann (2023)</w:t>
+              <w:t xml:space="preserve">(2023)</w:t>
             </w:r>
             <w:r>
               <w:fldChar w:fldCharType="end"/>
@@ -2354,16 +2456,22 @@
               <w:jc w:val="left"/>
             </w:pPr>
             <w:r>
+              <w:t xml:space="preserve">Schuetz et al.</w:t>
+            </w:r>
+            <w:r>
+              <w:t xml:space="preserve"> </w:t>
+            </w:r>
+            <w:r>
               <w:fldChar w:fldCharType="begin"/>
             </w:r>
             <w:r>
-              <w:instrText xml:space="preserve">ADDIN CSL_CITATION {"citationItems":[{"id":"ITEM-1","itemData":{"DOI":"10.1103/PhysRevApplied.18.054045","author":[{"family":"Schuetz","given":"Martin J. A."},{"family":"Brubaker","given":"J. Kyle"},{"family":"Montagu","given":"Henry"},{"dropping-particle":"van","family":"Dijk","given":"Yannick"},{"family":"Klepsch","given":"Johannes"},{"family":"Ross","given":"Philipp"},{"family":"Luckow","given":"Andre"},{"family":"Resende","given":"Mauricio G. C."},{"family":"Katzgraber","given":"Helmut G."}],"container-title":"Physical Review Applied","id":"ITEM-1","issue":"5","issued":{"date-parts":[[2022]]},"page":"054045","publisher":"American Physical Society","title":"Optimization of robot-trajectory planning with nature-inspired and hybrid quantum algorithms","type":"article-journal","volume":"18"}}],"mendeley":{"formattedCitation":"Schuetz et al. (2022)","plainTextFormattedCitation":"Schuetz et al. (2022)","previouslyFormattedCitation":"Schuetz et al. (2022)"},"properties":{"noteIndex":0},"schema":"https://github.com/citation-style-language/schema/raw/master/csl-citation.json"}</w:instrText>
+              <w:instrText xml:space="preserve">ADDIN CSL_CITATION {"citationItems":[{"id":"ITEM-1","itemData":{"DOI":"10.1103/PhysRevApplied.18.054045","author":[{"family":"Schuetz","given":"Martin J. A."},{"family":"Brubaker","given":"J. Kyle"},{"family":"Montagu","given":"Henry"},{"dropping-particle":"van","family":"Dijk","given":"Yannick"},{"family":"Klepsch","given":"Johannes"},{"family":"Ross","given":"Philipp"},{"family":"Luckow","given":"Andre"},{"family":"Resende","given":"Mauricio G. C."},{"family":"Katzgraber","given":"Helmut G."}],"container-title":"Physical Review Applied","id":"ITEM-1","issue":"5","issued":{"date-parts":[[2022]]},"page":"054045","publisher":"American Physical Society","title":"Optimization of robot-trajectory planning with nature-inspired and hybrid quantum algorithms","type":"article-journal","volume":"18"},"suppress-author":true}],"mendeley":{"formattedCitation":"(2022)","plainTextFormattedCitation":"(2022)","previouslyFormattedCitation":"(2022)"},"properties":{"noteIndex":0},"schema":"https://github.com/citation-style-language/schema/raw/master/csl-citation.json"}</w:instrText>
             </w:r>
             <w:r>
               <w:fldChar w:fldCharType="separate"/>
             </w:r>
             <w:r>
-              <w:t xml:space="preserve">Schuetz et al. (2022)</w:t>
+              <w:t xml:space="preserve">(2022)</w:t>
             </w:r>
             <w:r>
               <w:fldChar w:fldCharType="end"/>
@@ -2456,16 +2564,22 @@
               <w:jc w:val="left"/>
             </w:pPr>
             <w:r>
+              <w:t xml:space="preserve">Willmann et al.</w:t>
+            </w:r>
+            <w:r>
+              <w:t xml:space="preserve"> </w:t>
+            </w:r>
+            <w:r>
               <w:fldChar w:fldCharType="begin"/>
             </w:r>
             <w:r>
-              <w:instrText xml:space="preserve">ADDIN CSL_CITATION {"citationItems":[{"id":"ITEM-1","itemData":{"DOI":"10.1016/j.procir.2025.01.099","author":[{"family":"Willmann","given":"Moritz"},{"family":"Albus","given":"Marcel"},{"family":"Schnabel","given":"Jan"},{"family":"Roth","given":"Marco"}],"container-title":"Procedia CIRP","id":"ITEM-1","issued":{"date-parts":[[2025]]},"note":"58th CIRP Conference on Manufacturing Systems","page":"25-30","publisher":"Elsevier","title":"Application of quantum annealing for scalable robotic assembly line optimization: A case study","title-short":"Application of quantum annealing for scalable robotic assembly line optimization","type":"article-journal","volume":"134"}}],"mendeley":{"formattedCitation":"Willmann et al. (2025)","plainTextFormattedCitation":"Willmann et al. (2025)","previouslyFormattedCitation":"Willmann et al. (2025)"},"properties":{"noteIndex":0},"schema":"https://github.com/citation-style-language/schema/raw/master/csl-citation.json"}</w:instrText>
+              <w:instrText xml:space="preserve">ADDIN CSL_CITATION {"citationItems":[{"id":"ITEM-1","itemData":{"DOI":"10.1016/j.procir.2025.01.099","author":[{"family":"Willmann","given":"Moritz"},{"family":"Albus","given":"Marcel"},{"family":"Schnabel","given":"Jan"},{"family":"Roth","given":"Marco"}],"container-title":"Procedia CIRP","id":"ITEM-1","issued":{"date-parts":[[2025]]},"note":"58th CIRP Conference on Manufacturing Systems","page":"25-30","publisher":"Elsevier","title":"Application of quantum annealing for scalable robotic assembly line optimization: A case study","title-short":"Application of quantum annealing for scalable robotic assembly line optimization","type":"article-journal","volume":"134"},"suppress-author":true}],"mendeley":{"formattedCitation":"(2025)","plainTextFormattedCitation":"(2025)","previouslyFormattedCitation":"(2025)"},"properties":{"noteIndex":0},"schema":"https://github.com/citation-style-language/schema/raw/master/csl-citation.json"}</w:instrText>
             </w:r>
             <w:r>
               <w:fldChar w:fldCharType="separate"/>
             </w:r>
             <w:r>
-              <w:t xml:space="preserve">Willmann et al. (2025)</w:t>
+              <w:t xml:space="preserve">(2025)</w:t>
             </w:r>
             <w:r>
               <w:fldChar w:fldCharType="end"/>
@@ -2558,16 +2672,22 @@
               <w:jc w:val="left"/>
             </w:pPr>
             <w:r>
+              <w:t xml:space="preserve">Osaba, Garrote, et al.</w:t>
+            </w:r>
+            <w:r>
+              <w:t xml:space="preserve"> </w:t>
+            </w:r>
+            <w:r>
               <w:fldChar w:fldCharType="begin"/>
             </w:r>
             <w:r>
-              <w:instrText xml:space="preserve">ADDIN CSL_CITATION {"citationItems":[{"id":"ITEM-1","itemData":{"DOI":"10.1109/QCE65121.2025.10359","author":[{"family":"Osaba","given":"Eneko"},{"family":"Garrote","given":"Estibaliz"},{"family":"Miranda-Rodriguez","given":"Pablo"},{"family":"Ciacco","given":"Alessia"},{"family":"Cabanes","given":"Itziar"},{"family":"Mancisidor","given":"Aitziber"}],"container-title":"2025 IEEE international conference on quantum computing and engineering (QCE)","id":"ITEM-1","issued":{"date-parts":[[2025]]},"page":"388-389","publisher":"IEEE","publisher-place":"Albuquerque, NM, USA","title":"Quantum-assisted automatic path-planning for robotic quality inspection in Industry 4.0","type":"paper-conference","volume":"2"}}],"mendeley":{"formattedCitation":"Osaba, Garrote, et al. (2025)","plainTextFormattedCitation":"Osaba, Garrote, et al. (2025)","previouslyFormattedCitation":"Osaba, Garrote, et al. (2025)"},"properties":{"noteIndex":0},"schema":"https://github.com/citation-style-language/schema/raw/master/csl-citation.json"}</w:instrText>
+              <w:instrText xml:space="preserve">ADDIN CSL_CITATION {"citationItems":[{"id":"ITEM-1","itemData":{"DOI":"10.1109/QCE65121.2025.10359","author":[{"family":"Osaba","given":"Eneko"},{"family":"Garrote","given":"Estibaliz"},{"family":"Miranda-Rodriguez","given":"Pablo"},{"family":"Ciacco","given":"Alessia"},{"family":"Cabanes","given":"Itziar"},{"family":"Mancisidor","given":"Aitziber"}],"container-title":"2025 IEEE international conference on quantum computing and engineering (QCE)","id":"ITEM-1","issued":{"date-parts":[[2025]]},"page":"388-389","publisher":"IEEE","publisher-place":"Albuquerque, NM, USA","title":"Quantum-assisted automatic path-planning for robotic quality inspection in Industry 4.0","type":"paper-conference","volume":"2"},"suppress-author":true}],"mendeley":{"formattedCitation":"(2025)","plainTextFormattedCitation":"(2025)","previouslyFormattedCitation":"(2025)"},"properties":{"noteIndex":0},"schema":"https://github.com/citation-style-language/schema/raw/master/csl-citation.json"}</w:instrText>
             </w:r>
             <w:r>
               <w:fldChar w:fldCharType="separate"/>
             </w:r>
             <w:r>
-              <w:t xml:space="preserve">Osaba, Garrote, et al. (2025)</w:t>
+              <w:t xml:space="preserve">(2025)</w:t>
             </w:r>
             <w:r>
               <w:fldChar w:fldCharType="end"/>
@@ -2660,16 +2780,22 @@
               <w:jc w:val="left"/>
             </w:pPr>
             <w:r>
+              <w:t xml:space="preserve">Otani et al.</w:t>
+            </w:r>
+            <w:r>
+              <w:t xml:space="preserve"> </w:t>
+            </w:r>
+            <w:r>
               <w:fldChar w:fldCharType="begin"/>
             </w:r>
             <w:r>
-              <w:instrText xml:space="preserve">ADDIN CSL_CITATION {"citationItems":[{"id":"ITEM-1","itemData":{"DOI":"10.1038/s41598-025-12109-0","author":[{"family":"Otani","given":"Takuya"},{"family":"Takanishi","given":"Atsuo"},{"family":"Hara","given":"Nobuyuki"},{"family":"Takita","given":"Yutaka"},{"family":"Kimura","given":"Koichi"}],"container-title":"Scientific Reports","id":"ITEM-1","issued":{"date-parts":[[2025]]},"page":"28508","publisher":"Nature Publishing Group","title":"Quantum computation for robot posture optimization","type":"article-journal","volume":"15"}}],"mendeley":{"formattedCitation":"Otani et al. (2025)","plainTextFormattedCitation":"Otani et al. (2025)","previouslyFormattedCitation":"Otani et al. (2025)"},"properties":{"noteIndex":0},"schema":"https://github.com/citation-style-language/schema/raw/master/csl-citation.json"}</w:instrText>
+              <w:instrText xml:space="preserve">ADDIN CSL_CITATION {"citationItems":[{"id":"ITEM-1","itemData":{"DOI":"10.1038/s41598-025-12109-0","author":[{"family":"Otani","given":"Takuya"},{"family":"Takanishi","given":"Atsuo"},{"family":"Hara","given":"Nobuyuki"},{"family":"Takita","given":"Yutaka"},{"family":"Kimura","given":"Koichi"}],"container-title":"Scientific Reports","id":"ITEM-1","issued":{"date-parts":[[2025]]},"page":"28508","publisher":"Nature Publishing Group","title":"Quantum computation for robot posture optimization","type":"article-journal","volume":"15"},"suppress-author":true}],"mendeley":{"formattedCitation":"(2025)","plainTextFormattedCitation":"(2025)","previouslyFormattedCitation":"(2025)"},"properties":{"noteIndex":0},"schema":"https://github.com/citation-style-language/schema/raw/master/csl-citation.json"}</w:instrText>
             </w:r>
             <w:r>
               <w:fldChar w:fldCharType="separate"/>
             </w:r>
             <w:r>
-              <w:t xml:space="preserve">Otani et al. (2025)</w:t>
+              <w:t xml:space="preserve">(2025)</w:t>
             </w:r>
             <w:r>
               <w:fldChar w:fldCharType="end"/>
@@ -2762,16 +2888,22 @@
               <w:jc w:val="left"/>
             </w:pPr>
             <w:r>
+              <w:t xml:space="preserve">Salloum et al.</w:t>
+            </w:r>
+            <w:r>
+              <w:t xml:space="preserve"> </w:t>
+            </w:r>
+            <w:r>
               <w:fldChar w:fldCharType="begin"/>
             </w:r>
             <w:r>
-              <w:instrText xml:space="preserve">ADDIN CSL_CITATION {"citationItems":[{"id":"ITEM-1","itemData":{"DOI":"10.1038/s41598-025-34346-z","author":[{"family":"Salloum","given":"Hadi"},{"family":"Savin","given":"Sergei"},{"family":"Kholodov","given":"Yaroslav"},{"family":"Ryzhakov","given":"Gleb"},{"family":"Farina","given":"Mirko"},{"family":"Oseledets","given":"Ivan"}],"container-title":"Scientific Reports","id":"ITEM-1","issued":{"date-parts":[[2026]]},"page":"4244","publisher":"Nature Publishing Group","title":"Quantum annealing for inverse kinematics in robotics","type":"article-journal","volume":"16"}}],"mendeley":{"formattedCitation":"Salloum et al. (2026)","plainTextFormattedCitation":"Salloum et al. (2026)","previouslyFormattedCitation":"Salloum et al. (2026)"},"properties":{"noteIndex":0},"schema":"https://github.com/citation-style-language/schema/raw/master/csl-citation.json"}</w:instrText>
+              <w:instrText xml:space="preserve">ADDIN CSL_CITATION {"citationItems":[{"id":"ITEM-1","itemData":{"DOI":"10.1038/s41598-025-34346-z","author":[{"family":"Salloum","given":"Hadi"},{"family":"Savin","given":"Sergei"},{"family":"Kholodov","given":"Yaroslav"},{"family":"Ryzhakov","given":"Gleb"},{"family":"Farina","given":"Mirko"},{"family":"Oseledets","given":"Ivan"}],"container-title":"Scientific Reports","id":"ITEM-1","issued":{"date-parts":[[2026]]},"page":"4244","publisher":"Nature Publishing Group","title":"Quantum annealing for inverse kinematics in robotics","type":"article-journal","volume":"16"},"suppress-author":true}],"mendeley":{"formattedCitation":"(2026)","plainTextFormattedCitation":"(2026)","previouslyFormattedCitation":"(2026)"},"properties":{"noteIndex":0},"schema":"https://github.com/citation-style-language/schema/raw/master/csl-citation.json"}</w:instrText>
             </w:r>
             <w:r>
               <w:fldChar w:fldCharType="separate"/>
             </w:r>
             <w:r>
-              <w:t xml:space="preserve">Salloum et al. (2026)</w:t>
+              <w:t xml:space="preserve">(2026)</w:t>
             </w:r>
             <w:r>
               <w:fldChar w:fldCharType="end"/>
@@ -2864,16 +2996,22 @@
               <w:jc w:val="left"/>
             </w:pPr>
             <w:r>
+              <w:t xml:space="preserve">Xinyi Wang et al.</w:t>
+            </w:r>
+            <w:r>
+              <w:t xml:space="preserve"> </w:t>
+            </w:r>
+            <w:r>
               <w:fldChar w:fldCharType="begin"/>
             </w:r>
             <w:r>
-              <w:instrText xml:space="preserve">ADDIN CSL_CITATION {"citationItems":[{"id":"ITEM-1","itemData":{"DOI":"10.1109/ASE63991.2025.00306","author":[{"family":"Wang","given":"Xinyi"},{"family":"Arcaini","given":"Paolo"},{"family":"Ali","given":"Shaukat"},{"family":"Xu","given":"Qinghua"},{"family":"Peyrucain","given":"Thomas"}],"container-title":"Proceedings of the 40th IEEE/ACM international conference on automated software engineering (ASE)","id":"ITEM-1","issued":{"date-parts":[[2025]]},"publisher":"IEEE","publisher-place":"Piscataway, NJ, USA","title":"Quantum machine learning-based test oracle for autonomous mobile robots","type":"paper-conference"}}],"mendeley":{"formattedCitation":"Xinyi Wang et al. (2025)","plainTextFormattedCitation":"Xinyi Wang et al. (2025)","previouslyFormattedCitation":"Xinyi Wang et al. (2025)"},"properties":{"noteIndex":0},"schema":"https://github.com/citation-style-language/schema/raw/master/csl-citation.json"}</w:instrText>
+              <w:instrText xml:space="preserve">ADDIN CSL_CITATION {"citationItems":[{"id":"ITEM-1","itemData":{"DOI":"10.1109/ASE63991.2025.00306","author":[{"family":"Wang","given":"Xinyi"},{"family":"Arcaini","given":"Paolo"},{"family":"Ali","given":"Shaukat"},{"family":"Xu","given":"Qinghua"},{"family":"Peyrucain","given":"Thomas"}],"container-title":"Proceedings of the 40th IEEE/ACM international conference on automated software engineering (ASE)","id":"ITEM-1","issued":{"date-parts":[[2025]]},"publisher":"IEEE","publisher-place":"Piscataway, NJ, USA","title":"Quantum machine learning-based test oracle for autonomous mobile robots","type":"paper-conference"},"suppress-author":true}],"mendeley":{"formattedCitation":"(2025)","plainTextFormattedCitation":"(2025)","previouslyFormattedCitation":"(2025)"},"properties":{"noteIndex":0},"schema":"https://github.com/citation-style-language/schema/raw/master/csl-citation.json"}</w:instrText>
             </w:r>
             <w:r>
               <w:fldChar w:fldCharType="separate"/>
             </w:r>
             <w:r>
-              <w:t xml:space="preserve">Xinyi Wang et al. (2025)</w:t>
+              <w:t xml:space="preserve">(2025)</w:t>
             </w:r>
             <w:r>
               <w:fldChar w:fldCharType="end"/>
@@ -2966,16 +3104,22 @@
               <w:jc w:val="left"/>
             </w:pPr>
             <w:r>
+              <w:t xml:space="preserve">Roh et al.</w:t>
+            </w:r>
+            <w:r>
+              <w:t xml:space="preserve"> </w:t>
+            </w:r>
+            <w:r>
               <w:fldChar w:fldCharType="begin"/>
             </w:r>
             <w:r>
-              <w:instrText xml:space="preserve">ADDIN CSL_CITATION {"citationItems":[{"id":"ITEM-1","itemData":{"author":[{"family":"Roh","given":"Emily Jimin"},{"family":"Baek","given":"Hankyul"},{"family":"Kim","given":"Donghyeon"},{"family":"Kim","given":"Joongheon"}],"container-title":"IEEE Transactions on Mobile Computing","id":"ITEM-1","issue":"2","issued":{"date-parts":[[2025]]},"page":"1031-1042","title":"Fast quantum convolutional neural networks for low-complexity object detection in autonomous driving applications","type":"article-journal","volume":"24"}}],"mendeley":{"formattedCitation":"Roh et al. (2025)","plainTextFormattedCitation":"Roh et al. (2025)","previouslyFormattedCitation":"Roh et al. (2025)"},"properties":{"noteIndex":0},"schema":"https://github.com/citation-style-language/schema/raw/master/csl-citation.json"}</w:instrText>
+              <w:instrText xml:space="preserve">ADDIN CSL_CITATION {"citationItems":[{"id":"ITEM-1","itemData":{"author":[{"family":"Roh","given":"Emily Jimin"},{"family":"Baek","given":"Hankyul"},{"family":"Kim","given":"Donghyeon"},{"family":"Kim","given":"Joongheon"}],"container-title":"IEEE Transactions on Mobile Computing","id":"ITEM-1","issue":"2","issued":{"date-parts":[[2025]]},"page":"1031-1042","title":"Fast quantum convolutional neural networks for low-complexity object detection in autonomous driving applications","type":"article-journal","volume":"24"},"suppress-author":true}],"mendeley":{"formattedCitation":"(2025)","plainTextFormattedCitation":"(2025)","previouslyFormattedCitation":"(2025)"},"properties":{"noteIndex":0},"schema":"https://github.com/citation-style-language/schema/raw/master/csl-citation.json"}</w:instrText>
             </w:r>
             <w:r>
               <w:fldChar w:fldCharType="separate"/>
             </w:r>
             <w:r>
-              <w:t xml:space="preserve">Roh et al. (2025)</w:t>
+              <w:t xml:space="preserve">(2025)</w:t>
             </w:r>
             <w:r>
               <w:fldChar w:fldCharType="end"/>
@@ -3068,16 +3212,22 @@
               <w:jc w:val="left"/>
             </w:pPr>
             <w:r>
+              <w:t xml:space="preserve">Gonçalves</w:t>
+            </w:r>
+            <w:r>
+              <w:t xml:space="preserve"> </w:t>
+            </w:r>
+            <w:r>
               <w:fldChar w:fldCharType="begin"/>
             </w:r>
             <w:r>
-              <w:instrText xml:space="preserve">ADDIN CSL_CITATION {"citationItems":[{"id":"ITEM-1","itemData":{"DOI":"10.2139/ssrn.3244327","author":[{"family":"Gonçalves","given":"Carlos Pedro"}],"id":"ITEM-1","issued":{"date-parts":[[2018]]},"publisher":"SSRN preprint 3244327","title":"Quantum robotics, neural networks and the quantum force interpretation","type":""}}],"mendeley":{"formattedCitation":"Gonçalves (2018)","plainTextFormattedCitation":"Gonçalves (2018)","previouslyFormattedCitation":"Gonçalves (2018)"},"properties":{"noteIndex":0},"schema":"https://github.com/citation-style-language/schema/raw/master/csl-citation.json"}</w:instrText>
+              <w:instrText xml:space="preserve">ADDIN CSL_CITATION {"citationItems":[{"id":"ITEM-1","itemData":{"DOI":"10.2139/ssrn.3244327","author":[{"family":"Gonçalves","given":"Carlos Pedro"}],"id":"ITEM-1","issued":{"date-parts":[[2018]]},"publisher":"SSRN preprint 3244327","title":"Quantum robotics, neural networks and the quantum force interpretation","type":""},"suppress-author":true}],"mendeley":{"formattedCitation":"(2018)","plainTextFormattedCitation":"(2018)","previouslyFormattedCitation":"(2018)"},"properties":{"noteIndex":0},"schema":"https://github.com/citation-style-language/schema/raw/master/csl-citation.json"}</w:instrText>
             </w:r>
             <w:r>
               <w:fldChar w:fldCharType="separate"/>
             </w:r>
             <w:r>
-              <w:t xml:space="preserve">Gonçalves (2018)</w:t>
+              <w:t xml:space="preserve">(2018)</w:t>
             </w:r>
             <w:r>
               <w:fldChar w:fldCharType="end"/>
@@ -3187,16 +3337,22 @@
               <w:jc w:val="left"/>
             </w:pPr>
             <w:r>
+              <w:t xml:space="preserve">Dong et al.</w:t>
+            </w:r>
+            <w:r>
+              <w:t xml:space="preserve"> </w:t>
+            </w:r>
+            <w:r>
               <w:fldChar w:fldCharType="begin"/>
             </w:r>
             <w:r>
-              <w:instrText xml:space="preserve">ADDIN CSL_CITATION {"citationItems":[{"id":"ITEM-1","itemData":{"DOI":"10.1109/TMECH.2010.2090896","author":[{"family":"Dong","given":"Daoyi"},{"family":"Chen","given":"Chunlin"},{"family":"Chu","given":"Jian"},{"family":"Tarn","given":"Tzyh-Jong"}],"container-title":"IEEE/ASME Transactions on Mechatronics","id":"ITEM-1","issue":"1","issued":{"date-parts":[[2012]]},"page":"86-97","publisher":"IEEE","title":"Robust quantum-inspired reinforcement learning for robot navigation","type":"article-journal","volume":"17"}}],"mendeley":{"formattedCitation":"Dong et al. (2012)","plainTextFormattedCitation":"Dong et al. (2012)","previouslyFormattedCitation":"Dong et al. (2012)"},"properties":{"noteIndex":0},"schema":"https://github.com/citation-style-language/schema/raw/master/csl-citation.json"}</w:instrText>
+              <w:instrText xml:space="preserve">ADDIN CSL_CITATION {"citationItems":[{"id":"ITEM-1","itemData":{"DOI":"10.1109/TMECH.2010.2090896","author":[{"family":"Dong","given":"Daoyi"},{"family":"Chen","given":"Chunlin"},{"family":"Chu","given":"Jian"},{"family":"Tarn","given":"Tzyh-Jong"}],"container-title":"IEEE/ASME Transactions on Mechatronics","id":"ITEM-1","issue":"1","issued":{"date-parts":[[2012]]},"page":"86-97","publisher":"IEEE","title":"Robust quantum-inspired reinforcement learning for robot navigation","type":"article-journal","volume":"17"},"suppress-author":true}],"mendeley":{"formattedCitation":"(2012)","plainTextFormattedCitation":"(2012)","previouslyFormattedCitation":"(2012)"},"properties":{"noteIndex":0},"schema":"https://github.com/citation-style-language/schema/raw/master/csl-citation.json"}</w:instrText>
             </w:r>
             <w:r>
               <w:fldChar w:fldCharType="separate"/>
             </w:r>
             <w:r>
-              <w:t xml:space="preserve">Dong et al. (2012)</w:t>
+              <w:t xml:space="preserve">(2012)</w:t>
             </w:r>
             <w:r>
               <w:fldChar w:fldCharType="end"/>
@@ -3300,16 +3456,22 @@
               <w:jc w:val="left"/>
             </w:pPr>
             <w:r>
+              <w:t xml:space="preserve">Hohenfeld et al.</w:t>
+            </w:r>
+            <w:r>
+              <w:t xml:space="preserve"> </w:t>
+            </w:r>
+            <w:r>
               <w:fldChar w:fldCharType="begin"/>
             </w:r>
             <w:r>
-              <w:instrText xml:space="preserve">ADDIN CSL_CITATION {"citationItems":[{"id":"ITEM-1","itemData":{"DOI":"10.1109/ACCESS.2024.3417808","author":[{"family":"Hohenfeld","given":"Hans"},{"family":"Heimann","given":"Dirk"},{"family":"Wiebe","given":"Felix"},{"family":"Kirchner","given":"Frank"}],"container-title":"IEEE Access","id":"ITEM-1","issued":{"date-parts":[[2024]]},"page":"87217-87236","publisher":"IEEE","title":"Quantum deep reinforcement learning for robot navigation tasks","type":"article-journal","volume":"12"}}],"mendeley":{"formattedCitation":"Hohenfeld et al. (2024)","plainTextFormattedCitation":"Hohenfeld et al. (2024)","previouslyFormattedCitation":"Hohenfeld et al. (2024)"},"properties":{"noteIndex":0},"schema":"https://github.com/citation-style-language/schema/raw/master/csl-citation.json"}</w:instrText>
+              <w:instrText xml:space="preserve">ADDIN CSL_CITATION {"citationItems":[{"id":"ITEM-1","itemData":{"DOI":"10.1109/ACCESS.2024.3417808","author":[{"family":"Hohenfeld","given":"Hans"},{"family":"Heimann","given":"Dirk"},{"family":"Wiebe","given":"Felix"},{"family":"Kirchner","given":"Frank"}],"container-title":"IEEE Access","id":"ITEM-1","issued":{"date-parts":[[2024]]},"page":"87217-87236","publisher":"IEEE","title":"Quantum deep reinforcement learning for robot navigation tasks","type":"article-journal","volume":"12"},"suppress-author":true}],"mendeley":{"formattedCitation":"(2024)","plainTextFormattedCitation":"(2024)","previouslyFormattedCitation":"(2024)"},"properties":{"noteIndex":0},"schema":"https://github.com/citation-style-language/schema/raw/master/csl-citation.json"}</w:instrText>
             </w:r>
             <w:r>
               <w:fldChar w:fldCharType="separate"/>
             </w:r>
             <w:r>
-              <w:t xml:space="preserve">Hohenfeld et al. (2024)</w:t>
+              <w:t xml:space="preserve">(2024)</w:t>
             </w:r>
             <w:r>
               <w:fldChar w:fldCharType="end"/>
@@ -3402,16 +3564,22 @@
               <w:jc w:val="left"/>
             </w:pPr>
             <w:r>
+              <w:t xml:space="preserve">Drăgan et al.</w:t>
+            </w:r>
+            <w:r>
+              <w:t xml:space="preserve"> </w:t>
+            </w:r>
+            <w:r>
               <w:fldChar w:fldCharType="begin"/>
             </w:r>
             <w:r>
-              <w:instrText xml:space="preserve">ADDIN CSL_CITATION {"citationItems":[{"id":"ITEM-1","itemData":{"DOI":"10.5220/0013371800003890","ISBN":"978-989-758-737-5","author":[{"family":"Drăgan","given":"Theodora-Augustina"},{"family":"Künzner","given":"Alexander"},{"family":"Wille","given":"Robert"},{"family":"Lorenz","given":"Jeanette Miriam"}],"container-title":"Proceedings of the 17th international conference on agents and artificial intelligence (ICAART 2025)","id":"ITEM-1","issued":{"date-parts":[[2025]]},"page":"807-814","publisher":"SciTePress","publisher-place":"Setúbal, Portugal","title":"Continuous quantum reinforcement learning for robot navigation","type":"paper-conference","volume":"1"}}],"mendeley":{"formattedCitation":"Drăgan et al. (2025)","plainTextFormattedCitation":"Drăgan et al. (2025)","previouslyFormattedCitation":"Drăgan et al. (2025)"},"properties":{"noteIndex":0},"schema":"https://github.com/citation-style-language/schema/raw/master/csl-citation.json"}</w:instrText>
+              <w:instrText xml:space="preserve">ADDIN CSL_CITATION {"citationItems":[{"id":"ITEM-1","itemData":{"DOI":"10.5220/0013371800003890","ISBN":"978-989-758-737-5","author":[{"family":"Drăgan","given":"Theodora-Augustina"},{"family":"Künzner","given":"Alexander"},{"family":"Wille","given":"Robert"},{"family":"Lorenz","given":"Jeanette Miriam"}],"container-title":"Proceedings of the 17th international conference on agents and artificial intelligence (ICAART 2025)","id":"ITEM-1","issued":{"date-parts":[[2025]]},"page":"807-814","publisher":"SciTePress","publisher-place":"Setúbal, Portugal","title":"Continuous quantum reinforcement learning for robot navigation","type":"paper-conference","volume":"1"},"suppress-author":true}],"mendeley":{"formattedCitation":"(2025)","plainTextFormattedCitation":"(2025)","previouslyFormattedCitation":"(2025)"},"properties":{"noteIndex":0},"schema":"https://github.com/citation-style-language/schema/raw/master/csl-citation.json"}</w:instrText>
             </w:r>
             <w:r>
               <w:fldChar w:fldCharType="separate"/>
             </w:r>
             <w:r>
-              <w:t xml:space="preserve">Drăgan et al. (2025)</w:t>
+              <w:t xml:space="preserve">(2025)</w:t>
             </w:r>
             <w:r>
               <w:fldChar w:fldCharType="end"/>
@@ -3595,16 +3763,22 @@
               <w:jc w:val="left"/>
             </w:pPr>
             <w:r>
+              <w:t xml:space="preserve">Sinha, Macaluso, and Klusch</w:t>
+            </w:r>
+            <w:r>
+              <w:t xml:space="preserve"> </w:t>
+            </w:r>
+            <w:r>
               <w:fldChar w:fldCharType="begin"/>
             </w:r>
             <w:r>
-              <w:instrText xml:space="preserve">ADDIN CSL_CITATION {"citationItems":[{"id":"ITEM-1","itemData":{"DOI":"10.1007/s42484-024-00226-4","author":[{"family":"Sinha","given":"Akash"},{"family":"Macaluso","given":"Antonio"},{"family":"Klusch","given":"Matthias"}],"container-title":"Quantum Machine Intelligence","id":"ITEM-1","issued":{"date-parts":[[2025]]},"page":"19","publisher":"Springer","title":"Nav-Q: Quantum deep reinforcement learning for collision-free navigation of self-driving cars","title-short":"Nav-Q","type":"article-journal","volume":"7"}}],"mendeley":{"formattedCitation":"Sinha, Macaluso, and Klusch (2025)","plainTextFormattedCitation":"Sinha, Macaluso, and Klusch (2025)","previouslyFormattedCitation":"Sinha, Macaluso, and Klusch (2025)"},"properties":{"noteIndex":0},"schema":"https://github.com/citation-style-language/schema/raw/master/csl-citation.json"}</w:instrText>
+              <w:instrText xml:space="preserve">ADDIN CSL_CITATION {"citationItems":[{"id":"ITEM-1","itemData":{"DOI":"10.1007/s42484-024-00226-4","author":[{"family":"Sinha","given":"Akash"},{"family":"Macaluso","given":"Antonio"},{"family":"Klusch","given":"Matthias"}],"container-title":"Quantum Machine Intelligence","id":"ITEM-1","issued":{"date-parts":[[2025]]},"page":"19","publisher":"Springer","title":"Nav-Q: Quantum deep reinforcement learning for collision-free navigation of self-driving cars","title-short":"Nav-Q","type":"article-journal","volume":"7"},"suppress-author":true}],"mendeley":{"formattedCitation":"(2025)","plainTextFormattedCitation":"(2025)","previouslyFormattedCitation":"(2025)"},"properties":{"noteIndex":0},"schema":"https://github.com/citation-style-language/schema/raw/master/csl-citation.json"}</w:instrText>
             </w:r>
             <w:r>
               <w:fldChar w:fldCharType="separate"/>
             </w:r>
             <w:r>
-              <w:t xml:space="preserve">Sinha, Macaluso, and Klusch (2025)</w:t>
+              <w:t xml:space="preserve">(2025)</w:t>
             </w:r>
             <w:r>
               <w:fldChar w:fldCharType="end"/>
@@ -3697,16 +3871,22 @@
               <w:jc w:val="left"/>
             </w:pPr>
             <w:r>
+              <w:t xml:space="preserve">Acuto et al.</w:t>
+            </w:r>
+            <w:r>
+              <w:t xml:space="preserve"> </w:t>
+            </w:r>
+            <w:r>
               <w:fldChar w:fldCharType="begin"/>
             </w:r>
             <w:r>
-              <w:instrText xml:space="preserve">ADDIN CSL_CITATION {"citationItems":[{"id":"ITEM-1","itemData":{"URL":"https://arxiv.org/abs/2212.11681","author":[{"family":"Acuto","given":"Alberto"},{"family":"Barillà","given":"Paola"},{"family":"Bozzolo","given":"Ludovico"},{"family":"Conterno","given":"Matteo"},{"family":"Pavese","given":"Mattia"},{"family":"Policicchio","given":"Antonio"}],"id":"ITEM-1","issued":{"date-parts":[[2022]]},"title":"Variational quantum soft actor-critic for robotic arm control","type":""}}],"mendeley":{"formattedCitation":"Acuto et al. (2022)","plainTextFormattedCitation":"Acuto et al. (2022)","previouslyFormattedCitation":"Acuto et al. (2022)"},"properties":{"noteIndex":0},"schema":"https://github.com/citation-style-language/schema/raw/master/csl-citation.json"}</w:instrText>
+              <w:instrText xml:space="preserve">ADDIN CSL_CITATION {"citationItems":[{"id":"ITEM-1","itemData":{"URL":"https://arxiv.org/abs/2212.11681","author":[{"family":"Acuto","given":"Alberto"},{"family":"Barillà","given":"Paola"},{"family":"Bozzolo","given":"Ludovico"},{"family":"Conterno","given":"Matteo"},{"family":"Pavese","given":"Mattia"},{"family":"Policicchio","given":"Antonio"}],"id":"ITEM-1","issued":{"date-parts":[[2022]]},"title":"Variational quantum soft actor-critic for robotic arm control","type":""},"suppress-author":true}],"mendeley":{"formattedCitation":"(2022)","plainTextFormattedCitation":"(2022)","previouslyFormattedCitation":"(2022)"},"properties":{"noteIndex":0},"schema":"https://github.com/citation-style-language/schema/raw/master/csl-citation.json"}</w:instrText>
             </w:r>
             <w:r>
               <w:fldChar w:fldCharType="separate"/>
             </w:r>
             <w:r>
-              <w:t xml:space="preserve">Acuto et al. (2022)</w:t>
+              <w:t xml:space="preserve">(2022)</w:t>
             </w:r>
             <w:r>
               <w:fldChar w:fldCharType="end"/>
@@ -3844,16 +4024,22 @@
               <w:jc w:val="left"/>
             </w:pPr>
             <w:r>
+              <w:t xml:space="preserve">Lokossou et al.</w:t>
+            </w:r>
+            <w:r>
+              <w:t xml:space="preserve"> </w:t>
+            </w:r>
+            <w:r>
               <w:fldChar w:fldCharType="begin"/>
             </w:r>
             <w:r>
-              <w:instrText xml:space="preserve">ADDIN CSL_CITATION {"citationItems":[{"id":"ITEM-1","itemData":{"DOI":"10.48550/arXiv.2509.11388","URL":"https://arxiv.org/abs/2509.11388","author":[{"family":"Lokossou","given":"Romerik"},{"family":"Girma","given":"Birhanu Shimelis"},{"family":"Tonguz","given":"Ozan K."},{"family":"Biyabani","given":"Ahmed"}],"id":"ITEM-1","issued":{"date-parts":[[2025]]},"title":"Quantum deep reinforcement learning for humanoid robot navigation task","type":""}}],"mendeley":{"formattedCitation":"Lokossou et al. (2025)","plainTextFormattedCitation":"Lokossou et al. (2025)","previouslyFormattedCitation":"Lokossou et al. (2025)"},"properties":{"noteIndex":0},"schema":"https://github.com/citation-style-language/schema/raw/master/csl-citation.json"}</w:instrText>
+              <w:instrText xml:space="preserve">ADDIN CSL_CITATION {"citationItems":[{"id":"ITEM-1","itemData":{"DOI":"10.48550/arXiv.2509.11388","URL":"https://arxiv.org/abs/2509.11388","author":[{"family":"Lokossou","given":"Romerik"},{"family":"Girma","given":"Birhanu Shimelis"},{"family":"Tonguz","given":"Ozan K."},{"family":"Biyabani","given":"Ahmed"}],"id":"ITEM-1","issued":{"date-parts":[[2025]]},"title":"Quantum deep reinforcement learning for humanoid robot navigation task","type":""},"suppress-author":true}],"mendeley":{"formattedCitation":"(2025)","plainTextFormattedCitation":"(2025)","previouslyFormattedCitation":"(2025)"},"properties":{"noteIndex":0},"schema":"https://github.com/citation-style-language/schema/raw/master/csl-citation.json"}</w:instrText>
             </w:r>
             <w:r>
               <w:fldChar w:fldCharType="separate"/>
             </w:r>
             <w:r>
-              <w:t xml:space="preserve">Lokossou et al. (2025)</w:t>
+              <w:t xml:space="preserve">(2025)</w:t>
             </w:r>
             <w:r>
               <w:fldChar w:fldCharType="end"/>
@@ -3963,16 +4149,22 @@
               <w:jc w:val="left"/>
             </w:pPr>
             <w:r>
+              <w:t xml:space="preserve">Altrabulsi et al.</w:t>
+            </w:r>
+            <w:r>
+              <w:t xml:space="preserve"> </w:t>
+            </w:r>
+            <w:r>
               <w:fldChar w:fldCharType="begin"/>
             </w:r>
             <w:r>
-              <w:instrText xml:space="preserve">ADDIN CSL_CITATION {"citationItems":[{"id":"ITEM-1","itemData":{"URL":"https://arxiv.org/abs/2605.20801","author":[{"family":"Altrabulsi","given":"Mohamed Khair"},{"family":"Innan","given":"Nouhaila"},{"family":"Marchisio","given":"Alberto"},{"family":"Kashif","given":"Muhammad"},{"family":"Shafique","given":"Muhammad"}],"id":"ITEM-1","issued":{"date-parts":[[2026]]},"title":"Q-SpiRL: Quantum spiking reinforcement learning for adaptive robot navigation","title-short":"Q-SpiRL","type":""}}],"mendeley":{"formattedCitation":"Altrabulsi et al. (2026)","plainTextFormattedCitation":"Altrabulsi et al. (2026)","previouslyFormattedCitation":"Altrabulsi et al. (2026)"},"properties":{"noteIndex":0},"schema":"https://github.com/citation-style-language/schema/raw/master/csl-citation.json"}</w:instrText>
+              <w:instrText xml:space="preserve">ADDIN CSL_CITATION {"citationItems":[{"id":"ITEM-1","itemData":{"URL":"https://arxiv.org/abs/2605.20801","author":[{"family":"Altrabulsi","given":"Mohamed Khair"},{"family":"Innan","given":"Nouhaila"},{"family":"Marchisio","given":"Alberto"},{"family":"Kashif","given":"Muhammad"},{"family":"Shafique","given":"Muhammad"}],"id":"ITEM-1","issued":{"date-parts":[[2026]]},"title":"Q-SpiRL: Quantum spiking reinforcement learning for adaptive robot navigation","title-short":"Q-SpiRL","type":""},"suppress-author":true}],"mendeley":{"formattedCitation":"(2026)","plainTextFormattedCitation":"(2026)","previouslyFormattedCitation":"(2026)"},"properties":{"noteIndex":0},"schema":"https://github.com/citation-style-language/schema/raw/master/csl-citation.json"}</w:instrText>
             </w:r>
             <w:r>
               <w:fldChar w:fldCharType="separate"/>
             </w:r>
             <w:r>
-              <w:t xml:space="preserve">Altrabulsi et al. (2026)</w:t>
+              <w:t xml:space="preserve">(2026)</w:t>
             </w:r>
             <w:r>
               <w:fldChar w:fldCharType="end"/>
@@ -4115,16 +4307,22 @@
               <w:jc w:val="left"/>
             </w:pPr>
             <w:r>
+              <w:t xml:space="preserve">Taghavi and Farnoosh</w:t>
+            </w:r>
+            <w:r>
+              <w:t xml:space="preserve"> </w:t>
+            </w:r>
+            <w:r>
               <w:fldChar w:fldCharType="begin"/>
             </w:r>
             <w:r>
-              <w:instrText xml:space="preserve">ADDIN CSL_CITATION {"citationItems":[{"id":"ITEM-1","itemData":{"DOI":"10.1007/s42044-025-00306-z","author":[{"family":"Taghavi","given":"Mazyar"},{"family":"Farnoosh","given":"Rahman"}],"container-title":"Iran Journal of Computer Science","id":"ITEM-1","issue":"4","issued":{"date-parts":[[2025]]},"page":"2139-2155","publisher":"Springer","title":"Quantum computing and neuromorphic computing for safe, reliable, and explainable multi-agent reinforcement learning: Optimal control in autonomous robotics","title-short":"Quantum computing and neuromorphic computing for safe, reliable, and explainable multi-agent reinforcement learning","type":"article-journal","volume":"8"}}],"mendeley":{"formattedCitation":"Taghavi and Farnoosh (2025)","plainTextFormattedCitation":"Taghavi and Farnoosh (2025)","previouslyFormattedCitation":"Taghavi and Farnoosh (2025)"},"properties":{"noteIndex":0},"schema":"https://github.com/citation-style-language/schema/raw/master/csl-citation.json"}</w:instrText>
+              <w:instrText xml:space="preserve">ADDIN CSL_CITATION {"citationItems":[{"id":"ITEM-1","itemData":{"DOI":"10.1007/s42044-025-00306-z","author":[{"family":"Taghavi","given":"Mazyar"},{"family":"Farnoosh","given":"Rahman"}],"container-title":"Iran Journal of Computer Science","id":"ITEM-1","issue":"4","issued":{"date-parts":[[2025]]},"page":"2139-2155","publisher":"Springer","title":"Quantum computing and neuromorphic computing for safe, reliable, and explainable multi-agent reinforcement learning: Optimal control in autonomous robotics","title-short":"Quantum computing and neuromorphic computing for safe, reliable, and explainable multi-agent reinforcement learning","type":"article-journal","volume":"8"},"suppress-author":true}],"mendeley":{"formattedCitation":"(2025)","plainTextFormattedCitation":"(2025)","previouslyFormattedCitation":"(2025)"},"properties":{"noteIndex":0},"schema":"https://github.com/citation-style-language/schema/raw/master/csl-citation.json"}</w:instrText>
             </w:r>
             <w:r>
               <w:fldChar w:fldCharType="separate"/>
             </w:r>
             <w:r>
-              <w:t xml:space="preserve">Taghavi and Farnoosh (2025)</w:t>
+              <w:t xml:space="preserve">(2025)</w:t>
             </w:r>
             <w:r>
               <w:fldChar w:fldCharType="end"/>
@@ -4217,16 +4415,22 @@
               <w:jc w:val="left"/>
             </w:pPr>
             <w:r>
+              <w:t xml:space="preserve">C. Park et al.</w:t>
+            </w:r>
+            <w:r>
+              <w:t xml:space="preserve"> </w:t>
+            </w:r>
+            <w:r>
               <w:fldChar w:fldCharType="begin"/>
             </w:r>
             <w:r>
-              <w:instrText xml:space="preserve">ADDIN CSL_CITATION {"citationItems":[{"id":"ITEM-1","itemData":{"author":[{"family":"Park","given":"Chanyoung"},{"family":"Yun","given":"Won Joon"},{"family":"Kim","given":"Jae Pyoung"},{"family":"Rodrigues","given":"Tiago Koketsu"},{"family":"Park","given":"Soohyun"},{"family":"Jung","given":"Soyi"},{"family":"Kim","given":"Joongheon"}],"container-title":"IEEE Internet of Things Journal","id":"ITEM-1","issue":"22","issued":{"date-parts":[[2023]]},"page":"20033-20048","title":"Quantum multi-agent actor-critic networks for cooperative mobile access in multi-UAV systems","type":"article-journal","volume":"10"}}],"mendeley":{"formattedCitation":"C. Park et al. (2023)","plainTextFormattedCitation":"C. Park et al. (2023)","previouslyFormattedCitation":"C. Park et al. (2023)"},"properties":{"noteIndex":0},"schema":"https://github.com/citation-style-language/schema/raw/master/csl-citation.json"}</w:instrText>
+              <w:instrText xml:space="preserve">ADDIN CSL_CITATION {"citationItems":[{"id":"ITEM-1","itemData":{"author":[{"family":"Park","given":"Chanyoung"},{"family":"Yun","given":"Won Joon"},{"family":"Kim","given":"Jae Pyoung"},{"family":"Rodrigues","given":"Tiago Koketsu"},{"family":"Park","given":"Soohyun"},{"family":"Jung","given":"Soyi"},{"family":"Kim","given":"Joongheon"}],"container-title":"IEEE Internet of Things Journal","id":"ITEM-1","issue":"22","issued":{"date-parts":[[2023]]},"page":"20033-20048","title":"Quantum multi-agent actor-critic networks for cooperative mobile access in multi-UAV systems","type":"article-journal","volume":"10"},"suppress-author":true}],"mendeley":{"formattedCitation":"(2023)","plainTextFormattedCitation":"(2023)","previouslyFormattedCitation":"(2023)"},"properties":{"noteIndex":0},"schema":"https://github.com/citation-style-language/schema/raw/master/csl-citation.json"}</w:instrText>
             </w:r>
             <w:r>
               <w:fldChar w:fldCharType="separate"/>
             </w:r>
             <w:r>
-              <w:t xml:space="preserve">C. Park et al. (2023)</w:t>
+              <w:t xml:space="preserve">(2023)</w:t>
             </w:r>
             <w:r>
               <w:fldChar w:fldCharType="end"/>
@@ -4319,16 +4523,22 @@
               <w:jc w:val="left"/>
             </w:pPr>
             <w:r>
+              <w:t xml:space="preserve">S. Park et al.</w:t>
+            </w:r>
+            <w:r>
+              <w:t xml:space="preserve"> </w:t>
+            </w:r>
+            <w:r>
               <w:fldChar w:fldCharType="begin"/>
             </w:r>
             <w:r>
-              <w:instrText xml:space="preserve">ADDIN CSL_CITATION {"citationItems":[{"id":"ITEM-1","itemData":{"author":[{"family":"Park","given":"Soohyun"},{"family":"Kim","given":"Jae Pyoung"},{"family":"Park","given":"Chanyoung"},{"family":"Jung","given":"Soyi"},{"family":"Kim","given":"Joongheon"}],"container-title":"IEEE Communications Magazine","id":"ITEM-1","issue":"6","issued":{"date-parts":[[2024]]},"page":"106-112","title":"Quantum multi-agent reinforcement learning for autonomous mobility cooperation","type":"article-journal","volume":"62"}}],"mendeley":{"formattedCitation":"S. Park et al. (2024)","plainTextFormattedCitation":"S. Park et al. (2024)","previouslyFormattedCitation":"S. Park et al. (2024)"},"properties":{"noteIndex":0},"schema":"https://github.com/citation-style-language/schema/raw/master/csl-citation.json"}</w:instrText>
+              <w:instrText xml:space="preserve">ADDIN CSL_CITATION {"citationItems":[{"id":"ITEM-1","itemData":{"author":[{"family":"Park","given":"Soohyun"},{"family":"Kim","given":"Jae Pyoung"},{"family":"Park","given":"Chanyoung"},{"family":"Jung","given":"Soyi"},{"family":"Kim","given":"Joongheon"}],"container-title":"IEEE Communications Magazine","id":"ITEM-1","issue":"6","issued":{"date-parts":[[2024]]},"page":"106-112","title":"Quantum multi-agent reinforcement learning for autonomous mobility cooperation","type":"article-journal","volume":"62"},"suppress-author":true}],"mendeley":{"formattedCitation":"(2024)","plainTextFormattedCitation":"(2024)","previouslyFormattedCitation":"(2024)"},"properties":{"noteIndex":0},"schema":"https://github.com/citation-style-language/schema/raw/master/csl-citation.json"}</w:instrText>
             </w:r>
             <w:r>
               <w:fldChar w:fldCharType="separate"/>
             </w:r>
             <w:r>
-              <w:t xml:space="preserve">S. Park et al. (2024)</w:t>
+              <w:t xml:space="preserve">(2024)</w:t>
             </w:r>
             <w:r>
               <w:fldChar w:fldCharType="end"/>
@@ -4421,16 +4631,22 @@
               <w:jc w:val="left"/>
             </w:pPr>
             <w:r>
+              <w:t xml:space="preserve">Sun et al.</w:t>
+            </w:r>
+            <w:r>
+              <w:t xml:space="preserve"> </w:t>
+            </w:r>
+            <w:r>
               <w:fldChar w:fldCharType="begin"/>
             </w:r>
             <w:r>
-              <w:instrText xml:space="preserve">ADDIN CSL_CITATION {"citationItems":[{"id":"ITEM-1","itemData":{"URL":"https://arxiv.org/abs/2508.01690","author":[{"family":"Sun","given":"Yize"},{"family":"Hagog","given":"Mohamad"},{"family":"Weber","given":"Marc"},{"family":"Hein","given":"Daniel"},{"family":"Udluft","given":"Steffen"},{"family":"Tresp","given":"Volker"},{"family":"Ma","given":"Yunpu"}],"id":"ITEM-1","issued":{"date-parts":[[2025]]},"note":"QML@QCE 2025 workshop","title":"First experience with real-time control using simulated VQC-based quantum policies","type":""}}],"mendeley":{"formattedCitation":"Sun et al. (2025)","plainTextFormattedCitation":"Sun et al. (2025)","previouslyFormattedCitation":"Sun et al. (2025)"},"properties":{"noteIndex":0},"schema":"https://github.com/citation-style-language/schema/raw/master/csl-citation.json"}</w:instrText>
+              <w:instrText xml:space="preserve">ADDIN CSL_CITATION {"citationItems":[{"id":"ITEM-1","itemData":{"URL":"https://arxiv.org/abs/2508.01690","author":[{"family":"Sun","given":"Yize"},{"family":"Hagog","given":"Mohamad"},{"family":"Weber","given":"Marc"},{"family":"Hein","given":"Daniel"},{"family":"Udluft","given":"Steffen"},{"family":"Tresp","given":"Volker"},{"family":"Ma","given":"Yunpu"}],"id":"ITEM-1","issued":{"date-parts":[[2025]]},"note":"QML@QCE 2025 workshop","title":"First experience with real-time control using simulated VQC-based quantum policies","type":""},"suppress-author":true}],"mendeley":{"formattedCitation":"(2025)","plainTextFormattedCitation":"(2025)","previouslyFormattedCitation":"(2025)"},"properties":{"noteIndex":0},"schema":"https://github.com/citation-style-language/schema/raw/master/csl-citation.json"}</w:instrText>
             </w:r>
             <w:r>
               <w:fldChar w:fldCharType="separate"/>
             </w:r>
             <w:r>
-              <w:t xml:space="preserve">Sun et al. (2025)</w:t>
+              <w:t xml:space="preserve">(2025)</w:t>
             </w:r>
             <w:r>
               <w:fldChar w:fldCharType="end"/>
@@ -4540,16 +4756,22 @@
               <w:jc w:val="left"/>
             </w:pPr>
             <w:r>
+              <w:t xml:space="preserve">Ngo et al.</w:t>
+            </w:r>
+            <w:r>
+              <w:t xml:space="preserve"> </w:t>
+            </w:r>
+            <w:r>
               <w:fldChar w:fldCharType="begin"/>
             </w:r>
             <w:r>
-              <w:instrText xml:space="preserve">ADDIN CSL_CITATION {"citationItems":[{"id":"ITEM-1","itemData":{"URL":"https://arxiv.org/abs/2605.01716","author":[{"family":"Ngo","given":"Nguyen Truong Thu"},{"family":"Mehtola","given":"Väinö"},{"family":"Lenssen","given":"Jérome"},{"family":"Wang","given":"Peiyong"},{"family":"Cosco","given":"Francesco"},{"family":"Lu","given":"Tien-Fu"},{"family":"Quach","given":"James Q."}],"id":"ITEM-1","issued":{"date-parts":[[2026]]},"title":"Towards real-time control of a CartPole system on a quantum computer","type":""}}],"mendeley":{"formattedCitation":"Ngo et al. (2026)","plainTextFormattedCitation":"Ngo et al. (2026)","previouslyFormattedCitation":"Ngo et al. (2026)"},"properties":{"noteIndex":0},"schema":"https://github.com/citation-style-language/schema/raw/master/csl-citation.json"}</w:instrText>
+              <w:instrText xml:space="preserve">ADDIN CSL_CITATION {"citationItems":[{"id":"ITEM-1","itemData":{"URL":"https://arxiv.org/abs/2605.01716","author":[{"family":"Ngo","given":"Nguyen Truong Thu"},{"family":"Mehtola","given":"Väinö"},{"family":"Lenssen","given":"Jérome"},{"family":"Wang","given":"Peiyong"},{"family":"Cosco","given":"Francesco"},{"family":"Lu","given":"Tien-Fu"},{"family":"Quach","given":"James Q."}],"id":"ITEM-1","issued":{"date-parts":[[2026]]},"title":"Towards real-time control of a CartPole system on a quantum computer","type":""},"suppress-author":true}],"mendeley":{"formattedCitation":"(2026)","plainTextFormattedCitation":"(2026)","previouslyFormattedCitation":"(2026)"},"properties":{"noteIndex":0},"schema":"https://github.com/citation-style-language/schema/raw/master/csl-citation.json"}</w:instrText>
             </w:r>
             <w:r>
               <w:fldChar w:fldCharType="separate"/>
             </w:r>
             <w:r>
-              <w:t xml:space="preserve">Ngo et al. (2026)</w:t>
+              <w:t xml:space="preserve">(2026)</w:t>
             </w:r>
             <w:r>
               <w:fldChar w:fldCharType="end"/>
@@ -4659,16 +4881,22 @@
               <w:jc w:val="left"/>
             </w:pPr>
             <w:r>
+              <w:t xml:space="preserve">Chella et al.</w:t>
+            </w:r>
+            <w:r>
+              <w:t xml:space="preserve"> </w:t>
+            </w:r>
+            <w:r>
               <w:fldChar w:fldCharType="begin"/>
             </w:r>
             <w:r>
-              <w:instrText xml:space="preserve">ADDIN CSL_CITATION {"citationItems":[{"id":"ITEM-1","itemData":{"DOI":"10.3390/math10142475","author":[{"family":"Chella","given":"Antonio"},{"family":"Gaglio","given":"Salvatore"},{"family":"Pilato","given":"Giovanni"},{"family":"Vella","given":"Filippo"},{"family":"Zammuto","given":"Salvatore"}],"container-title":"Mathematics","id":"ITEM-1","issue":"14","issued":{"date-parts":[[2022]]},"page":"2475","publisher":"MDPI","title":"A quantum planner for robot motion","type":"article-journal","volume":"10"}}],"mendeley":{"formattedCitation":"Chella et al. (2022)","plainTextFormattedCitation":"Chella et al. (2022)","previouslyFormattedCitation":"Chella et al. (2022)"},"properties":{"noteIndex":0},"schema":"https://github.com/citation-style-language/schema/raw/master/csl-citation.json"}</w:instrText>
+              <w:instrText xml:space="preserve">ADDIN CSL_CITATION {"citationItems":[{"id":"ITEM-1","itemData":{"DOI":"10.3390/math10142475","author":[{"family":"Chella","given":"Antonio"},{"family":"Gaglio","given":"Salvatore"},{"family":"Pilato","given":"Giovanni"},{"family":"Vella","given":"Filippo"},{"family":"Zammuto","given":"Salvatore"}],"container-title":"Mathematics","id":"ITEM-1","issue":"14","issued":{"date-parts":[[2022]]},"page":"2475","publisher":"MDPI","title":"A quantum planner for robot motion","type":"article-journal","volume":"10"},"suppress-author":true}],"mendeley":{"formattedCitation":"(2022)","plainTextFormattedCitation":"(2022)","previouslyFormattedCitation":"(2022)"},"properties":{"noteIndex":0},"schema":"https://github.com/citation-style-language/schema/raw/master/csl-citation.json"}</w:instrText>
             </w:r>
             <w:r>
               <w:fldChar w:fldCharType="separate"/>
             </w:r>
             <w:r>
-              <w:t xml:space="preserve">Chella et al. (2022)</w:t>
+              <w:t xml:space="preserve">(2022)</w:t>
             </w:r>
             <w:r>
               <w:fldChar w:fldCharType="end"/>
@@ -4807,16 +5035,22 @@
               <w:jc w:val="left"/>
             </w:pPr>
             <w:r>
+              <w:t xml:space="preserve">Chella et al.</w:t>
+            </w:r>
+            <w:r>
+              <w:t xml:space="preserve"> </w:t>
+            </w:r>
+            <w:r>
               <w:fldChar w:fldCharType="begin"/>
             </w:r>
             <w:r>
-              <w:instrText xml:space="preserve">ADDIN CSL_CITATION {"citationItems":[{"id":"ITEM-1","itemData":{"DOI":"10.1016/j.robot.2023.104362","author":[{"family":"Chella","given":"Antonio"},{"family":"Gaglio","given":"Salvatore"},{"family":"Mannone","given":"Maria"},{"family":"Pilato","given":"Giovanni"},{"family":"Seidita","given":"Valeria"},{"family":"Vella","given":"Filippo"},{"family":"Zammuto","given":"Salvatore"}],"container-title":"Robotics and Autonomous Systems","id":"ITEM-1","issued":{"date-parts":[[2023]]},"page":"104362","publisher":"Elsevier","title":"Quantum planning for swarm robotics","type":"article-journal","volume":"161"}}],"mendeley":{"formattedCitation":"Chella et al. (2023)","plainTextFormattedCitation":"Chella et al. (2023)","previouslyFormattedCitation":"Chella et al. (2023)"},"properties":{"noteIndex":0},"schema":"https://github.com/citation-style-language/schema/raw/master/csl-citation.json"}</w:instrText>
+              <w:instrText xml:space="preserve">ADDIN CSL_CITATION {"citationItems":[{"id":"ITEM-1","itemData":{"DOI":"10.1016/j.robot.2023.104362","author":[{"family":"Chella","given":"Antonio"},{"family":"Gaglio","given":"Salvatore"},{"family":"Mannone","given":"Maria"},{"family":"Pilato","given":"Giovanni"},{"family":"Seidita","given":"Valeria"},{"family":"Vella","given":"Filippo"},{"family":"Zammuto","given":"Salvatore"}],"container-title":"Robotics and Autonomous Systems","id":"ITEM-1","issued":{"date-parts":[[2023]]},"page":"104362","publisher":"Elsevier","title":"Quantum planning for swarm robotics","type":"article-journal","volume":"161"},"suppress-author":true}],"mendeley":{"formattedCitation":"(2023)","plainTextFormattedCitation":"(2023)","previouslyFormattedCitation":"(2023)"},"properties":{"noteIndex":0},"schema":"https://github.com/citation-style-language/schema/raw/master/csl-citation.json"}</w:instrText>
             </w:r>
             <w:r>
               <w:fldChar w:fldCharType="separate"/>
             </w:r>
             <w:r>
-              <w:t xml:space="preserve">Chella et al. (2023)</w:t>
+              <w:t xml:space="preserve">(2023)</w:t>
             </w:r>
             <w:r>
               <w:fldChar w:fldCharType="end"/>
@@ -4909,16 +5143,22 @@
               <w:jc w:val="left"/>
             </w:pPr>
             <w:r>
+              <w:t xml:space="preserve">Lathrop, Boardman, and Martínez</w:t>
+            </w:r>
+            <w:r>
+              <w:t xml:space="preserve"> </w:t>
+            </w:r>
+            <w:r>
               <w:fldChar w:fldCharType="begin"/>
             </w:r>
             <w:r>
-              <w:instrText xml:space="preserve">ADDIN CSL_CITATION {"citationItems":[{"id":"ITEM-1","itemData":{"DOI":"10.1109/ACCESS.2023.3307316","author":[{"family":"Lathrop","given":"Paul"},{"family":"Boardman","given":"Beth"},{"family":"Martínez","given":"Sonia"}],"container-title":"IEEE Access","id":"ITEM-1","issued":{"date-parts":[[2023]]},"page":"89506-89519","title":"Quantum search approaches to sampling-based motion planning","type":"article-journal","volume":"11"}}],"mendeley":{"formattedCitation":"Lathrop, Boardman, and Martínez (2023)","plainTextFormattedCitation":"Lathrop, Boardman, and Martínez (2023)","previouslyFormattedCitation":"Lathrop, Boardman, and Martínez (2023)"},"properties":{"noteIndex":0},"schema":"https://github.com/citation-style-language/schema/raw/master/csl-citation.json"}</w:instrText>
+              <w:instrText xml:space="preserve">ADDIN CSL_CITATION {"citationItems":[{"id":"ITEM-1","itemData":{"DOI":"10.1109/ACCESS.2023.3307316","author":[{"family":"Lathrop","given":"Paul"},{"family":"Boardman","given":"Beth"},{"family":"Martínez","given":"Sonia"}],"container-title":"IEEE Access","id":"ITEM-1","issued":{"date-parts":[[2023]]},"page":"89506-89519","title":"Quantum search approaches to sampling-based motion planning","type":"article-journal","volume":"11"},"suppress-author":true}],"mendeley":{"formattedCitation":"(2023)","plainTextFormattedCitation":"(2023)","previouslyFormattedCitation":"(2023)"},"properties":{"noteIndex":0},"schema":"https://github.com/citation-style-language/schema/raw/master/csl-citation.json"}</w:instrText>
             </w:r>
             <w:r>
               <w:fldChar w:fldCharType="separate"/>
             </w:r>
             <w:r>
-              <w:t xml:space="preserve">Lathrop, Boardman, and Martínez (2023)</w:t>
+              <w:t xml:space="preserve">(2023)</w:t>
             </w:r>
             <w:r>
               <w:fldChar w:fldCharType="end"/>
@@ -5011,16 +5251,22 @@
               <w:jc w:val="left"/>
             </w:pPr>
             <w:r>
+              <w:t xml:space="preserve">Nigatu et al.</w:t>
+            </w:r>
+            <w:r>
+              <w:t xml:space="preserve"> </w:t>
+            </w:r>
+            <w:r>
               <w:fldChar w:fldCharType="begin"/>
             </w:r>
             <w:r>
-              <w:instrText xml:space="preserve">ADDIN CSL_CITATION {"citationItems":[{"id":"ITEM-1","itemData":{"author":[{"family":"Nigatu","given":"Hassen"},{"family":"Shi","given":"Gaokun"},{"family":"Li","given":"Jituo"},{"family":"Wang","given":"Jin"},{"family":"Lu","given":"Guodong"},{"family":"Li","given":"Howard"}],"container-title":"IEEE Robotics and Automation Letters","id":"ITEM-1","issued":{"date-parts":[[2025]]},"note":"Accepted October 2025; preprint arXiv:2509.07216","title":"Quantum machine learning and Grover’s algorithm for quantum optimization of robotic manipulators","type":"article-journal"}}],"mendeley":{"formattedCitation":"Nigatu et al. (2025)","plainTextFormattedCitation":"Nigatu et al. (2025)","previouslyFormattedCitation":"Nigatu et al. (2025)"},"properties":{"noteIndex":0},"schema":"https://github.com/citation-style-language/schema/raw/master/csl-citation.json"}</w:instrText>
+              <w:instrText xml:space="preserve">ADDIN CSL_CITATION {"citationItems":[{"id":"ITEM-1","itemData":{"author":[{"family":"Nigatu","given":"Hassen"},{"family":"Shi","given":"Gaokun"},{"family":"Li","given":"Jituo"},{"family":"Wang","given":"Jin"},{"family":"Lu","given":"Guodong"},{"family":"Li","given":"Howard"}],"container-title":"IEEE Robotics and Automation Letters","id":"ITEM-1","issued":{"date-parts":[[2025]]},"note":"Accepted October 2025; preprint arXiv:2509.07216","title":"Quantum machine learning and Grover’s algorithm for quantum optimization of robotic manipulators","type":"article-journal"},"suppress-author":true}],"mendeley":{"formattedCitation":"(2025)","plainTextFormattedCitation":"(2025)","previouslyFormattedCitation":"(2025)"},"properties":{"noteIndex":0},"schema":"https://github.com/citation-style-language/schema/raw/master/csl-citation.json"}</w:instrText>
             </w:r>
             <w:r>
               <w:fldChar w:fldCharType="separate"/>
             </w:r>
             <w:r>
-              <w:t xml:space="preserve">Nigatu et al. (2025)</w:t>
+              <w:t xml:space="preserve">(2025)</w:t>
             </w:r>
             <w:r>
               <w:fldChar w:fldCharType="end"/>
@@ -5127,16 +5373,22 @@
               <w:jc w:val="left"/>
             </w:pPr>
             <w:r>
+              <w:t xml:space="preserve">Sarkar et al.</w:t>
+            </w:r>
+            <w:r>
+              <w:t xml:space="preserve"> </w:t>
+            </w:r>
+            <w:r>
               <w:fldChar w:fldCharType="begin"/>
             </w:r>
             <w:r>
-              <w:instrText xml:space="preserve">ADDIN CSL_CITATION {"citationItems":[{"id":"ITEM-1","itemData":{"DOI":"10.1109/TCE.2024.3423416","author":[{"family":"Sarkar","given":"Mayukh"},{"family":"Pradhan","given":"Jitesh"},{"family":"Singh","given":"Anil Kumar"},{"family":"Nenavath","given":"Hathiram"}],"container-title":"IEEE Transactions on Consumer Electronics","id":"ITEM-1","issue":"3","issued":{"date-parts":[[2024]]},"page":"5597-5606","publisher":"IEEE","title":"A novel hybrid quantum architecture for path planning in quantum-enabled autonomous mobile robots","type":"article-journal","volume":"70"}}],"mendeley":{"formattedCitation":"Sarkar et al. (2024)","plainTextFormattedCitation":"Sarkar et al. (2024)","previouslyFormattedCitation":"Sarkar et al. (2024)"},"properties":{"noteIndex":0},"schema":"https://github.com/citation-style-language/schema/raw/master/csl-citation.json"}</w:instrText>
+              <w:instrText xml:space="preserve">ADDIN CSL_CITATION {"citationItems":[{"id":"ITEM-1","itemData":{"DOI":"10.1109/TCE.2024.3423416","author":[{"family":"Sarkar","given":"Mayukh"},{"family":"Pradhan","given":"Jitesh"},{"family":"Singh","given":"Anil Kumar"},{"family":"Nenavath","given":"Hathiram"}],"container-title":"IEEE Transactions on Consumer Electronics","id":"ITEM-1","issue":"3","issued":{"date-parts":[[2024]]},"page":"5597-5606","publisher":"IEEE","title":"A novel hybrid quantum architecture for path planning in quantum-enabled autonomous mobile robots","type":"article-journal","volume":"70"},"suppress-author":true}],"mendeley":{"formattedCitation":"(2024)","plainTextFormattedCitation":"(2024)","previouslyFormattedCitation":"(2024)"},"properties":{"noteIndex":0},"schema":"https://github.com/citation-style-language/schema/raw/master/csl-citation.json"}</w:instrText>
             </w:r>
             <w:r>
               <w:fldChar w:fldCharType="separate"/>
             </w:r>
             <w:r>
-              <w:t xml:space="preserve">Sarkar et al. (2024)</w:t>
+              <w:t xml:space="preserve">(2024)</w:t>
             </w:r>
             <w:r>
               <w:fldChar w:fldCharType="end"/>
@@ -5229,16 +5481,22 @@
               <w:jc w:val="left"/>
             </w:pPr>
             <w:r>
+              <w:t xml:space="preserve">Gerlach et al.</w:t>
+            </w:r>
+            <w:r>
+              <w:t xml:space="preserve"> </w:t>
+            </w:r>
+            <w:r>
               <w:fldChar w:fldCharType="begin"/>
             </w:r>
             <w:r>
-              <w:instrText xml:space="preserve">ADDIN CSL_CITATION {"citationItems":[{"id":"ITEM-1","itemData":{"URL":"https://proceedings.mlr.press/v267/gerlach25a.html","author":[{"family":"Gerlach","given":"Thore"},{"family":"Lee","given":"Loong Kuan"},{"family":"Barbaresco","given":"Frederic"},{"family":"Piatkowski","given":"Nico"}],"collection-title":"Proceedings of machine learning research","container-title":"Proceedings of the 42nd international conference on machine learning","editor":[{"family":"Singh","given":"Aarti"},{"family":"Fazel","given":"Maryam"},{"family":"Hsu","given":"Daniel"},{"family":"Lacoste-Julien","given":"Simon"},{"family":"Berkenkamp","given":"Felix"},{"family":"Maharaj","given":"Tegan"},{"family":"Wagstaff","given":"Kiri"},{"family":"Zhu","given":"Jerry"}],"id":"ITEM-1","issued":{"date-parts":[[2025]]},"page":"19161-19171","publisher":"PMLR","publisher-place":"Vancouver, Canada","title":"Hybrid quantum-classical multi-agent pathfinding","type":"paper-conference","volume":"267"}}],"mendeley":{"formattedCitation":"Gerlach et al. (2025)","plainTextFormattedCitation":"Gerlach et al. (2025)","previouslyFormattedCitation":"Gerlach et al. (2025)"},"properties":{"noteIndex":0},"schema":"https://github.com/citation-style-language/schema/raw/master/csl-citation.json"}</w:instrText>
+              <w:instrText xml:space="preserve">ADDIN CSL_CITATION {"citationItems":[{"id":"ITEM-1","itemData":{"URL":"https://proceedings.mlr.press/v267/gerlach25a.html","author":[{"family":"Gerlach","given":"Thore"},{"family":"Lee","given":"Loong Kuan"},{"family":"Barbaresco","given":"Frederic"},{"family":"Piatkowski","given":"Nico"}],"collection-title":"Proceedings of machine learning research","container-title":"Proceedings of the 42nd international conference on machine learning","editor":[{"family":"Singh","given":"Aarti"},{"family":"Fazel","given":"Maryam"},{"family":"Hsu","given":"Daniel"},{"family":"Lacoste-Julien","given":"Simon"},{"family":"Berkenkamp","given":"Felix"},{"family":"Maharaj","given":"Tegan"},{"family":"Wagstaff","given":"Kiri"},{"family":"Zhu","given":"Jerry"}],"id":"ITEM-1","issued":{"date-parts":[[2025]]},"page":"19161-19171","publisher":"PMLR","publisher-place":"Vancouver, Canada","title":"Hybrid quantum-classical multi-agent pathfinding","type":"paper-conference","volume":"267"},"suppress-author":true}],"mendeley":{"formattedCitation":"(2025)","plainTextFormattedCitation":"(2025)","previouslyFormattedCitation":"(2025)"},"properties":{"noteIndex":0},"schema":"https://github.com/citation-style-language/schema/raw/master/csl-citation.json"}</w:instrText>
             </w:r>
             <w:r>
               <w:fldChar w:fldCharType="separate"/>
             </w:r>
             <w:r>
-              <w:t xml:space="preserve">Gerlach et al. (2025)</w:t>
+              <w:t xml:space="preserve">(2025)</w:t>
             </w:r>
             <w:r>
               <w:fldChar w:fldCharType="end"/>
@@ -5331,16 +5589,22 @@
               <w:jc w:val="left"/>
             </w:pPr>
             <w:r>
+              <w:t xml:space="preserve">Innan et al.</w:t>
+            </w:r>
+            <w:r>
+              <w:t xml:space="preserve"> </w:t>
+            </w:r>
+            <w:r>
               <w:fldChar w:fldCharType="begin"/>
             </w:r>
             <w:r>
-              <w:instrText xml:space="preserve">ADDIN CSL_CITATION {"citationItems":[{"id":"ITEM-1","itemData":{"URL":"https://arxiv.org/abs/2508.21361","author":[{"family":"Innan","given":"Nouhaila"},{"family":"Kashif","given":"Muhammad"},{"family":"Marchisio","given":"Alberto"},{"family":"Gan","given":"Yung-Sze"},{"family":"Barbaresco","given":"Frederic"},{"family":"Shafique","given":"Muhammad"}],"id":"ITEM-1","issued":{"date-parts":[[2025]]},"title":"QUAV: Quantum-assisted path planning and optimization for UAV navigation with obstacle avoidance","title-short":"QUAV","type":""}}],"mendeley":{"formattedCitation":"Innan et al. (2025)","plainTextFormattedCitation":"Innan et al. (2025)","previouslyFormattedCitation":"Innan et al. (2025)"},"properties":{"noteIndex":0},"schema":"https://github.com/citation-style-language/schema/raw/master/csl-citation.json"}</w:instrText>
+              <w:instrText xml:space="preserve">ADDIN CSL_CITATION {"citationItems":[{"id":"ITEM-1","itemData":{"URL":"https://arxiv.org/abs/2508.21361","author":[{"family":"Innan","given":"Nouhaila"},{"family":"Kashif","given":"Muhammad"},{"family":"Marchisio","given":"Alberto"},{"family":"Gan","given":"Yung-Sze"},{"family":"Barbaresco","given":"Frederic"},{"family":"Shafique","given":"Muhammad"}],"id":"ITEM-1","issued":{"date-parts":[[2025]]},"title":"QUAV: Quantum-assisted path planning and optimization for UAV navigation with obstacle avoidance","title-short":"QUAV","type":""},"suppress-author":true}],"mendeley":{"formattedCitation":"(2025)","plainTextFormattedCitation":"(2025)","previouslyFormattedCitation":"(2025)"},"properties":{"noteIndex":0},"schema":"https://github.com/citation-style-language/schema/raw/master/csl-citation.json"}</w:instrText>
             </w:r>
             <w:r>
               <w:fldChar w:fldCharType="separate"/>
             </w:r>
             <w:r>
-              <w:t xml:space="preserve">Innan et al. (2025)</w:t>
+              <w:t xml:space="preserve">(2025)</w:t>
             </w:r>
             <w:r>
               <w:fldChar w:fldCharType="end"/>
@@ -5450,16 +5714,22 @@
               <w:jc w:val="left"/>
             </w:pPr>
             <w:r>
+              <w:t xml:space="preserve">Osaba, Miranda-Rodriguez, et al.</w:t>
+            </w:r>
+            <w:r>
+              <w:t xml:space="preserve"> </w:t>
+            </w:r>
+            <w:r>
               <w:fldChar w:fldCharType="begin"/>
             </w:r>
             <w:r>
-              <w:instrText xml:space="preserve">ADDIN CSL_CITATION {"citationItems":[{"id":"ITEM-1","itemData":{"DOI":"10.1109/CEC65147.2025.11042978","URL":"https://arxiv.org/abs/2501.18432","author":[{"family":"Osaba","given":"Eneko"},{"family":"Miranda-Rodriguez","given":"Pablo"},{"family":"Oikonomakis","given":"Andreas"},{"family":"Petrič","given":"Matic"},{"family":"Ruiz","given":"Alejandra"},{"family":"Bock","given":"Sebastian"},{"family":"Kourtis","given":"Michail-Alexandros"}],"container-title":"2025 IEEE congress on evolutionary computation (CEC)","id":"ITEM-1","issued":{"date-parts":[[2025]]},"publisher":"IEEE","publisher-place":"Piscataway, NJ, USA","title":"Solving drone routing problems with quantum computing: A hybrid approach combining quantum annealing and gate-based paradigms","title-short":"Solving drone routing problems with quantum computing","type":"paper-conference"}}],"mendeley":{"formattedCitation":"Osaba, Miranda-Rodriguez, et al. (2025)","plainTextFormattedCitation":"Osaba, Miranda-Rodriguez, et al. (2025)","previouslyFormattedCitation":"Osaba, Miranda-Rodriguez, et al. (2025)"},"properties":{"noteIndex":0},"schema":"https://github.com/citation-style-language/schema/raw/master/csl-citation.json"}</w:instrText>
+              <w:instrText xml:space="preserve">ADDIN CSL_CITATION {"citationItems":[{"id":"ITEM-1","itemData":{"DOI":"10.1109/CEC65147.2025.11042978","URL":"https://arxiv.org/abs/2501.18432","author":[{"family":"Osaba","given":"Eneko"},{"family":"Miranda-Rodriguez","given":"Pablo"},{"family":"Oikonomakis","given":"Andreas"},{"family":"Petrič","given":"Matic"},{"family":"Ruiz","given":"Alejandra"},{"family":"Bock","given":"Sebastian"},{"family":"Kourtis","given":"Michail-Alexandros"}],"container-title":"2025 IEEE congress on evolutionary computation (CEC)","id":"ITEM-1","issued":{"date-parts":[[2025]]},"publisher":"IEEE","publisher-place":"Piscataway, NJ, USA","title":"Solving drone routing problems with quantum computing: A hybrid approach combining quantum annealing and gate-based paradigms","title-short":"Solving drone routing problems with quantum computing","type":"paper-conference"},"suppress-author":true}],"mendeley":{"formattedCitation":"(2025)","plainTextFormattedCitation":"(2025)","previouslyFormattedCitation":"(2025)"},"properties":{"noteIndex":0},"schema":"https://github.com/citation-style-language/schema/raw/master/csl-citation.json"}</w:instrText>
             </w:r>
             <w:r>
               <w:fldChar w:fldCharType="separate"/>
             </w:r>
             <w:r>
-              <w:t xml:space="preserve">Osaba, Miranda-Rodriguez, et al. (2025)</w:t>
+              <w:t xml:space="preserve">(2025)</w:t>
             </w:r>
             <w:r>
               <w:fldChar w:fldCharType="end"/>
@@ -5552,16 +5822,22 @@
               <w:jc w:val="left"/>
             </w:pPr>
             <w:r>
+              <w:t xml:space="preserve">Bang et al.</w:t>
+            </w:r>
+            <w:r>
+              <w:t xml:space="preserve"> </w:t>
+            </w:r>
+            <w:r>
               <w:fldChar w:fldCharType="begin"/>
             </w:r>
             <w:r>
-              <w:instrText xml:space="preserve">ADDIN CSL_CITATION {"citationItems":[{"id":"ITEM-1","itemData":{"URL":"https://arxiv.org/abs/2606.14252","author":[{"family":"Bang","given":"Junyeop"},{"family":"Lee","given":"Byongho"},{"family":"An","given":"Dohyun"},{"family":"Kim","given":"Hwangnam"}],"id":"ITEM-1","issued":{"date-parts":[[2026]]},"title":"Optimality-preserving decomposition for scalable QAOA in natural-language-guided multi-drone assignment","type":""}}],"mendeley":{"formattedCitation":"Bang et al. (2026)","plainTextFormattedCitation":"Bang et al. (2026)","previouslyFormattedCitation":"Bang et al. (2026)"},"properties":{"noteIndex":0},"schema":"https://github.com/citation-style-language/schema/raw/master/csl-citation.json"}</w:instrText>
+              <w:instrText xml:space="preserve">ADDIN CSL_CITATION {"citationItems":[{"id":"ITEM-1","itemData":{"URL":"https://arxiv.org/abs/2606.14252","author":[{"family":"Bang","given":"Junyeop"},{"family":"Lee","given":"Byongho"},{"family":"An","given":"Dohyun"},{"family":"Kim","given":"Hwangnam"}],"id":"ITEM-1","issued":{"date-parts":[[2026]]},"title":"Optimality-preserving decomposition for scalable QAOA in natural-language-guided multi-drone assignment","type":""},"suppress-author":true}],"mendeley":{"formattedCitation":"(2026)","plainTextFormattedCitation":"(2026)","previouslyFormattedCitation":"(2026)"},"properties":{"noteIndex":0},"schema":"https://github.com/citation-style-language/schema/raw/master/csl-citation.json"}</w:instrText>
             </w:r>
             <w:r>
               <w:fldChar w:fldCharType="separate"/>
             </w:r>
             <w:r>
-              <w:t xml:space="preserve">Bang et al. (2026)</w:t>
+              <w:t xml:space="preserve">(2026)</w:t>
             </w:r>
             <w:r>
               <w:fldChar w:fldCharType="end"/>
@@ -5671,16 +5947,22 @@
               <w:jc w:val="left"/>
             </w:pPr>
             <w:r>
+              <w:t xml:space="preserve">Rao et al.</w:t>
+            </w:r>
+            <w:r>
+              <w:t xml:space="preserve"> </w:t>
+            </w:r>
+            <w:r>
               <w:fldChar w:fldCharType="begin"/>
             </w:r>
             <w:r>
-              <w:instrText xml:space="preserve">ADDIN CSL_CITATION {"citationItems":[{"id":"ITEM-1","itemData":{"URL":"https://arxiv.org/abs/2407.08767","author":[{"family":"Rao","given":"Poojith U."},{"family":"Speelman","given":"Florian"},{"family":"Sodhi","given":"Balwinder"},{"family":"Kinge","given":"Sachin"}],"id":"ITEM-1","issued":{"date-parts":[[2024]]},"title":"A quantum computing approach for multi-robot coverage path planning","type":""}}],"mendeley":{"formattedCitation":"Rao et al. (2024)","plainTextFormattedCitation":"Rao et al. (2024)","previouslyFormattedCitation":"Rao et al. (2024)"},"properties":{"noteIndex":0},"schema":"https://github.com/citation-style-language/schema/raw/master/csl-citation.json"}</w:instrText>
+              <w:instrText xml:space="preserve">ADDIN CSL_CITATION {"citationItems":[{"id":"ITEM-1","itemData":{"URL":"https://arxiv.org/abs/2407.08767","author":[{"family":"Rao","given":"Poojith U."},{"family":"Speelman","given":"Florian"},{"family":"Sodhi","given":"Balwinder"},{"family":"Kinge","given":"Sachin"}],"id":"ITEM-1","issued":{"date-parts":[[2024]]},"title":"A quantum computing approach for multi-robot coverage path planning","type":""},"suppress-author":true}],"mendeley":{"formattedCitation":"(2024)","plainTextFormattedCitation":"(2024)","previouslyFormattedCitation":"(2024)"},"properties":{"noteIndex":0},"schema":"https://github.com/citation-style-language/schema/raw/master/csl-citation.json"}</w:instrText>
             </w:r>
             <w:r>
               <w:fldChar w:fldCharType="separate"/>
             </w:r>
             <w:r>
-              <w:t xml:space="preserve">Rao et al. (2024)</w:t>
+              <w:t xml:space="preserve">(2024)</w:t>
             </w:r>
             <w:r>
               <w:fldChar w:fldCharType="end"/>
@@ -5790,16 +6072,22 @@
               <w:jc w:val="left"/>
             </w:pPr>
             <w:r>
+              <w:t xml:space="preserve">González Villasmil</w:t>
+            </w:r>
+            <w:r>
+              <w:t xml:space="preserve"> </w:t>
+            </w:r>
+            <w:r>
               <w:fldChar w:fldCharType="begin"/>
             </w:r>
             <w:r>
-              <w:instrText xml:space="preserve">ADDIN CSL_CITATION {"citationItems":[{"id":"ITEM-1","itemData":{"URL":"https://arxiv.org/abs/2602.14799","author":[{"family":"González Villasmil","given":"Javier"}],"id":"ITEM-1","issued":{"date-parts":[[2026]]},"title":"Scalable multi-robot path planning via quadratic unconstrained binary optimization","type":""}}],"mendeley":{"formattedCitation":"González Villasmil (2026)","plainTextFormattedCitation":"González Villasmil (2026)","previouslyFormattedCitation":"González Villasmil (2026)"},"properties":{"noteIndex":0},"schema":"https://github.com/citation-style-language/schema/raw/master/csl-citation.json"}</w:instrText>
+              <w:instrText xml:space="preserve">ADDIN CSL_CITATION {"citationItems":[{"id":"ITEM-1","itemData":{"URL":"https://arxiv.org/abs/2602.14799","author":[{"family":"González Villasmil","given":"Javier"}],"id":"ITEM-1","issued":{"date-parts":[[2026]]},"title":"Scalable multi-robot path planning via quadratic unconstrained binary optimization","type":""},"suppress-author":true}],"mendeley":{"formattedCitation":"(2026)","plainTextFormattedCitation":"(2026)","previouslyFormattedCitation":"(2026)"},"properties":{"noteIndex":0},"schema":"https://github.com/citation-style-language/schema/raw/master/csl-citation.json"}</w:instrText>
             </w:r>
             <w:r>
               <w:fldChar w:fldCharType="separate"/>
             </w:r>
             <w:r>
-              <w:t xml:space="preserve">González Villasmil (2026)</w:t>
+              <w:t xml:space="preserve">(2026)</w:t>
             </w:r>
             <w:r>
               <w:fldChar w:fldCharType="end"/>
@@ -5920,16 +6208,22 @@
               <w:jc w:val="left"/>
             </w:pPr>
             <w:r>
+              <w:t xml:space="preserve">Yu and Chen</w:t>
+            </w:r>
+            <w:r>
+              <w:t xml:space="preserve"> </w:t>
+            </w:r>
+            <w:r>
               <w:fldChar w:fldCharType="begin"/>
             </w:r>
             <w:r>
-              <w:instrText xml:space="preserve">ADDIN CSL_CITATION {"citationItems":[{"id":"ITEM-1","itemData":{"URL":"https://openaccess.thecvf.com/content/CVPR2026/html/Yu_HQC-NBV_A_Hybrid_Quantum-Classical_View_Planning_Approach_CVPR_2026_paper.html","author":[{"family":"Yu","given":"Xiaotong"},{"family":"Chen","given":"Chang Wen"}],"container-title":"Proceedings of the IEEE/CVF conference on computer vision and pattern recognition (CVPR)","id":"ITEM-1","issued":{"date-parts":[[2026,6]]},"page":"35091-35100","publisher":"IEEE","publisher-place":"Piscataway, NJ, USA","title":"HQC-NBV: A hybrid quantum-classical view planning approach","title-short":"HQC-NBV","type":"paper-conference"}}],"mendeley":{"formattedCitation":"Yu and Chen (2026)","plainTextFormattedCitation":"Yu and Chen (2026)","previouslyFormattedCitation":"Yu and Chen (2026)"},"properties":{"noteIndex":0},"schema":"https://github.com/citation-style-language/schema/raw/master/csl-citation.json"}</w:instrText>
+              <w:instrText xml:space="preserve">ADDIN CSL_CITATION {"citationItems":[{"id":"ITEM-1","itemData":{"URL":"https://openaccess.thecvf.com/content/CVPR2026/html/Yu_HQC-NBV_A_Hybrid_Quantum-Classical_View_Planning_Approach_CVPR_2026_paper.html","author":[{"family":"Yu","given":"Xiaotong"},{"family":"Chen","given":"Chang Wen"}],"container-title":"Proceedings of the IEEE/CVF conference on computer vision and pattern recognition (CVPR)","id":"ITEM-1","issued":{"date-parts":[[2026,6]]},"page":"35091-35100","publisher":"IEEE","publisher-place":"Piscataway, NJ, USA","title":"HQC-NBV: A hybrid quantum-classical view planning approach","title-short":"HQC-NBV","type":"paper-conference"},"suppress-author":true}],"mendeley":{"formattedCitation":"(2026)","plainTextFormattedCitation":"(2026)","previouslyFormattedCitation":"(2026)"},"properties":{"noteIndex":0},"schema":"https://github.com/citation-style-language/schema/raw/master/csl-citation.json"}</w:instrText>
             </w:r>
             <w:r>
               <w:fldChar w:fldCharType="separate"/>
             </w:r>
             <w:r>
-              <w:t xml:space="preserve">Yu and Chen (2026)</w:t>
+              <w:t xml:space="preserve">(2026)</w:t>
             </w:r>
             <w:r>
               <w:fldChar w:fldCharType="end"/>
@@ -6022,16 +6316,22 @@
               <w:jc w:val="left"/>
             </w:pPr>
             <w:r>
+              <w:t xml:space="preserve">Antero et al.</w:t>
+            </w:r>
+            <w:r>
+              <w:t xml:space="preserve"> </w:t>
+            </w:r>
+            <w:r>
               <w:fldChar w:fldCharType="begin"/>
             </w:r>
             <w:r>
-              <w:instrText xml:space="preserve">ADDIN CSL_CITATION {"citationItems":[{"id":"ITEM-1","itemData":{"DOI":"10.1016/j.robot.2025.105026","author":[{"family":"Antero","given":"Unai"},{"family":"Sierra","given":"Basilio"},{"family":"Oñativia","given":"Jon"},{"family":"Ruiz","given":"Alejandra"},{"family":"Osaba","given":"Eneko"}],"container-title":"Robotics and Autonomous Systems","id":"ITEM-1","issued":{"date-parts":[[2025]]},"page":"105026","publisher":"Elsevier","title":"Robot localization aided by quantum algorithms","type":"article-journal","volume":"192"}}],"mendeley":{"formattedCitation":"Antero et al. (2025)","plainTextFormattedCitation":"Antero et al. (2025)","previouslyFormattedCitation":"Antero et al. (2025)"},"properties":{"noteIndex":0},"schema":"https://github.com/citation-style-language/schema/raw/master/csl-citation.json"}</w:instrText>
+              <w:instrText xml:space="preserve">ADDIN CSL_CITATION {"citationItems":[{"id":"ITEM-1","itemData":{"DOI":"10.1016/j.robot.2025.105026","author":[{"family":"Antero","given":"Unai"},{"family":"Sierra","given":"Basilio"},{"family":"Oñativia","given":"Jon"},{"family":"Ruiz","given":"Alejandra"},{"family":"Osaba","given":"Eneko"}],"container-title":"Robotics and Autonomous Systems","id":"ITEM-1","issued":{"date-parts":[[2025]]},"page":"105026","publisher":"Elsevier","title":"Robot localization aided by quantum algorithms","type":"article-journal","volume":"192"},"suppress-author":true}],"mendeley":{"formattedCitation":"(2025)","plainTextFormattedCitation":"(2025)","previouslyFormattedCitation":"(2025)"},"properties":{"noteIndex":0},"schema":"https://github.com/citation-style-language/schema/raw/master/csl-citation.json"}</w:instrText>
             </w:r>
             <w:r>
               <w:fldChar w:fldCharType="separate"/>
             </w:r>
             <w:r>
-              <w:t xml:space="preserve">Antero et al. (2025)</w:t>
+              <w:t xml:space="preserve">(2025)</w:t>
             </w:r>
             <w:r>
               <w:fldChar w:fldCharType="end"/>
@@ -6170,16 +6470,22 @@
               <w:jc w:val="left"/>
             </w:pPr>
             <w:r>
+              <w:t xml:space="preserve">Cheiney et al.</w:t>
+            </w:r>
+            <w:r>
+              <w:t xml:space="preserve"> </w:t>
+            </w:r>
+            <w:r>
               <w:fldChar w:fldCharType="begin"/>
             </w:r>
             <w:r>
-              <w:instrText xml:space="preserve">ADDIN CSL_CITATION {"citationItems":[{"id":"ITEM-1","itemData":{"DOI":"10.1103/PhysRevApplied.10.034030","author":[{"family":"Cheiney","given":"Pierrick"},{"family":"Fouché","given":"Lauriane"},{"family":"Templier","given":"Simon"},{"family":"Napolitano","given":"Fabien"},{"family":"Battelier","given":"Baptiste"},{"family":"Bouyer","given":"Philippe"},{"family":"Barrett","given":"Brynle"}],"container-title":"Physical Review Applied","id":"ITEM-1","issue":"3","issued":{"date-parts":[[2018]]},"page":"034030","publisher":"American Physical Society","title":"Navigation-compatible hybrid quantum accelerometer using a Kalman filter","type":"article-journal","volume":"10"}}],"mendeley":{"formattedCitation":"Cheiney et al. (2018)","plainTextFormattedCitation":"Cheiney et al. (2018)","previouslyFormattedCitation":"Cheiney et al. (2018)"},"properties":{"noteIndex":0},"schema":"https://github.com/citation-style-language/schema/raw/master/csl-citation.json"}</w:instrText>
+              <w:instrText xml:space="preserve">ADDIN CSL_CITATION {"citationItems":[{"id":"ITEM-1","itemData":{"DOI":"10.1103/PhysRevApplied.10.034030","author":[{"family":"Cheiney","given":"Pierrick"},{"family":"Fouché","given":"Lauriane"},{"family":"Templier","given":"Simon"},{"family":"Napolitano","given":"Fabien"},{"family":"Battelier","given":"Baptiste"},{"family":"Bouyer","given":"Philippe"},{"family":"Barrett","given":"Brynle"}],"container-title":"Physical Review Applied","id":"ITEM-1","issue":"3","issued":{"date-parts":[[2018]]},"page":"034030","publisher":"American Physical Society","title":"Navigation-compatible hybrid quantum accelerometer using a Kalman filter","type":"article-journal","volume":"10"},"suppress-author":true}],"mendeley":{"formattedCitation":"(2018)","plainTextFormattedCitation":"(2018)","previouslyFormattedCitation":"(2018)"},"properties":{"noteIndex":0},"schema":"https://github.com/citation-style-language/schema/raw/master/csl-citation.json"}</w:instrText>
             </w:r>
             <w:r>
               <w:fldChar w:fldCharType="separate"/>
             </w:r>
             <w:r>
-              <w:t xml:space="preserve">Cheiney et al. (2018)</w:t>
+              <w:t xml:space="preserve">(2018)</w:t>
             </w:r>
             <w:r>
               <w:fldChar w:fldCharType="end"/>
@@ -6272,16 +6578,22 @@
               <w:jc w:val="left"/>
             </w:pPr>
             <w:r>
+              <w:t xml:space="preserve">Templier et al.</w:t>
+            </w:r>
+            <w:r>
+              <w:t xml:space="preserve"> </w:t>
+            </w:r>
+            <w:r>
               <w:fldChar w:fldCharType="begin"/>
             </w:r>
             <w:r>
-              <w:instrText xml:space="preserve">ADDIN CSL_CITATION {"citationItems":[{"id":"ITEM-1","itemData":{"DOI":"10.1126/sciadv.add3854","author":[{"family":"Templier","given":"Simon"},{"family":"Cheiney","given":"Pierrick"},{"dropping-particle":"d’Armagnac de","family":"Castanet","given":"Quentin"},{"family":"Gouraud","given":"Baptiste"},{"family":"Porte","given":"Henri"},{"family":"Napolitano","given":"Fabien"},{"family":"Bouyer","given":"Philippe"},{"family":"Battelier","given":"Baptiste"},{"family":"Barrett","given":"Brynle"}],"container-title":"Science Advances","id":"ITEM-1","issued":{"date-parts":[[2022]]},"page":"eadd3854","title":"Tracking the vector acceleration with a hybrid quantum accelerometer triad","type":"article-journal","volume":"8"}}],"mendeley":{"formattedCitation":"Templier et al. (2022)","plainTextFormattedCitation":"Templier et al. (2022)","previouslyFormattedCitation":"Templier et al. (2022)"},"properties":{"noteIndex":0},"schema":"https://github.com/citation-style-language/schema/raw/master/csl-citation.json"}</w:instrText>
+              <w:instrText xml:space="preserve">ADDIN CSL_CITATION {"citationItems":[{"id":"ITEM-1","itemData":{"DOI":"10.1126/sciadv.add3854","author":[{"family":"Templier","given":"Simon"},{"family":"Cheiney","given":"Pierrick"},{"dropping-particle":"d’Armagnac de","family":"Castanet","given":"Quentin"},{"family":"Gouraud","given":"Baptiste"},{"family":"Porte","given":"Henri"},{"family":"Napolitano","given":"Fabien"},{"family":"Bouyer","given":"Philippe"},{"family":"Battelier","given":"Baptiste"},{"family":"Barrett","given":"Brynle"}],"container-title":"Science Advances","id":"ITEM-1","issued":{"date-parts":[[2022]]},"page":"eadd3854","title":"Tracking the vector acceleration with a hybrid quantum accelerometer triad","type":"article-journal","volume":"8"},"suppress-author":true}],"mendeley":{"formattedCitation":"(2022)","plainTextFormattedCitation":"(2022)","previouslyFormattedCitation":"(2022)"},"properties":{"noteIndex":0},"schema":"https://github.com/citation-style-language/schema/raw/master/csl-citation.json"}</w:instrText>
             </w:r>
             <w:r>
               <w:fldChar w:fldCharType="separate"/>
             </w:r>
             <w:r>
-              <w:t xml:space="preserve">Templier et al. (2022)</w:t>
+              <w:t xml:space="preserve">(2022)</w:t>
             </w:r>
             <w:r>
               <w:fldChar w:fldCharType="end"/>
@@ -6396,16 +6708,22 @@
               <w:jc w:val="left"/>
             </w:pPr>
             <w:r>
+              <w:t xml:space="preserve">Xuezhi Wang et al.</w:t>
+            </w:r>
+            <w:r>
+              <w:t xml:space="preserve"> </w:t>
+            </w:r>
+            <w:r>
               <w:fldChar w:fldCharType="begin"/>
             </w:r>
             <w:r>
-              <w:instrText xml:space="preserve">ADDIN CSL_CITATION {"citationItems":[{"id":"ITEM-1","itemData":{"DOI":"10.48550/arXiv.2103.09378","URL":"https://arxiv.org/abs/2103.09378","author":[{"family":"Wang","given":"Xuezhi"},{"family":"Kealy","given":"Allison"},{"family":"Gilliam","given":"Christopher"},{"family":"Haine","given":"Simon"},{"family":"Close","given":"John"},{"family":"Moran","given":"Bill"},{"family":"Talbot","given":"Kyle"},{"family":"Williams","given":"Simon"},{"family":"Hardman","given":"Kyle"},{"family":"Freier","given":"Chris"},{"family":"Wigley","given":"Paul"},{"family":"White","given":"Angela"},{"family":"Szigeti","given":"Stuart"},{"family":"Legge","given":"Sam"}],"id":"ITEM-1","issued":{"date-parts":[[2021]]},"note":"Revised version published as “Improving measurement performance via fusion of classical and quantum accelerometers,” The Journal of Navigation 76(1):91–102, 2023, doi:10.1017/S0373463322000637","title":"Enhancing inertial navigation performance via fusion of classical and quantum accelerometers","type":""}}],"mendeley":{"formattedCitation":"Xuezhi Wang et al. (2021)","plainTextFormattedCitation":"Xuezhi Wang et al. (2021)","previouslyFormattedCitation":"Xuezhi Wang et al. (2021)"},"properties":{"noteIndex":0},"schema":"https://github.com/citation-style-language/schema/raw/master/csl-citation.json"}</w:instrText>
+              <w:instrText xml:space="preserve">ADDIN CSL_CITATION {"citationItems":[{"id":"ITEM-1","itemData":{"DOI":"10.48550/arXiv.2103.09378","URL":"https://arxiv.org/abs/2103.09378","author":[{"family":"Wang","given":"Xuezhi"},{"family":"Kealy","given":"Allison"},{"family":"Gilliam","given":"Christopher"},{"family":"Haine","given":"Simon"},{"family":"Close","given":"John"},{"family":"Moran","given":"Bill"},{"family":"Talbot","given":"Kyle"},{"family":"Williams","given":"Simon"},{"family":"Hardman","given":"Kyle"},{"family":"Freier","given":"Chris"},{"family":"Wigley","given":"Paul"},{"family":"White","given":"Angela"},{"family":"Szigeti","given":"Stuart"},{"family":"Legge","given":"Sam"}],"id":"ITEM-1","issued":{"date-parts":[[2021]]},"note":"Revised version published as “Improving measurement performance via fusion of classical and quantum accelerometers,” The Journal of Navigation 76(1):91–102, 2023, doi:10.1017/S0373463322000637","title":"Enhancing inertial navigation performance via fusion of classical and quantum accelerometers","type":""},"suppress-author":true}],"mendeley":{"formattedCitation":"(2021)","plainTextFormattedCitation":"(2021)","previouslyFormattedCitation":"(2021)"},"properties":{"noteIndex":0},"schema":"https://github.com/citation-style-language/schema/raw/master/csl-citation.json"}</w:instrText>
             </w:r>
             <w:r>
               <w:fldChar w:fldCharType="separate"/>
             </w:r>
             <w:r>
-              <w:t xml:space="preserve">Xuezhi Wang et al. (2021)</w:t>
+              <w:t xml:space="preserve">(2021)</w:t>
             </w:r>
             <w:r>
               <w:fldChar w:fldCharType="end"/>
@@ -6515,16 +6833,22 @@
               <w:jc w:val="left"/>
             </w:pPr>
             <w:r>
+              <w:t xml:space="preserve">Xuezhi Wang et al.</w:t>
+            </w:r>
+            <w:r>
+              <w:t xml:space="preserve"> </w:t>
+            </w:r>
+            <w:r>
               <w:fldChar w:fldCharType="begin"/>
             </w:r>
             <w:r>
-              <w:instrText xml:space="preserve">ADDIN CSL_CITATION {"citationItems":[{"id":"ITEM-1","itemData":{"DOI":"10.1007/1345_2023_218","author":[{"family":"Wang","given":"Xuezhi"},{"family":"Li","given":"Wenchao"},{"family":"Moran","given":"Bill"},{"family":"Gibson","given":"Brant C."},{"family":"Hall","given":"Liam T."},{"family":"Simpson","given":"David A."},{"family":"Kealy","given":"Allison N."},{"family":"Greentree","given":"Andrew D."}],"collection-title":"International association of geodesy symposia","container-title":"Gravity, positioning and reference frames","id":"ITEM-1","issued":{"date-parts":[[2023]]},"page":"87-92","publisher":"Springer","publisher-place":"Cham","title":"Quantum diamond magnetometry for navigation in GNSS denied environments","type":"chapter","volume":"156"}}],"mendeley":{"formattedCitation":"Xuezhi Wang et al. (2023)","plainTextFormattedCitation":"Xuezhi Wang et al. (2023)","previouslyFormattedCitation":"Xuezhi Wang et al. (2023)"},"properties":{"noteIndex":0},"schema":"https://github.com/citation-style-language/schema/raw/master/csl-citation.json"}</w:instrText>
+              <w:instrText xml:space="preserve">ADDIN CSL_CITATION {"citationItems":[{"id":"ITEM-1","itemData":{"DOI":"10.1007/1345_2023_218","author":[{"family":"Wang","given":"Xuezhi"},{"family":"Li","given":"Wenchao"},{"family":"Moran","given":"Bill"},{"family":"Gibson","given":"Brant C."},{"family":"Hall","given":"Liam T."},{"family":"Simpson","given":"David A."},{"family":"Kealy","given":"Allison N."},{"family":"Greentree","given":"Andrew D."}],"collection-title":"International association of geodesy symposia","container-title":"Gravity, positioning and reference frames","id":"ITEM-1","issued":{"date-parts":[[2023]]},"page":"87-92","publisher":"Springer","publisher-place":"Cham","title":"Quantum diamond magnetometry for navigation in GNSS denied environments","type":"chapter","volume":"156"},"suppress-author":true}],"mendeley":{"formattedCitation":"(2023)","plainTextFormattedCitation":"(2023)","previouslyFormattedCitation":"(2023)"},"properties":{"noteIndex":0},"schema":"https://github.com/citation-style-language/schema/raw/master/csl-citation.json"}</w:instrText>
             </w:r>
             <w:r>
               <w:fldChar w:fldCharType="separate"/>
             </w:r>
             <w:r>
-              <w:t xml:space="preserve">Xuezhi Wang et al. (2023)</w:t>
+              <w:t xml:space="preserve">(2023)</w:t>
             </w:r>
             <w:r>
               <w:fldChar w:fldCharType="end"/>
@@ -6617,16 +6941,22 @@
               <w:jc w:val="left"/>
             </w:pPr>
             <w:r>
+              <w:t xml:space="preserve">Muradoglu et al.</w:t>
+            </w:r>
+            <w:r>
+              <w:t xml:space="preserve"> </w:t>
+            </w:r>
+            <w:r>
               <w:fldChar w:fldCharType="begin"/>
             </w:r>
             <w:r>
-              <w:instrText xml:space="preserve">ADDIN CSL_CITATION {"citationItems":[{"id":"ITEM-1","itemData":{"DOI":"10.48550/arXiv.2504.08167","URL":"https://arxiv.org/abs/2504.08167","author":[{"family":"Muradoglu","given":"Murat"},{"family":"Johnsson","given":"Mattias T."},{"family":"Wilson","given":"Nathanial M."},{"family":"Cohen","given":"Yuval"},{"family":"Shin","given":"Dongki"},{"family":"Navickas","given":"Tomas"},{"family":"Pyragius","given":"Tadas"},{"family":"Thomas","given":"Divya"},{"family":"Thompson","given":"Daniel"},{"family":"Moore","given":"Steven I."},{"family":"Rahman","given":"Md Tanvir"},{"family":"Walker","given":"Adrian"},{"family":"Dutta","given":"Indranil"},{"family":"Bijjahalli","given":"Suraj"},{"family":"Berlocher","given":"Jacob"},{"family":"Hush","given":"Michael R."},{"family":"Anderson","given":"Russell P."},{"family":"Szigeti","given":"Stuart S."},{"family":"Biercuk","given":"Michael J."}],"id":"ITEM-1","issued":{"date-parts":[[2025]]},"title":"Quantum-assured magnetic navigation achieves positioning accuracy better than a strategic-grade INS in airborne and ground-based field trials","type":""}}],"mendeley":{"formattedCitation":"Muradoglu et al. (2025)","plainTextFormattedCitation":"Muradoglu et al. (2025)","previouslyFormattedCitation":"Muradoglu et al. (2025)"},"properties":{"noteIndex":0},"schema":"https://github.com/citation-style-language/schema/raw/master/csl-citation.json"}</w:instrText>
+              <w:instrText xml:space="preserve">ADDIN CSL_CITATION {"citationItems":[{"id":"ITEM-1","itemData":{"DOI":"10.48550/arXiv.2504.08167","URL":"https://arxiv.org/abs/2504.08167","author":[{"family":"Muradoglu","given":"Murat"},{"family":"Johnsson","given":"Mattias T."},{"family":"Wilson","given":"Nathanial M."},{"family":"Cohen","given":"Yuval"},{"family":"Shin","given":"Dongki"},{"family":"Navickas","given":"Tomas"},{"family":"Pyragius","given":"Tadas"},{"family":"Thomas","given":"Divya"},{"family":"Thompson","given":"Daniel"},{"family":"Moore","given":"Steven I."},{"family":"Rahman","given":"Md Tanvir"},{"family":"Walker","given":"Adrian"},{"family":"Dutta","given":"Indranil"},{"family":"Bijjahalli","given":"Suraj"},{"family":"Berlocher","given":"Jacob"},{"family":"Hush","given":"Michael R."},{"family":"Anderson","given":"Russell P."},{"family":"Szigeti","given":"Stuart S."},{"family":"Biercuk","given":"Michael J."}],"id":"ITEM-1","issued":{"date-parts":[[2025]]},"title":"Quantum-assured magnetic navigation achieves positioning accuracy better than a strategic-grade INS in airborne and ground-based field trials","type":""},"suppress-author":true}],"mendeley":{"formattedCitation":"(2025)","plainTextFormattedCitation":"(2025)","previouslyFormattedCitation":"(2025)"},"properties":{"noteIndex":0},"schema":"https://github.com/citation-style-language/schema/raw/master/csl-citation.json"}</w:instrText>
             </w:r>
             <w:r>
               <w:fldChar w:fldCharType="separate"/>
             </w:r>
             <w:r>
-              <w:t xml:space="preserve">Muradoglu et al. (2025)</w:t>
+              <w:t xml:space="preserve">(2025)</w:t>
             </w:r>
             <w:r>
               <w:fldChar w:fldCharType="end"/>
@@ -6792,16 +7122,22 @@
               <w:jc w:val="left"/>
             </w:pPr>
             <w:r>
+              <w:t xml:space="preserve">Khoshnoud et al.</w:t>
+            </w:r>
+            <w:r>
+              <w:t xml:space="preserve"> </w:t>
+            </w:r>
+            <w:r>
               <w:fldChar w:fldCharType="begin"/>
             </w:r>
             <w:r>
-              <w:instrText xml:space="preserve">ADDIN CSL_CITATION {"citationItems":[{"id":"ITEM-1","itemData":{"DOI":"10.48550/arXiv.2008.12230","URL":"https://arxiv.org/abs/2008.12230","author":[{"family":"Khoshnoud","given":"Farbod"},{"family":"Quadrelli","given":"Marco B."},{"family":"Esat","given":"Ibrahim I."},{"family":"Robinson","given":"Dario"}],"id":"ITEM-1","issued":{"date-parts":[[2020]]},"title":"Quantum cooperative robotics and autonomy","type":""}}],"mendeley":{"formattedCitation":"Khoshnoud et al. (2020)","plainTextFormattedCitation":"Khoshnoud et al. (2020)","previouslyFormattedCitation":"Khoshnoud et al. (2020)"},"properties":{"noteIndex":0},"schema":"https://github.com/citation-style-language/schema/raw/master/csl-citation.json"}</w:instrText>
+              <w:instrText xml:space="preserve">ADDIN CSL_CITATION {"citationItems":[{"id":"ITEM-1","itemData":{"DOI":"10.48550/arXiv.2008.12230","URL":"https://arxiv.org/abs/2008.12230","author":[{"family":"Khoshnoud","given":"Farbod"},{"family":"Quadrelli","given":"Marco B."},{"family":"Esat","given":"Ibrahim I."},{"family":"Robinson","given":"Dario"}],"id":"ITEM-1","issued":{"date-parts":[[2020]]},"title":"Quantum cooperative robotics and autonomy","type":""},"suppress-author":true}],"mendeley":{"formattedCitation":"(2020)","plainTextFormattedCitation":"(2020)","previouslyFormattedCitation":"(2020)"},"properties":{"noteIndex":0},"schema":"https://github.com/citation-style-language/schema/raw/master/csl-citation.json"}</w:instrText>
             </w:r>
             <w:r>
               <w:fldChar w:fldCharType="separate"/>
             </w:r>
             <w:r>
-              <w:t xml:space="preserve">Khoshnoud et al. (2020)</w:t>
+              <w:t xml:space="preserve">(2020)</w:t>
             </w:r>
             <w:r>
               <w:fldChar w:fldCharType="end"/>
@@ -6911,16 +7247,22 @@
               <w:jc w:val="left"/>
             </w:pPr>
             <w:r>
+              <w:t xml:space="preserve">Tian et al.</w:t>
+            </w:r>
+            <w:r>
+              <w:t xml:space="preserve"> </w:t>
+            </w:r>
+            <w:r>
               <w:fldChar w:fldCharType="begin"/>
             </w:r>
             <w:r>
-              <w:instrText xml:space="preserve">ADDIN CSL_CITATION {"citationItems":[{"id":"ITEM-1","itemData":{"DOI":"10.1103/PhysRevLett.133.200801","author":[{"family":"Tian","given":"Xiao-Hui"},{"family":"Yang","given":"Ran"},{"family":"Liu","given":"Hua-Ying"},{"family":"Fan","given":"Pengfei"},{"family":"Zhang","given":"Ji-Ning"},{"family":"Gu","given":"Changsheng"},{"family":"Chen","given":"Mengwen"},{"family":"Hu","given":"Mingzhe"},{"family":"Lu","given":"Feng-Yu"},{"family":"Yin","given":"Zhen-Qiang"},{"family":"Yin","given":"Zhi-Jun"},{"family":"Yuan","given":"Mo"},{"family":"Wang","given":"Shuang"},{"family":"Chen","given":"Wei"},{"family":"Gong","given":"Yan-Xiao"},{"family":"Zhu","given":"Shi-Ning"},{"family":"Xie","given":"Zhenda"}],"container-title":"Physical Review Letters","id":"ITEM-1","issue":"20","issued":{"date-parts":[[2024]]},"page":"200801","publisher":"American Physical Society","title":"Experimental demonstration of drone-based quantum key distribution","type":"article-journal","volume":"133"}}],"mendeley":{"formattedCitation":"Tian et al. (2024)","plainTextFormattedCitation":"Tian et al. (2024)","previouslyFormattedCitation":"Tian et al. (2024)"},"properties":{"noteIndex":0},"schema":"https://github.com/citation-style-language/schema/raw/master/csl-citation.json"}</w:instrText>
+              <w:instrText xml:space="preserve">ADDIN CSL_CITATION {"citationItems":[{"id":"ITEM-1","itemData":{"DOI":"10.1103/PhysRevLett.133.200801","author":[{"family":"Tian","given":"Xiao-Hui"},{"family":"Yang","given":"Ran"},{"family":"Liu","given":"Hua-Ying"},{"family":"Fan","given":"Pengfei"},{"family":"Zhang","given":"Ji-Ning"},{"family":"Gu","given":"Changsheng"},{"family":"Chen","given":"Mengwen"},{"family":"Hu","given":"Mingzhe"},{"family":"Lu","given":"Feng-Yu"},{"family":"Yin","given":"Zhen-Qiang"},{"family":"Yin","given":"Zhi-Jun"},{"family":"Yuan","given":"Mo"},{"family":"Wang","given":"Shuang"},{"family":"Chen","given":"Wei"},{"family":"Gong","given":"Yan-Xiao"},{"family":"Zhu","given":"Shi-Ning"},{"family":"Xie","given":"Zhenda"}],"container-title":"Physical Review Letters","id":"ITEM-1","issue":"20","issued":{"date-parts":[[2024]]},"page":"200801","publisher":"American Physical Society","title":"Experimental demonstration of drone-based quantum key distribution","type":"article-journal","volume":"133"},"suppress-author":true}],"mendeley":{"formattedCitation":"(2024)","plainTextFormattedCitation":"(2024)","previouslyFormattedCitation":"(2024)"},"properties":{"noteIndex":0},"schema":"https://github.com/citation-style-language/schema/raw/master/csl-citation.json"}</w:instrText>
             </w:r>
             <w:r>
               <w:fldChar w:fldCharType="separate"/>
             </w:r>
             <w:r>
-              <w:t xml:space="preserve">Tian et al. (2024)</w:t>
+              <w:t xml:space="preserve">(2024)</w:t>
             </w:r>
             <w:r>
               <w:fldChar w:fldCharType="end"/>
@@ -7024,16 +7366,22 @@
               <w:jc w:val="left"/>
             </w:pPr>
             <w:r>
+              <w:t xml:space="preserve">Liu et al.</w:t>
+            </w:r>
+            <w:r>
+              <w:t xml:space="preserve"> </w:t>
+            </w:r>
+            <w:r>
               <w:fldChar w:fldCharType="begin"/>
             </w:r>
             <w:r>
-              <w:instrText xml:space="preserve">ADDIN CSL_CITATION {"citationItems":[{"id":"ITEM-1","itemData":{"DOI":"10.1103/PhysRevLett.126.020503","author":[{"family":"Liu","given":"Hua-Ying"},{"family":"Tian","given":"Xiao-Hui"},{"family":"Gu","given":"Changsheng"},{"family":"Fan","given":"Pengfei"},{"family":"Ni","given":"Xin"},{"family":"Yang","given":"Ran"},{"family":"Zhang","given":"Ji-Ning"},{"family":"Hu","given":"Mingzhe"},{"family":"Guo","given":"Jian"},{"family":"Cao","given":"Xun"},{"family":"Hu","given":"Xiaopeng"},{"family":"Zhao","given":"Gang"},{"family":"Lu","given":"Yan-Qing"},{"family":"Gong","given":"Yan-Xiao"},{"family":"Xie","given":"Zhenda"},{"family":"Zhu","given":"Shi-Ning"}],"container-title":"Physical Review Letters","id":"ITEM-1","issued":{"date-parts":[[2021]]},"page":"020503","title":"Optical-relayed entanglement distribution using drones as mobile nodes","type":"article-journal","volume":"126"}}],"mendeley":{"formattedCitation":"Liu et al. (2021)","plainTextFormattedCitation":"Liu et al. (2021)","previouslyFormattedCitation":"Liu et al. (2021)"},"properties":{"noteIndex":0},"schema":"https://github.com/citation-style-language/schema/raw/master/csl-citation.json"}</w:instrText>
+              <w:instrText xml:space="preserve">ADDIN CSL_CITATION {"citationItems":[{"id":"ITEM-1","itemData":{"DOI":"10.1103/PhysRevLett.126.020503","author":[{"family":"Liu","given":"Hua-Ying"},{"family":"Tian","given":"Xiao-Hui"},{"family":"Gu","given":"Changsheng"},{"family":"Fan","given":"Pengfei"},{"family":"Ni","given":"Xin"},{"family":"Yang","given":"Ran"},{"family":"Zhang","given":"Ji-Ning"},{"family":"Hu","given":"Mingzhe"},{"family":"Guo","given":"Jian"},{"family":"Cao","given":"Xun"},{"family":"Hu","given":"Xiaopeng"},{"family":"Zhao","given":"Gang"},{"family":"Lu","given":"Yan-Qing"},{"family":"Gong","given":"Yan-Xiao"},{"family":"Xie","given":"Zhenda"},{"family":"Zhu","given":"Shi-Ning"}],"container-title":"Physical Review Letters","id":"ITEM-1","issued":{"date-parts":[[2021]]},"page":"020503","title":"Optical-relayed entanglement distribution using drones as mobile nodes","type":"article-journal","volume":"126"},"suppress-author":true}],"mendeley":{"formattedCitation":"(2021)","plainTextFormattedCitation":"(2021)","previouslyFormattedCitation":"(2021)"},"properties":{"noteIndex":0},"schema":"https://github.com/citation-style-language/schema/raw/master/csl-citation.json"}</w:instrText>
             </w:r>
             <w:r>
               <w:fldChar w:fldCharType="separate"/>
             </w:r>
             <w:r>
-              <w:t xml:space="preserve">Liu et al. (2021)</w:t>
+              <w:t xml:space="preserve">(2021)</w:t>
             </w:r>
             <w:r>
               <w:fldChar w:fldCharType="end"/>
@@ -7155,16 +7503,22 @@
               <w:jc w:val="left"/>
             </w:pPr>
             <w:r>
+              <w:t xml:space="preserve">Conrad et al.</w:t>
+            </w:r>
+            <w:r>
+              <w:t xml:space="preserve"> </w:t>
+            </w:r>
+            <w:r>
               <w:fldChar w:fldCharType="begin"/>
             </w:r>
             <w:r>
-              <w:instrText xml:space="preserve">ADDIN CSL_CITATION {"citationItems":[{"id":"ITEM-1","itemData":{"DOI":"10.48550/arXiv.2505.17587","URL":"https://arxiv.org/abs/2505.17587","author":[{"family":"Conrad","given":"Andrew"},{"family":"Cochran","given":"Roderick"},{"family":"Sanchez-Rosales","given":"Daniel"},{"family":"Isaac","given":"Samantha"},{"family":"Javid","given":"Timur"},{"family":"Rezaei","given":"Tahereh"},{"family":"Schroeder","given":"A. J."},{"family":"Golba","given":"Grzegorz"},{"family":"Gutha","given":"Akash"},{"family":"Wilens","given":"Brian"},{"family":"Herndon","given":"Kyle"},{"family":"Hill","given":"Alex"},{"family":"Chapman","given":"Joseph"},{"family":"Call","given":"Ian"},{"family":"Szabo","given":"Joseph"},{"family":"Corrigan","given":"Aodhan"},{"family":"Kamin","given":"Lars"},{"family":"Lütkenhaus","given":"Norbert"},{"family":"Gauthier","given":"Daniel J."},{"family":"Kwiat","given":"Paul G."}],"id":"ITEM-1","issued":{"date-parts":[[2025]]},"title":"Drone- and vehicle-based quantum key distribution","type":""}}],"mendeley":{"formattedCitation":"Conrad et al. (2025)","plainTextFormattedCitation":"Conrad et al. (2025)","previouslyFormattedCitation":"Conrad et al. (2025)"},"properties":{"noteIndex":0},"schema":"https://github.com/citation-style-language/schema/raw/master/csl-citation.json"}</w:instrText>
+              <w:instrText xml:space="preserve">ADDIN CSL_CITATION {"citationItems":[{"id":"ITEM-1","itemData":{"DOI":"10.48550/arXiv.2505.17587","URL":"https://arxiv.org/abs/2505.17587","author":[{"family":"Conrad","given":"Andrew"},{"family":"Cochran","given":"Roderick"},{"family":"Sanchez-Rosales","given":"Daniel"},{"family":"Isaac","given":"Samantha"},{"family":"Javid","given":"Timur"},{"family":"Rezaei","given":"Tahereh"},{"family":"Schroeder","given":"A. J."},{"family":"Golba","given":"Grzegorz"},{"family":"Gutha","given":"Akash"},{"family":"Wilens","given":"Brian"},{"family":"Herndon","given":"Kyle"},{"family":"Hill","given":"Alex"},{"family":"Chapman","given":"Joseph"},{"family":"Call","given":"Ian"},{"family":"Szabo","given":"Joseph"},{"family":"Corrigan","given":"Aodhan"},{"family":"Kamin","given":"Lars"},{"family":"Lütkenhaus","given":"Norbert"},{"family":"Gauthier","given":"Daniel J."},{"family":"Kwiat","given":"Paul G."}],"id":"ITEM-1","issued":{"date-parts":[[2025]]},"title":"Drone- and vehicle-based quantum key distribution","type":""},"suppress-author":true}],"mendeley":{"formattedCitation":"(2025)","plainTextFormattedCitation":"(2025)","previouslyFormattedCitation":"(2025)"},"properties":{"noteIndex":0},"schema":"https://github.com/citation-style-language/schema/raw/master/csl-citation.json"}</w:instrText>
             </w:r>
             <w:r>
               <w:fldChar w:fldCharType="separate"/>
             </w:r>
             <w:r>
-              <w:t xml:space="preserve">Conrad et al. (2025)</w:t>
+              <w:t xml:space="preserve">(2025)</w:t>
             </w:r>
             <w:r>
               <w:fldChar w:fldCharType="end"/>
@@ -7274,16 +7628,22 @@
               <w:jc w:val="left"/>
             </w:pPr>
             <w:r>
+              <w:t xml:space="preserve">Widdows, Rani, and Pothos</w:t>
+            </w:r>
+            <w:r>
+              <w:t xml:space="preserve"> </w:t>
+            </w:r>
+            <w:r>
               <w:fldChar w:fldCharType="begin"/>
             </w:r>
             <w:r>
-              <w:instrText xml:space="preserve">ADDIN CSL_CITATION {"citationItems":[{"id":"ITEM-1","itemData":{"DOI":"10.3390/e25040548","author":[{"family":"Widdows","given":"Dominic"},{"family":"Rani","given":"Jyoti"},{"family":"Pothos","given":"Emmanuel M."}],"container-title":"Entropy","id":"ITEM-1","issue":"4","issued":{"date-parts":[[2023]]},"page":"548","publisher":"MDPI","title":"Quantum circuit components for cognitive decision-making","type":"article-journal","volume":"25"}}],"mendeley":{"formattedCitation":"Widdows, Rani, and Pothos (2023)","plainTextFormattedCitation":"Widdows, Rani, and Pothos (2023)","previouslyFormattedCitation":"Widdows, Rani, and Pothos (2023)"},"properties":{"noteIndex":0},"schema":"https://github.com/citation-style-language/schema/raw/master/csl-citation.json"}</w:instrText>
+              <w:instrText xml:space="preserve">ADDIN CSL_CITATION {"citationItems":[{"id":"ITEM-1","itemData":{"DOI":"10.3390/e25040548","author":[{"family":"Widdows","given":"Dominic"},{"family":"Rani","given":"Jyoti"},{"family":"Pothos","given":"Emmanuel M."}],"container-title":"Entropy","id":"ITEM-1","issue":"4","issued":{"date-parts":[[2023]]},"page":"548","publisher":"MDPI","title":"Quantum circuit components for cognitive decision-making","type":"article-journal","volume":"25"},"suppress-author":true}],"mendeley":{"formattedCitation":"(2023)","plainTextFormattedCitation":"(2023)","previouslyFormattedCitation":"(2023)"},"properties":{"noteIndex":0},"schema":"https://github.com/citation-style-language/schema/raw/master/csl-citation.json"}</w:instrText>
             </w:r>
             <w:r>
               <w:fldChar w:fldCharType="separate"/>
             </w:r>
             <w:r>
-              <w:t xml:space="preserve">Widdows, Rani, and Pothos (2023)</w:t>
+              <w:t xml:space="preserve">(2023)</w:t>
             </w:r>
             <w:r>
               <w:fldChar w:fldCharType="end"/>
@@ -7376,16 +7736,22 @@
               <w:jc w:val="left"/>
             </w:pPr>
             <w:r>
+              <w:t xml:space="preserve">Yan, Iliyasu, and Hirota</w:t>
+            </w:r>
+            <w:r>
+              <w:t xml:space="preserve"> </w:t>
+            </w:r>
+            <w:r>
               <w:fldChar w:fldCharType="begin"/>
             </w:r>
             <w:r>
-              <w:instrText xml:space="preserve">ADDIN CSL_CITATION {"citationItems":[{"id":"ITEM-1","itemData":{"DOI":"10.3390/electronics10020100","author":[{"family":"Yan","given":"Fei"},{"family":"Iliyasu","given":"Abdullah M."},{"family":"Hirota","given":"Kaoru"}],"container-title":"Electronics","id":"ITEM-1","issue":"2","issued":{"date-parts":[[2021]]},"page":"100","publisher":"MDPI","title":"Conceptual framework for quantum affective computing and its use in fusion of multi-robot emotions","type":"article-journal","volume":"10"}}],"mendeley":{"formattedCitation":"Yan, Iliyasu, and Hirota (2021)","plainTextFormattedCitation":"Yan, Iliyasu, and Hirota (2021)","previouslyFormattedCitation":"Yan, Iliyasu, and Hirota (2021)"},"properties":{"noteIndex":0},"schema":"https://github.com/citation-style-language/schema/raw/master/csl-citation.json"}</w:instrText>
+              <w:instrText xml:space="preserve">ADDIN CSL_CITATION {"citationItems":[{"id":"ITEM-1","itemData":{"DOI":"10.3390/electronics10020100","author":[{"family":"Yan","given":"Fei"},{"family":"Iliyasu","given":"Abdullah M."},{"family":"Hirota","given":"Kaoru"}],"container-title":"Electronics","id":"ITEM-1","issue":"2","issued":{"date-parts":[[2021]]},"page":"100","publisher":"MDPI","title":"Conceptual framework for quantum affective computing and its use in fusion of multi-robot emotions","type":"article-journal","volume":"10"},"suppress-author":true}],"mendeley":{"formattedCitation":"(2021)","plainTextFormattedCitation":"(2021)","previouslyFormattedCitation":"(2021)"},"properties":{"noteIndex":0},"schema":"https://github.com/citation-style-language/schema/raw/master/csl-citation.json"}</w:instrText>
             </w:r>
             <w:r>
               <w:fldChar w:fldCharType="separate"/>
             </w:r>
             <w:r>
-              <w:t xml:space="preserve">Yan, Iliyasu, and Hirota (2021)</w:t>
+              <w:t xml:space="preserve">(2021)</w:t>
             </w:r>
             <w:r>
               <w:fldChar w:fldCharType="end"/>
@@ -7478,16 +7844,22 @@
               <w:jc w:val="left"/>
             </w:pPr>
             <w:r>
+              <w:t xml:space="preserve">De Carolis et al.</w:t>
+            </w:r>
+            <w:r>
+              <w:t xml:space="preserve"> </w:t>
+            </w:r>
+            <w:r>
               <w:fldChar w:fldCharType="begin"/>
             </w:r>
             <w:r>
-              <w:instrText xml:space="preserve">ADDIN CSL_CITATION {"citationItems":[{"id":"ITEM-1","itemData":{"DOI":"10.1145/3708319.3735545","author":[{"family":"De Carolis","given":"Berardina Nadja"},{"family":"Loglisci","given":"Corrado"},{"family":"Miccoli","given":"Maria Grazia"},{"family":"Palestra","given":"Giuseppe"},{"family":"Violante","given":"Sergio"}],"container-title":"Adjunct proceedings of the 33rd ACM conference on user modeling, adaptation and personalization (UMAP adjunct ’25)","id":"ITEM-1","issued":{"date-parts":[[2025]]},"page":"151-155","publisher":"Association for Computing Machinery","publisher-place":"New York, NY, USA","title":"Quantum-enhanced social robotics: The QUADRI project","title-short":"Quantum-enhanced social robotics","type":"paper-conference"}}],"mendeley":{"formattedCitation":"De Carolis et al. (2025)","plainTextFormattedCitation":"De Carolis et al. (2025)","previouslyFormattedCitation":"De Carolis et al. (2025)"},"properties":{"noteIndex":0},"schema":"https://github.com/citation-style-language/schema/raw/master/csl-citation.json"}</w:instrText>
+              <w:instrText xml:space="preserve">ADDIN CSL_CITATION {"citationItems":[{"id":"ITEM-1","itemData":{"DOI":"10.1145/3708319.3735545","author":[{"family":"De Carolis","given":"Berardina Nadja"},{"family":"Loglisci","given":"Corrado"},{"family":"Miccoli","given":"Maria Grazia"},{"family":"Palestra","given":"Giuseppe"},{"family":"Violante","given":"Sergio"}],"container-title":"Adjunct proceedings of the 33rd ACM conference on user modeling, adaptation and personalization (UMAP adjunct ’25)","id":"ITEM-1","issued":{"date-parts":[[2025]]},"page":"151-155","publisher":"Association for Computing Machinery","publisher-place":"New York, NY, USA","title":"Quantum-enhanced social robotics: The QUADRI project","title-short":"Quantum-enhanced social robotics","type":"paper-conference"},"suppress-author":true}],"mendeley":{"formattedCitation":"(2025)","plainTextFormattedCitation":"(2025)","previouslyFormattedCitation":"(2025)"},"properties":{"noteIndex":0},"schema":"https://github.com/citation-style-language/schema/raw/master/csl-citation.json"}</w:instrText>
             </w:r>
             <w:r>
               <w:fldChar w:fldCharType="separate"/>
             </w:r>
             <w:r>
-              <w:t xml:space="preserve">De Carolis et al. (2025)</w:t>
+              <w:t xml:space="preserve">(2025)</w:t>
             </w:r>
             <w:r>
               <w:fldChar w:fldCharType="end"/>
@@ -7580,16 +7952,22 @@
               <w:jc w:val="left"/>
             </w:pPr>
             <w:r>
+              <w:t xml:space="preserve">Dağlarlı</w:t>
+            </w:r>
+            <w:r>
+              <w:t xml:space="preserve"> </w:t>
+            </w:r>
+            <w:r>
               <w:fldChar w:fldCharType="begin"/>
             </w:r>
             <w:r>
-              <w:instrText xml:space="preserve">ADDIN CSL_CITATION {"citationItems":[{"id":"ITEM-1","itemData":{"DOI":"10.32604/cmc.2025.065572","author":[{"family":"Dağlarlı","given":"Evren"}],"container-title":"Computers, Materials &amp; Continua","id":"ITEM-1","issue":"3","issued":{"date-parts":[[2025]]},"publisher":"Tech Science Press","title":"A generative neuro-cognitive architecture using quantum algorithms for the autonomous behavior of a smart agent in a simulation environment","type":"article-journal","volume":"84"}}],"mendeley":{"formattedCitation":"Dağlarlı (2025)","plainTextFormattedCitation":"Dağlarlı (2025)","previouslyFormattedCitation":"Dağlarlı (2025)"},"properties":{"noteIndex":0},"schema":"https://github.com/citation-style-language/schema/raw/master/csl-citation.json"}</w:instrText>
+              <w:instrText xml:space="preserve">ADDIN CSL_CITATION {"citationItems":[{"id":"ITEM-1","itemData":{"DOI":"10.32604/cmc.2025.065572","author":[{"family":"Dağlarlı","given":"Evren"}],"container-title":"Computers, Materials &amp; Continua","id":"ITEM-1","issue":"3","issued":{"date-parts":[[2025]]},"publisher":"Tech Science Press","title":"A generative neuro-cognitive architecture using quantum algorithms for the autonomous behavior of a smart agent in a simulation environment","type":"article-journal","volume":"84"},"suppress-author":true}],"mendeley":{"formattedCitation":"(2025)","plainTextFormattedCitation":"(2025)","previouslyFormattedCitation":"(2025)"},"properties":{"noteIndex":0},"schema":"https://github.com/citation-style-language/schema/raw/master/csl-citation.json"}</w:instrText>
             </w:r>
             <w:r>
               <w:fldChar w:fldCharType="separate"/>
             </w:r>
             <w:r>
-              <w:t xml:space="preserve">Dağlarlı (2025)</w:t>
+              <w:t xml:space="preserve">(2025)</w:t>
             </w:r>
             <w:r>
               <w:fldChar w:fldCharType="end"/>
@@ -7696,16 +8074,22 @@
               <w:jc w:val="left"/>
             </w:pPr>
             <w:r>
+              <w:t xml:space="preserve">Lawless, Moskowitz, and Doctor</w:t>
+            </w:r>
+            <w:r>
+              <w:t xml:space="preserve"> </w:t>
+            </w:r>
+            <w:r>
               <w:fldChar w:fldCharType="begin"/>
             </w:r>
             <w:r>
-              <w:instrText xml:space="preserve">ADDIN CSL_CITATION {"citationItems":[{"id":"ITEM-1","itemData":{"DOI":"10.3390/e25091323","author":[{"family":"Lawless","given":"William F."},{"family":"Moskowitz","given":"Ira S."},{"family":"Doctor","given":"Katarina Z."}],"container-title":"Entropy","id":"ITEM-1","issue":"9","issued":{"date-parts":[[2023]]},"page":"1323","publisher":"MDPI","title":"A quantum-like model of interdependence for embodied human–machine teams: Reviewing the path to autonomy facing complexity and uncertainty","title-short":"A quantum-like model of interdependence for embodied human–machine teams","type":"article-journal","volume":"25"}}],"mendeley":{"formattedCitation":"Lawless, Moskowitz, and Doctor (2023)","plainTextFormattedCitation":"Lawless, Moskowitz, and Doctor (2023)","previouslyFormattedCitation":"Lawless, Moskowitz, and Doctor (2023)"},"properties":{"noteIndex":0},"schema":"https://github.com/citation-style-language/schema/raw/master/csl-citation.json"}</w:instrText>
+              <w:instrText xml:space="preserve">ADDIN CSL_CITATION {"citationItems":[{"id":"ITEM-1","itemData":{"DOI":"10.3390/e25091323","author":[{"family":"Lawless","given":"William F."},{"family":"Moskowitz","given":"Ira S."},{"family":"Doctor","given":"Katarina Z."}],"container-title":"Entropy","id":"ITEM-1","issue":"9","issued":{"date-parts":[[2023]]},"page":"1323","publisher":"MDPI","title":"A quantum-like model of interdependence for embodied human–machine teams: Reviewing the path to autonomy facing complexity and uncertainty","title-short":"A quantum-like model of interdependence for embodied human–machine teams","type":"article-journal","volume":"25"},"suppress-author":true}],"mendeley":{"formattedCitation":"(2023)","plainTextFormattedCitation":"(2023)","previouslyFormattedCitation":"(2023)"},"properties":{"noteIndex":0},"schema":"https://github.com/citation-style-language/schema/raw/master/csl-citation.json"}</w:instrText>
             </w:r>
             <w:r>
               <w:fldChar w:fldCharType="separate"/>
             </w:r>
             <w:r>
-              <w:t xml:space="preserve">Lawless, Moskowitz, and Doctor (2023)</w:t>
+              <w:t xml:space="preserve">(2023)</w:t>
             </w:r>
             <w:r>
               <w:fldChar w:fldCharType="end"/>
@@ -7798,16 +8182,22 @@
               <w:jc w:val="left"/>
             </w:pPr>
             <w:r>
+              <w:t xml:space="preserve">Humr, Canan, and Demir</w:t>
+            </w:r>
+            <w:r>
+              <w:t xml:space="preserve"> </w:t>
+            </w:r>
+            <w:r>
               <w:fldChar w:fldCharType="begin"/>
             </w:r>
             <w:r>
-              <w:instrText xml:space="preserve">ADDIN CSL_CITATION {"citationItems":[{"id":"ITEM-1","itemData":{"DOI":"10.3390/e27020152","author":[{"family":"Humr","given":"Scott"},{"family":"Canan","given":"Mustafa"},{"family":"Demir","given":"Mustafa"}],"container-title":"Entropy","id":"ITEM-1","issue":"2","issued":{"date-parts":[[2025]]},"page":"152","publisher":"MDPI","title":"A quantum probability approach to improving human–AI decision making","type":"article-journal","volume":"27"}}],"mendeley":{"formattedCitation":"Humr, Canan, and Demir (2025)","plainTextFormattedCitation":"Humr, Canan, and Demir (2025)","previouslyFormattedCitation":"Humr, Canan, and Demir (2025)"},"properties":{"noteIndex":0},"schema":"https://github.com/citation-style-language/schema/raw/master/csl-citation.json"}</w:instrText>
+              <w:instrText xml:space="preserve">ADDIN CSL_CITATION {"citationItems":[{"id":"ITEM-1","itemData":{"DOI":"10.3390/e27020152","author":[{"family":"Humr","given":"Scott"},{"family":"Canan","given":"Mustafa"},{"family":"Demir","given":"Mustafa"}],"container-title":"Entropy","id":"ITEM-1","issue":"2","issued":{"date-parts":[[2025]]},"page":"152","publisher":"MDPI","title":"A quantum probability approach to improving human–AI decision making","type":"article-journal","volume":"27"},"suppress-author":true}],"mendeley":{"formattedCitation":"(2025)","plainTextFormattedCitation":"(2025)","previouslyFormattedCitation":"(2025)"},"properties":{"noteIndex":0},"schema":"https://github.com/citation-style-language/schema/raw/master/csl-citation.json"}</w:instrText>
             </w:r>
             <w:r>
               <w:fldChar w:fldCharType="separate"/>
             </w:r>
             <w:r>
-              <w:t xml:space="preserve">Humr, Canan, and Demir (2025)</w:t>
+              <w:t xml:space="preserve">(2025)</w:t>
             </w:r>
             <w:r>
               <w:fldChar w:fldCharType="end"/>
@@ -7900,16 +8290,22 @@
               <w:jc w:val="left"/>
             </w:pPr>
             <w:r>
+              <w:t xml:space="preserve">Essalmi, Garrido, and Nashashibi</w:t>
+            </w:r>
+            <w:r>
+              <w:t xml:space="preserve"> </w:t>
+            </w:r>
+            <w:r>
               <w:fldChar w:fldCharType="begin"/>
             </w:r>
             <w:r>
-              <w:instrText xml:space="preserve">ADDIN CSL_CITATION {"citationItems":[{"id":"ITEM-1","itemData":{"URL":"https://arxiv.org/abs/2602.03571","author":[{"family":"Essalmi","given":"Karim"},{"family":"Garrido","given":"Fernando"},{"family":"Nashashibi","given":"Fawzi"}],"id":"ITEM-1","issued":{"date-parts":[[2026]]},"title":"Multi-player, multi-strategy quantum game model for interaction-aware decision-making in automated driving","type":""}}],"mendeley":{"formattedCitation":"Essalmi, Garrido, and Nashashibi (2026)","plainTextFormattedCitation":"Essalmi, Garrido, and Nashashibi (2026)","previouslyFormattedCitation":"Essalmi, Garrido, and Nashashibi (2026)"},"properties":{"noteIndex":0},"schema":"https://github.com/citation-style-language/schema/raw/master/csl-citation.json"}</w:instrText>
+              <w:instrText xml:space="preserve">ADDIN CSL_CITATION {"citationItems":[{"id":"ITEM-1","itemData":{"URL":"https://arxiv.org/abs/2602.03571","author":[{"family":"Essalmi","given":"Karim"},{"family":"Garrido","given":"Fernando"},{"family":"Nashashibi","given":"Fawzi"}],"id":"ITEM-1","issued":{"date-parts":[[2026]]},"title":"Multi-player, multi-strategy quantum game model for interaction-aware decision-making in automated driving","type":""},"suppress-author":true}],"mendeley":{"formattedCitation":"(2026)","plainTextFormattedCitation":"(2026)","previouslyFormattedCitation":"(2026)"},"properties":{"noteIndex":0},"schema":"https://github.com/citation-style-language/schema/raw/master/csl-citation.json"}</w:instrText>
             </w:r>
             <w:r>
               <w:fldChar w:fldCharType="separate"/>
             </w:r>
             <w:r>
-              <w:t xml:space="preserve">Essalmi, Garrido, and Nashashibi (2026)</w:t>
+              <w:t xml:space="preserve">(2026)</w:t>
             </w:r>
             <w:r>
               <w:fldChar w:fldCharType="end"/>
@@ -8019,16 +8415,22 @@
               <w:jc w:val="left"/>
             </w:pPr>
             <w:r>
+              <w:t xml:space="preserve">Zuo et al.</w:t>
+            </w:r>
+            <w:r>
+              <w:t xml:space="preserve"> </w:t>
+            </w:r>
+            <w:r>
               <w:fldChar w:fldCharType="begin"/>
             </w:r>
             <w:r>
-              <w:instrText xml:space="preserve">ADDIN CSL_CITATION {"citationItems":[{"id":"ITEM-1","itemData":{"DOI":"10.1155/2018/1596080","author":[{"family":"Zuo","given":"Tao"},{"family":"Min","given":"Huasong"},{"family":"Tang","given":"Quan"},{"family":"Tao","given":"Qiang"}],"container-title":"Mathematical Problems in Engineering","id":"ITEM-1","issued":{"date-parts":[[2018]]},"page":"1596080","publisher":"Hindawi","title":"A robot SLAM improved by quantum-behaved particles swarm optimization","type":"article-journal","volume":"2018"}}],"mendeley":{"formattedCitation":"Zuo et al. (2018)","plainTextFormattedCitation":"Zuo et al. (2018)","previouslyFormattedCitation":"Zuo et al. (2018)"},"properties":{"noteIndex":0},"schema":"https://github.com/citation-style-language/schema/raw/master/csl-citation.json"}</w:instrText>
+              <w:instrText xml:space="preserve">ADDIN CSL_CITATION {"citationItems":[{"id":"ITEM-1","itemData":{"DOI":"10.1155/2018/1596080","author":[{"family":"Zuo","given":"Tao"},{"family":"Min","given":"Huasong"},{"family":"Tang","given":"Quan"},{"family":"Tao","given":"Qiang"}],"container-title":"Mathematical Problems in Engineering","id":"ITEM-1","issued":{"date-parts":[[2018]]},"page":"1596080","publisher":"Hindawi","title":"A robot SLAM improved by quantum-behaved particles swarm optimization","type":"article-journal","volume":"2018"},"suppress-author":true}],"mendeley":{"formattedCitation":"(2018)","plainTextFormattedCitation":"(2018)","previouslyFormattedCitation":"(2018)"},"properties":{"noteIndex":0},"schema":"https://github.com/citation-style-language/schema/raw/master/csl-citation.json"}</w:instrText>
             </w:r>
             <w:r>
               <w:fldChar w:fldCharType="separate"/>
             </w:r>
             <w:r>
-              <w:t xml:space="preserve">Zuo et al. (2018)</w:t>
+              <w:t xml:space="preserve">(2018)</w:t>
             </w:r>
             <w:r>
               <w:fldChar w:fldCharType="end"/>
@@ -8138,16 +8540,22 @@
               <w:jc w:val="left"/>
             </w:pPr>
             <w:r>
+              <w:t xml:space="preserve">Fazilat and Zioui</w:t>
+            </w:r>
+            <w:r>
+              <w:t xml:space="preserve"> </w:t>
+            </w:r>
+            <w:r>
               <w:fldChar w:fldCharType="begin"/>
             </w:r>
             <w:r>
-              <w:instrText xml:space="preserve">ADDIN CSL_CITATION {"citationItems":[{"id":"ITEM-1","itemData":{"DOI":"10.1016/j.robot.2025.105123","author":[{"family":"Fazilat","given":"Mehdi"},{"family":"Zioui","given":"Nadjet"}],"container-title":"Robotics and Autonomous Systems","id":"ITEM-1","issued":{"date-parts":[[2025]]},"page":"105123","publisher":"Elsevier","title":"Quantum neural network-based inverse kinematics of a six-jointed industrial robotic arm","type":"article-journal","volume":"194"}}],"mendeley":{"formattedCitation":"Fazilat and Zioui (2025b)","plainTextFormattedCitation":"Fazilat and Zioui (2025b)","previouslyFormattedCitation":"Fazilat and Zioui (2025b)"},"properties":{"noteIndex":0},"schema":"https://github.com/citation-style-language/schema/raw/master/csl-citation.json"}</w:instrText>
+              <w:instrText xml:space="preserve">ADDIN CSL_CITATION {"citationItems":[{"id":"ITEM-1","itemData":{"DOI":"10.1016/j.robot.2025.105123","author":[{"family":"Fazilat","given":"Mehdi"},{"family":"Zioui","given":"Nadjet"}],"container-title":"Robotics and Autonomous Systems","id":"ITEM-1","issued":{"date-parts":[[2025]]},"page":"105123","publisher":"Elsevier","title":"Quantum neural network-based inverse kinematics of a six-jointed industrial robotic arm","type":"article-journal","volume":"194"},"suppress-author":true}],"mendeley":{"formattedCitation":"(2025b)","plainTextFormattedCitation":"(2025b)","previouslyFormattedCitation":"(2025b)"},"properties":{"noteIndex":0},"schema":"https://github.com/citation-style-language/schema/raw/master/csl-citation.json"}</w:instrText>
             </w:r>
             <w:r>
               <w:fldChar w:fldCharType="separate"/>
             </w:r>
             <w:r>
-              <w:t xml:space="preserve">Fazilat and Zioui (2025b)</w:t>
+              <w:t xml:space="preserve">(2025b)</w:t>
             </w:r>
             <w:r>
               <w:fldChar w:fldCharType="end"/>
@@ -8240,16 +8648,22 @@
               <w:jc w:val="left"/>
             </w:pPr>
             <w:r>
+              <w:t xml:space="preserve">Mannone, Seidita, and Chella</w:t>
+            </w:r>
+            <w:r>
+              <w:t xml:space="preserve"> </w:t>
+            </w:r>
+            <w:r>
               <w:fldChar w:fldCharType="begin"/>
             </w:r>
             <w:r>
-              <w:instrText xml:space="preserve">ADDIN CSL_CITATION {"citationItems":[{"id":"ITEM-1","itemData":{"DOI":"10.3390/math10030372","author":[{"family":"Mannone","given":"Maria"},{"family":"Seidita","given":"Valeria"},{"family":"Chella","given":"Antonio"}],"container-title":"Mathematics","id":"ITEM-1","issue":"3","issued":{"date-parts":[[2022]]},"page":"372","publisher":"MDPI","title":"Categories, quantum computing, and swarm robotics: A case study","title-short":"Categories, quantum computing, and swarm robotics","type":"article-journal","volume":"10"}}],"mendeley":{"formattedCitation":"Mannone, Seidita, and Chella (2022)","plainTextFormattedCitation":"Mannone, Seidita, and Chella (2022)","previouslyFormattedCitation":"Mannone, Seidita, and Chella (2022)"},"properties":{"noteIndex":0},"schema":"https://github.com/citation-style-language/schema/raw/master/csl-citation.json"}</w:instrText>
+              <w:instrText xml:space="preserve">ADDIN CSL_CITATION {"citationItems":[{"id":"ITEM-1","itemData":{"DOI":"10.3390/math10030372","author":[{"family":"Mannone","given":"Maria"},{"family":"Seidita","given":"Valeria"},{"family":"Chella","given":"Antonio"}],"container-title":"Mathematics","id":"ITEM-1","issue":"3","issued":{"date-parts":[[2022]]},"page":"372","publisher":"MDPI","title":"Categories, quantum computing, and swarm robotics: A case study","title-short":"Categories, quantum computing, and swarm robotics","type":"article-journal","volume":"10"},"suppress-author":true}],"mendeley":{"formattedCitation":"(2022)","plainTextFormattedCitation":"(2022)","previouslyFormattedCitation":"(2022)"},"properties":{"noteIndex":0},"schema":"https://github.com/citation-style-language/schema/raw/master/csl-citation.json"}</w:instrText>
             </w:r>
             <w:r>
               <w:fldChar w:fldCharType="separate"/>
             </w:r>
             <w:r>
-              <w:t xml:space="preserve">Mannone, Seidita, and Chella (2022)</w:t>
+              <w:t xml:space="preserve">(2022)</w:t>
             </w:r>
             <w:r>
               <w:fldChar w:fldCharType="end"/>
@@ -8342,16 +8756,22 @@
               <w:jc w:val="left"/>
             </w:pPr>
             <w:r>
+              <w:t xml:space="preserve">Mannone, Seidita, and Chella</w:t>
+            </w:r>
+            <w:r>
+              <w:t xml:space="preserve"> </w:t>
+            </w:r>
+            <w:r>
               <w:fldChar w:fldCharType="begin"/>
             </w:r>
             <w:r>
-              <w:instrText xml:space="preserve">ADDIN CSL_CITATION {"citationItems":[{"id":"ITEM-1","itemData":{"DOI":"10.1016/j.swevo.2023.101297","author":[{"family":"Mannone","given":"Maria"},{"family":"Seidita","given":"Valeria"},{"family":"Chella","given":"Antonio"}],"container-title":"Swarm and Evolutionary Computation","id":"ITEM-1","issued":{"date-parts":[[2023]]},"page":"101297","title":"Modeling and designing a robotic swarm: A quantum computing approach","title-short":"Modeling and designing a robotic swarm","type":"article-journal","volume":"79"}}],"mendeley":{"formattedCitation":"Mannone, Seidita, and Chella (2023)","plainTextFormattedCitation":"Mannone, Seidita, and Chella (2023)","previouslyFormattedCitation":"Mannone, Seidita, and Chella (2023)"},"properties":{"noteIndex":0},"schema":"https://github.com/citation-style-language/schema/raw/master/csl-citation.json"}</w:instrText>
+              <w:instrText xml:space="preserve">ADDIN CSL_CITATION {"citationItems":[{"id":"ITEM-1","itemData":{"DOI":"10.1016/j.swevo.2023.101297","author":[{"family":"Mannone","given":"Maria"},{"family":"Seidita","given":"Valeria"},{"family":"Chella","given":"Antonio"}],"container-title":"Swarm and Evolutionary Computation","id":"ITEM-1","issued":{"date-parts":[[2023]]},"page":"101297","title":"Modeling and designing a robotic swarm: A quantum computing approach","title-short":"Modeling and designing a robotic swarm","type":"article-journal","volume":"79"},"suppress-author":true}],"mendeley":{"formattedCitation":"(2023)","plainTextFormattedCitation":"(2023)","previouslyFormattedCitation":"(2023)"},"properties":{"noteIndex":0},"schema":"https://github.com/citation-style-language/schema/raw/master/csl-citation.json"}</w:instrText>
             </w:r>
             <w:r>
               <w:fldChar w:fldCharType="separate"/>
             </w:r>
             <w:r>
-              <w:t xml:space="preserve">Mannone, Seidita, and Chella (2023)</w:t>
+              <w:t xml:space="preserve">(2023)</w:t>
             </w:r>
             <w:r>
               <w:fldChar w:fldCharType="end"/>
@@ -8444,16 +8864,22 @@
               <w:jc w:val="left"/>
             </w:pPr>
             <w:r>
+              <w:t xml:space="preserve">Mannone, Seidita, and Chella</w:t>
+            </w:r>
+            <w:r>
+              <w:t xml:space="preserve"> </w:t>
+            </w:r>
+            <w:r>
               <w:fldChar w:fldCharType="begin"/>
             </w:r>
             <w:r>
-              <w:instrText xml:space="preserve">ADDIN CSL_CITATION {"citationItems":[{"id":"ITEM-1","itemData":{"DOI":"10.1098/rsta.2024.0139","author":[{"family":"Mannone","given":"Maria"},{"family":"Seidita","given":"Valeria"},{"family":"Chella","given":"Antonio"}],"container-title":"Philosophical Transactions of the Royal Society A: Mathematical, Physical and Engineering Sciences","id":"ITEM-1","issue":"2289","issued":{"date-parts":[[2025]]},"page":"20240139","title":"Quantum computing for swarm robotics: A local-to-global approach","title-short":"Quantum computing for swarm robotics","type":"article-journal","volume":"383"}}],"mendeley":{"formattedCitation":"Mannone, Seidita, and Chella (2025)","plainTextFormattedCitation":"Mannone, Seidita, and Chella (2025)","previouslyFormattedCitation":"Mannone, Seidita, and Chella (2025)"},"properties":{"noteIndex":0},"schema":"https://github.com/citation-style-language/schema/raw/master/csl-citation.json"}</w:instrText>
+              <w:instrText xml:space="preserve">ADDIN CSL_CITATION {"citationItems":[{"id":"ITEM-1","itemData":{"DOI":"10.1098/rsta.2024.0139","author":[{"family":"Mannone","given":"Maria"},{"family":"Seidita","given":"Valeria"},{"family":"Chella","given":"Antonio"}],"container-title":"Philosophical Transactions of the Royal Society A: Mathematical, Physical and Engineering Sciences","id":"ITEM-1","issue":"2289","issued":{"date-parts":[[2025]]},"page":"20240139","title":"Quantum computing for swarm robotics: A local-to-global approach","title-short":"Quantum computing for swarm robotics","type":"article-journal","volume":"383"},"suppress-author":true}],"mendeley":{"formattedCitation":"(2025)","plainTextFormattedCitation":"(2025)","previouslyFormattedCitation":"(2025)"},"properties":{"noteIndex":0},"schema":"https://github.com/citation-style-language/schema/raw/master/csl-citation.json"}</w:instrText>
             </w:r>
             <w:r>
               <w:fldChar w:fldCharType="separate"/>
             </w:r>
             <w:r>
-              <w:t xml:space="preserve">Mannone, Seidita, and Chella (2025)</w:t>
+              <w:t xml:space="preserve">(2025)</w:t>
             </w:r>
             <w:r>
               <w:fldChar w:fldCharType="end"/>
@@ -8546,16 +8972,22 @@
               <w:jc w:val="left"/>
             </w:pPr>
             <w:r>
+              <w:t xml:space="preserve">Mannone et al.</w:t>
+            </w:r>
+            <w:r>
+              <w:t xml:space="preserve"> </w:t>
+            </w:r>
+            <w:r>
               <w:fldChar w:fldCharType="begin"/>
             </w:r>
             <w:r>
-              <w:instrText xml:space="preserve">ADDIN CSL_CITATION {"citationItems":[{"id":"ITEM-1","itemData":{"DOI":"10.1016/j.robot.2026.105418","author":[{"family":"Mannone","given":"Maria"},{"family":"Anand","given":"Mahathi"},{"family":"Fazio","given":"Peppino"},{"family":"Swikir","given":"Abdalla"}],"container-title":"Robotics and Autonomous Systems","id":"ITEM-1","issued":{"date-parts":[[2026]]},"page":"105418","publisher":"Elsevier","title":"Density matrix-based dynamics for quantum robotic swarms","type":"article-journal","volume":"200"}}],"mendeley":{"formattedCitation":"Mannone et al. (2026)","plainTextFormattedCitation":"Mannone et al. (2026)","previouslyFormattedCitation":"Mannone et al. (2026)"},"properties":{"noteIndex":0},"schema":"https://github.com/citation-style-language/schema/raw/master/csl-citation.json"}</w:instrText>
+              <w:instrText xml:space="preserve">ADDIN CSL_CITATION {"citationItems":[{"id":"ITEM-1","itemData":{"DOI":"10.1016/j.robot.2026.105418","author":[{"family":"Mannone","given":"Maria"},{"family":"Anand","given":"Mahathi"},{"family":"Fazio","given":"Peppino"},{"family":"Swikir","given":"Abdalla"}],"container-title":"Robotics and Autonomous Systems","id":"ITEM-1","issued":{"date-parts":[[2026]]},"page":"105418","publisher":"Elsevier","title":"Density matrix-based dynamics for quantum robotic swarms","type":"article-journal","volume":"200"},"suppress-author":true}],"mendeley":{"formattedCitation":"(2026)","plainTextFormattedCitation":"(2026)","previouslyFormattedCitation":"(2026)"},"properties":{"noteIndex":0},"schema":"https://github.com/citation-style-language/schema/raw/master/csl-citation.json"}</w:instrText>
             </w:r>
             <w:r>
               <w:fldChar w:fldCharType="separate"/>
             </w:r>
             <w:r>
-              <w:t xml:space="preserve">Mannone et al. (2026)</w:t>
+              <w:t xml:space="preserve">(2026)</w:t>
             </w:r>
             <w:r>
               <w:fldChar w:fldCharType="end"/>
@@ -10748,16 +11180,22 @@
               <w:jc w:val="left"/>
             </w:pPr>
             <w:r>
+              <w:t xml:space="preserve">Dong et al.</w:t>
+            </w:r>
+            <w:r>
+              <w:t xml:space="preserve"> </w:t>
+            </w:r>
+            <w:r>
               <w:fldChar w:fldCharType="begin"/>
             </w:r>
             <w:r>
-              <w:instrText xml:space="preserve">ADDIN CSL_CITATION {"citationItems":[{"id":"ITEM-1","itemData":{"DOI":"10.1017/S0263574705002596","author":[{"family":"Dong","given":"Daoyi"},{"family":"Chen","given":"Chunlin"},{"family":"Zhang","given":"Chenbin"},{"family":"Chen","given":"Zonghai"}],"container-title":"Robotica","id":"ITEM-1","issue":"4","issued":{"date-parts":[[2006]]},"page":"513-521","title":"Quantum robot: Structure, algorithms and applications","title-short":"Quantum robot","type":"article-journal","volume":"24"}}],"mendeley":{"formattedCitation":"Dong et al. (2006)","plainTextFormattedCitation":"Dong et al. (2006)","previouslyFormattedCitation":"Dong et al. (2006)"},"properties":{"noteIndex":0},"schema":"https://github.com/citation-style-language/schema/raw/master/csl-citation.json"}</w:instrText>
+              <w:instrText xml:space="preserve">ADDIN CSL_CITATION {"citationItems":[{"id":"ITEM-1","itemData":{"DOI":"10.1017/S0263574705002596","author":[{"family":"Dong","given":"Daoyi"},{"family":"Chen","given":"Chunlin"},{"family":"Zhang","given":"Chenbin"},{"family":"Chen","given":"Zonghai"}],"container-title":"Robotica","id":"ITEM-1","issue":"4","issued":{"date-parts":[[2006]]},"page":"513-521","title":"Quantum robot: Structure, algorithms and applications","title-short":"Quantum robot","type":"article-journal","volume":"24"},"suppress-author":true}],"mendeley":{"formattedCitation":"(2006)","plainTextFormattedCitation":"(2006)","previouslyFormattedCitation":"(2006)"},"properties":{"noteIndex":0},"schema":"https://github.com/citation-style-language/schema/raw/master/csl-citation.json"}</w:instrText>
             </w:r>
             <w:r>
               <w:fldChar w:fldCharType="separate"/>
             </w:r>
             <w:r>
-              <w:t xml:space="preserve">Dong et al. (2006)</w:t>
+              <w:t xml:space="preserve">(2006)</w:t>
             </w:r>
             <w:r>
               <w:fldChar w:fldCharType="end"/>
@@ -10858,16 +11296,22 @@
               <w:jc w:val="left"/>
             </w:pPr>
             <w:r>
+              <w:t xml:space="preserve">Ohzeki et al.</w:t>
+            </w:r>
+            <w:r>
+              <w:t xml:space="preserve"> </w:t>
+            </w:r>
+            <w:r>
               <w:fldChar w:fldCharType="begin"/>
             </w:r>
             <w:r>
-              <w:instrText xml:space="preserve">ADDIN CSL_CITATION {"citationItems":[{"id":"ITEM-1","itemData":{"DOI":"10.3389/fcomp.2019.00009","author":[{"family":"Ohzeki","given":"Masayuki"},{"family":"Miki","given":"Akira"},{"family":"Miyama","given":"Masamichi J."},{"family":"Terabe","given":"Masayoshi"}],"container-title":"Frontiers in Computer Science","id":"ITEM-1","issued":{"date-parts":[[2019]]},"page":"9","publisher":"Frontiers Media","title":"Control of automated guided vehicles without collision by quantum annealer and digital devices","type":"article-journal","volume":"1"}}],"mendeley":{"formattedCitation":"Ohzeki et al. (2019)","plainTextFormattedCitation":"Ohzeki et al. (2019)","previouslyFormattedCitation":"Ohzeki et al. (2019)"},"properties":{"noteIndex":0},"schema":"https://github.com/citation-style-language/schema/raw/master/csl-citation.json"}</w:instrText>
+              <w:instrText xml:space="preserve">ADDIN CSL_CITATION {"citationItems":[{"id":"ITEM-1","itemData":{"DOI":"10.3389/fcomp.2019.00009","author":[{"family":"Ohzeki","given":"Masayuki"},{"family":"Miki","given":"Akira"},{"family":"Miyama","given":"Masamichi J."},{"family":"Terabe","given":"Masayoshi"}],"container-title":"Frontiers in Computer Science","id":"ITEM-1","issued":{"date-parts":[[2019]]},"page":"9","publisher":"Frontiers Media","title":"Control of automated guided vehicles without collision by quantum annealer and digital devices","type":"article-journal","volume":"1"},"suppress-author":true}],"mendeley":{"formattedCitation":"(2019)","plainTextFormattedCitation":"(2019)","previouslyFormattedCitation":"(2019)"},"properties":{"noteIndex":0},"schema":"https://github.com/citation-style-language/schema/raw/master/csl-citation.json"}</w:instrText>
             </w:r>
             <w:r>
               <w:fldChar w:fldCharType="separate"/>
             </w:r>
             <w:r>
-              <w:t xml:space="preserve">Ohzeki et al. (2019)</w:t>
+              <w:t xml:space="preserve">(2019)</w:t>
             </w:r>
             <w:r>
               <w:fldChar w:fldCharType="end"/>
@@ -10968,16 +11412,22 @@
               <w:jc w:val="left"/>
             </w:pPr>
             <w:r>
+              <w:t xml:space="preserve">Quang et al.</w:t>
+            </w:r>
+            <w:r>
+              <w:t xml:space="preserve"> </w:t>
+            </w:r>
+            <w:r>
               <w:fldChar w:fldCharType="begin"/>
             </w:r>
             <w:r>
-              <w:instrText xml:space="preserve">ADDIN CSL_CITATION {"citationItems":[{"id":"ITEM-1","itemData":{"DOI":"10.1038/s41598-025-28481-w","author":[{"family":"Quang","given":"Thinh Nguyen"},{"family":"Matsuyama","given":"Kosuke"},{"family":"Shimizu","given":"Keisuke"},{"family":"Sugano","given":"Hiroki"},{"family":"Kurimoto","given":"Eiji"},{"family":"Miki","given":"Masahiro"},{"family":"Suzuki","given":"Jumpei"},{"family":"Chen","given":"Ziyi"},{"family":"Waidyasooriya","given":"Hasitha Muthumala"},{"family":"Hariyama","given":"Masanori"},{"family":"Hitomi","given":"Masaru"},{"family":"Sawamura","given":"Kenta"},{"family":"Ohzeki","given":"Masayuki"}],"container-title":"Scientific Reports","id":"ITEM-1","issued":{"date-parts":[[2025]]},"page":"44047","publisher":"Nature Publishing Group","title":"Quantum annealing-based route optimization for commercial AGV operating systems in large-scale logistics warehouses","type":"article-journal","volume":"15"}}],"mendeley":{"formattedCitation":"Quang et al. (2025)","plainTextFormattedCitation":"Quang et al. (2025)","previouslyFormattedCitation":"Quang et al. (2025)"},"properties":{"noteIndex":0},"schema":"https://github.com/citation-style-language/schema/raw/master/csl-citation.json"}</w:instrText>
+              <w:instrText xml:space="preserve">ADDIN CSL_CITATION {"citationItems":[{"id":"ITEM-1","itemData":{"DOI":"10.1038/s41598-025-28481-w","author":[{"family":"Quang","given":"Thinh Nguyen"},{"family":"Matsuyama","given":"Kosuke"},{"family":"Shimizu","given":"Keisuke"},{"family":"Sugano","given":"Hiroki"},{"family":"Kurimoto","given":"Eiji"},{"family":"Miki","given":"Masahiro"},{"family":"Suzuki","given":"Jumpei"},{"family":"Chen","given":"Ziyi"},{"family":"Waidyasooriya","given":"Hasitha Muthumala"},{"family":"Hariyama","given":"Masanori"},{"family":"Hitomi","given":"Masaru"},{"family":"Sawamura","given":"Kenta"},{"family":"Ohzeki","given":"Masayuki"}],"container-title":"Scientific Reports","id":"ITEM-1","issued":{"date-parts":[[2025]]},"page":"44047","publisher":"Nature Publishing Group","title":"Quantum annealing-based route optimization for commercial AGV operating systems in large-scale logistics warehouses","type":"article-journal","volume":"15"},"suppress-author":true}],"mendeley":{"formattedCitation":"(2025)","plainTextFormattedCitation":"(2025)","previouslyFormattedCitation":"(2025)"},"properties":{"noteIndex":0},"schema":"https://github.com/citation-style-language/schema/raw/master/csl-citation.json"}</w:instrText>
             </w:r>
             <w:r>
               <w:fldChar w:fldCharType="separate"/>
             </w:r>
             <w:r>
-              <w:t xml:space="preserve">Quang et al. (2025)</w:t>
+              <w:t xml:space="preserve">(2025)</w:t>
             </w:r>
             <w:r>
               <w:fldChar w:fldCharType="end"/>
@@ -11078,16 +11528,22 @@
               <w:jc w:val="left"/>
             </w:pPr>
             <w:r>
+              <w:t xml:space="preserve">Clark et al.</w:t>
+            </w:r>
+            <w:r>
+              <w:t xml:space="preserve"> </w:t>
+            </w:r>
+            <w:r>
               <w:fldChar w:fldCharType="begin"/>
             </w:r>
             <w:r>
-              <w:instrText xml:space="preserve">ADDIN CSL_CITATION {"citationItems":[{"id":"ITEM-1","itemData":{"DOI":"10.1145/3293320.3293333","author":[{"family":"Clark","given":"James"},{"family":"West","given":"Tristan"},{"family":"Zammit","given":"Joseph Paul"},{"family":"Guo","given":"Xiaohu"},{"family":"Mason","given":"Luke"},{"family":"Russell","given":"Duncan"}],"container-title":"Proceedings of the international conference on high performance computing in asia-pacific region (HPC Asia 2019)","id":"ITEM-1","issued":{"date-parts":[[2019]]},"page":"111-119","publisher":"ACM","publisher-place":"New York, NY, USA","title":"Towards real time multi-robot routing using quantum computing technologies","type":"paper-conference"}}],"mendeley":{"formattedCitation":"Clark et al. (2019)","plainTextFormattedCitation":"Clark et al. (2019)","previouslyFormattedCitation":"Clark et al. (2019)"},"properties":{"noteIndex":0},"schema":"https://github.com/citation-style-language/schema/raw/master/csl-citation.json"}</w:instrText>
+              <w:instrText xml:space="preserve">ADDIN CSL_CITATION {"citationItems":[{"id":"ITEM-1","itemData":{"DOI":"10.1145/3293320.3293333","author":[{"family":"Clark","given":"James"},{"family":"West","given":"Tristan"},{"family":"Zammit","given":"Joseph Paul"},{"family":"Guo","given":"Xiaohu"},{"family":"Mason","given":"Luke"},{"family":"Russell","given":"Duncan"}],"container-title":"Proceedings of the international conference on high performance computing in asia-pacific region (HPC Asia 2019)","id":"ITEM-1","issued":{"date-parts":[[2019]]},"page":"111-119","publisher":"ACM","publisher-place":"New York, NY, USA","title":"Towards real time multi-robot routing using quantum computing technologies","type":"paper-conference"},"suppress-author":true}],"mendeley":{"formattedCitation":"(2019)","plainTextFormattedCitation":"(2019)","previouslyFormattedCitation":"(2019)"},"properties":{"noteIndex":0},"schema":"https://github.com/citation-style-language/schema/raw/master/csl-citation.json"}</w:instrText>
             </w:r>
             <w:r>
               <w:fldChar w:fldCharType="separate"/>
             </w:r>
             <w:r>
-              <w:t xml:space="preserve">Clark et al. (2019)</w:t>
+              <w:t xml:space="preserve">(2019)</w:t>
             </w:r>
             <w:r>
               <w:fldChar w:fldCharType="end"/>
@@ -11188,16 +11644,22 @@
               <w:jc w:val="left"/>
             </w:pPr>
             <w:r>
+              <w:t xml:space="preserve">Śmierzchalski et al.</w:t>
+            </w:r>
+            <w:r>
+              <w:t xml:space="preserve"> </w:t>
+            </w:r>
+            <w:r>
               <w:fldChar w:fldCharType="begin"/>
             </w:r>
             <w:r>
-              <w:instrText xml:space="preserve">ADDIN CSL_CITATION {"citationItems":[{"id":"ITEM-1","itemData":{"DOI":"10.1038/s41598-024-72101-y","author":[{"family":"Śmierzchalski","given":"Tomasz"},{"family":"Pawłowski","given":"Jakub"},{"family":"Przybysz","given":"Artur"},{"family":"Pawela","given":"Łukasz"},{"family":"Puchała","given":"Zbigniew"},{"family":"Koniorczyk","given":"Mátyás"},{"family":"Gardas","given":"Bartłomiej"},{"family":"Deffner","given":"Sebastian"},{"family":"Domino","given":"Krzysztof"}],"container-title":"Scientific Reports","id":"ITEM-1","issued":{"date-parts":[[2024]]},"page":"21809","publisher":"Nature Publishing Group","title":"Hybrid quantum-classical computation for automatic guided vehicles scheduling","type":"article-journal","volume":"14"}}],"mendeley":{"formattedCitation":"Śmierzchalski et al. (2024)","plainTextFormattedCitation":"Śmierzchalski et al. (2024)","previouslyFormattedCitation":"Śmierzchalski et al. (2024)"},"properties":{"noteIndex":0},"schema":"https://github.com/citation-style-language/schema/raw/master/csl-citation.json"}</w:instrText>
+              <w:instrText xml:space="preserve">ADDIN CSL_CITATION {"citationItems":[{"id":"ITEM-1","itemData":{"DOI":"10.1038/s41598-024-72101-y","author":[{"family":"Śmierzchalski","given":"Tomasz"},{"family":"Pawłowski","given":"Jakub"},{"family":"Przybysz","given":"Artur"},{"family":"Pawela","given":"Łukasz"},{"family":"Puchała","given":"Zbigniew"},{"family":"Koniorczyk","given":"Mátyás"},{"family":"Gardas","given":"Bartłomiej"},{"family":"Deffner","given":"Sebastian"},{"family":"Domino","given":"Krzysztof"}],"container-title":"Scientific Reports","id":"ITEM-1","issued":{"date-parts":[[2024]]},"page":"21809","publisher":"Nature Publishing Group","title":"Hybrid quantum-classical computation for automatic guided vehicles scheduling","type":"article-journal","volume":"14"},"suppress-author":true}],"mendeley":{"formattedCitation":"(2024)","plainTextFormattedCitation":"(2024)","previouslyFormattedCitation":"(2024)"},"properties":{"noteIndex":0},"schema":"https://github.com/citation-style-language/schema/raw/master/csl-citation.json"}</w:instrText>
             </w:r>
             <w:r>
               <w:fldChar w:fldCharType="separate"/>
             </w:r>
             <w:r>
-              <w:t xml:space="preserve">Śmierzchalski et al. (2024)</w:t>
+              <w:t xml:space="preserve">(2024)</w:t>
             </w:r>
             <w:r>
               <w:fldChar w:fldCharType="end"/>
@@ -11298,16 +11760,22 @@
               <w:jc w:val="left"/>
             </w:pPr>
             <w:r>
+              <w:t xml:space="preserve">Leib et al.</w:t>
+            </w:r>
+            <w:r>
+              <w:t xml:space="preserve"> </w:t>
+            </w:r>
+            <w:r>
               <w:fldChar w:fldCharType="begin"/>
             </w:r>
             <w:r>
-              <w:instrText xml:space="preserve">ADDIN CSL_CITATION {"citationItems":[{"id":"ITEM-1","itemData":{"DOI":"10.1038/s41598-023-45668-1","author":[{"family":"Leib","given":"Dominik"},{"family":"Seidel","given":"Tobias"},{"family":"Jäger","given":"Sven"},{"family":"Heese","given":"Raoul"},{"family":"Jones","given":"Caitlin Isobel"},{"family":"Awasthi","given":"Abhishek"},{"family":"Niederle","given":"Astrid"},{"family":"Bortz","given":"Michael"}],"container-title":"Scientific Reports","id":"ITEM-1","issued":{"date-parts":[[2023]]},"publisher":"Nature Publishing Group","title":"An optimization case study for solving a transport robot scheduling problem on quantum-hybrid and quantum-inspired hardware","type":"article-journal","volume":"13"}}],"mendeley":{"formattedCitation":"Leib et al. (2023)","plainTextFormattedCitation":"Leib et al. (2023)","previouslyFormattedCitation":"Leib et al. (2023)"},"properties":{"noteIndex":0},"schema":"https://github.com/citation-style-language/schema/raw/master/csl-citation.json"}</w:instrText>
+              <w:instrText xml:space="preserve">ADDIN CSL_CITATION {"citationItems":[{"id":"ITEM-1","itemData":{"DOI":"10.1038/s41598-023-45668-1","author":[{"family":"Leib","given":"Dominik"},{"family":"Seidel","given":"Tobias"},{"family":"Jäger","given":"Sven"},{"family":"Heese","given":"Raoul"},{"family":"Jones","given":"Caitlin Isobel"},{"family":"Awasthi","given":"Abhishek"},{"family":"Niederle","given":"Astrid"},{"family":"Bortz","given":"Michael"}],"container-title":"Scientific Reports","id":"ITEM-1","issued":{"date-parts":[[2023]]},"publisher":"Nature Publishing Group","title":"An optimization case study for solving a transport robot scheduling problem on quantum-hybrid and quantum-inspired hardware","type":"article-journal","volume":"13"},"suppress-author":true}],"mendeley":{"formattedCitation":"(2023)","plainTextFormattedCitation":"(2023)","previouslyFormattedCitation":"(2023)"},"properties":{"noteIndex":0},"schema":"https://github.com/citation-style-language/schema/raw/master/csl-citation.json"}</w:instrText>
             </w:r>
             <w:r>
               <w:fldChar w:fldCharType="separate"/>
             </w:r>
             <w:r>
-              <w:t xml:space="preserve">Leib et al. (2023)</w:t>
+              <w:t xml:space="preserve">(2023)</w:t>
             </w:r>
             <w:r>
               <w:fldChar w:fldCharType="end"/>
@@ -11408,16 +11876,22 @@
               <w:jc w:val="left"/>
             </w:pPr>
             <w:r>
+              <w:t xml:space="preserve">Atchade-Adelomou et al.</w:t>
+            </w:r>
+            <w:r>
+              <w:t xml:space="preserve"> </w:t>
+            </w:r>
+            <w:r>
               <w:fldChar w:fldCharType="begin"/>
             </w:r>
             <w:r>
-              <w:instrText xml:space="preserve">ADDIN CSL_CITATION {"citationItems":[{"id":"ITEM-1","itemData":{"DOI":"10.3390/a14070194","author":[{"family":"Atchade-Adelomou","given":"Parfait"},{"family":"Alonso-Linaje","given":"Guillermo"},{"family":"Albo-Canals","given":"Jordi"},{"family":"Casado-Fauli","given":"Daniel"}],"container-title":"Algorithms","id":"ITEM-1","issue":"7","issued":{"date-parts":[[2021]]},"page":"194","publisher":"MDPI","title":"qRobot: A quantum computing approach in mobile robot order picking and batching problem solver optimization","title-short":"qRobot","type":"article-journal","volume":"14"}}],"mendeley":{"formattedCitation":"Atchade-Adelomou et al. (2021)","plainTextFormattedCitation":"Atchade-Adelomou et al. (2021)","previouslyFormattedCitation":"Atchade-Adelomou et al. (2021)"},"properties":{"noteIndex":0},"schema":"https://github.com/citation-style-language/schema/raw/master/csl-citation.json"}</w:instrText>
+              <w:instrText xml:space="preserve">ADDIN CSL_CITATION {"citationItems":[{"id":"ITEM-1","itemData":{"DOI":"10.3390/a14070194","author":[{"family":"Atchade-Adelomou","given":"Parfait"},{"family":"Alonso-Linaje","given":"Guillermo"},{"family":"Albo-Canals","given":"Jordi"},{"family":"Casado-Fauli","given":"Daniel"}],"container-title":"Algorithms","id":"ITEM-1","issue":"7","issued":{"date-parts":[[2021]]},"page":"194","publisher":"MDPI","title":"qRobot: A quantum computing approach in mobile robot order picking and batching problem solver optimization","title-short":"qRobot","type":"article-journal","volume":"14"},"suppress-author":true}],"mendeley":{"formattedCitation":"(2021)","plainTextFormattedCitation":"(2021)","previouslyFormattedCitation":"(2021)"},"properties":{"noteIndex":0},"schema":"https://github.com/citation-style-language/schema/raw/master/csl-citation.json"}</w:instrText>
             </w:r>
             <w:r>
               <w:fldChar w:fldCharType="separate"/>
             </w:r>
             <w:r>
-              <w:t xml:space="preserve">Atchade-Adelomou et al. (2021)</w:t>
+              <w:t xml:space="preserve">(2021)</w:t>
             </w:r>
             <w:r>
               <w:fldChar w:fldCharType="end"/>
@@ -11518,16 +11992,22 @@
               <w:jc w:val="left"/>
             </w:pPr>
             <w:r>
+              <w:t xml:space="preserve">Windmann</w:t>
+            </w:r>
+            <w:r>
+              <w:t xml:space="preserve"> </w:t>
+            </w:r>
+            <w:r>
               <w:fldChar w:fldCharType="begin"/>
             </w:r>
             <w:r>
-              <w:instrText xml:space="preserve">ADDIN CSL_CITATION {"citationItems":[{"id":"ITEM-1","itemData":{"DOI":"10.1515/auto-2023-0072","author":[{"family":"Windmann","given":"Stefan"}],"container-title":"at – Automatisierungstechnik","id":"ITEM-1","issued":{"date-parts":[[2023]]},"title":"Quantum computer-aided job scheduling for storage and retrieval systems","type":"article-journal"}}],"mendeley":{"formattedCitation":"Windmann (2023)","plainTextFormattedCitation":"Windmann (2023)","previouslyFormattedCitation":"Windmann (2023)"},"properties":{"noteIndex":0},"schema":"https://github.com/citation-style-language/schema/raw/master/csl-citation.json"}</w:instrText>
+              <w:instrText xml:space="preserve">ADDIN CSL_CITATION {"citationItems":[{"id":"ITEM-1","itemData":{"DOI":"10.1515/auto-2023-0072","author":[{"family":"Windmann","given":"Stefan"}],"container-title":"at – Automatisierungstechnik","id":"ITEM-1","issued":{"date-parts":[[2023]]},"title":"Quantum computer-aided job scheduling for storage and retrieval systems","type":"article-journal"},"suppress-author":true}],"mendeley":{"formattedCitation":"(2023)","plainTextFormattedCitation":"(2023)","previouslyFormattedCitation":"(2023)"},"properties":{"noteIndex":0},"schema":"https://github.com/citation-style-language/schema/raw/master/csl-citation.json"}</w:instrText>
             </w:r>
             <w:r>
               <w:fldChar w:fldCharType="separate"/>
             </w:r>
             <w:r>
-              <w:t xml:space="preserve">Windmann (2023)</w:t>
+              <w:t xml:space="preserve">(2023)</w:t>
             </w:r>
             <w:r>
               <w:fldChar w:fldCharType="end"/>
@@ -11620,16 +12100,22 @@
               <w:jc w:val="left"/>
             </w:pPr>
             <w:r>
+              <w:t xml:space="preserve">Schuetz et al.</w:t>
+            </w:r>
+            <w:r>
+              <w:t xml:space="preserve"> </w:t>
+            </w:r>
+            <w:r>
               <w:fldChar w:fldCharType="begin"/>
             </w:r>
             <w:r>
-              <w:instrText xml:space="preserve">ADDIN CSL_CITATION {"citationItems":[{"id":"ITEM-1","itemData":{"DOI":"10.1103/PhysRevApplied.18.054045","author":[{"family":"Schuetz","given":"Martin J. A."},{"family":"Brubaker","given":"J. Kyle"},{"family":"Montagu","given":"Henry"},{"dropping-particle":"van","family":"Dijk","given":"Yannick"},{"family":"Klepsch","given":"Johannes"},{"family":"Ross","given":"Philipp"},{"family":"Luckow","given":"Andre"},{"family":"Resende","given":"Mauricio G. C."},{"family":"Katzgraber","given":"Helmut G."}],"container-title":"Physical Review Applied","id":"ITEM-1","issue":"5","issued":{"date-parts":[[2022]]},"page":"054045","publisher":"American Physical Society","title":"Optimization of robot-trajectory planning with nature-inspired and hybrid quantum algorithms","type":"article-journal","volume":"18"}}],"mendeley":{"formattedCitation":"Schuetz et al. (2022)","plainTextFormattedCitation":"Schuetz et al. (2022)","previouslyFormattedCitation":"Schuetz et al. (2022)"},"properties":{"noteIndex":0},"schema":"https://github.com/citation-style-language/schema/raw/master/csl-citation.json"}</w:instrText>
+              <w:instrText xml:space="preserve">ADDIN CSL_CITATION {"citationItems":[{"id":"ITEM-1","itemData":{"DOI":"10.1103/PhysRevApplied.18.054045","author":[{"family":"Schuetz","given":"Martin J. A."},{"family":"Brubaker","given":"J. Kyle"},{"family":"Montagu","given":"Henry"},{"dropping-particle":"van","family":"Dijk","given":"Yannick"},{"family":"Klepsch","given":"Johannes"},{"family":"Ross","given":"Philipp"},{"family":"Luckow","given":"Andre"},{"family":"Resende","given":"Mauricio G. C."},{"family":"Katzgraber","given":"Helmut G."}],"container-title":"Physical Review Applied","id":"ITEM-1","issue":"5","issued":{"date-parts":[[2022]]},"page":"054045","publisher":"American Physical Society","title":"Optimization of robot-trajectory planning with nature-inspired and hybrid quantum algorithms","type":"article-journal","volume":"18"},"suppress-author":true}],"mendeley":{"formattedCitation":"(2022)","plainTextFormattedCitation":"(2022)","previouslyFormattedCitation":"(2022)"},"properties":{"noteIndex":0},"schema":"https://github.com/citation-style-language/schema/raw/master/csl-citation.json"}</w:instrText>
             </w:r>
             <w:r>
               <w:fldChar w:fldCharType="separate"/>
             </w:r>
             <w:r>
-              <w:t xml:space="preserve">Schuetz et al. (2022)</w:t>
+              <w:t xml:space="preserve">(2022)</w:t>
             </w:r>
             <w:r>
               <w:fldChar w:fldCharType="end"/>
@@ -11730,16 +12216,22 @@
               <w:jc w:val="left"/>
             </w:pPr>
             <w:r>
+              <w:t xml:space="preserve">Willmann et al.</w:t>
+            </w:r>
+            <w:r>
+              <w:t xml:space="preserve"> </w:t>
+            </w:r>
+            <w:r>
               <w:fldChar w:fldCharType="begin"/>
             </w:r>
             <w:r>
-              <w:instrText xml:space="preserve">ADDIN CSL_CITATION {"citationItems":[{"id":"ITEM-1","itemData":{"DOI":"10.1016/j.procir.2025.01.099","author":[{"family":"Willmann","given":"Moritz"},{"family":"Albus","given":"Marcel"},{"family":"Schnabel","given":"Jan"},{"family":"Roth","given":"Marco"}],"container-title":"Procedia CIRP","id":"ITEM-1","issued":{"date-parts":[[2025]]},"note":"58th CIRP Conference on Manufacturing Systems","page":"25-30","publisher":"Elsevier","title":"Application of quantum annealing for scalable robotic assembly line optimization: A case study","title-short":"Application of quantum annealing for scalable robotic assembly line optimization","type":"article-journal","volume":"134"}}],"mendeley":{"formattedCitation":"Willmann et al. (2025)","plainTextFormattedCitation":"Willmann et al. (2025)","previouslyFormattedCitation":"Willmann et al. (2025)"},"properties":{"noteIndex":0},"schema":"https://github.com/citation-style-language/schema/raw/master/csl-citation.json"}</w:instrText>
+              <w:instrText xml:space="preserve">ADDIN CSL_CITATION {"citationItems":[{"id":"ITEM-1","itemData":{"DOI":"10.1016/j.procir.2025.01.099","author":[{"family":"Willmann","given":"Moritz"},{"family":"Albus","given":"Marcel"},{"family":"Schnabel","given":"Jan"},{"family":"Roth","given":"Marco"}],"container-title":"Procedia CIRP","id":"ITEM-1","issued":{"date-parts":[[2025]]},"note":"58th CIRP Conference on Manufacturing Systems","page":"25-30","publisher":"Elsevier","title":"Application of quantum annealing for scalable robotic assembly line optimization: A case study","title-short":"Application of quantum annealing for scalable robotic assembly line optimization","type":"article-journal","volume":"134"},"suppress-author":true}],"mendeley":{"formattedCitation":"(2025)","plainTextFormattedCitation":"(2025)","previouslyFormattedCitation":"(2025)"},"properties":{"noteIndex":0},"schema":"https://github.com/citation-style-language/schema/raw/master/csl-citation.json"}</w:instrText>
             </w:r>
             <w:r>
               <w:fldChar w:fldCharType="separate"/>
             </w:r>
             <w:r>
-              <w:t xml:space="preserve">Willmann et al. (2025)</w:t>
+              <w:t xml:space="preserve">(2025)</w:t>
             </w:r>
             <w:r>
               <w:fldChar w:fldCharType="end"/>
@@ -11840,16 +12332,22 @@
               <w:jc w:val="left"/>
             </w:pPr>
             <w:r>
+              <w:t xml:space="preserve">Osaba, Garrote, et al.</w:t>
+            </w:r>
+            <w:r>
+              <w:t xml:space="preserve"> </w:t>
+            </w:r>
+            <w:r>
               <w:fldChar w:fldCharType="begin"/>
             </w:r>
             <w:r>
-              <w:instrText xml:space="preserve">ADDIN CSL_CITATION {"citationItems":[{"id":"ITEM-1","itemData":{"DOI":"10.1109/QCE65121.2025.10359","author":[{"family":"Osaba","given":"Eneko"},{"family":"Garrote","given":"Estibaliz"},{"family":"Miranda-Rodriguez","given":"Pablo"},{"family":"Ciacco","given":"Alessia"},{"family":"Cabanes","given":"Itziar"},{"family":"Mancisidor","given":"Aitziber"}],"container-title":"2025 IEEE international conference on quantum computing and engineering (QCE)","id":"ITEM-1","issued":{"date-parts":[[2025]]},"page":"388-389","publisher":"IEEE","publisher-place":"Albuquerque, NM, USA","title":"Quantum-assisted automatic path-planning for robotic quality inspection in Industry 4.0","type":"paper-conference","volume":"2"}}],"mendeley":{"formattedCitation":"Osaba, Garrote, et al. (2025)","plainTextFormattedCitation":"Osaba, Garrote, et al. (2025)","previouslyFormattedCitation":"Osaba, Garrote, et al. (2025)"},"properties":{"noteIndex":0},"schema":"https://github.com/citation-style-language/schema/raw/master/csl-citation.json"}</w:instrText>
+              <w:instrText xml:space="preserve">ADDIN CSL_CITATION {"citationItems":[{"id":"ITEM-1","itemData":{"DOI":"10.1109/QCE65121.2025.10359","author":[{"family":"Osaba","given":"Eneko"},{"family":"Garrote","given":"Estibaliz"},{"family":"Miranda-Rodriguez","given":"Pablo"},{"family":"Ciacco","given":"Alessia"},{"family":"Cabanes","given":"Itziar"},{"family":"Mancisidor","given":"Aitziber"}],"container-title":"2025 IEEE international conference on quantum computing and engineering (QCE)","id":"ITEM-1","issued":{"date-parts":[[2025]]},"page":"388-389","publisher":"IEEE","publisher-place":"Albuquerque, NM, USA","title":"Quantum-assisted automatic path-planning for robotic quality inspection in Industry 4.0","type":"paper-conference","volume":"2"},"suppress-author":true}],"mendeley":{"formattedCitation":"(2025)","plainTextFormattedCitation":"(2025)","previouslyFormattedCitation":"(2025)"},"properties":{"noteIndex":0},"schema":"https://github.com/citation-style-language/schema/raw/master/csl-citation.json"}</w:instrText>
             </w:r>
             <w:r>
               <w:fldChar w:fldCharType="separate"/>
             </w:r>
             <w:r>
-              <w:t xml:space="preserve">Osaba, Garrote, et al. (2025)</w:t>
+              <w:t xml:space="preserve">(2025)</w:t>
             </w:r>
             <w:r>
               <w:fldChar w:fldCharType="end"/>
@@ -11950,16 +12448,22 @@
               <w:jc w:val="left"/>
             </w:pPr>
             <w:r>
+              <w:t xml:space="preserve">Otani et al.</w:t>
+            </w:r>
+            <w:r>
+              <w:t xml:space="preserve"> </w:t>
+            </w:r>
+            <w:r>
               <w:fldChar w:fldCharType="begin"/>
             </w:r>
             <w:r>
-              <w:instrText xml:space="preserve">ADDIN CSL_CITATION {"citationItems":[{"id":"ITEM-1","itemData":{"DOI":"10.1038/s41598-025-12109-0","author":[{"family":"Otani","given":"Takuya"},{"family":"Takanishi","given":"Atsuo"},{"family":"Hara","given":"Nobuyuki"},{"family":"Takita","given":"Yutaka"},{"family":"Kimura","given":"Koichi"}],"container-title":"Scientific Reports","id":"ITEM-1","issued":{"date-parts":[[2025]]},"page":"28508","publisher":"Nature Publishing Group","title":"Quantum computation for robot posture optimization","type":"article-journal","volume":"15"}}],"mendeley":{"formattedCitation":"Otani et al. (2025)","plainTextFormattedCitation":"Otani et al. (2025)","previouslyFormattedCitation":"Otani et al. (2025)"},"properties":{"noteIndex":0},"schema":"https://github.com/citation-style-language/schema/raw/master/csl-citation.json"}</w:instrText>
+              <w:instrText xml:space="preserve">ADDIN CSL_CITATION {"citationItems":[{"id":"ITEM-1","itemData":{"DOI":"10.1038/s41598-025-12109-0","author":[{"family":"Otani","given":"Takuya"},{"family":"Takanishi","given":"Atsuo"},{"family":"Hara","given":"Nobuyuki"},{"family":"Takita","given":"Yutaka"},{"family":"Kimura","given":"Koichi"}],"container-title":"Scientific Reports","id":"ITEM-1","issued":{"date-parts":[[2025]]},"page":"28508","publisher":"Nature Publishing Group","title":"Quantum computation for robot posture optimization","type":"article-journal","volume":"15"},"suppress-author":true}],"mendeley":{"formattedCitation":"(2025)","plainTextFormattedCitation":"(2025)","previouslyFormattedCitation":"(2025)"},"properties":{"noteIndex":0},"schema":"https://github.com/citation-style-language/schema/raw/master/csl-citation.json"}</w:instrText>
             </w:r>
             <w:r>
               <w:fldChar w:fldCharType="separate"/>
             </w:r>
             <w:r>
-              <w:t xml:space="preserve">Otani et al. (2025)</w:t>
+              <w:t xml:space="preserve">(2025)</w:t>
             </w:r>
             <w:r>
               <w:fldChar w:fldCharType="end"/>
@@ -12060,16 +12564,22 @@
               <w:jc w:val="left"/>
             </w:pPr>
             <w:r>
+              <w:t xml:space="preserve">Salloum et al.</w:t>
+            </w:r>
+            <w:r>
+              <w:t xml:space="preserve"> </w:t>
+            </w:r>
+            <w:r>
               <w:fldChar w:fldCharType="begin"/>
             </w:r>
             <w:r>
-              <w:instrText xml:space="preserve">ADDIN CSL_CITATION {"citationItems":[{"id":"ITEM-1","itemData":{"DOI":"10.1038/s41598-025-34346-z","author":[{"family":"Salloum","given":"Hadi"},{"family":"Savin","given":"Sergei"},{"family":"Kholodov","given":"Yaroslav"},{"family":"Ryzhakov","given":"Gleb"},{"family":"Farina","given":"Mirko"},{"family":"Oseledets","given":"Ivan"}],"container-title":"Scientific Reports","id":"ITEM-1","issued":{"date-parts":[[2026]]},"page":"4244","publisher":"Nature Publishing Group","title":"Quantum annealing for inverse kinematics in robotics","type":"article-journal","volume":"16"}}],"mendeley":{"formattedCitation":"Salloum et al. (2026)","plainTextFormattedCitation":"Salloum et al. (2026)","previouslyFormattedCitation":"Salloum et al. (2026)"},"properties":{"noteIndex":0},"schema":"https://github.com/citation-style-language/schema/raw/master/csl-citation.json"}</w:instrText>
+              <w:instrText xml:space="preserve">ADDIN CSL_CITATION {"citationItems":[{"id":"ITEM-1","itemData":{"DOI":"10.1038/s41598-025-34346-z","author":[{"family":"Salloum","given":"Hadi"},{"family":"Savin","given":"Sergei"},{"family":"Kholodov","given":"Yaroslav"},{"family":"Ryzhakov","given":"Gleb"},{"family":"Farina","given":"Mirko"},{"family":"Oseledets","given":"Ivan"}],"container-title":"Scientific Reports","id":"ITEM-1","issued":{"date-parts":[[2026]]},"page":"4244","publisher":"Nature Publishing Group","title":"Quantum annealing for inverse kinematics in robotics","type":"article-journal","volume":"16"},"suppress-author":true}],"mendeley":{"formattedCitation":"(2026)","plainTextFormattedCitation":"(2026)","previouslyFormattedCitation":"(2026)"},"properties":{"noteIndex":0},"schema":"https://github.com/citation-style-language/schema/raw/master/csl-citation.json"}</w:instrText>
             </w:r>
             <w:r>
               <w:fldChar w:fldCharType="separate"/>
             </w:r>
             <w:r>
-              <w:t xml:space="preserve">Salloum et al. (2026)</w:t>
+              <w:t xml:space="preserve">(2026)</w:t>
             </w:r>
             <w:r>
               <w:fldChar w:fldCharType="end"/>
@@ -12170,16 +12680,22 @@
               <w:jc w:val="left"/>
             </w:pPr>
             <w:r>
+              <w:t xml:space="preserve">Xinyi Wang et al.</w:t>
+            </w:r>
+            <w:r>
+              <w:t xml:space="preserve"> </w:t>
+            </w:r>
+            <w:r>
               <w:fldChar w:fldCharType="begin"/>
             </w:r>
             <w:r>
-              <w:instrText xml:space="preserve">ADDIN CSL_CITATION {"citationItems":[{"id":"ITEM-1","itemData":{"DOI":"10.1109/ASE63991.2025.00306","author":[{"family":"Wang","given":"Xinyi"},{"family":"Arcaini","given":"Paolo"},{"family":"Ali","given":"Shaukat"},{"family":"Xu","given":"Qinghua"},{"family":"Peyrucain","given":"Thomas"}],"container-title":"Proceedings of the 40th IEEE/ACM international conference on automated software engineering (ASE)","id":"ITEM-1","issued":{"date-parts":[[2025]]},"publisher":"IEEE","publisher-place":"Piscataway, NJ, USA","title":"Quantum machine learning-based test oracle for autonomous mobile robots","type":"paper-conference"}}],"mendeley":{"formattedCitation":"Xinyi Wang et al. (2025)","plainTextFormattedCitation":"Xinyi Wang et al. (2025)","previouslyFormattedCitation":"Xinyi Wang et al. (2025)"},"properties":{"noteIndex":0},"schema":"https://github.com/citation-style-language/schema/raw/master/csl-citation.json"}</w:instrText>
+              <w:instrText xml:space="preserve">ADDIN CSL_CITATION {"citationItems":[{"id":"ITEM-1","itemData":{"DOI":"10.1109/ASE63991.2025.00306","author":[{"family":"Wang","given":"Xinyi"},{"family":"Arcaini","given":"Paolo"},{"family":"Ali","given":"Shaukat"},{"family":"Xu","given":"Qinghua"},{"family":"Peyrucain","given":"Thomas"}],"container-title":"Proceedings of the 40th IEEE/ACM international conference on automated software engineering (ASE)","id":"ITEM-1","issued":{"date-parts":[[2025]]},"publisher":"IEEE","publisher-place":"Piscataway, NJ, USA","title":"Quantum machine learning-based test oracle for autonomous mobile robots","type":"paper-conference"},"suppress-author":true}],"mendeley":{"formattedCitation":"(2025)","plainTextFormattedCitation":"(2025)","previouslyFormattedCitation":"(2025)"},"properties":{"noteIndex":0},"schema":"https://github.com/citation-style-language/schema/raw/master/csl-citation.json"}</w:instrText>
             </w:r>
             <w:r>
               <w:fldChar w:fldCharType="separate"/>
             </w:r>
             <w:r>
-              <w:t xml:space="preserve">Xinyi Wang et al. (2025)</w:t>
+              <w:t xml:space="preserve">(2025)</w:t>
             </w:r>
             <w:r>
               <w:fldChar w:fldCharType="end"/>
@@ -12280,16 +12796,22 @@
               <w:jc w:val="left"/>
             </w:pPr>
             <w:r>
+              <w:t xml:space="preserve">Roh et al.</w:t>
+            </w:r>
+            <w:r>
+              <w:t xml:space="preserve"> </w:t>
+            </w:r>
+            <w:r>
               <w:fldChar w:fldCharType="begin"/>
             </w:r>
             <w:r>
-              <w:instrText xml:space="preserve">ADDIN CSL_CITATION {"citationItems":[{"id":"ITEM-1","itemData":{"author":[{"family":"Roh","given":"Emily Jimin"},{"family":"Baek","given":"Hankyul"},{"family":"Kim","given":"Donghyeon"},{"family":"Kim","given":"Joongheon"}],"container-title":"IEEE Transactions on Mobile Computing","id":"ITEM-1","issue":"2","issued":{"date-parts":[[2025]]},"page":"1031-1042","title":"Fast quantum convolutional neural networks for low-complexity object detection in autonomous driving applications","type":"article-journal","volume":"24"}}],"mendeley":{"formattedCitation":"Roh et al. (2025)","plainTextFormattedCitation":"Roh et al. (2025)","previouslyFormattedCitation":"Roh et al. (2025)"},"properties":{"noteIndex":0},"schema":"https://github.com/citation-style-language/schema/raw/master/csl-citation.json"}</w:instrText>
+              <w:instrText xml:space="preserve">ADDIN CSL_CITATION {"citationItems":[{"id":"ITEM-1","itemData":{"author":[{"family":"Roh","given":"Emily Jimin"},{"family":"Baek","given":"Hankyul"},{"family":"Kim","given":"Donghyeon"},{"family":"Kim","given":"Joongheon"}],"container-title":"IEEE Transactions on Mobile Computing","id":"ITEM-1","issue":"2","issued":{"date-parts":[[2025]]},"page":"1031-1042","title":"Fast quantum convolutional neural networks for low-complexity object detection in autonomous driving applications","type":"article-journal","volume":"24"},"suppress-author":true}],"mendeley":{"formattedCitation":"(2025)","plainTextFormattedCitation":"(2025)","previouslyFormattedCitation":"(2025)"},"properties":{"noteIndex":0},"schema":"https://github.com/citation-style-language/schema/raw/master/csl-citation.json"}</w:instrText>
             </w:r>
             <w:r>
               <w:fldChar w:fldCharType="separate"/>
             </w:r>
             <w:r>
-              <w:t xml:space="preserve">Roh et al. (2025)</w:t>
+              <w:t xml:space="preserve">(2025)</w:t>
             </w:r>
             <w:r>
               <w:fldChar w:fldCharType="end"/>
@@ -12390,16 +12912,22 @@
               <w:jc w:val="left"/>
             </w:pPr>
             <w:r>
+              <w:t xml:space="preserve">Gonçalves</w:t>
+            </w:r>
+            <w:r>
+              <w:t xml:space="preserve"> </w:t>
+            </w:r>
+            <w:r>
               <w:fldChar w:fldCharType="begin"/>
             </w:r>
             <w:r>
-              <w:instrText xml:space="preserve">ADDIN CSL_CITATION {"citationItems":[{"id":"ITEM-1","itemData":{"DOI":"10.2139/ssrn.3244327","author":[{"family":"Gonçalves","given":"Carlos Pedro"}],"id":"ITEM-1","issued":{"date-parts":[[2018]]},"publisher":"SSRN preprint 3244327","title":"Quantum robotics, neural networks and the quantum force interpretation","type":""}}],"mendeley":{"formattedCitation":"Gonçalves (2018)","plainTextFormattedCitation":"Gonçalves (2018)","previouslyFormattedCitation":"Gonçalves (2018)"},"properties":{"noteIndex":0},"schema":"https://github.com/citation-style-language/schema/raw/master/csl-citation.json"}</w:instrText>
+              <w:instrText xml:space="preserve">ADDIN CSL_CITATION {"citationItems":[{"id":"ITEM-1","itemData":{"DOI":"10.2139/ssrn.3244327","author":[{"family":"Gonçalves","given":"Carlos Pedro"}],"id":"ITEM-1","issued":{"date-parts":[[2018]]},"publisher":"SSRN preprint 3244327","title":"Quantum robotics, neural networks and the quantum force interpretation","type":""},"suppress-author":true}],"mendeley":{"formattedCitation":"(2018)","plainTextFormattedCitation":"(2018)","previouslyFormattedCitation":"(2018)"},"properties":{"noteIndex":0},"schema":"https://github.com/citation-style-language/schema/raw/master/csl-citation.json"}</w:instrText>
             </w:r>
             <w:r>
               <w:fldChar w:fldCharType="separate"/>
             </w:r>
             <w:r>
-              <w:t xml:space="preserve">Gonçalves (2018)</w:t>
+              <w:t xml:space="preserve">(2018)</w:t>
             </w:r>
             <w:r>
               <w:fldChar w:fldCharType="end"/>
@@ -12500,16 +13028,22 @@
               <w:jc w:val="left"/>
             </w:pPr>
             <w:r>
+              <w:t xml:space="preserve">Dong et al.</w:t>
+            </w:r>
+            <w:r>
+              <w:t xml:space="preserve"> </w:t>
+            </w:r>
+            <w:r>
               <w:fldChar w:fldCharType="begin"/>
             </w:r>
             <w:r>
-              <w:instrText xml:space="preserve">ADDIN CSL_CITATION {"citationItems":[{"id":"ITEM-1","itemData":{"DOI":"10.1109/TMECH.2010.2090896","author":[{"family":"Dong","given":"Daoyi"},{"family":"Chen","given":"Chunlin"},{"family":"Chu","given":"Jian"},{"family":"Tarn","given":"Tzyh-Jong"}],"container-title":"IEEE/ASME Transactions on Mechatronics","id":"ITEM-1","issue":"1","issued":{"date-parts":[[2012]]},"page":"86-97","publisher":"IEEE","title":"Robust quantum-inspired reinforcement learning for robot navigation","type":"article-journal","volume":"17"}}],"mendeley":{"formattedCitation":"Dong et al. (2012)","plainTextFormattedCitation":"Dong et al. (2012)","previouslyFormattedCitation":"Dong et al. (2012)"},"properties":{"noteIndex":0},"schema":"https://github.com/citation-style-language/schema/raw/master/csl-citation.json"}</w:instrText>
+              <w:instrText xml:space="preserve">ADDIN CSL_CITATION {"citationItems":[{"id":"ITEM-1","itemData":{"DOI":"10.1109/TMECH.2010.2090896","author":[{"family":"Dong","given":"Daoyi"},{"family":"Chen","given":"Chunlin"},{"family":"Chu","given":"Jian"},{"family":"Tarn","given":"Tzyh-Jong"}],"container-title":"IEEE/ASME Transactions on Mechatronics","id":"ITEM-1","issue":"1","issued":{"date-parts":[[2012]]},"page":"86-97","publisher":"IEEE","title":"Robust quantum-inspired reinforcement learning for robot navigation","type":"article-journal","volume":"17"},"suppress-author":true}],"mendeley":{"formattedCitation":"(2012)","plainTextFormattedCitation":"(2012)","previouslyFormattedCitation":"(2012)"},"properties":{"noteIndex":0},"schema":"https://github.com/citation-style-language/schema/raw/master/csl-citation.json"}</w:instrText>
             </w:r>
             <w:r>
               <w:fldChar w:fldCharType="separate"/>
             </w:r>
             <w:r>
-              <w:t xml:space="preserve">Dong et al. (2012)</w:t>
+              <w:t xml:space="preserve">(2012)</w:t>
             </w:r>
             <w:r>
               <w:fldChar w:fldCharType="end"/>
@@ -12610,16 +13144,22 @@
               <w:jc w:val="left"/>
             </w:pPr>
             <w:r>
+              <w:t xml:space="preserve">Hohenfeld et al.</w:t>
+            </w:r>
+            <w:r>
+              <w:t xml:space="preserve"> </w:t>
+            </w:r>
+            <w:r>
               <w:fldChar w:fldCharType="begin"/>
             </w:r>
             <w:r>
-              <w:instrText xml:space="preserve">ADDIN CSL_CITATION {"citationItems":[{"id":"ITEM-1","itemData":{"DOI":"10.1109/ACCESS.2024.3417808","author":[{"family":"Hohenfeld","given":"Hans"},{"family":"Heimann","given":"Dirk"},{"family":"Wiebe","given":"Felix"},{"family":"Kirchner","given":"Frank"}],"container-title":"IEEE Access","id":"ITEM-1","issued":{"date-parts":[[2024]]},"page":"87217-87236","publisher":"IEEE","title":"Quantum deep reinforcement learning for robot navigation tasks","type":"article-journal","volume":"12"}}],"mendeley":{"formattedCitation":"Hohenfeld et al. (2024)","plainTextFormattedCitation":"Hohenfeld et al. (2024)","previouslyFormattedCitation":"Hohenfeld et al. (2024)"},"properties":{"noteIndex":0},"schema":"https://github.com/citation-style-language/schema/raw/master/csl-citation.json"}</w:instrText>
+              <w:instrText xml:space="preserve">ADDIN CSL_CITATION {"citationItems":[{"id":"ITEM-1","itemData":{"DOI":"10.1109/ACCESS.2024.3417808","author":[{"family":"Hohenfeld","given":"Hans"},{"family":"Heimann","given":"Dirk"},{"family":"Wiebe","given":"Felix"},{"family":"Kirchner","given":"Frank"}],"container-title":"IEEE Access","id":"ITEM-1","issued":{"date-parts":[[2024]]},"page":"87217-87236","publisher":"IEEE","title":"Quantum deep reinforcement learning for robot navigation tasks","type":"article-journal","volume":"12"},"suppress-author":true}],"mendeley":{"formattedCitation":"(2024)","plainTextFormattedCitation":"(2024)","previouslyFormattedCitation":"(2024)"},"properties":{"noteIndex":0},"schema":"https://github.com/citation-style-language/schema/raw/master/csl-citation.json"}</w:instrText>
             </w:r>
             <w:r>
               <w:fldChar w:fldCharType="separate"/>
             </w:r>
             <w:r>
-              <w:t xml:space="preserve">Hohenfeld et al. (2024)</w:t>
+              <w:t xml:space="preserve">(2024)</w:t>
             </w:r>
             <w:r>
               <w:fldChar w:fldCharType="end"/>
@@ -12720,16 +13260,22 @@
               <w:jc w:val="left"/>
             </w:pPr>
             <w:r>
+              <w:t xml:space="preserve">Drăgan et al.</w:t>
+            </w:r>
+            <w:r>
+              <w:t xml:space="preserve"> </w:t>
+            </w:r>
+            <w:r>
               <w:fldChar w:fldCharType="begin"/>
             </w:r>
             <w:r>
-              <w:instrText xml:space="preserve">ADDIN CSL_CITATION {"citationItems":[{"id":"ITEM-1","itemData":{"DOI":"10.5220/0013371800003890","ISBN":"978-989-758-737-5","author":[{"family":"Drăgan","given":"Theodora-Augustina"},{"family":"Künzner","given":"Alexander"},{"family":"Wille","given":"Robert"},{"family":"Lorenz","given":"Jeanette Miriam"}],"container-title":"Proceedings of the 17th international conference on agents and artificial intelligence (ICAART 2025)","id":"ITEM-1","issued":{"date-parts":[[2025]]},"page":"807-814","publisher":"SciTePress","publisher-place":"Setúbal, Portugal","title":"Continuous quantum reinforcement learning for robot navigation","type":"paper-conference","volume":"1"}}],"mendeley":{"formattedCitation":"Drăgan et al. (2025)","plainTextFormattedCitation":"Drăgan et al. (2025)","previouslyFormattedCitation":"Drăgan et al. (2025)"},"properties":{"noteIndex":0},"schema":"https://github.com/citation-style-language/schema/raw/master/csl-citation.json"}</w:instrText>
+              <w:instrText xml:space="preserve">ADDIN CSL_CITATION {"citationItems":[{"id":"ITEM-1","itemData":{"DOI":"10.5220/0013371800003890","ISBN":"978-989-758-737-5","author":[{"family":"Drăgan","given":"Theodora-Augustina"},{"family":"Künzner","given":"Alexander"},{"family":"Wille","given":"Robert"},{"family":"Lorenz","given":"Jeanette Miriam"}],"container-title":"Proceedings of the 17th international conference on agents and artificial intelligence (ICAART 2025)","id":"ITEM-1","issued":{"date-parts":[[2025]]},"page":"807-814","publisher":"SciTePress","publisher-place":"Setúbal, Portugal","title":"Continuous quantum reinforcement learning for robot navigation","type":"paper-conference","volume":"1"},"suppress-author":true}],"mendeley":{"formattedCitation":"(2025)","plainTextFormattedCitation":"(2025)","previouslyFormattedCitation":"(2025)"},"properties":{"noteIndex":0},"schema":"https://github.com/citation-style-language/schema/raw/master/csl-citation.json"}</w:instrText>
             </w:r>
             <w:r>
               <w:fldChar w:fldCharType="separate"/>
             </w:r>
             <w:r>
-              <w:t xml:space="preserve">Drăgan et al. (2025)</w:t>
+              <w:t xml:space="preserve">(2025)</w:t>
             </w:r>
             <w:r>
               <w:fldChar w:fldCharType="end"/>
@@ -12830,16 +13376,22 @@
               <w:jc w:val="left"/>
             </w:pPr>
             <w:r>
+              <w:t xml:space="preserve">Sinha, Macaluso, and Klusch</w:t>
+            </w:r>
+            <w:r>
+              <w:t xml:space="preserve"> </w:t>
+            </w:r>
+            <w:r>
               <w:fldChar w:fldCharType="begin"/>
             </w:r>
             <w:r>
-              <w:instrText xml:space="preserve">ADDIN CSL_CITATION {"citationItems":[{"id":"ITEM-1","itemData":{"DOI":"10.1007/s42484-024-00226-4","author":[{"family":"Sinha","given":"Akash"},{"family":"Macaluso","given":"Antonio"},{"family":"Klusch","given":"Matthias"}],"container-title":"Quantum Machine Intelligence","id":"ITEM-1","issued":{"date-parts":[[2025]]},"page":"19","publisher":"Springer","title":"Nav-Q: Quantum deep reinforcement learning for collision-free navigation of self-driving cars","title-short":"Nav-Q","type":"article-journal","volume":"7"}}],"mendeley":{"formattedCitation":"Sinha, Macaluso, and Klusch (2025)","plainTextFormattedCitation":"Sinha, Macaluso, and Klusch (2025)","previouslyFormattedCitation":"Sinha, Macaluso, and Klusch (2025)"},"properties":{"noteIndex":0},"schema":"https://github.com/citation-style-language/schema/raw/master/csl-citation.json"}</w:instrText>
+              <w:instrText xml:space="preserve">ADDIN CSL_CITATION {"citationItems":[{"id":"ITEM-1","itemData":{"DOI":"10.1007/s42484-024-00226-4","author":[{"family":"Sinha","given":"Akash"},{"family":"Macaluso","given":"Antonio"},{"family":"Klusch","given":"Matthias"}],"container-title":"Quantum Machine Intelligence","id":"ITEM-1","issued":{"date-parts":[[2025]]},"page":"19","publisher":"Springer","title":"Nav-Q: Quantum deep reinforcement learning for collision-free navigation of self-driving cars","title-short":"Nav-Q","type":"article-journal","volume":"7"},"suppress-author":true}],"mendeley":{"formattedCitation":"(2025)","plainTextFormattedCitation":"(2025)","previouslyFormattedCitation":"(2025)"},"properties":{"noteIndex":0},"schema":"https://github.com/citation-style-language/schema/raw/master/csl-citation.json"}</w:instrText>
             </w:r>
             <w:r>
               <w:fldChar w:fldCharType="separate"/>
             </w:r>
             <w:r>
-              <w:t xml:space="preserve">Sinha, Macaluso, and Klusch (2025)</w:t>
+              <w:t xml:space="preserve">(2025)</w:t>
             </w:r>
             <w:r>
               <w:fldChar w:fldCharType="end"/>
@@ -12940,16 +13492,22 @@
               <w:jc w:val="left"/>
             </w:pPr>
             <w:r>
+              <w:t xml:space="preserve">Acuto et al.</w:t>
+            </w:r>
+            <w:r>
+              <w:t xml:space="preserve"> </w:t>
+            </w:r>
+            <w:r>
               <w:fldChar w:fldCharType="begin"/>
             </w:r>
             <w:r>
-              <w:instrText xml:space="preserve">ADDIN CSL_CITATION {"citationItems":[{"id":"ITEM-1","itemData":{"URL":"https://arxiv.org/abs/2212.11681","author":[{"family":"Acuto","given":"Alberto"},{"family":"Barillà","given":"Paola"},{"family":"Bozzolo","given":"Ludovico"},{"family":"Conterno","given":"Matteo"},{"family":"Pavese","given":"Mattia"},{"family":"Policicchio","given":"Antonio"}],"id":"ITEM-1","issued":{"date-parts":[[2022]]},"title":"Variational quantum soft actor-critic for robotic arm control","type":""}}],"mendeley":{"formattedCitation":"Acuto et al. (2022)","plainTextFormattedCitation":"Acuto et al. (2022)","previouslyFormattedCitation":"Acuto et al. (2022)"},"properties":{"noteIndex":0},"schema":"https://github.com/citation-style-language/schema/raw/master/csl-citation.json"}</w:instrText>
+              <w:instrText xml:space="preserve">ADDIN CSL_CITATION {"citationItems":[{"id":"ITEM-1","itemData":{"URL":"https://arxiv.org/abs/2212.11681","author":[{"family":"Acuto","given":"Alberto"},{"family":"Barillà","given":"Paola"},{"family":"Bozzolo","given":"Ludovico"},{"family":"Conterno","given":"Matteo"},{"family":"Pavese","given":"Mattia"},{"family":"Policicchio","given":"Antonio"}],"id":"ITEM-1","issued":{"date-parts":[[2022]]},"title":"Variational quantum soft actor-critic for robotic arm control","type":""},"suppress-author":true}],"mendeley":{"formattedCitation":"(2022)","plainTextFormattedCitation":"(2022)","previouslyFormattedCitation":"(2022)"},"properties":{"noteIndex":0},"schema":"https://github.com/citation-style-language/schema/raw/master/csl-citation.json"}</w:instrText>
             </w:r>
             <w:r>
               <w:fldChar w:fldCharType="separate"/>
             </w:r>
             <w:r>
-              <w:t xml:space="preserve">Acuto et al. (2022)</w:t>
+              <w:t xml:space="preserve">(2022)</w:t>
             </w:r>
             <w:r>
               <w:fldChar w:fldCharType="end"/>
@@ -13050,16 +13608,22 @@
               <w:jc w:val="left"/>
             </w:pPr>
             <w:r>
+              <w:t xml:space="preserve">Lokossou et al.</w:t>
+            </w:r>
+            <w:r>
+              <w:t xml:space="preserve"> </w:t>
+            </w:r>
+            <w:r>
               <w:fldChar w:fldCharType="begin"/>
             </w:r>
             <w:r>
-              <w:instrText xml:space="preserve">ADDIN CSL_CITATION {"citationItems":[{"id":"ITEM-1","itemData":{"DOI":"10.48550/arXiv.2509.11388","URL":"https://arxiv.org/abs/2509.11388","author":[{"family":"Lokossou","given":"Romerik"},{"family":"Girma","given":"Birhanu Shimelis"},{"family":"Tonguz","given":"Ozan K."},{"family":"Biyabani","given":"Ahmed"}],"id":"ITEM-1","issued":{"date-parts":[[2025]]},"title":"Quantum deep reinforcement learning for humanoid robot navigation task","type":""}}],"mendeley":{"formattedCitation":"Lokossou et al. (2025)","plainTextFormattedCitation":"Lokossou et al. (2025)","previouslyFormattedCitation":"Lokossou et al. (2025)"},"properties":{"noteIndex":0},"schema":"https://github.com/citation-style-language/schema/raw/master/csl-citation.json"}</w:instrText>
+              <w:instrText xml:space="preserve">ADDIN CSL_CITATION {"citationItems":[{"id":"ITEM-1","itemData":{"DOI":"10.48550/arXiv.2509.11388","URL":"https://arxiv.org/abs/2509.11388","author":[{"family":"Lokossou","given":"Romerik"},{"family":"Girma","given":"Birhanu Shimelis"},{"family":"Tonguz","given":"Ozan K."},{"family":"Biyabani","given":"Ahmed"}],"id":"ITEM-1","issued":{"date-parts":[[2025]]},"title":"Quantum deep reinforcement learning for humanoid robot navigation task","type":""},"suppress-author":true}],"mendeley":{"formattedCitation":"(2025)","plainTextFormattedCitation":"(2025)","previouslyFormattedCitation":"(2025)"},"properties":{"noteIndex":0},"schema":"https://github.com/citation-style-language/schema/raw/master/csl-citation.json"}</w:instrText>
             </w:r>
             <w:r>
               <w:fldChar w:fldCharType="separate"/>
             </w:r>
             <w:r>
-              <w:t xml:space="preserve">Lokossou et al. (2025)</w:t>
+              <w:t xml:space="preserve">(2025)</w:t>
             </w:r>
             <w:r>
               <w:fldChar w:fldCharType="end"/>
@@ -13160,16 +13724,22 @@
               <w:jc w:val="left"/>
             </w:pPr>
             <w:r>
+              <w:t xml:space="preserve">Altrabulsi et al.</w:t>
+            </w:r>
+            <w:r>
+              <w:t xml:space="preserve"> </w:t>
+            </w:r>
+            <w:r>
               <w:fldChar w:fldCharType="begin"/>
             </w:r>
             <w:r>
-              <w:instrText xml:space="preserve">ADDIN CSL_CITATION {"citationItems":[{"id":"ITEM-1","itemData":{"URL":"https://arxiv.org/abs/2605.20801","author":[{"family":"Altrabulsi","given":"Mohamed Khair"},{"family":"Innan","given":"Nouhaila"},{"family":"Marchisio","given":"Alberto"},{"family":"Kashif","given":"Muhammad"},{"family":"Shafique","given":"Muhammad"}],"id":"ITEM-1","issued":{"date-parts":[[2026]]},"title":"Q-SpiRL: Quantum spiking reinforcement learning for adaptive robot navigation","title-short":"Q-SpiRL","type":""}}],"mendeley":{"formattedCitation":"Altrabulsi et al. (2026)","plainTextFormattedCitation":"Altrabulsi et al. (2026)","previouslyFormattedCitation":"Altrabulsi et al. (2026)"},"properties":{"noteIndex":0},"schema":"https://github.com/citation-style-language/schema/raw/master/csl-citation.json"}</w:instrText>
+              <w:instrText xml:space="preserve">ADDIN CSL_CITATION {"citationItems":[{"id":"ITEM-1","itemData":{"URL":"https://arxiv.org/abs/2605.20801","author":[{"family":"Altrabulsi","given":"Mohamed Khair"},{"family":"Innan","given":"Nouhaila"},{"family":"Marchisio","given":"Alberto"},{"family":"Kashif","given":"Muhammad"},{"family":"Shafique","given":"Muhammad"}],"id":"ITEM-1","issued":{"date-parts":[[2026]]},"title":"Q-SpiRL: Quantum spiking reinforcement learning for adaptive robot navigation","title-short":"Q-SpiRL","type":""},"suppress-author":true}],"mendeley":{"formattedCitation":"(2026)","plainTextFormattedCitation":"(2026)","previouslyFormattedCitation":"(2026)"},"properties":{"noteIndex":0},"schema":"https://github.com/citation-style-language/schema/raw/master/csl-citation.json"}</w:instrText>
             </w:r>
             <w:r>
               <w:fldChar w:fldCharType="separate"/>
             </w:r>
             <w:r>
-              <w:t xml:space="preserve">Altrabulsi et al. (2026)</w:t>
+              <w:t xml:space="preserve">(2026)</w:t>
             </w:r>
             <w:r>
               <w:fldChar w:fldCharType="end"/>
@@ -13270,16 +13840,22 @@
               <w:jc w:val="left"/>
             </w:pPr>
             <w:r>
+              <w:t xml:space="preserve">Taghavi and Farnoosh</w:t>
+            </w:r>
+            <w:r>
+              <w:t xml:space="preserve"> </w:t>
+            </w:r>
+            <w:r>
               <w:fldChar w:fldCharType="begin"/>
             </w:r>
             <w:r>
-              <w:instrText xml:space="preserve">ADDIN CSL_CITATION {"citationItems":[{"id":"ITEM-1","itemData":{"DOI":"10.1007/s42044-025-00306-z","author":[{"family":"Taghavi","given":"Mazyar"},{"family":"Farnoosh","given":"Rahman"}],"container-title":"Iran Journal of Computer Science","id":"ITEM-1","issue":"4","issued":{"date-parts":[[2025]]},"page":"2139-2155","publisher":"Springer","title":"Quantum computing and neuromorphic computing for safe, reliable, and explainable multi-agent reinforcement learning: Optimal control in autonomous robotics","title-short":"Quantum computing and neuromorphic computing for safe, reliable, and explainable multi-agent reinforcement learning","type":"article-journal","volume":"8"}}],"mendeley":{"formattedCitation":"Taghavi and Farnoosh (2025)","plainTextFormattedCitation":"Taghavi and Farnoosh (2025)","previouslyFormattedCitation":"Taghavi and Farnoosh (2025)"},"properties":{"noteIndex":0},"schema":"https://github.com/citation-style-language/schema/raw/master/csl-citation.json"}</w:instrText>
+              <w:instrText xml:space="preserve">ADDIN CSL_CITATION {"citationItems":[{"id":"ITEM-1","itemData":{"DOI":"10.1007/s42044-025-00306-z","author":[{"family":"Taghavi","given":"Mazyar"},{"family":"Farnoosh","given":"Rahman"}],"container-title":"Iran Journal of Computer Science","id":"ITEM-1","issue":"4","issued":{"date-parts":[[2025]]},"page":"2139-2155","publisher":"Springer","title":"Quantum computing and neuromorphic computing for safe, reliable, and explainable multi-agent reinforcement learning: Optimal control in autonomous robotics","title-short":"Quantum computing and neuromorphic computing for safe, reliable, and explainable multi-agent reinforcement learning","type":"article-journal","volume":"8"},"suppress-author":true}],"mendeley":{"formattedCitation":"(2025)","plainTextFormattedCitation":"(2025)","previouslyFormattedCitation":"(2025)"},"properties":{"noteIndex":0},"schema":"https://github.com/citation-style-language/schema/raw/master/csl-citation.json"}</w:instrText>
             </w:r>
             <w:r>
               <w:fldChar w:fldCharType="separate"/>
             </w:r>
             <w:r>
-              <w:t xml:space="preserve">Taghavi and Farnoosh (2025)</w:t>
+              <w:t xml:space="preserve">(2025)</w:t>
             </w:r>
             <w:r>
               <w:fldChar w:fldCharType="end"/>
@@ -13380,16 +13956,22 @@
               <w:jc w:val="left"/>
             </w:pPr>
             <w:r>
+              <w:t xml:space="preserve">C. Park et al.</w:t>
+            </w:r>
+            <w:r>
+              <w:t xml:space="preserve"> </w:t>
+            </w:r>
+            <w:r>
               <w:fldChar w:fldCharType="begin"/>
             </w:r>
             <w:r>
-              <w:instrText xml:space="preserve">ADDIN CSL_CITATION {"citationItems":[{"id":"ITEM-1","itemData":{"author":[{"family":"Park","given":"Chanyoung"},{"family":"Yun","given":"Won Joon"},{"family":"Kim","given":"Jae Pyoung"},{"family":"Rodrigues","given":"Tiago Koketsu"},{"family":"Park","given":"Soohyun"},{"family":"Jung","given":"Soyi"},{"family":"Kim","given":"Joongheon"}],"container-title":"IEEE Internet of Things Journal","id":"ITEM-1","issue":"22","issued":{"date-parts":[[2023]]},"page":"20033-20048","title":"Quantum multi-agent actor-critic networks for cooperative mobile access in multi-UAV systems","type":"article-journal","volume":"10"}}],"mendeley":{"formattedCitation":"C. Park et al. (2023)","plainTextFormattedCitation":"C. Park et al. (2023)","previouslyFormattedCitation":"C. Park et al. (2023)"},"properties":{"noteIndex":0},"schema":"https://github.com/citation-style-language/schema/raw/master/csl-citation.json"}</w:instrText>
+              <w:instrText xml:space="preserve">ADDIN CSL_CITATION {"citationItems":[{"id":"ITEM-1","itemData":{"author":[{"family":"Park","given":"Chanyoung"},{"family":"Yun","given":"Won Joon"},{"family":"Kim","given":"Jae Pyoung"},{"family":"Rodrigues","given":"Tiago Koketsu"},{"family":"Park","given":"Soohyun"},{"family":"Jung","given":"Soyi"},{"family":"Kim","given":"Joongheon"}],"container-title":"IEEE Internet of Things Journal","id":"ITEM-1","issue":"22","issued":{"date-parts":[[2023]]},"page":"20033-20048","title":"Quantum multi-agent actor-critic networks for cooperative mobile access in multi-UAV systems","type":"article-journal","volume":"10"},"suppress-author":true}],"mendeley":{"formattedCitation":"(2023)","plainTextFormattedCitation":"(2023)","previouslyFormattedCitation":"(2023)"},"properties":{"noteIndex":0},"schema":"https://github.com/citation-style-language/schema/raw/master/csl-citation.json"}</w:instrText>
             </w:r>
             <w:r>
               <w:fldChar w:fldCharType="separate"/>
             </w:r>
             <w:r>
-              <w:t xml:space="preserve">C. Park et al. (2023)</w:t>
+              <w:t xml:space="preserve">(2023)</w:t>
             </w:r>
             <w:r>
               <w:fldChar w:fldCharType="end"/>
@@ -13490,16 +14072,22 @@
               <w:jc w:val="left"/>
             </w:pPr>
             <w:r>
+              <w:t xml:space="preserve">S. Park et al.</w:t>
+            </w:r>
+            <w:r>
+              <w:t xml:space="preserve"> </w:t>
+            </w:r>
+            <w:r>
               <w:fldChar w:fldCharType="begin"/>
             </w:r>
             <w:r>
-              <w:instrText xml:space="preserve">ADDIN CSL_CITATION {"citationItems":[{"id":"ITEM-1","itemData":{"author":[{"family":"Park","given":"Soohyun"},{"family":"Kim","given":"Jae Pyoung"},{"family":"Park","given":"Chanyoung"},{"family":"Jung","given":"Soyi"},{"family":"Kim","given":"Joongheon"}],"container-title":"IEEE Communications Magazine","id":"ITEM-1","issue":"6","issued":{"date-parts":[[2024]]},"page":"106-112","title":"Quantum multi-agent reinforcement learning for autonomous mobility cooperation","type":"article-journal","volume":"62"}}],"mendeley":{"formattedCitation":"S. Park et al. (2024)","plainTextFormattedCitation":"S. Park et al. (2024)","previouslyFormattedCitation":"S. Park et al. (2024)"},"properties":{"noteIndex":0},"schema":"https://github.com/citation-style-language/schema/raw/master/csl-citation.json"}</w:instrText>
+              <w:instrText xml:space="preserve">ADDIN CSL_CITATION {"citationItems":[{"id":"ITEM-1","itemData":{"author":[{"family":"Park","given":"Soohyun"},{"family":"Kim","given":"Jae Pyoung"},{"family":"Park","given":"Chanyoung"},{"family":"Jung","given":"Soyi"},{"family":"Kim","given":"Joongheon"}],"container-title":"IEEE Communications Magazine","id":"ITEM-1","issue":"6","issued":{"date-parts":[[2024]]},"page":"106-112","title":"Quantum multi-agent reinforcement learning for autonomous mobility cooperation","type":"article-journal","volume":"62"},"suppress-author":true}],"mendeley":{"formattedCitation":"(2024)","plainTextFormattedCitation":"(2024)","previouslyFormattedCitation":"(2024)"},"properties":{"noteIndex":0},"schema":"https://github.com/citation-style-language/schema/raw/master/csl-citation.json"}</w:instrText>
             </w:r>
             <w:r>
               <w:fldChar w:fldCharType="separate"/>
             </w:r>
             <w:r>
-              <w:t xml:space="preserve">S. Park et al. (2024)</w:t>
+              <w:t xml:space="preserve">(2024)</w:t>
             </w:r>
             <w:r>
               <w:fldChar w:fldCharType="end"/>
@@ -13600,16 +14188,22 @@
               <w:jc w:val="left"/>
             </w:pPr>
             <w:r>
+              <w:t xml:space="preserve">Sun et al.</w:t>
+            </w:r>
+            <w:r>
+              <w:t xml:space="preserve"> </w:t>
+            </w:r>
+            <w:r>
               <w:fldChar w:fldCharType="begin"/>
             </w:r>
             <w:r>
-              <w:instrText xml:space="preserve">ADDIN CSL_CITATION {"citationItems":[{"id":"ITEM-1","itemData":{"URL":"https://arxiv.org/abs/2508.01690","author":[{"family":"Sun","given":"Yize"},{"family":"Hagog","given":"Mohamad"},{"family":"Weber","given":"Marc"},{"family":"Hein","given":"Daniel"},{"family":"Udluft","given":"Steffen"},{"family":"Tresp","given":"Volker"},{"family":"Ma","given":"Yunpu"}],"id":"ITEM-1","issued":{"date-parts":[[2025]]},"note":"QML@QCE 2025 workshop","title":"First experience with real-time control using simulated VQC-based quantum policies","type":""}}],"mendeley":{"formattedCitation":"Sun et al. (2025)","plainTextFormattedCitation":"Sun et al. (2025)","previouslyFormattedCitation":"Sun et al. (2025)"},"properties":{"noteIndex":0},"schema":"https://github.com/citation-style-language/schema/raw/master/csl-citation.json"}</w:instrText>
+              <w:instrText xml:space="preserve">ADDIN CSL_CITATION {"citationItems":[{"id":"ITEM-1","itemData":{"URL":"https://arxiv.org/abs/2508.01690","author":[{"family":"Sun","given":"Yize"},{"family":"Hagog","given":"Mohamad"},{"family":"Weber","given":"Marc"},{"family":"Hein","given":"Daniel"},{"family":"Udluft","given":"Steffen"},{"family":"Tresp","given":"Volker"},{"family":"Ma","given":"Yunpu"}],"id":"ITEM-1","issued":{"date-parts":[[2025]]},"note":"QML@QCE 2025 workshop","title":"First experience with real-time control using simulated VQC-based quantum policies","type":""},"suppress-author":true}],"mendeley":{"formattedCitation":"(2025)","plainTextFormattedCitation":"(2025)","previouslyFormattedCitation":"(2025)"},"properties":{"noteIndex":0},"schema":"https://github.com/citation-style-language/schema/raw/master/csl-citation.json"}</w:instrText>
             </w:r>
             <w:r>
               <w:fldChar w:fldCharType="separate"/>
             </w:r>
             <w:r>
-              <w:t xml:space="preserve">Sun et al. (2025)</w:t>
+              <w:t xml:space="preserve">(2025)</w:t>
             </w:r>
             <w:r>
               <w:fldChar w:fldCharType="end"/>
@@ -13710,16 +14304,22 @@
               <w:jc w:val="left"/>
             </w:pPr>
             <w:r>
+              <w:t xml:space="preserve">Ngo et al.</w:t>
+            </w:r>
+            <w:r>
+              <w:t xml:space="preserve"> </w:t>
+            </w:r>
+            <w:r>
               <w:fldChar w:fldCharType="begin"/>
             </w:r>
             <w:r>
-              <w:instrText xml:space="preserve">ADDIN CSL_CITATION {"citationItems":[{"id":"ITEM-1","itemData":{"URL":"https://arxiv.org/abs/2605.01716","author":[{"family":"Ngo","given":"Nguyen Truong Thu"},{"family":"Mehtola","given":"Väinö"},{"family":"Lenssen","given":"Jérome"},{"family":"Wang","given":"Peiyong"},{"family":"Cosco","given":"Francesco"},{"family":"Lu","given":"Tien-Fu"},{"family":"Quach","given":"James Q."}],"id":"ITEM-1","issued":{"date-parts":[[2026]]},"title":"Towards real-time control of a CartPole system on a quantum computer","type":""}}],"mendeley":{"formattedCitation":"Ngo et al. (2026)","plainTextFormattedCitation":"Ngo et al. (2026)","previouslyFormattedCitation":"Ngo et al. (2026)"},"properties":{"noteIndex":0},"schema":"https://github.com/citation-style-language/schema/raw/master/csl-citation.json"}</w:instrText>
+              <w:instrText xml:space="preserve">ADDIN CSL_CITATION {"citationItems":[{"id":"ITEM-1","itemData":{"URL":"https://arxiv.org/abs/2605.01716","author":[{"family":"Ngo","given":"Nguyen Truong Thu"},{"family":"Mehtola","given":"Väinö"},{"family":"Lenssen","given":"Jérome"},{"family":"Wang","given":"Peiyong"},{"family":"Cosco","given":"Francesco"},{"family":"Lu","given":"Tien-Fu"},{"family":"Quach","given":"James Q."}],"id":"ITEM-1","issued":{"date-parts":[[2026]]},"title":"Towards real-time control of a CartPole system on a quantum computer","type":""},"suppress-author":true}],"mendeley":{"formattedCitation":"(2026)","plainTextFormattedCitation":"(2026)","previouslyFormattedCitation":"(2026)"},"properties":{"noteIndex":0},"schema":"https://github.com/citation-style-language/schema/raw/master/csl-citation.json"}</w:instrText>
             </w:r>
             <w:r>
               <w:fldChar w:fldCharType="separate"/>
             </w:r>
             <w:r>
-              <w:t xml:space="preserve">Ngo et al. (2026)</w:t>
+              <w:t xml:space="preserve">(2026)</w:t>
             </w:r>
             <w:r>
               <w:fldChar w:fldCharType="end"/>
@@ -13820,16 +14420,22 @@
               <w:jc w:val="left"/>
             </w:pPr>
             <w:r>
+              <w:t xml:space="preserve">Chella et al.</w:t>
+            </w:r>
+            <w:r>
+              <w:t xml:space="preserve"> </w:t>
+            </w:r>
+            <w:r>
               <w:fldChar w:fldCharType="begin"/>
             </w:r>
             <w:r>
-              <w:instrText xml:space="preserve">ADDIN CSL_CITATION {"citationItems":[{"id":"ITEM-1","itemData":{"DOI":"10.3390/math10142475","author":[{"family":"Chella","given":"Antonio"},{"family":"Gaglio","given":"Salvatore"},{"family":"Pilato","given":"Giovanni"},{"family":"Vella","given":"Filippo"},{"family":"Zammuto","given":"Salvatore"}],"container-title":"Mathematics","id":"ITEM-1","issue":"14","issued":{"date-parts":[[2022]]},"page":"2475","publisher":"MDPI","title":"A quantum planner for robot motion","type":"article-journal","volume":"10"}}],"mendeley":{"formattedCitation":"Chella et al. (2022)","plainTextFormattedCitation":"Chella et al. (2022)","previouslyFormattedCitation":"Chella et al. (2022)"},"properties":{"noteIndex":0},"schema":"https://github.com/citation-style-language/schema/raw/master/csl-citation.json"}</w:instrText>
+              <w:instrText xml:space="preserve">ADDIN CSL_CITATION {"citationItems":[{"id":"ITEM-1","itemData":{"DOI":"10.3390/math10142475","author":[{"family":"Chella","given":"Antonio"},{"family":"Gaglio","given":"Salvatore"},{"family":"Pilato","given":"Giovanni"},{"family":"Vella","given":"Filippo"},{"family":"Zammuto","given":"Salvatore"}],"container-title":"Mathematics","id":"ITEM-1","issue":"14","issued":{"date-parts":[[2022]]},"page":"2475","publisher":"MDPI","title":"A quantum planner for robot motion","type":"article-journal","volume":"10"},"suppress-author":true}],"mendeley":{"formattedCitation":"(2022)","plainTextFormattedCitation":"(2022)","previouslyFormattedCitation":"(2022)"},"properties":{"noteIndex":0},"schema":"https://github.com/citation-style-language/schema/raw/master/csl-citation.json"}</w:instrText>
             </w:r>
             <w:r>
               <w:fldChar w:fldCharType="separate"/>
             </w:r>
             <w:r>
-              <w:t xml:space="preserve">Chella et al. (2022)</w:t>
+              <w:t xml:space="preserve">(2022)</w:t>
             </w:r>
             <w:r>
               <w:fldChar w:fldCharType="end"/>
@@ -13930,16 +14536,22 @@
               <w:jc w:val="left"/>
             </w:pPr>
             <w:r>
+              <w:t xml:space="preserve">Chella et al.</w:t>
+            </w:r>
+            <w:r>
+              <w:t xml:space="preserve"> </w:t>
+            </w:r>
+            <w:r>
               <w:fldChar w:fldCharType="begin"/>
             </w:r>
             <w:r>
-              <w:instrText xml:space="preserve">ADDIN CSL_CITATION {"citationItems":[{"id":"ITEM-1","itemData":{"DOI":"10.1016/j.robot.2023.104362","author":[{"family":"Chella","given":"Antonio"},{"family":"Gaglio","given":"Salvatore"},{"family":"Mannone","given":"Maria"},{"family":"Pilato","given":"Giovanni"},{"family":"Seidita","given":"Valeria"},{"family":"Vella","given":"Filippo"},{"family":"Zammuto","given":"Salvatore"}],"container-title":"Robotics and Autonomous Systems","id":"ITEM-1","issued":{"date-parts":[[2023]]},"page":"104362","publisher":"Elsevier","title":"Quantum planning for swarm robotics","type":"article-journal","volume":"161"}}],"mendeley":{"formattedCitation":"Chella et al. (2023)","plainTextFormattedCitation":"Chella et al. (2023)","previouslyFormattedCitation":"Chella et al. (2023)"},"properties":{"noteIndex":0},"schema":"https://github.com/citation-style-language/schema/raw/master/csl-citation.json"}</w:instrText>
+              <w:instrText xml:space="preserve">ADDIN CSL_CITATION {"citationItems":[{"id":"ITEM-1","itemData":{"DOI":"10.1016/j.robot.2023.104362","author":[{"family":"Chella","given":"Antonio"},{"family":"Gaglio","given":"Salvatore"},{"family":"Mannone","given":"Maria"},{"family":"Pilato","given":"Giovanni"},{"family":"Seidita","given":"Valeria"},{"family":"Vella","given":"Filippo"},{"family":"Zammuto","given":"Salvatore"}],"container-title":"Robotics and Autonomous Systems","id":"ITEM-1","issued":{"date-parts":[[2023]]},"page":"104362","publisher":"Elsevier","title":"Quantum planning for swarm robotics","type":"article-journal","volume":"161"},"suppress-author":true}],"mendeley":{"formattedCitation":"(2023)","plainTextFormattedCitation":"(2023)","previouslyFormattedCitation":"(2023)"},"properties":{"noteIndex":0},"schema":"https://github.com/citation-style-language/schema/raw/master/csl-citation.json"}</w:instrText>
             </w:r>
             <w:r>
               <w:fldChar w:fldCharType="separate"/>
             </w:r>
             <w:r>
-              <w:t xml:space="preserve">Chella et al. (2023)</w:t>
+              <w:t xml:space="preserve">(2023)</w:t>
             </w:r>
             <w:r>
               <w:fldChar w:fldCharType="end"/>
@@ -14040,16 +14652,22 @@
               <w:jc w:val="left"/>
             </w:pPr>
             <w:r>
+              <w:t xml:space="preserve">Lathrop, Boardman, and Martínez</w:t>
+            </w:r>
+            <w:r>
+              <w:t xml:space="preserve"> </w:t>
+            </w:r>
+            <w:r>
               <w:fldChar w:fldCharType="begin"/>
             </w:r>
             <w:r>
-              <w:instrText xml:space="preserve">ADDIN CSL_CITATION {"citationItems":[{"id":"ITEM-1","itemData":{"DOI":"10.1109/ACCESS.2023.3307316","author":[{"family":"Lathrop","given":"Paul"},{"family":"Boardman","given":"Beth"},{"family":"Martínez","given":"Sonia"}],"container-title":"IEEE Access","id":"ITEM-1","issued":{"date-parts":[[2023]]},"page":"89506-89519","title":"Quantum search approaches to sampling-based motion planning","type":"article-journal","volume":"11"}}],"mendeley":{"formattedCitation":"Lathrop, Boardman, and Martínez (2023)","plainTextFormattedCitation":"Lathrop, Boardman, and Martínez (2023)","previouslyFormattedCitation":"Lathrop, Boardman, and Martínez (2023)"},"properties":{"noteIndex":0},"schema":"https://github.com/citation-style-language/schema/raw/master/csl-citation.json"}</w:instrText>
+              <w:instrText xml:space="preserve">ADDIN CSL_CITATION {"citationItems":[{"id":"ITEM-1","itemData":{"DOI":"10.1109/ACCESS.2023.3307316","author":[{"family":"Lathrop","given":"Paul"},{"family":"Boardman","given":"Beth"},{"family":"Martínez","given":"Sonia"}],"container-title":"IEEE Access","id":"ITEM-1","issued":{"date-parts":[[2023]]},"page":"89506-89519","title":"Quantum search approaches to sampling-based motion planning","type":"article-journal","volume":"11"},"suppress-author":true}],"mendeley":{"formattedCitation":"(2023)","plainTextFormattedCitation":"(2023)","previouslyFormattedCitation":"(2023)"},"properties":{"noteIndex":0},"schema":"https://github.com/citation-style-language/schema/raw/master/csl-citation.json"}</w:instrText>
             </w:r>
             <w:r>
               <w:fldChar w:fldCharType="separate"/>
             </w:r>
             <w:r>
-              <w:t xml:space="preserve">Lathrop, Boardman, and Martínez (2023)</w:t>
+              <w:t xml:space="preserve">(2023)</w:t>
             </w:r>
             <w:r>
               <w:fldChar w:fldCharType="end"/>
@@ -14150,16 +14768,22 @@
               <w:jc w:val="left"/>
             </w:pPr>
             <w:r>
+              <w:t xml:space="preserve">Nigatu et al.</w:t>
+            </w:r>
+            <w:r>
+              <w:t xml:space="preserve"> </w:t>
+            </w:r>
+            <w:r>
               <w:fldChar w:fldCharType="begin"/>
             </w:r>
             <w:r>
-              <w:instrText xml:space="preserve">ADDIN CSL_CITATION {"citationItems":[{"id":"ITEM-1","itemData":{"author":[{"family":"Nigatu","given":"Hassen"},{"family":"Shi","given":"Gaokun"},{"family":"Li","given":"Jituo"},{"family":"Wang","given":"Jin"},{"family":"Lu","given":"Guodong"},{"family":"Li","given":"Howard"}],"container-title":"IEEE Robotics and Automation Letters","id":"ITEM-1","issued":{"date-parts":[[2025]]},"note":"Accepted October 2025; preprint arXiv:2509.07216","title":"Quantum machine learning and Grover’s algorithm for quantum optimization of robotic manipulators","type":"article-journal"}}],"mendeley":{"formattedCitation":"Nigatu et al. (2025)","plainTextFormattedCitation":"Nigatu et al. (2025)","previouslyFormattedCitation":"Nigatu et al. (2025)"},"properties":{"noteIndex":0},"schema":"https://github.com/citation-style-language/schema/raw/master/csl-citation.json"}</w:instrText>
+              <w:instrText xml:space="preserve">ADDIN CSL_CITATION {"citationItems":[{"id":"ITEM-1","itemData":{"author":[{"family":"Nigatu","given":"Hassen"},{"family":"Shi","given":"Gaokun"},{"family":"Li","given":"Jituo"},{"family":"Wang","given":"Jin"},{"family":"Lu","given":"Guodong"},{"family":"Li","given":"Howard"}],"container-title":"IEEE Robotics and Automation Letters","id":"ITEM-1","issued":{"date-parts":[[2025]]},"note":"Accepted October 2025; preprint arXiv:2509.07216","title":"Quantum machine learning and Grover’s algorithm for quantum optimization of robotic manipulators","type":"article-journal"},"suppress-author":true}],"mendeley":{"formattedCitation":"(2025)","plainTextFormattedCitation":"(2025)","previouslyFormattedCitation":"(2025)"},"properties":{"noteIndex":0},"schema":"https://github.com/citation-style-language/schema/raw/master/csl-citation.json"}</w:instrText>
             </w:r>
             <w:r>
               <w:fldChar w:fldCharType="separate"/>
             </w:r>
             <w:r>
-              <w:t xml:space="preserve">Nigatu et al. (2025)</w:t>
+              <w:t xml:space="preserve">(2025)</w:t>
             </w:r>
             <w:r>
               <w:fldChar w:fldCharType="end"/>
@@ -14260,16 +14884,22 @@
               <w:jc w:val="left"/>
             </w:pPr>
             <w:r>
+              <w:t xml:space="preserve">Sarkar et al.</w:t>
+            </w:r>
+            <w:r>
+              <w:t xml:space="preserve"> </w:t>
+            </w:r>
+            <w:r>
               <w:fldChar w:fldCharType="begin"/>
             </w:r>
             <w:r>
-              <w:instrText xml:space="preserve">ADDIN CSL_CITATION {"citationItems":[{"id":"ITEM-1","itemData":{"DOI":"10.1109/TCE.2024.3423416","author":[{"family":"Sarkar","given":"Mayukh"},{"family":"Pradhan","given":"Jitesh"},{"family":"Singh","given":"Anil Kumar"},{"family":"Nenavath","given":"Hathiram"}],"container-title":"IEEE Transactions on Consumer Electronics","id":"ITEM-1","issue":"3","issued":{"date-parts":[[2024]]},"page":"5597-5606","publisher":"IEEE","title":"A novel hybrid quantum architecture for path planning in quantum-enabled autonomous mobile robots","type":"article-journal","volume":"70"}}],"mendeley":{"formattedCitation":"Sarkar et al. (2024)","plainTextFormattedCitation":"Sarkar et al. (2024)","previouslyFormattedCitation":"Sarkar et al. (2024)"},"properties":{"noteIndex":0},"schema":"https://github.com/citation-style-language/schema/raw/master/csl-citation.json"}</w:instrText>
+              <w:instrText xml:space="preserve">ADDIN CSL_CITATION {"citationItems":[{"id":"ITEM-1","itemData":{"DOI":"10.1109/TCE.2024.3423416","author":[{"family":"Sarkar","given":"Mayukh"},{"family":"Pradhan","given":"Jitesh"},{"family":"Singh","given":"Anil Kumar"},{"family":"Nenavath","given":"Hathiram"}],"container-title":"IEEE Transactions on Consumer Electronics","id":"ITEM-1","issue":"3","issued":{"date-parts":[[2024]]},"page":"5597-5606","publisher":"IEEE","title":"A novel hybrid quantum architecture for path planning in quantum-enabled autonomous mobile robots","type":"article-journal","volume":"70"},"suppress-author":true}],"mendeley":{"formattedCitation":"(2024)","plainTextFormattedCitation":"(2024)","previouslyFormattedCitation":"(2024)"},"properties":{"noteIndex":0},"schema":"https://github.com/citation-style-language/schema/raw/master/csl-citation.json"}</w:instrText>
             </w:r>
             <w:r>
               <w:fldChar w:fldCharType="separate"/>
             </w:r>
             <w:r>
-              <w:t xml:space="preserve">Sarkar et al. (2024)</w:t>
+              <w:t xml:space="preserve">(2024)</w:t>
             </w:r>
             <w:r>
               <w:fldChar w:fldCharType="end"/>
@@ -14370,16 +15000,22 @@
               <w:jc w:val="left"/>
             </w:pPr>
             <w:r>
+              <w:t xml:space="preserve">Gerlach et al.</w:t>
+            </w:r>
+            <w:r>
+              <w:t xml:space="preserve"> </w:t>
+            </w:r>
+            <w:r>
               <w:fldChar w:fldCharType="begin"/>
             </w:r>
             <w:r>
-              <w:instrText xml:space="preserve">ADDIN CSL_CITATION {"citationItems":[{"id":"ITEM-1","itemData":{"URL":"https://proceedings.mlr.press/v267/gerlach25a.html","author":[{"family":"Gerlach","given":"Thore"},{"family":"Lee","given":"Loong Kuan"},{"family":"Barbaresco","given":"Frederic"},{"family":"Piatkowski","given":"Nico"}],"collection-title":"Proceedings of machine learning research","container-title":"Proceedings of the 42nd international conference on machine learning","editor":[{"family":"Singh","given":"Aarti"},{"family":"Fazel","given":"Maryam"},{"family":"Hsu","given":"Daniel"},{"family":"Lacoste-Julien","given":"Simon"},{"family":"Berkenkamp","given":"Felix"},{"family":"Maharaj","given":"Tegan"},{"family":"Wagstaff","given":"Kiri"},{"family":"Zhu","given":"Jerry"}],"id":"ITEM-1","issued":{"date-parts":[[2025]]},"page":"19161-19171","publisher":"PMLR","publisher-place":"Vancouver, Canada","title":"Hybrid quantum-classical multi-agent pathfinding","type":"paper-conference","volume":"267"}}],"mendeley":{"formattedCitation":"Gerlach et al. (2025)","plainTextFormattedCitation":"Gerlach et al. (2025)","previouslyFormattedCitation":"Gerlach et al. (2025)"},"properties":{"noteIndex":0},"schema":"https://github.com/citation-style-language/schema/raw/master/csl-citation.json"}</w:instrText>
+              <w:instrText xml:space="preserve">ADDIN CSL_CITATION {"citationItems":[{"id":"ITEM-1","itemData":{"URL":"https://proceedings.mlr.press/v267/gerlach25a.html","author":[{"family":"Gerlach","given":"Thore"},{"family":"Lee","given":"Loong Kuan"},{"family":"Barbaresco","given":"Frederic"},{"family":"Piatkowski","given":"Nico"}],"collection-title":"Proceedings of machine learning research","container-title":"Proceedings of the 42nd international conference on machine learning","editor":[{"family":"Singh","given":"Aarti"},{"family":"Fazel","given":"Maryam"},{"family":"Hsu","given":"Daniel"},{"family":"Lacoste-Julien","given":"Simon"},{"family":"Berkenkamp","given":"Felix"},{"family":"Maharaj","given":"Tegan"},{"family":"Wagstaff","given":"Kiri"},{"family":"Zhu","given":"Jerry"}],"id":"ITEM-1","issued":{"date-parts":[[2025]]},"page":"19161-19171","publisher":"PMLR","publisher-place":"Vancouver, Canada","title":"Hybrid quantum-classical multi-agent pathfinding","type":"paper-conference","volume":"267"},"suppress-author":true}],"mendeley":{"formattedCitation":"(2025)","plainTextFormattedCitation":"(2025)","previouslyFormattedCitation":"(2025)"},"properties":{"noteIndex":0},"schema":"https://github.com/citation-style-language/schema/raw/master/csl-citation.json"}</w:instrText>
             </w:r>
             <w:r>
               <w:fldChar w:fldCharType="separate"/>
             </w:r>
             <w:r>
-              <w:t xml:space="preserve">Gerlach et al. (2025)</w:t>
+              <w:t xml:space="preserve">(2025)</w:t>
             </w:r>
             <w:r>
               <w:fldChar w:fldCharType="end"/>
@@ -14480,16 +15116,22 @@
               <w:jc w:val="left"/>
             </w:pPr>
             <w:r>
+              <w:t xml:space="preserve">Innan et al.</w:t>
+            </w:r>
+            <w:r>
+              <w:t xml:space="preserve"> </w:t>
+            </w:r>
+            <w:r>
               <w:fldChar w:fldCharType="begin"/>
             </w:r>
             <w:r>
-              <w:instrText xml:space="preserve">ADDIN CSL_CITATION {"citationItems":[{"id":"ITEM-1","itemData":{"URL":"https://arxiv.org/abs/2508.21361","author":[{"family":"Innan","given":"Nouhaila"},{"family":"Kashif","given":"Muhammad"},{"family":"Marchisio","given":"Alberto"},{"family":"Gan","given":"Yung-Sze"},{"family":"Barbaresco","given":"Frederic"},{"family":"Shafique","given":"Muhammad"}],"id":"ITEM-1","issued":{"date-parts":[[2025]]},"title":"QUAV: Quantum-assisted path planning and optimization for UAV navigation with obstacle avoidance","title-short":"QUAV","type":""}}],"mendeley":{"formattedCitation":"Innan et al. (2025)","plainTextFormattedCitation":"Innan et al. (2025)","previouslyFormattedCitation":"Innan et al. (2025)"},"properties":{"noteIndex":0},"schema":"https://github.com/citation-style-language/schema/raw/master/csl-citation.json"}</w:instrText>
+              <w:instrText xml:space="preserve">ADDIN CSL_CITATION {"citationItems":[{"id":"ITEM-1","itemData":{"URL":"https://arxiv.org/abs/2508.21361","author":[{"family":"Innan","given":"Nouhaila"},{"family":"Kashif","given":"Muhammad"},{"family":"Marchisio","given":"Alberto"},{"family":"Gan","given":"Yung-Sze"},{"family":"Barbaresco","given":"Frederic"},{"family":"Shafique","given":"Muhammad"}],"id":"ITEM-1","issued":{"date-parts":[[2025]]},"title":"QUAV: Quantum-assisted path planning and optimization for UAV navigation with obstacle avoidance","title-short":"QUAV","type":""},"suppress-author":true}],"mendeley":{"formattedCitation":"(2025)","plainTextFormattedCitation":"(2025)","previouslyFormattedCitation":"(2025)"},"properties":{"noteIndex":0},"schema":"https://github.com/citation-style-language/schema/raw/master/csl-citation.json"}</w:instrText>
             </w:r>
             <w:r>
               <w:fldChar w:fldCharType="separate"/>
             </w:r>
             <w:r>
-              <w:t xml:space="preserve">Innan et al. (2025)</w:t>
+              <w:t xml:space="preserve">(2025)</w:t>
             </w:r>
             <w:r>
               <w:fldChar w:fldCharType="end"/>
@@ -14590,16 +15232,22 @@
               <w:jc w:val="left"/>
             </w:pPr>
             <w:r>
+              <w:t xml:space="preserve">Osaba, Miranda-Rodriguez, et al.</w:t>
+            </w:r>
+            <w:r>
+              <w:t xml:space="preserve"> </w:t>
+            </w:r>
+            <w:r>
               <w:fldChar w:fldCharType="begin"/>
             </w:r>
             <w:r>
-              <w:instrText xml:space="preserve">ADDIN CSL_CITATION {"citationItems":[{"id":"ITEM-1","itemData":{"DOI":"10.1109/CEC65147.2025.11042978","URL":"https://arxiv.org/abs/2501.18432","author":[{"family":"Osaba","given":"Eneko"},{"family":"Miranda-Rodriguez","given":"Pablo"},{"family":"Oikonomakis","given":"Andreas"},{"family":"Petrič","given":"Matic"},{"family":"Ruiz","given":"Alejandra"},{"family":"Bock","given":"Sebastian"},{"family":"Kourtis","given":"Michail-Alexandros"}],"container-title":"2025 IEEE congress on evolutionary computation (CEC)","id":"ITEM-1","issued":{"date-parts":[[2025]]},"publisher":"IEEE","publisher-place":"Piscataway, NJ, USA","title":"Solving drone routing problems with quantum computing: A hybrid approach combining quantum annealing and gate-based paradigms","title-short":"Solving drone routing problems with quantum computing","type":"paper-conference"}}],"mendeley":{"formattedCitation":"Osaba, Miranda-Rodriguez, et al. (2025)","plainTextFormattedCitation":"Osaba, Miranda-Rodriguez, et al. (2025)","previouslyFormattedCitation":"Osaba, Miranda-Rodriguez, et al. (2025)"},"properties":{"noteIndex":0},"schema":"https://github.com/citation-style-language/schema/raw/master/csl-citation.json"}</w:instrText>
+              <w:instrText xml:space="preserve">ADDIN CSL_CITATION {"citationItems":[{"id":"ITEM-1","itemData":{"DOI":"10.1109/CEC65147.2025.11042978","URL":"https://arxiv.org/abs/2501.18432","author":[{"family":"Osaba","given":"Eneko"},{"family":"Miranda-Rodriguez","given":"Pablo"},{"family":"Oikonomakis","given":"Andreas"},{"family":"Petrič","given":"Matic"},{"family":"Ruiz","given":"Alejandra"},{"family":"Bock","given":"Sebastian"},{"family":"Kourtis","given":"Michail-Alexandros"}],"container-title":"2025 IEEE congress on evolutionary computation (CEC)","id":"ITEM-1","issued":{"date-parts":[[2025]]},"publisher":"IEEE","publisher-place":"Piscataway, NJ, USA","title":"Solving drone routing problems with quantum computing: A hybrid approach combining quantum annealing and gate-based paradigms","title-short":"Solving drone routing problems with quantum computing","type":"paper-conference"},"suppress-author":true}],"mendeley":{"formattedCitation":"(2025)","plainTextFormattedCitation":"(2025)","previouslyFormattedCitation":"(2025)"},"properties":{"noteIndex":0},"schema":"https://github.com/citation-style-language/schema/raw/master/csl-citation.json"}</w:instrText>
             </w:r>
             <w:r>
               <w:fldChar w:fldCharType="separate"/>
             </w:r>
             <w:r>
-              <w:t xml:space="preserve">Osaba, Miranda-Rodriguez, et al. (2025)</w:t>
+              <w:t xml:space="preserve">(2025)</w:t>
             </w:r>
             <w:r>
               <w:fldChar w:fldCharType="end"/>
@@ -14700,16 +15348,22 @@
               <w:jc w:val="left"/>
             </w:pPr>
             <w:r>
+              <w:t xml:space="preserve">Bang et al.</w:t>
+            </w:r>
+            <w:r>
+              <w:t xml:space="preserve"> </w:t>
+            </w:r>
+            <w:r>
               <w:fldChar w:fldCharType="begin"/>
             </w:r>
             <w:r>
-              <w:instrText xml:space="preserve">ADDIN CSL_CITATION {"citationItems":[{"id":"ITEM-1","itemData":{"URL":"https://arxiv.org/abs/2606.14252","author":[{"family":"Bang","given":"Junyeop"},{"family":"Lee","given":"Byongho"},{"family":"An","given":"Dohyun"},{"family":"Kim","given":"Hwangnam"}],"id":"ITEM-1","issued":{"date-parts":[[2026]]},"title":"Optimality-preserving decomposition for scalable QAOA in natural-language-guided multi-drone assignment","type":""}}],"mendeley":{"formattedCitation":"Bang et al. (2026)","plainTextFormattedCitation":"Bang et al. (2026)","previouslyFormattedCitation":"Bang et al. (2026)"},"properties":{"noteIndex":0},"schema":"https://github.com/citation-style-language/schema/raw/master/csl-citation.json"}</w:instrText>
+              <w:instrText xml:space="preserve">ADDIN CSL_CITATION {"citationItems":[{"id":"ITEM-1","itemData":{"URL":"https://arxiv.org/abs/2606.14252","author":[{"family":"Bang","given":"Junyeop"},{"family":"Lee","given":"Byongho"},{"family":"An","given":"Dohyun"},{"family":"Kim","given":"Hwangnam"}],"id":"ITEM-1","issued":{"date-parts":[[2026]]},"title":"Optimality-preserving decomposition for scalable QAOA in natural-language-guided multi-drone assignment","type":""},"suppress-author":true}],"mendeley":{"formattedCitation":"(2026)","plainTextFormattedCitation":"(2026)","previouslyFormattedCitation":"(2026)"},"properties":{"noteIndex":0},"schema":"https://github.com/citation-style-language/schema/raw/master/csl-citation.json"}</w:instrText>
             </w:r>
             <w:r>
               <w:fldChar w:fldCharType="separate"/>
             </w:r>
             <w:r>
-              <w:t xml:space="preserve">Bang et al. (2026)</w:t>
+              <w:t xml:space="preserve">(2026)</w:t>
             </w:r>
             <w:r>
               <w:fldChar w:fldCharType="end"/>
@@ -14810,16 +15464,22 @@
               <w:jc w:val="left"/>
             </w:pPr>
             <w:r>
+              <w:t xml:space="preserve">Rao et al.</w:t>
+            </w:r>
+            <w:r>
+              <w:t xml:space="preserve"> </w:t>
+            </w:r>
+            <w:r>
               <w:fldChar w:fldCharType="begin"/>
             </w:r>
             <w:r>
-              <w:instrText xml:space="preserve">ADDIN CSL_CITATION {"citationItems":[{"id":"ITEM-1","itemData":{"URL":"https://arxiv.org/abs/2407.08767","author":[{"family":"Rao","given":"Poojith U."},{"family":"Speelman","given":"Florian"},{"family":"Sodhi","given":"Balwinder"},{"family":"Kinge","given":"Sachin"}],"id":"ITEM-1","issued":{"date-parts":[[2024]]},"title":"A quantum computing approach for multi-robot coverage path planning","type":""}}],"mendeley":{"formattedCitation":"Rao et al. (2024)","plainTextFormattedCitation":"Rao et al. (2024)","previouslyFormattedCitation":"Rao et al. (2024)"},"properties":{"noteIndex":0},"schema":"https://github.com/citation-style-language/schema/raw/master/csl-citation.json"}</w:instrText>
+              <w:instrText xml:space="preserve">ADDIN CSL_CITATION {"citationItems":[{"id":"ITEM-1","itemData":{"URL":"https://arxiv.org/abs/2407.08767","author":[{"family":"Rao","given":"Poojith U."},{"family":"Speelman","given":"Florian"},{"family":"Sodhi","given":"Balwinder"},{"family":"Kinge","given":"Sachin"}],"id":"ITEM-1","issued":{"date-parts":[[2024]]},"title":"A quantum computing approach for multi-robot coverage path planning","type":""},"suppress-author":true}],"mendeley":{"formattedCitation":"(2024)","plainTextFormattedCitation":"(2024)","previouslyFormattedCitation":"(2024)"},"properties":{"noteIndex":0},"schema":"https://github.com/citation-style-language/schema/raw/master/csl-citation.json"}</w:instrText>
             </w:r>
             <w:r>
               <w:fldChar w:fldCharType="separate"/>
             </w:r>
             <w:r>
-              <w:t xml:space="preserve">Rao et al. (2024)</w:t>
+              <w:t xml:space="preserve">(2024)</w:t>
             </w:r>
             <w:r>
               <w:fldChar w:fldCharType="end"/>
@@ -14920,16 +15580,22 @@
               <w:jc w:val="left"/>
             </w:pPr>
             <w:r>
+              <w:t xml:space="preserve">González Villasmil</w:t>
+            </w:r>
+            <w:r>
+              <w:t xml:space="preserve"> </w:t>
+            </w:r>
+            <w:r>
               <w:fldChar w:fldCharType="begin"/>
             </w:r>
             <w:r>
-              <w:instrText xml:space="preserve">ADDIN CSL_CITATION {"citationItems":[{"id":"ITEM-1","itemData":{"URL":"https://arxiv.org/abs/2602.14799","author":[{"family":"González Villasmil","given":"Javier"}],"id":"ITEM-1","issued":{"date-parts":[[2026]]},"title":"Scalable multi-robot path planning via quadratic unconstrained binary optimization","type":""}}],"mendeley":{"formattedCitation":"González Villasmil (2026)","plainTextFormattedCitation":"González Villasmil (2026)","previouslyFormattedCitation":"González Villasmil (2026)"},"properties":{"noteIndex":0},"schema":"https://github.com/citation-style-language/schema/raw/master/csl-citation.json"}</w:instrText>
+              <w:instrText xml:space="preserve">ADDIN CSL_CITATION {"citationItems":[{"id":"ITEM-1","itemData":{"URL":"https://arxiv.org/abs/2602.14799","author":[{"family":"González Villasmil","given":"Javier"}],"id":"ITEM-1","issued":{"date-parts":[[2026]]},"title":"Scalable multi-robot path planning via quadratic unconstrained binary optimization","type":""},"suppress-author":true}],"mendeley":{"formattedCitation":"(2026)","plainTextFormattedCitation":"(2026)","previouslyFormattedCitation":"(2026)"},"properties":{"noteIndex":0},"schema":"https://github.com/citation-style-language/schema/raw/master/csl-citation.json"}</w:instrText>
             </w:r>
             <w:r>
               <w:fldChar w:fldCharType="separate"/>
             </w:r>
             <w:r>
-              <w:t xml:space="preserve">González Villasmil (2026)</w:t>
+              <w:t xml:space="preserve">(2026)</w:t>
             </w:r>
             <w:r>
               <w:fldChar w:fldCharType="end"/>
@@ -15030,16 +15696,22 @@
               <w:jc w:val="left"/>
             </w:pPr>
             <w:r>
+              <w:t xml:space="preserve">Yu and Chen</w:t>
+            </w:r>
+            <w:r>
+              <w:t xml:space="preserve"> </w:t>
+            </w:r>
+            <w:r>
               <w:fldChar w:fldCharType="begin"/>
             </w:r>
             <w:r>
-              <w:instrText xml:space="preserve">ADDIN CSL_CITATION {"citationItems":[{"id":"ITEM-1","itemData":{"URL":"https://openaccess.thecvf.com/content/CVPR2026/html/Yu_HQC-NBV_A_Hybrid_Quantum-Classical_View_Planning_Approach_CVPR_2026_paper.html","author":[{"family":"Yu","given":"Xiaotong"},{"family":"Chen","given":"Chang Wen"}],"container-title":"Proceedings of the IEEE/CVF conference on computer vision and pattern recognition (CVPR)","id":"ITEM-1","issued":{"date-parts":[[2026,6]]},"page":"35091-35100","publisher":"IEEE","publisher-place":"Piscataway, NJ, USA","title":"HQC-NBV: A hybrid quantum-classical view planning approach","title-short":"HQC-NBV","type":"paper-conference"}}],"mendeley":{"formattedCitation":"Yu and Chen (2026)","plainTextFormattedCitation":"Yu and Chen (2026)","previouslyFormattedCitation":"Yu and Chen (2026)"},"properties":{"noteIndex":0},"schema":"https://github.com/citation-style-language/schema/raw/master/csl-citation.json"}</w:instrText>
+              <w:instrText xml:space="preserve">ADDIN CSL_CITATION {"citationItems":[{"id":"ITEM-1","itemData":{"URL":"https://openaccess.thecvf.com/content/CVPR2026/html/Yu_HQC-NBV_A_Hybrid_Quantum-Classical_View_Planning_Approach_CVPR_2026_paper.html","author":[{"family":"Yu","given":"Xiaotong"},{"family":"Chen","given":"Chang Wen"}],"container-title":"Proceedings of the IEEE/CVF conference on computer vision and pattern recognition (CVPR)","id":"ITEM-1","issued":{"date-parts":[[2026,6]]},"page":"35091-35100","publisher":"IEEE","publisher-place":"Piscataway, NJ, USA","title":"HQC-NBV: A hybrid quantum-classical view planning approach","title-short":"HQC-NBV","type":"paper-conference"},"suppress-author":true}],"mendeley":{"formattedCitation":"(2026)","plainTextFormattedCitation":"(2026)","previouslyFormattedCitation":"(2026)"},"properties":{"noteIndex":0},"schema":"https://github.com/citation-style-language/schema/raw/master/csl-citation.json"}</w:instrText>
             </w:r>
             <w:r>
               <w:fldChar w:fldCharType="separate"/>
             </w:r>
             <w:r>
-              <w:t xml:space="preserve">Yu and Chen (2026)</w:t>
+              <w:t xml:space="preserve">(2026)</w:t>
             </w:r>
             <w:r>
               <w:fldChar w:fldCharType="end"/>
@@ -15140,16 +15812,22 @@
               <w:jc w:val="left"/>
             </w:pPr>
             <w:r>
+              <w:t xml:space="preserve">Antero et al.</w:t>
+            </w:r>
+            <w:r>
+              <w:t xml:space="preserve"> </w:t>
+            </w:r>
+            <w:r>
               <w:fldChar w:fldCharType="begin"/>
             </w:r>
             <w:r>
-              <w:instrText xml:space="preserve">ADDIN CSL_CITATION {"citationItems":[{"id":"ITEM-1","itemData":{"DOI":"10.1016/j.robot.2025.105026","author":[{"family":"Antero","given":"Unai"},{"family":"Sierra","given":"Basilio"},{"family":"Oñativia","given":"Jon"},{"family":"Ruiz","given":"Alejandra"},{"family":"Osaba","given":"Eneko"}],"container-title":"Robotics and Autonomous Systems","id":"ITEM-1","issued":{"date-parts":[[2025]]},"page":"105026","publisher":"Elsevier","title":"Robot localization aided by quantum algorithms","type":"article-journal","volume":"192"}}],"mendeley":{"formattedCitation":"Antero et al. (2025)","plainTextFormattedCitation":"Antero et al. (2025)","previouslyFormattedCitation":"Antero et al. (2025)"},"properties":{"noteIndex":0},"schema":"https://github.com/citation-style-language/schema/raw/master/csl-citation.json"}</w:instrText>
+              <w:instrText xml:space="preserve">ADDIN CSL_CITATION {"citationItems":[{"id":"ITEM-1","itemData":{"DOI":"10.1016/j.robot.2025.105026","author":[{"family":"Antero","given":"Unai"},{"family":"Sierra","given":"Basilio"},{"family":"Oñativia","given":"Jon"},{"family":"Ruiz","given":"Alejandra"},{"family":"Osaba","given":"Eneko"}],"container-title":"Robotics and Autonomous Systems","id":"ITEM-1","issued":{"date-parts":[[2025]]},"page":"105026","publisher":"Elsevier","title":"Robot localization aided by quantum algorithms","type":"article-journal","volume":"192"},"suppress-author":true}],"mendeley":{"formattedCitation":"(2025)","plainTextFormattedCitation":"(2025)","previouslyFormattedCitation":"(2025)"},"properties":{"noteIndex":0},"schema":"https://github.com/citation-style-language/schema/raw/master/csl-citation.json"}</w:instrText>
             </w:r>
             <w:r>
               <w:fldChar w:fldCharType="separate"/>
             </w:r>
             <w:r>
-              <w:t xml:space="preserve">Antero et al. (2025)</w:t>
+              <w:t xml:space="preserve">(2025)</w:t>
             </w:r>
             <w:r>
               <w:fldChar w:fldCharType="end"/>
@@ -15250,16 +15928,22 @@
               <w:jc w:val="left"/>
             </w:pPr>
             <w:r>
+              <w:t xml:space="preserve">Cheiney et al.</w:t>
+            </w:r>
+            <w:r>
+              <w:t xml:space="preserve"> </w:t>
+            </w:r>
+            <w:r>
               <w:fldChar w:fldCharType="begin"/>
             </w:r>
             <w:r>
-              <w:instrText xml:space="preserve">ADDIN CSL_CITATION {"citationItems":[{"id":"ITEM-1","itemData":{"DOI":"10.1103/PhysRevApplied.10.034030","author":[{"family":"Cheiney","given":"Pierrick"},{"family":"Fouché","given":"Lauriane"},{"family":"Templier","given":"Simon"},{"family":"Napolitano","given":"Fabien"},{"family":"Battelier","given":"Baptiste"},{"family":"Bouyer","given":"Philippe"},{"family":"Barrett","given":"Brynle"}],"container-title":"Physical Review Applied","id":"ITEM-1","issue":"3","issued":{"date-parts":[[2018]]},"page":"034030","publisher":"American Physical Society","title":"Navigation-compatible hybrid quantum accelerometer using a Kalman filter","type":"article-journal","volume":"10"}}],"mendeley":{"formattedCitation":"Cheiney et al. (2018)","plainTextFormattedCitation":"Cheiney et al. (2018)","previouslyFormattedCitation":"Cheiney et al. (2018)"},"properties":{"noteIndex":0},"schema":"https://github.com/citation-style-language/schema/raw/master/csl-citation.json"}</w:instrText>
+              <w:instrText xml:space="preserve">ADDIN CSL_CITATION {"citationItems":[{"id":"ITEM-1","itemData":{"DOI":"10.1103/PhysRevApplied.10.034030","author":[{"family":"Cheiney","given":"Pierrick"},{"family":"Fouché","given":"Lauriane"},{"family":"Templier","given":"Simon"},{"family":"Napolitano","given":"Fabien"},{"family":"Battelier","given":"Baptiste"},{"family":"Bouyer","given":"Philippe"},{"family":"Barrett","given":"Brynle"}],"container-title":"Physical Review Applied","id":"ITEM-1","issue":"3","issued":{"date-parts":[[2018]]},"page":"034030","publisher":"American Physical Society","title":"Navigation-compatible hybrid quantum accelerometer using a Kalman filter","type":"article-journal","volume":"10"},"suppress-author":true}],"mendeley":{"formattedCitation":"(2018)","plainTextFormattedCitation":"(2018)","previouslyFormattedCitation":"(2018)"},"properties":{"noteIndex":0},"schema":"https://github.com/citation-style-language/schema/raw/master/csl-citation.json"}</w:instrText>
             </w:r>
             <w:r>
               <w:fldChar w:fldCharType="separate"/>
             </w:r>
             <w:r>
-              <w:t xml:space="preserve">Cheiney et al. (2018)</w:t>
+              <w:t xml:space="preserve">(2018)</w:t>
             </w:r>
             <w:r>
               <w:fldChar w:fldCharType="end"/>
@@ -15360,16 +16044,22 @@
               <w:jc w:val="left"/>
             </w:pPr>
             <w:r>
+              <w:t xml:space="preserve">Templier et al.</w:t>
+            </w:r>
+            <w:r>
+              <w:t xml:space="preserve"> </w:t>
+            </w:r>
+            <w:r>
               <w:fldChar w:fldCharType="begin"/>
             </w:r>
             <w:r>
-              <w:instrText xml:space="preserve">ADDIN CSL_CITATION {"citationItems":[{"id":"ITEM-1","itemData":{"DOI":"10.1126/sciadv.add3854","author":[{"family":"Templier","given":"Simon"},{"family":"Cheiney","given":"Pierrick"},{"dropping-particle":"d’Armagnac de","family":"Castanet","given":"Quentin"},{"family":"Gouraud","given":"Baptiste"},{"family":"Porte","given":"Henri"},{"family":"Napolitano","given":"Fabien"},{"family":"Bouyer","given":"Philippe"},{"family":"Battelier","given":"Baptiste"},{"family":"Barrett","given":"Brynle"}],"container-title":"Science Advances","id":"ITEM-1","issued":{"date-parts":[[2022]]},"page":"eadd3854","title":"Tracking the vector acceleration with a hybrid quantum accelerometer triad","type":"article-journal","volume":"8"}}],"mendeley":{"formattedCitation":"Templier et al. (2022)","plainTextFormattedCitation":"Templier et al. (2022)","previouslyFormattedCitation":"Templier et al. (2022)"},"properties":{"noteIndex":0},"schema":"https://github.com/citation-style-language/schema/raw/master/csl-citation.json"}</w:instrText>
+              <w:instrText xml:space="preserve">ADDIN CSL_CITATION {"citationItems":[{"id":"ITEM-1","itemData":{"DOI":"10.1126/sciadv.add3854","author":[{"family":"Templier","given":"Simon"},{"family":"Cheiney","given":"Pierrick"},{"dropping-particle":"d’Armagnac de","family":"Castanet","given":"Quentin"},{"family":"Gouraud","given":"Baptiste"},{"family":"Porte","given":"Henri"},{"family":"Napolitano","given":"Fabien"},{"family":"Bouyer","given":"Philippe"},{"family":"Battelier","given":"Baptiste"},{"family":"Barrett","given":"Brynle"}],"container-title":"Science Advances","id":"ITEM-1","issued":{"date-parts":[[2022]]},"page":"eadd3854","title":"Tracking the vector acceleration with a hybrid quantum accelerometer triad","type":"article-journal","volume":"8"},"suppress-author":true}],"mendeley":{"formattedCitation":"(2022)","plainTextFormattedCitation":"(2022)","previouslyFormattedCitation":"(2022)"},"properties":{"noteIndex":0},"schema":"https://github.com/citation-style-language/schema/raw/master/csl-citation.json"}</w:instrText>
             </w:r>
             <w:r>
               <w:fldChar w:fldCharType="separate"/>
             </w:r>
             <w:r>
-              <w:t xml:space="preserve">Templier et al. (2022)</w:t>
+              <w:t xml:space="preserve">(2022)</w:t>
             </w:r>
             <w:r>
               <w:fldChar w:fldCharType="end"/>
@@ -15470,16 +16160,22 @@
               <w:jc w:val="left"/>
             </w:pPr>
             <w:r>
+              <w:t xml:space="preserve">Xuezhi Wang et al.</w:t>
+            </w:r>
+            <w:r>
+              <w:t xml:space="preserve"> </w:t>
+            </w:r>
+            <w:r>
               <w:fldChar w:fldCharType="begin"/>
             </w:r>
             <w:r>
-              <w:instrText xml:space="preserve">ADDIN CSL_CITATION {"citationItems":[{"id":"ITEM-1","itemData":{"DOI":"10.48550/arXiv.2103.09378","URL":"https://arxiv.org/abs/2103.09378","author":[{"family":"Wang","given":"Xuezhi"},{"family":"Kealy","given":"Allison"},{"family":"Gilliam","given":"Christopher"},{"family":"Haine","given":"Simon"},{"family":"Close","given":"John"},{"family":"Moran","given":"Bill"},{"family":"Talbot","given":"Kyle"},{"family":"Williams","given":"Simon"},{"family":"Hardman","given":"Kyle"},{"family":"Freier","given":"Chris"},{"family":"Wigley","given":"Paul"},{"family":"White","given":"Angela"},{"family":"Szigeti","given":"Stuart"},{"family":"Legge","given":"Sam"}],"id":"ITEM-1","issued":{"date-parts":[[2021]]},"note":"Revised version published as “Improving measurement performance via fusion of classical and quantum accelerometers,” The Journal of Navigation 76(1):91–102, 2023, doi:10.1017/S0373463322000637","title":"Enhancing inertial navigation performance via fusion of classical and quantum accelerometers","type":""}}],"mendeley":{"formattedCitation":"Xuezhi Wang et al. (2021)","plainTextFormattedCitation":"Xuezhi Wang et al. (2021)","previouslyFormattedCitation":"Xuezhi Wang et al. (2021)"},"properties":{"noteIndex":0},"schema":"https://github.com/citation-style-language/schema/raw/master/csl-citation.json"}</w:instrText>
+              <w:instrText xml:space="preserve">ADDIN CSL_CITATION {"citationItems":[{"id":"ITEM-1","itemData":{"DOI":"10.48550/arXiv.2103.09378","URL":"https://arxiv.org/abs/2103.09378","author":[{"family":"Wang","given":"Xuezhi"},{"family":"Kealy","given":"Allison"},{"family":"Gilliam","given":"Christopher"},{"family":"Haine","given":"Simon"},{"family":"Close","given":"John"},{"family":"Moran","given":"Bill"},{"family":"Talbot","given":"Kyle"},{"family":"Williams","given":"Simon"},{"family":"Hardman","given":"Kyle"},{"family":"Freier","given":"Chris"},{"family":"Wigley","given":"Paul"},{"family":"White","given":"Angela"},{"family":"Szigeti","given":"Stuart"},{"family":"Legge","given":"Sam"}],"id":"ITEM-1","issued":{"date-parts":[[2021]]},"note":"Revised version published as “Improving measurement performance via fusion of classical and quantum accelerometers,” The Journal of Navigation 76(1):91–102, 2023, doi:10.1017/S0373463322000637","title":"Enhancing inertial navigation performance via fusion of classical and quantum accelerometers","type":""},"suppress-author":true}],"mendeley":{"formattedCitation":"(2021)","plainTextFormattedCitation":"(2021)","previouslyFormattedCitation":"(2021)"},"properties":{"noteIndex":0},"schema":"https://github.com/citation-style-language/schema/raw/master/csl-citation.json"}</w:instrText>
             </w:r>
             <w:r>
               <w:fldChar w:fldCharType="separate"/>
             </w:r>
             <w:r>
-              <w:t xml:space="preserve">Xuezhi Wang et al. (2021)</w:t>
+              <w:t xml:space="preserve">(2021)</w:t>
             </w:r>
             <w:r>
               <w:fldChar w:fldCharType="end"/>
@@ -15580,16 +16276,22 @@
               <w:jc w:val="left"/>
             </w:pPr>
             <w:r>
+              <w:t xml:space="preserve">Xuezhi Wang et al.</w:t>
+            </w:r>
+            <w:r>
+              <w:t xml:space="preserve"> </w:t>
+            </w:r>
+            <w:r>
               <w:fldChar w:fldCharType="begin"/>
             </w:r>
             <w:r>
-              <w:instrText xml:space="preserve">ADDIN CSL_CITATION {"citationItems":[{"id":"ITEM-1","itemData":{"DOI":"10.1007/1345_2023_218","author":[{"family":"Wang","given":"Xuezhi"},{"family":"Li","given":"Wenchao"},{"family":"Moran","given":"Bill"},{"family":"Gibson","given":"Brant C."},{"family":"Hall","given":"Liam T."},{"family":"Simpson","given":"David A."},{"family":"Kealy","given":"Allison N."},{"family":"Greentree","given":"Andrew D."}],"collection-title":"International association of geodesy symposia","container-title":"Gravity, positioning and reference frames","id":"ITEM-1","issued":{"date-parts":[[2023]]},"page":"87-92","publisher":"Springer","publisher-place":"Cham","title":"Quantum diamond magnetometry for navigation in GNSS denied environments","type":"chapter","volume":"156"}}],"mendeley":{"formattedCitation":"Xuezhi Wang et al. (2023)","plainTextFormattedCitation":"Xuezhi Wang et al. (2023)","previouslyFormattedCitation":"Xuezhi Wang et al. (2023)"},"properties":{"noteIndex":0},"schema":"https://github.com/citation-style-language/schema/raw/master/csl-citation.json"}</w:instrText>
+              <w:instrText xml:space="preserve">ADDIN CSL_CITATION {"citationItems":[{"id":"ITEM-1","itemData":{"DOI":"10.1007/1345_2023_218","author":[{"family":"Wang","given":"Xuezhi"},{"family":"Li","given":"Wenchao"},{"family":"Moran","given":"Bill"},{"family":"Gibson","given":"Brant C."},{"family":"Hall","given":"Liam T."},{"family":"Simpson","given":"David A."},{"family":"Kealy","given":"Allison N."},{"family":"Greentree","given":"Andrew D."}],"collection-title":"International association of geodesy symposia","container-title":"Gravity, positioning and reference frames","id":"ITEM-1","issued":{"date-parts":[[2023]]},"page":"87-92","publisher":"Springer","publisher-place":"Cham","title":"Quantum diamond magnetometry for navigation in GNSS denied environments","type":"chapter","volume":"156"},"suppress-author":true}],"mendeley":{"formattedCitation":"(2023)","plainTextFormattedCitation":"(2023)","previouslyFormattedCitation":"(2023)"},"properties":{"noteIndex":0},"schema":"https://github.com/citation-style-language/schema/raw/master/csl-citation.json"}</w:instrText>
             </w:r>
             <w:r>
               <w:fldChar w:fldCharType="separate"/>
             </w:r>
             <w:r>
-              <w:t xml:space="preserve">Xuezhi Wang et al. (2023)</w:t>
+              <w:t xml:space="preserve">(2023)</w:t>
             </w:r>
             <w:r>
               <w:fldChar w:fldCharType="end"/>
@@ -15690,16 +16392,22 @@
               <w:jc w:val="left"/>
             </w:pPr>
             <w:r>
+              <w:t xml:space="preserve">Muradoglu et al.</w:t>
+            </w:r>
+            <w:r>
+              <w:t xml:space="preserve"> </w:t>
+            </w:r>
+            <w:r>
               <w:fldChar w:fldCharType="begin"/>
             </w:r>
             <w:r>
-              <w:instrText xml:space="preserve">ADDIN CSL_CITATION {"citationItems":[{"id":"ITEM-1","itemData":{"DOI":"10.48550/arXiv.2504.08167","URL":"https://arxiv.org/abs/2504.08167","author":[{"family":"Muradoglu","given":"Murat"},{"family":"Johnsson","given":"Mattias T."},{"family":"Wilson","given":"Nathanial M."},{"family":"Cohen","given":"Yuval"},{"family":"Shin","given":"Dongki"},{"family":"Navickas","given":"Tomas"},{"family":"Pyragius","given":"Tadas"},{"family":"Thomas","given":"Divya"},{"family":"Thompson","given":"Daniel"},{"family":"Moore","given":"Steven I."},{"family":"Rahman","given":"Md Tanvir"},{"family":"Walker","given":"Adrian"},{"family":"Dutta","given":"Indranil"},{"family":"Bijjahalli","given":"Suraj"},{"family":"Berlocher","given":"Jacob"},{"family":"Hush","given":"Michael R."},{"family":"Anderson","given":"Russell P."},{"family":"Szigeti","given":"Stuart S."},{"family":"Biercuk","given":"Michael J."}],"id":"ITEM-1","issued":{"date-parts":[[2025]]},"title":"Quantum-assured magnetic navigation achieves positioning accuracy better than a strategic-grade INS in airborne and ground-based field trials","type":""}}],"mendeley":{"formattedCitation":"Muradoglu et al. (2025)","plainTextFormattedCitation":"Muradoglu et al. (2025)","previouslyFormattedCitation":"Muradoglu et al. (2025)"},"properties":{"noteIndex":0},"schema":"https://github.com/citation-style-language/schema/raw/master/csl-citation.json"}</w:instrText>
+              <w:instrText xml:space="preserve">ADDIN CSL_CITATION {"citationItems":[{"id":"ITEM-1","itemData":{"DOI":"10.48550/arXiv.2504.08167","URL":"https://arxiv.org/abs/2504.08167","author":[{"family":"Muradoglu","given":"Murat"},{"family":"Johnsson","given":"Mattias T."},{"family":"Wilson","given":"Nathanial M."},{"family":"Cohen","given":"Yuval"},{"family":"Shin","given":"Dongki"},{"family":"Navickas","given":"Tomas"},{"family":"Pyragius","given":"Tadas"},{"family":"Thomas","given":"Divya"},{"family":"Thompson","given":"Daniel"},{"family":"Moore","given":"Steven I."},{"family":"Rahman","given":"Md Tanvir"},{"family":"Walker","given":"Adrian"},{"family":"Dutta","given":"Indranil"},{"family":"Bijjahalli","given":"Suraj"},{"family":"Berlocher","given":"Jacob"},{"family":"Hush","given":"Michael R."},{"family":"Anderson","given":"Russell P."},{"family":"Szigeti","given":"Stuart S."},{"family":"Biercuk","given":"Michael J."}],"id":"ITEM-1","issued":{"date-parts":[[2025]]},"title":"Quantum-assured magnetic navigation achieves positioning accuracy better than a strategic-grade INS in airborne and ground-based field trials","type":""},"suppress-author":true}],"mendeley":{"formattedCitation":"(2025)","plainTextFormattedCitation":"(2025)","previouslyFormattedCitation":"(2025)"},"properties":{"noteIndex":0},"schema":"https://github.com/citation-style-language/schema/raw/master/csl-citation.json"}</w:instrText>
             </w:r>
             <w:r>
               <w:fldChar w:fldCharType="separate"/>
             </w:r>
             <w:r>
-              <w:t xml:space="preserve">Muradoglu et al. (2025)</w:t>
+              <w:t xml:space="preserve">(2025)</w:t>
             </w:r>
             <w:r>
               <w:fldChar w:fldCharType="end"/>
@@ -15800,16 +16508,22 @@
               <w:jc w:val="left"/>
             </w:pPr>
             <w:r>
+              <w:t xml:space="preserve">Khoshnoud et al.</w:t>
+            </w:r>
+            <w:r>
+              <w:t xml:space="preserve"> </w:t>
+            </w:r>
+            <w:r>
               <w:fldChar w:fldCharType="begin"/>
             </w:r>
             <w:r>
-              <w:instrText xml:space="preserve">ADDIN CSL_CITATION {"citationItems":[{"id":"ITEM-1","itemData":{"DOI":"10.48550/arXiv.2008.12230","URL":"https://arxiv.org/abs/2008.12230","author":[{"family":"Khoshnoud","given":"Farbod"},{"family":"Quadrelli","given":"Marco B."},{"family":"Esat","given":"Ibrahim I."},{"family":"Robinson","given":"Dario"}],"id":"ITEM-1","issued":{"date-parts":[[2020]]},"title":"Quantum cooperative robotics and autonomy","type":""}}],"mendeley":{"formattedCitation":"Khoshnoud et al. (2020)","plainTextFormattedCitation":"Khoshnoud et al. (2020)","previouslyFormattedCitation":"Khoshnoud et al. (2020)"},"properties":{"noteIndex":0},"schema":"https://github.com/citation-style-language/schema/raw/master/csl-citation.json"}</w:instrText>
+              <w:instrText xml:space="preserve">ADDIN CSL_CITATION {"citationItems":[{"id":"ITEM-1","itemData":{"DOI":"10.48550/arXiv.2008.12230","URL":"https://arxiv.org/abs/2008.12230","author":[{"family":"Khoshnoud","given":"Farbod"},{"family":"Quadrelli","given":"Marco B."},{"family":"Esat","given":"Ibrahim I."},{"family":"Robinson","given":"Dario"}],"id":"ITEM-1","issued":{"date-parts":[[2020]]},"title":"Quantum cooperative robotics and autonomy","type":""},"suppress-author":true}],"mendeley":{"formattedCitation":"(2020)","plainTextFormattedCitation":"(2020)","previouslyFormattedCitation":"(2020)"},"properties":{"noteIndex":0},"schema":"https://github.com/citation-style-language/schema/raw/master/csl-citation.json"}</w:instrText>
             </w:r>
             <w:r>
               <w:fldChar w:fldCharType="separate"/>
             </w:r>
             <w:r>
-              <w:t xml:space="preserve">Khoshnoud et al. (2020)</w:t>
+              <w:t xml:space="preserve">(2020)</w:t>
             </w:r>
             <w:r>
               <w:fldChar w:fldCharType="end"/>
@@ -15910,16 +16624,22 @@
               <w:jc w:val="left"/>
             </w:pPr>
             <w:r>
+              <w:t xml:space="preserve">Tian et al.</w:t>
+            </w:r>
+            <w:r>
+              <w:t xml:space="preserve"> </w:t>
+            </w:r>
+            <w:r>
               <w:fldChar w:fldCharType="begin"/>
             </w:r>
             <w:r>
-              <w:instrText xml:space="preserve">ADDIN CSL_CITATION {"citationItems":[{"id":"ITEM-1","itemData":{"DOI":"10.1103/PhysRevLett.133.200801","author":[{"family":"Tian","given":"Xiao-Hui"},{"family":"Yang","given":"Ran"},{"family":"Liu","given":"Hua-Ying"},{"family":"Fan","given":"Pengfei"},{"family":"Zhang","given":"Ji-Ning"},{"family":"Gu","given":"Changsheng"},{"family":"Chen","given":"Mengwen"},{"family":"Hu","given":"Mingzhe"},{"family":"Lu","given":"Feng-Yu"},{"family":"Yin","given":"Zhen-Qiang"},{"family":"Yin","given":"Zhi-Jun"},{"family":"Yuan","given":"Mo"},{"family":"Wang","given":"Shuang"},{"family":"Chen","given":"Wei"},{"family":"Gong","given":"Yan-Xiao"},{"family":"Zhu","given":"Shi-Ning"},{"family":"Xie","given":"Zhenda"}],"container-title":"Physical Review Letters","id":"ITEM-1","issue":"20","issued":{"date-parts":[[2024]]},"page":"200801","publisher":"American Physical Society","title":"Experimental demonstration of drone-based quantum key distribution","type":"article-journal","volume":"133"}}],"mendeley":{"formattedCitation":"Tian et al. (2024)","plainTextFormattedCitation":"Tian et al. (2024)","previouslyFormattedCitation":"Tian et al. (2024)"},"properties":{"noteIndex":0},"schema":"https://github.com/citation-style-language/schema/raw/master/csl-citation.json"}</w:instrText>
+              <w:instrText xml:space="preserve">ADDIN CSL_CITATION {"citationItems":[{"id":"ITEM-1","itemData":{"DOI":"10.1103/PhysRevLett.133.200801","author":[{"family":"Tian","given":"Xiao-Hui"},{"family":"Yang","given":"Ran"},{"family":"Liu","given":"Hua-Ying"},{"family":"Fan","given":"Pengfei"},{"family":"Zhang","given":"Ji-Ning"},{"family":"Gu","given":"Changsheng"},{"family":"Chen","given":"Mengwen"},{"family":"Hu","given":"Mingzhe"},{"family":"Lu","given":"Feng-Yu"},{"family":"Yin","given":"Zhen-Qiang"},{"family":"Yin","given":"Zhi-Jun"},{"family":"Yuan","given":"Mo"},{"family":"Wang","given":"Shuang"},{"family":"Chen","given":"Wei"},{"family":"Gong","given":"Yan-Xiao"},{"family":"Zhu","given":"Shi-Ning"},{"family":"Xie","given":"Zhenda"}],"container-title":"Physical Review Letters","id":"ITEM-1","issue":"20","issued":{"date-parts":[[2024]]},"page":"200801","publisher":"American Physical Society","title":"Experimental demonstration of drone-based quantum key distribution","type":"article-journal","volume":"133"},"suppress-author":true}],"mendeley":{"formattedCitation":"(2024)","plainTextFormattedCitation":"(2024)","previouslyFormattedCitation":"(2024)"},"properties":{"noteIndex":0},"schema":"https://github.com/citation-style-language/schema/raw/master/csl-citation.json"}</w:instrText>
             </w:r>
             <w:r>
               <w:fldChar w:fldCharType="separate"/>
             </w:r>
             <w:r>
-              <w:t xml:space="preserve">Tian et al. (2024)</w:t>
+              <w:t xml:space="preserve">(2024)</w:t>
             </w:r>
             <w:r>
               <w:fldChar w:fldCharType="end"/>
@@ -16020,16 +16740,22 @@
               <w:jc w:val="left"/>
             </w:pPr>
             <w:r>
+              <w:t xml:space="preserve">Liu et al.</w:t>
+            </w:r>
+            <w:r>
+              <w:t xml:space="preserve"> </w:t>
+            </w:r>
+            <w:r>
               <w:fldChar w:fldCharType="begin"/>
             </w:r>
             <w:r>
-              <w:instrText xml:space="preserve">ADDIN CSL_CITATION {"citationItems":[{"id":"ITEM-1","itemData":{"DOI":"10.1103/PhysRevLett.126.020503","author":[{"family":"Liu","given":"Hua-Ying"},{"family":"Tian","given":"Xiao-Hui"},{"family":"Gu","given":"Changsheng"},{"family":"Fan","given":"Pengfei"},{"family":"Ni","given":"Xin"},{"family":"Yang","given":"Ran"},{"family":"Zhang","given":"Ji-Ning"},{"family":"Hu","given":"Mingzhe"},{"family":"Guo","given":"Jian"},{"family":"Cao","given":"Xun"},{"family":"Hu","given":"Xiaopeng"},{"family":"Zhao","given":"Gang"},{"family":"Lu","given":"Yan-Qing"},{"family":"Gong","given":"Yan-Xiao"},{"family":"Xie","given":"Zhenda"},{"family":"Zhu","given":"Shi-Ning"}],"container-title":"Physical Review Letters","id":"ITEM-1","issued":{"date-parts":[[2021]]},"page":"020503","title":"Optical-relayed entanglement distribution using drones as mobile nodes","type":"article-journal","volume":"126"}}],"mendeley":{"formattedCitation":"Liu et al. (2021)","plainTextFormattedCitation":"Liu et al. (2021)","previouslyFormattedCitation":"Liu et al. (2021)"},"properties":{"noteIndex":0},"schema":"https://github.com/citation-style-language/schema/raw/master/csl-citation.json"}</w:instrText>
+              <w:instrText xml:space="preserve">ADDIN CSL_CITATION {"citationItems":[{"id":"ITEM-1","itemData":{"DOI":"10.1103/PhysRevLett.126.020503","author":[{"family":"Liu","given":"Hua-Ying"},{"family":"Tian","given":"Xiao-Hui"},{"family":"Gu","given":"Changsheng"},{"family":"Fan","given":"Pengfei"},{"family":"Ni","given":"Xin"},{"family":"Yang","given":"Ran"},{"family":"Zhang","given":"Ji-Ning"},{"family":"Hu","given":"Mingzhe"},{"family":"Guo","given":"Jian"},{"family":"Cao","given":"Xun"},{"family":"Hu","given":"Xiaopeng"},{"family":"Zhao","given":"Gang"},{"family":"Lu","given":"Yan-Qing"},{"family":"Gong","given":"Yan-Xiao"},{"family":"Xie","given":"Zhenda"},{"family":"Zhu","given":"Shi-Ning"}],"container-title":"Physical Review Letters","id":"ITEM-1","issued":{"date-parts":[[2021]]},"page":"020503","title":"Optical-relayed entanglement distribution using drones as mobile nodes","type":"article-journal","volume":"126"},"suppress-author":true}],"mendeley":{"formattedCitation":"(2021)","plainTextFormattedCitation":"(2021)","previouslyFormattedCitation":"(2021)"},"properties":{"noteIndex":0},"schema":"https://github.com/citation-style-language/schema/raw/master/csl-citation.json"}</w:instrText>
             </w:r>
             <w:r>
               <w:fldChar w:fldCharType="separate"/>
             </w:r>
             <w:r>
-              <w:t xml:space="preserve">Liu et al. (2021)</w:t>
+              <w:t xml:space="preserve">(2021)</w:t>
             </w:r>
             <w:r>
               <w:fldChar w:fldCharType="end"/>
@@ -16130,16 +16856,22 @@
               <w:jc w:val="left"/>
             </w:pPr>
             <w:r>
+              <w:t xml:space="preserve">Conrad et al.</w:t>
+            </w:r>
+            <w:r>
+              <w:t xml:space="preserve"> </w:t>
+            </w:r>
+            <w:r>
               <w:fldChar w:fldCharType="begin"/>
             </w:r>
             <w:r>
-              <w:instrText xml:space="preserve">ADDIN CSL_CITATION {"citationItems":[{"id":"ITEM-1","itemData":{"DOI":"10.48550/arXiv.2505.17587","URL":"https://arxiv.org/abs/2505.17587","author":[{"family":"Conrad","given":"Andrew"},{"family":"Cochran","given":"Roderick"},{"family":"Sanchez-Rosales","given":"Daniel"},{"family":"Isaac","given":"Samantha"},{"family":"Javid","given":"Timur"},{"family":"Rezaei","given":"Tahereh"},{"family":"Schroeder","given":"A. J."},{"family":"Golba","given":"Grzegorz"},{"family":"Gutha","given":"Akash"},{"family":"Wilens","given":"Brian"},{"family":"Herndon","given":"Kyle"},{"family":"Hill","given":"Alex"},{"family":"Chapman","given":"Joseph"},{"family":"Call","given":"Ian"},{"family":"Szabo","given":"Joseph"},{"family":"Corrigan","given":"Aodhan"},{"family":"Kamin","given":"Lars"},{"family":"Lütkenhaus","given":"Norbert"},{"family":"Gauthier","given":"Daniel J."},{"family":"Kwiat","given":"Paul G."}],"id":"ITEM-1","issued":{"date-parts":[[2025]]},"title":"Drone- and vehicle-based quantum key distribution","type":""}}],"mendeley":{"formattedCitation":"Conrad et al. (2025)","plainTextFormattedCitation":"Conrad et al. (2025)","previouslyFormattedCitation":"Conrad et al. (2025)"},"properties":{"noteIndex":0},"schema":"https://github.com/citation-style-language/schema/raw/master/csl-citation.json"}</w:instrText>
+              <w:instrText xml:space="preserve">ADDIN CSL_CITATION {"citationItems":[{"id":"ITEM-1","itemData":{"DOI":"10.48550/arXiv.2505.17587","URL":"https://arxiv.org/abs/2505.17587","author":[{"family":"Conrad","given":"Andrew"},{"family":"Cochran","given":"Roderick"},{"family":"Sanchez-Rosales","given":"Daniel"},{"family":"Isaac","given":"Samantha"},{"family":"Javid","given":"Timur"},{"family":"Rezaei","given":"Tahereh"},{"family":"Schroeder","given":"A. J."},{"family":"Golba","given":"Grzegorz"},{"family":"Gutha","given":"Akash"},{"family":"Wilens","given":"Brian"},{"family":"Herndon","given":"Kyle"},{"family":"Hill","given":"Alex"},{"family":"Chapman","given":"Joseph"},{"family":"Call","given":"Ian"},{"family":"Szabo","given":"Joseph"},{"family":"Corrigan","given":"Aodhan"},{"family":"Kamin","given":"Lars"},{"family":"Lütkenhaus","given":"Norbert"},{"family":"Gauthier","given":"Daniel J."},{"family":"Kwiat","given":"Paul G."}],"id":"ITEM-1","issued":{"date-parts":[[2025]]},"title":"Drone- and vehicle-based quantum key distribution","type":""},"suppress-author":true}],"mendeley":{"formattedCitation":"(2025)","plainTextFormattedCitation":"(2025)","previouslyFormattedCitation":"(2025)"},"properties":{"noteIndex":0},"schema":"https://github.com/citation-style-language/schema/raw/master/csl-citation.json"}</w:instrText>
             </w:r>
             <w:r>
               <w:fldChar w:fldCharType="separate"/>
             </w:r>
             <w:r>
-              <w:t xml:space="preserve">Conrad et al. (2025)</w:t>
+              <w:t xml:space="preserve">(2025)</w:t>
             </w:r>
             <w:r>
               <w:fldChar w:fldCharType="end"/>
@@ -16240,16 +16972,22 @@
               <w:jc w:val="left"/>
             </w:pPr>
             <w:r>
+              <w:t xml:space="preserve">Widdows, Rani, and Pothos</w:t>
+            </w:r>
+            <w:r>
+              <w:t xml:space="preserve"> </w:t>
+            </w:r>
+            <w:r>
               <w:fldChar w:fldCharType="begin"/>
             </w:r>
             <w:r>
-              <w:instrText xml:space="preserve">ADDIN CSL_CITATION {"citationItems":[{"id":"ITEM-1","itemData":{"DOI":"10.3390/e25040548","author":[{"family":"Widdows","given":"Dominic"},{"family":"Rani","given":"Jyoti"},{"family":"Pothos","given":"Emmanuel M."}],"container-title":"Entropy","id":"ITEM-1","issue":"4","issued":{"date-parts":[[2023]]},"page":"548","publisher":"MDPI","title":"Quantum circuit components for cognitive decision-making","type":"article-journal","volume":"25"}}],"mendeley":{"formattedCitation":"Widdows, Rani, and Pothos (2023)","plainTextFormattedCitation":"Widdows, Rani, and Pothos (2023)","previouslyFormattedCitation":"Widdows, Rani, and Pothos (2023)"},"properties":{"noteIndex":0},"schema":"https://github.com/citation-style-language/schema/raw/master/csl-citation.json"}</w:instrText>
+              <w:instrText xml:space="preserve">ADDIN CSL_CITATION {"citationItems":[{"id":"ITEM-1","itemData":{"DOI":"10.3390/e25040548","author":[{"family":"Widdows","given":"Dominic"},{"family":"Rani","given":"Jyoti"},{"family":"Pothos","given":"Emmanuel M."}],"container-title":"Entropy","id":"ITEM-1","issue":"4","issued":{"date-parts":[[2023]]},"page":"548","publisher":"MDPI","title":"Quantum circuit components for cognitive decision-making","type":"article-journal","volume":"25"},"suppress-author":true}],"mendeley":{"formattedCitation":"(2023)","plainTextFormattedCitation":"(2023)","previouslyFormattedCitation":"(2023)"},"properties":{"noteIndex":0},"schema":"https://github.com/citation-style-language/schema/raw/master/csl-citation.json"}</w:instrText>
             </w:r>
             <w:r>
               <w:fldChar w:fldCharType="separate"/>
             </w:r>
             <w:r>
-              <w:t xml:space="preserve">Widdows, Rani, and Pothos (2023)</w:t>
+              <w:t xml:space="preserve">(2023)</w:t>
             </w:r>
             <w:r>
               <w:fldChar w:fldCharType="end"/>
@@ -16350,16 +17088,22 @@
               <w:jc w:val="left"/>
             </w:pPr>
             <w:r>
+              <w:t xml:space="preserve">Yan, Iliyasu, and Hirota</w:t>
+            </w:r>
+            <w:r>
+              <w:t xml:space="preserve"> </w:t>
+            </w:r>
+            <w:r>
               <w:fldChar w:fldCharType="begin"/>
             </w:r>
             <w:r>
-              <w:instrText xml:space="preserve">ADDIN CSL_CITATION {"citationItems":[{"id":"ITEM-1","itemData":{"DOI":"10.3390/electronics10020100","author":[{"family":"Yan","given":"Fei"},{"family":"Iliyasu","given":"Abdullah M."},{"family":"Hirota","given":"Kaoru"}],"container-title":"Electronics","id":"ITEM-1","issue":"2","issued":{"date-parts":[[2021]]},"page":"100","publisher":"MDPI","title":"Conceptual framework for quantum affective computing and its use in fusion of multi-robot emotions","type":"article-journal","volume":"10"}}],"mendeley":{"formattedCitation":"Yan, Iliyasu, and Hirota (2021)","plainTextFormattedCitation":"Yan, Iliyasu, and Hirota (2021)","previouslyFormattedCitation":"Yan, Iliyasu, and Hirota (2021)"},"properties":{"noteIndex":0},"schema":"https://github.com/citation-style-language/schema/raw/master/csl-citation.json"}</w:instrText>
+              <w:instrText xml:space="preserve">ADDIN CSL_CITATION {"citationItems":[{"id":"ITEM-1","itemData":{"DOI":"10.3390/electronics10020100","author":[{"family":"Yan","given":"Fei"},{"family":"Iliyasu","given":"Abdullah M."},{"family":"Hirota","given":"Kaoru"}],"container-title":"Electronics","id":"ITEM-1","issue":"2","issued":{"date-parts":[[2021]]},"page":"100","publisher":"MDPI","title":"Conceptual framework for quantum affective computing and its use in fusion of multi-robot emotions","type":"article-journal","volume":"10"},"suppress-author":true}],"mendeley":{"formattedCitation":"(2021)","plainTextFormattedCitation":"(2021)","previouslyFormattedCitation":"(2021)"},"properties":{"noteIndex":0},"schema":"https://github.com/citation-style-language/schema/raw/master/csl-citation.json"}</w:instrText>
             </w:r>
             <w:r>
               <w:fldChar w:fldCharType="separate"/>
             </w:r>
             <w:r>
-              <w:t xml:space="preserve">Yan, Iliyasu, and Hirota (2021)</w:t>
+              <w:t xml:space="preserve">(2021)</w:t>
             </w:r>
             <w:r>
               <w:fldChar w:fldCharType="end"/>
@@ -16460,16 +17204,22 @@
               <w:jc w:val="left"/>
             </w:pPr>
             <w:r>
+              <w:t xml:space="preserve">Dağlarlı</w:t>
+            </w:r>
+            <w:r>
+              <w:t xml:space="preserve"> </w:t>
+            </w:r>
+            <w:r>
               <w:fldChar w:fldCharType="begin"/>
             </w:r>
             <w:r>
-              <w:instrText xml:space="preserve">ADDIN CSL_CITATION {"citationItems":[{"id":"ITEM-1","itemData":{"DOI":"10.32604/cmc.2025.065572","author":[{"family":"Dağlarlı","given":"Evren"}],"container-title":"Computers, Materials &amp; Continua","id":"ITEM-1","issue":"3","issued":{"date-parts":[[2025]]},"publisher":"Tech Science Press","title":"A generative neuro-cognitive architecture using quantum algorithms for the autonomous behavior of a smart agent in a simulation environment","type":"article-journal","volume":"84"}}],"mendeley":{"formattedCitation":"Dağlarlı (2025)","plainTextFormattedCitation":"Dağlarlı (2025)","previouslyFormattedCitation":"Dağlarlı (2025)"},"properties":{"noteIndex":0},"schema":"https://github.com/citation-style-language/schema/raw/master/csl-citation.json"}</w:instrText>
+              <w:instrText xml:space="preserve">ADDIN CSL_CITATION {"citationItems":[{"id":"ITEM-1","itemData":{"DOI":"10.32604/cmc.2025.065572","author":[{"family":"Dağlarlı","given":"Evren"}],"container-title":"Computers, Materials &amp; Continua","id":"ITEM-1","issue":"3","issued":{"date-parts":[[2025]]},"publisher":"Tech Science Press","title":"A generative neuro-cognitive architecture using quantum algorithms for the autonomous behavior of a smart agent in a simulation environment","type":"article-journal","volume":"84"},"suppress-author":true}],"mendeley":{"formattedCitation":"(2025)","plainTextFormattedCitation":"(2025)","previouslyFormattedCitation":"(2025)"},"properties":{"noteIndex":0},"schema":"https://github.com/citation-style-language/schema/raw/master/csl-citation.json"}</w:instrText>
             </w:r>
             <w:r>
               <w:fldChar w:fldCharType="separate"/>
             </w:r>
             <w:r>
-              <w:t xml:space="preserve">Dağlarlı (2025)</w:t>
+              <w:t xml:space="preserve">(2025)</w:t>
             </w:r>
             <w:r>
               <w:fldChar w:fldCharType="end"/>
@@ -16570,16 +17320,22 @@
               <w:jc w:val="left"/>
             </w:pPr>
             <w:r>
+              <w:t xml:space="preserve">Essalmi, Garrido, and Nashashibi</w:t>
+            </w:r>
+            <w:r>
+              <w:t xml:space="preserve"> </w:t>
+            </w:r>
+            <w:r>
               <w:fldChar w:fldCharType="begin"/>
             </w:r>
             <w:r>
-              <w:instrText xml:space="preserve">ADDIN CSL_CITATION {"citationItems":[{"id":"ITEM-1","itemData":{"URL":"https://arxiv.org/abs/2602.03571","author":[{"family":"Essalmi","given":"Karim"},{"family":"Garrido","given":"Fernando"},{"family":"Nashashibi","given":"Fawzi"}],"id":"ITEM-1","issued":{"date-parts":[[2026]]},"title":"Multi-player, multi-strategy quantum game model for interaction-aware decision-making in automated driving","type":""}}],"mendeley":{"formattedCitation":"Essalmi, Garrido, and Nashashibi (2026)","plainTextFormattedCitation":"Essalmi, Garrido, and Nashashibi (2026)","previouslyFormattedCitation":"Essalmi, Garrido, and Nashashibi (2026)"},"properties":{"noteIndex":0},"schema":"https://github.com/citation-style-language/schema/raw/master/csl-citation.json"}</w:instrText>
+              <w:instrText xml:space="preserve">ADDIN CSL_CITATION {"citationItems":[{"id":"ITEM-1","itemData":{"URL":"https://arxiv.org/abs/2602.03571","author":[{"family":"Essalmi","given":"Karim"},{"family":"Garrido","given":"Fernando"},{"family":"Nashashibi","given":"Fawzi"}],"id":"ITEM-1","issued":{"date-parts":[[2026]]},"title":"Multi-player, multi-strategy quantum game model for interaction-aware decision-making in automated driving","type":""},"suppress-author":true}],"mendeley":{"formattedCitation":"(2026)","plainTextFormattedCitation":"(2026)","previouslyFormattedCitation":"(2026)"},"properties":{"noteIndex":0},"schema":"https://github.com/citation-style-language/schema/raw/master/csl-citation.json"}</w:instrText>
             </w:r>
             <w:r>
               <w:fldChar w:fldCharType="separate"/>
             </w:r>
             <w:r>
-              <w:t xml:space="preserve">Essalmi, Garrido, and Nashashibi (2026)</w:t>
+              <w:t xml:space="preserve">(2026)</w:t>
             </w:r>
             <w:r>
               <w:fldChar w:fldCharType="end"/>
@@ -16680,16 +17436,22 @@
               <w:jc w:val="left"/>
             </w:pPr>
             <w:r>
+              <w:t xml:space="preserve">Zuo et al.</w:t>
+            </w:r>
+            <w:r>
+              <w:t xml:space="preserve"> </w:t>
+            </w:r>
+            <w:r>
               <w:fldChar w:fldCharType="begin"/>
             </w:r>
             <w:r>
-              <w:instrText xml:space="preserve">ADDIN CSL_CITATION {"citationItems":[{"id":"ITEM-1","itemData":{"DOI":"10.1155/2018/1596080","author":[{"family":"Zuo","given":"Tao"},{"family":"Min","given":"Huasong"},{"family":"Tang","given":"Quan"},{"family":"Tao","given":"Qiang"}],"container-title":"Mathematical Problems in Engineering","id":"ITEM-1","issued":{"date-parts":[[2018]]},"page":"1596080","publisher":"Hindawi","title":"A robot SLAM improved by quantum-behaved particles swarm optimization","type":"article-journal","volume":"2018"}}],"mendeley":{"formattedCitation":"Zuo et al. (2018)","plainTextFormattedCitation":"Zuo et al. (2018)","previouslyFormattedCitation":"Zuo et al. (2018)"},"properties":{"noteIndex":0},"schema":"https://github.com/citation-style-language/schema/raw/master/csl-citation.json"}</w:instrText>
+              <w:instrText xml:space="preserve">ADDIN CSL_CITATION {"citationItems":[{"id":"ITEM-1","itemData":{"DOI":"10.1155/2018/1596080","author":[{"family":"Zuo","given":"Tao"},{"family":"Min","given":"Huasong"},{"family":"Tang","given":"Quan"},{"family":"Tao","given":"Qiang"}],"container-title":"Mathematical Problems in Engineering","id":"ITEM-1","issued":{"date-parts":[[2018]]},"page":"1596080","publisher":"Hindawi","title":"A robot SLAM improved by quantum-behaved particles swarm optimization","type":"article-journal","volume":"2018"},"suppress-author":true}],"mendeley":{"formattedCitation":"(2018)","plainTextFormattedCitation":"(2018)","previouslyFormattedCitation":"(2018)"},"properties":{"noteIndex":0},"schema":"https://github.com/citation-style-language/schema/raw/master/csl-citation.json"}</w:instrText>
             </w:r>
             <w:r>
               <w:fldChar w:fldCharType="separate"/>
             </w:r>
             <w:r>
-              <w:t xml:space="preserve">Zuo et al. (2018)</w:t>
+              <w:t xml:space="preserve">(2018)</w:t>
             </w:r>
             <w:r>
               <w:fldChar w:fldCharType="end"/>
@@ -16790,16 +17552,22 @@
               <w:jc w:val="left"/>
             </w:pPr>
             <w:r>
+              <w:t xml:space="preserve">Fazilat and Zioui</w:t>
+            </w:r>
+            <w:r>
+              <w:t xml:space="preserve"> </w:t>
+            </w:r>
+            <w:r>
               <w:fldChar w:fldCharType="begin"/>
             </w:r>
             <w:r>
-              <w:instrText xml:space="preserve">ADDIN CSL_CITATION {"citationItems":[{"id":"ITEM-1","itemData":{"DOI":"10.1016/j.robot.2025.105123","author":[{"family":"Fazilat","given":"Mehdi"},{"family":"Zioui","given":"Nadjet"}],"container-title":"Robotics and Autonomous Systems","id":"ITEM-1","issued":{"date-parts":[[2025]]},"page":"105123","publisher":"Elsevier","title":"Quantum neural network-based inverse kinematics of a six-jointed industrial robotic arm","type":"article-journal","volume":"194"}}],"mendeley":{"formattedCitation":"Fazilat and Zioui (2025b)","plainTextFormattedCitation":"Fazilat and Zioui (2025b)","previouslyFormattedCitation":"Fazilat and Zioui (2025b)"},"properties":{"noteIndex":0},"schema":"https://github.com/citation-style-language/schema/raw/master/csl-citation.json"}</w:instrText>
+              <w:instrText xml:space="preserve">ADDIN CSL_CITATION {"citationItems":[{"id":"ITEM-1","itemData":{"DOI":"10.1016/j.robot.2025.105123","author":[{"family":"Fazilat","given":"Mehdi"},{"family":"Zioui","given":"Nadjet"}],"container-title":"Robotics and Autonomous Systems","id":"ITEM-1","issued":{"date-parts":[[2025]]},"page":"105123","publisher":"Elsevier","title":"Quantum neural network-based inverse kinematics of a six-jointed industrial robotic arm","type":"article-journal","volume":"194"},"suppress-author":true}],"mendeley":{"formattedCitation":"(2025b)","plainTextFormattedCitation":"(2025b)","previouslyFormattedCitation":"(2025b)"},"properties":{"noteIndex":0},"schema":"https://github.com/citation-style-language/schema/raw/master/csl-citation.json"}</w:instrText>
             </w:r>
             <w:r>
               <w:fldChar w:fldCharType="separate"/>
             </w:r>
             <w:r>
-              <w:t xml:space="preserve">Fazilat and Zioui (2025b)</w:t>
+              <w:t xml:space="preserve">(2025b)</w:t>
             </w:r>
             <w:r>
               <w:fldChar w:fldCharType="end"/>
@@ -16900,16 +17668,22 @@
               <w:jc w:val="left"/>
             </w:pPr>
             <w:r>
+              <w:t xml:space="preserve">Mannone, Seidita, and Chella</w:t>
+            </w:r>
+            <w:r>
+              <w:t xml:space="preserve"> </w:t>
+            </w:r>
+            <w:r>
               <w:fldChar w:fldCharType="begin"/>
             </w:r>
             <w:r>
-              <w:instrText xml:space="preserve">ADDIN CSL_CITATION {"citationItems":[{"id":"ITEM-1","itemData":{"DOI":"10.3390/math10030372","author":[{"family":"Mannone","given":"Maria"},{"family":"Seidita","given":"Valeria"},{"family":"Chella","given":"Antonio"}],"container-title":"Mathematics","id":"ITEM-1","issue":"3","issued":{"date-parts":[[2022]]},"page":"372","publisher":"MDPI","title":"Categories, quantum computing, and swarm robotics: A case study","title-short":"Categories, quantum computing, and swarm robotics","type":"article-journal","volume":"10"}}],"mendeley":{"formattedCitation":"Mannone, Seidita, and Chella (2022)","plainTextFormattedCitation":"Mannone, Seidita, and Chella (2022)","previouslyFormattedCitation":"Mannone, Seidita, and Chella (2022)"},"properties":{"noteIndex":0},"schema":"https://github.com/citation-style-language/schema/raw/master/csl-citation.json"}</w:instrText>
+              <w:instrText xml:space="preserve">ADDIN CSL_CITATION {"citationItems":[{"id":"ITEM-1","itemData":{"DOI":"10.3390/math10030372","author":[{"family":"Mannone","given":"Maria"},{"family":"Seidita","given":"Valeria"},{"family":"Chella","given":"Antonio"}],"container-title":"Mathematics","id":"ITEM-1","issue":"3","issued":{"date-parts":[[2022]]},"page":"372","publisher":"MDPI","title":"Categories, quantum computing, and swarm robotics: A case study","title-short":"Categories, quantum computing, and swarm robotics","type":"article-journal","volume":"10"},"suppress-author":true}],"mendeley":{"formattedCitation":"(2022)","plainTextFormattedCitation":"(2022)","previouslyFormattedCitation":"(2022)"},"properties":{"noteIndex":0},"schema":"https://github.com/citation-style-language/schema/raw/master/csl-citation.json"}</w:instrText>
             </w:r>
             <w:r>
               <w:fldChar w:fldCharType="separate"/>
             </w:r>
             <w:r>
-              <w:t xml:space="preserve">Mannone, Seidita, and Chella (2022)</w:t>
+              <w:t xml:space="preserve">(2022)</w:t>
             </w:r>
             <w:r>
               <w:fldChar w:fldCharType="end"/>
@@ -17010,16 +17784,22 @@
               <w:jc w:val="left"/>
             </w:pPr>
             <w:r>
+              <w:t xml:space="preserve">Mannone, Seidita, and Chella</w:t>
+            </w:r>
+            <w:r>
+              <w:t xml:space="preserve"> </w:t>
+            </w:r>
+            <w:r>
               <w:fldChar w:fldCharType="begin"/>
             </w:r>
             <w:r>
-              <w:instrText xml:space="preserve">ADDIN CSL_CITATION {"citationItems":[{"id":"ITEM-1","itemData":{"DOI":"10.1016/j.swevo.2023.101297","author":[{"family":"Mannone","given":"Maria"},{"family":"Seidita","given":"Valeria"},{"family":"Chella","given":"Antonio"}],"container-title":"Swarm and Evolutionary Computation","id":"ITEM-1","issued":{"date-parts":[[2023]]},"page":"101297","title":"Modeling and designing a robotic swarm: A quantum computing approach","title-short":"Modeling and designing a robotic swarm","type":"article-journal","volume":"79"}}],"mendeley":{"formattedCitation":"Mannone, Seidita, and Chella (2023)","plainTextFormattedCitation":"Mannone, Seidita, and Chella (2023)","previouslyFormattedCitation":"Mannone, Seidita, and Chella (2023)"},"properties":{"noteIndex":0},"schema":"https://github.com/citation-style-language/schema/raw/master/csl-citation.json"}</w:instrText>
+              <w:instrText xml:space="preserve">ADDIN CSL_CITATION {"citationItems":[{"id":"ITEM-1","itemData":{"DOI":"10.1016/j.swevo.2023.101297","author":[{"family":"Mannone","given":"Maria"},{"family":"Seidita","given":"Valeria"},{"family":"Chella","given":"Antonio"}],"container-title":"Swarm and Evolutionary Computation","id":"ITEM-1","issued":{"date-parts":[[2023]]},"page":"101297","title":"Modeling and designing a robotic swarm: A quantum computing approach","title-short":"Modeling and designing a robotic swarm","type":"article-journal","volume":"79"},"suppress-author":true}],"mendeley":{"formattedCitation":"(2023)","plainTextFormattedCitation":"(2023)","previouslyFormattedCitation":"(2023)"},"properties":{"noteIndex":0},"schema":"https://github.com/citation-style-language/schema/raw/master/csl-citation.json"}</w:instrText>
             </w:r>
             <w:r>
               <w:fldChar w:fldCharType="separate"/>
             </w:r>
             <w:r>
-              <w:t xml:space="preserve">Mannone, Seidita, and Chella (2023)</w:t>
+              <w:t xml:space="preserve">(2023)</w:t>
             </w:r>
             <w:r>
               <w:fldChar w:fldCharType="end"/>
@@ -17112,16 +17892,22 @@
               <w:jc w:val="left"/>
             </w:pPr>
             <w:r>
+              <w:t xml:space="preserve">Mannone, Seidita, and Chella</w:t>
+            </w:r>
+            <w:r>
+              <w:t xml:space="preserve"> </w:t>
+            </w:r>
+            <w:r>
               <w:fldChar w:fldCharType="begin"/>
             </w:r>
             <w:r>
-              <w:instrText xml:space="preserve">ADDIN CSL_CITATION {"citationItems":[{"id":"ITEM-1","itemData":{"DOI":"10.1098/rsta.2024.0139","author":[{"family":"Mannone","given":"Maria"},{"family":"Seidita","given":"Valeria"},{"family":"Chella","given":"Antonio"}],"container-title":"Philosophical Transactions of the Royal Society A: Mathematical, Physical and Engineering Sciences","id":"ITEM-1","issue":"2289","issued":{"date-parts":[[2025]]},"page":"20240139","title":"Quantum computing for swarm robotics: A local-to-global approach","title-short":"Quantum computing for swarm robotics","type":"article-journal","volume":"383"}}],"mendeley":{"formattedCitation":"Mannone, Seidita, and Chella (2025)","plainTextFormattedCitation":"Mannone, Seidita, and Chella (2025)","previouslyFormattedCitation":"Mannone, Seidita, and Chella (2025)"},"properties":{"noteIndex":0},"schema":"https://github.com/citation-style-language/schema/raw/master/csl-citation.json"}</w:instrText>
+              <w:instrText xml:space="preserve">ADDIN CSL_CITATION {"citationItems":[{"id":"ITEM-1","itemData":{"DOI":"10.1098/rsta.2024.0139","author":[{"family":"Mannone","given":"Maria"},{"family":"Seidita","given":"Valeria"},{"family":"Chella","given":"Antonio"}],"container-title":"Philosophical Transactions of the Royal Society A: Mathematical, Physical and Engineering Sciences","id":"ITEM-1","issue":"2289","issued":{"date-parts":[[2025]]},"page":"20240139","title":"Quantum computing for swarm robotics: A local-to-global approach","title-short":"Quantum computing for swarm robotics","type":"article-journal","volume":"383"},"suppress-author":true}],"mendeley":{"formattedCitation":"(2025)","plainTextFormattedCitation":"(2025)","previouslyFormattedCitation":"(2025)"},"properties":{"noteIndex":0},"schema":"https://github.com/citation-style-language/schema/raw/master/csl-citation.json"}</w:instrText>
             </w:r>
             <w:r>
               <w:fldChar w:fldCharType="separate"/>
             </w:r>
             <w:r>
-              <w:t xml:space="preserve">Mannone, Seidita, and Chella (2025)</w:t>
+              <w:t xml:space="preserve">(2025)</w:t>
             </w:r>
             <w:r>
               <w:fldChar w:fldCharType="end"/>
@@ -17852,7 +18638,7 @@
               <w:jc w:val="left"/>
             </w:pPr>
             <w:r>
-              <w:t xml:space="preserve">Backward and forward citation search from</w:t>
+              <w:t xml:space="preserve">Backward and forward citation search from Petschnigg et al.</w:t>
             </w:r>
             <w:r>
               <w:t xml:space="preserve"> </w:t>
@@ -17861,19 +18647,19 @@
               <w:fldChar w:fldCharType="begin"/>
             </w:r>
             <w:r>
-              <w:instrText xml:space="preserve">ADDIN CSL_CITATION {"citationItems":[{"id":"ITEM-1","itemData":{"DOI":"10.1109/ICRA.2019.8793768","author":[{"family":"Petschnigg","given":"Christina"},{"family":"Brandstötter","given":"Mathias"},{"family":"Pichler","given":"Horst"},{"family":"Hofbaur","given":"Michael W."},{"family":"Dieber","given":"Bernhard"}],"container-title":"Proceedings of the 2019 international conference on robotics and automation (ICRA)","id":"ITEM-1","issued":{"date-parts":[[2019]]},"page":"803-810","publisher":"IEEE","publisher-place":"Piscataway, NJ, USA","title":"Quantum computation in robotic science and applications","type":"paper-conference"}}],"mendeley":{"formattedCitation":"Petschnigg et al. (2019)","plainTextFormattedCitation":"Petschnigg et al. (2019)","previouslyFormattedCitation":"Petschnigg et al. (2019)"},"properties":{"noteIndex":0},"schema":"https://github.com/citation-style-language/schema/raw/master/csl-citation.json"}</w:instrText>
+              <w:instrText xml:space="preserve">ADDIN CSL_CITATION {"citationItems":[{"id":"ITEM-1","itemData":{"DOI":"10.1109/ICRA.2019.8793768","author":[{"family":"Petschnigg","given":"Christina"},{"family":"Brandstötter","given":"Mathias"},{"family":"Pichler","given":"Horst"},{"family":"Hofbaur","given":"Michael W."},{"family":"Dieber","given":"Bernhard"}],"container-title":"Proceedings of the 2019 international conference on robotics and automation (ICRA)","id":"ITEM-1","issued":{"date-parts":[[2019]]},"page":"803-810","publisher":"IEEE","publisher-place":"Piscataway, NJ, USA","title":"Quantum computation in robotic science and applications","type":"paper-conference"},"suppress-author":true}],"mendeley":{"formattedCitation":"(2019)","plainTextFormattedCitation":"(2019)","previouslyFormattedCitation":"(2019)"},"properties":{"noteIndex":0},"schema":"https://github.com/citation-style-language/schema/raw/master/csl-citation.json"}</w:instrText>
             </w:r>
             <w:r>
               <w:fldChar w:fldCharType="separate"/>
             </w:r>
             <w:r>
-              <w:t xml:space="preserve">Petschnigg et al. (2019)</w:t>
+              <w:t xml:space="preserve">(2019)</w:t>
             </w:r>
             <w:r>
               <w:fldChar w:fldCharType="end"/>
             </w:r>
             <w:r>
-              <w:t xml:space="preserve">,</w:t>
+              <w:t xml:space="preserve">, Yan et al.</w:t>
             </w:r>
             <w:r>
               <w:t xml:space="preserve"> </w:t>
@@ -17882,19 +18668,19 @@
               <w:fldChar w:fldCharType="begin"/>
             </w:r>
             <w:r>
-              <w:instrText xml:space="preserve">ADDIN CSL_CITATION {"citationItems":[{"id":"ITEM-1","itemData":{"DOI":"10.1007/s42484-024-00225-5","author":[{"family":"Yan","given":"Fei"},{"family":"Iliyasu","given":"Abdullah M."},{"family":"Li","given":"Nianqiao"},{"family":"Salama","given":"Ahmed S."},{"family":"Hirota","given":"Kaoru"}],"container-title":"Quantum Machine Intelligence","id":"ITEM-1","issue":"2","issued":{"date-parts":[[2024]]},"page":"86","publisher":"Springer","title":"Quantum robotics: A review of emerging trends","title-short":"Quantum robotics","type":"article-journal","volume":"6"}}],"mendeley":{"formattedCitation":"Yan et al. (2024)","plainTextFormattedCitation":"Yan et al. (2024)","previouslyFormattedCitation":"Yan et al. (2024)"},"properties":{"noteIndex":0},"schema":"https://github.com/citation-style-language/schema/raw/master/csl-citation.json"}</w:instrText>
+              <w:instrText xml:space="preserve">ADDIN CSL_CITATION {"citationItems":[{"id":"ITEM-1","itemData":{"DOI":"10.1007/s42484-024-00225-5","author":[{"family":"Yan","given":"Fei"},{"family":"Iliyasu","given":"Abdullah M."},{"family":"Li","given":"Nianqiao"},{"family":"Salama","given":"Ahmed S."},{"family":"Hirota","given":"Kaoru"}],"container-title":"Quantum Machine Intelligence","id":"ITEM-1","issue":"2","issued":{"date-parts":[[2024]]},"page":"86","publisher":"Springer","title":"Quantum robotics: A review of emerging trends","title-short":"Quantum robotics","type":"article-journal","volume":"6"},"suppress-author":true}],"mendeley":{"formattedCitation":"(2024)","plainTextFormattedCitation":"(2024)","previouslyFormattedCitation":"(2024)"},"properties":{"noteIndex":0},"schema":"https://github.com/citation-style-language/schema/raw/master/csl-citation.json"}</w:instrText>
             </w:r>
             <w:r>
               <w:fldChar w:fldCharType="separate"/>
             </w:r>
             <w:r>
-              <w:t xml:space="preserve">Yan et al. (2024)</w:t>
+              <w:t xml:space="preserve">(2024)</w:t>
             </w:r>
             <w:r>
               <w:fldChar w:fldCharType="end"/>
             </w:r>
             <w:r>
-              <w:t xml:space="preserve">,</w:t>
+              <w:t xml:space="preserve">, Meyer et al.</w:t>
             </w:r>
             <w:r>
               <w:t xml:space="preserve"> </w:t>
@@ -17903,19 +18689,19 @@
               <w:fldChar w:fldCharType="begin"/>
             </w:r>
             <w:r>
-              <w:instrText xml:space="preserve">ADDIN CSL_CITATION {"citationItems":[{"id":"ITEM-1","itemData":{"URL":"https://arxiv.org/abs/2211.03464","author":[{"family":"Meyer","given":"Nico"},{"family":"Ufrecht","given":"Christian"},{"family":"Periyasamy","given":"Maniraman"},{"family":"Scherer","given":"Daniel D."},{"family":"Plinge","given":"Axel"},{"family":"Mutschler","given":"Christopher"}],"id":"ITEM-1","issued":{"date-parts":[[2022]]},"title":"A survey on quantum reinforcement learning","type":""}}],"mendeley":{"formattedCitation":"Meyer et al. (2022)","plainTextFormattedCitation":"Meyer et al. (2022)","previouslyFormattedCitation":"Meyer et al. (2022)"},"properties":{"noteIndex":0},"schema":"https://github.com/citation-style-language/schema/raw/master/csl-citation.json"}</w:instrText>
+              <w:instrText xml:space="preserve">ADDIN CSL_CITATION {"citationItems":[{"id":"ITEM-1","itemData":{"URL":"https://arxiv.org/abs/2211.03464","author":[{"family":"Meyer","given":"Nico"},{"family":"Ufrecht","given":"Christian"},{"family":"Periyasamy","given":"Maniraman"},{"family":"Scherer","given":"Daniel D."},{"family":"Plinge","given":"Axel"},{"family":"Mutschler","given":"Christopher"}],"id":"ITEM-1","issued":{"date-parts":[[2022]]},"title":"A survey on quantum reinforcement learning","type":""},"suppress-author":true}],"mendeley":{"formattedCitation":"(2022)","plainTextFormattedCitation":"(2022)","previouslyFormattedCitation":"(2022)"},"properties":{"noteIndex":0},"schema":"https://github.com/citation-style-language/schema/raw/master/csl-citation.json"}</w:instrText>
             </w:r>
             <w:r>
               <w:fldChar w:fldCharType="separate"/>
             </w:r>
             <w:r>
-              <w:t xml:space="preserve">Meyer et al. (2022)</w:t>
+              <w:t xml:space="preserve">(2022)</w:t>
             </w:r>
             <w:r>
               <w:fldChar w:fldCharType="end"/>
             </w:r>
             <w:r>
-              <w:t xml:space="preserve">, and</w:t>
+              <w:t xml:space="preserve">, and Tandon et al.</w:t>
             </w:r>
             <w:r>
               <w:t xml:space="preserve"> </w:t>
@@ -17924,13 +18710,13 @@
               <w:fldChar w:fldCharType="begin"/>
             </w:r>
             <w:r>
-              <w:instrText xml:space="preserve">ADDIN CSL_CITATION {"citationItems":[{"id":"ITEM-1","itemData":{"DOI":"10.2200/S00746ED1V01Y201612QMC010","author":[{"family":"Tandon","given":"Prateek"},{"family":"Lam","given":"Stanley"},{"family":"Shih","given":"Ben"},{"family":"Mehta","given":"Tanay"},{"family":"Mitev","given":"Alex"},{"family":"Ong","given":"Zhiyang"}],"collection-title":"Synthesis lectures on quantum computing","id":"ITEM-1","issued":{"date-parts":[[2017]]},"publisher":"Morgan &amp; Claypool Publishers","publisher-place":"San Rafael, CA, USA","title":"Quantum robotics: A primer on current science and future perspectives","title-short":"Quantum robotics","type":"book"}}],"mendeley":{"formattedCitation":"Tandon et al. (2017)","plainTextFormattedCitation":"Tandon et al. (2017)","previouslyFormattedCitation":"Tandon et al. (2017)"},"properties":{"noteIndex":0},"schema":"https://github.com/citation-style-language/schema/raw/master/csl-citation.json"}</w:instrText>
+              <w:instrText xml:space="preserve">ADDIN CSL_CITATION {"citationItems":[{"id":"ITEM-1","itemData":{"DOI":"10.2200/S00746ED1V01Y201612QMC010","author":[{"family":"Tandon","given":"Prateek"},{"family":"Lam","given":"Stanley"},{"family":"Shih","given":"Ben"},{"family":"Mehta","given":"Tanay"},{"family":"Mitev","given":"Alex"},{"family":"Ong","given":"Zhiyang"}],"collection-title":"Synthesis lectures on quantum computing","id":"ITEM-1","issued":{"date-parts":[[2017]]},"publisher":"Morgan &amp; Claypool Publishers","publisher-place":"San Rafael, CA, USA","title":"Quantum robotics: A primer on current science and future perspectives","title-short":"Quantum robotics","type":"book"},"suppress-author":true}],"mendeley":{"formattedCitation":"(2017)","plainTextFormattedCitation":"(2017)","previouslyFormattedCitation":"(2017)"},"properties":{"noteIndex":0},"schema":"https://github.com/citation-style-language/schema/raw/master/csl-citation.json"}</w:instrText>
             </w:r>
             <w:r>
               <w:fldChar w:fldCharType="separate"/>
             </w:r>
             <w:r>
-              <w:t xml:space="preserve">Tandon et al. (2017)</w:t>
+              <w:t xml:space="preserve">(2017)</w:t>
             </w:r>
             <w:r>
               <w:fldChar w:fldCharType="end"/>
@@ -18045,7 +18831,7 @@
         <w:t xml:space="preserve"> </w:t>
       </w:r>
       <w:r>
-        <w:t xml:space="preserve">The annealing pipeline shared by the fleet-routing studies. Each vehicle selects one route from a candidate set, penalty terms forbid double selection and conflicting road use, large instances are decomposed, and returned samples are checked and repaired before dispatch; the loop repeats in every planning period. Redrawn and generalized from the formulations of</w:t>
+        <w:t xml:space="preserve">The annealing pipeline shared by the fleet-routing studies. Each vehicle selects one route from a candidate set, penalty terms forbid double selection and conflicting road use, large instances are decomposed, and returned samples are checked and repaired before dispatch; the loop repeats in every planning period. Redrawn and generalized from the formulations of Ohzeki et al.</w:t>
       </w:r>
       <w:r>
         <w:t xml:space="preserve"> </w:t>
@@ -18054,19 +18840,19 @@
         <w:fldChar w:fldCharType="begin"/>
       </w:r>
       <w:r>
-        <w:instrText xml:space="preserve">ADDIN CSL_CITATION {"citationItems":[{"id":"ITEM-1","itemData":{"DOI":"10.3389/fcomp.2019.00009","author":[{"family":"Ohzeki","given":"Masayuki"},{"family":"Miki","given":"Akira"},{"family":"Miyama","given":"Masamichi J."},{"family":"Terabe","given":"Masayoshi"}],"container-title":"Frontiers in Computer Science","id":"ITEM-1","issued":{"date-parts":[[2019]]},"page":"9","publisher":"Frontiers Media","title":"Control of automated guided vehicles without collision by quantum annealer and digital devices","type":"article-journal","volume":"1"}}],"mendeley":{"formattedCitation":"Ohzeki et al. (2019)","plainTextFormattedCitation":"Ohzeki et al. (2019)","previouslyFormattedCitation":"Ohzeki et al. (2019)"},"properties":{"noteIndex":0},"schema":"https://github.com/citation-style-language/schema/raw/master/csl-citation.json"}</w:instrText>
+        <w:instrText xml:space="preserve">ADDIN CSL_CITATION {"citationItems":[{"id":"ITEM-1","itemData":{"DOI":"10.3389/fcomp.2019.00009","author":[{"family":"Ohzeki","given":"Masayuki"},{"family":"Miki","given":"Akira"},{"family":"Miyama","given":"Masamichi J."},{"family":"Terabe","given":"Masayoshi"}],"container-title":"Frontiers in Computer Science","id":"ITEM-1","issued":{"date-parts":[[2019]]},"page":"9","publisher":"Frontiers Media","title":"Control of automated guided vehicles without collision by quantum annealer and digital devices","type":"article-journal","volume":"1"},"suppress-author":true}],"mendeley":{"formattedCitation":"(2019)","plainTextFormattedCitation":"(2019)","previouslyFormattedCitation":"(2019)"},"properties":{"noteIndex":0},"schema":"https://github.com/citation-style-language/schema/raw/master/csl-citation.json"}</w:instrText>
       </w:r>
       <w:r>
         <w:fldChar w:fldCharType="separate"/>
       </w:r>
       <w:r>
-        <w:t xml:space="preserve">Ohzeki et al. (2019)</w:t>
+        <w:t xml:space="preserve">(2019)</w:t>
       </w:r>
       <w:r>
         <w:fldChar w:fldCharType="end"/>
       </w:r>
       <w:r>
-        <w:t xml:space="preserve">,</w:t>
+        <w:t xml:space="preserve">, Clark et al.</w:t>
       </w:r>
       <w:r>
         <w:t xml:space="preserve"> </w:t>
@@ -18075,19 +18861,19 @@
         <w:fldChar w:fldCharType="begin"/>
       </w:r>
       <w:r>
-        <w:instrText xml:space="preserve">ADDIN CSL_CITATION {"citationItems":[{"id":"ITEM-1","itemData":{"DOI":"10.1145/3293320.3293333","author":[{"family":"Clark","given":"James"},{"family":"West","given":"Tristan"},{"family":"Zammit","given":"Joseph Paul"},{"family":"Guo","given":"Xiaohu"},{"family":"Mason","given":"Luke"},{"family":"Russell","given":"Duncan"}],"container-title":"Proceedings of the international conference on high performance computing in asia-pacific region (HPC Asia 2019)","id":"ITEM-1","issued":{"date-parts":[[2019]]},"page":"111-119","publisher":"ACM","publisher-place":"New York, NY, USA","title":"Towards real time multi-robot routing using quantum computing technologies","type":"paper-conference"}}],"mendeley":{"formattedCitation":"Clark et al. (2019)","plainTextFormattedCitation":"Clark et al. (2019)","previouslyFormattedCitation":"Clark et al. (2019)"},"properties":{"noteIndex":0},"schema":"https://github.com/citation-style-language/schema/raw/master/csl-citation.json"}</w:instrText>
+        <w:instrText xml:space="preserve">ADDIN CSL_CITATION {"citationItems":[{"id":"ITEM-1","itemData":{"DOI":"10.1145/3293320.3293333","author":[{"family":"Clark","given":"James"},{"family":"West","given":"Tristan"},{"family":"Zammit","given":"Joseph Paul"},{"family":"Guo","given":"Xiaohu"},{"family":"Mason","given":"Luke"},{"family":"Russell","given":"Duncan"}],"container-title":"Proceedings of the international conference on high performance computing in asia-pacific region (HPC Asia 2019)","id":"ITEM-1","issued":{"date-parts":[[2019]]},"page":"111-119","publisher":"ACM","publisher-place":"New York, NY, USA","title":"Towards real time multi-robot routing using quantum computing technologies","type":"paper-conference"},"suppress-author":true}],"mendeley":{"formattedCitation":"(2019)","plainTextFormattedCitation":"(2019)","previouslyFormattedCitation":"(2019)"},"properties":{"noteIndex":0},"schema":"https://github.com/citation-style-language/schema/raw/master/csl-citation.json"}</w:instrText>
       </w:r>
       <w:r>
         <w:fldChar w:fldCharType="separate"/>
       </w:r>
       <w:r>
-        <w:t xml:space="preserve">Clark et al. (2019)</w:t>
+        <w:t xml:space="preserve">(2019)</w:t>
       </w:r>
       <w:r>
         <w:fldChar w:fldCharType="end"/>
       </w:r>
       <w:r>
-        <w:t xml:space="preserve">, and</w:t>
+        <w:t xml:space="preserve">, and Quang et al.</w:t>
       </w:r>
       <w:r>
         <w:t xml:space="preserve"> </w:t>
@@ -18096,19 +18882,19 @@
         <w:fldChar w:fldCharType="begin"/>
       </w:r>
       <w:r>
-        <w:instrText xml:space="preserve">ADDIN CSL_CITATION {"citationItems":[{"id":"ITEM-1","itemData":{"DOI":"10.1038/s41598-025-28481-w","author":[{"family":"Quang","given":"Thinh Nguyen"},{"family":"Matsuyama","given":"Kosuke"},{"family":"Shimizu","given":"Keisuke"},{"family":"Sugano","given":"Hiroki"},{"family":"Kurimoto","given":"Eiji"},{"family":"Miki","given":"Masahiro"},{"family":"Suzuki","given":"Jumpei"},{"family":"Chen","given":"Ziyi"},{"family":"Waidyasooriya","given":"Hasitha Muthumala"},{"family":"Hariyama","given":"Masanori"},{"family":"Hitomi","given":"Masaru"},{"family":"Sawamura","given":"Kenta"},{"family":"Ohzeki","given":"Masayuki"}],"container-title":"Scientific Reports","id":"ITEM-1","issued":{"date-parts":[[2025]]},"page":"44047","publisher":"Nature Publishing Group","title":"Quantum annealing-based route optimization for commercial AGV operating systems in large-scale logistics warehouses","type":"article-journal","volume":"15"}}],"mendeley":{"formattedCitation":"Quang et al. (2025)","plainTextFormattedCitation":"Quang et al. (2025)","previouslyFormattedCitation":"Quang et al. (2025)"},"properties":{"noteIndex":0},"schema":"https://github.com/citation-style-language/schema/raw/master/csl-citation.json"}</w:instrText>
+        <w:instrText xml:space="preserve">ADDIN CSL_CITATION {"citationItems":[{"id":"ITEM-1","itemData":{"DOI":"10.1038/s41598-025-28481-w","author":[{"family":"Quang","given":"Thinh Nguyen"},{"family":"Matsuyama","given":"Kosuke"},{"family":"Shimizu","given":"Keisuke"},{"family":"Sugano","given":"Hiroki"},{"family":"Kurimoto","given":"Eiji"},{"family":"Miki","given":"Masahiro"},{"family":"Suzuki","given":"Jumpei"},{"family":"Chen","given":"Ziyi"},{"family":"Waidyasooriya","given":"Hasitha Muthumala"},{"family":"Hariyama","given":"Masanori"},{"family":"Hitomi","given":"Masaru"},{"family":"Sawamura","given":"Kenta"},{"family":"Ohzeki","given":"Masayuki"}],"container-title":"Scientific Reports","id":"ITEM-1","issued":{"date-parts":[[2025]]},"page":"44047","publisher":"Nature Publishing Group","title":"Quantum annealing-based route optimization for commercial AGV operating systems in large-scale logistics warehouses","type":"article-journal","volume":"15"},"suppress-author":true}],"mendeley":{"formattedCitation":"(2025)","plainTextFormattedCitation":"(2025)","previouslyFormattedCitation":"(2025)"},"properties":{"noteIndex":0},"schema":"https://github.com/citation-style-language/schema/raw/master/csl-citation.json"}</w:instrText>
       </w:r>
       <w:r>
         <w:fldChar w:fldCharType="separate"/>
       </w:r>
       <w:r>
-        <w:t xml:space="preserve">Quang et al. (2025)</w:t>
+        <w:t xml:space="preserve">(2025)</w:t>
       </w:r>
       <w:r>
         <w:fldChar w:fldCharType="end"/>
       </w:r>
       <w:r>
-        <w:t xml:space="preserve">, with the solver comparison of</w:t>
+        <w:t xml:space="preserve">, with the solver comparison of Leib et al.</w:t>
       </w:r>
       <w:r>
         <w:t xml:space="preserve"> </w:t>
@@ -18117,13 +18903,13 @@
         <w:fldChar w:fldCharType="begin"/>
       </w:r>
       <w:r>
-        <w:instrText xml:space="preserve">ADDIN CSL_CITATION {"citationItems":[{"id":"ITEM-1","itemData":{"DOI":"10.1038/s41598-023-45668-1","author":[{"family":"Leib","given":"Dominik"},{"family":"Seidel","given":"Tobias"},{"family":"Jäger","given":"Sven"},{"family":"Heese","given":"Raoul"},{"family":"Jones","given":"Caitlin Isobel"},{"family":"Awasthi","given":"Abhishek"},{"family":"Niederle","given":"Astrid"},{"family":"Bortz","given":"Michael"}],"container-title":"Scientific Reports","id":"ITEM-1","issued":{"date-parts":[[2023]]},"publisher":"Nature Publishing Group","title":"An optimization case study for solving a transport robot scheduling problem on quantum-hybrid and quantum-inspired hardware","type":"article-journal","volume":"13"}}],"mendeley":{"formattedCitation":"Leib et al. (2023)","plainTextFormattedCitation":"Leib et al. (2023)","previouslyFormattedCitation":"Leib et al. (2023)"},"properties":{"noteIndex":0},"schema":"https://github.com/citation-style-language/schema/raw/master/csl-citation.json"}</w:instrText>
+        <w:instrText xml:space="preserve">ADDIN CSL_CITATION {"citationItems":[{"id":"ITEM-1","itemData":{"DOI":"10.1038/s41598-023-45668-1","author":[{"family":"Leib","given":"Dominik"},{"family":"Seidel","given":"Tobias"},{"family":"Jäger","given":"Sven"},{"family":"Heese","given":"Raoul"},{"family":"Jones","given":"Caitlin Isobel"},{"family":"Awasthi","given":"Abhishek"},{"family":"Niederle","given":"Astrid"},{"family":"Bortz","given":"Michael"}],"container-title":"Scientific Reports","id":"ITEM-1","issued":{"date-parts":[[2023]]},"publisher":"Nature Publishing Group","title":"An optimization case study for solving a transport robot scheduling problem on quantum-hybrid and quantum-inspired hardware","type":"article-journal","volume":"13"},"suppress-author":true}],"mendeley":{"formattedCitation":"(2023)","plainTextFormattedCitation":"(2023)","previouslyFormattedCitation":"(2023)"},"properties":{"noteIndex":0},"schema":"https://github.com/citation-style-language/schema/raw/master/csl-citation.json"}</w:instrText>
       </w:r>
       <w:r>
         <w:fldChar w:fldCharType="separate"/>
       </w:r>
       <w:r>
-        <w:t xml:space="preserve">Leib et al. (2023)</w:t>
+        <w:t xml:space="preserve">(2023)</w:t>
       </w:r>
       <w:r>
         <w:fldChar w:fldCharType="end"/>
@@ -18392,7 +19178,7 @@
         <w:t xml:space="preserve"> </w:t>
       </w:r>
       <w:r>
-        <w:t xml:space="preserve">times, measured expectation values are scaled into actions or values, and a classical optimizer updates the parameters. Adapted from the architectures of</w:t>
+        <w:t xml:space="preserve">times, measured expectation values are scaled into actions or values, and a classical optimizer updates the parameters. Adapted from the architectures of Hohenfeld et al.</w:t>
       </w:r>
       <w:r>
         <w:t xml:space="preserve"> </w:t>
@@ -18401,19 +19187,19 @@
         <w:fldChar w:fldCharType="begin"/>
       </w:r>
       <w:r>
-        <w:instrText xml:space="preserve">ADDIN CSL_CITATION {"citationItems":[{"id":"ITEM-1","itemData":{"DOI":"10.1109/ACCESS.2024.3417808","author":[{"family":"Hohenfeld","given":"Hans"},{"family":"Heimann","given":"Dirk"},{"family":"Wiebe","given":"Felix"},{"family":"Kirchner","given":"Frank"}],"container-title":"IEEE Access","id":"ITEM-1","issued":{"date-parts":[[2024]]},"page":"87217-87236","publisher":"IEEE","title":"Quantum deep reinforcement learning for robot navigation tasks","type":"article-journal","volume":"12"}}],"mendeley":{"formattedCitation":"Hohenfeld et al. (2024)","plainTextFormattedCitation":"Hohenfeld et al. (2024)","previouslyFormattedCitation":"Hohenfeld et al. (2024)"},"properties":{"noteIndex":0},"schema":"https://github.com/citation-style-language/schema/raw/master/csl-citation.json"}</w:instrText>
+        <w:instrText xml:space="preserve">ADDIN CSL_CITATION {"citationItems":[{"id":"ITEM-1","itemData":{"DOI":"10.1109/ACCESS.2024.3417808","author":[{"family":"Hohenfeld","given":"Hans"},{"family":"Heimann","given":"Dirk"},{"family":"Wiebe","given":"Felix"},{"family":"Kirchner","given":"Frank"}],"container-title":"IEEE Access","id":"ITEM-1","issued":{"date-parts":[[2024]]},"page":"87217-87236","publisher":"IEEE","title":"Quantum deep reinforcement learning for robot navigation tasks","type":"article-journal","volume":"12"},"suppress-author":true}],"mendeley":{"formattedCitation":"(2024)","plainTextFormattedCitation":"(2024)","previouslyFormattedCitation":"(2024)"},"properties":{"noteIndex":0},"schema":"https://github.com/citation-style-language/schema/raw/master/csl-citation.json"}</w:instrText>
       </w:r>
       <w:r>
         <w:fldChar w:fldCharType="separate"/>
       </w:r>
       <w:r>
-        <w:t xml:space="preserve">Hohenfeld et al. (2024)</w:t>
+        <w:t xml:space="preserve">(2024)</w:t>
       </w:r>
       <w:r>
         <w:fldChar w:fldCharType="end"/>
       </w:r>
       <w:r>
-        <w:t xml:space="preserve">,</w:t>
+        <w:t xml:space="preserve">, Sinha, Macaluso, and Klusch</w:t>
       </w:r>
       <w:r>
         <w:t xml:space="preserve"> </w:t>
@@ -18422,19 +19208,19 @@
         <w:fldChar w:fldCharType="begin"/>
       </w:r>
       <w:r>
-        <w:instrText xml:space="preserve">ADDIN CSL_CITATION {"citationItems":[{"id":"ITEM-1","itemData":{"DOI":"10.1007/s42484-024-00226-4","author":[{"family":"Sinha","given":"Akash"},{"family":"Macaluso","given":"Antonio"},{"family":"Klusch","given":"Matthias"}],"container-title":"Quantum Machine Intelligence","id":"ITEM-1","issued":{"date-parts":[[2025]]},"page":"19","publisher":"Springer","title":"Nav-Q: Quantum deep reinforcement learning for collision-free navigation of self-driving cars","title-short":"Nav-Q","type":"article-journal","volume":"7"}}],"mendeley":{"formattedCitation":"Sinha, Macaluso, and Klusch (2025)","plainTextFormattedCitation":"Sinha, Macaluso, and Klusch (2025)","previouslyFormattedCitation":"Sinha, Macaluso, and Klusch (2025)"},"properties":{"noteIndex":0},"schema":"https://github.com/citation-style-language/schema/raw/master/csl-citation.json"}</w:instrText>
+        <w:instrText xml:space="preserve">ADDIN CSL_CITATION {"citationItems":[{"id":"ITEM-1","itemData":{"DOI":"10.1007/s42484-024-00226-4","author":[{"family":"Sinha","given":"Akash"},{"family":"Macaluso","given":"Antonio"},{"family":"Klusch","given":"Matthias"}],"container-title":"Quantum Machine Intelligence","id":"ITEM-1","issued":{"date-parts":[[2025]]},"page":"19","publisher":"Springer","title":"Nav-Q: Quantum deep reinforcement learning for collision-free navigation of self-driving cars","title-short":"Nav-Q","type":"article-journal","volume":"7"},"suppress-author":true}],"mendeley":{"formattedCitation":"(2025)","plainTextFormattedCitation":"(2025)","previouslyFormattedCitation":"(2025)"},"properties":{"noteIndex":0},"schema":"https://github.com/citation-style-language/schema/raw/master/csl-citation.json"}</w:instrText>
       </w:r>
       <w:r>
         <w:fldChar w:fldCharType="separate"/>
       </w:r>
       <w:r>
-        <w:t xml:space="preserve">Sinha, Macaluso, and Klusch (2025)</w:t>
+        <w:t xml:space="preserve">(2025)</w:t>
       </w:r>
       <w:r>
         <w:fldChar w:fldCharType="end"/>
       </w:r>
       <w:r>
-        <w:t xml:space="preserve">,</w:t>
+        <w:t xml:space="preserve">, Acuto et al.</w:t>
       </w:r>
       <w:r>
         <w:t xml:space="preserve"> </w:t>
@@ -18443,19 +19229,19 @@
         <w:fldChar w:fldCharType="begin"/>
       </w:r>
       <w:r>
-        <w:instrText xml:space="preserve">ADDIN CSL_CITATION {"citationItems":[{"id":"ITEM-1","itemData":{"URL":"https://arxiv.org/abs/2212.11681","author":[{"family":"Acuto","given":"Alberto"},{"family":"Barillà","given":"Paola"},{"family":"Bozzolo","given":"Ludovico"},{"family":"Conterno","given":"Matteo"},{"family":"Pavese","given":"Mattia"},{"family":"Policicchio","given":"Antonio"}],"id":"ITEM-1","issued":{"date-parts":[[2022]]},"title":"Variational quantum soft actor-critic for robotic arm control","type":""}}],"mendeley":{"formattedCitation":"Acuto et al. (2022)","plainTextFormattedCitation":"Acuto et al. (2022)","previouslyFormattedCitation":"Acuto et al. (2022)"},"properties":{"noteIndex":0},"schema":"https://github.com/citation-style-language/schema/raw/master/csl-citation.json"}</w:instrText>
+        <w:instrText xml:space="preserve">ADDIN CSL_CITATION {"citationItems":[{"id":"ITEM-1","itemData":{"URL":"https://arxiv.org/abs/2212.11681","author":[{"family":"Acuto","given":"Alberto"},{"family":"Barillà","given":"Paola"},{"family":"Bozzolo","given":"Ludovico"},{"family":"Conterno","given":"Matteo"},{"family":"Pavese","given":"Mattia"},{"family":"Policicchio","given":"Antonio"}],"id":"ITEM-1","issued":{"date-parts":[[2022]]},"title":"Variational quantum soft actor-critic for robotic arm control","type":""},"suppress-author":true}],"mendeley":{"formattedCitation":"(2022)","plainTextFormattedCitation":"(2022)","previouslyFormattedCitation":"(2022)"},"properties":{"noteIndex":0},"schema":"https://github.com/citation-style-language/schema/raw/master/csl-citation.json"}</w:instrText>
       </w:r>
       <w:r>
         <w:fldChar w:fldCharType="separate"/>
       </w:r>
       <w:r>
-        <w:t xml:space="preserve">Acuto et al. (2022)</w:t>
+        <w:t xml:space="preserve">(2022)</w:t>
       </w:r>
       <w:r>
         <w:fldChar w:fldCharType="end"/>
       </w:r>
       <w:r>
-        <w:t xml:space="preserve">,</w:t>
+        <w:t xml:space="preserve">, Drăgan et al.</w:t>
       </w:r>
       <w:r>
         <w:t xml:space="preserve"> </w:t>
@@ -18464,19 +19250,19 @@
         <w:fldChar w:fldCharType="begin"/>
       </w:r>
       <w:r>
-        <w:instrText xml:space="preserve">ADDIN CSL_CITATION {"citationItems":[{"id":"ITEM-1","itemData":{"DOI":"10.5220/0013371800003890","ISBN":"978-989-758-737-5","author":[{"family":"Drăgan","given":"Theodora-Augustina"},{"family":"Künzner","given":"Alexander"},{"family":"Wille","given":"Robert"},{"family":"Lorenz","given":"Jeanette Miriam"}],"container-title":"Proceedings of the 17th international conference on agents and artificial intelligence (ICAART 2025)","id":"ITEM-1","issued":{"date-parts":[[2025]]},"page":"807-814","publisher":"SciTePress","publisher-place":"Setúbal, Portugal","title":"Continuous quantum reinforcement learning for robot navigation","type":"paper-conference","volume":"1"}}],"mendeley":{"formattedCitation":"Drăgan et al. (2025)","plainTextFormattedCitation":"Drăgan et al. (2025)","previouslyFormattedCitation":"Drăgan et al. (2025)"},"properties":{"noteIndex":0},"schema":"https://github.com/citation-style-language/schema/raw/master/csl-citation.json"}</w:instrText>
+        <w:instrText xml:space="preserve">ADDIN CSL_CITATION {"citationItems":[{"id":"ITEM-1","itemData":{"DOI":"10.5220/0013371800003890","ISBN":"978-989-758-737-5","author":[{"family":"Drăgan","given":"Theodora-Augustina"},{"family":"Künzner","given":"Alexander"},{"family":"Wille","given":"Robert"},{"family":"Lorenz","given":"Jeanette Miriam"}],"container-title":"Proceedings of the 17th international conference on agents and artificial intelligence (ICAART 2025)","id":"ITEM-1","issued":{"date-parts":[[2025]]},"page":"807-814","publisher":"SciTePress","publisher-place":"Setúbal, Portugal","title":"Continuous quantum reinforcement learning for robot navigation","type":"paper-conference","volume":"1"},"suppress-author":true}],"mendeley":{"formattedCitation":"(2025)","plainTextFormattedCitation":"(2025)","previouslyFormattedCitation":"(2025)"},"properties":{"noteIndex":0},"schema":"https://github.com/citation-style-language/schema/raw/master/csl-citation.json"}</w:instrText>
       </w:r>
       <w:r>
         <w:fldChar w:fldCharType="separate"/>
       </w:r>
       <w:r>
-        <w:t xml:space="preserve">Drăgan et al. (2025)</w:t>
+        <w:t xml:space="preserve">(2025)</w:t>
       </w:r>
       <w:r>
         <w:fldChar w:fldCharType="end"/>
       </w:r>
       <w:r>
-        <w:t xml:space="preserve">,</w:t>
+        <w:t xml:space="preserve">, Sun et al.</w:t>
       </w:r>
       <w:r>
         <w:t xml:space="preserve"> </w:t>
@@ -18485,19 +19271,19 @@
         <w:fldChar w:fldCharType="begin"/>
       </w:r>
       <w:r>
-        <w:instrText xml:space="preserve">ADDIN CSL_CITATION {"citationItems":[{"id":"ITEM-1","itemData":{"URL":"https://arxiv.org/abs/2508.01690","author":[{"family":"Sun","given":"Yize"},{"family":"Hagog","given":"Mohamad"},{"family":"Weber","given":"Marc"},{"family":"Hein","given":"Daniel"},{"family":"Udluft","given":"Steffen"},{"family":"Tresp","given":"Volker"},{"family":"Ma","given":"Yunpu"}],"id":"ITEM-1","issued":{"date-parts":[[2025]]},"note":"QML@QCE 2025 workshop","title":"First experience with real-time control using simulated VQC-based quantum policies","type":""}}],"mendeley":{"formattedCitation":"Sun et al. (2025)","plainTextFormattedCitation":"Sun et al. (2025)","previouslyFormattedCitation":"Sun et al. (2025)"},"properties":{"noteIndex":0},"schema":"https://github.com/citation-style-language/schema/raw/master/csl-citation.json"}</w:instrText>
+        <w:instrText xml:space="preserve">ADDIN CSL_CITATION {"citationItems":[{"id":"ITEM-1","itemData":{"URL":"https://arxiv.org/abs/2508.01690","author":[{"family":"Sun","given":"Yize"},{"family":"Hagog","given":"Mohamad"},{"family":"Weber","given":"Marc"},{"family":"Hein","given":"Daniel"},{"family":"Udluft","given":"Steffen"},{"family":"Tresp","given":"Volker"},{"family":"Ma","given":"Yunpu"}],"id":"ITEM-1","issued":{"date-parts":[[2025]]},"note":"QML@QCE 2025 workshop","title":"First experience with real-time control using simulated VQC-based quantum policies","type":""},"suppress-author":true}],"mendeley":{"formattedCitation":"(2025)","plainTextFormattedCitation":"(2025)","previouslyFormattedCitation":"(2025)"},"properties":{"noteIndex":0},"schema":"https://github.com/citation-style-language/schema/raw/master/csl-citation.json"}</w:instrText>
       </w:r>
       <w:r>
         <w:fldChar w:fldCharType="separate"/>
       </w:r>
       <w:r>
-        <w:t xml:space="preserve">Sun et al. (2025)</w:t>
+        <w:t xml:space="preserve">(2025)</w:t>
       </w:r>
       <w:r>
         <w:fldChar w:fldCharType="end"/>
       </w:r>
       <w:r>
-        <w:t xml:space="preserve">,</w:t>
+        <w:t xml:space="preserve">, Ngo et al.</w:t>
       </w:r>
       <w:r>
         <w:t xml:space="preserve"> </w:t>
@@ -18506,19 +19292,19 @@
         <w:fldChar w:fldCharType="begin"/>
       </w:r>
       <w:r>
-        <w:instrText xml:space="preserve">ADDIN CSL_CITATION {"citationItems":[{"id":"ITEM-1","itemData":{"URL":"https://arxiv.org/abs/2605.01716","author":[{"family":"Ngo","given":"Nguyen Truong Thu"},{"family":"Mehtola","given":"Väinö"},{"family":"Lenssen","given":"Jérome"},{"family":"Wang","given":"Peiyong"},{"family":"Cosco","given":"Francesco"},{"family":"Lu","given":"Tien-Fu"},{"family":"Quach","given":"James Q."}],"id":"ITEM-1","issued":{"date-parts":[[2026]]},"title":"Towards real-time control of a CartPole system on a quantum computer","type":""}}],"mendeley":{"formattedCitation":"Ngo et al. (2026)","plainTextFormattedCitation":"Ngo et al. (2026)","previouslyFormattedCitation":"Ngo et al. (2026)"},"properties":{"noteIndex":0},"schema":"https://github.com/citation-style-language/schema/raw/master/csl-citation.json"}</w:instrText>
+        <w:instrText xml:space="preserve">ADDIN CSL_CITATION {"citationItems":[{"id":"ITEM-1","itemData":{"URL":"https://arxiv.org/abs/2605.01716","author":[{"family":"Ngo","given":"Nguyen Truong Thu"},{"family":"Mehtola","given":"Väinö"},{"family":"Lenssen","given":"Jérome"},{"family":"Wang","given":"Peiyong"},{"family":"Cosco","given":"Francesco"},{"family":"Lu","given":"Tien-Fu"},{"family":"Quach","given":"James Q."}],"id":"ITEM-1","issued":{"date-parts":[[2026]]},"title":"Towards real-time control of a CartPole system on a quantum computer","type":""},"suppress-author":true}],"mendeley":{"formattedCitation":"(2026)","plainTextFormattedCitation":"(2026)","previouslyFormattedCitation":"(2026)"},"properties":{"noteIndex":0},"schema":"https://github.com/citation-style-language/schema/raw/master/csl-citation.json"}</w:instrText>
       </w:r>
       <w:r>
         <w:fldChar w:fldCharType="separate"/>
       </w:r>
       <w:r>
-        <w:t xml:space="preserve">Ngo et al. (2026)</w:t>
+        <w:t xml:space="preserve">(2026)</w:t>
       </w:r>
       <w:r>
         <w:fldChar w:fldCharType="end"/>
       </w:r>
       <w:r>
-        <w:t xml:space="preserve">, and</w:t>
+        <w:t xml:space="preserve">, and Altrabulsi et al.</w:t>
       </w:r>
       <w:r>
         <w:t xml:space="preserve"> </w:t>
@@ -18527,13 +19313,13 @@
         <w:fldChar w:fldCharType="begin"/>
       </w:r>
       <w:r>
-        <w:instrText xml:space="preserve">ADDIN CSL_CITATION {"citationItems":[{"id":"ITEM-1","itemData":{"URL":"https://arxiv.org/abs/2605.20801","author":[{"family":"Altrabulsi","given":"Mohamed Khair"},{"family":"Innan","given":"Nouhaila"},{"family":"Marchisio","given":"Alberto"},{"family":"Kashif","given":"Muhammad"},{"family":"Shafique","given":"Muhammad"}],"id":"ITEM-1","issued":{"date-parts":[[2026]]},"title":"Q-SpiRL: Quantum spiking reinforcement learning for adaptive robot navigation","title-short":"Q-SpiRL","type":""}}],"mendeley":{"formattedCitation":"Altrabulsi et al. (2026)","plainTextFormattedCitation":"Altrabulsi et al. (2026)","previouslyFormattedCitation":"Altrabulsi et al. (2026)"},"properties":{"noteIndex":0},"schema":"https://github.com/citation-style-language/schema/raw/master/csl-citation.json"}</w:instrText>
+        <w:instrText xml:space="preserve">ADDIN CSL_CITATION {"citationItems":[{"id":"ITEM-1","itemData":{"URL":"https://arxiv.org/abs/2605.20801","author":[{"family":"Altrabulsi","given":"Mohamed Khair"},{"family":"Innan","given":"Nouhaila"},{"family":"Marchisio","given":"Alberto"},{"family":"Kashif","given":"Muhammad"},{"family":"Shafique","given":"Muhammad"}],"id":"ITEM-1","issued":{"date-parts":[[2026]]},"title":"Q-SpiRL: Quantum spiking reinforcement learning for adaptive robot navigation","title-short":"Q-SpiRL","type":""},"suppress-author":true}],"mendeley":{"formattedCitation":"(2026)","plainTextFormattedCitation":"(2026)","previouslyFormattedCitation":"(2026)"},"properties":{"noteIndex":0},"schema":"https://github.com/citation-style-language/schema/raw/master/csl-citation.json"}</w:instrText>
       </w:r>
       <w:r>
         <w:fldChar w:fldCharType="separate"/>
       </w:r>
       <w:r>
-        <w:t xml:space="preserve">Altrabulsi et al. (2026)</w:t>
+        <w:t xml:space="preserve">(2026)</w:t>
       </w:r>
       <w:r>
         <w:fldChar w:fldCharType="end"/>
@@ -18711,7 +19497,7 @@
         </m:sSup>
       </m:oMath>
       <w:r>
-        <w:t xml:space="preserve">) are illustrative. Adapted from the geometric account of</w:t>
+        <w:t xml:space="preserve">) are illustrative. Adapted from the geometric account of Busemeyer and Bruza</w:t>
       </w:r>
       <w:r>
         <w:t xml:space="preserve"> </w:t>
@@ -18720,13 +19506,13 @@
         <w:fldChar w:fldCharType="begin"/>
       </w:r>
       <w:r>
-        <w:instrText xml:space="preserve">ADDIN CSL_CITATION {"citationItems":[{"id":"ITEM-1","itemData":{"DOI":"10.1017/CBO9780511997716","author":[{"family":"Busemeyer","given":"Jerome R."},{"family":"Bruza","given":"Peter D."}],"id":"ITEM-1","issued":{"date-parts":[[2012]]},"publisher":"Cambridge University Press","publisher-place":"Cambridge, UK","title":"Quantum models of cognition and decision","type":"book"}}],"mendeley":{"formattedCitation":"Busemeyer and Bruza (2012)","plainTextFormattedCitation":"Busemeyer and Bruza (2012)","previouslyFormattedCitation":"Busemeyer and Bruza (2012)"},"properties":{"noteIndex":0},"schema":"https://github.com/citation-style-language/schema/raw/master/csl-citation.json"}</w:instrText>
+        <w:instrText xml:space="preserve">ADDIN CSL_CITATION {"citationItems":[{"id":"ITEM-1","itemData":{"DOI":"10.1017/CBO9780511997716","author":[{"family":"Busemeyer","given":"Jerome R."},{"family":"Bruza","given":"Peter D."}],"id":"ITEM-1","issued":{"date-parts":[[2012]]},"publisher":"Cambridge University Press","publisher-place":"Cambridge, UK","title":"Quantum models of cognition and decision","type":"book"},"suppress-author":true}],"mendeley":{"formattedCitation":"(2012)","plainTextFormattedCitation":"(2012)","previouslyFormattedCitation":"(2012)"},"properties":{"noteIndex":0},"schema":"https://github.com/citation-style-language/schema/raw/master/csl-citation.json"}</w:instrText>
       </w:r>
       <w:r>
         <w:fldChar w:fldCharType="separate"/>
       </w:r>
       <w:r>
-        <w:t xml:space="preserve">Busemeyer and Bruza (2012)</w:t>
+        <w:t xml:space="preserve">(2012)</w:t>
       </w:r>
       <w:r>
         <w:fldChar w:fldCharType="end"/>
@@ -18735,7 +19521,7 @@
         <w:t xml:space="preserve"> </w:t>
       </w:r>
       <w:r>
-        <w:t xml:space="preserve">and</w:t>
+        <w:t xml:space="preserve">and Pothos and Busemeyer</w:t>
       </w:r>
       <w:r>
         <w:t xml:space="preserve"> </w:t>
@@ -18744,19 +19530,19 @@
         <w:fldChar w:fldCharType="begin"/>
       </w:r>
       <w:r>
-        <w:instrText xml:space="preserve">ADDIN CSL_CITATION {"citationItems":[{"id":"ITEM-1","itemData":{"DOI":"10.1017/S0140525X12001525","author":[{"family":"Pothos","given":"Emmanuel M."},{"family":"Busemeyer","given":"Jerome R."}],"container-title":"Behavioral and Brain Sciences","id":"ITEM-1","issue":"3","issued":{"date-parts":[[2013]]},"page":"255-274","publisher":"Cambridge University Press","title":"Can quantum probability provide a new direction for cognitive modeling?","type":"article-journal","volume":"36"}}],"mendeley":{"formattedCitation":"Pothos and Busemeyer (2013)","plainTextFormattedCitation":"Pothos and Busemeyer (2013)","previouslyFormattedCitation":"Pothos and Busemeyer (2013)"},"properties":{"noteIndex":0},"schema":"https://github.com/citation-style-language/schema/raw/master/csl-citation.json"}</w:instrText>
+        <w:instrText xml:space="preserve">ADDIN CSL_CITATION {"citationItems":[{"id":"ITEM-1","itemData":{"DOI":"10.1017/S0140525X12001525","author":[{"family":"Pothos","given":"Emmanuel M."},{"family":"Busemeyer","given":"Jerome R."}],"container-title":"Behavioral and Brain Sciences","id":"ITEM-1","issue":"3","issued":{"date-parts":[[2013]]},"page":"255-274","publisher":"Cambridge University Press","title":"Can quantum probability provide a new direction for cognitive modeling?","type":"article-journal","volume":"36"},"suppress-author":true}],"mendeley":{"formattedCitation":"(2013)","plainTextFormattedCitation":"(2013)","previouslyFormattedCitation":"(2013)"},"properties":{"noteIndex":0},"schema":"https://github.com/citation-style-language/schema/raw/master/csl-citation.json"}</w:instrText>
       </w:r>
       <w:r>
         <w:fldChar w:fldCharType="separate"/>
       </w:r>
       <w:r>
-        <w:t xml:space="preserve">Pothos and Busemeyer (2013)</w:t>
+        <w:t xml:space="preserve">(2013)</w:t>
       </w:r>
       <w:r>
         <w:fldChar w:fldCharType="end"/>
       </w:r>
       <w:r>
-        <w:t xml:space="preserve">, which</w:t>
+        <w:t xml:space="preserve">, which Widdows, Rani, and Pothos</w:t>
       </w:r>
       <w:r>
         <w:t xml:space="preserve"> </w:t>
@@ -18765,13 +19551,13 @@
         <w:fldChar w:fldCharType="begin"/>
       </w:r>
       <w:r>
-        <w:instrText xml:space="preserve">ADDIN CSL_CITATION {"citationItems":[{"id":"ITEM-1","itemData":{"DOI":"10.3390/e25040548","author":[{"family":"Widdows","given":"Dominic"},{"family":"Rani","given":"Jyoti"},{"family":"Pothos","given":"Emmanuel M."}],"container-title":"Entropy","id":"ITEM-1","issue":"4","issued":{"date-parts":[[2023]]},"page":"548","publisher":"MDPI","title":"Quantum circuit components for cognitive decision-making","type":"article-journal","volume":"25"}}],"mendeley":{"formattedCitation":"Widdows, Rani, and Pothos (2023)","plainTextFormattedCitation":"Widdows, Rani, and Pothos (2023)","previouslyFormattedCitation":"Widdows, Rani, and Pothos (2023)"},"properties":{"noteIndex":0},"schema":"https://github.com/citation-style-language/schema/raw/master/csl-citation.json"}</w:instrText>
+        <w:instrText xml:space="preserve">ADDIN CSL_CITATION {"citationItems":[{"id":"ITEM-1","itemData":{"DOI":"10.3390/e25040548","author":[{"family":"Widdows","given":"Dominic"},{"family":"Rani","given":"Jyoti"},{"family":"Pothos","given":"Emmanuel M."}],"container-title":"Entropy","id":"ITEM-1","issue":"4","issued":{"date-parts":[[2023]]},"page":"548","publisher":"MDPI","title":"Quantum circuit components for cognitive decision-making","type":"article-journal","volume":"25"},"suppress-author":true}],"mendeley":{"formattedCitation":"(2023)","plainTextFormattedCitation":"(2023)","previouslyFormattedCitation":"(2023)"},"properties":{"noteIndex":0},"schema":"https://github.com/citation-style-language/schema/raw/master/csl-citation.json"}</w:instrText>
       </w:r>
       <w:r>
         <w:fldChar w:fldCharType="separate"/>
       </w:r>
       <w:r>
-        <w:t xml:space="preserve">Widdows, Rani, and Pothos (2023)</w:t>
+        <w:t xml:space="preserve">(2023)</w:t>
       </w:r>
       <w:r>
         <w:fldChar w:fldCharType="end"/>
@@ -21347,7 +22133,7 @@
         <w:fldChar w:fldCharType="end"/>
       </w:r>
       <w:r>
-        <w:t xml:space="preserve">.</w:t>
+        <w:t xml:space="preserve">. Zuo et al.</w:t>
       </w:r>
       <w:r>
         <w:t xml:space="preserve"> </w:t>
@@ -21356,13 +22142,13 @@
         <w:fldChar w:fldCharType="begin"/>
       </w:r>
       <w:r>
-        <w:instrText xml:space="preserve">ADDIN CSL_CITATION {"citationItems":[{"id":"ITEM-1","itemData":{"DOI":"10.1155/2018/1596080","author":[{"family":"Zuo","given":"Tao"},{"family":"Min","given":"Huasong"},{"family":"Tang","given":"Quan"},{"family":"Tao","given":"Qiang"}],"container-title":"Mathematical Problems in Engineering","id":"ITEM-1","issued":{"date-parts":[[2018]]},"page":"1596080","publisher":"Hindawi","title":"A robot SLAM improved by quantum-behaved particles swarm optimization","type":"article-journal","volume":"2018"}}],"mendeley":{"formattedCitation":"Zuo et al. (2018)","plainTextFormattedCitation":"Zuo et al. (2018)","previouslyFormattedCitation":"Zuo et al. (2018)"},"properties":{"noteIndex":0},"schema":"https://github.com/citation-style-language/schema/raw/master/csl-citation.json"}</w:instrText>
+        <w:instrText xml:space="preserve">ADDIN CSL_CITATION {"citationItems":[{"id":"ITEM-1","itemData":{"DOI":"10.1155/2018/1596080","author":[{"family":"Zuo","given":"Tao"},{"family":"Min","given":"Huasong"},{"family":"Tang","given":"Quan"},{"family":"Tao","given":"Qiang"}],"container-title":"Mathematical Problems in Engineering","id":"ITEM-1","issued":{"date-parts":[[2018]]},"page":"1596080","publisher":"Hindawi","title":"A robot SLAM improved by quantum-behaved particles swarm optimization","type":"article-journal","volume":"2018"},"suppress-author":true}],"mendeley":{"formattedCitation":"(2018)","plainTextFormattedCitation":"(2018)","previouslyFormattedCitation":"(2018)"},"properties":{"noteIndex":0},"schema":"https://github.com/citation-style-language/schema/raw/master/csl-citation.json"}</w:instrText>
       </w:r>
       <w:r>
         <w:fldChar w:fldCharType="separate"/>
       </w:r>
       <w:r>
-        <w:t xml:space="preserve">Zuo et al. (2018)</w:t>
+        <w:t xml:space="preserve">(2018)</w:t>
       </w:r>
       <w:r>
         <w:fldChar w:fldCharType="end"/>
@@ -21371,7 +22157,7 @@
         <w:t xml:space="preserve"> </w:t>
       </w:r>
       <w:r>
-        <w:t xml:space="preserve">improved FastSLAM by using QPSO to move sampled particles closer to the robot’s true pose before weighting, with Gaussian perturbations to maintain diversity and a diversity-triggered resampling step to counter particle depletion. In simulation, QPSO-FastSLAM achieved lower pose and landmark errors than FastSLAM 2.0 and PSO-FastSLAM (for example, 0.44 m versus 0.52 m with 20 particles), and it also performed better on the Victoria Park outdoor dataset.</w:t>
+        <w:t xml:space="preserve">improved FastSLAM by using QPSO to move sampled particles closer to the robot’s true pose before weighting, with Gaussian perturbations to maintain diversity and a diversity-triggered resampling step to counter particle depletion. In simulation, QPSO-FastSLAM achieved lower pose and landmark errors than FastSLAM 2.0 and PSO-FastSLAM (for example, 0.44 m versus 0.52 m with 20 particles), and it also performed better on the Victoria Park outdoor dataset. Fazilat and Zioui</w:t>
       </w:r>
       <w:r>
         <w:t xml:space="preserve"> </w:t>
@@ -21380,13 +22166,13 @@
         <w:fldChar w:fldCharType="begin"/>
       </w:r>
       <w:r>
-        <w:instrText xml:space="preserve">ADDIN CSL_CITATION {"citationItems":[{"id":"ITEM-1","itemData":{"DOI":"10.1016/j.robot.2025.105123","author":[{"family":"Fazilat","given":"Mehdi"},{"family":"Zioui","given":"Nadjet"}],"container-title":"Robotics and Autonomous Systems","id":"ITEM-1","issued":{"date-parts":[[2025]]},"page":"105123","publisher":"Elsevier","title":"Quantum neural network-based inverse kinematics of a six-jointed industrial robotic arm","type":"article-journal","volume":"194"}}],"mendeley":{"formattedCitation":"Fazilat and Zioui (2025b)","plainTextFormattedCitation":"Fazilat and Zioui (2025b)","previouslyFormattedCitation":"Fazilat and Zioui (2025b)"},"properties":{"noteIndex":0},"schema":"https://github.com/citation-style-language/schema/raw/master/csl-citation.json"}</w:instrText>
+        <w:instrText xml:space="preserve">ADDIN CSL_CITATION {"citationItems":[{"id":"ITEM-1","itemData":{"DOI":"10.1016/j.robot.2025.105123","author":[{"family":"Fazilat","given":"Mehdi"},{"family":"Zioui","given":"Nadjet"}],"container-title":"Robotics and Autonomous Systems","id":"ITEM-1","issued":{"date-parts":[[2025]]},"page":"105123","publisher":"Elsevier","title":"Quantum neural network-based inverse kinematics of a six-jointed industrial robotic arm","type":"article-journal","volume":"194"},"suppress-author":true}],"mendeley":{"formattedCitation":"(2025b)","plainTextFormattedCitation":"(2025b)","previouslyFormattedCitation":"(2025b)"},"properties":{"noteIndex":0},"schema":"https://github.com/citation-style-language/schema/raw/master/csl-citation.json"}</w:instrText>
       </w:r>
       <w:r>
         <w:fldChar w:fldCharType="separate"/>
       </w:r>
       <w:r>
-        <w:t xml:space="preserve">Fazilat and Zioui (2025b)</w:t>
+        <w:t xml:space="preserve">(2025b)</w:t>
       </w:r>
       <w:r>
         <w:fldChar w:fldCharType="end"/>
@@ -21568,7 +22354,7 @@
         <w:pStyle w:val="FirstParagraph"/>
       </w:pPr>
       <w:r>
-        <w:t xml:space="preserve">Quantum swarm robotics has largely been the work of one group in Palermo.</w:t>
+        <w:t xml:space="preserve">Quantum swarm robotics has largely been the work of one group in Palermo. Mannone, Seidita, and Chella</w:t>
       </w:r>
       <w:r>
         <w:t xml:space="preserve"> </w:t>
@@ -21577,13 +22363,13 @@
         <w:fldChar w:fldCharType="begin"/>
       </w:r>
       <w:r>
-        <w:instrText xml:space="preserve">ADDIN CSL_CITATION {"citationItems":[{"id":"ITEM-1","itemData":{"DOI":"10.3390/math10030372","author":[{"family":"Mannone","given":"Maria"},{"family":"Seidita","given":"Valeria"},{"family":"Chella","given":"Antonio"}],"container-title":"Mathematics","id":"ITEM-1","issue":"3","issued":{"date-parts":[[2022]]},"page":"372","publisher":"MDPI","title":"Categories, quantum computing, and swarm robotics: A case study","title-short":"Categories, quantum computing, and swarm robotics","type":"article-journal","volume":"10"}}],"mendeley":{"formattedCitation":"Mannone, Seidita, and Chella (2022)","plainTextFormattedCitation":"Mannone, Seidita, and Chella (2022)","previouslyFormattedCitation":"Mannone, Seidita, and Chella (2022)"},"properties":{"noteIndex":0},"schema":"https://github.com/citation-style-language/schema/raw/master/csl-citation.json"}</w:instrText>
+        <w:instrText xml:space="preserve">ADDIN CSL_CITATION {"citationItems":[{"id":"ITEM-1","itemData":{"DOI":"10.3390/math10030372","author":[{"family":"Mannone","given":"Maria"},{"family":"Seidita","given":"Valeria"},{"family":"Chella","given":"Antonio"}],"container-title":"Mathematics","id":"ITEM-1","issue":"3","issued":{"date-parts":[[2022]]},"page":"372","publisher":"MDPI","title":"Categories, quantum computing, and swarm robotics: A case study","title-short":"Categories, quantum computing, and swarm robotics","type":"article-journal","volume":"10"},"suppress-author":true}],"mendeley":{"formattedCitation":"(2022)","plainTextFormattedCitation":"(2022)","previouslyFormattedCitation":"(2022)"},"properties":{"noteIndex":0},"schema":"https://github.com/citation-style-language/schema/raw/master/csl-citation.json"}</w:instrText>
       </w:r>
       <w:r>
         <w:fldChar w:fldCharType="separate"/>
       </w:r>
       <w:r>
-        <w:t xml:space="preserve">Mannone, Seidita, and Chella (2022)</w:t>
+        <w:t xml:space="preserve">(2022)</w:t>
       </w:r>
       <w:r>
         <w:fldChar w:fldCharType="end"/>
@@ -21592,7 +22378,7 @@
         <w:t xml:space="preserve"> </w:t>
       </w:r>
       <w:r>
-        <w:t xml:space="preserve">classified swarms with category theory and proposed a block-matrix representation in which diagonal blocks describe individual robots and off-diagonal blocks describe pairwise interactions, computed with a four-qubit circuit on IBM simulators and quantum computers.</w:t>
+        <w:t xml:space="preserve">classified swarms with category theory and proposed a block-matrix representation in which diagonal blocks describe individual robots and off-diagonal blocks describe pairwise interactions, computed with a four-qubit circuit on IBM simulators and quantum computers. Mannone, Seidita, and Chella</w:t>
       </w:r>
       <w:r>
         <w:t xml:space="preserve"> </w:t>
@@ -21601,13 +22387,13 @@
         <w:fldChar w:fldCharType="begin"/>
       </w:r>
       <w:r>
-        <w:instrText xml:space="preserve">ADDIN CSL_CITATION {"citationItems":[{"id":"ITEM-1","itemData":{"DOI":"10.1016/j.swevo.2023.101297","author":[{"family":"Mannone","given":"Maria"},{"family":"Seidita","given":"Valeria"},{"family":"Chella","given":"Antonio"}],"container-title":"Swarm and Evolutionary Computation","id":"ITEM-1","issued":{"date-parts":[[2023]]},"page":"101297","title":"Modeling and designing a robotic swarm: A quantum computing approach","title-short":"Modeling and designing a robotic swarm","type":"article-journal","volume":"79"}}],"mendeley":{"formattedCitation":"Mannone, Seidita, and Chella (2023)","plainTextFormattedCitation":"Mannone, Seidita, and Chella (2023)","previouslyFormattedCitation":"Mannone, Seidita, and Chella (2023)"},"properties":{"noteIndex":0},"schema":"https://github.com/citation-style-language/schema/raw/master/csl-citation.json"}</w:instrText>
+        <w:instrText xml:space="preserve">ADDIN CSL_CITATION {"citationItems":[{"id":"ITEM-1","itemData":{"DOI":"10.1016/j.swevo.2023.101297","author":[{"family":"Mannone","given":"Maria"},{"family":"Seidita","given":"Valeria"},{"family":"Chella","given":"Antonio"}],"container-title":"Swarm and Evolutionary Computation","id":"ITEM-1","issued":{"date-parts":[[2023]]},"page":"101297","title":"Modeling and designing a robotic swarm: A quantum computing approach","title-short":"Modeling and designing a robotic swarm","type":"article-journal","volume":"79"},"suppress-author":true}],"mendeley":{"formattedCitation":"(2023)","plainTextFormattedCitation":"(2023)","previouslyFormattedCitation":"(2023)"},"properties":{"noteIndex":0},"schema":"https://github.com/citation-style-language/schema/raw/master/csl-citation.json"}</w:instrText>
       </w:r>
       <w:r>
         <w:fldChar w:fldCharType="separate"/>
       </w:r>
       <w:r>
-        <w:t xml:space="preserve">Mannone, Seidita, and Chella (2023)</w:t>
+        <w:t xml:space="preserve">(2023)</w:t>
       </w:r>
       <w:r>
         <w:fldChar w:fldCharType="end"/>
@@ -21616,7 +22402,7 @@
         <w:t xml:space="preserve"> </w:t>
       </w:r>
       <w:r>
-        <w:t xml:space="preserve">implemented local, pairwise interactions as a quantum circuit built around a custom logic gate, embedded it in an ant-foraging algorithm with toy swarms of 3 and 10 robots, and analyzed how global foraging behavior emerges and what role entanglement plays. The authors present this as a way of modeling swarms, not as an optimization method.</w:t>
+        <w:t xml:space="preserve">implemented local, pairwise interactions as a quantum circuit built around a custom logic gate, embedded it in an ant-foraging algorithm with toy swarms of 3 and 10 robots, and analyzed how global foraging behavior emerges and what role entanglement plays. The authors present this as a way of modeling swarms, not as an optimization method. Mannone, Seidita, and Chella</w:t>
       </w:r>
       <w:r>
         <w:t xml:space="preserve"> </w:t>
@@ -21625,13 +22411,13 @@
         <w:fldChar w:fldCharType="begin"/>
       </w:r>
       <w:r>
-        <w:instrText xml:space="preserve">ADDIN CSL_CITATION {"citationItems":[{"id":"ITEM-1","itemData":{"DOI":"10.1098/rsta.2024.0139","author":[{"family":"Mannone","given":"Maria"},{"family":"Seidita","given":"Valeria"},{"family":"Chella","given":"Antonio"}],"container-title":"Philosophical Transactions of the Royal Society A: Mathematical, Physical and Engineering Sciences","id":"ITEM-1","issue":"2289","issued":{"date-parts":[[2025]]},"page":"20240139","title":"Quantum computing for swarm robotics: A local-to-global approach","title-short":"Quantum computing for swarm robotics","type":"article-journal","volume":"383"}}],"mendeley":{"formattedCitation":"Mannone, Seidita, and Chella (2025)","plainTextFormattedCitation":"Mannone, Seidita, and Chella (2025)","previouslyFormattedCitation":"Mannone, Seidita, and Chella (2025)"},"properties":{"noteIndex":0},"schema":"https://github.com/citation-style-language/schema/raw/master/csl-citation.json"}</w:instrText>
+        <w:instrText xml:space="preserve">ADDIN CSL_CITATION {"citationItems":[{"id":"ITEM-1","itemData":{"DOI":"10.1098/rsta.2024.0139","author":[{"family":"Mannone","given":"Maria"},{"family":"Seidita","given":"Valeria"},{"family":"Chella","given":"Antonio"}],"container-title":"Philosophical Transactions of the Royal Society A: Mathematical, Physical and Engineering Sciences","id":"ITEM-1","issue":"2289","issued":{"date-parts":[[2025]]},"page":"20240139","title":"Quantum computing for swarm robotics: A local-to-global approach","title-short":"Quantum computing for swarm robotics","type":"article-journal","volume":"383"},"suppress-author":true}],"mendeley":{"formattedCitation":"(2025)","plainTextFormattedCitation":"(2025)","previouslyFormattedCitation":"(2025)"},"properties":{"noteIndex":0},"schema":"https://github.com/citation-style-language/schema/raw/master/csl-citation.json"}</w:instrText>
       </w:r>
       <w:r>
         <w:fldChar w:fldCharType="separate"/>
       </w:r>
       <w:r>
-        <w:t xml:space="preserve">Mannone, Seidita, and Chella (2025)</w:t>
+        <w:t xml:space="preserve">(2025)</w:t>
       </w:r>
       <w:r>
         <w:fldChar w:fldCharType="end"/>
@@ -21640,7 +22426,7 @@
         <w:t xml:space="preserve"> </w:t>
       </w:r>
       <w:r>
-        <w:t xml:space="preserve">reviewed and extended this local-to-global approach, coupling the Webots robot simulator with the Qiskit simulator in two- and three-dimensional search-and-rescue and aquatic scenarios, and reported faster convergence and shorter travel than fully classical algorithms. They are open about the limits: small robots cannot carry quantum processors, the file-based coupling of the two simulators slows everything down, and more realistic sensor-based rewards lower performance.</w:t>
+        <w:t xml:space="preserve">reviewed and extended this local-to-global approach, coupling the Webots robot simulator with the Qiskit simulator in two- and three-dimensional search-and-rescue and aquatic scenarios, and reported faster convergence and shorter travel than fully classical algorithms. They are open about the limits: small robots cannot carry quantum processors, the file-based coupling of the two simulators slows everything down, and more realistic sensor-based rewards lower performance. Mannone et al.</w:t>
       </w:r>
       <w:r>
         <w:t xml:space="preserve"> </w:t>
@@ -21649,13 +22435,13 @@
         <w:fldChar w:fldCharType="begin"/>
       </w:r>
       <w:r>
-        <w:instrText xml:space="preserve">ADDIN CSL_CITATION {"citationItems":[{"id":"ITEM-1","itemData":{"DOI":"10.1016/j.robot.2026.105418","author":[{"family":"Mannone","given":"Maria"},{"family":"Anand","given":"Mahathi"},{"family":"Fazio","given":"Peppino"},{"family":"Swikir","given":"Abdalla"}],"container-title":"Robotics and Autonomous Systems","id":"ITEM-1","issued":{"date-parts":[[2026]]},"page":"105418","publisher":"Elsevier","title":"Density matrix-based dynamics for quantum robotic swarms","type":"article-journal","volume":"200"}}],"mendeley":{"formattedCitation":"Mannone et al. (2026)","plainTextFormattedCitation":"Mannone et al. (2026)","previouslyFormattedCitation":"Mannone et al. (2026)"},"properties":{"noteIndex":0},"schema":"https://github.com/citation-style-language/schema/raw/master/csl-citation.json"}</w:instrText>
+        <w:instrText xml:space="preserve">ADDIN CSL_CITATION {"citationItems":[{"id":"ITEM-1","itemData":{"DOI":"10.1016/j.robot.2026.105418","author":[{"family":"Mannone","given":"Maria"},{"family":"Anand","given":"Mahathi"},{"family":"Fazio","given":"Peppino"},{"family":"Swikir","given":"Abdalla"}],"container-title":"Robotics and Autonomous Systems","id":"ITEM-1","issued":{"date-parts":[[2026]]},"page":"105418","publisher":"Elsevier","title":"Density matrix-based dynamics for quantum robotic swarms","type":"article-journal","volume":"200"},"suppress-author":true}],"mendeley":{"formattedCitation":"(2026)","plainTextFormattedCitation":"(2026)","previouslyFormattedCitation":"(2026)"},"properties":{"noteIndex":0},"schema":"https://github.com/citation-style-language/schema/raw/master/csl-citation.json"}</w:instrText>
       </w:r>
       <w:r>
         <w:fldChar w:fldCharType="separate"/>
       </w:r>
       <w:r>
-        <w:t xml:space="preserve">Mannone et al. (2026)</w:t>
+        <w:t xml:space="preserve">(2026)</w:t>
       </w:r>
       <w:r>
         <w:fldChar w:fldCharType="end"/>
@@ -21850,7 +22636,7 @@
         <w:pStyle w:val="FirstParagraph"/>
       </w:pPr>
       <w:r>
-        <w:t xml:space="preserve">A related literature, usually called quantum computer vision, casts perception problems as QUBOs and solves them with quantum annealing. These studies fail our inclusion criterion I1, because the problems are posed on vision benchmarks and not on robots, so we did not grade them. We discuss them anyway, because several of the problems are front-end components of robot perception and SLAM.</w:t>
+        <w:t xml:space="preserve">A related literature, usually called quantum computer vision, casts perception problems as QUBOs and solves them with quantum annealing. These studies fail our inclusion criterion I1, because the problems are posed on vision benchmarks and not on robots, so we did not grade them. We discuss them anyway, because several of the problems are front-end components of robot perception and SLAM. Golyanik and Theobalt</w:t>
       </w:r>
       <w:r>
         <w:t xml:space="preserve"> </w:t>
@@ -21859,13 +22645,13 @@
         <w:fldChar w:fldCharType="begin"/>
       </w:r>
       <w:r>
-        <w:instrText xml:space="preserve">ADDIN CSL_CITATION {"citationItems":[{"id":"ITEM-1","itemData":{"author":[{"family":"Golyanik","given":"Vladislav"},{"family":"Theobalt","given":"Christian"}],"container-title":"Proceedings of the IEEE/CVF conference on computer vision and pattern recognition (CVPR)","id":"ITEM-1","issued":{"date-parts":[[2020]]},"page":"9182-9191","publisher":"IEEE","publisher-place":"Piscataway, NJ, USA","title":"A quantum computational approach to correspondence problems on point sets","type":"paper-conference"}}],"mendeley":{"formattedCitation":"Golyanik and Theobalt (2020)","plainTextFormattedCitation":"Golyanik and Theobalt (2020)","previouslyFormattedCitation":"Golyanik and Theobalt (2020)"},"properties":{"noteIndex":0},"schema":"https://github.com/citation-style-language/schema/raw/master/csl-citation.json"}</w:instrText>
+        <w:instrText xml:space="preserve">ADDIN CSL_CITATION {"citationItems":[{"id":"ITEM-1","itemData":{"author":[{"family":"Golyanik","given":"Vladislav"},{"family":"Theobalt","given":"Christian"}],"container-title":"Proceedings of the IEEE/CVF conference on computer vision and pattern recognition (CVPR)","id":"ITEM-1","issued":{"date-parts":[[2020]]},"page":"9182-9191","publisher":"IEEE","publisher-place":"Piscataway, NJ, USA","title":"A quantum computational approach to correspondence problems on point sets","type":"paper-conference"},"suppress-author":true}],"mendeley":{"formattedCitation":"(2020)","plainTextFormattedCitation":"(2020)","previouslyFormattedCitation":"(2020)"},"properties":{"noteIndex":0},"schema":"https://github.com/citation-style-language/schema/raw/master/csl-citation.json"}</w:instrText>
       </w:r>
       <w:r>
         <w:fldChar w:fldCharType="separate"/>
       </w:r>
       <w:r>
-        <w:t xml:space="preserve">Golyanik and Theobalt (2020)</w:t>
+        <w:t xml:space="preserve">(2020)</w:t>
       </w:r>
       <w:r>
         <w:fldChar w:fldCharType="end"/>
@@ -21874,7 +22660,7 @@
         <w:t xml:space="preserve"> </w:t>
       </w:r>
       <w:r>
-        <w:t xml:space="preserve">formulated point-set alignment, the core of scan registration, for an adiabatic quantum computer, and</w:t>
+        <w:t xml:space="preserve">formulated point-set alignment, the core of scan registration, for an adiabatic quantum computer, and Meli, Mannel, and Lellmann</w:t>
       </w:r>
       <w:r>
         <w:t xml:space="preserve"> </w:t>
@@ -21883,13 +22669,13 @@
         <w:fldChar w:fldCharType="begin"/>
       </w:r>
       <w:r>
-        <w:instrText xml:space="preserve">ADDIN CSL_CITATION {"citationItems":[{"id":"ITEM-1","itemData":{"author":[{"family":"Meli","given":"Natacha Kuete"},{"family":"Mannel","given":"Florian"},{"family":"Lellmann","given":"Jan"}],"container-title":"Proceedings of the IEEE/CVF conference on computer vision and pattern recognition (CVPR)","id":"ITEM-1","issued":{"date-parts":[[2022]]},"page":"529-537","publisher":"IEEE","publisher-place":"Piscataway, NJ, USA","title":"An iterative quantum approach for transformation estimation from point sets","type":"paper-conference"}}],"mendeley":{"formattedCitation":"Meli, Mannel, and Lellmann (2022)","plainTextFormattedCitation":"Meli, Mannel, and Lellmann (2022)","previouslyFormattedCitation":"Meli, Mannel, and Lellmann (2022)"},"properties":{"noteIndex":0},"schema":"https://github.com/citation-style-language/schema/raw/master/csl-citation.json"}</w:instrText>
+        <w:instrText xml:space="preserve">ADDIN CSL_CITATION {"citationItems":[{"id":"ITEM-1","itemData":{"author":[{"family":"Meli","given":"Natacha Kuete"},{"family":"Mannel","given":"Florian"},{"family":"Lellmann","given":"Jan"}],"container-title":"Proceedings of the IEEE/CVF conference on computer vision and pattern recognition (CVPR)","id":"ITEM-1","issued":{"date-parts":[[2022]]},"page":"529-537","publisher":"IEEE","publisher-place":"Piscataway, NJ, USA","title":"An iterative quantum approach for transformation estimation from point sets","type":"paper-conference"},"suppress-author":true}],"mendeley":{"formattedCitation":"(2022)","plainTextFormattedCitation":"(2022)","previouslyFormattedCitation":"(2022)"},"properties":{"noteIndex":0},"schema":"https://github.com/citation-style-language/schema/raw/master/csl-citation.json"}</w:instrText>
       </w:r>
       <w:r>
         <w:fldChar w:fldCharType="separate"/>
       </w:r>
       <w:r>
-        <w:t xml:space="preserve">Meli, Mannel, and Lellmann (2022)</w:t>
+        <w:t xml:space="preserve">(2022)</w:t>
       </w:r>
       <w:r>
         <w:fldChar w:fldCharType="end"/>
@@ -21898,7 +22684,7 @@
         <w:t xml:space="preserve"> </w:t>
       </w:r>
       <w:r>
-        <w:t xml:space="preserve">made it iterative so that it reaches high precision with consistent rotation matrices.</w:t>
+        <w:t xml:space="preserve">made it iterative so that it reaches high precision with consistent rotation matrices. Birdal et al.</w:t>
       </w:r>
       <w:r>
         <w:t xml:space="preserve"> </w:t>
@@ -21907,13 +22693,13 @@
         <w:fldChar w:fldCharType="begin"/>
       </w:r>
       <w:r>
-        <w:instrText xml:space="preserve">ADDIN CSL_CITATION {"citationItems":[{"id":"ITEM-1","itemData":{"DOI":"10.1109/CVPR46437.2021.01292","author":[{"family":"Birdal","given":"Tolga"},{"family":"Golyanik","given":"Vladislav"},{"family":"Theobalt","given":"Christian"},{"family":"Guibas","given":"Leonidas J."}],"container-title":"Proceedings of the IEEE/CVF conference on computer vision and pattern recognition (CVPR)","id":"ITEM-1","issued":{"date-parts":[[2021]]},"page":"13122-13133","publisher":"IEEE","publisher-place":"Piscataway, NJ, USA","title":"Quantum permutation synchronization","type":"paper-conference"}}],"mendeley":{"formattedCitation":"Birdal et al. (2021)","plainTextFormattedCitation":"Birdal et al. (2021)","previouslyFormattedCitation":"Birdal et al. (2021)"},"properties":{"noteIndex":0},"schema":"https://github.com/citation-style-language/schema/raw/master/csl-citation.json"}</w:instrText>
+        <w:instrText xml:space="preserve">ADDIN CSL_CITATION {"citationItems":[{"id":"ITEM-1","itemData":{"DOI":"10.1109/CVPR46437.2021.01292","author":[{"family":"Birdal","given":"Tolga"},{"family":"Golyanik","given":"Vladislav"},{"family":"Theobalt","given":"Christian"},{"family":"Guibas","given":"Leonidas J."}],"container-title":"Proceedings of the IEEE/CVF conference on computer vision and pattern recognition (CVPR)","id":"ITEM-1","issued":{"date-parts":[[2021]]},"page":"13122-13133","publisher":"IEEE","publisher-place":"Piscataway, NJ, USA","title":"Quantum permutation synchronization","type":"paper-conference"},"suppress-author":true}],"mendeley":{"formattedCitation":"(2021)","plainTextFormattedCitation":"(2021)","previouslyFormattedCitation":"(2021)"},"properties":{"noteIndex":0},"schema":"https://github.com/citation-style-language/schema/raw/master/csl-citation.json"}</w:instrText>
       </w:r>
       <w:r>
         <w:fldChar w:fldCharType="separate"/>
       </w:r>
       <w:r>
-        <w:t xml:space="preserve">Birdal et al. (2021)</w:t>
+        <w:t xml:space="preserve">(2021)</w:t>
       </w:r>
       <w:r>
         <w:fldChar w:fldCharType="end"/>
@@ -21922,7 +22708,7 @@
         <w:t xml:space="preserve"> </w:t>
       </w:r>
       <w:r>
-        <w:t xml:space="preserve">introduced the first quantum algorithm for permutation synchronization, which enforces consistent correspondences across multiple views, and</w:t>
+        <w:t xml:space="preserve">introduced the first quantum algorithm for permutation synchronization, which enforces consistent correspondences across multiple views, and Seelbach Benkner et al.</w:t>
       </w:r>
       <w:r>
         <w:t xml:space="preserve"> </w:t>
@@ -21931,13 +22717,13 @@
         <w:fldChar w:fldCharType="begin"/>
       </w:r>
       <w:r>
-        <w:instrText xml:space="preserve">ADDIN CSL_CITATION {"citationItems":[{"id":"ITEM-1","itemData":{"author":[{"family":"Seelbach Benkner","given":"Marcel"},{"family":"Lähner","given":"Zorah"},{"family":"Golyanik","given":"Vladislav"},{"family":"Wunderlich","given":"Christof"},{"family":"Theobalt","given":"Christian"},{"family":"Moeller","given":"Michael"}],"container-title":"Proceedings of the IEEE/CVF international conference on computer vision (ICCV)","id":"ITEM-1","issued":{"date-parts":[[2021]]},"page":"7586-7596","publisher":"IEEE","publisher-place":"Piscataway, NJ, USA","title":"Q-Match: Iterative shape matching via quantum annealing","title-short":"Q-Match","type":"paper-conference"}}],"mendeley":{"formattedCitation":"Seelbach Benkner et al. (2021)","plainTextFormattedCitation":"Seelbach Benkner et al. (2021)","previouslyFormattedCitation":"Seelbach Benkner et al. (2021)"},"properties":{"noteIndex":0},"schema":"https://github.com/citation-style-language/schema/raw/master/csl-citation.json"}</w:instrText>
+        <w:instrText xml:space="preserve">ADDIN CSL_CITATION {"citationItems":[{"id":"ITEM-1","itemData":{"author":[{"family":"Seelbach Benkner","given":"Marcel"},{"family":"Lähner","given":"Zorah"},{"family":"Golyanik","given":"Vladislav"},{"family":"Wunderlich","given":"Christof"},{"family":"Theobalt","given":"Christian"},{"family":"Moeller","given":"Michael"}],"container-title":"Proceedings of the IEEE/CVF international conference on computer vision (ICCV)","id":"ITEM-1","issued":{"date-parts":[[2021]]},"page":"7586-7596","publisher":"IEEE","publisher-place":"Piscataway, NJ, USA","title":"Q-Match: Iterative shape matching via quantum annealing","title-short":"Q-Match","type":"paper-conference"},"suppress-author":true}],"mendeley":{"formattedCitation":"(2021)","plainTextFormattedCitation":"(2021)","previouslyFormattedCitation":"(2021)"},"properties":{"noteIndex":0},"schema":"https://github.com/citation-style-language/schema/raw/master/csl-citation.json"}</w:instrText>
       </w:r>
       <w:r>
         <w:fldChar w:fldCharType="separate"/>
       </w:r>
       <w:r>
-        <w:t xml:space="preserve">Seelbach Benkner et al. (2021)</w:t>
+        <w:t xml:space="preserve">(2021)</w:t>
       </w:r>
       <w:r>
         <w:fldChar w:fldCharType="end"/>
@@ -21946,7 +22732,7 @@
         <w:t xml:space="preserve"> </w:t>
       </w:r>
       <w:r>
-        <w:t xml:space="preserve">solved shape correspondence, posed as a quadratic assignment problem, by iterating small annealer-sized subproblems, which handles problems an order of magnitude larger than earlier quantum formulations.</w:t>
+        <w:t xml:space="preserve">solved shape correspondence, posed as a quadratic assignment problem, by iterating small annealer-sized subproblems, which handles problems an order of magnitude larger than earlier quantum formulations. Doan et al.</w:t>
       </w:r>
       <w:r>
         <w:t xml:space="preserve"> </w:t>
@@ -21955,13 +22741,13 @@
         <w:fldChar w:fldCharType="begin"/>
       </w:r>
       <w:r>
-        <w:instrText xml:space="preserve">ADDIN CSL_CITATION {"citationItems":[{"id":"ITEM-1","itemData":{"author":[{"family":"Doan","given":"Anh-Dzung"},{"family":"Sasdelli","given":"Michele"},{"family":"Suter","given":"David"},{"family":"Chin","given":"Tat-Jun"}],"container-title":"Proceedings of the IEEE/CVF conference on computer vision and pattern recognition (CVPR)","id":"ITEM-1","issued":{"date-parts":[[2022]]},"page":"417-427","publisher":"IEEE","publisher-place":"Piscataway, NJ, USA","title":"A hybrid quantum-classical algorithm for robust fitting","type":"paper-conference"}}],"mendeley":{"formattedCitation":"Doan et al. (2022)","plainTextFormattedCitation":"Doan et al. (2022)","previouslyFormattedCitation":"Doan et al. (2022)"},"properties":{"noteIndex":0},"schema":"https://github.com/citation-style-language/schema/raw/master/csl-citation.json"}</w:instrText>
+        <w:instrText xml:space="preserve">ADDIN CSL_CITATION {"citationItems":[{"id":"ITEM-1","itemData":{"author":[{"family":"Doan","given":"Anh-Dzung"},{"family":"Sasdelli","given":"Michele"},{"family":"Suter","given":"David"},{"family":"Chin","given":"Tat-Jun"}],"container-title":"Proceedings of the IEEE/CVF conference on computer vision and pattern recognition (CVPR)","id":"ITEM-1","issued":{"date-parts":[[2022]]},"page":"417-427","publisher":"IEEE","publisher-place":"Piscataway, NJ, USA","title":"A hybrid quantum-classical algorithm for robust fitting","type":"paper-conference"},"suppress-author":true}],"mendeley":{"formattedCitation":"(2022)","plainTextFormattedCitation":"(2022)","previouslyFormattedCitation":"(2022)"},"properties":{"noteIndex":0},"schema":"https://github.com/citation-style-language/schema/raw/master/csl-citation.json"}</w:instrText>
       </w:r>
       <w:r>
         <w:fldChar w:fldCharType="separate"/>
       </w:r>
       <w:r>
-        <w:t xml:space="preserve">Doan et al. (2022)</w:t>
+        <w:t xml:space="preserve">(2022)</w:t>
       </w:r>
       <w:r>
         <w:fldChar w:fldCharType="end"/>
@@ -21970,7 +22756,7 @@
         <w:t xml:space="preserve"> </w:t>
       </w:r>
       <w:r>
-        <w:t xml:space="preserve">proposed a hybrid quantum-classical algorithm for robust fitting with outliers, and</w:t>
+        <w:t xml:space="preserve">proposed a hybrid quantum-classical algorithm for robust fitting with outliers, and Zaech et al.</w:t>
       </w:r>
       <w:r>
         <w:t xml:space="preserve"> </w:t>
@@ -21979,13 +22765,13 @@
         <w:fldChar w:fldCharType="begin"/>
       </w:r>
       <w:r>
-        <w:instrText xml:space="preserve">ADDIN CSL_CITATION {"citationItems":[{"id":"ITEM-1","itemData":{"author":[{"family":"Zaech","given":"Jan-Nico"},{"family":"Liniger","given":"Alexander"},{"family":"Danelljan","given":"Martin"},{"family":"Dai","given":"Dengxin"},{"family":"Van Gool","given":"Luc"}],"container-title":"Proceedings of the IEEE/CVF conference on computer vision and pattern recognition (CVPR)","id":"ITEM-1","issued":{"date-parts":[[2022]]},"page":"8811-8822","publisher":"IEEE","publisher-place":"Piscataway, NJ, USA","title":"Adiabatic quantum computing for multi object tracking","type":"paper-conference"}}],"mendeley":{"formattedCitation":"Zaech et al. (2022)","plainTextFormattedCitation":"Zaech et al. (2022)","previouslyFormattedCitation":"Zaech et al. (2022)"},"properties":{"noteIndex":0},"schema":"https://github.com/citation-style-language/schema/raw/master/csl-citation.json"}</w:instrText>
+        <w:instrText xml:space="preserve">ADDIN CSL_CITATION {"citationItems":[{"id":"ITEM-1","itemData":{"author":[{"family":"Zaech","given":"Jan-Nico"},{"family":"Liniger","given":"Alexander"},{"family":"Danelljan","given":"Martin"},{"family":"Dai","given":"Dengxin"},{"family":"Van Gool","given":"Luc"}],"container-title":"Proceedings of the IEEE/CVF conference on computer vision and pattern recognition (CVPR)","id":"ITEM-1","issued":{"date-parts":[[2022]]},"page":"8811-8822","publisher":"IEEE","publisher-place":"Piscataway, NJ, USA","title":"Adiabatic quantum computing for multi object tracking","type":"paper-conference"},"suppress-author":true}],"mendeley":{"formattedCitation":"(2022)","plainTextFormattedCitation":"(2022)","previouslyFormattedCitation":"(2022)"},"properties":{"noteIndex":0},"schema":"https://github.com/citation-style-language/schema/raw/master/csl-citation.json"}</w:instrText>
       </w:r>
       <w:r>
         <w:fldChar w:fldCharType="separate"/>
       </w:r>
       <w:r>
-        <w:t xml:space="preserve">Zaech et al. (2022)</w:t>
+        <w:t xml:space="preserve">(2022)</w:t>
       </w:r>
       <w:r>
         <w:fldChar w:fldCharType="end"/>

--- a/github/k/Survey1_ACM_CSUR_Supplementary_Material.docx
+++ b/github/k/Survey1_ACM_CSUR_Supplementary_Material.docx
@@ -308,33 +308,7 @@
         <w:t xml:space="preserve"> </w:t>
       </w:r>
       <w:r>
-        <w:t xml:space="preserve">denotes a simulated robot environment;</w:t>
-      </w:r>
-      <w:r>
-        <w:t xml:space="preserve"> </w:t>
-      </w:r>
-      <m:oMath>
-        <m:sSup>
-          <m:e>
-            <m:r>
-              <m:t>​</m:t>
-            </m:r>
-          </m:e>
-          <m:sup>
-            <m:r>
-              <m:rPr>
-                <m:sty m:val="p"/>
-              </m:rPr>
-              <m:t>†</m:t>
-            </m:r>
-          </m:sup>
-        </m:sSup>
-      </m:oMath>
-      <w:r>
-        <w:t xml:space="preserve"> </w:t>
-      </w:r>
-      <w:r>
-        <w:t xml:space="preserve">marks studies available only as preprints when they were graded.</w:t>
+        <w:t xml:space="preserve">denotes a simulated robot environment; † marks studies available only as preprints when they were graded.</w:t>
       </w:r>
     </w:p>
     <w:tbl>
@@ -343,7 +317,7 @@
         <w:tblW w:type="pct" w:w="5000"/>
         <w:tblLook w:firstRow="1" w:lastRow="0" w:firstColumn="0" w:lastColumn="0" w:noHBand="0" w:noVBand="0" w:val="0020"/>
         <w:jc w:val="start"/>
-        <w:tblCaption w:val="Table S1. Evidence table for the 72 primary studies. The evidence level (Table 2 of the main article) is given in parentheses after each study; “sim.” denotes a simulated robot environment; ^\dagger marks studies available only as preprints when they were graded."/>
+        <w:tblCaption w:val="Table S1. Evidence table for the 72 primary studies. The evidence level (Table 2 of the main article) is given in parentheses after each study; “sim.” denotes a simulated robot environment; † marks studies available only as preprints when they were graded."/>
       </w:tblPr>
       <w:tblGrid>
         <w:gridCol w:w="950"/>
@@ -1013,28 +987,8 @@
             <w:r>
               <w:fldChar w:fldCharType="end"/>
             </w:r>
-            <m:oMath>
-              <m:sSup>
-                <m:e>
-                  <m:r>
-                    <m:t>​</m:t>
-                  </m:r>
-                </m:e>
-                <m:sup>
-                  <m:r>
-                    <m:rPr>
-                      <m:sty m:val="p"/>
-                    </m:rPr>
-                    <m:t>†</m:t>
-                  </m:r>
-                </m:sup>
-              </m:sSup>
-            </m:oMath>
-            <w:r>
-              <w:t xml:space="preserve"> </w:t>
-            </w:r>
-            <w:r>
-              <w:t xml:space="preserve">(Review)</w:t>
+            <w:r>
+              <w:t xml:space="preserve">† (Review)</w:t>
             </w:r>
           </w:p>
         </w:tc>
@@ -1728,18 +1682,7 @@
               <w:jc w:val="left"/>
             </w:pPr>
             <w:r>
-              <w:t xml:space="preserve">Simulation of a real DENSO plant layout with 10 AGVs (</w:t>
-            </w:r>
-            <m:oMath>
-              <m:r>
-                <m:rPr>
-                  <m:sty m:val="p"/>
-                </m:rPr>
-                <m:t>≤</m:t>
-              </m:r>
-            </m:oMath>
-            <w:r>
-              <w:t xml:space="preserve">60 binary variables); D-Wave 2000Q, Fujitsu Digital Annealer and Gurobi compared with the conventional rule-based control</w:t>
+              <w:t xml:space="preserve">Simulation of a real DENSO plant layout with 10 AGVs (≤ q60 binary variables); D-Wave 2000Q, Fujitsu Digital Annealer and Gurobi compared with the conventional rule-based control</w:t>
             </w:r>
           </w:p>
         </w:tc>
@@ -1847,24 +1790,7 @@
               <w:jc w:val="left"/>
             </w:pPr>
             <w:r>
-              <w:t xml:space="preserve">Commercial AGV operating-system layout (154 m</w:t>
-            </w:r>
-            <w:r>
-              <w:t xml:space="preserve"> </w:t>
-            </w:r>
-            <m:oMath>
-              <m:r>
-                <m:rPr>
-                  <m:sty m:val="p"/>
-                </m:rPr>
-                <m:t>×</m:t>
-              </m:r>
-            </m:oMath>
-            <w:r>
-              <w:t xml:space="preserve"> </w:t>
-            </w:r>
-            <w:r>
-              <w:t xml:space="preserve">298 m, 8,242 tags) with real warehouse request data; AGV simulator with up to 1,000 AGVs</w:t>
+              <w:t xml:space="preserve">Commercial AGV operating-system layout (154 m × 298 m, 8,242 tags) with real warehouse request data; AGV simulator with up to 1,000 AGVs</w:t>
             </w:r>
           </w:p>
         </w:tc>
@@ -2200,21 +2126,7 @@
               <w:jc w:val="left"/>
             </w:pPr>
             <w:r>
-              <w:t xml:space="preserve">Gurobi reached comparable quality 10–100</w:t>
-            </w:r>
-            <m:oMath>
-              <m:r>
-                <m:rPr>
-                  <m:sty m:val="p"/>
-                </m:rPr>
-                <m:t>×</m:t>
-              </m:r>
-            </m:oMath>
-            <w:r>
-              <w:t xml:space="preserve"> </w:t>
-            </w:r>
-            <w:r>
-              <w:t xml:space="preserve">faster on smaller instances; Fujitsu’s quantum-inspired hybrid was better on the largest instances; D-Wave showed only some opportunities</w:t>
+              <w:t xml:space="preserve">Gurobi reached comparable quality 10–100× faster on smaller instances; Fujitsu’s quantum-inspired hybrid was better on the largest instances; D-Wave showed only some opportunities</w:t>
             </w:r>
           </w:p>
         </w:tc>
@@ -3232,28 +3144,8 @@
             <w:r>
               <w:fldChar w:fldCharType="end"/>
             </w:r>
-            <m:oMath>
-              <m:sSup>
-                <m:e>
-                  <m:r>
-                    <m:t>​</m:t>
-                  </m:r>
-                </m:e>
-                <m:sup>
-                  <m:r>
-                    <m:rPr>
-                      <m:sty m:val="p"/>
-                    </m:rPr>
-                    <m:t>†</m:t>
-                  </m:r>
-                </m:sup>
-              </m:sSup>
-            </m:oMath>
-            <w:r>
-              <w:t xml:space="preserve"> </w:t>
-            </w:r>
-            <w:r>
-              <w:t xml:space="preserve">(L3)</w:t>
+            <w:r>
+              <w:t xml:space="preserve">† (L3)</w:t>
             </w:r>
           </w:p>
         </w:tc>
@@ -3407,18 +3299,7 @@
               <w:jc w:val="left"/>
             </w:pPr>
             <w:r>
-              <w:t xml:space="preserve">58-state Markov grid; 600</w:t>
-            </w:r>
-            <m:oMath>
-              <m:r>
-                <m:rPr>
-                  <m:sty m:val="p"/>
-                </m:rPr>
-                <m:t>×</m:t>
-              </m:r>
-            </m:oMath>
-            <w:r>
-              <w:t xml:space="preserve">400-grid simulated navigation; real two-wheeled MT-R robot</w:t>
+              <w:t xml:space="preserve">58-state Markov grid; 600×400-grid simulated navigation; real two-wheeled MT-R robot</w:t>
             </w:r>
           </w:p>
         </w:tc>
@@ -3634,110 +3515,19 @@
               <w:jc w:val="left"/>
             </w:pPr>
             <w:r>
-              <w:t xml:space="preserve">Simulated Turtlebot 2 in 3</w:t>
-            </w:r>
-            <m:oMath>
-              <m:r>
-                <m:rPr>
-                  <m:sty m:val="p"/>
-                </m:rPr>
-                <m:t>×</m:t>
-              </m:r>
-            </m:oMath>
-            <w:r>
-              <w:t xml:space="preserve">3, 4</w:t>
-            </w:r>
-            <m:oMath>
-              <m:r>
-                <m:rPr>
-                  <m:sty m:val="p"/>
-                </m:rPr>
-                <m:t>×</m:t>
-              </m:r>
-            </m:oMath>
-            <w:r>
-              <w:t xml:space="preserve">4 and 5</w:t>
-            </w:r>
-            <m:oMath>
-              <m:r>
-                <m:rPr>
-                  <m:sty m:val="p"/>
-                </m:rPr>
-                <m:t>×</m:t>
-              </m:r>
-            </m:oMath>
-            <w:r>
-              <w:t xml:space="preserve">5 warehouse-like mazes; 4 and 8 qubits; classical DDPG (256</w:t>
-            </w:r>
-            <m:oMath>
-              <m:r>
-                <m:rPr>
-                  <m:sty m:val="p"/>
-                </m:rPr>
-                <m:t>×</m:t>
-              </m:r>
-            </m:oMath>
-            <w:r>
-              <w:t xml:space="preserve">256) baseline</w:t>
-            </w:r>
-          </w:p>
-        </w:tc>
-        <w:tc>
-          <w:tcPr/>
-          <w:p>
-            <w:pPr>
-              <w:pStyle w:val="Compact"/>
-              <w:jc w:val="left"/>
-            </w:pPr>
-            <w:r>
-              <w:t xml:space="preserve">Best quantum model (8 qubits, 851 parameters) solved 3</w:t>
-            </w:r>
-            <m:oMath>
-              <m:r>
-                <m:rPr>
-                  <m:sty m:val="p"/>
-                </m:rPr>
-                <m:t>×</m:t>
-              </m:r>
-            </m:oMath>
-            <w:r>
-              <w:t xml:space="preserve">3 and 4</w:t>
-            </w:r>
-            <m:oMath>
-              <m:r>
-                <m:rPr>
-                  <m:sty m:val="p"/>
-                </m:rPr>
-                <m:t>×</m:t>
-              </m:r>
-            </m:oMath>
-            <w:r>
-              <w:t xml:space="preserve">4 mazes 30/30 but 5</w:t>
-            </w:r>
-            <m:oMath>
-              <m:r>
-                <m:rPr>
-                  <m:sty m:val="p"/>
-                </m:rPr>
-                <m:t>×</m:t>
-              </m:r>
-            </m:oMath>
-            <w:r>
-              <w:t xml:space="preserve">5 only 10/30; classical DDPG (136,451 parameters) solved all 30/30;  200</w:t>
-            </w:r>
-            <m:oMath>
-              <m:r>
-                <m:rPr>
-                  <m:sty m:val="p"/>
-                </m:rPr>
-                <m:t>×</m:t>
-              </m:r>
-            </m:oMath>
-            <w:r>
-              <w:t xml:space="preserve"> </w:t>
-            </w:r>
-            <w:r>
-              <w:t xml:space="preserve">fewer parameters</w:t>
+              <w:t xml:space="preserve">Simulated Turtlebot 2 in 3×3, 4×4 and 5×5 warehouse-like mazes; 4 and 8 qubits; classical DDPG (256×256) baseline</w:t>
+            </w:r>
+          </w:p>
+        </w:tc>
+        <w:tc>
+          <w:tcPr/>
+          <w:p>
+            <w:pPr>
+              <w:pStyle w:val="Compact"/>
+              <w:jc w:val="left"/>
+            </w:pPr>
+            <w:r>
+              <w:t xml:space="preserve">Best quantum model (8 qubits, 851 parameters) solved 3×3 and 4×4 mazes 30/30 but 5×5 only 10/30; classical DDPG (136,451 parameters) solved all 30/30;  200× fewer parameters</w:t>
             </w:r>
           </w:p>
         </w:tc>
@@ -3891,28 +3681,8 @@
             <w:r>
               <w:fldChar w:fldCharType="end"/>
             </w:r>
-            <m:oMath>
-              <m:sSup>
-                <m:e>
-                  <m:r>
-                    <m:t>​</m:t>
-                  </m:r>
-                </m:e>
-                <m:sup>
-                  <m:r>
-                    <m:rPr>
-                      <m:sty m:val="p"/>
-                    </m:rPr>
-                    <m:t>†</m:t>
-                  </m:r>
-                </m:sup>
-              </m:sSup>
-            </m:oMath>
-            <w:r>
-              <w:t xml:space="preserve"> </w:t>
-            </w:r>
-            <w:r>
-              <w:t xml:space="preserve">(L4 (sim.))</w:t>
+            <w:r>
+              <w:t xml:space="preserve">† (L4 (sim.))</w:t>
             </w:r>
           </w:p>
         </w:tc>
@@ -3958,47 +3728,19 @@
               <w:jc w:val="left"/>
             </w:pPr>
             <w:r>
-              <w:t xml:space="preserve">Simulated robotic arm reaching task; classical SAC baselines with matched and 100</w:t>
-            </w:r>
-            <m:oMath>
-              <m:r>
-                <m:rPr>
-                  <m:sty m:val="p"/>
-                </m:rPr>
-                <m:t>×</m:t>
-              </m:r>
-            </m:oMath>
-            <w:r>
-              <w:t xml:space="preserve"> </w:t>
-            </w:r>
-            <w:r>
-              <w:t xml:space="preserve">parameter counts</w:t>
-            </w:r>
-          </w:p>
-        </w:tc>
-        <w:tc>
-          <w:tcPr/>
-          <w:p>
-            <w:pPr>
-              <w:pStyle w:val="Compact"/>
-              <w:jc w:val="left"/>
-            </w:pPr>
-            <w:r>
-              <w:t xml:space="preserve">Fully quantum QSAC ( 2,700 parameters) converged, whereas a classical SAC with  3,000 parameters did not; classical SAC needed  100</w:t>
-            </w:r>
-            <m:oMath>
-              <m:r>
-                <m:rPr>
-                  <m:sty m:val="p"/>
-                </m:rPr>
-                <m:t>×</m:t>
-              </m:r>
-            </m:oMath>
-            <w:r>
-              <w:t xml:space="preserve"> </w:t>
-            </w:r>
-            <w:r>
-              <w:t xml:space="preserve">more parameters ( 274k) to match</w:t>
+              <w:t xml:space="preserve">Simulated robotic arm reaching task; classical SAC baselines with matched and 100× parameter counts</w:t>
+            </w:r>
+          </w:p>
+        </w:tc>
+        <w:tc>
+          <w:tcPr/>
+          <w:p>
+            <w:pPr>
+              <w:pStyle w:val="Compact"/>
+              <w:jc w:val="left"/>
+            </w:pPr>
+            <w:r>
+              <w:t xml:space="preserve">Fully quantum QSAC ( 2,700 parameters) converged, whereas a classical SAC with  3,000 parameters did not; classical SAC needed  100× more parameters ( 274k) to match</w:t>
             </w:r>
           </w:p>
         </w:tc>
@@ -4044,28 +3786,8 @@
             <w:r>
               <w:fldChar w:fldCharType="end"/>
             </w:r>
-            <m:oMath>
-              <m:sSup>
-                <m:e>
-                  <m:r>
-                    <m:t>​</m:t>
-                  </m:r>
-                </m:e>
-                <m:sup>
-                  <m:r>
-                    <m:rPr>
-                      <m:sty m:val="p"/>
-                    </m:rPr>
-                    <m:t>†</m:t>
-                  </m:r>
-                </m:sup>
-              </m:sSup>
-            </m:oMath>
-            <w:r>
-              <w:t xml:space="preserve"> </w:t>
-            </w:r>
-            <w:r>
-              <w:t xml:space="preserve">(L4 (sim.))</w:t>
+            <w:r>
+              <w:t xml:space="preserve">† (L4 (sim.))</w:t>
             </w:r>
           </w:p>
         </w:tc>
@@ -4169,28 +3891,8 @@
             <w:r>
               <w:fldChar w:fldCharType="end"/>
             </w:r>
-            <m:oMath>
-              <m:sSup>
-                <m:e>
-                  <m:r>
-                    <m:t>​</m:t>
-                  </m:r>
-                </m:e>
-                <m:sup>
-                  <m:r>
-                    <m:rPr>
-                      <m:sty m:val="p"/>
-                    </m:rPr>
-                    <m:t>†</m:t>
-                  </m:r>
-                </m:sup>
-              </m:sSup>
-            </m:oMath>
-            <w:r>
-              <w:t xml:space="preserve"> </w:t>
-            </w:r>
-            <w:r>
-              <w:t xml:space="preserve">(L3)</w:t>
+            <w:r>
+              <w:t xml:space="preserve">† (L3)</w:t>
             </w:r>
           </w:p>
         </w:tc>
@@ -4236,40 +3938,7 @@
               <w:jc w:val="left"/>
             </w:pPr>
             <w:r>
-              <w:t xml:space="preserve">20</w:t>
-            </w:r>
-            <m:oMath>
-              <m:r>
-                <m:rPr>
-                  <m:sty m:val="p"/>
-                </m:rPr>
-                <m:t>×</m:t>
-              </m:r>
-            </m:oMath>
-            <w:r>
-              <w:t xml:space="preserve">20, 30</w:t>
-            </w:r>
-            <m:oMath>
-              <m:r>
-                <m:rPr>
-                  <m:sty m:val="p"/>
-                </m:rPr>
-                <m:t>×</m:t>
-              </m:r>
-            </m:oMath>
-            <w:r>
-              <w:t xml:space="preserve">30 and 40</w:t>
-            </w:r>
-            <m:oMath>
-              <m:r>
-                <m:rPr>
-                  <m:sty m:val="p"/>
-                </m:rPr>
-                <m:t>×</m:t>
-              </m:r>
-            </m:oMath>
-            <w:r>
-              <w:t xml:space="preserve">40 grid worlds with static/dynamic obstacles; tabular Q-learning, MLP, SNN and quantum-MLP baselines</w:t>
+              <w:t xml:space="preserve">20×20, 30×30 and 40×40 grid worlds with static/dynamic obstacles; tabular Q-learning, MLP, SNN and quantum-MLP baselines</w:t>
             </w:r>
           </w:p>
         </w:tc>
@@ -4651,28 +4320,8 @@
             <w:r>
               <w:fldChar w:fldCharType="end"/>
             </w:r>
-            <m:oMath>
-              <m:sSup>
-                <m:e>
-                  <m:r>
-                    <m:t>​</m:t>
-                  </m:r>
-                </m:e>
-                <m:sup>
-                  <m:r>
-                    <m:rPr>
-                      <m:sty m:val="p"/>
-                    </m:rPr>
-                    <m:t>†</m:t>
-                  </m:r>
-                </m:sup>
-              </m:sSup>
-            </m:oMath>
-            <w:r>
-              <w:t xml:space="preserve"> </w:t>
-            </w:r>
-            <w:r>
-              <w:t xml:space="preserve">(L5)</w:t>
+            <w:r>
+              <w:t xml:space="preserve">† (L5)</w:t>
             </w:r>
           </w:p>
         </w:tc>
@@ -4776,28 +4425,8 @@
             <w:r>
               <w:fldChar w:fldCharType="end"/>
             </w:r>
-            <m:oMath>
-              <m:sSup>
-                <m:e>
-                  <m:r>
-                    <m:t>​</m:t>
-                  </m:r>
-                </m:e>
-                <m:sup>
-                  <m:r>
-                    <m:rPr>
-                      <m:sty m:val="p"/>
-                    </m:rPr>
-                    <m:t>†</m:t>
-                  </m:r>
-                </m:sup>
-              </m:sSup>
-            </m:oMath>
-            <w:r>
-              <w:t xml:space="preserve"> </w:t>
-            </w:r>
-            <w:r>
-              <w:t xml:space="preserve">(L3)</w:t>
+            <w:r>
+              <w:t xml:space="preserve">† (L3)</w:t>
             </w:r>
           </w:p>
         </w:tc>
@@ -4951,65 +4580,19 @@
               <w:jc w:val="left"/>
             </w:pPr>
             <w:r>
-              <w:t xml:space="preserve">Grid map with fixed obstacles; Qiskit Aer noiseless simulator on a 16 GB laptop (</w:t>
-            </w:r>
-            <m:oMath>
-              <m:r>
-                <m:rPr>
-                  <m:sty m:val="p"/>
-                </m:rPr>
-                <m:t>≈</m:t>
-              </m:r>
-            </m:oMath>
-            <w:r>
-              <w:t xml:space="preserve">27-qubit limit)</w:t>
-            </w:r>
-          </w:p>
-        </w:tc>
-        <w:tc>
-          <w:tcPr/>
-          <w:p>
-            <w:pPr>
-              <w:pStyle w:val="Compact"/>
-              <w:jc w:val="left"/>
-            </w:pPr>
-            <w:r>
-              <w:t xml:space="preserve">Correct plans found with high success probability; quadratic reduction in search queries</w:t>
-            </w:r>
-            <w:r>
-              <w:t xml:space="preserve"> </w:t>
-            </w:r>
-            <m:oMath>
-              <m:r>
-                <m:t>O</m:t>
-              </m:r>
-              <m:d>
-                <m:dPr>
-                  <m:begChr m:val="("/>
-                  <m:endChr m:val=")"/>
-                  <m:sepChr m:val=""/>
-                  <m:grow/>
-                </m:dPr>
-                <m:e>
-                  <m:rad>
-                    <m:radPr>
-                      <m:degHide m:val="on"/>
-                    </m:radPr>
-                    <m:deg/>
-                    <m:e>
-                      <m:r>
-                        <m:t>N</m:t>
-                      </m:r>
-                    </m:e>
-                  </m:rad>
-                </m:e>
-              </m:d>
-            </m:oMath>
-            <w:r>
-              <w:t xml:space="preserve"> </w:t>
-            </w:r>
-            <w:r>
-              <w:t xml:space="preserve">versus exhaustive tree search</w:t>
+              <w:t xml:space="preserve">Grid map with fixed obstacles; Qiskit Aer noiseless simulator on a 16 GB laptop (≈27-qubit limit)</w:t>
+            </w:r>
+          </w:p>
+        </w:tc>
+        <w:tc>
+          <w:tcPr/>
+          <w:p>
+            <w:pPr>
+              <w:pStyle w:val="Compact"/>
+              <w:jc w:val="left"/>
+            </w:pPr>
+            <w:r>
+              <w:t xml:space="preserve">Correct plans found with high success probability; quadratic reduction in search queries O(√N) versus exhaustive tree search</w:t>
             </w:r>
           </w:p>
         </w:tc>
@@ -5333,21 +4916,7 @@
               <w:jc w:val="left"/>
             </w:pPr>
             <w:r>
-              <w:t xml:space="preserve">Quadratic reduction in search complexity; up to 93</w:t>
-            </w:r>
-            <m:oMath>
-              <m:r>
-                <m:rPr>
-                  <m:sty m:val="p"/>
-                </m:rPr>
-                <m:t>×</m:t>
-              </m:r>
-            </m:oMath>
-            <w:r>
-              <w:t xml:space="preserve"> </w:t>
-            </w:r>
-            <w:r>
-              <w:t xml:space="preserve">speed-up over Nelder-Mead as dimensionality grew (simulated)</w:t>
+              <w:t xml:space="preserve">Quadratic reduction in search complexity; up to 93× speed-up over Nelder-Mead as dimensionality grew (simulated)</w:t>
             </w:r>
           </w:p>
         </w:tc>
@@ -5609,28 +5178,8 @@
             <w:r>
               <w:fldChar w:fldCharType="end"/>
             </w:r>
-            <m:oMath>
-              <m:sSup>
-                <m:e>
-                  <m:r>
-                    <m:t>​</m:t>
-                  </m:r>
-                </m:e>
-                <m:sup>
-                  <m:r>
-                    <m:rPr>
-                      <m:sty m:val="p"/>
-                    </m:rPr>
-                    <m:t>†</m:t>
-                  </m:r>
-                </m:sup>
-              </m:sSup>
-            </m:oMath>
-            <w:r>
-              <w:t xml:space="preserve"> </w:t>
-            </w:r>
-            <w:r>
-              <w:t xml:space="preserve">(L3)</w:t>
+            <w:r>
+              <w:t xml:space="preserve">† (L3)</w:t>
             </w:r>
           </w:p>
         </w:tc>
@@ -5842,28 +5391,8 @@
             <w:r>
               <w:fldChar w:fldCharType="end"/>
             </w:r>
-            <m:oMath>
-              <m:sSup>
-                <m:e>
-                  <m:r>
-                    <m:t>​</m:t>
-                  </m:r>
-                </m:e>
-                <m:sup>
-                  <m:r>
-                    <m:rPr>
-                      <m:sty m:val="p"/>
-                    </m:rPr>
-                    <m:t>†</m:t>
-                  </m:r>
-                </m:sup>
-              </m:sSup>
-            </m:oMath>
-            <w:r>
-              <w:t xml:space="preserve"> </w:t>
-            </w:r>
-            <w:r>
-              <w:t xml:space="preserve">(L2)</w:t>
+            <w:r>
+              <w:t xml:space="preserve">† (L2)</w:t>
             </w:r>
           </w:p>
         </w:tc>
@@ -5967,28 +5496,8 @@
             <w:r>
               <w:fldChar w:fldCharType="end"/>
             </w:r>
-            <m:oMath>
-              <m:sSup>
-                <m:e>
-                  <m:r>
-                    <m:t>​</m:t>
-                  </m:r>
-                </m:e>
-                <m:sup>
-                  <m:r>
-                    <m:rPr>
-                      <m:sty m:val="p"/>
-                    </m:rPr>
-                    <m:t>†</m:t>
-                  </m:r>
-                </m:sup>
-              </m:sSup>
-            </m:oMath>
-            <w:r>
-              <w:t xml:space="preserve"> </w:t>
-            </w:r>
-            <w:r>
-              <w:t xml:space="preserve">(L2)</w:t>
+            <w:r>
+              <w:t xml:space="preserve">† (L2)</w:t>
             </w:r>
           </w:p>
         </w:tc>
@@ -6092,28 +5601,8 @@
             <w:r>
               <w:fldChar w:fldCharType="end"/>
             </w:r>
-            <m:oMath>
-              <m:sSup>
-                <m:e>
-                  <m:r>
-                    <m:t>​</m:t>
-                  </m:r>
-                </m:e>
-                <m:sup>
-                  <m:r>
-                    <m:rPr>
-                      <m:sty m:val="p"/>
-                    </m:rPr>
-                    <m:t>†</m:t>
-                  </m:r>
-                </m:sup>
-              </m:sSup>
-            </m:oMath>
-            <w:r>
-              <w:t xml:space="preserve"> </w:t>
-            </w:r>
-            <w:r>
-              <w:t xml:space="preserve">(L2)</w:t>
+            <w:r>
+              <w:t xml:space="preserve">† (L2)</w:t>
             </w:r>
           </w:p>
         </w:tc>
@@ -6159,18 +5648,7 @@
               <w:jc w:val="left"/>
             </w:pPr>
             <w:r>
-              <w:t xml:space="preserve">Grids up to 10</w:t>
-            </w:r>
-            <m:oMath>
-              <m:r>
-                <m:rPr>
-                  <m:sty m:val="p"/>
-                </m:rPr>
-                <m:t>×</m:t>
-              </m:r>
-            </m:oMath>
-            <w:r>
-              <w:t xml:space="preserve">10 with up to four robots; D-Wave simulated annealing and PennyLane-simulated QAOA</w:t>
+              <w:t xml:space="preserve">Grids up to 10×10 with up to four robots; D-Wave simulated annealing and PennyLane-simulated QAOA</w:t>
             </w:r>
           </w:p>
         </w:tc>
@@ -6386,65 +5864,19 @@
               <w:jc w:val="left"/>
             </w:pPr>
             <w:r>
-              <w:t xml:space="preserve">Small 2D grid maps; Qiskit simulation (</w:t>
-            </w:r>
-            <m:oMath>
-              <m:r>
-                <m:rPr>
-                  <m:sty m:val="p"/>
-                </m:rPr>
-                <m:t>≤</m:t>
-              </m:r>
-            </m:oMath>
-            <w:r>
-              <w:t xml:space="preserve">40 qubits) and cloud quantum devices; compared with Monte Carlo localization (MCL)</w:t>
-            </w:r>
-          </w:p>
-        </w:tc>
-        <w:tc>
-          <w:tcPr/>
-          <w:p>
-            <w:pPr>
-              <w:pStyle w:val="Compact"/>
-              <w:jc w:val="left"/>
-            </w:pPr>
-            <w:r>
-              <w:t xml:space="preserve">Correct localization in simulation; theoretical</w:t>
-            </w:r>
-            <w:r>
-              <w:t xml:space="preserve"> </w:t>
-            </w:r>
-            <m:oMath>
-              <m:r>
-                <m:t>O</m:t>
-              </m:r>
-              <m:d>
-                <m:dPr>
-                  <m:begChr m:val="("/>
-                  <m:endChr m:val=")"/>
-                  <m:sepChr m:val=""/>
-                  <m:grow/>
-                </m:dPr>
-                <m:e>
-                  <m:rad>
-                    <m:radPr>
-                      <m:degHide m:val="on"/>
-                    </m:radPr>
-                    <m:deg/>
-                    <m:e>
-                      <m:r>
-                        <m:t>N</m:t>
-                      </m:r>
-                    </m:e>
-                  </m:rad>
-                </m:e>
-              </m:d>
-            </m:oMath>
-            <w:r>
-              <w:t xml:space="preserve"> </w:t>
-            </w:r>
-            <w:r>
-              <w:t xml:space="preserve">vs O(N) query scaling over map cells; accuracy on real devices degraded as map size grew</w:t>
+              <w:t xml:space="preserve">Small 2D grid maps; Qiskit simulation (≤ q40 qubits) and cloud quantum devices; compared with Monte Carlo localization (MCL)</w:t>
+            </w:r>
+          </w:p>
+        </w:tc>
+        <w:tc>
+          <w:tcPr/>
+          <w:p>
+            <w:pPr>
+              <w:pStyle w:val="Compact"/>
+              <w:jc w:val="left"/>
+            </w:pPr>
+            <w:r>
+              <w:t xml:space="preserve">Correct localization in simulation; theoretical O(√N) vs O(N) query scaling over map cells; accuracy on real devices degraded as map size grew</w:t>
             </w:r>
           </w:p>
         </w:tc>
@@ -6660,29 +6092,7 @@
               <w:jc w:val="left"/>
             </w:pPr>
             <w:r>
-              <w:t xml:space="preserve">Acceleration vector at 1 kHz with magnitude accuracy below 10</w:t>
-            </w:r>
-            <w:r>
-              <w:t xml:space="preserve"> </w:t>
-            </w:r>
-            <m:oMath>
-              <m:r>
-                <m:t>μ</m:t>
-              </m:r>
-            </m:oMath>
-            <w:r>
-              <w:t xml:space="preserve">g and 4</w:t>
-            </w:r>
-            <w:r>
-              <w:t xml:space="preserve"> </w:t>
-            </w:r>
-            <m:oMath>
-              <m:r>
-                <m:t>μ</m:t>
-              </m:r>
-            </m:oMath>
-            <w:r>
-              <w:t xml:space="preserve">rad pointing accuracy; 50-fold stability gain over classical accelerometers</w:t>
+              <w:t xml:space="preserve">Acceleration vector at 1 kHz with magnitude accuracy below 10 µg and 4 µrad pointing accuracy; 50-fold stability gain over classical accelerometers</w:t>
             </w:r>
           </w:p>
         </w:tc>
@@ -6728,28 +6138,8 @@
             <w:r>
               <w:fldChar w:fldCharType="end"/>
             </w:r>
-            <m:oMath>
-              <m:sSup>
-                <m:e>
-                  <m:r>
-                    <m:t>​</m:t>
-                  </m:r>
-                </m:e>
-                <m:sup>
-                  <m:r>
-                    <m:rPr>
-                      <m:sty m:val="p"/>
-                    </m:rPr>
-                    <m:t>†</m:t>
-                  </m:r>
-                </m:sup>
-              </m:sSup>
-            </m:oMath>
-            <w:r>
-              <w:t xml:space="preserve"> </w:t>
-            </w:r>
-            <w:r>
-              <w:t xml:space="preserve">(L2)</w:t>
+            <w:r>
+              <w:t xml:space="preserve">† (L2)</w:t>
             </w:r>
           </w:p>
         </w:tc>
@@ -6961,28 +6351,8 @@
             <w:r>
               <w:fldChar w:fldCharType="end"/>
             </w:r>
-            <m:oMath>
-              <m:sSup>
-                <m:e>
-                  <m:r>
-                    <m:t>​</m:t>
-                  </m:r>
-                </m:e>
-                <m:sup>
-                  <m:r>
-                    <m:rPr>
-                      <m:sty m:val="p"/>
-                    </m:rPr>
-                    <m:t>†</m:t>
-                  </m:r>
-                </m:sup>
-              </m:sSup>
-            </m:oMath>
-            <w:r>
-              <w:t xml:space="preserve"> </w:t>
-            </w:r>
-            <w:r>
-              <w:t xml:space="preserve">(L6)</w:t>
+            <w:r>
+              <w:t xml:space="preserve">† (L6)</w:t>
             </w:r>
           </w:p>
         </w:tc>
@@ -7040,63 +6410,7 @@
               <w:jc w:val="left"/>
             </w:pPr>
             <w:r>
-              <w:t xml:space="preserve">Up to  46</w:t>
-            </w:r>
-            <m:oMath>
-              <m:r>
-                <m:rPr>
-                  <m:sty m:val="p"/>
-                </m:rPr>
-                <m:t>×</m:t>
-              </m:r>
-            </m:oMath>
-            <w:r>
-              <w:t xml:space="preserve"> </w:t>
-            </w:r>
-            <w:r>
-              <w:t xml:space="preserve">lower positioning error than a velocity-aided strategic-grade INS (best final error 22 m, 0.006% of distance);</w:t>
-            </w:r>
-            <w:r>
-              <w:t xml:space="preserve"> </w:t>
-            </w:r>
-            <m:oMath>
-              <m:r>
-                <m:rPr>
-                  <m:sty m:val="p"/>
-                </m:rPr>
-                <m:t>≥</m:t>
-              </m:r>
-            </m:oMath>
-            <w:r>
-              <w:t xml:space="preserve">11</w:t>
-            </w:r>
-            <m:oMath>
-              <m:r>
-                <m:rPr>
-                  <m:sty m:val="p"/>
-                </m:rPr>
-                <m:t>×</m:t>
-              </m:r>
-            </m:oMath>
-            <w:r>
-              <w:t xml:space="preserve"> </w:t>
-            </w:r>
-            <w:r>
-              <w:t xml:space="preserve">better across airborne trials;  7</w:t>
-            </w:r>
-            <m:oMath>
-              <m:r>
-                <m:rPr>
-                  <m:sty m:val="p"/>
-                </m:rPr>
-                <m:t>×</m:t>
-              </m:r>
-            </m:oMath>
-            <w:r>
-              <w:t xml:space="preserve"> </w:t>
-            </w:r>
-            <w:r>
-              <w:t xml:space="preserve">better in the ground vehicle</w:t>
+              <w:t xml:space="preserve">Up to  46× lower positioning error than a velocity-aided strategic-grade INS (best final error 22 m, 0.006% of distance); ≥q11× better across airborne trials;  7× better in the ground vehicle</w:t>
             </w:r>
           </w:p>
         </w:tc>
@@ -7142,28 +6456,8 @@
             <w:r>
               <w:fldChar w:fldCharType="end"/>
             </w:r>
-            <m:oMath>
-              <m:sSup>
-                <m:e>
-                  <m:r>
-                    <m:t>​</m:t>
-                  </m:r>
-                </m:e>
-                <m:sup>
-                  <m:r>
-                    <m:rPr>
-                      <m:sty m:val="p"/>
-                    </m:rPr>
-                    <m:t>†</m:t>
-                  </m:r>
-                </m:sup>
-              </m:sSup>
-            </m:oMath>
-            <w:r>
-              <w:t xml:space="preserve"> </w:t>
-            </w:r>
-            <w:r>
-              <w:t xml:space="preserve">(L5 (lab))</w:t>
+            <w:r>
+              <w:t xml:space="preserve">† (L5 (lab))</w:t>
             </w:r>
           </w:p>
         </w:tc>
@@ -7317,18 +6611,7 @@
               <w:jc w:val="left"/>
             </w:pPr>
             <w:r>
-              <w:t xml:space="preserve">Drone (</w:t>
-            </w:r>
-            <m:oMath>
-              <m:r>
-                <m:rPr>
-                  <m:sty m:val="p"/>
-                </m:rPr>
-                <m:t>≤</m:t>
-              </m:r>
-            </m:oMath>
-            <w:r>
-              <w:t xml:space="preserve">30 kg take-off weight) to ground over 200 m</w:t>
+              <w:t xml:space="preserve">Drone (≤ q30 kg take-off weight) to ground over 200 m</w:t>
             </w:r>
           </w:p>
         </w:tc>
@@ -7448,36 +6731,7 @@
               <w:jc w:val="left"/>
             </w:pPr>
             <w:r>
-              <w:t xml:space="preserve">Entanglement distribution at 1 km with CHSH</w:t>
-            </w:r>
-            <w:r>
-              <w:t xml:space="preserve"> </w:t>
-            </w:r>
-            <m:oMath>
-              <m:r>
-                <m:t>S</m:t>
-              </m:r>
-              <m:r>
-                <m:rPr>
-                  <m:sty m:val="p"/>
-                </m:rPr>
-                <m:t>=</m:t>
-              </m:r>
-              <m:r>
-                <m:t>2.59</m:t>
-              </m:r>
-              <m:r>
-                <m:rPr>
-                  <m:sty m:val="p"/>
-                </m:rPr>
-                <m:t>±</m:t>
-              </m:r>
-              <m:r>
-                <m:t>0.11</m:t>
-              </m:r>
-            </m:oMath>
-            <w:r>
-              <w:t xml:space="preserve">, above the classical bound</w:t>
+              <w:t xml:space="preserve">Entanglement distribution at 1 km with CHSH S = 2.59 ± 0.11, above the classical bound</w:t>
             </w:r>
           </w:p>
         </w:tc>
@@ -7523,28 +6777,8 @@
             <w:r>
               <w:fldChar w:fldCharType="end"/>
             </w:r>
-            <m:oMath>
-              <m:sSup>
-                <m:e>
-                  <m:r>
-                    <m:t>​</m:t>
-                  </m:r>
-                </m:e>
-                <m:sup>
-                  <m:r>
-                    <m:rPr>
-                      <m:sty m:val="p"/>
-                    </m:rPr>
-                    <m:t>†</m:t>
-                  </m:r>
-                </m:sup>
-              </m:sSup>
-            </m:oMath>
-            <w:r>
-              <w:t xml:space="preserve"> </w:t>
-            </w:r>
-            <w:r>
-              <w:t xml:space="preserve">(L5)</w:t>
+            <w:r>
+              <w:t xml:space="preserve">† (L5)</w:t>
             </w:r>
           </w:p>
         </w:tc>
@@ -8034,21 +7268,7 @@
               <w:jc w:val="left"/>
             </w:pPr>
             <w:r>
-              <w:t xml:space="preserve">About 2</w:t>
-            </w:r>
-            <m:oMath>
-              <m:r>
-                <m:rPr>
-                  <m:sty m:val="p"/>
-                </m:rPr>
-                <m:t>×</m:t>
-              </m:r>
-            </m:oMath>
-            <w:r>
-              <w:t xml:space="preserve"> </w:t>
-            </w:r>
-            <w:r>
-              <w:t xml:space="preserve">faster convergence to 80% task success and  15% higher cumulative reward than the classical agent</w:t>
+              <w:t xml:space="preserve">About 2× faster convergence to 80% task success and  15% higher cumulative reward than the classical agent</w:t>
             </w:r>
           </w:p>
         </w:tc>
@@ -8310,28 +7530,8 @@
             <w:r>
               <w:fldChar w:fldCharType="end"/>
             </w:r>
-            <m:oMath>
-              <m:sSup>
-                <m:e>
-                  <m:r>
-                    <m:t>​</m:t>
-                  </m:r>
-                </m:e>
-                <m:sup>
-                  <m:r>
-                    <m:rPr>
-                      <m:sty m:val="p"/>
-                    </m:rPr>
-                    <m:t>†</m:t>
-                  </m:r>
-                </m:sup>
-              </m:sSup>
-            </m:oMath>
-            <w:r>
-              <w:t xml:space="preserve"> </w:t>
-            </w:r>
-            <w:r>
-              <w:t xml:space="preserve">(L2)</w:t>
+            <w:r>
+              <w:t xml:space="preserve">† (L2)</w:t>
             </w:r>
           </w:p>
         </w:tc>
@@ -8485,24 +7685,7 @@
               <w:jc w:val="left"/>
             </w:pPr>
             <w:r>
-              <w:t xml:space="preserve">Bailey’s FastSLAM simulator (90 m</w:t>
-            </w:r>
-            <w:r>
-              <w:t xml:space="preserve"> </w:t>
-            </w:r>
-            <m:oMath>
-              <m:r>
-                <m:rPr>
-                  <m:sty m:val="p"/>
-                </m:rPr>
-                <m:t>×</m:t>
-              </m:r>
-            </m:oMath>
-            <w:r>
-              <w:t xml:space="preserve"> </w:t>
-            </w:r>
-            <w:r>
-              <w:t xml:space="preserve">70 m, 18 landmarks, 20 Monte Carlo runs); Victoria Park outdoor data set</w:t>
+              <w:t xml:space="preserve">Bailey’s FastSLAM simulator (90 m × 70 m, 18 landmarks, 20 Monte Carlo runs); Victoria Park outdoor data set</w:t>
             </w:r>
           </w:p>
         </w:tc>
@@ -19025,81 +18208,7 @@
         <w:fldChar w:fldCharType="end"/>
       </w:r>
       <w:r>
-        <w:t xml:space="preserve">, and the diffusion step amplifies the marked states; about</w:t>
-      </w:r>
-      <w:r>
-        <w:t xml:space="preserve"> </w:t>
-      </w:r>
-      <m:oMath>
-        <m:f>
-          <m:fPr>
-            <m:type m:val="bar"/>
-          </m:fPr>
-          <m:num>
-            <m:r>
-              <m:t>π</m:t>
-            </m:r>
-          </m:num>
-          <m:den>
-            <m:r>
-              <m:t>4</m:t>
-            </m:r>
-          </m:den>
-        </m:f>
-        <m:rad>
-          <m:radPr>
-            <m:degHide m:val="on"/>
-          </m:radPr>
-          <m:deg/>
-          <m:e>
-            <m:r>
-              <m:t>N</m:t>
-            </m:r>
-            <m:r>
-              <m:rPr>
-                <m:sty m:val="p"/>
-              </m:rPr>
-              <m:t>/</m:t>
-            </m:r>
-            <m:r>
-              <m:t>S</m:t>
-            </m:r>
-          </m:e>
-        </m:rad>
-      </m:oMath>
-      <w:r>
-        <w:t xml:space="preserve"> </w:t>
-      </w:r>
-      <w:r>
-        <w:t xml:space="preserve">repetitions are needed for</w:t>
-      </w:r>
-      <w:r>
-        <w:t xml:space="preserve"> </w:t>
-      </w:r>
-      <m:oMath>
-        <m:r>
-          <m:t>N</m:t>
-        </m:r>
-      </m:oMath>
-      <w:r>
-        <w:t xml:space="preserve"> </w:t>
-      </w:r>
-      <w:r>
-        <w:t xml:space="preserve">candidates and</w:t>
-      </w:r>
-      <w:r>
-        <w:t xml:space="preserve"> </w:t>
-      </w:r>
-      <m:oMath>
-        <m:r>
-          <m:t>S</m:t>
-        </m:r>
-      </m:oMath>
-      <w:r>
-        <w:t xml:space="preserve"> </w:t>
-      </w:r>
-      <w:r>
-        <w:t xml:space="preserve">solutions. Redrawn from the circuit descriptions in those studies.</w:t>
+        <w:t xml:space="preserve">, and the diffusion step amplifies the marked states; about (π/4)√N/S repetitions are needed for N candidates and S solutions. Redrawn from the circuit descriptions in those studies.</w:t>
       </w:r>
     </w:p>
     <w:p>
@@ -19164,21 +18273,7 @@
         <w:t xml:space="preserve"> </w:t>
       </w:r>
       <w:r>
-        <w:t xml:space="preserve">The variational policy template common to the quantum reinforcement-learning studies: the robot state is encoded by data re-uploading, trainable layers are repeated</w:t>
-      </w:r>
-      <w:r>
-        <w:t xml:space="preserve"> </w:t>
-      </w:r>
-      <m:oMath>
-        <m:r>
-          <m:t>L</m:t>
-        </m:r>
-      </m:oMath>
-      <w:r>
-        <w:t xml:space="preserve"> </w:t>
-      </w:r>
-      <w:r>
-        <w:t xml:space="preserve">times, measured expectation values are scaled into actions or values, and a classical optimizer updates the parameters. Adapted from the architectures of Hohenfeld et al.</w:t>
+        <w:t xml:space="preserve">The variational policy template common to the quantum reinforcement-learning studies: the robot state is encoded by data re-uploading, trainable layers are repeated L times, measured expectation values are scaled into actions or values, and a classical optimizer updates the parameters. Adapted from the architectures of Hohenfeld et al.</w:t>
       </w:r>
       <w:r>
         <w:t xml:space="preserve"> </w:t>
@@ -19390,114 +18485,7 @@
         <w:t xml:space="preserve"> </w:t>
       </w:r>
       <w:r>
-        <w:t xml:space="preserve">Why the order of questions matters in quantum probability. A belief state</w:t>
-      </w:r>
-      <w:r>
-        <w:t xml:space="preserve"> </w:t>
-      </w:r>
-      <m:oMath>
-        <m:r>
-          <m:t>ψ</m:t>
-        </m:r>
-      </m:oMath>
-      <w:r>
-        <w:t xml:space="preserve"> </w:t>
-      </w:r>
-      <w:r>
-        <w:t xml:space="preserve">is projected first onto one answer subspace and then onto the other; because the projectors do not commute, the probability of answering yes to both depends on the order. The angles (</w:t>
-      </w:r>
-      <m:oMath>
-        <m:r>
-          <m:t>ψ</m:t>
-        </m:r>
-        <m:r>
-          <m:rPr>
-            <m:sty m:val="p"/>
-          </m:rPr>
-          <m:t>=</m:t>
-        </m:r>
-        <m:sSup>
-          <m:e>
-            <m:r>
-              <m:t>20</m:t>
-            </m:r>
-          </m:e>
-          <m:sup>
-            <m:r>
-              <m:rPr>
-                <m:sty m:val="p"/>
-              </m:rPr>
-              <m:t>∘</m:t>
-            </m:r>
-          </m:sup>
-        </m:sSup>
-      </m:oMath>
-      <w:r>
-        <w:t xml:space="preserve">,</w:t>
-      </w:r>
-      <w:r>
-        <w:t xml:space="preserve"> </w:t>
-      </w:r>
-      <m:oMath>
-        <m:r>
-          <m:t>A</m:t>
-        </m:r>
-        <m:r>
-          <m:rPr>
-            <m:sty m:val="p"/>
-          </m:rPr>
-          <m:t>=</m:t>
-        </m:r>
-        <m:sSup>
-          <m:e>
-            <m:r>
-              <m:t>0</m:t>
-            </m:r>
-          </m:e>
-          <m:sup>
-            <m:r>
-              <m:rPr>
-                <m:sty m:val="p"/>
-              </m:rPr>
-              <m:t>∘</m:t>
-            </m:r>
-          </m:sup>
-        </m:sSup>
-      </m:oMath>
-      <w:r>
-        <w:t xml:space="preserve">,</w:t>
-      </w:r>
-      <w:r>
-        <w:t xml:space="preserve"> </w:t>
-      </w:r>
-      <m:oMath>
-        <m:r>
-          <m:t>B</m:t>
-        </m:r>
-        <m:r>
-          <m:rPr>
-            <m:sty m:val="p"/>
-          </m:rPr>
-          <m:t>=</m:t>
-        </m:r>
-        <m:sSup>
-          <m:e>
-            <m:r>
-              <m:t>55</m:t>
-            </m:r>
-          </m:e>
-          <m:sup>
-            <m:r>
-              <m:rPr>
-                <m:sty m:val="p"/>
-              </m:rPr>
-              <m:t>∘</m:t>
-            </m:r>
-          </m:sup>
-        </m:sSup>
-      </m:oMath>
-      <w:r>
-        <w:t xml:space="preserve">) are illustrative. Adapted from the geometric account of Busemeyer and Bruza</w:t>
+        <w:t xml:space="preserve">Why the order of questions matters in quantum probability. A belief state ψ is projected first onto one answer subspace and then onto the other; because the projectors do not commute, the probability of answering yes to both depends on the order. The angles (ψ = 20°, A = 0°, B = 55°) are illustrative. Adapted from the geometric account of Busemeyer and Bruza</w:t>
       </w:r>
       <w:r>
         <w:t xml:space="preserve"> </w:t>
